--- a/data/outputs/v2/Biology/SS2.1_Plant_Nutrition/Biology_Plant_Nutrition_CBE_LessonSequence.docx
+++ b/data/outputs/v2/Biology/SS2.1_Plant_Nutrition/Biology_Plant_Nutrition_CBE_LessonSequence.docx
@@ -3440,40 +3440,24 @@
             <w:pPr>
               <w:spacing w:after="20" w:before="0"/>
             </w:pPr>
-            <w:hyperlink w:history="1" r:id="rIdpqe-7rz9kngbechjf2y1j">
-              <w:r>
-                <w:rPr>
-                  <w:rFonts w:ascii="Arial" w:cs="Arial" w:eastAsia="Arial" w:hAnsi="Arial"/>
-                  <w:color w:val="2E75B6"/>
-                  <w:sz w:val="16"/>
-                  <w:szCs w:val="16"/>
-                  <w:u w:val="single" w:color="2E75B6"/>
-                </w:rPr>
-                <w:t xml:space="preserve">Human Nutrition - Example 1</w:t>
-              </w:r>
-            </w:hyperlink>
+            <w:r>
+              <w:rPr>
+                <w:rFonts w:ascii="Arial" w:cs="Arial" w:eastAsia="Arial" w:hAnsi="Arial"/>
+                <w:i/>
+                <w:iCs/>
+                <w:color w:val="595959"/>
+                <w:sz w:val="16"/>
+                <w:szCs w:val="16"/>
+              </w:rPr>
+              <w:t xml:space="preserve">No closely matching video in the ARES library for this activity.</w:t>
+            </w:r>
           </w:p>
           <w:p>
             <w:pPr>
               <w:spacing w:after="10" w:before="0"/>
               <w:ind w:left="120"/>
             </w:pPr>
-            <w:r>
-              <w:rPr>
-                <w:rFonts w:ascii="Arial" w:cs="Arial" w:eastAsia="Arial" w:hAnsi="Arial"/>
-                <w:color w:val="595959"/>
-                <w:sz w:val="14"/>
-                <w:szCs w:val="14"/>
-              </w:rPr>
-              <w:t xml:space="preserve">Source: CK-12</w:t>
-            </w:r>
-          </w:p>
-          <w:p>
-            <w:pPr>
-              <w:spacing w:after="10" w:before="0"/>
-              <w:ind w:left="120"/>
-            </w:pPr>
-            <w:hyperlink w:history="1" r:id="rId9aqy6vzluewf70o5cygca">
+            <w:hyperlink w:history="1" r:id="rId73vmahtlf2yih6042bclc">
               <w:r>
                 <w:rPr>
                   <w:rFonts w:ascii="Arial" w:cs="Arial" w:eastAsia="Arial" w:hAnsi="Arial"/>
@@ -3482,9 +3466,24 @@
                   <w:szCs w:val="14"/>
                   <w:u w:val="single" w:color="595959"/>
                 </w:rPr>
-                <w:t xml:space="preserve">🔍 Search ARES for similar videos</w:t>
+                <w:t xml:space="preserve">🔍 Search ARES for videos</w:t>
               </w:r>
             </w:hyperlink>
+          </w:p>
+          <w:p>
+            <w:pPr>
+              <w:spacing w:after="10" w:before="0"/>
+              <w:ind w:left="120"/>
+            </w:pPr>
+            <w:r>
+              <w:rPr>
+                <w:rFonts w:ascii="Arial" w:cs="Arial" w:eastAsia="Arial" w:hAnsi="Arial"/>
+                <w:color w:val="595959"/>
+                <w:sz w:val="14"/>
+                <w:szCs w:val="14"/>
+              </w:rPr>
+              <w:t xml:space="preserve">Search terms: plant nutrition autotrophic heterotrophic</w:t>
+            </w:r>
           </w:p>
           <w:p>
             <w:pPr>
@@ -3511,47 +3510,31 @@
                 <w:sz w:val="16"/>
                 <w:szCs w:val="16"/>
               </w:rPr>
-              <w:t xml:space="preserve">📖 HTML:</w:t>
+              <w:t xml:space="preserve">📖 READING:</w:t>
             </w:r>
           </w:p>
           <w:p>
             <w:pPr>
               <w:spacing w:after="20" w:before="0"/>
             </w:pPr>
-            <w:hyperlink w:history="1" r:id="rIdwobriltzq9bk5ebm2nbjh">
-              <w:r>
-                <w:rPr>
-                  <w:rFonts w:ascii="Arial" w:cs="Arial" w:eastAsia="Arial" w:hAnsi="Arial"/>
-                  <w:color w:val="2E75B6"/>
-                  <w:sz w:val="16"/>
-                  <w:szCs w:val="16"/>
-                  <w:u w:val="single" w:color="2E75B6"/>
-                </w:rPr>
-                <w:t xml:space="preserve">Protists Nutrition (Flexbook)</w:t>
-              </w:r>
-            </w:hyperlink>
+            <w:r>
+              <w:rPr>
+                <w:rFonts w:ascii="Arial" w:cs="Arial" w:eastAsia="Arial" w:hAnsi="Arial"/>
+                <w:i/>
+                <w:iCs/>
+                <w:color w:val="595959"/>
+                <w:sz w:val="16"/>
+                <w:szCs w:val="16"/>
+              </w:rPr>
+              <w:t xml:space="preserve">No closely matching reading in the ARES library for this activity.</w:t>
+            </w:r>
           </w:p>
           <w:p>
             <w:pPr>
               <w:spacing w:after="10" w:before="0"/>
               <w:ind w:left="120"/>
             </w:pPr>
-            <w:r>
-              <w:rPr>
-                <w:rFonts w:ascii="Arial" w:cs="Arial" w:eastAsia="Arial" w:hAnsi="Arial"/>
-                <w:color w:val="595959"/>
-                <w:sz w:val="14"/>
-                <w:szCs w:val="14"/>
-              </w:rPr>
-              <w:t xml:space="preserve">Source: CK-12</w:t>
-            </w:r>
-          </w:p>
-          <w:p>
-            <w:pPr>
-              <w:spacing w:after="10" w:before="0"/>
-              <w:ind w:left="120"/>
-            </w:pPr>
-            <w:hyperlink w:history="1" r:id="rIdztb9i0o7a3hg8f-anffhx">
+            <w:hyperlink w:history="1" r:id="rIdgp1lj44oi2rsjgmdxqxda">
               <w:r>
                 <w:rPr>
                   <w:rFonts w:ascii="Arial" w:cs="Arial" w:eastAsia="Arial" w:hAnsi="Arial"/>
@@ -3560,9 +3543,24 @@
                   <w:szCs w:val="14"/>
                   <w:u w:val="single" w:color="595959"/>
                 </w:rPr>
-                <w:t xml:space="preserve">🔍 Search ARES for similar readings</w:t>
+                <w:t xml:space="preserve">🔍 Search ARES for readings</w:t>
               </w:r>
             </w:hyperlink>
+          </w:p>
+          <w:p>
+            <w:pPr>
+              <w:spacing w:after="10" w:before="0"/>
+              <w:ind w:left="120"/>
+            </w:pPr>
+            <w:r>
+              <w:rPr>
+                <w:rFonts w:ascii="Arial" w:cs="Arial" w:eastAsia="Arial" w:hAnsi="Arial"/>
+                <w:color w:val="595959"/>
+                <w:sz w:val="14"/>
+                <w:szCs w:val="14"/>
+              </w:rPr>
+              <w:t xml:space="preserve">Search terms: plant nutrition autotrophic heterotrophic</w:t>
+            </w:r>
           </w:p>
         </w:tc>
         <w:tc>
@@ -3746,40 +3744,24 @@
             <w:pPr>
               <w:spacing w:after="20" w:before="0"/>
             </w:pPr>
-            <w:hyperlink w:history="1" r:id="rIdqynemefbeu98xff90r9eu">
-              <w:r>
-                <w:rPr>
-                  <w:rFonts w:ascii="Arial" w:cs="Arial" w:eastAsia="Arial" w:hAnsi="Arial"/>
-                  <w:color w:val="2E75B6"/>
-                  <w:sz w:val="16"/>
-                  <w:szCs w:val="16"/>
-                  <w:u w:val="single" w:color="2E75B6"/>
-                </w:rPr>
-                <w:t xml:space="preserve">Human Nutrition - Example 1</w:t>
-              </w:r>
-            </w:hyperlink>
+            <w:r>
+              <w:rPr>
+                <w:rFonts w:ascii="Arial" w:cs="Arial" w:eastAsia="Arial" w:hAnsi="Arial"/>
+                <w:i/>
+                <w:iCs/>
+                <w:color w:val="595959"/>
+                <w:sz w:val="16"/>
+                <w:szCs w:val="16"/>
+              </w:rPr>
+              <w:t xml:space="preserve">No closely matching video in the ARES library for this activity.</w:t>
+            </w:r>
           </w:p>
           <w:p>
             <w:pPr>
               <w:spacing w:after="10" w:before="0"/>
               <w:ind w:left="120"/>
             </w:pPr>
-            <w:r>
-              <w:rPr>
-                <w:rFonts w:ascii="Arial" w:cs="Arial" w:eastAsia="Arial" w:hAnsi="Arial"/>
-                <w:color w:val="595959"/>
-                <w:sz w:val="14"/>
-                <w:szCs w:val="14"/>
-              </w:rPr>
-              <w:t xml:space="preserve">Source: CK-12</w:t>
-            </w:r>
-          </w:p>
-          <w:p>
-            <w:pPr>
-              <w:spacing w:after="10" w:before="0"/>
-              <w:ind w:left="120"/>
-            </w:pPr>
-            <w:hyperlink w:history="1" r:id="rIdq-701x22grtjk6lubecok">
+            <w:hyperlink w:history="1" r:id="rIdxagqvk6hy0o1ljjzqgrly">
               <w:r>
                 <w:rPr>
                   <w:rFonts w:ascii="Arial" w:cs="Arial" w:eastAsia="Arial" w:hAnsi="Arial"/>
@@ -3788,9 +3770,24 @@
                   <w:szCs w:val="14"/>
                   <w:u w:val="single" w:color="595959"/>
                 </w:rPr>
-                <w:t xml:space="preserve">🔍 Search ARES for similar videos</w:t>
+                <w:t xml:space="preserve">🔍 Search ARES for videos</w:t>
               </w:r>
             </w:hyperlink>
+          </w:p>
+          <w:p>
+            <w:pPr>
+              <w:spacing w:after="10" w:before="0"/>
+              <w:ind w:left="120"/>
+            </w:pPr>
+            <w:r>
+              <w:rPr>
+                <w:rFonts w:ascii="Arial" w:cs="Arial" w:eastAsia="Arial" w:hAnsi="Arial"/>
+                <w:color w:val="595959"/>
+                <w:sz w:val="14"/>
+                <w:szCs w:val="14"/>
+              </w:rPr>
+              <w:t xml:space="preserve">Search terms: plant nutrition autotrophic heterotrophic</w:t>
+            </w:r>
           </w:p>
           <w:p>
             <w:pPr>
@@ -3817,47 +3814,31 @@
                 <w:sz w:val="16"/>
                 <w:szCs w:val="16"/>
               </w:rPr>
-              <w:t xml:space="preserve">📖 HTML:</w:t>
+              <w:t xml:space="preserve">📖 READING:</w:t>
             </w:r>
           </w:p>
           <w:p>
             <w:pPr>
               <w:spacing w:after="20" w:before="0"/>
             </w:pPr>
-            <w:hyperlink w:history="1" r:id="rIdwus61lobgg7ap-y9nehpj">
-              <w:r>
-                <w:rPr>
-                  <w:rFonts w:ascii="Arial" w:cs="Arial" w:eastAsia="Arial" w:hAnsi="Arial"/>
-                  <w:color w:val="2E75B6"/>
-                  <w:sz w:val="16"/>
-                  <w:szCs w:val="16"/>
-                  <w:u w:val="single" w:color="2E75B6"/>
-                </w:rPr>
-                <w:t xml:space="preserve">Protists Nutrition (Flexbook)</w:t>
-              </w:r>
-            </w:hyperlink>
+            <w:r>
+              <w:rPr>
+                <w:rFonts w:ascii="Arial" w:cs="Arial" w:eastAsia="Arial" w:hAnsi="Arial"/>
+                <w:i/>
+                <w:iCs/>
+                <w:color w:val="595959"/>
+                <w:sz w:val="16"/>
+                <w:szCs w:val="16"/>
+              </w:rPr>
+              <w:t xml:space="preserve">No closely matching reading in the ARES library for this activity.</w:t>
+            </w:r>
           </w:p>
           <w:p>
             <w:pPr>
               <w:spacing w:after="10" w:before="0"/>
               <w:ind w:left="120"/>
             </w:pPr>
-            <w:r>
-              <w:rPr>
-                <w:rFonts w:ascii="Arial" w:cs="Arial" w:eastAsia="Arial" w:hAnsi="Arial"/>
-                <w:color w:val="595959"/>
-                <w:sz w:val="14"/>
-                <w:szCs w:val="14"/>
-              </w:rPr>
-              <w:t xml:space="preserve">Source: CK-12</w:t>
-            </w:r>
-          </w:p>
-          <w:p>
-            <w:pPr>
-              <w:spacing w:after="10" w:before="0"/>
-              <w:ind w:left="120"/>
-            </w:pPr>
-            <w:hyperlink w:history="1" r:id="rIdaeqd_gqybmsus_1h1wiee">
+            <w:hyperlink w:history="1" r:id="rIdy5wc7pfjqxd5rcja--jia">
               <w:r>
                 <w:rPr>
                   <w:rFonts w:ascii="Arial" w:cs="Arial" w:eastAsia="Arial" w:hAnsi="Arial"/>
@@ -3866,9 +3847,24 @@
                   <w:szCs w:val="14"/>
                   <w:u w:val="single" w:color="595959"/>
                 </w:rPr>
-                <w:t xml:space="preserve">🔍 Search ARES for similar readings</w:t>
+                <w:t xml:space="preserve">🔍 Search ARES for readings</w:t>
               </w:r>
             </w:hyperlink>
+          </w:p>
+          <w:p>
+            <w:pPr>
+              <w:spacing w:after="10" w:before="0"/>
+              <w:ind w:left="120"/>
+            </w:pPr>
+            <w:r>
+              <w:rPr>
+                <w:rFonts w:ascii="Arial" w:cs="Arial" w:eastAsia="Arial" w:hAnsi="Arial"/>
+                <w:color w:val="595959"/>
+                <w:sz w:val="14"/>
+                <w:szCs w:val="14"/>
+              </w:rPr>
+              <w:t xml:space="preserve">Search terms: plant nutrition autotrophic heterotrophic</w:t>
+            </w:r>
           </w:p>
         </w:tc>
         <w:tc>
@@ -4052,40 +4048,24 @@
             <w:pPr>
               <w:spacing w:after="20" w:before="0"/>
             </w:pPr>
-            <w:hyperlink w:history="1" r:id="rId00vv16-haqritsai9suz6">
-              <w:r>
-                <w:rPr>
-                  <w:rFonts w:ascii="Arial" w:cs="Arial" w:eastAsia="Arial" w:hAnsi="Arial"/>
-                  <w:color w:val="2E75B6"/>
-                  <w:sz w:val="16"/>
-                  <w:szCs w:val="16"/>
-                  <w:u w:val="single" w:color="2E75B6"/>
-                </w:rPr>
-                <w:t xml:space="preserve">Human Nutrition - Example 1</w:t>
-              </w:r>
-            </w:hyperlink>
+            <w:r>
+              <w:rPr>
+                <w:rFonts w:ascii="Arial" w:cs="Arial" w:eastAsia="Arial" w:hAnsi="Arial"/>
+                <w:i/>
+                <w:iCs/>
+                <w:color w:val="595959"/>
+                <w:sz w:val="16"/>
+                <w:szCs w:val="16"/>
+              </w:rPr>
+              <w:t xml:space="preserve">No closely matching video in the ARES library for this activity.</w:t>
+            </w:r>
           </w:p>
           <w:p>
             <w:pPr>
               <w:spacing w:after="10" w:before="0"/>
               <w:ind w:left="120"/>
             </w:pPr>
-            <w:r>
-              <w:rPr>
-                <w:rFonts w:ascii="Arial" w:cs="Arial" w:eastAsia="Arial" w:hAnsi="Arial"/>
-                <w:color w:val="595959"/>
-                <w:sz w:val="14"/>
-                <w:szCs w:val="14"/>
-              </w:rPr>
-              <w:t xml:space="preserve">Source: CK-12</w:t>
-            </w:r>
-          </w:p>
-          <w:p>
-            <w:pPr>
-              <w:spacing w:after="10" w:before="0"/>
-              <w:ind w:left="120"/>
-            </w:pPr>
-            <w:hyperlink w:history="1" r:id="rIdxepjzgrqfbnzeq6ukm3k7">
+            <w:hyperlink w:history="1" r:id="rIdyzi_y-q3lmq84xksg2rks">
               <w:r>
                 <w:rPr>
                   <w:rFonts w:ascii="Arial" w:cs="Arial" w:eastAsia="Arial" w:hAnsi="Arial"/>
@@ -4094,9 +4074,24 @@
                   <w:szCs w:val="14"/>
                   <w:u w:val="single" w:color="595959"/>
                 </w:rPr>
-                <w:t xml:space="preserve">🔍 Search ARES for similar videos</w:t>
+                <w:t xml:space="preserve">🔍 Search ARES for videos</w:t>
               </w:r>
             </w:hyperlink>
+          </w:p>
+          <w:p>
+            <w:pPr>
+              <w:spacing w:after="10" w:before="0"/>
+              <w:ind w:left="120"/>
+            </w:pPr>
+            <w:r>
+              <w:rPr>
+                <w:rFonts w:ascii="Arial" w:cs="Arial" w:eastAsia="Arial" w:hAnsi="Arial"/>
+                <w:color w:val="595959"/>
+                <w:sz w:val="14"/>
+                <w:szCs w:val="14"/>
+              </w:rPr>
+              <w:t xml:space="preserve">Search terms: plant nutrition autotrophic heterotrophic</w:t>
+            </w:r>
           </w:p>
           <w:p>
             <w:pPr>
@@ -4123,47 +4118,31 @@
                 <w:sz w:val="16"/>
                 <w:szCs w:val="16"/>
               </w:rPr>
-              <w:t xml:space="preserve">📖 HTML:</w:t>
+              <w:t xml:space="preserve">📖 READING:</w:t>
             </w:r>
           </w:p>
           <w:p>
             <w:pPr>
               <w:spacing w:after="20" w:before="0"/>
             </w:pPr>
-            <w:hyperlink w:history="1" r:id="rIdh6k5h88i-u4gh1cslvona">
-              <w:r>
-                <w:rPr>
-                  <w:rFonts w:ascii="Arial" w:cs="Arial" w:eastAsia="Arial" w:hAnsi="Arial"/>
-                  <w:color w:val="2E75B6"/>
-                  <w:sz w:val="16"/>
-                  <w:szCs w:val="16"/>
-                  <w:u w:val="single" w:color="2E75B6"/>
-                </w:rPr>
-                <w:t xml:space="preserve">Protists Nutrition (Flexbook)</w:t>
-              </w:r>
-            </w:hyperlink>
+            <w:r>
+              <w:rPr>
+                <w:rFonts w:ascii="Arial" w:cs="Arial" w:eastAsia="Arial" w:hAnsi="Arial"/>
+                <w:i/>
+                <w:iCs/>
+                <w:color w:val="595959"/>
+                <w:sz w:val="16"/>
+                <w:szCs w:val="16"/>
+              </w:rPr>
+              <w:t xml:space="preserve">No closely matching reading in the ARES library for this activity.</w:t>
+            </w:r>
           </w:p>
           <w:p>
             <w:pPr>
               <w:spacing w:after="10" w:before="0"/>
               <w:ind w:left="120"/>
             </w:pPr>
-            <w:r>
-              <w:rPr>
-                <w:rFonts w:ascii="Arial" w:cs="Arial" w:eastAsia="Arial" w:hAnsi="Arial"/>
-                <w:color w:val="595959"/>
-                <w:sz w:val="14"/>
-                <w:szCs w:val="14"/>
-              </w:rPr>
-              <w:t xml:space="preserve">Source: CK-12</w:t>
-            </w:r>
-          </w:p>
-          <w:p>
-            <w:pPr>
-              <w:spacing w:after="10" w:before="0"/>
-              <w:ind w:left="120"/>
-            </w:pPr>
-            <w:hyperlink w:history="1" r:id="rIdvmpnlgzgnlxxup5valaar">
+            <w:hyperlink w:history="1" r:id="rIduk5hsp2yp1l2hvug_sohz">
               <w:r>
                 <w:rPr>
                   <w:rFonts w:ascii="Arial" w:cs="Arial" w:eastAsia="Arial" w:hAnsi="Arial"/>
@@ -4172,9 +4151,24 @@
                   <w:szCs w:val="14"/>
                   <w:u w:val="single" w:color="595959"/>
                 </w:rPr>
-                <w:t xml:space="preserve">🔍 Search ARES for similar readings</w:t>
+                <w:t xml:space="preserve">🔍 Search ARES for readings</w:t>
               </w:r>
             </w:hyperlink>
+          </w:p>
+          <w:p>
+            <w:pPr>
+              <w:spacing w:after="10" w:before="0"/>
+              <w:ind w:left="120"/>
+            </w:pPr>
+            <w:r>
+              <w:rPr>
+                <w:rFonts w:ascii="Arial" w:cs="Arial" w:eastAsia="Arial" w:hAnsi="Arial"/>
+                <w:color w:val="595959"/>
+                <w:sz w:val="14"/>
+                <w:szCs w:val="14"/>
+              </w:rPr>
+              <w:t xml:space="preserve">Search terms: plant nutrition autotrophic heterotrophic</w:t>
+            </w:r>
           </w:p>
         </w:tc>
         <w:tc>
@@ -4358,40 +4352,24 @@
             <w:pPr>
               <w:spacing w:after="20" w:before="0"/>
             </w:pPr>
-            <w:hyperlink w:history="1" r:id="rIdnutvzsvmowzxe459j0wuk">
-              <w:r>
-                <w:rPr>
-                  <w:rFonts w:ascii="Arial" w:cs="Arial" w:eastAsia="Arial" w:hAnsi="Arial"/>
-                  <w:color w:val="2E75B6"/>
-                  <w:sz w:val="16"/>
-                  <w:szCs w:val="16"/>
-                  <w:u w:val="single" w:color="2E75B6"/>
-                </w:rPr>
-                <w:t xml:space="preserve">Human Nutrition - Example 1</w:t>
-              </w:r>
-            </w:hyperlink>
+            <w:r>
+              <w:rPr>
+                <w:rFonts w:ascii="Arial" w:cs="Arial" w:eastAsia="Arial" w:hAnsi="Arial"/>
+                <w:i/>
+                <w:iCs/>
+                <w:color w:val="595959"/>
+                <w:sz w:val="16"/>
+                <w:szCs w:val="16"/>
+              </w:rPr>
+              <w:t xml:space="preserve">No closely matching video in the ARES library for this activity.</w:t>
+            </w:r>
           </w:p>
           <w:p>
             <w:pPr>
               <w:spacing w:after="10" w:before="0"/>
               <w:ind w:left="120"/>
             </w:pPr>
-            <w:r>
-              <w:rPr>
-                <w:rFonts w:ascii="Arial" w:cs="Arial" w:eastAsia="Arial" w:hAnsi="Arial"/>
-                <w:color w:val="595959"/>
-                <w:sz w:val="14"/>
-                <w:szCs w:val="14"/>
-              </w:rPr>
-              <w:t xml:space="preserve">Source: CK-12</w:t>
-            </w:r>
-          </w:p>
-          <w:p>
-            <w:pPr>
-              <w:spacing w:after="10" w:before="0"/>
-              <w:ind w:left="120"/>
-            </w:pPr>
-            <w:hyperlink w:history="1" r:id="rIdtifxk_wekx5v-z34xvueg">
+            <w:hyperlink w:history="1" r:id="rIdvyp6_vuoahitbpyy3kkys">
               <w:r>
                 <w:rPr>
                   <w:rFonts w:ascii="Arial" w:cs="Arial" w:eastAsia="Arial" w:hAnsi="Arial"/>
@@ -4400,9 +4378,24 @@
                   <w:szCs w:val="14"/>
                   <w:u w:val="single" w:color="595959"/>
                 </w:rPr>
-                <w:t xml:space="preserve">🔍 Search ARES for similar videos</w:t>
+                <w:t xml:space="preserve">🔍 Search ARES for videos</w:t>
               </w:r>
             </w:hyperlink>
+          </w:p>
+          <w:p>
+            <w:pPr>
+              <w:spacing w:after="10" w:before="0"/>
+              <w:ind w:left="120"/>
+            </w:pPr>
+            <w:r>
+              <w:rPr>
+                <w:rFonts w:ascii="Arial" w:cs="Arial" w:eastAsia="Arial" w:hAnsi="Arial"/>
+                <w:color w:val="595959"/>
+                <w:sz w:val="14"/>
+                <w:szCs w:val="14"/>
+              </w:rPr>
+              <w:t xml:space="preserve">Search terms: plant nutrition autotrophic heterotrophic</w:t>
+            </w:r>
           </w:p>
           <w:p>
             <w:pPr>
@@ -4429,47 +4422,31 @@
                 <w:sz w:val="16"/>
                 <w:szCs w:val="16"/>
               </w:rPr>
-              <w:t xml:space="preserve">📖 HTML:</w:t>
+              <w:t xml:space="preserve">📖 READING:</w:t>
             </w:r>
           </w:p>
           <w:p>
             <w:pPr>
               <w:spacing w:after="20" w:before="0"/>
             </w:pPr>
-            <w:hyperlink w:history="1" r:id="rId6qoxknlkpkud2sakowkpd">
-              <w:r>
-                <w:rPr>
-                  <w:rFonts w:ascii="Arial" w:cs="Arial" w:eastAsia="Arial" w:hAnsi="Arial"/>
-                  <w:color w:val="2E75B6"/>
-                  <w:sz w:val="16"/>
-                  <w:szCs w:val="16"/>
-                  <w:u w:val="single" w:color="2E75B6"/>
-                </w:rPr>
-                <w:t xml:space="preserve">Protists Nutrition (Flexbook)</w:t>
-              </w:r>
-            </w:hyperlink>
+            <w:r>
+              <w:rPr>
+                <w:rFonts w:ascii="Arial" w:cs="Arial" w:eastAsia="Arial" w:hAnsi="Arial"/>
+                <w:i/>
+                <w:iCs/>
+                <w:color w:val="595959"/>
+                <w:sz w:val="16"/>
+                <w:szCs w:val="16"/>
+              </w:rPr>
+              <w:t xml:space="preserve">No closely matching reading in the ARES library for this activity.</w:t>
+            </w:r>
           </w:p>
           <w:p>
             <w:pPr>
               <w:spacing w:after="10" w:before="0"/>
               <w:ind w:left="120"/>
             </w:pPr>
-            <w:r>
-              <w:rPr>
-                <w:rFonts w:ascii="Arial" w:cs="Arial" w:eastAsia="Arial" w:hAnsi="Arial"/>
-                <w:color w:val="595959"/>
-                <w:sz w:val="14"/>
-                <w:szCs w:val="14"/>
-              </w:rPr>
-              <w:t xml:space="preserve">Source: CK-12</w:t>
-            </w:r>
-          </w:p>
-          <w:p>
-            <w:pPr>
-              <w:spacing w:after="10" w:before="0"/>
-              <w:ind w:left="120"/>
-            </w:pPr>
-            <w:hyperlink w:history="1" r:id="rIdaopwqrqhmtd8goberwf1e">
+            <w:hyperlink w:history="1" r:id="rId8qogmbhnoi7dlgervozrd">
               <w:r>
                 <w:rPr>
                   <w:rFonts w:ascii="Arial" w:cs="Arial" w:eastAsia="Arial" w:hAnsi="Arial"/>
@@ -4478,9 +4455,24 @@
                   <w:szCs w:val="14"/>
                   <w:u w:val="single" w:color="595959"/>
                 </w:rPr>
-                <w:t xml:space="preserve">🔍 Search ARES for similar readings</w:t>
+                <w:t xml:space="preserve">🔍 Search ARES for readings</w:t>
               </w:r>
             </w:hyperlink>
+          </w:p>
+          <w:p>
+            <w:pPr>
+              <w:spacing w:after="10" w:before="0"/>
+              <w:ind w:left="120"/>
+            </w:pPr>
+            <w:r>
+              <w:rPr>
+                <w:rFonts w:ascii="Arial" w:cs="Arial" w:eastAsia="Arial" w:hAnsi="Arial"/>
+                <w:color w:val="595959"/>
+                <w:sz w:val="14"/>
+                <w:szCs w:val="14"/>
+              </w:rPr>
+              <w:t xml:space="preserve">Search terms: plant nutrition autotrophic heterotrophic</w:t>
+            </w:r>
           </w:p>
         </w:tc>
         <w:tc>
@@ -4664,40 +4656,24 @@
             <w:pPr>
               <w:spacing w:after="20" w:before="0"/>
             </w:pPr>
-            <w:hyperlink w:history="1" r:id="rIdjrlc-mvyzuemnkhdc1ums">
-              <w:r>
-                <w:rPr>
-                  <w:rFonts w:ascii="Arial" w:cs="Arial" w:eastAsia="Arial" w:hAnsi="Arial"/>
-                  <w:color w:val="2E75B6"/>
-                  <w:sz w:val="16"/>
-                  <w:szCs w:val="16"/>
-                  <w:u w:val="single" w:color="2E75B6"/>
-                </w:rPr>
-                <w:t xml:space="preserve">Human Nutrition - Example 1</w:t>
-              </w:r>
-            </w:hyperlink>
+            <w:r>
+              <w:rPr>
+                <w:rFonts w:ascii="Arial" w:cs="Arial" w:eastAsia="Arial" w:hAnsi="Arial"/>
+                <w:i/>
+                <w:iCs/>
+                <w:color w:val="595959"/>
+                <w:sz w:val="16"/>
+                <w:szCs w:val="16"/>
+              </w:rPr>
+              <w:t xml:space="preserve">No closely matching video in the ARES library for this activity.</w:t>
+            </w:r>
           </w:p>
           <w:p>
             <w:pPr>
               <w:spacing w:after="10" w:before="0"/>
               <w:ind w:left="120"/>
             </w:pPr>
-            <w:r>
-              <w:rPr>
-                <w:rFonts w:ascii="Arial" w:cs="Arial" w:eastAsia="Arial" w:hAnsi="Arial"/>
-                <w:color w:val="595959"/>
-                <w:sz w:val="14"/>
-                <w:szCs w:val="14"/>
-              </w:rPr>
-              <w:t xml:space="preserve">Source: CK-12</w:t>
-            </w:r>
-          </w:p>
-          <w:p>
-            <w:pPr>
-              <w:spacing w:after="10" w:before="0"/>
-              <w:ind w:left="120"/>
-            </w:pPr>
-            <w:hyperlink w:history="1" r:id="rIdufbg9xlnjj6gkdxwukejf">
+            <w:hyperlink w:history="1" r:id="rIdlf7fkxlzp_urg8k_zzecg">
               <w:r>
                 <w:rPr>
                   <w:rFonts w:ascii="Arial" w:cs="Arial" w:eastAsia="Arial" w:hAnsi="Arial"/>
@@ -4706,9 +4682,24 @@
                   <w:szCs w:val="14"/>
                   <w:u w:val="single" w:color="595959"/>
                 </w:rPr>
-                <w:t xml:space="preserve">🔍 Search ARES for similar videos</w:t>
+                <w:t xml:space="preserve">🔍 Search ARES for videos</w:t>
               </w:r>
             </w:hyperlink>
+          </w:p>
+          <w:p>
+            <w:pPr>
+              <w:spacing w:after="10" w:before="0"/>
+              <w:ind w:left="120"/>
+            </w:pPr>
+            <w:r>
+              <w:rPr>
+                <w:rFonts w:ascii="Arial" w:cs="Arial" w:eastAsia="Arial" w:hAnsi="Arial"/>
+                <w:color w:val="595959"/>
+                <w:sz w:val="14"/>
+                <w:szCs w:val="14"/>
+              </w:rPr>
+              <w:t xml:space="preserve">Search terms: plant nutrition autotrophic heterotrophic</w:t>
+            </w:r>
           </w:p>
           <w:p>
             <w:pPr>
@@ -4735,47 +4726,31 @@
                 <w:sz w:val="16"/>
                 <w:szCs w:val="16"/>
               </w:rPr>
-              <w:t xml:space="preserve">📖 HTML:</w:t>
+              <w:t xml:space="preserve">📖 READING:</w:t>
             </w:r>
           </w:p>
           <w:p>
             <w:pPr>
               <w:spacing w:after="20" w:before="0"/>
             </w:pPr>
-            <w:hyperlink w:history="1" r:id="rIde8jxgd0zos_ol4xgws_qq">
-              <w:r>
-                <w:rPr>
-                  <w:rFonts w:ascii="Arial" w:cs="Arial" w:eastAsia="Arial" w:hAnsi="Arial"/>
-                  <w:color w:val="2E75B6"/>
-                  <w:sz w:val="16"/>
-                  <w:szCs w:val="16"/>
-                  <w:u w:val="single" w:color="2E75B6"/>
-                </w:rPr>
-                <w:t xml:space="preserve">Protists Nutrition (Flexbook)</w:t>
-              </w:r>
-            </w:hyperlink>
+            <w:r>
+              <w:rPr>
+                <w:rFonts w:ascii="Arial" w:cs="Arial" w:eastAsia="Arial" w:hAnsi="Arial"/>
+                <w:i/>
+                <w:iCs/>
+                <w:color w:val="595959"/>
+                <w:sz w:val="16"/>
+                <w:szCs w:val="16"/>
+              </w:rPr>
+              <w:t xml:space="preserve">No closely matching reading in the ARES library for this activity.</w:t>
+            </w:r>
           </w:p>
           <w:p>
             <w:pPr>
               <w:spacing w:after="10" w:before="0"/>
               <w:ind w:left="120"/>
             </w:pPr>
-            <w:r>
-              <w:rPr>
-                <w:rFonts w:ascii="Arial" w:cs="Arial" w:eastAsia="Arial" w:hAnsi="Arial"/>
-                <w:color w:val="595959"/>
-                <w:sz w:val="14"/>
-                <w:szCs w:val="14"/>
-              </w:rPr>
-              <w:t xml:space="preserve">Source: CK-12</w:t>
-            </w:r>
-          </w:p>
-          <w:p>
-            <w:pPr>
-              <w:spacing w:after="10" w:before="0"/>
-              <w:ind w:left="120"/>
-            </w:pPr>
-            <w:hyperlink w:history="1" r:id="rIday29yxehndvuqxpcthfcx">
+            <w:hyperlink w:history="1" r:id="rIdmdjapekqi0iqygyc_yvmg">
               <w:r>
                 <w:rPr>
                   <w:rFonts w:ascii="Arial" w:cs="Arial" w:eastAsia="Arial" w:hAnsi="Arial"/>
@@ -4784,9 +4759,24 @@
                   <w:szCs w:val="14"/>
                   <w:u w:val="single" w:color="595959"/>
                 </w:rPr>
-                <w:t xml:space="preserve">🔍 Search ARES for similar readings</w:t>
+                <w:t xml:space="preserve">🔍 Search ARES for readings</w:t>
               </w:r>
             </w:hyperlink>
+          </w:p>
+          <w:p>
+            <w:pPr>
+              <w:spacing w:after="10" w:before="0"/>
+              <w:ind w:left="120"/>
+            </w:pPr>
+            <w:r>
+              <w:rPr>
+                <w:rFonts w:ascii="Arial" w:cs="Arial" w:eastAsia="Arial" w:hAnsi="Arial"/>
+                <w:color w:val="595959"/>
+                <w:sz w:val="14"/>
+                <w:szCs w:val="14"/>
+              </w:rPr>
+              <w:t xml:space="preserve">Search terms: plant nutrition autotrophic heterotrophic</w:t>
+            </w:r>
           </w:p>
         </w:tc>
         <w:tc>
@@ -6262,7 +6252,7 @@
             <w:pPr>
               <w:spacing w:after="20" w:before="0"/>
             </w:pPr>
-            <w:hyperlink w:history="1" r:id="rIdnyk-bdyidfcl4tm_rluct">
+            <w:hyperlink w:history="1" r:id="rId_fs8ch6s7p1ohclkvdoq2">
               <w:r>
                 <w:rPr>
                   <w:rFonts w:ascii="Arial" w:cs="Arial" w:eastAsia="Arial" w:hAnsi="Arial"/>
@@ -6271,7 +6261,7 @@
                   <w:szCs w:val="16"/>
                   <w:u w:val="single" w:color="2E75B6"/>
                 </w:rPr>
-                <w:t xml:space="preserve">Watch Me</w:t>
+                <w:t xml:space="preserve">12 Plant Transport Xylem And Phloem, Transpiration [3D Animation]</w:t>
               </w:r>
             </w:hyperlink>
           </w:p>
@@ -6287,7 +6277,7 @@
                 <w:sz w:val="14"/>
                 <w:szCs w:val="14"/>
               </w:rPr>
-              <w:t xml:space="preserve">Source: TED-Ed Lessons</w:t>
+              <w:t xml:space="preserve">Source: Seavuria</w:t>
             </w:r>
           </w:p>
           <w:p>
@@ -6295,7 +6285,7 @@
               <w:spacing w:after="10" w:before="0"/>
               <w:ind w:left="120"/>
             </w:pPr>
-            <w:hyperlink w:history="1" r:id="rIdesk0mhrm1suvmpyk_derj">
+            <w:hyperlink w:history="1" r:id="rIdxobjvtr7l-ocwhzjp8mgu">
               <w:r>
                 <w:rPr>
                   <w:rFonts w:ascii="Arial" w:cs="Arial" w:eastAsia="Arial" w:hAnsi="Arial"/>
@@ -6340,7 +6330,313 @@
             <w:pPr>
               <w:spacing w:after="20" w:before="0"/>
             </w:pPr>
-            <w:hyperlink w:history="1" r:id="rIdqttrcbscikcbnvqgbhxfw">
+            <w:hyperlink w:history="1" r:id="rIdsn7ii55oqtdcwv61qfawa">
+              <w:r>
+                <w:rPr>
+                  <w:rFonts w:ascii="Arial" w:cs="Arial" w:eastAsia="Arial" w:hAnsi="Arial"/>
+                  <w:color w:val="2E75B6"/>
+                  <w:sz w:val="16"/>
+                  <w:szCs w:val="16"/>
+                  <w:u w:val="single" w:color="2E75B6"/>
+                </w:rPr>
+                <w:t xml:space="preserve">Leaf Structure and Function - Advanced (Flexbook)</w:t>
+              </w:r>
+            </w:hyperlink>
+          </w:p>
+          <w:p>
+            <w:pPr>
+              <w:spacing w:after="10" w:before="0"/>
+              <w:ind w:left="120"/>
+            </w:pPr>
+            <w:r>
+              <w:rPr>
+                <w:rFonts w:ascii="Arial" w:cs="Arial" w:eastAsia="Arial" w:hAnsi="Arial"/>
+                <w:color w:val="595959"/>
+                <w:sz w:val="14"/>
+                <w:szCs w:val="14"/>
+              </w:rPr>
+              <w:t xml:space="preserve">Source: CK-12</w:t>
+            </w:r>
+          </w:p>
+          <w:p>
+            <w:pPr>
+              <w:spacing w:after="10" w:before="0"/>
+              <w:ind w:left="120"/>
+            </w:pPr>
+            <w:hyperlink w:history="1" r:id="rIdsk8wrdzfivdojxhbeb5fn">
+              <w:r>
+                <w:rPr>
+                  <w:rFonts w:ascii="Arial" w:cs="Arial" w:eastAsia="Arial" w:hAnsi="Arial"/>
+                  <w:color w:val="595959"/>
+                  <w:sz w:val="14"/>
+                  <w:szCs w:val="14"/>
+                  <w:u w:val="single" w:color="595959"/>
+                </w:rPr>
+                <w:t xml:space="preserve">🔍 Search ARES for similar readings</w:t>
+              </w:r>
+            </w:hyperlink>
+          </w:p>
+        </w:tc>
+        <w:tc>
+          <w:tcPr>
+            <w:tcW w:type="dxa" w:w="3040"/>
+            <w:shd w:fill="FFFFFF" w:color="auto" w:val="clear"/>
+            <w:tcMar>
+              <w:top w:type="dxa" w:w="60"/>
+              <w:left w:type="dxa" w:w="120"/>
+              <w:bottom w:type="dxa" w:w="60"/>
+              <w:right w:type="dxa" w:w="120"/>
+            </w:tcMar>
+            <w:vAlign w:val="top"/>
+          </w:tcPr>
+          <w:p>
+            <w:pPr>
+              <w:spacing w:after="40" w:before="0"/>
+              <w:jc w:val="left"/>
+            </w:pPr>
+            <w:r>
+              <w:rPr>
+                <w:rFonts w:ascii="Arial" w:cs="Arial" w:eastAsia="Arial" w:hAnsi="Arial"/>
+                <w:b w:val="false"/>
+                <w:bCs w:val="false"/>
+                <w:i w:val="false"/>
+                <w:iCs w:val="false"/>
+                <w:color w:val="000000"/>
+                <w:sz w:val="18"/>
+                <w:szCs w:val="18"/>
+              </w:rPr>
+              <w:t xml:space="preserve">Each student receives a whole fresh mango or bean leaf and a hand lens. Without cutting it open, they sketch what they think the inside of the leaf looks like in cross-section — labelling any layers or structures they hypothesise exist and writing one sentence explaining why they think those layers are there. Students then share their prediction sketch with a shoulder partner and note one similarity and one difference between their predictions. The teacher collects 4–5 prediction sketches on the board using magnets (or Blu-Tack) so the class can see the range of ideas. Students are told explicitly: 'We will return to your predictions at the end of today's observation to see which parts were accurate and which we need to revise.'</w:t>
+            </w:r>
+          </w:p>
+        </w:tc>
+        <w:tc>
+          <w:tcPr>
+            <w:tcW w:type="dxa" w:w="3040"/>
+            <w:shd w:fill="F2F2F2" w:color="auto" w:val="clear"/>
+            <w:tcMar>
+              <w:top w:type="dxa" w:w="60"/>
+              <w:left w:type="dxa" w:w="120"/>
+              <w:bottom w:type="dxa" w:w="60"/>
+              <w:right w:type="dxa" w:w="120"/>
+            </w:tcMar>
+            <w:vAlign w:val="top"/>
+          </w:tcPr>
+          <w:p>
+            <w:pPr>
+              <w:spacing w:after="40" w:before="0"/>
+              <w:jc w:val="left"/>
+            </w:pPr>
+            <w:r>
+              <w:rPr>
+                <w:rFonts w:ascii="Arial" w:cs="Arial" w:eastAsia="Arial" w:hAnsi="Arial"/>
+                <w:b w:val="false"/>
+                <w:bCs w:val="false"/>
+                <w:i w:val="false"/>
+                <w:iCs w:val="false"/>
+                <w:color w:val="000000"/>
+                <w:sz w:val="18"/>
+                <w:szCs w:val="18"/>
+              </w:rPr>
+              <w:t xml:space="preserve">Distribute leaves and hand lenses as students settle. Say: 'Before we cut anything open, I want you to think like a detective. Look at the outside of this leaf — feel it, hold it up to the light, look at both surfaces. Now sketch what you think it looks like on the INSIDE — like a slice through a loaf of githeri bread. You have 4 minutes. Go.' [Start timer. Circulate silently for 2 minutes, observing sketches without commenting.] After 2 minutes say: 'Now compare with your partner — find ONE thing you both drew and ONE thing that is different. 30 seconds.' [After 30 seconds] Cold-call 3 pairs: 'Amina and Baraka — what did you both draw?' [10-second wait time after each question before accepting answers.] Select 4–5 sketches that show a range of ideas — from single-layer to multi-layer predictions — and post them on the board. Say: 'Keep these predictions visible. Great scientists revise their ideas when evidence surprises them — let's see what the leaf actually looks like.'</w:t>
+            </w:r>
+          </w:p>
+        </w:tc>
+        <w:tc>
+          <w:tcPr>
+            <w:tcW w:type="dxa" w:w="3040"/>
+            <w:shd w:fill="FFFFFF" w:color="auto" w:val="clear"/>
+            <w:tcMar>
+              <w:top w:type="dxa" w:w="60"/>
+              <w:left w:type="dxa" w:w="120"/>
+              <w:bottom w:type="dxa" w:w="60"/>
+              <w:right w:type="dxa" w:w="120"/>
+            </w:tcMar>
+            <w:vAlign w:val="top"/>
+          </w:tcPr>
+          <w:p>
+            <w:pPr>
+              <w:spacing w:after="40" w:before="0"/>
+              <w:jc w:val="left"/>
+            </w:pPr>
+            <w:r>
+              <w:rPr>
+                <w:rFonts w:ascii="Arial" w:cs="Arial" w:eastAsia="Arial" w:hAnsi="Arial"/>
+                <w:b w:val="false"/>
+                <w:bCs w:val="false"/>
+                <w:i w:val="false"/>
+                <w:iCs w:val="false"/>
+                <w:color w:val="000000"/>
+                <w:sz w:val="18"/>
+                <w:szCs w:val="18"/>
+              </w:rPr>
+              <w:t xml:space="preserve">Prediction Sketching with Peer Comparison: By committing a prediction to paper before observing, students activate prior knowledge and create a cognitive 'gap' between their mental model and reality. Posting predictions publicly creates accountability and models the scientific norm that initial models are expected to be revised. This directly mirrors how the sukuma wiki student in Nairobi was puzzled — she had a mental model (water in soil = healthy plant) that the evidence contradicted.</w:t>
+            </w:r>
+          </w:p>
+        </w:tc>
+        <w:tc>
+          <w:tcPr>
+            <w:tcW w:type="dxa" w:w="3040"/>
+            <w:shd w:fill="F2F2F2" w:color="auto" w:val="clear"/>
+            <w:tcMar>
+              <w:top w:type="dxa" w:w="60"/>
+              <w:left w:type="dxa" w:w="120"/>
+              <w:bottom w:type="dxa" w:w="60"/>
+              <w:right w:type="dxa" w:w="120"/>
+            </w:tcMar>
+            <w:vAlign w:val="top"/>
+          </w:tcPr>
+          <w:p>
+            <w:pPr>
+              <w:spacing w:after="40" w:before="0"/>
+              <w:jc w:val="left"/>
+            </w:pPr>
+            <w:r>
+              <w:rPr>
+                <w:rFonts w:ascii="Arial" w:cs="Arial" w:eastAsia="Arial" w:hAnsi="Arial"/>
+                <w:b w:val="false"/>
+                <w:bCs w:val="false"/>
+                <w:i w:val="false"/>
+                <w:iCs w:val="false"/>
+                <w:color w:val="000000"/>
+                <w:sz w:val="18"/>
+                <w:szCs w:val="18"/>
+              </w:rPr>
+              <w:t xml:space="preserve">Teacher circulates and notes: (1) Do students draw any layers at all, or a single uniform interior? (2) Does any student spontaneously include stomata or veins? (3) Do prediction sketches reference water, light, or gas? This baseline reveals prior knowledge gaps to target during the Observe phase. Observable indicator: every student has a completed prediction sketch with at least one labelled layer before specimens are distributed.</w:t>
+            </w:r>
+          </w:p>
+        </w:tc>
+      </w:tr>
+      <w:tr>
+        <w:tc>
+          <w:tcPr>
+            <w:tcW w:type="dxa" w:w="1520"/>
+            <w:shd w:fill="D9EEF1" w:color="auto" w:val="clear"/>
+            <w:tcMar>
+              <w:top w:type="dxa" w:w="60"/>
+              <w:left w:type="dxa" w:w="120"/>
+              <w:bottom w:type="dxa" w:w="60"/>
+              <w:right w:type="dxa" w:w="120"/>
+            </w:tcMar>
+            <w:vAlign w:val="top"/>
+          </w:tcPr>
+          <w:p>
+            <w:pPr>
+              <w:spacing w:after="40" w:before="0"/>
+              <w:jc w:val="left"/>
+            </w:pPr>
+            <w:r>
+              <w:rPr>
+                <w:rFonts w:ascii="Arial" w:cs="Arial" w:eastAsia="Arial" w:hAnsi="Arial"/>
+                <w:b/>
+                <w:bCs/>
+                <w:i w:val="false"/>
+                <w:iCs w:val="false"/>
+                <w:color w:val="000000"/>
+                <w:sz w:val="18"/>
+                <w:szCs w:val="18"/>
+              </w:rPr>
+              <w:t xml:space="preserve">Observe Phase</w:t>
+            </w:r>
+          </w:p>
+          <w:p>
+            <w:pPr>
+              <w:spacing w:after="20" w:before="0"/>
+            </w:pPr>
+            <w:r>
+              <w:rPr>
+                <w:rFonts w:ascii="Arial" w:cs="Arial" w:eastAsia="Arial" w:hAnsi="Arial"/>
+                <w:b/>
+                <w:bCs/>
+                <w:color w:val="1F3864"/>
+                <w:sz w:val="16"/>
+                <w:szCs w:val="16"/>
+              </w:rPr>
+              <w:t xml:space="preserve">📹 VIDEO:</w:t>
+            </w:r>
+          </w:p>
+          <w:p>
+            <w:pPr>
+              <w:spacing w:after="20" w:before="0"/>
+            </w:pPr>
+            <w:hyperlink w:history="1" r:id="rIdmygezauktyobfpw9zzmsx">
+              <w:r>
+                <w:rPr>
+                  <w:rFonts w:ascii="Arial" w:cs="Arial" w:eastAsia="Arial" w:hAnsi="Arial"/>
+                  <w:color w:val="2E75B6"/>
+                  <w:sz w:val="16"/>
+                  <w:szCs w:val="16"/>
+                  <w:u w:val="single" w:color="2E75B6"/>
+                </w:rPr>
+                <w:t xml:space="preserve">12 Plant Transport Xylem And Phloem, Transpiration [3D Animation]</w:t>
+              </w:r>
+            </w:hyperlink>
+          </w:p>
+          <w:p>
+            <w:pPr>
+              <w:spacing w:after="10" w:before="0"/>
+              <w:ind w:left="120"/>
+            </w:pPr>
+            <w:r>
+              <w:rPr>
+                <w:rFonts w:ascii="Arial" w:cs="Arial" w:eastAsia="Arial" w:hAnsi="Arial"/>
+                <w:color w:val="595959"/>
+                <w:sz w:val="14"/>
+                <w:szCs w:val="14"/>
+              </w:rPr>
+              <w:t xml:space="preserve">Source: Seavuria</w:t>
+            </w:r>
+          </w:p>
+          <w:p>
+            <w:pPr>
+              <w:spacing w:after="10" w:before="0"/>
+              <w:ind w:left="120"/>
+            </w:pPr>
+            <w:hyperlink w:history="1" r:id="rIdp1qn0ewxdxy6um5vp5nx7">
+              <w:r>
+                <w:rPr>
+                  <w:rFonts w:ascii="Arial" w:cs="Arial" w:eastAsia="Arial" w:hAnsi="Arial"/>
+                  <w:color w:val="595959"/>
+                  <w:sz w:val="14"/>
+                  <w:szCs w:val="14"/>
+                  <w:u w:val="single" w:color="595959"/>
+                </w:rPr>
+                <w:t xml:space="preserve">🔍 Search ARES for similar videos</w:t>
+              </w:r>
+            </w:hyperlink>
+          </w:p>
+          <w:p>
+            <w:pPr>
+              <w:spacing w:after="40" w:before="0"/>
+            </w:pPr>
+            <w:r>
+              <w:rPr>
+                <w:sz w:val="14"/>
+                <w:szCs w:val="14"/>
+              </w:rPr>
+              <w:t xml:space="preserve"/>
+            </w:r>
+          </w:p>
+          <w:p>
+            <w:pPr>
+              <w:spacing w:after="20" w:before="0"/>
+            </w:pPr>
+            <w:r>
+              <w:rPr>
+                <w:rFonts w:ascii="Arial" w:cs="Arial" w:eastAsia="Arial" w:hAnsi="Arial"/>
+                <w:b/>
+                <w:bCs/>
+                <w:color w:val="1F3864"/>
+                <w:sz w:val="16"/>
+                <w:szCs w:val="16"/>
+              </w:rPr>
+              <w:t xml:space="preserve">📖 HTML:</w:t>
+            </w:r>
+          </w:p>
+          <w:p>
+            <w:pPr>
+              <w:spacing w:after="20" w:before="0"/>
+            </w:pPr>
+            <w:hyperlink w:history="1" r:id="rIdhhh8--t2p8qnielrryzbb">
               <w:r>
                 <w:rPr>
                   <w:rFonts w:ascii="Arial" w:cs="Arial" w:eastAsia="Arial" w:hAnsi="Arial"/>
@@ -6373,7 +6669,7 @@
               <w:spacing w:after="10" w:before="0"/>
               <w:ind w:left="120"/>
             </w:pPr>
-            <w:hyperlink w:history="1" r:id="rIdnmq0bwuljenjcrirc77fm">
+            <w:hyperlink w:history="1" r:id="rIdxrz5nrzrgjztzfiben-jo">
               <w:r>
                 <w:rPr>
                   <w:rFonts w:ascii="Arial" w:cs="Arial" w:eastAsia="Arial" w:hAnsi="Arial"/>
@@ -6415,7 +6711,7 @@
                 <w:sz w:val="18"/>
                 <w:szCs w:val="18"/>
               </w:rPr>
-              <w:t xml:space="preserve">Each student receives a whole fresh mango or bean leaf and a hand lens. Without cutting it open, they sketch what they think the inside of the leaf looks like in cross-section — labelling any layers or structures they hypothesise exist and writing one sentence explaining why they think those layers are there. Students then share their prediction sketch with a shoulder partner and note one similarity and one difference between their predictions. The teacher collects 4–5 prediction sketches on the board using magnets (or Blu-Tack) so the class can see the range of ideas. Students are told explicitly: 'We will return to your predictions at the end of today's observation to see which parts were accurate and which we need to revise.'</w:t>
+              <w:t xml:space="preserve">Students work in pairs at lab benches. Each pair receives: a fresh mango or bean leaf, a pre-prepared microscope slide of a dicot leaf cross-section (or a prepared hand-section made by the teacher using a razor blade and two flat pieces of pith/carrot as guides), a hand lens, and — where microscopes are available — a light microscope set to 40× and 100×. Students follow a structured observation protocol printed on their activity card: Step 1 — Examine the whole leaf with a hand lens: observe the upper vs. lower surface texture, shine, and vein pattern. Record observations using annotated sketches. Step 2 — Examine the cross-section under a hand lens first, then under the microscope (40×, then 100×). Step 3 — On the printed outline diagram provided, shade and label every distinct layer or region they can see, using pencil. Step 4 — At the microscope, locate stomata on the lower epidermis and sketch a single stoma with its two guard cells at high magnification. Students also examine a second slide or use a digital image displayed on the classroom screen showing a stained leaf cross-section so all students — including those without individual microscopes — can observe the full structure. Throughout, the teacher projects the anchor image of the wilting sukuma wiki plant and periodically prompts: 'As you observe each layer, ask yourself — could this layer be connected to why the sukuma wiki wilts?'</w:t>
             </w:r>
           </w:p>
         </w:tc>
@@ -6447,7 +6743,7 @@
                 <w:sz w:val="18"/>
                 <w:szCs w:val="18"/>
               </w:rPr>
-              <w:t xml:space="preserve">Distribute leaves and hand lenses as students settle. Say: 'Before we cut anything open, I want you to think like a detective. Look at the outside of this leaf — feel it, hold it up to the light, look at both surfaces. Now sketch what you think it looks like on the INSIDE — like a slice through a loaf of githeri bread. You have 4 minutes. Go.' [Start timer. Circulate silently for 2 minutes, observing sketches without commenting.] After 2 minutes say: 'Now compare with your partner — find ONE thing you both drew and ONE thing that is different. 30 seconds.' [After 30 seconds] Cold-call 3 pairs: 'Amina and Baraka — what did you both draw?' [10-second wait time after each question before accepting answers.] Select 4–5 sketches that show a range of ideas — from single-layer to multi-layer predictions — and post them on the board. Say: 'Keep these predictions visible. Great scientists revise their ideas when evidence surprises them — let's see what the leaf actually looks like.'</w:t>
+              <w:t xml:space="preserve">Before observation begins, demonstrate the hand-sectioning technique at the front bench: 'Watch carefully — I am going to show you how to take a very thin slice. The thinner the slice, the more you can see.' [Demonstrate holding the leaf folded between two pieces of carrot, making a firm single stroke with the razor blade.] 'Now — safety first: the blade moves AWAY from your body, always. If you are unsure, raise your hand and I will help you.' Distribute materials. Say: 'You have 20 minutes to complete all four steps on your activity card. I am timing you. Step 1 should take about 4 minutes. Begin.' [Circulate continuously. At the 4-minute mark, prompt:] 'Move to Step 2 now.' [At the 10-minute mark, cold-call one pair:] 'Wanjiru and Omondi — tell the class one layer you can see and where it is.' [10-second wait time.] [At the 15-minute mark, say:] 'Everyone — find the stomata on the lower surface. They may look like tiny mouths or pores. Raise your hand when you have found one.' [Count hands. If fewer than half have found stomata, project the annotated diagram on screen and say:] 'Look at this region here — lower epidermis — scan slowly across this area.' At 20 minutes: 'Pencils down on observation. We will now make sense of what we saw.'</w:t>
             </w:r>
           </w:p>
         </w:tc>
@@ -6479,7 +6775,7 @@
                 <w:sz w:val="18"/>
                 <w:szCs w:val="18"/>
               </w:rPr>
-              <w:t xml:space="preserve">Prediction Sketching with Peer Comparison: By committing a prediction to paper before observing, students activate prior knowledge and create a cognitive 'gap' between their mental model and reality. Posting predictions publicly creates accountability and models the scientific norm that initial models are expected to be revised. This directly mirrors how the sukuma wiki student in Nairobi was puzzled — she had a mental model (water in soil = healthy plant) that the evidence contradicted.</w:t>
+              <w:t xml:space="preserve">Structured Observation Protocol with Scaffolded Diagram Annotation: The printed outline diagram reduces cognitive load so students focus on interpreting what they see rather than on drawing from scratch. The deliberate progression from hand lens → low magnification → high magnification builds the habit of moving from macroscopic to microscopic evidence — a core NGSS Science and Engineering Practice (Planning and Carrying Out Investigations). Projecting the anchor phenomenon image during observation maintains the explanatory goal: students are not just cataloguing structures for their own sake but gathering evidence relevant to a real puzzling event.</w:t>
             </w:r>
           </w:p>
         </w:tc>
@@ -6511,7 +6807,7 @@
                 <w:sz w:val="18"/>
                 <w:szCs w:val="18"/>
               </w:rPr>
-              <w:t xml:space="preserve">Teacher circulates and notes: (1) Do students draw any layers at all, or a single uniform interior? (2) Does any student spontaneously include stomata or veins? (3) Do prediction sketches reference water, light, or gas? This baseline reveals prior knowledge gaps to target during the Observe phase. Observable indicator: every student has a completed prediction sketch with at least one labelled layer before specimens are distributed.</w:t>
+              <w:t xml:space="preserve">Teacher checks each pair's annotated diagram during circulation. Observable indicators: (1) At least 4 distinct layers are shaded and labelled by the end of Step 2. (2) Every student locates and sketches at least one stoma with guard cells. (3) Students are drawing what they actually see, not what they remember from a textbook (check for personal variation in sketches rather than identical copied diagrams). Red flag: a student who cannot distinguish the upper from lower epidermis — teacher intervenes with: 'Feel both surfaces of the leaf — which side is shinier? Why might that be? Look at which side has more stomata.'</w:t>
             </w:r>
           </w:p>
         </w:tc>
@@ -6520,32 +6816,32 @@
         <w:tc>
           <w:tcPr>
             <w:tcW w:type="dxa" w:w="1520"/>
-            <w:shd w:fill="D9EEF1" w:color="auto" w:val="clear"/>
-            <w:tcMar>
-              <w:top w:type="dxa" w:w="60"/>
-              <w:left w:type="dxa" w:w="120"/>
-              <w:bottom w:type="dxa" w:w="60"/>
-              <w:right w:type="dxa" w:w="120"/>
-            </w:tcMar>
-            <w:vAlign w:val="top"/>
-          </w:tcPr>
-          <w:p>
-            <w:pPr>
-              <w:spacing w:after="40" w:before="0"/>
-              <w:jc w:val="left"/>
-            </w:pPr>
-            <w:r>
-              <w:rPr>
-                <w:rFonts w:ascii="Arial" w:cs="Arial" w:eastAsia="Arial" w:hAnsi="Arial"/>
-                <w:b/>
-                <w:bCs/>
-                <w:i w:val="false"/>
-                <w:iCs w:val="false"/>
-                <w:color w:val="000000"/>
-                <w:sz w:val="18"/>
-                <w:szCs w:val="18"/>
-              </w:rPr>
-              <w:t xml:space="preserve">Observe Phase</w:t>
+            <w:shd w:fill="E2EFDA" w:color="auto" w:val="clear"/>
+            <w:tcMar>
+              <w:top w:type="dxa" w:w="60"/>
+              <w:left w:type="dxa" w:w="120"/>
+              <w:bottom w:type="dxa" w:w="60"/>
+              <w:right w:type="dxa" w:w="120"/>
+            </w:tcMar>
+            <w:vAlign w:val="top"/>
+          </w:tcPr>
+          <w:p>
+            <w:pPr>
+              <w:spacing w:after="40" w:before="0"/>
+              <w:jc w:val="left"/>
+            </w:pPr>
+            <w:r>
+              <w:rPr>
+                <w:rFonts w:ascii="Arial" w:cs="Arial" w:eastAsia="Arial" w:hAnsi="Arial"/>
+                <w:b/>
+                <w:bCs/>
+                <w:i w:val="false"/>
+                <w:iCs w:val="false"/>
+                <w:color w:val="000000"/>
+                <w:sz w:val="18"/>
+                <w:szCs w:val="18"/>
+              </w:rPr>
+              <w:t xml:space="preserve">Explain Phase</w:t>
             </w:r>
           </w:p>
           <w:p>
@@ -6568,7 +6864,7 @@
             <w:pPr>
               <w:spacing w:after="20" w:before="0"/>
             </w:pPr>
-            <w:hyperlink w:history="1" r:id="rIdrntnz8vypvubh98-ucacf">
+            <w:hyperlink w:history="1" r:id="rIdoqg-wm6hyvabxs3ybr5zu">
               <w:r>
                 <w:rPr>
                   <w:rFonts w:ascii="Arial" w:cs="Arial" w:eastAsia="Arial" w:hAnsi="Arial"/>
@@ -6577,7 +6873,7 @@
                   <w:szCs w:val="16"/>
                   <w:u w:val="single" w:color="2E75B6"/>
                 </w:rPr>
-                <w:t xml:space="preserve">Watch Me</w:t>
+                <w:t xml:space="preserve">12 Plant Transport Xylem And Phloem, Transpiration [3D Animation]</w:t>
               </w:r>
             </w:hyperlink>
           </w:p>
@@ -6593,7 +6889,7 @@
                 <w:sz w:val="14"/>
                 <w:szCs w:val="14"/>
               </w:rPr>
-              <w:t xml:space="preserve">Source: TED-Ed Lessons</w:t>
+              <w:t xml:space="preserve">Source: Seavuria</w:t>
             </w:r>
           </w:p>
           <w:p>
@@ -6601,7 +6897,7 @@
               <w:spacing w:after="10" w:before="0"/>
               <w:ind w:left="120"/>
             </w:pPr>
-            <w:hyperlink w:history="1" r:id="rIdabeqa96nadeslv-hyduta">
+            <w:hyperlink w:history="1" r:id="rIdd27xnio1xubdhb6jcdjyj">
               <w:r>
                 <w:rPr>
                   <w:rFonts w:ascii="Arial" w:cs="Arial" w:eastAsia="Arial" w:hAnsi="Arial"/>
@@ -6646,7 +6942,7 @@
             <w:pPr>
               <w:spacing w:after="20" w:before="0"/>
             </w:pPr>
-            <w:hyperlink w:history="1" r:id="rIdlujrjdvyathsgrgajm-kr">
+            <w:hyperlink w:history="1" r:id="rIdaso5oeuvbbeq6tas2o3ap">
               <w:r>
                 <w:rPr>
                   <w:rFonts w:ascii="Arial" w:cs="Arial" w:eastAsia="Arial" w:hAnsi="Arial"/>
@@ -6655,7 +6951,7 @@
                   <w:szCs w:val="16"/>
                   <w:u w:val="single" w:color="2E75B6"/>
                 </w:rPr>
-                <w:t xml:space="preserve">Seasonal Changes in Plants: Leaf Pigment (PLIX)</w:t>
+                <w:t xml:space="preserve">Leaf Structure and Function - Advanced (Flexbook)</w:t>
               </w:r>
             </w:hyperlink>
           </w:p>
@@ -6679,7 +6975,7 @@
               <w:spacing w:after="10" w:before="0"/>
               <w:ind w:left="120"/>
             </w:pPr>
-            <w:hyperlink w:history="1" r:id="rIde1enmnfwltal4mxjouo0s">
+            <w:hyperlink w:history="1" r:id="rIdqz9a1kgrvr0vctl5js3gm">
               <w:r>
                 <w:rPr>
                   <w:rFonts w:ascii="Arial" w:cs="Arial" w:eastAsia="Arial" w:hAnsi="Arial"/>
@@ -6721,7 +7017,7 @@
                 <w:sz w:val="18"/>
                 <w:szCs w:val="18"/>
               </w:rPr>
-              <w:t xml:space="preserve">Students work in pairs at lab benches. Each pair receives: a fresh mango or bean leaf, a pre-prepared microscope slide of a dicot leaf cross-section (or a prepared hand-section made by the teacher using a razor blade and two flat pieces of pith/carrot as guides), a hand lens, and — where microscopes are available — a light microscope set to 40× and 100×. Students follow a structured observation protocol printed on their activity card: Step 1 — Examine the whole leaf with a hand lens: observe the upper vs. lower surface texture, shine, and vein pattern. Record observations using annotated sketches. Step 2 — Examine the cross-section under a hand lens first, then under the microscope (40×, then 100×). Step 3 — On the printed outline diagram provided, shade and label every distinct layer or region they can see, using pencil. Step 4 — At the microscope, locate stomata on the lower epidermis and sketch a single stoma with its two guard cells at high magnification. Students also examine a second slide or use a digital image displayed on the classroom screen showing a stained leaf cross-section so all students — including those without individual microscopes — can observe the full structure. Throughout, the teacher projects the anchor image of the wilting sukuma wiki plant and periodically prompts: 'As you observe each layer, ask yourself — could this layer be connected to why the sukuma wiki wilts?'</w:t>
+              <w:t xml:space="preserve">The class transitions from observation to structured sensemaking. The teacher projects a clean, unlabelled diagram of a dicot leaf cross-section on the board. Using a jigsaw-style expert group activity, each group of 4 is assigned one structural feature (epidermis/cuticle; palisade mesophyll; spongy mesophyll/air spaces; stomata/guard cells; vascular bundles). Each group has 6 minutes to discuss and prepare a 60-second 'function statement' — one sentence describing what their structure looks like, one sentence explaining what it does, and one sentence connecting it to the sukuma wiki phenomenon. Groups present in sequence; the teacher annotates the projected diagram live as each group speaks. After all five presentations, the class co-constructs a summary table (structure → location → adaptation → function → connection to sukuma wiki wilting). The teacher then poses the key synthesis question: 'We now know stomata open to let CO₂ in and O₂ out. But what else moves through open stomata? And if midday sun makes stomata open wide, what does that mean for water loss?' Students write a 3-sentence response in their notebooks individually before the teacher takes a class vote using show-of-hands on the most likely explanation for midday wilting.</w:t>
             </w:r>
           </w:p>
         </w:tc>
@@ -6753,7 +7049,7 @@
                 <w:sz w:val="18"/>
                 <w:szCs w:val="18"/>
               </w:rPr>
-              <w:t xml:space="preserve">Before observation begins, demonstrate the hand-sectioning technique at the front bench: 'Watch carefully — I am going to show you how to take a very thin slice. The thinner the slice, the more you can see.' [Demonstrate holding the leaf folded between two pieces of carrot, making a firm single stroke with the razor blade.] 'Now — safety first: the blade moves AWAY from your body, always. If you are unsure, raise your hand and I will help you.' Distribute materials. Say: 'You have 20 minutes to complete all four steps on your activity card. I am timing you. Step 1 should take about 4 minutes. Begin.' [Circulate continuously. At the 4-minute mark, prompt:] 'Move to Step 2 now.' [At the 10-minute mark, cold-call one pair:] 'Wanjiru and Omondi — tell the class one layer you can see and where it is.' [10-second wait time.] [At the 15-minute mark, say:] 'Everyone — find the stomata on the lower surface. They may look like tiny mouths or pores. Raise your hand when you have found one.' [Count hands. If fewer than half have found stomata, project the annotated diagram on screen and say:] 'Look at this region here — lower epidermis — scan slowly across this area.' At 20 minutes: 'Pencils down on observation. We will now make sense of what we saw.'</w:t>
+              <w:t xml:space="preserve">Transition announcement: 'Close your observation notes for now. We are moving to the Explain phase — your job shifts from seeing to explaining.' Assign expert groups by counting off 1–5 around the room. [Post group assignments and their structure on the board.] 'You have 6 minutes in your expert group. I want THREE things from you: what does it look like, what does it do, and how is it connected to the sukuma wiki in our phenomenon? Go.' [Circulate. At 3 minutes, prompt quietly to any group that is off-task:] 'You have 3 minutes left — have you linked your structure to the wilting yet?' [After 6 minutes, call presentations:] 'Epidermis group — 60 seconds. I'll be annotating the diagram as you speak, so be precise with your location words: upper, lower, outer, inner.' After all 5 groups present, pause: 'Before we fill in the summary table, I want everyone to think silently for 15 seconds about this question' [project it on screen]: 'What else moves through an open stoma besides gases?' [15-second wait time — enforce silence explicitly: 'I am waiting for everyone to think, not just the first hands.'] Cold-call 4 students. Then say: 'Write your three-sentence explanation of midday wilting NOW — in your own words, using the structures we just named. Two minutes.' [After 2 minutes, conduct show-of-hands vote and select two contrasting responses to read aloud and compare.]</w:t>
             </w:r>
           </w:p>
         </w:tc>
@@ -6785,7 +7081,7 @@
                 <w:sz w:val="18"/>
                 <w:szCs w:val="18"/>
               </w:rPr>
-              <w:t xml:space="preserve">Structured Observation Protocol with Scaffolded Diagram Annotation: The printed outline diagram reduces cognitive load so students focus on interpreting what they see rather than on drawing from scratch. The deliberate progression from hand lens → low magnification → high magnification builds the habit of moving from macroscopic to microscopic evidence — a core NGSS Science and Engineering Practice (Planning and Carrying Out Investigations). Projecting the anchor phenomenon image during observation maintains the explanatory goal: students are not just cataloguing structures for their own sake but gathering evidence relevant to a real puzzling event.</w:t>
+              <w:t xml:space="preserve">Jigsaw Expert Groups with Live Diagram Annotation: The jigsaw structure ensures every student is accountable for deep understanding of at least one structure while receiving peer-taught summaries of the others — building the full picture collaboratively. Live annotation by the teacher models how scientists build diagrams incrementally as evidence accumulates. The 15-second enforced wait time after the synthesis question is critical: it prevents fast responders from dominating and gives all learners — including EAL students — time to formulate thoughts. Connecting every structure back to the sukuma wiki phenomenon prevents the lesson from becoming an isolated anatomy exercise.</w:t>
             </w:r>
           </w:p>
         </w:tc>
@@ -6817,7 +7113,7 @@
                 <w:sz w:val="18"/>
                 <w:szCs w:val="18"/>
               </w:rPr>
-              <w:t xml:space="preserve">Teacher checks each pair's annotated diagram during circulation. Observable indicators: (1) At least 4 distinct layers are shaded and labelled by the end of Step 2. (2) Every student locates and sketches at least one stoma with guard cells. (3) Students are drawing what they actually see, not what they remember from a textbook (check for personal variation in sketches rather than identical copied diagrams). Red flag: a student who cannot distinguish the upper from lower epidermis — teacher intervenes with: 'Feel both surfaces of the leaf — which side is shinier? Why might that be? Look at which side has more stomata.'</w:t>
+              <w:t xml:space="preserve">Observable indicators: (1) Each expert group produces all three required statements (look, function, phenomenon link) — teacher checks during circulation. (2) In the individual 3-sentence written response, students explicitly name at least one leaf structure (e.g., stomata, guard cells, xylem) AND use the word 'water' in relation to wilting. (3) In the show-of-hands vote, convergence toward the correct explanation (stomata open → water vapour exits → turgor lost → wilting) is the target. If fewer than 60% of the class converges, the teacher re-teaches using a targeted analogy: 'Think of the stomata as a window in a nyumba — open it on a hot Nairobi afternoon and what happens to the air inside?'</w:t>
             </w:r>
           </w:p>
         </w:tc>
@@ -6826,32 +7122,32 @@
         <w:tc>
           <w:tcPr>
             <w:tcW w:type="dxa" w:w="1520"/>
-            <w:shd w:fill="E2EFDA" w:color="auto" w:val="clear"/>
-            <w:tcMar>
-              <w:top w:type="dxa" w:w="60"/>
-              <w:left w:type="dxa" w:w="120"/>
-              <w:bottom w:type="dxa" w:w="60"/>
-              <w:right w:type="dxa" w:w="120"/>
-            </w:tcMar>
-            <w:vAlign w:val="top"/>
-          </w:tcPr>
-          <w:p>
-            <w:pPr>
-              <w:spacing w:after="40" w:before="0"/>
-              <w:jc w:val="left"/>
-            </w:pPr>
-            <w:r>
-              <w:rPr>
-                <w:rFonts w:ascii="Arial" w:cs="Arial" w:eastAsia="Arial" w:hAnsi="Arial"/>
-                <w:b/>
-                <w:bCs/>
-                <w:i w:val="false"/>
-                <w:iCs w:val="false"/>
-                <w:color w:val="000000"/>
-                <w:sz w:val="18"/>
-                <w:szCs w:val="18"/>
-              </w:rPr>
-              <w:t xml:space="preserve">Explain Phase</w:t>
+            <w:shd w:fill="FCE4D6" w:color="auto" w:val="clear"/>
+            <w:tcMar>
+              <w:top w:type="dxa" w:w="60"/>
+              <w:left w:type="dxa" w:w="120"/>
+              <w:bottom w:type="dxa" w:w="60"/>
+              <w:right w:type="dxa" w:w="120"/>
+            </w:tcMar>
+            <w:vAlign w:val="top"/>
+          </w:tcPr>
+          <w:p>
+            <w:pPr>
+              <w:spacing w:after="40" w:before="0"/>
+              <w:jc w:val="left"/>
+            </w:pPr>
+            <w:r>
+              <w:rPr>
+                <w:rFonts w:ascii="Arial" w:cs="Arial" w:eastAsia="Arial" w:hAnsi="Arial"/>
+                <w:b/>
+                <w:bCs/>
+                <w:i w:val="false"/>
+                <w:iCs w:val="false"/>
+                <w:color w:val="000000"/>
+                <w:sz w:val="18"/>
+                <w:szCs w:val="18"/>
+              </w:rPr>
+              <w:t xml:space="preserve">Driving Question Board (DQB) Creation</w:t>
             </w:r>
           </w:p>
           <w:p>
@@ -6874,7 +7170,7 @@
             <w:pPr>
               <w:spacing w:after="20" w:before="0"/>
             </w:pPr>
-            <w:hyperlink w:history="1" r:id="rIdqrwj64c5-ftigy97heizf">
+            <w:hyperlink w:history="1" r:id="rId401nheqbrrqglbcil5bmz">
               <w:r>
                 <w:rPr>
                   <w:rFonts w:ascii="Arial" w:cs="Arial" w:eastAsia="Arial" w:hAnsi="Arial"/>
@@ -6883,7 +7179,7 @@
                   <w:szCs w:val="16"/>
                   <w:u w:val="single" w:color="2E75B6"/>
                 </w:rPr>
-                <w:t xml:space="preserve">Watch Me</w:t>
+                <w:t xml:space="preserve">12 Plant Transport Xylem And Phloem, Transpiration [3D Animation]</w:t>
               </w:r>
             </w:hyperlink>
           </w:p>
@@ -6899,7 +7195,7 @@
                 <w:sz w:val="14"/>
                 <w:szCs w:val="14"/>
               </w:rPr>
-              <w:t xml:space="preserve">Source: TED-Ed Lessons</w:t>
+              <w:t xml:space="preserve">Source: Seavuria</w:t>
             </w:r>
           </w:p>
           <w:p>
@@ -6907,7 +7203,7 @@
               <w:spacing w:after="10" w:before="0"/>
               <w:ind w:left="120"/>
             </w:pPr>
-            <w:hyperlink w:history="1" r:id="rId_b6x5b9--fctt-flrlewz">
+            <w:hyperlink w:history="1" r:id="rIdupmrdcn3h-bfmpl9ej0te">
               <w:r>
                 <w:rPr>
                   <w:rFonts w:ascii="Arial" w:cs="Arial" w:eastAsia="Arial" w:hAnsi="Arial"/>
@@ -6952,7 +7248,7 @@
             <w:pPr>
               <w:spacing w:after="20" w:before="0"/>
             </w:pPr>
-            <w:hyperlink w:history="1" r:id="rIdkczdwjyyoxwt8mu3po0kb">
+            <w:hyperlink w:history="1" r:id="rIdbr3lylmdxplbgvtpeplgq">
               <w:r>
                 <w:rPr>
                   <w:rFonts w:ascii="Arial" w:cs="Arial" w:eastAsia="Arial" w:hAnsi="Arial"/>
@@ -6961,7 +7257,7 @@
                   <w:szCs w:val="16"/>
                   <w:u w:val="single" w:color="2E75B6"/>
                 </w:rPr>
-                <w:t xml:space="preserve">Seasonal Changes in Plants: Leaf Pigment (PLIX)</w:t>
+                <w:t xml:space="preserve">Leaf Structure and Function - Advanced (Flexbook)</w:t>
               </w:r>
             </w:hyperlink>
           </w:p>
@@ -6985,7 +7281,7 @@
               <w:spacing w:after="10" w:before="0"/>
               <w:ind w:left="120"/>
             </w:pPr>
-            <w:hyperlink w:history="1" r:id="rIdugxw85es9hkexiwdypa8o">
+            <w:hyperlink w:history="1" r:id="rIdeep8gnyin2bgv6hw0jqfv">
               <w:r>
                 <w:rPr>
                   <w:rFonts w:ascii="Arial" w:cs="Arial" w:eastAsia="Arial" w:hAnsi="Arial"/>
@@ -7027,7 +7323,7 @@
                 <w:sz w:val="18"/>
                 <w:szCs w:val="18"/>
               </w:rPr>
-              <w:t xml:space="preserve">The class transitions from observation to structured sensemaking. The teacher projects a clean, unlabelled diagram of a dicot leaf cross-section on the board. Using a jigsaw-style expert group activity, each group of 4 is assigned one structural feature (epidermis/cuticle; palisade mesophyll; spongy mesophyll/air spaces; stomata/guard cells; vascular bundles). Each group has 6 minutes to discuss and prepare a 60-second 'function statement' — one sentence describing what their structure looks like, one sentence explaining what it does, and one sentence connecting it to the sukuma wiki phenomenon. Groups present in sequence; the teacher annotates the projected diagram live as each group speaks. After all five presentations, the class co-constructs a summary table (structure → location → adaptation → function → connection to sukuma wiki wilting). The teacher then poses the key synthesis question: 'We now know stomata open to let CO₂ in and O₂ out. But what else moves through open stomata? And if midday sun makes stomata open wide, what does that mean for water loss?' Students write a 3-sentence response in their notebooks individually before the teacher takes a class vote using show-of-hands on the most likely explanation for midday wilting.</w:t>
+              <w:t xml:space="preserve">Students return to the class Driving Question Board (established in Lesson 1). Each student receives two sticky notes. On the first (yellow), they write one NEW question that today's leaf structure observation has generated — something they now wonder about that they did not wonder about before (e.g., 'What controls whether stomata open or close?', 'Do stomata open at night?', 'Why are palisade cells packed so tightly at the top?'). On the second (green), they write one question from Lesson 1's DQB that they now feel they can partially answer based on today's evidence, and they write a brief partial answer. Students post their sticky notes on the DQB in the relevant clusters (established in Lesson 1). The class spends 3 minutes doing a silent gallery walk of the new additions. The teacher then reads out 2–3 of the new yellow-note questions that anticipate upcoming lesson content (stomatal opening mechanism, chlorophyll and light, photosynthesis equation) and says: 'These questions are excellent. They are exactly what we will be investigating over the next several lessons. Keep them in mind.'</w:t>
             </w:r>
           </w:p>
         </w:tc>
@@ -7059,7 +7355,7 @@
                 <w:sz w:val="18"/>
                 <w:szCs w:val="18"/>
               </w:rPr>
-              <w:t xml:space="preserve">Transition announcement: 'Close your observation notes for now. We are moving to the Explain phase — your job shifts from seeing to explaining.' Assign expert groups by counting off 1–5 around the room. [Post group assignments and their structure on the board.] 'You have 6 minutes in your expert group. I want THREE things from you: what does it look like, what does it do, and how is it connected to the sukuma wiki in our phenomenon? Go.' [Circulate. At 3 minutes, prompt quietly to any group that is off-task:] 'You have 3 minutes left — have you linked your structure to the wilting yet?' [After 6 minutes, call presentations:] 'Epidermis group — 60 seconds. I'll be annotating the diagram as you speak, so be precise with your location words: upper, lower, outer, inner.' After all 5 groups present, pause: 'Before we fill in the summary table, I want everyone to think silently for 15 seconds about this question' [project it on screen]: 'What else moves through an open stoma besides gases?' [15-second wait time — enforce silence explicitly: 'I am waiting for everyone to think, not just the first hands.'] Cold-call 4 students. Then say: 'Write your three-sentence explanation of midday wilting NOW — in your own words, using the structures we just named. Two minutes.' [After 2 minutes, conduct show-of-hands vote and select two contrasting responses to read aloud and compare.]</w:t>
+              <w:t xml:space="preserve">Distribute two sticky notes per student. Say: 'The DQB is our class brain — it shows what we know and what we still need to find out. You have 3 minutes: yellow note = a brand new question today's evidence gave you; green note = a question from Lesson 1 you can now partially answer. Write NOW — no talking.' [After 3 minutes:] 'Post your notes in the matching cluster on the board. If you are not sure which cluster, make a new one.' [Allow 2 minutes for posting.] 'Now — 3 minutes of silent gallery walk. Read what your classmates wrote. Put a small dot on any yellow-note question that you also wonder about.' [After gallery walk:] 'Let me read three questions that I think will drive our next three lessons.' [Read selected questions slowly and clearly.] 'These are the questions that real plant biologists in Kenya — like researchers at KARI in Nairobi — are also asking. Hold onto them.'</w:t>
             </w:r>
           </w:p>
         </w:tc>
@@ -7091,7 +7387,7 @@
                 <w:sz w:val="18"/>
                 <w:szCs w:val="18"/>
               </w:rPr>
-              <w:t xml:space="preserve">Jigsaw Expert Groups with Live Diagram Annotation: The jigsaw structure ensures every student is accountable for deep understanding of at least one structure while receiving peer-taught summaries of the others — building the full picture collaboratively. Live annotation by the teacher models how scientists build diagrams incrementally as evidence accumulates. The 15-second enforced wait time after the synthesis question is critical: it prevents fast responders from dominating and gives all learners — including EAL students — time to formulate thoughts. Connecting every structure back to the sukuma wiki phenomenon prevents the lesson from becoming an isolated anatomy exercise.</w:t>
+              <w:t xml:space="preserve">Two-Colour DQB Protocol (New Questions / Partial Answers): Distinguishing between new questions (yellow) and partial answers (green) makes the growth of understanding visible — students literally see the board filling with green as the unit progresses. The dot-voting during the gallery walk democratises curiosity: students see that their peers share the same wonders, building a community of inquiry. Referencing Kenyan researchers (KARI — Kenya Agricultural and Livestock Research Organisation) grounds the questions in a real, local scientific community.</w:t>
             </w:r>
           </w:p>
         </w:tc>
@@ -7123,7 +7419,7 @@
                 <w:sz w:val="18"/>
                 <w:szCs w:val="18"/>
               </w:rPr>
-              <w:t xml:space="preserve">Observable indicators: (1) Each expert group produces all three required statements (look, function, phenomenon link) — teacher checks during circulation. (2) In the individual 3-sentence written response, students explicitly name at least one leaf structure (e.g., stomata, guard cells, xylem) AND use the word 'water' in relation to wilting. (3) In the show-of-hands vote, convergence toward the correct explanation (stomata open → water vapour exits → turgor lost → wilting) is the target. If fewer than 60% of the class converges, the teacher re-teaches using a targeted analogy: 'Think of the stomata as a window in a nyumba — open it on a hot Nairobi afternoon and what happens to the air inside?'</w:t>
+              <w:t xml:space="preserve">Observable indicators: (1) Every student posts at least one yellow and one green sticky note. (2) Yellow notes reference specific structures observed today (stomata, guard cells, etc.) rather than vague general questions. (3) Green notes contain a partial mechanistic answer — not just 'because of water' but 'because stomata are open and water vapour escapes.' Teacher collects and photographs the DQB at the end of each lesson to track conceptual progression across the unit.</w:t>
             </w:r>
           </w:p>
         </w:tc>
@@ -7132,32 +7428,32 @@
         <w:tc>
           <w:tcPr>
             <w:tcW w:type="dxa" w:w="1520"/>
-            <w:shd w:fill="FCE4D6" w:color="auto" w:val="clear"/>
-            <w:tcMar>
-              <w:top w:type="dxa" w:w="60"/>
-              <w:left w:type="dxa" w:w="120"/>
-              <w:bottom w:type="dxa" w:w="60"/>
-              <w:right w:type="dxa" w:w="120"/>
-            </w:tcMar>
-            <w:vAlign w:val="top"/>
-          </w:tcPr>
-          <w:p>
-            <w:pPr>
-              <w:spacing w:after="40" w:before="0"/>
-              <w:jc w:val="left"/>
-            </w:pPr>
-            <w:r>
-              <w:rPr>
-                <w:rFonts w:ascii="Arial" w:cs="Arial" w:eastAsia="Arial" w:hAnsi="Arial"/>
-                <w:b/>
-                <w:bCs/>
-                <w:i w:val="false"/>
-                <w:iCs w:val="false"/>
-                <w:color w:val="000000"/>
-                <w:sz w:val="18"/>
-                <w:szCs w:val="18"/>
-              </w:rPr>
-              <w:t xml:space="preserve">Driving Question Board (DQB) Creation</w:t>
+            <w:shd w:fill="D5E8F0" w:color="auto" w:val="clear"/>
+            <w:tcMar>
+              <w:top w:type="dxa" w:w="60"/>
+              <w:left w:type="dxa" w:w="120"/>
+              <w:bottom w:type="dxa" w:w="60"/>
+              <w:right w:type="dxa" w:w="120"/>
+            </w:tcMar>
+            <w:vAlign w:val="top"/>
+          </w:tcPr>
+          <w:p>
+            <w:pPr>
+              <w:spacing w:after="40" w:before="0"/>
+              <w:jc w:val="left"/>
+            </w:pPr>
+            <w:r>
+              <w:rPr>
+                <w:rFonts w:ascii="Arial" w:cs="Arial" w:eastAsia="Arial" w:hAnsi="Arial"/>
+                <w:b/>
+                <w:bCs/>
+                <w:i w:val="false"/>
+                <w:iCs w:val="false"/>
+                <w:color w:val="000000"/>
+                <w:sz w:val="18"/>
+                <w:szCs w:val="18"/>
+              </w:rPr>
+              <w:t xml:space="preserve">Model Building Phase</w:t>
             </w:r>
           </w:p>
           <w:p>
@@ -7180,7 +7476,7 @@
             <w:pPr>
               <w:spacing w:after="20" w:before="0"/>
             </w:pPr>
-            <w:hyperlink w:history="1" r:id="rIdxluheknpkgxhwkuejdsjs">
+            <w:hyperlink w:history="1" r:id="rIdcg8qrk1tprveub7occg6n">
               <w:r>
                 <w:rPr>
                   <w:rFonts w:ascii="Arial" w:cs="Arial" w:eastAsia="Arial" w:hAnsi="Arial"/>
@@ -7189,7 +7485,7 @@
                   <w:szCs w:val="16"/>
                   <w:u w:val="single" w:color="2E75B6"/>
                 </w:rPr>
-                <w:t xml:space="preserve">Watch Me</w:t>
+                <w:t xml:space="preserve">12 Plant Transport Xylem And Phloem, Transpiration [3D Animation]</w:t>
               </w:r>
             </w:hyperlink>
           </w:p>
@@ -7205,7 +7501,7 @@
                 <w:sz w:val="14"/>
                 <w:szCs w:val="14"/>
               </w:rPr>
-              <w:t xml:space="preserve">Source: TED-Ed Lessons</w:t>
+              <w:t xml:space="preserve">Source: Seavuria</w:t>
             </w:r>
           </w:p>
           <w:p>
@@ -7213,7 +7509,7 @@
               <w:spacing w:after="10" w:before="0"/>
               <w:ind w:left="120"/>
             </w:pPr>
-            <w:hyperlink w:history="1" r:id="rIdxdrm26wkobe-wnhg-kcxx">
+            <w:hyperlink w:history="1" r:id="rIdqtaqi7g39bfkkojk2tbdp">
               <w:r>
                 <w:rPr>
                   <w:rFonts w:ascii="Arial" w:cs="Arial" w:eastAsia="Arial" w:hAnsi="Arial"/>
@@ -7258,7 +7554,7 @@
             <w:pPr>
               <w:spacing w:after="20" w:before="0"/>
             </w:pPr>
-            <w:hyperlink w:history="1" r:id="rIdtcoplcv1wlq5yovcvye9i">
+            <w:hyperlink w:history="1" r:id="rId9zy4hck92rd9hbuuf-xy4">
               <w:r>
                 <w:rPr>
                   <w:rFonts w:ascii="Arial" w:cs="Arial" w:eastAsia="Arial" w:hAnsi="Arial"/>
@@ -7267,7 +7563,7 @@
                   <w:szCs w:val="16"/>
                   <w:u w:val="single" w:color="2E75B6"/>
                 </w:rPr>
-                <w:t xml:space="preserve">Seasonal Changes in Plants: Leaf Pigment (PLIX)</w:t>
+                <w:t xml:space="preserve">Leaf Structure and Function - Advanced (Flexbook)</w:t>
               </w:r>
             </w:hyperlink>
           </w:p>
@@ -7291,313 +7587,7 @@
               <w:spacing w:after="10" w:before="0"/>
               <w:ind w:left="120"/>
             </w:pPr>
-            <w:hyperlink w:history="1" r:id="rIdzeiytukmtlz--hyzqc7ys">
-              <w:r>
-                <w:rPr>
-                  <w:rFonts w:ascii="Arial" w:cs="Arial" w:eastAsia="Arial" w:hAnsi="Arial"/>
-                  <w:color w:val="595959"/>
-                  <w:sz w:val="14"/>
-                  <w:szCs w:val="14"/>
-                  <w:u w:val="single" w:color="595959"/>
-                </w:rPr>
-                <w:t xml:space="preserve">🔍 Search ARES for similar readings</w:t>
-              </w:r>
-            </w:hyperlink>
-          </w:p>
-        </w:tc>
-        <w:tc>
-          <w:tcPr>
-            <w:tcW w:type="dxa" w:w="3040"/>
-            <w:shd w:fill="FFFFFF" w:color="auto" w:val="clear"/>
-            <w:tcMar>
-              <w:top w:type="dxa" w:w="60"/>
-              <w:left w:type="dxa" w:w="120"/>
-              <w:bottom w:type="dxa" w:w="60"/>
-              <w:right w:type="dxa" w:w="120"/>
-            </w:tcMar>
-            <w:vAlign w:val="top"/>
-          </w:tcPr>
-          <w:p>
-            <w:pPr>
-              <w:spacing w:after="40" w:before="0"/>
-              <w:jc w:val="left"/>
-            </w:pPr>
-            <w:r>
-              <w:rPr>
-                <w:rFonts w:ascii="Arial" w:cs="Arial" w:eastAsia="Arial" w:hAnsi="Arial"/>
-                <w:b w:val="false"/>
-                <w:bCs w:val="false"/>
-                <w:i w:val="false"/>
-                <w:iCs w:val="false"/>
-                <w:color w:val="000000"/>
-                <w:sz w:val="18"/>
-                <w:szCs w:val="18"/>
-              </w:rPr>
-              <w:t xml:space="preserve">Students return to the class Driving Question Board (established in Lesson 1). Each student receives two sticky notes. On the first (yellow), they write one NEW question that today's leaf structure observation has generated — something they now wonder about that they did not wonder about before (e.g., 'What controls whether stomata open or close?', 'Do stomata open at night?', 'Why are palisade cells packed so tightly at the top?'). On the second (green), they write one question from Lesson 1's DQB that they now feel they can partially answer based on today's evidence, and they write a brief partial answer. Students post their sticky notes on the DQB in the relevant clusters (established in Lesson 1). The class spends 3 minutes doing a silent gallery walk of the new additions. The teacher then reads out 2–3 of the new yellow-note questions that anticipate upcoming lesson content (stomatal opening mechanism, chlorophyll and light, photosynthesis equation) and says: 'These questions are excellent. They are exactly what we will be investigating over the next several lessons. Keep them in mind.'</w:t>
-            </w:r>
-          </w:p>
-        </w:tc>
-        <w:tc>
-          <w:tcPr>
-            <w:tcW w:type="dxa" w:w="3040"/>
-            <w:shd w:fill="F2F2F2" w:color="auto" w:val="clear"/>
-            <w:tcMar>
-              <w:top w:type="dxa" w:w="60"/>
-              <w:left w:type="dxa" w:w="120"/>
-              <w:bottom w:type="dxa" w:w="60"/>
-              <w:right w:type="dxa" w:w="120"/>
-            </w:tcMar>
-            <w:vAlign w:val="top"/>
-          </w:tcPr>
-          <w:p>
-            <w:pPr>
-              <w:spacing w:after="40" w:before="0"/>
-              <w:jc w:val="left"/>
-            </w:pPr>
-            <w:r>
-              <w:rPr>
-                <w:rFonts w:ascii="Arial" w:cs="Arial" w:eastAsia="Arial" w:hAnsi="Arial"/>
-                <w:b w:val="false"/>
-                <w:bCs w:val="false"/>
-                <w:i w:val="false"/>
-                <w:iCs w:val="false"/>
-                <w:color w:val="000000"/>
-                <w:sz w:val="18"/>
-                <w:szCs w:val="18"/>
-              </w:rPr>
-              <w:t xml:space="preserve">Distribute two sticky notes per student. Say: 'The DQB is our class brain — it shows what we know and what we still need to find out. You have 3 minutes: yellow note = a brand new question today's evidence gave you; green note = a question from Lesson 1 you can now partially answer. Write NOW — no talking.' [After 3 minutes:] 'Post your notes in the matching cluster on the board. If you are not sure which cluster, make a new one.' [Allow 2 minutes for posting.] 'Now — 3 minutes of silent gallery walk. Read what your classmates wrote. Put a small dot on any yellow-note question that you also wonder about.' [After gallery walk:] 'Let me read three questions that I think will drive our next three lessons.' [Read selected questions slowly and clearly.] 'These are the questions that real plant biologists in Kenya — like researchers at KARI in Nairobi — are also asking. Hold onto them.'</w:t>
-            </w:r>
-          </w:p>
-        </w:tc>
-        <w:tc>
-          <w:tcPr>
-            <w:tcW w:type="dxa" w:w="3040"/>
-            <w:shd w:fill="FFFFFF" w:color="auto" w:val="clear"/>
-            <w:tcMar>
-              <w:top w:type="dxa" w:w="60"/>
-              <w:left w:type="dxa" w:w="120"/>
-              <w:bottom w:type="dxa" w:w="60"/>
-              <w:right w:type="dxa" w:w="120"/>
-            </w:tcMar>
-            <w:vAlign w:val="top"/>
-          </w:tcPr>
-          <w:p>
-            <w:pPr>
-              <w:spacing w:after="40" w:before="0"/>
-              <w:jc w:val="left"/>
-            </w:pPr>
-            <w:r>
-              <w:rPr>
-                <w:rFonts w:ascii="Arial" w:cs="Arial" w:eastAsia="Arial" w:hAnsi="Arial"/>
-                <w:b w:val="false"/>
-                <w:bCs w:val="false"/>
-                <w:i w:val="false"/>
-                <w:iCs w:val="false"/>
-                <w:color w:val="000000"/>
-                <w:sz w:val="18"/>
-                <w:szCs w:val="18"/>
-              </w:rPr>
-              <w:t xml:space="preserve">Two-Colour DQB Protocol (New Questions / Partial Answers): Distinguishing between new questions (yellow) and partial answers (green) makes the growth of understanding visible — students literally see the board filling with green as the unit progresses. The dot-voting during the gallery walk democratises curiosity: students see that their peers share the same wonders, building a community of inquiry. Referencing Kenyan researchers (KARI — Kenya Agricultural and Livestock Research Organisation) grounds the questions in a real, local scientific community.</w:t>
-            </w:r>
-          </w:p>
-        </w:tc>
-        <w:tc>
-          <w:tcPr>
-            <w:tcW w:type="dxa" w:w="3040"/>
-            <w:shd w:fill="F2F2F2" w:color="auto" w:val="clear"/>
-            <w:tcMar>
-              <w:top w:type="dxa" w:w="60"/>
-              <w:left w:type="dxa" w:w="120"/>
-              <w:bottom w:type="dxa" w:w="60"/>
-              <w:right w:type="dxa" w:w="120"/>
-            </w:tcMar>
-            <w:vAlign w:val="top"/>
-          </w:tcPr>
-          <w:p>
-            <w:pPr>
-              <w:spacing w:after="40" w:before="0"/>
-              <w:jc w:val="left"/>
-            </w:pPr>
-            <w:r>
-              <w:rPr>
-                <w:rFonts w:ascii="Arial" w:cs="Arial" w:eastAsia="Arial" w:hAnsi="Arial"/>
-                <w:b w:val="false"/>
-                <w:bCs w:val="false"/>
-                <w:i w:val="false"/>
-                <w:iCs w:val="false"/>
-                <w:color w:val="000000"/>
-                <w:sz w:val="18"/>
-                <w:szCs w:val="18"/>
-              </w:rPr>
-              <w:t xml:space="preserve">Observable indicators: (1) Every student posts at least one yellow and one green sticky note. (2) Yellow notes reference specific structures observed today (stomata, guard cells, etc.) rather than vague general questions. (3) Green notes contain a partial mechanistic answer — not just 'because of water' but 'because stomata are open and water vapour escapes.' Teacher collects and photographs the DQB at the end of each lesson to track conceptual progression across the unit.</w:t>
-            </w:r>
-          </w:p>
-        </w:tc>
-      </w:tr>
-      <w:tr>
-        <w:tc>
-          <w:tcPr>
-            <w:tcW w:type="dxa" w:w="1520"/>
-            <w:shd w:fill="D5E8F0" w:color="auto" w:val="clear"/>
-            <w:tcMar>
-              <w:top w:type="dxa" w:w="60"/>
-              <w:left w:type="dxa" w:w="120"/>
-              <w:bottom w:type="dxa" w:w="60"/>
-              <w:right w:type="dxa" w:w="120"/>
-            </w:tcMar>
-            <w:vAlign w:val="top"/>
-          </w:tcPr>
-          <w:p>
-            <w:pPr>
-              <w:spacing w:after="40" w:before="0"/>
-              <w:jc w:val="left"/>
-            </w:pPr>
-            <w:r>
-              <w:rPr>
-                <w:rFonts w:ascii="Arial" w:cs="Arial" w:eastAsia="Arial" w:hAnsi="Arial"/>
-                <w:b/>
-                <w:bCs/>
-                <w:i w:val="false"/>
-                <w:iCs w:val="false"/>
-                <w:color w:val="000000"/>
-                <w:sz w:val="18"/>
-                <w:szCs w:val="18"/>
-              </w:rPr>
-              <w:t xml:space="preserve">Model Building Phase</w:t>
-            </w:r>
-          </w:p>
-          <w:p>
-            <w:pPr>
-              <w:spacing w:after="20" w:before="0"/>
-            </w:pPr>
-            <w:r>
-              <w:rPr>
-                <w:rFonts w:ascii="Arial" w:cs="Arial" w:eastAsia="Arial" w:hAnsi="Arial"/>
-                <w:b/>
-                <w:bCs/>
-                <w:color w:val="1F3864"/>
-                <w:sz w:val="16"/>
-                <w:szCs w:val="16"/>
-              </w:rPr>
-              <w:t xml:space="preserve">📹 VIDEO:</w:t>
-            </w:r>
-          </w:p>
-          <w:p>
-            <w:pPr>
-              <w:spacing w:after="20" w:before="0"/>
-            </w:pPr>
-            <w:hyperlink w:history="1" r:id="rIdhw9jzxlm3ny7njhqqpyuw">
-              <w:r>
-                <w:rPr>
-                  <w:rFonts w:ascii="Arial" w:cs="Arial" w:eastAsia="Arial" w:hAnsi="Arial"/>
-                  <w:color w:val="2E75B6"/>
-                  <w:sz w:val="16"/>
-                  <w:szCs w:val="16"/>
-                  <w:u w:val="single" w:color="2E75B6"/>
-                </w:rPr>
-                <w:t xml:space="preserve">Watch Me</w:t>
-              </w:r>
-            </w:hyperlink>
-          </w:p>
-          <w:p>
-            <w:pPr>
-              <w:spacing w:after="10" w:before="0"/>
-              <w:ind w:left="120"/>
-            </w:pPr>
-            <w:r>
-              <w:rPr>
-                <w:rFonts w:ascii="Arial" w:cs="Arial" w:eastAsia="Arial" w:hAnsi="Arial"/>
-                <w:color w:val="595959"/>
-                <w:sz w:val="14"/>
-                <w:szCs w:val="14"/>
-              </w:rPr>
-              <w:t xml:space="preserve">Source: TED-Ed Lessons</w:t>
-            </w:r>
-          </w:p>
-          <w:p>
-            <w:pPr>
-              <w:spacing w:after="10" w:before="0"/>
-              <w:ind w:left="120"/>
-            </w:pPr>
-            <w:hyperlink w:history="1" r:id="rIdz7wkfzrxjcxhvemodxoqh">
-              <w:r>
-                <w:rPr>
-                  <w:rFonts w:ascii="Arial" w:cs="Arial" w:eastAsia="Arial" w:hAnsi="Arial"/>
-                  <w:color w:val="595959"/>
-                  <w:sz w:val="14"/>
-                  <w:szCs w:val="14"/>
-                  <w:u w:val="single" w:color="595959"/>
-                </w:rPr>
-                <w:t xml:space="preserve">🔍 Search ARES for similar videos</w:t>
-              </w:r>
-            </w:hyperlink>
-          </w:p>
-          <w:p>
-            <w:pPr>
-              <w:spacing w:after="40" w:before="0"/>
-            </w:pPr>
-            <w:r>
-              <w:rPr>
-                <w:sz w:val="14"/>
-                <w:szCs w:val="14"/>
-              </w:rPr>
-              <w:t xml:space="preserve"/>
-            </w:r>
-          </w:p>
-          <w:p>
-            <w:pPr>
-              <w:spacing w:after="20" w:before="0"/>
-            </w:pPr>
-            <w:r>
-              <w:rPr>
-                <w:rFonts w:ascii="Arial" w:cs="Arial" w:eastAsia="Arial" w:hAnsi="Arial"/>
-                <w:b/>
-                <w:bCs/>
-                <w:color w:val="1F3864"/>
-                <w:sz w:val="16"/>
-                <w:szCs w:val="16"/>
-              </w:rPr>
-              <w:t xml:space="preserve">📖 HTML:</w:t>
-            </w:r>
-          </w:p>
-          <w:p>
-            <w:pPr>
-              <w:spacing w:after="20" w:before="0"/>
-            </w:pPr>
-            <w:hyperlink w:history="1" r:id="rIdbgciw5gt_xizh9uksxtvo">
-              <w:r>
-                <w:rPr>
-                  <w:rFonts w:ascii="Arial" w:cs="Arial" w:eastAsia="Arial" w:hAnsi="Arial"/>
-                  <w:color w:val="2E75B6"/>
-                  <w:sz w:val="16"/>
-                  <w:szCs w:val="16"/>
-                  <w:u w:val="single" w:color="2E75B6"/>
-                </w:rPr>
-                <w:t xml:space="preserve">Seasonal Changes in Plants: Leaf Pigment (PLIX)</w:t>
-              </w:r>
-            </w:hyperlink>
-          </w:p>
-          <w:p>
-            <w:pPr>
-              <w:spacing w:after="10" w:before="0"/>
-              <w:ind w:left="120"/>
-            </w:pPr>
-            <w:r>
-              <w:rPr>
-                <w:rFonts w:ascii="Arial" w:cs="Arial" w:eastAsia="Arial" w:hAnsi="Arial"/>
-                <w:color w:val="595959"/>
-                <w:sz w:val="14"/>
-                <w:szCs w:val="14"/>
-              </w:rPr>
-              <w:t xml:space="preserve">Source: CK-12</w:t>
-            </w:r>
-          </w:p>
-          <w:p>
-            <w:pPr>
-              <w:spacing w:after="10" w:before="0"/>
-              <w:ind w:left="120"/>
-            </w:pPr>
-            <w:hyperlink w:history="1" r:id="rIdgehlphjmsz-qyjcstntlk">
+            <w:hyperlink w:history="1" r:id="rIdnqe8eu_sqwovc2efwihx5">
               <w:r>
                 <w:rPr>
                   <w:rFonts w:ascii="Arial" w:cs="Arial" w:eastAsia="Arial" w:hAnsi="Arial"/>
@@ -9084,7 +9074,7 @@
             <w:pPr>
               <w:spacing w:after="20" w:before="0"/>
             </w:pPr>
-            <w:hyperlink w:history="1" r:id="rIdrev2uzkqsa9-46py8jvei">
+            <w:hyperlink w:history="1" r:id="rIdx92yiapiiawofe6obszms">
               <w:r>
                 <w:rPr>
                   <w:rFonts w:ascii="Arial" w:cs="Arial" w:eastAsia="Arial" w:hAnsi="Arial"/>
@@ -9093,7 +9083,7 @@
                   <w:szCs w:val="16"/>
                   <w:u w:val="single" w:color="2E75B6"/>
                 </w:rPr>
-                <w:t xml:space="preserve">Statistics: Alternate variance formulas</w:t>
+                <w:t xml:space="preserve">Photosynthesis in organisms</w:t>
               </w:r>
             </w:hyperlink>
           </w:p>
@@ -9117,7 +9107,7 @@
               <w:spacing w:after="10" w:before="0"/>
               <w:ind w:left="120"/>
             </w:pPr>
-            <w:hyperlink w:history="1" r:id="rId6ijho5vdwbpytesn5b-cf">
+            <w:hyperlink w:history="1" r:id="rIdjsjltpjvksa41dirj812d">
               <w:r>
                 <w:rPr>
                   <w:rFonts w:ascii="Arial" w:cs="Arial" w:eastAsia="Arial" w:hAnsi="Arial"/>
@@ -9162,7 +9152,7 @@
             <w:pPr>
               <w:spacing w:after="20" w:before="0"/>
             </w:pPr>
-            <w:hyperlink w:history="1" r:id="rIdkjrm1cou59nrgc6-d4dq6">
+            <w:hyperlink w:history="1" r:id="rIdnjascufyldjfme-llnee3">
               <w:r>
                 <w:rPr>
                   <w:rFonts w:ascii="Arial" w:cs="Arial" w:eastAsia="Arial" w:hAnsi="Arial"/>
@@ -9195,7 +9185,7 @@
               <w:spacing w:after="10" w:before="0"/>
               <w:ind w:left="120"/>
             </w:pPr>
-            <w:hyperlink w:history="1" r:id="rIdt_zkvhvsxqrrtfgmhy-5h">
+            <w:hyperlink w:history="1" r:id="rId9bvukx5ioy6uulg_zwryd">
               <w:r>
                 <w:rPr>
                   <w:rFonts w:ascii="Arial" w:cs="Arial" w:eastAsia="Arial" w:hAnsi="Arial"/>
@@ -9390,7 +9380,7 @@
             <w:pPr>
               <w:spacing w:after="20" w:before="0"/>
             </w:pPr>
-            <w:hyperlink w:history="1" r:id="rId8d0pouq4kv9phsblbmjpe">
+            <w:hyperlink w:history="1" r:id="rIdxwjjesgeiekzqv38trfzr">
               <w:r>
                 <w:rPr>
                   <w:rFonts w:ascii="Arial" w:cs="Arial" w:eastAsia="Arial" w:hAnsi="Arial"/>
@@ -9399,7 +9389,7 @@
                   <w:szCs w:val="16"/>
                   <w:u w:val="single" w:color="2E75B6"/>
                 </w:rPr>
-                <w:t xml:space="preserve">Statistics: Alternate variance formulas</w:t>
+                <w:t xml:space="preserve">Photosynthesis in organisms</w:t>
               </w:r>
             </w:hyperlink>
           </w:p>
@@ -9423,7 +9413,7 @@
               <w:spacing w:after="10" w:before="0"/>
               <w:ind w:left="120"/>
             </w:pPr>
-            <w:hyperlink w:history="1" r:id="rIdoekeyvkdemnxmnkclgnhs">
+            <w:hyperlink w:history="1" r:id="rIdg3ubwjs2tqi0ukq7roszb">
               <w:r>
                 <w:rPr>
                   <w:rFonts w:ascii="Arial" w:cs="Arial" w:eastAsia="Arial" w:hAnsi="Arial"/>
@@ -9461,6 +9451,924 @@
                 <w:sz w:val="16"/>
                 <w:szCs w:val="16"/>
               </w:rPr>
+              <w:t xml:space="preserve">📖 EXERCISE:</w:t>
+            </w:r>
+          </w:p>
+          <w:p>
+            <w:pPr>
+              <w:spacing w:after="20" w:before="0"/>
+            </w:pPr>
+            <w:hyperlink w:history="1" r:id="rId0zni0d71ronpxzu7rrs9u">
+              <w:r>
+                <w:rPr>
+                  <w:rFonts w:ascii="Arial" w:cs="Arial" w:eastAsia="Arial" w:hAnsi="Arial"/>
+                  <w:color w:val="2E75B6"/>
+                  <w:sz w:val="16"/>
+                  <w:szCs w:val="16"/>
+                  <w:u w:val="single" w:color="2E75B6"/>
+                </w:rPr>
+                <w:t xml:space="preserve">Light Reactions of Photosynthesis Practice</w:t>
+              </w:r>
+            </w:hyperlink>
+          </w:p>
+          <w:p>
+            <w:pPr>
+              <w:spacing w:after="10" w:before="0"/>
+              <w:ind w:left="120"/>
+            </w:pPr>
+            <w:r>
+              <w:rPr>
+                <w:rFonts w:ascii="Arial" w:cs="Arial" w:eastAsia="Arial" w:hAnsi="Arial"/>
+                <w:color w:val="595959"/>
+                <w:sz w:val="14"/>
+                <w:szCs w:val="14"/>
+              </w:rPr>
+              <w:t xml:space="preserve">Source: CK-12</w:t>
+            </w:r>
+          </w:p>
+          <w:p>
+            <w:pPr>
+              <w:spacing w:after="10" w:before="0"/>
+              <w:ind w:left="120"/>
+            </w:pPr>
+            <w:hyperlink w:history="1" r:id="rId4lgeh0ndcjuwcrhpnffoh">
+              <w:r>
+                <w:rPr>
+                  <w:rFonts w:ascii="Arial" w:cs="Arial" w:eastAsia="Arial" w:hAnsi="Arial"/>
+                  <w:color w:val="595959"/>
+                  <w:sz w:val="14"/>
+                  <w:szCs w:val="14"/>
+                  <w:u w:val="single" w:color="595959"/>
+                </w:rPr>
+                <w:t xml:space="preserve">🔍 Search ARES for similar readings</w:t>
+              </w:r>
+            </w:hyperlink>
+          </w:p>
+        </w:tc>
+        <w:tc>
+          <w:tcPr>
+            <w:tcW w:type="dxa" w:w="3040"/>
+            <w:shd w:fill="FFFFFF" w:color="auto" w:val="clear"/>
+            <w:tcMar>
+              <w:top w:type="dxa" w:w="60"/>
+              <w:left w:type="dxa" w:w="120"/>
+              <w:bottom w:type="dxa" w:w="60"/>
+              <w:right w:type="dxa" w:w="120"/>
+            </w:tcMar>
+            <w:vAlign w:val="top"/>
+          </w:tcPr>
+          <w:p>
+            <w:pPr>
+              <w:spacing w:after="40" w:before="0"/>
+              <w:jc w:val="left"/>
+            </w:pPr>
+            <w:r>
+              <w:rPr>
+                <w:rFonts w:ascii="Arial" w:cs="Arial" w:eastAsia="Arial" w:hAnsi="Arial"/>
+                <w:b w:val="false"/>
+                <w:bCs w:val="false"/>
+                <w:i w:val="false"/>
+                <w:iCs w:val="false"/>
+                <w:color w:val="000000"/>
+                <w:sz w:val="18"/>
+                <w:szCs w:val="18"/>
+              </w:rPr>
+              <w:t xml:space="preserve">Learners receive the structured reading handout titled Evidence for the Raw Materials of Photosynthesis (or follow along as the teacher reads from the board in low-resource settings). The handout contains four short evidence paragraphs, one for each raw material, each linked to a real Kenyan context: (A) Carbon dioxide — scientists at the University of Nairobi have measured CO2 concentrations inside and outside leaf chambers; CO2 enters through stomata as shown in Lesson 2. (B) Water — water travels from Nairobi City Water and Sewerage Company boreholes through soil into plant roots, up the xylem, into mesophyll cells; without water the stroma cannot carry out reactions. (C) Light energy — solar radiation data from the Kenya Meteorological Department shows peak irradiance in Nairobi between 11:00 and 14:00, coinciding exactly with the wilting window observed by the student. (D) Chlorophyll — the green pigment in chloroplasts absorbs red and blue light; plants in shade receive less light so less chlorophyll is stimulated and, over time, less chlorophyll is synthesised, causing pallor. Learners read silently and annotate using the code: circle each raw material name, underline the sentence that tells you where or how the plant gets it, and place a question mark next to anything they do not understand.</w:t>
+            </w:r>
+          </w:p>
+        </w:tc>
+        <w:tc>
+          <w:tcPr>
+            <w:tcW w:type="dxa" w:w="3040"/>
+            <w:shd w:fill="F2F2F2" w:color="auto" w:val="clear"/>
+            <w:tcMar>
+              <w:top w:type="dxa" w:w="60"/>
+              <w:left w:type="dxa" w:w="120"/>
+              <w:bottom w:type="dxa" w:w="60"/>
+              <w:right w:type="dxa" w:w="120"/>
+            </w:tcMar>
+            <w:vAlign w:val="top"/>
+          </w:tcPr>
+          <w:p>
+            <w:pPr>
+              <w:spacing w:after="40" w:before="0"/>
+              <w:jc w:val="left"/>
+            </w:pPr>
+            <w:r>
+              <w:rPr>
+                <w:rFonts w:ascii="Arial" w:cs="Arial" w:eastAsia="Arial" w:hAnsi="Arial"/>
+                <w:b w:val="false"/>
+                <w:bCs w:val="false"/>
+                <w:i w:val="false"/>
+                <w:iCs w:val="false"/>
+                <w:color w:val="000000"/>
+                <w:sz w:val="18"/>
+                <w:szCs w:val="18"/>
+              </w:rPr>
+              <w:t xml:space="preserve">Distribute handouts or direct attention to the board. Say: Read each paragraph carefully. As you read, circle every raw material you find, underline where or how the plant gets it, and put a question mark next to anything confusing. You have 6 minutes to read and annotate silently. [WAIT TIME: 6 minutes silent reading.] After 6 minutes say: Turn to your partner — share one thing you circled and one thing you put a question mark next to. [WAIT TIME: 2 minutes pair share.] Then ask the class: What question marks came up? Collect two or three genuine confusion points and write them on the board labelled QUESTIONS FROM THE READING. Say: We will address every one of these during our discussion right now.</w:t>
+            </w:r>
+          </w:p>
+        </w:tc>
+        <w:tc>
+          <w:tcPr>
+            <w:tcW w:type="dxa" w:w="3040"/>
+            <w:shd w:fill="FFFFFF" w:color="auto" w:val="clear"/>
+            <w:tcMar>
+              <w:top w:type="dxa" w:w="60"/>
+              <w:left w:type="dxa" w:w="120"/>
+              <w:bottom w:type="dxa" w:w="60"/>
+              <w:right w:type="dxa" w:w="120"/>
+            </w:tcMar>
+            <w:vAlign w:val="top"/>
+          </w:tcPr>
+          <w:p>
+            <w:pPr>
+              <w:spacing w:after="40" w:before="0"/>
+              <w:jc w:val="left"/>
+            </w:pPr>
+            <w:r>
+              <w:rPr>
+                <w:rFonts w:ascii="Arial" w:cs="Arial" w:eastAsia="Arial" w:hAnsi="Arial"/>
+                <w:b w:val="false"/>
+                <w:bCs w:val="false"/>
+                <w:i w:val="false"/>
+                <w:iCs w:val="false"/>
+                <w:color w:val="000000"/>
+                <w:sz w:val="18"/>
+                <w:szCs w:val="18"/>
+              </w:rPr>
+              <w:t xml:space="preserve">Structured annotation (circle, underline, question mark) is a disciplinary literacy strategy that trains learners to read scientific text actively rather than passively. Collecting question marks publicly validates confusion as a scientific starting point and models how scientists track unknowns.</w:t>
+            </w:r>
+          </w:p>
+        </w:tc>
+        <w:tc>
+          <w:tcPr>
+            <w:tcW w:type="dxa" w:w="3040"/>
+            <w:shd w:fill="F2F2F2" w:color="auto" w:val="clear"/>
+            <w:tcMar>
+              <w:top w:type="dxa" w:w="60"/>
+              <w:left w:type="dxa" w:w="120"/>
+              <w:bottom w:type="dxa" w:w="60"/>
+              <w:right w:type="dxa" w:w="120"/>
+            </w:tcMar>
+            <w:vAlign w:val="top"/>
+          </w:tcPr>
+          <w:p>
+            <w:pPr>
+              <w:spacing w:after="40" w:before="0"/>
+              <w:jc w:val="left"/>
+            </w:pPr>
+            <w:r>
+              <w:rPr>
+                <w:rFonts w:ascii="Arial" w:cs="Arial" w:eastAsia="Arial" w:hAnsi="Arial"/>
+                <w:b w:val="false"/>
+                <w:bCs w:val="false"/>
+                <w:i w:val="false"/>
+                <w:iCs w:val="false"/>
+                <w:color w:val="000000"/>
+                <w:sz w:val="18"/>
+                <w:szCs w:val="18"/>
+              </w:rPr>
+              <w:t xml:space="preserve">Teacher circulates during silent reading and checks annotations. Are learners circling all four raw materials or only the obvious ones? Are question marks clustered around the chemical equation or around a specific material? This informs the depth of explanation needed in the Explain phase.</w:t>
+            </w:r>
+          </w:p>
+        </w:tc>
+      </w:tr>
+      <w:tr>
+        <w:tc>
+          <w:tcPr>
+            <w:tcW w:type="dxa" w:w="1520"/>
+            <w:shd w:fill="E2EFDA" w:color="auto" w:val="clear"/>
+            <w:tcMar>
+              <w:top w:type="dxa" w:w="60"/>
+              <w:left w:type="dxa" w:w="120"/>
+              <w:bottom w:type="dxa" w:w="60"/>
+              <w:right w:type="dxa" w:w="120"/>
+            </w:tcMar>
+            <w:vAlign w:val="top"/>
+          </w:tcPr>
+          <w:p>
+            <w:pPr>
+              <w:spacing w:after="40" w:before="0"/>
+              <w:jc w:val="left"/>
+            </w:pPr>
+            <w:r>
+              <w:rPr>
+                <w:rFonts w:ascii="Arial" w:cs="Arial" w:eastAsia="Arial" w:hAnsi="Arial"/>
+                <w:b/>
+                <w:bCs/>
+                <w:i w:val="false"/>
+                <w:iCs w:val="false"/>
+                <w:color w:val="000000"/>
+                <w:sz w:val="18"/>
+                <w:szCs w:val="18"/>
+              </w:rPr>
+              <w:t xml:space="preserve">Explain Phase</w:t>
+            </w:r>
+          </w:p>
+          <w:p>
+            <w:pPr>
+              <w:spacing w:after="20" w:before="0"/>
+            </w:pPr>
+            <w:r>
+              <w:rPr>
+                <w:rFonts w:ascii="Arial" w:cs="Arial" w:eastAsia="Arial" w:hAnsi="Arial"/>
+                <w:b/>
+                <w:bCs/>
+                <w:color w:val="1F3864"/>
+                <w:sz w:val="16"/>
+                <w:szCs w:val="16"/>
+              </w:rPr>
+              <w:t xml:space="preserve">📹 VIDEO:</w:t>
+            </w:r>
+          </w:p>
+          <w:p>
+            <w:pPr>
+              <w:spacing w:after="20" w:before="0"/>
+            </w:pPr>
+            <w:hyperlink w:history="1" r:id="rId59fvp14idtgzeyyezo71b">
+              <w:r>
+                <w:rPr>
+                  <w:rFonts w:ascii="Arial" w:cs="Arial" w:eastAsia="Arial" w:hAnsi="Arial"/>
+                  <w:color w:val="2E75B6"/>
+                  <w:sz w:val="16"/>
+                  <w:szCs w:val="16"/>
+                  <w:u w:val="single" w:color="2E75B6"/>
+                </w:rPr>
+                <w:t xml:space="preserve">Photosynthesis in organisms</w:t>
+              </w:r>
+            </w:hyperlink>
+          </w:p>
+          <w:p>
+            <w:pPr>
+              <w:spacing w:after="10" w:before="0"/>
+              <w:ind w:left="120"/>
+            </w:pPr>
+            <w:r>
+              <w:rPr>
+                <w:rFonts w:ascii="Arial" w:cs="Arial" w:eastAsia="Arial" w:hAnsi="Arial"/>
+                <w:color w:val="595959"/>
+                <w:sz w:val="14"/>
+                <w:szCs w:val="14"/>
+              </w:rPr>
+              <w:t xml:space="preserve">Source: Khan Academy (English - US curriculum)</w:t>
+            </w:r>
+          </w:p>
+          <w:p>
+            <w:pPr>
+              <w:spacing w:after="10" w:before="0"/>
+              <w:ind w:left="120"/>
+            </w:pPr>
+            <w:hyperlink w:history="1" r:id="rIdcyscviosrdacqvtc6ivhi">
+              <w:r>
+                <w:rPr>
+                  <w:rFonts w:ascii="Arial" w:cs="Arial" w:eastAsia="Arial" w:hAnsi="Arial"/>
+                  <w:color w:val="595959"/>
+                  <w:sz w:val="14"/>
+                  <w:szCs w:val="14"/>
+                  <w:u w:val="single" w:color="595959"/>
+                </w:rPr>
+                <w:t xml:space="preserve">🔍 Search ARES for similar videos</w:t>
+              </w:r>
+            </w:hyperlink>
+          </w:p>
+          <w:p>
+            <w:pPr>
+              <w:spacing w:after="40" w:before="0"/>
+            </w:pPr>
+            <w:r>
+              <w:rPr>
+                <w:sz w:val="14"/>
+                <w:szCs w:val="14"/>
+              </w:rPr>
+              <w:t xml:space="preserve"/>
+            </w:r>
+          </w:p>
+          <w:p>
+            <w:pPr>
+              <w:spacing w:after="20" w:before="0"/>
+            </w:pPr>
+            <w:r>
+              <w:rPr>
+                <w:rFonts w:ascii="Arial" w:cs="Arial" w:eastAsia="Arial" w:hAnsi="Arial"/>
+                <w:b/>
+                <w:bCs/>
+                <w:color w:val="1F3864"/>
+                <w:sz w:val="16"/>
+                <w:szCs w:val="16"/>
+              </w:rPr>
+              <w:t xml:space="preserve">📖 EXERCISE:</w:t>
+            </w:r>
+          </w:p>
+          <w:p>
+            <w:pPr>
+              <w:spacing w:after="20" w:before="0"/>
+            </w:pPr>
+            <w:hyperlink w:history="1" r:id="rIdgccgwvhs2zlm5hwei7lz2">
+              <w:r>
+                <w:rPr>
+                  <w:rFonts w:ascii="Arial" w:cs="Arial" w:eastAsia="Arial" w:hAnsi="Arial"/>
+                  <w:color w:val="2E75B6"/>
+                  <w:sz w:val="16"/>
+                  <w:szCs w:val="16"/>
+                  <w:u w:val="single" w:color="2E75B6"/>
+                </w:rPr>
+                <w:t xml:space="preserve">Photosynthesis and Energy for Cells Practice</w:t>
+              </w:r>
+            </w:hyperlink>
+          </w:p>
+          <w:p>
+            <w:pPr>
+              <w:spacing w:after="10" w:before="0"/>
+              <w:ind w:left="120"/>
+            </w:pPr>
+            <w:r>
+              <w:rPr>
+                <w:rFonts w:ascii="Arial" w:cs="Arial" w:eastAsia="Arial" w:hAnsi="Arial"/>
+                <w:color w:val="595959"/>
+                <w:sz w:val="14"/>
+                <w:szCs w:val="14"/>
+              </w:rPr>
+              <w:t xml:space="preserve">Source: CK-12</w:t>
+            </w:r>
+          </w:p>
+          <w:p>
+            <w:pPr>
+              <w:spacing w:after="10" w:before="0"/>
+              <w:ind w:left="120"/>
+            </w:pPr>
+            <w:hyperlink w:history="1" r:id="rIdlsgmafqmgnlyftb1gzjy3">
+              <w:r>
+                <w:rPr>
+                  <w:rFonts w:ascii="Arial" w:cs="Arial" w:eastAsia="Arial" w:hAnsi="Arial"/>
+                  <w:color w:val="595959"/>
+                  <w:sz w:val="14"/>
+                  <w:szCs w:val="14"/>
+                  <w:u w:val="single" w:color="595959"/>
+                </w:rPr>
+                <w:t xml:space="preserve">🔍 Search ARES for similar readings</w:t>
+              </w:r>
+            </w:hyperlink>
+          </w:p>
+        </w:tc>
+        <w:tc>
+          <w:tcPr>
+            <w:tcW w:type="dxa" w:w="3040"/>
+            <w:shd w:fill="FFFFFF" w:color="auto" w:val="clear"/>
+            <w:tcMar>
+              <w:top w:type="dxa" w:w="60"/>
+              <w:left w:type="dxa" w:w="120"/>
+              <w:bottom w:type="dxa" w:w="60"/>
+              <w:right w:type="dxa" w:w="120"/>
+            </w:tcMar>
+            <w:vAlign w:val="top"/>
+          </w:tcPr>
+          <w:p>
+            <w:pPr>
+              <w:spacing w:after="40" w:before="0"/>
+              <w:jc w:val="left"/>
+            </w:pPr>
+            <w:r>
+              <w:rPr>
+                <w:rFonts w:ascii="Arial" w:cs="Arial" w:eastAsia="Arial" w:hAnsi="Arial"/>
+                <w:b w:val="false"/>
+                <w:bCs w:val="false"/>
+                <w:i w:val="false"/>
+                <w:iCs w:val="false"/>
+                <w:color w:val="000000"/>
+                <w:sz w:val="18"/>
+                <w:szCs w:val="18"/>
+              </w:rPr>
+              <w:t xml:space="preserve">The teacher leads a 12-minute guided discussion that moves through three steps: (1) Confirming the four raw materials — CO2, H2O, light energy, chlorophyll — with learners adding or correcting their prediction lists. (2) Building the word equation together: learners suggest inputs and outputs; the teacher scribes on the board: carbon dioxide plus water plus light energy in the presence of chlorophyll yields glucose plus oxygen. Learners copy this into their notebooks. (3) Building the chemical equation: the teacher writes the unbalanced equation on the board and invites learners to count atoms together — 6CO2 plus 6H2O yields C6H12O6 plus 6O2 with light energy and chlorophyll shown above the arrow. Learners copy the balanced equation and label each term. The teacher then poses the application question: Looking at the four raw materials, which one or ones do you think are most directly responsible for the wilting at midday? Which are responsible for the pallor in shade? Learners discuss in pairs for 90 seconds before sharing answers. The teacher guides the class to the following reasoning: wilting is linked to water (high transpiration rate at peak solar irradiance exceeds water supply to leaves — even though soil is moist, the rate of loss outpaces uptake) and to light intensity driving transpiration; pallor and slow growth are linked to reduced light energy reaching chlorophyll and therefore reduced glucose synthesis.</w:t>
+            </w:r>
+          </w:p>
+        </w:tc>
+        <w:tc>
+          <w:tcPr>
+            <w:tcW w:type="dxa" w:w="3040"/>
+            <w:shd w:fill="F2F2F2" w:color="auto" w:val="clear"/>
+            <w:tcMar>
+              <w:top w:type="dxa" w:w="60"/>
+              <w:left w:type="dxa" w:w="120"/>
+              <w:bottom w:type="dxa" w:w="60"/>
+              <w:right w:type="dxa" w:w="120"/>
+            </w:tcMar>
+            <w:vAlign w:val="top"/>
+          </w:tcPr>
+          <w:p>
+            <w:pPr>
+              <w:spacing w:after="40" w:before="0"/>
+              <w:jc w:val="left"/>
+            </w:pPr>
+            <w:r>
+              <w:rPr>
+                <w:rFonts w:ascii="Arial" w:cs="Arial" w:eastAsia="Arial" w:hAnsi="Arial"/>
+                <w:b w:val="false"/>
+                <w:bCs w:val="false"/>
+                <w:i w:val="false"/>
+                <w:iCs w:val="false"/>
+                <w:color w:val="000000"/>
+                <w:sz w:val="18"/>
+                <w:szCs w:val="18"/>
+              </w:rPr>
+              <w:t xml:space="preserve">Return to the prediction columns on the board. Say: Let us check your predictions. Which of these items appear in what you read? Cross out anything the evidence does not support and add anything you missed. Give learners 1 minute to update their notebooks. Then say: I am going to write a sentence on the board and I need you to help me complete it. The raw materials for photosynthesis are — pause — who can give me the first one? Build the word equation collaboratively, scribing exactly what learners say and correcting gently. Say: Now I want to write this as a chemical equation. Has anyone seen chemical formulas before? Do not worry if not — we will build it together by counting atoms. Work through the balancing step by step, narrating your thinking aloud: I need 6 carbons on the left so I use 6CO2. After the equation is complete, say: Now the big question — and I want you to think carefully before you answer. [WAIT TIME: pause 5 seconds of silence.] Of these four raw materials, which one is most directly connected to the wilting? Which to the pallor? Discuss with your partner. [WAIT TIME: 90 seconds.] Cold-call two pairs. Probe further: How does more sunlight lead to more water loss — think about the stomata you saw in Lesson 2. Guide learners to connect stomatal opening at high light intensity to increased transpiration. Say: This is powerful — the same light that drives photosynthesis also drives the transpiration that causes wilting. That is a real scientific tension.</w:t>
+            </w:r>
+          </w:p>
+        </w:tc>
+        <w:tc>
+          <w:tcPr>
+            <w:tcW w:type="dxa" w:w="3040"/>
+            <w:shd w:fill="FFFFFF" w:color="auto" w:val="clear"/>
+            <w:tcMar>
+              <w:top w:type="dxa" w:w="60"/>
+              <w:left w:type="dxa" w:w="120"/>
+              <w:bottom w:type="dxa" w:w="60"/>
+              <w:right w:type="dxa" w:w="120"/>
+            </w:tcMar>
+            <w:vAlign w:val="top"/>
+          </w:tcPr>
+          <w:p>
+            <w:pPr>
+              <w:spacing w:after="40" w:before="0"/>
+              <w:jc w:val="left"/>
+            </w:pPr>
+            <w:r>
+              <w:rPr>
+                <w:rFonts w:ascii="Arial" w:cs="Arial" w:eastAsia="Arial" w:hAnsi="Arial"/>
+                <w:b w:val="false"/>
+                <w:bCs w:val="false"/>
+                <w:i w:val="false"/>
+                <w:iCs w:val="false"/>
+                <w:color w:val="000000"/>
+                <w:sz w:val="18"/>
+                <w:szCs w:val="18"/>
+              </w:rPr>
+              <w:t xml:space="preserve">Collaborative equation building (rather than teacher telling) positions learners as co-constructors of knowledge. The application question creates a bridge between abstract chemistry and the lived phenomenon, using the leaf structure knowledge from Lesson 2 as a reasoning scaffold. The explicit connection — light drives both photosynthesis and transpiration — is a high-leverage insight that advances the storyline.</w:t>
+            </w:r>
+          </w:p>
+        </w:tc>
+        <w:tc>
+          <w:tcPr>
+            <w:tcW w:type="dxa" w:w="3040"/>
+            <w:shd w:fill="F2F2F2" w:color="auto" w:val="clear"/>
+            <w:tcMar>
+              <w:top w:type="dxa" w:w="60"/>
+              <w:left w:type="dxa" w:w="120"/>
+              <w:bottom w:type="dxa" w:w="60"/>
+              <w:right w:type="dxa" w:w="120"/>
+            </w:tcMar>
+            <w:vAlign w:val="top"/>
+          </w:tcPr>
+          <w:p>
+            <w:pPr>
+              <w:spacing w:after="40" w:before="0"/>
+              <w:jc w:val="left"/>
+            </w:pPr>
+            <w:r>
+              <w:rPr>
+                <w:rFonts w:ascii="Arial" w:cs="Arial" w:eastAsia="Arial" w:hAnsi="Arial"/>
+                <w:b w:val="false"/>
+                <w:bCs w:val="false"/>
+                <w:i w:val="false"/>
+                <w:iCs w:val="false"/>
+                <w:color w:val="000000"/>
+                <w:sz w:val="18"/>
+                <w:szCs w:val="18"/>
+              </w:rPr>
+              <w:t xml:space="preserve">Teacher listens to pair discussions and cold-call responses to assess whether learners can reason causally (not just recall). Probe questions: Why does the plant not simply close its stomata during the day? What would happen to CO2 supply if stomata closed? These questions reveal depth of understanding and surface the stomatal dilemma that will resurface in Lesson 5.</w:t>
+            </w:r>
+          </w:p>
+        </w:tc>
+      </w:tr>
+      <w:tr>
+        <w:tc>
+          <w:tcPr>
+            <w:tcW w:type="dxa" w:w="1520"/>
+            <w:shd w:fill="FCE4D6" w:color="auto" w:val="clear"/>
+            <w:tcMar>
+              <w:top w:type="dxa" w:w="60"/>
+              <w:left w:type="dxa" w:w="120"/>
+              <w:bottom w:type="dxa" w:w="60"/>
+              <w:right w:type="dxa" w:w="120"/>
+            </w:tcMar>
+            <w:vAlign w:val="top"/>
+          </w:tcPr>
+          <w:p>
+            <w:pPr>
+              <w:spacing w:after="40" w:before="0"/>
+              <w:jc w:val="left"/>
+            </w:pPr>
+            <w:r>
+              <w:rPr>
+                <w:rFonts w:ascii="Arial" w:cs="Arial" w:eastAsia="Arial" w:hAnsi="Arial"/>
+                <w:b/>
+                <w:bCs/>
+                <w:i w:val="false"/>
+                <w:iCs w:val="false"/>
+                <w:color w:val="000000"/>
+                <w:sz w:val="18"/>
+                <w:szCs w:val="18"/>
+              </w:rPr>
+              <w:t xml:space="preserve">Driving Question Board (DQB) Creation</w:t>
+            </w:r>
+          </w:p>
+          <w:p>
+            <w:pPr>
+              <w:spacing w:after="20" w:before="0"/>
+            </w:pPr>
+            <w:r>
+              <w:rPr>
+                <w:rFonts w:ascii="Arial" w:cs="Arial" w:eastAsia="Arial" w:hAnsi="Arial"/>
+                <w:b/>
+                <w:bCs/>
+                <w:color w:val="1F3864"/>
+                <w:sz w:val="16"/>
+                <w:szCs w:val="16"/>
+              </w:rPr>
+              <w:t xml:space="preserve">📹 VIDEO:</w:t>
+            </w:r>
+          </w:p>
+          <w:p>
+            <w:pPr>
+              <w:spacing w:after="20" w:before="0"/>
+            </w:pPr>
+            <w:hyperlink w:history="1" r:id="rIdshqqkgfh8eppcbvje8z8-">
+              <w:r>
+                <w:rPr>
+                  <w:rFonts w:ascii="Arial" w:cs="Arial" w:eastAsia="Arial" w:hAnsi="Arial"/>
+                  <w:color w:val="2E75B6"/>
+                  <w:sz w:val="16"/>
+                  <w:szCs w:val="16"/>
+                  <w:u w:val="single" w:color="2E75B6"/>
+                </w:rPr>
+                <w:t xml:space="preserve">Photosynthesis in organisms</w:t>
+              </w:r>
+            </w:hyperlink>
+          </w:p>
+          <w:p>
+            <w:pPr>
+              <w:spacing w:after="10" w:before="0"/>
+              <w:ind w:left="120"/>
+            </w:pPr>
+            <w:r>
+              <w:rPr>
+                <w:rFonts w:ascii="Arial" w:cs="Arial" w:eastAsia="Arial" w:hAnsi="Arial"/>
+                <w:color w:val="595959"/>
+                <w:sz w:val="14"/>
+                <w:szCs w:val="14"/>
+              </w:rPr>
+              <w:t xml:space="preserve">Source: Khan Academy (English - US curriculum)</w:t>
+            </w:r>
+          </w:p>
+          <w:p>
+            <w:pPr>
+              <w:spacing w:after="10" w:before="0"/>
+              <w:ind w:left="120"/>
+            </w:pPr>
+            <w:hyperlink w:history="1" r:id="rIdzmgbk5jhyrgajkvlh7s7p">
+              <w:r>
+                <w:rPr>
+                  <w:rFonts w:ascii="Arial" w:cs="Arial" w:eastAsia="Arial" w:hAnsi="Arial"/>
+                  <w:color w:val="595959"/>
+                  <w:sz w:val="14"/>
+                  <w:szCs w:val="14"/>
+                  <w:u w:val="single" w:color="595959"/>
+                </w:rPr>
+                <w:t xml:space="preserve">🔍 Search ARES for similar videos</w:t>
+              </w:r>
+            </w:hyperlink>
+          </w:p>
+          <w:p>
+            <w:pPr>
+              <w:spacing w:after="40" w:before="0"/>
+            </w:pPr>
+            <w:r>
+              <w:rPr>
+                <w:sz w:val="14"/>
+                <w:szCs w:val="14"/>
+              </w:rPr>
+              <w:t xml:space="preserve"/>
+            </w:r>
+          </w:p>
+          <w:p>
+            <w:pPr>
+              <w:spacing w:after="20" w:before="0"/>
+            </w:pPr>
+            <w:r>
+              <w:rPr>
+                <w:rFonts w:ascii="Arial" w:cs="Arial" w:eastAsia="Arial" w:hAnsi="Arial"/>
+                <w:b/>
+                <w:bCs/>
+                <w:color w:val="1F3864"/>
+                <w:sz w:val="16"/>
+                <w:szCs w:val="16"/>
+              </w:rPr>
+              <w:t xml:space="preserve">📖 EXERCISE:</w:t>
+            </w:r>
+          </w:p>
+          <w:p>
+            <w:pPr>
+              <w:spacing w:after="20" w:before="0"/>
+            </w:pPr>
+            <w:hyperlink w:history="1" r:id="rId2jpsjy0a5tmjocj2kamic">
+              <w:r>
+                <w:rPr>
+                  <w:rFonts w:ascii="Arial" w:cs="Arial" w:eastAsia="Arial" w:hAnsi="Arial"/>
+                  <w:color w:val="2E75B6"/>
+                  <w:sz w:val="16"/>
+                  <w:szCs w:val="16"/>
+                  <w:u w:val="single" w:color="2E75B6"/>
+                </w:rPr>
+                <w:t xml:space="preserve">The light-dependent reactions</w:t>
+              </w:r>
+            </w:hyperlink>
+          </w:p>
+          <w:p>
+            <w:pPr>
+              <w:spacing w:after="10" w:before="0"/>
+              <w:ind w:left="120"/>
+            </w:pPr>
+            <w:r>
+              <w:rPr>
+                <w:rFonts w:ascii="Arial" w:cs="Arial" w:eastAsia="Arial" w:hAnsi="Arial"/>
+                <w:color w:val="595959"/>
+                <w:sz w:val="14"/>
+                <w:szCs w:val="14"/>
+              </w:rPr>
+              <w:t xml:space="preserve">Source: Khan Academy (English - US curriculum)</w:t>
+            </w:r>
+          </w:p>
+          <w:p>
+            <w:pPr>
+              <w:spacing w:after="10" w:before="0"/>
+              <w:ind w:left="120"/>
+            </w:pPr>
+            <w:hyperlink w:history="1" r:id="rId5mq0s-oysl4hipezw6u5b">
+              <w:r>
+                <w:rPr>
+                  <w:rFonts w:ascii="Arial" w:cs="Arial" w:eastAsia="Arial" w:hAnsi="Arial"/>
+                  <w:color w:val="595959"/>
+                  <w:sz w:val="14"/>
+                  <w:szCs w:val="14"/>
+                  <w:u w:val="single" w:color="595959"/>
+                </w:rPr>
+                <w:t xml:space="preserve">🔍 Search ARES for similar readings</w:t>
+              </w:r>
+            </w:hyperlink>
+          </w:p>
+        </w:tc>
+        <w:tc>
+          <w:tcPr>
+            <w:tcW w:type="dxa" w:w="3040"/>
+            <w:shd w:fill="FFFFFF" w:color="auto" w:val="clear"/>
+            <w:tcMar>
+              <w:top w:type="dxa" w:w="60"/>
+              <w:left w:type="dxa" w:w="120"/>
+              <w:bottom w:type="dxa" w:w="60"/>
+              <w:right w:type="dxa" w:w="120"/>
+            </w:tcMar>
+            <w:vAlign w:val="top"/>
+          </w:tcPr>
+          <w:p>
+            <w:pPr>
+              <w:spacing w:after="40" w:before="0"/>
+              <w:jc w:val="left"/>
+            </w:pPr>
+            <w:r>
+              <w:rPr>
+                <w:rFonts w:ascii="Arial" w:cs="Arial" w:eastAsia="Arial" w:hAnsi="Arial"/>
+                <w:b w:val="false"/>
+                <w:bCs w:val="false"/>
+                <w:i w:val="false"/>
+                <w:iCs w:val="false"/>
+                <w:color w:val="000000"/>
+                <w:sz w:val="18"/>
+                <w:szCs w:val="18"/>
+              </w:rPr>
+              <w:t xml:space="preserve">Each learner receives two sticky notes (or tears a small piece of paper into two). On the first note they write one question that has been answered today about why sukuma wiki wilts or turns pale. On the second note they write one new question the lesson has raised for them. Learners post their notes in the appropriate sections of the class DQB — an ANSWERED section and a NEW QUESTIONS section. The teacher reads three to five new questions aloud and tags them with lesson numbers from the storyline to show the class when those questions will be addressed. The class identifies the two most important unanswered questions by show of hands and circles them on the DQB.</w:t>
+            </w:r>
+          </w:p>
+        </w:tc>
+        <w:tc>
+          <w:tcPr>
+            <w:tcW w:type="dxa" w:w="3040"/>
+            <w:shd w:fill="F2F2F2" w:color="auto" w:val="clear"/>
+            <w:tcMar>
+              <w:top w:type="dxa" w:w="60"/>
+              <w:left w:type="dxa" w:w="120"/>
+              <w:bottom w:type="dxa" w:w="60"/>
+              <w:right w:type="dxa" w:w="120"/>
+            </w:tcMar>
+            <w:vAlign w:val="top"/>
+          </w:tcPr>
+          <w:p>
+            <w:pPr>
+              <w:spacing w:after="40" w:before="0"/>
+              <w:jc w:val="left"/>
+            </w:pPr>
+            <w:r>
+              <w:rPr>
+                <w:rFonts w:ascii="Arial" w:cs="Arial" w:eastAsia="Arial" w:hAnsi="Arial"/>
+                <w:b w:val="false"/>
+                <w:bCs w:val="false"/>
+                <w:i w:val="false"/>
+                <w:iCs w:val="false"/>
+                <w:color w:val="000000"/>
+                <w:sz w:val="18"/>
+                <w:szCs w:val="18"/>
+              </w:rPr>
+              <w:t xml:space="preserve">Distribute two sticky notes per learner. Say: On the first note write one question that you feel you can now answer because of what we learned today — start it with the words: I can now explain why... On the second note write one brand-new question this lesson has raised for you — something you are now curious about that you were not thinking about before class. Give 2 minutes for writing. [WAIT TIME: 2 minutes.] Direct learners to post their notes. Read three new questions aloud. Say: These are excellent scientific questions. Let me show you where in our unit each of these will be answered. Point to the storyline summary posted on the wall. Tag the oxygen question to Lesson 5, the glucose question to Lesson 6, the mineral question to Lesson 9. Say: Every question you have is part of the science of this unit. We will get to all of them.</w:t>
+            </w:r>
+          </w:p>
+        </w:tc>
+        <w:tc>
+          <w:tcPr>
+            <w:tcW w:type="dxa" w:w="3040"/>
+            <w:shd w:fill="FFFFFF" w:color="auto" w:val="clear"/>
+            <w:tcMar>
+              <w:top w:type="dxa" w:w="60"/>
+              <w:left w:type="dxa" w:w="120"/>
+              <w:bottom w:type="dxa" w:w="60"/>
+              <w:right w:type="dxa" w:w="120"/>
+            </w:tcMar>
+            <w:vAlign w:val="top"/>
+          </w:tcPr>
+          <w:p>
+            <w:pPr>
+              <w:spacing w:after="40" w:before="0"/>
+              <w:jc w:val="left"/>
+            </w:pPr>
+            <w:r>
+              <w:rPr>
+                <w:rFonts w:ascii="Arial" w:cs="Arial" w:eastAsia="Arial" w:hAnsi="Arial"/>
+                <w:b w:val="false"/>
+                <w:bCs w:val="false"/>
+                <w:i w:val="false"/>
+                <w:iCs w:val="false"/>
+                <w:color w:val="000000"/>
+                <w:sz w:val="18"/>
+                <w:szCs w:val="18"/>
+              </w:rPr>
+              <w:t xml:space="preserve">The DQB move makes the storyline progression visible and emotionally rewarding — learners see their confusion transforming into answered questions across lessons. Labelling new questions with future lesson numbers builds anticipation and coherent narrative across the unit.</w:t>
+            </w:r>
+          </w:p>
+        </w:tc>
+        <w:tc>
+          <w:tcPr>
+            <w:tcW w:type="dxa" w:w="3040"/>
+            <w:shd w:fill="F2F2F2" w:color="auto" w:val="clear"/>
+            <w:tcMar>
+              <w:top w:type="dxa" w:w="60"/>
+              <w:left w:type="dxa" w:w="120"/>
+              <w:bottom w:type="dxa" w:w="60"/>
+              <w:right w:type="dxa" w:w="120"/>
+            </w:tcMar>
+            <w:vAlign w:val="top"/>
+          </w:tcPr>
+          <w:p>
+            <w:pPr>
+              <w:spacing w:after="40" w:before="0"/>
+              <w:jc w:val="left"/>
+            </w:pPr>
+            <w:r>
+              <w:rPr>
+                <w:rFonts w:ascii="Arial" w:cs="Arial" w:eastAsia="Arial" w:hAnsi="Arial"/>
+                <w:b w:val="false"/>
+                <w:bCs w:val="false"/>
+                <w:i w:val="false"/>
+                <w:iCs w:val="false"/>
+                <w:color w:val="000000"/>
+                <w:sz w:val="18"/>
+                <w:szCs w:val="18"/>
+              </w:rPr>
+              <w:t xml:space="preserve">The ANSWERED sticky notes are the primary formative evidence. Teacher reads them after class to check whether learners are correctly attributing wilting to water loss and light-driven transpiration and pallor to reduced light and chlorophyll activity. Misconceptions on these notes inform the opening review of Lesson 4.</w:t>
+            </w:r>
+          </w:p>
+        </w:tc>
+      </w:tr>
+      <w:tr>
+        <w:tc>
+          <w:tcPr>
+            <w:tcW w:type="dxa" w:w="1520"/>
+            <w:shd w:fill="D5E8F0" w:color="auto" w:val="clear"/>
+            <w:tcMar>
+              <w:top w:type="dxa" w:w="60"/>
+              <w:left w:type="dxa" w:w="120"/>
+              <w:bottom w:type="dxa" w:w="60"/>
+              <w:right w:type="dxa" w:w="120"/>
+            </w:tcMar>
+            <w:vAlign w:val="top"/>
+          </w:tcPr>
+          <w:p>
+            <w:pPr>
+              <w:spacing w:after="40" w:before="0"/>
+              <w:jc w:val="left"/>
+            </w:pPr>
+            <w:r>
+              <w:rPr>
+                <w:rFonts w:ascii="Arial" w:cs="Arial" w:eastAsia="Arial" w:hAnsi="Arial"/>
+                <w:b/>
+                <w:bCs/>
+                <w:i w:val="false"/>
+                <w:iCs w:val="false"/>
+                <w:color w:val="000000"/>
+                <w:sz w:val="18"/>
+                <w:szCs w:val="18"/>
+              </w:rPr>
+              <w:t xml:space="preserve">Model Building Phase</w:t>
+            </w:r>
+          </w:p>
+          <w:p>
+            <w:pPr>
+              <w:spacing w:after="20" w:before="0"/>
+            </w:pPr>
+            <w:r>
+              <w:rPr>
+                <w:rFonts w:ascii="Arial" w:cs="Arial" w:eastAsia="Arial" w:hAnsi="Arial"/>
+                <w:b/>
+                <w:bCs/>
+                <w:color w:val="1F3864"/>
+                <w:sz w:val="16"/>
+                <w:szCs w:val="16"/>
+              </w:rPr>
+              <w:t xml:space="preserve">📹 VIDEO:</w:t>
+            </w:r>
+          </w:p>
+          <w:p>
+            <w:pPr>
+              <w:spacing w:after="20" w:before="0"/>
+            </w:pPr>
+            <w:hyperlink w:history="1" r:id="rIdii3igjmabnd1nrv4vwyz1">
+              <w:r>
+                <w:rPr>
+                  <w:rFonts w:ascii="Arial" w:cs="Arial" w:eastAsia="Arial" w:hAnsi="Arial"/>
+                  <w:color w:val="2E75B6"/>
+                  <w:sz w:val="16"/>
+                  <w:szCs w:val="16"/>
+                  <w:u w:val="single" w:color="2E75B6"/>
+                </w:rPr>
+                <w:t xml:space="preserve">Photosynthesis in organisms</w:t>
+              </w:r>
+            </w:hyperlink>
+          </w:p>
+          <w:p>
+            <w:pPr>
+              <w:spacing w:after="10" w:before="0"/>
+              <w:ind w:left="120"/>
+            </w:pPr>
+            <w:r>
+              <w:rPr>
+                <w:rFonts w:ascii="Arial" w:cs="Arial" w:eastAsia="Arial" w:hAnsi="Arial"/>
+                <w:color w:val="595959"/>
+                <w:sz w:val="14"/>
+                <w:szCs w:val="14"/>
+              </w:rPr>
+              <w:t xml:space="preserve">Source: Khan Academy (English - US curriculum)</w:t>
+            </w:r>
+          </w:p>
+          <w:p>
+            <w:pPr>
+              <w:spacing w:after="10" w:before="0"/>
+              <w:ind w:left="120"/>
+            </w:pPr>
+            <w:hyperlink w:history="1" r:id="rIdilmrw4zocxiqglkvaelks">
+              <w:r>
+                <w:rPr>
+                  <w:rFonts w:ascii="Arial" w:cs="Arial" w:eastAsia="Arial" w:hAnsi="Arial"/>
+                  <w:color w:val="595959"/>
+                  <w:sz w:val="14"/>
+                  <w:szCs w:val="14"/>
+                  <w:u w:val="single" w:color="595959"/>
+                </w:rPr>
+                <w:t xml:space="preserve">🔍 Search ARES for similar videos</w:t>
+              </w:r>
+            </w:hyperlink>
+          </w:p>
+          <w:p>
+            <w:pPr>
+              <w:spacing w:after="40" w:before="0"/>
+            </w:pPr>
+            <w:r>
+              <w:rPr>
+                <w:sz w:val="14"/>
+                <w:szCs w:val="14"/>
+              </w:rPr>
+              <w:t xml:space="preserve"/>
+            </w:r>
+          </w:p>
+          <w:p>
+            <w:pPr>
+              <w:spacing w:after="20" w:before="0"/>
+            </w:pPr>
+            <w:r>
+              <w:rPr>
+                <w:rFonts w:ascii="Arial" w:cs="Arial" w:eastAsia="Arial" w:hAnsi="Arial"/>
+                <w:b/>
+                <w:bCs/>
+                <w:color w:val="1F3864"/>
+                <w:sz w:val="16"/>
+                <w:szCs w:val="16"/>
+              </w:rPr>
               <w:t xml:space="preserve">📖 HTML:</w:t>
             </w:r>
           </w:p>
@@ -9468,7 +10376,7 @@
             <w:pPr>
               <w:spacing w:after="20" w:before="0"/>
             </w:pPr>
-            <w:hyperlink w:history="1" r:id="rIdwnygco2ayyamzqcoo1ujj">
+            <w:hyperlink w:history="1" r:id="rIdhz22vp6m8uwxv1k1ml345">
               <w:r>
                 <w:rPr>
                   <w:rFonts w:ascii="Arial" w:cs="Arial" w:eastAsia="Arial" w:hAnsi="Arial"/>
@@ -9501,925 +10409,7 @@
               <w:spacing w:after="10" w:before="0"/>
               <w:ind w:left="120"/>
             </w:pPr>
-            <w:hyperlink w:history="1" r:id="rIdkackrufar7t9tgwvpwj8s">
-              <w:r>
-                <w:rPr>
-                  <w:rFonts w:ascii="Arial" w:cs="Arial" w:eastAsia="Arial" w:hAnsi="Arial"/>
-                  <w:color w:val="595959"/>
-                  <w:sz w:val="14"/>
-                  <w:szCs w:val="14"/>
-                  <w:u w:val="single" w:color="595959"/>
-                </w:rPr>
-                <w:t xml:space="preserve">🔍 Search ARES for similar readings</w:t>
-              </w:r>
-            </w:hyperlink>
-          </w:p>
-        </w:tc>
-        <w:tc>
-          <w:tcPr>
-            <w:tcW w:type="dxa" w:w="3040"/>
-            <w:shd w:fill="FFFFFF" w:color="auto" w:val="clear"/>
-            <w:tcMar>
-              <w:top w:type="dxa" w:w="60"/>
-              <w:left w:type="dxa" w:w="120"/>
-              <w:bottom w:type="dxa" w:w="60"/>
-              <w:right w:type="dxa" w:w="120"/>
-            </w:tcMar>
-            <w:vAlign w:val="top"/>
-          </w:tcPr>
-          <w:p>
-            <w:pPr>
-              <w:spacing w:after="40" w:before="0"/>
-              <w:jc w:val="left"/>
-            </w:pPr>
-            <w:r>
-              <w:rPr>
-                <w:rFonts w:ascii="Arial" w:cs="Arial" w:eastAsia="Arial" w:hAnsi="Arial"/>
-                <w:b w:val="false"/>
-                <w:bCs w:val="false"/>
-                <w:i w:val="false"/>
-                <w:iCs w:val="false"/>
-                <w:color w:val="000000"/>
-                <w:sz w:val="18"/>
-                <w:szCs w:val="18"/>
-              </w:rPr>
-              <w:t xml:space="preserve">Learners receive the structured reading handout titled Evidence for the Raw Materials of Photosynthesis (or follow along as the teacher reads from the board in low-resource settings). The handout contains four short evidence paragraphs, one for each raw material, each linked to a real Kenyan context: (A) Carbon dioxide — scientists at the University of Nairobi have measured CO2 concentrations inside and outside leaf chambers; CO2 enters through stomata as shown in Lesson 2. (B) Water — water travels from Nairobi City Water and Sewerage Company boreholes through soil into plant roots, up the xylem, into mesophyll cells; without water the stroma cannot carry out reactions. (C) Light energy — solar radiation data from the Kenya Meteorological Department shows peak irradiance in Nairobi between 11:00 and 14:00, coinciding exactly with the wilting window observed by the student. (D) Chlorophyll — the green pigment in chloroplasts absorbs red and blue light; plants in shade receive less light so less chlorophyll is stimulated and, over time, less chlorophyll is synthesised, causing pallor. Learners read silently and annotate using the code: circle each raw material name, underline the sentence that tells you where or how the plant gets it, and place a question mark next to anything they do not understand.</w:t>
-            </w:r>
-          </w:p>
-        </w:tc>
-        <w:tc>
-          <w:tcPr>
-            <w:tcW w:type="dxa" w:w="3040"/>
-            <w:shd w:fill="F2F2F2" w:color="auto" w:val="clear"/>
-            <w:tcMar>
-              <w:top w:type="dxa" w:w="60"/>
-              <w:left w:type="dxa" w:w="120"/>
-              <w:bottom w:type="dxa" w:w="60"/>
-              <w:right w:type="dxa" w:w="120"/>
-            </w:tcMar>
-            <w:vAlign w:val="top"/>
-          </w:tcPr>
-          <w:p>
-            <w:pPr>
-              <w:spacing w:after="40" w:before="0"/>
-              <w:jc w:val="left"/>
-            </w:pPr>
-            <w:r>
-              <w:rPr>
-                <w:rFonts w:ascii="Arial" w:cs="Arial" w:eastAsia="Arial" w:hAnsi="Arial"/>
-                <w:b w:val="false"/>
-                <w:bCs w:val="false"/>
-                <w:i w:val="false"/>
-                <w:iCs w:val="false"/>
-                <w:color w:val="000000"/>
-                <w:sz w:val="18"/>
-                <w:szCs w:val="18"/>
-              </w:rPr>
-              <w:t xml:space="preserve">Distribute handouts or direct attention to the board. Say: Read each paragraph carefully. As you read, circle every raw material you find, underline where or how the plant gets it, and put a question mark next to anything confusing. You have 6 minutes to read and annotate silently. [WAIT TIME: 6 minutes silent reading.] After 6 minutes say: Turn to your partner — share one thing you circled and one thing you put a question mark next to. [WAIT TIME: 2 minutes pair share.] Then ask the class: What question marks came up? Collect two or three genuine confusion points and write them on the board labelled QUESTIONS FROM THE READING. Say: We will address every one of these during our discussion right now.</w:t>
-            </w:r>
-          </w:p>
-        </w:tc>
-        <w:tc>
-          <w:tcPr>
-            <w:tcW w:type="dxa" w:w="3040"/>
-            <w:shd w:fill="FFFFFF" w:color="auto" w:val="clear"/>
-            <w:tcMar>
-              <w:top w:type="dxa" w:w="60"/>
-              <w:left w:type="dxa" w:w="120"/>
-              <w:bottom w:type="dxa" w:w="60"/>
-              <w:right w:type="dxa" w:w="120"/>
-            </w:tcMar>
-            <w:vAlign w:val="top"/>
-          </w:tcPr>
-          <w:p>
-            <w:pPr>
-              <w:spacing w:after="40" w:before="0"/>
-              <w:jc w:val="left"/>
-            </w:pPr>
-            <w:r>
-              <w:rPr>
-                <w:rFonts w:ascii="Arial" w:cs="Arial" w:eastAsia="Arial" w:hAnsi="Arial"/>
-                <w:b w:val="false"/>
-                <w:bCs w:val="false"/>
-                <w:i w:val="false"/>
-                <w:iCs w:val="false"/>
-                <w:color w:val="000000"/>
-                <w:sz w:val="18"/>
-                <w:szCs w:val="18"/>
-              </w:rPr>
-              <w:t xml:space="preserve">Structured annotation (circle, underline, question mark) is a disciplinary literacy strategy that trains learners to read scientific text actively rather than passively. Collecting question marks publicly validates confusion as a scientific starting point and models how scientists track unknowns.</w:t>
-            </w:r>
-          </w:p>
-        </w:tc>
-        <w:tc>
-          <w:tcPr>
-            <w:tcW w:type="dxa" w:w="3040"/>
-            <w:shd w:fill="F2F2F2" w:color="auto" w:val="clear"/>
-            <w:tcMar>
-              <w:top w:type="dxa" w:w="60"/>
-              <w:left w:type="dxa" w:w="120"/>
-              <w:bottom w:type="dxa" w:w="60"/>
-              <w:right w:type="dxa" w:w="120"/>
-            </w:tcMar>
-            <w:vAlign w:val="top"/>
-          </w:tcPr>
-          <w:p>
-            <w:pPr>
-              <w:spacing w:after="40" w:before="0"/>
-              <w:jc w:val="left"/>
-            </w:pPr>
-            <w:r>
-              <w:rPr>
-                <w:rFonts w:ascii="Arial" w:cs="Arial" w:eastAsia="Arial" w:hAnsi="Arial"/>
-                <w:b w:val="false"/>
-                <w:bCs w:val="false"/>
-                <w:i w:val="false"/>
-                <w:iCs w:val="false"/>
-                <w:color w:val="000000"/>
-                <w:sz w:val="18"/>
-                <w:szCs w:val="18"/>
-              </w:rPr>
-              <w:t xml:space="preserve">Teacher circulates during silent reading and checks annotations. Are learners circling all four raw materials or only the obvious ones? Are question marks clustered around the chemical equation or around a specific material? This informs the depth of explanation needed in the Explain phase.</w:t>
-            </w:r>
-          </w:p>
-        </w:tc>
-      </w:tr>
-      <w:tr>
-        <w:tc>
-          <w:tcPr>
-            <w:tcW w:type="dxa" w:w="1520"/>
-            <w:shd w:fill="E2EFDA" w:color="auto" w:val="clear"/>
-            <w:tcMar>
-              <w:top w:type="dxa" w:w="60"/>
-              <w:left w:type="dxa" w:w="120"/>
-              <w:bottom w:type="dxa" w:w="60"/>
-              <w:right w:type="dxa" w:w="120"/>
-            </w:tcMar>
-            <w:vAlign w:val="top"/>
-          </w:tcPr>
-          <w:p>
-            <w:pPr>
-              <w:spacing w:after="40" w:before="0"/>
-              <w:jc w:val="left"/>
-            </w:pPr>
-            <w:r>
-              <w:rPr>
-                <w:rFonts w:ascii="Arial" w:cs="Arial" w:eastAsia="Arial" w:hAnsi="Arial"/>
-                <w:b/>
-                <w:bCs/>
-                <w:i w:val="false"/>
-                <w:iCs w:val="false"/>
-                <w:color w:val="000000"/>
-                <w:sz w:val="18"/>
-                <w:szCs w:val="18"/>
-              </w:rPr>
-              <w:t xml:space="preserve">Explain Phase</w:t>
-            </w:r>
-          </w:p>
-          <w:p>
-            <w:pPr>
-              <w:spacing w:after="20" w:before="0"/>
-            </w:pPr>
-            <w:r>
-              <w:rPr>
-                <w:rFonts w:ascii="Arial" w:cs="Arial" w:eastAsia="Arial" w:hAnsi="Arial"/>
-                <w:b/>
-                <w:bCs/>
-                <w:color w:val="1F3864"/>
-                <w:sz w:val="16"/>
-                <w:szCs w:val="16"/>
-              </w:rPr>
-              <w:t xml:space="preserve">📹 VIDEO:</w:t>
-            </w:r>
-          </w:p>
-          <w:p>
-            <w:pPr>
-              <w:spacing w:after="20" w:before="0"/>
-            </w:pPr>
-            <w:hyperlink w:history="1" r:id="rIdknsn7jdwlted2ugmbuxd0">
-              <w:r>
-                <w:rPr>
-                  <w:rFonts w:ascii="Arial" w:cs="Arial" w:eastAsia="Arial" w:hAnsi="Arial"/>
-                  <w:color w:val="2E75B6"/>
-                  <w:sz w:val="16"/>
-                  <w:szCs w:val="16"/>
-                  <w:u w:val="single" w:color="2E75B6"/>
-                </w:rPr>
-                <w:t xml:space="preserve">Statistics: Alternate variance formulas</w:t>
-              </w:r>
-            </w:hyperlink>
-          </w:p>
-          <w:p>
-            <w:pPr>
-              <w:spacing w:after="10" w:before="0"/>
-              <w:ind w:left="120"/>
-            </w:pPr>
-            <w:r>
-              <w:rPr>
-                <w:rFonts w:ascii="Arial" w:cs="Arial" w:eastAsia="Arial" w:hAnsi="Arial"/>
-                <w:color w:val="595959"/>
-                <w:sz w:val="14"/>
-                <w:szCs w:val="14"/>
-              </w:rPr>
-              <w:t xml:space="preserve">Source: Khan Academy (English - US curriculum)</w:t>
-            </w:r>
-          </w:p>
-          <w:p>
-            <w:pPr>
-              <w:spacing w:after="10" w:before="0"/>
-              <w:ind w:left="120"/>
-            </w:pPr>
-            <w:hyperlink w:history="1" r:id="rId2agq5qtrf_ouodx3wbeko">
-              <w:r>
-                <w:rPr>
-                  <w:rFonts w:ascii="Arial" w:cs="Arial" w:eastAsia="Arial" w:hAnsi="Arial"/>
-                  <w:color w:val="595959"/>
-                  <w:sz w:val="14"/>
-                  <w:szCs w:val="14"/>
-                  <w:u w:val="single" w:color="595959"/>
-                </w:rPr>
-                <w:t xml:space="preserve">🔍 Search ARES for similar videos</w:t>
-              </w:r>
-            </w:hyperlink>
-          </w:p>
-          <w:p>
-            <w:pPr>
-              <w:spacing w:after="40" w:before="0"/>
-            </w:pPr>
-            <w:r>
-              <w:rPr>
-                <w:sz w:val="14"/>
-                <w:szCs w:val="14"/>
-              </w:rPr>
-              <w:t xml:space="preserve"/>
-            </w:r>
-          </w:p>
-          <w:p>
-            <w:pPr>
-              <w:spacing w:after="20" w:before="0"/>
-            </w:pPr>
-            <w:r>
-              <w:rPr>
-                <w:rFonts w:ascii="Arial" w:cs="Arial" w:eastAsia="Arial" w:hAnsi="Arial"/>
-                <w:b/>
-                <w:bCs/>
-                <w:color w:val="1F3864"/>
-                <w:sz w:val="16"/>
-                <w:szCs w:val="16"/>
-              </w:rPr>
-              <w:t xml:space="preserve">📖 HTML:</w:t>
-            </w:r>
-          </w:p>
-          <w:p>
-            <w:pPr>
-              <w:spacing w:after="20" w:before="0"/>
-            </w:pPr>
-            <w:hyperlink w:history="1" r:id="rId2uyh5gbi8ie8gldnn25a7">
-              <w:r>
-                <w:rPr>
-                  <w:rFonts w:ascii="Arial" w:cs="Arial" w:eastAsia="Arial" w:hAnsi="Arial"/>
-                  <w:color w:val="2E75B6"/>
-                  <w:sz w:val="16"/>
-                  <w:szCs w:val="16"/>
-                  <w:u w:val="single" w:color="2E75B6"/>
-                </w:rPr>
-                <w:t xml:space="preserve">Light Reactions of Photosynthesis (Flexbook)</w:t>
-              </w:r>
-            </w:hyperlink>
-          </w:p>
-          <w:p>
-            <w:pPr>
-              <w:spacing w:after="10" w:before="0"/>
-              <w:ind w:left="120"/>
-            </w:pPr>
-            <w:r>
-              <w:rPr>
-                <w:rFonts w:ascii="Arial" w:cs="Arial" w:eastAsia="Arial" w:hAnsi="Arial"/>
-                <w:color w:val="595959"/>
-                <w:sz w:val="14"/>
-                <w:szCs w:val="14"/>
-              </w:rPr>
-              <w:t xml:space="preserve">Source: CK-12</w:t>
-            </w:r>
-          </w:p>
-          <w:p>
-            <w:pPr>
-              <w:spacing w:after="10" w:before="0"/>
-              <w:ind w:left="120"/>
-            </w:pPr>
-            <w:hyperlink w:history="1" r:id="rIdbodjm9vndc5db4pfskms_">
-              <w:r>
-                <w:rPr>
-                  <w:rFonts w:ascii="Arial" w:cs="Arial" w:eastAsia="Arial" w:hAnsi="Arial"/>
-                  <w:color w:val="595959"/>
-                  <w:sz w:val="14"/>
-                  <w:szCs w:val="14"/>
-                  <w:u w:val="single" w:color="595959"/>
-                </w:rPr>
-                <w:t xml:space="preserve">🔍 Search ARES for similar readings</w:t>
-              </w:r>
-            </w:hyperlink>
-          </w:p>
-        </w:tc>
-        <w:tc>
-          <w:tcPr>
-            <w:tcW w:type="dxa" w:w="3040"/>
-            <w:shd w:fill="FFFFFF" w:color="auto" w:val="clear"/>
-            <w:tcMar>
-              <w:top w:type="dxa" w:w="60"/>
-              <w:left w:type="dxa" w:w="120"/>
-              <w:bottom w:type="dxa" w:w="60"/>
-              <w:right w:type="dxa" w:w="120"/>
-            </w:tcMar>
-            <w:vAlign w:val="top"/>
-          </w:tcPr>
-          <w:p>
-            <w:pPr>
-              <w:spacing w:after="40" w:before="0"/>
-              <w:jc w:val="left"/>
-            </w:pPr>
-            <w:r>
-              <w:rPr>
-                <w:rFonts w:ascii="Arial" w:cs="Arial" w:eastAsia="Arial" w:hAnsi="Arial"/>
-                <w:b w:val="false"/>
-                <w:bCs w:val="false"/>
-                <w:i w:val="false"/>
-                <w:iCs w:val="false"/>
-                <w:color w:val="000000"/>
-                <w:sz w:val="18"/>
-                <w:szCs w:val="18"/>
-              </w:rPr>
-              <w:t xml:space="preserve">The teacher leads a 12-minute guided discussion that moves through three steps: (1) Confirming the four raw materials — CO2, H2O, light energy, chlorophyll — with learners adding or correcting their prediction lists. (2) Building the word equation together: learners suggest inputs and outputs; the teacher scribes on the board: carbon dioxide plus water plus light energy in the presence of chlorophyll yields glucose plus oxygen. Learners copy this into their notebooks. (3) Building the chemical equation: the teacher writes the unbalanced equation on the board and invites learners to count atoms together — 6CO2 plus 6H2O yields C6H12O6 plus 6O2 with light energy and chlorophyll shown above the arrow. Learners copy the balanced equation and label each term. The teacher then poses the application question: Looking at the four raw materials, which one or ones do you think are most directly responsible for the wilting at midday? Which are responsible for the pallor in shade? Learners discuss in pairs for 90 seconds before sharing answers. The teacher guides the class to the following reasoning: wilting is linked to water (high transpiration rate at peak solar irradiance exceeds water supply to leaves — even though soil is moist, the rate of loss outpaces uptake) and to light intensity driving transpiration; pallor and slow growth are linked to reduced light energy reaching chlorophyll and therefore reduced glucose synthesis.</w:t>
-            </w:r>
-          </w:p>
-        </w:tc>
-        <w:tc>
-          <w:tcPr>
-            <w:tcW w:type="dxa" w:w="3040"/>
-            <w:shd w:fill="F2F2F2" w:color="auto" w:val="clear"/>
-            <w:tcMar>
-              <w:top w:type="dxa" w:w="60"/>
-              <w:left w:type="dxa" w:w="120"/>
-              <w:bottom w:type="dxa" w:w="60"/>
-              <w:right w:type="dxa" w:w="120"/>
-            </w:tcMar>
-            <w:vAlign w:val="top"/>
-          </w:tcPr>
-          <w:p>
-            <w:pPr>
-              <w:spacing w:after="40" w:before="0"/>
-              <w:jc w:val="left"/>
-            </w:pPr>
-            <w:r>
-              <w:rPr>
-                <w:rFonts w:ascii="Arial" w:cs="Arial" w:eastAsia="Arial" w:hAnsi="Arial"/>
-                <w:b w:val="false"/>
-                <w:bCs w:val="false"/>
-                <w:i w:val="false"/>
-                <w:iCs w:val="false"/>
-                <w:color w:val="000000"/>
-                <w:sz w:val="18"/>
-                <w:szCs w:val="18"/>
-              </w:rPr>
-              <w:t xml:space="preserve">Return to the prediction columns on the board. Say: Let us check your predictions. Which of these items appear in what you read? Cross out anything the evidence does not support and add anything you missed. Give learners 1 minute to update their notebooks. Then say: I am going to write a sentence on the board and I need you to help me complete it. The raw materials for photosynthesis are — pause — who can give me the first one? Build the word equation collaboratively, scribing exactly what learners say and correcting gently. Say: Now I want to write this as a chemical equation. Has anyone seen chemical formulas before? Do not worry if not — we will build it together by counting atoms. Work through the balancing step by step, narrating your thinking aloud: I need 6 carbons on the left so I use 6CO2. After the equation is complete, say: Now the big question — and I want you to think carefully before you answer. [WAIT TIME: pause 5 seconds of silence.] Of these four raw materials, which one is most directly connected to the wilting? Which to the pallor? Discuss with your partner. [WAIT TIME: 90 seconds.] Cold-call two pairs. Probe further: How does more sunlight lead to more water loss — think about the stomata you saw in Lesson 2. Guide learners to connect stomatal opening at high light intensity to increased transpiration. Say: This is powerful — the same light that drives photosynthesis also drives the transpiration that causes wilting. That is a real scientific tension.</w:t>
-            </w:r>
-          </w:p>
-        </w:tc>
-        <w:tc>
-          <w:tcPr>
-            <w:tcW w:type="dxa" w:w="3040"/>
-            <w:shd w:fill="FFFFFF" w:color="auto" w:val="clear"/>
-            <w:tcMar>
-              <w:top w:type="dxa" w:w="60"/>
-              <w:left w:type="dxa" w:w="120"/>
-              <w:bottom w:type="dxa" w:w="60"/>
-              <w:right w:type="dxa" w:w="120"/>
-            </w:tcMar>
-            <w:vAlign w:val="top"/>
-          </w:tcPr>
-          <w:p>
-            <w:pPr>
-              <w:spacing w:after="40" w:before="0"/>
-              <w:jc w:val="left"/>
-            </w:pPr>
-            <w:r>
-              <w:rPr>
-                <w:rFonts w:ascii="Arial" w:cs="Arial" w:eastAsia="Arial" w:hAnsi="Arial"/>
-                <w:b w:val="false"/>
-                <w:bCs w:val="false"/>
-                <w:i w:val="false"/>
-                <w:iCs w:val="false"/>
-                <w:color w:val="000000"/>
-                <w:sz w:val="18"/>
-                <w:szCs w:val="18"/>
-              </w:rPr>
-              <w:t xml:space="preserve">Collaborative equation building (rather than teacher telling) positions learners as co-constructors of knowledge. The application question creates a bridge between abstract chemistry and the lived phenomenon, using the leaf structure knowledge from Lesson 2 as a reasoning scaffold. The explicit connection — light drives both photosynthesis and transpiration — is a high-leverage insight that advances the storyline.</w:t>
-            </w:r>
-          </w:p>
-        </w:tc>
-        <w:tc>
-          <w:tcPr>
-            <w:tcW w:type="dxa" w:w="3040"/>
-            <w:shd w:fill="F2F2F2" w:color="auto" w:val="clear"/>
-            <w:tcMar>
-              <w:top w:type="dxa" w:w="60"/>
-              <w:left w:type="dxa" w:w="120"/>
-              <w:bottom w:type="dxa" w:w="60"/>
-              <w:right w:type="dxa" w:w="120"/>
-            </w:tcMar>
-            <w:vAlign w:val="top"/>
-          </w:tcPr>
-          <w:p>
-            <w:pPr>
-              <w:spacing w:after="40" w:before="0"/>
-              <w:jc w:val="left"/>
-            </w:pPr>
-            <w:r>
-              <w:rPr>
-                <w:rFonts w:ascii="Arial" w:cs="Arial" w:eastAsia="Arial" w:hAnsi="Arial"/>
-                <w:b w:val="false"/>
-                <w:bCs w:val="false"/>
-                <w:i w:val="false"/>
-                <w:iCs w:val="false"/>
-                <w:color w:val="000000"/>
-                <w:sz w:val="18"/>
-                <w:szCs w:val="18"/>
-              </w:rPr>
-              <w:t xml:space="preserve">Teacher listens to pair discussions and cold-call responses to assess whether learners can reason causally (not just recall). Probe questions: Why does the plant not simply close its stomata during the day? What would happen to CO2 supply if stomata closed? These questions reveal depth of understanding and surface the stomatal dilemma that will resurface in Lesson 5.</w:t>
-            </w:r>
-          </w:p>
-        </w:tc>
-      </w:tr>
-      <w:tr>
-        <w:tc>
-          <w:tcPr>
-            <w:tcW w:type="dxa" w:w="1520"/>
-            <w:shd w:fill="FCE4D6" w:color="auto" w:val="clear"/>
-            <w:tcMar>
-              <w:top w:type="dxa" w:w="60"/>
-              <w:left w:type="dxa" w:w="120"/>
-              <w:bottom w:type="dxa" w:w="60"/>
-              <w:right w:type="dxa" w:w="120"/>
-            </w:tcMar>
-            <w:vAlign w:val="top"/>
-          </w:tcPr>
-          <w:p>
-            <w:pPr>
-              <w:spacing w:after="40" w:before="0"/>
-              <w:jc w:val="left"/>
-            </w:pPr>
-            <w:r>
-              <w:rPr>
-                <w:rFonts w:ascii="Arial" w:cs="Arial" w:eastAsia="Arial" w:hAnsi="Arial"/>
-                <w:b/>
-                <w:bCs/>
-                <w:i w:val="false"/>
-                <w:iCs w:val="false"/>
-                <w:color w:val="000000"/>
-                <w:sz w:val="18"/>
-                <w:szCs w:val="18"/>
-              </w:rPr>
-              <w:t xml:space="preserve">Driving Question Board (DQB) Creation</w:t>
-            </w:r>
-          </w:p>
-          <w:p>
-            <w:pPr>
-              <w:spacing w:after="20" w:before="0"/>
-            </w:pPr>
-            <w:r>
-              <w:rPr>
-                <w:rFonts w:ascii="Arial" w:cs="Arial" w:eastAsia="Arial" w:hAnsi="Arial"/>
-                <w:b/>
-                <w:bCs/>
-                <w:color w:val="1F3864"/>
-                <w:sz w:val="16"/>
-                <w:szCs w:val="16"/>
-              </w:rPr>
-              <w:t xml:space="preserve">📹 VIDEO:</w:t>
-            </w:r>
-          </w:p>
-          <w:p>
-            <w:pPr>
-              <w:spacing w:after="20" w:before="0"/>
-            </w:pPr>
-            <w:hyperlink w:history="1" r:id="rIdlqf5s1uft4lxvj412gsl4">
-              <w:r>
-                <w:rPr>
-                  <w:rFonts w:ascii="Arial" w:cs="Arial" w:eastAsia="Arial" w:hAnsi="Arial"/>
-                  <w:color w:val="2E75B6"/>
-                  <w:sz w:val="16"/>
-                  <w:szCs w:val="16"/>
-                  <w:u w:val="single" w:color="2E75B6"/>
-                </w:rPr>
-                <w:t xml:space="preserve">Statistics: Alternate variance formulas</w:t>
-              </w:r>
-            </w:hyperlink>
-          </w:p>
-          <w:p>
-            <w:pPr>
-              <w:spacing w:after="10" w:before="0"/>
-              <w:ind w:left="120"/>
-            </w:pPr>
-            <w:r>
-              <w:rPr>
-                <w:rFonts w:ascii="Arial" w:cs="Arial" w:eastAsia="Arial" w:hAnsi="Arial"/>
-                <w:color w:val="595959"/>
-                <w:sz w:val="14"/>
-                <w:szCs w:val="14"/>
-              </w:rPr>
-              <w:t xml:space="preserve">Source: Khan Academy (English - US curriculum)</w:t>
-            </w:r>
-          </w:p>
-          <w:p>
-            <w:pPr>
-              <w:spacing w:after="10" w:before="0"/>
-              <w:ind w:left="120"/>
-            </w:pPr>
-            <w:hyperlink w:history="1" r:id="rIdfptiyfon3fank3i24z6jq">
-              <w:r>
-                <w:rPr>
-                  <w:rFonts w:ascii="Arial" w:cs="Arial" w:eastAsia="Arial" w:hAnsi="Arial"/>
-                  <w:color w:val="595959"/>
-                  <w:sz w:val="14"/>
-                  <w:szCs w:val="14"/>
-                  <w:u w:val="single" w:color="595959"/>
-                </w:rPr>
-                <w:t xml:space="preserve">🔍 Search ARES for similar videos</w:t>
-              </w:r>
-            </w:hyperlink>
-          </w:p>
-          <w:p>
-            <w:pPr>
-              <w:spacing w:after="40" w:before="0"/>
-            </w:pPr>
-            <w:r>
-              <w:rPr>
-                <w:sz w:val="14"/>
-                <w:szCs w:val="14"/>
-              </w:rPr>
-              <w:t xml:space="preserve"/>
-            </w:r>
-          </w:p>
-          <w:p>
-            <w:pPr>
-              <w:spacing w:after="20" w:before="0"/>
-            </w:pPr>
-            <w:r>
-              <w:rPr>
-                <w:rFonts w:ascii="Arial" w:cs="Arial" w:eastAsia="Arial" w:hAnsi="Arial"/>
-                <w:b/>
-                <w:bCs/>
-                <w:color w:val="1F3864"/>
-                <w:sz w:val="16"/>
-                <w:szCs w:val="16"/>
-              </w:rPr>
-              <w:t xml:space="preserve">📖 HTML:</w:t>
-            </w:r>
-          </w:p>
-          <w:p>
-            <w:pPr>
-              <w:spacing w:after="20" w:before="0"/>
-            </w:pPr>
-            <w:hyperlink w:history="1" r:id="rIdjvvygwo3edrxk--k_vr-i">
-              <w:r>
-                <w:rPr>
-                  <w:rFonts w:ascii="Arial" w:cs="Arial" w:eastAsia="Arial" w:hAnsi="Arial"/>
-                  <w:color w:val="2E75B6"/>
-                  <w:sz w:val="16"/>
-                  <w:szCs w:val="16"/>
-                  <w:u w:val="single" w:color="2E75B6"/>
-                </w:rPr>
-                <w:t xml:space="preserve">Light Reactions of Photosynthesis (Flexbook)</w:t>
-              </w:r>
-            </w:hyperlink>
-          </w:p>
-          <w:p>
-            <w:pPr>
-              <w:spacing w:after="10" w:before="0"/>
-              <w:ind w:left="120"/>
-            </w:pPr>
-            <w:r>
-              <w:rPr>
-                <w:rFonts w:ascii="Arial" w:cs="Arial" w:eastAsia="Arial" w:hAnsi="Arial"/>
-                <w:color w:val="595959"/>
-                <w:sz w:val="14"/>
-                <w:szCs w:val="14"/>
-              </w:rPr>
-              <w:t xml:space="preserve">Source: CK-12</w:t>
-            </w:r>
-          </w:p>
-          <w:p>
-            <w:pPr>
-              <w:spacing w:after="10" w:before="0"/>
-              <w:ind w:left="120"/>
-            </w:pPr>
-            <w:hyperlink w:history="1" r:id="rIdwl7sc7n_55fxv1blqyhsr">
-              <w:r>
-                <w:rPr>
-                  <w:rFonts w:ascii="Arial" w:cs="Arial" w:eastAsia="Arial" w:hAnsi="Arial"/>
-                  <w:color w:val="595959"/>
-                  <w:sz w:val="14"/>
-                  <w:szCs w:val="14"/>
-                  <w:u w:val="single" w:color="595959"/>
-                </w:rPr>
-                <w:t xml:space="preserve">🔍 Search ARES for similar readings</w:t>
-              </w:r>
-            </w:hyperlink>
-          </w:p>
-        </w:tc>
-        <w:tc>
-          <w:tcPr>
-            <w:tcW w:type="dxa" w:w="3040"/>
-            <w:shd w:fill="FFFFFF" w:color="auto" w:val="clear"/>
-            <w:tcMar>
-              <w:top w:type="dxa" w:w="60"/>
-              <w:left w:type="dxa" w:w="120"/>
-              <w:bottom w:type="dxa" w:w="60"/>
-              <w:right w:type="dxa" w:w="120"/>
-            </w:tcMar>
-            <w:vAlign w:val="top"/>
-          </w:tcPr>
-          <w:p>
-            <w:pPr>
-              <w:spacing w:after="40" w:before="0"/>
-              <w:jc w:val="left"/>
-            </w:pPr>
-            <w:r>
-              <w:rPr>
-                <w:rFonts w:ascii="Arial" w:cs="Arial" w:eastAsia="Arial" w:hAnsi="Arial"/>
-                <w:b w:val="false"/>
-                <w:bCs w:val="false"/>
-                <w:i w:val="false"/>
-                <w:iCs w:val="false"/>
-                <w:color w:val="000000"/>
-                <w:sz w:val="18"/>
-                <w:szCs w:val="18"/>
-              </w:rPr>
-              <w:t xml:space="preserve">Each learner receives two sticky notes (or tears a small piece of paper into two). On the first note they write one question that has been answered today about why sukuma wiki wilts or turns pale. On the second note they write one new question the lesson has raised for them. Learners post their notes in the appropriate sections of the class DQB — an ANSWERED section and a NEW QUESTIONS section. The teacher reads three to five new questions aloud and tags them with lesson numbers from the storyline to show the class when those questions will be addressed. The class identifies the two most important unanswered questions by show of hands and circles them on the DQB.</w:t>
-            </w:r>
-          </w:p>
-        </w:tc>
-        <w:tc>
-          <w:tcPr>
-            <w:tcW w:type="dxa" w:w="3040"/>
-            <w:shd w:fill="F2F2F2" w:color="auto" w:val="clear"/>
-            <w:tcMar>
-              <w:top w:type="dxa" w:w="60"/>
-              <w:left w:type="dxa" w:w="120"/>
-              <w:bottom w:type="dxa" w:w="60"/>
-              <w:right w:type="dxa" w:w="120"/>
-            </w:tcMar>
-            <w:vAlign w:val="top"/>
-          </w:tcPr>
-          <w:p>
-            <w:pPr>
-              <w:spacing w:after="40" w:before="0"/>
-              <w:jc w:val="left"/>
-            </w:pPr>
-            <w:r>
-              <w:rPr>
-                <w:rFonts w:ascii="Arial" w:cs="Arial" w:eastAsia="Arial" w:hAnsi="Arial"/>
-                <w:b w:val="false"/>
-                <w:bCs w:val="false"/>
-                <w:i w:val="false"/>
-                <w:iCs w:val="false"/>
-                <w:color w:val="000000"/>
-                <w:sz w:val="18"/>
-                <w:szCs w:val="18"/>
-              </w:rPr>
-              <w:t xml:space="preserve">Distribute two sticky notes per learner. Say: On the first note write one question that you feel you can now answer because of what we learned today — start it with the words: I can now explain why... On the second note write one brand-new question this lesson has raised for you — something you are now curious about that you were not thinking about before class. Give 2 minutes for writing. [WAIT TIME: 2 minutes.] Direct learners to post their notes. Read three new questions aloud. Say: These are excellent scientific questions. Let me show you where in our unit each of these will be answered. Point to the storyline summary posted on the wall. Tag the oxygen question to Lesson 5, the glucose question to Lesson 6, the mineral question to Lesson 9. Say: Every question you have is part of the science of this unit. We will get to all of them.</w:t>
-            </w:r>
-          </w:p>
-        </w:tc>
-        <w:tc>
-          <w:tcPr>
-            <w:tcW w:type="dxa" w:w="3040"/>
-            <w:shd w:fill="FFFFFF" w:color="auto" w:val="clear"/>
-            <w:tcMar>
-              <w:top w:type="dxa" w:w="60"/>
-              <w:left w:type="dxa" w:w="120"/>
-              <w:bottom w:type="dxa" w:w="60"/>
-              <w:right w:type="dxa" w:w="120"/>
-            </w:tcMar>
-            <w:vAlign w:val="top"/>
-          </w:tcPr>
-          <w:p>
-            <w:pPr>
-              <w:spacing w:after="40" w:before="0"/>
-              <w:jc w:val="left"/>
-            </w:pPr>
-            <w:r>
-              <w:rPr>
-                <w:rFonts w:ascii="Arial" w:cs="Arial" w:eastAsia="Arial" w:hAnsi="Arial"/>
-                <w:b w:val="false"/>
-                <w:bCs w:val="false"/>
-                <w:i w:val="false"/>
-                <w:iCs w:val="false"/>
-                <w:color w:val="000000"/>
-                <w:sz w:val="18"/>
-                <w:szCs w:val="18"/>
-              </w:rPr>
-              <w:t xml:space="preserve">The DQB move makes the storyline progression visible and emotionally rewarding — learners see their confusion transforming into answered questions across lessons. Labelling new questions with future lesson numbers builds anticipation and coherent narrative across the unit.</w:t>
-            </w:r>
-          </w:p>
-        </w:tc>
-        <w:tc>
-          <w:tcPr>
-            <w:tcW w:type="dxa" w:w="3040"/>
-            <w:shd w:fill="F2F2F2" w:color="auto" w:val="clear"/>
-            <w:tcMar>
-              <w:top w:type="dxa" w:w="60"/>
-              <w:left w:type="dxa" w:w="120"/>
-              <w:bottom w:type="dxa" w:w="60"/>
-              <w:right w:type="dxa" w:w="120"/>
-            </w:tcMar>
-            <w:vAlign w:val="top"/>
-          </w:tcPr>
-          <w:p>
-            <w:pPr>
-              <w:spacing w:after="40" w:before="0"/>
-              <w:jc w:val="left"/>
-            </w:pPr>
-            <w:r>
-              <w:rPr>
-                <w:rFonts w:ascii="Arial" w:cs="Arial" w:eastAsia="Arial" w:hAnsi="Arial"/>
-                <w:b w:val="false"/>
-                <w:bCs w:val="false"/>
-                <w:i w:val="false"/>
-                <w:iCs w:val="false"/>
-                <w:color w:val="000000"/>
-                <w:sz w:val="18"/>
-                <w:szCs w:val="18"/>
-              </w:rPr>
-              <w:t xml:space="preserve">The ANSWERED sticky notes are the primary formative evidence. Teacher reads them after class to check whether learners are correctly attributing wilting to water loss and light-driven transpiration and pallor to reduced light and chlorophyll activity. Misconceptions on these notes inform the opening review of Lesson 4.</w:t>
-            </w:r>
-          </w:p>
-        </w:tc>
-      </w:tr>
-      <w:tr>
-        <w:tc>
-          <w:tcPr>
-            <w:tcW w:type="dxa" w:w="1520"/>
-            <w:shd w:fill="D5E8F0" w:color="auto" w:val="clear"/>
-            <w:tcMar>
-              <w:top w:type="dxa" w:w="60"/>
-              <w:left w:type="dxa" w:w="120"/>
-              <w:bottom w:type="dxa" w:w="60"/>
-              <w:right w:type="dxa" w:w="120"/>
-            </w:tcMar>
-            <w:vAlign w:val="top"/>
-          </w:tcPr>
-          <w:p>
-            <w:pPr>
-              <w:spacing w:after="40" w:before="0"/>
-              <w:jc w:val="left"/>
-            </w:pPr>
-            <w:r>
-              <w:rPr>
-                <w:rFonts w:ascii="Arial" w:cs="Arial" w:eastAsia="Arial" w:hAnsi="Arial"/>
-                <w:b/>
-                <w:bCs/>
-                <w:i w:val="false"/>
-                <w:iCs w:val="false"/>
-                <w:color w:val="000000"/>
-                <w:sz w:val="18"/>
-                <w:szCs w:val="18"/>
-              </w:rPr>
-              <w:t xml:space="preserve">Model Building Phase</w:t>
-            </w:r>
-          </w:p>
-          <w:p>
-            <w:pPr>
-              <w:spacing w:after="20" w:before="0"/>
-            </w:pPr>
-            <w:r>
-              <w:rPr>
-                <w:rFonts w:ascii="Arial" w:cs="Arial" w:eastAsia="Arial" w:hAnsi="Arial"/>
-                <w:b/>
-                <w:bCs/>
-                <w:color w:val="1F3864"/>
-                <w:sz w:val="16"/>
-                <w:szCs w:val="16"/>
-              </w:rPr>
-              <w:t xml:space="preserve">📹 VIDEO:</w:t>
-            </w:r>
-          </w:p>
-          <w:p>
-            <w:pPr>
-              <w:spacing w:after="20" w:before="0"/>
-            </w:pPr>
-            <w:hyperlink w:history="1" r:id="rIdizcminbfnqnfv62nzeel-">
-              <w:r>
-                <w:rPr>
-                  <w:rFonts w:ascii="Arial" w:cs="Arial" w:eastAsia="Arial" w:hAnsi="Arial"/>
-                  <w:color w:val="2E75B6"/>
-                  <w:sz w:val="16"/>
-                  <w:szCs w:val="16"/>
-                  <w:u w:val="single" w:color="2E75B6"/>
-                </w:rPr>
-                <w:t xml:space="preserve">Statistics: Alternate variance formulas</w:t>
-              </w:r>
-            </w:hyperlink>
-          </w:p>
-          <w:p>
-            <w:pPr>
-              <w:spacing w:after="10" w:before="0"/>
-              <w:ind w:left="120"/>
-            </w:pPr>
-            <w:r>
-              <w:rPr>
-                <w:rFonts w:ascii="Arial" w:cs="Arial" w:eastAsia="Arial" w:hAnsi="Arial"/>
-                <w:color w:val="595959"/>
-                <w:sz w:val="14"/>
-                <w:szCs w:val="14"/>
-              </w:rPr>
-              <w:t xml:space="preserve">Source: Khan Academy (English - US curriculum)</w:t>
-            </w:r>
-          </w:p>
-          <w:p>
-            <w:pPr>
-              <w:spacing w:after="10" w:before="0"/>
-              <w:ind w:left="120"/>
-            </w:pPr>
-            <w:hyperlink w:history="1" r:id="rIdxb1if22er9rbnh5z22zht">
-              <w:r>
-                <w:rPr>
-                  <w:rFonts w:ascii="Arial" w:cs="Arial" w:eastAsia="Arial" w:hAnsi="Arial"/>
-                  <w:color w:val="595959"/>
-                  <w:sz w:val="14"/>
-                  <w:szCs w:val="14"/>
-                  <w:u w:val="single" w:color="595959"/>
-                </w:rPr>
-                <w:t xml:space="preserve">🔍 Search ARES for similar videos</w:t>
-              </w:r>
-            </w:hyperlink>
-          </w:p>
-          <w:p>
-            <w:pPr>
-              <w:spacing w:after="40" w:before="0"/>
-            </w:pPr>
-            <w:r>
-              <w:rPr>
-                <w:sz w:val="14"/>
-                <w:szCs w:val="14"/>
-              </w:rPr>
-              <w:t xml:space="preserve"/>
-            </w:r>
-          </w:p>
-          <w:p>
-            <w:pPr>
-              <w:spacing w:after="20" w:before="0"/>
-            </w:pPr>
-            <w:r>
-              <w:rPr>
-                <w:rFonts w:ascii="Arial" w:cs="Arial" w:eastAsia="Arial" w:hAnsi="Arial"/>
-                <w:b/>
-                <w:bCs/>
-                <w:color w:val="1F3864"/>
-                <w:sz w:val="16"/>
-                <w:szCs w:val="16"/>
-              </w:rPr>
-              <w:t xml:space="preserve">📖 HTML:</w:t>
-            </w:r>
-          </w:p>
-          <w:p>
-            <w:pPr>
-              <w:spacing w:after="20" w:before="0"/>
-            </w:pPr>
-            <w:hyperlink w:history="1" r:id="rIdozgntlfe4ymrehwq7dlhb">
-              <w:r>
-                <w:rPr>
-                  <w:rFonts w:ascii="Arial" w:cs="Arial" w:eastAsia="Arial" w:hAnsi="Arial"/>
-                  <w:color w:val="2E75B6"/>
-                  <w:sz w:val="16"/>
-                  <w:szCs w:val="16"/>
-                  <w:u w:val="single" w:color="2E75B6"/>
-                </w:rPr>
-                <w:t xml:space="preserve">Light Reactions of Photosynthesis (Flexbook)</w:t>
-              </w:r>
-            </w:hyperlink>
-          </w:p>
-          <w:p>
-            <w:pPr>
-              <w:spacing w:after="10" w:before="0"/>
-              <w:ind w:left="120"/>
-            </w:pPr>
-            <w:r>
-              <w:rPr>
-                <w:rFonts w:ascii="Arial" w:cs="Arial" w:eastAsia="Arial" w:hAnsi="Arial"/>
-                <w:color w:val="595959"/>
-                <w:sz w:val="14"/>
-                <w:szCs w:val="14"/>
-              </w:rPr>
-              <w:t xml:space="preserve">Source: CK-12</w:t>
-            </w:r>
-          </w:p>
-          <w:p>
-            <w:pPr>
-              <w:spacing w:after="10" w:before="0"/>
-              <w:ind w:left="120"/>
-            </w:pPr>
-            <w:hyperlink w:history="1" r:id="rIddi0deqjyp6i0ewfnhjzqs">
+            <w:hyperlink w:history="1" r:id="rIdijxvnhgkuyykebabibrce">
               <w:r>
                 <w:rPr>
                   <w:rFonts w:ascii="Arial" w:cs="Arial" w:eastAsia="Arial" w:hAnsi="Arial"/>
@@ -11906,7 +11896,7 @@
             <w:pPr>
               <w:spacing w:after="20" w:before="0"/>
             </w:pPr>
-            <w:hyperlink w:history="1" r:id="rIda2n0pvhcsum0yuruw14p5">
+            <w:hyperlink w:history="1" r:id="rId9mf6dbcafdpgb3l0ndk-p">
               <w:r>
                 <w:rPr>
                   <w:rFonts w:ascii="Arial" w:cs="Arial" w:eastAsia="Arial" w:hAnsi="Arial"/>
@@ -11915,7 +11905,7 @@
                   <w:szCs w:val="16"/>
                   <w:u w:val="single" w:color="2E75B6"/>
                 </w:rPr>
-                <w:t xml:space="preserve">Dehydration synthesis or a condensation reaction</w:t>
+                <w:t xml:space="preserve">Photosynthesis in organisms</w:t>
               </w:r>
             </w:hyperlink>
           </w:p>
@@ -11939,7 +11929,7 @@
               <w:spacing w:after="10" w:before="0"/>
               <w:ind w:left="120"/>
             </w:pPr>
-            <w:hyperlink w:history="1" r:id="rIdepx66p62rdbgassuqwmfa">
+            <w:hyperlink w:history="1" r:id="rIduxc-jnoytmndkjcwbpbcp">
               <w:r>
                 <w:rPr>
                   <w:rFonts w:ascii="Arial" w:cs="Arial" w:eastAsia="Arial" w:hAnsi="Arial"/>
@@ -11977,6 +11967,312 @@
                 <w:sz w:val="16"/>
                 <w:szCs w:val="16"/>
               </w:rPr>
+              <w:t xml:space="preserve">📖 EXERCISE:</w:t>
+            </w:r>
+          </w:p>
+          <w:p>
+            <w:pPr>
+              <w:spacing w:after="20" w:before="0"/>
+            </w:pPr>
+            <w:hyperlink w:history="1" r:id="rIddga8ghzxrn0yncjjph0vz">
+              <w:r>
+                <w:rPr>
+                  <w:rFonts w:ascii="Arial" w:cs="Arial" w:eastAsia="Arial" w:hAnsi="Arial"/>
+                  <w:color w:val="2E75B6"/>
+                  <w:sz w:val="16"/>
+                  <w:szCs w:val="16"/>
+                  <w:u w:val="single" w:color="2E75B6"/>
+                </w:rPr>
+                <w:t xml:space="preserve">The light-dependent reactions</w:t>
+              </w:r>
+            </w:hyperlink>
+          </w:p>
+          <w:p>
+            <w:pPr>
+              <w:spacing w:after="10" w:before="0"/>
+              <w:ind w:left="120"/>
+            </w:pPr>
+            <w:r>
+              <w:rPr>
+                <w:rFonts w:ascii="Arial" w:cs="Arial" w:eastAsia="Arial" w:hAnsi="Arial"/>
+                <w:color w:val="595959"/>
+                <w:sz w:val="14"/>
+                <w:szCs w:val="14"/>
+              </w:rPr>
+              <w:t xml:space="preserve">Source: Khan Academy (English - US curriculum)</w:t>
+            </w:r>
+          </w:p>
+          <w:p>
+            <w:pPr>
+              <w:spacing w:after="10" w:before="0"/>
+              <w:ind w:left="120"/>
+            </w:pPr>
+            <w:hyperlink w:history="1" r:id="rIdeo04dre0_mnp7b8u4jehd">
+              <w:r>
+                <w:rPr>
+                  <w:rFonts w:ascii="Arial" w:cs="Arial" w:eastAsia="Arial" w:hAnsi="Arial"/>
+                  <w:color w:val="595959"/>
+                  <w:sz w:val="14"/>
+                  <w:szCs w:val="14"/>
+                  <w:u w:val="single" w:color="595959"/>
+                </w:rPr>
+                <w:t xml:space="preserve">🔍 Search ARES for similar readings</w:t>
+              </w:r>
+            </w:hyperlink>
+          </w:p>
+        </w:tc>
+        <w:tc>
+          <w:tcPr>
+            <w:tcW w:type="dxa" w:w="3040"/>
+            <w:shd w:fill="FFFFFF" w:color="auto" w:val="clear"/>
+            <w:tcMar>
+              <w:top w:type="dxa" w:w="60"/>
+              <w:left w:type="dxa" w:w="120"/>
+              <w:bottom w:type="dxa" w:w="60"/>
+              <w:right w:type="dxa" w:w="120"/>
+            </w:tcMar>
+            <w:vAlign w:val="top"/>
+          </w:tcPr>
+          <w:p>
+            <w:pPr>
+              <w:spacing w:after="40" w:before="0"/>
+              <w:jc w:val="left"/>
+            </w:pPr>
+            <w:r>
+              <w:rPr>
+                <w:rFonts w:ascii="Arial" w:cs="Arial" w:eastAsia="Arial" w:hAnsi="Arial"/>
+                <w:b w:val="false"/>
+                <w:bCs w:val="false"/>
+                <w:i w:val="false"/>
+                <w:iCs w:val="false"/>
+                <w:color w:val="000000"/>
+                <w:sz w:val="18"/>
+                <w:szCs w:val="18"/>
+              </w:rPr>
+              <w:t xml:space="preserve">Learners are shown either (a) a real variegated leaf (e.g., from a Coleus plant available in many Nairobi school gardens or a variegated Sansevieria from a household) placed on a white sheet of paper, OR (b) a diagram of a leaf showing a white/yellow region, a green region, and a green region that was covered with black paper for 48 hours. Working individually for 2 minutes and then sharing with a partner, each learner draws and colours the leaf in their notebook, labelling the three zones, and writes a prediction answering: Zone 1 — white/no-chlorophyll region: will starch be present? Zone 2 — green uncovered region: will starch be present? Zone 3 — green covered region: will starch be present? Learners must justify each prediction using the word equation from Lesson 3, explicitly naming which raw material is absent in each zone.</w:t>
+            </w:r>
+          </w:p>
+        </w:tc>
+        <w:tc>
+          <w:tcPr>
+            <w:tcW w:type="dxa" w:w="3040"/>
+            <w:shd w:fill="F2F2F2" w:color="auto" w:val="clear"/>
+            <w:tcMar>
+              <w:top w:type="dxa" w:w="60"/>
+              <w:left w:type="dxa" w:w="120"/>
+              <w:bottom w:type="dxa" w:w="60"/>
+              <w:right w:type="dxa" w:w="120"/>
+            </w:tcMar>
+            <w:vAlign w:val="top"/>
+          </w:tcPr>
+          <w:p>
+            <w:pPr>
+              <w:spacing w:after="40" w:before="0"/>
+              <w:jc w:val="left"/>
+            </w:pPr>
+            <w:r>
+              <w:rPr>
+                <w:rFonts w:ascii="Arial" w:cs="Arial" w:eastAsia="Arial" w:hAnsi="Arial"/>
+                <w:b w:val="false"/>
+                <w:bCs w:val="false"/>
+                <w:i w:val="false"/>
+                <w:iCs w:val="false"/>
+                <w:color w:val="000000"/>
+                <w:sz w:val="18"/>
+                <w:szCs w:val="18"/>
+              </w:rPr>
+              <w:t xml:space="preserve">Display the leaf or diagram on the board. Say: 'Before we do any chemistry, I want you to think like a scientist. Look at this leaf carefully. It has three different zones. Using only what we learned last lesson about the raw materials for photosynthesis, predict in your notebook which parts you expect to contain starch after our test — and give a reason for each one.' Allow 2 minutes of silent individual writing. WAIT TIME: Do not speak or prompt during these 2 minutes. Then say: 'Share your prediction with the person next to you. Do you agree? If not, whose reasoning is stronger?' After 1 minute of pair talk, cold-call two or three pairs to share contrasting predictions. Record the class predictions in two columns on the board — STARCH PRESENT and NO STARCH — against each zone. Say: 'We are going to keep these predictions visible on the board. At the end of the practical, we will come back and see who the evidence supports.'</w:t>
+            </w:r>
+          </w:p>
+        </w:tc>
+        <w:tc>
+          <w:tcPr>
+            <w:tcW w:type="dxa" w:w="3040"/>
+            <w:shd w:fill="FFFFFF" w:color="auto" w:val="clear"/>
+            <w:tcMar>
+              <w:top w:type="dxa" w:w="60"/>
+              <w:left w:type="dxa" w:w="120"/>
+              <w:bottom w:type="dxa" w:w="60"/>
+              <w:right w:type="dxa" w:w="120"/>
+            </w:tcMar>
+            <w:vAlign w:val="top"/>
+          </w:tcPr>
+          <w:p>
+            <w:pPr>
+              <w:spacing w:after="40" w:before="0"/>
+              <w:jc w:val="left"/>
+            </w:pPr>
+            <w:r>
+              <w:rPr>
+                <w:rFonts w:ascii="Arial" w:cs="Arial" w:eastAsia="Arial" w:hAnsi="Arial"/>
+                <w:b w:val="false"/>
+                <w:bCs w:val="false"/>
+                <w:i w:val="false"/>
+                <w:iCs w:val="false"/>
+                <w:color w:val="000000"/>
+                <w:sz w:val="18"/>
+                <w:szCs w:val="18"/>
+              </w:rPr>
+              <w:t xml:space="preserve">Prediction-justification routine forces learners to apply prior knowledge (raw materials from Lesson 3) to a new situation. Recording predictions publicly on the board creates accountability and cognitive dissonance when results differ from expectations, which drives deeper explanation in the Explain phase.</w:t>
+            </w:r>
+          </w:p>
+        </w:tc>
+        <w:tc>
+          <w:tcPr>
+            <w:tcW w:type="dxa" w:w="3040"/>
+            <w:shd w:fill="F2F2F2" w:color="auto" w:val="clear"/>
+            <w:tcMar>
+              <w:top w:type="dxa" w:w="60"/>
+              <w:left w:type="dxa" w:w="120"/>
+              <w:bottom w:type="dxa" w:w="60"/>
+              <w:right w:type="dxa" w:w="120"/>
+            </w:tcMar>
+            <w:vAlign w:val="top"/>
+          </w:tcPr>
+          <w:p>
+            <w:pPr>
+              <w:spacing w:after="40" w:before="0"/>
+              <w:jc w:val="left"/>
+            </w:pPr>
+            <w:r>
+              <w:rPr>
+                <w:rFonts w:ascii="Arial" w:cs="Arial" w:eastAsia="Arial" w:hAnsi="Arial"/>
+                <w:b w:val="false"/>
+                <w:bCs w:val="false"/>
+                <w:i w:val="false"/>
+                <w:iCs w:val="false"/>
+                <w:color w:val="000000"/>
+                <w:sz w:val="18"/>
+                <w:szCs w:val="18"/>
+              </w:rPr>
+              <w:t xml:space="preserve">Teacher circulates during individual writing and reads predictions over shoulders. Listen for: (1) correct reasoning — white zone lacks chlorophyll so no starch; covered zone lacks light so no starch; green uncovered zone has both so starch present; (2) misconceptions — some learners may predict that the covered green zone still makes starch because it is still green (confusing chlorophyll presence with chlorophyll function). Note these learners for targeted questioning during the Explain phase.</w:t>
+            </w:r>
+          </w:p>
+        </w:tc>
+      </w:tr>
+      <w:tr>
+        <w:tc>
+          <w:tcPr>
+            <w:tcW w:type="dxa" w:w="1520"/>
+            <w:shd w:fill="D9EEF1" w:color="auto" w:val="clear"/>
+            <w:tcMar>
+              <w:top w:type="dxa" w:w="60"/>
+              <w:left w:type="dxa" w:w="120"/>
+              <w:bottom w:type="dxa" w:w="60"/>
+              <w:right w:type="dxa" w:w="120"/>
+            </w:tcMar>
+            <w:vAlign w:val="top"/>
+          </w:tcPr>
+          <w:p>
+            <w:pPr>
+              <w:spacing w:after="40" w:before="0"/>
+              <w:jc w:val="left"/>
+            </w:pPr>
+            <w:r>
+              <w:rPr>
+                <w:rFonts w:ascii="Arial" w:cs="Arial" w:eastAsia="Arial" w:hAnsi="Arial"/>
+                <w:b/>
+                <w:bCs/>
+                <w:i w:val="false"/>
+                <w:iCs w:val="false"/>
+                <w:color w:val="000000"/>
+                <w:sz w:val="18"/>
+                <w:szCs w:val="18"/>
+              </w:rPr>
+              <w:t xml:space="preserve">Observe Phase</w:t>
+            </w:r>
+          </w:p>
+          <w:p>
+            <w:pPr>
+              <w:spacing w:after="20" w:before="0"/>
+            </w:pPr>
+            <w:r>
+              <w:rPr>
+                <w:rFonts w:ascii="Arial" w:cs="Arial" w:eastAsia="Arial" w:hAnsi="Arial"/>
+                <w:b/>
+                <w:bCs/>
+                <w:color w:val="1F3864"/>
+                <w:sz w:val="16"/>
+                <w:szCs w:val="16"/>
+              </w:rPr>
+              <w:t xml:space="preserve">📹 VIDEO:</w:t>
+            </w:r>
+          </w:p>
+          <w:p>
+            <w:pPr>
+              <w:spacing w:after="20" w:before="0"/>
+            </w:pPr>
+            <w:hyperlink w:history="1" r:id="rIdyyujvdzgt45ubzkmlwnah">
+              <w:r>
+                <w:rPr>
+                  <w:rFonts w:ascii="Arial" w:cs="Arial" w:eastAsia="Arial" w:hAnsi="Arial"/>
+                  <w:color w:val="2E75B6"/>
+                  <w:sz w:val="16"/>
+                  <w:szCs w:val="16"/>
+                  <w:u w:val="single" w:color="2E75B6"/>
+                </w:rPr>
+                <w:t xml:space="preserve">02 Photosynthesis Light And Dark Reactions</w:t>
+              </w:r>
+            </w:hyperlink>
+          </w:p>
+          <w:p>
+            <w:pPr>
+              <w:spacing w:after="10" w:before="0"/>
+              <w:ind w:left="120"/>
+            </w:pPr>
+            <w:r>
+              <w:rPr>
+                <w:rFonts w:ascii="Arial" w:cs="Arial" w:eastAsia="Arial" w:hAnsi="Arial"/>
+                <w:color w:val="595959"/>
+                <w:sz w:val="14"/>
+                <w:szCs w:val="14"/>
+              </w:rPr>
+              <w:t xml:space="preserve">Source: Seavuria</w:t>
+            </w:r>
+          </w:p>
+          <w:p>
+            <w:pPr>
+              <w:spacing w:after="10" w:before="0"/>
+              <w:ind w:left="120"/>
+            </w:pPr>
+            <w:hyperlink w:history="1" r:id="rIdj0e-gjsjwakxknkttfwdm">
+              <w:r>
+                <w:rPr>
+                  <w:rFonts w:ascii="Arial" w:cs="Arial" w:eastAsia="Arial" w:hAnsi="Arial"/>
+                  <w:color w:val="595959"/>
+                  <w:sz w:val="14"/>
+                  <w:szCs w:val="14"/>
+                  <w:u w:val="single" w:color="595959"/>
+                </w:rPr>
+                <w:t xml:space="preserve">🔍 Search ARES for similar videos</w:t>
+              </w:r>
+            </w:hyperlink>
+          </w:p>
+          <w:p>
+            <w:pPr>
+              <w:spacing w:after="40" w:before="0"/>
+            </w:pPr>
+            <w:r>
+              <w:rPr>
+                <w:sz w:val="14"/>
+                <w:szCs w:val="14"/>
+              </w:rPr>
+              <w:t xml:space="preserve"/>
+            </w:r>
+          </w:p>
+          <w:p>
+            <w:pPr>
+              <w:spacing w:after="20" w:before="0"/>
+            </w:pPr>
+            <w:r>
+              <w:rPr>
+                <w:rFonts w:ascii="Arial" w:cs="Arial" w:eastAsia="Arial" w:hAnsi="Arial"/>
+                <w:b/>
+                <w:bCs/>
+                <w:color w:val="1F3864"/>
+                <w:sz w:val="16"/>
+                <w:szCs w:val="16"/>
+              </w:rPr>
               <w:t xml:space="preserve">📖 HTML:</w:t>
             </w:r>
           </w:p>
@@ -11984,7 +12280,7 @@
             <w:pPr>
               <w:spacing w:after="20" w:before="0"/>
             </w:pPr>
-            <w:hyperlink w:history="1" r:id="rIdsgylt5mnfu4kl-fl2pkct">
+            <w:hyperlink w:history="1" r:id="rIdobgjw02mjt2oiel3ifoef">
               <w:r>
                 <w:rPr>
                   <w:rFonts w:ascii="Arial" w:cs="Arial" w:eastAsia="Arial" w:hAnsi="Arial"/>
@@ -12017,7 +12313,7 @@
               <w:spacing w:after="10" w:before="0"/>
               <w:ind w:left="120"/>
             </w:pPr>
-            <w:hyperlink w:history="1" r:id="rIdz18otqfgzyono1agfldeq">
+            <w:hyperlink w:history="1" r:id="rIdt_k7ogezpeugjrckt0ej6">
               <w:r>
                 <w:rPr>
                   <w:rFonts w:ascii="Arial" w:cs="Arial" w:eastAsia="Arial" w:hAnsi="Arial"/>
@@ -12059,7 +12355,7 @@
                 <w:sz w:val="18"/>
                 <w:szCs w:val="18"/>
               </w:rPr>
-              <w:t xml:space="preserve">Learners are shown either (a) a real variegated leaf (e.g., from a Coleus plant available in many Nairobi school gardens or a variegated Sansevieria from a household) placed on a white sheet of paper, OR (b) a diagram of a leaf showing a white/yellow region, a green region, and a green region that was covered with black paper for 48 hours. Working individually for 2 minutes and then sharing with a partner, each learner draws and colours the leaf in their notebook, labelling the three zones, and writes a prediction answering: Zone 1 — white/no-chlorophyll region: will starch be present? Zone 2 — green uncovered region: will starch be present? Zone 3 — green covered region: will starch be present? Learners must justify each prediction using the word equation from Lesson 3, explicitly naming which raw material is absent in each zone.</w:t>
+              <w:t xml:space="preserve">Groups of 3 to 4 carry out the starch test following a step-by-step method card provided by the teacher. Steps: (1) Place the leaf in boiling water for 2 minutes to kill cells and stop enzyme activity — observe that the leaf becomes limp and darker. (2) Transfer the leaf using tongs into a tube of ethanol placed in a hot water bath (ethanol must NOT be heated directly over a flame) for 5 to 7 minutes until the leaf is decolourised and the ethanol turns green — observe the colour of both the leaf and the ethanol. (3) Remove the leaf, rinse gently in warm water to soften it, and spread flat on a white tile or petri dish. (4) Flood the leaf with iodine solution for 1 to 2 minutes. (5) Observe and record the colour of each zone immediately. Learners record results by: (a) writing the colour of each zone in a results table (Zone, Colour after iodine, Starch present YES or NO); (b) drawing and colouring an accurate diagram of the leaf after iodine treatment in their notebooks.</w:t>
             </w:r>
           </w:p>
         </w:tc>
@@ -12091,7 +12387,7 @@
                 <w:sz w:val="18"/>
                 <w:szCs w:val="18"/>
               </w:rPr>
-              <w:t xml:space="preserve">Display the leaf or diagram on the board. Say: 'Before we do any chemistry, I want you to think like a scientist. Look at this leaf carefully. It has three different zones. Using only what we learned last lesson about the raw materials for photosynthesis, predict in your notebook which parts you expect to contain starch after our test — and give a reason for each one.' Allow 2 minutes of silent individual writing. WAIT TIME: Do not speak or prompt during these 2 minutes. Then say: 'Share your prediction with the person next to you. Do you agree? If not, whose reasoning is stronger?' After 1 minute of pair talk, cold-call two or three pairs to share contrasting predictions. Record the class predictions in two columns on the board — STARCH PRESENT and NO STARCH — against each zone. Say: 'We are going to keep these predictions visible on the board. At the end of the practical, we will come back and see who the evidence supports.'</w:t>
+              <w:t xml:space="preserve">Before the practical begins, demonstrate Step 1 and Step 2 with one leaf while the class watches, narrating the safety points: 'Notice I am keeping the ethanol tube in the hot water bath — never over a flame. I am using tongs, not my fingers, to handle the hot tube. Everyone, check that your burner or hot plate is switched off before you pick up any ethanol.' Circulate constantly during the practical. At the decolourisation step, prompt: 'What colour is the ethanol turning? Why do you think that is happening?' WAIT TIME: pause 10 seconds after this question before accepting answers. At the iodine step, instruct learners to apply iodine and watch in real time: 'Do not look away — the colour change happens quickly. Record exactly what you see, even if it surprises you.' After results are recorded, ask: 'Compare your leaf diagram to the predictions still on the board. What do you notice?' Allow 1 minute of silent comparison before moving to the Explain phase.</w:t>
             </w:r>
           </w:p>
         </w:tc>
@@ -12123,7 +12419,7 @@
                 <w:sz w:val="18"/>
                 <w:szCs w:val="18"/>
               </w:rPr>
-              <w:t xml:space="preserve">Prediction-justification routine forces learners to apply prior knowledge (raw materials from Lesson 3) to a new situation. Recording predictions publicly on the board creates accountability and cognitive dissonance when results differ from expectations, which drives deeper explanation in the Explain phase.</w:t>
+              <w:t xml:space="preserve">Real-time observation of colour change in a self-conducted experiment creates high cognitive engagement. The instruction to record even surprising results builds scientific honesty. Comparing the physical leaf to the board predictions creates the conceptual tension that drives the Explain phase.</w:t>
             </w:r>
           </w:p>
         </w:tc>
@@ -12155,7 +12451,7 @@
                 <w:sz w:val="18"/>
                 <w:szCs w:val="18"/>
               </w:rPr>
-              <w:t xml:space="preserve">Teacher circulates during individual writing and reads predictions over shoulders. Listen for: (1) correct reasoning — white zone lacks chlorophyll so no starch; covered zone lacks light so no starch; green uncovered zone has both so starch present; (2) misconceptions — some learners may predict that the covered green zone still makes starch because it is still green (confusing chlorophyll presence with chlorophyll function). Note these learners for targeted questioning during the Explain phase.</w:t>
+              <w:t xml:space="preserve">Check results tables as groups complete them. Correct errors immediately — for example, if a group records the covered green zone as blue-black, ask them to check whether that section was truly covered (it may not have been, which is itself a useful discussion point about experimental control). Listen for spontaneous explanations among learners — these reveal depth of understanding. Ask any group that finishes early: 'If we had used a completely yellow leaf with no chlorophyll anywhere, what result would you predict? What about a completely green leaf that had been in the dark for 48 hours?'</w:t>
             </w:r>
           </w:p>
         </w:tc>
@@ -12164,32 +12460,32 @@
         <w:tc>
           <w:tcPr>
             <w:tcW w:type="dxa" w:w="1520"/>
-            <w:shd w:fill="D9EEF1" w:color="auto" w:val="clear"/>
-            <w:tcMar>
-              <w:top w:type="dxa" w:w="60"/>
-              <w:left w:type="dxa" w:w="120"/>
-              <w:bottom w:type="dxa" w:w="60"/>
-              <w:right w:type="dxa" w:w="120"/>
-            </w:tcMar>
-            <w:vAlign w:val="top"/>
-          </w:tcPr>
-          <w:p>
-            <w:pPr>
-              <w:spacing w:after="40" w:before="0"/>
-              <w:jc w:val="left"/>
-            </w:pPr>
-            <w:r>
-              <w:rPr>
-                <w:rFonts w:ascii="Arial" w:cs="Arial" w:eastAsia="Arial" w:hAnsi="Arial"/>
-                <w:b/>
-                <w:bCs/>
-                <w:i w:val="false"/>
-                <w:iCs w:val="false"/>
-                <w:color w:val="000000"/>
-                <w:sz w:val="18"/>
-                <w:szCs w:val="18"/>
-              </w:rPr>
-              <w:t xml:space="preserve">Observe Phase</w:t>
+            <w:shd w:fill="E2EFDA" w:color="auto" w:val="clear"/>
+            <w:tcMar>
+              <w:top w:type="dxa" w:w="60"/>
+              <w:left w:type="dxa" w:w="120"/>
+              <w:bottom w:type="dxa" w:w="60"/>
+              <w:right w:type="dxa" w:w="120"/>
+            </w:tcMar>
+            <w:vAlign w:val="top"/>
+          </w:tcPr>
+          <w:p>
+            <w:pPr>
+              <w:spacing w:after="40" w:before="0"/>
+              <w:jc w:val="left"/>
+            </w:pPr>
+            <w:r>
+              <w:rPr>
+                <w:rFonts w:ascii="Arial" w:cs="Arial" w:eastAsia="Arial" w:hAnsi="Arial"/>
+                <w:b/>
+                <w:bCs/>
+                <w:i w:val="false"/>
+                <w:iCs w:val="false"/>
+                <w:color w:val="000000"/>
+                <w:sz w:val="18"/>
+                <w:szCs w:val="18"/>
+              </w:rPr>
+              <w:t xml:space="preserve">Explain Phase</w:t>
             </w:r>
           </w:p>
           <w:p>
@@ -12212,7 +12508,7 @@
             <w:pPr>
               <w:spacing w:after="20" w:before="0"/>
             </w:pPr>
-            <w:hyperlink w:history="1" r:id="rIdqrxsi3ghbx0et3s9po1rc">
+            <w:hyperlink w:history="1" r:id="rIdogjp39mekzlzajqs4watz">
               <w:r>
                 <w:rPr>
                   <w:rFonts w:ascii="Arial" w:cs="Arial" w:eastAsia="Arial" w:hAnsi="Arial"/>
@@ -12221,7 +12517,7 @@
                   <w:szCs w:val="16"/>
                   <w:u w:val="single" w:color="2E75B6"/>
                 </w:rPr>
-                <w:t xml:space="preserve">Dehydration synthesis or a condensation reaction</w:t>
+                <w:t xml:space="preserve">C4 photosynthesis</w:t>
               </w:r>
             </w:hyperlink>
           </w:p>
@@ -12245,7 +12541,7 @@
               <w:spacing w:after="10" w:before="0"/>
               <w:ind w:left="120"/>
             </w:pPr>
-            <w:hyperlink w:history="1" r:id="rIdtpycj2yeklzdwioub2cdm">
+            <w:hyperlink w:history="1" r:id="rIdta-5ukqqftkrjpmn_dk_h">
               <w:r>
                 <w:rPr>
                   <w:rFonts w:ascii="Arial" w:cs="Arial" w:eastAsia="Arial" w:hAnsi="Arial"/>
@@ -12283,14 +12579,14 @@
                 <w:sz w:val="16"/>
                 <w:szCs w:val="16"/>
               </w:rPr>
-              <w:t xml:space="preserve">📖 HTML:</w:t>
+              <w:t xml:space="preserve">📖 EXERCISE:</w:t>
             </w:r>
           </w:p>
           <w:p>
             <w:pPr>
               <w:spacing w:after="20" w:before="0"/>
             </w:pPr>
-            <w:hyperlink w:history="1" r:id="rIdjvuse0k_6plwlmhzxopm6">
+            <w:hyperlink w:history="1" r:id="rId74b5vszldsbzxtt8fyj6k">
               <w:r>
                 <w:rPr>
                   <w:rFonts w:ascii="Arial" w:cs="Arial" w:eastAsia="Arial" w:hAnsi="Arial"/>
@@ -12299,7 +12595,7 @@
                   <w:szCs w:val="16"/>
                   <w:u w:val="single" w:color="2E75B6"/>
                 </w:rPr>
-                <w:t xml:space="preserve">Light Reactions of Photosynthesis (Flexbook)</w:t>
+                <w:t xml:space="preserve">Light Reactions of Photosynthesis Practice</w:t>
               </w:r>
             </w:hyperlink>
           </w:p>
@@ -12323,7 +12619,7 @@
               <w:spacing w:after="10" w:before="0"/>
               <w:ind w:left="120"/>
             </w:pPr>
-            <w:hyperlink w:history="1" r:id="rId5crwq5mhzdws0b46c-ql1">
+            <w:hyperlink w:history="1" r:id="rIddvuy5sakqbtpj_4adxruq">
               <w:r>
                 <w:rPr>
                   <w:rFonts w:ascii="Arial" w:cs="Arial" w:eastAsia="Arial" w:hAnsi="Arial"/>
@@ -12365,7 +12661,7 @@
                 <w:sz w:val="18"/>
                 <w:szCs w:val="18"/>
               </w:rPr>
-              <w:t xml:space="preserve">Groups of 3 to 4 carry out the starch test following a step-by-step method card provided by the teacher. Steps: (1) Place the leaf in boiling water for 2 minutes to kill cells and stop enzyme activity — observe that the leaf becomes limp and darker. (2) Transfer the leaf using tongs into a tube of ethanol placed in a hot water bath (ethanol must NOT be heated directly over a flame) for 5 to 7 minutes until the leaf is decolourised and the ethanol turns green — observe the colour of both the leaf and the ethanol. (3) Remove the leaf, rinse gently in warm water to soften it, and spread flat on a white tile or petri dish. (4) Flood the leaf with iodine solution for 1 to 2 minutes. (5) Observe and record the colour of each zone immediately. Learners record results by: (a) writing the colour of each zone in a results table (Zone, Colour after iodine, Starch present YES or NO); (b) drawing and colouring an accurate diagram of the leaf after iodine treatment in their notebooks.</w:t>
+              <w:t xml:space="preserve">Whole-class discussion and individual written conclusion. The teacher guides learners to construct a three-part evidence-based conclusion by working through the results zone by zone. Learners then write the conclusion in their notebooks in the following structured format: OBSERVATION (what colour appeared), INFERENCE (what this tells us about starch), CONCLUSION (what this tells us about the requirement for photosynthesis). After the structured conclusion, learners revisit the sukuma wiki phenomenon: they write one sentence connecting their practical result to why the shaded sukuma wiki turned pale and grew slowly — linking lack of light to reduced starch and glucose production, which slows growth. Finally, a guided question asks: 'Our result shows that BOTH chlorophyll and light are needed. From Lesson 3, we know CO2 and water are also needed. How would you design an experiment to test whether CO2 is essential?' Learners briefly discuss in pairs.</w:t>
             </w:r>
           </w:p>
         </w:tc>
@@ -12397,7 +12693,7 @@
                 <w:sz w:val="18"/>
                 <w:szCs w:val="18"/>
               </w:rPr>
-              <w:t xml:space="preserve">Before the practical begins, demonstrate Step 1 and Step 2 with one leaf while the class watches, narrating the safety points: 'Notice I am keeping the ethanol tube in the hot water bath — never over a flame. I am using tongs, not my fingers, to handle the hot tube. Everyone, check that your burner or hot plate is switched off before you pick up any ethanol.' Circulate constantly during the practical. At the decolourisation step, prompt: 'What colour is the ethanol turning? Why do you think that is happening?' WAIT TIME: pause 10 seconds after this question before accepting answers. At the iodine step, instruct learners to apply iodine and watch in real time: 'Do not look away — the colour change happens quickly. Record exactly what you see, even if it surprises you.' After results are recorded, ask: 'Compare your leaf diagram to the predictions still on the board. What do you notice?' Allow 1 minute of silent comparison before moving to the Explain phase.</w:t>
+              <w:t xml:space="preserve">Project or draw a three-column table on the board: Zone, Colour after iodine, Conclusion. Work through the table as a class. For the white zone, say: 'Everyone who got no colour change here — what does that tell us? What was missing in this zone?' WAIT TIME: 10 seconds. Accept answers. Write the class consensus. Then say: 'So removing the green pigment alone was enough to stop starch production. What does that prove about chlorophyll?' For the covered green zone, say: 'This zone had chlorophyll — it was still green — but it was kept in the dark. What happened?' WAIT TIME: 10 seconds. Guide learners to state: light is required even when chlorophyll is present. Say: 'This is important. Chlorophyll alone is not enough. Light alone is not enough. Both must be present at the same time.' Write this on the board as a key statement. Then connect to the phenomenon: 'Remember our sukuma wiki under the mango tree — it had chlorophyll, but what was reduced?' Elicit: light intensity. Say: 'And our results just proved that reduced light means reduced starch production. That is why the shaded plant grew slowly.' Close by acknowledging the DQB: 'We now have laboratory evidence, not just a hypothesis, for part of our driving question. Let us update the board.'</w:t>
             </w:r>
           </w:p>
         </w:tc>
@@ -12429,7 +12725,7 @@
                 <w:sz w:val="18"/>
                 <w:szCs w:val="18"/>
               </w:rPr>
-              <w:t xml:space="preserve">Real-time observation of colour change in a self-conducted experiment creates high cognitive engagement. The instruction to record even surprising results builds scientific honesty. Comparing the physical leaf to the board predictions creates the conceptual tension that drives the Explain phase.</w:t>
+              <w:t xml:space="preserve">Structured conclusion writing (Observation - Inference - Conclusion) scaffolds scientific reasoning and prevents learners from writing vague statements. Connecting the result to the phenomenon at the end of the Explain phase maintains the storyline thread. The extension question about CO2 foreshadows Lesson 7 (the investigation) and keeps inquiry open.</w:t>
             </w:r>
           </w:p>
         </w:tc>
@@ -12461,7 +12757,7 @@
                 <w:sz w:val="18"/>
                 <w:szCs w:val="18"/>
               </w:rPr>
-              <w:t xml:space="preserve">Check results tables as groups complete them. Correct errors immediately — for example, if a group records the covered green zone as blue-black, ask them to check whether that section was truly covered (it may not have been, which is itself a useful discussion point about experimental control). Listen for spontaneous explanations among learners — these reveal depth of understanding. Ask any group that finishes early: 'If we had used a completely yellow leaf with no chlorophyll anywhere, what result would you predict? What about a completely green leaf that had been in the dark for 48 hours?'</w:t>
+              <w:t xml:space="preserve">Collect written conclusions at the end of the lesson or photograph them for review. Look for: (1) correct use of evidence — does the learner cite the actual colour change observed, not just state what they expected? (2) correct causal language — does the learner say chlorophyll is REQUIRED rather than just present? (3) connection to the phenomenon — can the learner transfer the lab result to the sukuma wiki context? Common error to watch for: learners writing that the white zone turned blue-black because it had no starch — they must explain WHY it had no starch (no chlorophyll, so no photosynthesis).</w:t>
             </w:r>
           </w:p>
         </w:tc>
@@ -12470,32 +12766,32 @@
         <w:tc>
           <w:tcPr>
             <w:tcW w:type="dxa" w:w="1520"/>
-            <w:shd w:fill="E2EFDA" w:color="auto" w:val="clear"/>
-            <w:tcMar>
-              <w:top w:type="dxa" w:w="60"/>
-              <w:left w:type="dxa" w:w="120"/>
-              <w:bottom w:type="dxa" w:w="60"/>
-              <w:right w:type="dxa" w:w="120"/>
-            </w:tcMar>
-            <w:vAlign w:val="top"/>
-          </w:tcPr>
-          <w:p>
-            <w:pPr>
-              <w:spacing w:after="40" w:before="0"/>
-              <w:jc w:val="left"/>
-            </w:pPr>
-            <w:r>
-              <w:rPr>
-                <w:rFonts w:ascii="Arial" w:cs="Arial" w:eastAsia="Arial" w:hAnsi="Arial"/>
-                <w:b/>
-                <w:bCs/>
-                <w:i w:val="false"/>
-                <w:iCs w:val="false"/>
-                <w:color w:val="000000"/>
-                <w:sz w:val="18"/>
-                <w:szCs w:val="18"/>
-              </w:rPr>
-              <w:t xml:space="preserve">Explain Phase</w:t>
+            <w:shd w:fill="FCE4D6" w:color="auto" w:val="clear"/>
+            <w:tcMar>
+              <w:top w:type="dxa" w:w="60"/>
+              <w:left w:type="dxa" w:w="120"/>
+              <w:bottom w:type="dxa" w:w="60"/>
+              <w:right w:type="dxa" w:w="120"/>
+            </w:tcMar>
+            <w:vAlign w:val="top"/>
+          </w:tcPr>
+          <w:p>
+            <w:pPr>
+              <w:spacing w:after="40" w:before="0"/>
+              <w:jc w:val="left"/>
+            </w:pPr>
+            <w:r>
+              <w:rPr>
+                <w:rFonts w:ascii="Arial" w:cs="Arial" w:eastAsia="Arial" w:hAnsi="Arial"/>
+                <w:b/>
+                <w:bCs/>
+                <w:i w:val="false"/>
+                <w:iCs w:val="false"/>
+                <w:color w:val="000000"/>
+                <w:sz w:val="18"/>
+                <w:szCs w:val="18"/>
+              </w:rPr>
+              <w:t xml:space="preserve">Driving Question Board (DQB) Creation</w:t>
             </w:r>
           </w:p>
           <w:p>
@@ -12518,7 +12814,7 @@
             <w:pPr>
               <w:spacing w:after="20" w:before="0"/>
             </w:pPr>
-            <w:hyperlink w:history="1" r:id="rIds7c4nljee7m4ebtwjzz9e">
+            <w:hyperlink w:history="1" r:id="rId5exzc1lt7bo-q3zxbsqao">
               <w:r>
                 <w:rPr>
                   <w:rFonts w:ascii="Arial" w:cs="Arial" w:eastAsia="Arial" w:hAnsi="Arial"/>
@@ -12527,7 +12823,7 @@
                   <w:szCs w:val="16"/>
                   <w:u w:val="single" w:color="2E75B6"/>
                 </w:rPr>
-                <w:t xml:space="preserve">Dehydration synthesis or a condensation reaction</w:t>
+                <w:t xml:space="preserve">Photosynthesis: Overview of the light-dependent reactions -dubbed(KY)</w:t>
               </w:r>
             </w:hyperlink>
           </w:p>
@@ -12543,7 +12839,7 @@
                 <w:sz w:val="14"/>
                 <w:szCs w:val="14"/>
               </w:rPr>
-              <w:t xml:space="preserve">Source: Khan Academy (English - US curriculum)</w:t>
+              <w:t xml:space="preserve">Source: Khan Academy (Kiswahili)</w:t>
             </w:r>
           </w:p>
           <w:p>
@@ -12551,7 +12847,7 @@
               <w:spacing w:after="10" w:before="0"/>
               <w:ind w:left="120"/>
             </w:pPr>
-            <w:hyperlink w:history="1" r:id="rIdt5-ervlrnt2ktbgr9yyjw">
+            <w:hyperlink w:history="1" r:id="rIdreya1mw8od4qvq4xfuk3d">
               <w:r>
                 <w:rPr>
                   <w:rFonts w:ascii="Arial" w:cs="Arial" w:eastAsia="Arial" w:hAnsi="Arial"/>
@@ -12589,14 +12885,14 @@
                 <w:sz w:val="16"/>
                 <w:szCs w:val="16"/>
               </w:rPr>
-              <w:t xml:space="preserve">📖 HTML:</w:t>
+              <w:t xml:space="preserve">📖 EXERCISE:</w:t>
             </w:r>
           </w:p>
           <w:p>
             <w:pPr>
               <w:spacing w:after="20" w:before="0"/>
             </w:pPr>
-            <w:hyperlink w:history="1" r:id="rId7acky6tiokogvhhnjbcfw">
+            <w:hyperlink w:history="1" r:id="rIdkgc5cc1e2gdwlmwh3hrv3">
               <w:r>
                 <w:rPr>
                   <w:rFonts w:ascii="Arial" w:cs="Arial" w:eastAsia="Arial" w:hAnsi="Arial"/>
@@ -12605,7 +12901,7 @@
                   <w:szCs w:val="16"/>
                   <w:u w:val="single" w:color="2E75B6"/>
                 </w:rPr>
-                <w:t xml:space="preserve">Light Reactions of Photosynthesis (Flexbook)</w:t>
+                <w:t xml:space="preserve">Photosynthesis</w:t>
               </w:r>
             </w:hyperlink>
           </w:p>
@@ -12621,7 +12917,7 @@
                 <w:sz w:val="14"/>
                 <w:szCs w:val="14"/>
               </w:rPr>
-              <w:t xml:space="preserve">Source: CK-12</w:t>
+              <w:t xml:space="preserve">Source: Khan Academy (English - US curriculum)</w:t>
             </w:r>
           </w:p>
           <w:p>
@@ -12629,7 +12925,7 @@
               <w:spacing w:after="10" w:before="0"/>
               <w:ind w:left="120"/>
             </w:pPr>
-            <w:hyperlink w:history="1" r:id="rIdx11b39wqpc6tysrsqfmcb">
+            <w:hyperlink w:history="1" r:id="rIdnychcidvk0pfzae00mcch">
               <w:r>
                 <w:rPr>
                   <w:rFonts w:ascii="Arial" w:cs="Arial" w:eastAsia="Arial" w:hAnsi="Arial"/>
@@ -12671,7 +12967,7 @@
                 <w:sz w:val="18"/>
                 <w:szCs w:val="18"/>
               </w:rPr>
-              <w:t xml:space="preserve">Whole-class discussion and individual written conclusion. The teacher guides learners to construct a three-part evidence-based conclusion by working through the results zone by zone. Learners then write the conclusion in their notebooks in the following structured format: OBSERVATION (what colour appeared), INFERENCE (what this tells us about starch), CONCLUSION (what this tells us about the requirement for photosynthesis). After the structured conclusion, learners revisit the sukuma wiki phenomenon: they write one sentence connecting their practical result to why the shaded sukuma wiki turned pale and grew slowly — linking lack of light to reduced starch and glucose production, which slows growth. Finally, a guided question asks: 'Our result shows that BOTH chlorophyll and light are needed. From Lesson 3, we know CO2 and water are also needed. How would you design an experiment to test whether CO2 is essential?' Learners briefly discuss in pairs.</w:t>
+              <w:t xml:space="preserve">Each group receives two sticky notes (different colours: one for EVIDENCE WE NOW HAVE, one for NEW QUESTIONS RAISED). Groups write: on the first note, one piece of evidence from todays practical that helps answer the driving question; on the second note, one new question the practical has raised (for example: If chlorophyll absorbs light, which colours of light work best? What exactly does chlorophyll do with light energy?). Groups post their notes on the class DQB under the appropriate columns. The teacher reads selected notes aloud and the class votes on which new question they most want to answer, flagging it for Lesson 5.</w:t>
             </w:r>
           </w:p>
         </w:tc>
@@ -12703,7 +12999,7 @@
                 <w:sz w:val="18"/>
                 <w:szCs w:val="18"/>
               </w:rPr>
-              <w:t xml:space="preserve">Project or draw a three-column table on the board: Zone, Colour after iodine, Conclusion. Work through the table as a class. For the white zone, say: 'Everyone who got no colour change here — what does that tell us? What was missing in this zone?' WAIT TIME: 10 seconds. Accept answers. Write the class consensus. Then say: 'So removing the green pigment alone was enough to stop starch production. What does that prove about chlorophyll?' For the covered green zone, say: 'This zone had chlorophyll — it was still green — but it was kept in the dark. What happened?' WAIT TIME: 10 seconds. Guide learners to state: light is required even when chlorophyll is present. Say: 'This is important. Chlorophyll alone is not enough. Light alone is not enough. Both must be present at the same time.' Write this on the board as a key statement. Then connect to the phenomenon: 'Remember our sukuma wiki under the mango tree — it had chlorophyll, but what was reduced?' Elicit: light intensity. Say: 'And our results just proved that reduced light means reduced starch production. That is why the shaded plant grew slowly.' Close by acknowledging the DQB: 'We now have laboratory evidence, not just a hypothesis, for part of our driving question. Let us update the board.'</w:t>
+              <w:t xml:space="preserve">Point to the DQB and say: 'In Lesson 1 we put up questions about why sukuma wiki wilts and why shade causes pallor. In Lesson 3 we started answering some of those. Today we have real experimental evidence. Take 2 minutes — one evidence note, one new question note.' WAIT TIME: allow genuine silent writing for 2 minutes. As groups post notes, read two or three aloud. Say: 'Look at the new questions people are asking — they want to know what chlorophyll actually DOES with light. That is exactly what we will investigate in Lesson 5. Science works this way: answering one question always opens new ones.' Leave all notes visible for the remainder of the unit.</w:t>
             </w:r>
           </w:p>
         </w:tc>
@@ -12735,7 +13031,7 @@
                 <w:sz w:val="18"/>
                 <w:szCs w:val="18"/>
               </w:rPr>
-              <w:t xml:space="preserve">Structured conclusion writing (Observation - Inference - Conclusion) scaffolds scientific reasoning and prevents learners from writing vague statements. Connecting the result to the phenomenon at the end of the Explain phase maintains the storyline thread. The extension question about CO2 foreshadows Lesson 7 (the investigation) and keeps inquiry open.</w:t>
+              <w:t xml:space="preserve">The DQB routine makes the epistemic progress of the class visible — learners see questions being answered and new ones generated, modelling authentic scientific practice. The voting on the next question gives learners agency in the inquiry sequence.</w:t>
             </w:r>
           </w:p>
         </w:tc>
@@ -12767,7 +13063,7 @@
                 <w:sz w:val="18"/>
                 <w:szCs w:val="18"/>
               </w:rPr>
-              <w:t xml:space="preserve">Collect written conclusions at the end of the lesson or photograph them for review. Look for: (1) correct use of evidence — does the learner cite the actual colour change observed, not just state what they expected? (2) correct causal language — does the learner say chlorophyll is REQUIRED rather than just present? (3) connection to the phenomenon — can the learner transfer the lab result to the sukuma wiki context? Common error to watch for: learners writing that the white zone turned blue-black because it had no starch — they must explain WHY it had no starch (no chlorophyll, so no photosynthesis).</w:t>
+              <w:t xml:space="preserve">Read all posted evidence notes. Check that evidence notes cite the starch test result specifically, not just general statements. If any note says only 'plants need light' without referencing the experimental observation, ask that group to revise: 'What did you actually see in the iodine test that tells you that?' This ensures learners are reasoning from evidence rather than recalling prior knowledge.</w:t>
             </w:r>
           </w:p>
         </w:tc>
@@ -12776,32 +13072,32 @@
         <w:tc>
           <w:tcPr>
             <w:tcW w:type="dxa" w:w="1520"/>
-            <w:shd w:fill="FCE4D6" w:color="auto" w:val="clear"/>
-            <w:tcMar>
-              <w:top w:type="dxa" w:w="60"/>
-              <w:left w:type="dxa" w:w="120"/>
-              <w:bottom w:type="dxa" w:w="60"/>
-              <w:right w:type="dxa" w:w="120"/>
-            </w:tcMar>
-            <w:vAlign w:val="top"/>
-          </w:tcPr>
-          <w:p>
-            <w:pPr>
-              <w:spacing w:after="40" w:before="0"/>
-              <w:jc w:val="left"/>
-            </w:pPr>
-            <w:r>
-              <w:rPr>
-                <w:rFonts w:ascii="Arial" w:cs="Arial" w:eastAsia="Arial" w:hAnsi="Arial"/>
-                <w:b/>
-                <w:bCs/>
-                <w:i w:val="false"/>
-                <w:iCs w:val="false"/>
-                <w:color w:val="000000"/>
-                <w:sz w:val="18"/>
-                <w:szCs w:val="18"/>
-              </w:rPr>
-              <w:t xml:space="preserve">Driving Question Board (DQB) Creation</w:t>
+            <w:shd w:fill="D5E8F0" w:color="auto" w:val="clear"/>
+            <w:tcMar>
+              <w:top w:type="dxa" w:w="60"/>
+              <w:left w:type="dxa" w:w="120"/>
+              <w:bottom w:type="dxa" w:w="60"/>
+              <w:right w:type="dxa" w:w="120"/>
+            </w:tcMar>
+            <w:vAlign w:val="top"/>
+          </w:tcPr>
+          <w:p>
+            <w:pPr>
+              <w:spacing w:after="40" w:before="0"/>
+              <w:jc w:val="left"/>
+            </w:pPr>
+            <w:r>
+              <w:rPr>
+                <w:rFonts w:ascii="Arial" w:cs="Arial" w:eastAsia="Arial" w:hAnsi="Arial"/>
+                <w:b/>
+                <w:bCs/>
+                <w:i w:val="false"/>
+                <w:iCs w:val="false"/>
+                <w:color w:val="000000"/>
+                <w:sz w:val="18"/>
+                <w:szCs w:val="18"/>
+              </w:rPr>
+              <w:t xml:space="preserve">Model Building Phase</w:t>
             </w:r>
           </w:p>
           <w:p>
@@ -12824,7 +13120,7 @@
             <w:pPr>
               <w:spacing w:after="20" w:before="0"/>
             </w:pPr>
-            <w:hyperlink w:history="1" r:id="rIdjboexilman09t4ojvkrma">
+            <w:hyperlink w:history="1" r:id="rIdsg67b-rddcvhrl8ent1ai">
               <w:r>
                 <w:rPr>
                   <w:rFonts w:ascii="Arial" w:cs="Arial" w:eastAsia="Arial" w:hAnsi="Arial"/>
@@ -12833,7 +13129,7 @@
                   <w:szCs w:val="16"/>
                   <w:u w:val="single" w:color="2E75B6"/>
                 </w:rPr>
-                <w:t xml:space="preserve">Dehydration synthesis or a condensation reaction</w:t>
+                <w:t xml:space="preserve">Breaking down photosynthesis stages</w:t>
               </w:r>
             </w:hyperlink>
           </w:p>
@@ -12857,7 +13153,7 @@
               <w:spacing w:after="10" w:before="0"/>
               <w:ind w:left="120"/>
             </w:pPr>
-            <w:hyperlink w:history="1" r:id="rId66xtfkgel8kuyi4nc9fgb">
+            <w:hyperlink w:history="1" r:id="rIdtlbq2xnsuowa8w2wwjleh">
               <w:r>
                 <w:rPr>
                   <w:rFonts w:ascii="Arial" w:cs="Arial" w:eastAsia="Arial" w:hAnsi="Arial"/>
@@ -12895,14 +13191,14 @@
                 <w:sz w:val="16"/>
                 <w:szCs w:val="16"/>
               </w:rPr>
-              <w:t xml:space="preserve">📖 HTML:</w:t>
+              <w:t xml:space="preserve">📖 EXERCISE:</w:t>
             </w:r>
           </w:p>
           <w:p>
             <w:pPr>
               <w:spacing w:after="20" w:before="0"/>
             </w:pPr>
-            <w:hyperlink w:history="1" r:id="rId4okwa2azcj2pu0h-1vss7">
+            <w:hyperlink w:history="1" r:id="rIdyz-kaxlbe94lwquiolu6r">
               <w:r>
                 <w:rPr>
                   <w:rFonts w:ascii="Arial" w:cs="Arial" w:eastAsia="Arial" w:hAnsi="Arial"/>
@@ -12911,7 +13207,7 @@
                   <w:szCs w:val="16"/>
                   <w:u w:val="single" w:color="2E75B6"/>
                 </w:rPr>
-                <w:t xml:space="preserve">Light Reactions of Photosynthesis (Flexbook)</w:t>
+                <w:t xml:space="preserve">The light-dependent reactions</w:t>
               </w:r>
             </w:hyperlink>
           </w:p>
@@ -12927,7 +13223,7 @@
                 <w:sz w:val="14"/>
                 <w:szCs w:val="14"/>
               </w:rPr>
-              <w:t xml:space="preserve">Source: CK-12</w:t>
+              <w:t xml:space="preserve">Source: Khan Academy (English - US curriculum)</w:t>
             </w:r>
           </w:p>
           <w:p>
@@ -12935,313 +13231,7 @@
               <w:spacing w:after="10" w:before="0"/>
               <w:ind w:left="120"/>
             </w:pPr>
-            <w:hyperlink w:history="1" r:id="rIdg_rmp5vwmtwewv9cl9bwy">
-              <w:r>
-                <w:rPr>
-                  <w:rFonts w:ascii="Arial" w:cs="Arial" w:eastAsia="Arial" w:hAnsi="Arial"/>
-                  <w:color w:val="595959"/>
-                  <w:sz w:val="14"/>
-                  <w:szCs w:val="14"/>
-                  <w:u w:val="single" w:color="595959"/>
-                </w:rPr>
-                <w:t xml:space="preserve">🔍 Search ARES for similar readings</w:t>
-              </w:r>
-            </w:hyperlink>
-          </w:p>
-        </w:tc>
-        <w:tc>
-          <w:tcPr>
-            <w:tcW w:type="dxa" w:w="3040"/>
-            <w:shd w:fill="FFFFFF" w:color="auto" w:val="clear"/>
-            <w:tcMar>
-              <w:top w:type="dxa" w:w="60"/>
-              <w:left w:type="dxa" w:w="120"/>
-              <w:bottom w:type="dxa" w:w="60"/>
-              <w:right w:type="dxa" w:w="120"/>
-            </w:tcMar>
-            <w:vAlign w:val="top"/>
-          </w:tcPr>
-          <w:p>
-            <w:pPr>
-              <w:spacing w:after="40" w:before="0"/>
-              <w:jc w:val="left"/>
-            </w:pPr>
-            <w:r>
-              <w:rPr>
-                <w:rFonts w:ascii="Arial" w:cs="Arial" w:eastAsia="Arial" w:hAnsi="Arial"/>
-                <w:b w:val="false"/>
-                <w:bCs w:val="false"/>
-                <w:i w:val="false"/>
-                <w:iCs w:val="false"/>
-                <w:color w:val="000000"/>
-                <w:sz w:val="18"/>
-                <w:szCs w:val="18"/>
-              </w:rPr>
-              <w:t xml:space="preserve">Each group receives two sticky notes (different colours: one for EVIDENCE WE NOW HAVE, one for NEW QUESTIONS RAISED). Groups write: on the first note, one piece of evidence from todays practical that helps answer the driving question; on the second note, one new question the practical has raised (for example: If chlorophyll absorbs light, which colours of light work best? What exactly does chlorophyll do with light energy?). Groups post their notes on the class DQB under the appropriate columns. The teacher reads selected notes aloud and the class votes on which new question they most want to answer, flagging it for Lesson 5.</w:t>
-            </w:r>
-          </w:p>
-        </w:tc>
-        <w:tc>
-          <w:tcPr>
-            <w:tcW w:type="dxa" w:w="3040"/>
-            <w:shd w:fill="F2F2F2" w:color="auto" w:val="clear"/>
-            <w:tcMar>
-              <w:top w:type="dxa" w:w="60"/>
-              <w:left w:type="dxa" w:w="120"/>
-              <w:bottom w:type="dxa" w:w="60"/>
-              <w:right w:type="dxa" w:w="120"/>
-            </w:tcMar>
-            <w:vAlign w:val="top"/>
-          </w:tcPr>
-          <w:p>
-            <w:pPr>
-              <w:spacing w:after="40" w:before="0"/>
-              <w:jc w:val="left"/>
-            </w:pPr>
-            <w:r>
-              <w:rPr>
-                <w:rFonts w:ascii="Arial" w:cs="Arial" w:eastAsia="Arial" w:hAnsi="Arial"/>
-                <w:b w:val="false"/>
-                <w:bCs w:val="false"/>
-                <w:i w:val="false"/>
-                <w:iCs w:val="false"/>
-                <w:color w:val="000000"/>
-                <w:sz w:val="18"/>
-                <w:szCs w:val="18"/>
-              </w:rPr>
-              <w:t xml:space="preserve">Point to the DQB and say: 'In Lesson 1 we put up questions about why sukuma wiki wilts and why shade causes pallor. In Lesson 3 we started answering some of those. Today we have real experimental evidence. Take 2 minutes — one evidence note, one new question note.' WAIT TIME: allow genuine silent writing for 2 minutes. As groups post notes, read two or three aloud. Say: 'Look at the new questions people are asking — they want to know what chlorophyll actually DOES with light. That is exactly what we will investigate in Lesson 5. Science works this way: answering one question always opens new ones.' Leave all notes visible for the remainder of the unit.</w:t>
-            </w:r>
-          </w:p>
-        </w:tc>
-        <w:tc>
-          <w:tcPr>
-            <w:tcW w:type="dxa" w:w="3040"/>
-            <w:shd w:fill="FFFFFF" w:color="auto" w:val="clear"/>
-            <w:tcMar>
-              <w:top w:type="dxa" w:w="60"/>
-              <w:left w:type="dxa" w:w="120"/>
-              <w:bottom w:type="dxa" w:w="60"/>
-              <w:right w:type="dxa" w:w="120"/>
-            </w:tcMar>
-            <w:vAlign w:val="top"/>
-          </w:tcPr>
-          <w:p>
-            <w:pPr>
-              <w:spacing w:after="40" w:before="0"/>
-              <w:jc w:val="left"/>
-            </w:pPr>
-            <w:r>
-              <w:rPr>
-                <w:rFonts w:ascii="Arial" w:cs="Arial" w:eastAsia="Arial" w:hAnsi="Arial"/>
-                <w:b w:val="false"/>
-                <w:bCs w:val="false"/>
-                <w:i w:val="false"/>
-                <w:iCs w:val="false"/>
-                <w:color w:val="000000"/>
-                <w:sz w:val="18"/>
-                <w:szCs w:val="18"/>
-              </w:rPr>
-              <w:t xml:space="preserve">The DQB routine makes the epistemic progress of the class visible — learners see questions being answered and new ones generated, modelling authentic scientific practice. The voting on the next question gives learners agency in the inquiry sequence.</w:t>
-            </w:r>
-          </w:p>
-        </w:tc>
-        <w:tc>
-          <w:tcPr>
-            <w:tcW w:type="dxa" w:w="3040"/>
-            <w:shd w:fill="F2F2F2" w:color="auto" w:val="clear"/>
-            <w:tcMar>
-              <w:top w:type="dxa" w:w="60"/>
-              <w:left w:type="dxa" w:w="120"/>
-              <w:bottom w:type="dxa" w:w="60"/>
-              <w:right w:type="dxa" w:w="120"/>
-            </w:tcMar>
-            <w:vAlign w:val="top"/>
-          </w:tcPr>
-          <w:p>
-            <w:pPr>
-              <w:spacing w:after="40" w:before="0"/>
-              <w:jc w:val="left"/>
-            </w:pPr>
-            <w:r>
-              <w:rPr>
-                <w:rFonts w:ascii="Arial" w:cs="Arial" w:eastAsia="Arial" w:hAnsi="Arial"/>
-                <w:b w:val="false"/>
-                <w:bCs w:val="false"/>
-                <w:i w:val="false"/>
-                <w:iCs w:val="false"/>
-                <w:color w:val="000000"/>
-                <w:sz w:val="18"/>
-                <w:szCs w:val="18"/>
-              </w:rPr>
-              <w:t xml:space="preserve">Read all posted evidence notes. Check that evidence notes cite the starch test result specifically, not just general statements. If any note says only 'plants need light' without referencing the experimental observation, ask that group to revise: 'What did you actually see in the iodine test that tells you that?' This ensures learners are reasoning from evidence rather than recalling prior knowledge.</w:t>
-            </w:r>
-          </w:p>
-        </w:tc>
-      </w:tr>
-      <w:tr>
-        <w:tc>
-          <w:tcPr>
-            <w:tcW w:type="dxa" w:w="1520"/>
-            <w:shd w:fill="D5E8F0" w:color="auto" w:val="clear"/>
-            <w:tcMar>
-              <w:top w:type="dxa" w:w="60"/>
-              <w:left w:type="dxa" w:w="120"/>
-              <w:bottom w:type="dxa" w:w="60"/>
-              <w:right w:type="dxa" w:w="120"/>
-            </w:tcMar>
-            <w:vAlign w:val="top"/>
-          </w:tcPr>
-          <w:p>
-            <w:pPr>
-              <w:spacing w:after="40" w:before="0"/>
-              <w:jc w:val="left"/>
-            </w:pPr>
-            <w:r>
-              <w:rPr>
-                <w:rFonts w:ascii="Arial" w:cs="Arial" w:eastAsia="Arial" w:hAnsi="Arial"/>
-                <w:b/>
-                <w:bCs/>
-                <w:i w:val="false"/>
-                <w:iCs w:val="false"/>
-                <w:color w:val="000000"/>
-                <w:sz w:val="18"/>
-                <w:szCs w:val="18"/>
-              </w:rPr>
-              <w:t xml:space="preserve">Model Building Phase</w:t>
-            </w:r>
-          </w:p>
-          <w:p>
-            <w:pPr>
-              <w:spacing w:after="20" w:before="0"/>
-            </w:pPr>
-            <w:r>
-              <w:rPr>
-                <w:rFonts w:ascii="Arial" w:cs="Arial" w:eastAsia="Arial" w:hAnsi="Arial"/>
-                <w:b/>
-                <w:bCs/>
-                <w:color w:val="1F3864"/>
-                <w:sz w:val="16"/>
-                <w:szCs w:val="16"/>
-              </w:rPr>
-              <w:t xml:space="preserve">📹 VIDEO:</w:t>
-            </w:r>
-          </w:p>
-          <w:p>
-            <w:pPr>
-              <w:spacing w:after="20" w:before="0"/>
-            </w:pPr>
-            <w:hyperlink w:history="1" r:id="rIdjksz61nw9jtci6ptdksgk">
-              <w:r>
-                <w:rPr>
-                  <w:rFonts w:ascii="Arial" w:cs="Arial" w:eastAsia="Arial" w:hAnsi="Arial"/>
-                  <w:color w:val="2E75B6"/>
-                  <w:sz w:val="16"/>
-                  <w:szCs w:val="16"/>
-                  <w:u w:val="single" w:color="2E75B6"/>
-                </w:rPr>
-                <w:t xml:space="preserve">Dehydration synthesis or a condensation reaction</w:t>
-              </w:r>
-            </w:hyperlink>
-          </w:p>
-          <w:p>
-            <w:pPr>
-              <w:spacing w:after="10" w:before="0"/>
-              <w:ind w:left="120"/>
-            </w:pPr>
-            <w:r>
-              <w:rPr>
-                <w:rFonts w:ascii="Arial" w:cs="Arial" w:eastAsia="Arial" w:hAnsi="Arial"/>
-                <w:color w:val="595959"/>
-                <w:sz w:val="14"/>
-                <w:szCs w:val="14"/>
-              </w:rPr>
-              <w:t xml:space="preserve">Source: Khan Academy (English - US curriculum)</w:t>
-            </w:r>
-          </w:p>
-          <w:p>
-            <w:pPr>
-              <w:spacing w:after="10" w:before="0"/>
-              <w:ind w:left="120"/>
-            </w:pPr>
-            <w:hyperlink w:history="1" r:id="rIdv_sxxcota3giffbnljywx">
-              <w:r>
-                <w:rPr>
-                  <w:rFonts w:ascii="Arial" w:cs="Arial" w:eastAsia="Arial" w:hAnsi="Arial"/>
-                  <w:color w:val="595959"/>
-                  <w:sz w:val="14"/>
-                  <w:szCs w:val="14"/>
-                  <w:u w:val="single" w:color="595959"/>
-                </w:rPr>
-                <w:t xml:space="preserve">🔍 Search ARES for similar videos</w:t>
-              </w:r>
-            </w:hyperlink>
-          </w:p>
-          <w:p>
-            <w:pPr>
-              <w:spacing w:after="40" w:before="0"/>
-            </w:pPr>
-            <w:r>
-              <w:rPr>
-                <w:sz w:val="14"/>
-                <w:szCs w:val="14"/>
-              </w:rPr>
-              <w:t xml:space="preserve"/>
-            </w:r>
-          </w:p>
-          <w:p>
-            <w:pPr>
-              <w:spacing w:after="20" w:before="0"/>
-            </w:pPr>
-            <w:r>
-              <w:rPr>
-                <w:rFonts w:ascii="Arial" w:cs="Arial" w:eastAsia="Arial" w:hAnsi="Arial"/>
-                <w:b/>
-                <w:bCs/>
-                <w:color w:val="1F3864"/>
-                <w:sz w:val="16"/>
-                <w:szCs w:val="16"/>
-              </w:rPr>
-              <w:t xml:space="preserve">📖 HTML:</w:t>
-            </w:r>
-          </w:p>
-          <w:p>
-            <w:pPr>
-              <w:spacing w:after="20" w:before="0"/>
-            </w:pPr>
-            <w:hyperlink w:history="1" r:id="rIdpfkv5hsndpplpseu5lyve">
-              <w:r>
-                <w:rPr>
-                  <w:rFonts w:ascii="Arial" w:cs="Arial" w:eastAsia="Arial" w:hAnsi="Arial"/>
-                  <w:color w:val="2E75B6"/>
-                  <w:sz w:val="16"/>
-                  <w:szCs w:val="16"/>
-                  <w:u w:val="single" w:color="2E75B6"/>
-                </w:rPr>
-                <w:t xml:space="preserve">Light Reactions of Photosynthesis (Flexbook)</w:t>
-              </w:r>
-            </w:hyperlink>
-          </w:p>
-          <w:p>
-            <w:pPr>
-              <w:spacing w:after="10" w:before="0"/>
-              <w:ind w:left="120"/>
-            </w:pPr>
-            <w:r>
-              <w:rPr>
-                <w:rFonts w:ascii="Arial" w:cs="Arial" w:eastAsia="Arial" w:hAnsi="Arial"/>
-                <w:color w:val="595959"/>
-                <w:sz w:val="14"/>
-                <w:szCs w:val="14"/>
-              </w:rPr>
-              <w:t xml:space="preserve">Source: CK-12</w:t>
-            </w:r>
-          </w:p>
-          <w:p>
-            <w:pPr>
-              <w:spacing w:after="10" w:before="0"/>
-              <w:ind w:left="120"/>
-            </w:pPr>
-            <w:hyperlink w:history="1" r:id="rIdcnss9vmmspi3v1dv0zm4j">
+            <w:hyperlink w:history="1" r:id="rIdnttylz4aj_u7vt9zky_9o">
               <w:r>
                 <w:rPr>
                   <w:rFonts w:ascii="Arial" w:cs="Arial" w:eastAsia="Arial" w:hAnsi="Arial"/>
@@ -14728,7 +14718,7 @@
             <w:pPr>
               <w:spacing w:after="20" w:before="0"/>
             </w:pPr>
-            <w:hyperlink w:history="1" r:id="rIdnyyapzbijmnlvdz4pd_l4">
+            <w:hyperlink w:history="1" r:id="rIdccle1j2f5gmd7-_9jgsll">
               <w:r>
                 <w:rPr>
                   <w:rFonts w:ascii="Arial" w:cs="Arial" w:eastAsia="Arial" w:hAnsi="Arial"/>
@@ -14737,7 +14727,7 @@
                   <w:szCs w:val="16"/>
                   <w:u w:val="single" w:color="2E75B6"/>
                 </w:rPr>
-                <w:t xml:space="preserve">Organelles in eukaryotic cells</w:t>
+                <w:t xml:space="preserve">Photosynthesis: Overview of the light-dependent reactions</w:t>
               </w:r>
             </w:hyperlink>
           </w:p>
@@ -14761,7 +14751,7 @@
               <w:spacing w:after="10" w:before="0"/>
               <w:ind w:left="120"/>
             </w:pPr>
-            <w:hyperlink w:history="1" r:id="rId92jjoz8wnsyng3ym1xmaw">
+            <w:hyperlink w:history="1" r:id="rIdyb53gv0qlbu73khxhgmvu">
               <w:r>
                 <w:rPr>
                   <w:rFonts w:ascii="Arial" w:cs="Arial" w:eastAsia="Arial" w:hAnsi="Arial"/>
@@ -14799,14 +14789,14 @@
                 <w:sz w:val="16"/>
                 <w:szCs w:val="16"/>
               </w:rPr>
-              <w:t xml:space="preserve">📖 HTML:</w:t>
+              <w:t xml:space="preserve">📖 EXERCISE:</w:t>
             </w:r>
           </w:p>
           <w:p>
             <w:pPr>
               <w:spacing w:after="20" w:before="0"/>
             </w:pPr>
-            <w:hyperlink w:history="1" r:id="rId4tkcjsd9bfletzbb8u6oy">
+            <w:hyperlink w:history="1" r:id="rIdq3ja9l4ifre8nyvd87dyg">
               <w:r>
                 <w:rPr>
                   <w:rFonts w:ascii="Arial" w:cs="Arial" w:eastAsia="Arial" w:hAnsi="Arial"/>
@@ -14815,7 +14805,7 @@
                   <w:szCs w:val="16"/>
                   <w:u w:val="single" w:color="2E75B6"/>
                 </w:rPr>
-                <w:t xml:space="preserve">Light Reactions of Photosynthesis (Flexbook)</w:t>
+                <w:t xml:space="preserve">The light-dependent reactions</w:t>
               </w:r>
             </w:hyperlink>
           </w:p>
@@ -14831,7 +14821,7 @@
                 <w:sz w:val="14"/>
                 <w:szCs w:val="14"/>
               </w:rPr>
-              <w:t xml:space="preserve">Source: CK-12</w:t>
+              <w:t xml:space="preserve">Source: Khan Academy (English - US curriculum)</w:t>
             </w:r>
           </w:p>
           <w:p>
@@ -14839,7 +14829,7 @@
               <w:spacing w:after="10" w:before="0"/>
               <w:ind w:left="120"/>
             </w:pPr>
-            <w:hyperlink w:history="1" r:id="rIdecmsxupmjevp5cbua9fni">
+            <w:hyperlink w:history="1" r:id="rIde0nskzyyxgprjncw1dlkq">
               <w:r>
                 <w:rPr>
                   <w:rFonts w:ascii="Arial" w:cs="Arial" w:eastAsia="Arial" w:hAnsi="Arial"/>
@@ -15034,7 +15024,7 @@
             <w:pPr>
               <w:spacing w:after="20" w:before="0"/>
             </w:pPr>
-            <w:hyperlink w:history="1" r:id="rIdpvollwlswttnahutc3zqy">
+            <w:hyperlink w:history="1" r:id="rIdodq1cnazcjngxgz8vngle">
               <w:r>
                 <w:rPr>
                   <w:rFonts w:ascii="Arial" w:cs="Arial" w:eastAsia="Arial" w:hAnsi="Arial"/>
@@ -15043,7 +15033,7 @@
                   <w:szCs w:val="16"/>
                   <w:u w:val="single" w:color="2E75B6"/>
                 </w:rPr>
-                <w:t xml:space="preserve">Organelles in eukaryotic cells</w:t>
+                <w:t xml:space="preserve">Photosynthesis: Overview of the light-dependent reactions -dubbed(KY)</w:t>
               </w:r>
             </w:hyperlink>
           </w:p>
@@ -15059,7 +15049,7 @@
                 <w:sz w:val="14"/>
                 <w:szCs w:val="14"/>
               </w:rPr>
-              <w:t xml:space="preserve">Source: Khan Academy (English - US curriculum)</w:t>
+              <w:t xml:space="preserve">Source: Khan Academy (Kiswahili)</w:t>
             </w:r>
           </w:p>
           <w:p>
@@ -15067,7 +15057,7 @@
               <w:spacing w:after="10" w:before="0"/>
               <w:ind w:left="120"/>
             </w:pPr>
-            <w:hyperlink w:history="1" r:id="rIdndbh1lwtz8qipclpuvyst">
+            <w:hyperlink w:history="1" r:id="rId1tdfndk5vuavpxv5qs34v">
               <w:r>
                 <w:rPr>
                   <w:rFonts w:ascii="Arial" w:cs="Arial" w:eastAsia="Arial" w:hAnsi="Arial"/>
@@ -15105,14 +15095,14 @@
                 <w:sz w:val="16"/>
                 <w:szCs w:val="16"/>
               </w:rPr>
-              <w:t xml:space="preserve">📖 HTML:</w:t>
+              <w:t xml:space="preserve">📖 EXERCISE:</w:t>
             </w:r>
           </w:p>
           <w:p>
             <w:pPr>
               <w:spacing w:after="20" w:before="0"/>
             </w:pPr>
-            <w:hyperlink w:history="1" r:id="rIdejla3tv8zdjwddgohpway">
+            <w:hyperlink w:history="1" r:id="rIdlcekixrfmo1utck4cle59">
               <w:r>
                 <w:rPr>
                   <w:rFonts w:ascii="Arial" w:cs="Arial" w:eastAsia="Arial" w:hAnsi="Arial"/>
@@ -15121,7 +15111,7 @@
                   <w:szCs w:val="16"/>
                   <w:u w:val="single" w:color="2E75B6"/>
                 </w:rPr>
-                <w:t xml:space="preserve">Light Reactions of Photosynthesis (Flexbook)</w:t>
+                <w:t xml:space="preserve">The light-dependent reactions</w:t>
               </w:r>
             </w:hyperlink>
           </w:p>
@@ -15137,7 +15127,7 @@
                 <w:sz w:val="14"/>
                 <w:szCs w:val="14"/>
               </w:rPr>
-              <w:t xml:space="preserve">Source: CK-12</w:t>
+              <w:t xml:space="preserve">Source: Khan Academy (English - US curriculum)</w:t>
             </w:r>
           </w:p>
           <w:p>
@@ -15145,7 +15135,7 @@
               <w:spacing w:after="10" w:before="0"/>
               <w:ind w:left="120"/>
             </w:pPr>
-            <w:hyperlink w:history="1" r:id="rIdf6afgoo2balifvjmvmdey">
+            <w:hyperlink w:history="1" r:id="rIdy1r8qh0dgotod-4cltxdu">
               <w:r>
                 <w:rPr>
                   <w:rFonts w:ascii="Arial" w:cs="Arial" w:eastAsia="Arial" w:hAnsi="Arial"/>
@@ -15340,7 +15330,7 @@
             <w:pPr>
               <w:spacing w:after="20" w:before="0"/>
             </w:pPr>
-            <w:hyperlink w:history="1" r:id="rIdx766frinmo2aqmj2ztpiq">
+            <w:hyperlink w:history="1" r:id="rId3z7lonoel7i2as7otepqi">
               <w:r>
                 <w:rPr>
                   <w:rFonts w:ascii="Arial" w:cs="Arial" w:eastAsia="Arial" w:hAnsi="Arial"/>
@@ -15349,7 +15339,7 @@
                   <w:szCs w:val="16"/>
                   <w:u w:val="single" w:color="2E75B6"/>
                 </w:rPr>
-                <w:t xml:space="preserve">Organelles in eukaryotic cells</w:t>
+                <w:t xml:space="preserve">Photosynthesis</w:t>
               </w:r>
             </w:hyperlink>
           </w:p>
@@ -15373,7 +15363,7 @@
               <w:spacing w:after="10" w:before="0"/>
               <w:ind w:left="120"/>
             </w:pPr>
-            <w:hyperlink w:history="1" r:id="rIdi2lqxqwc-u_metrpg2p1k">
+            <w:hyperlink w:history="1" r:id="rIddujuk6td66yr0iebqw-zv">
               <w:r>
                 <w:rPr>
                   <w:rFonts w:ascii="Arial" w:cs="Arial" w:eastAsia="Arial" w:hAnsi="Arial"/>
@@ -15411,14 +15401,14 @@
                 <w:sz w:val="16"/>
                 <w:szCs w:val="16"/>
               </w:rPr>
-              <w:t xml:space="preserve">📖 HTML:</w:t>
+              <w:t xml:space="preserve">📖 EXERCISE:</w:t>
             </w:r>
           </w:p>
           <w:p>
             <w:pPr>
               <w:spacing w:after="20" w:before="0"/>
             </w:pPr>
-            <w:hyperlink w:history="1" r:id="rId6ocj6er1utpjzfmnrdgub">
+            <w:hyperlink w:history="1" r:id="rIdv9l1en4qqoas9zpvr2wnn">
               <w:r>
                 <w:rPr>
                   <w:rFonts w:ascii="Arial" w:cs="Arial" w:eastAsia="Arial" w:hAnsi="Arial"/>
@@ -15427,7 +15417,7 @@
                   <w:szCs w:val="16"/>
                   <w:u w:val="single" w:color="2E75B6"/>
                 </w:rPr>
-                <w:t xml:space="preserve">Light Reactions of Photosynthesis (Flexbook)</w:t>
+                <w:t xml:space="preserve">The light-dependent reactions</w:t>
               </w:r>
             </w:hyperlink>
           </w:p>
@@ -15443,7 +15433,7 @@
                 <w:sz w:val="14"/>
                 <w:szCs w:val="14"/>
               </w:rPr>
-              <w:t xml:space="preserve">Source: CK-12</w:t>
+              <w:t xml:space="preserve">Source: Khan Academy (English - US curriculum)</w:t>
             </w:r>
           </w:p>
           <w:p>
@@ -15451,7 +15441,7 @@
               <w:spacing w:after="10" w:before="0"/>
               <w:ind w:left="120"/>
             </w:pPr>
-            <w:hyperlink w:history="1" r:id="rIdtqbqzyxf2tx-lwff1zr1f">
+            <w:hyperlink w:history="1" r:id="rIdpflasjmq4iasdbenbzo0p">
               <w:r>
                 <w:rPr>
                   <w:rFonts w:ascii="Arial" w:cs="Arial" w:eastAsia="Arial" w:hAnsi="Arial"/>
@@ -15646,7 +15636,7 @@
             <w:pPr>
               <w:spacing w:after="20" w:before="0"/>
             </w:pPr>
-            <w:hyperlink w:history="1" r:id="rIdm_a7xhcv2c6wocbxbf4iv">
+            <w:hyperlink w:history="1" r:id="rIdzclplqjlxdvlgr6gxxs0b">
               <w:r>
                 <w:rPr>
                   <w:rFonts w:ascii="Arial" w:cs="Arial" w:eastAsia="Arial" w:hAnsi="Arial"/>
@@ -15655,7 +15645,7 @@
                   <w:szCs w:val="16"/>
                   <w:u w:val="single" w:color="2E75B6"/>
                 </w:rPr>
-                <w:t xml:space="preserve">Organelles in eukaryotic cells</w:t>
+                <w:t xml:space="preserve">Photosynthesis: Overview of the light-dependent reactions</w:t>
               </w:r>
             </w:hyperlink>
           </w:p>
@@ -15679,7 +15669,7 @@
               <w:spacing w:after="10" w:before="0"/>
               <w:ind w:left="120"/>
             </w:pPr>
-            <w:hyperlink w:history="1" r:id="rId9aynzzmr8hbwmsg_zv3ej">
+            <w:hyperlink w:history="1" r:id="rIdwk3bx-nq2ikid0a4yswqa">
               <w:r>
                 <w:rPr>
                   <w:rFonts w:ascii="Arial" w:cs="Arial" w:eastAsia="Arial" w:hAnsi="Arial"/>
@@ -15717,14 +15707,14 @@
                 <w:sz w:val="16"/>
                 <w:szCs w:val="16"/>
               </w:rPr>
-              <w:t xml:space="preserve">📖 HTML:</w:t>
+              <w:t xml:space="preserve">📖 EXERCISE:</w:t>
             </w:r>
           </w:p>
           <w:p>
             <w:pPr>
               <w:spacing w:after="20" w:before="0"/>
             </w:pPr>
-            <w:hyperlink w:history="1" r:id="rIdlumspouabinojddhnh2bh">
+            <w:hyperlink w:history="1" r:id="rIdn9oouki62d5un6bupyjwb">
               <w:r>
                 <w:rPr>
                   <w:rFonts w:ascii="Arial" w:cs="Arial" w:eastAsia="Arial" w:hAnsi="Arial"/>
@@ -15733,7 +15723,7 @@
                   <w:szCs w:val="16"/>
                   <w:u w:val="single" w:color="2E75B6"/>
                 </w:rPr>
-                <w:t xml:space="preserve">Light Reactions of Photosynthesis (Flexbook)</w:t>
+                <w:t xml:space="preserve">The light-dependent reactions</w:t>
               </w:r>
             </w:hyperlink>
           </w:p>
@@ -15749,7 +15739,7 @@
                 <w:sz w:val="14"/>
                 <w:szCs w:val="14"/>
               </w:rPr>
-              <w:t xml:space="preserve">Source: CK-12</w:t>
+              <w:t xml:space="preserve">Source: Khan Academy (English - US curriculum)</w:t>
             </w:r>
           </w:p>
           <w:p>
@@ -15757,7 +15747,7 @@
               <w:spacing w:after="10" w:before="0"/>
               <w:ind w:left="120"/>
             </w:pPr>
-            <w:hyperlink w:history="1" r:id="rIdtjhcy-rit3if0spvehlf2">
+            <w:hyperlink w:history="1" r:id="rIdyolvbncamz2ps0xdpmg9a">
               <w:r>
                 <w:rPr>
                   <w:rFonts w:ascii="Arial" w:cs="Arial" w:eastAsia="Arial" w:hAnsi="Arial"/>
@@ -15952,7 +15942,7 @@
             <w:pPr>
               <w:spacing w:after="20" w:before="0"/>
             </w:pPr>
-            <w:hyperlink w:history="1" r:id="rIdx-s05xi5moxumqpabxn46">
+            <w:hyperlink w:history="1" r:id="rId7kcnuynkxsdpq7dzbwl0_">
               <w:r>
                 <w:rPr>
                   <w:rFonts w:ascii="Arial" w:cs="Arial" w:eastAsia="Arial" w:hAnsi="Arial"/>
@@ -15961,7 +15951,7 @@
                   <w:szCs w:val="16"/>
                   <w:u w:val="single" w:color="2E75B6"/>
                 </w:rPr>
-                <w:t xml:space="preserve">Organelles in eukaryotic cells</w:t>
+                <w:t xml:space="preserve">Photosynthesis: Overview of the light-dependent reactions</w:t>
               </w:r>
             </w:hyperlink>
           </w:p>
@@ -15985,7 +15975,7 @@
               <w:spacing w:after="10" w:before="0"/>
               <w:ind w:left="120"/>
             </w:pPr>
-            <w:hyperlink w:history="1" r:id="rIdoi4pkz0io07mqbrortnoa">
+            <w:hyperlink w:history="1" r:id="rIdppyznovute1lwjafcbaso">
               <w:r>
                 <w:rPr>
                   <w:rFonts w:ascii="Arial" w:cs="Arial" w:eastAsia="Arial" w:hAnsi="Arial"/>
@@ -16023,14 +16013,14 @@
                 <w:sz w:val="16"/>
                 <w:szCs w:val="16"/>
               </w:rPr>
-              <w:t xml:space="preserve">📖 HTML:</w:t>
+              <w:t xml:space="preserve">📖 EXERCISE:</w:t>
             </w:r>
           </w:p>
           <w:p>
             <w:pPr>
               <w:spacing w:after="20" w:before="0"/>
             </w:pPr>
-            <w:hyperlink w:history="1" r:id="rIdp5tlovinmzgc5llps5jx0">
+            <w:hyperlink w:history="1" r:id="rIdewtbtethjqcdjbvdf3wy8">
               <w:r>
                 <w:rPr>
                   <w:rFonts w:ascii="Arial" w:cs="Arial" w:eastAsia="Arial" w:hAnsi="Arial"/>
@@ -16039,7 +16029,7 @@
                   <w:szCs w:val="16"/>
                   <w:u w:val="single" w:color="2E75B6"/>
                 </w:rPr>
-                <w:t xml:space="preserve">Light Reactions of Photosynthesis (Flexbook)</w:t>
+                <w:t xml:space="preserve">The light-dependent reactions</w:t>
               </w:r>
             </w:hyperlink>
           </w:p>
@@ -16055,7 +16045,7 @@
                 <w:sz w:val="14"/>
                 <w:szCs w:val="14"/>
               </w:rPr>
-              <w:t xml:space="preserve">Source: CK-12</w:t>
+              <w:t xml:space="preserve">Source: Khan Academy (English - US curriculum)</w:t>
             </w:r>
           </w:p>
           <w:p>
@@ -16063,7 +16053,7 @@
               <w:spacing w:after="10" w:before="0"/>
               <w:ind w:left="120"/>
             </w:pPr>
-            <w:hyperlink w:history="1" r:id="rIdwbe_hdjwuz04pbbzfbtfy">
+            <w:hyperlink w:history="1" r:id="rIdck-zao0qervmwzjetkakk">
               <w:r>
                 <w:rPr>
                   <w:rFonts w:ascii="Arial" w:cs="Arial" w:eastAsia="Arial" w:hAnsi="Arial"/>
@@ -17664,7 +17654,7 @@
             <w:pPr>
               <w:spacing w:after="20" w:before="0"/>
             </w:pPr>
-            <w:hyperlink w:history="1" r:id="rIdbzspmx--golmkcokwqfaz">
+            <w:hyperlink w:history="1" r:id="rId8ur9yr_6oarnwunnn70mk">
               <w:r>
                 <w:rPr>
                   <w:rFonts w:ascii="Arial" w:cs="Arial" w:eastAsia="Arial" w:hAnsi="Arial"/>
@@ -17673,7 +17663,7 @@
                   <w:szCs w:val="16"/>
                   <w:u w:val="single" w:color="2E75B6"/>
                 </w:rPr>
-                <w:t xml:space="preserve">Rates with fractions</w:t>
+                <w:t xml:space="preserve">Photosynthesis:  Calvin cycle</w:t>
               </w:r>
             </w:hyperlink>
           </w:p>
@@ -17697,7 +17687,7 @@
               <w:spacing w:after="10" w:before="0"/>
               <w:ind w:left="120"/>
             </w:pPr>
-            <w:hyperlink w:history="1" r:id="rIdt1sdp3klrhtybp-nyvcoz">
+            <w:hyperlink w:history="1" r:id="rIdye0ptrstbshkca_kzpg0m">
               <w:r>
                 <w:rPr>
                   <w:rFonts w:ascii="Arial" w:cs="Arial" w:eastAsia="Arial" w:hAnsi="Arial"/>
@@ -17742,7 +17732,7 @@
             <w:pPr>
               <w:spacing w:after="20" w:before="0"/>
             </w:pPr>
-            <w:hyperlink w:history="1" r:id="rIdjbjgcbofqdoy19iq5o9t9">
+            <w:hyperlink w:history="1" r:id="rId4ggkozdxddcivxunvtcbn">
               <w:r>
                 <w:rPr>
                   <w:rFonts w:ascii="Arial" w:cs="Arial" w:eastAsia="Arial" w:hAnsi="Arial"/>
@@ -17751,7 +17741,7 @@
                   <w:szCs w:val="16"/>
                   <w:u w:val="single" w:color="2E75B6"/>
                 </w:rPr>
-                <w:t xml:space="preserve">Cell Cycle (Flexbook)</w:t>
+                <w:t xml:space="preserve">Calvin Cycle (Flexbook)</w:t>
               </w:r>
             </w:hyperlink>
           </w:p>
@@ -17775,7 +17765,7 @@
               <w:spacing w:after="10" w:before="0"/>
               <w:ind w:left="120"/>
             </w:pPr>
-            <w:hyperlink w:history="1" r:id="rIdzt5odlbefujmyuhgm6wep">
+            <w:hyperlink w:history="1" r:id="rIdvskgu_yybbxxhfywtjlfv">
               <w:r>
                 <w:rPr>
                   <w:rFonts w:ascii="Arial" w:cs="Arial" w:eastAsia="Arial" w:hAnsi="Arial"/>
@@ -17970,7 +17960,7 @@
             <w:pPr>
               <w:spacing w:after="20" w:before="0"/>
             </w:pPr>
-            <w:hyperlink w:history="1" r:id="rIdzxdhqvaivsg_xyiwysdeg">
+            <w:hyperlink w:history="1" r:id="rIdyyzhuyr1d70bcedbckxfc">
               <w:r>
                 <w:rPr>
                   <w:rFonts w:ascii="Arial" w:cs="Arial" w:eastAsia="Arial" w:hAnsi="Arial"/>
@@ -17979,7 +17969,7 @@
                   <w:szCs w:val="16"/>
                   <w:u w:val="single" w:color="2E75B6"/>
                 </w:rPr>
-                <w:t xml:space="preserve">Rates with fractions</w:t>
+                <w:t xml:space="preserve">Photosynthesis:  Calvin cycle -dubbed(KY)</w:t>
               </w:r>
             </w:hyperlink>
           </w:p>
@@ -17995,7 +17985,7 @@
                 <w:sz w:val="14"/>
                 <w:szCs w:val="14"/>
               </w:rPr>
-              <w:t xml:space="preserve">Source: Khan Academy (English - US curriculum)</w:t>
+              <w:t xml:space="preserve">Source: Khan Academy (Kiswahili)</w:t>
             </w:r>
           </w:p>
           <w:p>
@@ -18003,7 +17993,7 @@
               <w:spacing w:after="10" w:before="0"/>
               <w:ind w:left="120"/>
             </w:pPr>
-            <w:hyperlink w:history="1" r:id="rIdostrtkvf0hflggjin_0bx">
+            <w:hyperlink w:history="1" r:id="rIdlm2hcetm2tukwhhcezdt4">
               <w:r>
                 <w:rPr>
                   <w:rFonts w:ascii="Arial" w:cs="Arial" w:eastAsia="Arial" w:hAnsi="Arial"/>
@@ -18041,14 +18031,14 @@
                 <w:sz w:val="16"/>
                 <w:szCs w:val="16"/>
               </w:rPr>
-              <w:t xml:space="preserve">📖 HTML:</w:t>
+              <w:t xml:space="preserve">📖 EXERCISE:</w:t>
             </w:r>
           </w:p>
           <w:p>
             <w:pPr>
               <w:spacing w:after="20" w:before="0"/>
             </w:pPr>
-            <w:hyperlink w:history="1" r:id="rIdyslhafu4u5pczwv_-bo8n">
+            <w:hyperlink w:history="1" r:id="rIdjkcwpld-r-elop2emipsz">
               <w:r>
                 <w:rPr>
                   <w:rFonts w:ascii="Arial" w:cs="Arial" w:eastAsia="Arial" w:hAnsi="Arial"/>
@@ -18057,7 +18047,7 @@
                   <w:szCs w:val="16"/>
                   <w:u w:val="single" w:color="2E75B6"/>
                 </w:rPr>
-                <w:t xml:space="preserve">Cell Cycle (Flexbook)</w:t>
+                <w:t xml:space="preserve">Calvin Cycle Practice</w:t>
               </w:r>
             </w:hyperlink>
           </w:p>
@@ -18081,7 +18071,7 @@
               <w:spacing w:after="10" w:before="0"/>
               <w:ind w:left="120"/>
             </w:pPr>
-            <w:hyperlink w:history="1" r:id="rIddtlttutm5cj_gwx-bwspn">
+            <w:hyperlink w:history="1" r:id="rIdf4aft7yfxpctsgqwmlwpf">
               <w:r>
                 <w:rPr>
                   <w:rFonts w:ascii="Arial" w:cs="Arial" w:eastAsia="Arial" w:hAnsi="Arial"/>
@@ -18276,7 +18266,7 @@
             <w:pPr>
               <w:spacing w:after="20" w:before="0"/>
             </w:pPr>
-            <w:hyperlink w:history="1" r:id="rId39pplb3uekvf4ssqb4uk2">
+            <w:hyperlink w:history="1" r:id="rId9skxfqkokbsqwhj-5lxrp">
               <w:r>
                 <w:rPr>
                   <w:rFonts w:ascii="Arial" w:cs="Arial" w:eastAsia="Arial" w:hAnsi="Arial"/>
@@ -18285,7 +18275,7 @@
                   <w:szCs w:val="16"/>
                   <w:u w:val="single" w:color="2E75B6"/>
                 </w:rPr>
-                <w:t xml:space="preserve">Rates with fractions</w:t>
+                <w:t xml:space="preserve">Breaking down photosynthesis stages</w:t>
               </w:r>
             </w:hyperlink>
           </w:p>
@@ -18309,7 +18299,7 @@
               <w:spacing w:after="10" w:before="0"/>
               <w:ind w:left="120"/>
             </w:pPr>
-            <w:hyperlink w:history="1" r:id="rId67adivk24sg0ausnaiqjt">
+            <w:hyperlink w:history="1" r:id="rId40eqiijb_jqj6l-vo5umx">
               <w:r>
                 <w:rPr>
                   <w:rFonts w:ascii="Arial" w:cs="Arial" w:eastAsia="Arial" w:hAnsi="Arial"/>
@@ -18347,14 +18337,14 @@
                 <w:sz w:val="16"/>
                 <w:szCs w:val="16"/>
               </w:rPr>
-              <w:t xml:space="preserve">📖 HTML:</w:t>
+              <w:t xml:space="preserve">📖 EXERCISE:</w:t>
             </w:r>
           </w:p>
           <w:p>
             <w:pPr>
               <w:spacing w:after="20" w:before="0"/>
             </w:pPr>
-            <w:hyperlink w:history="1" r:id="rIdi0yib0lxceadhhgcrhsew">
+            <w:hyperlink w:history="1" r:id="rIdh9ivisouil-fz2aokwkru">
               <w:r>
                 <w:rPr>
                   <w:rFonts w:ascii="Arial" w:cs="Arial" w:eastAsia="Arial" w:hAnsi="Arial"/>
@@ -18363,7 +18353,7 @@
                   <w:szCs w:val="16"/>
                   <w:u w:val="single" w:color="2E75B6"/>
                 </w:rPr>
-                <w:t xml:space="preserve">Cell Cycle (Flexbook)</w:t>
+                <w:t xml:space="preserve">The Calvin cycle</w:t>
               </w:r>
             </w:hyperlink>
           </w:p>
@@ -18379,7 +18369,7 @@
                 <w:sz w:val="14"/>
                 <w:szCs w:val="14"/>
               </w:rPr>
-              <w:t xml:space="preserve">Source: CK-12</w:t>
+              <w:t xml:space="preserve">Source: Khan Academy (English - US curriculum)</w:t>
             </w:r>
           </w:p>
           <w:p>
@@ -18387,7 +18377,7 @@
               <w:spacing w:after="10" w:before="0"/>
               <w:ind w:left="120"/>
             </w:pPr>
-            <w:hyperlink w:history="1" r:id="rId7192jmcbpnkwepqe4enp0">
+            <w:hyperlink w:history="1" r:id="rIdduqj9i-olzat5hexrgutx">
               <w:r>
                 <w:rPr>
                   <w:rFonts w:ascii="Arial" w:cs="Arial" w:eastAsia="Arial" w:hAnsi="Arial"/>
@@ -18582,7 +18572,7 @@
             <w:pPr>
               <w:spacing w:after="20" w:before="0"/>
             </w:pPr>
-            <w:hyperlink w:history="1" r:id="rIdiikmnpp9_l9vnnqrskcur">
+            <w:hyperlink w:history="1" r:id="rIdwvzwghwxwi8u4xg7evo1z">
               <w:r>
                 <w:rPr>
                   <w:rFonts w:ascii="Arial" w:cs="Arial" w:eastAsia="Arial" w:hAnsi="Arial"/>
@@ -18591,7 +18581,7 @@
                   <w:szCs w:val="16"/>
                   <w:u w:val="single" w:color="2E75B6"/>
                 </w:rPr>
-                <w:t xml:space="preserve">Rates with fractions</w:t>
+                <w:t xml:space="preserve">Photosynthesis</w:t>
               </w:r>
             </w:hyperlink>
           </w:p>
@@ -18615,7 +18605,7 @@
               <w:spacing w:after="10" w:before="0"/>
               <w:ind w:left="120"/>
             </w:pPr>
-            <w:hyperlink w:history="1" r:id="rIdo9ebtbnlv-3y6eu7ibpd1">
+            <w:hyperlink w:history="1" r:id="rIdhj43zwk_c8lkybupsgpmf">
               <w:r>
                 <w:rPr>
                   <w:rFonts w:ascii="Arial" w:cs="Arial" w:eastAsia="Arial" w:hAnsi="Arial"/>
@@ -18660,7 +18650,7 @@
             <w:pPr>
               <w:spacing w:after="20" w:before="0"/>
             </w:pPr>
-            <w:hyperlink w:history="1" r:id="rId9auzbwechcyiwixa2u9qr">
+            <w:hyperlink w:history="1" r:id="rIdjkgg8sll0ibnif0rywzxa">
               <w:r>
                 <w:rPr>
                   <w:rFonts w:ascii="Arial" w:cs="Arial" w:eastAsia="Arial" w:hAnsi="Arial"/>
@@ -18669,7 +18659,7 @@
                   <w:szCs w:val="16"/>
                   <w:u w:val="single" w:color="2E75B6"/>
                 </w:rPr>
-                <w:t xml:space="preserve">Cell Cycle (Flexbook)</w:t>
+                <w:t xml:space="preserve">Calvin Cycle (Flexbook)</w:t>
               </w:r>
             </w:hyperlink>
           </w:p>
@@ -18693,7 +18683,7 @@
               <w:spacing w:after="10" w:before="0"/>
               <w:ind w:left="120"/>
             </w:pPr>
-            <w:hyperlink w:history="1" r:id="rIdfzur7ozimq170-743nkkz">
+            <w:hyperlink w:history="1" r:id="rIdphuc78av-voyp6dfevkhy">
               <w:r>
                 <w:rPr>
                   <w:rFonts w:ascii="Arial" w:cs="Arial" w:eastAsia="Arial" w:hAnsi="Arial"/>
@@ -18888,7 +18878,7 @@
             <w:pPr>
               <w:spacing w:after="20" w:before="0"/>
             </w:pPr>
-            <w:hyperlink w:history="1" r:id="rIdiqckzwhuj21osr0n6gtov">
+            <w:hyperlink w:history="1" r:id="rIdtvdvrdm3cf0bnxvnfbtth">
               <w:r>
                 <w:rPr>
                   <w:rFonts w:ascii="Arial" w:cs="Arial" w:eastAsia="Arial" w:hAnsi="Arial"/>
@@ -18897,7 +18887,7 @@
                   <w:szCs w:val="16"/>
                   <w:u w:val="single" w:color="2E75B6"/>
                 </w:rPr>
-                <w:t xml:space="preserve">Rates with fractions</w:t>
+                <w:t xml:space="preserve">Photosynthesis:  Calvin cycle</w:t>
               </w:r>
             </w:hyperlink>
           </w:p>
@@ -18921,7 +18911,7 @@
               <w:spacing w:after="10" w:before="0"/>
               <w:ind w:left="120"/>
             </w:pPr>
-            <w:hyperlink w:history="1" r:id="rIdtn1makbhc1o2whsasousj">
+            <w:hyperlink w:history="1" r:id="rIda_7mlcl8kglrhe275rvqt">
               <w:r>
                 <w:rPr>
                   <w:rFonts w:ascii="Arial" w:cs="Arial" w:eastAsia="Arial" w:hAnsi="Arial"/>
@@ -18966,7 +18956,7 @@
             <w:pPr>
               <w:spacing w:after="20" w:before="0"/>
             </w:pPr>
-            <w:hyperlink w:history="1" r:id="rIdbfqvbgkh14upsm-bwoqbd">
+            <w:hyperlink w:history="1" r:id="rIdlhdcphwgkip2sluyea6an">
               <w:r>
                 <w:rPr>
                   <w:rFonts w:ascii="Arial" w:cs="Arial" w:eastAsia="Arial" w:hAnsi="Arial"/>
@@ -18975,7 +18965,7 @@
                   <w:szCs w:val="16"/>
                   <w:u w:val="single" w:color="2E75B6"/>
                 </w:rPr>
-                <w:t xml:space="preserve">Cell Cycle (Flexbook)</w:t>
+                <w:t xml:space="preserve">Calvin Cycle (Flexbook)</w:t>
               </w:r>
             </w:hyperlink>
           </w:p>
@@ -18999,7 +18989,7 @@
               <w:spacing w:after="10" w:before="0"/>
               <w:ind w:left="120"/>
             </w:pPr>
-            <w:hyperlink w:history="1" r:id="rIdni0aork2dqiob6ukst37r">
+            <w:hyperlink w:history="1" r:id="rIdltuuh_vhkmv-oxez7pey1">
               <w:r>
                 <w:rPr>
                   <w:rFonts w:ascii="Arial" w:cs="Arial" w:eastAsia="Arial" w:hAnsi="Arial"/>
@@ -20487,7 +20477,7 @@
             <w:pPr>
               <w:spacing w:after="20" w:before="0"/>
             </w:pPr>
-            <w:hyperlink w:history="1" r:id="rIds2zi51pbw_ixbmarm3p2j">
+            <w:hyperlink w:history="1" r:id="rIdd9qjdf5_2mvga8kxw70it">
               <w:r>
                 <w:rPr>
                   <w:rFonts w:ascii="Arial" w:cs="Arial" w:eastAsia="Arial" w:hAnsi="Arial"/>
@@ -20496,7 +20486,7 @@
                   <w:szCs w:val="16"/>
                   <w:u w:val="single" w:color="2E75B6"/>
                 </w:rPr>
-                <w:t xml:space="preserve">Video: Reactants, Products and Leftovers</w:t>
+                <w:t xml:space="preserve">Dependent &amp; independent variables</w:t>
               </w:r>
             </w:hyperlink>
           </w:p>
@@ -20512,7 +20502,7 @@
                 <w:sz w:val="14"/>
                 <w:szCs w:val="14"/>
               </w:rPr>
-              <w:t xml:space="preserve">Source: PhET Interactive Simulations (English)</w:t>
+              <w:t xml:space="preserve">Source: Khan Academy (English - US curriculum)</w:t>
             </w:r>
           </w:p>
           <w:p>
@@ -20520,7 +20510,7 @@
               <w:spacing w:after="10" w:before="0"/>
               <w:ind w:left="120"/>
             </w:pPr>
-            <w:hyperlink w:history="1" r:id="rIdudfykm75ctujdkj79pxzj">
+            <w:hyperlink w:history="1" r:id="rIdxnnlvy3ohncvuu3dsan5q">
               <w:r>
                 <w:rPr>
                   <w:rFonts w:ascii="Arial" w:cs="Arial" w:eastAsia="Arial" w:hAnsi="Arial"/>
@@ -20558,14 +20548,14 @@
                 <w:sz w:val="16"/>
                 <w:szCs w:val="16"/>
               </w:rPr>
-              <w:t xml:space="preserve">📖 HTML:</w:t>
+              <w:t xml:space="preserve">📖 EXERCISE:</w:t>
             </w:r>
           </w:p>
           <w:p>
             <w:pPr>
               <w:spacing w:after="20" w:before="0"/>
             </w:pPr>
-            <w:hyperlink w:history="1" r:id="rIdkkm-9awsdzrhnzshrxao6">
+            <w:hyperlink w:history="1" r:id="rIdaujszlsjdret9lwdgh1ij">
               <w:r>
                 <w:rPr>
                   <w:rFonts w:ascii="Arial" w:cs="Arial" w:eastAsia="Arial" w:hAnsi="Arial"/>
@@ -20574,7 +20564,7 @@
                   <w:szCs w:val="16"/>
                   <w:u w:val="single" w:color="2E75B6"/>
                 </w:rPr>
-                <w:t xml:space="preserve">Light Reactions of Photosynthesis (Flexbook)</w:t>
+                <w:t xml:space="preserve">Independent versus dependent variables</w:t>
               </w:r>
             </w:hyperlink>
           </w:p>
@@ -20590,7 +20580,7 @@
                 <w:sz w:val="14"/>
                 <w:szCs w:val="14"/>
               </w:rPr>
-              <w:t xml:space="preserve">Source: CK-12</w:t>
+              <w:t xml:space="preserve">Source: Khan Academy (English - US curriculum)</w:t>
             </w:r>
           </w:p>
           <w:p>
@@ -20598,7 +20588,7 @@
               <w:spacing w:after="10" w:before="0"/>
               <w:ind w:left="120"/>
             </w:pPr>
-            <w:hyperlink w:history="1" r:id="rIdkpwsnoadactcsu8v7y6mp">
+            <w:hyperlink w:history="1" r:id="rIds_bdp348gjuin5-1iqebq">
               <w:r>
                 <w:rPr>
                   <w:rFonts w:ascii="Arial" w:cs="Arial" w:eastAsia="Arial" w:hAnsi="Arial"/>
@@ -20869,7 +20859,7 @@
             <w:pPr>
               <w:spacing w:after="20" w:before="0"/>
             </w:pPr>
-            <w:hyperlink w:history="1" r:id="rId83vu9behfeiqe1m1ld-zk">
+            <w:hyperlink w:history="1" r:id="rIdy_huobs5o7jvpnbqehvzl">
               <w:r>
                 <w:rPr>
                   <w:rFonts w:ascii="Arial" w:cs="Arial" w:eastAsia="Arial" w:hAnsi="Arial"/>
@@ -20878,7 +20868,7 @@
                   <w:szCs w:val="16"/>
                   <w:u w:val="single" w:color="2E75B6"/>
                 </w:rPr>
-                <w:t xml:space="preserve">Video: Reactants, Products and Leftovers</w:t>
+                <w:t xml:space="preserve">Dependent &amp; independent variables: graphing</w:t>
               </w:r>
             </w:hyperlink>
           </w:p>
@@ -20894,7 +20884,7 @@
                 <w:sz w:val="14"/>
                 <w:szCs w:val="14"/>
               </w:rPr>
-              <w:t xml:space="preserve">Source: PhET Interactive Simulations (English)</w:t>
+              <w:t xml:space="preserve">Source: Khan Academy (English - US curriculum)</w:t>
             </w:r>
           </w:p>
           <w:p>
@@ -20902,7 +20892,7 @@
               <w:spacing w:after="10" w:before="0"/>
               <w:ind w:left="120"/>
             </w:pPr>
-            <w:hyperlink w:history="1" r:id="rIdifdo_aeqltirehdxr7z8h">
+            <w:hyperlink w:history="1" r:id="rIdkhm_qlyfamkdrzkjocvln">
               <w:r>
                 <w:rPr>
                   <w:rFonts w:ascii="Arial" w:cs="Arial" w:eastAsia="Arial" w:hAnsi="Arial"/>
@@ -20940,14 +20930,14 @@
                 <w:sz w:val="16"/>
                 <w:szCs w:val="16"/>
               </w:rPr>
-              <w:t xml:space="preserve">📖 HTML:</w:t>
+              <w:t xml:space="preserve">📖 EXERCISE:</w:t>
             </w:r>
           </w:p>
           <w:p>
             <w:pPr>
               <w:spacing w:after="20" w:before="0"/>
             </w:pPr>
-            <w:hyperlink w:history="1" r:id="rIdfyyhkbya8tzntbyl2fl8f">
+            <w:hyperlink w:history="1" r:id="rIdmkf4xhtb7avu5iq56wout">
               <w:r>
                 <w:rPr>
                   <w:rFonts w:ascii="Arial" w:cs="Arial" w:eastAsia="Arial" w:hAnsi="Arial"/>
@@ -20956,7 +20946,7 @@
                   <w:szCs w:val="16"/>
                   <w:u w:val="single" w:color="2E75B6"/>
                 </w:rPr>
-                <w:t xml:space="preserve">Light Reactions of Photosynthesis (Flexbook)</w:t>
+                <w:t xml:space="preserve">Making appropriate scatter plots</w:t>
               </w:r>
             </w:hyperlink>
           </w:p>
@@ -20972,7 +20962,7 @@
                 <w:sz w:val="14"/>
                 <w:szCs w:val="14"/>
               </w:rPr>
-              <w:t xml:space="preserve">Source: CK-12</w:t>
+              <w:t xml:space="preserve">Source: Khan Academy (English - US curriculum)</w:t>
             </w:r>
           </w:p>
           <w:p>
@@ -20980,7 +20970,7 @@
               <w:spacing w:after="10" w:before="0"/>
               <w:ind w:left="120"/>
             </w:pPr>
-            <w:hyperlink w:history="1" r:id="rId823lktjjypv_y2cmmm5h2">
+            <w:hyperlink w:history="1" r:id="rIdu2pk5bqg16-uevt1ni0hl">
               <w:r>
                 <w:rPr>
                   <w:rFonts w:ascii="Arial" w:cs="Arial" w:eastAsia="Arial" w:hAnsi="Arial"/>
@@ -21479,7 +21469,7 @@
             <w:pPr>
               <w:spacing w:after="20" w:before="0"/>
             </w:pPr>
-            <w:hyperlink w:history="1" r:id="rId9ahol0zvrt7hnasvaoq0f">
+            <w:hyperlink w:history="1" r:id="rIdrebmvpxqwuup6dlku1yzd">
               <w:r>
                 <w:rPr>
                   <w:rFonts w:ascii="Arial" w:cs="Arial" w:eastAsia="Arial" w:hAnsi="Arial"/>
@@ -21488,7 +21478,7 @@
                   <w:szCs w:val="16"/>
                   <w:u w:val="single" w:color="2E75B6"/>
                 </w:rPr>
-                <w:t xml:space="preserve">Video: Reactants, Products and Leftovers</w:t>
+                <w:t xml:space="preserve">Cell size</w:t>
               </w:r>
             </w:hyperlink>
           </w:p>
@@ -21504,7 +21494,7 @@
                 <w:sz w:val="14"/>
                 <w:szCs w:val="14"/>
               </w:rPr>
-              <w:t xml:space="preserve">Source: PhET Interactive Simulations (English)</w:t>
+              <w:t xml:space="preserve">Source: Khan Academy (English - US curriculum)</w:t>
             </w:r>
           </w:p>
           <w:p>
@@ -21512,7 +21502,7 @@
               <w:spacing w:after="10" w:before="0"/>
               <w:ind w:left="120"/>
             </w:pPr>
-            <w:hyperlink w:history="1" r:id="rIdv6-n_i1n2lnsdszybldos">
+            <w:hyperlink w:history="1" r:id="rIdfpkim3fhasboib-uy-ku0">
               <w:r>
                 <w:rPr>
                   <w:rFonts w:ascii="Arial" w:cs="Arial" w:eastAsia="Arial" w:hAnsi="Arial"/>
@@ -21550,14 +21540,14 @@
                 <w:sz w:val="16"/>
                 <w:szCs w:val="16"/>
               </w:rPr>
-              <w:t xml:space="preserve">📖 HTML:</w:t>
+              <w:t xml:space="preserve">📖 EXERCISE:</w:t>
             </w:r>
           </w:p>
           <w:p>
             <w:pPr>
               <w:spacing w:after="20" w:before="0"/>
             </w:pPr>
-            <w:hyperlink w:history="1" r:id="rId_piw4oykegqisq6cyuwj5">
+            <w:hyperlink w:history="1" r:id="rIdbwuegyw-e4etudkj341fp">
               <w:r>
                 <w:rPr>
                   <w:rFonts w:ascii="Arial" w:cs="Arial" w:eastAsia="Arial" w:hAnsi="Arial"/>
@@ -21566,7 +21556,7 @@
                   <w:szCs w:val="16"/>
                   <w:u w:val="single" w:color="2E75B6"/>
                 </w:rPr>
-                <w:t xml:space="preserve">Light Reactions of Photosynthesis (Flexbook)</w:t>
+                <w:t xml:space="preserve">Independent versus dependent variables</w:t>
               </w:r>
             </w:hyperlink>
           </w:p>
@@ -21582,7 +21572,7 @@
                 <w:sz w:val="14"/>
                 <w:szCs w:val="14"/>
               </w:rPr>
-              <w:t xml:space="preserve">Source: CK-12</w:t>
+              <w:t xml:space="preserve">Source: Khan Academy (English - US curriculum)</w:t>
             </w:r>
           </w:p>
           <w:p>
@@ -21590,7 +21580,7 @@
               <w:spacing w:after="10" w:before="0"/>
               <w:ind w:left="120"/>
             </w:pPr>
-            <w:hyperlink w:history="1" r:id="rIdofddjh2fvsic_dmtg_pgc">
+            <w:hyperlink w:history="1" r:id="rIdqyrp2g6uepyjyauxvs4r1">
               <w:r>
                 <w:rPr>
                   <w:rFonts w:ascii="Arial" w:cs="Arial" w:eastAsia="Arial" w:hAnsi="Arial"/>
@@ -21861,7 +21851,7 @@
             <w:pPr>
               <w:spacing w:after="20" w:before="0"/>
             </w:pPr>
-            <w:hyperlink w:history="1" r:id="rIdmvicftesqbo0qqmmalnbu">
+            <w:hyperlink w:history="1" r:id="rIdcnqmc2baed3u_4tn4hlr3">
               <w:r>
                 <w:rPr>
                   <w:rFonts w:ascii="Arial" w:cs="Arial" w:eastAsia="Arial" w:hAnsi="Arial"/>
@@ -21870,7 +21860,7 @@
                   <w:szCs w:val="16"/>
                   <w:u w:val="single" w:color="2E75B6"/>
                 </w:rPr>
-                <w:t xml:space="preserve">Video: Reactants, Products and Leftovers</w:t>
+                <w:t xml:space="preserve">Dependent &amp; independent variables</w:t>
               </w:r>
             </w:hyperlink>
           </w:p>
@@ -21886,7 +21876,7 @@
                 <w:sz w:val="14"/>
                 <w:szCs w:val="14"/>
               </w:rPr>
-              <w:t xml:space="preserve">Source: PhET Interactive Simulations (English)</w:t>
+              <w:t xml:space="preserve">Source: Khan Academy (English - US curriculum)</w:t>
             </w:r>
           </w:p>
           <w:p>
@@ -21894,7 +21884,7 @@
               <w:spacing w:after="10" w:before="0"/>
               <w:ind w:left="120"/>
             </w:pPr>
-            <w:hyperlink w:history="1" r:id="rIddquexrklrggbqmlwm0t6s">
+            <w:hyperlink w:history="1" r:id="rIdgd30vtfc4a6ebmlf3miml">
               <w:r>
                 <w:rPr>
                   <w:rFonts w:ascii="Arial" w:cs="Arial" w:eastAsia="Arial" w:hAnsi="Arial"/>
@@ -21932,14 +21922,14 @@
                 <w:sz w:val="16"/>
                 <w:szCs w:val="16"/>
               </w:rPr>
-              <w:t xml:space="preserve">📖 HTML:</w:t>
+              <w:t xml:space="preserve">📖 EXERCISE:</w:t>
             </w:r>
           </w:p>
           <w:p>
             <w:pPr>
               <w:spacing w:after="20" w:before="0"/>
             </w:pPr>
-            <w:hyperlink w:history="1" r:id="rId3mlcbyfaevpp7_k9fyggk">
+            <w:hyperlink w:history="1" r:id="rIdm0o3fmhvxolckytaglicw">
               <w:r>
                 <w:rPr>
                   <w:rFonts w:ascii="Arial" w:cs="Arial" w:eastAsia="Arial" w:hAnsi="Arial"/>
@@ -21948,7 +21938,7 @@
                   <w:szCs w:val="16"/>
                   <w:u w:val="single" w:color="2E75B6"/>
                 </w:rPr>
-                <w:t xml:space="preserve">Light Reactions of Photosynthesis (Flexbook)</w:t>
+                <w:t xml:space="preserve">Independent versus dependent variables</w:t>
               </w:r>
             </w:hyperlink>
           </w:p>
@@ -21964,7 +21954,7 @@
                 <w:sz w:val="14"/>
                 <w:szCs w:val="14"/>
               </w:rPr>
-              <w:t xml:space="preserve">Source: CK-12</w:t>
+              <w:t xml:space="preserve">Source: Khan Academy (English - US curriculum)</w:t>
             </w:r>
           </w:p>
           <w:p>
@@ -21972,7 +21962,7 @@
               <w:spacing w:after="10" w:before="0"/>
               <w:ind w:left="120"/>
             </w:pPr>
-            <w:hyperlink w:history="1" r:id="rIdo9zt8w7g5v4rsrchitvbs">
+            <w:hyperlink w:history="1" r:id="rIdmnanbcokwa03xm_tafkqg">
               <w:r>
                 <w:rPr>
                   <w:rFonts w:ascii="Arial" w:cs="Arial" w:eastAsia="Arial" w:hAnsi="Arial"/>
@@ -22243,7 +22233,7 @@
             <w:pPr>
               <w:spacing w:after="20" w:before="0"/>
             </w:pPr>
-            <w:hyperlink w:history="1" r:id="rIdjg5x8s9ezrcuxxj6l8n13">
+            <w:hyperlink w:history="1" r:id="rIdt6lhr6p5dvqxck5j2uzkt">
               <w:r>
                 <w:rPr>
                   <w:rFonts w:ascii="Arial" w:cs="Arial" w:eastAsia="Arial" w:hAnsi="Arial"/>
@@ -22252,7 +22242,7 @@
                   <w:szCs w:val="16"/>
                   <w:u w:val="single" w:color="2E75B6"/>
                 </w:rPr>
-                <w:t xml:space="preserve">Video: Reactants, Products and Leftovers</w:t>
+                <w:t xml:space="preserve">Dependent &amp; independent variables</w:t>
               </w:r>
             </w:hyperlink>
           </w:p>
@@ -22268,7 +22258,7 @@
                 <w:sz w:val="14"/>
                 <w:szCs w:val="14"/>
               </w:rPr>
-              <w:t xml:space="preserve">Source: PhET Interactive Simulations (English)</w:t>
+              <w:t xml:space="preserve">Source: Khan Academy (English - US curriculum)</w:t>
             </w:r>
           </w:p>
           <w:p>
@@ -22276,7 +22266,7 @@
               <w:spacing w:after="10" w:before="0"/>
               <w:ind w:left="120"/>
             </w:pPr>
-            <w:hyperlink w:history="1" r:id="rIdsd_d3smr3rjq7u91pmtjv">
+            <w:hyperlink w:history="1" r:id="rIdgswgbbkfyq5jrh6f0s5n0">
               <w:r>
                 <w:rPr>
                   <w:rFonts w:ascii="Arial" w:cs="Arial" w:eastAsia="Arial" w:hAnsi="Arial"/>
@@ -22314,14 +22304,14 @@
                 <w:sz w:val="16"/>
                 <w:szCs w:val="16"/>
               </w:rPr>
-              <w:t xml:space="preserve">📖 HTML:</w:t>
+              <w:t xml:space="preserve">📖 EXERCISE:</w:t>
             </w:r>
           </w:p>
           <w:p>
             <w:pPr>
               <w:spacing w:after="20" w:before="0"/>
             </w:pPr>
-            <w:hyperlink w:history="1" r:id="rIdjva0x_flh0rjobrmd8vur">
+            <w:hyperlink w:history="1" r:id="rIdhvhqvqmleilu2xpejdfte">
               <w:r>
                 <w:rPr>
                   <w:rFonts w:ascii="Arial" w:cs="Arial" w:eastAsia="Arial" w:hAnsi="Arial"/>
@@ -22330,7 +22320,7 @@
                   <w:szCs w:val="16"/>
                   <w:u w:val="single" w:color="2E75B6"/>
                 </w:rPr>
-                <w:t xml:space="preserve">Light Reactions of Photosynthesis (Flexbook)</w:t>
+                <w:t xml:space="preserve">Independent versus dependent variables</w:t>
               </w:r>
             </w:hyperlink>
           </w:p>
@@ -22346,7 +22336,7 @@
                 <w:sz w:val="14"/>
                 <w:szCs w:val="14"/>
               </w:rPr>
-              <w:t xml:space="preserve">Source: CK-12</w:t>
+              <w:t xml:space="preserve">Source: Khan Academy (English - US curriculum)</w:t>
             </w:r>
           </w:p>
           <w:p>
@@ -22354,7 +22344,7 @@
               <w:spacing w:after="10" w:before="0"/>
               <w:ind w:left="120"/>
             </w:pPr>
-            <w:hyperlink w:history="1" r:id="rIdkvb2jmw9nxrw4bet6wlhu">
+            <w:hyperlink w:history="1" r:id="rIdsmlwaxgxugfss6zse8fgc">
               <w:r>
                 <w:rPr>
                   <w:rFonts w:ascii="Arial" w:cs="Arial" w:eastAsia="Arial" w:hAnsi="Arial"/>
@@ -23955,7 +23945,7 @@
             <w:pPr>
               <w:spacing w:after="20" w:before="0"/>
             </w:pPr>
-            <w:hyperlink w:history="1" r:id="rId1--50l882gpydmchf32zm">
+            <w:hyperlink w:history="1" r:id="rIdtitudaxl3vshajy5zfly_">
               <w:r>
                 <w:rPr>
                   <w:rFonts w:ascii="Arial" w:cs="Arial" w:eastAsia="Arial" w:hAnsi="Arial"/>
@@ -23964,7 +23954,7 @@
                   <w:szCs w:val="16"/>
                   <w:u w:val="single" w:color="2E75B6"/>
                 </w:rPr>
-                <w:t xml:space="preserve">Video: Reactants, Products and Leftovers</w:t>
+                <w:t xml:space="preserve">Cell size</w:t>
               </w:r>
             </w:hyperlink>
           </w:p>
@@ -23980,7 +23970,7 @@
                 <w:sz w:val="14"/>
                 <w:szCs w:val="14"/>
               </w:rPr>
-              <w:t xml:space="preserve">Source: PhET Interactive Simulations (English)</w:t>
+              <w:t xml:space="preserve">Source: Khan Academy (English - US curriculum)</w:t>
             </w:r>
           </w:p>
           <w:p>
@@ -23988,7 +23978,7 @@
               <w:spacing w:after="10" w:before="0"/>
               <w:ind w:left="120"/>
             </w:pPr>
-            <w:hyperlink w:history="1" r:id="rIdsqrgy05vyvwcbznt2vq8n">
+            <w:hyperlink w:history="1" r:id="rIdgbsr4mcedeaek4vk8j_oh">
               <w:r>
                 <w:rPr>
                   <w:rFonts w:ascii="Arial" w:cs="Arial" w:eastAsia="Arial" w:hAnsi="Arial"/>
@@ -24033,7 +24023,7 @@
             <w:pPr>
               <w:spacing w:after="20" w:before="0"/>
             </w:pPr>
-            <w:hyperlink w:history="1" r:id="rIde_cwtxmpfeeifzqjgik_d">
+            <w:hyperlink w:history="1" r:id="rIdc8vl2epjtckvrlalnqwyv">
               <w:r>
                 <w:rPr>
                   <w:rFonts w:ascii="Arial" w:cs="Arial" w:eastAsia="Arial" w:hAnsi="Arial"/>
@@ -24042,7 +24032,7 @@
                   <w:szCs w:val="16"/>
                   <w:u w:val="single" w:color="2E75B6"/>
                 </w:rPr>
-                <w:t xml:space="preserve">Light Reactions of Photosynthesis (Flexbook)</w:t>
+                <w:t xml:space="preserve">Limiting Factors to Population Growth (Flexbook)</w:t>
               </w:r>
             </w:hyperlink>
           </w:p>
@@ -24066,7 +24056,7 @@
               <w:spacing w:after="10" w:before="0"/>
               <w:ind w:left="120"/>
             </w:pPr>
-            <w:hyperlink w:history="1" r:id="rId7hnv3jy3e44bxfavfp0ko">
+            <w:hyperlink w:history="1" r:id="rId1fs2n92hbobnld1aldv3m">
               <w:r>
                 <w:rPr>
                   <w:rFonts w:ascii="Arial" w:cs="Arial" w:eastAsia="Arial" w:hAnsi="Arial"/>
@@ -24261,7 +24251,7 @@
             <w:pPr>
               <w:spacing w:after="20" w:before="0"/>
             </w:pPr>
-            <w:hyperlink w:history="1" r:id="rIdygjlxl-pn60q4uzg60v0i">
+            <w:hyperlink w:history="1" r:id="rIdrf3hrem8eqybrxdktrmtx">
               <w:r>
                 <w:rPr>
                   <w:rFonts w:ascii="Arial" w:cs="Arial" w:eastAsia="Arial" w:hAnsi="Arial"/>
@@ -24270,7 +24260,7 @@
                   <w:szCs w:val="16"/>
                   <w:u w:val="single" w:color="2E75B6"/>
                 </w:rPr>
-                <w:t xml:space="preserve">Video: Reactants, Products and Leftovers</w:t>
+                <w:t xml:space="preserve">Factors affecting reaction rates</w:t>
               </w:r>
             </w:hyperlink>
           </w:p>
@@ -24286,7 +24276,7 @@
                 <w:sz w:val="14"/>
                 <w:szCs w:val="14"/>
               </w:rPr>
-              <w:t xml:space="preserve">Source: PhET Interactive Simulations (English)</w:t>
+              <w:t xml:space="preserve">Source: Khan Academy (English - US curriculum)</w:t>
             </w:r>
           </w:p>
           <w:p>
@@ -24294,7 +24284,7 @@
               <w:spacing w:after="10" w:before="0"/>
               <w:ind w:left="120"/>
             </w:pPr>
-            <w:hyperlink w:history="1" r:id="rIdcdb_qatfg578pa3wwavip">
+            <w:hyperlink w:history="1" r:id="rIddowzt_4w4mguq9ysjl8rl">
               <w:r>
                 <w:rPr>
                   <w:rFonts w:ascii="Arial" w:cs="Arial" w:eastAsia="Arial" w:hAnsi="Arial"/>
@@ -24332,14 +24322,14 @@
                 <w:sz w:val="16"/>
                 <w:szCs w:val="16"/>
               </w:rPr>
-              <w:t xml:space="preserve">📖 HTML:</w:t>
+              <w:t xml:space="preserve">📖 EXERCISE:</w:t>
             </w:r>
           </w:p>
           <w:p>
             <w:pPr>
               <w:spacing w:after="20" w:before="0"/>
             </w:pPr>
-            <w:hyperlink w:history="1" r:id="rIdyakw3qspgckfk6ymgd5go">
+            <w:hyperlink w:history="1" r:id="rId8fnaydttypfyclgekgzta">
               <w:r>
                 <w:rPr>
                   <w:rFonts w:ascii="Arial" w:cs="Arial" w:eastAsia="Arial" w:hAnsi="Arial"/>
@@ -24348,7 +24338,7 @@
                   <w:szCs w:val="16"/>
                   <w:u w:val="single" w:color="2E75B6"/>
                 </w:rPr>
-                <w:t xml:space="preserve">Light Reactions of Photosynthesis (Flexbook)</w:t>
+                <w:t xml:space="preserve">Limiting Factors to Population Growth Practice</w:t>
               </w:r>
             </w:hyperlink>
           </w:p>
@@ -24372,7 +24362,7 @@
               <w:spacing w:after="10" w:before="0"/>
               <w:ind w:left="120"/>
             </w:pPr>
-            <w:hyperlink w:history="1" r:id="rIdrszw259tihapcxc6v47nf">
+            <w:hyperlink w:history="1" r:id="rIdct6jye5muw9xbny2gpecm">
               <w:r>
                 <w:rPr>
                   <w:rFonts w:ascii="Arial" w:cs="Arial" w:eastAsia="Arial" w:hAnsi="Arial"/>
@@ -24567,7 +24557,7 @@
             <w:pPr>
               <w:spacing w:after="20" w:before="0"/>
             </w:pPr>
-            <w:hyperlink w:history="1" r:id="rIdz3a4eifqtvjwwj6ejglds">
+            <w:hyperlink w:history="1" r:id="rIdvc7xs4tgvnkiurzdx-u0v">
               <w:r>
                 <w:rPr>
                   <w:rFonts w:ascii="Arial" w:cs="Arial" w:eastAsia="Arial" w:hAnsi="Arial"/>
@@ -24576,7 +24566,7 @@
                   <w:szCs w:val="16"/>
                   <w:u w:val="single" w:color="2E75B6"/>
                 </w:rPr>
-                <w:t xml:space="preserve">Video: Reactants, Products and Leftovers</w:t>
+                <w:t xml:space="preserve">Introduction to kinetics</w:t>
               </w:r>
             </w:hyperlink>
           </w:p>
@@ -24592,7 +24582,7 @@
                 <w:sz w:val="14"/>
                 <w:szCs w:val="14"/>
               </w:rPr>
-              <w:t xml:space="preserve">Source: PhET Interactive Simulations (English)</w:t>
+              <w:t xml:space="preserve">Source: Khan Academy (English - US curriculum)</w:t>
             </w:r>
           </w:p>
           <w:p>
@@ -24600,7 +24590,7 @@
               <w:spacing w:after="10" w:before="0"/>
               <w:ind w:left="120"/>
             </w:pPr>
-            <w:hyperlink w:history="1" r:id="rIdpyljcdv0rsm4ru8fhlrm-">
+            <w:hyperlink w:history="1" r:id="rIdbzfv-o1or3yz4gkpy8faq">
               <w:r>
                 <w:rPr>
                   <w:rFonts w:ascii="Arial" w:cs="Arial" w:eastAsia="Arial" w:hAnsi="Arial"/>
@@ -24638,14 +24628,14 @@
                 <w:sz w:val="16"/>
                 <w:szCs w:val="16"/>
               </w:rPr>
-              <w:t xml:space="preserve">📖 HTML:</w:t>
+              <w:t xml:space="preserve">📖 EXERCISE:</w:t>
             </w:r>
           </w:p>
           <w:p>
             <w:pPr>
               <w:spacing w:after="20" w:before="0"/>
             </w:pPr>
-            <w:hyperlink w:history="1" r:id="rId__yb-glfgsdmsw76u43cb">
+            <w:hyperlink w:history="1" r:id="rIdimkr4-tqb1zzmh7k8qiev">
               <w:r>
                 <w:rPr>
                   <w:rFonts w:ascii="Arial" w:cs="Arial" w:eastAsia="Arial" w:hAnsi="Arial"/>
@@ -24654,7 +24644,7 @@
                   <w:szCs w:val="16"/>
                   <w:u w:val="single" w:color="2E75B6"/>
                 </w:rPr>
-                <w:t xml:space="preserve">Light Reactions of Photosynthesis (Flexbook)</w:t>
+                <w:t xml:space="preserve">Scientific method and data analysis</w:t>
               </w:r>
             </w:hyperlink>
           </w:p>
@@ -24670,7 +24660,7 @@
                 <w:sz w:val="14"/>
                 <w:szCs w:val="14"/>
               </w:rPr>
-              <w:t xml:space="preserve">Source: CK-12</w:t>
+              <w:t xml:space="preserve">Source: Khan Academy (English - US curriculum)</w:t>
             </w:r>
           </w:p>
           <w:p>
@@ -24678,7 +24668,7 @@
               <w:spacing w:after="10" w:before="0"/>
               <w:ind w:left="120"/>
             </w:pPr>
-            <w:hyperlink w:history="1" r:id="rIdgnqo0y0sseohl8xucxuu9">
+            <w:hyperlink w:history="1" r:id="rIdvpnge6p5qohwzov3ie-t5">
               <w:r>
                 <w:rPr>
                   <w:rFonts w:ascii="Arial" w:cs="Arial" w:eastAsia="Arial" w:hAnsi="Arial"/>
@@ -24873,7 +24863,7 @@
             <w:pPr>
               <w:spacing w:after="20" w:before="0"/>
             </w:pPr>
-            <w:hyperlink w:history="1" r:id="rIdsx0v9kmlpr7var6wqrgme">
+            <w:hyperlink w:history="1" r:id="rIdccvpkpburg46knfbyw5lz">
               <w:r>
                 <w:rPr>
                   <w:rFonts w:ascii="Arial" w:cs="Arial" w:eastAsia="Arial" w:hAnsi="Arial"/>
@@ -24882,7 +24872,7 @@
                   <w:szCs w:val="16"/>
                   <w:u w:val="single" w:color="2E75B6"/>
                 </w:rPr>
-                <w:t xml:space="preserve">Video: Reactants, Products and Leftovers</w:t>
+                <w:t xml:space="preserve">Introduction to kinetics -dubbed(KY)</w:t>
               </w:r>
             </w:hyperlink>
           </w:p>
@@ -24898,7 +24888,7 @@
                 <w:sz w:val="14"/>
                 <w:szCs w:val="14"/>
               </w:rPr>
-              <w:t xml:space="preserve">Source: PhET Interactive Simulations (English)</w:t>
+              <w:t xml:space="preserve">Source: Khan Academy (Kiswahili)</w:t>
             </w:r>
           </w:p>
           <w:p>
@@ -24906,7 +24896,7 @@
               <w:spacing w:after="10" w:before="0"/>
               <w:ind w:left="120"/>
             </w:pPr>
-            <w:hyperlink w:history="1" r:id="rIdueow5ktirvw-msumhfy7a">
+            <w:hyperlink w:history="1" r:id="rIdms8s3mtlke1qjh4ih60vd">
               <w:r>
                 <w:rPr>
                   <w:rFonts w:ascii="Arial" w:cs="Arial" w:eastAsia="Arial" w:hAnsi="Arial"/>
@@ -24951,7 +24941,7 @@
             <w:pPr>
               <w:spacing w:after="20" w:before="0"/>
             </w:pPr>
-            <w:hyperlink w:history="1" r:id="rIdl4rzqkqpisk3qcpv28jrt">
+            <w:hyperlink w:history="1" r:id="rIdajyfyuys_hukw119qqoch">
               <w:r>
                 <w:rPr>
                   <w:rFonts w:ascii="Arial" w:cs="Arial" w:eastAsia="Arial" w:hAnsi="Arial"/>
@@ -24960,7 +24950,7 @@
                   <w:szCs w:val="16"/>
                   <w:u w:val="single" w:color="2E75B6"/>
                 </w:rPr>
-                <w:t xml:space="preserve">Light Reactions of Photosynthesis (Flexbook)</w:t>
+                <w:t xml:space="preserve">Diffusion</w:t>
               </w:r>
             </w:hyperlink>
           </w:p>
@@ -24976,7 +24966,7 @@
                 <w:sz w:val="14"/>
                 <w:szCs w:val="14"/>
               </w:rPr>
-              <w:t xml:space="preserve">Source: CK-12</w:t>
+              <w:t xml:space="preserve">Source: PhET Interactive Simulations (English)</w:t>
             </w:r>
           </w:p>
           <w:p>
@@ -24984,7 +24974,7 @@
               <w:spacing w:after="10" w:before="0"/>
               <w:ind w:left="120"/>
             </w:pPr>
-            <w:hyperlink w:history="1" r:id="rIdvs7djrc5wkx8t2xj1o3uy">
+            <w:hyperlink w:history="1" r:id="rId5s-4ecflvknyqqgacwsua">
               <w:r>
                 <w:rPr>
                   <w:rFonts w:ascii="Arial" w:cs="Arial" w:eastAsia="Arial" w:hAnsi="Arial"/>
@@ -25179,7 +25169,7 @@
             <w:pPr>
               <w:spacing w:after="20" w:before="0"/>
             </w:pPr>
-            <w:hyperlink w:history="1" r:id="rIdogvwgevriosocqks5m4y3">
+            <w:hyperlink w:history="1" r:id="rIdwpwa0zzdw0ev0phrasizt">
               <w:r>
                 <w:rPr>
                   <w:rFonts w:ascii="Arial" w:cs="Arial" w:eastAsia="Arial" w:hAnsi="Arial"/>
@@ -25188,7 +25178,7 @@
                   <w:szCs w:val="16"/>
                   <w:u w:val="single" w:color="2E75B6"/>
                 </w:rPr>
-                <w:t xml:space="preserve">Video: Reactants, Products and Leftovers</w:t>
+                <w:t xml:space="preserve">Graph interpretation word problem: temperature</w:t>
               </w:r>
             </w:hyperlink>
           </w:p>
@@ -25204,7 +25194,7 @@
                 <w:sz w:val="14"/>
                 <w:szCs w:val="14"/>
               </w:rPr>
-              <w:t xml:space="preserve">Source: PhET Interactive Simulations (English)</w:t>
+              <w:t xml:space="preserve">Source: Khan Academy (English - US curriculum)</w:t>
             </w:r>
           </w:p>
           <w:p>
@@ -25212,7 +25202,7 @@
               <w:spacing w:after="10" w:before="0"/>
               <w:ind w:left="120"/>
             </w:pPr>
-            <w:hyperlink w:history="1" r:id="rId05dvy1hk2-cpks69e-rld">
+            <w:hyperlink w:history="1" r:id="rId60bvg2fhjx53jbs5mpdly">
               <w:r>
                 <w:rPr>
                   <w:rFonts w:ascii="Arial" w:cs="Arial" w:eastAsia="Arial" w:hAnsi="Arial"/>
@@ -25257,7 +25247,7 @@
             <w:pPr>
               <w:spacing w:after="20" w:before="0"/>
             </w:pPr>
-            <w:hyperlink w:history="1" r:id="rIdke2jo4vg0rwlys6vjz4hw">
+            <w:hyperlink w:history="1" r:id="rIdc0recrlnmhabt46giu84_">
               <w:r>
                 <w:rPr>
                   <w:rFonts w:ascii="Arial" w:cs="Arial" w:eastAsia="Arial" w:hAnsi="Arial"/>
@@ -25266,7 +25256,7 @@
                   <w:szCs w:val="16"/>
                   <w:u w:val="single" w:color="2E75B6"/>
                 </w:rPr>
-                <w:t xml:space="preserve">Light Reactions of Photosynthesis (Flexbook)</w:t>
+                <w:t xml:space="preserve">Limiting Factors to Population Growth (Flexbook)</w:t>
               </w:r>
             </w:hyperlink>
           </w:p>
@@ -25290,7 +25280,7 @@
               <w:spacing w:after="10" w:before="0"/>
               <w:ind w:left="120"/>
             </w:pPr>
-            <w:hyperlink w:history="1" r:id="rIdf0qtv7nzfwc5wag2nrkza">
+            <w:hyperlink w:history="1" r:id="rIdimeqn7v7fdiv8yppyksau">
               <w:r>
                 <w:rPr>
                   <w:rFonts w:ascii="Arial" w:cs="Arial" w:eastAsia="Arial" w:hAnsi="Arial"/>
@@ -26777,40 +26767,24 @@
             <w:pPr>
               <w:spacing w:after="20" w:before="0"/>
             </w:pPr>
-            <w:hyperlink w:history="1" r:id="rIdshaj76nszih1g-d1qxn9g">
-              <w:r>
-                <w:rPr>
-                  <w:rFonts w:ascii="Arial" w:cs="Arial" w:eastAsia="Arial" w:hAnsi="Arial"/>
-                  <w:color w:val="2E75B6"/>
-                  <w:sz w:val="16"/>
-                  <w:szCs w:val="16"/>
-                  <w:u w:val="single" w:color="2E75B6"/>
-                </w:rPr>
-                <w:t xml:space="preserve">Human Nutrition - Example 1</w:t>
-              </w:r>
-            </w:hyperlink>
+            <w:r>
+              <w:rPr>
+                <w:rFonts w:ascii="Arial" w:cs="Arial" w:eastAsia="Arial" w:hAnsi="Arial"/>
+                <w:i/>
+                <w:iCs/>
+                <w:color w:val="595959"/>
+                <w:sz w:val="16"/>
+                <w:szCs w:val="16"/>
+              </w:rPr>
+              <w:t xml:space="preserve">No closely matching video in the ARES library for this activity.</w:t>
+            </w:r>
           </w:p>
           <w:p>
             <w:pPr>
               <w:spacing w:after="10" w:before="0"/>
               <w:ind w:left="120"/>
             </w:pPr>
-            <w:r>
-              <w:rPr>
-                <w:rFonts w:ascii="Arial" w:cs="Arial" w:eastAsia="Arial" w:hAnsi="Arial"/>
-                <w:color w:val="595959"/>
-                <w:sz w:val="14"/>
-                <w:szCs w:val="14"/>
-              </w:rPr>
-              <w:t xml:space="preserve">Source: CK-12</w:t>
-            </w:r>
-          </w:p>
-          <w:p>
-            <w:pPr>
-              <w:spacing w:after="10" w:before="0"/>
-              <w:ind w:left="120"/>
-            </w:pPr>
-            <w:hyperlink w:history="1" r:id="rId6epgxzyxgljxmcekrhstl">
+            <w:hyperlink w:history="1" r:id="rIdcyfhfzfirldbu8qpkvgz3">
               <w:r>
                 <w:rPr>
                   <w:rFonts w:ascii="Arial" w:cs="Arial" w:eastAsia="Arial" w:hAnsi="Arial"/>
@@ -26819,9 +26793,24 @@
                   <w:szCs w:val="14"/>
                   <w:u w:val="single" w:color="595959"/>
                 </w:rPr>
-                <w:t xml:space="preserve">🔍 Search ARES for similar videos</w:t>
+                <w:t xml:space="preserve">🔍 Search ARES for videos</w:t>
               </w:r>
             </w:hyperlink>
+          </w:p>
+          <w:p>
+            <w:pPr>
+              <w:spacing w:after="10" w:before="0"/>
+              <w:ind w:left="120"/>
+            </w:pPr>
+            <w:r>
+              <w:rPr>
+                <w:rFonts w:ascii="Arial" w:cs="Arial" w:eastAsia="Arial" w:hAnsi="Arial"/>
+                <w:color w:val="595959"/>
+                <w:sz w:val="14"/>
+                <w:szCs w:val="14"/>
+              </w:rPr>
+              <w:t xml:space="preserve">Search terms: plant nutrition mineral macronutrients</w:t>
+            </w:r>
           </w:p>
           <w:p>
             <w:pPr>
@@ -26848,47 +26837,31 @@
                 <w:sz w:val="16"/>
                 <w:szCs w:val="16"/>
               </w:rPr>
-              <w:t xml:space="preserve">📖 HTML:</w:t>
+              <w:t xml:space="preserve">📖 READING:</w:t>
             </w:r>
           </w:p>
           <w:p>
             <w:pPr>
               <w:spacing w:after="20" w:before="0"/>
             </w:pPr>
-            <w:hyperlink w:history="1" r:id="rIdywsh85ip7mgxvwgzi59bz">
-              <w:r>
-                <w:rPr>
-                  <w:rFonts w:ascii="Arial" w:cs="Arial" w:eastAsia="Arial" w:hAnsi="Arial"/>
-                  <w:color w:val="2E75B6"/>
-                  <w:sz w:val="16"/>
-                  <w:szCs w:val="16"/>
-                  <w:u w:val="single" w:color="2E75B6"/>
-                </w:rPr>
-                <w:t xml:space="preserve">Protists Nutrition (Flexbook)</w:t>
-              </w:r>
-            </w:hyperlink>
+            <w:r>
+              <w:rPr>
+                <w:rFonts w:ascii="Arial" w:cs="Arial" w:eastAsia="Arial" w:hAnsi="Arial"/>
+                <w:i/>
+                <w:iCs/>
+                <w:color w:val="595959"/>
+                <w:sz w:val="16"/>
+                <w:szCs w:val="16"/>
+              </w:rPr>
+              <w:t xml:space="preserve">No closely matching reading in the ARES library for this activity.</w:t>
+            </w:r>
           </w:p>
           <w:p>
             <w:pPr>
               <w:spacing w:after="10" w:before="0"/>
               <w:ind w:left="120"/>
             </w:pPr>
-            <w:r>
-              <w:rPr>
-                <w:rFonts w:ascii="Arial" w:cs="Arial" w:eastAsia="Arial" w:hAnsi="Arial"/>
-                <w:color w:val="595959"/>
-                <w:sz w:val="14"/>
-                <w:szCs w:val="14"/>
-              </w:rPr>
-              <w:t xml:space="preserve">Source: CK-12</w:t>
-            </w:r>
-          </w:p>
-          <w:p>
-            <w:pPr>
-              <w:spacing w:after="10" w:before="0"/>
-              <w:ind w:left="120"/>
-            </w:pPr>
-            <w:hyperlink w:history="1" r:id="rIdlf0suc-mfg7_qexjzb8en">
+            <w:hyperlink w:history="1" r:id="rIde3pfpqlwz92vmwt890eu4">
               <w:r>
                 <w:rPr>
                   <w:rFonts w:ascii="Arial" w:cs="Arial" w:eastAsia="Arial" w:hAnsi="Arial"/>
@@ -26897,9 +26870,24 @@
                   <w:szCs w:val="14"/>
                   <w:u w:val="single" w:color="595959"/>
                 </w:rPr>
-                <w:t xml:space="preserve">🔍 Search ARES for similar readings</w:t>
+                <w:t xml:space="preserve">🔍 Search ARES for readings</w:t>
               </w:r>
             </w:hyperlink>
+          </w:p>
+          <w:p>
+            <w:pPr>
+              <w:spacing w:after="10" w:before="0"/>
+              <w:ind w:left="120"/>
+            </w:pPr>
+            <w:r>
+              <w:rPr>
+                <w:rFonts w:ascii="Arial" w:cs="Arial" w:eastAsia="Arial" w:hAnsi="Arial"/>
+                <w:color w:val="595959"/>
+                <w:sz w:val="14"/>
+                <w:szCs w:val="14"/>
+              </w:rPr>
+              <w:t xml:space="preserve">Search terms: plant nutrition mineral macronutrients</w:t>
+            </w:r>
           </w:p>
         </w:tc>
         <w:tc>
@@ -27083,40 +27071,24 @@
             <w:pPr>
               <w:spacing w:after="20" w:before="0"/>
             </w:pPr>
-            <w:hyperlink w:history="1" r:id="rIdo_yrohkwghaul-2wdipkf">
-              <w:r>
-                <w:rPr>
-                  <w:rFonts w:ascii="Arial" w:cs="Arial" w:eastAsia="Arial" w:hAnsi="Arial"/>
-                  <w:color w:val="2E75B6"/>
-                  <w:sz w:val="16"/>
-                  <w:szCs w:val="16"/>
-                  <w:u w:val="single" w:color="2E75B6"/>
-                </w:rPr>
-                <w:t xml:space="preserve">Human Nutrition - Example 1</w:t>
-              </w:r>
-            </w:hyperlink>
+            <w:r>
+              <w:rPr>
+                <w:rFonts w:ascii="Arial" w:cs="Arial" w:eastAsia="Arial" w:hAnsi="Arial"/>
+                <w:i/>
+                <w:iCs/>
+                <w:color w:val="595959"/>
+                <w:sz w:val="16"/>
+                <w:szCs w:val="16"/>
+              </w:rPr>
+              <w:t xml:space="preserve">No closely matching video in the ARES library for this activity.</w:t>
+            </w:r>
           </w:p>
           <w:p>
             <w:pPr>
               <w:spacing w:after="10" w:before="0"/>
               <w:ind w:left="120"/>
             </w:pPr>
-            <w:r>
-              <w:rPr>
-                <w:rFonts w:ascii="Arial" w:cs="Arial" w:eastAsia="Arial" w:hAnsi="Arial"/>
-                <w:color w:val="595959"/>
-                <w:sz w:val="14"/>
-                <w:szCs w:val="14"/>
-              </w:rPr>
-              <w:t xml:space="preserve">Source: CK-12</w:t>
-            </w:r>
-          </w:p>
-          <w:p>
-            <w:pPr>
-              <w:spacing w:after="10" w:before="0"/>
-              <w:ind w:left="120"/>
-            </w:pPr>
-            <w:hyperlink w:history="1" r:id="rIdzxgvznls2_e-kizihakfq">
+            <w:hyperlink w:history="1" r:id="rIdl2a6bisue_lfm4po8iao4">
               <w:r>
                 <w:rPr>
                   <w:rFonts w:ascii="Arial" w:cs="Arial" w:eastAsia="Arial" w:hAnsi="Arial"/>
@@ -27125,9 +27097,24 @@
                   <w:szCs w:val="14"/>
                   <w:u w:val="single" w:color="595959"/>
                 </w:rPr>
-                <w:t xml:space="preserve">🔍 Search ARES for similar videos</w:t>
+                <w:t xml:space="preserve">🔍 Search ARES for videos</w:t>
               </w:r>
             </w:hyperlink>
+          </w:p>
+          <w:p>
+            <w:pPr>
+              <w:spacing w:after="10" w:before="0"/>
+              <w:ind w:left="120"/>
+            </w:pPr>
+            <w:r>
+              <w:rPr>
+                <w:rFonts w:ascii="Arial" w:cs="Arial" w:eastAsia="Arial" w:hAnsi="Arial"/>
+                <w:color w:val="595959"/>
+                <w:sz w:val="14"/>
+                <w:szCs w:val="14"/>
+              </w:rPr>
+              <w:t xml:space="preserve">Search terms: plant nutrition mineral macronutrients</w:t>
+            </w:r>
           </w:p>
           <w:p>
             <w:pPr>
@@ -27154,47 +27141,31 @@
                 <w:sz w:val="16"/>
                 <w:szCs w:val="16"/>
               </w:rPr>
-              <w:t xml:space="preserve">📖 HTML:</w:t>
+              <w:t xml:space="preserve">📖 READING:</w:t>
             </w:r>
           </w:p>
           <w:p>
             <w:pPr>
               <w:spacing w:after="20" w:before="0"/>
             </w:pPr>
-            <w:hyperlink w:history="1" r:id="rIdunici-r7emilqo9lixjbw">
-              <w:r>
-                <w:rPr>
-                  <w:rFonts w:ascii="Arial" w:cs="Arial" w:eastAsia="Arial" w:hAnsi="Arial"/>
-                  <w:color w:val="2E75B6"/>
-                  <w:sz w:val="16"/>
-                  <w:szCs w:val="16"/>
-                  <w:u w:val="single" w:color="2E75B6"/>
-                </w:rPr>
-                <w:t xml:space="preserve">Protists Nutrition (Flexbook)</w:t>
-              </w:r>
-            </w:hyperlink>
+            <w:r>
+              <w:rPr>
+                <w:rFonts w:ascii="Arial" w:cs="Arial" w:eastAsia="Arial" w:hAnsi="Arial"/>
+                <w:i/>
+                <w:iCs/>
+                <w:color w:val="595959"/>
+                <w:sz w:val="16"/>
+                <w:szCs w:val="16"/>
+              </w:rPr>
+              <w:t xml:space="preserve">No closely matching reading in the ARES library for this activity.</w:t>
+            </w:r>
           </w:p>
           <w:p>
             <w:pPr>
               <w:spacing w:after="10" w:before="0"/>
               <w:ind w:left="120"/>
             </w:pPr>
-            <w:r>
-              <w:rPr>
-                <w:rFonts w:ascii="Arial" w:cs="Arial" w:eastAsia="Arial" w:hAnsi="Arial"/>
-                <w:color w:val="595959"/>
-                <w:sz w:val="14"/>
-                <w:szCs w:val="14"/>
-              </w:rPr>
-              <w:t xml:space="preserve">Source: CK-12</w:t>
-            </w:r>
-          </w:p>
-          <w:p>
-            <w:pPr>
-              <w:spacing w:after="10" w:before="0"/>
-              <w:ind w:left="120"/>
-            </w:pPr>
-            <w:hyperlink w:history="1" r:id="rId0fo6tz4a72t3dbbdh0lbo">
+            <w:hyperlink w:history="1" r:id="rIdlckaygsmrwttd5a-aes1g">
               <w:r>
                 <w:rPr>
                   <w:rFonts w:ascii="Arial" w:cs="Arial" w:eastAsia="Arial" w:hAnsi="Arial"/>
@@ -27203,9 +27174,24 @@
                   <w:szCs w:val="14"/>
                   <w:u w:val="single" w:color="595959"/>
                 </w:rPr>
-                <w:t xml:space="preserve">🔍 Search ARES for similar readings</w:t>
+                <w:t xml:space="preserve">🔍 Search ARES for readings</w:t>
               </w:r>
             </w:hyperlink>
+          </w:p>
+          <w:p>
+            <w:pPr>
+              <w:spacing w:after="10" w:before="0"/>
+              <w:ind w:left="120"/>
+            </w:pPr>
+            <w:r>
+              <w:rPr>
+                <w:rFonts w:ascii="Arial" w:cs="Arial" w:eastAsia="Arial" w:hAnsi="Arial"/>
+                <w:color w:val="595959"/>
+                <w:sz w:val="14"/>
+                <w:szCs w:val="14"/>
+              </w:rPr>
+              <w:t xml:space="preserve">Search terms: plant nutrition mineral macronutrients</w:t>
+            </w:r>
           </w:p>
         </w:tc>
         <w:tc>
@@ -27389,40 +27375,24 @@
             <w:pPr>
               <w:spacing w:after="20" w:before="0"/>
             </w:pPr>
-            <w:hyperlink w:history="1" r:id="rId8-m5emqmfbja_foevjb3r">
-              <w:r>
-                <w:rPr>
-                  <w:rFonts w:ascii="Arial" w:cs="Arial" w:eastAsia="Arial" w:hAnsi="Arial"/>
-                  <w:color w:val="2E75B6"/>
-                  <w:sz w:val="16"/>
-                  <w:szCs w:val="16"/>
-                  <w:u w:val="single" w:color="2E75B6"/>
-                </w:rPr>
-                <w:t xml:space="preserve">Human Nutrition - Example 1</w:t>
-              </w:r>
-            </w:hyperlink>
+            <w:r>
+              <w:rPr>
+                <w:rFonts w:ascii="Arial" w:cs="Arial" w:eastAsia="Arial" w:hAnsi="Arial"/>
+                <w:i/>
+                <w:iCs/>
+                <w:color w:val="595959"/>
+                <w:sz w:val="16"/>
+                <w:szCs w:val="16"/>
+              </w:rPr>
+              <w:t xml:space="preserve">No closely matching video in the ARES library for this activity.</w:t>
+            </w:r>
           </w:p>
           <w:p>
             <w:pPr>
               <w:spacing w:after="10" w:before="0"/>
               <w:ind w:left="120"/>
             </w:pPr>
-            <w:r>
-              <w:rPr>
-                <w:rFonts w:ascii="Arial" w:cs="Arial" w:eastAsia="Arial" w:hAnsi="Arial"/>
-                <w:color w:val="595959"/>
-                <w:sz w:val="14"/>
-                <w:szCs w:val="14"/>
-              </w:rPr>
-              <w:t xml:space="preserve">Source: CK-12</w:t>
-            </w:r>
-          </w:p>
-          <w:p>
-            <w:pPr>
-              <w:spacing w:after="10" w:before="0"/>
-              <w:ind w:left="120"/>
-            </w:pPr>
-            <w:hyperlink w:history="1" r:id="rIdbzbcm9nmi-v2spcunaxbn">
+            <w:hyperlink w:history="1" r:id="rIdwtpkz9tkkj0s6pezeufvy">
               <w:r>
                 <w:rPr>
                   <w:rFonts w:ascii="Arial" w:cs="Arial" w:eastAsia="Arial" w:hAnsi="Arial"/>
@@ -27431,9 +27401,24 @@
                   <w:szCs w:val="14"/>
                   <w:u w:val="single" w:color="595959"/>
                 </w:rPr>
-                <w:t xml:space="preserve">🔍 Search ARES for similar videos</w:t>
+                <w:t xml:space="preserve">🔍 Search ARES for videos</w:t>
               </w:r>
             </w:hyperlink>
+          </w:p>
+          <w:p>
+            <w:pPr>
+              <w:spacing w:after="10" w:before="0"/>
+              <w:ind w:left="120"/>
+            </w:pPr>
+            <w:r>
+              <w:rPr>
+                <w:rFonts w:ascii="Arial" w:cs="Arial" w:eastAsia="Arial" w:hAnsi="Arial"/>
+                <w:color w:val="595959"/>
+                <w:sz w:val="14"/>
+                <w:szCs w:val="14"/>
+              </w:rPr>
+              <w:t xml:space="preserve">Search terms: plant nutrition mineral macronutrients</w:t>
+            </w:r>
           </w:p>
           <w:p>
             <w:pPr>
@@ -27460,47 +27445,31 @@
                 <w:sz w:val="16"/>
                 <w:szCs w:val="16"/>
               </w:rPr>
-              <w:t xml:space="preserve">📖 HTML:</w:t>
+              <w:t xml:space="preserve">📖 READING:</w:t>
             </w:r>
           </w:p>
           <w:p>
             <w:pPr>
               <w:spacing w:after="20" w:before="0"/>
             </w:pPr>
-            <w:hyperlink w:history="1" r:id="rIdfjeqeyzkhqy6r7tcx6ct4">
-              <w:r>
-                <w:rPr>
-                  <w:rFonts w:ascii="Arial" w:cs="Arial" w:eastAsia="Arial" w:hAnsi="Arial"/>
-                  <w:color w:val="2E75B6"/>
-                  <w:sz w:val="16"/>
-                  <w:szCs w:val="16"/>
-                  <w:u w:val="single" w:color="2E75B6"/>
-                </w:rPr>
-                <w:t xml:space="preserve">Protists Nutrition (Flexbook)</w:t>
-              </w:r>
-            </w:hyperlink>
+            <w:r>
+              <w:rPr>
+                <w:rFonts w:ascii="Arial" w:cs="Arial" w:eastAsia="Arial" w:hAnsi="Arial"/>
+                <w:i/>
+                <w:iCs/>
+                <w:color w:val="595959"/>
+                <w:sz w:val="16"/>
+                <w:szCs w:val="16"/>
+              </w:rPr>
+              <w:t xml:space="preserve">No closely matching reading in the ARES library for this activity.</w:t>
+            </w:r>
           </w:p>
           <w:p>
             <w:pPr>
               <w:spacing w:after="10" w:before="0"/>
               <w:ind w:left="120"/>
             </w:pPr>
-            <w:r>
-              <w:rPr>
-                <w:rFonts w:ascii="Arial" w:cs="Arial" w:eastAsia="Arial" w:hAnsi="Arial"/>
-                <w:color w:val="595959"/>
-                <w:sz w:val="14"/>
-                <w:szCs w:val="14"/>
-              </w:rPr>
-              <w:t xml:space="preserve">Source: CK-12</w:t>
-            </w:r>
-          </w:p>
-          <w:p>
-            <w:pPr>
-              <w:spacing w:after="10" w:before="0"/>
-              <w:ind w:left="120"/>
-            </w:pPr>
-            <w:hyperlink w:history="1" r:id="rId7jlsgnvravjahesxdcvct">
+            <w:hyperlink w:history="1" r:id="rIdf7drlsieuwehoiprnl7it">
               <w:r>
                 <w:rPr>
                   <w:rFonts w:ascii="Arial" w:cs="Arial" w:eastAsia="Arial" w:hAnsi="Arial"/>
@@ -27509,9 +27478,24 @@
                   <w:szCs w:val="14"/>
                   <w:u w:val="single" w:color="595959"/>
                 </w:rPr>
-                <w:t xml:space="preserve">🔍 Search ARES for similar readings</w:t>
+                <w:t xml:space="preserve">🔍 Search ARES for readings</w:t>
               </w:r>
             </w:hyperlink>
+          </w:p>
+          <w:p>
+            <w:pPr>
+              <w:spacing w:after="10" w:before="0"/>
+              <w:ind w:left="120"/>
+            </w:pPr>
+            <w:r>
+              <w:rPr>
+                <w:rFonts w:ascii="Arial" w:cs="Arial" w:eastAsia="Arial" w:hAnsi="Arial"/>
+                <w:color w:val="595959"/>
+                <w:sz w:val="14"/>
+                <w:szCs w:val="14"/>
+              </w:rPr>
+              <w:t xml:space="preserve">Search terms: plant nutrition mineral macronutrients</w:t>
+            </w:r>
           </w:p>
         </w:tc>
         <w:tc>
@@ -27695,40 +27679,24 @@
             <w:pPr>
               <w:spacing w:after="20" w:before="0"/>
             </w:pPr>
-            <w:hyperlink w:history="1" r:id="rId2lezh8ommm2kjiuvpe2ku">
-              <w:r>
-                <w:rPr>
-                  <w:rFonts w:ascii="Arial" w:cs="Arial" w:eastAsia="Arial" w:hAnsi="Arial"/>
-                  <w:color w:val="2E75B6"/>
-                  <w:sz w:val="16"/>
-                  <w:szCs w:val="16"/>
-                  <w:u w:val="single" w:color="2E75B6"/>
-                </w:rPr>
-                <w:t xml:space="preserve">Human Nutrition - Example 1</w:t>
-              </w:r>
-            </w:hyperlink>
+            <w:r>
+              <w:rPr>
+                <w:rFonts w:ascii="Arial" w:cs="Arial" w:eastAsia="Arial" w:hAnsi="Arial"/>
+                <w:i/>
+                <w:iCs/>
+                <w:color w:val="595959"/>
+                <w:sz w:val="16"/>
+                <w:szCs w:val="16"/>
+              </w:rPr>
+              <w:t xml:space="preserve">No closely matching video in the ARES library for this activity.</w:t>
+            </w:r>
           </w:p>
           <w:p>
             <w:pPr>
               <w:spacing w:after="10" w:before="0"/>
               <w:ind w:left="120"/>
             </w:pPr>
-            <w:r>
-              <w:rPr>
-                <w:rFonts w:ascii="Arial" w:cs="Arial" w:eastAsia="Arial" w:hAnsi="Arial"/>
-                <w:color w:val="595959"/>
-                <w:sz w:val="14"/>
-                <w:szCs w:val="14"/>
-              </w:rPr>
-              <w:t xml:space="preserve">Source: CK-12</w:t>
-            </w:r>
-          </w:p>
-          <w:p>
-            <w:pPr>
-              <w:spacing w:after="10" w:before="0"/>
-              <w:ind w:left="120"/>
-            </w:pPr>
-            <w:hyperlink w:history="1" r:id="rId9_febqygf-n_oo0tlrvwy">
+            <w:hyperlink w:history="1" r:id="rId0fm9bxmyr9sdswk20q2bm">
               <w:r>
                 <w:rPr>
                   <w:rFonts w:ascii="Arial" w:cs="Arial" w:eastAsia="Arial" w:hAnsi="Arial"/>
@@ -27737,9 +27705,24 @@
                   <w:szCs w:val="14"/>
                   <w:u w:val="single" w:color="595959"/>
                 </w:rPr>
-                <w:t xml:space="preserve">🔍 Search ARES for similar videos</w:t>
+                <w:t xml:space="preserve">🔍 Search ARES for videos</w:t>
               </w:r>
             </w:hyperlink>
+          </w:p>
+          <w:p>
+            <w:pPr>
+              <w:spacing w:after="10" w:before="0"/>
+              <w:ind w:left="120"/>
+            </w:pPr>
+            <w:r>
+              <w:rPr>
+                <w:rFonts w:ascii="Arial" w:cs="Arial" w:eastAsia="Arial" w:hAnsi="Arial"/>
+                <w:color w:val="595959"/>
+                <w:sz w:val="14"/>
+                <w:szCs w:val="14"/>
+              </w:rPr>
+              <w:t xml:space="preserve">Search terms: plant nutrition mineral macronutrients</w:t>
+            </w:r>
           </w:p>
           <w:p>
             <w:pPr>
@@ -27766,47 +27749,31 @@
                 <w:sz w:val="16"/>
                 <w:szCs w:val="16"/>
               </w:rPr>
-              <w:t xml:space="preserve">📖 HTML:</w:t>
+              <w:t xml:space="preserve">📖 READING:</w:t>
             </w:r>
           </w:p>
           <w:p>
             <w:pPr>
               <w:spacing w:after="20" w:before="0"/>
             </w:pPr>
-            <w:hyperlink w:history="1" r:id="rIdzprybip4kj5e4tmrx9-re">
-              <w:r>
-                <w:rPr>
-                  <w:rFonts w:ascii="Arial" w:cs="Arial" w:eastAsia="Arial" w:hAnsi="Arial"/>
-                  <w:color w:val="2E75B6"/>
-                  <w:sz w:val="16"/>
-                  <w:szCs w:val="16"/>
-                  <w:u w:val="single" w:color="2E75B6"/>
-                </w:rPr>
-                <w:t xml:space="preserve">Protists Nutrition (Flexbook)</w:t>
-              </w:r>
-            </w:hyperlink>
+            <w:r>
+              <w:rPr>
+                <w:rFonts w:ascii="Arial" w:cs="Arial" w:eastAsia="Arial" w:hAnsi="Arial"/>
+                <w:i/>
+                <w:iCs/>
+                <w:color w:val="595959"/>
+                <w:sz w:val="16"/>
+                <w:szCs w:val="16"/>
+              </w:rPr>
+              <w:t xml:space="preserve">No closely matching reading in the ARES library for this activity.</w:t>
+            </w:r>
           </w:p>
           <w:p>
             <w:pPr>
               <w:spacing w:after="10" w:before="0"/>
               <w:ind w:left="120"/>
             </w:pPr>
-            <w:r>
-              <w:rPr>
-                <w:rFonts w:ascii="Arial" w:cs="Arial" w:eastAsia="Arial" w:hAnsi="Arial"/>
-                <w:color w:val="595959"/>
-                <w:sz w:val="14"/>
-                <w:szCs w:val="14"/>
-              </w:rPr>
-              <w:t xml:space="preserve">Source: CK-12</w:t>
-            </w:r>
-          </w:p>
-          <w:p>
-            <w:pPr>
-              <w:spacing w:after="10" w:before="0"/>
-              <w:ind w:left="120"/>
-            </w:pPr>
-            <w:hyperlink w:history="1" r:id="rIdp_jgbotnxcn__l3gbm1vj">
+            <w:hyperlink w:history="1" r:id="rId8c2jjl93a7dytcyhusrpz">
               <w:r>
                 <w:rPr>
                   <w:rFonts w:ascii="Arial" w:cs="Arial" w:eastAsia="Arial" w:hAnsi="Arial"/>
@@ -27815,9 +27782,24 @@
                   <w:szCs w:val="14"/>
                   <w:u w:val="single" w:color="595959"/>
                 </w:rPr>
-                <w:t xml:space="preserve">🔍 Search ARES for similar readings</w:t>
+                <w:t xml:space="preserve">🔍 Search ARES for readings</w:t>
               </w:r>
             </w:hyperlink>
+          </w:p>
+          <w:p>
+            <w:pPr>
+              <w:spacing w:after="10" w:before="0"/>
+              <w:ind w:left="120"/>
+            </w:pPr>
+            <w:r>
+              <w:rPr>
+                <w:rFonts w:ascii="Arial" w:cs="Arial" w:eastAsia="Arial" w:hAnsi="Arial"/>
+                <w:color w:val="595959"/>
+                <w:sz w:val="14"/>
+                <w:szCs w:val="14"/>
+              </w:rPr>
+              <w:t xml:space="preserve">Search terms: plant nutrition mineral macronutrients</w:t>
+            </w:r>
           </w:p>
         </w:tc>
         <w:tc>
@@ -28001,40 +27983,24 @@
             <w:pPr>
               <w:spacing w:after="20" w:before="0"/>
             </w:pPr>
-            <w:hyperlink w:history="1" r:id="rIdhwy3wxygobhk3hni2g7vh">
-              <w:r>
-                <w:rPr>
-                  <w:rFonts w:ascii="Arial" w:cs="Arial" w:eastAsia="Arial" w:hAnsi="Arial"/>
-                  <w:color w:val="2E75B6"/>
-                  <w:sz w:val="16"/>
-                  <w:szCs w:val="16"/>
-                  <w:u w:val="single" w:color="2E75B6"/>
-                </w:rPr>
-                <w:t xml:space="preserve">Human Nutrition - Example 1</w:t>
-              </w:r>
-            </w:hyperlink>
+            <w:r>
+              <w:rPr>
+                <w:rFonts w:ascii="Arial" w:cs="Arial" w:eastAsia="Arial" w:hAnsi="Arial"/>
+                <w:i/>
+                <w:iCs/>
+                <w:color w:val="595959"/>
+                <w:sz w:val="16"/>
+                <w:szCs w:val="16"/>
+              </w:rPr>
+              <w:t xml:space="preserve">No closely matching video in the ARES library for this activity.</w:t>
+            </w:r>
           </w:p>
           <w:p>
             <w:pPr>
               <w:spacing w:after="10" w:before="0"/>
               <w:ind w:left="120"/>
             </w:pPr>
-            <w:r>
-              <w:rPr>
-                <w:rFonts w:ascii="Arial" w:cs="Arial" w:eastAsia="Arial" w:hAnsi="Arial"/>
-                <w:color w:val="595959"/>
-                <w:sz w:val="14"/>
-                <w:szCs w:val="14"/>
-              </w:rPr>
-              <w:t xml:space="preserve">Source: CK-12</w:t>
-            </w:r>
-          </w:p>
-          <w:p>
-            <w:pPr>
-              <w:spacing w:after="10" w:before="0"/>
-              <w:ind w:left="120"/>
-            </w:pPr>
-            <w:hyperlink w:history="1" r:id="rIdontb7c45caf_1rtt839yv">
+            <w:hyperlink w:history="1" r:id="rIdvjwimghqala4gw90sjhd-">
               <w:r>
                 <w:rPr>
                   <w:rFonts w:ascii="Arial" w:cs="Arial" w:eastAsia="Arial" w:hAnsi="Arial"/>
@@ -28043,9 +28009,24 @@
                   <w:szCs w:val="14"/>
                   <w:u w:val="single" w:color="595959"/>
                 </w:rPr>
-                <w:t xml:space="preserve">🔍 Search ARES for similar videos</w:t>
+                <w:t xml:space="preserve">🔍 Search ARES for videos</w:t>
               </w:r>
             </w:hyperlink>
+          </w:p>
+          <w:p>
+            <w:pPr>
+              <w:spacing w:after="10" w:before="0"/>
+              <w:ind w:left="120"/>
+            </w:pPr>
+            <w:r>
+              <w:rPr>
+                <w:rFonts w:ascii="Arial" w:cs="Arial" w:eastAsia="Arial" w:hAnsi="Arial"/>
+                <w:color w:val="595959"/>
+                <w:sz w:val="14"/>
+                <w:szCs w:val="14"/>
+              </w:rPr>
+              <w:t xml:space="preserve">Search terms: plant nutrition mineral macronutrients</w:t>
+            </w:r>
           </w:p>
           <w:p>
             <w:pPr>
@@ -28072,47 +28053,31 @@
                 <w:sz w:val="16"/>
                 <w:szCs w:val="16"/>
               </w:rPr>
-              <w:t xml:space="preserve">📖 HTML:</w:t>
+              <w:t xml:space="preserve">📖 READING:</w:t>
             </w:r>
           </w:p>
           <w:p>
             <w:pPr>
               <w:spacing w:after="20" w:before="0"/>
             </w:pPr>
-            <w:hyperlink w:history="1" r:id="rIdqg5br3sqyexja-dipiky4">
-              <w:r>
-                <w:rPr>
-                  <w:rFonts w:ascii="Arial" w:cs="Arial" w:eastAsia="Arial" w:hAnsi="Arial"/>
-                  <w:color w:val="2E75B6"/>
-                  <w:sz w:val="16"/>
-                  <w:szCs w:val="16"/>
-                  <w:u w:val="single" w:color="2E75B6"/>
-                </w:rPr>
-                <w:t xml:space="preserve">Protists Nutrition (Flexbook)</w:t>
-              </w:r>
-            </w:hyperlink>
+            <w:r>
+              <w:rPr>
+                <w:rFonts w:ascii="Arial" w:cs="Arial" w:eastAsia="Arial" w:hAnsi="Arial"/>
+                <w:i/>
+                <w:iCs/>
+                <w:color w:val="595959"/>
+                <w:sz w:val="16"/>
+                <w:szCs w:val="16"/>
+              </w:rPr>
+              <w:t xml:space="preserve">No closely matching reading in the ARES library for this activity.</w:t>
+            </w:r>
           </w:p>
           <w:p>
             <w:pPr>
               <w:spacing w:after="10" w:before="0"/>
               <w:ind w:left="120"/>
             </w:pPr>
-            <w:r>
-              <w:rPr>
-                <w:rFonts w:ascii="Arial" w:cs="Arial" w:eastAsia="Arial" w:hAnsi="Arial"/>
-                <w:color w:val="595959"/>
-                <w:sz w:val="14"/>
-                <w:szCs w:val="14"/>
-              </w:rPr>
-              <w:t xml:space="preserve">Source: CK-12</w:t>
-            </w:r>
-          </w:p>
-          <w:p>
-            <w:pPr>
-              <w:spacing w:after="10" w:before="0"/>
-              <w:ind w:left="120"/>
-            </w:pPr>
-            <w:hyperlink w:history="1" r:id="rIdeecl0moqrrgsc7ebhuhnu">
+            <w:hyperlink w:history="1" r:id="rIdov4r4yhrteojgjzednn44">
               <w:r>
                 <w:rPr>
                   <w:rFonts w:ascii="Arial" w:cs="Arial" w:eastAsia="Arial" w:hAnsi="Arial"/>
@@ -28121,9 +28086,24 @@
                   <w:szCs w:val="14"/>
                   <w:u w:val="single" w:color="595959"/>
                 </w:rPr>
-                <w:t xml:space="preserve">🔍 Search ARES for similar readings</w:t>
+                <w:t xml:space="preserve">🔍 Search ARES for readings</w:t>
               </w:r>
             </w:hyperlink>
+          </w:p>
+          <w:p>
+            <w:pPr>
+              <w:spacing w:after="10" w:before="0"/>
+              <w:ind w:left="120"/>
+            </w:pPr>
+            <w:r>
+              <w:rPr>
+                <w:rFonts w:ascii="Arial" w:cs="Arial" w:eastAsia="Arial" w:hAnsi="Arial"/>
+                <w:color w:val="595959"/>
+                <w:sz w:val="14"/>
+                <w:szCs w:val="14"/>
+              </w:rPr>
+              <w:t xml:space="preserve">Search terms: plant nutrition mineral macronutrients</w:t>
+            </w:r>
           </w:p>
         </w:tc>
         <w:tc>
@@ -29599,7 +29579,7 @@
             <w:pPr>
               <w:spacing w:after="20" w:before="0"/>
             </w:pPr>
-            <w:hyperlink w:history="1" r:id="rIdze9vhs1ovzpk5mga6ljoq">
+            <w:hyperlink w:history="1" r:id="rIdqi8sn1hhj8k30c34g2fdz">
               <w:r>
                 <w:rPr>
                   <w:rFonts w:ascii="Arial" w:cs="Arial" w:eastAsia="Arial" w:hAnsi="Arial"/>
@@ -29608,7 +29588,7 @@
                   <w:szCs w:val="16"/>
                   <w:u w:val="single" w:color="2E75B6"/>
                 </w:rPr>
-                <w:t xml:space="preserve">Rates with fractions</w:t>
+                <w:t xml:space="preserve">Breaking down photosynthesis stages</w:t>
               </w:r>
             </w:hyperlink>
           </w:p>
@@ -29632,7 +29612,7 @@
               <w:spacing w:after="10" w:before="0"/>
               <w:ind w:left="120"/>
             </w:pPr>
-            <w:hyperlink w:history="1" r:id="rIdbppiwtbwmiy9fp-otcrzj">
+            <w:hyperlink w:history="1" r:id="rIdaxenis4puls_c4lhq4_q2">
               <w:r>
                 <w:rPr>
                   <w:rFonts w:ascii="Arial" w:cs="Arial" w:eastAsia="Arial" w:hAnsi="Arial"/>
@@ -29670,14 +29650,14 @@
                 <w:sz w:val="16"/>
                 <w:szCs w:val="16"/>
               </w:rPr>
-              <w:t xml:space="preserve">📖 HTML:</w:t>
+              <w:t xml:space="preserve">📖 EXERCISE:</w:t>
             </w:r>
           </w:p>
           <w:p>
             <w:pPr>
               <w:spacing w:after="20" w:before="0"/>
             </w:pPr>
-            <w:hyperlink w:history="1" r:id="rId51fezeontlzwf-8uhr5xi">
+            <w:hyperlink w:history="1" r:id="rIdaxfrur1xhcddf0lsqyth9">
               <w:r>
                 <w:rPr>
                   <w:rFonts w:ascii="Arial" w:cs="Arial" w:eastAsia="Arial" w:hAnsi="Arial"/>
@@ -29686,7 +29666,7 @@
                   <w:szCs w:val="16"/>
                   <w:u w:val="single" w:color="2E75B6"/>
                 </w:rPr>
-                <w:t xml:space="preserve">Light Reactions of Photosynthesis (Flexbook)</w:t>
+                <w:t xml:space="preserve">The light-dependent reactions</w:t>
               </w:r>
             </w:hyperlink>
           </w:p>
@@ -29702,7 +29682,7 @@
                 <w:sz w:val="14"/>
                 <w:szCs w:val="14"/>
               </w:rPr>
-              <w:t xml:space="preserve">Source: CK-12</w:t>
+              <w:t xml:space="preserve">Source: Khan Academy (English - US curriculum)</w:t>
             </w:r>
           </w:p>
           <w:p>
@@ -29710,7 +29690,7 @@
               <w:spacing w:after="10" w:before="0"/>
               <w:ind w:left="120"/>
             </w:pPr>
-            <w:hyperlink w:history="1" r:id="rIdz5mj8kzxed4xvtjcyzdgl">
+            <w:hyperlink w:history="1" r:id="rIdelkbecwumylt1lktyzwb1">
               <w:r>
                 <w:rPr>
                   <w:rFonts w:ascii="Arial" w:cs="Arial" w:eastAsia="Arial" w:hAnsi="Arial"/>
@@ -29905,7 +29885,7 @@
             <w:pPr>
               <w:spacing w:after="20" w:before="0"/>
             </w:pPr>
-            <w:hyperlink w:history="1" r:id="rId2gxbjh6dmdnwpjn2qrxta">
+            <w:hyperlink w:history="1" r:id="rIdzybossreqyroh9kmfwxlm">
               <w:r>
                 <w:rPr>
                   <w:rFonts w:ascii="Arial" w:cs="Arial" w:eastAsia="Arial" w:hAnsi="Arial"/>
@@ -29914,7 +29894,7 @@
                   <w:szCs w:val="16"/>
                   <w:u w:val="single" w:color="2E75B6"/>
                 </w:rPr>
-                <w:t xml:space="preserve">Rates with fractions</w:t>
+                <w:t xml:space="preserve">Photosynthesis:  Calvin cycle</w:t>
               </w:r>
             </w:hyperlink>
           </w:p>
@@ -29938,7 +29918,7 @@
               <w:spacing w:after="10" w:before="0"/>
               <w:ind w:left="120"/>
             </w:pPr>
-            <w:hyperlink w:history="1" r:id="rIdff0qpa5su5wdk0rv_pxjz">
+            <w:hyperlink w:history="1" r:id="rIdzji1nbm_gxas8-kwrlnep">
               <w:r>
                 <w:rPr>
                   <w:rFonts w:ascii="Arial" w:cs="Arial" w:eastAsia="Arial" w:hAnsi="Arial"/>
@@ -29976,14 +29956,14 @@
                 <w:sz w:val="16"/>
                 <w:szCs w:val="16"/>
               </w:rPr>
-              <w:t xml:space="preserve">📖 HTML:</w:t>
+              <w:t xml:space="preserve">📖 EXERCISE:</w:t>
             </w:r>
           </w:p>
           <w:p>
             <w:pPr>
               <w:spacing w:after="20" w:before="0"/>
             </w:pPr>
-            <w:hyperlink w:history="1" r:id="rIdb2guih6efjmpgkmcptejh">
+            <w:hyperlink w:history="1" r:id="rIddjng9afrh5gsqbcw3rt3j">
               <w:r>
                 <w:rPr>
                   <w:rFonts w:ascii="Arial" w:cs="Arial" w:eastAsia="Arial" w:hAnsi="Arial"/>
@@ -29992,7 +29972,7 @@
                   <w:szCs w:val="16"/>
                   <w:u w:val="single" w:color="2E75B6"/>
                 </w:rPr>
-                <w:t xml:space="preserve">Light Reactions of Photosynthesis (Flexbook)</w:t>
+                <w:t xml:space="preserve">The light-dependent reactions</w:t>
               </w:r>
             </w:hyperlink>
           </w:p>
@@ -30008,7 +29988,7 @@
                 <w:sz w:val="14"/>
                 <w:szCs w:val="14"/>
               </w:rPr>
-              <w:t xml:space="preserve">Source: CK-12</w:t>
+              <w:t xml:space="preserve">Source: Khan Academy (English - US curriculum)</w:t>
             </w:r>
           </w:p>
           <w:p>
@@ -30016,7 +29996,7 @@
               <w:spacing w:after="10" w:before="0"/>
               <w:ind w:left="120"/>
             </w:pPr>
-            <w:hyperlink w:history="1" r:id="rIdhh9xgghochvfmosmgfh0f">
+            <w:hyperlink w:history="1" r:id="rId1xkmkkntoohgern_loj8z">
               <w:r>
                 <w:rPr>
                   <w:rFonts w:ascii="Arial" w:cs="Arial" w:eastAsia="Arial" w:hAnsi="Arial"/>
@@ -30211,7 +30191,7 @@
             <w:pPr>
               <w:spacing w:after="20" w:before="0"/>
             </w:pPr>
-            <w:hyperlink w:history="1" r:id="rIdiv5wzbqj_c8wjm4kswghq">
+            <w:hyperlink w:history="1" r:id="rIdxjs1fl4hlfwbzggmuchel">
               <w:r>
                 <w:rPr>
                   <w:rFonts w:ascii="Arial" w:cs="Arial" w:eastAsia="Arial" w:hAnsi="Arial"/>
@@ -30220,7 +30200,7 @@
                   <w:szCs w:val="16"/>
                   <w:u w:val="single" w:color="2E75B6"/>
                 </w:rPr>
-                <w:t xml:space="preserve">Rates with fractions</w:t>
+                <w:t xml:space="preserve">Photosynthesis:  Calvin cycle -dubbed(KY)</w:t>
               </w:r>
             </w:hyperlink>
           </w:p>
@@ -30236,7 +30216,7 @@
                 <w:sz w:val="14"/>
                 <w:szCs w:val="14"/>
               </w:rPr>
-              <w:t xml:space="preserve">Source: Khan Academy (English - US curriculum)</w:t>
+              <w:t xml:space="preserve">Source: Khan Academy (Kiswahili)</w:t>
             </w:r>
           </w:p>
           <w:p>
@@ -30244,7 +30224,7 @@
               <w:spacing w:after="10" w:before="0"/>
               <w:ind w:left="120"/>
             </w:pPr>
-            <w:hyperlink w:history="1" r:id="rIdw_zbbufk4juvronvgzg6o">
+            <w:hyperlink w:history="1" r:id="rId1hrugcad39mhrulnho-n6">
               <w:r>
                 <w:rPr>
                   <w:rFonts w:ascii="Arial" w:cs="Arial" w:eastAsia="Arial" w:hAnsi="Arial"/>
@@ -30282,14 +30262,14 @@
                 <w:sz w:val="16"/>
                 <w:szCs w:val="16"/>
               </w:rPr>
-              <w:t xml:space="preserve">📖 HTML:</w:t>
+              <w:t xml:space="preserve">📖 EXERCISE:</w:t>
             </w:r>
           </w:p>
           <w:p>
             <w:pPr>
               <w:spacing w:after="20" w:before="0"/>
             </w:pPr>
-            <w:hyperlink w:history="1" r:id="rIdqa1ya-k_0rl-o3an84eit">
+            <w:hyperlink w:history="1" r:id="rIdmcel6bkzurknswoonwqgh">
               <w:r>
                 <w:rPr>
                   <w:rFonts w:ascii="Arial" w:cs="Arial" w:eastAsia="Arial" w:hAnsi="Arial"/>
@@ -30298,7 +30278,7 @@
                   <w:szCs w:val="16"/>
                   <w:u w:val="single" w:color="2E75B6"/>
                 </w:rPr>
-                <w:t xml:space="preserve">Light Reactions of Photosynthesis (Flexbook)</w:t>
+                <w:t xml:space="preserve">The light-dependent reactions</w:t>
               </w:r>
             </w:hyperlink>
           </w:p>
@@ -30314,7 +30294,7 @@
                 <w:sz w:val="14"/>
                 <w:szCs w:val="14"/>
               </w:rPr>
-              <w:t xml:space="preserve">Source: CK-12</w:t>
+              <w:t xml:space="preserve">Source: Khan Academy (English - US curriculum)</w:t>
             </w:r>
           </w:p>
           <w:p>
@@ -30322,7 +30302,7 @@
               <w:spacing w:after="10" w:before="0"/>
               <w:ind w:left="120"/>
             </w:pPr>
-            <w:hyperlink w:history="1" r:id="rIdzqaeiwh6vg8ptayxi8glr">
+            <w:hyperlink w:history="1" r:id="rIdr3zj78staenhhyuthjeqr">
               <w:r>
                 <w:rPr>
                   <w:rFonts w:ascii="Arial" w:cs="Arial" w:eastAsia="Arial" w:hAnsi="Arial"/>
@@ -30517,7 +30497,7 @@
             <w:pPr>
               <w:spacing w:after="20" w:before="0"/>
             </w:pPr>
-            <w:hyperlink w:history="1" r:id="rIdtb-89aiqeswledfcd6gsu">
+            <w:hyperlink w:history="1" r:id="rIdbvf3alcy6eadqnmyikpgg">
               <w:r>
                 <w:rPr>
                   <w:rFonts w:ascii="Arial" w:cs="Arial" w:eastAsia="Arial" w:hAnsi="Arial"/>
@@ -30526,7 +30506,7 @@
                   <w:szCs w:val="16"/>
                   <w:u w:val="single" w:color="2E75B6"/>
                 </w:rPr>
-                <w:t xml:space="preserve">Rates with fractions</w:t>
+                <w:t xml:space="preserve">Photosynthesis: Overview of the light-dependent reactions</w:t>
               </w:r>
             </w:hyperlink>
           </w:p>
@@ -30550,7 +30530,7 @@
               <w:spacing w:after="10" w:before="0"/>
               <w:ind w:left="120"/>
             </w:pPr>
-            <w:hyperlink w:history="1" r:id="rIdjbet1j0flc28u5ilz85b7">
+            <w:hyperlink w:history="1" r:id="rIdyelqshgixvrrjnoi7z9-o">
               <w:r>
                 <w:rPr>
                   <w:rFonts w:ascii="Arial" w:cs="Arial" w:eastAsia="Arial" w:hAnsi="Arial"/>
@@ -30588,14 +30568,14 @@
                 <w:sz w:val="16"/>
                 <w:szCs w:val="16"/>
               </w:rPr>
-              <w:t xml:space="preserve">📖 HTML:</w:t>
+              <w:t xml:space="preserve">📖 EXERCISE:</w:t>
             </w:r>
           </w:p>
           <w:p>
             <w:pPr>
               <w:spacing w:after="20" w:before="0"/>
             </w:pPr>
-            <w:hyperlink w:history="1" r:id="rIdq7q7weymkerl-oeqhum-_">
+            <w:hyperlink w:history="1" r:id="rId8ux1mzgwpfbbxris3vc3c">
               <w:r>
                 <w:rPr>
                   <w:rFonts w:ascii="Arial" w:cs="Arial" w:eastAsia="Arial" w:hAnsi="Arial"/>
@@ -30604,7 +30584,7 @@
                   <w:szCs w:val="16"/>
                   <w:u w:val="single" w:color="2E75B6"/>
                 </w:rPr>
-                <w:t xml:space="preserve">Light Reactions of Photosynthesis (Flexbook)</w:t>
+                <w:t xml:space="preserve">The light-dependent reactions</w:t>
               </w:r>
             </w:hyperlink>
           </w:p>
@@ -30620,7 +30600,7 @@
                 <w:sz w:val="14"/>
                 <w:szCs w:val="14"/>
               </w:rPr>
-              <w:t xml:space="preserve">Source: CK-12</w:t>
+              <w:t xml:space="preserve">Source: Khan Academy (English - US curriculum)</w:t>
             </w:r>
           </w:p>
           <w:p>
@@ -30628,7 +30608,7 @@
               <w:spacing w:after="10" w:before="0"/>
               <w:ind w:left="120"/>
             </w:pPr>
-            <w:hyperlink w:history="1" r:id="rIdmyowhtpn_k8dtsysoz5pr">
+            <w:hyperlink w:history="1" r:id="rIdayedrax8zcr5whgr7m4gw">
               <w:r>
                 <w:rPr>
                   <w:rFonts w:ascii="Arial" w:cs="Arial" w:eastAsia="Arial" w:hAnsi="Arial"/>
@@ -30823,7 +30803,7 @@
             <w:pPr>
               <w:spacing w:after="20" w:before="0"/>
             </w:pPr>
-            <w:hyperlink w:history="1" r:id="rIdt4fcmvd8utgegf_a1f8ry">
+            <w:hyperlink w:history="1" r:id="rIdpdx3znfen8khdcawu9eqn">
               <w:r>
                 <w:rPr>
                   <w:rFonts w:ascii="Arial" w:cs="Arial" w:eastAsia="Arial" w:hAnsi="Arial"/>
@@ -30832,7 +30812,7 @@
                   <w:szCs w:val="16"/>
                   <w:u w:val="single" w:color="2E75B6"/>
                 </w:rPr>
-                <w:t xml:space="preserve">Rates with fractions</w:t>
+                <w:t xml:space="preserve">Breaking down photosynthesis stages</w:t>
               </w:r>
             </w:hyperlink>
           </w:p>
@@ -30856,7 +30836,7 @@
               <w:spacing w:after="10" w:before="0"/>
               <w:ind w:left="120"/>
             </w:pPr>
-            <w:hyperlink w:history="1" r:id="rId_m4ajivxhfxgr7iintsfe">
+            <w:hyperlink w:history="1" r:id="rIdjssmie3ecv5c00-txw8ac">
               <w:r>
                 <w:rPr>
                   <w:rFonts w:ascii="Arial" w:cs="Arial" w:eastAsia="Arial" w:hAnsi="Arial"/>
@@ -30894,14 +30874,14 @@
                 <w:sz w:val="16"/>
                 <w:szCs w:val="16"/>
               </w:rPr>
-              <w:t xml:space="preserve">📖 HTML:</w:t>
+              <w:t xml:space="preserve">📖 EXERCISE:</w:t>
             </w:r>
           </w:p>
           <w:p>
             <w:pPr>
               <w:spacing w:after="20" w:before="0"/>
             </w:pPr>
-            <w:hyperlink w:history="1" r:id="rIda036pjiyhv1t0slprgs0k">
+            <w:hyperlink w:history="1" r:id="rId7mj9pkkwy7nsxy4ip23el">
               <w:r>
                 <w:rPr>
                   <w:rFonts w:ascii="Arial" w:cs="Arial" w:eastAsia="Arial" w:hAnsi="Arial"/>
@@ -30910,7 +30890,7 @@
                   <w:szCs w:val="16"/>
                   <w:u w:val="single" w:color="2E75B6"/>
                 </w:rPr>
-                <w:t xml:space="preserve">Light Reactions of Photosynthesis (Flexbook)</w:t>
+                <w:t xml:space="preserve">The light-dependent reactions</w:t>
               </w:r>
             </w:hyperlink>
           </w:p>
@@ -30926,7 +30906,7 @@
                 <w:sz w:val="14"/>
                 <w:szCs w:val="14"/>
               </w:rPr>
-              <w:t xml:space="preserve">Source: CK-12</w:t>
+              <w:t xml:space="preserve">Source: Khan Academy (English - US curriculum)</w:t>
             </w:r>
           </w:p>
           <w:p>
@@ -30934,7 +30914,7 @@
               <w:spacing w:after="10" w:before="0"/>
               <w:ind w:left="120"/>
             </w:pPr>
-            <w:hyperlink w:history="1" r:id="rIdjvewaobqeinaxnwsbda-u">
+            <w:hyperlink w:history="1" r:id="rIduofbmugfkwaw6yra9vehc">
               <w:r>
                 <w:rPr>
                   <w:rFonts w:ascii="Arial" w:cs="Arial" w:eastAsia="Arial" w:hAnsi="Arial"/>

--- a/data/outputs/v2/Biology/SS2.1_Plant_Nutrition/Biology_Plant_Nutrition_CBE_LessonSequence.docx
+++ b/data/outputs/v2/Biology/SS2.1_Plant_Nutrition/Biology_Plant_Nutrition_CBE_LessonSequence.docx
@@ -3457,7 +3457,7 @@
               <w:spacing w:after="10" w:before="0"/>
               <w:ind w:left="120"/>
             </w:pPr>
-            <w:hyperlink w:history="1" r:id="rId73vmahtlf2yih6042bclc">
+            <w:hyperlink w:history="1" r:id="rIdej4ck0sfcrtgg6vl3qoqs">
               <w:r>
                 <w:rPr>
                   <w:rFonts w:ascii="Arial" w:cs="Arial" w:eastAsia="Arial" w:hAnsi="Arial"/>
@@ -3534,7 +3534,7 @@
               <w:spacing w:after="10" w:before="0"/>
               <w:ind w:left="120"/>
             </w:pPr>
-            <w:hyperlink w:history="1" r:id="rIdgp1lj44oi2rsjgmdxqxda">
+            <w:hyperlink w:history="1" r:id="rIdzzulnc8uw3dvt6fr_dqvy">
               <w:r>
                 <w:rPr>
                   <w:rFonts w:ascii="Arial" w:cs="Arial" w:eastAsia="Arial" w:hAnsi="Arial"/>
@@ -3761,7 +3761,7 @@
               <w:spacing w:after="10" w:before="0"/>
               <w:ind w:left="120"/>
             </w:pPr>
-            <w:hyperlink w:history="1" r:id="rIdxagqvk6hy0o1ljjzqgrly">
+            <w:hyperlink w:history="1" r:id="rIdkbjfvliyajyuangtscy11">
               <w:r>
                 <w:rPr>
                   <w:rFonts w:ascii="Arial" w:cs="Arial" w:eastAsia="Arial" w:hAnsi="Arial"/>
@@ -3838,7 +3838,7 @@
               <w:spacing w:after="10" w:before="0"/>
               <w:ind w:left="120"/>
             </w:pPr>
-            <w:hyperlink w:history="1" r:id="rIdy5wc7pfjqxd5rcja--jia">
+            <w:hyperlink w:history="1" r:id="rIduff-d_h5tesnfinwblppk">
               <w:r>
                 <w:rPr>
                   <w:rFonts w:ascii="Arial" w:cs="Arial" w:eastAsia="Arial" w:hAnsi="Arial"/>
@@ -4065,7 +4065,7 @@
               <w:spacing w:after="10" w:before="0"/>
               <w:ind w:left="120"/>
             </w:pPr>
-            <w:hyperlink w:history="1" r:id="rIdyzi_y-q3lmq84xksg2rks">
+            <w:hyperlink w:history="1" r:id="rIdqg4a_htcfg502sfc677bb">
               <w:r>
                 <w:rPr>
                   <w:rFonts w:ascii="Arial" w:cs="Arial" w:eastAsia="Arial" w:hAnsi="Arial"/>
@@ -4142,7 +4142,7 @@
               <w:spacing w:after="10" w:before="0"/>
               <w:ind w:left="120"/>
             </w:pPr>
-            <w:hyperlink w:history="1" r:id="rIduk5hsp2yp1l2hvug_sohz">
+            <w:hyperlink w:history="1" r:id="rIdytx0563tgbe2em1fbnmuq">
               <w:r>
                 <w:rPr>
                   <w:rFonts w:ascii="Arial" w:cs="Arial" w:eastAsia="Arial" w:hAnsi="Arial"/>
@@ -4369,7 +4369,7 @@
               <w:spacing w:after="10" w:before="0"/>
               <w:ind w:left="120"/>
             </w:pPr>
-            <w:hyperlink w:history="1" r:id="rIdvyp6_vuoahitbpyy3kkys">
+            <w:hyperlink w:history="1" r:id="rIdtctijilpfvylt70auc3zr">
               <w:r>
                 <w:rPr>
                   <w:rFonts w:ascii="Arial" w:cs="Arial" w:eastAsia="Arial" w:hAnsi="Arial"/>
@@ -4446,7 +4446,7 @@
               <w:spacing w:after="10" w:before="0"/>
               <w:ind w:left="120"/>
             </w:pPr>
-            <w:hyperlink w:history="1" r:id="rId8qogmbhnoi7dlgervozrd">
+            <w:hyperlink w:history="1" r:id="rIdhknxhagkmshky-juutphi">
               <w:r>
                 <w:rPr>
                   <w:rFonts w:ascii="Arial" w:cs="Arial" w:eastAsia="Arial" w:hAnsi="Arial"/>
@@ -4673,7 +4673,7 @@
               <w:spacing w:after="10" w:before="0"/>
               <w:ind w:left="120"/>
             </w:pPr>
-            <w:hyperlink w:history="1" r:id="rIdlf7fkxlzp_urg8k_zzecg">
+            <w:hyperlink w:history="1" r:id="rId2h1if5uzwwgmkfahokcra">
               <w:r>
                 <w:rPr>
                   <w:rFonts w:ascii="Arial" w:cs="Arial" w:eastAsia="Arial" w:hAnsi="Arial"/>
@@ -4750,7 +4750,7 @@
               <w:spacing w:after="10" w:before="0"/>
               <w:ind w:left="120"/>
             </w:pPr>
-            <w:hyperlink w:history="1" r:id="rIdmdjapekqi0iqygyc_yvmg">
+            <w:hyperlink w:history="1" r:id="rIdze3o8hflzf4jy3gow7urh">
               <w:r>
                 <w:rPr>
                   <w:rFonts w:ascii="Arial" w:cs="Arial" w:eastAsia="Arial" w:hAnsi="Arial"/>
@@ -6252,7 +6252,7 @@
             <w:pPr>
               <w:spacing w:after="20" w:before="0"/>
             </w:pPr>
-            <w:hyperlink w:history="1" r:id="rId_fs8ch6s7p1ohclkvdoq2">
+            <w:hyperlink w:history="1" r:id="rIdzvoikpefh4ntjbxubxld4">
               <w:r>
                 <w:rPr>
                   <w:rFonts w:ascii="Arial" w:cs="Arial" w:eastAsia="Arial" w:hAnsi="Arial"/>
@@ -6285,7 +6285,7 @@
               <w:spacing w:after="10" w:before="0"/>
               <w:ind w:left="120"/>
             </w:pPr>
-            <w:hyperlink w:history="1" r:id="rIdxobjvtr7l-ocwhzjp8mgu">
+            <w:hyperlink w:history="1" r:id="rIdq7yftxaguupu035x1hbo0">
               <w:r>
                 <w:rPr>
                   <w:rFonts w:ascii="Arial" w:cs="Arial" w:eastAsia="Arial" w:hAnsi="Arial"/>
@@ -6330,7 +6330,7 @@
             <w:pPr>
               <w:spacing w:after="20" w:before="0"/>
             </w:pPr>
-            <w:hyperlink w:history="1" r:id="rIdsn7ii55oqtdcwv61qfawa">
+            <w:hyperlink w:history="1" r:id="rIdpolnbn3sa8njymfhqec1p">
               <w:r>
                 <w:rPr>
                   <w:rFonts w:ascii="Arial" w:cs="Arial" w:eastAsia="Arial" w:hAnsi="Arial"/>
@@ -6363,7 +6363,7 @@
               <w:spacing w:after="10" w:before="0"/>
               <w:ind w:left="120"/>
             </w:pPr>
-            <w:hyperlink w:history="1" r:id="rIdsk8wrdzfivdojxhbeb5fn">
+            <w:hyperlink w:history="1" r:id="rId3yaoffc_chbbec1yemews">
               <w:r>
                 <w:rPr>
                   <w:rFonts w:ascii="Arial" w:cs="Arial" w:eastAsia="Arial" w:hAnsi="Arial"/>
@@ -6558,7 +6558,7 @@
             <w:pPr>
               <w:spacing w:after="20" w:before="0"/>
             </w:pPr>
-            <w:hyperlink w:history="1" r:id="rIdmygezauktyobfpw9zzmsx">
+            <w:hyperlink w:history="1" r:id="rIdznhfnodhao-mxkhyhqz8d">
               <w:r>
                 <w:rPr>
                   <w:rFonts w:ascii="Arial" w:cs="Arial" w:eastAsia="Arial" w:hAnsi="Arial"/>
@@ -6591,7 +6591,7 @@
               <w:spacing w:after="10" w:before="0"/>
               <w:ind w:left="120"/>
             </w:pPr>
-            <w:hyperlink w:history="1" r:id="rIdp1qn0ewxdxy6um5vp5nx7">
+            <w:hyperlink w:history="1" r:id="rIdhzlojdx0bkulqznxmyyn_">
               <w:r>
                 <w:rPr>
                   <w:rFonts w:ascii="Arial" w:cs="Arial" w:eastAsia="Arial" w:hAnsi="Arial"/>
@@ -6636,7 +6636,7 @@
             <w:pPr>
               <w:spacing w:after="20" w:before="0"/>
             </w:pPr>
-            <w:hyperlink w:history="1" r:id="rIdhhh8--t2p8qnielrryzbb">
+            <w:hyperlink w:history="1" r:id="rIdcko4z_pgyqrfpzddwmzbe">
               <w:r>
                 <w:rPr>
                   <w:rFonts w:ascii="Arial" w:cs="Arial" w:eastAsia="Arial" w:hAnsi="Arial"/>
@@ -6669,7 +6669,7 @@
               <w:spacing w:after="10" w:before="0"/>
               <w:ind w:left="120"/>
             </w:pPr>
-            <w:hyperlink w:history="1" r:id="rIdxrz5nrzrgjztzfiben-jo">
+            <w:hyperlink w:history="1" r:id="rIdspicalqqqddlmqtefve-q">
               <w:r>
                 <w:rPr>
                   <w:rFonts w:ascii="Arial" w:cs="Arial" w:eastAsia="Arial" w:hAnsi="Arial"/>
@@ -6864,7 +6864,7 @@
             <w:pPr>
               <w:spacing w:after="20" w:before="0"/>
             </w:pPr>
-            <w:hyperlink w:history="1" r:id="rIdoqg-wm6hyvabxs3ybr5zu">
+            <w:hyperlink w:history="1" r:id="rIdkt2akvlffzcxscuytf73o">
               <w:r>
                 <w:rPr>
                   <w:rFonts w:ascii="Arial" w:cs="Arial" w:eastAsia="Arial" w:hAnsi="Arial"/>
@@ -6897,7 +6897,7 @@
               <w:spacing w:after="10" w:before="0"/>
               <w:ind w:left="120"/>
             </w:pPr>
-            <w:hyperlink w:history="1" r:id="rIdd27xnio1xubdhb6jcdjyj">
+            <w:hyperlink w:history="1" r:id="rIdcfmj4xzivxqwzmv6cowak">
               <w:r>
                 <w:rPr>
                   <w:rFonts w:ascii="Arial" w:cs="Arial" w:eastAsia="Arial" w:hAnsi="Arial"/>
@@ -6942,7 +6942,7 @@
             <w:pPr>
               <w:spacing w:after="20" w:before="0"/>
             </w:pPr>
-            <w:hyperlink w:history="1" r:id="rIdaso5oeuvbbeq6tas2o3ap">
+            <w:hyperlink w:history="1" r:id="rIdvahnho_cw33sue9viylnb">
               <w:r>
                 <w:rPr>
                   <w:rFonts w:ascii="Arial" w:cs="Arial" w:eastAsia="Arial" w:hAnsi="Arial"/>
@@ -6975,7 +6975,7 @@
               <w:spacing w:after="10" w:before="0"/>
               <w:ind w:left="120"/>
             </w:pPr>
-            <w:hyperlink w:history="1" r:id="rIdqz9a1kgrvr0vctl5js3gm">
+            <w:hyperlink w:history="1" r:id="rIdkyc0k0mkivre8ahokysuu">
               <w:r>
                 <w:rPr>
                   <w:rFonts w:ascii="Arial" w:cs="Arial" w:eastAsia="Arial" w:hAnsi="Arial"/>
@@ -7170,7 +7170,7 @@
             <w:pPr>
               <w:spacing w:after="20" w:before="0"/>
             </w:pPr>
-            <w:hyperlink w:history="1" r:id="rId401nheqbrrqglbcil5bmz">
+            <w:hyperlink w:history="1" r:id="rIdoduu5nsdtqgfixtizpho-">
               <w:r>
                 <w:rPr>
                   <w:rFonts w:ascii="Arial" w:cs="Arial" w:eastAsia="Arial" w:hAnsi="Arial"/>
@@ -7203,7 +7203,7 @@
               <w:spacing w:after="10" w:before="0"/>
               <w:ind w:left="120"/>
             </w:pPr>
-            <w:hyperlink w:history="1" r:id="rIdupmrdcn3h-bfmpl9ej0te">
+            <w:hyperlink w:history="1" r:id="rIdsvvbkv7wz5tiodeafaial">
               <w:r>
                 <w:rPr>
                   <w:rFonts w:ascii="Arial" w:cs="Arial" w:eastAsia="Arial" w:hAnsi="Arial"/>
@@ -7248,7 +7248,7 @@
             <w:pPr>
               <w:spacing w:after="20" w:before="0"/>
             </w:pPr>
-            <w:hyperlink w:history="1" r:id="rIdbr3lylmdxplbgvtpeplgq">
+            <w:hyperlink w:history="1" r:id="rIdrdxzscjx14iwo7lgect7r">
               <w:r>
                 <w:rPr>
                   <w:rFonts w:ascii="Arial" w:cs="Arial" w:eastAsia="Arial" w:hAnsi="Arial"/>
@@ -7281,7 +7281,7 @@
               <w:spacing w:after="10" w:before="0"/>
               <w:ind w:left="120"/>
             </w:pPr>
-            <w:hyperlink w:history="1" r:id="rIdeep8gnyin2bgv6hw0jqfv">
+            <w:hyperlink w:history="1" r:id="rIdar-fuyep5gml2e-hidhhq">
               <w:r>
                 <w:rPr>
                   <w:rFonts w:ascii="Arial" w:cs="Arial" w:eastAsia="Arial" w:hAnsi="Arial"/>
@@ -7476,7 +7476,7 @@
             <w:pPr>
               <w:spacing w:after="20" w:before="0"/>
             </w:pPr>
-            <w:hyperlink w:history="1" r:id="rIdcg8qrk1tprveub7occg6n">
+            <w:hyperlink w:history="1" r:id="rId8gtoseqkd3_gmohdsxfx6">
               <w:r>
                 <w:rPr>
                   <w:rFonts w:ascii="Arial" w:cs="Arial" w:eastAsia="Arial" w:hAnsi="Arial"/>
@@ -7509,7 +7509,7 @@
               <w:spacing w:after="10" w:before="0"/>
               <w:ind w:left="120"/>
             </w:pPr>
-            <w:hyperlink w:history="1" r:id="rIdqtaqi7g39bfkkojk2tbdp">
+            <w:hyperlink w:history="1" r:id="rIdy9pav09lazcbgvf2rt2qz">
               <w:r>
                 <w:rPr>
                   <w:rFonts w:ascii="Arial" w:cs="Arial" w:eastAsia="Arial" w:hAnsi="Arial"/>
@@ -7554,7 +7554,7 @@
             <w:pPr>
               <w:spacing w:after="20" w:before="0"/>
             </w:pPr>
-            <w:hyperlink w:history="1" r:id="rId9zy4hck92rd9hbuuf-xy4">
+            <w:hyperlink w:history="1" r:id="rId0pya-ghq962oej6v7pqbf">
               <w:r>
                 <w:rPr>
                   <w:rFonts w:ascii="Arial" w:cs="Arial" w:eastAsia="Arial" w:hAnsi="Arial"/>
@@ -7587,7 +7587,7 @@
               <w:spacing w:after="10" w:before="0"/>
               <w:ind w:left="120"/>
             </w:pPr>
-            <w:hyperlink w:history="1" r:id="rIdnqe8eu_sqwovc2efwihx5">
+            <w:hyperlink w:history="1" r:id="rId7x2mqgiyqy9pomezkrifp">
               <w:r>
                 <w:rPr>
                   <w:rFonts w:ascii="Arial" w:cs="Arial" w:eastAsia="Arial" w:hAnsi="Arial"/>
@@ -9074,7 +9074,7 @@
             <w:pPr>
               <w:spacing w:after="20" w:before="0"/>
             </w:pPr>
-            <w:hyperlink w:history="1" r:id="rIdx92yiapiiawofe6obszms">
+            <w:hyperlink w:history="1" r:id="rIdzwj0lhstaez1dpqni_xhr">
               <w:r>
                 <w:rPr>
                   <w:rFonts w:ascii="Arial" w:cs="Arial" w:eastAsia="Arial" w:hAnsi="Arial"/>
@@ -9107,7 +9107,7 @@
               <w:spacing w:after="10" w:before="0"/>
               <w:ind w:left="120"/>
             </w:pPr>
-            <w:hyperlink w:history="1" r:id="rIdjsjltpjvksa41dirj812d">
+            <w:hyperlink w:history="1" r:id="rIdodolvsxkt1phg7hlezsvj">
               <w:r>
                 <w:rPr>
                   <w:rFonts w:ascii="Arial" w:cs="Arial" w:eastAsia="Arial" w:hAnsi="Arial"/>
@@ -9152,7 +9152,7 @@
             <w:pPr>
               <w:spacing w:after="20" w:before="0"/>
             </w:pPr>
-            <w:hyperlink w:history="1" r:id="rIdnjascufyldjfme-llnee3">
+            <w:hyperlink w:history="1" r:id="rIdcc0keytx-wjws8ohymuip">
               <w:r>
                 <w:rPr>
                   <w:rFonts w:ascii="Arial" w:cs="Arial" w:eastAsia="Arial" w:hAnsi="Arial"/>
@@ -9185,7 +9185,7 @@
               <w:spacing w:after="10" w:before="0"/>
               <w:ind w:left="120"/>
             </w:pPr>
-            <w:hyperlink w:history="1" r:id="rId9bvukx5ioy6uulg_zwryd">
+            <w:hyperlink w:history="1" r:id="rIdtf8ipgcazhk4ovbmabvmb">
               <w:r>
                 <w:rPr>
                   <w:rFonts w:ascii="Arial" w:cs="Arial" w:eastAsia="Arial" w:hAnsi="Arial"/>
@@ -9380,7 +9380,7 @@
             <w:pPr>
               <w:spacing w:after="20" w:before="0"/>
             </w:pPr>
-            <w:hyperlink w:history="1" r:id="rIdxwjjesgeiekzqv38trfzr">
+            <w:hyperlink w:history="1" r:id="rIdeewzyuccfiv5n3baodrw8">
               <w:r>
                 <w:rPr>
                   <w:rFonts w:ascii="Arial" w:cs="Arial" w:eastAsia="Arial" w:hAnsi="Arial"/>
@@ -9413,7 +9413,7 @@
               <w:spacing w:after="10" w:before="0"/>
               <w:ind w:left="120"/>
             </w:pPr>
-            <w:hyperlink w:history="1" r:id="rIdg3ubwjs2tqi0ukq7roszb">
+            <w:hyperlink w:history="1" r:id="rIdtxtkp7c0vxx9jh5_ij5ws">
               <w:r>
                 <w:rPr>
                   <w:rFonts w:ascii="Arial" w:cs="Arial" w:eastAsia="Arial" w:hAnsi="Arial"/>
@@ -9458,7 +9458,7 @@
             <w:pPr>
               <w:spacing w:after="20" w:before="0"/>
             </w:pPr>
-            <w:hyperlink w:history="1" r:id="rId0zni0d71ronpxzu7rrs9u">
+            <w:hyperlink w:history="1" r:id="rId8qdhrfsqw62fa8jdajivd">
               <w:r>
                 <w:rPr>
                   <w:rFonts w:ascii="Arial" w:cs="Arial" w:eastAsia="Arial" w:hAnsi="Arial"/>
@@ -9491,7 +9491,7 @@
               <w:spacing w:after="10" w:before="0"/>
               <w:ind w:left="120"/>
             </w:pPr>
-            <w:hyperlink w:history="1" r:id="rId4lgeh0ndcjuwcrhpnffoh">
+            <w:hyperlink w:history="1" r:id="rId9ijnuvic7pfsilwfzgbgo">
               <w:r>
                 <w:rPr>
                   <w:rFonts w:ascii="Arial" w:cs="Arial" w:eastAsia="Arial" w:hAnsi="Arial"/>
@@ -9686,7 +9686,7 @@
             <w:pPr>
               <w:spacing w:after="20" w:before="0"/>
             </w:pPr>
-            <w:hyperlink w:history="1" r:id="rId59fvp14idtgzeyyezo71b">
+            <w:hyperlink w:history="1" r:id="rIdy5iidovv2zxs_7hzbe-5n">
               <w:r>
                 <w:rPr>
                   <w:rFonts w:ascii="Arial" w:cs="Arial" w:eastAsia="Arial" w:hAnsi="Arial"/>
@@ -9719,7 +9719,7 @@
               <w:spacing w:after="10" w:before="0"/>
               <w:ind w:left="120"/>
             </w:pPr>
-            <w:hyperlink w:history="1" r:id="rIdcyscviosrdacqvtc6ivhi">
+            <w:hyperlink w:history="1" r:id="rIddwbldmjlfllpwc84bywj2">
               <w:r>
                 <w:rPr>
                   <w:rFonts w:ascii="Arial" w:cs="Arial" w:eastAsia="Arial" w:hAnsi="Arial"/>
@@ -9764,7 +9764,7 @@
             <w:pPr>
               <w:spacing w:after="20" w:before="0"/>
             </w:pPr>
-            <w:hyperlink w:history="1" r:id="rIdgccgwvhs2zlm5hwei7lz2">
+            <w:hyperlink w:history="1" r:id="rIdabaghzvxr4zlg4eadaxm_">
               <w:r>
                 <w:rPr>
                   <w:rFonts w:ascii="Arial" w:cs="Arial" w:eastAsia="Arial" w:hAnsi="Arial"/>
@@ -9797,7 +9797,7 @@
               <w:spacing w:after="10" w:before="0"/>
               <w:ind w:left="120"/>
             </w:pPr>
-            <w:hyperlink w:history="1" r:id="rIdlsgmafqmgnlyftb1gzjy3">
+            <w:hyperlink w:history="1" r:id="rIdqdbdrawmd6ejshxhgxxly">
               <w:r>
                 <w:rPr>
                   <w:rFonts w:ascii="Arial" w:cs="Arial" w:eastAsia="Arial" w:hAnsi="Arial"/>
@@ -9992,7 +9992,7 @@
             <w:pPr>
               <w:spacing w:after="20" w:before="0"/>
             </w:pPr>
-            <w:hyperlink w:history="1" r:id="rIdshqqkgfh8eppcbvje8z8-">
+            <w:hyperlink w:history="1" r:id="rIdklexrizmu39ivt1dfq2s_">
               <w:r>
                 <w:rPr>
                   <w:rFonts w:ascii="Arial" w:cs="Arial" w:eastAsia="Arial" w:hAnsi="Arial"/>
@@ -10025,7 +10025,7 @@
               <w:spacing w:after="10" w:before="0"/>
               <w:ind w:left="120"/>
             </w:pPr>
-            <w:hyperlink w:history="1" r:id="rIdzmgbk5jhyrgajkvlh7s7p">
+            <w:hyperlink w:history="1" r:id="rIdtelaavvu-ztjzbupqq6ql">
               <w:r>
                 <w:rPr>
                   <w:rFonts w:ascii="Arial" w:cs="Arial" w:eastAsia="Arial" w:hAnsi="Arial"/>
@@ -10070,7 +10070,7 @@
             <w:pPr>
               <w:spacing w:after="20" w:before="0"/>
             </w:pPr>
-            <w:hyperlink w:history="1" r:id="rId2jpsjy0a5tmjocj2kamic">
+            <w:hyperlink w:history="1" r:id="rIdtiz95_dgaziau0hxqjkg0">
               <w:r>
                 <w:rPr>
                   <w:rFonts w:ascii="Arial" w:cs="Arial" w:eastAsia="Arial" w:hAnsi="Arial"/>
@@ -10103,7 +10103,7 @@
               <w:spacing w:after="10" w:before="0"/>
               <w:ind w:left="120"/>
             </w:pPr>
-            <w:hyperlink w:history="1" r:id="rId5mq0s-oysl4hipezw6u5b">
+            <w:hyperlink w:history="1" r:id="rIdlhtfu3yff7tu61xorwurg">
               <w:r>
                 <w:rPr>
                   <w:rFonts w:ascii="Arial" w:cs="Arial" w:eastAsia="Arial" w:hAnsi="Arial"/>
@@ -10298,7 +10298,7 @@
             <w:pPr>
               <w:spacing w:after="20" w:before="0"/>
             </w:pPr>
-            <w:hyperlink w:history="1" r:id="rIdii3igjmabnd1nrv4vwyz1">
+            <w:hyperlink w:history="1" r:id="rId7q8hpl_zcwc2r4aqjtkiq">
               <w:r>
                 <w:rPr>
                   <w:rFonts w:ascii="Arial" w:cs="Arial" w:eastAsia="Arial" w:hAnsi="Arial"/>
@@ -10331,7 +10331,7 @@
               <w:spacing w:after="10" w:before="0"/>
               <w:ind w:left="120"/>
             </w:pPr>
-            <w:hyperlink w:history="1" r:id="rIdilmrw4zocxiqglkvaelks">
+            <w:hyperlink w:history="1" r:id="rIdqcvnnaapifs9-ohpfk_od">
               <w:r>
                 <w:rPr>
                   <w:rFonts w:ascii="Arial" w:cs="Arial" w:eastAsia="Arial" w:hAnsi="Arial"/>
@@ -10376,7 +10376,7 @@
             <w:pPr>
               <w:spacing w:after="20" w:before="0"/>
             </w:pPr>
-            <w:hyperlink w:history="1" r:id="rIdhz22vp6m8uwxv1k1ml345">
+            <w:hyperlink w:history="1" r:id="rIdnzlaxhsisctuygtar4lpt">
               <w:r>
                 <w:rPr>
                   <w:rFonts w:ascii="Arial" w:cs="Arial" w:eastAsia="Arial" w:hAnsi="Arial"/>
@@ -10409,7 +10409,7 @@
               <w:spacing w:after="10" w:before="0"/>
               <w:ind w:left="120"/>
             </w:pPr>
-            <w:hyperlink w:history="1" r:id="rIdijxvnhgkuyykebabibrce">
+            <w:hyperlink w:history="1" r:id="rId5tnkflhwyuqmpiy6qtpqa">
               <w:r>
                 <w:rPr>
                   <w:rFonts w:ascii="Arial" w:cs="Arial" w:eastAsia="Arial" w:hAnsi="Arial"/>
@@ -11896,7 +11896,313 @@
             <w:pPr>
               <w:spacing w:after="20" w:before="0"/>
             </w:pPr>
-            <w:hyperlink w:history="1" r:id="rId9mf6dbcafdpgb3l0ndk-p">
+            <w:hyperlink w:history="1" r:id="rId3t1ecfokp8qfcjthaxiuz">
+              <w:r>
+                <w:rPr>
+                  <w:rFonts w:ascii="Arial" w:cs="Arial" w:eastAsia="Arial" w:hAnsi="Arial"/>
+                  <w:color w:val="2E75B6"/>
+                  <w:sz w:val="16"/>
+                  <w:szCs w:val="16"/>
+                  <w:u w:val="single" w:color="2E75B6"/>
+                </w:rPr>
+                <w:t xml:space="preserve">Photosynthesis in ecosystems</w:t>
+              </w:r>
+            </w:hyperlink>
+          </w:p>
+          <w:p>
+            <w:pPr>
+              <w:spacing w:after="10" w:before="0"/>
+              <w:ind w:left="120"/>
+            </w:pPr>
+            <w:r>
+              <w:rPr>
+                <w:rFonts w:ascii="Arial" w:cs="Arial" w:eastAsia="Arial" w:hAnsi="Arial"/>
+                <w:color w:val="595959"/>
+                <w:sz w:val="14"/>
+                <w:szCs w:val="14"/>
+              </w:rPr>
+              <w:t xml:space="preserve">Source: Khan Academy (English - US curriculum)</w:t>
+            </w:r>
+          </w:p>
+          <w:p>
+            <w:pPr>
+              <w:spacing w:after="10" w:before="0"/>
+              <w:ind w:left="120"/>
+            </w:pPr>
+            <w:hyperlink w:history="1" r:id="rId0dp-crxxhqgg9gd59iwrr">
+              <w:r>
+                <w:rPr>
+                  <w:rFonts w:ascii="Arial" w:cs="Arial" w:eastAsia="Arial" w:hAnsi="Arial"/>
+                  <w:color w:val="595959"/>
+                  <w:sz w:val="14"/>
+                  <w:szCs w:val="14"/>
+                  <w:u w:val="single" w:color="595959"/>
+                </w:rPr>
+                <w:t xml:space="preserve">🔍 Search ARES for similar videos</w:t>
+              </w:r>
+            </w:hyperlink>
+          </w:p>
+          <w:p>
+            <w:pPr>
+              <w:spacing w:after="40" w:before="0"/>
+            </w:pPr>
+            <w:r>
+              <w:rPr>
+                <w:sz w:val="14"/>
+                <w:szCs w:val="14"/>
+              </w:rPr>
+              <w:t xml:space="preserve"/>
+            </w:r>
+          </w:p>
+          <w:p>
+            <w:pPr>
+              <w:spacing w:after="20" w:before="0"/>
+            </w:pPr>
+            <w:r>
+              <w:rPr>
+                <w:rFonts w:ascii="Arial" w:cs="Arial" w:eastAsia="Arial" w:hAnsi="Arial"/>
+                <w:b/>
+                <w:bCs/>
+                <w:color w:val="1F3864"/>
+                <w:sz w:val="16"/>
+                <w:szCs w:val="16"/>
+              </w:rPr>
+              <w:t xml:space="preserve">📖 EXERCISE:</w:t>
+            </w:r>
+          </w:p>
+          <w:p>
+            <w:pPr>
+              <w:spacing w:after="20" w:before="0"/>
+            </w:pPr>
+            <w:hyperlink w:history="1" r:id="rIdszqjkyh1jj8d-gkkzmdpm">
+              <w:r>
+                <w:rPr>
+                  <w:rFonts w:ascii="Arial" w:cs="Arial" w:eastAsia="Arial" w:hAnsi="Arial"/>
+                  <w:color w:val="2E75B6"/>
+                  <w:sz w:val="16"/>
+                  <w:szCs w:val="16"/>
+                  <w:u w:val="single" w:color="2E75B6"/>
+                </w:rPr>
+                <w:t xml:space="preserve">The light-dependent reactions</w:t>
+              </w:r>
+            </w:hyperlink>
+          </w:p>
+          <w:p>
+            <w:pPr>
+              <w:spacing w:after="10" w:before="0"/>
+              <w:ind w:left="120"/>
+            </w:pPr>
+            <w:r>
+              <w:rPr>
+                <w:rFonts w:ascii="Arial" w:cs="Arial" w:eastAsia="Arial" w:hAnsi="Arial"/>
+                <w:color w:val="595959"/>
+                <w:sz w:val="14"/>
+                <w:szCs w:val="14"/>
+              </w:rPr>
+              <w:t xml:space="preserve">Source: Khan Academy (English - US curriculum)</w:t>
+            </w:r>
+          </w:p>
+          <w:p>
+            <w:pPr>
+              <w:spacing w:after="10" w:before="0"/>
+              <w:ind w:left="120"/>
+            </w:pPr>
+            <w:hyperlink w:history="1" r:id="rIdex8a3lb2pc_og9zco94xs">
+              <w:r>
+                <w:rPr>
+                  <w:rFonts w:ascii="Arial" w:cs="Arial" w:eastAsia="Arial" w:hAnsi="Arial"/>
+                  <w:color w:val="595959"/>
+                  <w:sz w:val="14"/>
+                  <w:szCs w:val="14"/>
+                  <w:u w:val="single" w:color="595959"/>
+                </w:rPr>
+                <w:t xml:space="preserve">🔍 Search ARES for similar readings</w:t>
+              </w:r>
+            </w:hyperlink>
+          </w:p>
+        </w:tc>
+        <w:tc>
+          <w:tcPr>
+            <w:tcW w:type="dxa" w:w="3040"/>
+            <w:shd w:fill="FFFFFF" w:color="auto" w:val="clear"/>
+            <w:tcMar>
+              <w:top w:type="dxa" w:w="60"/>
+              <w:left w:type="dxa" w:w="120"/>
+              <w:bottom w:type="dxa" w:w="60"/>
+              <w:right w:type="dxa" w:w="120"/>
+            </w:tcMar>
+            <w:vAlign w:val="top"/>
+          </w:tcPr>
+          <w:p>
+            <w:pPr>
+              <w:spacing w:after="40" w:before="0"/>
+              <w:jc w:val="left"/>
+            </w:pPr>
+            <w:r>
+              <w:rPr>
+                <w:rFonts w:ascii="Arial" w:cs="Arial" w:eastAsia="Arial" w:hAnsi="Arial"/>
+                <w:b w:val="false"/>
+                <w:bCs w:val="false"/>
+                <w:i w:val="false"/>
+                <w:iCs w:val="false"/>
+                <w:color w:val="000000"/>
+                <w:sz w:val="18"/>
+                <w:szCs w:val="18"/>
+              </w:rPr>
+              <w:t xml:space="preserve">Learners are shown either (a) a real variegated leaf (e.g., from a Coleus plant available in many Nairobi school gardens or a variegated Sansevieria from a household) placed on a white sheet of paper, OR (b) a diagram of a leaf showing a white/yellow region, a green region, and a green region that was covered with black paper for 48 hours. Working individually for 2 minutes and then sharing with a partner, each learner draws and colours the leaf in their notebook, labelling the three zones, and writes a prediction answering: Zone 1 — white/no-chlorophyll region: will starch be present? Zone 2 — green uncovered region: will starch be present? Zone 3 — green covered region: will starch be present? Learners must justify each prediction using the word equation from Lesson 3, explicitly naming which raw material is absent in each zone.</w:t>
+            </w:r>
+          </w:p>
+        </w:tc>
+        <w:tc>
+          <w:tcPr>
+            <w:tcW w:type="dxa" w:w="3040"/>
+            <w:shd w:fill="F2F2F2" w:color="auto" w:val="clear"/>
+            <w:tcMar>
+              <w:top w:type="dxa" w:w="60"/>
+              <w:left w:type="dxa" w:w="120"/>
+              <w:bottom w:type="dxa" w:w="60"/>
+              <w:right w:type="dxa" w:w="120"/>
+            </w:tcMar>
+            <w:vAlign w:val="top"/>
+          </w:tcPr>
+          <w:p>
+            <w:pPr>
+              <w:spacing w:after="40" w:before="0"/>
+              <w:jc w:val="left"/>
+            </w:pPr>
+            <w:r>
+              <w:rPr>
+                <w:rFonts w:ascii="Arial" w:cs="Arial" w:eastAsia="Arial" w:hAnsi="Arial"/>
+                <w:b w:val="false"/>
+                <w:bCs w:val="false"/>
+                <w:i w:val="false"/>
+                <w:iCs w:val="false"/>
+                <w:color w:val="000000"/>
+                <w:sz w:val="18"/>
+                <w:szCs w:val="18"/>
+              </w:rPr>
+              <w:t xml:space="preserve">Display the leaf or diagram on the board. Say: 'Before we do any chemistry, I want you to think like a scientist. Look at this leaf carefully. It has three different zones. Using only what we learned last lesson about the raw materials for photosynthesis, predict in your notebook which parts you expect to contain starch after our test — and give a reason for each one.' Allow 2 minutes of silent individual writing. WAIT TIME: Do not speak or prompt during these 2 minutes. Then say: 'Share your prediction with the person next to you. Do you agree? If not, whose reasoning is stronger?' After 1 minute of pair talk, cold-call two or three pairs to share contrasting predictions. Record the class predictions in two columns on the board — STARCH PRESENT and NO STARCH — against each zone. Say: 'We are going to keep these predictions visible on the board. At the end of the practical, we will come back and see who the evidence supports.'</w:t>
+            </w:r>
+          </w:p>
+        </w:tc>
+        <w:tc>
+          <w:tcPr>
+            <w:tcW w:type="dxa" w:w="3040"/>
+            <w:shd w:fill="FFFFFF" w:color="auto" w:val="clear"/>
+            <w:tcMar>
+              <w:top w:type="dxa" w:w="60"/>
+              <w:left w:type="dxa" w:w="120"/>
+              <w:bottom w:type="dxa" w:w="60"/>
+              <w:right w:type="dxa" w:w="120"/>
+            </w:tcMar>
+            <w:vAlign w:val="top"/>
+          </w:tcPr>
+          <w:p>
+            <w:pPr>
+              <w:spacing w:after="40" w:before="0"/>
+              <w:jc w:val="left"/>
+            </w:pPr>
+            <w:r>
+              <w:rPr>
+                <w:rFonts w:ascii="Arial" w:cs="Arial" w:eastAsia="Arial" w:hAnsi="Arial"/>
+                <w:b w:val="false"/>
+                <w:bCs w:val="false"/>
+                <w:i w:val="false"/>
+                <w:iCs w:val="false"/>
+                <w:color w:val="000000"/>
+                <w:sz w:val="18"/>
+                <w:szCs w:val="18"/>
+              </w:rPr>
+              <w:t xml:space="preserve">Prediction-justification routine forces learners to apply prior knowledge (raw materials from Lesson 3) to a new situation. Recording predictions publicly on the board creates accountability and cognitive dissonance when results differ from expectations, which drives deeper explanation in the Explain phase.</w:t>
+            </w:r>
+          </w:p>
+        </w:tc>
+        <w:tc>
+          <w:tcPr>
+            <w:tcW w:type="dxa" w:w="3040"/>
+            <w:shd w:fill="F2F2F2" w:color="auto" w:val="clear"/>
+            <w:tcMar>
+              <w:top w:type="dxa" w:w="60"/>
+              <w:left w:type="dxa" w:w="120"/>
+              <w:bottom w:type="dxa" w:w="60"/>
+              <w:right w:type="dxa" w:w="120"/>
+            </w:tcMar>
+            <w:vAlign w:val="top"/>
+          </w:tcPr>
+          <w:p>
+            <w:pPr>
+              <w:spacing w:after="40" w:before="0"/>
+              <w:jc w:val="left"/>
+            </w:pPr>
+            <w:r>
+              <w:rPr>
+                <w:rFonts w:ascii="Arial" w:cs="Arial" w:eastAsia="Arial" w:hAnsi="Arial"/>
+                <w:b w:val="false"/>
+                <w:bCs w:val="false"/>
+                <w:i w:val="false"/>
+                <w:iCs w:val="false"/>
+                <w:color w:val="000000"/>
+                <w:sz w:val="18"/>
+                <w:szCs w:val="18"/>
+              </w:rPr>
+              <w:t xml:space="preserve">Teacher circulates during individual writing and reads predictions over shoulders. Listen for: (1) correct reasoning — white zone lacks chlorophyll so no starch; covered zone lacks light so no starch; green uncovered zone has both so starch present; (2) misconceptions — some learners may predict that the covered green zone still makes starch because it is still green (confusing chlorophyll presence with chlorophyll function). Note these learners for targeted questioning during the Explain phase.</w:t>
+            </w:r>
+          </w:p>
+        </w:tc>
+      </w:tr>
+      <w:tr>
+        <w:tc>
+          <w:tcPr>
+            <w:tcW w:type="dxa" w:w="1520"/>
+            <w:shd w:fill="D9EEF1" w:color="auto" w:val="clear"/>
+            <w:tcMar>
+              <w:top w:type="dxa" w:w="60"/>
+              <w:left w:type="dxa" w:w="120"/>
+              <w:bottom w:type="dxa" w:w="60"/>
+              <w:right w:type="dxa" w:w="120"/>
+            </w:tcMar>
+            <w:vAlign w:val="top"/>
+          </w:tcPr>
+          <w:p>
+            <w:pPr>
+              <w:spacing w:after="40" w:before="0"/>
+              <w:jc w:val="left"/>
+            </w:pPr>
+            <w:r>
+              <w:rPr>
+                <w:rFonts w:ascii="Arial" w:cs="Arial" w:eastAsia="Arial" w:hAnsi="Arial"/>
+                <w:b/>
+                <w:bCs/>
+                <w:i w:val="false"/>
+                <w:iCs w:val="false"/>
+                <w:color w:val="000000"/>
+                <w:sz w:val="18"/>
+                <w:szCs w:val="18"/>
+              </w:rPr>
+              <w:t xml:space="preserve">Observe Phase</w:t>
+            </w:r>
+          </w:p>
+          <w:p>
+            <w:pPr>
+              <w:spacing w:after="20" w:before="0"/>
+            </w:pPr>
+            <w:r>
+              <w:rPr>
+                <w:rFonts w:ascii="Arial" w:cs="Arial" w:eastAsia="Arial" w:hAnsi="Arial"/>
+                <w:b/>
+                <w:bCs/>
+                <w:color w:val="1F3864"/>
+                <w:sz w:val="16"/>
+                <w:szCs w:val="16"/>
+              </w:rPr>
+              <w:t xml:space="preserve">📹 VIDEO:</w:t>
+            </w:r>
+          </w:p>
+          <w:p>
+            <w:pPr>
+              <w:spacing w:after="20" w:before="0"/>
+            </w:pPr>
+            <w:hyperlink w:history="1" r:id="rIdjilgdz5yvk62zwc77x0h0">
               <w:r>
                 <w:rPr>
                   <w:rFonts w:ascii="Arial" w:cs="Arial" w:eastAsia="Arial" w:hAnsi="Arial"/>
@@ -11929,7 +12235,7 @@
               <w:spacing w:after="10" w:before="0"/>
               <w:ind w:left="120"/>
             </w:pPr>
-            <w:hyperlink w:history="1" r:id="rIduxc-jnoytmndkjcwbpbcp">
+            <w:hyperlink w:history="1" r:id="rId1jvbmdgcikr2ip4e-bruc">
               <w:r>
                 <w:rPr>
                   <w:rFonts w:ascii="Arial" w:cs="Arial" w:eastAsia="Arial" w:hAnsi="Arial"/>
@@ -11967,6 +12273,312 @@
                 <w:sz w:val="16"/>
                 <w:szCs w:val="16"/>
               </w:rPr>
+              <w:t xml:space="preserve">📖 HTML:</w:t>
+            </w:r>
+          </w:p>
+          <w:p>
+            <w:pPr>
+              <w:spacing w:after="20" w:before="0"/>
+            </w:pPr>
+            <w:hyperlink w:history="1" r:id="rIdehdbp6kokzza0bhnujnaw">
+              <w:r>
+                <w:rPr>
+                  <w:rFonts w:ascii="Arial" w:cs="Arial" w:eastAsia="Arial" w:hAnsi="Arial"/>
+                  <w:color w:val="2E75B6"/>
+                  <w:sz w:val="16"/>
+                  <w:szCs w:val="16"/>
+                  <w:u w:val="single" w:color="2E75B6"/>
+                </w:rPr>
+                <w:t xml:space="preserve">Light Reactions of Photosynthesis (Flexbook)</w:t>
+              </w:r>
+            </w:hyperlink>
+          </w:p>
+          <w:p>
+            <w:pPr>
+              <w:spacing w:after="10" w:before="0"/>
+              <w:ind w:left="120"/>
+            </w:pPr>
+            <w:r>
+              <w:rPr>
+                <w:rFonts w:ascii="Arial" w:cs="Arial" w:eastAsia="Arial" w:hAnsi="Arial"/>
+                <w:color w:val="595959"/>
+                <w:sz w:val="14"/>
+                <w:szCs w:val="14"/>
+              </w:rPr>
+              <w:t xml:space="preserve">Source: CK-12</w:t>
+            </w:r>
+          </w:p>
+          <w:p>
+            <w:pPr>
+              <w:spacing w:after="10" w:before="0"/>
+              <w:ind w:left="120"/>
+            </w:pPr>
+            <w:hyperlink w:history="1" r:id="rIdcionytcbfkgzeaft6meab">
+              <w:r>
+                <w:rPr>
+                  <w:rFonts w:ascii="Arial" w:cs="Arial" w:eastAsia="Arial" w:hAnsi="Arial"/>
+                  <w:color w:val="595959"/>
+                  <w:sz w:val="14"/>
+                  <w:szCs w:val="14"/>
+                  <w:u w:val="single" w:color="595959"/>
+                </w:rPr>
+                <w:t xml:space="preserve">🔍 Search ARES for similar readings</w:t>
+              </w:r>
+            </w:hyperlink>
+          </w:p>
+        </w:tc>
+        <w:tc>
+          <w:tcPr>
+            <w:tcW w:type="dxa" w:w="3040"/>
+            <w:shd w:fill="FFFFFF" w:color="auto" w:val="clear"/>
+            <w:tcMar>
+              <w:top w:type="dxa" w:w="60"/>
+              <w:left w:type="dxa" w:w="120"/>
+              <w:bottom w:type="dxa" w:w="60"/>
+              <w:right w:type="dxa" w:w="120"/>
+            </w:tcMar>
+            <w:vAlign w:val="top"/>
+          </w:tcPr>
+          <w:p>
+            <w:pPr>
+              <w:spacing w:after="40" w:before="0"/>
+              <w:jc w:val="left"/>
+            </w:pPr>
+            <w:r>
+              <w:rPr>
+                <w:rFonts w:ascii="Arial" w:cs="Arial" w:eastAsia="Arial" w:hAnsi="Arial"/>
+                <w:b w:val="false"/>
+                <w:bCs w:val="false"/>
+                <w:i w:val="false"/>
+                <w:iCs w:val="false"/>
+                <w:color w:val="000000"/>
+                <w:sz w:val="18"/>
+                <w:szCs w:val="18"/>
+              </w:rPr>
+              <w:t xml:space="preserve">Groups of 3 to 4 carry out the starch test following a step-by-step method card provided by the teacher. Steps: (1) Place the leaf in boiling water for 2 minutes to kill cells and stop enzyme activity — observe that the leaf becomes limp and darker. (2) Transfer the leaf using tongs into a tube of ethanol placed in a hot water bath (ethanol must NOT be heated directly over a flame) for 5 to 7 minutes until the leaf is decolourised and the ethanol turns green — observe the colour of both the leaf and the ethanol. (3) Remove the leaf, rinse gently in warm water to soften it, and spread flat on a white tile or petri dish. (4) Flood the leaf with iodine solution for 1 to 2 minutes. (5) Observe and record the colour of each zone immediately. Learners record results by: (a) writing the colour of each zone in a results table (Zone, Colour after iodine, Starch present YES or NO); (b) drawing and colouring an accurate diagram of the leaf after iodine treatment in their notebooks.</w:t>
+            </w:r>
+          </w:p>
+        </w:tc>
+        <w:tc>
+          <w:tcPr>
+            <w:tcW w:type="dxa" w:w="3040"/>
+            <w:shd w:fill="F2F2F2" w:color="auto" w:val="clear"/>
+            <w:tcMar>
+              <w:top w:type="dxa" w:w="60"/>
+              <w:left w:type="dxa" w:w="120"/>
+              <w:bottom w:type="dxa" w:w="60"/>
+              <w:right w:type="dxa" w:w="120"/>
+            </w:tcMar>
+            <w:vAlign w:val="top"/>
+          </w:tcPr>
+          <w:p>
+            <w:pPr>
+              <w:spacing w:after="40" w:before="0"/>
+              <w:jc w:val="left"/>
+            </w:pPr>
+            <w:r>
+              <w:rPr>
+                <w:rFonts w:ascii="Arial" w:cs="Arial" w:eastAsia="Arial" w:hAnsi="Arial"/>
+                <w:b w:val="false"/>
+                <w:bCs w:val="false"/>
+                <w:i w:val="false"/>
+                <w:iCs w:val="false"/>
+                <w:color w:val="000000"/>
+                <w:sz w:val="18"/>
+                <w:szCs w:val="18"/>
+              </w:rPr>
+              <w:t xml:space="preserve">Before the practical begins, demonstrate Step 1 and Step 2 with one leaf while the class watches, narrating the safety points: 'Notice I am keeping the ethanol tube in the hot water bath — never over a flame. I am using tongs, not my fingers, to handle the hot tube. Everyone, check that your burner or hot plate is switched off before you pick up any ethanol.' Circulate constantly during the practical. At the decolourisation step, prompt: 'What colour is the ethanol turning? Why do you think that is happening?' WAIT TIME: pause 10 seconds after this question before accepting answers. At the iodine step, instruct learners to apply iodine and watch in real time: 'Do not look away — the colour change happens quickly. Record exactly what you see, even if it surprises you.' After results are recorded, ask: 'Compare your leaf diagram to the predictions still on the board. What do you notice?' Allow 1 minute of silent comparison before moving to the Explain phase.</w:t>
+            </w:r>
+          </w:p>
+        </w:tc>
+        <w:tc>
+          <w:tcPr>
+            <w:tcW w:type="dxa" w:w="3040"/>
+            <w:shd w:fill="FFFFFF" w:color="auto" w:val="clear"/>
+            <w:tcMar>
+              <w:top w:type="dxa" w:w="60"/>
+              <w:left w:type="dxa" w:w="120"/>
+              <w:bottom w:type="dxa" w:w="60"/>
+              <w:right w:type="dxa" w:w="120"/>
+            </w:tcMar>
+            <w:vAlign w:val="top"/>
+          </w:tcPr>
+          <w:p>
+            <w:pPr>
+              <w:spacing w:after="40" w:before="0"/>
+              <w:jc w:val="left"/>
+            </w:pPr>
+            <w:r>
+              <w:rPr>
+                <w:rFonts w:ascii="Arial" w:cs="Arial" w:eastAsia="Arial" w:hAnsi="Arial"/>
+                <w:b w:val="false"/>
+                <w:bCs w:val="false"/>
+                <w:i w:val="false"/>
+                <w:iCs w:val="false"/>
+                <w:color w:val="000000"/>
+                <w:sz w:val="18"/>
+                <w:szCs w:val="18"/>
+              </w:rPr>
+              <w:t xml:space="preserve">Real-time observation of colour change in a self-conducted experiment creates high cognitive engagement. The instruction to record even surprising results builds scientific honesty. Comparing the physical leaf to the board predictions creates the conceptual tension that drives the Explain phase.</w:t>
+            </w:r>
+          </w:p>
+        </w:tc>
+        <w:tc>
+          <w:tcPr>
+            <w:tcW w:type="dxa" w:w="3040"/>
+            <w:shd w:fill="F2F2F2" w:color="auto" w:val="clear"/>
+            <w:tcMar>
+              <w:top w:type="dxa" w:w="60"/>
+              <w:left w:type="dxa" w:w="120"/>
+              <w:bottom w:type="dxa" w:w="60"/>
+              <w:right w:type="dxa" w:w="120"/>
+            </w:tcMar>
+            <w:vAlign w:val="top"/>
+          </w:tcPr>
+          <w:p>
+            <w:pPr>
+              <w:spacing w:after="40" w:before="0"/>
+              <w:jc w:val="left"/>
+            </w:pPr>
+            <w:r>
+              <w:rPr>
+                <w:rFonts w:ascii="Arial" w:cs="Arial" w:eastAsia="Arial" w:hAnsi="Arial"/>
+                <w:b w:val="false"/>
+                <w:bCs w:val="false"/>
+                <w:i w:val="false"/>
+                <w:iCs w:val="false"/>
+                <w:color w:val="000000"/>
+                <w:sz w:val="18"/>
+                <w:szCs w:val="18"/>
+              </w:rPr>
+              <w:t xml:space="preserve">Check results tables as groups complete them. Correct errors immediately — for example, if a group records the covered green zone as blue-black, ask them to check whether that section was truly covered (it may not have been, which is itself a useful discussion point about experimental control). Listen for spontaneous explanations among learners — these reveal depth of understanding. Ask any group that finishes early: 'If we had used a completely yellow leaf with no chlorophyll anywhere, what result would you predict? What about a completely green leaf that had been in the dark for 48 hours?'</w:t>
+            </w:r>
+          </w:p>
+        </w:tc>
+      </w:tr>
+      <w:tr>
+        <w:tc>
+          <w:tcPr>
+            <w:tcW w:type="dxa" w:w="1520"/>
+            <w:shd w:fill="E2EFDA" w:color="auto" w:val="clear"/>
+            <w:tcMar>
+              <w:top w:type="dxa" w:w="60"/>
+              <w:left w:type="dxa" w:w="120"/>
+              <w:bottom w:type="dxa" w:w="60"/>
+              <w:right w:type="dxa" w:w="120"/>
+            </w:tcMar>
+            <w:vAlign w:val="top"/>
+          </w:tcPr>
+          <w:p>
+            <w:pPr>
+              <w:spacing w:after="40" w:before="0"/>
+              <w:jc w:val="left"/>
+            </w:pPr>
+            <w:r>
+              <w:rPr>
+                <w:rFonts w:ascii="Arial" w:cs="Arial" w:eastAsia="Arial" w:hAnsi="Arial"/>
+                <w:b/>
+                <w:bCs/>
+                <w:i w:val="false"/>
+                <w:iCs w:val="false"/>
+                <w:color w:val="000000"/>
+                <w:sz w:val="18"/>
+                <w:szCs w:val="18"/>
+              </w:rPr>
+              <w:t xml:space="preserve">Explain Phase</w:t>
+            </w:r>
+          </w:p>
+          <w:p>
+            <w:pPr>
+              <w:spacing w:after="20" w:before="0"/>
+            </w:pPr>
+            <w:r>
+              <w:rPr>
+                <w:rFonts w:ascii="Arial" w:cs="Arial" w:eastAsia="Arial" w:hAnsi="Arial"/>
+                <w:b/>
+                <w:bCs/>
+                <w:color w:val="1F3864"/>
+                <w:sz w:val="16"/>
+                <w:szCs w:val="16"/>
+              </w:rPr>
+              <w:t xml:space="preserve">📹 VIDEO:</w:t>
+            </w:r>
+          </w:p>
+          <w:p>
+            <w:pPr>
+              <w:spacing w:after="20" w:before="0"/>
+            </w:pPr>
+            <w:hyperlink w:history="1" r:id="rIddlnugvzouvcb9kzbitsbo">
+              <w:r>
+                <w:rPr>
+                  <w:rFonts w:ascii="Arial" w:cs="Arial" w:eastAsia="Arial" w:hAnsi="Arial"/>
+                  <w:color w:val="2E75B6"/>
+                  <w:sz w:val="16"/>
+                  <w:szCs w:val="16"/>
+                  <w:u w:val="single" w:color="2E75B6"/>
+                </w:rPr>
+                <w:t xml:space="preserve">02 Photosynthesis Light And Dark Reactions</w:t>
+              </w:r>
+            </w:hyperlink>
+          </w:p>
+          <w:p>
+            <w:pPr>
+              <w:spacing w:after="10" w:before="0"/>
+              <w:ind w:left="120"/>
+            </w:pPr>
+            <w:r>
+              <w:rPr>
+                <w:rFonts w:ascii="Arial" w:cs="Arial" w:eastAsia="Arial" w:hAnsi="Arial"/>
+                <w:color w:val="595959"/>
+                <w:sz w:val="14"/>
+                <w:szCs w:val="14"/>
+              </w:rPr>
+              <w:t xml:space="preserve">Source: Seavuria</w:t>
+            </w:r>
+          </w:p>
+          <w:p>
+            <w:pPr>
+              <w:spacing w:after="10" w:before="0"/>
+              <w:ind w:left="120"/>
+            </w:pPr>
+            <w:hyperlink w:history="1" r:id="rIdvvknmrkc4v0ldu0tx6yoy">
+              <w:r>
+                <w:rPr>
+                  <w:rFonts w:ascii="Arial" w:cs="Arial" w:eastAsia="Arial" w:hAnsi="Arial"/>
+                  <w:color w:val="595959"/>
+                  <w:sz w:val="14"/>
+                  <w:szCs w:val="14"/>
+                  <w:u w:val="single" w:color="595959"/>
+                </w:rPr>
+                <w:t xml:space="preserve">🔍 Search ARES for similar videos</w:t>
+              </w:r>
+            </w:hyperlink>
+          </w:p>
+          <w:p>
+            <w:pPr>
+              <w:spacing w:after="40" w:before="0"/>
+            </w:pPr>
+            <w:r>
+              <w:rPr>
+                <w:sz w:val="14"/>
+                <w:szCs w:val="14"/>
+              </w:rPr>
+              <w:t xml:space="preserve"/>
+            </w:r>
+          </w:p>
+          <w:p>
+            <w:pPr>
+              <w:spacing w:after="20" w:before="0"/>
+            </w:pPr>
+            <w:r>
+              <w:rPr>
+                <w:rFonts w:ascii="Arial" w:cs="Arial" w:eastAsia="Arial" w:hAnsi="Arial"/>
+                <w:b/>
+                <w:bCs/>
+                <w:color w:val="1F3864"/>
+                <w:sz w:val="16"/>
+                <w:szCs w:val="16"/>
+              </w:rPr>
               <w:t xml:space="preserve">📖 EXERCISE:</w:t>
             </w:r>
           </w:p>
@@ -11974,7 +12586,619 @@
             <w:pPr>
               <w:spacing w:after="20" w:before="0"/>
             </w:pPr>
-            <w:hyperlink w:history="1" r:id="rIddga8ghzxrn0yncjjph0vz">
+            <w:hyperlink w:history="1" r:id="rId_o6aurf65byhf97o5ni4g">
+              <w:r>
+                <w:rPr>
+                  <w:rFonts w:ascii="Arial" w:cs="Arial" w:eastAsia="Arial" w:hAnsi="Arial"/>
+                  <w:color w:val="2E75B6"/>
+                  <w:sz w:val="16"/>
+                  <w:szCs w:val="16"/>
+                  <w:u w:val="single" w:color="2E75B6"/>
+                </w:rPr>
+                <w:t xml:space="preserve">Light Reactions of Photosynthesis Practice</w:t>
+              </w:r>
+            </w:hyperlink>
+          </w:p>
+          <w:p>
+            <w:pPr>
+              <w:spacing w:after="10" w:before="0"/>
+              <w:ind w:left="120"/>
+            </w:pPr>
+            <w:r>
+              <w:rPr>
+                <w:rFonts w:ascii="Arial" w:cs="Arial" w:eastAsia="Arial" w:hAnsi="Arial"/>
+                <w:color w:val="595959"/>
+                <w:sz w:val="14"/>
+                <w:szCs w:val="14"/>
+              </w:rPr>
+              <w:t xml:space="preserve">Source: CK-12</w:t>
+            </w:r>
+          </w:p>
+          <w:p>
+            <w:pPr>
+              <w:spacing w:after="10" w:before="0"/>
+              <w:ind w:left="120"/>
+            </w:pPr>
+            <w:hyperlink w:history="1" r:id="rId_oi_fe4b1nfmmltuiamoi">
+              <w:r>
+                <w:rPr>
+                  <w:rFonts w:ascii="Arial" w:cs="Arial" w:eastAsia="Arial" w:hAnsi="Arial"/>
+                  <w:color w:val="595959"/>
+                  <w:sz w:val="14"/>
+                  <w:szCs w:val="14"/>
+                  <w:u w:val="single" w:color="595959"/>
+                </w:rPr>
+                <w:t xml:space="preserve">🔍 Search ARES for similar readings</w:t>
+              </w:r>
+            </w:hyperlink>
+          </w:p>
+        </w:tc>
+        <w:tc>
+          <w:tcPr>
+            <w:tcW w:type="dxa" w:w="3040"/>
+            <w:shd w:fill="FFFFFF" w:color="auto" w:val="clear"/>
+            <w:tcMar>
+              <w:top w:type="dxa" w:w="60"/>
+              <w:left w:type="dxa" w:w="120"/>
+              <w:bottom w:type="dxa" w:w="60"/>
+              <w:right w:type="dxa" w:w="120"/>
+            </w:tcMar>
+            <w:vAlign w:val="top"/>
+          </w:tcPr>
+          <w:p>
+            <w:pPr>
+              <w:spacing w:after="40" w:before="0"/>
+              <w:jc w:val="left"/>
+            </w:pPr>
+            <w:r>
+              <w:rPr>
+                <w:rFonts w:ascii="Arial" w:cs="Arial" w:eastAsia="Arial" w:hAnsi="Arial"/>
+                <w:b w:val="false"/>
+                <w:bCs w:val="false"/>
+                <w:i w:val="false"/>
+                <w:iCs w:val="false"/>
+                <w:color w:val="000000"/>
+                <w:sz w:val="18"/>
+                <w:szCs w:val="18"/>
+              </w:rPr>
+              <w:t xml:space="preserve">Whole-class discussion and individual written conclusion. The teacher guides learners to construct a three-part evidence-based conclusion by working through the results zone by zone. Learners then write the conclusion in their notebooks in the following structured format: OBSERVATION (what colour appeared), INFERENCE (what this tells us about starch), CONCLUSION (what this tells us about the requirement for photosynthesis). After the structured conclusion, learners revisit the sukuma wiki phenomenon: they write one sentence connecting their practical result to why the shaded sukuma wiki turned pale and grew slowly — linking lack of light to reduced starch and glucose production, which slows growth. Finally, a guided question asks: 'Our result shows that BOTH chlorophyll and light are needed. From Lesson 3, we know CO2 and water are also needed. How would you design an experiment to test whether CO2 is essential?' Learners briefly discuss in pairs.</w:t>
+            </w:r>
+          </w:p>
+        </w:tc>
+        <w:tc>
+          <w:tcPr>
+            <w:tcW w:type="dxa" w:w="3040"/>
+            <w:shd w:fill="F2F2F2" w:color="auto" w:val="clear"/>
+            <w:tcMar>
+              <w:top w:type="dxa" w:w="60"/>
+              <w:left w:type="dxa" w:w="120"/>
+              <w:bottom w:type="dxa" w:w="60"/>
+              <w:right w:type="dxa" w:w="120"/>
+            </w:tcMar>
+            <w:vAlign w:val="top"/>
+          </w:tcPr>
+          <w:p>
+            <w:pPr>
+              <w:spacing w:after="40" w:before="0"/>
+              <w:jc w:val="left"/>
+            </w:pPr>
+            <w:r>
+              <w:rPr>
+                <w:rFonts w:ascii="Arial" w:cs="Arial" w:eastAsia="Arial" w:hAnsi="Arial"/>
+                <w:b w:val="false"/>
+                <w:bCs w:val="false"/>
+                <w:i w:val="false"/>
+                <w:iCs w:val="false"/>
+                <w:color w:val="000000"/>
+                <w:sz w:val="18"/>
+                <w:szCs w:val="18"/>
+              </w:rPr>
+              <w:t xml:space="preserve">Project or draw a three-column table on the board: Zone, Colour after iodine, Conclusion. Work through the table as a class. For the white zone, say: 'Everyone who got no colour change here — what does that tell us? What was missing in this zone?' WAIT TIME: 10 seconds. Accept answers. Write the class consensus. Then say: 'So removing the green pigment alone was enough to stop starch production. What does that prove about chlorophyll?' For the covered green zone, say: 'This zone had chlorophyll — it was still green — but it was kept in the dark. What happened?' WAIT TIME: 10 seconds. Guide learners to state: light is required even when chlorophyll is present. Say: 'This is important. Chlorophyll alone is not enough. Light alone is not enough. Both must be present at the same time.' Write this on the board as a key statement. Then connect to the phenomenon: 'Remember our sukuma wiki under the mango tree — it had chlorophyll, but what was reduced?' Elicit: light intensity. Say: 'And our results just proved that reduced light means reduced starch production. That is why the shaded plant grew slowly.' Close by acknowledging the DQB: 'We now have laboratory evidence, not just a hypothesis, for part of our driving question. Let us update the board.'</w:t>
+            </w:r>
+          </w:p>
+        </w:tc>
+        <w:tc>
+          <w:tcPr>
+            <w:tcW w:type="dxa" w:w="3040"/>
+            <w:shd w:fill="FFFFFF" w:color="auto" w:val="clear"/>
+            <w:tcMar>
+              <w:top w:type="dxa" w:w="60"/>
+              <w:left w:type="dxa" w:w="120"/>
+              <w:bottom w:type="dxa" w:w="60"/>
+              <w:right w:type="dxa" w:w="120"/>
+            </w:tcMar>
+            <w:vAlign w:val="top"/>
+          </w:tcPr>
+          <w:p>
+            <w:pPr>
+              <w:spacing w:after="40" w:before="0"/>
+              <w:jc w:val="left"/>
+            </w:pPr>
+            <w:r>
+              <w:rPr>
+                <w:rFonts w:ascii="Arial" w:cs="Arial" w:eastAsia="Arial" w:hAnsi="Arial"/>
+                <w:b w:val="false"/>
+                <w:bCs w:val="false"/>
+                <w:i w:val="false"/>
+                <w:iCs w:val="false"/>
+                <w:color w:val="000000"/>
+                <w:sz w:val="18"/>
+                <w:szCs w:val="18"/>
+              </w:rPr>
+              <w:t xml:space="preserve">Structured conclusion writing (Observation - Inference - Conclusion) scaffolds scientific reasoning and prevents learners from writing vague statements. Connecting the result to the phenomenon at the end of the Explain phase maintains the storyline thread. The extension question about CO2 foreshadows Lesson 7 (the investigation) and keeps inquiry open.</w:t>
+            </w:r>
+          </w:p>
+        </w:tc>
+        <w:tc>
+          <w:tcPr>
+            <w:tcW w:type="dxa" w:w="3040"/>
+            <w:shd w:fill="F2F2F2" w:color="auto" w:val="clear"/>
+            <w:tcMar>
+              <w:top w:type="dxa" w:w="60"/>
+              <w:left w:type="dxa" w:w="120"/>
+              <w:bottom w:type="dxa" w:w="60"/>
+              <w:right w:type="dxa" w:w="120"/>
+            </w:tcMar>
+            <w:vAlign w:val="top"/>
+          </w:tcPr>
+          <w:p>
+            <w:pPr>
+              <w:spacing w:after="40" w:before="0"/>
+              <w:jc w:val="left"/>
+            </w:pPr>
+            <w:r>
+              <w:rPr>
+                <w:rFonts w:ascii="Arial" w:cs="Arial" w:eastAsia="Arial" w:hAnsi="Arial"/>
+                <w:b w:val="false"/>
+                <w:bCs w:val="false"/>
+                <w:i w:val="false"/>
+                <w:iCs w:val="false"/>
+                <w:color w:val="000000"/>
+                <w:sz w:val="18"/>
+                <w:szCs w:val="18"/>
+              </w:rPr>
+              <w:t xml:space="preserve">Collect written conclusions at the end of the lesson or photograph them for review. Look for: (1) correct use of evidence — does the learner cite the actual colour change observed, not just state what they expected? (2) correct causal language — does the learner say chlorophyll is REQUIRED rather than just present? (3) connection to the phenomenon — can the learner transfer the lab result to the sukuma wiki context? Common error to watch for: learners writing that the white zone turned blue-black because it had no starch — they must explain WHY it had no starch (no chlorophyll, so no photosynthesis).</w:t>
+            </w:r>
+          </w:p>
+        </w:tc>
+      </w:tr>
+      <w:tr>
+        <w:tc>
+          <w:tcPr>
+            <w:tcW w:type="dxa" w:w="1520"/>
+            <w:shd w:fill="FCE4D6" w:color="auto" w:val="clear"/>
+            <w:tcMar>
+              <w:top w:type="dxa" w:w="60"/>
+              <w:left w:type="dxa" w:w="120"/>
+              <w:bottom w:type="dxa" w:w="60"/>
+              <w:right w:type="dxa" w:w="120"/>
+            </w:tcMar>
+            <w:vAlign w:val="top"/>
+          </w:tcPr>
+          <w:p>
+            <w:pPr>
+              <w:spacing w:after="40" w:before="0"/>
+              <w:jc w:val="left"/>
+            </w:pPr>
+            <w:r>
+              <w:rPr>
+                <w:rFonts w:ascii="Arial" w:cs="Arial" w:eastAsia="Arial" w:hAnsi="Arial"/>
+                <w:b/>
+                <w:bCs/>
+                <w:i w:val="false"/>
+                <w:iCs w:val="false"/>
+                <w:color w:val="000000"/>
+                <w:sz w:val="18"/>
+                <w:szCs w:val="18"/>
+              </w:rPr>
+              <w:t xml:space="preserve">Driving Question Board (DQB) Creation</w:t>
+            </w:r>
+          </w:p>
+          <w:p>
+            <w:pPr>
+              <w:spacing w:after="20" w:before="0"/>
+            </w:pPr>
+            <w:r>
+              <w:rPr>
+                <w:rFonts w:ascii="Arial" w:cs="Arial" w:eastAsia="Arial" w:hAnsi="Arial"/>
+                <w:b/>
+                <w:bCs/>
+                <w:color w:val="1F3864"/>
+                <w:sz w:val="16"/>
+                <w:szCs w:val="16"/>
+              </w:rPr>
+              <w:t xml:space="preserve">📹 VIDEO:</w:t>
+            </w:r>
+          </w:p>
+          <w:p>
+            <w:pPr>
+              <w:spacing w:after="20" w:before="0"/>
+            </w:pPr>
+            <w:hyperlink w:history="1" r:id="rIdqllmhbvnikzlcfubfssxd">
+              <w:r>
+                <w:rPr>
+                  <w:rFonts w:ascii="Arial" w:cs="Arial" w:eastAsia="Arial" w:hAnsi="Arial"/>
+                  <w:color w:val="2E75B6"/>
+                  <w:sz w:val="16"/>
+                  <w:szCs w:val="16"/>
+                  <w:u w:val="single" w:color="2E75B6"/>
+                </w:rPr>
+                <w:t xml:space="preserve">C4 photosynthesis</w:t>
+              </w:r>
+            </w:hyperlink>
+          </w:p>
+          <w:p>
+            <w:pPr>
+              <w:spacing w:after="10" w:before="0"/>
+              <w:ind w:left="120"/>
+            </w:pPr>
+            <w:r>
+              <w:rPr>
+                <w:rFonts w:ascii="Arial" w:cs="Arial" w:eastAsia="Arial" w:hAnsi="Arial"/>
+                <w:color w:val="595959"/>
+                <w:sz w:val="14"/>
+                <w:szCs w:val="14"/>
+              </w:rPr>
+              <w:t xml:space="preserve">Source: Khan Academy (English - US curriculum)</w:t>
+            </w:r>
+          </w:p>
+          <w:p>
+            <w:pPr>
+              <w:spacing w:after="10" w:before="0"/>
+              <w:ind w:left="120"/>
+            </w:pPr>
+            <w:hyperlink w:history="1" r:id="rIdtoflnfxtkgf-tok2gmizt">
+              <w:r>
+                <w:rPr>
+                  <w:rFonts w:ascii="Arial" w:cs="Arial" w:eastAsia="Arial" w:hAnsi="Arial"/>
+                  <w:color w:val="595959"/>
+                  <w:sz w:val="14"/>
+                  <w:szCs w:val="14"/>
+                  <w:u w:val="single" w:color="595959"/>
+                </w:rPr>
+                <w:t xml:space="preserve">🔍 Search ARES for similar videos</w:t>
+              </w:r>
+            </w:hyperlink>
+          </w:p>
+          <w:p>
+            <w:pPr>
+              <w:spacing w:after="40" w:before="0"/>
+            </w:pPr>
+            <w:r>
+              <w:rPr>
+                <w:sz w:val="14"/>
+                <w:szCs w:val="14"/>
+              </w:rPr>
+              <w:t xml:space="preserve"/>
+            </w:r>
+          </w:p>
+          <w:p>
+            <w:pPr>
+              <w:spacing w:after="20" w:before="0"/>
+            </w:pPr>
+            <w:r>
+              <w:rPr>
+                <w:rFonts w:ascii="Arial" w:cs="Arial" w:eastAsia="Arial" w:hAnsi="Arial"/>
+                <w:b/>
+                <w:bCs/>
+                <w:color w:val="1F3864"/>
+                <w:sz w:val="16"/>
+                <w:szCs w:val="16"/>
+              </w:rPr>
+              <w:t xml:space="preserve">📖 EXERCISE:</w:t>
+            </w:r>
+          </w:p>
+          <w:p>
+            <w:pPr>
+              <w:spacing w:after="20" w:before="0"/>
+            </w:pPr>
+            <w:hyperlink w:history="1" r:id="rIdg_i8dad3slgcb8flfojko">
+              <w:r>
+                <w:rPr>
+                  <w:rFonts w:ascii="Arial" w:cs="Arial" w:eastAsia="Arial" w:hAnsi="Arial"/>
+                  <w:color w:val="2E75B6"/>
+                  <w:sz w:val="16"/>
+                  <w:szCs w:val="16"/>
+                  <w:u w:val="single" w:color="2E75B6"/>
+                </w:rPr>
+                <w:t xml:space="preserve">Photosynthesis</w:t>
+              </w:r>
+            </w:hyperlink>
+          </w:p>
+          <w:p>
+            <w:pPr>
+              <w:spacing w:after="10" w:before="0"/>
+              <w:ind w:left="120"/>
+            </w:pPr>
+            <w:r>
+              <w:rPr>
+                <w:rFonts w:ascii="Arial" w:cs="Arial" w:eastAsia="Arial" w:hAnsi="Arial"/>
+                <w:color w:val="595959"/>
+                <w:sz w:val="14"/>
+                <w:szCs w:val="14"/>
+              </w:rPr>
+              <w:t xml:space="preserve">Source: Khan Academy (English - US curriculum)</w:t>
+            </w:r>
+          </w:p>
+          <w:p>
+            <w:pPr>
+              <w:spacing w:after="10" w:before="0"/>
+              <w:ind w:left="120"/>
+            </w:pPr>
+            <w:hyperlink w:history="1" r:id="rIdjeruy3l3ew8dkhloruquv">
+              <w:r>
+                <w:rPr>
+                  <w:rFonts w:ascii="Arial" w:cs="Arial" w:eastAsia="Arial" w:hAnsi="Arial"/>
+                  <w:color w:val="595959"/>
+                  <w:sz w:val="14"/>
+                  <w:szCs w:val="14"/>
+                  <w:u w:val="single" w:color="595959"/>
+                </w:rPr>
+                <w:t xml:space="preserve">🔍 Search ARES for similar readings</w:t>
+              </w:r>
+            </w:hyperlink>
+          </w:p>
+        </w:tc>
+        <w:tc>
+          <w:tcPr>
+            <w:tcW w:type="dxa" w:w="3040"/>
+            <w:shd w:fill="FFFFFF" w:color="auto" w:val="clear"/>
+            <w:tcMar>
+              <w:top w:type="dxa" w:w="60"/>
+              <w:left w:type="dxa" w:w="120"/>
+              <w:bottom w:type="dxa" w:w="60"/>
+              <w:right w:type="dxa" w:w="120"/>
+            </w:tcMar>
+            <w:vAlign w:val="top"/>
+          </w:tcPr>
+          <w:p>
+            <w:pPr>
+              <w:spacing w:after="40" w:before="0"/>
+              <w:jc w:val="left"/>
+            </w:pPr>
+            <w:r>
+              <w:rPr>
+                <w:rFonts w:ascii="Arial" w:cs="Arial" w:eastAsia="Arial" w:hAnsi="Arial"/>
+                <w:b w:val="false"/>
+                <w:bCs w:val="false"/>
+                <w:i w:val="false"/>
+                <w:iCs w:val="false"/>
+                <w:color w:val="000000"/>
+                <w:sz w:val="18"/>
+                <w:szCs w:val="18"/>
+              </w:rPr>
+              <w:t xml:space="preserve">Each group receives two sticky notes (different colours: one for EVIDENCE WE NOW HAVE, one for NEW QUESTIONS RAISED). Groups write: on the first note, one piece of evidence from todays practical that helps answer the driving question; on the second note, one new question the practical has raised (for example: If chlorophyll absorbs light, which colours of light work best? What exactly does chlorophyll do with light energy?). Groups post their notes on the class DQB under the appropriate columns. The teacher reads selected notes aloud and the class votes on which new question they most want to answer, flagging it for Lesson 5.</w:t>
+            </w:r>
+          </w:p>
+        </w:tc>
+        <w:tc>
+          <w:tcPr>
+            <w:tcW w:type="dxa" w:w="3040"/>
+            <w:shd w:fill="F2F2F2" w:color="auto" w:val="clear"/>
+            <w:tcMar>
+              <w:top w:type="dxa" w:w="60"/>
+              <w:left w:type="dxa" w:w="120"/>
+              <w:bottom w:type="dxa" w:w="60"/>
+              <w:right w:type="dxa" w:w="120"/>
+            </w:tcMar>
+            <w:vAlign w:val="top"/>
+          </w:tcPr>
+          <w:p>
+            <w:pPr>
+              <w:spacing w:after="40" w:before="0"/>
+              <w:jc w:val="left"/>
+            </w:pPr>
+            <w:r>
+              <w:rPr>
+                <w:rFonts w:ascii="Arial" w:cs="Arial" w:eastAsia="Arial" w:hAnsi="Arial"/>
+                <w:b w:val="false"/>
+                <w:bCs w:val="false"/>
+                <w:i w:val="false"/>
+                <w:iCs w:val="false"/>
+                <w:color w:val="000000"/>
+                <w:sz w:val="18"/>
+                <w:szCs w:val="18"/>
+              </w:rPr>
+              <w:t xml:space="preserve">Point to the DQB and say: 'In Lesson 1 we put up questions about why sukuma wiki wilts and why shade causes pallor. In Lesson 3 we started answering some of those. Today we have real experimental evidence. Take 2 minutes — one evidence note, one new question note.' WAIT TIME: allow genuine silent writing for 2 minutes. As groups post notes, read two or three aloud. Say: 'Look at the new questions people are asking — they want to know what chlorophyll actually DOES with light. That is exactly what we will investigate in Lesson 5. Science works this way: answering one question always opens new ones.' Leave all notes visible for the remainder of the unit.</w:t>
+            </w:r>
+          </w:p>
+        </w:tc>
+        <w:tc>
+          <w:tcPr>
+            <w:tcW w:type="dxa" w:w="3040"/>
+            <w:shd w:fill="FFFFFF" w:color="auto" w:val="clear"/>
+            <w:tcMar>
+              <w:top w:type="dxa" w:w="60"/>
+              <w:left w:type="dxa" w:w="120"/>
+              <w:bottom w:type="dxa" w:w="60"/>
+              <w:right w:type="dxa" w:w="120"/>
+            </w:tcMar>
+            <w:vAlign w:val="top"/>
+          </w:tcPr>
+          <w:p>
+            <w:pPr>
+              <w:spacing w:after="40" w:before="0"/>
+              <w:jc w:val="left"/>
+            </w:pPr>
+            <w:r>
+              <w:rPr>
+                <w:rFonts w:ascii="Arial" w:cs="Arial" w:eastAsia="Arial" w:hAnsi="Arial"/>
+                <w:b w:val="false"/>
+                <w:bCs w:val="false"/>
+                <w:i w:val="false"/>
+                <w:iCs w:val="false"/>
+                <w:color w:val="000000"/>
+                <w:sz w:val="18"/>
+                <w:szCs w:val="18"/>
+              </w:rPr>
+              <w:t xml:space="preserve">The DQB routine makes the epistemic progress of the class visible — learners see questions being answered and new ones generated, modelling authentic scientific practice. The voting on the next question gives learners agency in the inquiry sequence.</w:t>
+            </w:r>
+          </w:p>
+        </w:tc>
+        <w:tc>
+          <w:tcPr>
+            <w:tcW w:type="dxa" w:w="3040"/>
+            <w:shd w:fill="F2F2F2" w:color="auto" w:val="clear"/>
+            <w:tcMar>
+              <w:top w:type="dxa" w:w="60"/>
+              <w:left w:type="dxa" w:w="120"/>
+              <w:bottom w:type="dxa" w:w="60"/>
+              <w:right w:type="dxa" w:w="120"/>
+            </w:tcMar>
+            <w:vAlign w:val="top"/>
+          </w:tcPr>
+          <w:p>
+            <w:pPr>
+              <w:spacing w:after="40" w:before="0"/>
+              <w:jc w:val="left"/>
+            </w:pPr>
+            <w:r>
+              <w:rPr>
+                <w:rFonts w:ascii="Arial" w:cs="Arial" w:eastAsia="Arial" w:hAnsi="Arial"/>
+                <w:b w:val="false"/>
+                <w:bCs w:val="false"/>
+                <w:i w:val="false"/>
+                <w:iCs w:val="false"/>
+                <w:color w:val="000000"/>
+                <w:sz w:val="18"/>
+                <w:szCs w:val="18"/>
+              </w:rPr>
+              <w:t xml:space="preserve">Read all posted evidence notes. Check that evidence notes cite the starch test result specifically, not just general statements. If any note says only 'plants need light' without referencing the experimental observation, ask that group to revise: 'What did you actually see in the iodine test that tells you that?' This ensures learners are reasoning from evidence rather than recalling prior knowledge.</w:t>
+            </w:r>
+          </w:p>
+        </w:tc>
+      </w:tr>
+      <w:tr>
+        <w:tc>
+          <w:tcPr>
+            <w:tcW w:type="dxa" w:w="1520"/>
+            <w:shd w:fill="D5E8F0" w:color="auto" w:val="clear"/>
+            <w:tcMar>
+              <w:top w:type="dxa" w:w="60"/>
+              <w:left w:type="dxa" w:w="120"/>
+              <w:bottom w:type="dxa" w:w="60"/>
+              <w:right w:type="dxa" w:w="120"/>
+            </w:tcMar>
+            <w:vAlign w:val="top"/>
+          </w:tcPr>
+          <w:p>
+            <w:pPr>
+              <w:spacing w:after="40" w:before="0"/>
+              <w:jc w:val="left"/>
+            </w:pPr>
+            <w:r>
+              <w:rPr>
+                <w:rFonts w:ascii="Arial" w:cs="Arial" w:eastAsia="Arial" w:hAnsi="Arial"/>
+                <w:b/>
+                <w:bCs/>
+                <w:i w:val="false"/>
+                <w:iCs w:val="false"/>
+                <w:color w:val="000000"/>
+                <w:sz w:val="18"/>
+                <w:szCs w:val="18"/>
+              </w:rPr>
+              <w:t xml:space="preserve">Model Building Phase</w:t>
+            </w:r>
+          </w:p>
+          <w:p>
+            <w:pPr>
+              <w:spacing w:after="20" w:before="0"/>
+            </w:pPr>
+            <w:r>
+              <w:rPr>
+                <w:rFonts w:ascii="Arial" w:cs="Arial" w:eastAsia="Arial" w:hAnsi="Arial"/>
+                <w:b/>
+                <w:bCs/>
+                <w:color w:val="1F3864"/>
+                <w:sz w:val="16"/>
+                <w:szCs w:val="16"/>
+              </w:rPr>
+              <w:t xml:space="preserve">📹 VIDEO:</w:t>
+            </w:r>
+          </w:p>
+          <w:p>
+            <w:pPr>
+              <w:spacing w:after="20" w:before="0"/>
+            </w:pPr>
+            <w:hyperlink w:history="1" r:id="rIdhixomgpcl1a5honjy2egl">
+              <w:r>
+                <w:rPr>
+                  <w:rFonts w:ascii="Arial" w:cs="Arial" w:eastAsia="Arial" w:hAnsi="Arial"/>
+                  <w:color w:val="2E75B6"/>
+                  <w:sz w:val="16"/>
+                  <w:szCs w:val="16"/>
+                  <w:u w:val="single" w:color="2E75B6"/>
+                </w:rPr>
+                <w:t xml:space="preserve">Photosynthesis: Overview of the light-dependent reactions -dubbed(KY)</w:t>
+              </w:r>
+            </w:hyperlink>
+          </w:p>
+          <w:p>
+            <w:pPr>
+              <w:spacing w:after="10" w:before="0"/>
+              <w:ind w:left="120"/>
+            </w:pPr>
+            <w:r>
+              <w:rPr>
+                <w:rFonts w:ascii="Arial" w:cs="Arial" w:eastAsia="Arial" w:hAnsi="Arial"/>
+                <w:color w:val="595959"/>
+                <w:sz w:val="14"/>
+                <w:szCs w:val="14"/>
+              </w:rPr>
+              <w:t xml:space="preserve">Source: Khan Academy (Kiswahili)</w:t>
+            </w:r>
+          </w:p>
+          <w:p>
+            <w:pPr>
+              <w:spacing w:after="10" w:before="0"/>
+              <w:ind w:left="120"/>
+            </w:pPr>
+            <w:hyperlink w:history="1" r:id="rIdmy2vm99kkf8ta4zwsqhxc">
+              <w:r>
+                <w:rPr>
+                  <w:rFonts w:ascii="Arial" w:cs="Arial" w:eastAsia="Arial" w:hAnsi="Arial"/>
+                  <w:color w:val="595959"/>
+                  <w:sz w:val="14"/>
+                  <w:szCs w:val="14"/>
+                  <w:u w:val="single" w:color="595959"/>
+                </w:rPr>
+                <w:t xml:space="preserve">🔍 Search ARES for similar videos</w:t>
+              </w:r>
+            </w:hyperlink>
+          </w:p>
+          <w:p>
+            <w:pPr>
+              <w:spacing w:after="40" w:before="0"/>
+            </w:pPr>
+            <w:r>
+              <w:rPr>
+                <w:sz w:val="14"/>
+                <w:szCs w:val="14"/>
+              </w:rPr>
+              <w:t xml:space="preserve"/>
+            </w:r>
+          </w:p>
+          <w:p>
+            <w:pPr>
+              <w:spacing w:after="20" w:before="0"/>
+            </w:pPr>
+            <w:r>
+              <w:rPr>
+                <w:rFonts w:ascii="Arial" w:cs="Arial" w:eastAsia="Arial" w:hAnsi="Arial"/>
+                <w:b/>
+                <w:bCs/>
+                <w:color w:val="1F3864"/>
+                <w:sz w:val="16"/>
+                <w:szCs w:val="16"/>
+              </w:rPr>
+              <w:t xml:space="preserve">📖 EXERCISE:</w:t>
+            </w:r>
+          </w:p>
+          <w:p>
+            <w:pPr>
+              <w:spacing w:after="20" w:before="0"/>
+            </w:pPr>
+            <w:hyperlink w:history="1" r:id="rIdwmhww_xj9zjqzi4mompm4">
               <w:r>
                 <w:rPr>
                   <w:rFonts w:ascii="Arial" w:cs="Arial" w:eastAsia="Arial" w:hAnsi="Arial"/>
@@ -12007,1231 +13231,7 @@
               <w:spacing w:after="10" w:before="0"/>
               <w:ind w:left="120"/>
             </w:pPr>
-            <w:hyperlink w:history="1" r:id="rIdeo04dre0_mnp7b8u4jehd">
-              <w:r>
-                <w:rPr>
-                  <w:rFonts w:ascii="Arial" w:cs="Arial" w:eastAsia="Arial" w:hAnsi="Arial"/>
-                  <w:color w:val="595959"/>
-                  <w:sz w:val="14"/>
-                  <w:szCs w:val="14"/>
-                  <w:u w:val="single" w:color="595959"/>
-                </w:rPr>
-                <w:t xml:space="preserve">🔍 Search ARES for similar readings</w:t>
-              </w:r>
-            </w:hyperlink>
-          </w:p>
-        </w:tc>
-        <w:tc>
-          <w:tcPr>
-            <w:tcW w:type="dxa" w:w="3040"/>
-            <w:shd w:fill="FFFFFF" w:color="auto" w:val="clear"/>
-            <w:tcMar>
-              <w:top w:type="dxa" w:w="60"/>
-              <w:left w:type="dxa" w:w="120"/>
-              <w:bottom w:type="dxa" w:w="60"/>
-              <w:right w:type="dxa" w:w="120"/>
-            </w:tcMar>
-            <w:vAlign w:val="top"/>
-          </w:tcPr>
-          <w:p>
-            <w:pPr>
-              <w:spacing w:after="40" w:before="0"/>
-              <w:jc w:val="left"/>
-            </w:pPr>
-            <w:r>
-              <w:rPr>
-                <w:rFonts w:ascii="Arial" w:cs="Arial" w:eastAsia="Arial" w:hAnsi="Arial"/>
-                <w:b w:val="false"/>
-                <w:bCs w:val="false"/>
-                <w:i w:val="false"/>
-                <w:iCs w:val="false"/>
-                <w:color w:val="000000"/>
-                <w:sz w:val="18"/>
-                <w:szCs w:val="18"/>
-              </w:rPr>
-              <w:t xml:space="preserve">Learners are shown either (a) a real variegated leaf (e.g., from a Coleus plant available in many Nairobi school gardens or a variegated Sansevieria from a household) placed on a white sheet of paper, OR (b) a diagram of a leaf showing a white/yellow region, a green region, and a green region that was covered with black paper for 48 hours. Working individually for 2 minutes and then sharing with a partner, each learner draws and colours the leaf in their notebook, labelling the three zones, and writes a prediction answering: Zone 1 — white/no-chlorophyll region: will starch be present? Zone 2 — green uncovered region: will starch be present? Zone 3 — green covered region: will starch be present? Learners must justify each prediction using the word equation from Lesson 3, explicitly naming which raw material is absent in each zone.</w:t>
-            </w:r>
-          </w:p>
-        </w:tc>
-        <w:tc>
-          <w:tcPr>
-            <w:tcW w:type="dxa" w:w="3040"/>
-            <w:shd w:fill="F2F2F2" w:color="auto" w:val="clear"/>
-            <w:tcMar>
-              <w:top w:type="dxa" w:w="60"/>
-              <w:left w:type="dxa" w:w="120"/>
-              <w:bottom w:type="dxa" w:w="60"/>
-              <w:right w:type="dxa" w:w="120"/>
-            </w:tcMar>
-            <w:vAlign w:val="top"/>
-          </w:tcPr>
-          <w:p>
-            <w:pPr>
-              <w:spacing w:after="40" w:before="0"/>
-              <w:jc w:val="left"/>
-            </w:pPr>
-            <w:r>
-              <w:rPr>
-                <w:rFonts w:ascii="Arial" w:cs="Arial" w:eastAsia="Arial" w:hAnsi="Arial"/>
-                <w:b w:val="false"/>
-                <w:bCs w:val="false"/>
-                <w:i w:val="false"/>
-                <w:iCs w:val="false"/>
-                <w:color w:val="000000"/>
-                <w:sz w:val="18"/>
-                <w:szCs w:val="18"/>
-              </w:rPr>
-              <w:t xml:space="preserve">Display the leaf or diagram on the board. Say: 'Before we do any chemistry, I want you to think like a scientist. Look at this leaf carefully. It has three different zones. Using only what we learned last lesson about the raw materials for photosynthesis, predict in your notebook which parts you expect to contain starch after our test — and give a reason for each one.' Allow 2 minutes of silent individual writing. WAIT TIME: Do not speak or prompt during these 2 minutes. Then say: 'Share your prediction with the person next to you. Do you agree? If not, whose reasoning is stronger?' After 1 minute of pair talk, cold-call two or three pairs to share contrasting predictions. Record the class predictions in two columns on the board — STARCH PRESENT and NO STARCH — against each zone. Say: 'We are going to keep these predictions visible on the board. At the end of the practical, we will come back and see who the evidence supports.'</w:t>
-            </w:r>
-          </w:p>
-        </w:tc>
-        <w:tc>
-          <w:tcPr>
-            <w:tcW w:type="dxa" w:w="3040"/>
-            <w:shd w:fill="FFFFFF" w:color="auto" w:val="clear"/>
-            <w:tcMar>
-              <w:top w:type="dxa" w:w="60"/>
-              <w:left w:type="dxa" w:w="120"/>
-              <w:bottom w:type="dxa" w:w="60"/>
-              <w:right w:type="dxa" w:w="120"/>
-            </w:tcMar>
-            <w:vAlign w:val="top"/>
-          </w:tcPr>
-          <w:p>
-            <w:pPr>
-              <w:spacing w:after="40" w:before="0"/>
-              <w:jc w:val="left"/>
-            </w:pPr>
-            <w:r>
-              <w:rPr>
-                <w:rFonts w:ascii="Arial" w:cs="Arial" w:eastAsia="Arial" w:hAnsi="Arial"/>
-                <w:b w:val="false"/>
-                <w:bCs w:val="false"/>
-                <w:i w:val="false"/>
-                <w:iCs w:val="false"/>
-                <w:color w:val="000000"/>
-                <w:sz w:val="18"/>
-                <w:szCs w:val="18"/>
-              </w:rPr>
-              <w:t xml:space="preserve">Prediction-justification routine forces learners to apply prior knowledge (raw materials from Lesson 3) to a new situation. Recording predictions publicly on the board creates accountability and cognitive dissonance when results differ from expectations, which drives deeper explanation in the Explain phase.</w:t>
-            </w:r>
-          </w:p>
-        </w:tc>
-        <w:tc>
-          <w:tcPr>
-            <w:tcW w:type="dxa" w:w="3040"/>
-            <w:shd w:fill="F2F2F2" w:color="auto" w:val="clear"/>
-            <w:tcMar>
-              <w:top w:type="dxa" w:w="60"/>
-              <w:left w:type="dxa" w:w="120"/>
-              <w:bottom w:type="dxa" w:w="60"/>
-              <w:right w:type="dxa" w:w="120"/>
-            </w:tcMar>
-            <w:vAlign w:val="top"/>
-          </w:tcPr>
-          <w:p>
-            <w:pPr>
-              <w:spacing w:after="40" w:before="0"/>
-              <w:jc w:val="left"/>
-            </w:pPr>
-            <w:r>
-              <w:rPr>
-                <w:rFonts w:ascii="Arial" w:cs="Arial" w:eastAsia="Arial" w:hAnsi="Arial"/>
-                <w:b w:val="false"/>
-                <w:bCs w:val="false"/>
-                <w:i w:val="false"/>
-                <w:iCs w:val="false"/>
-                <w:color w:val="000000"/>
-                <w:sz w:val="18"/>
-                <w:szCs w:val="18"/>
-              </w:rPr>
-              <w:t xml:space="preserve">Teacher circulates during individual writing and reads predictions over shoulders. Listen for: (1) correct reasoning — white zone lacks chlorophyll so no starch; covered zone lacks light so no starch; green uncovered zone has both so starch present; (2) misconceptions — some learners may predict that the covered green zone still makes starch because it is still green (confusing chlorophyll presence with chlorophyll function). Note these learners for targeted questioning during the Explain phase.</w:t>
-            </w:r>
-          </w:p>
-        </w:tc>
-      </w:tr>
-      <w:tr>
-        <w:tc>
-          <w:tcPr>
-            <w:tcW w:type="dxa" w:w="1520"/>
-            <w:shd w:fill="D9EEF1" w:color="auto" w:val="clear"/>
-            <w:tcMar>
-              <w:top w:type="dxa" w:w="60"/>
-              <w:left w:type="dxa" w:w="120"/>
-              <w:bottom w:type="dxa" w:w="60"/>
-              <w:right w:type="dxa" w:w="120"/>
-            </w:tcMar>
-            <w:vAlign w:val="top"/>
-          </w:tcPr>
-          <w:p>
-            <w:pPr>
-              <w:spacing w:after="40" w:before="0"/>
-              <w:jc w:val="left"/>
-            </w:pPr>
-            <w:r>
-              <w:rPr>
-                <w:rFonts w:ascii="Arial" w:cs="Arial" w:eastAsia="Arial" w:hAnsi="Arial"/>
-                <w:b/>
-                <w:bCs/>
-                <w:i w:val="false"/>
-                <w:iCs w:val="false"/>
-                <w:color w:val="000000"/>
-                <w:sz w:val="18"/>
-                <w:szCs w:val="18"/>
-              </w:rPr>
-              <w:t xml:space="preserve">Observe Phase</w:t>
-            </w:r>
-          </w:p>
-          <w:p>
-            <w:pPr>
-              <w:spacing w:after="20" w:before="0"/>
-            </w:pPr>
-            <w:r>
-              <w:rPr>
-                <w:rFonts w:ascii="Arial" w:cs="Arial" w:eastAsia="Arial" w:hAnsi="Arial"/>
-                <w:b/>
-                <w:bCs/>
-                <w:color w:val="1F3864"/>
-                <w:sz w:val="16"/>
-                <w:szCs w:val="16"/>
-              </w:rPr>
-              <w:t xml:space="preserve">📹 VIDEO:</w:t>
-            </w:r>
-          </w:p>
-          <w:p>
-            <w:pPr>
-              <w:spacing w:after="20" w:before="0"/>
-            </w:pPr>
-            <w:hyperlink w:history="1" r:id="rIdyyujvdzgt45ubzkmlwnah">
-              <w:r>
-                <w:rPr>
-                  <w:rFonts w:ascii="Arial" w:cs="Arial" w:eastAsia="Arial" w:hAnsi="Arial"/>
-                  <w:color w:val="2E75B6"/>
-                  <w:sz w:val="16"/>
-                  <w:szCs w:val="16"/>
-                  <w:u w:val="single" w:color="2E75B6"/>
-                </w:rPr>
-                <w:t xml:space="preserve">02 Photosynthesis Light And Dark Reactions</w:t>
-              </w:r>
-            </w:hyperlink>
-          </w:p>
-          <w:p>
-            <w:pPr>
-              <w:spacing w:after="10" w:before="0"/>
-              <w:ind w:left="120"/>
-            </w:pPr>
-            <w:r>
-              <w:rPr>
-                <w:rFonts w:ascii="Arial" w:cs="Arial" w:eastAsia="Arial" w:hAnsi="Arial"/>
-                <w:color w:val="595959"/>
-                <w:sz w:val="14"/>
-                <w:szCs w:val="14"/>
-              </w:rPr>
-              <w:t xml:space="preserve">Source: Seavuria</w:t>
-            </w:r>
-          </w:p>
-          <w:p>
-            <w:pPr>
-              <w:spacing w:after="10" w:before="0"/>
-              <w:ind w:left="120"/>
-            </w:pPr>
-            <w:hyperlink w:history="1" r:id="rIdj0e-gjsjwakxknkttfwdm">
-              <w:r>
-                <w:rPr>
-                  <w:rFonts w:ascii="Arial" w:cs="Arial" w:eastAsia="Arial" w:hAnsi="Arial"/>
-                  <w:color w:val="595959"/>
-                  <w:sz w:val="14"/>
-                  <w:szCs w:val="14"/>
-                  <w:u w:val="single" w:color="595959"/>
-                </w:rPr>
-                <w:t xml:space="preserve">🔍 Search ARES for similar videos</w:t>
-              </w:r>
-            </w:hyperlink>
-          </w:p>
-          <w:p>
-            <w:pPr>
-              <w:spacing w:after="40" w:before="0"/>
-            </w:pPr>
-            <w:r>
-              <w:rPr>
-                <w:sz w:val="14"/>
-                <w:szCs w:val="14"/>
-              </w:rPr>
-              <w:t xml:space="preserve"/>
-            </w:r>
-          </w:p>
-          <w:p>
-            <w:pPr>
-              <w:spacing w:after="20" w:before="0"/>
-            </w:pPr>
-            <w:r>
-              <w:rPr>
-                <w:rFonts w:ascii="Arial" w:cs="Arial" w:eastAsia="Arial" w:hAnsi="Arial"/>
-                <w:b/>
-                <w:bCs/>
-                <w:color w:val="1F3864"/>
-                <w:sz w:val="16"/>
-                <w:szCs w:val="16"/>
-              </w:rPr>
-              <w:t xml:space="preserve">📖 HTML:</w:t>
-            </w:r>
-          </w:p>
-          <w:p>
-            <w:pPr>
-              <w:spacing w:after="20" w:before="0"/>
-            </w:pPr>
-            <w:hyperlink w:history="1" r:id="rIdobgjw02mjt2oiel3ifoef">
-              <w:r>
-                <w:rPr>
-                  <w:rFonts w:ascii="Arial" w:cs="Arial" w:eastAsia="Arial" w:hAnsi="Arial"/>
-                  <w:color w:val="2E75B6"/>
-                  <w:sz w:val="16"/>
-                  <w:szCs w:val="16"/>
-                  <w:u w:val="single" w:color="2E75B6"/>
-                </w:rPr>
-                <w:t xml:space="preserve">Light Reactions of Photosynthesis (Flexbook)</w:t>
-              </w:r>
-            </w:hyperlink>
-          </w:p>
-          <w:p>
-            <w:pPr>
-              <w:spacing w:after="10" w:before="0"/>
-              <w:ind w:left="120"/>
-            </w:pPr>
-            <w:r>
-              <w:rPr>
-                <w:rFonts w:ascii="Arial" w:cs="Arial" w:eastAsia="Arial" w:hAnsi="Arial"/>
-                <w:color w:val="595959"/>
-                <w:sz w:val="14"/>
-                <w:szCs w:val="14"/>
-              </w:rPr>
-              <w:t xml:space="preserve">Source: CK-12</w:t>
-            </w:r>
-          </w:p>
-          <w:p>
-            <w:pPr>
-              <w:spacing w:after="10" w:before="0"/>
-              <w:ind w:left="120"/>
-            </w:pPr>
-            <w:hyperlink w:history="1" r:id="rIdt_k7ogezpeugjrckt0ej6">
-              <w:r>
-                <w:rPr>
-                  <w:rFonts w:ascii="Arial" w:cs="Arial" w:eastAsia="Arial" w:hAnsi="Arial"/>
-                  <w:color w:val="595959"/>
-                  <w:sz w:val="14"/>
-                  <w:szCs w:val="14"/>
-                  <w:u w:val="single" w:color="595959"/>
-                </w:rPr>
-                <w:t xml:space="preserve">🔍 Search ARES for similar readings</w:t>
-              </w:r>
-            </w:hyperlink>
-          </w:p>
-        </w:tc>
-        <w:tc>
-          <w:tcPr>
-            <w:tcW w:type="dxa" w:w="3040"/>
-            <w:shd w:fill="FFFFFF" w:color="auto" w:val="clear"/>
-            <w:tcMar>
-              <w:top w:type="dxa" w:w="60"/>
-              <w:left w:type="dxa" w:w="120"/>
-              <w:bottom w:type="dxa" w:w="60"/>
-              <w:right w:type="dxa" w:w="120"/>
-            </w:tcMar>
-            <w:vAlign w:val="top"/>
-          </w:tcPr>
-          <w:p>
-            <w:pPr>
-              <w:spacing w:after="40" w:before="0"/>
-              <w:jc w:val="left"/>
-            </w:pPr>
-            <w:r>
-              <w:rPr>
-                <w:rFonts w:ascii="Arial" w:cs="Arial" w:eastAsia="Arial" w:hAnsi="Arial"/>
-                <w:b w:val="false"/>
-                <w:bCs w:val="false"/>
-                <w:i w:val="false"/>
-                <w:iCs w:val="false"/>
-                <w:color w:val="000000"/>
-                <w:sz w:val="18"/>
-                <w:szCs w:val="18"/>
-              </w:rPr>
-              <w:t xml:space="preserve">Groups of 3 to 4 carry out the starch test following a step-by-step method card provided by the teacher. Steps: (1) Place the leaf in boiling water for 2 minutes to kill cells and stop enzyme activity — observe that the leaf becomes limp and darker. (2) Transfer the leaf using tongs into a tube of ethanol placed in a hot water bath (ethanol must NOT be heated directly over a flame) for 5 to 7 minutes until the leaf is decolourised and the ethanol turns green — observe the colour of both the leaf and the ethanol. (3) Remove the leaf, rinse gently in warm water to soften it, and spread flat on a white tile or petri dish. (4) Flood the leaf with iodine solution for 1 to 2 minutes. (5) Observe and record the colour of each zone immediately. Learners record results by: (a) writing the colour of each zone in a results table (Zone, Colour after iodine, Starch present YES or NO); (b) drawing and colouring an accurate diagram of the leaf after iodine treatment in their notebooks.</w:t>
-            </w:r>
-          </w:p>
-        </w:tc>
-        <w:tc>
-          <w:tcPr>
-            <w:tcW w:type="dxa" w:w="3040"/>
-            <w:shd w:fill="F2F2F2" w:color="auto" w:val="clear"/>
-            <w:tcMar>
-              <w:top w:type="dxa" w:w="60"/>
-              <w:left w:type="dxa" w:w="120"/>
-              <w:bottom w:type="dxa" w:w="60"/>
-              <w:right w:type="dxa" w:w="120"/>
-            </w:tcMar>
-            <w:vAlign w:val="top"/>
-          </w:tcPr>
-          <w:p>
-            <w:pPr>
-              <w:spacing w:after="40" w:before="0"/>
-              <w:jc w:val="left"/>
-            </w:pPr>
-            <w:r>
-              <w:rPr>
-                <w:rFonts w:ascii="Arial" w:cs="Arial" w:eastAsia="Arial" w:hAnsi="Arial"/>
-                <w:b w:val="false"/>
-                <w:bCs w:val="false"/>
-                <w:i w:val="false"/>
-                <w:iCs w:val="false"/>
-                <w:color w:val="000000"/>
-                <w:sz w:val="18"/>
-                <w:szCs w:val="18"/>
-              </w:rPr>
-              <w:t xml:space="preserve">Before the practical begins, demonstrate Step 1 and Step 2 with one leaf while the class watches, narrating the safety points: 'Notice I am keeping the ethanol tube in the hot water bath — never over a flame. I am using tongs, not my fingers, to handle the hot tube. Everyone, check that your burner or hot plate is switched off before you pick up any ethanol.' Circulate constantly during the practical. At the decolourisation step, prompt: 'What colour is the ethanol turning? Why do you think that is happening?' WAIT TIME: pause 10 seconds after this question before accepting answers. At the iodine step, instruct learners to apply iodine and watch in real time: 'Do not look away — the colour change happens quickly. Record exactly what you see, even if it surprises you.' After results are recorded, ask: 'Compare your leaf diagram to the predictions still on the board. What do you notice?' Allow 1 minute of silent comparison before moving to the Explain phase.</w:t>
-            </w:r>
-          </w:p>
-        </w:tc>
-        <w:tc>
-          <w:tcPr>
-            <w:tcW w:type="dxa" w:w="3040"/>
-            <w:shd w:fill="FFFFFF" w:color="auto" w:val="clear"/>
-            <w:tcMar>
-              <w:top w:type="dxa" w:w="60"/>
-              <w:left w:type="dxa" w:w="120"/>
-              <w:bottom w:type="dxa" w:w="60"/>
-              <w:right w:type="dxa" w:w="120"/>
-            </w:tcMar>
-            <w:vAlign w:val="top"/>
-          </w:tcPr>
-          <w:p>
-            <w:pPr>
-              <w:spacing w:after="40" w:before="0"/>
-              <w:jc w:val="left"/>
-            </w:pPr>
-            <w:r>
-              <w:rPr>
-                <w:rFonts w:ascii="Arial" w:cs="Arial" w:eastAsia="Arial" w:hAnsi="Arial"/>
-                <w:b w:val="false"/>
-                <w:bCs w:val="false"/>
-                <w:i w:val="false"/>
-                <w:iCs w:val="false"/>
-                <w:color w:val="000000"/>
-                <w:sz w:val="18"/>
-                <w:szCs w:val="18"/>
-              </w:rPr>
-              <w:t xml:space="preserve">Real-time observation of colour change in a self-conducted experiment creates high cognitive engagement. The instruction to record even surprising results builds scientific honesty. Comparing the physical leaf to the board predictions creates the conceptual tension that drives the Explain phase.</w:t>
-            </w:r>
-          </w:p>
-        </w:tc>
-        <w:tc>
-          <w:tcPr>
-            <w:tcW w:type="dxa" w:w="3040"/>
-            <w:shd w:fill="F2F2F2" w:color="auto" w:val="clear"/>
-            <w:tcMar>
-              <w:top w:type="dxa" w:w="60"/>
-              <w:left w:type="dxa" w:w="120"/>
-              <w:bottom w:type="dxa" w:w="60"/>
-              <w:right w:type="dxa" w:w="120"/>
-            </w:tcMar>
-            <w:vAlign w:val="top"/>
-          </w:tcPr>
-          <w:p>
-            <w:pPr>
-              <w:spacing w:after="40" w:before="0"/>
-              <w:jc w:val="left"/>
-            </w:pPr>
-            <w:r>
-              <w:rPr>
-                <w:rFonts w:ascii="Arial" w:cs="Arial" w:eastAsia="Arial" w:hAnsi="Arial"/>
-                <w:b w:val="false"/>
-                <w:bCs w:val="false"/>
-                <w:i w:val="false"/>
-                <w:iCs w:val="false"/>
-                <w:color w:val="000000"/>
-                <w:sz w:val="18"/>
-                <w:szCs w:val="18"/>
-              </w:rPr>
-              <w:t xml:space="preserve">Check results tables as groups complete them. Correct errors immediately — for example, if a group records the covered green zone as blue-black, ask them to check whether that section was truly covered (it may not have been, which is itself a useful discussion point about experimental control). Listen for spontaneous explanations among learners — these reveal depth of understanding. Ask any group that finishes early: 'If we had used a completely yellow leaf with no chlorophyll anywhere, what result would you predict? What about a completely green leaf that had been in the dark for 48 hours?'</w:t>
-            </w:r>
-          </w:p>
-        </w:tc>
-      </w:tr>
-      <w:tr>
-        <w:tc>
-          <w:tcPr>
-            <w:tcW w:type="dxa" w:w="1520"/>
-            <w:shd w:fill="E2EFDA" w:color="auto" w:val="clear"/>
-            <w:tcMar>
-              <w:top w:type="dxa" w:w="60"/>
-              <w:left w:type="dxa" w:w="120"/>
-              <w:bottom w:type="dxa" w:w="60"/>
-              <w:right w:type="dxa" w:w="120"/>
-            </w:tcMar>
-            <w:vAlign w:val="top"/>
-          </w:tcPr>
-          <w:p>
-            <w:pPr>
-              <w:spacing w:after="40" w:before="0"/>
-              <w:jc w:val="left"/>
-            </w:pPr>
-            <w:r>
-              <w:rPr>
-                <w:rFonts w:ascii="Arial" w:cs="Arial" w:eastAsia="Arial" w:hAnsi="Arial"/>
-                <w:b/>
-                <w:bCs/>
-                <w:i w:val="false"/>
-                <w:iCs w:val="false"/>
-                <w:color w:val="000000"/>
-                <w:sz w:val="18"/>
-                <w:szCs w:val="18"/>
-              </w:rPr>
-              <w:t xml:space="preserve">Explain Phase</w:t>
-            </w:r>
-          </w:p>
-          <w:p>
-            <w:pPr>
-              <w:spacing w:after="20" w:before="0"/>
-            </w:pPr>
-            <w:r>
-              <w:rPr>
-                <w:rFonts w:ascii="Arial" w:cs="Arial" w:eastAsia="Arial" w:hAnsi="Arial"/>
-                <w:b/>
-                <w:bCs/>
-                <w:color w:val="1F3864"/>
-                <w:sz w:val="16"/>
-                <w:szCs w:val="16"/>
-              </w:rPr>
-              <w:t xml:space="preserve">📹 VIDEO:</w:t>
-            </w:r>
-          </w:p>
-          <w:p>
-            <w:pPr>
-              <w:spacing w:after="20" w:before="0"/>
-            </w:pPr>
-            <w:hyperlink w:history="1" r:id="rIdogjp39mekzlzajqs4watz">
-              <w:r>
-                <w:rPr>
-                  <w:rFonts w:ascii="Arial" w:cs="Arial" w:eastAsia="Arial" w:hAnsi="Arial"/>
-                  <w:color w:val="2E75B6"/>
-                  <w:sz w:val="16"/>
-                  <w:szCs w:val="16"/>
-                  <w:u w:val="single" w:color="2E75B6"/>
-                </w:rPr>
-                <w:t xml:space="preserve">C4 photosynthesis</w:t>
-              </w:r>
-            </w:hyperlink>
-          </w:p>
-          <w:p>
-            <w:pPr>
-              <w:spacing w:after="10" w:before="0"/>
-              <w:ind w:left="120"/>
-            </w:pPr>
-            <w:r>
-              <w:rPr>
-                <w:rFonts w:ascii="Arial" w:cs="Arial" w:eastAsia="Arial" w:hAnsi="Arial"/>
-                <w:color w:val="595959"/>
-                <w:sz w:val="14"/>
-                <w:szCs w:val="14"/>
-              </w:rPr>
-              <w:t xml:space="preserve">Source: Khan Academy (English - US curriculum)</w:t>
-            </w:r>
-          </w:p>
-          <w:p>
-            <w:pPr>
-              <w:spacing w:after="10" w:before="0"/>
-              <w:ind w:left="120"/>
-            </w:pPr>
-            <w:hyperlink w:history="1" r:id="rIdta-5ukqqftkrjpmn_dk_h">
-              <w:r>
-                <w:rPr>
-                  <w:rFonts w:ascii="Arial" w:cs="Arial" w:eastAsia="Arial" w:hAnsi="Arial"/>
-                  <w:color w:val="595959"/>
-                  <w:sz w:val="14"/>
-                  <w:szCs w:val="14"/>
-                  <w:u w:val="single" w:color="595959"/>
-                </w:rPr>
-                <w:t xml:space="preserve">🔍 Search ARES for similar videos</w:t>
-              </w:r>
-            </w:hyperlink>
-          </w:p>
-          <w:p>
-            <w:pPr>
-              <w:spacing w:after="40" w:before="0"/>
-            </w:pPr>
-            <w:r>
-              <w:rPr>
-                <w:sz w:val="14"/>
-                <w:szCs w:val="14"/>
-              </w:rPr>
-              <w:t xml:space="preserve"/>
-            </w:r>
-          </w:p>
-          <w:p>
-            <w:pPr>
-              <w:spacing w:after="20" w:before="0"/>
-            </w:pPr>
-            <w:r>
-              <w:rPr>
-                <w:rFonts w:ascii="Arial" w:cs="Arial" w:eastAsia="Arial" w:hAnsi="Arial"/>
-                <w:b/>
-                <w:bCs/>
-                <w:color w:val="1F3864"/>
-                <w:sz w:val="16"/>
-                <w:szCs w:val="16"/>
-              </w:rPr>
-              <w:t xml:space="preserve">📖 EXERCISE:</w:t>
-            </w:r>
-          </w:p>
-          <w:p>
-            <w:pPr>
-              <w:spacing w:after="20" w:before="0"/>
-            </w:pPr>
-            <w:hyperlink w:history="1" r:id="rId74b5vszldsbzxtt8fyj6k">
-              <w:r>
-                <w:rPr>
-                  <w:rFonts w:ascii="Arial" w:cs="Arial" w:eastAsia="Arial" w:hAnsi="Arial"/>
-                  <w:color w:val="2E75B6"/>
-                  <w:sz w:val="16"/>
-                  <w:szCs w:val="16"/>
-                  <w:u w:val="single" w:color="2E75B6"/>
-                </w:rPr>
-                <w:t xml:space="preserve">Light Reactions of Photosynthesis Practice</w:t>
-              </w:r>
-            </w:hyperlink>
-          </w:p>
-          <w:p>
-            <w:pPr>
-              <w:spacing w:after="10" w:before="0"/>
-              <w:ind w:left="120"/>
-            </w:pPr>
-            <w:r>
-              <w:rPr>
-                <w:rFonts w:ascii="Arial" w:cs="Arial" w:eastAsia="Arial" w:hAnsi="Arial"/>
-                <w:color w:val="595959"/>
-                <w:sz w:val="14"/>
-                <w:szCs w:val="14"/>
-              </w:rPr>
-              <w:t xml:space="preserve">Source: CK-12</w:t>
-            </w:r>
-          </w:p>
-          <w:p>
-            <w:pPr>
-              <w:spacing w:after="10" w:before="0"/>
-              <w:ind w:left="120"/>
-            </w:pPr>
-            <w:hyperlink w:history="1" r:id="rIddvuy5sakqbtpj_4adxruq">
-              <w:r>
-                <w:rPr>
-                  <w:rFonts w:ascii="Arial" w:cs="Arial" w:eastAsia="Arial" w:hAnsi="Arial"/>
-                  <w:color w:val="595959"/>
-                  <w:sz w:val="14"/>
-                  <w:szCs w:val="14"/>
-                  <w:u w:val="single" w:color="595959"/>
-                </w:rPr>
-                <w:t xml:space="preserve">🔍 Search ARES for similar readings</w:t>
-              </w:r>
-            </w:hyperlink>
-          </w:p>
-        </w:tc>
-        <w:tc>
-          <w:tcPr>
-            <w:tcW w:type="dxa" w:w="3040"/>
-            <w:shd w:fill="FFFFFF" w:color="auto" w:val="clear"/>
-            <w:tcMar>
-              <w:top w:type="dxa" w:w="60"/>
-              <w:left w:type="dxa" w:w="120"/>
-              <w:bottom w:type="dxa" w:w="60"/>
-              <w:right w:type="dxa" w:w="120"/>
-            </w:tcMar>
-            <w:vAlign w:val="top"/>
-          </w:tcPr>
-          <w:p>
-            <w:pPr>
-              <w:spacing w:after="40" w:before="0"/>
-              <w:jc w:val="left"/>
-            </w:pPr>
-            <w:r>
-              <w:rPr>
-                <w:rFonts w:ascii="Arial" w:cs="Arial" w:eastAsia="Arial" w:hAnsi="Arial"/>
-                <w:b w:val="false"/>
-                <w:bCs w:val="false"/>
-                <w:i w:val="false"/>
-                <w:iCs w:val="false"/>
-                <w:color w:val="000000"/>
-                <w:sz w:val="18"/>
-                <w:szCs w:val="18"/>
-              </w:rPr>
-              <w:t xml:space="preserve">Whole-class discussion and individual written conclusion. The teacher guides learners to construct a three-part evidence-based conclusion by working through the results zone by zone. Learners then write the conclusion in their notebooks in the following structured format: OBSERVATION (what colour appeared), INFERENCE (what this tells us about starch), CONCLUSION (what this tells us about the requirement for photosynthesis). After the structured conclusion, learners revisit the sukuma wiki phenomenon: they write one sentence connecting their practical result to why the shaded sukuma wiki turned pale and grew slowly — linking lack of light to reduced starch and glucose production, which slows growth. Finally, a guided question asks: 'Our result shows that BOTH chlorophyll and light are needed. From Lesson 3, we know CO2 and water are also needed. How would you design an experiment to test whether CO2 is essential?' Learners briefly discuss in pairs.</w:t>
-            </w:r>
-          </w:p>
-        </w:tc>
-        <w:tc>
-          <w:tcPr>
-            <w:tcW w:type="dxa" w:w="3040"/>
-            <w:shd w:fill="F2F2F2" w:color="auto" w:val="clear"/>
-            <w:tcMar>
-              <w:top w:type="dxa" w:w="60"/>
-              <w:left w:type="dxa" w:w="120"/>
-              <w:bottom w:type="dxa" w:w="60"/>
-              <w:right w:type="dxa" w:w="120"/>
-            </w:tcMar>
-            <w:vAlign w:val="top"/>
-          </w:tcPr>
-          <w:p>
-            <w:pPr>
-              <w:spacing w:after="40" w:before="0"/>
-              <w:jc w:val="left"/>
-            </w:pPr>
-            <w:r>
-              <w:rPr>
-                <w:rFonts w:ascii="Arial" w:cs="Arial" w:eastAsia="Arial" w:hAnsi="Arial"/>
-                <w:b w:val="false"/>
-                <w:bCs w:val="false"/>
-                <w:i w:val="false"/>
-                <w:iCs w:val="false"/>
-                <w:color w:val="000000"/>
-                <w:sz w:val="18"/>
-                <w:szCs w:val="18"/>
-              </w:rPr>
-              <w:t xml:space="preserve">Project or draw a three-column table on the board: Zone, Colour after iodine, Conclusion. Work through the table as a class. For the white zone, say: 'Everyone who got no colour change here — what does that tell us? What was missing in this zone?' WAIT TIME: 10 seconds. Accept answers. Write the class consensus. Then say: 'So removing the green pigment alone was enough to stop starch production. What does that prove about chlorophyll?' For the covered green zone, say: 'This zone had chlorophyll — it was still green — but it was kept in the dark. What happened?' WAIT TIME: 10 seconds. Guide learners to state: light is required even when chlorophyll is present. Say: 'This is important. Chlorophyll alone is not enough. Light alone is not enough. Both must be present at the same time.' Write this on the board as a key statement. Then connect to the phenomenon: 'Remember our sukuma wiki under the mango tree — it had chlorophyll, but what was reduced?' Elicit: light intensity. Say: 'And our results just proved that reduced light means reduced starch production. That is why the shaded plant grew slowly.' Close by acknowledging the DQB: 'We now have laboratory evidence, not just a hypothesis, for part of our driving question. Let us update the board.'</w:t>
-            </w:r>
-          </w:p>
-        </w:tc>
-        <w:tc>
-          <w:tcPr>
-            <w:tcW w:type="dxa" w:w="3040"/>
-            <w:shd w:fill="FFFFFF" w:color="auto" w:val="clear"/>
-            <w:tcMar>
-              <w:top w:type="dxa" w:w="60"/>
-              <w:left w:type="dxa" w:w="120"/>
-              <w:bottom w:type="dxa" w:w="60"/>
-              <w:right w:type="dxa" w:w="120"/>
-            </w:tcMar>
-            <w:vAlign w:val="top"/>
-          </w:tcPr>
-          <w:p>
-            <w:pPr>
-              <w:spacing w:after="40" w:before="0"/>
-              <w:jc w:val="left"/>
-            </w:pPr>
-            <w:r>
-              <w:rPr>
-                <w:rFonts w:ascii="Arial" w:cs="Arial" w:eastAsia="Arial" w:hAnsi="Arial"/>
-                <w:b w:val="false"/>
-                <w:bCs w:val="false"/>
-                <w:i w:val="false"/>
-                <w:iCs w:val="false"/>
-                <w:color w:val="000000"/>
-                <w:sz w:val="18"/>
-                <w:szCs w:val="18"/>
-              </w:rPr>
-              <w:t xml:space="preserve">Structured conclusion writing (Observation - Inference - Conclusion) scaffolds scientific reasoning and prevents learners from writing vague statements. Connecting the result to the phenomenon at the end of the Explain phase maintains the storyline thread. The extension question about CO2 foreshadows Lesson 7 (the investigation) and keeps inquiry open.</w:t>
-            </w:r>
-          </w:p>
-        </w:tc>
-        <w:tc>
-          <w:tcPr>
-            <w:tcW w:type="dxa" w:w="3040"/>
-            <w:shd w:fill="F2F2F2" w:color="auto" w:val="clear"/>
-            <w:tcMar>
-              <w:top w:type="dxa" w:w="60"/>
-              <w:left w:type="dxa" w:w="120"/>
-              <w:bottom w:type="dxa" w:w="60"/>
-              <w:right w:type="dxa" w:w="120"/>
-            </w:tcMar>
-            <w:vAlign w:val="top"/>
-          </w:tcPr>
-          <w:p>
-            <w:pPr>
-              <w:spacing w:after="40" w:before="0"/>
-              <w:jc w:val="left"/>
-            </w:pPr>
-            <w:r>
-              <w:rPr>
-                <w:rFonts w:ascii="Arial" w:cs="Arial" w:eastAsia="Arial" w:hAnsi="Arial"/>
-                <w:b w:val="false"/>
-                <w:bCs w:val="false"/>
-                <w:i w:val="false"/>
-                <w:iCs w:val="false"/>
-                <w:color w:val="000000"/>
-                <w:sz w:val="18"/>
-                <w:szCs w:val="18"/>
-              </w:rPr>
-              <w:t xml:space="preserve">Collect written conclusions at the end of the lesson or photograph them for review. Look for: (1) correct use of evidence — does the learner cite the actual colour change observed, not just state what they expected? (2) correct causal language — does the learner say chlorophyll is REQUIRED rather than just present? (3) connection to the phenomenon — can the learner transfer the lab result to the sukuma wiki context? Common error to watch for: learners writing that the white zone turned blue-black because it had no starch — they must explain WHY it had no starch (no chlorophyll, so no photosynthesis).</w:t>
-            </w:r>
-          </w:p>
-        </w:tc>
-      </w:tr>
-      <w:tr>
-        <w:tc>
-          <w:tcPr>
-            <w:tcW w:type="dxa" w:w="1520"/>
-            <w:shd w:fill="FCE4D6" w:color="auto" w:val="clear"/>
-            <w:tcMar>
-              <w:top w:type="dxa" w:w="60"/>
-              <w:left w:type="dxa" w:w="120"/>
-              <w:bottom w:type="dxa" w:w="60"/>
-              <w:right w:type="dxa" w:w="120"/>
-            </w:tcMar>
-            <w:vAlign w:val="top"/>
-          </w:tcPr>
-          <w:p>
-            <w:pPr>
-              <w:spacing w:after="40" w:before="0"/>
-              <w:jc w:val="left"/>
-            </w:pPr>
-            <w:r>
-              <w:rPr>
-                <w:rFonts w:ascii="Arial" w:cs="Arial" w:eastAsia="Arial" w:hAnsi="Arial"/>
-                <w:b/>
-                <w:bCs/>
-                <w:i w:val="false"/>
-                <w:iCs w:val="false"/>
-                <w:color w:val="000000"/>
-                <w:sz w:val="18"/>
-                <w:szCs w:val="18"/>
-              </w:rPr>
-              <w:t xml:space="preserve">Driving Question Board (DQB) Creation</w:t>
-            </w:r>
-          </w:p>
-          <w:p>
-            <w:pPr>
-              <w:spacing w:after="20" w:before="0"/>
-            </w:pPr>
-            <w:r>
-              <w:rPr>
-                <w:rFonts w:ascii="Arial" w:cs="Arial" w:eastAsia="Arial" w:hAnsi="Arial"/>
-                <w:b/>
-                <w:bCs/>
-                <w:color w:val="1F3864"/>
-                <w:sz w:val="16"/>
-                <w:szCs w:val="16"/>
-              </w:rPr>
-              <w:t xml:space="preserve">📹 VIDEO:</w:t>
-            </w:r>
-          </w:p>
-          <w:p>
-            <w:pPr>
-              <w:spacing w:after="20" w:before="0"/>
-            </w:pPr>
-            <w:hyperlink w:history="1" r:id="rId5exzc1lt7bo-q3zxbsqao">
-              <w:r>
-                <w:rPr>
-                  <w:rFonts w:ascii="Arial" w:cs="Arial" w:eastAsia="Arial" w:hAnsi="Arial"/>
-                  <w:color w:val="2E75B6"/>
-                  <w:sz w:val="16"/>
-                  <w:szCs w:val="16"/>
-                  <w:u w:val="single" w:color="2E75B6"/>
-                </w:rPr>
-                <w:t xml:space="preserve">Photosynthesis: Overview of the light-dependent reactions -dubbed(KY)</w:t>
-              </w:r>
-            </w:hyperlink>
-          </w:p>
-          <w:p>
-            <w:pPr>
-              <w:spacing w:after="10" w:before="0"/>
-              <w:ind w:left="120"/>
-            </w:pPr>
-            <w:r>
-              <w:rPr>
-                <w:rFonts w:ascii="Arial" w:cs="Arial" w:eastAsia="Arial" w:hAnsi="Arial"/>
-                <w:color w:val="595959"/>
-                <w:sz w:val="14"/>
-                <w:szCs w:val="14"/>
-              </w:rPr>
-              <w:t xml:space="preserve">Source: Khan Academy (Kiswahili)</w:t>
-            </w:r>
-          </w:p>
-          <w:p>
-            <w:pPr>
-              <w:spacing w:after="10" w:before="0"/>
-              <w:ind w:left="120"/>
-            </w:pPr>
-            <w:hyperlink w:history="1" r:id="rIdreya1mw8od4qvq4xfuk3d">
-              <w:r>
-                <w:rPr>
-                  <w:rFonts w:ascii="Arial" w:cs="Arial" w:eastAsia="Arial" w:hAnsi="Arial"/>
-                  <w:color w:val="595959"/>
-                  <w:sz w:val="14"/>
-                  <w:szCs w:val="14"/>
-                  <w:u w:val="single" w:color="595959"/>
-                </w:rPr>
-                <w:t xml:space="preserve">🔍 Search ARES for similar videos</w:t>
-              </w:r>
-            </w:hyperlink>
-          </w:p>
-          <w:p>
-            <w:pPr>
-              <w:spacing w:after="40" w:before="0"/>
-            </w:pPr>
-            <w:r>
-              <w:rPr>
-                <w:sz w:val="14"/>
-                <w:szCs w:val="14"/>
-              </w:rPr>
-              <w:t xml:space="preserve"/>
-            </w:r>
-          </w:p>
-          <w:p>
-            <w:pPr>
-              <w:spacing w:after="20" w:before="0"/>
-            </w:pPr>
-            <w:r>
-              <w:rPr>
-                <w:rFonts w:ascii="Arial" w:cs="Arial" w:eastAsia="Arial" w:hAnsi="Arial"/>
-                <w:b/>
-                <w:bCs/>
-                <w:color w:val="1F3864"/>
-                <w:sz w:val="16"/>
-                <w:szCs w:val="16"/>
-              </w:rPr>
-              <w:t xml:space="preserve">📖 EXERCISE:</w:t>
-            </w:r>
-          </w:p>
-          <w:p>
-            <w:pPr>
-              <w:spacing w:after="20" w:before="0"/>
-            </w:pPr>
-            <w:hyperlink w:history="1" r:id="rIdkgc5cc1e2gdwlmwh3hrv3">
-              <w:r>
-                <w:rPr>
-                  <w:rFonts w:ascii="Arial" w:cs="Arial" w:eastAsia="Arial" w:hAnsi="Arial"/>
-                  <w:color w:val="2E75B6"/>
-                  <w:sz w:val="16"/>
-                  <w:szCs w:val="16"/>
-                  <w:u w:val="single" w:color="2E75B6"/>
-                </w:rPr>
-                <w:t xml:space="preserve">Photosynthesis</w:t>
-              </w:r>
-            </w:hyperlink>
-          </w:p>
-          <w:p>
-            <w:pPr>
-              <w:spacing w:after="10" w:before="0"/>
-              <w:ind w:left="120"/>
-            </w:pPr>
-            <w:r>
-              <w:rPr>
-                <w:rFonts w:ascii="Arial" w:cs="Arial" w:eastAsia="Arial" w:hAnsi="Arial"/>
-                <w:color w:val="595959"/>
-                <w:sz w:val="14"/>
-                <w:szCs w:val="14"/>
-              </w:rPr>
-              <w:t xml:space="preserve">Source: Khan Academy (English - US curriculum)</w:t>
-            </w:r>
-          </w:p>
-          <w:p>
-            <w:pPr>
-              <w:spacing w:after="10" w:before="0"/>
-              <w:ind w:left="120"/>
-            </w:pPr>
-            <w:hyperlink w:history="1" r:id="rIdnychcidvk0pfzae00mcch">
-              <w:r>
-                <w:rPr>
-                  <w:rFonts w:ascii="Arial" w:cs="Arial" w:eastAsia="Arial" w:hAnsi="Arial"/>
-                  <w:color w:val="595959"/>
-                  <w:sz w:val="14"/>
-                  <w:szCs w:val="14"/>
-                  <w:u w:val="single" w:color="595959"/>
-                </w:rPr>
-                <w:t xml:space="preserve">🔍 Search ARES for similar readings</w:t>
-              </w:r>
-            </w:hyperlink>
-          </w:p>
-        </w:tc>
-        <w:tc>
-          <w:tcPr>
-            <w:tcW w:type="dxa" w:w="3040"/>
-            <w:shd w:fill="FFFFFF" w:color="auto" w:val="clear"/>
-            <w:tcMar>
-              <w:top w:type="dxa" w:w="60"/>
-              <w:left w:type="dxa" w:w="120"/>
-              <w:bottom w:type="dxa" w:w="60"/>
-              <w:right w:type="dxa" w:w="120"/>
-            </w:tcMar>
-            <w:vAlign w:val="top"/>
-          </w:tcPr>
-          <w:p>
-            <w:pPr>
-              <w:spacing w:after="40" w:before="0"/>
-              <w:jc w:val="left"/>
-            </w:pPr>
-            <w:r>
-              <w:rPr>
-                <w:rFonts w:ascii="Arial" w:cs="Arial" w:eastAsia="Arial" w:hAnsi="Arial"/>
-                <w:b w:val="false"/>
-                <w:bCs w:val="false"/>
-                <w:i w:val="false"/>
-                <w:iCs w:val="false"/>
-                <w:color w:val="000000"/>
-                <w:sz w:val="18"/>
-                <w:szCs w:val="18"/>
-              </w:rPr>
-              <w:t xml:space="preserve">Each group receives two sticky notes (different colours: one for EVIDENCE WE NOW HAVE, one for NEW QUESTIONS RAISED). Groups write: on the first note, one piece of evidence from todays practical that helps answer the driving question; on the second note, one new question the practical has raised (for example: If chlorophyll absorbs light, which colours of light work best? What exactly does chlorophyll do with light energy?). Groups post their notes on the class DQB under the appropriate columns. The teacher reads selected notes aloud and the class votes on which new question they most want to answer, flagging it for Lesson 5.</w:t>
-            </w:r>
-          </w:p>
-        </w:tc>
-        <w:tc>
-          <w:tcPr>
-            <w:tcW w:type="dxa" w:w="3040"/>
-            <w:shd w:fill="F2F2F2" w:color="auto" w:val="clear"/>
-            <w:tcMar>
-              <w:top w:type="dxa" w:w="60"/>
-              <w:left w:type="dxa" w:w="120"/>
-              <w:bottom w:type="dxa" w:w="60"/>
-              <w:right w:type="dxa" w:w="120"/>
-            </w:tcMar>
-            <w:vAlign w:val="top"/>
-          </w:tcPr>
-          <w:p>
-            <w:pPr>
-              <w:spacing w:after="40" w:before="0"/>
-              <w:jc w:val="left"/>
-            </w:pPr>
-            <w:r>
-              <w:rPr>
-                <w:rFonts w:ascii="Arial" w:cs="Arial" w:eastAsia="Arial" w:hAnsi="Arial"/>
-                <w:b w:val="false"/>
-                <w:bCs w:val="false"/>
-                <w:i w:val="false"/>
-                <w:iCs w:val="false"/>
-                <w:color w:val="000000"/>
-                <w:sz w:val="18"/>
-                <w:szCs w:val="18"/>
-              </w:rPr>
-              <w:t xml:space="preserve">Point to the DQB and say: 'In Lesson 1 we put up questions about why sukuma wiki wilts and why shade causes pallor. In Lesson 3 we started answering some of those. Today we have real experimental evidence. Take 2 minutes — one evidence note, one new question note.' WAIT TIME: allow genuine silent writing for 2 minutes. As groups post notes, read two or three aloud. Say: 'Look at the new questions people are asking — they want to know what chlorophyll actually DOES with light. That is exactly what we will investigate in Lesson 5. Science works this way: answering one question always opens new ones.' Leave all notes visible for the remainder of the unit.</w:t>
-            </w:r>
-          </w:p>
-        </w:tc>
-        <w:tc>
-          <w:tcPr>
-            <w:tcW w:type="dxa" w:w="3040"/>
-            <w:shd w:fill="FFFFFF" w:color="auto" w:val="clear"/>
-            <w:tcMar>
-              <w:top w:type="dxa" w:w="60"/>
-              <w:left w:type="dxa" w:w="120"/>
-              <w:bottom w:type="dxa" w:w="60"/>
-              <w:right w:type="dxa" w:w="120"/>
-            </w:tcMar>
-            <w:vAlign w:val="top"/>
-          </w:tcPr>
-          <w:p>
-            <w:pPr>
-              <w:spacing w:after="40" w:before="0"/>
-              <w:jc w:val="left"/>
-            </w:pPr>
-            <w:r>
-              <w:rPr>
-                <w:rFonts w:ascii="Arial" w:cs="Arial" w:eastAsia="Arial" w:hAnsi="Arial"/>
-                <w:b w:val="false"/>
-                <w:bCs w:val="false"/>
-                <w:i w:val="false"/>
-                <w:iCs w:val="false"/>
-                <w:color w:val="000000"/>
-                <w:sz w:val="18"/>
-                <w:szCs w:val="18"/>
-              </w:rPr>
-              <w:t xml:space="preserve">The DQB routine makes the epistemic progress of the class visible — learners see questions being answered and new ones generated, modelling authentic scientific practice. The voting on the next question gives learners agency in the inquiry sequence.</w:t>
-            </w:r>
-          </w:p>
-        </w:tc>
-        <w:tc>
-          <w:tcPr>
-            <w:tcW w:type="dxa" w:w="3040"/>
-            <w:shd w:fill="F2F2F2" w:color="auto" w:val="clear"/>
-            <w:tcMar>
-              <w:top w:type="dxa" w:w="60"/>
-              <w:left w:type="dxa" w:w="120"/>
-              <w:bottom w:type="dxa" w:w="60"/>
-              <w:right w:type="dxa" w:w="120"/>
-            </w:tcMar>
-            <w:vAlign w:val="top"/>
-          </w:tcPr>
-          <w:p>
-            <w:pPr>
-              <w:spacing w:after="40" w:before="0"/>
-              <w:jc w:val="left"/>
-            </w:pPr>
-            <w:r>
-              <w:rPr>
-                <w:rFonts w:ascii="Arial" w:cs="Arial" w:eastAsia="Arial" w:hAnsi="Arial"/>
-                <w:b w:val="false"/>
-                <w:bCs w:val="false"/>
-                <w:i w:val="false"/>
-                <w:iCs w:val="false"/>
-                <w:color w:val="000000"/>
-                <w:sz w:val="18"/>
-                <w:szCs w:val="18"/>
-              </w:rPr>
-              <w:t xml:space="preserve">Read all posted evidence notes. Check that evidence notes cite the starch test result specifically, not just general statements. If any note says only 'plants need light' without referencing the experimental observation, ask that group to revise: 'What did you actually see in the iodine test that tells you that?' This ensures learners are reasoning from evidence rather than recalling prior knowledge.</w:t>
-            </w:r>
-          </w:p>
-        </w:tc>
-      </w:tr>
-      <w:tr>
-        <w:tc>
-          <w:tcPr>
-            <w:tcW w:type="dxa" w:w="1520"/>
-            <w:shd w:fill="D5E8F0" w:color="auto" w:val="clear"/>
-            <w:tcMar>
-              <w:top w:type="dxa" w:w="60"/>
-              <w:left w:type="dxa" w:w="120"/>
-              <w:bottom w:type="dxa" w:w="60"/>
-              <w:right w:type="dxa" w:w="120"/>
-            </w:tcMar>
-            <w:vAlign w:val="top"/>
-          </w:tcPr>
-          <w:p>
-            <w:pPr>
-              <w:spacing w:after="40" w:before="0"/>
-              <w:jc w:val="left"/>
-            </w:pPr>
-            <w:r>
-              <w:rPr>
-                <w:rFonts w:ascii="Arial" w:cs="Arial" w:eastAsia="Arial" w:hAnsi="Arial"/>
-                <w:b/>
-                <w:bCs/>
-                <w:i w:val="false"/>
-                <w:iCs w:val="false"/>
-                <w:color w:val="000000"/>
-                <w:sz w:val="18"/>
-                <w:szCs w:val="18"/>
-              </w:rPr>
-              <w:t xml:space="preserve">Model Building Phase</w:t>
-            </w:r>
-          </w:p>
-          <w:p>
-            <w:pPr>
-              <w:spacing w:after="20" w:before="0"/>
-            </w:pPr>
-            <w:r>
-              <w:rPr>
-                <w:rFonts w:ascii="Arial" w:cs="Arial" w:eastAsia="Arial" w:hAnsi="Arial"/>
-                <w:b/>
-                <w:bCs/>
-                <w:color w:val="1F3864"/>
-                <w:sz w:val="16"/>
-                <w:szCs w:val="16"/>
-              </w:rPr>
-              <w:t xml:space="preserve">📹 VIDEO:</w:t>
-            </w:r>
-          </w:p>
-          <w:p>
-            <w:pPr>
-              <w:spacing w:after="20" w:before="0"/>
-            </w:pPr>
-            <w:hyperlink w:history="1" r:id="rIdsg67b-rddcvhrl8ent1ai">
-              <w:r>
-                <w:rPr>
-                  <w:rFonts w:ascii="Arial" w:cs="Arial" w:eastAsia="Arial" w:hAnsi="Arial"/>
-                  <w:color w:val="2E75B6"/>
-                  <w:sz w:val="16"/>
-                  <w:szCs w:val="16"/>
-                  <w:u w:val="single" w:color="2E75B6"/>
-                </w:rPr>
-                <w:t xml:space="preserve">Breaking down photosynthesis stages</w:t>
-              </w:r>
-            </w:hyperlink>
-          </w:p>
-          <w:p>
-            <w:pPr>
-              <w:spacing w:after="10" w:before="0"/>
-              <w:ind w:left="120"/>
-            </w:pPr>
-            <w:r>
-              <w:rPr>
-                <w:rFonts w:ascii="Arial" w:cs="Arial" w:eastAsia="Arial" w:hAnsi="Arial"/>
-                <w:color w:val="595959"/>
-                <w:sz w:val="14"/>
-                <w:szCs w:val="14"/>
-              </w:rPr>
-              <w:t xml:space="preserve">Source: Khan Academy (English - US curriculum)</w:t>
-            </w:r>
-          </w:p>
-          <w:p>
-            <w:pPr>
-              <w:spacing w:after="10" w:before="0"/>
-              <w:ind w:left="120"/>
-            </w:pPr>
-            <w:hyperlink w:history="1" r:id="rIdtlbq2xnsuowa8w2wwjleh">
-              <w:r>
-                <w:rPr>
-                  <w:rFonts w:ascii="Arial" w:cs="Arial" w:eastAsia="Arial" w:hAnsi="Arial"/>
-                  <w:color w:val="595959"/>
-                  <w:sz w:val="14"/>
-                  <w:szCs w:val="14"/>
-                  <w:u w:val="single" w:color="595959"/>
-                </w:rPr>
-                <w:t xml:space="preserve">🔍 Search ARES for similar videos</w:t>
-              </w:r>
-            </w:hyperlink>
-          </w:p>
-          <w:p>
-            <w:pPr>
-              <w:spacing w:after="40" w:before="0"/>
-            </w:pPr>
-            <w:r>
-              <w:rPr>
-                <w:sz w:val="14"/>
-                <w:szCs w:val="14"/>
-              </w:rPr>
-              <w:t xml:space="preserve"/>
-            </w:r>
-          </w:p>
-          <w:p>
-            <w:pPr>
-              <w:spacing w:after="20" w:before="0"/>
-            </w:pPr>
-            <w:r>
-              <w:rPr>
-                <w:rFonts w:ascii="Arial" w:cs="Arial" w:eastAsia="Arial" w:hAnsi="Arial"/>
-                <w:b/>
-                <w:bCs/>
-                <w:color w:val="1F3864"/>
-                <w:sz w:val="16"/>
-                <w:szCs w:val="16"/>
-              </w:rPr>
-              <w:t xml:space="preserve">📖 EXERCISE:</w:t>
-            </w:r>
-          </w:p>
-          <w:p>
-            <w:pPr>
-              <w:spacing w:after="20" w:before="0"/>
-            </w:pPr>
-            <w:hyperlink w:history="1" r:id="rIdyz-kaxlbe94lwquiolu6r">
-              <w:r>
-                <w:rPr>
-                  <w:rFonts w:ascii="Arial" w:cs="Arial" w:eastAsia="Arial" w:hAnsi="Arial"/>
-                  <w:color w:val="2E75B6"/>
-                  <w:sz w:val="16"/>
-                  <w:szCs w:val="16"/>
-                  <w:u w:val="single" w:color="2E75B6"/>
-                </w:rPr>
-                <w:t xml:space="preserve">The light-dependent reactions</w:t>
-              </w:r>
-            </w:hyperlink>
-          </w:p>
-          <w:p>
-            <w:pPr>
-              <w:spacing w:after="10" w:before="0"/>
-              <w:ind w:left="120"/>
-            </w:pPr>
-            <w:r>
-              <w:rPr>
-                <w:rFonts w:ascii="Arial" w:cs="Arial" w:eastAsia="Arial" w:hAnsi="Arial"/>
-                <w:color w:val="595959"/>
-                <w:sz w:val="14"/>
-                <w:szCs w:val="14"/>
-              </w:rPr>
-              <w:t xml:space="preserve">Source: Khan Academy (English - US curriculum)</w:t>
-            </w:r>
-          </w:p>
-          <w:p>
-            <w:pPr>
-              <w:spacing w:after="10" w:before="0"/>
-              <w:ind w:left="120"/>
-            </w:pPr>
-            <w:hyperlink w:history="1" r:id="rIdnttylz4aj_u7vt9zky_9o">
+            <w:hyperlink w:history="1" r:id="rIdzb2oanhwxrl9uchjzflbh">
               <w:r>
                 <w:rPr>
                   <w:rFonts w:ascii="Arial" w:cs="Arial" w:eastAsia="Arial" w:hAnsi="Arial"/>
@@ -14718,7 +14718,7 @@
             <w:pPr>
               <w:spacing w:after="20" w:before="0"/>
             </w:pPr>
-            <w:hyperlink w:history="1" r:id="rIdccle1j2f5gmd7-_9jgsll">
+            <w:hyperlink w:history="1" r:id="rIdcodxiqtsgljj_vmeh3iua">
               <w:r>
                 <w:rPr>
                   <w:rFonts w:ascii="Arial" w:cs="Arial" w:eastAsia="Arial" w:hAnsi="Arial"/>
@@ -14751,7 +14751,7 @@
               <w:spacing w:after="10" w:before="0"/>
               <w:ind w:left="120"/>
             </w:pPr>
-            <w:hyperlink w:history="1" r:id="rIdyb53gv0qlbu73khxhgmvu">
+            <w:hyperlink w:history="1" r:id="rIdan3dvvk-ekamvznkyai0h">
               <w:r>
                 <w:rPr>
                   <w:rFonts w:ascii="Arial" w:cs="Arial" w:eastAsia="Arial" w:hAnsi="Arial"/>
@@ -14796,7 +14796,7 @@
             <w:pPr>
               <w:spacing w:after="20" w:before="0"/>
             </w:pPr>
-            <w:hyperlink w:history="1" r:id="rIdq3ja9l4ifre8nyvd87dyg">
+            <w:hyperlink w:history="1" r:id="rIdd17robtulud4u2jg8xjwt">
               <w:r>
                 <w:rPr>
                   <w:rFonts w:ascii="Arial" w:cs="Arial" w:eastAsia="Arial" w:hAnsi="Arial"/>
@@ -14829,7 +14829,7 @@
               <w:spacing w:after="10" w:before="0"/>
               <w:ind w:left="120"/>
             </w:pPr>
-            <w:hyperlink w:history="1" r:id="rIde0nskzyyxgprjncw1dlkq">
+            <w:hyperlink w:history="1" r:id="rIdaktfdqofi18tvr9fjyljk">
               <w:r>
                 <w:rPr>
                   <w:rFonts w:ascii="Arial" w:cs="Arial" w:eastAsia="Arial" w:hAnsi="Arial"/>
@@ -15024,7 +15024,7 @@
             <w:pPr>
               <w:spacing w:after="20" w:before="0"/>
             </w:pPr>
-            <w:hyperlink w:history="1" r:id="rIdodq1cnazcjngxgz8vngle">
+            <w:hyperlink w:history="1" r:id="rIdu1lifuso2ur6rnezvvfae">
               <w:r>
                 <w:rPr>
                   <w:rFonts w:ascii="Arial" w:cs="Arial" w:eastAsia="Arial" w:hAnsi="Arial"/>
@@ -15057,7 +15057,7 @@
               <w:spacing w:after="10" w:before="0"/>
               <w:ind w:left="120"/>
             </w:pPr>
-            <w:hyperlink w:history="1" r:id="rId1tdfndk5vuavpxv5qs34v">
+            <w:hyperlink w:history="1" r:id="rId-jjqctdyao8pp00fig160">
               <w:r>
                 <w:rPr>
                   <w:rFonts w:ascii="Arial" w:cs="Arial" w:eastAsia="Arial" w:hAnsi="Arial"/>
@@ -15102,7 +15102,7 @@
             <w:pPr>
               <w:spacing w:after="20" w:before="0"/>
             </w:pPr>
-            <w:hyperlink w:history="1" r:id="rIdlcekixrfmo1utck4cle59">
+            <w:hyperlink w:history="1" r:id="rIdjleoztctbhjtzxkqj5_wu">
               <w:r>
                 <w:rPr>
                   <w:rFonts w:ascii="Arial" w:cs="Arial" w:eastAsia="Arial" w:hAnsi="Arial"/>
@@ -15135,7 +15135,7 @@
               <w:spacing w:after="10" w:before="0"/>
               <w:ind w:left="120"/>
             </w:pPr>
-            <w:hyperlink w:history="1" r:id="rIdy1r8qh0dgotod-4cltxdu">
+            <w:hyperlink w:history="1" r:id="rIdbf86mubs57m5ymgpfxsot">
               <w:r>
                 <w:rPr>
                   <w:rFonts w:ascii="Arial" w:cs="Arial" w:eastAsia="Arial" w:hAnsi="Arial"/>
@@ -15330,7 +15330,313 @@
             <w:pPr>
               <w:spacing w:after="20" w:before="0"/>
             </w:pPr>
-            <w:hyperlink w:history="1" r:id="rId3z7lonoel7i2as7otepqi">
+            <w:hyperlink w:history="1" r:id="rIdkj058wjoiudvekbafmvu2">
+              <w:r>
+                <w:rPr>
+                  <w:rFonts w:ascii="Arial" w:cs="Arial" w:eastAsia="Arial" w:hAnsi="Arial"/>
+                  <w:color w:val="2E75B6"/>
+                  <w:sz w:val="16"/>
+                  <w:szCs w:val="16"/>
+                  <w:u w:val="single" w:color="2E75B6"/>
+                </w:rPr>
+                <w:t xml:space="preserve">Conceptual overview of light dependent reactions</w:t>
+              </w:r>
+            </w:hyperlink>
+          </w:p>
+          <w:p>
+            <w:pPr>
+              <w:spacing w:after="10" w:before="0"/>
+              <w:ind w:left="120"/>
+            </w:pPr>
+            <w:r>
+              <w:rPr>
+                <w:rFonts w:ascii="Arial" w:cs="Arial" w:eastAsia="Arial" w:hAnsi="Arial"/>
+                <w:color w:val="595959"/>
+                <w:sz w:val="14"/>
+                <w:szCs w:val="14"/>
+              </w:rPr>
+              <w:t xml:space="preserve">Source: Khan Academy (English - US curriculum)</w:t>
+            </w:r>
+          </w:p>
+          <w:p>
+            <w:pPr>
+              <w:spacing w:after="10" w:before="0"/>
+              <w:ind w:left="120"/>
+            </w:pPr>
+            <w:hyperlink w:history="1" r:id="rIddzwxuitcdacjapfbasqbe">
+              <w:r>
+                <w:rPr>
+                  <w:rFonts w:ascii="Arial" w:cs="Arial" w:eastAsia="Arial" w:hAnsi="Arial"/>
+                  <w:color w:val="595959"/>
+                  <w:sz w:val="14"/>
+                  <w:szCs w:val="14"/>
+                  <w:u w:val="single" w:color="595959"/>
+                </w:rPr>
+                <w:t xml:space="preserve">🔍 Search ARES for similar videos</w:t>
+              </w:r>
+            </w:hyperlink>
+          </w:p>
+          <w:p>
+            <w:pPr>
+              <w:spacing w:after="40" w:before="0"/>
+            </w:pPr>
+            <w:r>
+              <w:rPr>
+                <w:sz w:val="14"/>
+                <w:szCs w:val="14"/>
+              </w:rPr>
+              <w:t xml:space="preserve"/>
+            </w:r>
+          </w:p>
+          <w:p>
+            <w:pPr>
+              <w:spacing w:after="20" w:before="0"/>
+            </w:pPr>
+            <w:r>
+              <w:rPr>
+                <w:rFonts w:ascii="Arial" w:cs="Arial" w:eastAsia="Arial" w:hAnsi="Arial"/>
+                <w:b/>
+                <w:bCs/>
+                <w:color w:val="1F3864"/>
+                <w:sz w:val="16"/>
+                <w:szCs w:val="16"/>
+              </w:rPr>
+              <w:t xml:space="preserve">📖 EXERCISE:</w:t>
+            </w:r>
+          </w:p>
+          <w:p>
+            <w:pPr>
+              <w:spacing w:after="20" w:before="0"/>
+            </w:pPr>
+            <w:hyperlink w:history="1" r:id="rIdade5rhreehnbcm5jcsc4f">
+              <w:r>
+                <w:rPr>
+                  <w:rFonts w:ascii="Arial" w:cs="Arial" w:eastAsia="Arial" w:hAnsi="Arial"/>
+                  <w:color w:val="2E75B6"/>
+                  <w:sz w:val="16"/>
+                  <w:szCs w:val="16"/>
+                  <w:u w:val="single" w:color="2E75B6"/>
+                </w:rPr>
+                <w:t xml:space="preserve">The light-dependent reactions</w:t>
+              </w:r>
+            </w:hyperlink>
+          </w:p>
+          <w:p>
+            <w:pPr>
+              <w:spacing w:after="10" w:before="0"/>
+              <w:ind w:left="120"/>
+            </w:pPr>
+            <w:r>
+              <w:rPr>
+                <w:rFonts w:ascii="Arial" w:cs="Arial" w:eastAsia="Arial" w:hAnsi="Arial"/>
+                <w:color w:val="595959"/>
+                <w:sz w:val="14"/>
+                <w:szCs w:val="14"/>
+              </w:rPr>
+              <w:t xml:space="preserve">Source: Khan Academy (English - US curriculum)</w:t>
+            </w:r>
+          </w:p>
+          <w:p>
+            <w:pPr>
+              <w:spacing w:after="10" w:before="0"/>
+              <w:ind w:left="120"/>
+            </w:pPr>
+            <w:hyperlink w:history="1" r:id="rIdqwiclidkhokxfdiusrd7n">
+              <w:r>
+                <w:rPr>
+                  <w:rFonts w:ascii="Arial" w:cs="Arial" w:eastAsia="Arial" w:hAnsi="Arial"/>
+                  <w:color w:val="595959"/>
+                  <w:sz w:val="14"/>
+                  <w:szCs w:val="14"/>
+                  <w:u w:val="single" w:color="595959"/>
+                </w:rPr>
+                <w:t xml:space="preserve">🔍 Search ARES for similar readings</w:t>
+              </w:r>
+            </w:hyperlink>
+          </w:p>
+        </w:tc>
+        <w:tc>
+          <w:tcPr>
+            <w:tcW w:type="dxa" w:w="3040"/>
+            <w:shd w:fill="FFFFFF" w:color="auto" w:val="clear"/>
+            <w:tcMar>
+              <w:top w:type="dxa" w:w="60"/>
+              <w:left w:type="dxa" w:w="120"/>
+              <w:bottom w:type="dxa" w:w="60"/>
+              <w:right w:type="dxa" w:w="120"/>
+            </w:tcMar>
+            <w:vAlign w:val="top"/>
+          </w:tcPr>
+          <w:p>
+            <w:pPr>
+              <w:spacing w:after="40" w:before="0"/>
+              <w:jc w:val="left"/>
+            </w:pPr>
+            <w:r>
+              <w:rPr>
+                <w:rFonts w:ascii="Arial" w:cs="Arial" w:eastAsia="Arial" w:hAnsi="Arial"/>
+                <w:b w:val="false"/>
+                <w:bCs w:val="false"/>
+                <w:i w:val="false"/>
+                <w:iCs w:val="false"/>
+                <w:color w:val="000000"/>
+                <w:sz w:val="18"/>
+                <w:szCs w:val="18"/>
+              </w:rPr>
+              <w:t xml:space="preserve">Learners receive a graphic organiser: a horizontal cause-and-effect chain with 6 blank boxes and connecting arrows. The first box is pre-filled: 'LIGHT ENERGY strikes the leaf.' The last box is pre-filled: 'ATP and NADPH are available for the next stage of photosynthesis.' Learners individually complete the 4 intermediate boxes using their annotated diagrams. They then answer 3 written questions in their notebooks: (Q1) 'In the Elodea experiment, we measured oxygen bubble production as a proxy for photosynthesis rate. Using your diagram, explain exactly where that oxygen comes from and what would happen to bubble production if we added a chemical that blocks photolysis.' (Q2) 'The sukuma wiki under the mango shade became pale and grew slowly over several weeks. Using what you now know about the light-dependent reactions, explain at the molecular level why shade would slow the plant's growth — even if water and CO₂ are available.' (Q3) 'The sukuma wiki recovers overnight even without sunlight. Does the light-dependent reaction run at night? What does this suggest about what the plant uses during the night to repair itself?'</w:t>
+            </w:r>
+          </w:p>
+        </w:tc>
+        <w:tc>
+          <w:tcPr>
+            <w:tcW w:type="dxa" w:w="3040"/>
+            <w:shd w:fill="F2F2F2" w:color="auto" w:val="clear"/>
+            <w:tcMar>
+              <w:top w:type="dxa" w:w="60"/>
+              <w:left w:type="dxa" w:w="120"/>
+              <w:bottom w:type="dxa" w:w="60"/>
+              <w:right w:type="dxa" w:w="120"/>
+            </w:tcMar>
+            <w:vAlign w:val="top"/>
+          </w:tcPr>
+          <w:p>
+            <w:pPr>
+              <w:spacing w:after="40" w:before="0"/>
+              <w:jc w:val="left"/>
+            </w:pPr>
+            <w:r>
+              <w:rPr>
+                <w:rFonts w:ascii="Arial" w:cs="Arial" w:eastAsia="Arial" w:hAnsi="Arial"/>
+                <w:b w:val="false"/>
+                <w:bCs w:val="false"/>
+                <w:i w:val="false"/>
+                <w:iCs w:val="false"/>
+                <w:color w:val="000000"/>
+                <w:sz w:val="18"/>
+                <w:szCs w:val="18"/>
+              </w:rPr>
+              <w:t xml:space="preserve">Say: 'You now have the annotated diagram in front of you. I want you to use it to build a cause-and-effect chain — this is a tool scientists use to show how one event triggers the next.' Distribute the graphic organiser. Give 6 minutes of SILENT individual work. After 6 minutes, say: 'Now look at the three questions on the board. These connect our molecular diagram back to the two phenomena we have been investigating all term. Write your answers in your notebook — full sentences, please.' Give 8 minutes for written responses. After 8 minutes, facilitate a class discussion for Q2 (the sukuma wiki shade question) — this is the most complex and directly ties to the driving question. Cold-call 3 learners (rotate to learners who have not yet spoken today): 'Zawadi, take us through your explanation for Q2.' After each response, ask: 'Can someone add a molecular detail Zawadi's explanation is missing?' For Q3, say: 'This is a tricky one. I am going to give you 15 seconds to think silently before anyone speaks.' [Allow 15 seconds of WAIT TIME.] Then cold-call: 'Kipchoge — what do you think?' Guide learners toward the idea that the plant uses pre-formed ATP and NADPH (or synthesised sugars from the Calvin cycle) stored during daylight for overnight repair, and that the light reactions themselves are DARK-independent only in the sense that no light reactions run — but the products are already stored.</w:t>
+            </w:r>
+          </w:p>
+        </w:tc>
+        <w:tc>
+          <w:tcPr>
+            <w:tcW w:type="dxa" w:w="3040"/>
+            <w:shd w:fill="FFFFFF" w:color="auto" w:val="clear"/>
+            <w:tcMar>
+              <w:top w:type="dxa" w:w="60"/>
+              <w:left w:type="dxa" w:w="120"/>
+              <w:bottom w:type="dxa" w:w="60"/>
+              <w:right w:type="dxa" w:w="120"/>
+            </w:tcMar>
+            <w:vAlign w:val="top"/>
+          </w:tcPr>
+          <w:p>
+            <w:pPr>
+              <w:spacing w:after="40" w:before="0"/>
+              <w:jc w:val="left"/>
+            </w:pPr>
+            <w:r>
+              <w:rPr>
+                <w:rFonts w:ascii="Arial" w:cs="Arial" w:eastAsia="Arial" w:hAnsi="Arial"/>
+                <w:b w:val="false"/>
+                <w:bCs w:val="false"/>
+                <w:i w:val="false"/>
+                <w:iCs w:val="false"/>
+                <w:color w:val="000000"/>
+                <w:sz w:val="18"/>
+                <w:szCs w:val="18"/>
+              </w:rPr>
+              <w:t xml:space="preserve">Cause-and-effect chaining + transfer questions: The graphic organiser forces learners to make the mechanistic logic explicit in their own words rather than copying notes. The three transfer questions escalate in cognitive demand — Q1 tests comprehension, Q2 requires application to the anchoring phenomenon (sukuma wiki), and Q3 requires evaluation/inference. This mirrors how scientists use mechanistic models to explain novel observations.</w:t>
+            </w:r>
+          </w:p>
+        </w:tc>
+        <w:tc>
+          <w:tcPr>
+            <w:tcW w:type="dxa" w:w="3040"/>
+            <w:shd w:fill="F2F2F2" w:color="auto" w:val="clear"/>
+            <w:tcMar>
+              <w:top w:type="dxa" w:w="60"/>
+              <w:left w:type="dxa" w:w="120"/>
+              <w:bottom w:type="dxa" w:w="60"/>
+              <w:right w:type="dxa" w:w="120"/>
+            </w:tcMar>
+            <w:vAlign w:val="top"/>
+          </w:tcPr>
+          <w:p>
+            <w:pPr>
+              <w:spacing w:after="40" w:before="0"/>
+              <w:jc w:val="left"/>
+            </w:pPr>
+            <w:r>
+              <w:rPr>
+                <w:rFonts w:ascii="Arial" w:cs="Arial" w:eastAsia="Arial" w:hAnsi="Arial"/>
+                <w:b w:val="false"/>
+                <w:bCs w:val="false"/>
+                <w:i w:val="false"/>
+                <w:iCs w:val="false"/>
+                <w:color w:val="000000"/>
+                <w:sz w:val="18"/>
+                <w:szCs w:val="18"/>
+              </w:rPr>
+              <w:t xml:space="preserve">Collect notebooks at the end of Phase 3 OR use a rapid 'exit ticket' version: teacher reads Q2 aloud and asks learners to hold up 1 finger (can explain clearly), 2 fingers (partially understand), or 3 fingers (still confused). Target: ≥ 70% show 1 finger. For learners showing 3 fingers, assign a peer-tutor from the 1-finger group for a 3-minute re-explanation before the DQB phase. In notebooks, look for: (a) correct identification of photolysis as the oxygen source; (b) explicit link between reduced light → less chlorophyll excitation → less ATP/NADPH → slower Calvin cycle → slower growth/pallor; (c) acknowledgement that Q3 requires distinguishing between light reactions and the use of their products.</w:t>
+            </w:r>
+          </w:p>
+        </w:tc>
+      </w:tr>
+      <w:tr>
+        <w:tc>
+          <w:tcPr>
+            <w:tcW w:type="dxa" w:w="1520"/>
+            <w:shd w:fill="FCE4D6" w:color="auto" w:val="clear"/>
+            <w:tcMar>
+              <w:top w:type="dxa" w:w="60"/>
+              <w:left w:type="dxa" w:w="120"/>
+              <w:bottom w:type="dxa" w:w="60"/>
+              <w:right w:type="dxa" w:w="120"/>
+            </w:tcMar>
+            <w:vAlign w:val="top"/>
+          </w:tcPr>
+          <w:p>
+            <w:pPr>
+              <w:spacing w:after="40" w:before="0"/>
+              <w:jc w:val="left"/>
+            </w:pPr>
+            <w:r>
+              <w:rPr>
+                <w:rFonts w:ascii="Arial" w:cs="Arial" w:eastAsia="Arial" w:hAnsi="Arial"/>
+                <w:b/>
+                <w:bCs/>
+                <w:i w:val="false"/>
+                <w:iCs w:val="false"/>
+                <w:color w:val="000000"/>
+                <w:sz w:val="18"/>
+                <w:szCs w:val="18"/>
+              </w:rPr>
+              <w:t xml:space="preserve">Driving Question Board (DQB) Creation</w:t>
+            </w:r>
+          </w:p>
+          <w:p>
+            <w:pPr>
+              <w:spacing w:after="20" w:before="0"/>
+            </w:pPr>
+            <w:r>
+              <w:rPr>
+                <w:rFonts w:ascii="Arial" w:cs="Arial" w:eastAsia="Arial" w:hAnsi="Arial"/>
+                <w:b/>
+                <w:bCs/>
+                <w:color w:val="1F3864"/>
+                <w:sz w:val="16"/>
+                <w:szCs w:val="16"/>
+              </w:rPr>
+              <w:t xml:space="preserve">📹 VIDEO:</w:t>
+            </w:r>
+          </w:p>
+          <w:p>
+            <w:pPr>
+              <w:spacing w:after="20" w:before="0"/>
+            </w:pPr>
+            <w:hyperlink w:history="1" r:id="rIdy_asm1r27izqhk5gzzrn5">
               <w:r>
                 <w:rPr>
                   <w:rFonts w:ascii="Arial" w:cs="Arial" w:eastAsia="Arial" w:hAnsi="Arial"/>
@@ -15363,7 +15669,7 @@
               <w:spacing w:after="10" w:before="0"/>
               <w:ind w:left="120"/>
             </w:pPr>
-            <w:hyperlink w:history="1" r:id="rIddujuk6td66yr0iebqw-zv">
+            <w:hyperlink w:history="1" r:id="rIdlpib2pzpmim9enhwtb7wl">
               <w:r>
                 <w:rPr>
                   <w:rFonts w:ascii="Arial" w:cs="Arial" w:eastAsia="Arial" w:hAnsi="Arial"/>
@@ -15408,7 +15714,7 @@
             <w:pPr>
               <w:spacing w:after="20" w:before="0"/>
             </w:pPr>
-            <w:hyperlink w:history="1" r:id="rIdv9l1en4qqoas9zpvr2wnn">
+            <w:hyperlink w:history="1" r:id="rIdfycsjqxgi2h9pokqajork">
               <w:r>
                 <w:rPr>
                   <w:rFonts w:ascii="Arial" w:cs="Arial" w:eastAsia="Arial" w:hAnsi="Arial"/>
@@ -15441,7 +15747,7 @@
               <w:spacing w:after="10" w:before="0"/>
               <w:ind w:left="120"/>
             </w:pPr>
-            <w:hyperlink w:history="1" r:id="rIdpflasjmq4iasdbenbzo0p">
+            <w:hyperlink w:history="1" r:id="rIdrdcfhe15qcnlnqj8rqka8">
               <w:r>
                 <w:rPr>
                   <w:rFonts w:ascii="Arial" w:cs="Arial" w:eastAsia="Arial" w:hAnsi="Arial"/>
@@ -15483,7 +15789,7 @@
                 <w:sz w:val="18"/>
                 <w:szCs w:val="18"/>
               </w:rPr>
-              <w:t xml:space="preserve">Learners receive a graphic organiser: a horizontal cause-and-effect chain with 6 blank boxes and connecting arrows. The first box is pre-filled: 'LIGHT ENERGY strikes the leaf.' The last box is pre-filled: 'ATP and NADPH are available for the next stage of photosynthesis.' Learners individually complete the 4 intermediate boxes using their annotated diagrams. They then answer 3 written questions in their notebooks: (Q1) 'In the Elodea experiment, we measured oxygen bubble production as a proxy for photosynthesis rate. Using your diagram, explain exactly where that oxygen comes from and what would happen to bubble production if we added a chemical that blocks photolysis.' (Q2) 'The sukuma wiki under the mango shade became pale and grew slowly over several weeks. Using what you now know about the light-dependent reactions, explain at the molecular level why shade would slow the plant's growth — even if water and CO₂ are available.' (Q3) 'The sukuma wiki recovers overnight even without sunlight. Does the light-dependent reaction run at night? What does this suggest about what the plant uses during the night to repair itself?'</w:t>
+              <w:t xml:space="preserve">The class DQB (established in Lesson 1) is displayed at the front of the room. It contains the anchoring driving question ('Why does our sukuma wiki wilt in the midday sun even when the soil is wet — and what does a plant actually need to stay green, grow, and make its own food?') and sticky-note question clusters from previous lessons. Learners individually write on a sticky note: (a) ONE thing they can now explain about the sukuma wiki phenomenon that they could NOT explain before today's lesson; (b) ONE new question that today's lesson has raised for them. They post their notes on the DQB in two columns: 'NOW EXPLAINED' and 'NEW QUESTIONS.' The teacher reads selected notes aloud and briefly connects them to the lesson sequence: which new questions will be addressed in Lessons 6–7 (Calvin cycle / light-independent reactions).</w:t>
             </w:r>
           </w:p>
         </w:tc>
@@ -15515,7 +15821,7 @@
                 <w:sz w:val="18"/>
                 <w:szCs w:val="18"/>
               </w:rPr>
-              <w:t xml:space="preserve">Say: 'You now have the annotated diagram in front of you. I want you to use it to build a cause-and-effect chain — this is a tool scientists use to show how one event triggers the next.' Distribute the graphic organiser. Give 6 minutes of SILENT individual work. After 6 minutes, say: 'Now look at the three questions on the board. These connect our molecular diagram back to the two phenomena we have been investigating all term. Write your answers in your notebook — full sentences, please.' Give 8 minutes for written responses. After 8 minutes, facilitate a class discussion for Q2 (the sukuma wiki shade question) — this is the most complex and directly ties to the driving question. Cold-call 3 learners (rotate to learners who have not yet spoken today): 'Zawadi, take us through your explanation for Q2.' After each response, ask: 'Can someone add a molecular detail Zawadi's explanation is missing?' For Q3, say: 'This is a tricky one. I am going to give you 15 seconds to think silently before anyone speaks.' [Allow 15 seconds of WAIT TIME.] Then cold-call: 'Kipchoge — what do you think?' Guide learners toward the idea that the plant uses pre-formed ATP and NADPH (or synthesised sugars from the Calvin cycle) stored during daylight for overnight repair, and that the light reactions themselves are DARK-independent only in the sense that no light reactions run — but the products are already stored.</w:t>
+              <w:t xml:space="preserve">Point to the DQB and say: 'When we started this unit, we looked at the sukuma wiki in Amina's kitchen garden and it raised a lot of questions we could not answer. Let's see how far we have come.' Read the driving question aloud. Say: 'Think about what you knew on Day 1 versus what you know right now. On your sticky note, write one thing you can NOW explain — be specific, use the molecular language from today. And write one new question that today's lesson has opened up for you.' Give 3 minutes of individual silent writing. Invite learners to post notes on the DQB. Read 4–5 'NOW EXPLAINED' notes aloud, affirming precise language: 'Excellent — Wanjiku wrote: the oxygen in the bubbles comes from water molecules being split at Photosystem II, not from CO₂. That is a Nobel Prize-level insight — it took scientists decades to prove that.' Read 2–3 'NEW QUESTIONS' notes and say: 'These questions about what happens to the ATP and NADPH next — those are exactly what we will investigate in Lesson 6, the Calvin cycle.' Do NOT resolve these questions — preserve productive curiosity.</w:t>
             </w:r>
           </w:p>
         </w:tc>
@@ -15547,7 +15853,7 @@
                 <w:sz w:val="18"/>
                 <w:szCs w:val="18"/>
               </w:rPr>
-              <w:t xml:space="preserve">Cause-and-effect chaining + transfer questions: The graphic organiser forces learners to make the mechanistic logic explicit in their own words rather than copying notes. The three transfer questions escalate in cognitive demand — Q1 tests comprehension, Q2 requires application to the anchoring phenomenon (sukuma wiki), and Q3 requires evaluation/inference. This mirrors how scientists use mechanistic models to explain novel observations.</w:t>
+              <w:t xml:space="preserve">Public knowledge-building on the DQB: The DQB functions as a class-wide 'working model' of understanding — a living artefact that grows across the 10-lesson sequence. Making new understanding visible and public reinforces that science is cumulative and social. The two-column structure ('NOW EXPLAINED' vs. 'NEW QUESTIONS') models scientific practice: answering one question always generates new questions.</w:t>
             </w:r>
           </w:p>
         </w:tc>
@@ -15579,7 +15885,7 @@
                 <w:sz w:val="18"/>
                 <w:szCs w:val="18"/>
               </w:rPr>
-              <w:t xml:space="preserve">Collect notebooks at the end of Phase 3 OR use a rapid 'exit ticket' version: teacher reads Q2 aloud and asks learners to hold up 1 finger (can explain clearly), 2 fingers (partially understand), or 3 fingers (still confused). Target: ≥ 70% show 1 finger. For learners showing 3 fingers, assign a peer-tutor from the 1-finger group for a 3-minute re-explanation before the DQB phase. In notebooks, look for: (a) correct identification of photolysis as the oxygen source; (b) explicit link between reduced light → less chlorophyll excitation → less ATP/NADPH → slower Calvin cycle → slower growth/pallor; (c) acknowledgement that Q3 requires distinguishing between light reactions and the use of their products.</w:t>
+              <w:t xml:space="preserve">Teacher reads all sticky notes before the next lesson. Indicators of lesson success: 'NOW EXPLAINED' notes should include at least one of — photolysis as source of O₂, role of chlorophyll in absorbing light, ATP/NADPH as energy carriers, or connection to Elodea bubble data. 'NEW QUESTIONS' should include forward-pointing questions (e.g., 'What does ATP do next?' 'Where does the CO₂ go?') — these indicate learners understand that the light reactions are only PART of photosynthesis, which is the prerequisite understanding for Lesson 6.</w:t>
             </w:r>
           </w:p>
         </w:tc>
@@ -15588,32 +15894,32 @@
         <w:tc>
           <w:tcPr>
             <w:tcW w:type="dxa" w:w="1520"/>
-            <w:shd w:fill="FCE4D6" w:color="auto" w:val="clear"/>
-            <w:tcMar>
-              <w:top w:type="dxa" w:w="60"/>
-              <w:left w:type="dxa" w:w="120"/>
-              <w:bottom w:type="dxa" w:w="60"/>
-              <w:right w:type="dxa" w:w="120"/>
-            </w:tcMar>
-            <w:vAlign w:val="top"/>
-          </w:tcPr>
-          <w:p>
-            <w:pPr>
-              <w:spacing w:after="40" w:before="0"/>
-              <w:jc w:val="left"/>
-            </w:pPr>
-            <w:r>
-              <w:rPr>
-                <w:rFonts w:ascii="Arial" w:cs="Arial" w:eastAsia="Arial" w:hAnsi="Arial"/>
-                <w:b/>
-                <w:bCs/>
-                <w:i w:val="false"/>
-                <w:iCs w:val="false"/>
-                <w:color w:val="000000"/>
-                <w:sz w:val="18"/>
-                <w:szCs w:val="18"/>
-              </w:rPr>
-              <w:t xml:space="preserve">Driving Question Board (DQB) Creation</w:t>
+            <w:shd w:fill="D5E8F0" w:color="auto" w:val="clear"/>
+            <w:tcMar>
+              <w:top w:type="dxa" w:w="60"/>
+              <w:left w:type="dxa" w:w="120"/>
+              <w:bottom w:type="dxa" w:w="60"/>
+              <w:right w:type="dxa" w:w="120"/>
+            </w:tcMar>
+            <w:vAlign w:val="top"/>
+          </w:tcPr>
+          <w:p>
+            <w:pPr>
+              <w:spacing w:after="40" w:before="0"/>
+              <w:jc w:val="left"/>
+            </w:pPr>
+            <w:r>
+              <w:rPr>
+                <w:rFonts w:ascii="Arial" w:cs="Arial" w:eastAsia="Arial" w:hAnsi="Arial"/>
+                <w:b/>
+                <w:bCs/>
+                <w:i w:val="false"/>
+                <w:iCs w:val="false"/>
+                <w:color w:val="000000"/>
+                <w:sz w:val="18"/>
+                <w:szCs w:val="18"/>
+              </w:rPr>
+              <w:t xml:space="preserve">Model Building Phase</w:t>
             </w:r>
           </w:p>
           <w:p>
@@ -15636,7 +15942,7 @@
             <w:pPr>
               <w:spacing w:after="20" w:before="0"/>
             </w:pPr>
-            <w:hyperlink w:history="1" r:id="rIdzclplqjlxdvlgr6gxxs0b">
+            <w:hyperlink w:history="1" r:id="rId5wocxty20_er3tojo1qqf">
               <w:r>
                 <w:rPr>
                   <w:rFonts w:ascii="Arial" w:cs="Arial" w:eastAsia="Arial" w:hAnsi="Arial"/>
@@ -15669,7 +15975,7 @@
               <w:spacing w:after="10" w:before="0"/>
               <w:ind w:left="120"/>
             </w:pPr>
-            <w:hyperlink w:history="1" r:id="rIdwk3bx-nq2ikid0a4yswqa">
+            <w:hyperlink w:history="1" r:id="rIdolqpp_2wle0oqcb9r9urj">
               <w:r>
                 <w:rPr>
                   <w:rFonts w:ascii="Arial" w:cs="Arial" w:eastAsia="Arial" w:hAnsi="Arial"/>
@@ -15714,7 +16020,7 @@
             <w:pPr>
               <w:spacing w:after="20" w:before="0"/>
             </w:pPr>
-            <w:hyperlink w:history="1" r:id="rIdn9oouki62d5un6bupyjwb">
+            <w:hyperlink w:history="1" r:id="rIdzbsanzodf5eocprcaw1p5">
               <w:r>
                 <w:rPr>
                   <w:rFonts w:ascii="Arial" w:cs="Arial" w:eastAsia="Arial" w:hAnsi="Arial"/>
@@ -15747,313 +16053,7 @@
               <w:spacing w:after="10" w:before="0"/>
               <w:ind w:left="120"/>
             </w:pPr>
-            <w:hyperlink w:history="1" r:id="rIdyolvbncamz2ps0xdpmg9a">
-              <w:r>
-                <w:rPr>
-                  <w:rFonts w:ascii="Arial" w:cs="Arial" w:eastAsia="Arial" w:hAnsi="Arial"/>
-                  <w:color w:val="595959"/>
-                  <w:sz w:val="14"/>
-                  <w:szCs w:val="14"/>
-                  <w:u w:val="single" w:color="595959"/>
-                </w:rPr>
-                <w:t xml:space="preserve">🔍 Search ARES for similar readings</w:t>
-              </w:r>
-            </w:hyperlink>
-          </w:p>
-        </w:tc>
-        <w:tc>
-          <w:tcPr>
-            <w:tcW w:type="dxa" w:w="3040"/>
-            <w:shd w:fill="FFFFFF" w:color="auto" w:val="clear"/>
-            <w:tcMar>
-              <w:top w:type="dxa" w:w="60"/>
-              <w:left w:type="dxa" w:w="120"/>
-              <w:bottom w:type="dxa" w:w="60"/>
-              <w:right w:type="dxa" w:w="120"/>
-            </w:tcMar>
-            <w:vAlign w:val="top"/>
-          </w:tcPr>
-          <w:p>
-            <w:pPr>
-              <w:spacing w:after="40" w:before="0"/>
-              <w:jc w:val="left"/>
-            </w:pPr>
-            <w:r>
-              <w:rPr>
-                <w:rFonts w:ascii="Arial" w:cs="Arial" w:eastAsia="Arial" w:hAnsi="Arial"/>
-                <w:b w:val="false"/>
-                <w:bCs w:val="false"/>
-                <w:i w:val="false"/>
-                <w:iCs w:val="false"/>
-                <w:color w:val="000000"/>
-                <w:sz w:val="18"/>
-                <w:szCs w:val="18"/>
-              </w:rPr>
-              <w:t xml:space="preserve">The class DQB (established in Lesson 1) is displayed at the front of the room. It contains the anchoring driving question ('Why does our sukuma wiki wilt in the midday sun even when the soil is wet — and what does a plant actually need to stay green, grow, and make its own food?') and sticky-note question clusters from previous lessons. Learners individually write on a sticky note: (a) ONE thing they can now explain about the sukuma wiki phenomenon that they could NOT explain before today's lesson; (b) ONE new question that today's lesson has raised for them. They post their notes on the DQB in two columns: 'NOW EXPLAINED' and 'NEW QUESTIONS.' The teacher reads selected notes aloud and briefly connects them to the lesson sequence: which new questions will be addressed in Lessons 6–7 (Calvin cycle / light-independent reactions).</w:t>
-            </w:r>
-          </w:p>
-        </w:tc>
-        <w:tc>
-          <w:tcPr>
-            <w:tcW w:type="dxa" w:w="3040"/>
-            <w:shd w:fill="F2F2F2" w:color="auto" w:val="clear"/>
-            <w:tcMar>
-              <w:top w:type="dxa" w:w="60"/>
-              <w:left w:type="dxa" w:w="120"/>
-              <w:bottom w:type="dxa" w:w="60"/>
-              <w:right w:type="dxa" w:w="120"/>
-            </w:tcMar>
-            <w:vAlign w:val="top"/>
-          </w:tcPr>
-          <w:p>
-            <w:pPr>
-              <w:spacing w:after="40" w:before="0"/>
-              <w:jc w:val="left"/>
-            </w:pPr>
-            <w:r>
-              <w:rPr>
-                <w:rFonts w:ascii="Arial" w:cs="Arial" w:eastAsia="Arial" w:hAnsi="Arial"/>
-                <w:b w:val="false"/>
-                <w:bCs w:val="false"/>
-                <w:i w:val="false"/>
-                <w:iCs w:val="false"/>
-                <w:color w:val="000000"/>
-                <w:sz w:val="18"/>
-                <w:szCs w:val="18"/>
-              </w:rPr>
-              <w:t xml:space="preserve">Point to the DQB and say: 'When we started this unit, we looked at the sukuma wiki in Amina's kitchen garden and it raised a lot of questions we could not answer. Let's see how far we have come.' Read the driving question aloud. Say: 'Think about what you knew on Day 1 versus what you know right now. On your sticky note, write one thing you can NOW explain — be specific, use the molecular language from today. And write one new question that today's lesson has opened up for you.' Give 3 minutes of individual silent writing. Invite learners to post notes on the DQB. Read 4–5 'NOW EXPLAINED' notes aloud, affirming precise language: 'Excellent — Wanjiku wrote: the oxygen in the bubbles comes from water molecules being split at Photosystem II, not from CO₂. That is a Nobel Prize-level insight — it took scientists decades to prove that.' Read 2–3 'NEW QUESTIONS' notes and say: 'These questions about what happens to the ATP and NADPH next — those are exactly what we will investigate in Lesson 6, the Calvin cycle.' Do NOT resolve these questions — preserve productive curiosity.</w:t>
-            </w:r>
-          </w:p>
-        </w:tc>
-        <w:tc>
-          <w:tcPr>
-            <w:tcW w:type="dxa" w:w="3040"/>
-            <w:shd w:fill="FFFFFF" w:color="auto" w:val="clear"/>
-            <w:tcMar>
-              <w:top w:type="dxa" w:w="60"/>
-              <w:left w:type="dxa" w:w="120"/>
-              <w:bottom w:type="dxa" w:w="60"/>
-              <w:right w:type="dxa" w:w="120"/>
-            </w:tcMar>
-            <w:vAlign w:val="top"/>
-          </w:tcPr>
-          <w:p>
-            <w:pPr>
-              <w:spacing w:after="40" w:before="0"/>
-              <w:jc w:val="left"/>
-            </w:pPr>
-            <w:r>
-              <w:rPr>
-                <w:rFonts w:ascii="Arial" w:cs="Arial" w:eastAsia="Arial" w:hAnsi="Arial"/>
-                <w:b w:val="false"/>
-                <w:bCs w:val="false"/>
-                <w:i w:val="false"/>
-                <w:iCs w:val="false"/>
-                <w:color w:val="000000"/>
-                <w:sz w:val="18"/>
-                <w:szCs w:val="18"/>
-              </w:rPr>
-              <w:t xml:space="preserve">Public knowledge-building on the DQB: The DQB functions as a class-wide 'working model' of understanding — a living artefact that grows across the 10-lesson sequence. Making new understanding visible and public reinforces that science is cumulative and social. The two-column structure ('NOW EXPLAINED' vs. 'NEW QUESTIONS') models scientific practice: answering one question always generates new questions.</w:t>
-            </w:r>
-          </w:p>
-        </w:tc>
-        <w:tc>
-          <w:tcPr>
-            <w:tcW w:type="dxa" w:w="3040"/>
-            <w:shd w:fill="F2F2F2" w:color="auto" w:val="clear"/>
-            <w:tcMar>
-              <w:top w:type="dxa" w:w="60"/>
-              <w:left w:type="dxa" w:w="120"/>
-              <w:bottom w:type="dxa" w:w="60"/>
-              <w:right w:type="dxa" w:w="120"/>
-            </w:tcMar>
-            <w:vAlign w:val="top"/>
-          </w:tcPr>
-          <w:p>
-            <w:pPr>
-              <w:spacing w:after="40" w:before="0"/>
-              <w:jc w:val="left"/>
-            </w:pPr>
-            <w:r>
-              <w:rPr>
-                <w:rFonts w:ascii="Arial" w:cs="Arial" w:eastAsia="Arial" w:hAnsi="Arial"/>
-                <w:b w:val="false"/>
-                <w:bCs w:val="false"/>
-                <w:i w:val="false"/>
-                <w:iCs w:val="false"/>
-                <w:color w:val="000000"/>
-                <w:sz w:val="18"/>
-                <w:szCs w:val="18"/>
-              </w:rPr>
-              <w:t xml:space="preserve">Teacher reads all sticky notes before the next lesson. Indicators of lesson success: 'NOW EXPLAINED' notes should include at least one of — photolysis as source of O₂, role of chlorophyll in absorbing light, ATP/NADPH as energy carriers, or connection to Elodea bubble data. 'NEW QUESTIONS' should include forward-pointing questions (e.g., 'What does ATP do next?' 'Where does the CO₂ go?') — these indicate learners understand that the light reactions are only PART of photosynthesis, which is the prerequisite understanding for Lesson 6.</w:t>
-            </w:r>
-          </w:p>
-        </w:tc>
-      </w:tr>
-      <w:tr>
-        <w:tc>
-          <w:tcPr>
-            <w:tcW w:type="dxa" w:w="1520"/>
-            <w:shd w:fill="D5E8F0" w:color="auto" w:val="clear"/>
-            <w:tcMar>
-              <w:top w:type="dxa" w:w="60"/>
-              <w:left w:type="dxa" w:w="120"/>
-              <w:bottom w:type="dxa" w:w="60"/>
-              <w:right w:type="dxa" w:w="120"/>
-            </w:tcMar>
-            <w:vAlign w:val="top"/>
-          </w:tcPr>
-          <w:p>
-            <w:pPr>
-              <w:spacing w:after="40" w:before="0"/>
-              <w:jc w:val="left"/>
-            </w:pPr>
-            <w:r>
-              <w:rPr>
-                <w:rFonts w:ascii="Arial" w:cs="Arial" w:eastAsia="Arial" w:hAnsi="Arial"/>
-                <w:b/>
-                <w:bCs/>
-                <w:i w:val="false"/>
-                <w:iCs w:val="false"/>
-                <w:color w:val="000000"/>
-                <w:sz w:val="18"/>
-                <w:szCs w:val="18"/>
-              </w:rPr>
-              <w:t xml:space="preserve">Model Building Phase</w:t>
-            </w:r>
-          </w:p>
-          <w:p>
-            <w:pPr>
-              <w:spacing w:after="20" w:before="0"/>
-            </w:pPr>
-            <w:r>
-              <w:rPr>
-                <w:rFonts w:ascii="Arial" w:cs="Arial" w:eastAsia="Arial" w:hAnsi="Arial"/>
-                <w:b/>
-                <w:bCs/>
-                <w:color w:val="1F3864"/>
-                <w:sz w:val="16"/>
-                <w:szCs w:val="16"/>
-              </w:rPr>
-              <w:t xml:space="preserve">📹 VIDEO:</w:t>
-            </w:r>
-          </w:p>
-          <w:p>
-            <w:pPr>
-              <w:spacing w:after="20" w:before="0"/>
-            </w:pPr>
-            <w:hyperlink w:history="1" r:id="rId7kcnuynkxsdpq7dzbwl0_">
-              <w:r>
-                <w:rPr>
-                  <w:rFonts w:ascii="Arial" w:cs="Arial" w:eastAsia="Arial" w:hAnsi="Arial"/>
-                  <w:color w:val="2E75B6"/>
-                  <w:sz w:val="16"/>
-                  <w:szCs w:val="16"/>
-                  <w:u w:val="single" w:color="2E75B6"/>
-                </w:rPr>
-                <w:t xml:space="preserve">Photosynthesis: Overview of the light-dependent reactions</w:t>
-              </w:r>
-            </w:hyperlink>
-          </w:p>
-          <w:p>
-            <w:pPr>
-              <w:spacing w:after="10" w:before="0"/>
-              <w:ind w:left="120"/>
-            </w:pPr>
-            <w:r>
-              <w:rPr>
-                <w:rFonts w:ascii="Arial" w:cs="Arial" w:eastAsia="Arial" w:hAnsi="Arial"/>
-                <w:color w:val="595959"/>
-                <w:sz w:val="14"/>
-                <w:szCs w:val="14"/>
-              </w:rPr>
-              <w:t xml:space="preserve">Source: Khan Academy (English - US curriculum)</w:t>
-            </w:r>
-          </w:p>
-          <w:p>
-            <w:pPr>
-              <w:spacing w:after="10" w:before="0"/>
-              <w:ind w:left="120"/>
-            </w:pPr>
-            <w:hyperlink w:history="1" r:id="rIdppyznovute1lwjafcbaso">
-              <w:r>
-                <w:rPr>
-                  <w:rFonts w:ascii="Arial" w:cs="Arial" w:eastAsia="Arial" w:hAnsi="Arial"/>
-                  <w:color w:val="595959"/>
-                  <w:sz w:val="14"/>
-                  <w:szCs w:val="14"/>
-                  <w:u w:val="single" w:color="595959"/>
-                </w:rPr>
-                <w:t xml:space="preserve">🔍 Search ARES for similar videos</w:t>
-              </w:r>
-            </w:hyperlink>
-          </w:p>
-          <w:p>
-            <w:pPr>
-              <w:spacing w:after="40" w:before="0"/>
-            </w:pPr>
-            <w:r>
-              <w:rPr>
-                <w:sz w:val="14"/>
-                <w:szCs w:val="14"/>
-              </w:rPr>
-              <w:t xml:space="preserve"/>
-            </w:r>
-          </w:p>
-          <w:p>
-            <w:pPr>
-              <w:spacing w:after="20" w:before="0"/>
-            </w:pPr>
-            <w:r>
-              <w:rPr>
-                <w:rFonts w:ascii="Arial" w:cs="Arial" w:eastAsia="Arial" w:hAnsi="Arial"/>
-                <w:b/>
-                <w:bCs/>
-                <w:color w:val="1F3864"/>
-                <w:sz w:val="16"/>
-                <w:szCs w:val="16"/>
-              </w:rPr>
-              <w:t xml:space="preserve">📖 EXERCISE:</w:t>
-            </w:r>
-          </w:p>
-          <w:p>
-            <w:pPr>
-              <w:spacing w:after="20" w:before="0"/>
-            </w:pPr>
-            <w:hyperlink w:history="1" r:id="rIdewtbtethjqcdjbvdf3wy8">
-              <w:r>
-                <w:rPr>
-                  <w:rFonts w:ascii="Arial" w:cs="Arial" w:eastAsia="Arial" w:hAnsi="Arial"/>
-                  <w:color w:val="2E75B6"/>
-                  <w:sz w:val="16"/>
-                  <w:szCs w:val="16"/>
-                  <w:u w:val="single" w:color="2E75B6"/>
-                </w:rPr>
-                <w:t xml:space="preserve">The light-dependent reactions</w:t>
-              </w:r>
-            </w:hyperlink>
-          </w:p>
-          <w:p>
-            <w:pPr>
-              <w:spacing w:after="10" w:before="0"/>
-              <w:ind w:left="120"/>
-            </w:pPr>
-            <w:r>
-              <w:rPr>
-                <w:rFonts w:ascii="Arial" w:cs="Arial" w:eastAsia="Arial" w:hAnsi="Arial"/>
-                <w:color w:val="595959"/>
-                <w:sz w:val="14"/>
-                <w:szCs w:val="14"/>
-              </w:rPr>
-              <w:t xml:space="preserve">Source: Khan Academy (English - US curriculum)</w:t>
-            </w:r>
-          </w:p>
-          <w:p>
-            <w:pPr>
-              <w:spacing w:after="10" w:before="0"/>
-              <w:ind w:left="120"/>
-            </w:pPr>
-            <w:hyperlink w:history="1" r:id="rIdck-zao0qervmwzjetkakk">
+            <w:hyperlink w:history="1" r:id="rIdtvkc1qqzsinjj2bszffpd">
               <w:r>
                 <w:rPr>
                   <w:rFonts w:ascii="Arial" w:cs="Arial" w:eastAsia="Arial" w:hAnsi="Arial"/>
@@ -17654,7 +17654,7 @@
             <w:pPr>
               <w:spacing w:after="20" w:before="0"/>
             </w:pPr>
-            <w:hyperlink w:history="1" r:id="rId8ur9yr_6oarnwunnn70mk">
+            <w:hyperlink w:history="1" r:id="rIdukgo9eb7sm_ckli12e5kt">
               <w:r>
                 <w:rPr>
                   <w:rFonts w:ascii="Arial" w:cs="Arial" w:eastAsia="Arial" w:hAnsi="Arial"/>
@@ -17687,7 +17687,7 @@
               <w:spacing w:after="10" w:before="0"/>
               <w:ind w:left="120"/>
             </w:pPr>
-            <w:hyperlink w:history="1" r:id="rIdye0ptrstbshkca_kzpg0m">
+            <w:hyperlink w:history="1" r:id="rId3l51k3pmfihh0bdxmuc_-">
               <w:r>
                 <w:rPr>
                   <w:rFonts w:ascii="Arial" w:cs="Arial" w:eastAsia="Arial" w:hAnsi="Arial"/>
@@ -17732,7 +17732,7 @@
             <w:pPr>
               <w:spacing w:after="20" w:before="0"/>
             </w:pPr>
-            <w:hyperlink w:history="1" r:id="rId4ggkozdxddcivxunvtcbn">
+            <w:hyperlink w:history="1" r:id="rIdqywx3bdp4hw5nd_wks9bh">
               <w:r>
                 <w:rPr>
                   <w:rFonts w:ascii="Arial" w:cs="Arial" w:eastAsia="Arial" w:hAnsi="Arial"/>
@@ -17765,7 +17765,7 @@
               <w:spacing w:after="10" w:before="0"/>
               <w:ind w:left="120"/>
             </w:pPr>
-            <w:hyperlink w:history="1" r:id="rIdvskgu_yybbxxhfywtjlfv">
+            <w:hyperlink w:history="1" r:id="rIdx6jetuepf8puunv3w4aah">
               <w:r>
                 <w:rPr>
                   <w:rFonts w:ascii="Arial" w:cs="Arial" w:eastAsia="Arial" w:hAnsi="Arial"/>
@@ -17960,7 +17960,7 @@
             <w:pPr>
               <w:spacing w:after="20" w:before="0"/>
             </w:pPr>
-            <w:hyperlink w:history="1" r:id="rIdyyzhuyr1d70bcedbckxfc">
+            <w:hyperlink w:history="1" r:id="rId6tms_l3evf46ydvit1mxp">
               <w:r>
                 <w:rPr>
                   <w:rFonts w:ascii="Arial" w:cs="Arial" w:eastAsia="Arial" w:hAnsi="Arial"/>
@@ -17993,7 +17993,7 @@
               <w:spacing w:after="10" w:before="0"/>
               <w:ind w:left="120"/>
             </w:pPr>
-            <w:hyperlink w:history="1" r:id="rIdlm2hcetm2tukwhhcezdt4">
+            <w:hyperlink w:history="1" r:id="rIdg9bgyyjlczaea2d2citxn">
               <w:r>
                 <w:rPr>
                   <w:rFonts w:ascii="Arial" w:cs="Arial" w:eastAsia="Arial" w:hAnsi="Arial"/>
@@ -18038,7 +18038,7 @@
             <w:pPr>
               <w:spacing w:after="20" w:before="0"/>
             </w:pPr>
-            <w:hyperlink w:history="1" r:id="rIdjkcwpld-r-elop2emipsz">
+            <w:hyperlink w:history="1" r:id="rIdhjpvuscrza8abcmh0lck6">
               <w:r>
                 <w:rPr>
                   <w:rFonts w:ascii="Arial" w:cs="Arial" w:eastAsia="Arial" w:hAnsi="Arial"/>
@@ -18071,7 +18071,7 @@
               <w:spacing w:after="10" w:before="0"/>
               <w:ind w:left="120"/>
             </w:pPr>
-            <w:hyperlink w:history="1" r:id="rIdf4aft7yfxpctsgqwmlwpf">
+            <w:hyperlink w:history="1" r:id="rIdk12bo04tutu22ll5n0nq4">
               <w:r>
                 <w:rPr>
                   <w:rFonts w:ascii="Arial" w:cs="Arial" w:eastAsia="Arial" w:hAnsi="Arial"/>
@@ -18266,7 +18266,7 @@
             <w:pPr>
               <w:spacing w:after="20" w:before="0"/>
             </w:pPr>
-            <w:hyperlink w:history="1" r:id="rId9skxfqkokbsqwhj-5lxrp">
+            <w:hyperlink w:history="1" r:id="rIdwvqyj_cmsmqsiej-t2yvw">
               <w:r>
                 <w:rPr>
                   <w:rFonts w:ascii="Arial" w:cs="Arial" w:eastAsia="Arial" w:hAnsi="Arial"/>
@@ -18299,7 +18299,7 @@
               <w:spacing w:after="10" w:before="0"/>
               <w:ind w:left="120"/>
             </w:pPr>
-            <w:hyperlink w:history="1" r:id="rId40eqiijb_jqj6l-vo5umx">
+            <w:hyperlink w:history="1" r:id="rId5frziiarrcepnwmelkiwb">
               <w:r>
                 <w:rPr>
                   <w:rFonts w:ascii="Arial" w:cs="Arial" w:eastAsia="Arial" w:hAnsi="Arial"/>
@@ -18344,7 +18344,7 @@
             <w:pPr>
               <w:spacing w:after="20" w:before="0"/>
             </w:pPr>
-            <w:hyperlink w:history="1" r:id="rIdh9ivisouil-fz2aokwkru">
+            <w:hyperlink w:history="1" r:id="rIdrvuqmwrovr6vtfvnvb70v">
               <w:r>
                 <w:rPr>
                   <w:rFonts w:ascii="Arial" w:cs="Arial" w:eastAsia="Arial" w:hAnsi="Arial"/>
@@ -18377,7 +18377,7 @@
               <w:spacing w:after="10" w:before="0"/>
               <w:ind w:left="120"/>
             </w:pPr>
-            <w:hyperlink w:history="1" r:id="rIdduqj9i-olzat5hexrgutx">
+            <w:hyperlink w:history="1" r:id="rId-nhnnqpf0d6mvlbwhbl6v">
               <w:r>
                 <w:rPr>
                   <w:rFonts w:ascii="Arial" w:cs="Arial" w:eastAsia="Arial" w:hAnsi="Arial"/>
@@ -18572,7 +18572,7 @@
             <w:pPr>
               <w:spacing w:after="20" w:before="0"/>
             </w:pPr>
-            <w:hyperlink w:history="1" r:id="rIdwvzwghwxwi8u4xg7evo1z">
+            <w:hyperlink w:history="1" r:id="rIdpcwku8_pibqi5klixey4v">
               <w:r>
                 <w:rPr>
                   <w:rFonts w:ascii="Arial" w:cs="Arial" w:eastAsia="Arial" w:hAnsi="Arial"/>
@@ -18605,7 +18605,7 @@
               <w:spacing w:after="10" w:before="0"/>
               <w:ind w:left="120"/>
             </w:pPr>
-            <w:hyperlink w:history="1" r:id="rIdhj43zwk_c8lkybupsgpmf">
+            <w:hyperlink w:history="1" r:id="rIdrhautuxpyqtabme7lskz1">
               <w:r>
                 <w:rPr>
                   <w:rFonts w:ascii="Arial" w:cs="Arial" w:eastAsia="Arial" w:hAnsi="Arial"/>
@@ -18650,7 +18650,7 @@
             <w:pPr>
               <w:spacing w:after="20" w:before="0"/>
             </w:pPr>
-            <w:hyperlink w:history="1" r:id="rIdjkgg8sll0ibnif0rywzxa">
+            <w:hyperlink w:history="1" r:id="rIdfmhio0dwp38yg1kwhevax">
               <w:r>
                 <w:rPr>
                   <w:rFonts w:ascii="Arial" w:cs="Arial" w:eastAsia="Arial" w:hAnsi="Arial"/>
@@ -18683,7 +18683,7 @@
               <w:spacing w:after="10" w:before="0"/>
               <w:ind w:left="120"/>
             </w:pPr>
-            <w:hyperlink w:history="1" r:id="rIdphuc78av-voyp6dfevkhy">
+            <w:hyperlink w:history="1" r:id="rIdjhbi6vs9rep4crwgxqhit">
               <w:r>
                 <w:rPr>
                   <w:rFonts w:ascii="Arial" w:cs="Arial" w:eastAsia="Arial" w:hAnsi="Arial"/>
@@ -18878,7 +18878,7 @@
             <w:pPr>
               <w:spacing w:after="20" w:before="0"/>
             </w:pPr>
-            <w:hyperlink w:history="1" r:id="rIdtvdvrdm3cf0bnxvnfbtth">
+            <w:hyperlink w:history="1" r:id="rIdaz7nwewrxkdptj19gk1-b">
               <w:r>
                 <w:rPr>
                   <w:rFonts w:ascii="Arial" w:cs="Arial" w:eastAsia="Arial" w:hAnsi="Arial"/>
@@ -18911,7 +18911,7 @@
               <w:spacing w:after="10" w:before="0"/>
               <w:ind w:left="120"/>
             </w:pPr>
-            <w:hyperlink w:history="1" r:id="rIda_7mlcl8kglrhe275rvqt">
+            <w:hyperlink w:history="1" r:id="rIdjhv8batjihrjddab9pbiw">
               <w:r>
                 <w:rPr>
                   <w:rFonts w:ascii="Arial" w:cs="Arial" w:eastAsia="Arial" w:hAnsi="Arial"/>
@@ -18956,7 +18956,7 @@
             <w:pPr>
               <w:spacing w:after="20" w:before="0"/>
             </w:pPr>
-            <w:hyperlink w:history="1" r:id="rIdlhdcphwgkip2sluyea6an">
+            <w:hyperlink w:history="1" r:id="rIdi4jtvfblkbb0idpjbieqc">
               <w:r>
                 <w:rPr>
                   <w:rFonts w:ascii="Arial" w:cs="Arial" w:eastAsia="Arial" w:hAnsi="Arial"/>
@@ -18989,7 +18989,7 @@
               <w:spacing w:after="10" w:before="0"/>
               <w:ind w:left="120"/>
             </w:pPr>
-            <w:hyperlink w:history="1" r:id="rIdltuuh_vhkmv-oxez7pey1">
+            <w:hyperlink w:history="1" r:id="rId9ybamy3pl3gclsau3c0sv">
               <w:r>
                 <w:rPr>
                   <w:rFonts w:ascii="Arial" w:cs="Arial" w:eastAsia="Arial" w:hAnsi="Arial"/>
@@ -20477,7 +20477,7 @@
             <w:pPr>
               <w:spacing w:after="20" w:before="0"/>
             </w:pPr>
-            <w:hyperlink w:history="1" r:id="rIdd9qjdf5_2mvga8kxw70it">
+            <w:hyperlink w:history="1" r:id="rIdbgqfasewfxs65ex61uuej">
               <w:r>
                 <w:rPr>
                   <w:rFonts w:ascii="Arial" w:cs="Arial" w:eastAsia="Arial" w:hAnsi="Arial"/>
@@ -20510,7 +20510,7 @@
               <w:spacing w:after="10" w:before="0"/>
               <w:ind w:left="120"/>
             </w:pPr>
-            <w:hyperlink w:history="1" r:id="rIdxnnlvy3ohncvuu3dsan5q">
+            <w:hyperlink w:history="1" r:id="rIdzq324cmc1xr0ugieq3s6r">
               <w:r>
                 <w:rPr>
                   <w:rFonts w:ascii="Arial" w:cs="Arial" w:eastAsia="Arial" w:hAnsi="Arial"/>
@@ -20555,7 +20555,7 @@
             <w:pPr>
               <w:spacing w:after="20" w:before="0"/>
             </w:pPr>
-            <w:hyperlink w:history="1" r:id="rIdaujszlsjdret9lwdgh1ij">
+            <w:hyperlink w:history="1" r:id="rIdxnfydwrwcvirweg9uxb73">
               <w:r>
                 <w:rPr>
                   <w:rFonts w:ascii="Arial" w:cs="Arial" w:eastAsia="Arial" w:hAnsi="Arial"/>
@@ -20588,7 +20588,7 @@
               <w:spacing w:after="10" w:before="0"/>
               <w:ind w:left="120"/>
             </w:pPr>
-            <w:hyperlink w:history="1" r:id="rIds_bdp348gjuin5-1iqebq">
+            <w:hyperlink w:history="1" r:id="rIdtxg_imyxqocxv73_wljtv">
               <w:r>
                 <w:rPr>
                   <w:rFonts w:ascii="Arial" w:cs="Arial" w:eastAsia="Arial" w:hAnsi="Arial"/>
@@ -20859,7 +20859,7 @@
             <w:pPr>
               <w:spacing w:after="20" w:before="0"/>
             </w:pPr>
-            <w:hyperlink w:history="1" r:id="rIdy_huobs5o7jvpnbqehvzl">
+            <w:hyperlink w:history="1" r:id="rIdrxgsx3f-cvwkhvgkofa0z">
               <w:r>
                 <w:rPr>
                   <w:rFonts w:ascii="Arial" w:cs="Arial" w:eastAsia="Arial" w:hAnsi="Arial"/>
@@ -20892,7 +20892,7 @@
               <w:spacing w:after="10" w:before="0"/>
               <w:ind w:left="120"/>
             </w:pPr>
-            <w:hyperlink w:history="1" r:id="rIdkhm_qlyfamkdrzkjocvln">
+            <w:hyperlink w:history="1" r:id="rIdmm46ob_4xn28msqnigbdy">
               <w:r>
                 <w:rPr>
                   <w:rFonts w:ascii="Arial" w:cs="Arial" w:eastAsia="Arial" w:hAnsi="Arial"/>
@@ -20937,7 +20937,617 @@
             <w:pPr>
               <w:spacing w:after="20" w:before="0"/>
             </w:pPr>
-            <w:hyperlink w:history="1" r:id="rIdmkf4xhtb7avu5iq56wout">
+            <w:hyperlink w:history="1" r:id="rId0ybafdufi17tbjadcqpa0">
+              <w:r>
+                <w:rPr>
+                  <w:rFonts w:ascii="Arial" w:cs="Arial" w:eastAsia="Arial" w:hAnsi="Arial"/>
+                  <w:color w:val="2E75B6"/>
+                  <w:sz w:val="16"/>
+                  <w:szCs w:val="16"/>
+                  <w:u w:val="single" w:color="2E75B6"/>
+                </w:rPr>
+                <w:t xml:space="preserve">Secant lines &amp; average rate of change</w:t>
+              </w:r>
+            </w:hyperlink>
+          </w:p>
+          <w:p>
+            <w:pPr>
+              <w:spacing w:after="10" w:before="0"/>
+              <w:ind w:left="120"/>
+            </w:pPr>
+            <w:r>
+              <w:rPr>
+                <w:rFonts w:ascii="Arial" w:cs="Arial" w:eastAsia="Arial" w:hAnsi="Arial"/>
+                <w:color w:val="595959"/>
+                <w:sz w:val="14"/>
+                <w:szCs w:val="14"/>
+              </w:rPr>
+              <w:t xml:space="preserve">Source: Khan Academy (English - US curriculum)</w:t>
+            </w:r>
+          </w:p>
+          <w:p>
+            <w:pPr>
+              <w:spacing w:after="10" w:before="0"/>
+              <w:ind w:left="120"/>
+            </w:pPr>
+            <w:hyperlink w:history="1" r:id="rIddezpidzmoml5uouimyhqa">
+              <w:r>
+                <w:rPr>
+                  <w:rFonts w:ascii="Arial" w:cs="Arial" w:eastAsia="Arial" w:hAnsi="Arial"/>
+                  <w:color w:val="595959"/>
+                  <w:sz w:val="14"/>
+                  <w:szCs w:val="14"/>
+                  <w:u w:val="single" w:color="595959"/>
+                </w:rPr>
+                <w:t xml:space="preserve">🔍 Search ARES for similar readings</w:t>
+              </w:r>
+            </w:hyperlink>
+          </w:p>
+        </w:tc>
+        <w:tc>
+          <w:tcPr>
+            <w:tcW w:type="dxa" w:w="3040"/>
+            <w:shd w:fill="FFFFFF" w:color="auto" w:val="clear"/>
+            <w:tcMar>
+              <w:top w:type="dxa" w:w="60"/>
+              <w:left w:type="dxa" w:w="120"/>
+              <w:bottom w:type="dxa" w:w="60"/>
+              <w:right w:type="dxa" w:w="120"/>
+            </w:tcMar>
+            <w:vAlign w:val="top"/>
+          </w:tcPr>
+          <w:p>
+            <w:pPr>
+              <w:spacing w:after="40" w:before="0"/>
+              <w:jc w:val="left"/>
+            </w:pPr>
+            <w:r>
+              <w:rPr>
+                <w:rFonts w:ascii="Arial" w:cs="Arial" w:eastAsia="Arial" w:hAnsi="Arial"/>
+                <w:b w:val="false"/>
+                <w:bCs w:val="false"/>
+                <w:i w:val="false"/>
+                <w:iCs w:val="false"/>
+                <w:color w:val="000000"/>
+                <w:sz w:val="18"/>
+                <w:szCs w:val="18"/>
+              </w:rPr>
+              <w:t xml:space="preserve">PART A — PLANNING (20 min): In groups of 4, learners receive an Investigation Planning Sheet. They must agree on and write: (1) Hypothesis (If light intensity increases, then the rate of photosynthesis will… because…); (2) Independent variable (light intensity — changed by moving the lamp to distances of 5 cm, 10 cm, 20 cm, 30 cm, 40 cm from the plant, OR by layering 1–4 sheets of muslin cloth over the lamp); (3) Dependent variable (number of oxygen bubbles produced per minute); (4) Controlled variables (at least 3: same plant shoot, same volume and temperature of water, same sodium bicarbonate concentration, same time interval counted); (5) Results table with correct headings and units. Groups share their draft tables with the adjacent group for peer review before data collection begins. </w:t>
+            </w:r>
+          </w:p>
+          <w:p>
+            <w:pPr>
+              <w:spacing w:after="40" w:before="0"/>
+              <w:jc w:val="left"/>
+            </w:pPr>
+            <w:r>
+              <w:rPr>
+                <w:rFonts w:ascii="Arial" w:cs="Arial" w:eastAsia="Arial" w:hAnsi="Arial"/>
+                <w:b w:val="false"/>
+                <w:bCs w:val="false"/>
+                <w:i w:val="false"/>
+                <w:iCs w:val="false"/>
+                <w:color w:val="000000"/>
+                <w:sz w:val="18"/>
+                <w:szCs w:val="18"/>
+              </w:rPr>
+              <w:t xml:space="preserve"/>
+            </w:r>
+          </w:p>
+          <w:p>
+            <w:pPr>
+              <w:spacing w:after="40" w:before="0"/>
+              <w:jc w:val="left"/>
+            </w:pPr>
+            <w:r>
+              <w:rPr>
+                <w:rFonts w:ascii="Arial" w:cs="Arial" w:eastAsia="Arial" w:hAnsi="Arial"/>
+                <w:b w:val="false"/>
+                <w:bCs w:val="false"/>
+                <w:i w:val="false"/>
+                <w:iCs w:val="false"/>
+                <w:color w:val="000000"/>
+                <w:sz w:val="18"/>
+                <w:szCs w:val="18"/>
+              </w:rPr>
+              <w:t xml:space="preserve">PART B — DATA COLLECTION (25 min): OPTION 1 (Live plant): Each group sets up a beaker of sodium bicarbonate solution, places an aquatic plant shoot (Elodea or local pond weed) in a test tube submerged in the beaker, positions a lamp at the first distance, waits 2 minutes for the plant to equilibrate, then counts bubbles for 1 minute. Repeat for each distance (three trials per distance if time allows, otherwise one trial with class-pooled data). Record in the results table. OPTION 2 (Simulated dataset — printed card): Teacher distributes a printed authentic dataset card showing bubble counts at five light intensities from a Kenyan secondary school experiment. Learners read and record the data into their own results tables, then proceed identically to Option 1 groups. </w:t>
+            </w:r>
+          </w:p>
+          <w:p>
+            <w:pPr>
+              <w:spacing w:after="40" w:before="0"/>
+              <w:jc w:val="left"/>
+            </w:pPr>
+            <w:r>
+              <w:rPr>
+                <w:rFonts w:ascii="Arial" w:cs="Arial" w:eastAsia="Arial" w:hAnsi="Arial"/>
+                <w:b w:val="false"/>
+                <w:bCs w:val="false"/>
+                <w:i w:val="false"/>
+                <w:iCs w:val="false"/>
+                <w:color w:val="000000"/>
+                <w:sz w:val="18"/>
+                <w:szCs w:val="18"/>
+              </w:rPr>
+              <w:t xml:space="preserve"/>
+            </w:r>
+          </w:p>
+          <w:p>
+            <w:pPr>
+              <w:spacing w:after="40" w:before="0"/>
+              <w:jc w:val="left"/>
+            </w:pPr>
+            <w:r>
+              <w:rPr>
+                <w:rFonts w:ascii="Arial" w:cs="Arial" w:eastAsia="Arial" w:hAnsi="Arial"/>
+                <w:b w:val="false"/>
+                <w:bCs w:val="false"/>
+                <w:i w:val="false"/>
+                <w:iCs w:val="false"/>
+                <w:color w:val="000000"/>
+                <w:sz w:val="18"/>
+                <w:szCs w:val="18"/>
+              </w:rPr>
+              <w:t xml:space="preserve">PART C — GRAPH PLOTTING (10 min): Learners plot a line graph on grid paper: x-axis = Light Intensity (represented as 1/distance² or simply as 'lamp distance in cm, with a note that closer = higher intensity'), y-axis = Rate of Photosynthesis (bubbles per minute). Learners draw a smooth best-fit curve (not dot-to-dot). They label the axes with units and give the graph a title.</w:t>
+            </w:r>
+          </w:p>
+        </w:tc>
+        <w:tc>
+          <w:tcPr>
+            <w:tcW w:type="dxa" w:w="3040"/>
+            <w:shd w:fill="F2F2F2" w:color="auto" w:val="clear"/>
+            <w:tcMar>
+              <w:top w:type="dxa" w:w="60"/>
+              <w:left w:type="dxa" w:w="120"/>
+              <w:bottom w:type="dxa" w:w="60"/>
+              <w:right w:type="dxa" w:w="120"/>
+            </w:tcMar>
+            <w:vAlign w:val="top"/>
+          </w:tcPr>
+          <w:p>
+            <w:pPr>
+              <w:spacing w:after="40" w:before="0"/>
+              <w:jc w:val="left"/>
+            </w:pPr>
+            <w:r>
+              <w:rPr>
+                <w:rFonts w:ascii="Arial" w:cs="Arial" w:eastAsia="Arial" w:hAnsi="Arial"/>
+                <w:b w:val="false"/>
+                <w:bCs w:val="false"/>
+                <w:i w:val="false"/>
+                <w:iCs w:val="false"/>
+                <w:color w:val="000000"/>
+                <w:sz w:val="18"/>
+                <w:szCs w:val="18"/>
+              </w:rPr>
+              <w:t xml:space="preserve">PART A: </w:t>
+            </w:r>
+          </w:p>
+          <w:p>
+            <w:pPr>
+              <w:spacing w:after="40" w:before="0"/>
+              <w:jc w:val="left"/>
+            </w:pPr>
+            <w:r>
+              <w:rPr>
+                <w:rFonts w:ascii="Arial" w:cs="Arial" w:eastAsia="Arial" w:hAnsi="Arial"/>
+                <w:b w:val="false"/>
+                <w:bCs w:val="false"/>
+                <w:i w:val="false"/>
+                <w:iCs w:val="false"/>
+                <w:color w:val="000000"/>
+                <w:sz w:val="18"/>
+                <w:szCs w:val="18"/>
+              </w:rPr>
+              <w:t xml:space="preserve">1. Distribute Investigation Planning Sheets. Say: 'As scientists, we never just start collecting data. We plan. Your group has 8 minutes to complete the five planning steps on this sheet. I will be checking that every group can tell me: what are you changing, what are you measuring, and what are you keeping the same.' </w:t>
+            </w:r>
+          </w:p>
+          <w:p>
+            <w:pPr>
+              <w:spacing w:after="40" w:before="0"/>
+              <w:jc w:val="left"/>
+            </w:pPr>
+            <w:r>
+              <w:rPr>
+                <w:rFonts w:ascii="Arial" w:cs="Arial" w:eastAsia="Arial" w:hAnsi="Arial"/>
+                <w:b w:val="false"/>
+                <w:bCs w:val="false"/>
+                <w:i w:val="false"/>
+                <w:iCs w:val="false"/>
+                <w:color w:val="000000"/>
+                <w:sz w:val="18"/>
+                <w:szCs w:val="18"/>
+              </w:rPr>
+              <w:t xml:space="preserve">2. After 5 minutes, stop the class. Cold-call one group: 'Group 3 — tell me your dependent variable and how you will measure it.' WAIT 10 seconds. If incomplete, prompt: 'How will you actually count photosynthesis happening? What can you see coming out of the plant?' </w:t>
+            </w:r>
+          </w:p>
+          <w:p>
+            <w:pPr>
+              <w:spacing w:after="40" w:before="0"/>
+              <w:jc w:val="left"/>
+            </w:pPr>
+            <w:r>
+              <w:rPr>
+                <w:rFonts w:ascii="Arial" w:cs="Arial" w:eastAsia="Arial" w:hAnsi="Arial"/>
+                <w:b w:val="false"/>
+                <w:bCs w:val="false"/>
+                <w:i w:val="false"/>
+                <w:iCs w:val="false"/>
+                <w:color w:val="000000"/>
+                <w:sz w:val="18"/>
+                <w:szCs w:val="18"/>
+              </w:rPr>
+              <w:t xml:space="preserve">3. Before groups begin data collection, do a 3-minute peer-review swap of results tables. Say: 'Pass your planning sheet to the group behind you. Check: does the table have headings? Units? At least five different light intensities listed? Give it back with one written comment.' </w:t>
+            </w:r>
+          </w:p>
+          <w:p>
+            <w:pPr>
+              <w:spacing w:after="40" w:before="0"/>
+              <w:jc w:val="left"/>
+            </w:pPr>
+            <w:r>
+              <w:rPr>
+                <w:rFonts w:ascii="Arial" w:cs="Arial" w:eastAsia="Arial" w:hAnsi="Arial"/>
+                <w:b w:val="false"/>
+                <w:bCs w:val="false"/>
+                <w:i w:val="false"/>
+                <w:iCs w:val="false"/>
+                <w:color w:val="000000"/>
+                <w:sz w:val="18"/>
+                <w:szCs w:val="18"/>
+              </w:rPr>
+              <w:t xml:space="preserve"/>
+            </w:r>
+          </w:p>
+          <w:p>
+            <w:pPr>
+              <w:spacing w:after="40" w:before="0"/>
+              <w:jc w:val="left"/>
+            </w:pPr>
+            <w:r>
+              <w:rPr>
+                <w:rFonts w:ascii="Arial" w:cs="Arial" w:eastAsia="Arial" w:hAnsi="Arial"/>
+                <w:b w:val="false"/>
+                <w:bCs w:val="false"/>
+                <w:i w:val="false"/>
+                <w:iCs w:val="false"/>
+                <w:color w:val="000000"/>
+                <w:sz w:val="18"/>
+                <w:szCs w:val="18"/>
+              </w:rPr>
+              <w:t xml:space="preserve">PART B: </w:t>
+            </w:r>
+          </w:p>
+          <w:p>
+            <w:pPr>
+              <w:spacing w:after="40" w:before="0"/>
+              <w:jc w:val="left"/>
+            </w:pPr>
+            <w:r>
+              <w:rPr>
+                <w:rFonts w:ascii="Arial" w:cs="Arial" w:eastAsia="Arial" w:hAnsi="Arial"/>
+                <w:b w:val="false"/>
+                <w:bCs w:val="false"/>
+                <w:i w:val="false"/>
+                <w:iCs w:val="false"/>
+                <w:color w:val="000000"/>
+                <w:sz w:val="18"/>
+                <w:szCs w:val="18"/>
+              </w:rPr>
+              <w:t xml:space="preserve">4. Demonstrate the setup (or walk through the dataset card) for 3 minutes. Say: 'The bubbles you see — or the numbers on this card — represent oxygen being released. Every bubble is evidence of photosynthesis happening. More bubbles per minute = faster rate.' </w:t>
+            </w:r>
+          </w:p>
+          <w:p>
+            <w:pPr>
+              <w:spacing w:after="40" w:before="0"/>
+              <w:jc w:val="left"/>
+            </w:pPr>
+            <w:r>
+              <w:rPr>
+                <w:rFonts w:ascii="Arial" w:cs="Arial" w:eastAsia="Arial" w:hAnsi="Arial"/>
+                <w:b w:val="false"/>
+                <w:bCs w:val="false"/>
+                <w:i w:val="false"/>
+                <w:iCs w:val="false"/>
+                <w:color w:val="000000"/>
+                <w:sz w:val="18"/>
+                <w:szCs w:val="18"/>
+              </w:rPr>
+              <w:t xml:space="preserve">5. Circulate continuously. At each group, ask one probing question: 'Why are we using sodium bicarbonate in the water?' (Answer: to ensure CO₂ is not the limiting factor — we want to isolate light.) WAIT 10 seconds for a response before intervening. </w:t>
+            </w:r>
+          </w:p>
+          <w:p>
+            <w:pPr>
+              <w:spacing w:after="40" w:before="0"/>
+              <w:jc w:val="left"/>
+            </w:pPr>
+            <w:r>
+              <w:rPr>
+                <w:rFonts w:ascii="Arial" w:cs="Arial" w:eastAsia="Arial" w:hAnsi="Arial"/>
+                <w:b w:val="false"/>
+                <w:bCs w:val="false"/>
+                <w:i w:val="false"/>
+                <w:iCs w:val="false"/>
+                <w:color w:val="000000"/>
+                <w:sz w:val="18"/>
+                <w:szCs w:val="18"/>
+              </w:rPr>
+              <w:t xml:space="preserve">6. If a group finishes early: 'Calculate the average bubbles per minute across your three trials for each distance and add an Average column to your table.' </w:t>
+            </w:r>
+          </w:p>
+          <w:p>
+            <w:pPr>
+              <w:spacing w:after="40" w:before="0"/>
+              <w:jc w:val="left"/>
+            </w:pPr>
+            <w:r>
+              <w:rPr>
+                <w:rFonts w:ascii="Arial" w:cs="Arial" w:eastAsia="Arial" w:hAnsi="Arial"/>
+                <w:b w:val="false"/>
+                <w:bCs w:val="false"/>
+                <w:i w:val="false"/>
+                <w:iCs w:val="false"/>
+                <w:color w:val="000000"/>
+                <w:sz w:val="18"/>
+                <w:szCs w:val="18"/>
+              </w:rPr>
+              <w:t xml:space="preserve"/>
+            </w:r>
+          </w:p>
+          <w:p>
+            <w:pPr>
+              <w:spacing w:after="40" w:before="0"/>
+              <w:jc w:val="left"/>
+            </w:pPr>
+            <w:r>
+              <w:rPr>
+                <w:rFonts w:ascii="Arial" w:cs="Arial" w:eastAsia="Arial" w:hAnsi="Arial"/>
+                <w:b w:val="false"/>
+                <w:bCs w:val="false"/>
+                <w:i w:val="false"/>
+                <w:iCs w:val="false"/>
+                <w:color w:val="000000"/>
+                <w:sz w:val="18"/>
+                <w:szCs w:val="18"/>
+              </w:rPr>
+              <w:t xml:space="preserve">PART C: </w:t>
+            </w:r>
+          </w:p>
+          <w:p>
+            <w:pPr>
+              <w:spacing w:after="40" w:before="0"/>
+              <w:jc w:val="left"/>
+            </w:pPr>
+            <w:r>
+              <w:rPr>
+                <w:rFonts w:ascii="Arial" w:cs="Arial" w:eastAsia="Arial" w:hAnsi="Arial"/>
+                <w:b w:val="false"/>
+                <w:bCs w:val="false"/>
+                <w:i w:val="false"/>
+                <w:iCs w:val="false"/>
+                <w:color w:val="000000"/>
+                <w:sz w:val="18"/>
+                <w:szCs w:val="18"/>
+              </w:rPr>
+              <w:t xml:space="preserve">7. Say: 'Now plot your graph. Remember — smooth best-fit curve, not a zigzag. Title: Rate of Photosynthesis vs Light Intensity in [aquatic plant name].' </w:t>
+            </w:r>
+          </w:p>
+          <w:p>
+            <w:pPr>
+              <w:spacing w:after="40" w:before="0"/>
+              <w:jc w:val="left"/>
+            </w:pPr>
+            <w:r>
+              <w:rPr>
+                <w:rFonts w:ascii="Arial" w:cs="Arial" w:eastAsia="Arial" w:hAnsi="Arial"/>
+                <w:b w:val="false"/>
+                <w:bCs w:val="false"/>
+                <w:i w:val="false"/>
+                <w:iCs w:val="false"/>
+                <w:color w:val="000000"/>
+                <w:sz w:val="18"/>
+                <w:szCs w:val="18"/>
+              </w:rPr>
+              <w:t xml:space="preserve">8. After 8 minutes, display a correctly drawn model graph on the board (without values). Ask: 'What shape is this curve? What does the flattening tell us?'</w:t>
+            </w:r>
+          </w:p>
+        </w:tc>
+        <w:tc>
+          <w:tcPr>
+            <w:tcW w:type="dxa" w:w="3040"/>
+            <w:shd w:fill="FFFFFF" w:color="auto" w:val="clear"/>
+            <w:tcMar>
+              <w:top w:type="dxa" w:w="60"/>
+              <w:left w:type="dxa" w:w="120"/>
+              <w:bottom w:type="dxa" w:w="60"/>
+              <w:right w:type="dxa" w:w="120"/>
+            </w:tcMar>
+            <w:vAlign w:val="top"/>
+          </w:tcPr>
+          <w:p>
+            <w:pPr>
+              <w:spacing w:after="40" w:before="0"/>
+              <w:jc w:val="left"/>
+            </w:pPr>
+            <w:r>
+              <w:rPr>
+                <w:rFonts w:ascii="Arial" w:cs="Arial" w:eastAsia="Arial" w:hAnsi="Arial"/>
+                <w:b w:val="false"/>
+                <w:bCs w:val="false"/>
+                <w:i w:val="false"/>
+                <w:iCs w:val="false"/>
+                <w:color w:val="000000"/>
+                <w:sz w:val="18"/>
+                <w:szCs w:val="18"/>
+              </w:rPr>
+              <w:t xml:space="preserve">Plan-Before-You-Do Investigation Protocol — requiring learners to articulate variables and design a results table before touching equipment forces them to engage cognitively with experimental design (NGSS SEP 3: Planning and Carrying Out Investigations). The peer-review of tables builds metacognitive awareness of data quality. Connecting each bubble to the chemical equation of photosynthesis (O₂ as a product) anchors the measurement in the mechanistic understanding built in previous lessons.</w:t>
+            </w:r>
+          </w:p>
+        </w:tc>
+        <w:tc>
+          <w:tcPr>
+            <w:tcW w:type="dxa" w:w="3040"/>
+            <w:shd w:fill="F2F2F2" w:color="auto" w:val="clear"/>
+            <w:tcMar>
+              <w:top w:type="dxa" w:w="60"/>
+              <w:left w:type="dxa" w:w="120"/>
+              <w:bottom w:type="dxa" w:w="60"/>
+              <w:right w:type="dxa" w:w="120"/>
+            </w:tcMar>
+            <w:vAlign w:val="top"/>
+          </w:tcPr>
+          <w:p>
+            <w:pPr>
+              <w:spacing w:after="40" w:before="0"/>
+              <w:jc w:val="left"/>
+            </w:pPr>
+            <w:r>
+              <w:rPr>
+                <w:rFonts w:ascii="Arial" w:cs="Arial" w:eastAsia="Arial" w:hAnsi="Arial"/>
+                <w:b w:val="false"/>
+                <w:bCs w:val="false"/>
+                <w:i w:val="false"/>
+                <w:iCs w:val="false"/>
+                <w:color w:val="000000"/>
+                <w:sz w:val="18"/>
+                <w:szCs w:val="18"/>
+              </w:rPr>
+              <w:t xml:space="preserve">Observable indicators: (1) Every group's planning sheet has all five components completed before data collection begins — teacher checks this as a gate. (2) Results tables have correct headings and units (Light Intensity / cm or arbitrary units; Rate of Photosynthesis / bubbles min⁻¹). (3) Graphs have labelled axes with units, a title, and a smooth curve. Red flags: groups using ruler-and-dot graphs instead of a best-fit curve (teacher intervenes: 'In biology, we draw the trend, not every dot — draw through the middle of the points'); learners with no units on axes.</w:t>
+            </w:r>
+          </w:p>
+        </w:tc>
+      </w:tr>
+      <w:tr>
+        <w:tc>
+          <w:tcPr>
+            <w:tcW w:type="dxa" w:w="1520"/>
+            <w:shd w:fill="E2EFDA" w:color="auto" w:val="clear"/>
+            <w:tcMar>
+              <w:top w:type="dxa" w:w="60"/>
+              <w:left w:type="dxa" w:w="120"/>
+              <w:bottom w:type="dxa" w:w="60"/>
+              <w:right w:type="dxa" w:w="120"/>
+            </w:tcMar>
+            <w:vAlign w:val="top"/>
+          </w:tcPr>
+          <w:p>
+            <w:pPr>
+              <w:spacing w:after="40" w:before="0"/>
+              <w:jc w:val="left"/>
+            </w:pPr>
+            <w:r>
+              <w:rPr>
+                <w:rFonts w:ascii="Arial" w:cs="Arial" w:eastAsia="Arial" w:hAnsi="Arial"/>
+                <w:b/>
+                <w:bCs/>
+                <w:i w:val="false"/>
+                <w:iCs w:val="false"/>
+                <w:color w:val="000000"/>
+                <w:sz w:val="18"/>
+                <w:szCs w:val="18"/>
+              </w:rPr>
+              <w:t xml:space="preserve">Explain Phase</w:t>
+            </w:r>
+          </w:p>
+          <w:p>
+            <w:pPr>
+              <w:spacing w:after="20" w:before="0"/>
+            </w:pPr>
+            <w:r>
+              <w:rPr>
+                <w:rFonts w:ascii="Arial" w:cs="Arial" w:eastAsia="Arial" w:hAnsi="Arial"/>
+                <w:b/>
+                <w:bCs/>
+                <w:color w:val="1F3864"/>
+                <w:sz w:val="16"/>
+                <w:szCs w:val="16"/>
+              </w:rPr>
+              <w:t xml:space="preserve">📹 VIDEO:</w:t>
+            </w:r>
+          </w:p>
+          <w:p>
+            <w:pPr>
+              <w:spacing w:after="20" w:before="0"/>
+            </w:pPr>
+            <w:hyperlink w:history="1" r:id="rId6anojxvukxlcmw-j5ywdg">
+              <w:r>
+                <w:rPr>
+                  <w:rFonts w:ascii="Arial" w:cs="Arial" w:eastAsia="Arial" w:hAnsi="Arial"/>
+                  <w:color w:val="2E75B6"/>
+                  <w:sz w:val="16"/>
+                  <w:szCs w:val="16"/>
+                  <w:u w:val="single" w:color="2E75B6"/>
+                </w:rPr>
+                <w:t xml:space="preserve">Dependent &amp; independent variables</w:t>
+              </w:r>
+            </w:hyperlink>
+          </w:p>
+          <w:p>
+            <w:pPr>
+              <w:spacing w:after="10" w:before="0"/>
+              <w:ind w:left="120"/>
+            </w:pPr>
+            <w:r>
+              <w:rPr>
+                <w:rFonts w:ascii="Arial" w:cs="Arial" w:eastAsia="Arial" w:hAnsi="Arial"/>
+                <w:color w:val="595959"/>
+                <w:sz w:val="14"/>
+                <w:szCs w:val="14"/>
+              </w:rPr>
+              <w:t xml:space="preserve">Source: Khan Academy (English - US curriculum)</w:t>
+            </w:r>
+          </w:p>
+          <w:p>
+            <w:pPr>
+              <w:spacing w:after="10" w:before="0"/>
+              <w:ind w:left="120"/>
+            </w:pPr>
+            <w:hyperlink w:history="1" r:id="rId4v81t4xldqgmhheektnbo">
+              <w:r>
+                <w:rPr>
+                  <w:rFonts w:ascii="Arial" w:cs="Arial" w:eastAsia="Arial" w:hAnsi="Arial"/>
+                  <w:color w:val="595959"/>
+                  <w:sz w:val="14"/>
+                  <w:szCs w:val="14"/>
+                  <w:u w:val="single" w:color="595959"/>
+                </w:rPr>
+                <w:t xml:space="preserve">🔍 Search ARES for similar videos</w:t>
+              </w:r>
+            </w:hyperlink>
+          </w:p>
+          <w:p>
+            <w:pPr>
+              <w:spacing w:after="40" w:before="0"/>
+            </w:pPr>
+            <w:r>
+              <w:rPr>
+                <w:sz w:val="14"/>
+                <w:szCs w:val="14"/>
+              </w:rPr>
+              <w:t xml:space="preserve"/>
+            </w:r>
+          </w:p>
+          <w:p>
+            <w:pPr>
+              <w:spacing w:after="20" w:before="0"/>
+            </w:pPr>
+            <w:r>
+              <w:rPr>
+                <w:rFonts w:ascii="Arial" w:cs="Arial" w:eastAsia="Arial" w:hAnsi="Arial"/>
+                <w:b/>
+                <w:bCs/>
+                <w:color w:val="1F3864"/>
+                <w:sz w:val="16"/>
+                <w:szCs w:val="16"/>
+              </w:rPr>
+              <w:t xml:space="preserve">📖 EXERCISE:</w:t>
+            </w:r>
+          </w:p>
+          <w:p>
+            <w:pPr>
+              <w:spacing w:after="20" w:before="0"/>
+            </w:pPr>
+            <w:hyperlink w:history="1" r:id="rIdorugh5sd0tbkahjob943s">
               <w:r>
                 <w:rPr>
                   <w:rFonts w:ascii="Arial" w:cs="Arial" w:eastAsia="Arial" w:hAnsi="Arial"/>
@@ -20970,7 +21580,7 @@
               <w:spacing w:after="10" w:before="0"/>
               <w:ind w:left="120"/>
             </w:pPr>
-            <w:hyperlink w:history="1" r:id="rIdu2pk5bqg16-uevt1ni0hl">
+            <w:hyperlink w:history="1" r:id="rIde3xdn70ewk8xcpeva9azd">
               <w:r>
                 <w:rPr>
                   <w:rFonts w:ascii="Arial" w:cs="Arial" w:eastAsia="Arial" w:hAnsi="Arial"/>
@@ -21012,83 +21622,7 @@
                 <w:sz w:val="18"/>
                 <w:szCs w:val="18"/>
               </w:rPr>
-              <w:t xml:space="preserve">PART A — PLANNING (20 min): In groups of 4, learners receive an Investigation Planning Sheet. They must agree on and write: (1) Hypothesis (If light intensity increases, then the rate of photosynthesis will… because…); (2) Independent variable (light intensity — changed by moving the lamp to distances of 5 cm, 10 cm, 20 cm, 30 cm, 40 cm from the plant, OR by layering 1–4 sheets of muslin cloth over the lamp); (3) Dependent variable (number of oxygen bubbles produced per minute); (4) Controlled variables (at least 3: same plant shoot, same volume and temperature of water, same sodium bicarbonate concentration, same time interval counted); (5) Results table with correct headings and units. Groups share their draft tables with the adjacent group for peer review before data collection begins. </w:t>
-            </w:r>
-          </w:p>
-          <w:p>
-            <w:pPr>
-              <w:spacing w:after="40" w:before="0"/>
-              <w:jc w:val="left"/>
-            </w:pPr>
-            <w:r>
-              <w:rPr>
-                <w:rFonts w:ascii="Arial" w:cs="Arial" w:eastAsia="Arial" w:hAnsi="Arial"/>
-                <w:b w:val="false"/>
-                <w:bCs w:val="false"/>
-                <w:i w:val="false"/>
-                <w:iCs w:val="false"/>
-                <w:color w:val="000000"/>
-                <w:sz w:val="18"/>
-                <w:szCs w:val="18"/>
-              </w:rPr>
-              <w:t xml:space="preserve"/>
-            </w:r>
-          </w:p>
-          <w:p>
-            <w:pPr>
-              <w:spacing w:after="40" w:before="0"/>
-              <w:jc w:val="left"/>
-            </w:pPr>
-            <w:r>
-              <w:rPr>
-                <w:rFonts w:ascii="Arial" w:cs="Arial" w:eastAsia="Arial" w:hAnsi="Arial"/>
-                <w:b w:val="false"/>
-                <w:bCs w:val="false"/>
-                <w:i w:val="false"/>
-                <w:iCs w:val="false"/>
-                <w:color w:val="000000"/>
-                <w:sz w:val="18"/>
-                <w:szCs w:val="18"/>
-              </w:rPr>
-              <w:t xml:space="preserve">PART B — DATA COLLECTION (25 min): OPTION 1 (Live plant): Each group sets up a beaker of sodium bicarbonate solution, places an aquatic plant shoot (Elodea or local pond weed) in a test tube submerged in the beaker, positions a lamp at the first distance, waits 2 minutes for the plant to equilibrate, then counts bubbles for 1 minute. Repeat for each distance (three trials per distance if time allows, otherwise one trial with class-pooled data). Record in the results table. OPTION 2 (Simulated dataset — printed card): Teacher distributes a printed authentic dataset card showing bubble counts at five light intensities from a Kenyan secondary school experiment. Learners read and record the data into their own results tables, then proceed identically to Option 1 groups. </w:t>
-            </w:r>
-          </w:p>
-          <w:p>
-            <w:pPr>
-              <w:spacing w:after="40" w:before="0"/>
-              <w:jc w:val="left"/>
-            </w:pPr>
-            <w:r>
-              <w:rPr>
-                <w:rFonts w:ascii="Arial" w:cs="Arial" w:eastAsia="Arial" w:hAnsi="Arial"/>
-                <w:b w:val="false"/>
-                <w:bCs w:val="false"/>
-                <w:i w:val="false"/>
-                <w:iCs w:val="false"/>
-                <w:color w:val="000000"/>
-                <w:sz w:val="18"/>
-                <w:szCs w:val="18"/>
-              </w:rPr>
-              <w:t xml:space="preserve"/>
-            </w:r>
-          </w:p>
-          <w:p>
-            <w:pPr>
-              <w:spacing w:after="40" w:before="0"/>
-              <w:jc w:val="left"/>
-            </w:pPr>
-            <w:r>
-              <w:rPr>
-                <w:rFonts w:ascii="Arial" w:cs="Arial" w:eastAsia="Arial" w:hAnsi="Arial"/>
-                <w:b w:val="false"/>
-                <w:bCs w:val="false"/>
-                <w:i w:val="false"/>
-                <w:iCs w:val="false"/>
-                <w:color w:val="000000"/>
-                <w:sz w:val="18"/>
-                <w:szCs w:val="18"/>
-              </w:rPr>
-              <w:t xml:space="preserve">PART C — GRAPH PLOTTING (10 min): Learners plot a line graph on grid paper: x-axis = Light Intensity (represented as 1/distance² or simply as 'lamp distance in cm, with a note that closer = higher intensity'), y-axis = Rate of Photosynthesis (bubbles per minute). Learners draw a smooth best-fit curve (not dot-to-dot). They label the axes with units and give the graph a title.</w:t>
+              <w:t xml:space="preserve">Learners analyse their graphs using three guiding questions printed on the board: (Q1) 'Describe the shape of your graph in one sentence.' (Q2) 'At low light intensities, what is happening to the rate as intensity increases? What does this tell you about light as a factor?' (Q3) 'At high light intensities, the curve flattens — the rate stops increasing even if we add more light. What might be limiting the rate now?' Groups discuss for 5 minutes, then the teacher introduces the formal concept of a LIMITING FACTOR: 'A limiting factor is the factor present at the lowest level that controls the rate of a process. When light is scarce, light is the limiting factor. When light is abundant, something else — CO₂ concentration or temperature — becomes the limiting factor.' Learners then complete a 'Claim–Evidence–Reasoning' (CER) frame individually: Claim — state whether light intensity affects rate of photosynthesis; Evidence — cite two specific data points from their table; Reasoning — explain using the limiting factor concept. Finally, learners explicitly connect back to the phenomenon: 'Use your graph to explain why the sukuma wiki under the mango tree grew slowly and turned pale — cite a specific region of your graph.'</w:t>
             </w:r>
           </w:p>
         </w:tc>
@@ -21120,235 +21654,83 @@
                 <w:sz w:val="18"/>
                 <w:szCs w:val="18"/>
               </w:rPr>
-              <w:t xml:space="preserve">PART A: </w:t>
-            </w:r>
-          </w:p>
-          <w:p>
-            <w:pPr>
-              <w:spacing w:after="40" w:before="0"/>
-              <w:jc w:val="left"/>
-            </w:pPr>
-            <w:r>
-              <w:rPr>
-                <w:rFonts w:ascii="Arial" w:cs="Arial" w:eastAsia="Arial" w:hAnsi="Arial"/>
-                <w:b w:val="false"/>
-                <w:bCs w:val="false"/>
-                <w:i w:val="false"/>
-                <w:iCs w:val="false"/>
-                <w:color w:val="000000"/>
-                <w:sz w:val="18"/>
-                <w:szCs w:val="18"/>
-              </w:rPr>
-              <w:t xml:space="preserve">1. Distribute Investigation Planning Sheets. Say: 'As scientists, we never just start collecting data. We plan. Your group has 8 minutes to complete the five planning steps on this sheet. I will be checking that every group can tell me: what are you changing, what are you measuring, and what are you keeping the same.' </w:t>
-            </w:r>
-          </w:p>
-          <w:p>
-            <w:pPr>
-              <w:spacing w:after="40" w:before="0"/>
-              <w:jc w:val="left"/>
-            </w:pPr>
-            <w:r>
-              <w:rPr>
-                <w:rFonts w:ascii="Arial" w:cs="Arial" w:eastAsia="Arial" w:hAnsi="Arial"/>
-                <w:b w:val="false"/>
-                <w:bCs w:val="false"/>
-                <w:i w:val="false"/>
-                <w:iCs w:val="false"/>
-                <w:color w:val="000000"/>
-                <w:sz w:val="18"/>
-                <w:szCs w:val="18"/>
-              </w:rPr>
-              <w:t xml:space="preserve">2. After 5 minutes, stop the class. Cold-call one group: 'Group 3 — tell me your dependent variable and how you will measure it.' WAIT 10 seconds. If incomplete, prompt: 'How will you actually count photosynthesis happening? What can you see coming out of the plant?' </w:t>
-            </w:r>
-          </w:p>
-          <w:p>
-            <w:pPr>
-              <w:spacing w:after="40" w:before="0"/>
-              <w:jc w:val="left"/>
-            </w:pPr>
-            <w:r>
-              <w:rPr>
-                <w:rFonts w:ascii="Arial" w:cs="Arial" w:eastAsia="Arial" w:hAnsi="Arial"/>
-                <w:b w:val="false"/>
-                <w:bCs w:val="false"/>
-                <w:i w:val="false"/>
-                <w:iCs w:val="false"/>
-                <w:color w:val="000000"/>
-                <w:sz w:val="18"/>
-                <w:szCs w:val="18"/>
-              </w:rPr>
-              <w:t xml:space="preserve">3. Before groups begin data collection, do a 3-minute peer-review swap of results tables. Say: 'Pass your planning sheet to the group behind you. Check: does the table have headings? Units? At least five different light intensities listed? Give it back with one written comment.' </w:t>
-            </w:r>
-          </w:p>
-          <w:p>
-            <w:pPr>
-              <w:spacing w:after="40" w:before="0"/>
-              <w:jc w:val="left"/>
-            </w:pPr>
-            <w:r>
-              <w:rPr>
-                <w:rFonts w:ascii="Arial" w:cs="Arial" w:eastAsia="Arial" w:hAnsi="Arial"/>
-                <w:b w:val="false"/>
-                <w:bCs w:val="false"/>
-                <w:i w:val="false"/>
-                <w:iCs w:val="false"/>
-                <w:color w:val="000000"/>
-                <w:sz w:val="18"/>
-                <w:szCs w:val="18"/>
-              </w:rPr>
-              <w:t xml:space="preserve"/>
-            </w:r>
-          </w:p>
-          <w:p>
-            <w:pPr>
-              <w:spacing w:after="40" w:before="0"/>
-              <w:jc w:val="left"/>
-            </w:pPr>
-            <w:r>
-              <w:rPr>
-                <w:rFonts w:ascii="Arial" w:cs="Arial" w:eastAsia="Arial" w:hAnsi="Arial"/>
-                <w:b w:val="false"/>
-                <w:bCs w:val="false"/>
-                <w:i w:val="false"/>
-                <w:iCs w:val="false"/>
-                <w:color w:val="000000"/>
-                <w:sz w:val="18"/>
-                <w:szCs w:val="18"/>
-              </w:rPr>
-              <w:t xml:space="preserve">PART B: </w:t>
-            </w:r>
-          </w:p>
-          <w:p>
-            <w:pPr>
-              <w:spacing w:after="40" w:before="0"/>
-              <w:jc w:val="left"/>
-            </w:pPr>
-            <w:r>
-              <w:rPr>
-                <w:rFonts w:ascii="Arial" w:cs="Arial" w:eastAsia="Arial" w:hAnsi="Arial"/>
-                <w:b w:val="false"/>
-                <w:bCs w:val="false"/>
-                <w:i w:val="false"/>
-                <w:iCs w:val="false"/>
-                <w:color w:val="000000"/>
-                <w:sz w:val="18"/>
-                <w:szCs w:val="18"/>
-              </w:rPr>
-              <w:t xml:space="preserve">4. Demonstrate the setup (or walk through the dataset card) for 3 minutes. Say: 'The bubbles you see — or the numbers on this card — represent oxygen being released. Every bubble is evidence of photosynthesis happening. More bubbles per minute = faster rate.' </w:t>
-            </w:r>
-          </w:p>
-          <w:p>
-            <w:pPr>
-              <w:spacing w:after="40" w:before="0"/>
-              <w:jc w:val="left"/>
-            </w:pPr>
-            <w:r>
-              <w:rPr>
-                <w:rFonts w:ascii="Arial" w:cs="Arial" w:eastAsia="Arial" w:hAnsi="Arial"/>
-                <w:b w:val="false"/>
-                <w:bCs w:val="false"/>
-                <w:i w:val="false"/>
-                <w:iCs w:val="false"/>
-                <w:color w:val="000000"/>
-                <w:sz w:val="18"/>
-                <w:szCs w:val="18"/>
-              </w:rPr>
-              <w:t xml:space="preserve">5. Circulate continuously. At each group, ask one probing question: 'Why are we using sodium bicarbonate in the water?' (Answer: to ensure CO₂ is not the limiting factor — we want to isolate light.) WAIT 10 seconds for a response before intervening. </w:t>
-            </w:r>
-          </w:p>
-          <w:p>
-            <w:pPr>
-              <w:spacing w:after="40" w:before="0"/>
-              <w:jc w:val="left"/>
-            </w:pPr>
-            <w:r>
-              <w:rPr>
-                <w:rFonts w:ascii="Arial" w:cs="Arial" w:eastAsia="Arial" w:hAnsi="Arial"/>
-                <w:b w:val="false"/>
-                <w:bCs w:val="false"/>
-                <w:i w:val="false"/>
-                <w:iCs w:val="false"/>
-                <w:color w:val="000000"/>
-                <w:sz w:val="18"/>
-                <w:szCs w:val="18"/>
-              </w:rPr>
-              <w:t xml:space="preserve">6. If a group finishes early: 'Calculate the average bubbles per minute across your three trials for each distance and add an Average column to your table.' </w:t>
-            </w:r>
-          </w:p>
-          <w:p>
-            <w:pPr>
-              <w:spacing w:after="40" w:before="0"/>
-              <w:jc w:val="left"/>
-            </w:pPr>
-            <w:r>
-              <w:rPr>
-                <w:rFonts w:ascii="Arial" w:cs="Arial" w:eastAsia="Arial" w:hAnsi="Arial"/>
-                <w:b w:val="false"/>
-                <w:bCs w:val="false"/>
-                <w:i w:val="false"/>
-                <w:iCs w:val="false"/>
-                <w:color w:val="000000"/>
-                <w:sz w:val="18"/>
-                <w:szCs w:val="18"/>
-              </w:rPr>
-              <w:t xml:space="preserve"/>
-            </w:r>
-          </w:p>
-          <w:p>
-            <w:pPr>
-              <w:spacing w:after="40" w:before="0"/>
-              <w:jc w:val="left"/>
-            </w:pPr>
-            <w:r>
-              <w:rPr>
-                <w:rFonts w:ascii="Arial" w:cs="Arial" w:eastAsia="Arial" w:hAnsi="Arial"/>
-                <w:b w:val="false"/>
-                <w:bCs w:val="false"/>
-                <w:i w:val="false"/>
-                <w:iCs w:val="false"/>
-                <w:color w:val="000000"/>
-                <w:sz w:val="18"/>
-                <w:szCs w:val="18"/>
-              </w:rPr>
-              <w:t xml:space="preserve">PART C: </w:t>
-            </w:r>
-          </w:p>
-          <w:p>
-            <w:pPr>
-              <w:spacing w:after="40" w:before="0"/>
-              <w:jc w:val="left"/>
-            </w:pPr>
-            <w:r>
-              <w:rPr>
-                <w:rFonts w:ascii="Arial" w:cs="Arial" w:eastAsia="Arial" w:hAnsi="Arial"/>
-                <w:b w:val="false"/>
-                <w:bCs w:val="false"/>
-                <w:i w:val="false"/>
-                <w:iCs w:val="false"/>
-                <w:color w:val="000000"/>
-                <w:sz w:val="18"/>
-                <w:szCs w:val="18"/>
-              </w:rPr>
-              <w:t xml:space="preserve">7. Say: 'Now plot your graph. Remember — smooth best-fit curve, not a zigzag. Title: Rate of Photosynthesis vs Light Intensity in [aquatic plant name].' </w:t>
-            </w:r>
-          </w:p>
-          <w:p>
-            <w:pPr>
-              <w:spacing w:after="40" w:before="0"/>
-              <w:jc w:val="left"/>
-            </w:pPr>
-            <w:r>
-              <w:rPr>
-                <w:rFonts w:ascii="Arial" w:cs="Arial" w:eastAsia="Arial" w:hAnsi="Arial"/>
-                <w:b w:val="false"/>
-                <w:bCs w:val="false"/>
-                <w:i w:val="false"/>
-                <w:iCs w:val="false"/>
-                <w:color w:val="000000"/>
-                <w:sz w:val="18"/>
-                <w:szCs w:val="18"/>
-              </w:rPr>
-              <w:t xml:space="preserve">8. After 8 minutes, display a correctly drawn model graph on the board (without values). Ask: 'What shape is this curve? What does the flattening tell us?'</w:t>
+              <w:t xml:space="preserve">1. After graphs are plotted, say: 'Do not close your books. I want you to be a graph detective. Look at your curve and answer the three questions on the board in your group. You have 5 minutes.' WAIT — circulate, listening for use of the word 'increase', 'level off', 'maximum'. </w:t>
+            </w:r>
+          </w:p>
+          <w:p>
+            <w:pPr>
+              <w:spacing w:after="40" w:before="0"/>
+              <w:jc w:val="left"/>
+            </w:pPr>
+            <w:r>
+              <w:rPr>
+                <w:rFonts w:ascii="Arial" w:cs="Arial" w:eastAsia="Arial" w:hAnsi="Arial"/>
+                <w:b w:val="false"/>
+                <w:bCs w:val="false"/>
+                <w:i w:val="false"/>
+                <w:iCs w:val="false"/>
+                <w:color w:val="000000"/>
+                <w:sz w:val="18"/>
+                <w:szCs w:val="18"/>
+              </w:rPr>
+              <w:t xml:space="preserve">2. After 5 minutes, cold-call three different groups for Q1, Q2, Q3 respectively. For Q3, if no group mentions CO₂ or temperature, ask: 'If adding more light doesn't help after a certain point, what else might the plant need that it's running low on?' WAIT 12 seconds. </w:t>
+            </w:r>
+          </w:p>
+          <w:p>
+            <w:pPr>
+              <w:spacing w:after="40" w:before="0"/>
+              <w:jc w:val="left"/>
+            </w:pPr>
+            <w:r>
+              <w:rPr>
+                <w:rFonts w:ascii="Arial" w:cs="Arial" w:eastAsia="Arial" w:hAnsi="Arial"/>
+                <w:b w:val="false"/>
+                <w:bCs w:val="false"/>
+                <w:i w:val="false"/>
+                <w:iCs w:val="false"/>
+                <w:color w:val="000000"/>
+                <w:sz w:val="18"/>
+                <w:szCs w:val="18"/>
+              </w:rPr>
+              <w:t xml:space="preserve">3. Introduce the term LIMITING FACTOR using the board. Write: 'The factor present at the lowest/most restrictive level that controls the overall rate.' Say: 'Scientists in Kenya studying tea yield in Kericho use this concept — if there is enough rain but no fertiliser, fertiliser is the limiting factor for tea growth.' </w:t>
+            </w:r>
+          </w:p>
+          <w:p>
+            <w:pPr>
+              <w:spacing w:after="40" w:before="0"/>
+              <w:jc w:val="left"/>
+            </w:pPr>
+            <w:r>
+              <w:rPr>
+                <w:rFonts w:ascii="Arial" w:cs="Arial" w:eastAsia="Arial" w:hAnsi="Arial"/>
+                <w:b w:val="false"/>
+                <w:bCs w:val="false"/>
+                <w:i w:val="false"/>
+                <w:iCs w:val="false"/>
+                <w:color w:val="000000"/>
+                <w:sz w:val="18"/>
+                <w:szCs w:val="18"/>
+              </w:rPr>
+              <w:t xml:space="preserve">4. Say: 'Now complete the CER frame on your own — 5 minutes.' Circulate and read 3–4 CER frames. Look for: (a) claim is a statement not a question; (b) evidence has actual numbers; (c) reasoning uses 'limiting factor.' </w:t>
+            </w:r>
+          </w:p>
+          <w:p>
+            <w:pPr>
+              <w:spacing w:after="40" w:before="0"/>
+              <w:jc w:val="left"/>
+            </w:pPr>
+            <w:r>
+              <w:rPr>
+                <w:rFonts w:ascii="Arial" w:cs="Arial" w:eastAsia="Arial" w:hAnsi="Arial"/>
+                <w:b w:val="false"/>
+                <w:bCs w:val="false"/>
+                <w:i w:val="false"/>
+                <w:iCs w:val="false"/>
+                <w:color w:val="000000"/>
+                <w:sz w:val="18"/>
+                <w:szCs w:val="18"/>
+              </w:rPr>
+              <w:t xml:space="preserve">5. Phenomenon reconnection: 'Point to the region of your graph that represents the sukuma wiki under the mango tree. What is happening there? Now point to the region representing the sukuma wiki in full midday sun. What is happening there — and does your graph tell you anything about WHY it might wilt?' (Plant flag for Lesson 8: high light = high photosynthesis rate, but also high temperature = high transpiration — the graph cannot explain wilting alone.)</w:t>
             </w:r>
           </w:p>
         </w:tc>
@@ -21380,7 +21762,7 @@
                 <w:sz w:val="18"/>
                 <w:szCs w:val="18"/>
               </w:rPr>
-              <w:t xml:space="preserve">Plan-Before-You-Do Investigation Protocol — requiring learners to articulate variables and design a results table before touching equipment forces them to engage cognitively with experimental design (NGSS SEP 3: Planning and Carrying Out Investigations). The peer-review of tables builds metacognitive awareness of data quality. Connecting each bubble to the chemical equation of photosynthesis (O₂ as a product) anchors the measurement in the mechanistic understanding built in previous lessons.</w:t>
+              <w:t xml:space="preserve">Claim–Evidence–Reasoning (CER) Frame — this structured writing strategy (NGSS SEP 6: Constructing Explanations) requires learners to distinguish between data (evidence) and interpretation (reasoning), and to make an explicit logical connection between the two. Mapping graph regions back to the phenomenon grounds abstract graph analysis in the concrete, memorable image of the pale sukuma wiki under the mango tree, reinforcing the storyline thread.</w:t>
             </w:r>
           </w:p>
         </w:tc>
@@ -21412,7 +21794,7 @@
                 <w:sz w:val="18"/>
                 <w:szCs w:val="18"/>
               </w:rPr>
-              <w:t xml:space="preserve">Observable indicators: (1) Every group's planning sheet has all five components completed before data collection begins — teacher checks this as a gate. (2) Results tables have correct headings and units (Light Intensity / cm or arbitrary units; Rate of Photosynthesis / bubbles min⁻¹). (3) Graphs have labelled axes with units, a title, and a smooth curve. Red flags: groups using ruler-and-dot graphs instead of a best-fit curve (teacher intervenes: 'In biology, we draw the trend, not every dot — draw through the middle of the points'); learners with no units on axes.</w:t>
+              <w:t xml:space="preserve">Observable indicators: (1) CER frame — Claim is a full declarative sentence; Evidence includes at least two numerical values from the data table with units; Reasoning explicitly uses the term 'limiting factor' and explains the mechanism. (2) Phenomenon connection — learner can point to or describe a specific region of the graph (low-intensity plateau region) and link it to the pale, slow-growing shaded plant. Red flag: learners who write only 'more light = more photosynthesis' without acknowledging the levelling-off — teacher prompts: 'Look at the right side of your graph — what happens there?'</w:t>
             </w:r>
           </w:p>
         </w:tc>
@@ -21421,32 +21803,32 @@
         <w:tc>
           <w:tcPr>
             <w:tcW w:type="dxa" w:w="1520"/>
-            <w:shd w:fill="E2EFDA" w:color="auto" w:val="clear"/>
-            <w:tcMar>
-              <w:top w:type="dxa" w:w="60"/>
-              <w:left w:type="dxa" w:w="120"/>
-              <w:bottom w:type="dxa" w:w="60"/>
-              <w:right w:type="dxa" w:w="120"/>
-            </w:tcMar>
-            <w:vAlign w:val="top"/>
-          </w:tcPr>
-          <w:p>
-            <w:pPr>
-              <w:spacing w:after="40" w:before="0"/>
-              <w:jc w:val="left"/>
-            </w:pPr>
-            <w:r>
-              <w:rPr>
-                <w:rFonts w:ascii="Arial" w:cs="Arial" w:eastAsia="Arial" w:hAnsi="Arial"/>
-                <w:b/>
-                <w:bCs/>
-                <w:i w:val="false"/>
-                <w:iCs w:val="false"/>
-                <w:color w:val="000000"/>
-                <w:sz w:val="18"/>
-                <w:szCs w:val="18"/>
-              </w:rPr>
-              <w:t xml:space="preserve">Explain Phase</w:t>
+            <w:shd w:fill="FCE4D6" w:color="auto" w:val="clear"/>
+            <w:tcMar>
+              <w:top w:type="dxa" w:w="60"/>
+              <w:left w:type="dxa" w:w="120"/>
+              <w:bottom w:type="dxa" w:w="60"/>
+              <w:right w:type="dxa" w:w="120"/>
+            </w:tcMar>
+            <w:vAlign w:val="top"/>
+          </w:tcPr>
+          <w:p>
+            <w:pPr>
+              <w:spacing w:after="40" w:before="0"/>
+              <w:jc w:val="left"/>
+            </w:pPr>
+            <w:r>
+              <w:rPr>
+                <w:rFonts w:ascii="Arial" w:cs="Arial" w:eastAsia="Arial" w:hAnsi="Arial"/>
+                <w:b/>
+                <w:bCs/>
+                <w:i w:val="false"/>
+                <w:iCs w:val="false"/>
+                <w:color w:val="000000"/>
+                <w:sz w:val="18"/>
+                <w:szCs w:val="18"/>
+              </w:rPr>
+              <w:t xml:space="preserve">Driving Question Board (DQB) Creation</w:t>
             </w:r>
           </w:p>
           <w:p>
@@ -21469,7 +21851,7 @@
             <w:pPr>
               <w:spacing w:after="20" w:before="0"/>
             </w:pPr>
-            <w:hyperlink w:history="1" r:id="rIdrebmvpxqwuup6dlku1yzd">
+            <w:hyperlink w:history="1" r:id="rIdnplv1puaqn6yxsp7-qrxl">
               <w:r>
                 <w:rPr>
                   <w:rFonts w:ascii="Arial" w:cs="Arial" w:eastAsia="Arial" w:hAnsi="Arial"/>
@@ -21478,7 +21860,7 @@
                   <w:szCs w:val="16"/>
                   <w:u w:val="single" w:color="2E75B6"/>
                 </w:rPr>
-                <w:t xml:space="preserve">Cell size</w:t>
+                <w:t xml:space="preserve">Dependent &amp; independent variables</w:t>
               </w:r>
             </w:hyperlink>
           </w:p>
@@ -21502,7 +21884,7 @@
               <w:spacing w:after="10" w:before="0"/>
               <w:ind w:left="120"/>
             </w:pPr>
-            <w:hyperlink w:history="1" r:id="rIdfpkim3fhasboib-uy-ku0">
+            <w:hyperlink w:history="1" r:id="rId5db0g0ywokqudb-ht1xtl">
               <w:r>
                 <w:rPr>
                   <w:rFonts w:ascii="Arial" w:cs="Arial" w:eastAsia="Arial" w:hAnsi="Arial"/>
@@ -21547,7 +21929,389 @@
             <w:pPr>
               <w:spacing w:after="20" w:before="0"/>
             </w:pPr>
-            <w:hyperlink w:history="1" r:id="rIdbwuegyw-e4etudkj341fp">
+            <w:hyperlink w:history="1" r:id="rId7tuaecmfgx9d0daesjesv">
+              <w:r>
+                <w:rPr>
+                  <w:rFonts w:ascii="Arial" w:cs="Arial" w:eastAsia="Arial" w:hAnsi="Arial"/>
+                  <w:color w:val="2E75B6"/>
+                  <w:sz w:val="16"/>
+                  <w:szCs w:val="16"/>
+                  <w:u w:val="single" w:color="2E75B6"/>
+                </w:rPr>
+                <w:t xml:space="preserve">Analyze relationships between variables</w:t>
+              </w:r>
+            </w:hyperlink>
+          </w:p>
+          <w:p>
+            <w:pPr>
+              <w:spacing w:after="10" w:before="0"/>
+              <w:ind w:left="120"/>
+            </w:pPr>
+            <w:r>
+              <w:rPr>
+                <w:rFonts w:ascii="Arial" w:cs="Arial" w:eastAsia="Arial" w:hAnsi="Arial"/>
+                <w:color w:val="595959"/>
+                <w:sz w:val="14"/>
+                <w:szCs w:val="14"/>
+              </w:rPr>
+              <w:t xml:space="preserve">Source: Khan Academy (English - US curriculum)</w:t>
+            </w:r>
+          </w:p>
+          <w:p>
+            <w:pPr>
+              <w:spacing w:after="10" w:before="0"/>
+              <w:ind w:left="120"/>
+            </w:pPr>
+            <w:hyperlink w:history="1" r:id="rIddqpam4dubb0w3d6qmeucx">
+              <w:r>
+                <w:rPr>
+                  <w:rFonts w:ascii="Arial" w:cs="Arial" w:eastAsia="Arial" w:hAnsi="Arial"/>
+                  <w:color w:val="595959"/>
+                  <w:sz w:val="14"/>
+                  <w:szCs w:val="14"/>
+                  <w:u w:val="single" w:color="595959"/>
+                </w:rPr>
+                <w:t xml:space="preserve">🔍 Search ARES for similar readings</w:t>
+              </w:r>
+            </w:hyperlink>
+          </w:p>
+        </w:tc>
+        <w:tc>
+          <w:tcPr>
+            <w:tcW w:type="dxa" w:w="3040"/>
+            <w:shd w:fill="FFFFFF" w:color="auto" w:val="clear"/>
+            <w:tcMar>
+              <w:top w:type="dxa" w:w="60"/>
+              <w:left w:type="dxa" w:w="120"/>
+              <w:bottom w:type="dxa" w:w="60"/>
+              <w:right w:type="dxa" w:w="120"/>
+            </w:tcMar>
+            <w:vAlign w:val="top"/>
+          </w:tcPr>
+          <w:p>
+            <w:pPr>
+              <w:spacing w:after="40" w:before="0"/>
+              <w:jc w:val="left"/>
+            </w:pPr>
+            <w:r>
+              <w:rPr>
+                <w:rFonts w:ascii="Arial" w:cs="Arial" w:eastAsia="Arial" w:hAnsi="Arial"/>
+                <w:b w:val="false"/>
+                <w:bCs w:val="false"/>
+                <w:i w:val="false"/>
+                <w:iCs w:val="false"/>
+                <w:color w:val="000000"/>
+                <w:sz w:val="18"/>
+                <w:szCs w:val="18"/>
+              </w:rPr>
+              <w:t xml:space="preserve">Learners return to the class Driving Question Board. Each group receives two sticky notes of different colours. On the ORANGE note, they write one NEW question their investigation raised (e.g., 'If CO₂ is also a limiting factor, why don't farmers in Nairobi pump extra CO₂ into their greenhouses?'; 'Does temperature affect photosynthesis the same way light does?'; 'Why does the sukuma wiki wilt even though water is in the soil — our graph doesn't explain that?'). On the GREEN note, they write one question from the board that today's lesson PARTIALLY OR FULLY answered, and a one-sentence summary of the answer. Groups post both notes on the board. The teacher reads 3–4 orange notes aloud and clusters them under emerging themes: 'RATE AND LIMITING FACTORS', 'TEMPERATURE', 'WATER/WILTING'. The teacher explicitly flags the wilting cluster: 'Notice — our graph today told us a lot about light intensity and rate of photosynthesis, but it does NOT explain the wilting. That gap is what Lesson 8 is about.'</w:t>
+            </w:r>
+          </w:p>
+        </w:tc>
+        <w:tc>
+          <w:tcPr>
+            <w:tcW w:type="dxa" w:w="3040"/>
+            <w:shd w:fill="F2F2F2" w:color="auto" w:val="clear"/>
+            <w:tcMar>
+              <w:top w:type="dxa" w:w="60"/>
+              <w:left w:type="dxa" w:w="120"/>
+              <w:bottom w:type="dxa" w:w="60"/>
+              <w:right w:type="dxa" w:w="120"/>
+            </w:tcMar>
+            <w:vAlign w:val="top"/>
+          </w:tcPr>
+          <w:p>
+            <w:pPr>
+              <w:spacing w:after="40" w:before="0"/>
+              <w:jc w:val="left"/>
+            </w:pPr>
+            <w:r>
+              <w:rPr>
+                <w:rFonts w:ascii="Arial" w:cs="Arial" w:eastAsia="Arial" w:hAnsi="Arial"/>
+                <w:b w:val="false"/>
+                <w:bCs w:val="false"/>
+                <w:i w:val="false"/>
+                <w:iCs w:val="false"/>
+                <w:color w:val="000000"/>
+                <w:sz w:val="18"/>
+                <w:szCs w:val="18"/>
+              </w:rPr>
+              <w:t xml:space="preserve">1. Say: 'You have 4 minutes — two sticky notes. Orange: one new question your experiment or graph raised. Green: one question from the board you can now answer, plus your answer in one sentence.' </w:t>
+            </w:r>
+          </w:p>
+          <w:p>
+            <w:pPr>
+              <w:spacing w:after="40" w:before="0"/>
+              <w:jc w:val="left"/>
+            </w:pPr>
+            <w:r>
+              <w:rPr>
+                <w:rFonts w:ascii="Arial" w:cs="Arial" w:eastAsia="Arial" w:hAnsi="Arial"/>
+                <w:b w:val="false"/>
+                <w:bCs w:val="false"/>
+                <w:i w:val="false"/>
+                <w:iCs w:val="false"/>
+                <w:color w:val="000000"/>
+                <w:sz w:val="18"/>
+                <w:szCs w:val="18"/>
+              </w:rPr>
+              <w:t xml:space="preserve">2. After posting, scan the board and read 4 orange notes aloud, asking the class: 'Is this question related to limiting factors? To wilting? To something else?' Sort them into clusters verbally. </w:t>
+            </w:r>
+          </w:p>
+          <w:p>
+            <w:pPr>
+              <w:spacing w:after="40" w:before="0"/>
+              <w:jc w:val="left"/>
+            </w:pPr>
+            <w:r>
+              <w:rPr>
+                <w:rFonts w:ascii="Arial" w:cs="Arial" w:eastAsia="Arial" w:hAnsi="Arial"/>
+                <w:b w:val="false"/>
+                <w:bCs w:val="false"/>
+                <w:i w:val="false"/>
+                <w:iCs w:val="false"/>
+                <w:color w:val="000000"/>
+                <w:sz w:val="18"/>
+                <w:szCs w:val="18"/>
+              </w:rPr>
+              <w:t xml:space="preserve">3. Explicitly point to any notes about wilting or water and say: 'This is our unfinished business. Our experiment today measured light intensity — but the sukuma wiki phenomenon includes wilting in wet soil. What process involves water leaving the plant? We will tackle that in our next lesson.' </w:t>
+            </w:r>
+          </w:p>
+          <w:p>
+            <w:pPr>
+              <w:spacing w:after="40" w:before="0"/>
+              <w:jc w:val="left"/>
+            </w:pPr>
+            <w:r>
+              <w:rPr>
+                <w:rFonts w:ascii="Arial" w:cs="Arial" w:eastAsia="Arial" w:hAnsi="Arial"/>
+                <w:b w:val="false"/>
+                <w:bCs w:val="false"/>
+                <w:i w:val="false"/>
+                <w:iCs w:val="false"/>
+                <w:color w:val="000000"/>
+                <w:sz w:val="18"/>
+                <w:szCs w:val="18"/>
+              </w:rPr>
+              <w:t xml:space="preserve">4. Update the board's ANSWERED/PARTIALLY ANSWERED column visibly — use a different colour marker to tick questions addressed today. </w:t>
+            </w:r>
+          </w:p>
+          <w:p>
+            <w:pPr>
+              <w:spacing w:after="40" w:before="0"/>
+              <w:jc w:val="left"/>
+            </w:pPr>
+            <w:r>
+              <w:rPr>
+                <w:rFonts w:ascii="Arial" w:cs="Arial" w:eastAsia="Arial" w:hAnsi="Arial"/>
+                <w:b w:val="false"/>
+                <w:bCs w:val="false"/>
+                <w:i w:val="false"/>
+                <w:iCs w:val="false"/>
+                <w:color w:val="000000"/>
+                <w:sz w:val="18"/>
+                <w:szCs w:val="18"/>
+              </w:rPr>
+              <w:t xml:space="preserve">5. Say: 'Look at the board. We started with one puzzling observation about a student's kitchen garden in Nairobi. Look how many questions we have now answered — and how many new, deeper questions we have generated. That is what real science looks like.'</w:t>
+            </w:r>
+          </w:p>
+        </w:tc>
+        <w:tc>
+          <w:tcPr>
+            <w:tcW w:type="dxa" w:w="3040"/>
+            <w:shd w:fill="FFFFFF" w:color="auto" w:val="clear"/>
+            <w:tcMar>
+              <w:top w:type="dxa" w:w="60"/>
+              <w:left w:type="dxa" w:w="120"/>
+              <w:bottom w:type="dxa" w:w="60"/>
+              <w:right w:type="dxa" w:w="120"/>
+            </w:tcMar>
+            <w:vAlign w:val="top"/>
+          </w:tcPr>
+          <w:p>
+            <w:pPr>
+              <w:spacing w:after="40" w:before="0"/>
+              <w:jc w:val="left"/>
+            </w:pPr>
+            <w:r>
+              <w:rPr>
+                <w:rFonts w:ascii="Arial" w:cs="Arial" w:eastAsia="Arial" w:hAnsi="Arial"/>
+                <w:b w:val="false"/>
+                <w:bCs w:val="false"/>
+                <w:i w:val="false"/>
+                <w:iCs w:val="false"/>
+                <w:color w:val="000000"/>
+                <w:sz w:val="18"/>
+                <w:szCs w:val="18"/>
+              </w:rPr>
+              <w:t xml:space="preserve">Driving Question Board — two-colour sticky note protocol distinguishes between knowledge consolidation (green) and productive uncertainty (orange). Publicly clustering new questions by theme models scientific reasoning about what is known vs. unknown, and creates explicit narrative continuity between lessons. Flagging the wilting gap sustains the overarching phenomenon as the engine of inquiry across the unit.</w:t>
+            </w:r>
+          </w:p>
+        </w:tc>
+        <w:tc>
+          <w:tcPr>
+            <w:tcW w:type="dxa" w:w="3040"/>
+            <w:shd w:fill="F2F2F2" w:color="auto" w:val="clear"/>
+            <w:tcMar>
+              <w:top w:type="dxa" w:w="60"/>
+              <w:left w:type="dxa" w:w="120"/>
+              <w:bottom w:type="dxa" w:w="60"/>
+              <w:right w:type="dxa" w:w="120"/>
+            </w:tcMar>
+            <w:vAlign w:val="top"/>
+          </w:tcPr>
+          <w:p>
+            <w:pPr>
+              <w:spacing w:after="40" w:before="0"/>
+              <w:jc w:val="left"/>
+            </w:pPr>
+            <w:r>
+              <w:rPr>
+                <w:rFonts w:ascii="Arial" w:cs="Arial" w:eastAsia="Arial" w:hAnsi="Arial"/>
+                <w:b w:val="false"/>
+                <w:bCs w:val="false"/>
+                <w:i w:val="false"/>
+                <w:iCs w:val="false"/>
+                <w:color w:val="000000"/>
+                <w:sz w:val="18"/>
+                <w:szCs w:val="18"/>
+              </w:rPr>
+              <w:t xml:space="preserve">Observable indicators: (1) Every group posts both a green and an orange note — teacher checks before moving on. (2) Green notes contain a specific answer referencing data or the limiting factor concept, not just 'we learned about photosynthesis.' (3) Orange notes are genuine questions, not statements. Red flag: groups posting vague green notes like 'light is important' — teacher prompts: 'Can you add a number from your data to make that more precise?'</w:t>
+            </w:r>
+          </w:p>
+        </w:tc>
+      </w:tr>
+      <w:tr>
+        <w:tc>
+          <w:tcPr>
+            <w:tcW w:type="dxa" w:w="1520"/>
+            <w:shd w:fill="D5E8F0" w:color="auto" w:val="clear"/>
+            <w:tcMar>
+              <w:top w:type="dxa" w:w="60"/>
+              <w:left w:type="dxa" w:w="120"/>
+              <w:bottom w:type="dxa" w:w="60"/>
+              <w:right w:type="dxa" w:w="120"/>
+            </w:tcMar>
+            <w:vAlign w:val="top"/>
+          </w:tcPr>
+          <w:p>
+            <w:pPr>
+              <w:spacing w:after="40" w:before="0"/>
+              <w:jc w:val="left"/>
+            </w:pPr>
+            <w:r>
+              <w:rPr>
+                <w:rFonts w:ascii="Arial" w:cs="Arial" w:eastAsia="Arial" w:hAnsi="Arial"/>
+                <w:b/>
+                <w:bCs/>
+                <w:i w:val="false"/>
+                <w:iCs w:val="false"/>
+                <w:color w:val="000000"/>
+                <w:sz w:val="18"/>
+                <w:szCs w:val="18"/>
+              </w:rPr>
+              <w:t xml:space="preserve">Model Building Phase</w:t>
+            </w:r>
+          </w:p>
+          <w:p>
+            <w:pPr>
+              <w:spacing w:after="20" w:before="0"/>
+            </w:pPr>
+            <w:r>
+              <w:rPr>
+                <w:rFonts w:ascii="Arial" w:cs="Arial" w:eastAsia="Arial" w:hAnsi="Arial"/>
+                <w:b/>
+                <w:bCs/>
+                <w:color w:val="1F3864"/>
+                <w:sz w:val="16"/>
+                <w:szCs w:val="16"/>
+              </w:rPr>
+              <w:t xml:space="preserve">📹 VIDEO:</w:t>
+            </w:r>
+          </w:p>
+          <w:p>
+            <w:pPr>
+              <w:spacing w:after="20" w:before="0"/>
+            </w:pPr>
+            <w:hyperlink w:history="1" r:id="rId0-btgnnzdhvcjivf_4u-d">
+              <w:r>
+                <w:rPr>
+                  <w:rFonts w:ascii="Arial" w:cs="Arial" w:eastAsia="Arial" w:hAnsi="Arial"/>
+                  <w:color w:val="2E75B6"/>
+                  <w:sz w:val="16"/>
+                  <w:szCs w:val="16"/>
+                  <w:u w:val="single" w:color="2E75B6"/>
+                </w:rPr>
+                <w:t xml:space="preserve">Dependent &amp; independent variables</w:t>
+              </w:r>
+            </w:hyperlink>
+          </w:p>
+          <w:p>
+            <w:pPr>
+              <w:spacing w:after="10" w:before="0"/>
+              <w:ind w:left="120"/>
+            </w:pPr>
+            <w:r>
+              <w:rPr>
+                <w:rFonts w:ascii="Arial" w:cs="Arial" w:eastAsia="Arial" w:hAnsi="Arial"/>
+                <w:color w:val="595959"/>
+                <w:sz w:val="14"/>
+                <w:szCs w:val="14"/>
+              </w:rPr>
+              <w:t xml:space="preserve">Source: Khan Academy (English - US curriculum)</w:t>
+            </w:r>
+          </w:p>
+          <w:p>
+            <w:pPr>
+              <w:spacing w:after="10" w:before="0"/>
+              <w:ind w:left="120"/>
+            </w:pPr>
+            <w:hyperlink w:history="1" r:id="rIdkyhyisbl240mch72lznus">
+              <w:r>
+                <w:rPr>
+                  <w:rFonts w:ascii="Arial" w:cs="Arial" w:eastAsia="Arial" w:hAnsi="Arial"/>
+                  <w:color w:val="595959"/>
+                  <w:sz w:val="14"/>
+                  <w:szCs w:val="14"/>
+                  <w:u w:val="single" w:color="595959"/>
+                </w:rPr>
+                <w:t xml:space="preserve">🔍 Search ARES for similar videos</w:t>
+              </w:r>
+            </w:hyperlink>
+          </w:p>
+          <w:p>
+            <w:pPr>
+              <w:spacing w:after="40" w:before="0"/>
+            </w:pPr>
+            <w:r>
+              <w:rPr>
+                <w:sz w:val="14"/>
+                <w:szCs w:val="14"/>
+              </w:rPr>
+              <w:t xml:space="preserve"/>
+            </w:r>
+          </w:p>
+          <w:p>
+            <w:pPr>
+              <w:spacing w:after="20" w:before="0"/>
+            </w:pPr>
+            <w:r>
+              <w:rPr>
+                <w:rFonts w:ascii="Arial" w:cs="Arial" w:eastAsia="Arial" w:hAnsi="Arial"/>
+                <w:b/>
+                <w:bCs/>
+                <w:color w:val="1F3864"/>
+                <w:sz w:val="16"/>
+                <w:szCs w:val="16"/>
+              </w:rPr>
+              <w:t xml:space="preserve">📖 EXERCISE:</w:t>
+            </w:r>
+          </w:p>
+          <w:p>
+            <w:pPr>
+              <w:spacing w:after="20" w:before="0"/>
+            </w:pPr>
+            <w:hyperlink w:history="1" r:id="rIdwg6s0opfbmfejl9g_ja5t">
               <w:r>
                 <w:rPr>
                   <w:rFonts w:ascii="Arial" w:cs="Arial" w:eastAsia="Arial" w:hAnsi="Arial"/>
@@ -21580,771 +22344,7 @@
               <w:spacing w:after="10" w:before="0"/>
               <w:ind w:left="120"/>
             </w:pPr>
-            <w:hyperlink w:history="1" r:id="rIdqyrp2g6uepyjyauxvs4r1">
-              <w:r>
-                <w:rPr>
-                  <w:rFonts w:ascii="Arial" w:cs="Arial" w:eastAsia="Arial" w:hAnsi="Arial"/>
-                  <w:color w:val="595959"/>
-                  <w:sz w:val="14"/>
-                  <w:szCs w:val="14"/>
-                  <w:u w:val="single" w:color="595959"/>
-                </w:rPr>
-                <w:t xml:space="preserve">🔍 Search ARES for similar readings</w:t>
-              </w:r>
-            </w:hyperlink>
-          </w:p>
-        </w:tc>
-        <w:tc>
-          <w:tcPr>
-            <w:tcW w:type="dxa" w:w="3040"/>
-            <w:shd w:fill="FFFFFF" w:color="auto" w:val="clear"/>
-            <w:tcMar>
-              <w:top w:type="dxa" w:w="60"/>
-              <w:left w:type="dxa" w:w="120"/>
-              <w:bottom w:type="dxa" w:w="60"/>
-              <w:right w:type="dxa" w:w="120"/>
-            </w:tcMar>
-            <w:vAlign w:val="top"/>
-          </w:tcPr>
-          <w:p>
-            <w:pPr>
-              <w:spacing w:after="40" w:before="0"/>
-              <w:jc w:val="left"/>
-            </w:pPr>
-            <w:r>
-              <w:rPr>
-                <w:rFonts w:ascii="Arial" w:cs="Arial" w:eastAsia="Arial" w:hAnsi="Arial"/>
-                <w:b w:val="false"/>
-                <w:bCs w:val="false"/>
-                <w:i w:val="false"/>
-                <w:iCs w:val="false"/>
-                <w:color w:val="000000"/>
-                <w:sz w:val="18"/>
-                <w:szCs w:val="18"/>
-              </w:rPr>
-              <w:t xml:space="preserve">Learners analyse their graphs using three guiding questions printed on the board: (Q1) 'Describe the shape of your graph in one sentence.' (Q2) 'At low light intensities, what is happening to the rate as intensity increases? What does this tell you about light as a factor?' (Q3) 'At high light intensities, the curve flattens — the rate stops increasing even if we add more light. What might be limiting the rate now?' Groups discuss for 5 minutes, then the teacher introduces the formal concept of a LIMITING FACTOR: 'A limiting factor is the factor present at the lowest level that controls the rate of a process. When light is scarce, light is the limiting factor. When light is abundant, something else — CO₂ concentration or temperature — becomes the limiting factor.' Learners then complete a 'Claim–Evidence–Reasoning' (CER) frame individually: Claim — state whether light intensity affects rate of photosynthesis; Evidence — cite two specific data points from their table; Reasoning — explain using the limiting factor concept. Finally, learners explicitly connect back to the phenomenon: 'Use your graph to explain why the sukuma wiki under the mango tree grew slowly and turned pale — cite a specific region of your graph.'</w:t>
-            </w:r>
-          </w:p>
-        </w:tc>
-        <w:tc>
-          <w:tcPr>
-            <w:tcW w:type="dxa" w:w="3040"/>
-            <w:shd w:fill="F2F2F2" w:color="auto" w:val="clear"/>
-            <w:tcMar>
-              <w:top w:type="dxa" w:w="60"/>
-              <w:left w:type="dxa" w:w="120"/>
-              <w:bottom w:type="dxa" w:w="60"/>
-              <w:right w:type="dxa" w:w="120"/>
-            </w:tcMar>
-            <w:vAlign w:val="top"/>
-          </w:tcPr>
-          <w:p>
-            <w:pPr>
-              <w:spacing w:after="40" w:before="0"/>
-              <w:jc w:val="left"/>
-            </w:pPr>
-            <w:r>
-              <w:rPr>
-                <w:rFonts w:ascii="Arial" w:cs="Arial" w:eastAsia="Arial" w:hAnsi="Arial"/>
-                <w:b w:val="false"/>
-                <w:bCs w:val="false"/>
-                <w:i w:val="false"/>
-                <w:iCs w:val="false"/>
-                <w:color w:val="000000"/>
-                <w:sz w:val="18"/>
-                <w:szCs w:val="18"/>
-              </w:rPr>
-              <w:t xml:space="preserve">1. After graphs are plotted, say: 'Do not close your books. I want you to be a graph detective. Look at your curve and answer the three questions on the board in your group. You have 5 minutes.' WAIT — circulate, listening for use of the word 'increase', 'level off', 'maximum'. </w:t>
-            </w:r>
-          </w:p>
-          <w:p>
-            <w:pPr>
-              <w:spacing w:after="40" w:before="0"/>
-              <w:jc w:val="left"/>
-            </w:pPr>
-            <w:r>
-              <w:rPr>
-                <w:rFonts w:ascii="Arial" w:cs="Arial" w:eastAsia="Arial" w:hAnsi="Arial"/>
-                <w:b w:val="false"/>
-                <w:bCs w:val="false"/>
-                <w:i w:val="false"/>
-                <w:iCs w:val="false"/>
-                <w:color w:val="000000"/>
-                <w:sz w:val="18"/>
-                <w:szCs w:val="18"/>
-              </w:rPr>
-              <w:t xml:space="preserve">2. After 5 minutes, cold-call three different groups for Q1, Q2, Q3 respectively. For Q3, if no group mentions CO₂ or temperature, ask: 'If adding more light doesn't help after a certain point, what else might the plant need that it's running low on?' WAIT 12 seconds. </w:t>
-            </w:r>
-          </w:p>
-          <w:p>
-            <w:pPr>
-              <w:spacing w:after="40" w:before="0"/>
-              <w:jc w:val="left"/>
-            </w:pPr>
-            <w:r>
-              <w:rPr>
-                <w:rFonts w:ascii="Arial" w:cs="Arial" w:eastAsia="Arial" w:hAnsi="Arial"/>
-                <w:b w:val="false"/>
-                <w:bCs w:val="false"/>
-                <w:i w:val="false"/>
-                <w:iCs w:val="false"/>
-                <w:color w:val="000000"/>
-                <w:sz w:val="18"/>
-                <w:szCs w:val="18"/>
-              </w:rPr>
-              <w:t xml:space="preserve">3. Introduce the term LIMITING FACTOR using the board. Write: 'The factor present at the lowest/most restrictive level that controls the overall rate.' Say: 'Scientists in Kenya studying tea yield in Kericho use this concept — if there is enough rain but no fertiliser, fertiliser is the limiting factor for tea growth.' </w:t>
-            </w:r>
-          </w:p>
-          <w:p>
-            <w:pPr>
-              <w:spacing w:after="40" w:before="0"/>
-              <w:jc w:val="left"/>
-            </w:pPr>
-            <w:r>
-              <w:rPr>
-                <w:rFonts w:ascii="Arial" w:cs="Arial" w:eastAsia="Arial" w:hAnsi="Arial"/>
-                <w:b w:val="false"/>
-                <w:bCs w:val="false"/>
-                <w:i w:val="false"/>
-                <w:iCs w:val="false"/>
-                <w:color w:val="000000"/>
-                <w:sz w:val="18"/>
-                <w:szCs w:val="18"/>
-              </w:rPr>
-              <w:t xml:space="preserve">4. Say: 'Now complete the CER frame on your own — 5 minutes.' Circulate and read 3–4 CER frames. Look for: (a) claim is a statement not a question; (b) evidence has actual numbers; (c) reasoning uses 'limiting factor.' </w:t>
-            </w:r>
-          </w:p>
-          <w:p>
-            <w:pPr>
-              <w:spacing w:after="40" w:before="0"/>
-              <w:jc w:val="left"/>
-            </w:pPr>
-            <w:r>
-              <w:rPr>
-                <w:rFonts w:ascii="Arial" w:cs="Arial" w:eastAsia="Arial" w:hAnsi="Arial"/>
-                <w:b w:val="false"/>
-                <w:bCs w:val="false"/>
-                <w:i w:val="false"/>
-                <w:iCs w:val="false"/>
-                <w:color w:val="000000"/>
-                <w:sz w:val="18"/>
-                <w:szCs w:val="18"/>
-              </w:rPr>
-              <w:t xml:space="preserve">5. Phenomenon reconnection: 'Point to the region of your graph that represents the sukuma wiki under the mango tree. What is happening there? Now point to the region representing the sukuma wiki in full midday sun. What is happening there — and does your graph tell you anything about WHY it might wilt?' (Plant flag for Lesson 8: high light = high photosynthesis rate, but also high temperature = high transpiration — the graph cannot explain wilting alone.)</w:t>
-            </w:r>
-          </w:p>
-        </w:tc>
-        <w:tc>
-          <w:tcPr>
-            <w:tcW w:type="dxa" w:w="3040"/>
-            <w:shd w:fill="FFFFFF" w:color="auto" w:val="clear"/>
-            <w:tcMar>
-              <w:top w:type="dxa" w:w="60"/>
-              <w:left w:type="dxa" w:w="120"/>
-              <w:bottom w:type="dxa" w:w="60"/>
-              <w:right w:type="dxa" w:w="120"/>
-            </w:tcMar>
-            <w:vAlign w:val="top"/>
-          </w:tcPr>
-          <w:p>
-            <w:pPr>
-              <w:spacing w:after="40" w:before="0"/>
-              <w:jc w:val="left"/>
-            </w:pPr>
-            <w:r>
-              <w:rPr>
-                <w:rFonts w:ascii="Arial" w:cs="Arial" w:eastAsia="Arial" w:hAnsi="Arial"/>
-                <w:b w:val="false"/>
-                <w:bCs w:val="false"/>
-                <w:i w:val="false"/>
-                <w:iCs w:val="false"/>
-                <w:color w:val="000000"/>
-                <w:sz w:val="18"/>
-                <w:szCs w:val="18"/>
-              </w:rPr>
-              <w:t xml:space="preserve">Claim–Evidence–Reasoning (CER) Frame — this structured writing strategy (NGSS SEP 6: Constructing Explanations) requires learners to distinguish between data (evidence) and interpretation (reasoning), and to make an explicit logical connection between the two. Mapping graph regions back to the phenomenon grounds abstract graph analysis in the concrete, memorable image of the pale sukuma wiki under the mango tree, reinforcing the storyline thread.</w:t>
-            </w:r>
-          </w:p>
-        </w:tc>
-        <w:tc>
-          <w:tcPr>
-            <w:tcW w:type="dxa" w:w="3040"/>
-            <w:shd w:fill="F2F2F2" w:color="auto" w:val="clear"/>
-            <w:tcMar>
-              <w:top w:type="dxa" w:w="60"/>
-              <w:left w:type="dxa" w:w="120"/>
-              <w:bottom w:type="dxa" w:w="60"/>
-              <w:right w:type="dxa" w:w="120"/>
-            </w:tcMar>
-            <w:vAlign w:val="top"/>
-          </w:tcPr>
-          <w:p>
-            <w:pPr>
-              <w:spacing w:after="40" w:before="0"/>
-              <w:jc w:val="left"/>
-            </w:pPr>
-            <w:r>
-              <w:rPr>
-                <w:rFonts w:ascii="Arial" w:cs="Arial" w:eastAsia="Arial" w:hAnsi="Arial"/>
-                <w:b w:val="false"/>
-                <w:bCs w:val="false"/>
-                <w:i w:val="false"/>
-                <w:iCs w:val="false"/>
-                <w:color w:val="000000"/>
-                <w:sz w:val="18"/>
-                <w:szCs w:val="18"/>
-              </w:rPr>
-              <w:t xml:space="preserve">Observable indicators: (1) CER frame — Claim is a full declarative sentence; Evidence includes at least two numerical values from the data table with units; Reasoning explicitly uses the term 'limiting factor' and explains the mechanism. (2) Phenomenon connection — learner can point to or describe a specific region of the graph (low-intensity plateau region) and link it to the pale, slow-growing shaded plant. Red flag: learners who write only 'more light = more photosynthesis' without acknowledging the levelling-off — teacher prompts: 'Look at the right side of your graph — what happens there?'</w:t>
-            </w:r>
-          </w:p>
-        </w:tc>
-      </w:tr>
-      <w:tr>
-        <w:tc>
-          <w:tcPr>
-            <w:tcW w:type="dxa" w:w="1520"/>
-            <w:shd w:fill="FCE4D6" w:color="auto" w:val="clear"/>
-            <w:tcMar>
-              <w:top w:type="dxa" w:w="60"/>
-              <w:left w:type="dxa" w:w="120"/>
-              <w:bottom w:type="dxa" w:w="60"/>
-              <w:right w:type="dxa" w:w="120"/>
-            </w:tcMar>
-            <w:vAlign w:val="top"/>
-          </w:tcPr>
-          <w:p>
-            <w:pPr>
-              <w:spacing w:after="40" w:before="0"/>
-              <w:jc w:val="left"/>
-            </w:pPr>
-            <w:r>
-              <w:rPr>
-                <w:rFonts w:ascii="Arial" w:cs="Arial" w:eastAsia="Arial" w:hAnsi="Arial"/>
-                <w:b/>
-                <w:bCs/>
-                <w:i w:val="false"/>
-                <w:iCs w:val="false"/>
-                <w:color w:val="000000"/>
-                <w:sz w:val="18"/>
-                <w:szCs w:val="18"/>
-              </w:rPr>
-              <w:t xml:space="preserve">Driving Question Board (DQB) Creation</w:t>
-            </w:r>
-          </w:p>
-          <w:p>
-            <w:pPr>
-              <w:spacing w:after="20" w:before="0"/>
-            </w:pPr>
-            <w:r>
-              <w:rPr>
-                <w:rFonts w:ascii="Arial" w:cs="Arial" w:eastAsia="Arial" w:hAnsi="Arial"/>
-                <w:b/>
-                <w:bCs/>
-                <w:color w:val="1F3864"/>
-                <w:sz w:val="16"/>
-                <w:szCs w:val="16"/>
-              </w:rPr>
-              <w:t xml:space="preserve">📹 VIDEO:</w:t>
-            </w:r>
-          </w:p>
-          <w:p>
-            <w:pPr>
-              <w:spacing w:after="20" w:before="0"/>
-            </w:pPr>
-            <w:hyperlink w:history="1" r:id="rIdcnqmc2baed3u_4tn4hlr3">
-              <w:r>
-                <w:rPr>
-                  <w:rFonts w:ascii="Arial" w:cs="Arial" w:eastAsia="Arial" w:hAnsi="Arial"/>
-                  <w:color w:val="2E75B6"/>
-                  <w:sz w:val="16"/>
-                  <w:szCs w:val="16"/>
-                  <w:u w:val="single" w:color="2E75B6"/>
-                </w:rPr>
-                <w:t xml:space="preserve">Dependent &amp; independent variables</w:t>
-              </w:r>
-            </w:hyperlink>
-          </w:p>
-          <w:p>
-            <w:pPr>
-              <w:spacing w:after="10" w:before="0"/>
-              <w:ind w:left="120"/>
-            </w:pPr>
-            <w:r>
-              <w:rPr>
-                <w:rFonts w:ascii="Arial" w:cs="Arial" w:eastAsia="Arial" w:hAnsi="Arial"/>
-                <w:color w:val="595959"/>
-                <w:sz w:val="14"/>
-                <w:szCs w:val="14"/>
-              </w:rPr>
-              <w:t xml:space="preserve">Source: Khan Academy (English - US curriculum)</w:t>
-            </w:r>
-          </w:p>
-          <w:p>
-            <w:pPr>
-              <w:spacing w:after="10" w:before="0"/>
-              <w:ind w:left="120"/>
-            </w:pPr>
-            <w:hyperlink w:history="1" r:id="rIdgd30vtfc4a6ebmlf3miml">
-              <w:r>
-                <w:rPr>
-                  <w:rFonts w:ascii="Arial" w:cs="Arial" w:eastAsia="Arial" w:hAnsi="Arial"/>
-                  <w:color w:val="595959"/>
-                  <w:sz w:val="14"/>
-                  <w:szCs w:val="14"/>
-                  <w:u w:val="single" w:color="595959"/>
-                </w:rPr>
-                <w:t xml:space="preserve">🔍 Search ARES for similar videos</w:t>
-              </w:r>
-            </w:hyperlink>
-          </w:p>
-          <w:p>
-            <w:pPr>
-              <w:spacing w:after="40" w:before="0"/>
-            </w:pPr>
-            <w:r>
-              <w:rPr>
-                <w:sz w:val="14"/>
-                <w:szCs w:val="14"/>
-              </w:rPr>
-              <w:t xml:space="preserve"/>
-            </w:r>
-          </w:p>
-          <w:p>
-            <w:pPr>
-              <w:spacing w:after="20" w:before="0"/>
-            </w:pPr>
-            <w:r>
-              <w:rPr>
-                <w:rFonts w:ascii="Arial" w:cs="Arial" w:eastAsia="Arial" w:hAnsi="Arial"/>
-                <w:b/>
-                <w:bCs/>
-                <w:color w:val="1F3864"/>
-                <w:sz w:val="16"/>
-                <w:szCs w:val="16"/>
-              </w:rPr>
-              <w:t xml:space="preserve">📖 EXERCISE:</w:t>
-            </w:r>
-          </w:p>
-          <w:p>
-            <w:pPr>
-              <w:spacing w:after="20" w:before="0"/>
-            </w:pPr>
-            <w:hyperlink w:history="1" r:id="rIdm0o3fmhvxolckytaglicw">
-              <w:r>
-                <w:rPr>
-                  <w:rFonts w:ascii="Arial" w:cs="Arial" w:eastAsia="Arial" w:hAnsi="Arial"/>
-                  <w:color w:val="2E75B6"/>
-                  <w:sz w:val="16"/>
-                  <w:szCs w:val="16"/>
-                  <w:u w:val="single" w:color="2E75B6"/>
-                </w:rPr>
-                <w:t xml:space="preserve">Independent versus dependent variables</w:t>
-              </w:r>
-            </w:hyperlink>
-          </w:p>
-          <w:p>
-            <w:pPr>
-              <w:spacing w:after="10" w:before="0"/>
-              <w:ind w:left="120"/>
-            </w:pPr>
-            <w:r>
-              <w:rPr>
-                <w:rFonts w:ascii="Arial" w:cs="Arial" w:eastAsia="Arial" w:hAnsi="Arial"/>
-                <w:color w:val="595959"/>
-                <w:sz w:val="14"/>
-                <w:szCs w:val="14"/>
-              </w:rPr>
-              <w:t xml:space="preserve">Source: Khan Academy (English - US curriculum)</w:t>
-            </w:r>
-          </w:p>
-          <w:p>
-            <w:pPr>
-              <w:spacing w:after="10" w:before="0"/>
-              <w:ind w:left="120"/>
-            </w:pPr>
-            <w:hyperlink w:history="1" r:id="rIdmnanbcokwa03xm_tafkqg">
-              <w:r>
-                <w:rPr>
-                  <w:rFonts w:ascii="Arial" w:cs="Arial" w:eastAsia="Arial" w:hAnsi="Arial"/>
-                  <w:color w:val="595959"/>
-                  <w:sz w:val="14"/>
-                  <w:szCs w:val="14"/>
-                  <w:u w:val="single" w:color="595959"/>
-                </w:rPr>
-                <w:t xml:space="preserve">🔍 Search ARES for similar readings</w:t>
-              </w:r>
-            </w:hyperlink>
-          </w:p>
-        </w:tc>
-        <w:tc>
-          <w:tcPr>
-            <w:tcW w:type="dxa" w:w="3040"/>
-            <w:shd w:fill="FFFFFF" w:color="auto" w:val="clear"/>
-            <w:tcMar>
-              <w:top w:type="dxa" w:w="60"/>
-              <w:left w:type="dxa" w:w="120"/>
-              <w:bottom w:type="dxa" w:w="60"/>
-              <w:right w:type="dxa" w:w="120"/>
-            </w:tcMar>
-            <w:vAlign w:val="top"/>
-          </w:tcPr>
-          <w:p>
-            <w:pPr>
-              <w:spacing w:after="40" w:before="0"/>
-              <w:jc w:val="left"/>
-            </w:pPr>
-            <w:r>
-              <w:rPr>
-                <w:rFonts w:ascii="Arial" w:cs="Arial" w:eastAsia="Arial" w:hAnsi="Arial"/>
-                <w:b w:val="false"/>
-                <w:bCs w:val="false"/>
-                <w:i w:val="false"/>
-                <w:iCs w:val="false"/>
-                <w:color w:val="000000"/>
-                <w:sz w:val="18"/>
-                <w:szCs w:val="18"/>
-              </w:rPr>
-              <w:t xml:space="preserve">Learners return to the class Driving Question Board. Each group receives two sticky notes of different colours. On the ORANGE note, they write one NEW question their investigation raised (e.g., 'If CO₂ is also a limiting factor, why don't farmers in Nairobi pump extra CO₂ into their greenhouses?'; 'Does temperature affect photosynthesis the same way light does?'; 'Why does the sukuma wiki wilt even though water is in the soil — our graph doesn't explain that?'). On the GREEN note, they write one question from the board that today's lesson PARTIALLY OR FULLY answered, and a one-sentence summary of the answer. Groups post both notes on the board. The teacher reads 3–4 orange notes aloud and clusters them under emerging themes: 'RATE AND LIMITING FACTORS', 'TEMPERATURE', 'WATER/WILTING'. The teacher explicitly flags the wilting cluster: 'Notice — our graph today told us a lot about light intensity and rate of photosynthesis, but it does NOT explain the wilting. That gap is what Lesson 8 is about.'</w:t>
-            </w:r>
-          </w:p>
-        </w:tc>
-        <w:tc>
-          <w:tcPr>
-            <w:tcW w:type="dxa" w:w="3040"/>
-            <w:shd w:fill="F2F2F2" w:color="auto" w:val="clear"/>
-            <w:tcMar>
-              <w:top w:type="dxa" w:w="60"/>
-              <w:left w:type="dxa" w:w="120"/>
-              <w:bottom w:type="dxa" w:w="60"/>
-              <w:right w:type="dxa" w:w="120"/>
-            </w:tcMar>
-            <w:vAlign w:val="top"/>
-          </w:tcPr>
-          <w:p>
-            <w:pPr>
-              <w:spacing w:after="40" w:before="0"/>
-              <w:jc w:val="left"/>
-            </w:pPr>
-            <w:r>
-              <w:rPr>
-                <w:rFonts w:ascii="Arial" w:cs="Arial" w:eastAsia="Arial" w:hAnsi="Arial"/>
-                <w:b w:val="false"/>
-                <w:bCs w:val="false"/>
-                <w:i w:val="false"/>
-                <w:iCs w:val="false"/>
-                <w:color w:val="000000"/>
-                <w:sz w:val="18"/>
-                <w:szCs w:val="18"/>
-              </w:rPr>
-              <w:t xml:space="preserve">1. Say: 'You have 4 minutes — two sticky notes. Orange: one new question your experiment or graph raised. Green: one question from the board you can now answer, plus your answer in one sentence.' </w:t>
-            </w:r>
-          </w:p>
-          <w:p>
-            <w:pPr>
-              <w:spacing w:after="40" w:before="0"/>
-              <w:jc w:val="left"/>
-            </w:pPr>
-            <w:r>
-              <w:rPr>
-                <w:rFonts w:ascii="Arial" w:cs="Arial" w:eastAsia="Arial" w:hAnsi="Arial"/>
-                <w:b w:val="false"/>
-                <w:bCs w:val="false"/>
-                <w:i w:val="false"/>
-                <w:iCs w:val="false"/>
-                <w:color w:val="000000"/>
-                <w:sz w:val="18"/>
-                <w:szCs w:val="18"/>
-              </w:rPr>
-              <w:t xml:space="preserve">2. After posting, scan the board and read 4 orange notes aloud, asking the class: 'Is this question related to limiting factors? To wilting? To something else?' Sort them into clusters verbally. </w:t>
-            </w:r>
-          </w:p>
-          <w:p>
-            <w:pPr>
-              <w:spacing w:after="40" w:before="0"/>
-              <w:jc w:val="left"/>
-            </w:pPr>
-            <w:r>
-              <w:rPr>
-                <w:rFonts w:ascii="Arial" w:cs="Arial" w:eastAsia="Arial" w:hAnsi="Arial"/>
-                <w:b w:val="false"/>
-                <w:bCs w:val="false"/>
-                <w:i w:val="false"/>
-                <w:iCs w:val="false"/>
-                <w:color w:val="000000"/>
-                <w:sz w:val="18"/>
-                <w:szCs w:val="18"/>
-              </w:rPr>
-              <w:t xml:space="preserve">3. Explicitly point to any notes about wilting or water and say: 'This is our unfinished business. Our experiment today measured light intensity — but the sukuma wiki phenomenon includes wilting in wet soil. What process involves water leaving the plant? We will tackle that in our next lesson.' </w:t>
-            </w:r>
-          </w:p>
-          <w:p>
-            <w:pPr>
-              <w:spacing w:after="40" w:before="0"/>
-              <w:jc w:val="left"/>
-            </w:pPr>
-            <w:r>
-              <w:rPr>
-                <w:rFonts w:ascii="Arial" w:cs="Arial" w:eastAsia="Arial" w:hAnsi="Arial"/>
-                <w:b w:val="false"/>
-                <w:bCs w:val="false"/>
-                <w:i w:val="false"/>
-                <w:iCs w:val="false"/>
-                <w:color w:val="000000"/>
-                <w:sz w:val="18"/>
-                <w:szCs w:val="18"/>
-              </w:rPr>
-              <w:t xml:space="preserve">4. Update the board's ANSWERED/PARTIALLY ANSWERED column visibly — use a different colour marker to tick questions addressed today. </w:t>
-            </w:r>
-          </w:p>
-          <w:p>
-            <w:pPr>
-              <w:spacing w:after="40" w:before="0"/>
-              <w:jc w:val="left"/>
-            </w:pPr>
-            <w:r>
-              <w:rPr>
-                <w:rFonts w:ascii="Arial" w:cs="Arial" w:eastAsia="Arial" w:hAnsi="Arial"/>
-                <w:b w:val="false"/>
-                <w:bCs w:val="false"/>
-                <w:i w:val="false"/>
-                <w:iCs w:val="false"/>
-                <w:color w:val="000000"/>
-                <w:sz w:val="18"/>
-                <w:szCs w:val="18"/>
-              </w:rPr>
-              <w:t xml:space="preserve">5. Say: 'Look at the board. We started with one puzzling observation about a student's kitchen garden in Nairobi. Look how many questions we have now answered — and how many new, deeper questions we have generated. That is what real science looks like.'</w:t>
-            </w:r>
-          </w:p>
-        </w:tc>
-        <w:tc>
-          <w:tcPr>
-            <w:tcW w:type="dxa" w:w="3040"/>
-            <w:shd w:fill="FFFFFF" w:color="auto" w:val="clear"/>
-            <w:tcMar>
-              <w:top w:type="dxa" w:w="60"/>
-              <w:left w:type="dxa" w:w="120"/>
-              <w:bottom w:type="dxa" w:w="60"/>
-              <w:right w:type="dxa" w:w="120"/>
-            </w:tcMar>
-            <w:vAlign w:val="top"/>
-          </w:tcPr>
-          <w:p>
-            <w:pPr>
-              <w:spacing w:after="40" w:before="0"/>
-              <w:jc w:val="left"/>
-            </w:pPr>
-            <w:r>
-              <w:rPr>
-                <w:rFonts w:ascii="Arial" w:cs="Arial" w:eastAsia="Arial" w:hAnsi="Arial"/>
-                <w:b w:val="false"/>
-                <w:bCs w:val="false"/>
-                <w:i w:val="false"/>
-                <w:iCs w:val="false"/>
-                <w:color w:val="000000"/>
-                <w:sz w:val="18"/>
-                <w:szCs w:val="18"/>
-              </w:rPr>
-              <w:t xml:space="preserve">Driving Question Board — two-colour sticky note protocol distinguishes between knowledge consolidation (green) and productive uncertainty (orange). Publicly clustering new questions by theme models scientific reasoning about what is known vs. unknown, and creates explicit narrative continuity between lessons. Flagging the wilting gap sustains the overarching phenomenon as the engine of inquiry across the unit.</w:t>
-            </w:r>
-          </w:p>
-        </w:tc>
-        <w:tc>
-          <w:tcPr>
-            <w:tcW w:type="dxa" w:w="3040"/>
-            <w:shd w:fill="F2F2F2" w:color="auto" w:val="clear"/>
-            <w:tcMar>
-              <w:top w:type="dxa" w:w="60"/>
-              <w:left w:type="dxa" w:w="120"/>
-              <w:bottom w:type="dxa" w:w="60"/>
-              <w:right w:type="dxa" w:w="120"/>
-            </w:tcMar>
-            <w:vAlign w:val="top"/>
-          </w:tcPr>
-          <w:p>
-            <w:pPr>
-              <w:spacing w:after="40" w:before="0"/>
-              <w:jc w:val="left"/>
-            </w:pPr>
-            <w:r>
-              <w:rPr>
-                <w:rFonts w:ascii="Arial" w:cs="Arial" w:eastAsia="Arial" w:hAnsi="Arial"/>
-                <w:b w:val="false"/>
-                <w:bCs w:val="false"/>
-                <w:i w:val="false"/>
-                <w:iCs w:val="false"/>
-                <w:color w:val="000000"/>
-                <w:sz w:val="18"/>
-                <w:szCs w:val="18"/>
-              </w:rPr>
-              <w:t xml:space="preserve">Observable indicators: (1) Every group posts both a green and an orange note — teacher checks before moving on. (2) Green notes contain a specific answer referencing data or the limiting factor concept, not just 'we learned about photosynthesis.' (3) Orange notes are genuine questions, not statements. Red flag: groups posting vague green notes like 'light is important' — teacher prompts: 'Can you add a number from your data to make that more precise?'</w:t>
-            </w:r>
-          </w:p>
-        </w:tc>
-      </w:tr>
-      <w:tr>
-        <w:tc>
-          <w:tcPr>
-            <w:tcW w:type="dxa" w:w="1520"/>
-            <w:shd w:fill="D5E8F0" w:color="auto" w:val="clear"/>
-            <w:tcMar>
-              <w:top w:type="dxa" w:w="60"/>
-              <w:left w:type="dxa" w:w="120"/>
-              <w:bottom w:type="dxa" w:w="60"/>
-              <w:right w:type="dxa" w:w="120"/>
-            </w:tcMar>
-            <w:vAlign w:val="top"/>
-          </w:tcPr>
-          <w:p>
-            <w:pPr>
-              <w:spacing w:after="40" w:before="0"/>
-              <w:jc w:val="left"/>
-            </w:pPr>
-            <w:r>
-              <w:rPr>
-                <w:rFonts w:ascii="Arial" w:cs="Arial" w:eastAsia="Arial" w:hAnsi="Arial"/>
-                <w:b/>
-                <w:bCs/>
-                <w:i w:val="false"/>
-                <w:iCs w:val="false"/>
-                <w:color w:val="000000"/>
-                <w:sz w:val="18"/>
-                <w:szCs w:val="18"/>
-              </w:rPr>
-              <w:t xml:space="preserve">Model Building Phase</w:t>
-            </w:r>
-          </w:p>
-          <w:p>
-            <w:pPr>
-              <w:spacing w:after="20" w:before="0"/>
-            </w:pPr>
-            <w:r>
-              <w:rPr>
-                <w:rFonts w:ascii="Arial" w:cs="Arial" w:eastAsia="Arial" w:hAnsi="Arial"/>
-                <w:b/>
-                <w:bCs/>
-                <w:color w:val="1F3864"/>
-                <w:sz w:val="16"/>
-                <w:szCs w:val="16"/>
-              </w:rPr>
-              <w:t xml:space="preserve">📹 VIDEO:</w:t>
-            </w:r>
-          </w:p>
-          <w:p>
-            <w:pPr>
-              <w:spacing w:after="20" w:before="0"/>
-            </w:pPr>
-            <w:hyperlink w:history="1" r:id="rIdt6lhr6p5dvqxck5j2uzkt">
-              <w:r>
-                <w:rPr>
-                  <w:rFonts w:ascii="Arial" w:cs="Arial" w:eastAsia="Arial" w:hAnsi="Arial"/>
-                  <w:color w:val="2E75B6"/>
-                  <w:sz w:val="16"/>
-                  <w:szCs w:val="16"/>
-                  <w:u w:val="single" w:color="2E75B6"/>
-                </w:rPr>
-                <w:t xml:space="preserve">Dependent &amp; independent variables</w:t>
-              </w:r>
-            </w:hyperlink>
-          </w:p>
-          <w:p>
-            <w:pPr>
-              <w:spacing w:after="10" w:before="0"/>
-              <w:ind w:left="120"/>
-            </w:pPr>
-            <w:r>
-              <w:rPr>
-                <w:rFonts w:ascii="Arial" w:cs="Arial" w:eastAsia="Arial" w:hAnsi="Arial"/>
-                <w:color w:val="595959"/>
-                <w:sz w:val="14"/>
-                <w:szCs w:val="14"/>
-              </w:rPr>
-              <w:t xml:space="preserve">Source: Khan Academy (English - US curriculum)</w:t>
-            </w:r>
-          </w:p>
-          <w:p>
-            <w:pPr>
-              <w:spacing w:after="10" w:before="0"/>
-              <w:ind w:left="120"/>
-            </w:pPr>
-            <w:hyperlink w:history="1" r:id="rIdgswgbbkfyq5jrh6f0s5n0">
-              <w:r>
-                <w:rPr>
-                  <w:rFonts w:ascii="Arial" w:cs="Arial" w:eastAsia="Arial" w:hAnsi="Arial"/>
-                  <w:color w:val="595959"/>
-                  <w:sz w:val="14"/>
-                  <w:szCs w:val="14"/>
-                  <w:u w:val="single" w:color="595959"/>
-                </w:rPr>
-                <w:t xml:space="preserve">🔍 Search ARES for similar videos</w:t>
-              </w:r>
-            </w:hyperlink>
-          </w:p>
-          <w:p>
-            <w:pPr>
-              <w:spacing w:after="40" w:before="0"/>
-            </w:pPr>
-            <w:r>
-              <w:rPr>
-                <w:sz w:val="14"/>
-                <w:szCs w:val="14"/>
-              </w:rPr>
-              <w:t xml:space="preserve"/>
-            </w:r>
-          </w:p>
-          <w:p>
-            <w:pPr>
-              <w:spacing w:after="20" w:before="0"/>
-            </w:pPr>
-            <w:r>
-              <w:rPr>
-                <w:rFonts w:ascii="Arial" w:cs="Arial" w:eastAsia="Arial" w:hAnsi="Arial"/>
-                <w:b/>
-                <w:bCs/>
-                <w:color w:val="1F3864"/>
-                <w:sz w:val="16"/>
-                <w:szCs w:val="16"/>
-              </w:rPr>
-              <w:t xml:space="preserve">📖 EXERCISE:</w:t>
-            </w:r>
-          </w:p>
-          <w:p>
-            <w:pPr>
-              <w:spacing w:after="20" w:before="0"/>
-            </w:pPr>
-            <w:hyperlink w:history="1" r:id="rIdhvhqvqmleilu2xpejdfte">
-              <w:r>
-                <w:rPr>
-                  <w:rFonts w:ascii="Arial" w:cs="Arial" w:eastAsia="Arial" w:hAnsi="Arial"/>
-                  <w:color w:val="2E75B6"/>
-                  <w:sz w:val="16"/>
-                  <w:szCs w:val="16"/>
-                  <w:u w:val="single" w:color="2E75B6"/>
-                </w:rPr>
-                <w:t xml:space="preserve">Independent versus dependent variables</w:t>
-              </w:r>
-            </w:hyperlink>
-          </w:p>
-          <w:p>
-            <w:pPr>
-              <w:spacing w:after="10" w:before="0"/>
-              <w:ind w:left="120"/>
-            </w:pPr>
-            <w:r>
-              <w:rPr>
-                <w:rFonts w:ascii="Arial" w:cs="Arial" w:eastAsia="Arial" w:hAnsi="Arial"/>
-                <w:color w:val="595959"/>
-                <w:sz w:val="14"/>
-                <w:szCs w:val="14"/>
-              </w:rPr>
-              <w:t xml:space="preserve">Source: Khan Academy (English - US curriculum)</w:t>
-            </w:r>
-          </w:p>
-          <w:p>
-            <w:pPr>
-              <w:spacing w:after="10" w:before="0"/>
-              <w:ind w:left="120"/>
-            </w:pPr>
-            <w:hyperlink w:history="1" r:id="rIdsmlwaxgxugfss6zse8fgc">
+            <w:hyperlink w:history="1" r:id="rIdsvexr3v2kxbhi8iy2hlfa">
               <w:r>
                 <w:rPr>
                   <w:rFonts w:ascii="Arial" w:cs="Arial" w:eastAsia="Arial" w:hAnsi="Arial"/>
@@ -23945,7 +23945,313 @@
             <w:pPr>
               <w:spacing w:after="20" w:before="0"/>
             </w:pPr>
-            <w:hyperlink w:history="1" r:id="rIdtitudaxl3vshajy5zfly_">
+            <w:hyperlink w:history="1" r:id="rIdsajxp5irvvlcsgyjzikd6">
+              <w:r>
+                <w:rPr>
+                  <w:rFonts w:ascii="Arial" w:cs="Arial" w:eastAsia="Arial" w:hAnsi="Arial"/>
+                  <w:color w:val="2E75B6"/>
+                  <w:sz w:val="16"/>
+                  <w:szCs w:val="16"/>
+                  <w:u w:val="single" w:color="2E75B6"/>
+                </w:rPr>
+                <w:t xml:space="preserve">Introduction to kinetics</w:t>
+              </w:r>
+            </w:hyperlink>
+          </w:p>
+          <w:p>
+            <w:pPr>
+              <w:spacing w:after="10" w:before="0"/>
+              <w:ind w:left="120"/>
+            </w:pPr>
+            <w:r>
+              <w:rPr>
+                <w:rFonts w:ascii="Arial" w:cs="Arial" w:eastAsia="Arial" w:hAnsi="Arial"/>
+                <w:color w:val="595959"/>
+                <w:sz w:val="14"/>
+                <w:szCs w:val="14"/>
+              </w:rPr>
+              <w:t xml:space="preserve">Source: Khan Academy (English - US curriculum)</w:t>
+            </w:r>
+          </w:p>
+          <w:p>
+            <w:pPr>
+              <w:spacing w:after="10" w:before="0"/>
+              <w:ind w:left="120"/>
+            </w:pPr>
+            <w:hyperlink w:history="1" r:id="rIddoh6bdelvy2ifbs3b3hqj">
+              <w:r>
+                <w:rPr>
+                  <w:rFonts w:ascii="Arial" w:cs="Arial" w:eastAsia="Arial" w:hAnsi="Arial"/>
+                  <w:color w:val="595959"/>
+                  <w:sz w:val="14"/>
+                  <w:szCs w:val="14"/>
+                  <w:u w:val="single" w:color="595959"/>
+                </w:rPr>
+                <w:t xml:space="preserve">🔍 Search ARES for similar videos</w:t>
+              </w:r>
+            </w:hyperlink>
+          </w:p>
+          <w:p>
+            <w:pPr>
+              <w:spacing w:after="40" w:before="0"/>
+            </w:pPr>
+            <w:r>
+              <w:rPr>
+                <w:sz w:val="14"/>
+                <w:szCs w:val="14"/>
+              </w:rPr>
+              <w:t xml:space="preserve"/>
+            </w:r>
+          </w:p>
+          <w:p>
+            <w:pPr>
+              <w:spacing w:after="20" w:before="0"/>
+            </w:pPr>
+            <w:r>
+              <w:rPr>
+                <w:rFonts w:ascii="Arial" w:cs="Arial" w:eastAsia="Arial" w:hAnsi="Arial"/>
+                <w:b/>
+                <w:bCs/>
+                <w:color w:val="1F3864"/>
+                <w:sz w:val="16"/>
+                <w:szCs w:val="16"/>
+              </w:rPr>
+              <w:t xml:space="preserve">📖 HTML:</w:t>
+            </w:r>
+          </w:p>
+          <w:p>
+            <w:pPr>
+              <w:spacing w:after="20" w:before="0"/>
+            </w:pPr>
+            <w:hyperlink w:history="1" r:id="rId3eydbkdhu9nduvxxkau2-">
+              <w:r>
+                <w:rPr>
+                  <w:rFonts w:ascii="Arial" w:cs="Arial" w:eastAsia="Arial" w:hAnsi="Arial"/>
+                  <w:color w:val="2E75B6"/>
+                  <w:sz w:val="16"/>
+                  <w:szCs w:val="16"/>
+                  <w:u w:val="single" w:color="2E75B6"/>
+                </w:rPr>
+                <w:t xml:space="preserve">Limiting Factors to Population Growth (Flexbook)</w:t>
+              </w:r>
+            </w:hyperlink>
+          </w:p>
+          <w:p>
+            <w:pPr>
+              <w:spacing w:after="10" w:before="0"/>
+              <w:ind w:left="120"/>
+            </w:pPr>
+            <w:r>
+              <w:rPr>
+                <w:rFonts w:ascii="Arial" w:cs="Arial" w:eastAsia="Arial" w:hAnsi="Arial"/>
+                <w:color w:val="595959"/>
+                <w:sz w:val="14"/>
+                <w:szCs w:val="14"/>
+              </w:rPr>
+              <w:t xml:space="preserve">Source: CK-12</w:t>
+            </w:r>
+          </w:p>
+          <w:p>
+            <w:pPr>
+              <w:spacing w:after="10" w:before="0"/>
+              <w:ind w:left="120"/>
+            </w:pPr>
+            <w:hyperlink w:history="1" r:id="rIdyw1mefx38yrtg_n8svglm">
+              <w:r>
+                <w:rPr>
+                  <w:rFonts w:ascii="Arial" w:cs="Arial" w:eastAsia="Arial" w:hAnsi="Arial"/>
+                  <w:color w:val="595959"/>
+                  <w:sz w:val="14"/>
+                  <w:szCs w:val="14"/>
+                  <w:u w:val="single" w:color="595959"/>
+                </w:rPr>
+                <w:t xml:space="preserve">🔍 Search ARES for similar readings</w:t>
+              </w:r>
+            </w:hyperlink>
+          </w:p>
+        </w:tc>
+        <w:tc>
+          <w:tcPr>
+            <w:tcW w:type="dxa" w:w="3040"/>
+            <w:shd w:fill="FFFFFF" w:color="auto" w:val="clear"/>
+            <w:tcMar>
+              <w:top w:type="dxa" w:w="60"/>
+              <w:left w:type="dxa" w:w="120"/>
+              <w:bottom w:type="dxa" w:w="60"/>
+              <w:right w:type="dxa" w:w="120"/>
+            </w:tcMar>
+            <w:vAlign w:val="top"/>
+          </w:tcPr>
+          <w:p>
+            <w:pPr>
+              <w:spacing w:after="40" w:before="0"/>
+              <w:jc w:val="left"/>
+            </w:pPr>
+            <w:r>
+              <w:rPr>
+                <w:rFonts w:ascii="Arial" w:cs="Arial" w:eastAsia="Arial" w:hAnsi="Arial"/>
+                <w:b w:val="false"/>
+                <w:bCs w:val="false"/>
+                <w:i w:val="false"/>
+                <w:iCs w:val="false"/>
+                <w:color w:val="000000"/>
+                <w:sz w:val="18"/>
+                <w:szCs w:val="18"/>
+              </w:rPr>
+              <w:t xml:space="preserve">Learners are shown two blank axes on the board: (A) Rate of photosynthesis vs. CO₂ concentration, and (B) Rate of photosynthesis vs. Temperature. Working individually in their science notebooks for 3 minutes, they sketch what they think each graph will look like and write one sentence justifying each prediction. They then share predictions with a 'turn-and-talk' partner (1 minute) before three pairs are cold-called to share with the class.</w:t>
+            </w:r>
+          </w:p>
+        </w:tc>
+        <w:tc>
+          <w:tcPr>
+            <w:tcW w:type="dxa" w:w="3040"/>
+            <w:shd w:fill="F2F2F2" w:color="auto" w:val="clear"/>
+            <w:tcMar>
+              <w:top w:type="dxa" w:w="60"/>
+              <w:left w:type="dxa" w:w="120"/>
+              <w:bottom w:type="dxa" w:w="60"/>
+              <w:right w:type="dxa" w:w="120"/>
+            </w:tcMar>
+            <w:vAlign w:val="top"/>
+          </w:tcPr>
+          <w:p>
+            <w:pPr>
+              <w:spacing w:after="40" w:before="0"/>
+              <w:jc w:val="left"/>
+            </w:pPr>
+            <w:r>
+              <w:rPr>
+                <w:rFonts w:ascii="Arial" w:cs="Arial" w:eastAsia="Arial" w:hAnsi="Arial"/>
+                <w:b w:val="false"/>
+                <w:bCs w:val="false"/>
+                <w:i w:val="false"/>
+                <w:iCs w:val="false"/>
+                <w:color w:val="000000"/>
+                <w:sz w:val="18"/>
+                <w:szCs w:val="18"/>
+              </w:rPr>
+              <w:t xml:space="preserve">Display the two sets of blank axes on the board or projector. Say: 'Before I give you any data, I want your brain's best prediction. Use what you already know about how photosynthesis works — the light reactions, RuBisCO, stomata — to sketch these two graphs. You have 3 minutes. Work alone and in silence.' Set a visible timer. After 3 minutes, say: 'Now share your sketch with your partner. Do you agree or disagree? You have 1 minute.' After the partner talk, cold-call exactly three pairs (choose one high-confidence, one uncertain, one who has not yet spoken this week). For each, ask: 'Walk us through your thinking — what did you draw and why?' WAIT 12 seconds after each prompt before redirecting. Record the three contrasting predictions on the board under the heading 'Our Predictions — we will test these.' Do NOT correct predictions yet.</w:t>
+            </w:r>
+          </w:p>
+        </w:tc>
+        <w:tc>
+          <w:tcPr>
+            <w:tcW w:type="dxa" w:w="3040"/>
+            <w:shd w:fill="FFFFFF" w:color="auto" w:val="clear"/>
+            <w:tcMar>
+              <w:top w:type="dxa" w:w="60"/>
+              <w:left w:type="dxa" w:w="120"/>
+              <w:bottom w:type="dxa" w:w="60"/>
+              <w:right w:type="dxa" w:w="120"/>
+            </w:tcMar>
+            <w:vAlign w:val="top"/>
+          </w:tcPr>
+          <w:p>
+            <w:pPr>
+              <w:spacing w:after="40" w:before="0"/>
+              <w:jc w:val="left"/>
+            </w:pPr>
+            <w:r>
+              <w:rPr>
+                <w:rFonts w:ascii="Arial" w:cs="Arial" w:eastAsia="Arial" w:hAnsi="Arial"/>
+                <w:b w:val="false"/>
+                <w:bCs w:val="false"/>
+                <w:i w:val="false"/>
+                <w:iCs w:val="false"/>
+                <w:color w:val="000000"/>
+                <w:sz w:val="18"/>
+                <w:szCs w:val="18"/>
+              </w:rPr>
+              <w:t xml:space="preserve">Individual prediction sketching followed by partner comparison activates prior knowledge from Lessons 5–7 and creates cognitive dissonance when real data diverges from predictions. Recording predictions publicly creates accountability and gives learners a concrete anchor to revise later in the lesson.</w:t>
+            </w:r>
+          </w:p>
+        </w:tc>
+        <w:tc>
+          <w:tcPr>
+            <w:tcW w:type="dxa" w:w="3040"/>
+            <w:shd w:fill="F2F2F2" w:color="auto" w:val="clear"/>
+            <w:tcMar>
+              <w:top w:type="dxa" w:w="60"/>
+              <w:left w:type="dxa" w:w="120"/>
+              <w:bottom w:type="dxa" w:w="60"/>
+              <w:right w:type="dxa" w:w="120"/>
+            </w:tcMar>
+            <w:vAlign w:val="top"/>
+          </w:tcPr>
+          <w:p>
+            <w:pPr>
+              <w:spacing w:after="40" w:before="0"/>
+              <w:jc w:val="left"/>
+            </w:pPr>
+            <w:r>
+              <w:rPr>
+                <w:rFonts w:ascii="Arial" w:cs="Arial" w:eastAsia="Arial" w:hAnsi="Arial"/>
+                <w:b w:val="false"/>
+                <w:bCs w:val="false"/>
+                <w:i w:val="false"/>
+                <w:iCs w:val="false"/>
+                <w:color w:val="000000"/>
+                <w:sz w:val="18"/>
+                <w:szCs w:val="18"/>
+              </w:rPr>
+              <w:t xml:space="preserve">Observable indicator: Each learner has a sketch with a labelled axis and at least one written justification sentence in their notebook before group work begins. Teacher circulates during the 3-minute silent period and notes whether learners are drawing plateau curves, linear curves, or bell curves — this reveals the depth of their mechanistic understanding of enzyme kinetics and stomatal behaviour.</w:t>
+            </w:r>
+          </w:p>
+        </w:tc>
+      </w:tr>
+      <w:tr>
+        <w:tc>
+          <w:tcPr>
+            <w:tcW w:type="dxa" w:w="1520"/>
+            <w:shd w:fill="D9EEF1" w:color="auto" w:val="clear"/>
+            <w:tcMar>
+              <w:top w:type="dxa" w:w="60"/>
+              <w:left w:type="dxa" w:w="120"/>
+              <w:bottom w:type="dxa" w:w="60"/>
+              <w:right w:type="dxa" w:w="120"/>
+            </w:tcMar>
+            <w:vAlign w:val="top"/>
+          </w:tcPr>
+          <w:p>
+            <w:pPr>
+              <w:spacing w:after="40" w:before="0"/>
+              <w:jc w:val="left"/>
+            </w:pPr>
+            <w:r>
+              <w:rPr>
+                <w:rFonts w:ascii="Arial" w:cs="Arial" w:eastAsia="Arial" w:hAnsi="Arial"/>
+                <w:b/>
+                <w:bCs/>
+                <w:i w:val="false"/>
+                <w:iCs w:val="false"/>
+                <w:color w:val="000000"/>
+                <w:sz w:val="18"/>
+                <w:szCs w:val="18"/>
+              </w:rPr>
+              <w:t xml:space="preserve">Observe Phase</w:t>
+            </w:r>
+          </w:p>
+          <w:p>
+            <w:pPr>
+              <w:spacing w:after="20" w:before="0"/>
+            </w:pPr>
+            <w:r>
+              <w:rPr>
+                <w:rFonts w:ascii="Arial" w:cs="Arial" w:eastAsia="Arial" w:hAnsi="Arial"/>
+                <w:b/>
+                <w:bCs/>
+                <w:color w:val="1F3864"/>
+                <w:sz w:val="16"/>
+                <w:szCs w:val="16"/>
+              </w:rPr>
+              <w:t xml:space="preserve">📹 VIDEO:</w:t>
+            </w:r>
+          </w:p>
+          <w:p>
+            <w:pPr>
+              <w:spacing w:after="20" w:before="0"/>
+            </w:pPr>
+            <w:hyperlink w:history="1" r:id="rId7hjgw41qgljd5j90rzqwh">
               <w:r>
                 <w:rPr>
                   <w:rFonts w:ascii="Arial" w:cs="Arial" w:eastAsia="Arial" w:hAnsi="Arial"/>
@@ -23978,7 +24284,7 @@
               <w:spacing w:after="10" w:before="0"/>
               <w:ind w:left="120"/>
             </w:pPr>
-            <w:hyperlink w:history="1" r:id="rIdgbsr4mcedeaek4vk8j_oh">
+            <w:hyperlink w:history="1" r:id="rIduoxp-hlmlcboo0ikwexo5">
               <w:r>
                 <w:rPr>
                   <w:rFonts w:ascii="Arial" w:cs="Arial" w:eastAsia="Arial" w:hAnsi="Arial"/>
@@ -24016,6 +24322,618 @@
                 <w:sz w:val="16"/>
                 <w:szCs w:val="16"/>
               </w:rPr>
+              <w:t xml:space="preserve">📖 EXERCISE:</w:t>
+            </w:r>
+          </w:p>
+          <w:p>
+            <w:pPr>
+              <w:spacing w:after="20" w:before="0"/>
+            </w:pPr>
+            <w:hyperlink w:history="1" r:id="rIdsvsoyi_ewoomjhqscxto7">
+              <w:r>
+                <w:rPr>
+                  <w:rFonts w:ascii="Arial" w:cs="Arial" w:eastAsia="Arial" w:hAnsi="Arial"/>
+                  <w:color w:val="2E75B6"/>
+                  <w:sz w:val="16"/>
+                  <w:szCs w:val="16"/>
+                  <w:u w:val="single" w:color="2E75B6"/>
+                </w:rPr>
+                <w:t xml:space="preserve">Limiting Factors to Population Growth Practice</w:t>
+              </w:r>
+            </w:hyperlink>
+          </w:p>
+          <w:p>
+            <w:pPr>
+              <w:spacing w:after="10" w:before="0"/>
+              <w:ind w:left="120"/>
+            </w:pPr>
+            <w:r>
+              <w:rPr>
+                <w:rFonts w:ascii="Arial" w:cs="Arial" w:eastAsia="Arial" w:hAnsi="Arial"/>
+                <w:color w:val="595959"/>
+                <w:sz w:val="14"/>
+                <w:szCs w:val="14"/>
+              </w:rPr>
+              <w:t xml:space="preserve">Source: CK-12</w:t>
+            </w:r>
+          </w:p>
+          <w:p>
+            <w:pPr>
+              <w:spacing w:after="10" w:before="0"/>
+              <w:ind w:left="120"/>
+            </w:pPr>
+            <w:hyperlink w:history="1" r:id="rIdeuwqbjtrogllwoytyx2rs">
+              <w:r>
+                <w:rPr>
+                  <w:rFonts w:ascii="Arial" w:cs="Arial" w:eastAsia="Arial" w:hAnsi="Arial"/>
+                  <w:color w:val="595959"/>
+                  <w:sz w:val="14"/>
+                  <w:szCs w:val="14"/>
+                  <w:u w:val="single" w:color="595959"/>
+                </w:rPr>
+                <w:t xml:space="preserve">🔍 Search ARES for similar readings</w:t>
+              </w:r>
+            </w:hyperlink>
+          </w:p>
+        </w:tc>
+        <w:tc>
+          <w:tcPr>
+            <w:tcW w:type="dxa" w:w="3040"/>
+            <w:shd w:fill="FFFFFF" w:color="auto" w:val="clear"/>
+            <w:tcMar>
+              <w:top w:type="dxa" w:w="60"/>
+              <w:left w:type="dxa" w:w="120"/>
+              <w:bottom w:type="dxa" w:w="60"/>
+              <w:right w:type="dxa" w:w="120"/>
+            </w:tcMar>
+            <w:vAlign w:val="top"/>
+          </w:tcPr>
+          <w:p>
+            <w:pPr>
+              <w:spacing w:after="40" w:before="0"/>
+              <w:jc w:val="left"/>
+            </w:pPr>
+            <w:r>
+              <w:rPr>
+                <w:rFonts w:ascii="Arial" w:cs="Arial" w:eastAsia="Arial" w:hAnsi="Arial"/>
+                <w:b w:val="false"/>
+                <w:bCs w:val="false"/>
+                <w:i w:val="false"/>
+                <w:iCs w:val="false"/>
+                <w:color w:val="000000"/>
+                <w:sz w:val="18"/>
+                <w:szCs w:val="18"/>
+              </w:rPr>
+              <w:t xml:space="preserve">Groups of four receive two data-set cards. Dataset A: CO₂ concentration (0.01%, 0.04%, 0.08%, 0.16%, 0.32%) vs. relative rate of photosynthesis (measured in units of O₂ released per minute) at constant light and 25 °C — values show a rapid rise that levels off to a plateau. Dataset B: Temperature (5 °C, 10 °C, 15 °C, 20 °C, 25 °C, 30 °C, 35 °C, 40 °C, 45 °C) vs. relative rate of photosynthesis at constant light and 0.04% CO₂ — values show a rise peaking at ~35 °C then a sharp decline. Groups plot both graphs on provided grid paper (15 minutes), give each graph a title, label both axes with units, and annotate at least two features on each graph with a written label (e.g., 'rate levels off here — plateau', 'sharp drop — enzymes denatured?'). Groups also retrieve their Lesson 7 light-intensity graphs and place all three graphs side by side for comparison.</w:t>
+            </w:r>
+          </w:p>
+        </w:tc>
+        <w:tc>
+          <w:tcPr>
+            <w:tcW w:type="dxa" w:w="3040"/>
+            <w:shd w:fill="F2F2F2" w:color="auto" w:val="clear"/>
+            <w:tcMar>
+              <w:top w:type="dxa" w:w="60"/>
+              <w:left w:type="dxa" w:w="120"/>
+              <w:bottom w:type="dxa" w:w="60"/>
+              <w:right w:type="dxa" w:w="120"/>
+            </w:tcMar>
+            <w:vAlign w:val="top"/>
+          </w:tcPr>
+          <w:p>
+            <w:pPr>
+              <w:spacing w:after="40" w:before="0"/>
+              <w:jc w:val="left"/>
+            </w:pPr>
+            <w:r>
+              <w:rPr>
+                <w:rFonts w:ascii="Arial" w:cs="Arial" w:eastAsia="Arial" w:hAnsi="Arial"/>
+                <w:b w:val="false"/>
+                <w:bCs w:val="false"/>
+                <w:i w:val="false"/>
+                <w:iCs w:val="false"/>
+                <w:color w:val="000000"/>
+                <w:sz w:val="18"/>
+                <w:szCs w:val="18"/>
+              </w:rPr>
+              <w:t xml:space="preserve">Distribute data-set cards and grid paper. Say: 'You are scientists receiving new field data from a laboratory in Nairobi. Your job is to turn this data into a graph, then read the story the graph is telling. You have 15 minutes. Every group member must hold a pencil — everyone plots.' Circulate continuously. At the 5-minute mark, check that all groups have chosen appropriate scales — if a group has squashed all points into one corner, ask: 'What would happen to your graph if you spread your x-axis all the way to the edge of the paper? Try it.' At the 10-minute mark, prompt annotation: 'I can see your line — now tell me what's interesting about it. Put a star on the most surprising point and write a label.' At 14 minutes, say: 'Thirty seconds — finish your labels and lay all three graphs side by side on your desk.' Cold-call one group to describe what they notice when looking at all three graphs together. WAIT 15 seconds before taking the answer.</w:t>
+            </w:r>
+          </w:p>
+        </w:tc>
+        <w:tc>
+          <w:tcPr>
+            <w:tcW w:type="dxa" w:w="3040"/>
+            <w:shd w:fill="FFFFFF" w:color="auto" w:val="clear"/>
+            <w:tcMar>
+              <w:top w:type="dxa" w:w="60"/>
+              <w:left w:type="dxa" w:w="120"/>
+              <w:bottom w:type="dxa" w:w="60"/>
+              <w:right w:type="dxa" w:w="120"/>
+            </w:tcMar>
+            <w:vAlign w:val="top"/>
+          </w:tcPr>
+          <w:p>
+            <w:pPr>
+              <w:spacing w:after="40" w:before="0"/>
+              <w:jc w:val="left"/>
+            </w:pPr>
+            <w:r>
+              <w:rPr>
+                <w:rFonts w:ascii="Arial" w:cs="Arial" w:eastAsia="Arial" w:hAnsi="Arial"/>
+                <w:b w:val="false"/>
+                <w:bCs w:val="false"/>
+                <w:i w:val="false"/>
+                <w:iCs w:val="false"/>
+                <w:color w:val="000000"/>
+                <w:sz w:val="18"/>
+                <w:szCs w:val="18"/>
+              </w:rPr>
+              <w:t xml:space="preserve">Data-to-graph translation (NGSS Science and Engineering Practice 4 — Analysing and Interpreting Data) ensures learners engage directly with the numbers rather than receiving a pre-drawn graph. Placing all three graphs side by side operationalises the concept of multiple variables and primes learners to see a common pattern (plateau behaviour) that points toward limiting factors.</w:t>
+            </w:r>
+          </w:p>
+        </w:tc>
+        <w:tc>
+          <w:tcPr>
+            <w:tcW w:type="dxa" w:w="3040"/>
+            <w:shd w:fill="F2F2F2" w:color="auto" w:val="clear"/>
+            <w:tcMar>
+              <w:top w:type="dxa" w:w="60"/>
+              <w:left w:type="dxa" w:w="120"/>
+              <w:bottom w:type="dxa" w:w="60"/>
+              <w:right w:type="dxa" w:w="120"/>
+            </w:tcMar>
+            <w:vAlign w:val="top"/>
+          </w:tcPr>
+          <w:p>
+            <w:pPr>
+              <w:spacing w:after="40" w:before="0"/>
+              <w:jc w:val="left"/>
+            </w:pPr>
+            <w:r>
+              <w:rPr>
+                <w:rFonts w:ascii="Arial" w:cs="Arial" w:eastAsia="Arial" w:hAnsi="Arial"/>
+                <w:b w:val="false"/>
+                <w:bCs w:val="false"/>
+                <w:i w:val="false"/>
+                <w:iCs w:val="false"/>
+                <w:color w:val="000000"/>
+                <w:sz w:val="18"/>
+                <w:szCs w:val="18"/>
+              </w:rPr>
+              <w:t xml:space="preserve">Observable indicator: Each group produces two correctly scaled, labelled, and annotated graphs within 15 minutes. Teacher checks for: (1) appropriate axis scales, (2) smooth curve of best fit rather than dot-to-dot lines, (3) at least two annotations per graph. Groups with only dot-to-dot lines are prompted: 'A scientist draws a line of best fit — what does that tell us that connecting dots does not?'</w:t>
+            </w:r>
+          </w:p>
+        </w:tc>
+      </w:tr>
+      <w:tr>
+        <w:tc>
+          <w:tcPr>
+            <w:tcW w:type="dxa" w:w="1520"/>
+            <w:shd w:fill="E2EFDA" w:color="auto" w:val="clear"/>
+            <w:tcMar>
+              <w:top w:type="dxa" w:w="60"/>
+              <w:left w:type="dxa" w:w="120"/>
+              <w:bottom w:type="dxa" w:w="60"/>
+              <w:right w:type="dxa" w:w="120"/>
+            </w:tcMar>
+            <w:vAlign w:val="top"/>
+          </w:tcPr>
+          <w:p>
+            <w:pPr>
+              <w:spacing w:after="40" w:before="0"/>
+              <w:jc w:val="left"/>
+            </w:pPr>
+            <w:r>
+              <w:rPr>
+                <w:rFonts w:ascii="Arial" w:cs="Arial" w:eastAsia="Arial" w:hAnsi="Arial"/>
+                <w:b/>
+                <w:bCs/>
+                <w:i w:val="false"/>
+                <w:iCs w:val="false"/>
+                <w:color w:val="000000"/>
+                <w:sz w:val="18"/>
+                <w:szCs w:val="18"/>
+              </w:rPr>
+              <w:t xml:space="preserve">Explain Phase</w:t>
+            </w:r>
+          </w:p>
+          <w:p>
+            <w:pPr>
+              <w:spacing w:after="20" w:before="0"/>
+            </w:pPr>
+            <w:r>
+              <w:rPr>
+                <w:rFonts w:ascii="Arial" w:cs="Arial" w:eastAsia="Arial" w:hAnsi="Arial"/>
+                <w:b/>
+                <w:bCs/>
+                <w:color w:val="1F3864"/>
+                <w:sz w:val="16"/>
+                <w:szCs w:val="16"/>
+              </w:rPr>
+              <w:t xml:space="preserve">📹 VIDEO:</w:t>
+            </w:r>
+          </w:p>
+          <w:p>
+            <w:pPr>
+              <w:spacing w:after="20" w:before="0"/>
+            </w:pPr>
+            <w:hyperlink w:history="1" r:id="rIdrutrzfrm95u5uhz_bcrpq">
+              <w:r>
+                <w:rPr>
+                  <w:rFonts w:ascii="Arial" w:cs="Arial" w:eastAsia="Arial" w:hAnsi="Arial"/>
+                  <w:color w:val="2E75B6"/>
+                  <w:sz w:val="16"/>
+                  <w:szCs w:val="16"/>
+                  <w:u w:val="single" w:color="2E75B6"/>
+                </w:rPr>
+                <w:t xml:space="preserve">Introduction to kinetics -dubbed(KY)</w:t>
+              </w:r>
+            </w:hyperlink>
+          </w:p>
+          <w:p>
+            <w:pPr>
+              <w:spacing w:after="10" w:before="0"/>
+              <w:ind w:left="120"/>
+            </w:pPr>
+            <w:r>
+              <w:rPr>
+                <w:rFonts w:ascii="Arial" w:cs="Arial" w:eastAsia="Arial" w:hAnsi="Arial"/>
+                <w:color w:val="595959"/>
+                <w:sz w:val="14"/>
+                <w:szCs w:val="14"/>
+              </w:rPr>
+              <w:t xml:space="preserve">Source: Khan Academy (Kiswahili)</w:t>
+            </w:r>
+          </w:p>
+          <w:p>
+            <w:pPr>
+              <w:spacing w:after="10" w:before="0"/>
+              <w:ind w:left="120"/>
+            </w:pPr>
+            <w:hyperlink w:history="1" r:id="rId0yp_og9abftuj1dkyagvk">
+              <w:r>
+                <w:rPr>
+                  <w:rFonts w:ascii="Arial" w:cs="Arial" w:eastAsia="Arial" w:hAnsi="Arial"/>
+                  <w:color w:val="595959"/>
+                  <w:sz w:val="14"/>
+                  <w:szCs w:val="14"/>
+                  <w:u w:val="single" w:color="595959"/>
+                </w:rPr>
+                <w:t xml:space="preserve">🔍 Search ARES for similar videos</w:t>
+              </w:r>
+            </w:hyperlink>
+          </w:p>
+          <w:p>
+            <w:pPr>
+              <w:spacing w:after="40" w:before="0"/>
+            </w:pPr>
+            <w:r>
+              <w:rPr>
+                <w:sz w:val="14"/>
+                <w:szCs w:val="14"/>
+              </w:rPr>
+              <w:t xml:space="preserve"/>
+            </w:r>
+          </w:p>
+          <w:p>
+            <w:pPr>
+              <w:spacing w:after="20" w:before="0"/>
+            </w:pPr>
+            <w:r>
+              <w:rPr>
+                <w:rFonts w:ascii="Arial" w:cs="Arial" w:eastAsia="Arial" w:hAnsi="Arial"/>
+                <w:b/>
+                <w:bCs/>
+                <w:color w:val="1F3864"/>
+                <w:sz w:val="16"/>
+                <w:szCs w:val="16"/>
+              </w:rPr>
+              <w:t xml:space="preserve">📖 EXERCISE:</w:t>
+            </w:r>
+          </w:p>
+          <w:p>
+            <w:pPr>
+              <w:spacing w:after="20" w:before="0"/>
+            </w:pPr>
+            <w:hyperlink w:history="1" r:id="rIdgbg7qco3czgceipfoepek">
+              <w:r>
+                <w:rPr>
+                  <w:rFonts w:ascii="Arial" w:cs="Arial" w:eastAsia="Arial" w:hAnsi="Arial"/>
+                  <w:color w:val="2E75B6"/>
+                  <w:sz w:val="16"/>
+                  <w:szCs w:val="16"/>
+                  <w:u w:val="single" w:color="2E75B6"/>
+                </w:rPr>
+                <w:t xml:space="preserve">Scientific method and data analysis</w:t>
+              </w:r>
+            </w:hyperlink>
+          </w:p>
+          <w:p>
+            <w:pPr>
+              <w:spacing w:after="10" w:before="0"/>
+              <w:ind w:left="120"/>
+            </w:pPr>
+            <w:r>
+              <w:rPr>
+                <w:rFonts w:ascii="Arial" w:cs="Arial" w:eastAsia="Arial" w:hAnsi="Arial"/>
+                <w:color w:val="595959"/>
+                <w:sz w:val="14"/>
+                <w:szCs w:val="14"/>
+              </w:rPr>
+              <w:t xml:space="preserve">Source: Khan Academy (English - US curriculum)</w:t>
+            </w:r>
+          </w:p>
+          <w:p>
+            <w:pPr>
+              <w:spacing w:after="10" w:before="0"/>
+              <w:ind w:left="120"/>
+            </w:pPr>
+            <w:hyperlink w:history="1" r:id="rIdb6vnfa2qjr0thvdevje0z">
+              <w:r>
+                <w:rPr>
+                  <w:rFonts w:ascii="Arial" w:cs="Arial" w:eastAsia="Arial" w:hAnsi="Arial"/>
+                  <w:color w:val="595959"/>
+                  <w:sz w:val="14"/>
+                  <w:szCs w:val="14"/>
+                  <w:u w:val="single" w:color="595959"/>
+                </w:rPr>
+                <w:t xml:space="preserve">🔍 Search ARES for similar readings</w:t>
+              </w:r>
+            </w:hyperlink>
+          </w:p>
+        </w:tc>
+        <w:tc>
+          <w:tcPr>
+            <w:tcW w:type="dxa" w:w="3040"/>
+            <w:shd w:fill="FFFFFF" w:color="auto" w:val="clear"/>
+            <w:tcMar>
+              <w:top w:type="dxa" w:w="60"/>
+              <w:left w:type="dxa" w:w="120"/>
+              <w:bottom w:type="dxa" w:w="60"/>
+              <w:right w:type="dxa" w:w="120"/>
+            </w:tcMar>
+            <w:vAlign w:val="top"/>
+          </w:tcPr>
+          <w:p>
+            <w:pPr>
+              <w:spacing w:after="40" w:before="0"/>
+              <w:jc w:val="left"/>
+            </w:pPr>
+            <w:r>
+              <w:rPr>
+                <w:rFonts w:ascii="Arial" w:cs="Arial" w:eastAsia="Arial" w:hAnsi="Arial"/>
+                <w:b w:val="false"/>
+                <w:bCs w:val="false"/>
+                <w:i w:val="false"/>
+                <w:iCs w:val="false"/>
+                <w:color w:val="000000"/>
+                <w:sz w:val="18"/>
+                <w:szCs w:val="18"/>
+              </w:rPr>
+              <w:t xml:space="preserve">Step 1 — Gallery Walk (10 minutes): Each group posts their three graphs on the wall or board. Groups rotate around the room with sticky notes and write one 'glow' (something the graph communicates well) and one 'question' (something that puzzles them) on each other's work. Step 2 — Limiting Factor Mini-Lecture with CER (15 minutes): Teacher introduces the term 'limiting factor' using a Kenyan farming analogy, then facilitates a whole-class CER (Claim–Evidence–Reasoning) discussion. Each group constructs a written CER statement for one assigned scenario. Step 3 — Agricultural Application (10 minutes): Groups read a short scenario card about greenhouse tomato farmers in Naivasha who pipe CO₂ into their polytunnels during the day and discuss: 'Using your graphs and the concept of limiting factors, explain why adding CO₂ increases yield — and under what conditions it would NOT help.' Groups share answers; teacher consolidates.</w:t>
+            </w:r>
+          </w:p>
+        </w:tc>
+        <w:tc>
+          <w:tcPr>
+            <w:tcW w:type="dxa" w:w="3040"/>
+            <w:shd w:fill="F2F2F2" w:color="auto" w:val="clear"/>
+            <w:tcMar>
+              <w:top w:type="dxa" w:w="60"/>
+              <w:left w:type="dxa" w:w="120"/>
+              <w:bottom w:type="dxa" w:w="60"/>
+              <w:right w:type="dxa" w:w="120"/>
+            </w:tcMar>
+            <w:vAlign w:val="top"/>
+          </w:tcPr>
+          <w:p>
+            <w:pPr>
+              <w:spacing w:after="40" w:before="0"/>
+              <w:jc w:val="left"/>
+            </w:pPr>
+            <w:r>
+              <w:rPr>
+                <w:rFonts w:ascii="Arial" w:cs="Arial" w:eastAsia="Arial" w:hAnsi="Arial"/>
+                <w:b w:val="false"/>
+                <w:bCs w:val="false"/>
+                <w:i w:val="false"/>
+                <w:iCs w:val="false"/>
+                <w:color w:val="000000"/>
+                <w:sz w:val="18"/>
+                <w:szCs w:val="18"/>
+              </w:rPr>
+              <w:t xml:space="preserve">GALLERY WALK: Say: 'You have 10 minutes. Move silently. Read the graphs. Leave one sticky-note glow and one sticky-note question on every group's work except your own. Be specific — write what graph feature you are referring to.' Set timer. Circulate; redirect vague notes ('great graph') by saying: 'Can you point to a specific part of their graph and explain what it tells you?' LIMITING FACTOR LECTURE (5 minutes): Say: 'Here is an analogy. Imagine a githeri recipe — you need maize and beans. If you have plenty of beans but only a little maize, the amount of githeri you can make is limited by the maize. The maize is the limiting factor. Photosynthesis is similar.' Draw a simple three-variable diagram on the board (light, CO₂, temperature each as an arrow feeding into a 'photosynthesis rate' box). Say: 'The factor present in the lowest amount relative to what the plant needs at that moment is the limiting factor.' CER DISCUSSION (10 minutes): Assign each group one of three scenarios: (A) A sukuma wiki plant in a sunny Nairobi garden at 0.04% CO₂ and 30 °C — which factor is limiting? (B) The same plant moved into deep shade — which factor is now limiting? (C) A plant in a heated greenhouse at 45 °C with high CO₂ and full light — what happens to the rate and why? Say: 'Write a CER statement: your Claim (one sentence), your Evidence (quote numbers from your graph), and your Reasoning (explain the mechanism). You have 5 minutes.' Cold-call one group per scenario. WAIT 12 seconds after asking 'Does anyone want to challenge or add to that reasoning?' NAIVASHA APPLICATION (10 minutes): Distribute scenario cards. Say: 'Read this card carefully. Use your CO₂ graph specifically — put your finger on the relevant part of the graph — and explain whether adding CO₂ will always help.' After 5 minutes of group discussion, cold-call two groups. Ask the second group: 'Do you agree with Group 1's reasoning, or do you see something they missed?' WAIT 12 seconds.</w:t>
+            </w:r>
+          </w:p>
+        </w:tc>
+        <w:tc>
+          <w:tcPr>
+            <w:tcW w:type="dxa" w:w="3040"/>
+            <w:shd w:fill="FFFFFF" w:color="auto" w:val="clear"/>
+            <w:tcMar>
+              <w:top w:type="dxa" w:w="60"/>
+              <w:left w:type="dxa" w:w="120"/>
+              <w:bottom w:type="dxa" w:w="60"/>
+              <w:right w:type="dxa" w:w="120"/>
+            </w:tcMar>
+            <w:vAlign w:val="top"/>
+          </w:tcPr>
+          <w:p>
+            <w:pPr>
+              <w:spacing w:after="40" w:before="0"/>
+              <w:jc w:val="left"/>
+            </w:pPr>
+            <w:r>
+              <w:rPr>
+                <w:rFonts w:ascii="Arial" w:cs="Arial" w:eastAsia="Arial" w:hAnsi="Arial"/>
+                <w:b w:val="false"/>
+                <w:bCs w:val="false"/>
+                <w:i w:val="false"/>
+                <w:iCs w:val="false"/>
+                <w:color w:val="000000"/>
+                <w:sz w:val="18"/>
+                <w:szCs w:val="18"/>
+              </w:rPr>
+              <w:t xml:space="preserve">The gallery walk deploys Critique and Communication (NGSS SEP 8) so learners evaluate peers' data representations before being given vocabulary. The CER framework (NGSS SEP 6 — Constructing Explanations) scaffolds the transition from 'I see a plateau' to 'CO₂ is limiting because…'. The Naivasha agricultural application transfers the abstract concept to a real Kenyan economic context, deepening relevance and testing flexible understanding.</w:t>
+            </w:r>
+          </w:p>
+        </w:tc>
+        <w:tc>
+          <w:tcPr>
+            <w:tcW w:type="dxa" w:w="3040"/>
+            <w:shd w:fill="F2F2F2" w:color="auto" w:val="clear"/>
+            <w:tcMar>
+              <w:top w:type="dxa" w:w="60"/>
+              <w:left w:type="dxa" w:w="120"/>
+              <w:bottom w:type="dxa" w:w="60"/>
+              <w:right w:type="dxa" w:w="120"/>
+            </w:tcMar>
+            <w:vAlign w:val="top"/>
+          </w:tcPr>
+          <w:p>
+            <w:pPr>
+              <w:spacing w:after="40" w:before="0"/>
+              <w:jc w:val="left"/>
+            </w:pPr>
+            <w:r>
+              <w:rPr>
+                <w:rFonts w:ascii="Arial" w:cs="Arial" w:eastAsia="Arial" w:hAnsi="Arial"/>
+                <w:b w:val="false"/>
+                <w:bCs w:val="false"/>
+                <w:i w:val="false"/>
+                <w:iCs w:val="false"/>
+                <w:color w:val="000000"/>
+                <w:sz w:val="18"/>
+                <w:szCs w:val="18"/>
+              </w:rPr>
+              <w:t xml:space="preserve">Observable indicator: Each group's written CER statement includes a specific data value from their graph as evidence and names a mechanism (e.g., 'RuBisCO cannot find enough CO₂ molecules', 'enzymes denature above 40 °C') in the reasoning. Teacher collects CER sheets at the end of Phase 3 and uses a rapid 2-minute scan during Phase 4 to identify misconceptions for the next lesson. Red flag: any group whose reasoning cites only correlation ('as CO₂ goes up, rate goes up') without a mechanistic explanation.</w:t>
+            </w:r>
+          </w:p>
+        </w:tc>
+      </w:tr>
+      <w:tr>
+        <w:tc>
+          <w:tcPr>
+            <w:tcW w:type="dxa" w:w="1520"/>
+            <w:shd w:fill="FCE4D6" w:color="auto" w:val="clear"/>
+            <w:tcMar>
+              <w:top w:type="dxa" w:w="60"/>
+              <w:left w:type="dxa" w:w="120"/>
+              <w:bottom w:type="dxa" w:w="60"/>
+              <w:right w:type="dxa" w:w="120"/>
+            </w:tcMar>
+            <w:vAlign w:val="top"/>
+          </w:tcPr>
+          <w:p>
+            <w:pPr>
+              <w:spacing w:after="40" w:before="0"/>
+              <w:jc w:val="left"/>
+            </w:pPr>
+            <w:r>
+              <w:rPr>
+                <w:rFonts w:ascii="Arial" w:cs="Arial" w:eastAsia="Arial" w:hAnsi="Arial"/>
+                <w:b/>
+                <w:bCs/>
+                <w:i w:val="false"/>
+                <w:iCs w:val="false"/>
+                <w:color w:val="000000"/>
+                <w:sz w:val="18"/>
+                <w:szCs w:val="18"/>
+              </w:rPr>
+              <w:t xml:space="preserve">Driving Question Board (DQB) Creation</w:t>
+            </w:r>
+          </w:p>
+          <w:p>
+            <w:pPr>
+              <w:spacing w:after="20" w:before="0"/>
+            </w:pPr>
+            <w:r>
+              <w:rPr>
+                <w:rFonts w:ascii="Arial" w:cs="Arial" w:eastAsia="Arial" w:hAnsi="Arial"/>
+                <w:b/>
+                <w:bCs/>
+                <w:color w:val="1F3864"/>
+                <w:sz w:val="16"/>
+                <w:szCs w:val="16"/>
+              </w:rPr>
+              <w:t xml:space="preserve">📹 VIDEO:</w:t>
+            </w:r>
+          </w:p>
+          <w:p>
+            <w:pPr>
+              <w:spacing w:after="20" w:before="0"/>
+            </w:pPr>
+            <w:hyperlink w:history="1" r:id="rIddvqwd0smhr1kbhvpirlbo">
+              <w:r>
+                <w:rPr>
+                  <w:rFonts w:ascii="Arial" w:cs="Arial" w:eastAsia="Arial" w:hAnsi="Arial"/>
+                  <w:color w:val="2E75B6"/>
+                  <w:sz w:val="16"/>
+                  <w:szCs w:val="16"/>
+                  <w:u w:val="single" w:color="2E75B6"/>
+                </w:rPr>
+                <w:t xml:space="preserve">Graph interpretation word problem: temperature</w:t>
+              </w:r>
+            </w:hyperlink>
+          </w:p>
+          <w:p>
+            <w:pPr>
+              <w:spacing w:after="10" w:before="0"/>
+              <w:ind w:left="120"/>
+            </w:pPr>
+            <w:r>
+              <w:rPr>
+                <w:rFonts w:ascii="Arial" w:cs="Arial" w:eastAsia="Arial" w:hAnsi="Arial"/>
+                <w:color w:val="595959"/>
+                <w:sz w:val="14"/>
+                <w:szCs w:val="14"/>
+              </w:rPr>
+              <w:t xml:space="preserve">Source: Khan Academy (English - US curriculum)</w:t>
+            </w:r>
+          </w:p>
+          <w:p>
+            <w:pPr>
+              <w:spacing w:after="10" w:before="0"/>
+              <w:ind w:left="120"/>
+            </w:pPr>
+            <w:hyperlink w:history="1" r:id="rIdeo91lqoltm8f_uk42l4mf">
+              <w:r>
+                <w:rPr>
+                  <w:rFonts w:ascii="Arial" w:cs="Arial" w:eastAsia="Arial" w:hAnsi="Arial"/>
+                  <w:color w:val="595959"/>
+                  <w:sz w:val="14"/>
+                  <w:szCs w:val="14"/>
+                  <w:u w:val="single" w:color="595959"/>
+                </w:rPr>
+                <w:t xml:space="preserve">🔍 Search ARES for similar videos</w:t>
+              </w:r>
+            </w:hyperlink>
+          </w:p>
+          <w:p>
+            <w:pPr>
+              <w:spacing w:after="40" w:before="0"/>
+            </w:pPr>
+            <w:r>
+              <w:rPr>
+                <w:sz w:val="14"/>
+                <w:szCs w:val="14"/>
+              </w:rPr>
+              <w:t xml:space="preserve"/>
+            </w:r>
+          </w:p>
+          <w:p>
+            <w:pPr>
+              <w:spacing w:after="20" w:before="0"/>
+            </w:pPr>
+            <w:r>
+              <w:rPr>
+                <w:rFonts w:ascii="Arial" w:cs="Arial" w:eastAsia="Arial" w:hAnsi="Arial"/>
+                <w:b/>
+                <w:bCs/>
+                <w:color w:val="1F3864"/>
+                <w:sz w:val="16"/>
+                <w:szCs w:val="16"/>
+              </w:rPr>
               <w:t xml:space="preserve">📖 HTML:</w:t>
             </w:r>
           </w:p>
@@ -24023,7 +24941,313 @@
             <w:pPr>
               <w:spacing w:after="20" w:before="0"/>
             </w:pPr>
-            <w:hyperlink w:history="1" r:id="rIdc8vl2epjtckvrlalnqwyv">
+            <w:hyperlink w:history="1" r:id="rIdzqsfe-pobctboujgqjg1u">
+              <w:r>
+                <w:rPr>
+                  <w:rFonts w:ascii="Arial" w:cs="Arial" w:eastAsia="Arial" w:hAnsi="Arial"/>
+                  <w:color w:val="2E75B6"/>
+                  <w:sz w:val="16"/>
+                  <w:szCs w:val="16"/>
+                  <w:u w:val="single" w:color="2E75B6"/>
+                </w:rPr>
+                <w:t xml:space="preserve">Diffusion</w:t>
+              </w:r>
+            </w:hyperlink>
+          </w:p>
+          <w:p>
+            <w:pPr>
+              <w:spacing w:after="10" w:before="0"/>
+              <w:ind w:left="120"/>
+            </w:pPr>
+            <w:r>
+              <w:rPr>
+                <w:rFonts w:ascii="Arial" w:cs="Arial" w:eastAsia="Arial" w:hAnsi="Arial"/>
+                <w:color w:val="595959"/>
+                <w:sz w:val="14"/>
+                <w:szCs w:val="14"/>
+              </w:rPr>
+              <w:t xml:space="preserve">Source: PhET Interactive Simulations (English)</w:t>
+            </w:r>
+          </w:p>
+          <w:p>
+            <w:pPr>
+              <w:spacing w:after="10" w:before="0"/>
+              <w:ind w:left="120"/>
+            </w:pPr>
+            <w:hyperlink w:history="1" r:id="rIdtrptunqzky3pbbuydsqel">
+              <w:r>
+                <w:rPr>
+                  <w:rFonts w:ascii="Arial" w:cs="Arial" w:eastAsia="Arial" w:hAnsi="Arial"/>
+                  <w:color w:val="595959"/>
+                  <w:sz w:val="14"/>
+                  <w:szCs w:val="14"/>
+                  <w:u w:val="single" w:color="595959"/>
+                </w:rPr>
+                <w:t xml:space="preserve">🔍 Search ARES for similar readings</w:t>
+              </w:r>
+            </w:hyperlink>
+          </w:p>
+        </w:tc>
+        <w:tc>
+          <w:tcPr>
+            <w:tcW w:type="dxa" w:w="3040"/>
+            <w:shd w:fill="FFFFFF" w:color="auto" w:val="clear"/>
+            <w:tcMar>
+              <w:top w:type="dxa" w:w="60"/>
+              <w:left w:type="dxa" w:w="120"/>
+              <w:bottom w:type="dxa" w:w="60"/>
+              <w:right w:type="dxa" w:w="120"/>
+            </w:tcMar>
+            <w:vAlign w:val="top"/>
+          </w:tcPr>
+          <w:p>
+            <w:pPr>
+              <w:spacing w:after="40" w:before="0"/>
+              <w:jc w:val="left"/>
+            </w:pPr>
+            <w:r>
+              <w:rPr>
+                <w:rFonts w:ascii="Arial" w:cs="Arial" w:eastAsia="Arial" w:hAnsi="Arial"/>
+                <w:b w:val="false"/>
+                <w:bCs w:val="false"/>
+                <w:i w:val="false"/>
+                <w:iCs w:val="false"/>
+                <w:color w:val="000000"/>
+                <w:sz w:val="18"/>
+                <w:szCs w:val="18"/>
+              </w:rPr>
+              <w:t xml:space="preserve">Each learner receives two sticky notes. On the first (green), they write one thing they can now explain about the sukuma wiki phenomenon that they could not explain at the start of the unit. On the second (orange), they write one new question that today's lesson has raised for them. Learners post both notes on the class DQB in the appropriate columns ('What we can now explain' and 'New questions'). The teacher reads three orange questions aloud and the class votes with a show of hands on which is most pressing — this question is circled on the DQB as the class's priority for Lessons 9–10.</w:t>
+            </w:r>
+          </w:p>
+        </w:tc>
+        <w:tc>
+          <w:tcPr>
+            <w:tcW w:type="dxa" w:w="3040"/>
+            <w:shd w:fill="F2F2F2" w:color="auto" w:val="clear"/>
+            <w:tcMar>
+              <w:top w:type="dxa" w:w="60"/>
+              <w:left w:type="dxa" w:w="120"/>
+              <w:bottom w:type="dxa" w:w="60"/>
+              <w:right w:type="dxa" w:w="120"/>
+            </w:tcMar>
+            <w:vAlign w:val="top"/>
+          </w:tcPr>
+          <w:p>
+            <w:pPr>
+              <w:spacing w:after="40" w:before="0"/>
+              <w:jc w:val="left"/>
+            </w:pPr>
+            <w:r>
+              <w:rPr>
+                <w:rFonts w:ascii="Arial" w:cs="Arial" w:eastAsia="Arial" w:hAnsi="Arial"/>
+                <w:b w:val="false"/>
+                <w:bCs w:val="false"/>
+                <w:i w:val="false"/>
+                <w:iCs w:val="false"/>
+                <w:color w:val="000000"/>
+                <w:sz w:val="18"/>
+                <w:szCs w:val="18"/>
+              </w:rPr>
+              <w:t xml:space="preserve">Distribute sticky notes. Say: 'Our Driving Question asks why the sukuma wiki wilts in the midday sun and goes pale in the shade. Based on today's data analysis, write on your green note: one part of that phenomenon you can now explain using the concept of limiting factors. Be specific — mention a factor and a mechanism.' Allow 2 minutes of silent writing. Say: 'On your orange note, write the most burning question today's lesson has left you with. It can be about plants, farming, the data, or anything connected.' Allow 90 seconds. 'Come up and post both notes.' After posting, read three orange questions aloud and say: 'Show me with your hand — which of these three questions do you most want answered before the unit ends?' Tally votes visibly. Circle the winning question and say: 'We will make sure Lesson 9 addresses this.'</w:t>
+            </w:r>
+          </w:p>
+        </w:tc>
+        <w:tc>
+          <w:tcPr>
+            <w:tcW w:type="dxa" w:w="3040"/>
+            <w:shd w:fill="FFFFFF" w:color="auto" w:val="clear"/>
+            <w:tcMar>
+              <w:top w:type="dxa" w:w="60"/>
+              <w:left w:type="dxa" w:w="120"/>
+              <w:bottom w:type="dxa" w:w="60"/>
+              <w:right w:type="dxa" w:w="120"/>
+            </w:tcMar>
+            <w:vAlign w:val="top"/>
+          </w:tcPr>
+          <w:p>
+            <w:pPr>
+              <w:spacing w:after="40" w:before="0"/>
+              <w:jc w:val="left"/>
+            </w:pPr>
+            <w:r>
+              <w:rPr>
+                <w:rFonts w:ascii="Arial" w:cs="Arial" w:eastAsia="Arial" w:hAnsi="Arial"/>
+                <w:b w:val="false"/>
+                <w:bCs w:val="false"/>
+                <w:i w:val="false"/>
+                <w:iCs w:val="false"/>
+                <w:color w:val="000000"/>
+                <w:sz w:val="18"/>
+                <w:szCs w:val="18"/>
+              </w:rPr>
+              <w:t xml:space="preserve">The two-colour DQB update makes learners' growing understanding visible and metacognitive (they must judge what they now know vs. what remains unknown). The class vote on the priority question models how scientific communities decide what to investigate next, and gives learners genuine agency in the unit's closing direction.</w:t>
+            </w:r>
+          </w:p>
+        </w:tc>
+        <w:tc>
+          <w:tcPr>
+            <w:tcW w:type="dxa" w:w="3040"/>
+            <w:shd w:fill="F2F2F2" w:color="auto" w:val="clear"/>
+            <w:tcMar>
+              <w:top w:type="dxa" w:w="60"/>
+              <w:left w:type="dxa" w:w="120"/>
+              <w:bottom w:type="dxa" w:w="60"/>
+              <w:right w:type="dxa" w:w="120"/>
+            </w:tcMar>
+            <w:vAlign w:val="top"/>
+          </w:tcPr>
+          <w:p>
+            <w:pPr>
+              <w:spacing w:after="40" w:before="0"/>
+              <w:jc w:val="left"/>
+            </w:pPr>
+            <w:r>
+              <w:rPr>
+                <w:rFonts w:ascii="Arial" w:cs="Arial" w:eastAsia="Arial" w:hAnsi="Arial"/>
+                <w:b w:val="false"/>
+                <w:bCs w:val="false"/>
+                <w:i w:val="false"/>
+                <w:iCs w:val="false"/>
+                <w:color w:val="000000"/>
+                <w:sz w:val="18"/>
+                <w:szCs w:val="18"/>
+              </w:rPr>
+              <w:t xml:space="preserve">Observable indicator: Green sticky notes mention at least one specific factor (light, CO₂, or temperature) and one mechanism (e.g., 'stomata close at midday reducing CO₂ entry'). Orange sticky notes are genuinely novel — not repetitions of questions already on the DQB. Teacher scans the green notes during Phase 5 to check for persistent misconceptions before the next lesson.</w:t>
+            </w:r>
+          </w:p>
+        </w:tc>
+      </w:tr>
+      <w:tr>
+        <w:tc>
+          <w:tcPr>
+            <w:tcW w:type="dxa" w:w="1520"/>
+            <w:shd w:fill="D5E8F0" w:color="auto" w:val="clear"/>
+            <w:tcMar>
+              <w:top w:type="dxa" w:w="60"/>
+              <w:left w:type="dxa" w:w="120"/>
+              <w:bottom w:type="dxa" w:w="60"/>
+              <w:right w:type="dxa" w:w="120"/>
+            </w:tcMar>
+            <w:vAlign w:val="top"/>
+          </w:tcPr>
+          <w:p>
+            <w:pPr>
+              <w:spacing w:after="40" w:before="0"/>
+              <w:jc w:val="left"/>
+            </w:pPr>
+            <w:r>
+              <w:rPr>
+                <w:rFonts w:ascii="Arial" w:cs="Arial" w:eastAsia="Arial" w:hAnsi="Arial"/>
+                <w:b/>
+                <w:bCs/>
+                <w:i w:val="false"/>
+                <w:iCs w:val="false"/>
+                <w:color w:val="000000"/>
+                <w:sz w:val="18"/>
+                <w:szCs w:val="18"/>
+              </w:rPr>
+              <w:t xml:space="preserve">Model Building Phase</w:t>
+            </w:r>
+          </w:p>
+          <w:p>
+            <w:pPr>
+              <w:spacing w:after="20" w:before="0"/>
+            </w:pPr>
+            <w:r>
+              <w:rPr>
+                <w:rFonts w:ascii="Arial" w:cs="Arial" w:eastAsia="Arial" w:hAnsi="Arial"/>
+                <w:b/>
+                <w:bCs/>
+                <w:color w:val="1F3864"/>
+                <w:sz w:val="16"/>
+                <w:szCs w:val="16"/>
+              </w:rPr>
+              <w:t xml:space="preserve">📹 VIDEO:</w:t>
+            </w:r>
+          </w:p>
+          <w:p>
+            <w:pPr>
+              <w:spacing w:after="20" w:before="0"/>
+            </w:pPr>
+            <w:hyperlink w:history="1" r:id="rIdgb-boc_obvkeavvd4bvhk">
+              <w:r>
+                <w:rPr>
+                  <w:rFonts w:ascii="Arial" w:cs="Arial" w:eastAsia="Arial" w:hAnsi="Arial"/>
+                  <w:color w:val="2E75B6"/>
+                  <w:sz w:val="16"/>
+                  <w:szCs w:val="16"/>
+                  <w:u w:val="single" w:color="2E75B6"/>
+                </w:rPr>
+                <w:t xml:space="preserve">Cell size</w:t>
+              </w:r>
+            </w:hyperlink>
+          </w:p>
+          <w:p>
+            <w:pPr>
+              <w:spacing w:after="10" w:before="0"/>
+              <w:ind w:left="120"/>
+            </w:pPr>
+            <w:r>
+              <w:rPr>
+                <w:rFonts w:ascii="Arial" w:cs="Arial" w:eastAsia="Arial" w:hAnsi="Arial"/>
+                <w:color w:val="595959"/>
+                <w:sz w:val="14"/>
+                <w:szCs w:val="14"/>
+              </w:rPr>
+              <w:t xml:space="preserve">Source: Khan Academy (English - US curriculum)</w:t>
+            </w:r>
+          </w:p>
+          <w:p>
+            <w:pPr>
+              <w:spacing w:after="10" w:before="0"/>
+              <w:ind w:left="120"/>
+            </w:pPr>
+            <w:hyperlink w:history="1" r:id="rIdv5vgimttg23entfv5dyq3">
+              <w:r>
+                <w:rPr>
+                  <w:rFonts w:ascii="Arial" w:cs="Arial" w:eastAsia="Arial" w:hAnsi="Arial"/>
+                  <w:color w:val="595959"/>
+                  <w:sz w:val="14"/>
+                  <w:szCs w:val="14"/>
+                  <w:u w:val="single" w:color="595959"/>
+                </w:rPr>
+                <w:t xml:space="preserve">🔍 Search ARES for similar videos</w:t>
+              </w:r>
+            </w:hyperlink>
+          </w:p>
+          <w:p>
+            <w:pPr>
+              <w:spacing w:after="40" w:before="0"/>
+            </w:pPr>
+            <w:r>
+              <w:rPr>
+                <w:sz w:val="14"/>
+                <w:szCs w:val="14"/>
+              </w:rPr>
+              <w:t xml:space="preserve"/>
+            </w:r>
+          </w:p>
+          <w:p>
+            <w:pPr>
+              <w:spacing w:after="20" w:before="0"/>
+            </w:pPr>
+            <w:r>
+              <w:rPr>
+                <w:rFonts w:ascii="Arial" w:cs="Arial" w:eastAsia="Arial" w:hAnsi="Arial"/>
+                <w:b/>
+                <w:bCs/>
+                <w:color w:val="1F3864"/>
+                <w:sz w:val="16"/>
+                <w:szCs w:val="16"/>
+              </w:rPr>
+              <w:t xml:space="preserve">📖 HTML:</w:t>
+            </w:r>
+          </w:p>
+          <w:p>
+            <w:pPr>
+              <w:spacing w:after="20" w:before="0"/>
+            </w:pPr>
+            <w:hyperlink w:history="1" r:id="rIdfdhb6oed4iuri4p1srd13">
               <w:r>
                 <w:rPr>
                   <w:rFonts w:ascii="Arial" w:cs="Arial" w:eastAsia="Arial" w:hAnsi="Arial"/>
@@ -24056,1231 +25280,7 @@
               <w:spacing w:after="10" w:before="0"/>
               <w:ind w:left="120"/>
             </w:pPr>
-            <w:hyperlink w:history="1" r:id="rId1fs2n92hbobnld1aldv3m">
-              <w:r>
-                <w:rPr>
-                  <w:rFonts w:ascii="Arial" w:cs="Arial" w:eastAsia="Arial" w:hAnsi="Arial"/>
-                  <w:color w:val="595959"/>
-                  <w:sz w:val="14"/>
-                  <w:szCs w:val="14"/>
-                  <w:u w:val="single" w:color="595959"/>
-                </w:rPr>
-                <w:t xml:space="preserve">🔍 Search ARES for similar readings</w:t>
-              </w:r>
-            </w:hyperlink>
-          </w:p>
-        </w:tc>
-        <w:tc>
-          <w:tcPr>
-            <w:tcW w:type="dxa" w:w="3040"/>
-            <w:shd w:fill="FFFFFF" w:color="auto" w:val="clear"/>
-            <w:tcMar>
-              <w:top w:type="dxa" w:w="60"/>
-              <w:left w:type="dxa" w:w="120"/>
-              <w:bottom w:type="dxa" w:w="60"/>
-              <w:right w:type="dxa" w:w="120"/>
-            </w:tcMar>
-            <w:vAlign w:val="top"/>
-          </w:tcPr>
-          <w:p>
-            <w:pPr>
-              <w:spacing w:after="40" w:before="0"/>
-              <w:jc w:val="left"/>
-            </w:pPr>
-            <w:r>
-              <w:rPr>
-                <w:rFonts w:ascii="Arial" w:cs="Arial" w:eastAsia="Arial" w:hAnsi="Arial"/>
-                <w:b w:val="false"/>
-                <w:bCs w:val="false"/>
-                <w:i w:val="false"/>
-                <w:iCs w:val="false"/>
-                <w:color w:val="000000"/>
-                <w:sz w:val="18"/>
-                <w:szCs w:val="18"/>
-              </w:rPr>
-              <w:t xml:space="preserve">Learners are shown two blank axes on the board: (A) Rate of photosynthesis vs. CO₂ concentration, and (B) Rate of photosynthesis vs. Temperature. Working individually in their science notebooks for 3 minutes, they sketch what they think each graph will look like and write one sentence justifying each prediction. They then share predictions with a 'turn-and-talk' partner (1 minute) before three pairs are cold-called to share with the class.</w:t>
-            </w:r>
-          </w:p>
-        </w:tc>
-        <w:tc>
-          <w:tcPr>
-            <w:tcW w:type="dxa" w:w="3040"/>
-            <w:shd w:fill="F2F2F2" w:color="auto" w:val="clear"/>
-            <w:tcMar>
-              <w:top w:type="dxa" w:w="60"/>
-              <w:left w:type="dxa" w:w="120"/>
-              <w:bottom w:type="dxa" w:w="60"/>
-              <w:right w:type="dxa" w:w="120"/>
-            </w:tcMar>
-            <w:vAlign w:val="top"/>
-          </w:tcPr>
-          <w:p>
-            <w:pPr>
-              <w:spacing w:after="40" w:before="0"/>
-              <w:jc w:val="left"/>
-            </w:pPr>
-            <w:r>
-              <w:rPr>
-                <w:rFonts w:ascii="Arial" w:cs="Arial" w:eastAsia="Arial" w:hAnsi="Arial"/>
-                <w:b w:val="false"/>
-                <w:bCs w:val="false"/>
-                <w:i w:val="false"/>
-                <w:iCs w:val="false"/>
-                <w:color w:val="000000"/>
-                <w:sz w:val="18"/>
-                <w:szCs w:val="18"/>
-              </w:rPr>
-              <w:t xml:space="preserve">Display the two sets of blank axes on the board or projector. Say: 'Before I give you any data, I want your brain's best prediction. Use what you already know about how photosynthesis works — the light reactions, RuBisCO, stomata — to sketch these two graphs. You have 3 minutes. Work alone and in silence.' Set a visible timer. After 3 minutes, say: 'Now share your sketch with your partner. Do you agree or disagree? You have 1 minute.' After the partner talk, cold-call exactly three pairs (choose one high-confidence, one uncertain, one who has not yet spoken this week). For each, ask: 'Walk us through your thinking — what did you draw and why?' WAIT 12 seconds after each prompt before redirecting. Record the three contrasting predictions on the board under the heading 'Our Predictions — we will test these.' Do NOT correct predictions yet.</w:t>
-            </w:r>
-          </w:p>
-        </w:tc>
-        <w:tc>
-          <w:tcPr>
-            <w:tcW w:type="dxa" w:w="3040"/>
-            <w:shd w:fill="FFFFFF" w:color="auto" w:val="clear"/>
-            <w:tcMar>
-              <w:top w:type="dxa" w:w="60"/>
-              <w:left w:type="dxa" w:w="120"/>
-              <w:bottom w:type="dxa" w:w="60"/>
-              <w:right w:type="dxa" w:w="120"/>
-            </w:tcMar>
-            <w:vAlign w:val="top"/>
-          </w:tcPr>
-          <w:p>
-            <w:pPr>
-              <w:spacing w:after="40" w:before="0"/>
-              <w:jc w:val="left"/>
-            </w:pPr>
-            <w:r>
-              <w:rPr>
-                <w:rFonts w:ascii="Arial" w:cs="Arial" w:eastAsia="Arial" w:hAnsi="Arial"/>
-                <w:b w:val="false"/>
-                <w:bCs w:val="false"/>
-                <w:i w:val="false"/>
-                <w:iCs w:val="false"/>
-                <w:color w:val="000000"/>
-                <w:sz w:val="18"/>
-                <w:szCs w:val="18"/>
-              </w:rPr>
-              <w:t xml:space="preserve">Individual prediction sketching followed by partner comparison activates prior knowledge from Lessons 5–7 and creates cognitive dissonance when real data diverges from predictions. Recording predictions publicly creates accountability and gives learners a concrete anchor to revise later in the lesson.</w:t>
-            </w:r>
-          </w:p>
-        </w:tc>
-        <w:tc>
-          <w:tcPr>
-            <w:tcW w:type="dxa" w:w="3040"/>
-            <w:shd w:fill="F2F2F2" w:color="auto" w:val="clear"/>
-            <w:tcMar>
-              <w:top w:type="dxa" w:w="60"/>
-              <w:left w:type="dxa" w:w="120"/>
-              <w:bottom w:type="dxa" w:w="60"/>
-              <w:right w:type="dxa" w:w="120"/>
-            </w:tcMar>
-            <w:vAlign w:val="top"/>
-          </w:tcPr>
-          <w:p>
-            <w:pPr>
-              <w:spacing w:after="40" w:before="0"/>
-              <w:jc w:val="left"/>
-            </w:pPr>
-            <w:r>
-              <w:rPr>
-                <w:rFonts w:ascii="Arial" w:cs="Arial" w:eastAsia="Arial" w:hAnsi="Arial"/>
-                <w:b w:val="false"/>
-                <w:bCs w:val="false"/>
-                <w:i w:val="false"/>
-                <w:iCs w:val="false"/>
-                <w:color w:val="000000"/>
-                <w:sz w:val="18"/>
-                <w:szCs w:val="18"/>
-              </w:rPr>
-              <w:t xml:space="preserve">Observable indicator: Each learner has a sketch with a labelled axis and at least one written justification sentence in their notebook before group work begins. Teacher circulates during the 3-minute silent period and notes whether learners are drawing plateau curves, linear curves, or bell curves — this reveals the depth of their mechanistic understanding of enzyme kinetics and stomatal behaviour.</w:t>
-            </w:r>
-          </w:p>
-        </w:tc>
-      </w:tr>
-      <w:tr>
-        <w:tc>
-          <w:tcPr>
-            <w:tcW w:type="dxa" w:w="1520"/>
-            <w:shd w:fill="D9EEF1" w:color="auto" w:val="clear"/>
-            <w:tcMar>
-              <w:top w:type="dxa" w:w="60"/>
-              <w:left w:type="dxa" w:w="120"/>
-              <w:bottom w:type="dxa" w:w="60"/>
-              <w:right w:type="dxa" w:w="120"/>
-            </w:tcMar>
-            <w:vAlign w:val="top"/>
-          </w:tcPr>
-          <w:p>
-            <w:pPr>
-              <w:spacing w:after="40" w:before="0"/>
-              <w:jc w:val="left"/>
-            </w:pPr>
-            <w:r>
-              <w:rPr>
-                <w:rFonts w:ascii="Arial" w:cs="Arial" w:eastAsia="Arial" w:hAnsi="Arial"/>
-                <w:b/>
-                <w:bCs/>
-                <w:i w:val="false"/>
-                <w:iCs w:val="false"/>
-                <w:color w:val="000000"/>
-                <w:sz w:val="18"/>
-                <w:szCs w:val="18"/>
-              </w:rPr>
-              <w:t xml:space="preserve">Observe Phase</w:t>
-            </w:r>
-          </w:p>
-          <w:p>
-            <w:pPr>
-              <w:spacing w:after="20" w:before="0"/>
-            </w:pPr>
-            <w:r>
-              <w:rPr>
-                <w:rFonts w:ascii="Arial" w:cs="Arial" w:eastAsia="Arial" w:hAnsi="Arial"/>
-                <w:b/>
-                <w:bCs/>
-                <w:color w:val="1F3864"/>
-                <w:sz w:val="16"/>
-                <w:szCs w:val="16"/>
-              </w:rPr>
-              <w:t xml:space="preserve">📹 VIDEO:</w:t>
-            </w:r>
-          </w:p>
-          <w:p>
-            <w:pPr>
-              <w:spacing w:after="20" w:before="0"/>
-            </w:pPr>
-            <w:hyperlink w:history="1" r:id="rIdrf3hrem8eqybrxdktrmtx">
-              <w:r>
-                <w:rPr>
-                  <w:rFonts w:ascii="Arial" w:cs="Arial" w:eastAsia="Arial" w:hAnsi="Arial"/>
-                  <w:color w:val="2E75B6"/>
-                  <w:sz w:val="16"/>
-                  <w:szCs w:val="16"/>
-                  <w:u w:val="single" w:color="2E75B6"/>
-                </w:rPr>
-                <w:t xml:space="preserve">Factors affecting reaction rates</w:t>
-              </w:r>
-            </w:hyperlink>
-          </w:p>
-          <w:p>
-            <w:pPr>
-              <w:spacing w:after="10" w:before="0"/>
-              <w:ind w:left="120"/>
-            </w:pPr>
-            <w:r>
-              <w:rPr>
-                <w:rFonts w:ascii="Arial" w:cs="Arial" w:eastAsia="Arial" w:hAnsi="Arial"/>
-                <w:color w:val="595959"/>
-                <w:sz w:val="14"/>
-                <w:szCs w:val="14"/>
-              </w:rPr>
-              <w:t xml:space="preserve">Source: Khan Academy (English - US curriculum)</w:t>
-            </w:r>
-          </w:p>
-          <w:p>
-            <w:pPr>
-              <w:spacing w:after="10" w:before="0"/>
-              <w:ind w:left="120"/>
-            </w:pPr>
-            <w:hyperlink w:history="1" r:id="rIddowzt_4w4mguq9ysjl8rl">
-              <w:r>
-                <w:rPr>
-                  <w:rFonts w:ascii="Arial" w:cs="Arial" w:eastAsia="Arial" w:hAnsi="Arial"/>
-                  <w:color w:val="595959"/>
-                  <w:sz w:val="14"/>
-                  <w:szCs w:val="14"/>
-                  <w:u w:val="single" w:color="595959"/>
-                </w:rPr>
-                <w:t xml:space="preserve">🔍 Search ARES for similar videos</w:t>
-              </w:r>
-            </w:hyperlink>
-          </w:p>
-          <w:p>
-            <w:pPr>
-              <w:spacing w:after="40" w:before="0"/>
-            </w:pPr>
-            <w:r>
-              <w:rPr>
-                <w:sz w:val="14"/>
-                <w:szCs w:val="14"/>
-              </w:rPr>
-              <w:t xml:space="preserve"/>
-            </w:r>
-          </w:p>
-          <w:p>
-            <w:pPr>
-              <w:spacing w:after="20" w:before="0"/>
-            </w:pPr>
-            <w:r>
-              <w:rPr>
-                <w:rFonts w:ascii="Arial" w:cs="Arial" w:eastAsia="Arial" w:hAnsi="Arial"/>
-                <w:b/>
-                <w:bCs/>
-                <w:color w:val="1F3864"/>
-                <w:sz w:val="16"/>
-                <w:szCs w:val="16"/>
-              </w:rPr>
-              <w:t xml:space="preserve">📖 EXERCISE:</w:t>
-            </w:r>
-          </w:p>
-          <w:p>
-            <w:pPr>
-              <w:spacing w:after="20" w:before="0"/>
-            </w:pPr>
-            <w:hyperlink w:history="1" r:id="rId8fnaydttypfyclgekgzta">
-              <w:r>
-                <w:rPr>
-                  <w:rFonts w:ascii="Arial" w:cs="Arial" w:eastAsia="Arial" w:hAnsi="Arial"/>
-                  <w:color w:val="2E75B6"/>
-                  <w:sz w:val="16"/>
-                  <w:szCs w:val="16"/>
-                  <w:u w:val="single" w:color="2E75B6"/>
-                </w:rPr>
-                <w:t xml:space="preserve">Limiting Factors to Population Growth Practice</w:t>
-              </w:r>
-            </w:hyperlink>
-          </w:p>
-          <w:p>
-            <w:pPr>
-              <w:spacing w:after="10" w:before="0"/>
-              <w:ind w:left="120"/>
-            </w:pPr>
-            <w:r>
-              <w:rPr>
-                <w:rFonts w:ascii="Arial" w:cs="Arial" w:eastAsia="Arial" w:hAnsi="Arial"/>
-                <w:color w:val="595959"/>
-                <w:sz w:val="14"/>
-                <w:szCs w:val="14"/>
-              </w:rPr>
-              <w:t xml:space="preserve">Source: CK-12</w:t>
-            </w:r>
-          </w:p>
-          <w:p>
-            <w:pPr>
-              <w:spacing w:after="10" w:before="0"/>
-              <w:ind w:left="120"/>
-            </w:pPr>
-            <w:hyperlink w:history="1" r:id="rIdct6jye5muw9xbny2gpecm">
-              <w:r>
-                <w:rPr>
-                  <w:rFonts w:ascii="Arial" w:cs="Arial" w:eastAsia="Arial" w:hAnsi="Arial"/>
-                  <w:color w:val="595959"/>
-                  <w:sz w:val="14"/>
-                  <w:szCs w:val="14"/>
-                  <w:u w:val="single" w:color="595959"/>
-                </w:rPr>
-                <w:t xml:space="preserve">🔍 Search ARES for similar readings</w:t>
-              </w:r>
-            </w:hyperlink>
-          </w:p>
-        </w:tc>
-        <w:tc>
-          <w:tcPr>
-            <w:tcW w:type="dxa" w:w="3040"/>
-            <w:shd w:fill="FFFFFF" w:color="auto" w:val="clear"/>
-            <w:tcMar>
-              <w:top w:type="dxa" w:w="60"/>
-              <w:left w:type="dxa" w:w="120"/>
-              <w:bottom w:type="dxa" w:w="60"/>
-              <w:right w:type="dxa" w:w="120"/>
-            </w:tcMar>
-            <w:vAlign w:val="top"/>
-          </w:tcPr>
-          <w:p>
-            <w:pPr>
-              <w:spacing w:after="40" w:before="0"/>
-              <w:jc w:val="left"/>
-            </w:pPr>
-            <w:r>
-              <w:rPr>
-                <w:rFonts w:ascii="Arial" w:cs="Arial" w:eastAsia="Arial" w:hAnsi="Arial"/>
-                <w:b w:val="false"/>
-                <w:bCs w:val="false"/>
-                <w:i w:val="false"/>
-                <w:iCs w:val="false"/>
-                <w:color w:val="000000"/>
-                <w:sz w:val="18"/>
-                <w:szCs w:val="18"/>
-              </w:rPr>
-              <w:t xml:space="preserve">Groups of four receive two data-set cards. Dataset A: CO₂ concentration (0.01%, 0.04%, 0.08%, 0.16%, 0.32%) vs. relative rate of photosynthesis (measured in units of O₂ released per minute) at constant light and 25 °C — values show a rapid rise that levels off to a plateau. Dataset B: Temperature (5 °C, 10 °C, 15 °C, 20 °C, 25 °C, 30 °C, 35 °C, 40 °C, 45 °C) vs. relative rate of photosynthesis at constant light and 0.04% CO₂ — values show a rise peaking at ~35 °C then a sharp decline. Groups plot both graphs on provided grid paper (15 minutes), give each graph a title, label both axes with units, and annotate at least two features on each graph with a written label (e.g., 'rate levels off here — plateau', 'sharp drop — enzymes denatured?'). Groups also retrieve their Lesson 7 light-intensity graphs and place all three graphs side by side for comparison.</w:t>
-            </w:r>
-          </w:p>
-        </w:tc>
-        <w:tc>
-          <w:tcPr>
-            <w:tcW w:type="dxa" w:w="3040"/>
-            <w:shd w:fill="F2F2F2" w:color="auto" w:val="clear"/>
-            <w:tcMar>
-              <w:top w:type="dxa" w:w="60"/>
-              <w:left w:type="dxa" w:w="120"/>
-              <w:bottom w:type="dxa" w:w="60"/>
-              <w:right w:type="dxa" w:w="120"/>
-            </w:tcMar>
-            <w:vAlign w:val="top"/>
-          </w:tcPr>
-          <w:p>
-            <w:pPr>
-              <w:spacing w:after="40" w:before="0"/>
-              <w:jc w:val="left"/>
-            </w:pPr>
-            <w:r>
-              <w:rPr>
-                <w:rFonts w:ascii="Arial" w:cs="Arial" w:eastAsia="Arial" w:hAnsi="Arial"/>
-                <w:b w:val="false"/>
-                <w:bCs w:val="false"/>
-                <w:i w:val="false"/>
-                <w:iCs w:val="false"/>
-                <w:color w:val="000000"/>
-                <w:sz w:val="18"/>
-                <w:szCs w:val="18"/>
-              </w:rPr>
-              <w:t xml:space="preserve">Distribute data-set cards and grid paper. Say: 'You are scientists receiving new field data from a laboratory in Nairobi. Your job is to turn this data into a graph, then read the story the graph is telling. You have 15 minutes. Every group member must hold a pencil — everyone plots.' Circulate continuously. At the 5-minute mark, check that all groups have chosen appropriate scales — if a group has squashed all points into one corner, ask: 'What would happen to your graph if you spread your x-axis all the way to the edge of the paper? Try it.' At the 10-minute mark, prompt annotation: 'I can see your line — now tell me what's interesting about it. Put a star on the most surprising point and write a label.' At 14 minutes, say: 'Thirty seconds — finish your labels and lay all three graphs side by side on your desk.' Cold-call one group to describe what they notice when looking at all three graphs together. WAIT 15 seconds before taking the answer.</w:t>
-            </w:r>
-          </w:p>
-        </w:tc>
-        <w:tc>
-          <w:tcPr>
-            <w:tcW w:type="dxa" w:w="3040"/>
-            <w:shd w:fill="FFFFFF" w:color="auto" w:val="clear"/>
-            <w:tcMar>
-              <w:top w:type="dxa" w:w="60"/>
-              <w:left w:type="dxa" w:w="120"/>
-              <w:bottom w:type="dxa" w:w="60"/>
-              <w:right w:type="dxa" w:w="120"/>
-            </w:tcMar>
-            <w:vAlign w:val="top"/>
-          </w:tcPr>
-          <w:p>
-            <w:pPr>
-              <w:spacing w:after="40" w:before="0"/>
-              <w:jc w:val="left"/>
-            </w:pPr>
-            <w:r>
-              <w:rPr>
-                <w:rFonts w:ascii="Arial" w:cs="Arial" w:eastAsia="Arial" w:hAnsi="Arial"/>
-                <w:b w:val="false"/>
-                <w:bCs w:val="false"/>
-                <w:i w:val="false"/>
-                <w:iCs w:val="false"/>
-                <w:color w:val="000000"/>
-                <w:sz w:val="18"/>
-                <w:szCs w:val="18"/>
-              </w:rPr>
-              <w:t xml:space="preserve">Data-to-graph translation (NGSS Science and Engineering Practice 4 — Analysing and Interpreting Data) ensures learners engage directly with the numbers rather than receiving a pre-drawn graph. Placing all three graphs side by side operationalises the concept of multiple variables and primes learners to see a common pattern (plateau behaviour) that points toward limiting factors.</w:t>
-            </w:r>
-          </w:p>
-        </w:tc>
-        <w:tc>
-          <w:tcPr>
-            <w:tcW w:type="dxa" w:w="3040"/>
-            <w:shd w:fill="F2F2F2" w:color="auto" w:val="clear"/>
-            <w:tcMar>
-              <w:top w:type="dxa" w:w="60"/>
-              <w:left w:type="dxa" w:w="120"/>
-              <w:bottom w:type="dxa" w:w="60"/>
-              <w:right w:type="dxa" w:w="120"/>
-            </w:tcMar>
-            <w:vAlign w:val="top"/>
-          </w:tcPr>
-          <w:p>
-            <w:pPr>
-              <w:spacing w:after="40" w:before="0"/>
-              <w:jc w:val="left"/>
-            </w:pPr>
-            <w:r>
-              <w:rPr>
-                <w:rFonts w:ascii="Arial" w:cs="Arial" w:eastAsia="Arial" w:hAnsi="Arial"/>
-                <w:b w:val="false"/>
-                <w:bCs w:val="false"/>
-                <w:i w:val="false"/>
-                <w:iCs w:val="false"/>
-                <w:color w:val="000000"/>
-                <w:sz w:val="18"/>
-                <w:szCs w:val="18"/>
-              </w:rPr>
-              <w:t xml:space="preserve">Observable indicator: Each group produces two correctly scaled, labelled, and annotated graphs within 15 minutes. Teacher checks for: (1) appropriate axis scales, (2) smooth curve of best fit rather than dot-to-dot lines, (3) at least two annotations per graph. Groups with only dot-to-dot lines are prompted: 'A scientist draws a line of best fit — what does that tell us that connecting dots does not?'</w:t>
-            </w:r>
-          </w:p>
-        </w:tc>
-      </w:tr>
-      <w:tr>
-        <w:tc>
-          <w:tcPr>
-            <w:tcW w:type="dxa" w:w="1520"/>
-            <w:shd w:fill="E2EFDA" w:color="auto" w:val="clear"/>
-            <w:tcMar>
-              <w:top w:type="dxa" w:w="60"/>
-              <w:left w:type="dxa" w:w="120"/>
-              <w:bottom w:type="dxa" w:w="60"/>
-              <w:right w:type="dxa" w:w="120"/>
-            </w:tcMar>
-            <w:vAlign w:val="top"/>
-          </w:tcPr>
-          <w:p>
-            <w:pPr>
-              <w:spacing w:after="40" w:before="0"/>
-              <w:jc w:val="left"/>
-            </w:pPr>
-            <w:r>
-              <w:rPr>
-                <w:rFonts w:ascii="Arial" w:cs="Arial" w:eastAsia="Arial" w:hAnsi="Arial"/>
-                <w:b/>
-                <w:bCs/>
-                <w:i w:val="false"/>
-                <w:iCs w:val="false"/>
-                <w:color w:val="000000"/>
-                <w:sz w:val="18"/>
-                <w:szCs w:val="18"/>
-              </w:rPr>
-              <w:t xml:space="preserve">Explain Phase</w:t>
-            </w:r>
-          </w:p>
-          <w:p>
-            <w:pPr>
-              <w:spacing w:after="20" w:before="0"/>
-            </w:pPr>
-            <w:r>
-              <w:rPr>
-                <w:rFonts w:ascii="Arial" w:cs="Arial" w:eastAsia="Arial" w:hAnsi="Arial"/>
-                <w:b/>
-                <w:bCs/>
-                <w:color w:val="1F3864"/>
-                <w:sz w:val="16"/>
-                <w:szCs w:val="16"/>
-              </w:rPr>
-              <w:t xml:space="preserve">📹 VIDEO:</w:t>
-            </w:r>
-          </w:p>
-          <w:p>
-            <w:pPr>
-              <w:spacing w:after="20" w:before="0"/>
-            </w:pPr>
-            <w:hyperlink w:history="1" r:id="rIdvc7xs4tgvnkiurzdx-u0v">
-              <w:r>
-                <w:rPr>
-                  <w:rFonts w:ascii="Arial" w:cs="Arial" w:eastAsia="Arial" w:hAnsi="Arial"/>
-                  <w:color w:val="2E75B6"/>
-                  <w:sz w:val="16"/>
-                  <w:szCs w:val="16"/>
-                  <w:u w:val="single" w:color="2E75B6"/>
-                </w:rPr>
-                <w:t xml:space="preserve">Introduction to kinetics</w:t>
-              </w:r>
-            </w:hyperlink>
-          </w:p>
-          <w:p>
-            <w:pPr>
-              <w:spacing w:after="10" w:before="0"/>
-              <w:ind w:left="120"/>
-            </w:pPr>
-            <w:r>
-              <w:rPr>
-                <w:rFonts w:ascii="Arial" w:cs="Arial" w:eastAsia="Arial" w:hAnsi="Arial"/>
-                <w:color w:val="595959"/>
-                <w:sz w:val="14"/>
-                <w:szCs w:val="14"/>
-              </w:rPr>
-              <w:t xml:space="preserve">Source: Khan Academy (English - US curriculum)</w:t>
-            </w:r>
-          </w:p>
-          <w:p>
-            <w:pPr>
-              <w:spacing w:after="10" w:before="0"/>
-              <w:ind w:left="120"/>
-            </w:pPr>
-            <w:hyperlink w:history="1" r:id="rIdbzfv-o1or3yz4gkpy8faq">
-              <w:r>
-                <w:rPr>
-                  <w:rFonts w:ascii="Arial" w:cs="Arial" w:eastAsia="Arial" w:hAnsi="Arial"/>
-                  <w:color w:val="595959"/>
-                  <w:sz w:val="14"/>
-                  <w:szCs w:val="14"/>
-                  <w:u w:val="single" w:color="595959"/>
-                </w:rPr>
-                <w:t xml:space="preserve">🔍 Search ARES for similar videos</w:t>
-              </w:r>
-            </w:hyperlink>
-          </w:p>
-          <w:p>
-            <w:pPr>
-              <w:spacing w:after="40" w:before="0"/>
-            </w:pPr>
-            <w:r>
-              <w:rPr>
-                <w:sz w:val="14"/>
-                <w:szCs w:val="14"/>
-              </w:rPr>
-              <w:t xml:space="preserve"/>
-            </w:r>
-          </w:p>
-          <w:p>
-            <w:pPr>
-              <w:spacing w:after="20" w:before="0"/>
-            </w:pPr>
-            <w:r>
-              <w:rPr>
-                <w:rFonts w:ascii="Arial" w:cs="Arial" w:eastAsia="Arial" w:hAnsi="Arial"/>
-                <w:b/>
-                <w:bCs/>
-                <w:color w:val="1F3864"/>
-                <w:sz w:val="16"/>
-                <w:szCs w:val="16"/>
-              </w:rPr>
-              <w:t xml:space="preserve">📖 EXERCISE:</w:t>
-            </w:r>
-          </w:p>
-          <w:p>
-            <w:pPr>
-              <w:spacing w:after="20" w:before="0"/>
-            </w:pPr>
-            <w:hyperlink w:history="1" r:id="rIdimkr4-tqb1zzmh7k8qiev">
-              <w:r>
-                <w:rPr>
-                  <w:rFonts w:ascii="Arial" w:cs="Arial" w:eastAsia="Arial" w:hAnsi="Arial"/>
-                  <w:color w:val="2E75B6"/>
-                  <w:sz w:val="16"/>
-                  <w:szCs w:val="16"/>
-                  <w:u w:val="single" w:color="2E75B6"/>
-                </w:rPr>
-                <w:t xml:space="preserve">Scientific method and data analysis</w:t>
-              </w:r>
-            </w:hyperlink>
-          </w:p>
-          <w:p>
-            <w:pPr>
-              <w:spacing w:after="10" w:before="0"/>
-              <w:ind w:left="120"/>
-            </w:pPr>
-            <w:r>
-              <w:rPr>
-                <w:rFonts w:ascii="Arial" w:cs="Arial" w:eastAsia="Arial" w:hAnsi="Arial"/>
-                <w:color w:val="595959"/>
-                <w:sz w:val="14"/>
-                <w:szCs w:val="14"/>
-              </w:rPr>
-              <w:t xml:space="preserve">Source: Khan Academy (English - US curriculum)</w:t>
-            </w:r>
-          </w:p>
-          <w:p>
-            <w:pPr>
-              <w:spacing w:after="10" w:before="0"/>
-              <w:ind w:left="120"/>
-            </w:pPr>
-            <w:hyperlink w:history="1" r:id="rIdvpnge6p5qohwzov3ie-t5">
-              <w:r>
-                <w:rPr>
-                  <w:rFonts w:ascii="Arial" w:cs="Arial" w:eastAsia="Arial" w:hAnsi="Arial"/>
-                  <w:color w:val="595959"/>
-                  <w:sz w:val="14"/>
-                  <w:szCs w:val="14"/>
-                  <w:u w:val="single" w:color="595959"/>
-                </w:rPr>
-                <w:t xml:space="preserve">🔍 Search ARES for similar readings</w:t>
-              </w:r>
-            </w:hyperlink>
-          </w:p>
-        </w:tc>
-        <w:tc>
-          <w:tcPr>
-            <w:tcW w:type="dxa" w:w="3040"/>
-            <w:shd w:fill="FFFFFF" w:color="auto" w:val="clear"/>
-            <w:tcMar>
-              <w:top w:type="dxa" w:w="60"/>
-              <w:left w:type="dxa" w:w="120"/>
-              <w:bottom w:type="dxa" w:w="60"/>
-              <w:right w:type="dxa" w:w="120"/>
-            </w:tcMar>
-            <w:vAlign w:val="top"/>
-          </w:tcPr>
-          <w:p>
-            <w:pPr>
-              <w:spacing w:after="40" w:before="0"/>
-              <w:jc w:val="left"/>
-            </w:pPr>
-            <w:r>
-              <w:rPr>
-                <w:rFonts w:ascii="Arial" w:cs="Arial" w:eastAsia="Arial" w:hAnsi="Arial"/>
-                <w:b w:val="false"/>
-                <w:bCs w:val="false"/>
-                <w:i w:val="false"/>
-                <w:iCs w:val="false"/>
-                <w:color w:val="000000"/>
-                <w:sz w:val="18"/>
-                <w:szCs w:val="18"/>
-              </w:rPr>
-              <w:t xml:space="preserve">Step 1 — Gallery Walk (10 minutes): Each group posts their three graphs on the wall or board. Groups rotate around the room with sticky notes and write one 'glow' (something the graph communicates well) and one 'question' (something that puzzles them) on each other's work. Step 2 — Limiting Factor Mini-Lecture with CER (15 minutes): Teacher introduces the term 'limiting factor' using a Kenyan farming analogy, then facilitates a whole-class CER (Claim–Evidence–Reasoning) discussion. Each group constructs a written CER statement for one assigned scenario. Step 3 — Agricultural Application (10 minutes): Groups read a short scenario card about greenhouse tomato farmers in Naivasha who pipe CO₂ into their polytunnels during the day and discuss: 'Using your graphs and the concept of limiting factors, explain why adding CO₂ increases yield — and under what conditions it would NOT help.' Groups share answers; teacher consolidates.</w:t>
-            </w:r>
-          </w:p>
-        </w:tc>
-        <w:tc>
-          <w:tcPr>
-            <w:tcW w:type="dxa" w:w="3040"/>
-            <w:shd w:fill="F2F2F2" w:color="auto" w:val="clear"/>
-            <w:tcMar>
-              <w:top w:type="dxa" w:w="60"/>
-              <w:left w:type="dxa" w:w="120"/>
-              <w:bottom w:type="dxa" w:w="60"/>
-              <w:right w:type="dxa" w:w="120"/>
-            </w:tcMar>
-            <w:vAlign w:val="top"/>
-          </w:tcPr>
-          <w:p>
-            <w:pPr>
-              <w:spacing w:after="40" w:before="0"/>
-              <w:jc w:val="left"/>
-            </w:pPr>
-            <w:r>
-              <w:rPr>
-                <w:rFonts w:ascii="Arial" w:cs="Arial" w:eastAsia="Arial" w:hAnsi="Arial"/>
-                <w:b w:val="false"/>
-                <w:bCs w:val="false"/>
-                <w:i w:val="false"/>
-                <w:iCs w:val="false"/>
-                <w:color w:val="000000"/>
-                <w:sz w:val="18"/>
-                <w:szCs w:val="18"/>
-              </w:rPr>
-              <w:t xml:space="preserve">GALLERY WALK: Say: 'You have 10 minutes. Move silently. Read the graphs. Leave one sticky-note glow and one sticky-note question on every group's work except your own. Be specific — write what graph feature you are referring to.' Set timer. Circulate; redirect vague notes ('great graph') by saying: 'Can you point to a specific part of their graph and explain what it tells you?' LIMITING FACTOR LECTURE (5 minutes): Say: 'Here is an analogy. Imagine a githeri recipe — you need maize and beans. If you have plenty of beans but only a little maize, the amount of githeri you can make is limited by the maize. The maize is the limiting factor. Photosynthesis is similar.' Draw a simple three-variable diagram on the board (light, CO₂, temperature each as an arrow feeding into a 'photosynthesis rate' box). Say: 'The factor present in the lowest amount relative to what the plant needs at that moment is the limiting factor.' CER DISCUSSION (10 minutes): Assign each group one of three scenarios: (A) A sukuma wiki plant in a sunny Nairobi garden at 0.04% CO₂ and 30 °C — which factor is limiting? (B) The same plant moved into deep shade — which factor is now limiting? (C) A plant in a heated greenhouse at 45 °C with high CO₂ and full light — what happens to the rate and why? Say: 'Write a CER statement: your Claim (one sentence), your Evidence (quote numbers from your graph), and your Reasoning (explain the mechanism). You have 5 minutes.' Cold-call one group per scenario. WAIT 12 seconds after asking 'Does anyone want to challenge or add to that reasoning?' NAIVASHA APPLICATION (10 minutes): Distribute scenario cards. Say: 'Read this card carefully. Use your CO₂ graph specifically — put your finger on the relevant part of the graph — and explain whether adding CO₂ will always help.' After 5 minutes of group discussion, cold-call two groups. Ask the second group: 'Do you agree with Group 1's reasoning, or do you see something they missed?' WAIT 12 seconds.</w:t>
-            </w:r>
-          </w:p>
-        </w:tc>
-        <w:tc>
-          <w:tcPr>
-            <w:tcW w:type="dxa" w:w="3040"/>
-            <w:shd w:fill="FFFFFF" w:color="auto" w:val="clear"/>
-            <w:tcMar>
-              <w:top w:type="dxa" w:w="60"/>
-              <w:left w:type="dxa" w:w="120"/>
-              <w:bottom w:type="dxa" w:w="60"/>
-              <w:right w:type="dxa" w:w="120"/>
-            </w:tcMar>
-            <w:vAlign w:val="top"/>
-          </w:tcPr>
-          <w:p>
-            <w:pPr>
-              <w:spacing w:after="40" w:before="0"/>
-              <w:jc w:val="left"/>
-            </w:pPr>
-            <w:r>
-              <w:rPr>
-                <w:rFonts w:ascii="Arial" w:cs="Arial" w:eastAsia="Arial" w:hAnsi="Arial"/>
-                <w:b w:val="false"/>
-                <w:bCs w:val="false"/>
-                <w:i w:val="false"/>
-                <w:iCs w:val="false"/>
-                <w:color w:val="000000"/>
-                <w:sz w:val="18"/>
-                <w:szCs w:val="18"/>
-              </w:rPr>
-              <w:t xml:space="preserve">The gallery walk deploys Critique and Communication (NGSS SEP 8) so learners evaluate peers' data representations before being given vocabulary. The CER framework (NGSS SEP 6 — Constructing Explanations) scaffolds the transition from 'I see a plateau' to 'CO₂ is limiting because…'. The Naivasha agricultural application transfers the abstract concept to a real Kenyan economic context, deepening relevance and testing flexible understanding.</w:t>
-            </w:r>
-          </w:p>
-        </w:tc>
-        <w:tc>
-          <w:tcPr>
-            <w:tcW w:type="dxa" w:w="3040"/>
-            <w:shd w:fill="F2F2F2" w:color="auto" w:val="clear"/>
-            <w:tcMar>
-              <w:top w:type="dxa" w:w="60"/>
-              <w:left w:type="dxa" w:w="120"/>
-              <w:bottom w:type="dxa" w:w="60"/>
-              <w:right w:type="dxa" w:w="120"/>
-            </w:tcMar>
-            <w:vAlign w:val="top"/>
-          </w:tcPr>
-          <w:p>
-            <w:pPr>
-              <w:spacing w:after="40" w:before="0"/>
-              <w:jc w:val="left"/>
-            </w:pPr>
-            <w:r>
-              <w:rPr>
-                <w:rFonts w:ascii="Arial" w:cs="Arial" w:eastAsia="Arial" w:hAnsi="Arial"/>
-                <w:b w:val="false"/>
-                <w:bCs w:val="false"/>
-                <w:i w:val="false"/>
-                <w:iCs w:val="false"/>
-                <w:color w:val="000000"/>
-                <w:sz w:val="18"/>
-                <w:szCs w:val="18"/>
-              </w:rPr>
-              <w:t xml:space="preserve">Observable indicator: Each group's written CER statement includes a specific data value from their graph as evidence and names a mechanism (e.g., 'RuBisCO cannot find enough CO₂ molecules', 'enzymes denature above 40 °C') in the reasoning. Teacher collects CER sheets at the end of Phase 3 and uses a rapid 2-minute scan during Phase 4 to identify misconceptions for the next lesson. Red flag: any group whose reasoning cites only correlation ('as CO₂ goes up, rate goes up') without a mechanistic explanation.</w:t>
-            </w:r>
-          </w:p>
-        </w:tc>
-      </w:tr>
-      <w:tr>
-        <w:tc>
-          <w:tcPr>
-            <w:tcW w:type="dxa" w:w="1520"/>
-            <w:shd w:fill="FCE4D6" w:color="auto" w:val="clear"/>
-            <w:tcMar>
-              <w:top w:type="dxa" w:w="60"/>
-              <w:left w:type="dxa" w:w="120"/>
-              <w:bottom w:type="dxa" w:w="60"/>
-              <w:right w:type="dxa" w:w="120"/>
-            </w:tcMar>
-            <w:vAlign w:val="top"/>
-          </w:tcPr>
-          <w:p>
-            <w:pPr>
-              <w:spacing w:after="40" w:before="0"/>
-              <w:jc w:val="left"/>
-            </w:pPr>
-            <w:r>
-              <w:rPr>
-                <w:rFonts w:ascii="Arial" w:cs="Arial" w:eastAsia="Arial" w:hAnsi="Arial"/>
-                <w:b/>
-                <w:bCs/>
-                <w:i w:val="false"/>
-                <w:iCs w:val="false"/>
-                <w:color w:val="000000"/>
-                <w:sz w:val="18"/>
-                <w:szCs w:val="18"/>
-              </w:rPr>
-              <w:t xml:space="preserve">Driving Question Board (DQB) Creation</w:t>
-            </w:r>
-          </w:p>
-          <w:p>
-            <w:pPr>
-              <w:spacing w:after="20" w:before="0"/>
-            </w:pPr>
-            <w:r>
-              <w:rPr>
-                <w:rFonts w:ascii="Arial" w:cs="Arial" w:eastAsia="Arial" w:hAnsi="Arial"/>
-                <w:b/>
-                <w:bCs/>
-                <w:color w:val="1F3864"/>
-                <w:sz w:val="16"/>
-                <w:szCs w:val="16"/>
-              </w:rPr>
-              <w:t xml:space="preserve">📹 VIDEO:</w:t>
-            </w:r>
-          </w:p>
-          <w:p>
-            <w:pPr>
-              <w:spacing w:after="20" w:before="0"/>
-            </w:pPr>
-            <w:hyperlink w:history="1" r:id="rIdccvpkpburg46knfbyw5lz">
-              <w:r>
-                <w:rPr>
-                  <w:rFonts w:ascii="Arial" w:cs="Arial" w:eastAsia="Arial" w:hAnsi="Arial"/>
-                  <w:color w:val="2E75B6"/>
-                  <w:sz w:val="16"/>
-                  <w:szCs w:val="16"/>
-                  <w:u w:val="single" w:color="2E75B6"/>
-                </w:rPr>
-                <w:t xml:space="preserve">Introduction to kinetics -dubbed(KY)</w:t>
-              </w:r>
-            </w:hyperlink>
-          </w:p>
-          <w:p>
-            <w:pPr>
-              <w:spacing w:after="10" w:before="0"/>
-              <w:ind w:left="120"/>
-            </w:pPr>
-            <w:r>
-              <w:rPr>
-                <w:rFonts w:ascii="Arial" w:cs="Arial" w:eastAsia="Arial" w:hAnsi="Arial"/>
-                <w:color w:val="595959"/>
-                <w:sz w:val="14"/>
-                <w:szCs w:val="14"/>
-              </w:rPr>
-              <w:t xml:space="preserve">Source: Khan Academy (Kiswahili)</w:t>
-            </w:r>
-          </w:p>
-          <w:p>
-            <w:pPr>
-              <w:spacing w:after="10" w:before="0"/>
-              <w:ind w:left="120"/>
-            </w:pPr>
-            <w:hyperlink w:history="1" r:id="rIdms8s3mtlke1qjh4ih60vd">
-              <w:r>
-                <w:rPr>
-                  <w:rFonts w:ascii="Arial" w:cs="Arial" w:eastAsia="Arial" w:hAnsi="Arial"/>
-                  <w:color w:val="595959"/>
-                  <w:sz w:val="14"/>
-                  <w:szCs w:val="14"/>
-                  <w:u w:val="single" w:color="595959"/>
-                </w:rPr>
-                <w:t xml:space="preserve">🔍 Search ARES for similar videos</w:t>
-              </w:r>
-            </w:hyperlink>
-          </w:p>
-          <w:p>
-            <w:pPr>
-              <w:spacing w:after="40" w:before="0"/>
-            </w:pPr>
-            <w:r>
-              <w:rPr>
-                <w:sz w:val="14"/>
-                <w:szCs w:val="14"/>
-              </w:rPr>
-              <w:t xml:space="preserve"/>
-            </w:r>
-          </w:p>
-          <w:p>
-            <w:pPr>
-              <w:spacing w:after="20" w:before="0"/>
-            </w:pPr>
-            <w:r>
-              <w:rPr>
-                <w:rFonts w:ascii="Arial" w:cs="Arial" w:eastAsia="Arial" w:hAnsi="Arial"/>
-                <w:b/>
-                <w:bCs/>
-                <w:color w:val="1F3864"/>
-                <w:sz w:val="16"/>
-                <w:szCs w:val="16"/>
-              </w:rPr>
-              <w:t xml:space="preserve">📖 HTML:</w:t>
-            </w:r>
-          </w:p>
-          <w:p>
-            <w:pPr>
-              <w:spacing w:after="20" w:before="0"/>
-            </w:pPr>
-            <w:hyperlink w:history="1" r:id="rIdajyfyuys_hukw119qqoch">
-              <w:r>
-                <w:rPr>
-                  <w:rFonts w:ascii="Arial" w:cs="Arial" w:eastAsia="Arial" w:hAnsi="Arial"/>
-                  <w:color w:val="2E75B6"/>
-                  <w:sz w:val="16"/>
-                  <w:szCs w:val="16"/>
-                  <w:u w:val="single" w:color="2E75B6"/>
-                </w:rPr>
-                <w:t xml:space="preserve">Diffusion</w:t>
-              </w:r>
-            </w:hyperlink>
-          </w:p>
-          <w:p>
-            <w:pPr>
-              <w:spacing w:after="10" w:before="0"/>
-              <w:ind w:left="120"/>
-            </w:pPr>
-            <w:r>
-              <w:rPr>
-                <w:rFonts w:ascii="Arial" w:cs="Arial" w:eastAsia="Arial" w:hAnsi="Arial"/>
-                <w:color w:val="595959"/>
-                <w:sz w:val="14"/>
-                <w:szCs w:val="14"/>
-              </w:rPr>
-              <w:t xml:space="preserve">Source: PhET Interactive Simulations (English)</w:t>
-            </w:r>
-          </w:p>
-          <w:p>
-            <w:pPr>
-              <w:spacing w:after="10" w:before="0"/>
-              <w:ind w:left="120"/>
-            </w:pPr>
-            <w:hyperlink w:history="1" r:id="rId5s-4ecflvknyqqgacwsua">
-              <w:r>
-                <w:rPr>
-                  <w:rFonts w:ascii="Arial" w:cs="Arial" w:eastAsia="Arial" w:hAnsi="Arial"/>
-                  <w:color w:val="595959"/>
-                  <w:sz w:val="14"/>
-                  <w:szCs w:val="14"/>
-                  <w:u w:val="single" w:color="595959"/>
-                </w:rPr>
-                <w:t xml:space="preserve">🔍 Search ARES for similar readings</w:t>
-              </w:r>
-            </w:hyperlink>
-          </w:p>
-        </w:tc>
-        <w:tc>
-          <w:tcPr>
-            <w:tcW w:type="dxa" w:w="3040"/>
-            <w:shd w:fill="FFFFFF" w:color="auto" w:val="clear"/>
-            <w:tcMar>
-              <w:top w:type="dxa" w:w="60"/>
-              <w:left w:type="dxa" w:w="120"/>
-              <w:bottom w:type="dxa" w:w="60"/>
-              <w:right w:type="dxa" w:w="120"/>
-            </w:tcMar>
-            <w:vAlign w:val="top"/>
-          </w:tcPr>
-          <w:p>
-            <w:pPr>
-              <w:spacing w:after="40" w:before="0"/>
-              <w:jc w:val="left"/>
-            </w:pPr>
-            <w:r>
-              <w:rPr>
-                <w:rFonts w:ascii="Arial" w:cs="Arial" w:eastAsia="Arial" w:hAnsi="Arial"/>
-                <w:b w:val="false"/>
-                <w:bCs w:val="false"/>
-                <w:i w:val="false"/>
-                <w:iCs w:val="false"/>
-                <w:color w:val="000000"/>
-                <w:sz w:val="18"/>
-                <w:szCs w:val="18"/>
-              </w:rPr>
-              <w:t xml:space="preserve">Each learner receives two sticky notes. On the first (green), they write one thing they can now explain about the sukuma wiki phenomenon that they could not explain at the start of the unit. On the second (orange), they write one new question that today's lesson has raised for them. Learners post both notes on the class DQB in the appropriate columns ('What we can now explain' and 'New questions'). The teacher reads three orange questions aloud and the class votes with a show of hands on which is most pressing — this question is circled on the DQB as the class's priority for Lessons 9–10.</w:t>
-            </w:r>
-          </w:p>
-        </w:tc>
-        <w:tc>
-          <w:tcPr>
-            <w:tcW w:type="dxa" w:w="3040"/>
-            <w:shd w:fill="F2F2F2" w:color="auto" w:val="clear"/>
-            <w:tcMar>
-              <w:top w:type="dxa" w:w="60"/>
-              <w:left w:type="dxa" w:w="120"/>
-              <w:bottom w:type="dxa" w:w="60"/>
-              <w:right w:type="dxa" w:w="120"/>
-            </w:tcMar>
-            <w:vAlign w:val="top"/>
-          </w:tcPr>
-          <w:p>
-            <w:pPr>
-              <w:spacing w:after="40" w:before="0"/>
-              <w:jc w:val="left"/>
-            </w:pPr>
-            <w:r>
-              <w:rPr>
-                <w:rFonts w:ascii="Arial" w:cs="Arial" w:eastAsia="Arial" w:hAnsi="Arial"/>
-                <w:b w:val="false"/>
-                <w:bCs w:val="false"/>
-                <w:i w:val="false"/>
-                <w:iCs w:val="false"/>
-                <w:color w:val="000000"/>
-                <w:sz w:val="18"/>
-                <w:szCs w:val="18"/>
-              </w:rPr>
-              <w:t xml:space="preserve">Distribute sticky notes. Say: 'Our Driving Question asks why the sukuma wiki wilts in the midday sun and goes pale in the shade. Based on today's data analysis, write on your green note: one part of that phenomenon you can now explain using the concept of limiting factors. Be specific — mention a factor and a mechanism.' Allow 2 minutes of silent writing. Say: 'On your orange note, write the most burning question today's lesson has left you with. It can be about plants, farming, the data, or anything connected.' Allow 90 seconds. 'Come up and post both notes.' After posting, read three orange questions aloud and say: 'Show me with your hand — which of these three questions do you most want answered before the unit ends?' Tally votes visibly. Circle the winning question and say: 'We will make sure Lesson 9 addresses this.'</w:t>
-            </w:r>
-          </w:p>
-        </w:tc>
-        <w:tc>
-          <w:tcPr>
-            <w:tcW w:type="dxa" w:w="3040"/>
-            <w:shd w:fill="FFFFFF" w:color="auto" w:val="clear"/>
-            <w:tcMar>
-              <w:top w:type="dxa" w:w="60"/>
-              <w:left w:type="dxa" w:w="120"/>
-              <w:bottom w:type="dxa" w:w="60"/>
-              <w:right w:type="dxa" w:w="120"/>
-            </w:tcMar>
-            <w:vAlign w:val="top"/>
-          </w:tcPr>
-          <w:p>
-            <w:pPr>
-              <w:spacing w:after="40" w:before="0"/>
-              <w:jc w:val="left"/>
-            </w:pPr>
-            <w:r>
-              <w:rPr>
-                <w:rFonts w:ascii="Arial" w:cs="Arial" w:eastAsia="Arial" w:hAnsi="Arial"/>
-                <w:b w:val="false"/>
-                <w:bCs w:val="false"/>
-                <w:i w:val="false"/>
-                <w:iCs w:val="false"/>
-                <w:color w:val="000000"/>
-                <w:sz w:val="18"/>
-                <w:szCs w:val="18"/>
-              </w:rPr>
-              <w:t xml:space="preserve">The two-colour DQB update makes learners' growing understanding visible and metacognitive (they must judge what they now know vs. what remains unknown). The class vote on the priority question models how scientific communities decide what to investigate next, and gives learners genuine agency in the unit's closing direction.</w:t>
-            </w:r>
-          </w:p>
-        </w:tc>
-        <w:tc>
-          <w:tcPr>
-            <w:tcW w:type="dxa" w:w="3040"/>
-            <w:shd w:fill="F2F2F2" w:color="auto" w:val="clear"/>
-            <w:tcMar>
-              <w:top w:type="dxa" w:w="60"/>
-              <w:left w:type="dxa" w:w="120"/>
-              <w:bottom w:type="dxa" w:w="60"/>
-              <w:right w:type="dxa" w:w="120"/>
-            </w:tcMar>
-            <w:vAlign w:val="top"/>
-          </w:tcPr>
-          <w:p>
-            <w:pPr>
-              <w:spacing w:after="40" w:before="0"/>
-              <w:jc w:val="left"/>
-            </w:pPr>
-            <w:r>
-              <w:rPr>
-                <w:rFonts w:ascii="Arial" w:cs="Arial" w:eastAsia="Arial" w:hAnsi="Arial"/>
-                <w:b w:val="false"/>
-                <w:bCs w:val="false"/>
-                <w:i w:val="false"/>
-                <w:iCs w:val="false"/>
-                <w:color w:val="000000"/>
-                <w:sz w:val="18"/>
-                <w:szCs w:val="18"/>
-              </w:rPr>
-              <w:t xml:space="preserve">Observable indicator: Green sticky notes mention at least one specific factor (light, CO₂, or temperature) and one mechanism (e.g., 'stomata close at midday reducing CO₂ entry'). Orange sticky notes are genuinely novel — not repetitions of questions already on the DQB. Teacher scans the green notes during Phase 5 to check for persistent misconceptions before the next lesson.</w:t>
-            </w:r>
-          </w:p>
-        </w:tc>
-      </w:tr>
-      <w:tr>
-        <w:tc>
-          <w:tcPr>
-            <w:tcW w:type="dxa" w:w="1520"/>
-            <w:shd w:fill="D5E8F0" w:color="auto" w:val="clear"/>
-            <w:tcMar>
-              <w:top w:type="dxa" w:w="60"/>
-              <w:left w:type="dxa" w:w="120"/>
-              <w:bottom w:type="dxa" w:w="60"/>
-              <w:right w:type="dxa" w:w="120"/>
-            </w:tcMar>
-            <w:vAlign w:val="top"/>
-          </w:tcPr>
-          <w:p>
-            <w:pPr>
-              <w:spacing w:after="40" w:before="0"/>
-              <w:jc w:val="left"/>
-            </w:pPr>
-            <w:r>
-              <w:rPr>
-                <w:rFonts w:ascii="Arial" w:cs="Arial" w:eastAsia="Arial" w:hAnsi="Arial"/>
-                <w:b/>
-                <w:bCs/>
-                <w:i w:val="false"/>
-                <w:iCs w:val="false"/>
-                <w:color w:val="000000"/>
-                <w:sz w:val="18"/>
-                <w:szCs w:val="18"/>
-              </w:rPr>
-              <w:t xml:space="preserve">Model Building Phase</w:t>
-            </w:r>
-          </w:p>
-          <w:p>
-            <w:pPr>
-              <w:spacing w:after="20" w:before="0"/>
-            </w:pPr>
-            <w:r>
-              <w:rPr>
-                <w:rFonts w:ascii="Arial" w:cs="Arial" w:eastAsia="Arial" w:hAnsi="Arial"/>
-                <w:b/>
-                <w:bCs/>
-                <w:color w:val="1F3864"/>
-                <w:sz w:val="16"/>
-                <w:szCs w:val="16"/>
-              </w:rPr>
-              <w:t xml:space="preserve">📹 VIDEO:</w:t>
-            </w:r>
-          </w:p>
-          <w:p>
-            <w:pPr>
-              <w:spacing w:after="20" w:before="0"/>
-            </w:pPr>
-            <w:hyperlink w:history="1" r:id="rIdwpwa0zzdw0ev0phrasizt">
-              <w:r>
-                <w:rPr>
-                  <w:rFonts w:ascii="Arial" w:cs="Arial" w:eastAsia="Arial" w:hAnsi="Arial"/>
-                  <w:color w:val="2E75B6"/>
-                  <w:sz w:val="16"/>
-                  <w:szCs w:val="16"/>
-                  <w:u w:val="single" w:color="2E75B6"/>
-                </w:rPr>
-                <w:t xml:space="preserve">Graph interpretation word problem: temperature</w:t>
-              </w:r>
-            </w:hyperlink>
-          </w:p>
-          <w:p>
-            <w:pPr>
-              <w:spacing w:after="10" w:before="0"/>
-              <w:ind w:left="120"/>
-            </w:pPr>
-            <w:r>
-              <w:rPr>
-                <w:rFonts w:ascii="Arial" w:cs="Arial" w:eastAsia="Arial" w:hAnsi="Arial"/>
-                <w:color w:val="595959"/>
-                <w:sz w:val="14"/>
-                <w:szCs w:val="14"/>
-              </w:rPr>
-              <w:t xml:space="preserve">Source: Khan Academy (English - US curriculum)</w:t>
-            </w:r>
-          </w:p>
-          <w:p>
-            <w:pPr>
-              <w:spacing w:after="10" w:before="0"/>
-              <w:ind w:left="120"/>
-            </w:pPr>
-            <w:hyperlink w:history="1" r:id="rId60bvg2fhjx53jbs5mpdly">
-              <w:r>
-                <w:rPr>
-                  <w:rFonts w:ascii="Arial" w:cs="Arial" w:eastAsia="Arial" w:hAnsi="Arial"/>
-                  <w:color w:val="595959"/>
-                  <w:sz w:val="14"/>
-                  <w:szCs w:val="14"/>
-                  <w:u w:val="single" w:color="595959"/>
-                </w:rPr>
-                <w:t xml:space="preserve">🔍 Search ARES for similar videos</w:t>
-              </w:r>
-            </w:hyperlink>
-          </w:p>
-          <w:p>
-            <w:pPr>
-              <w:spacing w:after="40" w:before="0"/>
-            </w:pPr>
-            <w:r>
-              <w:rPr>
-                <w:sz w:val="14"/>
-                <w:szCs w:val="14"/>
-              </w:rPr>
-              <w:t xml:space="preserve"/>
-            </w:r>
-          </w:p>
-          <w:p>
-            <w:pPr>
-              <w:spacing w:after="20" w:before="0"/>
-            </w:pPr>
-            <w:r>
-              <w:rPr>
-                <w:rFonts w:ascii="Arial" w:cs="Arial" w:eastAsia="Arial" w:hAnsi="Arial"/>
-                <w:b/>
-                <w:bCs/>
-                <w:color w:val="1F3864"/>
-                <w:sz w:val="16"/>
-                <w:szCs w:val="16"/>
-              </w:rPr>
-              <w:t xml:space="preserve">📖 HTML:</w:t>
-            </w:r>
-          </w:p>
-          <w:p>
-            <w:pPr>
-              <w:spacing w:after="20" w:before="0"/>
-            </w:pPr>
-            <w:hyperlink w:history="1" r:id="rIdc0recrlnmhabt46giu84_">
-              <w:r>
-                <w:rPr>
-                  <w:rFonts w:ascii="Arial" w:cs="Arial" w:eastAsia="Arial" w:hAnsi="Arial"/>
-                  <w:color w:val="2E75B6"/>
-                  <w:sz w:val="16"/>
-                  <w:szCs w:val="16"/>
-                  <w:u w:val="single" w:color="2E75B6"/>
-                </w:rPr>
-                <w:t xml:space="preserve">Limiting Factors to Population Growth (Flexbook)</w:t>
-              </w:r>
-            </w:hyperlink>
-          </w:p>
-          <w:p>
-            <w:pPr>
-              <w:spacing w:after="10" w:before="0"/>
-              <w:ind w:left="120"/>
-            </w:pPr>
-            <w:r>
-              <w:rPr>
-                <w:rFonts w:ascii="Arial" w:cs="Arial" w:eastAsia="Arial" w:hAnsi="Arial"/>
-                <w:color w:val="595959"/>
-                <w:sz w:val="14"/>
-                <w:szCs w:val="14"/>
-              </w:rPr>
-              <w:t xml:space="preserve">Source: CK-12</w:t>
-            </w:r>
-          </w:p>
-          <w:p>
-            <w:pPr>
-              <w:spacing w:after="10" w:before="0"/>
-              <w:ind w:left="120"/>
-            </w:pPr>
-            <w:hyperlink w:history="1" r:id="rIdimeqn7v7fdiv8yppyksau">
+            <w:hyperlink w:history="1" r:id="rIddauf2rxxupwc9wlfzkmak">
               <w:r>
                 <w:rPr>
                   <w:rFonts w:ascii="Arial" w:cs="Arial" w:eastAsia="Arial" w:hAnsi="Arial"/>
@@ -26784,7 +26784,7 @@
               <w:spacing w:after="10" w:before="0"/>
               <w:ind w:left="120"/>
             </w:pPr>
-            <w:hyperlink w:history="1" r:id="rIdcyfhfzfirldbu8qpkvgz3">
+            <w:hyperlink w:history="1" r:id="rIdshzkkytt0su8dghyt5chl">
               <w:r>
                 <w:rPr>
                   <w:rFonts w:ascii="Arial" w:cs="Arial" w:eastAsia="Arial" w:hAnsi="Arial"/>
@@ -26861,7 +26861,7 @@
               <w:spacing w:after="10" w:before="0"/>
               <w:ind w:left="120"/>
             </w:pPr>
-            <w:hyperlink w:history="1" r:id="rIde3pfpqlwz92vmwt890eu4">
+            <w:hyperlink w:history="1" r:id="rIdoup7eofbpalzlxlo_4hvt">
               <w:r>
                 <w:rPr>
                   <w:rFonts w:ascii="Arial" w:cs="Arial" w:eastAsia="Arial" w:hAnsi="Arial"/>
@@ -27088,7 +27088,7 @@
               <w:spacing w:after="10" w:before="0"/>
               <w:ind w:left="120"/>
             </w:pPr>
-            <w:hyperlink w:history="1" r:id="rIdl2a6bisue_lfm4po8iao4">
+            <w:hyperlink w:history="1" r:id="rIdubwxkbhvz5ijudgrvuh13">
               <w:r>
                 <w:rPr>
                   <w:rFonts w:ascii="Arial" w:cs="Arial" w:eastAsia="Arial" w:hAnsi="Arial"/>
@@ -27165,7 +27165,7 @@
               <w:spacing w:after="10" w:before="0"/>
               <w:ind w:left="120"/>
             </w:pPr>
-            <w:hyperlink w:history="1" r:id="rIdlckaygsmrwttd5a-aes1g">
+            <w:hyperlink w:history="1" r:id="rId15puawyyexoq0i0hwaqbb">
               <w:r>
                 <w:rPr>
                   <w:rFonts w:ascii="Arial" w:cs="Arial" w:eastAsia="Arial" w:hAnsi="Arial"/>
@@ -27392,7 +27392,7 @@
               <w:spacing w:after="10" w:before="0"/>
               <w:ind w:left="120"/>
             </w:pPr>
-            <w:hyperlink w:history="1" r:id="rIdwtpkz9tkkj0s6pezeufvy">
+            <w:hyperlink w:history="1" r:id="rIdad7r6jivsdrluh_thl4cm">
               <w:r>
                 <w:rPr>
                   <w:rFonts w:ascii="Arial" w:cs="Arial" w:eastAsia="Arial" w:hAnsi="Arial"/>
@@ -27469,7 +27469,7 @@
               <w:spacing w:after="10" w:before="0"/>
               <w:ind w:left="120"/>
             </w:pPr>
-            <w:hyperlink w:history="1" r:id="rIdf7drlsieuwehoiprnl7it">
+            <w:hyperlink w:history="1" r:id="rId-rwommwm11-5qb2sermlg">
               <w:r>
                 <w:rPr>
                   <w:rFonts w:ascii="Arial" w:cs="Arial" w:eastAsia="Arial" w:hAnsi="Arial"/>
@@ -27696,7 +27696,7 @@
               <w:spacing w:after="10" w:before="0"/>
               <w:ind w:left="120"/>
             </w:pPr>
-            <w:hyperlink w:history="1" r:id="rId0fm9bxmyr9sdswk20q2bm">
+            <w:hyperlink w:history="1" r:id="rIduc7hljpksaqzcxgiyhlkx">
               <w:r>
                 <w:rPr>
                   <w:rFonts w:ascii="Arial" w:cs="Arial" w:eastAsia="Arial" w:hAnsi="Arial"/>
@@ -27773,7 +27773,7 @@
               <w:spacing w:after="10" w:before="0"/>
               <w:ind w:left="120"/>
             </w:pPr>
-            <w:hyperlink w:history="1" r:id="rId8c2jjl93a7dytcyhusrpz">
+            <w:hyperlink w:history="1" r:id="rIdemxrhkdq5tnurarjw86pk">
               <w:r>
                 <w:rPr>
                   <w:rFonts w:ascii="Arial" w:cs="Arial" w:eastAsia="Arial" w:hAnsi="Arial"/>
@@ -28000,7 +28000,7 @@
               <w:spacing w:after="10" w:before="0"/>
               <w:ind w:left="120"/>
             </w:pPr>
-            <w:hyperlink w:history="1" r:id="rIdvjwimghqala4gw90sjhd-">
+            <w:hyperlink w:history="1" r:id="rId0tfhuwo2uitko3t5ickiz">
               <w:r>
                 <w:rPr>
                   <w:rFonts w:ascii="Arial" w:cs="Arial" w:eastAsia="Arial" w:hAnsi="Arial"/>
@@ -28077,7 +28077,7 @@
               <w:spacing w:after="10" w:before="0"/>
               <w:ind w:left="120"/>
             </w:pPr>
-            <w:hyperlink w:history="1" r:id="rIdov4r4yhrteojgjzednn44">
+            <w:hyperlink w:history="1" r:id="rIdzcfwe55tccsl9zwauu5ez">
               <w:r>
                 <w:rPr>
                   <w:rFonts w:ascii="Arial" w:cs="Arial" w:eastAsia="Arial" w:hAnsi="Arial"/>
@@ -29579,7 +29579,7 @@
             <w:pPr>
               <w:spacing w:after="20" w:before="0"/>
             </w:pPr>
-            <w:hyperlink w:history="1" r:id="rIdqi8sn1hhj8k30c34g2fdz">
+            <w:hyperlink w:history="1" r:id="rId-yn3rned7crgorqnpd8kl">
               <w:r>
                 <w:rPr>
                   <w:rFonts w:ascii="Arial" w:cs="Arial" w:eastAsia="Arial" w:hAnsi="Arial"/>
@@ -29612,7 +29612,7 @@
               <w:spacing w:after="10" w:before="0"/>
               <w:ind w:left="120"/>
             </w:pPr>
-            <w:hyperlink w:history="1" r:id="rIdaxenis4puls_c4lhq4_q2">
+            <w:hyperlink w:history="1" r:id="rId72iibxuhtzbbecvspexgc">
               <w:r>
                 <w:rPr>
                   <w:rFonts w:ascii="Arial" w:cs="Arial" w:eastAsia="Arial" w:hAnsi="Arial"/>
@@ -29657,7 +29657,7 @@
             <w:pPr>
               <w:spacing w:after="20" w:before="0"/>
             </w:pPr>
-            <w:hyperlink w:history="1" r:id="rIdaxfrur1xhcddf0lsqyth9">
+            <w:hyperlink w:history="1" r:id="rIdq-swjwjzctox1pqaage4k">
               <w:r>
                 <w:rPr>
                   <w:rFonts w:ascii="Arial" w:cs="Arial" w:eastAsia="Arial" w:hAnsi="Arial"/>
@@ -29690,7 +29690,7 @@
               <w:spacing w:after="10" w:before="0"/>
               <w:ind w:left="120"/>
             </w:pPr>
-            <w:hyperlink w:history="1" r:id="rIdelkbecwumylt1lktyzwb1">
+            <w:hyperlink w:history="1" r:id="rIduuotiv6s3ulrbmosgc3mm">
               <w:r>
                 <w:rPr>
                   <w:rFonts w:ascii="Arial" w:cs="Arial" w:eastAsia="Arial" w:hAnsi="Arial"/>
@@ -29885,7 +29885,7 @@
             <w:pPr>
               <w:spacing w:after="20" w:before="0"/>
             </w:pPr>
-            <w:hyperlink w:history="1" r:id="rIdzybossreqyroh9kmfwxlm">
+            <w:hyperlink w:history="1" r:id="rIdduwdh1jlrzpuoa-95grtt">
               <w:r>
                 <w:rPr>
                   <w:rFonts w:ascii="Arial" w:cs="Arial" w:eastAsia="Arial" w:hAnsi="Arial"/>
@@ -29918,7 +29918,7 @@
               <w:spacing w:after="10" w:before="0"/>
               <w:ind w:left="120"/>
             </w:pPr>
-            <w:hyperlink w:history="1" r:id="rIdzji1nbm_gxas8-kwrlnep">
+            <w:hyperlink w:history="1" r:id="rIdlqbqklxicprbytq7keiiw">
               <w:r>
                 <w:rPr>
                   <w:rFonts w:ascii="Arial" w:cs="Arial" w:eastAsia="Arial" w:hAnsi="Arial"/>
@@ -29963,7 +29963,7 @@
             <w:pPr>
               <w:spacing w:after="20" w:before="0"/>
             </w:pPr>
-            <w:hyperlink w:history="1" r:id="rIddjng9afrh5gsqbcw3rt3j">
+            <w:hyperlink w:history="1" r:id="rIdkbhpsmbezcrzg-ncatugk">
               <w:r>
                 <w:rPr>
                   <w:rFonts w:ascii="Arial" w:cs="Arial" w:eastAsia="Arial" w:hAnsi="Arial"/>
@@ -29996,7 +29996,7 @@
               <w:spacing w:after="10" w:before="0"/>
               <w:ind w:left="120"/>
             </w:pPr>
-            <w:hyperlink w:history="1" r:id="rId1xkmkkntoohgern_loj8z">
+            <w:hyperlink w:history="1" r:id="rId13bb6aooz3ad81d-ygemd">
               <w:r>
                 <w:rPr>
                   <w:rFonts w:ascii="Arial" w:cs="Arial" w:eastAsia="Arial" w:hAnsi="Arial"/>
@@ -30191,7 +30191,7 @@
             <w:pPr>
               <w:spacing w:after="20" w:before="0"/>
             </w:pPr>
-            <w:hyperlink w:history="1" r:id="rIdxjs1fl4hlfwbzggmuchel">
+            <w:hyperlink w:history="1" r:id="rId6k8wi3ffsigbuwvi2ffs0">
               <w:r>
                 <w:rPr>
                   <w:rFonts w:ascii="Arial" w:cs="Arial" w:eastAsia="Arial" w:hAnsi="Arial"/>
@@ -30224,7 +30224,7 @@
               <w:spacing w:after="10" w:before="0"/>
               <w:ind w:left="120"/>
             </w:pPr>
-            <w:hyperlink w:history="1" r:id="rId1hrugcad39mhrulnho-n6">
+            <w:hyperlink w:history="1" r:id="rIdajc69dgxxtodmfzoyxfrw">
               <w:r>
                 <w:rPr>
                   <w:rFonts w:ascii="Arial" w:cs="Arial" w:eastAsia="Arial" w:hAnsi="Arial"/>
@@ -30269,7 +30269,7 @@
             <w:pPr>
               <w:spacing w:after="20" w:before="0"/>
             </w:pPr>
-            <w:hyperlink w:history="1" r:id="rIdmcel6bkzurknswoonwqgh">
+            <w:hyperlink w:history="1" r:id="rIdyzo5bjvgzhgsbdgcsuwn-">
               <w:r>
                 <w:rPr>
                   <w:rFonts w:ascii="Arial" w:cs="Arial" w:eastAsia="Arial" w:hAnsi="Arial"/>
@@ -30302,7 +30302,7 @@
               <w:spacing w:after="10" w:before="0"/>
               <w:ind w:left="120"/>
             </w:pPr>
-            <w:hyperlink w:history="1" r:id="rIdr3zj78staenhhyuthjeqr">
+            <w:hyperlink w:history="1" r:id="rIdajvlyq_m9ld44fbdxss8s">
               <w:r>
                 <w:rPr>
                   <w:rFonts w:ascii="Arial" w:cs="Arial" w:eastAsia="Arial" w:hAnsi="Arial"/>
@@ -30497,7 +30497,7 @@
             <w:pPr>
               <w:spacing w:after="20" w:before="0"/>
             </w:pPr>
-            <w:hyperlink w:history="1" r:id="rIdbvf3alcy6eadqnmyikpgg">
+            <w:hyperlink w:history="1" r:id="rIdkzhlg_vflkaxw6kzp9bkl">
               <w:r>
                 <w:rPr>
                   <w:rFonts w:ascii="Arial" w:cs="Arial" w:eastAsia="Arial" w:hAnsi="Arial"/>
@@ -30530,7 +30530,7 @@
               <w:spacing w:after="10" w:before="0"/>
               <w:ind w:left="120"/>
             </w:pPr>
-            <w:hyperlink w:history="1" r:id="rIdyelqshgixvrrjnoi7z9-o">
+            <w:hyperlink w:history="1" r:id="rIdxkmts5trwrky-n3sxr07w">
               <w:r>
                 <w:rPr>
                   <w:rFonts w:ascii="Arial" w:cs="Arial" w:eastAsia="Arial" w:hAnsi="Arial"/>
@@ -30575,7 +30575,7 @@
             <w:pPr>
               <w:spacing w:after="20" w:before="0"/>
             </w:pPr>
-            <w:hyperlink w:history="1" r:id="rId8ux1mzgwpfbbxris3vc3c">
+            <w:hyperlink w:history="1" r:id="rIdwlaikbfldgydo2_4yaf2x">
               <w:r>
                 <w:rPr>
                   <w:rFonts w:ascii="Arial" w:cs="Arial" w:eastAsia="Arial" w:hAnsi="Arial"/>
@@ -30608,7 +30608,7 @@
               <w:spacing w:after="10" w:before="0"/>
               <w:ind w:left="120"/>
             </w:pPr>
-            <w:hyperlink w:history="1" r:id="rIdayedrax8zcr5whgr7m4gw">
+            <w:hyperlink w:history="1" r:id="rIdi0karzh1gs_pmoeepeyvl">
               <w:r>
                 <w:rPr>
                   <w:rFonts w:ascii="Arial" w:cs="Arial" w:eastAsia="Arial" w:hAnsi="Arial"/>
@@ -30803,7 +30803,7 @@
             <w:pPr>
               <w:spacing w:after="20" w:before="0"/>
             </w:pPr>
-            <w:hyperlink w:history="1" r:id="rIdpdx3znfen8khdcawu9eqn">
+            <w:hyperlink w:history="1" r:id="rIdilcux9wo4hyugnphvifni">
               <w:r>
                 <w:rPr>
                   <w:rFonts w:ascii="Arial" w:cs="Arial" w:eastAsia="Arial" w:hAnsi="Arial"/>
@@ -30836,7 +30836,7 @@
               <w:spacing w:after="10" w:before="0"/>
               <w:ind w:left="120"/>
             </w:pPr>
-            <w:hyperlink w:history="1" r:id="rIdjssmie3ecv5c00-txw8ac">
+            <w:hyperlink w:history="1" r:id="rIdaz0mzwfhbp6aw_b450l3d">
               <w:r>
                 <w:rPr>
                   <w:rFonts w:ascii="Arial" w:cs="Arial" w:eastAsia="Arial" w:hAnsi="Arial"/>
@@ -30881,7 +30881,7 @@
             <w:pPr>
               <w:spacing w:after="20" w:before="0"/>
             </w:pPr>
-            <w:hyperlink w:history="1" r:id="rId7mj9pkkwy7nsxy4ip23el">
+            <w:hyperlink w:history="1" r:id="rIdubl5ic2rquit_jy99rzks">
               <w:r>
                 <w:rPr>
                   <w:rFonts w:ascii="Arial" w:cs="Arial" w:eastAsia="Arial" w:hAnsi="Arial"/>
@@ -30914,7 +30914,7 @@
               <w:spacing w:after="10" w:before="0"/>
               <w:ind w:left="120"/>
             </w:pPr>
-            <w:hyperlink w:history="1" r:id="rIduofbmugfkwaw6yra9vehc">
+            <w:hyperlink w:history="1" r:id="rIdupgprd4sylnogxphqhheu">
               <w:r>
                 <w:rPr>
                   <w:rFonts w:ascii="Arial" w:cs="Arial" w:eastAsia="Arial" w:hAnsi="Arial"/>

--- a/data/outputs/v2/Biology/SS2.1_Plant_Nutrition/Biology_Plant_Nutrition_CBE_LessonSequence.docx
+++ b/data/outputs/v2/Biology/SS2.1_Plant_Nutrition/Biology_Plant_Nutrition_CBE_LessonSequence.docx
@@ -42,6 +42,177 @@
     </w:p>
     <w:p>
       <w:pPr>
+        <w:spacing w:after="80" w:before="120"/>
+      </w:pPr>
+      <w:r>
+        <w:rPr>
+          <w:rFonts w:ascii="Arial" w:cs="Arial" w:eastAsia="Arial" w:hAnsi="Arial"/>
+          <w:b/>
+          <w:bCs/>
+          <w:color w:val="1F3864"/>
+          <w:sz w:val="20"/>
+          <w:szCs w:val="20"/>
+        </w:rPr>
+        <w:t xml:space="preserve">ATTRIBUTION AND LICENSING</w:t>
+      </w:r>
+    </w:p>
+    <w:p>
+      <w:pPr>
+        <w:spacing w:after="60" w:before="0"/>
+      </w:pPr>
+      <w:r>
+        <w:rPr>
+          <w:rFonts w:ascii="Arial" w:cs="Arial" w:eastAsia="Arial" w:hAnsi="Arial"/>
+          <w:b/>
+          <w:bCs/>
+          <w:sz w:val="17"/>
+          <w:szCs w:val="17"/>
+        </w:rPr>
+        <w:t xml:space="preserve">Curriculum Alignment: </w:t>
+      </w:r>
+      <w:r>
+        <w:rPr>
+          <w:rFonts w:ascii="Arial" w:cs="Arial" w:eastAsia="Arial" w:hAnsi="Arial"/>
+          <w:sz w:val="17"/>
+          <w:szCs w:val="17"/>
+        </w:rPr>
+        <w:t xml:space="preserve">Structured in pedagogical alignment with the competence-based curriculum format and learning outcomes established by the Kenya Institute of Curriculum Development (KICD). This material is independently developed and is not officially endorsed or published by KICD.</w:t>
+      </w:r>
+    </w:p>
+    <w:p>
+      <w:pPr>
+        <w:spacing w:after="60" w:before="0"/>
+      </w:pPr>
+      <w:r>
+        <w:rPr>
+          <w:rFonts w:ascii="Arial" w:cs="Arial" w:eastAsia="Arial" w:hAnsi="Arial"/>
+          <w:b/>
+          <w:bCs/>
+          <w:sz w:val="17"/>
+          <w:szCs w:val="17"/>
+        </w:rPr>
+        <w:t xml:space="preserve">Content &amp; Pedagogy: </w:t>
+      </w:r>
+      <w:r>
+        <w:rPr>
+          <w:rFonts w:ascii="Arial" w:cs="Arial" w:eastAsia="Arial" w:hAnsi="Arial"/>
+          <w:sz w:val="17"/>
+          <w:szCs w:val="17"/>
+        </w:rPr>
+        <w:t xml:space="preserve">Developed and adapted by the educator team at SeaVuria (registered 501(c)(3) in the United States and registered NGO in Kenya, No. 872-850A-BF11), who designed the pedagogical framework, lesson templates and exemplar lessons on which this material is based.</w:t>
+      </w:r>
+    </w:p>
+    <w:p>
+      <w:pPr>
+        <w:spacing w:after="60" w:before="0"/>
+      </w:pPr>
+      <w:r>
+        <w:rPr>
+          <w:rFonts w:ascii="Arial" w:cs="Arial" w:eastAsia="Arial" w:hAnsi="Arial"/>
+          <w:b/>
+          <w:bCs/>
+          <w:sz w:val="17"/>
+          <w:szCs w:val="17"/>
+        </w:rPr>
+        <w:t xml:space="preserve">Production &amp; Layout: </w:t>
+      </w:r>
+      <w:r>
+        <w:rPr>
+          <w:rFonts w:ascii="Arial" w:cs="Arial" w:eastAsia="Arial" w:hAnsi="Arial"/>
+          <w:sz w:val="17"/>
+          <w:szCs w:val="17"/>
+        </w:rPr>
+        <w:t xml:space="preserve">Educational design and curriculum sequencing by SeaVuria. Technical layout, structural formatting, and digital optimization/implementation executed in partnership with ARES Education (registered 501(c)(3) in the United States and Canada (as Afretech Aid) and registered NGO in Kenya), with lesson drafting and compilation assisted by AI (Claude, Anthropic).</w:t>
+      </w:r>
+    </w:p>
+    <w:p>
+      <w:pPr>
+        <w:pBdr>
+          <w:bottom w:val="single" w:color="1F3864" w:sz="6" w:space="6"/>
+        </w:pBdr>
+        <w:spacing w:after="60" w:before="0"/>
+      </w:pPr>
+      <w:r>
+        <w:rPr>
+          <w:rFonts w:ascii="Arial" w:cs="Arial" w:eastAsia="Arial" w:hAnsi="Arial"/>
+          <w:b/>
+          <w:bCs/>
+          <w:sz w:val="17"/>
+          <w:szCs w:val="17"/>
+        </w:rPr>
+        <w:t xml:space="preserve">Licensing &amp; Copyright: </w:t>
+      </w:r>
+      <w:r>
+        <w:rPr>
+          <w:rFonts w:ascii="Arial" w:cs="Arial" w:eastAsia="Arial" w:hAnsi="Arial"/>
+          <w:sz w:val="17"/>
+          <w:szCs w:val="17"/>
+        </w:rPr>
+        <w:t xml:space="preserve">© 2026 SeaVuria and ARES. This work is licensed under a </w:t>
+      </w:r>
+      <w:hyperlink w:history="1" r:id="rId91gvk8jt3hdrphs2xkfra">
+        <w:r>
+          <w:rPr>
+            <w:rFonts w:ascii="Arial" w:cs="Arial" w:eastAsia="Arial" w:hAnsi="Arial"/>
+            <w:color w:val="1F6B75"/>
+            <w:sz w:val="17"/>
+            <w:szCs w:val="17"/>
+            <w:u w:val="single" w:color="1F6B75"/>
+          </w:rPr>
+          <w:t xml:space="preserve">Creative Commons Attribution-NonCommercial 4.0 International License</w:t>
+        </w:r>
+      </w:hyperlink>
+      <w:r>
+        <w:rPr>
+          <w:rFonts w:ascii="Arial" w:cs="Arial" w:eastAsia="Arial" w:hAnsi="Arial"/>
+          <w:sz w:val="17"/>
+          <w:szCs w:val="17"/>
+        </w:rPr>
+        <w:t xml:space="preserve"> (</w:t>
+      </w:r>
+      <w:hyperlink w:history="1" r:id="rIdpvupnlktu5gdvukldqqzq">
+        <w:r>
+          <w:rPr>
+            <w:rFonts w:ascii="Arial" w:cs="Arial" w:eastAsia="Arial" w:hAnsi="Arial"/>
+            <w:color w:val="1F6B75"/>
+            <w:sz w:val="17"/>
+            <w:szCs w:val="17"/>
+            <w:u w:val="single" w:color="1F6B75"/>
+          </w:rPr>
+          <w:t xml:space="preserve">CC BY-NC 4.0</w:t>
+        </w:r>
+      </w:hyperlink>
+      <w:r>
+        <w:rPr>
+          <w:rFonts w:ascii="Arial" w:cs="Arial" w:eastAsia="Arial" w:hAnsi="Arial"/>
+          <w:sz w:val="17"/>
+          <w:szCs w:val="17"/>
+        </w:rPr>
+        <w:t xml:space="preserve">). To view a copy of this license, visit </w:t>
+      </w:r>
+      <w:hyperlink w:history="1" r:id="rIdto3g-q2rylxlncr5w0sp2">
+        <w:r>
+          <w:rPr>
+            <w:rFonts w:ascii="Arial" w:cs="Arial" w:eastAsia="Arial" w:hAnsi="Arial"/>
+            <w:color w:val="1F6B75"/>
+            <w:sz w:val="17"/>
+            <w:szCs w:val="17"/>
+            <w:u w:val="single" w:color="1F6B75"/>
+          </w:rPr>
+          <w:t xml:space="preserve">https://creativecommons.org/licenses/by-nc/4.0/</w:t>
+        </w:r>
+      </w:hyperlink>
+      <w:r>
+        <w:rPr>
+          <w:rFonts w:ascii="Arial" w:cs="Arial" w:eastAsia="Arial" w:hAnsi="Arial"/>
+          <w:sz w:val="17"/>
+          <w:szCs w:val="17"/>
+        </w:rPr>
+        <w:t xml:space="preserve">. You are free to copy, redistribute, and adapt this material in any medium or format, provided appropriate credit is given and the material is not used for commercial purposes. KICD learning outcomes and curriculum designations reproduced here for alignment purposes remain the property of KICD and are not covered by this license. Linked external resources (e.g. CK-12, Khan Academy, PhET) are subject to their own licenses.</w:t>
+      </w:r>
+    </w:p>
+    <w:p>
+      <w:pPr>
         <w:spacing w:after="120"/>
       </w:pPr>
       <w:r>
@@ -3457,7 +3628,7 @@
               <w:spacing w:after="10" w:before="0"/>
               <w:ind w:left="120"/>
             </w:pPr>
-            <w:hyperlink w:history="1" r:id="rIdej4ck0sfcrtgg6vl3qoqs">
+            <w:hyperlink w:history="1" r:id="rId9zbduf-ep2awt8bpeg730">
               <w:r>
                 <w:rPr>
                   <w:rFonts w:ascii="Arial" w:cs="Arial" w:eastAsia="Arial" w:hAnsi="Arial"/>
@@ -3534,7 +3705,7 @@
               <w:spacing w:after="10" w:before="0"/>
               <w:ind w:left="120"/>
             </w:pPr>
-            <w:hyperlink w:history="1" r:id="rIdzzulnc8uw3dvt6fr_dqvy">
+            <w:hyperlink w:history="1" r:id="rIdwg7cjjkpcibjjy8urjrxa">
               <w:r>
                 <w:rPr>
                   <w:rFonts w:ascii="Arial" w:cs="Arial" w:eastAsia="Arial" w:hAnsi="Arial"/>
@@ -3761,7 +3932,7 @@
               <w:spacing w:after="10" w:before="0"/>
               <w:ind w:left="120"/>
             </w:pPr>
-            <w:hyperlink w:history="1" r:id="rIdkbjfvliyajyuangtscy11">
+            <w:hyperlink w:history="1" r:id="rIdwmd1yw0fbve_ho49p3zo_">
               <w:r>
                 <w:rPr>
                   <w:rFonts w:ascii="Arial" w:cs="Arial" w:eastAsia="Arial" w:hAnsi="Arial"/>
@@ -3838,7 +4009,7 @@
               <w:spacing w:after="10" w:before="0"/>
               <w:ind w:left="120"/>
             </w:pPr>
-            <w:hyperlink w:history="1" r:id="rIduff-d_h5tesnfinwblppk">
+            <w:hyperlink w:history="1" r:id="rIdoug2_sj5oly1opht661bn">
               <w:r>
                 <w:rPr>
                   <w:rFonts w:ascii="Arial" w:cs="Arial" w:eastAsia="Arial" w:hAnsi="Arial"/>
@@ -4065,7 +4236,7 @@
               <w:spacing w:after="10" w:before="0"/>
               <w:ind w:left="120"/>
             </w:pPr>
-            <w:hyperlink w:history="1" r:id="rIdqg4a_htcfg502sfc677bb">
+            <w:hyperlink w:history="1" r:id="rIdysv5rssmcwvv9qiz4uvjr">
               <w:r>
                 <w:rPr>
                   <w:rFonts w:ascii="Arial" w:cs="Arial" w:eastAsia="Arial" w:hAnsi="Arial"/>
@@ -4142,7 +4313,7 @@
               <w:spacing w:after="10" w:before="0"/>
               <w:ind w:left="120"/>
             </w:pPr>
-            <w:hyperlink w:history="1" r:id="rIdytx0563tgbe2em1fbnmuq">
+            <w:hyperlink w:history="1" r:id="rIdefgnxjqy72vf8ub2mimis">
               <w:r>
                 <w:rPr>
                   <w:rFonts w:ascii="Arial" w:cs="Arial" w:eastAsia="Arial" w:hAnsi="Arial"/>
@@ -4369,7 +4540,7 @@
               <w:spacing w:after="10" w:before="0"/>
               <w:ind w:left="120"/>
             </w:pPr>
-            <w:hyperlink w:history="1" r:id="rIdtctijilpfvylt70auc3zr">
+            <w:hyperlink w:history="1" r:id="rIdrcdfi-pzwuaxexn0va0ap">
               <w:r>
                 <w:rPr>
                   <w:rFonts w:ascii="Arial" w:cs="Arial" w:eastAsia="Arial" w:hAnsi="Arial"/>
@@ -4446,7 +4617,7 @@
               <w:spacing w:after="10" w:before="0"/>
               <w:ind w:left="120"/>
             </w:pPr>
-            <w:hyperlink w:history="1" r:id="rIdhknxhagkmshky-juutphi">
+            <w:hyperlink w:history="1" r:id="rIdokerm5axm9jn60pdlvzn-">
               <w:r>
                 <w:rPr>
                   <w:rFonts w:ascii="Arial" w:cs="Arial" w:eastAsia="Arial" w:hAnsi="Arial"/>
@@ -4673,7 +4844,7 @@
               <w:spacing w:after="10" w:before="0"/>
               <w:ind w:left="120"/>
             </w:pPr>
-            <w:hyperlink w:history="1" r:id="rId2h1if5uzwwgmkfahokcra">
+            <w:hyperlink w:history="1" r:id="rIds4hxaqvghs8f_doy2_3a5">
               <w:r>
                 <w:rPr>
                   <w:rFonts w:ascii="Arial" w:cs="Arial" w:eastAsia="Arial" w:hAnsi="Arial"/>
@@ -4750,7 +4921,7 @@
               <w:spacing w:after="10" w:before="0"/>
               <w:ind w:left="120"/>
             </w:pPr>
-            <w:hyperlink w:history="1" r:id="rIdze3o8hflzf4jy3gow7urh">
+            <w:hyperlink w:history="1" r:id="rIdxbzmfrgqoglywphnftahy">
               <w:r>
                 <w:rPr>
                   <w:rFonts w:ascii="Arial" w:cs="Arial" w:eastAsia="Arial" w:hAnsi="Arial"/>
@@ -5261,6 +5432,65 @@
         </w:tc>
       </w:tr>
     </w:tbl>
+    <w:p>
+      <w:pPr>
+        <w:pBdr>
+          <w:top w:val="single" w:color="BBBBBB" w:sz="4" w:space="4"/>
+        </w:pBdr>
+        <w:spacing w:after="0" w:before="160"/>
+      </w:pPr>
+      <w:r>
+        <w:rPr>
+          <w:rFonts w:ascii="Arial" w:cs="Arial" w:eastAsia="Arial" w:hAnsi="Arial"/>
+          <w:color w:val="666666"/>
+          <w:sz w:val="14"/>
+          <w:szCs w:val="14"/>
+        </w:rPr>
+        <w:t xml:space="preserve">© 2026 SeaVuria and ARES. Aligned with KICD objectives. Developed by SeaVuria; technical implementation by ARES (with AI assistance from Claude). Licensed under </w:t>
+      </w:r>
+      <w:hyperlink w:history="1" r:id="rIdtbs8sejaywula8ut8hnei">
+        <w:r>
+          <w:rPr>
+            <w:rFonts w:ascii="Arial" w:cs="Arial" w:eastAsia="Arial" w:hAnsi="Arial"/>
+            <w:color w:val="1F6B75"/>
+            <w:sz w:val="14"/>
+            <w:szCs w:val="14"/>
+            <w:u w:val="single" w:color="1F6B75"/>
+          </w:rPr>
+          <w:t xml:space="preserve">CC BY-NC 4.0</w:t>
+        </w:r>
+      </w:hyperlink>
+      <w:r>
+        <w:rPr>
+          <w:rFonts w:ascii="Arial" w:cs="Arial" w:eastAsia="Arial" w:hAnsi="Arial"/>
+          <w:color w:val="666666"/>
+          <w:sz w:val="14"/>
+          <w:szCs w:val="14"/>
+        </w:rPr>
+        <w:t xml:space="preserve"> (</w:t>
+      </w:r>
+      <w:hyperlink w:history="1" r:id="rIdr8xkjbufxgshygktv_eng">
+        <w:r>
+          <w:rPr>
+            <w:rFonts w:ascii="Arial" w:cs="Arial" w:eastAsia="Arial" w:hAnsi="Arial"/>
+            <w:color w:val="1F6B75"/>
+            <w:sz w:val="14"/>
+            <w:szCs w:val="14"/>
+            <w:u w:val="single" w:color="1F6B75"/>
+          </w:rPr>
+          <w:t xml:space="preserve">https://creativecommons.org/licenses/by-nc/4.0/</w:t>
+        </w:r>
+      </w:hyperlink>
+      <w:r>
+        <w:rPr>
+          <w:rFonts w:ascii="Arial" w:cs="Arial" w:eastAsia="Arial" w:hAnsi="Arial"/>
+          <w:color w:val="666666"/>
+          <w:sz w:val="14"/>
+          <w:szCs w:val="14"/>
+        </w:rPr>
+        <w:t xml:space="preserve">).</w:t>
+      </w:r>
+    </w:p>
     <w:p>
       <w:r>
         <w:br w:type="page"/>
@@ -6252,7 +6482,7 @@
             <w:pPr>
               <w:spacing w:after="20" w:before="0"/>
             </w:pPr>
-            <w:hyperlink w:history="1" r:id="rIdzvoikpefh4ntjbxubxld4">
+            <w:hyperlink w:history="1" r:id="rIdaswc1tghqksp95icungc-">
               <w:r>
                 <w:rPr>
                   <w:rFonts w:ascii="Arial" w:cs="Arial" w:eastAsia="Arial" w:hAnsi="Arial"/>
@@ -6285,7 +6515,7 @@
               <w:spacing w:after="10" w:before="0"/>
               <w:ind w:left="120"/>
             </w:pPr>
-            <w:hyperlink w:history="1" r:id="rIdq7yftxaguupu035x1hbo0">
+            <w:hyperlink w:history="1" r:id="rIdqos1aezl-x1wdrme1inbm">
               <w:r>
                 <w:rPr>
                   <w:rFonts w:ascii="Arial" w:cs="Arial" w:eastAsia="Arial" w:hAnsi="Arial"/>
@@ -6330,7 +6560,7 @@
             <w:pPr>
               <w:spacing w:after="20" w:before="0"/>
             </w:pPr>
-            <w:hyperlink w:history="1" r:id="rIdpolnbn3sa8njymfhqec1p">
+            <w:hyperlink w:history="1" r:id="rId4omua9glcll33bbpbkq4i">
               <w:r>
                 <w:rPr>
                   <w:rFonts w:ascii="Arial" w:cs="Arial" w:eastAsia="Arial" w:hAnsi="Arial"/>
@@ -6363,7 +6593,7 @@
               <w:spacing w:after="10" w:before="0"/>
               <w:ind w:left="120"/>
             </w:pPr>
-            <w:hyperlink w:history="1" r:id="rId3yaoffc_chbbec1yemews">
+            <w:hyperlink w:history="1" r:id="rId1c8gqf4f5duhs5dc7cc_j">
               <w:r>
                 <w:rPr>
                   <w:rFonts w:ascii="Arial" w:cs="Arial" w:eastAsia="Arial" w:hAnsi="Arial"/>
@@ -6558,7 +6788,7 @@
             <w:pPr>
               <w:spacing w:after="20" w:before="0"/>
             </w:pPr>
-            <w:hyperlink w:history="1" r:id="rIdznhfnodhao-mxkhyhqz8d">
+            <w:hyperlink w:history="1" r:id="rIdhv25vfwn1fz5-7qbyikfc">
               <w:r>
                 <w:rPr>
                   <w:rFonts w:ascii="Arial" w:cs="Arial" w:eastAsia="Arial" w:hAnsi="Arial"/>
@@ -6591,7 +6821,7 @@
               <w:spacing w:after="10" w:before="0"/>
               <w:ind w:left="120"/>
             </w:pPr>
-            <w:hyperlink w:history="1" r:id="rIdhzlojdx0bkulqznxmyyn_">
+            <w:hyperlink w:history="1" r:id="rIduzzb9cxmh95o-8ybdinzd">
               <w:r>
                 <w:rPr>
                   <w:rFonts w:ascii="Arial" w:cs="Arial" w:eastAsia="Arial" w:hAnsi="Arial"/>
@@ -6636,7 +6866,7 @@
             <w:pPr>
               <w:spacing w:after="20" w:before="0"/>
             </w:pPr>
-            <w:hyperlink w:history="1" r:id="rIdcko4z_pgyqrfpzddwmzbe">
+            <w:hyperlink w:history="1" r:id="rId5mecr0zrn4enxvstu2vuj">
               <w:r>
                 <w:rPr>
                   <w:rFonts w:ascii="Arial" w:cs="Arial" w:eastAsia="Arial" w:hAnsi="Arial"/>
@@ -6669,7 +6899,7 @@
               <w:spacing w:after="10" w:before="0"/>
               <w:ind w:left="120"/>
             </w:pPr>
-            <w:hyperlink w:history="1" r:id="rIdspicalqqqddlmqtefve-q">
+            <w:hyperlink w:history="1" r:id="rIdaydmetws11ekt5xjninsl">
               <w:r>
                 <w:rPr>
                   <w:rFonts w:ascii="Arial" w:cs="Arial" w:eastAsia="Arial" w:hAnsi="Arial"/>
@@ -6864,7 +7094,7 @@
             <w:pPr>
               <w:spacing w:after="20" w:before="0"/>
             </w:pPr>
-            <w:hyperlink w:history="1" r:id="rIdkt2akvlffzcxscuytf73o">
+            <w:hyperlink w:history="1" r:id="rId3zfo8efkux1yjtcgtndpe">
               <w:r>
                 <w:rPr>
                   <w:rFonts w:ascii="Arial" w:cs="Arial" w:eastAsia="Arial" w:hAnsi="Arial"/>
@@ -6897,7 +7127,7 @@
               <w:spacing w:after="10" w:before="0"/>
               <w:ind w:left="120"/>
             </w:pPr>
-            <w:hyperlink w:history="1" r:id="rIdcfmj4xzivxqwzmv6cowak">
+            <w:hyperlink w:history="1" r:id="rIdwvttzde5zr3jit8_exnui">
               <w:r>
                 <w:rPr>
                   <w:rFonts w:ascii="Arial" w:cs="Arial" w:eastAsia="Arial" w:hAnsi="Arial"/>
@@ -6942,7 +7172,7 @@
             <w:pPr>
               <w:spacing w:after="20" w:before="0"/>
             </w:pPr>
-            <w:hyperlink w:history="1" r:id="rIdvahnho_cw33sue9viylnb">
+            <w:hyperlink w:history="1" r:id="rIdyl1hq8pxojsk5zj3laidl">
               <w:r>
                 <w:rPr>
                   <w:rFonts w:ascii="Arial" w:cs="Arial" w:eastAsia="Arial" w:hAnsi="Arial"/>
@@ -6975,7 +7205,7 @@
               <w:spacing w:after="10" w:before="0"/>
               <w:ind w:left="120"/>
             </w:pPr>
-            <w:hyperlink w:history="1" r:id="rIdkyc0k0mkivre8ahokysuu">
+            <w:hyperlink w:history="1" r:id="rId2sflyr_d34ntdbvutjdkn">
               <w:r>
                 <w:rPr>
                   <w:rFonts w:ascii="Arial" w:cs="Arial" w:eastAsia="Arial" w:hAnsi="Arial"/>
@@ -7170,7 +7400,7 @@
             <w:pPr>
               <w:spacing w:after="20" w:before="0"/>
             </w:pPr>
-            <w:hyperlink w:history="1" r:id="rIdoduu5nsdtqgfixtizpho-">
+            <w:hyperlink w:history="1" r:id="rId25wohrvtuguu2jmhd-997">
               <w:r>
                 <w:rPr>
                   <w:rFonts w:ascii="Arial" w:cs="Arial" w:eastAsia="Arial" w:hAnsi="Arial"/>
@@ -7203,7 +7433,7 @@
               <w:spacing w:after="10" w:before="0"/>
               <w:ind w:left="120"/>
             </w:pPr>
-            <w:hyperlink w:history="1" r:id="rIdsvvbkv7wz5tiodeafaial">
+            <w:hyperlink w:history="1" r:id="rIdsh40dlsbcupf8iastrcmz">
               <w:r>
                 <w:rPr>
                   <w:rFonts w:ascii="Arial" w:cs="Arial" w:eastAsia="Arial" w:hAnsi="Arial"/>
@@ -7248,7 +7478,7 @@
             <w:pPr>
               <w:spacing w:after="20" w:before="0"/>
             </w:pPr>
-            <w:hyperlink w:history="1" r:id="rIdrdxzscjx14iwo7lgect7r">
+            <w:hyperlink w:history="1" r:id="rIddgafxitg2udhl69lwczm_">
               <w:r>
                 <w:rPr>
                   <w:rFonts w:ascii="Arial" w:cs="Arial" w:eastAsia="Arial" w:hAnsi="Arial"/>
@@ -7281,7 +7511,7 @@
               <w:spacing w:after="10" w:before="0"/>
               <w:ind w:left="120"/>
             </w:pPr>
-            <w:hyperlink w:history="1" r:id="rIdar-fuyep5gml2e-hidhhq">
+            <w:hyperlink w:history="1" r:id="rIdmaktgzbv1qa9-donxf8ke">
               <w:r>
                 <w:rPr>
                   <w:rFonts w:ascii="Arial" w:cs="Arial" w:eastAsia="Arial" w:hAnsi="Arial"/>
@@ -7476,7 +7706,7 @@
             <w:pPr>
               <w:spacing w:after="20" w:before="0"/>
             </w:pPr>
-            <w:hyperlink w:history="1" r:id="rId8gtoseqkd3_gmohdsxfx6">
+            <w:hyperlink w:history="1" r:id="rIdlxysvguwrgpopss2pkdwk">
               <w:r>
                 <w:rPr>
                   <w:rFonts w:ascii="Arial" w:cs="Arial" w:eastAsia="Arial" w:hAnsi="Arial"/>
@@ -7509,7 +7739,7 @@
               <w:spacing w:after="10" w:before="0"/>
               <w:ind w:left="120"/>
             </w:pPr>
-            <w:hyperlink w:history="1" r:id="rIdy9pav09lazcbgvf2rt2qz">
+            <w:hyperlink w:history="1" r:id="rIdigqljxiluv3y3qxis9ppt">
               <w:r>
                 <w:rPr>
                   <w:rFonts w:ascii="Arial" w:cs="Arial" w:eastAsia="Arial" w:hAnsi="Arial"/>
@@ -7554,7 +7784,7 @@
             <w:pPr>
               <w:spacing w:after="20" w:before="0"/>
             </w:pPr>
-            <w:hyperlink w:history="1" r:id="rId0pya-ghq962oej6v7pqbf">
+            <w:hyperlink w:history="1" r:id="rIdtvto_yr62eqne2i1gaxa6">
               <w:r>
                 <w:rPr>
                   <w:rFonts w:ascii="Arial" w:cs="Arial" w:eastAsia="Arial" w:hAnsi="Arial"/>
@@ -7587,7 +7817,7 @@
               <w:spacing w:after="10" w:before="0"/>
               <w:ind w:left="120"/>
             </w:pPr>
-            <w:hyperlink w:history="1" r:id="rId7x2mqgiyqy9pomezkrifp">
+            <w:hyperlink w:history="1" r:id="rIdqbysokr_enpki8pjpw_yx">
               <w:r>
                 <w:rPr>
                   <w:rFonts w:ascii="Arial" w:cs="Arial" w:eastAsia="Arial" w:hAnsi="Arial"/>
@@ -8083,6 +8313,65 @@
         </w:tc>
       </w:tr>
     </w:tbl>
+    <w:p>
+      <w:pPr>
+        <w:pBdr>
+          <w:top w:val="single" w:color="BBBBBB" w:sz="4" w:space="4"/>
+        </w:pBdr>
+        <w:spacing w:after="0" w:before="160"/>
+      </w:pPr>
+      <w:r>
+        <w:rPr>
+          <w:rFonts w:ascii="Arial" w:cs="Arial" w:eastAsia="Arial" w:hAnsi="Arial"/>
+          <w:color w:val="666666"/>
+          <w:sz w:val="14"/>
+          <w:szCs w:val="14"/>
+        </w:rPr>
+        <w:t xml:space="preserve">© 2026 SeaVuria and ARES. Aligned with KICD objectives. Developed by SeaVuria; technical implementation by ARES (with AI assistance from Claude). Licensed under </w:t>
+      </w:r>
+      <w:hyperlink w:history="1" r:id="rIdzmx70a9cziu4wp36q4zzw">
+        <w:r>
+          <w:rPr>
+            <w:rFonts w:ascii="Arial" w:cs="Arial" w:eastAsia="Arial" w:hAnsi="Arial"/>
+            <w:color w:val="1F6B75"/>
+            <w:sz w:val="14"/>
+            <w:szCs w:val="14"/>
+            <w:u w:val="single" w:color="1F6B75"/>
+          </w:rPr>
+          <w:t xml:space="preserve">CC BY-NC 4.0</w:t>
+        </w:r>
+      </w:hyperlink>
+      <w:r>
+        <w:rPr>
+          <w:rFonts w:ascii="Arial" w:cs="Arial" w:eastAsia="Arial" w:hAnsi="Arial"/>
+          <w:color w:val="666666"/>
+          <w:sz w:val="14"/>
+          <w:szCs w:val="14"/>
+        </w:rPr>
+        <w:t xml:space="preserve"> (</w:t>
+      </w:r>
+      <w:hyperlink w:history="1" r:id="rIdffgans_yalvmq_syzntuy">
+        <w:r>
+          <w:rPr>
+            <w:rFonts w:ascii="Arial" w:cs="Arial" w:eastAsia="Arial" w:hAnsi="Arial"/>
+            <w:color w:val="1F6B75"/>
+            <w:sz w:val="14"/>
+            <w:szCs w:val="14"/>
+            <w:u w:val="single" w:color="1F6B75"/>
+          </w:rPr>
+          <w:t xml:space="preserve">https://creativecommons.org/licenses/by-nc/4.0/</w:t>
+        </w:r>
+      </w:hyperlink>
+      <w:r>
+        <w:rPr>
+          <w:rFonts w:ascii="Arial" w:cs="Arial" w:eastAsia="Arial" w:hAnsi="Arial"/>
+          <w:color w:val="666666"/>
+          <w:sz w:val="14"/>
+          <w:szCs w:val="14"/>
+        </w:rPr>
+        <w:t xml:space="preserve">).</w:t>
+      </w:r>
+    </w:p>
     <w:p>
       <w:r>
         <w:br w:type="page"/>
@@ -9074,7 +9363,7 @@
             <w:pPr>
               <w:spacing w:after="20" w:before="0"/>
             </w:pPr>
-            <w:hyperlink w:history="1" r:id="rIdzwj0lhstaez1dpqni_xhr">
+            <w:hyperlink w:history="1" r:id="rId4x70zuoavedf4bshxruc5">
               <w:r>
                 <w:rPr>
                   <w:rFonts w:ascii="Arial" w:cs="Arial" w:eastAsia="Arial" w:hAnsi="Arial"/>
@@ -9107,7 +9396,7 @@
               <w:spacing w:after="10" w:before="0"/>
               <w:ind w:left="120"/>
             </w:pPr>
-            <w:hyperlink w:history="1" r:id="rIdodolvsxkt1phg7hlezsvj">
+            <w:hyperlink w:history="1" r:id="rIda-r5wxepa54bpwr_l9tgb">
               <w:r>
                 <w:rPr>
                   <w:rFonts w:ascii="Arial" w:cs="Arial" w:eastAsia="Arial" w:hAnsi="Arial"/>
@@ -9152,7 +9441,7 @@
             <w:pPr>
               <w:spacing w:after="20" w:before="0"/>
             </w:pPr>
-            <w:hyperlink w:history="1" r:id="rIdcc0keytx-wjws8ohymuip">
+            <w:hyperlink w:history="1" r:id="rIdnusjs78zg3aul1pr8kwo2">
               <w:r>
                 <w:rPr>
                   <w:rFonts w:ascii="Arial" w:cs="Arial" w:eastAsia="Arial" w:hAnsi="Arial"/>
@@ -9185,7 +9474,7 @@
               <w:spacing w:after="10" w:before="0"/>
               <w:ind w:left="120"/>
             </w:pPr>
-            <w:hyperlink w:history="1" r:id="rIdtf8ipgcazhk4ovbmabvmb">
+            <w:hyperlink w:history="1" r:id="rIdzclj9nonthkzhhnrk3h_m">
               <w:r>
                 <w:rPr>
                   <w:rFonts w:ascii="Arial" w:cs="Arial" w:eastAsia="Arial" w:hAnsi="Arial"/>
@@ -9380,7 +9669,7 @@
             <w:pPr>
               <w:spacing w:after="20" w:before="0"/>
             </w:pPr>
-            <w:hyperlink w:history="1" r:id="rIdeewzyuccfiv5n3baodrw8">
+            <w:hyperlink w:history="1" r:id="rIdafdopxgoblotpm2qzhghy">
               <w:r>
                 <w:rPr>
                   <w:rFonts w:ascii="Arial" w:cs="Arial" w:eastAsia="Arial" w:hAnsi="Arial"/>
@@ -9413,7 +9702,7 @@
               <w:spacing w:after="10" w:before="0"/>
               <w:ind w:left="120"/>
             </w:pPr>
-            <w:hyperlink w:history="1" r:id="rIdtxtkp7c0vxx9jh5_ij5ws">
+            <w:hyperlink w:history="1" r:id="rIdjrdygckqro5wa5hyztqzp">
               <w:r>
                 <w:rPr>
                   <w:rFonts w:ascii="Arial" w:cs="Arial" w:eastAsia="Arial" w:hAnsi="Arial"/>
@@ -9458,7 +9747,7 @@
             <w:pPr>
               <w:spacing w:after="20" w:before="0"/>
             </w:pPr>
-            <w:hyperlink w:history="1" r:id="rId8qdhrfsqw62fa8jdajivd">
+            <w:hyperlink w:history="1" r:id="rIda6agu4ahch6axcmj0odpj">
               <w:r>
                 <w:rPr>
                   <w:rFonts w:ascii="Arial" w:cs="Arial" w:eastAsia="Arial" w:hAnsi="Arial"/>
@@ -9491,7 +9780,7 @@
               <w:spacing w:after="10" w:before="0"/>
               <w:ind w:left="120"/>
             </w:pPr>
-            <w:hyperlink w:history="1" r:id="rId9ijnuvic7pfsilwfzgbgo">
+            <w:hyperlink w:history="1" r:id="rId_gdse7jslaq2ssyyo7iph">
               <w:r>
                 <w:rPr>
                   <w:rFonts w:ascii="Arial" w:cs="Arial" w:eastAsia="Arial" w:hAnsi="Arial"/>
@@ -9686,7 +9975,7 @@
             <w:pPr>
               <w:spacing w:after="20" w:before="0"/>
             </w:pPr>
-            <w:hyperlink w:history="1" r:id="rIdy5iidovv2zxs_7hzbe-5n">
+            <w:hyperlink w:history="1" r:id="rId6p0t9otc1wtheplwle88j">
               <w:r>
                 <w:rPr>
                   <w:rFonts w:ascii="Arial" w:cs="Arial" w:eastAsia="Arial" w:hAnsi="Arial"/>
@@ -9719,7 +10008,7 @@
               <w:spacing w:after="10" w:before="0"/>
               <w:ind w:left="120"/>
             </w:pPr>
-            <w:hyperlink w:history="1" r:id="rIddwbldmjlfllpwc84bywj2">
+            <w:hyperlink w:history="1" r:id="rIdhjfko1xcfmylerjk4vdn9">
               <w:r>
                 <w:rPr>
                   <w:rFonts w:ascii="Arial" w:cs="Arial" w:eastAsia="Arial" w:hAnsi="Arial"/>
@@ -9764,7 +10053,7 @@
             <w:pPr>
               <w:spacing w:after="20" w:before="0"/>
             </w:pPr>
-            <w:hyperlink w:history="1" r:id="rIdabaghzvxr4zlg4eadaxm_">
+            <w:hyperlink w:history="1" r:id="rIdzfxxja3whr3uvrunh_opp">
               <w:r>
                 <w:rPr>
                   <w:rFonts w:ascii="Arial" w:cs="Arial" w:eastAsia="Arial" w:hAnsi="Arial"/>
@@ -9797,7 +10086,7 @@
               <w:spacing w:after="10" w:before="0"/>
               <w:ind w:left="120"/>
             </w:pPr>
-            <w:hyperlink w:history="1" r:id="rIdqdbdrawmd6ejshxhgxxly">
+            <w:hyperlink w:history="1" r:id="rIdpaigvgoqvhrmt3jxbthvu">
               <w:r>
                 <w:rPr>
                   <w:rFonts w:ascii="Arial" w:cs="Arial" w:eastAsia="Arial" w:hAnsi="Arial"/>
@@ -9992,7 +10281,7 @@
             <w:pPr>
               <w:spacing w:after="20" w:before="0"/>
             </w:pPr>
-            <w:hyperlink w:history="1" r:id="rIdklexrizmu39ivt1dfq2s_">
+            <w:hyperlink w:history="1" r:id="rId8dewvaakm3n99jl-klsqs">
               <w:r>
                 <w:rPr>
                   <w:rFonts w:ascii="Arial" w:cs="Arial" w:eastAsia="Arial" w:hAnsi="Arial"/>
@@ -10025,7 +10314,7 @@
               <w:spacing w:after="10" w:before="0"/>
               <w:ind w:left="120"/>
             </w:pPr>
-            <w:hyperlink w:history="1" r:id="rIdtelaavvu-ztjzbupqq6ql">
+            <w:hyperlink w:history="1" r:id="rIdpyz7qftuk79qb6m71mjsx">
               <w:r>
                 <w:rPr>
                   <w:rFonts w:ascii="Arial" w:cs="Arial" w:eastAsia="Arial" w:hAnsi="Arial"/>
@@ -10070,7 +10359,7 @@
             <w:pPr>
               <w:spacing w:after="20" w:before="0"/>
             </w:pPr>
-            <w:hyperlink w:history="1" r:id="rIdtiz95_dgaziau0hxqjkg0">
+            <w:hyperlink w:history="1" r:id="rId1qaogdt_ucrttw5oavazo">
               <w:r>
                 <w:rPr>
                   <w:rFonts w:ascii="Arial" w:cs="Arial" w:eastAsia="Arial" w:hAnsi="Arial"/>
@@ -10103,7 +10392,7 @@
               <w:spacing w:after="10" w:before="0"/>
               <w:ind w:left="120"/>
             </w:pPr>
-            <w:hyperlink w:history="1" r:id="rIdlhtfu3yff7tu61xorwurg">
+            <w:hyperlink w:history="1" r:id="rIduamr9py0884vjzg1wdrjh">
               <w:r>
                 <w:rPr>
                   <w:rFonts w:ascii="Arial" w:cs="Arial" w:eastAsia="Arial" w:hAnsi="Arial"/>
@@ -10298,7 +10587,7 @@
             <w:pPr>
               <w:spacing w:after="20" w:before="0"/>
             </w:pPr>
-            <w:hyperlink w:history="1" r:id="rId7q8hpl_zcwc2r4aqjtkiq">
+            <w:hyperlink w:history="1" r:id="rIdiphswug0j5dpqt1dtgmjf">
               <w:r>
                 <w:rPr>
                   <w:rFonts w:ascii="Arial" w:cs="Arial" w:eastAsia="Arial" w:hAnsi="Arial"/>
@@ -10331,7 +10620,7 @@
               <w:spacing w:after="10" w:before="0"/>
               <w:ind w:left="120"/>
             </w:pPr>
-            <w:hyperlink w:history="1" r:id="rIdqcvnnaapifs9-ohpfk_od">
+            <w:hyperlink w:history="1" r:id="rIddkepynz54jpu8tjjwx11a">
               <w:r>
                 <w:rPr>
                   <w:rFonts w:ascii="Arial" w:cs="Arial" w:eastAsia="Arial" w:hAnsi="Arial"/>
@@ -10376,7 +10665,7 @@
             <w:pPr>
               <w:spacing w:after="20" w:before="0"/>
             </w:pPr>
-            <w:hyperlink w:history="1" r:id="rIdnzlaxhsisctuygtar4lpt">
+            <w:hyperlink w:history="1" r:id="rIdr8tle5bjkgtbebkwcclbr">
               <w:r>
                 <w:rPr>
                   <w:rFonts w:ascii="Arial" w:cs="Arial" w:eastAsia="Arial" w:hAnsi="Arial"/>
@@ -10409,7 +10698,7 @@
               <w:spacing w:after="10" w:before="0"/>
               <w:ind w:left="120"/>
             </w:pPr>
-            <w:hyperlink w:history="1" r:id="rId5tnkflhwyuqmpiy6qtpqa">
+            <w:hyperlink w:history="1" r:id="rIdza3wvqwbu1srdh3y6wvwp">
               <w:r>
                 <w:rPr>
                   <w:rFonts w:ascii="Arial" w:cs="Arial" w:eastAsia="Arial" w:hAnsi="Arial"/>
@@ -10905,6 +11194,65 @@
         </w:tc>
       </w:tr>
     </w:tbl>
+    <w:p>
+      <w:pPr>
+        <w:pBdr>
+          <w:top w:val="single" w:color="BBBBBB" w:sz="4" w:space="4"/>
+        </w:pBdr>
+        <w:spacing w:after="0" w:before="160"/>
+      </w:pPr>
+      <w:r>
+        <w:rPr>
+          <w:rFonts w:ascii="Arial" w:cs="Arial" w:eastAsia="Arial" w:hAnsi="Arial"/>
+          <w:color w:val="666666"/>
+          <w:sz w:val="14"/>
+          <w:szCs w:val="14"/>
+        </w:rPr>
+        <w:t xml:space="preserve">© 2026 SeaVuria and ARES. Aligned with KICD objectives. Developed by SeaVuria; technical implementation by ARES (with AI assistance from Claude). Licensed under </w:t>
+      </w:r>
+      <w:hyperlink w:history="1" r:id="rIdy_yhy0bips2njajc1pk9v">
+        <w:r>
+          <w:rPr>
+            <w:rFonts w:ascii="Arial" w:cs="Arial" w:eastAsia="Arial" w:hAnsi="Arial"/>
+            <w:color w:val="1F6B75"/>
+            <w:sz w:val="14"/>
+            <w:szCs w:val="14"/>
+            <w:u w:val="single" w:color="1F6B75"/>
+          </w:rPr>
+          <w:t xml:space="preserve">CC BY-NC 4.0</w:t>
+        </w:r>
+      </w:hyperlink>
+      <w:r>
+        <w:rPr>
+          <w:rFonts w:ascii="Arial" w:cs="Arial" w:eastAsia="Arial" w:hAnsi="Arial"/>
+          <w:color w:val="666666"/>
+          <w:sz w:val="14"/>
+          <w:szCs w:val="14"/>
+        </w:rPr>
+        <w:t xml:space="preserve"> (</w:t>
+      </w:r>
+      <w:hyperlink w:history="1" r:id="rIdqbhhuhi57whrsu_utginz">
+        <w:r>
+          <w:rPr>
+            <w:rFonts w:ascii="Arial" w:cs="Arial" w:eastAsia="Arial" w:hAnsi="Arial"/>
+            <w:color w:val="1F6B75"/>
+            <w:sz w:val="14"/>
+            <w:szCs w:val="14"/>
+            <w:u w:val="single" w:color="1F6B75"/>
+          </w:rPr>
+          <w:t xml:space="preserve">https://creativecommons.org/licenses/by-nc/4.0/</w:t>
+        </w:r>
+      </w:hyperlink>
+      <w:r>
+        <w:rPr>
+          <w:rFonts w:ascii="Arial" w:cs="Arial" w:eastAsia="Arial" w:hAnsi="Arial"/>
+          <w:color w:val="666666"/>
+          <w:sz w:val="14"/>
+          <w:szCs w:val="14"/>
+        </w:rPr>
+        <w:t xml:space="preserve">).</w:t>
+      </w:r>
+    </w:p>
     <w:p>
       <w:r>
         <w:br w:type="page"/>
@@ -11896,7 +12244,7 @@
             <w:pPr>
               <w:spacing w:after="20" w:before="0"/>
             </w:pPr>
-            <w:hyperlink w:history="1" r:id="rId3t1ecfokp8qfcjthaxiuz">
+            <w:hyperlink w:history="1" r:id="rIdepgzn5_ogxgzkvbraexmw">
               <w:r>
                 <w:rPr>
                   <w:rFonts w:ascii="Arial" w:cs="Arial" w:eastAsia="Arial" w:hAnsi="Arial"/>
@@ -11929,7 +12277,7 @@
               <w:spacing w:after="10" w:before="0"/>
               <w:ind w:left="120"/>
             </w:pPr>
-            <w:hyperlink w:history="1" r:id="rId0dp-crxxhqgg9gd59iwrr">
+            <w:hyperlink w:history="1" r:id="rIdm1qvdemacl1t4kv5xo2xr">
               <w:r>
                 <w:rPr>
                   <w:rFonts w:ascii="Arial" w:cs="Arial" w:eastAsia="Arial" w:hAnsi="Arial"/>
@@ -11974,7 +12322,7 @@
             <w:pPr>
               <w:spacing w:after="20" w:before="0"/>
             </w:pPr>
-            <w:hyperlink w:history="1" r:id="rIdszqjkyh1jj8d-gkkzmdpm">
+            <w:hyperlink w:history="1" r:id="rIdaoeacul8rcemc3zfamzrr">
               <w:r>
                 <w:rPr>
                   <w:rFonts w:ascii="Arial" w:cs="Arial" w:eastAsia="Arial" w:hAnsi="Arial"/>
@@ -12007,7 +12355,7 @@
               <w:spacing w:after="10" w:before="0"/>
               <w:ind w:left="120"/>
             </w:pPr>
-            <w:hyperlink w:history="1" r:id="rIdex8a3lb2pc_og9zco94xs">
+            <w:hyperlink w:history="1" r:id="rIdc_rt4f8nvvto117z36zdq">
               <w:r>
                 <w:rPr>
                   <w:rFonts w:ascii="Arial" w:cs="Arial" w:eastAsia="Arial" w:hAnsi="Arial"/>
@@ -12202,7 +12550,7 @@
             <w:pPr>
               <w:spacing w:after="20" w:before="0"/>
             </w:pPr>
-            <w:hyperlink w:history="1" r:id="rIdjilgdz5yvk62zwc77x0h0">
+            <w:hyperlink w:history="1" r:id="rIdhbt5jzkzgszzi5fvrllri">
               <w:r>
                 <w:rPr>
                   <w:rFonts w:ascii="Arial" w:cs="Arial" w:eastAsia="Arial" w:hAnsi="Arial"/>
@@ -12235,7 +12583,7 @@
               <w:spacing w:after="10" w:before="0"/>
               <w:ind w:left="120"/>
             </w:pPr>
-            <w:hyperlink w:history="1" r:id="rId1jvbmdgcikr2ip4e-bruc">
+            <w:hyperlink w:history="1" r:id="rIdiu7fofwtg27pw8esr1yod">
               <w:r>
                 <w:rPr>
                   <w:rFonts w:ascii="Arial" w:cs="Arial" w:eastAsia="Arial" w:hAnsi="Arial"/>
@@ -12280,7 +12628,7 @@
             <w:pPr>
               <w:spacing w:after="20" w:before="0"/>
             </w:pPr>
-            <w:hyperlink w:history="1" r:id="rIdehdbp6kokzza0bhnujnaw">
+            <w:hyperlink w:history="1" r:id="rIddrcefp80qab7fexbulx5y">
               <w:r>
                 <w:rPr>
                   <w:rFonts w:ascii="Arial" w:cs="Arial" w:eastAsia="Arial" w:hAnsi="Arial"/>
@@ -12313,7 +12661,7 @@
               <w:spacing w:after="10" w:before="0"/>
               <w:ind w:left="120"/>
             </w:pPr>
-            <w:hyperlink w:history="1" r:id="rIdcionytcbfkgzeaft6meab">
+            <w:hyperlink w:history="1" r:id="rIdlumblfzs82vheptwokyry">
               <w:r>
                 <w:rPr>
                   <w:rFonts w:ascii="Arial" w:cs="Arial" w:eastAsia="Arial" w:hAnsi="Arial"/>
@@ -12508,7 +12856,7 @@
             <w:pPr>
               <w:spacing w:after="20" w:before="0"/>
             </w:pPr>
-            <w:hyperlink w:history="1" r:id="rIddlnugvzouvcb9kzbitsbo">
+            <w:hyperlink w:history="1" r:id="rIdl7fo1lugrnivlubhfp31q">
               <w:r>
                 <w:rPr>
                   <w:rFonts w:ascii="Arial" w:cs="Arial" w:eastAsia="Arial" w:hAnsi="Arial"/>
@@ -12541,7 +12889,7 @@
               <w:spacing w:after="10" w:before="0"/>
               <w:ind w:left="120"/>
             </w:pPr>
-            <w:hyperlink w:history="1" r:id="rIdvvknmrkc4v0ldu0tx6yoy">
+            <w:hyperlink w:history="1" r:id="rIdfxrpon-plhpqnp07qww7x">
               <w:r>
                 <w:rPr>
                   <w:rFonts w:ascii="Arial" w:cs="Arial" w:eastAsia="Arial" w:hAnsi="Arial"/>
@@ -12586,7 +12934,7 @@
             <w:pPr>
               <w:spacing w:after="20" w:before="0"/>
             </w:pPr>
-            <w:hyperlink w:history="1" r:id="rId_o6aurf65byhf97o5ni4g">
+            <w:hyperlink w:history="1" r:id="rId3e-01rcjo5ry084yqf9cf">
               <w:r>
                 <w:rPr>
                   <w:rFonts w:ascii="Arial" w:cs="Arial" w:eastAsia="Arial" w:hAnsi="Arial"/>
@@ -12619,7 +12967,7 @@
               <w:spacing w:after="10" w:before="0"/>
               <w:ind w:left="120"/>
             </w:pPr>
-            <w:hyperlink w:history="1" r:id="rId_oi_fe4b1nfmmltuiamoi">
+            <w:hyperlink w:history="1" r:id="rIdonjc-kg8_naxr1yo1qy7-">
               <w:r>
                 <w:rPr>
                   <w:rFonts w:ascii="Arial" w:cs="Arial" w:eastAsia="Arial" w:hAnsi="Arial"/>
@@ -12814,7 +13162,7 @@
             <w:pPr>
               <w:spacing w:after="20" w:before="0"/>
             </w:pPr>
-            <w:hyperlink w:history="1" r:id="rIdqllmhbvnikzlcfubfssxd">
+            <w:hyperlink w:history="1" r:id="rId_yewextuzkiyiuw5yldsq">
               <w:r>
                 <w:rPr>
                   <w:rFonts w:ascii="Arial" w:cs="Arial" w:eastAsia="Arial" w:hAnsi="Arial"/>
@@ -12847,7 +13195,7 @@
               <w:spacing w:after="10" w:before="0"/>
               <w:ind w:left="120"/>
             </w:pPr>
-            <w:hyperlink w:history="1" r:id="rIdtoflnfxtkgf-tok2gmizt">
+            <w:hyperlink w:history="1" r:id="rIdo4cvazh6rooo6jissmsai">
               <w:r>
                 <w:rPr>
                   <w:rFonts w:ascii="Arial" w:cs="Arial" w:eastAsia="Arial" w:hAnsi="Arial"/>
@@ -12892,7 +13240,7 @@
             <w:pPr>
               <w:spacing w:after="20" w:before="0"/>
             </w:pPr>
-            <w:hyperlink w:history="1" r:id="rIdg_i8dad3slgcb8flfojko">
+            <w:hyperlink w:history="1" r:id="rId13lqx0u4fdrrxksvm501t">
               <w:r>
                 <w:rPr>
                   <w:rFonts w:ascii="Arial" w:cs="Arial" w:eastAsia="Arial" w:hAnsi="Arial"/>
@@ -12925,7 +13273,7 @@
               <w:spacing w:after="10" w:before="0"/>
               <w:ind w:left="120"/>
             </w:pPr>
-            <w:hyperlink w:history="1" r:id="rIdjeruy3l3ew8dkhloruquv">
+            <w:hyperlink w:history="1" r:id="rIdexcwkpl0uaixywk4iilyg">
               <w:r>
                 <w:rPr>
                   <w:rFonts w:ascii="Arial" w:cs="Arial" w:eastAsia="Arial" w:hAnsi="Arial"/>
@@ -13120,7 +13468,7 @@
             <w:pPr>
               <w:spacing w:after="20" w:before="0"/>
             </w:pPr>
-            <w:hyperlink w:history="1" r:id="rIdhixomgpcl1a5honjy2egl">
+            <w:hyperlink w:history="1" r:id="rIdqacibjlqz1dnmks2uycww">
               <w:r>
                 <w:rPr>
                   <w:rFonts w:ascii="Arial" w:cs="Arial" w:eastAsia="Arial" w:hAnsi="Arial"/>
@@ -13153,7 +13501,7 @@
               <w:spacing w:after="10" w:before="0"/>
               <w:ind w:left="120"/>
             </w:pPr>
-            <w:hyperlink w:history="1" r:id="rIdmy2vm99kkf8ta4zwsqhxc">
+            <w:hyperlink w:history="1" r:id="rIddyyj8i0pqi21ez02_so_d">
               <w:r>
                 <w:rPr>
                   <w:rFonts w:ascii="Arial" w:cs="Arial" w:eastAsia="Arial" w:hAnsi="Arial"/>
@@ -13198,7 +13546,7 @@
             <w:pPr>
               <w:spacing w:after="20" w:before="0"/>
             </w:pPr>
-            <w:hyperlink w:history="1" r:id="rIdwmhww_xj9zjqzi4mompm4">
+            <w:hyperlink w:history="1" r:id="rId0fngwmj_2nxzyq8aub5kd">
               <w:r>
                 <w:rPr>
                   <w:rFonts w:ascii="Arial" w:cs="Arial" w:eastAsia="Arial" w:hAnsi="Arial"/>
@@ -13231,7 +13579,7 @@
               <w:spacing w:after="10" w:before="0"/>
               <w:ind w:left="120"/>
             </w:pPr>
-            <w:hyperlink w:history="1" r:id="rIdzb2oanhwxrl9uchjzflbh">
+            <w:hyperlink w:history="1" r:id="rIdyjit2cxdkkst2argb11nb">
               <w:r>
                 <w:rPr>
                   <w:rFonts w:ascii="Arial" w:cs="Arial" w:eastAsia="Arial" w:hAnsi="Arial"/>
@@ -13727,6 +14075,65 @@
         </w:tc>
       </w:tr>
     </w:tbl>
+    <w:p>
+      <w:pPr>
+        <w:pBdr>
+          <w:top w:val="single" w:color="BBBBBB" w:sz="4" w:space="4"/>
+        </w:pBdr>
+        <w:spacing w:after="0" w:before="160"/>
+      </w:pPr>
+      <w:r>
+        <w:rPr>
+          <w:rFonts w:ascii="Arial" w:cs="Arial" w:eastAsia="Arial" w:hAnsi="Arial"/>
+          <w:color w:val="666666"/>
+          <w:sz w:val="14"/>
+          <w:szCs w:val="14"/>
+        </w:rPr>
+        <w:t xml:space="preserve">© 2026 SeaVuria and ARES. Aligned with KICD objectives. Developed by SeaVuria; technical implementation by ARES (with AI assistance from Claude). Licensed under </w:t>
+      </w:r>
+      <w:hyperlink w:history="1" r:id="rIddeim3lsqx_q7oslgid3vc">
+        <w:r>
+          <w:rPr>
+            <w:rFonts w:ascii="Arial" w:cs="Arial" w:eastAsia="Arial" w:hAnsi="Arial"/>
+            <w:color w:val="1F6B75"/>
+            <w:sz w:val="14"/>
+            <w:szCs w:val="14"/>
+            <w:u w:val="single" w:color="1F6B75"/>
+          </w:rPr>
+          <w:t xml:space="preserve">CC BY-NC 4.0</w:t>
+        </w:r>
+      </w:hyperlink>
+      <w:r>
+        <w:rPr>
+          <w:rFonts w:ascii="Arial" w:cs="Arial" w:eastAsia="Arial" w:hAnsi="Arial"/>
+          <w:color w:val="666666"/>
+          <w:sz w:val="14"/>
+          <w:szCs w:val="14"/>
+        </w:rPr>
+        <w:t xml:space="preserve"> (</w:t>
+      </w:r>
+      <w:hyperlink w:history="1" r:id="rIdmn0e5uaqkrepfhvsvungc">
+        <w:r>
+          <w:rPr>
+            <w:rFonts w:ascii="Arial" w:cs="Arial" w:eastAsia="Arial" w:hAnsi="Arial"/>
+            <w:color w:val="1F6B75"/>
+            <w:sz w:val="14"/>
+            <w:szCs w:val="14"/>
+            <w:u w:val="single" w:color="1F6B75"/>
+          </w:rPr>
+          <w:t xml:space="preserve">https://creativecommons.org/licenses/by-nc/4.0/</w:t>
+        </w:r>
+      </w:hyperlink>
+      <w:r>
+        <w:rPr>
+          <w:rFonts w:ascii="Arial" w:cs="Arial" w:eastAsia="Arial" w:hAnsi="Arial"/>
+          <w:color w:val="666666"/>
+          <w:sz w:val="14"/>
+          <w:szCs w:val="14"/>
+        </w:rPr>
+        <w:t xml:space="preserve">).</w:t>
+      </w:r>
+    </w:p>
     <w:p>
       <w:r>
         <w:br w:type="page"/>
@@ -14718,7 +15125,7 @@
             <w:pPr>
               <w:spacing w:after="20" w:before="0"/>
             </w:pPr>
-            <w:hyperlink w:history="1" r:id="rIdcodxiqtsgljj_vmeh3iua">
+            <w:hyperlink w:history="1" r:id="rIdnaj00ct2cf4enp0mhrps3">
               <w:r>
                 <w:rPr>
                   <w:rFonts w:ascii="Arial" w:cs="Arial" w:eastAsia="Arial" w:hAnsi="Arial"/>
@@ -14751,7 +15158,7 @@
               <w:spacing w:after="10" w:before="0"/>
               <w:ind w:left="120"/>
             </w:pPr>
-            <w:hyperlink w:history="1" r:id="rIdan3dvvk-ekamvznkyai0h">
+            <w:hyperlink w:history="1" r:id="rIdln7z2ly0jl_an7l6uq1-f">
               <w:r>
                 <w:rPr>
                   <w:rFonts w:ascii="Arial" w:cs="Arial" w:eastAsia="Arial" w:hAnsi="Arial"/>
@@ -14796,7 +15203,7 @@
             <w:pPr>
               <w:spacing w:after="20" w:before="0"/>
             </w:pPr>
-            <w:hyperlink w:history="1" r:id="rIdd17robtulud4u2jg8xjwt">
+            <w:hyperlink w:history="1" r:id="rIdks0hmutgqicxdj5jotuhb">
               <w:r>
                 <w:rPr>
                   <w:rFonts w:ascii="Arial" w:cs="Arial" w:eastAsia="Arial" w:hAnsi="Arial"/>
@@ -14829,7 +15236,7 @@
               <w:spacing w:after="10" w:before="0"/>
               <w:ind w:left="120"/>
             </w:pPr>
-            <w:hyperlink w:history="1" r:id="rIdaktfdqofi18tvr9fjyljk">
+            <w:hyperlink w:history="1" r:id="rIdvgr3j5n13gtxcqrekinwu">
               <w:r>
                 <w:rPr>
                   <w:rFonts w:ascii="Arial" w:cs="Arial" w:eastAsia="Arial" w:hAnsi="Arial"/>
@@ -15024,7 +15431,7 @@
             <w:pPr>
               <w:spacing w:after="20" w:before="0"/>
             </w:pPr>
-            <w:hyperlink w:history="1" r:id="rIdu1lifuso2ur6rnezvvfae">
+            <w:hyperlink w:history="1" r:id="rIdr20csmt-ewetr0uag71fy">
               <w:r>
                 <w:rPr>
                   <w:rFonts w:ascii="Arial" w:cs="Arial" w:eastAsia="Arial" w:hAnsi="Arial"/>
@@ -15057,7 +15464,7 @@
               <w:spacing w:after="10" w:before="0"/>
               <w:ind w:left="120"/>
             </w:pPr>
-            <w:hyperlink w:history="1" r:id="rId-jjqctdyao8pp00fig160">
+            <w:hyperlink w:history="1" r:id="rIdrdy2p7uxlerfb6o7tuedp">
               <w:r>
                 <w:rPr>
                   <w:rFonts w:ascii="Arial" w:cs="Arial" w:eastAsia="Arial" w:hAnsi="Arial"/>
@@ -15102,7 +15509,7 @@
             <w:pPr>
               <w:spacing w:after="20" w:before="0"/>
             </w:pPr>
-            <w:hyperlink w:history="1" r:id="rIdjleoztctbhjtzxkqj5_wu">
+            <w:hyperlink w:history="1" r:id="rIdedxfgjxj6hpnisc8jrcer">
               <w:r>
                 <w:rPr>
                   <w:rFonts w:ascii="Arial" w:cs="Arial" w:eastAsia="Arial" w:hAnsi="Arial"/>
@@ -15135,7 +15542,7 @@
               <w:spacing w:after="10" w:before="0"/>
               <w:ind w:left="120"/>
             </w:pPr>
-            <w:hyperlink w:history="1" r:id="rIdbf86mubs57m5ymgpfxsot">
+            <w:hyperlink w:history="1" r:id="rIdo5mmyvfjbu1adije3-bwm">
               <w:r>
                 <w:rPr>
                   <w:rFonts w:ascii="Arial" w:cs="Arial" w:eastAsia="Arial" w:hAnsi="Arial"/>
@@ -15330,7 +15737,7 @@
             <w:pPr>
               <w:spacing w:after="20" w:before="0"/>
             </w:pPr>
-            <w:hyperlink w:history="1" r:id="rIdkj058wjoiudvekbafmvu2">
+            <w:hyperlink w:history="1" r:id="rId7nazjlcxm-ylf3eearqvn">
               <w:r>
                 <w:rPr>
                   <w:rFonts w:ascii="Arial" w:cs="Arial" w:eastAsia="Arial" w:hAnsi="Arial"/>
@@ -15363,7 +15770,7 @@
               <w:spacing w:after="10" w:before="0"/>
               <w:ind w:left="120"/>
             </w:pPr>
-            <w:hyperlink w:history="1" r:id="rIddzwxuitcdacjapfbasqbe">
+            <w:hyperlink w:history="1" r:id="rIdqe8fczmbdcdthkxqmzpja">
               <w:r>
                 <w:rPr>
                   <w:rFonts w:ascii="Arial" w:cs="Arial" w:eastAsia="Arial" w:hAnsi="Arial"/>
@@ -15408,7 +15815,7 @@
             <w:pPr>
               <w:spacing w:after="20" w:before="0"/>
             </w:pPr>
-            <w:hyperlink w:history="1" r:id="rIdade5rhreehnbcm5jcsc4f">
+            <w:hyperlink w:history="1" r:id="rId2ysy1rl2k0eicjteskgsb">
               <w:r>
                 <w:rPr>
                   <w:rFonts w:ascii="Arial" w:cs="Arial" w:eastAsia="Arial" w:hAnsi="Arial"/>
@@ -15441,7 +15848,7 @@
               <w:spacing w:after="10" w:before="0"/>
               <w:ind w:left="120"/>
             </w:pPr>
-            <w:hyperlink w:history="1" r:id="rIdqwiclidkhokxfdiusrd7n">
+            <w:hyperlink w:history="1" r:id="rIdvfvzu1_yzhvzbttkk1_vd">
               <w:r>
                 <w:rPr>
                   <w:rFonts w:ascii="Arial" w:cs="Arial" w:eastAsia="Arial" w:hAnsi="Arial"/>
@@ -15636,7 +16043,7 @@
             <w:pPr>
               <w:spacing w:after="20" w:before="0"/>
             </w:pPr>
-            <w:hyperlink w:history="1" r:id="rIdy_asm1r27izqhk5gzzrn5">
+            <w:hyperlink w:history="1" r:id="rId2oo3havntxnozzc3x-u0n">
               <w:r>
                 <w:rPr>
                   <w:rFonts w:ascii="Arial" w:cs="Arial" w:eastAsia="Arial" w:hAnsi="Arial"/>
@@ -15669,7 +16076,7 @@
               <w:spacing w:after="10" w:before="0"/>
               <w:ind w:left="120"/>
             </w:pPr>
-            <w:hyperlink w:history="1" r:id="rIdlpib2pzpmim9enhwtb7wl">
+            <w:hyperlink w:history="1" r:id="rIdbi-p-dqadw1t1jkhig2kw">
               <w:r>
                 <w:rPr>
                   <w:rFonts w:ascii="Arial" w:cs="Arial" w:eastAsia="Arial" w:hAnsi="Arial"/>
@@ -15714,7 +16121,7 @@
             <w:pPr>
               <w:spacing w:after="20" w:before="0"/>
             </w:pPr>
-            <w:hyperlink w:history="1" r:id="rIdfycsjqxgi2h9pokqajork">
+            <w:hyperlink w:history="1" r:id="rIddrtuhbz8ahdyfimmsggcc">
               <w:r>
                 <w:rPr>
                   <w:rFonts w:ascii="Arial" w:cs="Arial" w:eastAsia="Arial" w:hAnsi="Arial"/>
@@ -15747,7 +16154,7 @@
               <w:spacing w:after="10" w:before="0"/>
               <w:ind w:left="120"/>
             </w:pPr>
-            <w:hyperlink w:history="1" r:id="rIdrdcfhe15qcnlnqj8rqka8">
+            <w:hyperlink w:history="1" r:id="rIdmoyyulnyfsrnhx3wuxtsr">
               <w:r>
                 <w:rPr>
                   <w:rFonts w:ascii="Arial" w:cs="Arial" w:eastAsia="Arial" w:hAnsi="Arial"/>
@@ -15942,7 +16349,7 @@
             <w:pPr>
               <w:spacing w:after="20" w:before="0"/>
             </w:pPr>
-            <w:hyperlink w:history="1" r:id="rId5wocxty20_er3tojo1qqf">
+            <w:hyperlink w:history="1" r:id="rIdcfu5ygjm5f3mx22gpud2e">
               <w:r>
                 <w:rPr>
                   <w:rFonts w:ascii="Arial" w:cs="Arial" w:eastAsia="Arial" w:hAnsi="Arial"/>
@@ -15975,7 +16382,7 @@
               <w:spacing w:after="10" w:before="0"/>
               <w:ind w:left="120"/>
             </w:pPr>
-            <w:hyperlink w:history="1" r:id="rIdolqpp_2wle0oqcb9r9urj">
+            <w:hyperlink w:history="1" r:id="rIdrimwck_jbcs9sybkkun2w">
               <w:r>
                 <w:rPr>
                   <w:rFonts w:ascii="Arial" w:cs="Arial" w:eastAsia="Arial" w:hAnsi="Arial"/>
@@ -16020,7 +16427,7 @@
             <w:pPr>
               <w:spacing w:after="20" w:before="0"/>
             </w:pPr>
-            <w:hyperlink w:history="1" r:id="rIdzbsanzodf5eocprcaw1p5">
+            <w:hyperlink w:history="1" r:id="rIdw9ncw9njriwtuio8oagj2">
               <w:r>
                 <w:rPr>
                   <w:rFonts w:ascii="Arial" w:cs="Arial" w:eastAsia="Arial" w:hAnsi="Arial"/>
@@ -16053,7 +16460,7 @@
               <w:spacing w:after="10" w:before="0"/>
               <w:ind w:left="120"/>
             </w:pPr>
-            <w:hyperlink w:history="1" r:id="rIdtvkc1qqzsinjj2bszffpd">
+            <w:hyperlink w:history="1" r:id="rIdyozz4ppr4jl9qtro5735q">
               <w:r>
                 <w:rPr>
                   <w:rFonts w:ascii="Arial" w:cs="Arial" w:eastAsia="Arial" w:hAnsi="Arial"/>
@@ -16663,6 +17070,65 @@
         </w:tc>
       </w:tr>
     </w:tbl>
+    <w:p>
+      <w:pPr>
+        <w:pBdr>
+          <w:top w:val="single" w:color="BBBBBB" w:sz="4" w:space="4"/>
+        </w:pBdr>
+        <w:spacing w:after="0" w:before="160"/>
+      </w:pPr>
+      <w:r>
+        <w:rPr>
+          <w:rFonts w:ascii="Arial" w:cs="Arial" w:eastAsia="Arial" w:hAnsi="Arial"/>
+          <w:color w:val="666666"/>
+          <w:sz w:val="14"/>
+          <w:szCs w:val="14"/>
+        </w:rPr>
+        <w:t xml:space="preserve">© 2026 SeaVuria and ARES. Aligned with KICD objectives. Developed by SeaVuria; technical implementation by ARES (with AI assistance from Claude). Licensed under </w:t>
+      </w:r>
+      <w:hyperlink w:history="1" r:id="rIddahmxz1xa9pwkvt0vefip">
+        <w:r>
+          <w:rPr>
+            <w:rFonts w:ascii="Arial" w:cs="Arial" w:eastAsia="Arial" w:hAnsi="Arial"/>
+            <w:color w:val="1F6B75"/>
+            <w:sz w:val="14"/>
+            <w:szCs w:val="14"/>
+            <w:u w:val="single" w:color="1F6B75"/>
+          </w:rPr>
+          <w:t xml:space="preserve">CC BY-NC 4.0</w:t>
+        </w:r>
+      </w:hyperlink>
+      <w:r>
+        <w:rPr>
+          <w:rFonts w:ascii="Arial" w:cs="Arial" w:eastAsia="Arial" w:hAnsi="Arial"/>
+          <w:color w:val="666666"/>
+          <w:sz w:val="14"/>
+          <w:szCs w:val="14"/>
+        </w:rPr>
+        <w:t xml:space="preserve"> (</w:t>
+      </w:r>
+      <w:hyperlink w:history="1" r:id="rIdn5uufvsvndtupxpnivbyn">
+        <w:r>
+          <w:rPr>
+            <w:rFonts w:ascii="Arial" w:cs="Arial" w:eastAsia="Arial" w:hAnsi="Arial"/>
+            <w:color w:val="1F6B75"/>
+            <w:sz w:val="14"/>
+            <w:szCs w:val="14"/>
+            <w:u w:val="single" w:color="1F6B75"/>
+          </w:rPr>
+          <w:t xml:space="preserve">https://creativecommons.org/licenses/by-nc/4.0/</w:t>
+        </w:r>
+      </w:hyperlink>
+      <w:r>
+        <w:rPr>
+          <w:rFonts w:ascii="Arial" w:cs="Arial" w:eastAsia="Arial" w:hAnsi="Arial"/>
+          <w:color w:val="666666"/>
+          <w:sz w:val="14"/>
+          <w:szCs w:val="14"/>
+        </w:rPr>
+        <w:t xml:space="preserve">).</w:t>
+      </w:r>
+    </w:p>
     <w:p>
       <w:r>
         <w:br w:type="page"/>
@@ -17654,7 +18120,7 @@
             <w:pPr>
               <w:spacing w:after="20" w:before="0"/>
             </w:pPr>
-            <w:hyperlink w:history="1" r:id="rIdukgo9eb7sm_ckli12e5kt">
+            <w:hyperlink w:history="1" r:id="rIdflupv9s1oanupu1cqjwje">
               <w:r>
                 <w:rPr>
                   <w:rFonts w:ascii="Arial" w:cs="Arial" w:eastAsia="Arial" w:hAnsi="Arial"/>
@@ -17687,7 +18153,7 @@
               <w:spacing w:after="10" w:before="0"/>
               <w:ind w:left="120"/>
             </w:pPr>
-            <w:hyperlink w:history="1" r:id="rId3l51k3pmfihh0bdxmuc_-">
+            <w:hyperlink w:history="1" r:id="rIduppilxxa7wrvpb28dbynn">
               <w:r>
                 <w:rPr>
                   <w:rFonts w:ascii="Arial" w:cs="Arial" w:eastAsia="Arial" w:hAnsi="Arial"/>
@@ -17732,7 +18198,7 @@
             <w:pPr>
               <w:spacing w:after="20" w:before="0"/>
             </w:pPr>
-            <w:hyperlink w:history="1" r:id="rIdqywx3bdp4hw5nd_wks9bh">
+            <w:hyperlink w:history="1" r:id="rIdvb-mo4sg6dnxrzjhvu1bp">
               <w:r>
                 <w:rPr>
                   <w:rFonts w:ascii="Arial" w:cs="Arial" w:eastAsia="Arial" w:hAnsi="Arial"/>
@@ -17765,7 +18231,7 @@
               <w:spacing w:after="10" w:before="0"/>
               <w:ind w:left="120"/>
             </w:pPr>
-            <w:hyperlink w:history="1" r:id="rIdx6jetuepf8puunv3w4aah">
+            <w:hyperlink w:history="1" r:id="rIdvencpuqclwfpfxmhdcsgf">
               <w:r>
                 <w:rPr>
                   <w:rFonts w:ascii="Arial" w:cs="Arial" w:eastAsia="Arial" w:hAnsi="Arial"/>
@@ -17960,7 +18426,7 @@
             <w:pPr>
               <w:spacing w:after="20" w:before="0"/>
             </w:pPr>
-            <w:hyperlink w:history="1" r:id="rId6tms_l3evf46ydvit1mxp">
+            <w:hyperlink w:history="1" r:id="rIdas-ryv2mom3yxq7fskicp">
               <w:r>
                 <w:rPr>
                   <w:rFonts w:ascii="Arial" w:cs="Arial" w:eastAsia="Arial" w:hAnsi="Arial"/>
@@ -17993,7 +18459,7 @@
               <w:spacing w:after="10" w:before="0"/>
               <w:ind w:left="120"/>
             </w:pPr>
-            <w:hyperlink w:history="1" r:id="rIdg9bgyyjlczaea2d2citxn">
+            <w:hyperlink w:history="1" r:id="rId1dbmxiqwkfdmd_yjqbzb-">
               <w:r>
                 <w:rPr>
                   <w:rFonts w:ascii="Arial" w:cs="Arial" w:eastAsia="Arial" w:hAnsi="Arial"/>
@@ -18038,7 +18504,7 @@
             <w:pPr>
               <w:spacing w:after="20" w:before="0"/>
             </w:pPr>
-            <w:hyperlink w:history="1" r:id="rIdhjpvuscrza8abcmh0lck6">
+            <w:hyperlink w:history="1" r:id="rIdhc_i6_fjlkkrjk9yo88lo">
               <w:r>
                 <w:rPr>
                   <w:rFonts w:ascii="Arial" w:cs="Arial" w:eastAsia="Arial" w:hAnsi="Arial"/>
@@ -18071,7 +18537,7 @@
               <w:spacing w:after="10" w:before="0"/>
               <w:ind w:left="120"/>
             </w:pPr>
-            <w:hyperlink w:history="1" r:id="rIdk12bo04tutu22ll5n0nq4">
+            <w:hyperlink w:history="1" r:id="rIddijoisb62cejj_3mj20qf">
               <w:r>
                 <w:rPr>
                   <w:rFonts w:ascii="Arial" w:cs="Arial" w:eastAsia="Arial" w:hAnsi="Arial"/>
@@ -18266,7 +18732,7 @@
             <w:pPr>
               <w:spacing w:after="20" w:before="0"/>
             </w:pPr>
-            <w:hyperlink w:history="1" r:id="rIdwvqyj_cmsmqsiej-t2yvw">
+            <w:hyperlink w:history="1" r:id="rIdq9h1301fh8bcnr7i6gyxw">
               <w:r>
                 <w:rPr>
                   <w:rFonts w:ascii="Arial" w:cs="Arial" w:eastAsia="Arial" w:hAnsi="Arial"/>
@@ -18299,7 +18765,7 @@
               <w:spacing w:after="10" w:before="0"/>
               <w:ind w:left="120"/>
             </w:pPr>
-            <w:hyperlink w:history="1" r:id="rId5frziiarrcepnwmelkiwb">
+            <w:hyperlink w:history="1" r:id="rIduytbbi7vhsvjqcicwpndv">
               <w:r>
                 <w:rPr>
                   <w:rFonts w:ascii="Arial" w:cs="Arial" w:eastAsia="Arial" w:hAnsi="Arial"/>
@@ -18344,7 +18810,7 @@
             <w:pPr>
               <w:spacing w:after="20" w:before="0"/>
             </w:pPr>
-            <w:hyperlink w:history="1" r:id="rIdrvuqmwrovr6vtfvnvb70v">
+            <w:hyperlink w:history="1" r:id="rIdawytudjul8u41y2nc-eym">
               <w:r>
                 <w:rPr>
                   <w:rFonts w:ascii="Arial" w:cs="Arial" w:eastAsia="Arial" w:hAnsi="Arial"/>
@@ -18377,7 +18843,7 @@
               <w:spacing w:after="10" w:before="0"/>
               <w:ind w:left="120"/>
             </w:pPr>
-            <w:hyperlink w:history="1" r:id="rId-nhnnqpf0d6mvlbwhbl6v">
+            <w:hyperlink w:history="1" r:id="rIdfkhavynnw0ykb3ymfppha">
               <w:r>
                 <w:rPr>
                   <w:rFonts w:ascii="Arial" w:cs="Arial" w:eastAsia="Arial" w:hAnsi="Arial"/>
@@ -18572,7 +19038,7 @@
             <w:pPr>
               <w:spacing w:after="20" w:before="0"/>
             </w:pPr>
-            <w:hyperlink w:history="1" r:id="rIdpcwku8_pibqi5klixey4v">
+            <w:hyperlink w:history="1" r:id="rIddd9t12ks0llr-jppn5ljg">
               <w:r>
                 <w:rPr>
                   <w:rFonts w:ascii="Arial" w:cs="Arial" w:eastAsia="Arial" w:hAnsi="Arial"/>
@@ -18605,7 +19071,7 @@
               <w:spacing w:after="10" w:before="0"/>
               <w:ind w:left="120"/>
             </w:pPr>
-            <w:hyperlink w:history="1" r:id="rIdrhautuxpyqtabme7lskz1">
+            <w:hyperlink w:history="1" r:id="rIdrbvym_wro-_cccjczrsc7">
               <w:r>
                 <w:rPr>
                   <w:rFonts w:ascii="Arial" w:cs="Arial" w:eastAsia="Arial" w:hAnsi="Arial"/>
@@ -18650,7 +19116,7 @@
             <w:pPr>
               <w:spacing w:after="20" w:before="0"/>
             </w:pPr>
-            <w:hyperlink w:history="1" r:id="rIdfmhio0dwp38yg1kwhevax">
+            <w:hyperlink w:history="1" r:id="rIdfprl5a3urybyovsqwixqe">
               <w:r>
                 <w:rPr>
                   <w:rFonts w:ascii="Arial" w:cs="Arial" w:eastAsia="Arial" w:hAnsi="Arial"/>
@@ -18683,7 +19149,7 @@
               <w:spacing w:after="10" w:before="0"/>
               <w:ind w:left="120"/>
             </w:pPr>
-            <w:hyperlink w:history="1" r:id="rIdjhbi6vs9rep4crwgxqhit">
+            <w:hyperlink w:history="1" r:id="rId9otqnprwznthmj0esfb9-">
               <w:r>
                 <w:rPr>
                   <w:rFonts w:ascii="Arial" w:cs="Arial" w:eastAsia="Arial" w:hAnsi="Arial"/>
@@ -18878,7 +19344,7 @@
             <w:pPr>
               <w:spacing w:after="20" w:before="0"/>
             </w:pPr>
-            <w:hyperlink w:history="1" r:id="rIdaz7nwewrxkdptj19gk1-b">
+            <w:hyperlink w:history="1" r:id="rIdyswr-a3bfjl2-fwr0n1mz">
               <w:r>
                 <w:rPr>
                   <w:rFonts w:ascii="Arial" w:cs="Arial" w:eastAsia="Arial" w:hAnsi="Arial"/>
@@ -18911,7 +19377,7 @@
               <w:spacing w:after="10" w:before="0"/>
               <w:ind w:left="120"/>
             </w:pPr>
-            <w:hyperlink w:history="1" r:id="rIdjhv8batjihrjddab9pbiw">
+            <w:hyperlink w:history="1" r:id="rIdosphzbv1v3gckqyrnycwp">
               <w:r>
                 <w:rPr>
                   <w:rFonts w:ascii="Arial" w:cs="Arial" w:eastAsia="Arial" w:hAnsi="Arial"/>
@@ -18956,7 +19422,7 @@
             <w:pPr>
               <w:spacing w:after="20" w:before="0"/>
             </w:pPr>
-            <w:hyperlink w:history="1" r:id="rIdi4jtvfblkbb0idpjbieqc">
+            <w:hyperlink w:history="1" r:id="rId3h2w_k182ob3-vlqsyvm5">
               <w:r>
                 <w:rPr>
                   <w:rFonts w:ascii="Arial" w:cs="Arial" w:eastAsia="Arial" w:hAnsi="Arial"/>
@@ -18989,7 +19455,7 @@
               <w:spacing w:after="10" w:before="0"/>
               <w:ind w:left="120"/>
             </w:pPr>
-            <w:hyperlink w:history="1" r:id="rId9ybamy3pl3gclsau3c0sv">
+            <w:hyperlink w:history="1" r:id="rIdsmokdw-n_ux08htmfxtwm">
               <w:r>
                 <w:rPr>
                   <w:rFonts w:ascii="Arial" w:cs="Arial" w:eastAsia="Arial" w:hAnsi="Arial"/>
@@ -19485,6 +19951,65 @@
         </w:tc>
       </w:tr>
     </w:tbl>
+    <w:p>
+      <w:pPr>
+        <w:pBdr>
+          <w:top w:val="single" w:color="BBBBBB" w:sz="4" w:space="4"/>
+        </w:pBdr>
+        <w:spacing w:after="0" w:before="160"/>
+      </w:pPr>
+      <w:r>
+        <w:rPr>
+          <w:rFonts w:ascii="Arial" w:cs="Arial" w:eastAsia="Arial" w:hAnsi="Arial"/>
+          <w:color w:val="666666"/>
+          <w:sz w:val="14"/>
+          <w:szCs w:val="14"/>
+        </w:rPr>
+        <w:t xml:space="preserve">© 2026 SeaVuria and ARES. Aligned with KICD objectives. Developed by SeaVuria; technical implementation by ARES (with AI assistance from Claude). Licensed under </w:t>
+      </w:r>
+      <w:hyperlink w:history="1" r:id="rIducmj8xtkl1xzdbpcjatkx">
+        <w:r>
+          <w:rPr>
+            <w:rFonts w:ascii="Arial" w:cs="Arial" w:eastAsia="Arial" w:hAnsi="Arial"/>
+            <w:color w:val="1F6B75"/>
+            <w:sz w:val="14"/>
+            <w:szCs w:val="14"/>
+            <w:u w:val="single" w:color="1F6B75"/>
+          </w:rPr>
+          <w:t xml:space="preserve">CC BY-NC 4.0</w:t>
+        </w:r>
+      </w:hyperlink>
+      <w:r>
+        <w:rPr>
+          <w:rFonts w:ascii="Arial" w:cs="Arial" w:eastAsia="Arial" w:hAnsi="Arial"/>
+          <w:color w:val="666666"/>
+          <w:sz w:val="14"/>
+          <w:szCs w:val="14"/>
+        </w:rPr>
+        <w:t xml:space="preserve"> (</w:t>
+      </w:r>
+      <w:hyperlink w:history="1" r:id="rIdlcrruftavbygw-davp7z6">
+        <w:r>
+          <w:rPr>
+            <w:rFonts w:ascii="Arial" w:cs="Arial" w:eastAsia="Arial" w:hAnsi="Arial"/>
+            <w:color w:val="1F6B75"/>
+            <w:sz w:val="14"/>
+            <w:szCs w:val="14"/>
+            <w:u w:val="single" w:color="1F6B75"/>
+          </w:rPr>
+          <w:t xml:space="preserve">https://creativecommons.org/licenses/by-nc/4.0/</w:t>
+        </w:r>
+      </w:hyperlink>
+      <w:r>
+        <w:rPr>
+          <w:rFonts w:ascii="Arial" w:cs="Arial" w:eastAsia="Arial" w:hAnsi="Arial"/>
+          <w:color w:val="666666"/>
+          <w:sz w:val="14"/>
+          <w:szCs w:val="14"/>
+        </w:rPr>
+        <w:t xml:space="preserve">).</w:t>
+      </w:r>
+    </w:p>
     <w:p>
       <w:r>
         <w:br w:type="page"/>
@@ -20477,7 +21002,7 @@
             <w:pPr>
               <w:spacing w:after="20" w:before="0"/>
             </w:pPr>
-            <w:hyperlink w:history="1" r:id="rIdbgqfasewfxs65ex61uuej">
+            <w:hyperlink w:history="1" r:id="rIditm8-plbmna6-8u_6xwoy">
               <w:r>
                 <w:rPr>
                   <w:rFonts w:ascii="Arial" w:cs="Arial" w:eastAsia="Arial" w:hAnsi="Arial"/>
@@ -20510,7 +21035,7 @@
               <w:spacing w:after="10" w:before="0"/>
               <w:ind w:left="120"/>
             </w:pPr>
-            <w:hyperlink w:history="1" r:id="rIdzq324cmc1xr0ugieq3s6r">
+            <w:hyperlink w:history="1" r:id="rIduz7nnt07yzq8e4vuwf23r">
               <w:r>
                 <w:rPr>
                   <w:rFonts w:ascii="Arial" w:cs="Arial" w:eastAsia="Arial" w:hAnsi="Arial"/>
@@ -20555,7 +21080,7 @@
             <w:pPr>
               <w:spacing w:after="20" w:before="0"/>
             </w:pPr>
-            <w:hyperlink w:history="1" r:id="rIdxnfydwrwcvirweg9uxb73">
+            <w:hyperlink w:history="1" r:id="rIdkvbgvorcxgl5uxq90dbcr">
               <w:r>
                 <w:rPr>
                   <w:rFonts w:ascii="Arial" w:cs="Arial" w:eastAsia="Arial" w:hAnsi="Arial"/>
@@ -20588,7 +21113,7 @@
               <w:spacing w:after="10" w:before="0"/>
               <w:ind w:left="120"/>
             </w:pPr>
-            <w:hyperlink w:history="1" r:id="rIdtxg_imyxqocxv73_wljtv">
+            <w:hyperlink w:history="1" r:id="rId6a6ieklrejqexqsd7sbgd">
               <w:r>
                 <w:rPr>
                   <w:rFonts w:ascii="Arial" w:cs="Arial" w:eastAsia="Arial" w:hAnsi="Arial"/>
@@ -20859,7 +21384,7 @@
             <w:pPr>
               <w:spacing w:after="20" w:before="0"/>
             </w:pPr>
-            <w:hyperlink w:history="1" r:id="rIdrxgsx3f-cvwkhvgkofa0z">
+            <w:hyperlink w:history="1" r:id="rIdvxpmixkbowzxddhmw-ist">
               <w:r>
                 <w:rPr>
                   <w:rFonts w:ascii="Arial" w:cs="Arial" w:eastAsia="Arial" w:hAnsi="Arial"/>
@@ -20892,7 +21417,7 @@
               <w:spacing w:after="10" w:before="0"/>
               <w:ind w:left="120"/>
             </w:pPr>
-            <w:hyperlink w:history="1" r:id="rIdmm46ob_4xn28msqnigbdy">
+            <w:hyperlink w:history="1" r:id="rId7djq8pjbgnmgpnjxdcjti">
               <w:r>
                 <w:rPr>
                   <w:rFonts w:ascii="Arial" w:cs="Arial" w:eastAsia="Arial" w:hAnsi="Arial"/>
@@ -20937,7 +21462,7 @@
             <w:pPr>
               <w:spacing w:after="20" w:before="0"/>
             </w:pPr>
-            <w:hyperlink w:history="1" r:id="rId0ybafdufi17tbjadcqpa0">
+            <w:hyperlink w:history="1" r:id="rIdab2kaactztp2vaakdbvae">
               <w:r>
                 <w:rPr>
                   <w:rFonts w:ascii="Arial" w:cs="Arial" w:eastAsia="Arial" w:hAnsi="Arial"/>
@@ -20970,7 +21495,7 @@
               <w:spacing w:after="10" w:before="0"/>
               <w:ind w:left="120"/>
             </w:pPr>
-            <w:hyperlink w:history="1" r:id="rIddezpidzmoml5uouimyhqa">
+            <w:hyperlink w:history="1" r:id="rIdumfr2_1le8duunijesg1l">
               <w:r>
                 <w:rPr>
                   <w:rFonts w:ascii="Arial" w:cs="Arial" w:eastAsia="Arial" w:hAnsi="Arial"/>
@@ -21469,7 +21994,7 @@
             <w:pPr>
               <w:spacing w:after="20" w:before="0"/>
             </w:pPr>
-            <w:hyperlink w:history="1" r:id="rId6anojxvukxlcmw-j5ywdg">
+            <w:hyperlink w:history="1" r:id="rIdgwr1oy5_fnskqsyeaytxp">
               <w:r>
                 <w:rPr>
                   <w:rFonts w:ascii="Arial" w:cs="Arial" w:eastAsia="Arial" w:hAnsi="Arial"/>
@@ -21502,7 +22027,7 @@
               <w:spacing w:after="10" w:before="0"/>
               <w:ind w:left="120"/>
             </w:pPr>
-            <w:hyperlink w:history="1" r:id="rId4v81t4xldqgmhheektnbo">
+            <w:hyperlink w:history="1" r:id="rIduyuzdf3yl97ikcq3mrqep">
               <w:r>
                 <w:rPr>
                   <w:rFonts w:ascii="Arial" w:cs="Arial" w:eastAsia="Arial" w:hAnsi="Arial"/>
@@ -21547,7 +22072,7 @@
             <w:pPr>
               <w:spacing w:after="20" w:before="0"/>
             </w:pPr>
-            <w:hyperlink w:history="1" r:id="rIdorugh5sd0tbkahjob943s">
+            <w:hyperlink w:history="1" r:id="rIdnood4uxjqt4zcuqyokh6s">
               <w:r>
                 <w:rPr>
                   <w:rFonts w:ascii="Arial" w:cs="Arial" w:eastAsia="Arial" w:hAnsi="Arial"/>
@@ -21580,7 +22105,7 @@
               <w:spacing w:after="10" w:before="0"/>
               <w:ind w:left="120"/>
             </w:pPr>
-            <w:hyperlink w:history="1" r:id="rIde3xdn70ewk8xcpeva9azd">
+            <w:hyperlink w:history="1" r:id="rIdwzezlppp-_zbtcpzmr5na">
               <w:r>
                 <w:rPr>
                   <w:rFonts w:ascii="Arial" w:cs="Arial" w:eastAsia="Arial" w:hAnsi="Arial"/>
@@ -21851,7 +22376,7 @@
             <w:pPr>
               <w:spacing w:after="20" w:before="0"/>
             </w:pPr>
-            <w:hyperlink w:history="1" r:id="rIdnplv1puaqn6yxsp7-qrxl">
+            <w:hyperlink w:history="1" r:id="rId1ujfovocjq9rtxk1b3vea">
               <w:r>
                 <w:rPr>
                   <w:rFonts w:ascii="Arial" w:cs="Arial" w:eastAsia="Arial" w:hAnsi="Arial"/>
@@ -21884,7 +22409,7 @@
               <w:spacing w:after="10" w:before="0"/>
               <w:ind w:left="120"/>
             </w:pPr>
-            <w:hyperlink w:history="1" r:id="rId5db0g0ywokqudb-ht1xtl">
+            <w:hyperlink w:history="1" r:id="rIduohxovmjfoxlq5fsgn0kz">
               <w:r>
                 <w:rPr>
                   <w:rFonts w:ascii="Arial" w:cs="Arial" w:eastAsia="Arial" w:hAnsi="Arial"/>
@@ -21929,7 +22454,7 @@
             <w:pPr>
               <w:spacing w:after="20" w:before="0"/>
             </w:pPr>
-            <w:hyperlink w:history="1" r:id="rId7tuaecmfgx9d0daesjesv">
+            <w:hyperlink w:history="1" r:id="rIduvr5rqnwqoshucl-et5rp">
               <w:r>
                 <w:rPr>
                   <w:rFonts w:ascii="Arial" w:cs="Arial" w:eastAsia="Arial" w:hAnsi="Arial"/>
@@ -21962,7 +22487,7 @@
               <w:spacing w:after="10" w:before="0"/>
               <w:ind w:left="120"/>
             </w:pPr>
-            <w:hyperlink w:history="1" r:id="rIddqpam4dubb0w3d6qmeucx">
+            <w:hyperlink w:history="1" r:id="rIdpbwecmjpmbdtrr7cwhtzw">
               <w:r>
                 <w:rPr>
                   <w:rFonts w:ascii="Arial" w:cs="Arial" w:eastAsia="Arial" w:hAnsi="Arial"/>
@@ -22233,7 +22758,7 @@
             <w:pPr>
               <w:spacing w:after="20" w:before="0"/>
             </w:pPr>
-            <w:hyperlink w:history="1" r:id="rId0-btgnnzdhvcjivf_4u-d">
+            <w:hyperlink w:history="1" r:id="rIdm9yfizmw2l5vieezlrpk1">
               <w:r>
                 <w:rPr>
                   <w:rFonts w:ascii="Arial" w:cs="Arial" w:eastAsia="Arial" w:hAnsi="Arial"/>
@@ -22266,7 +22791,7 @@
               <w:spacing w:after="10" w:before="0"/>
               <w:ind w:left="120"/>
             </w:pPr>
-            <w:hyperlink w:history="1" r:id="rIdkyhyisbl240mch72lznus">
+            <w:hyperlink w:history="1" r:id="rIdmuuigc_0zcjdzbyqpbqan">
               <w:r>
                 <w:rPr>
                   <w:rFonts w:ascii="Arial" w:cs="Arial" w:eastAsia="Arial" w:hAnsi="Arial"/>
@@ -22311,7 +22836,7 @@
             <w:pPr>
               <w:spacing w:after="20" w:before="0"/>
             </w:pPr>
-            <w:hyperlink w:history="1" r:id="rIdwg6s0opfbmfejl9g_ja5t">
+            <w:hyperlink w:history="1" r:id="rIdgtipa1gvvkf-rsttowby4">
               <w:r>
                 <w:rPr>
                   <w:rFonts w:ascii="Arial" w:cs="Arial" w:eastAsia="Arial" w:hAnsi="Arial"/>
@@ -22344,7 +22869,7 @@
               <w:spacing w:after="10" w:before="0"/>
               <w:ind w:left="120"/>
             </w:pPr>
-            <w:hyperlink w:history="1" r:id="rIdsvexr3v2kxbhi8iy2hlfa">
+            <w:hyperlink w:history="1" r:id="rIdhcv_7xrxk23icbbugf9qu">
               <w:r>
                 <w:rPr>
                   <w:rFonts w:ascii="Arial" w:cs="Arial" w:eastAsia="Arial" w:hAnsi="Arial"/>
@@ -22954,6 +23479,65 @@
         </w:tc>
       </w:tr>
     </w:tbl>
+    <w:p>
+      <w:pPr>
+        <w:pBdr>
+          <w:top w:val="single" w:color="BBBBBB" w:sz="4" w:space="4"/>
+        </w:pBdr>
+        <w:spacing w:after="0" w:before="160"/>
+      </w:pPr>
+      <w:r>
+        <w:rPr>
+          <w:rFonts w:ascii="Arial" w:cs="Arial" w:eastAsia="Arial" w:hAnsi="Arial"/>
+          <w:color w:val="666666"/>
+          <w:sz w:val="14"/>
+          <w:szCs w:val="14"/>
+        </w:rPr>
+        <w:t xml:space="preserve">© 2026 SeaVuria and ARES. Aligned with KICD objectives. Developed by SeaVuria; technical implementation by ARES (with AI assistance from Claude). Licensed under </w:t>
+      </w:r>
+      <w:hyperlink w:history="1" r:id="rIdvxs9xuadr_195j1iyk6a1">
+        <w:r>
+          <w:rPr>
+            <w:rFonts w:ascii="Arial" w:cs="Arial" w:eastAsia="Arial" w:hAnsi="Arial"/>
+            <w:color w:val="1F6B75"/>
+            <w:sz w:val="14"/>
+            <w:szCs w:val="14"/>
+            <w:u w:val="single" w:color="1F6B75"/>
+          </w:rPr>
+          <w:t xml:space="preserve">CC BY-NC 4.0</w:t>
+        </w:r>
+      </w:hyperlink>
+      <w:r>
+        <w:rPr>
+          <w:rFonts w:ascii="Arial" w:cs="Arial" w:eastAsia="Arial" w:hAnsi="Arial"/>
+          <w:color w:val="666666"/>
+          <w:sz w:val="14"/>
+          <w:szCs w:val="14"/>
+        </w:rPr>
+        <w:t xml:space="preserve"> (</w:t>
+      </w:r>
+      <w:hyperlink w:history="1" r:id="rIdtb-ebz88dfzgvhhwzc3kc">
+        <w:r>
+          <w:rPr>
+            <w:rFonts w:ascii="Arial" w:cs="Arial" w:eastAsia="Arial" w:hAnsi="Arial"/>
+            <w:color w:val="1F6B75"/>
+            <w:sz w:val="14"/>
+            <w:szCs w:val="14"/>
+            <w:u w:val="single" w:color="1F6B75"/>
+          </w:rPr>
+          <w:t xml:space="preserve">https://creativecommons.org/licenses/by-nc/4.0/</w:t>
+        </w:r>
+      </w:hyperlink>
+      <w:r>
+        <w:rPr>
+          <w:rFonts w:ascii="Arial" w:cs="Arial" w:eastAsia="Arial" w:hAnsi="Arial"/>
+          <w:color w:val="666666"/>
+          <w:sz w:val="14"/>
+          <w:szCs w:val="14"/>
+        </w:rPr>
+        <w:t xml:space="preserve">).</w:t>
+      </w:r>
+    </w:p>
     <w:p>
       <w:r>
         <w:br w:type="page"/>
@@ -23945,7 +24529,7 @@
             <w:pPr>
               <w:spacing w:after="20" w:before="0"/>
             </w:pPr>
-            <w:hyperlink w:history="1" r:id="rIdsajxp5irvvlcsgyjzikd6">
+            <w:hyperlink w:history="1" r:id="rIddzyazpsajtjcfdgws_qoy">
               <w:r>
                 <w:rPr>
                   <w:rFonts w:ascii="Arial" w:cs="Arial" w:eastAsia="Arial" w:hAnsi="Arial"/>
@@ -23978,7 +24562,7 @@
               <w:spacing w:after="10" w:before="0"/>
               <w:ind w:left="120"/>
             </w:pPr>
-            <w:hyperlink w:history="1" r:id="rIddoh6bdelvy2ifbs3b3hqj">
+            <w:hyperlink w:history="1" r:id="rIdgg2wnzaeih5mghsk1rfv4">
               <w:r>
                 <w:rPr>
                   <w:rFonts w:ascii="Arial" w:cs="Arial" w:eastAsia="Arial" w:hAnsi="Arial"/>
@@ -24023,7 +24607,7 @@
             <w:pPr>
               <w:spacing w:after="20" w:before="0"/>
             </w:pPr>
-            <w:hyperlink w:history="1" r:id="rId3eydbkdhu9nduvxxkau2-">
+            <w:hyperlink w:history="1" r:id="rIdcjfooxjw-i_jwwyb3f1d4">
               <w:r>
                 <w:rPr>
                   <w:rFonts w:ascii="Arial" w:cs="Arial" w:eastAsia="Arial" w:hAnsi="Arial"/>
@@ -24056,7 +24640,7 @@
               <w:spacing w:after="10" w:before="0"/>
               <w:ind w:left="120"/>
             </w:pPr>
-            <w:hyperlink w:history="1" r:id="rIdyw1mefx38yrtg_n8svglm">
+            <w:hyperlink w:history="1" r:id="rId-r1paixldtn7ikaduqatk">
               <w:r>
                 <w:rPr>
                   <w:rFonts w:ascii="Arial" w:cs="Arial" w:eastAsia="Arial" w:hAnsi="Arial"/>
@@ -24251,7 +24835,7 @@
             <w:pPr>
               <w:spacing w:after="20" w:before="0"/>
             </w:pPr>
-            <w:hyperlink w:history="1" r:id="rId7hjgw41qgljd5j90rzqwh">
+            <w:hyperlink w:history="1" r:id="rIdmvy78kvosyf663iwea0at">
               <w:r>
                 <w:rPr>
                   <w:rFonts w:ascii="Arial" w:cs="Arial" w:eastAsia="Arial" w:hAnsi="Arial"/>
@@ -24284,7 +24868,7 @@
               <w:spacing w:after="10" w:before="0"/>
               <w:ind w:left="120"/>
             </w:pPr>
-            <w:hyperlink w:history="1" r:id="rIduoxp-hlmlcboo0ikwexo5">
+            <w:hyperlink w:history="1" r:id="rIdqqjrdgp_d3qtkqk4daesg">
               <w:r>
                 <w:rPr>
                   <w:rFonts w:ascii="Arial" w:cs="Arial" w:eastAsia="Arial" w:hAnsi="Arial"/>
@@ -24329,7 +24913,7 @@
             <w:pPr>
               <w:spacing w:after="20" w:before="0"/>
             </w:pPr>
-            <w:hyperlink w:history="1" r:id="rIdsvsoyi_ewoomjhqscxto7">
+            <w:hyperlink w:history="1" r:id="rIdysvb_lxjmvghu2cdaxx_g">
               <w:r>
                 <w:rPr>
                   <w:rFonts w:ascii="Arial" w:cs="Arial" w:eastAsia="Arial" w:hAnsi="Arial"/>
@@ -24362,7 +24946,7 @@
               <w:spacing w:after="10" w:before="0"/>
               <w:ind w:left="120"/>
             </w:pPr>
-            <w:hyperlink w:history="1" r:id="rIdeuwqbjtrogllwoytyx2rs">
+            <w:hyperlink w:history="1" r:id="rIdkdcyydgrlabn-lstjw29b">
               <w:r>
                 <w:rPr>
                   <w:rFonts w:ascii="Arial" w:cs="Arial" w:eastAsia="Arial" w:hAnsi="Arial"/>
@@ -24557,7 +25141,7 @@
             <w:pPr>
               <w:spacing w:after="20" w:before="0"/>
             </w:pPr>
-            <w:hyperlink w:history="1" r:id="rIdrutrzfrm95u5uhz_bcrpq">
+            <w:hyperlink w:history="1" r:id="rIdbxryk2vuuz0e3vgx9fyo-">
               <w:r>
                 <w:rPr>
                   <w:rFonts w:ascii="Arial" w:cs="Arial" w:eastAsia="Arial" w:hAnsi="Arial"/>
@@ -24590,7 +25174,7 @@
               <w:spacing w:after="10" w:before="0"/>
               <w:ind w:left="120"/>
             </w:pPr>
-            <w:hyperlink w:history="1" r:id="rId0yp_og9abftuj1dkyagvk">
+            <w:hyperlink w:history="1" r:id="rIddfxypwliq7kmxpewwawm_">
               <w:r>
                 <w:rPr>
                   <w:rFonts w:ascii="Arial" w:cs="Arial" w:eastAsia="Arial" w:hAnsi="Arial"/>
@@ -24635,7 +25219,7 @@
             <w:pPr>
               <w:spacing w:after="20" w:before="0"/>
             </w:pPr>
-            <w:hyperlink w:history="1" r:id="rIdgbg7qco3czgceipfoepek">
+            <w:hyperlink w:history="1" r:id="rIdbw62hqfmzfc37qjtexepq">
               <w:r>
                 <w:rPr>
                   <w:rFonts w:ascii="Arial" w:cs="Arial" w:eastAsia="Arial" w:hAnsi="Arial"/>
@@ -24668,7 +25252,7 @@
               <w:spacing w:after="10" w:before="0"/>
               <w:ind w:left="120"/>
             </w:pPr>
-            <w:hyperlink w:history="1" r:id="rIdb6vnfa2qjr0thvdevje0z">
+            <w:hyperlink w:history="1" r:id="rIdhjmvj_5uyqzhvdggohje8">
               <w:r>
                 <w:rPr>
                   <w:rFonts w:ascii="Arial" w:cs="Arial" w:eastAsia="Arial" w:hAnsi="Arial"/>
@@ -24863,7 +25447,7 @@
             <w:pPr>
               <w:spacing w:after="20" w:before="0"/>
             </w:pPr>
-            <w:hyperlink w:history="1" r:id="rIddvqwd0smhr1kbhvpirlbo">
+            <w:hyperlink w:history="1" r:id="rIdpoheapzzpmyyverinare9">
               <w:r>
                 <w:rPr>
                   <w:rFonts w:ascii="Arial" w:cs="Arial" w:eastAsia="Arial" w:hAnsi="Arial"/>
@@ -24896,7 +25480,7 @@
               <w:spacing w:after="10" w:before="0"/>
               <w:ind w:left="120"/>
             </w:pPr>
-            <w:hyperlink w:history="1" r:id="rIdeo91lqoltm8f_uk42l4mf">
+            <w:hyperlink w:history="1" r:id="rId2i8zsr93wptob2cmld_1l">
               <w:r>
                 <w:rPr>
                   <w:rFonts w:ascii="Arial" w:cs="Arial" w:eastAsia="Arial" w:hAnsi="Arial"/>
@@ -24941,7 +25525,7 @@
             <w:pPr>
               <w:spacing w:after="20" w:before="0"/>
             </w:pPr>
-            <w:hyperlink w:history="1" r:id="rIdzqsfe-pobctboujgqjg1u">
+            <w:hyperlink w:history="1" r:id="rIdgteafegelszhcct3jdzmv">
               <w:r>
                 <w:rPr>
                   <w:rFonts w:ascii="Arial" w:cs="Arial" w:eastAsia="Arial" w:hAnsi="Arial"/>
@@ -24974,7 +25558,7 @@
               <w:spacing w:after="10" w:before="0"/>
               <w:ind w:left="120"/>
             </w:pPr>
-            <w:hyperlink w:history="1" r:id="rIdtrptunqzky3pbbuydsqel">
+            <w:hyperlink w:history="1" r:id="rIds_ezxvgaeycd-3wpstjtr">
               <w:r>
                 <w:rPr>
                   <w:rFonts w:ascii="Arial" w:cs="Arial" w:eastAsia="Arial" w:hAnsi="Arial"/>
@@ -25169,7 +25753,7 @@
             <w:pPr>
               <w:spacing w:after="20" w:before="0"/>
             </w:pPr>
-            <w:hyperlink w:history="1" r:id="rIdgb-boc_obvkeavvd4bvhk">
+            <w:hyperlink w:history="1" r:id="rId12cs3bmyfmviv-g7jhn45">
               <w:r>
                 <w:rPr>
                   <w:rFonts w:ascii="Arial" w:cs="Arial" w:eastAsia="Arial" w:hAnsi="Arial"/>
@@ -25202,7 +25786,7 @@
               <w:spacing w:after="10" w:before="0"/>
               <w:ind w:left="120"/>
             </w:pPr>
-            <w:hyperlink w:history="1" r:id="rIdv5vgimttg23entfv5dyq3">
+            <w:hyperlink w:history="1" r:id="rId8oum02cg5b7olrrcw4ine">
               <w:r>
                 <w:rPr>
                   <w:rFonts w:ascii="Arial" w:cs="Arial" w:eastAsia="Arial" w:hAnsi="Arial"/>
@@ -25247,7 +25831,7 @@
             <w:pPr>
               <w:spacing w:after="20" w:before="0"/>
             </w:pPr>
-            <w:hyperlink w:history="1" r:id="rIdfdhb6oed4iuri4p1srd13">
+            <w:hyperlink w:history="1" r:id="rIdkwlqn19a00uy03-sqdwf4">
               <w:r>
                 <w:rPr>
                   <w:rFonts w:ascii="Arial" w:cs="Arial" w:eastAsia="Arial" w:hAnsi="Arial"/>
@@ -25280,7 +25864,7 @@
               <w:spacing w:after="10" w:before="0"/>
               <w:ind w:left="120"/>
             </w:pPr>
-            <w:hyperlink w:history="1" r:id="rIddauf2rxxupwc9wlfzkmak">
+            <w:hyperlink w:history="1" r:id="rIdm8g0b0wp6wdablkl6i8k2">
               <w:r>
                 <w:rPr>
                   <w:rFonts w:ascii="Arial" w:cs="Arial" w:eastAsia="Arial" w:hAnsi="Arial"/>
@@ -25776,6 +26360,65 @@
         </w:tc>
       </w:tr>
     </w:tbl>
+    <w:p>
+      <w:pPr>
+        <w:pBdr>
+          <w:top w:val="single" w:color="BBBBBB" w:sz="4" w:space="4"/>
+        </w:pBdr>
+        <w:spacing w:after="0" w:before="160"/>
+      </w:pPr>
+      <w:r>
+        <w:rPr>
+          <w:rFonts w:ascii="Arial" w:cs="Arial" w:eastAsia="Arial" w:hAnsi="Arial"/>
+          <w:color w:val="666666"/>
+          <w:sz w:val="14"/>
+          <w:szCs w:val="14"/>
+        </w:rPr>
+        <w:t xml:space="preserve">© 2026 SeaVuria and ARES. Aligned with KICD objectives. Developed by SeaVuria; technical implementation by ARES (with AI assistance from Claude). Licensed under </w:t>
+      </w:r>
+      <w:hyperlink w:history="1" r:id="rIds1jk9riwu8zjbtk_s8tnm">
+        <w:r>
+          <w:rPr>
+            <w:rFonts w:ascii="Arial" w:cs="Arial" w:eastAsia="Arial" w:hAnsi="Arial"/>
+            <w:color w:val="1F6B75"/>
+            <w:sz w:val="14"/>
+            <w:szCs w:val="14"/>
+            <w:u w:val="single" w:color="1F6B75"/>
+          </w:rPr>
+          <w:t xml:space="preserve">CC BY-NC 4.0</w:t>
+        </w:r>
+      </w:hyperlink>
+      <w:r>
+        <w:rPr>
+          <w:rFonts w:ascii="Arial" w:cs="Arial" w:eastAsia="Arial" w:hAnsi="Arial"/>
+          <w:color w:val="666666"/>
+          <w:sz w:val="14"/>
+          <w:szCs w:val="14"/>
+        </w:rPr>
+        <w:t xml:space="preserve"> (</w:t>
+      </w:r>
+      <w:hyperlink w:history="1" r:id="rIdm_hdtlmuwmky1i2umbutl">
+        <w:r>
+          <w:rPr>
+            <w:rFonts w:ascii="Arial" w:cs="Arial" w:eastAsia="Arial" w:hAnsi="Arial"/>
+            <w:color w:val="1F6B75"/>
+            <w:sz w:val="14"/>
+            <w:szCs w:val="14"/>
+            <w:u w:val="single" w:color="1F6B75"/>
+          </w:rPr>
+          <w:t xml:space="preserve">https://creativecommons.org/licenses/by-nc/4.0/</w:t>
+        </w:r>
+      </w:hyperlink>
+      <w:r>
+        <w:rPr>
+          <w:rFonts w:ascii="Arial" w:cs="Arial" w:eastAsia="Arial" w:hAnsi="Arial"/>
+          <w:color w:val="666666"/>
+          <w:sz w:val="14"/>
+          <w:szCs w:val="14"/>
+        </w:rPr>
+        <w:t xml:space="preserve">).</w:t>
+      </w:r>
+    </w:p>
     <w:p>
       <w:r>
         <w:br w:type="page"/>
@@ -26784,7 +27427,7 @@
               <w:spacing w:after="10" w:before="0"/>
               <w:ind w:left="120"/>
             </w:pPr>
-            <w:hyperlink w:history="1" r:id="rIdshzkkytt0su8dghyt5chl">
+            <w:hyperlink w:history="1" r:id="rIdwalqpzvoj2jnc8l_7aqo0">
               <w:r>
                 <w:rPr>
                   <w:rFonts w:ascii="Arial" w:cs="Arial" w:eastAsia="Arial" w:hAnsi="Arial"/>
@@ -26861,7 +27504,7 @@
               <w:spacing w:after="10" w:before="0"/>
               <w:ind w:left="120"/>
             </w:pPr>
-            <w:hyperlink w:history="1" r:id="rIdoup7eofbpalzlxlo_4hvt">
+            <w:hyperlink w:history="1" r:id="rId0ndz9v7jnojrl4abx-dsd">
               <w:r>
                 <w:rPr>
                   <w:rFonts w:ascii="Arial" w:cs="Arial" w:eastAsia="Arial" w:hAnsi="Arial"/>
@@ -27088,7 +27731,7 @@
               <w:spacing w:after="10" w:before="0"/>
               <w:ind w:left="120"/>
             </w:pPr>
-            <w:hyperlink w:history="1" r:id="rIdubwxkbhvz5ijudgrvuh13">
+            <w:hyperlink w:history="1" r:id="rIdudmlftdtydb8geg4oyks3">
               <w:r>
                 <w:rPr>
                   <w:rFonts w:ascii="Arial" w:cs="Arial" w:eastAsia="Arial" w:hAnsi="Arial"/>
@@ -27165,7 +27808,7 @@
               <w:spacing w:after="10" w:before="0"/>
               <w:ind w:left="120"/>
             </w:pPr>
-            <w:hyperlink w:history="1" r:id="rId15puawyyexoq0i0hwaqbb">
+            <w:hyperlink w:history="1" r:id="rIdgghblyvjk3vxt_s10lncu">
               <w:r>
                 <w:rPr>
                   <w:rFonts w:ascii="Arial" w:cs="Arial" w:eastAsia="Arial" w:hAnsi="Arial"/>
@@ -27392,7 +28035,7 @@
               <w:spacing w:after="10" w:before="0"/>
               <w:ind w:left="120"/>
             </w:pPr>
-            <w:hyperlink w:history="1" r:id="rIdad7r6jivsdrluh_thl4cm">
+            <w:hyperlink w:history="1" r:id="rIdv7zcbljf6xgtvfbdlgvsg">
               <w:r>
                 <w:rPr>
                   <w:rFonts w:ascii="Arial" w:cs="Arial" w:eastAsia="Arial" w:hAnsi="Arial"/>
@@ -27469,7 +28112,7 @@
               <w:spacing w:after="10" w:before="0"/>
               <w:ind w:left="120"/>
             </w:pPr>
-            <w:hyperlink w:history="1" r:id="rId-rwommwm11-5qb2sermlg">
+            <w:hyperlink w:history="1" r:id="rIdqd6bvngufif4dzznjwbiw">
               <w:r>
                 <w:rPr>
                   <w:rFonts w:ascii="Arial" w:cs="Arial" w:eastAsia="Arial" w:hAnsi="Arial"/>
@@ -27696,7 +28339,7 @@
               <w:spacing w:after="10" w:before="0"/>
               <w:ind w:left="120"/>
             </w:pPr>
-            <w:hyperlink w:history="1" r:id="rIduc7hljpksaqzcxgiyhlkx">
+            <w:hyperlink w:history="1" r:id="rIdhfns-bnqyyscvpknnnreh">
               <w:r>
                 <w:rPr>
                   <w:rFonts w:ascii="Arial" w:cs="Arial" w:eastAsia="Arial" w:hAnsi="Arial"/>
@@ -27773,7 +28416,7 @@
               <w:spacing w:after="10" w:before="0"/>
               <w:ind w:left="120"/>
             </w:pPr>
-            <w:hyperlink w:history="1" r:id="rIdemxrhkdq5tnurarjw86pk">
+            <w:hyperlink w:history="1" r:id="rIdaboozawy8-lknpy7na1wr">
               <w:r>
                 <w:rPr>
                   <w:rFonts w:ascii="Arial" w:cs="Arial" w:eastAsia="Arial" w:hAnsi="Arial"/>
@@ -28000,7 +28643,7 @@
               <w:spacing w:after="10" w:before="0"/>
               <w:ind w:left="120"/>
             </w:pPr>
-            <w:hyperlink w:history="1" r:id="rId0tfhuwo2uitko3t5ickiz">
+            <w:hyperlink w:history="1" r:id="rId2jonazscnbhjp2-ukiw35">
               <w:r>
                 <w:rPr>
                   <w:rFonts w:ascii="Arial" w:cs="Arial" w:eastAsia="Arial" w:hAnsi="Arial"/>
@@ -28077,7 +28720,7 @@
               <w:spacing w:after="10" w:before="0"/>
               <w:ind w:left="120"/>
             </w:pPr>
-            <w:hyperlink w:history="1" r:id="rIdzcfwe55tccsl9zwauu5ez">
+            <w:hyperlink w:history="1" r:id="rIdc-mzg2ifrn2jzpnkcp5ih">
               <w:r>
                 <w:rPr>
                   <w:rFonts w:ascii="Arial" w:cs="Arial" w:eastAsia="Arial" w:hAnsi="Arial"/>
@@ -28588,6 +29231,65 @@
         </w:tc>
       </w:tr>
     </w:tbl>
+    <w:p>
+      <w:pPr>
+        <w:pBdr>
+          <w:top w:val="single" w:color="BBBBBB" w:sz="4" w:space="4"/>
+        </w:pBdr>
+        <w:spacing w:after="0" w:before="160"/>
+      </w:pPr>
+      <w:r>
+        <w:rPr>
+          <w:rFonts w:ascii="Arial" w:cs="Arial" w:eastAsia="Arial" w:hAnsi="Arial"/>
+          <w:color w:val="666666"/>
+          <w:sz w:val="14"/>
+          <w:szCs w:val="14"/>
+        </w:rPr>
+        <w:t xml:space="preserve">© 2026 SeaVuria and ARES. Aligned with KICD objectives. Developed by SeaVuria; technical implementation by ARES (with AI assistance from Claude). Licensed under </w:t>
+      </w:r>
+      <w:hyperlink w:history="1" r:id="rIdpqrbfpi7f3ld9bbjhcjky">
+        <w:r>
+          <w:rPr>
+            <w:rFonts w:ascii="Arial" w:cs="Arial" w:eastAsia="Arial" w:hAnsi="Arial"/>
+            <w:color w:val="1F6B75"/>
+            <w:sz w:val="14"/>
+            <w:szCs w:val="14"/>
+            <w:u w:val="single" w:color="1F6B75"/>
+          </w:rPr>
+          <w:t xml:space="preserve">CC BY-NC 4.0</w:t>
+        </w:r>
+      </w:hyperlink>
+      <w:r>
+        <w:rPr>
+          <w:rFonts w:ascii="Arial" w:cs="Arial" w:eastAsia="Arial" w:hAnsi="Arial"/>
+          <w:color w:val="666666"/>
+          <w:sz w:val="14"/>
+          <w:szCs w:val="14"/>
+        </w:rPr>
+        <w:t xml:space="preserve"> (</w:t>
+      </w:r>
+      <w:hyperlink w:history="1" r:id="rIdzeemyoyiefggcdwdgnrch">
+        <w:r>
+          <w:rPr>
+            <w:rFonts w:ascii="Arial" w:cs="Arial" w:eastAsia="Arial" w:hAnsi="Arial"/>
+            <w:color w:val="1F6B75"/>
+            <w:sz w:val="14"/>
+            <w:szCs w:val="14"/>
+            <w:u w:val="single" w:color="1F6B75"/>
+          </w:rPr>
+          <w:t xml:space="preserve">https://creativecommons.org/licenses/by-nc/4.0/</w:t>
+        </w:r>
+      </w:hyperlink>
+      <w:r>
+        <w:rPr>
+          <w:rFonts w:ascii="Arial" w:cs="Arial" w:eastAsia="Arial" w:hAnsi="Arial"/>
+          <w:color w:val="666666"/>
+          <w:sz w:val="14"/>
+          <w:szCs w:val="14"/>
+        </w:rPr>
+        <w:t xml:space="preserve">).</w:t>
+      </w:r>
+    </w:p>
     <w:p>
       <w:r>
         <w:br w:type="page"/>
@@ -29579,7 +30281,7 @@
             <w:pPr>
               <w:spacing w:after="20" w:before="0"/>
             </w:pPr>
-            <w:hyperlink w:history="1" r:id="rId-yn3rned7crgorqnpd8kl">
+            <w:hyperlink w:history="1" r:id="rIdeow4xazb9f0aetgmzubq4">
               <w:r>
                 <w:rPr>
                   <w:rFonts w:ascii="Arial" w:cs="Arial" w:eastAsia="Arial" w:hAnsi="Arial"/>
@@ -29612,7 +30314,7 @@
               <w:spacing w:after="10" w:before="0"/>
               <w:ind w:left="120"/>
             </w:pPr>
-            <w:hyperlink w:history="1" r:id="rId72iibxuhtzbbecvspexgc">
+            <w:hyperlink w:history="1" r:id="rId1ufbh5jiysx_zuv_wniel">
               <w:r>
                 <w:rPr>
                   <w:rFonts w:ascii="Arial" w:cs="Arial" w:eastAsia="Arial" w:hAnsi="Arial"/>
@@ -29657,7 +30359,7 @@
             <w:pPr>
               <w:spacing w:after="20" w:before="0"/>
             </w:pPr>
-            <w:hyperlink w:history="1" r:id="rIdq-swjwjzctox1pqaage4k">
+            <w:hyperlink w:history="1" r:id="rIdbw4chy3qu2gn8f1e-4-s7">
               <w:r>
                 <w:rPr>
                   <w:rFonts w:ascii="Arial" w:cs="Arial" w:eastAsia="Arial" w:hAnsi="Arial"/>
@@ -29690,7 +30392,7 @@
               <w:spacing w:after="10" w:before="0"/>
               <w:ind w:left="120"/>
             </w:pPr>
-            <w:hyperlink w:history="1" r:id="rIduuotiv6s3ulrbmosgc3mm">
+            <w:hyperlink w:history="1" r:id="rIdbofgg0sa-fmrmyzc9soay">
               <w:r>
                 <w:rPr>
                   <w:rFonts w:ascii="Arial" w:cs="Arial" w:eastAsia="Arial" w:hAnsi="Arial"/>
@@ -29885,7 +30587,7 @@
             <w:pPr>
               <w:spacing w:after="20" w:before="0"/>
             </w:pPr>
-            <w:hyperlink w:history="1" r:id="rIdduwdh1jlrzpuoa-95grtt">
+            <w:hyperlink w:history="1" r:id="rIdykxrr3-2jf0uxuv9-grxc">
               <w:r>
                 <w:rPr>
                   <w:rFonts w:ascii="Arial" w:cs="Arial" w:eastAsia="Arial" w:hAnsi="Arial"/>
@@ -29918,7 +30620,7 @@
               <w:spacing w:after="10" w:before="0"/>
               <w:ind w:left="120"/>
             </w:pPr>
-            <w:hyperlink w:history="1" r:id="rIdlqbqklxicprbytq7keiiw">
+            <w:hyperlink w:history="1" r:id="rIdnviuijf15agh5j51ziaxb">
               <w:r>
                 <w:rPr>
                   <w:rFonts w:ascii="Arial" w:cs="Arial" w:eastAsia="Arial" w:hAnsi="Arial"/>
@@ -29963,7 +30665,7 @@
             <w:pPr>
               <w:spacing w:after="20" w:before="0"/>
             </w:pPr>
-            <w:hyperlink w:history="1" r:id="rIdkbhpsmbezcrzg-ncatugk">
+            <w:hyperlink w:history="1" r:id="rId6yhdwx0ocm8orbebh28qh">
               <w:r>
                 <w:rPr>
                   <w:rFonts w:ascii="Arial" w:cs="Arial" w:eastAsia="Arial" w:hAnsi="Arial"/>
@@ -29996,7 +30698,7 @@
               <w:spacing w:after="10" w:before="0"/>
               <w:ind w:left="120"/>
             </w:pPr>
-            <w:hyperlink w:history="1" r:id="rId13bb6aooz3ad81d-ygemd">
+            <w:hyperlink w:history="1" r:id="rId3yrqdjzr7yvspsry7vudq">
               <w:r>
                 <w:rPr>
                   <w:rFonts w:ascii="Arial" w:cs="Arial" w:eastAsia="Arial" w:hAnsi="Arial"/>
@@ -30191,7 +30893,7 @@
             <w:pPr>
               <w:spacing w:after="20" w:before="0"/>
             </w:pPr>
-            <w:hyperlink w:history="1" r:id="rId6k8wi3ffsigbuwvi2ffs0">
+            <w:hyperlink w:history="1" r:id="rIdshqqiwaltff4w-t4shbzz">
               <w:r>
                 <w:rPr>
                   <w:rFonts w:ascii="Arial" w:cs="Arial" w:eastAsia="Arial" w:hAnsi="Arial"/>
@@ -30224,7 +30926,7 @@
               <w:spacing w:after="10" w:before="0"/>
               <w:ind w:left="120"/>
             </w:pPr>
-            <w:hyperlink w:history="1" r:id="rIdajc69dgxxtodmfzoyxfrw">
+            <w:hyperlink w:history="1" r:id="rIdlghg0ytelu8zspvrky19v">
               <w:r>
                 <w:rPr>
                   <w:rFonts w:ascii="Arial" w:cs="Arial" w:eastAsia="Arial" w:hAnsi="Arial"/>
@@ -30269,7 +30971,7 @@
             <w:pPr>
               <w:spacing w:after="20" w:before="0"/>
             </w:pPr>
-            <w:hyperlink w:history="1" r:id="rIdyzo5bjvgzhgsbdgcsuwn-">
+            <w:hyperlink w:history="1" r:id="rIdeaneplzcfkq5qaq2t-d7h">
               <w:r>
                 <w:rPr>
                   <w:rFonts w:ascii="Arial" w:cs="Arial" w:eastAsia="Arial" w:hAnsi="Arial"/>
@@ -30302,7 +31004,7 @@
               <w:spacing w:after="10" w:before="0"/>
               <w:ind w:left="120"/>
             </w:pPr>
-            <w:hyperlink w:history="1" r:id="rIdajvlyq_m9ld44fbdxss8s">
+            <w:hyperlink w:history="1" r:id="rIdj3ncewwrwmmdznezsxp7a">
               <w:r>
                 <w:rPr>
                   <w:rFonts w:ascii="Arial" w:cs="Arial" w:eastAsia="Arial" w:hAnsi="Arial"/>
@@ -30497,7 +31199,7 @@
             <w:pPr>
               <w:spacing w:after="20" w:before="0"/>
             </w:pPr>
-            <w:hyperlink w:history="1" r:id="rIdkzhlg_vflkaxw6kzp9bkl">
+            <w:hyperlink w:history="1" r:id="rIdepmhvtiuwslsmtdvze3bq">
               <w:r>
                 <w:rPr>
                   <w:rFonts w:ascii="Arial" w:cs="Arial" w:eastAsia="Arial" w:hAnsi="Arial"/>
@@ -30530,7 +31232,7 @@
               <w:spacing w:after="10" w:before="0"/>
               <w:ind w:left="120"/>
             </w:pPr>
-            <w:hyperlink w:history="1" r:id="rIdxkmts5trwrky-n3sxr07w">
+            <w:hyperlink w:history="1" r:id="rId6r1-w1tntrq1oh9ilwbks">
               <w:r>
                 <w:rPr>
                   <w:rFonts w:ascii="Arial" w:cs="Arial" w:eastAsia="Arial" w:hAnsi="Arial"/>
@@ -30575,7 +31277,7 @@
             <w:pPr>
               <w:spacing w:after="20" w:before="0"/>
             </w:pPr>
-            <w:hyperlink w:history="1" r:id="rIdwlaikbfldgydo2_4yaf2x">
+            <w:hyperlink w:history="1" r:id="rId5bq96ssoz5hyyzosgn24e">
               <w:r>
                 <w:rPr>
                   <w:rFonts w:ascii="Arial" w:cs="Arial" w:eastAsia="Arial" w:hAnsi="Arial"/>
@@ -30608,7 +31310,7 @@
               <w:spacing w:after="10" w:before="0"/>
               <w:ind w:left="120"/>
             </w:pPr>
-            <w:hyperlink w:history="1" r:id="rIdi0karzh1gs_pmoeepeyvl">
+            <w:hyperlink w:history="1" r:id="rIdfqcmzvtgpbyqlx-fj_chq">
               <w:r>
                 <w:rPr>
                   <w:rFonts w:ascii="Arial" w:cs="Arial" w:eastAsia="Arial" w:hAnsi="Arial"/>
@@ -30803,7 +31505,7 @@
             <w:pPr>
               <w:spacing w:after="20" w:before="0"/>
             </w:pPr>
-            <w:hyperlink w:history="1" r:id="rIdilcux9wo4hyugnphvifni">
+            <w:hyperlink w:history="1" r:id="rIdkkokat3fwy1i9w0-3qitt">
               <w:r>
                 <w:rPr>
                   <w:rFonts w:ascii="Arial" w:cs="Arial" w:eastAsia="Arial" w:hAnsi="Arial"/>
@@ -30836,7 +31538,7 @@
               <w:spacing w:after="10" w:before="0"/>
               <w:ind w:left="120"/>
             </w:pPr>
-            <w:hyperlink w:history="1" r:id="rIdaz0mzwfhbp6aw_b450l3d">
+            <w:hyperlink w:history="1" r:id="rIdxmbl4sgbdrtni9psks9mq">
               <w:r>
                 <w:rPr>
                   <w:rFonts w:ascii="Arial" w:cs="Arial" w:eastAsia="Arial" w:hAnsi="Arial"/>
@@ -30881,7 +31583,7 @@
             <w:pPr>
               <w:spacing w:after="20" w:before="0"/>
             </w:pPr>
-            <w:hyperlink w:history="1" r:id="rIdubl5ic2rquit_jy99rzks">
+            <w:hyperlink w:history="1" r:id="rIdrafbdqxgkhiipc95zwaw2">
               <w:r>
                 <w:rPr>
                   <w:rFonts w:ascii="Arial" w:cs="Arial" w:eastAsia="Arial" w:hAnsi="Arial"/>
@@ -30914,7 +31616,7 @@
               <w:spacing w:after="10" w:before="0"/>
               <w:ind w:left="120"/>
             </w:pPr>
-            <w:hyperlink w:history="1" r:id="rIdupgprd4sylnogxphqhheu">
+            <w:hyperlink w:history="1" r:id="rIduconuvygyl1dkysnobwtk">
               <w:r>
                 <w:rPr>
                   <w:rFonts w:ascii="Arial" w:cs="Arial" w:eastAsia="Arial" w:hAnsi="Arial"/>
@@ -31410,6 +32112,65 @@
         </w:tc>
       </w:tr>
     </w:tbl>
+    <w:p>
+      <w:pPr>
+        <w:pBdr>
+          <w:top w:val="single" w:color="BBBBBB" w:sz="4" w:space="4"/>
+        </w:pBdr>
+        <w:spacing w:after="0" w:before="160"/>
+      </w:pPr>
+      <w:r>
+        <w:rPr>
+          <w:rFonts w:ascii="Arial" w:cs="Arial" w:eastAsia="Arial" w:hAnsi="Arial"/>
+          <w:color w:val="666666"/>
+          <w:sz w:val="14"/>
+          <w:szCs w:val="14"/>
+        </w:rPr>
+        <w:t xml:space="preserve">© 2026 SeaVuria and ARES. Aligned with KICD objectives. Developed by SeaVuria; technical implementation by ARES (with AI assistance from Claude). Licensed under </w:t>
+      </w:r>
+      <w:hyperlink w:history="1" r:id="rId7jznkp8pv0lm2euuekxjv">
+        <w:r>
+          <w:rPr>
+            <w:rFonts w:ascii="Arial" w:cs="Arial" w:eastAsia="Arial" w:hAnsi="Arial"/>
+            <w:color w:val="1F6B75"/>
+            <w:sz w:val="14"/>
+            <w:szCs w:val="14"/>
+            <w:u w:val="single" w:color="1F6B75"/>
+          </w:rPr>
+          <w:t xml:space="preserve">CC BY-NC 4.0</w:t>
+        </w:r>
+      </w:hyperlink>
+      <w:r>
+        <w:rPr>
+          <w:rFonts w:ascii="Arial" w:cs="Arial" w:eastAsia="Arial" w:hAnsi="Arial"/>
+          <w:color w:val="666666"/>
+          <w:sz w:val="14"/>
+          <w:szCs w:val="14"/>
+        </w:rPr>
+        <w:t xml:space="preserve"> (</w:t>
+      </w:r>
+      <w:hyperlink w:history="1" r:id="rIdaueeatd_blfpo1_epn-sq">
+        <w:r>
+          <w:rPr>
+            <w:rFonts w:ascii="Arial" w:cs="Arial" w:eastAsia="Arial" w:hAnsi="Arial"/>
+            <w:color w:val="1F6B75"/>
+            <w:sz w:val="14"/>
+            <w:szCs w:val="14"/>
+            <w:u w:val="single" w:color="1F6B75"/>
+          </w:rPr>
+          <w:t xml:space="preserve">https://creativecommons.org/licenses/by-nc/4.0/</w:t>
+        </w:r>
+      </w:hyperlink>
+      <w:r>
+        <w:rPr>
+          <w:rFonts w:ascii="Arial" w:cs="Arial" w:eastAsia="Arial" w:hAnsi="Arial"/>
+          <w:color w:val="666666"/>
+          <w:sz w:val="14"/>
+          <w:szCs w:val="14"/>
+        </w:rPr>
+        <w:t xml:space="preserve">).</w:t>
+      </w:r>
+    </w:p>
     <w:p>
       <w:r>
         <w:br w:type="page"/>

--- a/data/outputs/v2/Biology/SS2.1_Plant_Nutrition/Biology_Plant_Nutrition_CBE_LessonSequence.docx
+++ b/data/outputs/v2/Biology/SS2.1_Plant_Nutrition/Biology_Plant_Nutrition_CBE_LessonSequence.docx
@@ -150,7 +150,7 @@
         </w:rPr>
         <w:t xml:space="preserve">© 2026 SeaVuria and ARES. This work is licensed under a </w:t>
       </w:r>
-      <w:hyperlink w:history="1" r:id="rId91gvk8jt3hdrphs2xkfra">
+      <w:hyperlink w:history="1" r:id="rIdfizmtrr78j_teap9d0_dh">
         <w:r>
           <w:rPr>
             <w:rFonts w:ascii="Arial" w:cs="Arial" w:eastAsia="Arial" w:hAnsi="Arial"/>
@@ -170,7 +170,7 @@
         </w:rPr>
         <w:t xml:space="preserve"> (</w:t>
       </w:r>
-      <w:hyperlink w:history="1" r:id="rIdpvupnlktu5gdvukldqqzq">
+      <w:hyperlink w:history="1" r:id="rIdnq11qnsf9h4npg--txfho">
         <w:r>
           <w:rPr>
             <w:rFonts w:ascii="Arial" w:cs="Arial" w:eastAsia="Arial" w:hAnsi="Arial"/>
@@ -190,7 +190,7 @@
         </w:rPr>
         <w:t xml:space="preserve">). To view a copy of this license, visit </w:t>
       </w:r>
-      <w:hyperlink w:history="1" r:id="rIdto3g-q2rylxlncr5w0sp2">
+      <w:hyperlink w:history="1" r:id="rIdmjvq9ksaucksxsviynoyd">
         <w:r>
           <w:rPr>
             <w:rFonts w:ascii="Arial" w:cs="Arial" w:eastAsia="Arial" w:hAnsi="Arial"/>
@@ -3628,7 +3628,7 @@
               <w:spacing w:after="10" w:before="0"/>
               <w:ind w:left="120"/>
             </w:pPr>
-            <w:hyperlink w:history="1" r:id="rId9zbduf-ep2awt8bpeg730">
+            <w:hyperlink w:history="1" r:id="rIdtb-amn0cok0bhi0qfs7du">
               <w:r>
                 <w:rPr>
                   <w:rFonts w:ascii="Arial" w:cs="Arial" w:eastAsia="Arial" w:hAnsi="Arial"/>
@@ -3705,7 +3705,7 @@
               <w:spacing w:after="10" w:before="0"/>
               <w:ind w:left="120"/>
             </w:pPr>
-            <w:hyperlink w:history="1" r:id="rIdwg7cjjkpcibjjy8urjrxa">
+            <w:hyperlink w:history="1" r:id="rIdnz3vjanyamkjgq5n1esv4">
               <w:r>
                 <w:rPr>
                   <w:rFonts w:ascii="Arial" w:cs="Arial" w:eastAsia="Arial" w:hAnsi="Arial"/>
@@ -3932,7 +3932,7 @@
               <w:spacing w:after="10" w:before="0"/>
               <w:ind w:left="120"/>
             </w:pPr>
-            <w:hyperlink w:history="1" r:id="rIdwmd1yw0fbve_ho49p3zo_">
+            <w:hyperlink w:history="1" r:id="rId_-0_t_phnu0exvj5pazyq">
               <w:r>
                 <w:rPr>
                   <w:rFonts w:ascii="Arial" w:cs="Arial" w:eastAsia="Arial" w:hAnsi="Arial"/>
@@ -4009,7 +4009,7 @@
               <w:spacing w:after="10" w:before="0"/>
               <w:ind w:left="120"/>
             </w:pPr>
-            <w:hyperlink w:history="1" r:id="rIdoug2_sj5oly1opht661bn">
+            <w:hyperlink w:history="1" r:id="rIdleh5fxvl-wmn-p7v0uyho">
               <w:r>
                 <w:rPr>
                   <w:rFonts w:ascii="Arial" w:cs="Arial" w:eastAsia="Arial" w:hAnsi="Arial"/>
@@ -4236,7 +4236,7 @@
               <w:spacing w:after="10" w:before="0"/>
               <w:ind w:left="120"/>
             </w:pPr>
-            <w:hyperlink w:history="1" r:id="rIdysv5rssmcwvv9qiz4uvjr">
+            <w:hyperlink w:history="1" r:id="rIduc80cpxwmkidbtmgybdhc">
               <w:r>
                 <w:rPr>
                   <w:rFonts w:ascii="Arial" w:cs="Arial" w:eastAsia="Arial" w:hAnsi="Arial"/>
@@ -4313,7 +4313,7 @@
               <w:spacing w:after="10" w:before="0"/>
               <w:ind w:left="120"/>
             </w:pPr>
-            <w:hyperlink w:history="1" r:id="rIdefgnxjqy72vf8ub2mimis">
+            <w:hyperlink w:history="1" r:id="rIdkzwqbohga7c3gozoootvg">
               <w:r>
                 <w:rPr>
                   <w:rFonts w:ascii="Arial" w:cs="Arial" w:eastAsia="Arial" w:hAnsi="Arial"/>
@@ -4540,7 +4540,7 @@
               <w:spacing w:after="10" w:before="0"/>
               <w:ind w:left="120"/>
             </w:pPr>
-            <w:hyperlink w:history="1" r:id="rIdrcdfi-pzwuaxexn0va0ap">
+            <w:hyperlink w:history="1" r:id="rId08jwmqon9xhb6kz4wuy9a">
               <w:r>
                 <w:rPr>
                   <w:rFonts w:ascii="Arial" w:cs="Arial" w:eastAsia="Arial" w:hAnsi="Arial"/>
@@ -4617,7 +4617,7 @@
               <w:spacing w:after="10" w:before="0"/>
               <w:ind w:left="120"/>
             </w:pPr>
-            <w:hyperlink w:history="1" r:id="rIdokerm5axm9jn60pdlvzn-">
+            <w:hyperlink w:history="1" r:id="rIdowjymkwqnnwop8e4orncg">
               <w:r>
                 <w:rPr>
                   <w:rFonts w:ascii="Arial" w:cs="Arial" w:eastAsia="Arial" w:hAnsi="Arial"/>
@@ -4844,7 +4844,7 @@
               <w:spacing w:after="10" w:before="0"/>
               <w:ind w:left="120"/>
             </w:pPr>
-            <w:hyperlink w:history="1" r:id="rIds4hxaqvghs8f_doy2_3a5">
+            <w:hyperlink w:history="1" r:id="rIdxwflzq-6oxlhmhggu2eq1">
               <w:r>
                 <w:rPr>
                   <w:rFonts w:ascii="Arial" w:cs="Arial" w:eastAsia="Arial" w:hAnsi="Arial"/>
@@ -4921,7 +4921,7 @@
               <w:spacing w:after="10" w:before="0"/>
               <w:ind w:left="120"/>
             </w:pPr>
-            <w:hyperlink w:history="1" r:id="rIdxbzmfrgqoglywphnftahy">
+            <w:hyperlink w:history="1" r:id="rIdzmrytaavzklh_6j08fsra">
               <w:r>
                 <w:rPr>
                   <w:rFonts w:ascii="Arial" w:cs="Arial" w:eastAsia="Arial" w:hAnsi="Arial"/>
@@ -5448,7 +5448,7 @@
         </w:rPr>
         <w:t xml:space="preserve">© 2026 SeaVuria and ARES. Aligned with KICD objectives. Developed by SeaVuria; technical implementation by ARES (with AI assistance from Claude). Licensed under </w:t>
       </w:r>
-      <w:hyperlink w:history="1" r:id="rIdtbs8sejaywula8ut8hnei">
+      <w:hyperlink w:history="1" r:id="rIdn3gfhclv7-i-oq9rzagey">
         <w:r>
           <w:rPr>
             <w:rFonts w:ascii="Arial" w:cs="Arial" w:eastAsia="Arial" w:hAnsi="Arial"/>
@@ -5469,7 +5469,7 @@
         </w:rPr>
         <w:t xml:space="preserve"> (</w:t>
       </w:r>
-      <w:hyperlink w:history="1" r:id="rIdr8xkjbufxgshygktv_eng">
+      <w:hyperlink w:history="1" r:id="rIdydgon_z019uwarbebhgzs">
         <w:r>
           <w:rPr>
             <w:rFonts w:ascii="Arial" w:cs="Arial" w:eastAsia="Arial" w:hAnsi="Arial"/>
@@ -6482,7 +6482,7 @@
             <w:pPr>
               <w:spacing w:after="20" w:before="0"/>
             </w:pPr>
-            <w:hyperlink w:history="1" r:id="rIdaswc1tghqksp95icungc-">
+            <w:hyperlink w:history="1" r:id="rIdzg08lkb6mzcvjyxj4agsz">
               <w:r>
                 <w:rPr>
                   <w:rFonts w:ascii="Arial" w:cs="Arial" w:eastAsia="Arial" w:hAnsi="Arial"/>
@@ -6515,7 +6515,7 @@
               <w:spacing w:after="10" w:before="0"/>
               <w:ind w:left="120"/>
             </w:pPr>
-            <w:hyperlink w:history="1" r:id="rIdqos1aezl-x1wdrme1inbm">
+            <w:hyperlink w:history="1" r:id="rIdgfy9zikdr4oeraozr2q61">
               <w:r>
                 <w:rPr>
                   <w:rFonts w:ascii="Arial" w:cs="Arial" w:eastAsia="Arial" w:hAnsi="Arial"/>
@@ -6560,7 +6560,7 @@
             <w:pPr>
               <w:spacing w:after="20" w:before="0"/>
             </w:pPr>
-            <w:hyperlink w:history="1" r:id="rId4omua9glcll33bbpbkq4i">
+            <w:hyperlink w:history="1" r:id="rId9hke5vqerzhqskjrmno7r">
               <w:r>
                 <w:rPr>
                   <w:rFonts w:ascii="Arial" w:cs="Arial" w:eastAsia="Arial" w:hAnsi="Arial"/>
@@ -6593,7 +6593,7 @@
               <w:spacing w:after="10" w:before="0"/>
               <w:ind w:left="120"/>
             </w:pPr>
-            <w:hyperlink w:history="1" r:id="rId1c8gqf4f5duhs5dc7cc_j">
+            <w:hyperlink w:history="1" r:id="rIdm23m48w2yntiy02lb_kvm">
               <w:r>
                 <w:rPr>
                   <w:rFonts w:ascii="Arial" w:cs="Arial" w:eastAsia="Arial" w:hAnsi="Arial"/>
@@ -6788,7 +6788,7 @@
             <w:pPr>
               <w:spacing w:after="20" w:before="0"/>
             </w:pPr>
-            <w:hyperlink w:history="1" r:id="rIdhv25vfwn1fz5-7qbyikfc">
+            <w:hyperlink w:history="1" r:id="rId3y4y5-60fovvdfwqpouii">
               <w:r>
                 <w:rPr>
                   <w:rFonts w:ascii="Arial" w:cs="Arial" w:eastAsia="Arial" w:hAnsi="Arial"/>
@@ -6821,7 +6821,7 @@
               <w:spacing w:after="10" w:before="0"/>
               <w:ind w:left="120"/>
             </w:pPr>
-            <w:hyperlink w:history="1" r:id="rIduzzb9cxmh95o-8ybdinzd">
+            <w:hyperlink w:history="1" r:id="rId4ymztgejdcjaey5ifk_py">
               <w:r>
                 <w:rPr>
                   <w:rFonts w:ascii="Arial" w:cs="Arial" w:eastAsia="Arial" w:hAnsi="Arial"/>
@@ -6866,7 +6866,7 @@
             <w:pPr>
               <w:spacing w:after="20" w:before="0"/>
             </w:pPr>
-            <w:hyperlink w:history="1" r:id="rId5mecr0zrn4enxvstu2vuj">
+            <w:hyperlink w:history="1" r:id="rId64wsomshklxvw_wuhpndf">
               <w:r>
                 <w:rPr>
                   <w:rFonts w:ascii="Arial" w:cs="Arial" w:eastAsia="Arial" w:hAnsi="Arial"/>
@@ -6899,7 +6899,7 @@
               <w:spacing w:after="10" w:before="0"/>
               <w:ind w:left="120"/>
             </w:pPr>
-            <w:hyperlink w:history="1" r:id="rIdaydmetws11ekt5xjninsl">
+            <w:hyperlink w:history="1" r:id="rIduv8c3vxjhekusudzlgk5t">
               <w:r>
                 <w:rPr>
                   <w:rFonts w:ascii="Arial" w:cs="Arial" w:eastAsia="Arial" w:hAnsi="Arial"/>
@@ -7094,7 +7094,7 @@
             <w:pPr>
               <w:spacing w:after="20" w:before="0"/>
             </w:pPr>
-            <w:hyperlink w:history="1" r:id="rId3zfo8efkux1yjtcgtndpe">
+            <w:hyperlink w:history="1" r:id="rIdjxrgox3gqyilkaa6r0ihg">
               <w:r>
                 <w:rPr>
                   <w:rFonts w:ascii="Arial" w:cs="Arial" w:eastAsia="Arial" w:hAnsi="Arial"/>
@@ -7127,7 +7127,7 @@
               <w:spacing w:after="10" w:before="0"/>
               <w:ind w:left="120"/>
             </w:pPr>
-            <w:hyperlink w:history="1" r:id="rIdwvttzde5zr3jit8_exnui">
+            <w:hyperlink w:history="1" r:id="rIdbw8vpfmb0dlqy_jazjkrl">
               <w:r>
                 <w:rPr>
                   <w:rFonts w:ascii="Arial" w:cs="Arial" w:eastAsia="Arial" w:hAnsi="Arial"/>
@@ -7172,7 +7172,7 @@
             <w:pPr>
               <w:spacing w:after="20" w:before="0"/>
             </w:pPr>
-            <w:hyperlink w:history="1" r:id="rIdyl1hq8pxojsk5zj3laidl">
+            <w:hyperlink w:history="1" r:id="rIdy9kswctxdvapov0ipq9zu">
               <w:r>
                 <w:rPr>
                   <w:rFonts w:ascii="Arial" w:cs="Arial" w:eastAsia="Arial" w:hAnsi="Arial"/>
@@ -7205,7 +7205,7 @@
               <w:spacing w:after="10" w:before="0"/>
               <w:ind w:left="120"/>
             </w:pPr>
-            <w:hyperlink w:history="1" r:id="rId2sflyr_d34ntdbvutjdkn">
+            <w:hyperlink w:history="1" r:id="rIdo21hr9lfpv9ivuan8i6ck">
               <w:r>
                 <w:rPr>
                   <w:rFonts w:ascii="Arial" w:cs="Arial" w:eastAsia="Arial" w:hAnsi="Arial"/>
@@ -7400,7 +7400,7 @@
             <w:pPr>
               <w:spacing w:after="20" w:before="0"/>
             </w:pPr>
-            <w:hyperlink w:history="1" r:id="rId25wohrvtuguu2jmhd-997">
+            <w:hyperlink w:history="1" r:id="rId0ojwqgpxxaton9oc8y7mp">
               <w:r>
                 <w:rPr>
                   <w:rFonts w:ascii="Arial" w:cs="Arial" w:eastAsia="Arial" w:hAnsi="Arial"/>
@@ -7433,7 +7433,7 @@
               <w:spacing w:after="10" w:before="0"/>
               <w:ind w:left="120"/>
             </w:pPr>
-            <w:hyperlink w:history="1" r:id="rIdsh40dlsbcupf8iastrcmz">
+            <w:hyperlink w:history="1" r:id="rIdaplqhvtwbc0s4ch9ltrxx">
               <w:r>
                 <w:rPr>
                   <w:rFonts w:ascii="Arial" w:cs="Arial" w:eastAsia="Arial" w:hAnsi="Arial"/>
@@ -7478,7 +7478,7 @@
             <w:pPr>
               <w:spacing w:after="20" w:before="0"/>
             </w:pPr>
-            <w:hyperlink w:history="1" r:id="rIddgafxitg2udhl69lwczm_">
+            <w:hyperlink w:history="1" r:id="rIdzfku-bektw9bwoec7sfej">
               <w:r>
                 <w:rPr>
                   <w:rFonts w:ascii="Arial" w:cs="Arial" w:eastAsia="Arial" w:hAnsi="Arial"/>
@@ -7511,7 +7511,7 @@
               <w:spacing w:after="10" w:before="0"/>
               <w:ind w:left="120"/>
             </w:pPr>
-            <w:hyperlink w:history="1" r:id="rIdmaktgzbv1qa9-donxf8ke">
+            <w:hyperlink w:history="1" r:id="rIdz8k8wu76mnba6tco7yxih">
               <w:r>
                 <w:rPr>
                   <w:rFonts w:ascii="Arial" w:cs="Arial" w:eastAsia="Arial" w:hAnsi="Arial"/>
@@ -7706,7 +7706,7 @@
             <w:pPr>
               <w:spacing w:after="20" w:before="0"/>
             </w:pPr>
-            <w:hyperlink w:history="1" r:id="rIdlxysvguwrgpopss2pkdwk">
+            <w:hyperlink w:history="1" r:id="rIdmw_ifkq6vvsmubzaqjmz6">
               <w:r>
                 <w:rPr>
                   <w:rFonts w:ascii="Arial" w:cs="Arial" w:eastAsia="Arial" w:hAnsi="Arial"/>
@@ -7739,7 +7739,7 @@
               <w:spacing w:after="10" w:before="0"/>
               <w:ind w:left="120"/>
             </w:pPr>
-            <w:hyperlink w:history="1" r:id="rIdigqljxiluv3y3qxis9ppt">
+            <w:hyperlink w:history="1" r:id="rIdykyarcuhy2rcevmefft-r">
               <w:r>
                 <w:rPr>
                   <w:rFonts w:ascii="Arial" w:cs="Arial" w:eastAsia="Arial" w:hAnsi="Arial"/>
@@ -7784,7 +7784,7 @@
             <w:pPr>
               <w:spacing w:after="20" w:before="0"/>
             </w:pPr>
-            <w:hyperlink w:history="1" r:id="rIdtvto_yr62eqne2i1gaxa6">
+            <w:hyperlink w:history="1" r:id="rIdfipffqibxsxlrjljumz3s">
               <w:r>
                 <w:rPr>
                   <w:rFonts w:ascii="Arial" w:cs="Arial" w:eastAsia="Arial" w:hAnsi="Arial"/>
@@ -7817,7 +7817,7 @@
               <w:spacing w:after="10" w:before="0"/>
               <w:ind w:left="120"/>
             </w:pPr>
-            <w:hyperlink w:history="1" r:id="rIdqbysokr_enpki8pjpw_yx">
+            <w:hyperlink w:history="1" r:id="rIdl9ollgpgufph3fzjzhqtt">
               <w:r>
                 <w:rPr>
                   <w:rFonts w:ascii="Arial" w:cs="Arial" w:eastAsia="Arial" w:hAnsi="Arial"/>
@@ -8329,7 +8329,7 @@
         </w:rPr>
         <w:t xml:space="preserve">© 2026 SeaVuria and ARES. Aligned with KICD objectives. Developed by SeaVuria; technical implementation by ARES (with AI assistance from Claude). Licensed under </w:t>
       </w:r>
-      <w:hyperlink w:history="1" r:id="rIdzmx70a9cziu4wp36q4zzw">
+      <w:hyperlink w:history="1" r:id="rId7eiezwnp42cvlnkfsucnt">
         <w:r>
           <w:rPr>
             <w:rFonts w:ascii="Arial" w:cs="Arial" w:eastAsia="Arial" w:hAnsi="Arial"/>
@@ -8350,7 +8350,7 @@
         </w:rPr>
         <w:t xml:space="preserve"> (</w:t>
       </w:r>
-      <w:hyperlink w:history="1" r:id="rIdffgans_yalvmq_syzntuy">
+      <w:hyperlink w:history="1" r:id="rIdsgy3udygzf66zyf4ty5e2">
         <w:r>
           <w:rPr>
             <w:rFonts w:ascii="Arial" w:cs="Arial" w:eastAsia="Arial" w:hAnsi="Arial"/>
@@ -9363,7 +9363,7 @@
             <w:pPr>
               <w:spacing w:after="20" w:before="0"/>
             </w:pPr>
-            <w:hyperlink w:history="1" r:id="rId4x70zuoavedf4bshxruc5">
+            <w:hyperlink w:history="1" r:id="rIdlewt4enqnl3-qg_bfy09y">
               <w:r>
                 <w:rPr>
                   <w:rFonts w:ascii="Arial" w:cs="Arial" w:eastAsia="Arial" w:hAnsi="Arial"/>
@@ -9396,7 +9396,7 @@
               <w:spacing w:after="10" w:before="0"/>
               <w:ind w:left="120"/>
             </w:pPr>
-            <w:hyperlink w:history="1" r:id="rIda-r5wxepa54bpwr_l9tgb">
+            <w:hyperlink w:history="1" r:id="rIdocgn2u1eu6fmtktmlwfjp">
               <w:r>
                 <w:rPr>
                   <w:rFonts w:ascii="Arial" w:cs="Arial" w:eastAsia="Arial" w:hAnsi="Arial"/>
@@ -9441,7 +9441,7 @@
             <w:pPr>
               <w:spacing w:after="20" w:before="0"/>
             </w:pPr>
-            <w:hyperlink w:history="1" r:id="rIdnusjs78zg3aul1pr8kwo2">
+            <w:hyperlink w:history="1" r:id="rIde2h_-ahzqrbhre6eaq11a">
               <w:r>
                 <w:rPr>
                   <w:rFonts w:ascii="Arial" w:cs="Arial" w:eastAsia="Arial" w:hAnsi="Arial"/>
@@ -9474,7 +9474,7 @@
               <w:spacing w:after="10" w:before="0"/>
               <w:ind w:left="120"/>
             </w:pPr>
-            <w:hyperlink w:history="1" r:id="rIdzclj9nonthkzhhnrk3h_m">
+            <w:hyperlink w:history="1" r:id="rId7hpto-dpnvhe3iwmp5hhl">
               <w:r>
                 <w:rPr>
                   <w:rFonts w:ascii="Arial" w:cs="Arial" w:eastAsia="Arial" w:hAnsi="Arial"/>
@@ -9669,7 +9669,7 @@
             <w:pPr>
               <w:spacing w:after="20" w:before="0"/>
             </w:pPr>
-            <w:hyperlink w:history="1" r:id="rIdafdopxgoblotpm2qzhghy">
+            <w:hyperlink w:history="1" r:id="rIdxh_8scpeo6bxfxprts8d8">
               <w:r>
                 <w:rPr>
                   <w:rFonts w:ascii="Arial" w:cs="Arial" w:eastAsia="Arial" w:hAnsi="Arial"/>
@@ -9702,7 +9702,7 @@
               <w:spacing w:after="10" w:before="0"/>
               <w:ind w:left="120"/>
             </w:pPr>
-            <w:hyperlink w:history="1" r:id="rIdjrdygckqro5wa5hyztqzp">
+            <w:hyperlink w:history="1" r:id="rIdnrpmgdw_c6pxb4ozwzpom">
               <w:r>
                 <w:rPr>
                   <w:rFonts w:ascii="Arial" w:cs="Arial" w:eastAsia="Arial" w:hAnsi="Arial"/>
@@ -9747,7 +9747,7 @@
             <w:pPr>
               <w:spacing w:after="20" w:before="0"/>
             </w:pPr>
-            <w:hyperlink w:history="1" r:id="rIda6agu4ahch6axcmj0odpj">
+            <w:hyperlink w:history="1" r:id="rIdqdloyxejeqgs2lunkugoc">
               <w:r>
                 <w:rPr>
                   <w:rFonts w:ascii="Arial" w:cs="Arial" w:eastAsia="Arial" w:hAnsi="Arial"/>
@@ -9780,7 +9780,7 @@
               <w:spacing w:after="10" w:before="0"/>
               <w:ind w:left="120"/>
             </w:pPr>
-            <w:hyperlink w:history="1" r:id="rId_gdse7jslaq2ssyyo7iph">
+            <w:hyperlink w:history="1" r:id="rIdym2vojmweiimtjotccyow">
               <w:r>
                 <w:rPr>
                   <w:rFonts w:ascii="Arial" w:cs="Arial" w:eastAsia="Arial" w:hAnsi="Arial"/>
@@ -9975,7 +9975,7 @@
             <w:pPr>
               <w:spacing w:after="20" w:before="0"/>
             </w:pPr>
-            <w:hyperlink w:history="1" r:id="rId6p0t9otc1wtheplwle88j">
+            <w:hyperlink w:history="1" r:id="rIdlwkycfiuitr5fqwnxmca1">
               <w:r>
                 <w:rPr>
                   <w:rFonts w:ascii="Arial" w:cs="Arial" w:eastAsia="Arial" w:hAnsi="Arial"/>
@@ -10008,7 +10008,7 @@
               <w:spacing w:after="10" w:before="0"/>
               <w:ind w:left="120"/>
             </w:pPr>
-            <w:hyperlink w:history="1" r:id="rIdhjfko1xcfmylerjk4vdn9">
+            <w:hyperlink w:history="1" r:id="rIdpfapbovctbmkzbsbh0ty3">
               <w:r>
                 <w:rPr>
                   <w:rFonts w:ascii="Arial" w:cs="Arial" w:eastAsia="Arial" w:hAnsi="Arial"/>
@@ -10053,7 +10053,7 @@
             <w:pPr>
               <w:spacing w:after="20" w:before="0"/>
             </w:pPr>
-            <w:hyperlink w:history="1" r:id="rIdzfxxja3whr3uvrunh_opp">
+            <w:hyperlink w:history="1" r:id="rIdzkvfow8__wb5nll1ha8q3">
               <w:r>
                 <w:rPr>
                   <w:rFonts w:ascii="Arial" w:cs="Arial" w:eastAsia="Arial" w:hAnsi="Arial"/>
@@ -10086,7 +10086,7 @@
               <w:spacing w:after="10" w:before="0"/>
               <w:ind w:left="120"/>
             </w:pPr>
-            <w:hyperlink w:history="1" r:id="rIdpaigvgoqvhrmt3jxbthvu">
+            <w:hyperlink w:history="1" r:id="rId94m_v0iyflsbdyik3u5e4">
               <w:r>
                 <w:rPr>
                   <w:rFonts w:ascii="Arial" w:cs="Arial" w:eastAsia="Arial" w:hAnsi="Arial"/>
@@ -10281,7 +10281,7 @@
             <w:pPr>
               <w:spacing w:after="20" w:before="0"/>
             </w:pPr>
-            <w:hyperlink w:history="1" r:id="rId8dewvaakm3n99jl-klsqs">
+            <w:hyperlink w:history="1" r:id="rIdzg2zwpz5ripr26fhabknb">
               <w:r>
                 <w:rPr>
                   <w:rFonts w:ascii="Arial" w:cs="Arial" w:eastAsia="Arial" w:hAnsi="Arial"/>
@@ -10314,7 +10314,7 @@
               <w:spacing w:after="10" w:before="0"/>
               <w:ind w:left="120"/>
             </w:pPr>
-            <w:hyperlink w:history="1" r:id="rIdpyz7qftuk79qb6m71mjsx">
+            <w:hyperlink w:history="1" r:id="rIdfnmyatzbvjteltufimg_k">
               <w:r>
                 <w:rPr>
                   <w:rFonts w:ascii="Arial" w:cs="Arial" w:eastAsia="Arial" w:hAnsi="Arial"/>
@@ -10359,7 +10359,7 @@
             <w:pPr>
               <w:spacing w:after="20" w:before="0"/>
             </w:pPr>
-            <w:hyperlink w:history="1" r:id="rId1qaogdt_ucrttw5oavazo">
+            <w:hyperlink w:history="1" r:id="rIdeae_bft5u71mhuvknkgqx">
               <w:r>
                 <w:rPr>
                   <w:rFonts w:ascii="Arial" w:cs="Arial" w:eastAsia="Arial" w:hAnsi="Arial"/>
@@ -10392,7 +10392,7 @@
               <w:spacing w:after="10" w:before="0"/>
               <w:ind w:left="120"/>
             </w:pPr>
-            <w:hyperlink w:history="1" r:id="rIduamr9py0884vjzg1wdrjh">
+            <w:hyperlink w:history="1" r:id="rIdryrvpwijnyul7_dnouec1">
               <w:r>
                 <w:rPr>
                   <w:rFonts w:ascii="Arial" w:cs="Arial" w:eastAsia="Arial" w:hAnsi="Arial"/>
@@ -10587,7 +10587,7 @@
             <w:pPr>
               <w:spacing w:after="20" w:before="0"/>
             </w:pPr>
-            <w:hyperlink w:history="1" r:id="rIdiphswug0j5dpqt1dtgmjf">
+            <w:hyperlink w:history="1" r:id="rIddwv95addsbyio7nfqgzeu">
               <w:r>
                 <w:rPr>
                   <w:rFonts w:ascii="Arial" w:cs="Arial" w:eastAsia="Arial" w:hAnsi="Arial"/>
@@ -10620,7 +10620,7 @@
               <w:spacing w:after="10" w:before="0"/>
               <w:ind w:left="120"/>
             </w:pPr>
-            <w:hyperlink w:history="1" r:id="rIddkepynz54jpu8tjjwx11a">
+            <w:hyperlink w:history="1" r:id="rIdmwuplc4zxhfd6zorlupwf">
               <w:r>
                 <w:rPr>
                   <w:rFonts w:ascii="Arial" w:cs="Arial" w:eastAsia="Arial" w:hAnsi="Arial"/>
@@ -10665,7 +10665,7 @@
             <w:pPr>
               <w:spacing w:after="20" w:before="0"/>
             </w:pPr>
-            <w:hyperlink w:history="1" r:id="rIdr8tle5bjkgtbebkwcclbr">
+            <w:hyperlink w:history="1" r:id="rIdyht2bexbypeaxlgoynah9">
               <w:r>
                 <w:rPr>
                   <w:rFonts w:ascii="Arial" w:cs="Arial" w:eastAsia="Arial" w:hAnsi="Arial"/>
@@ -10698,7 +10698,7 @@
               <w:spacing w:after="10" w:before="0"/>
               <w:ind w:left="120"/>
             </w:pPr>
-            <w:hyperlink w:history="1" r:id="rIdza3wvqwbu1srdh3y6wvwp">
+            <w:hyperlink w:history="1" r:id="rId6ju4kn3k-00fejsrkq_ql">
               <w:r>
                 <w:rPr>
                   <w:rFonts w:ascii="Arial" w:cs="Arial" w:eastAsia="Arial" w:hAnsi="Arial"/>
@@ -11210,7 +11210,7 @@
         </w:rPr>
         <w:t xml:space="preserve">© 2026 SeaVuria and ARES. Aligned with KICD objectives. Developed by SeaVuria; technical implementation by ARES (with AI assistance from Claude). Licensed under </w:t>
       </w:r>
-      <w:hyperlink w:history="1" r:id="rIdy_yhy0bips2njajc1pk9v">
+      <w:hyperlink w:history="1" r:id="rIdapj_hxngx8b0jcu73fe43">
         <w:r>
           <w:rPr>
             <w:rFonts w:ascii="Arial" w:cs="Arial" w:eastAsia="Arial" w:hAnsi="Arial"/>
@@ -11231,7 +11231,7 @@
         </w:rPr>
         <w:t xml:space="preserve"> (</w:t>
       </w:r>
-      <w:hyperlink w:history="1" r:id="rIdqbhhuhi57whrsu_utginz">
+      <w:hyperlink w:history="1" r:id="rIdwdt4t_v14hwq0-khpvvgj">
         <w:r>
           <w:rPr>
             <w:rFonts w:ascii="Arial" w:cs="Arial" w:eastAsia="Arial" w:hAnsi="Arial"/>
@@ -12244,7 +12244,7 @@
             <w:pPr>
               <w:spacing w:after="20" w:before="0"/>
             </w:pPr>
-            <w:hyperlink w:history="1" r:id="rIdepgzn5_ogxgzkvbraexmw">
+            <w:hyperlink w:history="1" r:id="rIds7c2pb-iblef7al58bj-x">
               <w:r>
                 <w:rPr>
                   <w:rFonts w:ascii="Arial" w:cs="Arial" w:eastAsia="Arial" w:hAnsi="Arial"/>
@@ -12277,7 +12277,7 @@
               <w:spacing w:after="10" w:before="0"/>
               <w:ind w:left="120"/>
             </w:pPr>
-            <w:hyperlink w:history="1" r:id="rIdm1qvdemacl1t4kv5xo2xr">
+            <w:hyperlink w:history="1" r:id="rIdd0epoprlyztebchnqcavz">
               <w:r>
                 <w:rPr>
                   <w:rFonts w:ascii="Arial" w:cs="Arial" w:eastAsia="Arial" w:hAnsi="Arial"/>
@@ -12322,7 +12322,7 @@
             <w:pPr>
               <w:spacing w:after="20" w:before="0"/>
             </w:pPr>
-            <w:hyperlink w:history="1" r:id="rIdaoeacul8rcemc3zfamzrr">
+            <w:hyperlink w:history="1" r:id="rId2nvezwgcfhkiohuog_nr1">
               <w:r>
                 <w:rPr>
                   <w:rFonts w:ascii="Arial" w:cs="Arial" w:eastAsia="Arial" w:hAnsi="Arial"/>
@@ -12355,7 +12355,7 @@
               <w:spacing w:after="10" w:before="0"/>
               <w:ind w:left="120"/>
             </w:pPr>
-            <w:hyperlink w:history="1" r:id="rIdc_rt4f8nvvto117z36zdq">
+            <w:hyperlink w:history="1" r:id="rIdwzu1miwlxtgzv7qf-qwrc">
               <w:r>
                 <w:rPr>
                   <w:rFonts w:ascii="Arial" w:cs="Arial" w:eastAsia="Arial" w:hAnsi="Arial"/>
@@ -12550,7 +12550,7 @@
             <w:pPr>
               <w:spacing w:after="20" w:before="0"/>
             </w:pPr>
-            <w:hyperlink w:history="1" r:id="rIdhbt5jzkzgszzi5fvrllri">
+            <w:hyperlink w:history="1" r:id="rId_gplxvfkvu0mn6qavji7w">
               <w:r>
                 <w:rPr>
                   <w:rFonts w:ascii="Arial" w:cs="Arial" w:eastAsia="Arial" w:hAnsi="Arial"/>
@@ -12583,7 +12583,7 @@
               <w:spacing w:after="10" w:before="0"/>
               <w:ind w:left="120"/>
             </w:pPr>
-            <w:hyperlink w:history="1" r:id="rIdiu7fofwtg27pw8esr1yod">
+            <w:hyperlink w:history="1" r:id="rIdkefhhcxaupvlr9duf0l3j">
               <w:r>
                 <w:rPr>
                   <w:rFonts w:ascii="Arial" w:cs="Arial" w:eastAsia="Arial" w:hAnsi="Arial"/>
@@ -12628,7 +12628,7 @@
             <w:pPr>
               <w:spacing w:after="20" w:before="0"/>
             </w:pPr>
-            <w:hyperlink w:history="1" r:id="rIddrcefp80qab7fexbulx5y">
+            <w:hyperlink w:history="1" r:id="rIddqg8oc7etagqe5wtctbuw">
               <w:r>
                 <w:rPr>
                   <w:rFonts w:ascii="Arial" w:cs="Arial" w:eastAsia="Arial" w:hAnsi="Arial"/>
@@ -12661,7 +12661,7 @@
               <w:spacing w:after="10" w:before="0"/>
               <w:ind w:left="120"/>
             </w:pPr>
-            <w:hyperlink w:history="1" r:id="rIdlumblfzs82vheptwokyry">
+            <w:hyperlink w:history="1" r:id="rIdwdyagl9ewv79svjztp6ga">
               <w:r>
                 <w:rPr>
                   <w:rFonts w:ascii="Arial" w:cs="Arial" w:eastAsia="Arial" w:hAnsi="Arial"/>
@@ -12856,7 +12856,7 @@
             <w:pPr>
               <w:spacing w:after="20" w:before="0"/>
             </w:pPr>
-            <w:hyperlink w:history="1" r:id="rIdl7fo1lugrnivlubhfp31q">
+            <w:hyperlink w:history="1" r:id="rIds4fbjv2aymwtkh4vphayp">
               <w:r>
                 <w:rPr>
                   <w:rFonts w:ascii="Arial" w:cs="Arial" w:eastAsia="Arial" w:hAnsi="Arial"/>
@@ -12889,7 +12889,7 @@
               <w:spacing w:after="10" w:before="0"/>
               <w:ind w:left="120"/>
             </w:pPr>
-            <w:hyperlink w:history="1" r:id="rIdfxrpon-plhpqnp07qww7x">
+            <w:hyperlink w:history="1" r:id="rIdrwpcoble7jz6ref5pyhfp">
               <w:r>
                 <w:rPr>
                   <w:rFonts w:ascii="Arial" w:cs="Arial" w:eastAsia="Arial" w:hAnsi="Arial"/>
@@ -12934,7 +12934,7 @@
             <w:pPr>
               <w:spacing w:after="20" w:before="0"/>
             </w:pPr>
-            <w:hyperlink w:history="1" r:id="rId3e-01rcjo5ry084yqf9cf">
+            <w:hyperlink w:history="1" r:id="rIdhtz4crkqt57xwnynr6cyl">
               <w:r>
                 <w:rPr>
                   <w:rFonts w:ascii="Arial" w:cs="Arial" w:eastAsia="Arial" w:hAnsi="Arial"/>
@@ -12967,7 +12967,7 @@
               <w:spacing w:after="10" w:before="0"/>
               <w:ind w:left="120"/>
             </w:pPr>
-            <w:hyperlink w:history="1" r:id="rIdonjc-kg8_naxr1yo1qy7-">
+            <w:hyperlink w:history="1" r:id="rIdeodc95hygjkhopkbgopij">
               <w:r>
                 <w:rPr>
                   <w:rFonts w:ascii="Arial" w:cs="Arial" w:eastAsia="Arial" w:hAnsi="Arial"/>
@@ -13162,7 +13162,7 @@
             <w:pPr>
               <w:spacing w:after="20" w:before="0"/>
             </w:pPr>
-            <w:hyperlink w:history="1" r:id="rId_yewextuzkiyiuw5yldsq">
+            <w:hyperlink w:history="1" r:id="rId5gqla7flfr5ugkfaloipx">
               <w:r>
                 <w:rPr>
                   <w:rFonts w:ascii="Arial" w:cs="Arial" w:eastAsia="Arial" w:hAnsi="Arial"/>
@@ -13195,7 +13195,7 @@
               <w:spacing w:after="10" w:before="0"/>
               <w:ind w:left="120"/>
             </w:pPr>
-            <w:hyperlink w:history="1" r:id="rIdo4cvazh6rooo6jissmsai">
+            <w:hyperlink w:history="1" r:id="rIdyfq4cdshb6taazkl-d5x0">
               <w:r>
                 <w:rPr>
                   <w:rFonts w:ascii="Arial" w:cs="Arial" w:eastAsia="Arial" w:hAnsi="Arial"/>
@@ -13240,7 +13240,7 @@
             <w:pPr>
               <w:spacing w:after="20" w:before="0"/>
             </w:pPr>
-            <w:hyperlink w:history="1" r:id="rId13lqx0u4fdrrxksvm501t">
+            <w:hyperlink w:history="1" r:id="rIdfr24pny0zf6lytlolj3lm">
               <w:r>
                 <w:rPr>
                   <w:rFonts w:ascii="Arial" w:cs="Arial" w:eastAsia="Arial" w:hAnsi="Arial"/>
@@ -13273,7 +13273,7 @@
               <w:spacing w:after="10" w:before="0"/>
               <w:ind w:left="120"/>
             </w:pPr>
-            <w:hyperlink w:history="1" r:id="rIdexcwkpl0uaixywk4iilyg">
+            <w:hyperlink w:history="1" r:id="rIdiln6z3jnyl_bvnap5ycrk">
               <w:r>
                 <w:rPr>
                   <w:rFonts w:ascii="Arial" w:cs="Arial" w:eastAsia="Arial" w:hAnsi="Arial"/>
@@ -13468,7 +13468,7 @@
             <w:pPr>
               <w:spacing w:after="20" w:before="0"/>
             </w:pPr>
-            <w:hyperlink w:history="1" r:id="rIdqacibjlqz1dnmks2uycww">
+            <w:hyperlink w:history="1" r:id="rId3tq1xnuvbpwj6qchr5s4c">
               <w:r>
                 <w:rPr>
                   <w:rFonts w:ascii="Arial" w:cs="Arial" w:eastAsia="Arial" w:hAnsi="Arial"/>
@@ -13501,7 +13501,7 @@
               <w:spacing w:after="10" w:before="0"/>
               <w:ind w:left="120"/>
             </w:pPr>
-            <w:hyperlink w:history="1" r:id="rIddyyj8i0pqi21ez02_so_d">
+            <w:hyperlink w:history="1" r:id="rId4unmzwtsp_hysi5mqlkrr">
               <w:r>
                 <w:rPr>
                   <w:rFonts w:ascii="Arial" w:cs="Arial" w:eastAsia="Arial" w:hAnsi="Arial"/>
@@ -13546,7 +13546,7 @@
             <w:pPr>
               <w:spacing w:after="20" w:before="0"/>
             </w:pPr>
-            <w:hyperlink w:history="1" r:id="rId0fngwmj_2nxzyq8aub5kd">
+            <w:hyperlink w:history="1" r:id="rIdb7xaknnnnyjnivnik6mlc">
               <w:r>
                 <w:rPr>
                   <w:rFonts w:ascii="Arial" w:cs="Arial" w:eastAsia="Arial" w:hAnsi="Arial"/>
@@ -13579,7 +13579,7 @@
               <w:spacing w:after="10" w:before="0"/>
               <w:ind w:left="120"/>
             </w:pPr>
-            <w:hyperlink w:history="1" r:id="rIdyjit2cxdkkst2argb11nb">
+            <w:hyperlink w:history="1" r:id="rIdogo1ukw9ic5eenfqqghfj">
               <w:r>
                 <w:rPr>
                   <w:rFonts w:ascii="Arial" w:cs="Arial" w:eastAsia="Arial" w:hAnsi="Arial"/>
@@ -14091,7 +14091,7 @@
         </w:rPr>
         <w:t xml:space="preserve">© 2026 SeaVuria and ARES. Aligned with KICD objectives. Developed by SeaVuria; technical implementation by ARES (with AI assistance from Claude). Licensed under </w:t>
       </w:r>
-      <w:hyperlink w:history="1" r:id="rIddeim3lsqx_q7oslgid3vc">
+      <w:hyperlink w:history="1" r:id="rIdmtka9ymxuvlbjdmaljlg_">
         <w:r>
           <w:rPr>
             <w:rFonts w:ascii="Arial" w:cs="Arial" w:eastAsia="Arial" w:hAnsi="Arial"/>
@@ -14112,7 +14112,7 @@
         </w:rPr>
         <w:t xml:space="preserve"> (</w:t>
       </w:r>
-      <w:hyperlink w:history="1" r:id="rIdmn0e5uaqkrepfhvsvungc">
+      <w:hyperlink w:history="1" r:id="rIdnn3l-go5pgulzqwuiddmw">
         <w:r>
           <w:rPr>
             <w:rFonts w:ascii="Arial" w:cs="Arial" w:eastAsia="Arial" w:hAnsi="Arial"/>
@@ -15125,7 +15125,7 @@
             <w:pPr>
               <w:spacing w:after="20" w:before="0"/>
             </w:pPr>
-            <w:hyperlink w:history="1" r:id="rIdnaj00ct2cf4enp0mhrps3">
+            <w:hyperlink w:history="1" r:id="rIdjrfbmczrt6k_gluiccwov">
               <w:r>
                 <w:rPr>
                   <w:rFonts w:ascii="Arial" w:cs="Arial" w:eastAsia="Arial" w:hAnsi="Arial"/>
@@ -15158,7 +15158,7 @@
               <w:spacing w:after="10" w:before="0"/>
               <w:ind w:left="120"/>
             </w:pPr>
-            <w:hyperlink w:history="1" r:id="rIdln7z2ly0jl_an7l6uq1-f">
+            <w:hyperlink w:history="1" r:id="rId70_nt3_ai-yi0dozfda8w">
               <w:r>
                 <w:rPr>
                   <w:rFonts w:ascii="Arial" w:cs="Arial" w:eastAsia="Arial" w:hAnsi="Arial"/>
@@ -15203,7 +15203,7 @@
             <w:pPr>
               <w:spacing w:after="20" w:before="0"/>
             </w:pPr>
-            <w:hyperlink w:history="1" r:id="rIdks0hmutgqicxdj5jotuhb">
+            <w:hyperlink w:history="1" r:id="rId1pe4wdy_tjc6z9ixspash">
               <w:r>
                 <w:rPr>
                   <w:rFonts w:ascii="Arial" w:cs="Arial" w:eastAsia="Arial" w:hAnsi="Arial"/>
@@ -15236,7 +15236,7 @@
               <w:spacing w:after="10" w:before="0"/>
               <w:ind w:left="120"/>
             </w:pPr>
-            <w:hyperlink w:history="1" r:id="rIdvgr3j5n13gtxcqrekinwu">
+            <w:hyperlink w:history="1" r:id="rIdllqdbocm05qdkypc8_5xo">
               <w:r>
                 <w:rPr>
                   <w:rFonts w:ascii="Arial" w:cs="Arial" w:eastAsia="Arial" w:hAnsi="Arial"/>
@@ -15431,7 +15431,7 @@
             <w:pPr>
               <w:spacing w:after="20" w:before="0"/>
             </w:pPr>
-            <w:hyperlink w:history="1" r:id="rIdr20csmt-ewetr0uag71fy">
+            <w:hyperlink w:history="1" r:id="rIdx2uwg3typsu_iqz9w5fol">
               <w:r>
                 <w:rPr>
                   <w:rFonts w:ascii="Arial" w:cs="Arial" w:eastAsia="Arial" w:hAnsi="Arial"/>
@@ -15464,7 +15464,7 @@
               <w:spacing w:after="10" w:before="0"/>
               <w:ind w:left="120"/>
             </w:pPr>
-            <w:hyperlink w:history="1" r:id="rIdrdy2p7uxlerfb6o7tuedp">
+            <w:hyperlink w:history="1" r:id="rIdgohca9hthroc1ojypkb1b">
               <w:r>
                 <w:rPr>
                   <w:rFonts w:ascii="Arial" w:cs="Arial" w:eastAsia="Arial" w:hAnsi="Arial"/>
@@ -15509,7 +15509,7 @@
             <w:pPr>
               <w:spacing w:after="20" w:before="0"/>
             </w:pPr>
-            <w:hyperlink w:history="1" r:id="rIdedxfgjxj6hpnisc8jrcer">
+            <w:hyperlink w:history="1" r:id="rIdk50w_4wn_ru_io8ulas_9">
               <w:r>
                 <w:rPr>
                   <w:rFonts w:ascii="Arial" w:cs="Arial" w:eastAsia="Arial" w:hAnsi="Arial"/>
@@ -15542,7 +15542,7 @@
               <w:spacing w:after="10" w:before="0"/>
               <w:ind w:left="120"/>
             </w:pPr>
-            <w:hyperlink w:history="1" r:id="rIdo5mmyvfjbu1adije3-bwm">
+            <w:hyperlink w:history="1" r:id="rIdxjewwi7fdchng_svrfbrt">
               <w:r>
                 <w:rPr>
                   <w:rFonts w:ascii="Arial" w:cs="Arial" w:eastAsia="Arial" w:hAnsi="Arial"/>
@@ -15737,7 +15737,7 @@
             <w:pPr>
               <w:spacing w:after="20" w:before="0"/>
             </w:pPr>
-            <w:hyperlink w:history="1" r:id="rId7nazjlcxm-ylf3eearqvn">
+            <w:hyperlink w:history="1" r:id="rIdjzpwszdflps5qriidtgag">
               <w:r>
                 <w:rPr>
                   <w:rFonts w:ascii="Arial" w:cs="Arial" w:eastAsia="Arial" w:hAnsi="Arial"/>
@@ -15770,7 +15770,7 @@
               <w:spacing w:after="10" w:before="0"/>
               <w:ind w:left="120"/>
             </w:pPr>
-            <w:hyperlink w:history="1" r:id="rIdqe8fczmbdcdthkxqmzpja">
+            <w:hyperlink w:history="1" r:id="rIdw2r7vgimgi_p5cnippfya">
               <w:r>
                 <w:rPr>
                   <w:rFonts w:ascii="Arial" w:cs="Arial" w:eastAsia="Arial" w:hAnsi="Arial"/>
@@ -15815,7 +15815,7 @@
             <w:pPr>
               <w:spacing w:after="20" w:before="0"/>
             </w:pPr>
-            <w:hyperlink w:history="1" r:id="rId2ysy1rl2k0eicjteskgsb">
+            <w:hyperlink w:history="1" r:id="rIdziyx545btdq3_nq2ciqvm">
               <w:r>
                 <w:rPr>
                   <w:rFonts w:ascii="Arial" w:cs="Arial" w:eastAsia="Arial" w:hAnsi="Arial"/>
@@ -15848,7 +15848,7 @@
               <w:spacing w:after="10" w:before="0"/>
               <w:ind w:left="120"/>
             </w:pPr>
-            <w:hyperlink w:history="1" r:id="rIdvfvzu1_yzhvzbttkk1_vd">
+            <w:hyperlink w:history="1" r:id="rIdauptnfpe7fqodewxn7ign">
               <w:r>
                 <w:rPr>
                   <w:rFonts w:ascii="Arial" w:cs="Arial" w:eastAsia="Arial" w:hAnsi="Arial"/>
@@ -16043,7 +16043,7 @@
             <w:pPr>
               <w:spacing w:after="20" w:before="0"/>
             </w:pPr>
-            <w:hyperlink w:history="1" r:id="rId2oo3havntxnozzc3x-u0n">
+            <w:hyperlink w:history="1" r:id="rId3pofpyedpz2aqfij-r6_a">
               <w:r>
                 <w:rPr>
                   <w:rFonts w:ascii="Arial" w:cs="Arial" w:eastAsia="Arial" w:hAnsi="Arial"/>
@@ -16076,7 +16076,7 @@
               <w:spacing w:after="10" w:before="0"/>
               <w:ind w:left="120"/>
             </w:pPr>
-            <w:hyperlink w:history="1" r:id="rIdbi-p-dqadw1t1jkhig2kw">
+            <w:hyperlink w:history="1" r:id="rId7p1ylkxuufirg3hj_n3fn">
               <w:r>
                 <w:rPr>
                   <w:rFonts w:ascii="Arial" w:cs="Arial" w:eastAsia="Arial" w:hAnsi="Arial"/>
@@ -16121,7 +16121,7 @@
             <w:pPr>
               <w:spacing w:after="20" w:before="0"/>
             </w:pPr>
-            <w:hyperlink w:history="1" r:id="rIddrtuhbz8ahdyfimmsggcc">
+            <w:hyperlink w:history="1" r:id="rId0yslzzisvgwetzoogf9q5">
               <w:r>
                 <w:rPr>
                   <w:rFonts w:ascii="Arial" w:cs="Arial" w:eastAsia="Arial" w:hAnsi="Arial"/>
@@ -16154,7 +16154,7 @@
               <w:spacing w:after="10" w:before="0"/>
               <w:ind w:left="120"/>
             </w:pPr>
-            <w:hyperlink w:history="1" r:id="rIdmoyyulnyfsrnhx3wuxtsr">
+            <w:hyperlink w:history="1" r:id="rId_oprxmuygngiwqozspvcs">
               <w:r>
                 <w:rPr>
                   <w:rFonts w:ascii="Arial" w:cs="Arial" w:eastAsia="Arial" w:hAnsi="Arial"/>
@@ -16349,7 +16349,7 @@
             <w:pPr>
               <w:spacing w:after="20" w:before="0"/>
             </w:pPr>
-            <w:hyperlink w:history="1" r:id="rIdcfu5ygjm5f3mx22gpud2e">
+            <w:hyperlink w:history="1" r:id="rId_qqxejobzhokd3ruwfjjs">
               <w:r>
                 <w:rPr>
                   <w:rFonts w:ascii="Arial" w:cs="Arial" w:eastAsia="Arial" w:hAnsi="Arial"/>
@@ -16382,7 +16382,7 @@
               <w:spacing w:after="10" w:before="0"/>
               <w:ind w:left="120"/>
             </w:pPr>
-            <w:hyperlink w:history="1" r:id="rIdrimwck_jbcs9sybkkun2w">
+            <w:hyperlink w:history="1" r:id="rIdbfmr8_yefzgwekthvoqmr">
               <w:r>
                 <w:rPr>
                   <w:rFonts w:ascii="Arial" w:cs="Arial" w:eastAsia="Arial" w:hAnsi="Arial"/>
@@ -16427,7 +16427,7 @@
             <w:pPr>
               <w:spacing w:after="20" w:before="0"/>
             </w:pPr>
-            <w:hyperlink w:history="1" r:id="rIdw9ncw9njriwtuio8oagj2">
+            <w:hyperlink w:history="1" r:id="rIdgs-wdak4tdejmppjs7ryf">
               <w:r>
                 <w:rPr>
                   <w:rFonts w:ascii="Arial" w:cs="Arial" w:eastAsia="Arial" w:hAnsi="Arial"/>
@@ -16460,7 +16460,7 @@
               <w:spacing w:after="10" w:before="0"/>
               <w:ind w:left="120"/>
             </w:pPr>
-            <w:hyperlink w:history="1" r:id="rIdyozz4ppr4jl9qtro5735q">
+            <w:hyperlink w:history="1" r:id="rIdz5mufdlmr9lwronizylcl">
               <w:r>
                 <w:rPr>
                   <w:rFonts w:ascii="Arial" w:cs="Arial" w:eastAsia="Arial" w:hAnsi="Arial"/>
@@ -17086,7 +17086,7 @@
         </w:rPr>
         <w:t xml:space="preserve">© 2026 SeaVuria and ARES. Aligned with KICD objectives. Developed by SeaVuria; technical implementation by ARES (with AI assistance from Claude). Licensed under </w:t>
       </w:r>
-      <w:hyperlink w:history="1" r:id="rIddahmxz1xa9pwkvt0vefip">
+      <w:hyperlink w:history="1" r:id="rIde21rdrqf90r28pedigf3k">
         <w:r>
           <w:rPr>
             <w:rFonts w:ascii="Arial" w:cs="Arial" w:eastAsia="Arial" w:hAnsi="Arial"/>
@@ -17107,7 +17107,7 @@
         </w:rPr>
         <w:t xml:space="preserve"> (</w:t>
       </w:r>
-      <w:hyperlink w:history="1" r:id="rIdn5uufvsvndtupxpnivbyn">
+      <w:hyperlink w:history="1" r:id="rIdvy2ksbhrtfl9hmmbp-it5">
         <w:r>
           <w:rPr>
             <w:rFonts w:ascii="Arial" w:cs="Arial" w:eastAsia="Arial" w:hAnsi="Arial"/>
@@ -18120,7 +18120,7 @@
             <w:pPr>
               <w:spacing w:after="20" w:before="0"/>
             </w:pPr>
-            <w:hyperlink w:history="1" r:id="rIdflupv9s1oanupu1cqjwje">
+            <w:hyperlink w:history="1" r:id="rIdnqqhjit9kgeym9huhtwge">
               <w:r>
                 <w:rPr>
                   <w:rFonts w:ascii="Arial" w:cs="Arial" w:eastAsia="Arial" w:hAnsi="Arial"/>
@@ -18153,7 +18153,7 @@
               <w:spacing w:after="10" w:before="0"/>
               <w:ind w:left="120"/>
             </w:pPr>
-            <w:hyperlink w:history="1" r:id="rIduppilxxa7wrvpb28dbynn">
+            <w:hyperlink w:history="1" r:id="rIdcptvbjvfvzttuz_uvjmll">
               <w:r>
                 <w:rPr>
                   <w:rFonts w:ascii="Arial" w:cs="Arial" w:eastAsia="Arial" w:hAnsi="Arial"/>
@@ -18198,7 +18198,7 @@
             <w:pPr>
               <w:spacing w:after="20" w:before="0"/>
             </w:pPr>
-            <w:hyperlink w:history="1" r:id="rIdvb-mo4sg6dnxrzjhvu1bp">
+            <w:hyperlink w:history="1" r:id="rIdy_n-3fxduens_prcmcxpr">
               <w:r>
                 <w:rPr>
                   <w:rFonts w:ascii="Arial" w:cs="Arial" w:eastAsia="Arial" w:hAnsi="Arial"/>
@@ -18231,7 +18231,7 @@
               <w:spacing w:after="10" w:before="0"/>
               <w:ind w:left="120"/>
             </w:pPr>
-            <w:hyperlink w:history="1" r:id="rIdvencpuqclwfpfxmhdcsgf">
+            <w:hyperlink w:history="1" r:id="rIdo-vukmd2dbukxtj3b3qfg">
               <w:r>
                 <w:rPr>
                   <w:rFonts w:ascii="Arial" w:cs="Arial" w:eastAsia="Arial" w:hAnsi="Arial"/>
@@ -18426,7 +18426,7 @@
             <w:pPr>
               <w:spacing w:after="20" w:before="0"/>
             </w:pPr>
-            <w:hyperlink w:history="1" r:id="rIdas-ryv2mom3yxq7fskicp">
+            <w:hyperlink w:history="1" r:id="rId3vp2kfp19kzjuunrmzgsz">
               <w:r>
                 <w:rPr>
                   <w:rFonts w:ascii="Arial" w:cs="Arial" w:eastAsia="Arial" w:hAnsi="Arial"/>
@@ -18459,7 +18459,7 @@
               <w:spacing w:after="10" w:before="0"/>
               <w:ind w:left="120"/>
             </w:pPr>
-            <w:hyperlink w:history="1" r:id="rId1dbmxiqwkfdmd_yjqbzb-">
+            <w:hyperlink w:history="1" r:id="rIdlgxt8mcyvtae7y6ojxk9r">
               <w:r>
                 <w:rPr>
                   <w:rFonts w:ascii="Arial" w:cs="Arial" w:eastAsia="Arial" w:hAnsi="Arial"/>
@@ -18504,7 +18504,7 @@
             <w:pPr>
               <w:spacing w:after="20" w:before="0"/>
             </w:pPr>
-            <w:hyperlink w:history="1" r:id="rIdhc_i6_fjlkkrjk9yo88lo">
+            <w:hyperlink w:history="1" r:id="rIdn_bhoxw9-e9ced1nphzf9">
               <w:r>
                 <w:rPr>
                   <w:rFonts w:ascii="Arial" w:cs="Arial" w:eastAsia="Arial" w:hAnsi="Arial"/>
@@ -18537,7 +18537,7 @@
               <w:spacing w:after="10" w:before="0"/>
               <w:ind w:left="120"/>
             </w:pPr>
-            <w:hyperlink w:history="1" r:id="rIddijoisb62cejj_3mj20qf">
+            <w:hyperlink w:history="1" r:id="rId1aug3xheim-3dxojnqqnh">
               <w:r>
                 <w:rPr>
                   <w:rFonts w:ascii="Arial" w:cs="Arial" w:eastAsia="Arial" w:hAnsi="Arial"/>
@@ -18732,7 +18732,7 @@
             <w:pPr>
               <w:spacing w:after="20" w:before="0"/>
             </w:pPr>
-            <w:hyperlink w:history="1" r:id="rIdq9h1301fh8bcnr7i6gyxw">
+            <w:hyperlink w:history="1" r:id="rId21ket1vbewdr7y-2j8oee">
               <w:r>
                 <w:rPr>
                   <w:rFonts w:ascii="Arial" w:cs="Arial" w:eastAsia="Arial" w:hAnsi="Arial"/>
@@ -18765,7 +18765,7 @@
               <w:spacing w:after="10" w:before="0"/>
               <w:ind w:left="120"/>
             </w:pPr>
-            <w:hyperlink w:history="1" r:id="rIduytbbi7vhsvjqcicwpndv">
+            <w:hyperlink w:history="1" r:id="rIdym984vztkiw3zkbelcco8">
               <w:r>
                 <w:rPr>
                   <w:rFonts w:ascii="Arial" w:cs="Arial" w:eastAsia="Arial" w:hAnsi="Arial"/>
@@ -18810,7 +18810,7 @@
             <w:pPr>
               <w:spacing w:after="20" w:before="0"/>
             </w:pPr>
-            <w:hyperlink w:history="1" r:id="rIdawytudjul8u41y2nc-eym">
+            <w:hyperlink w:history="1" r:id="rIddkx06kcugopiv9fyta7fc">
               <w:r>
                 <w:rPr>
                   <w:rFonts w:ascii="Arial" w:cs="Arial" w:eastAsia="Arial" w:hAnsi="Arial"/>
@@ -18843,7 +18843,7 @@
               <w:spacing w:after="10" w:before="0"/>
               <w:ind w:left="120"/>
             </w:pPr>
-            <w:hyperlink w:history="1" r:id="rIdfkhavynnw0ykb3ymfppha">
+            <w:hyperlink w:history="1" r:id="rId0nn6obmbrt3hspmk6kvry">
               <w:r>
                 <w:rPr>
                   <w:rFonts w:ascii="Arial" w:cs="Arial" w:eastAsia="Arial" w:hAnsi="Arial"/>
@@ -19038,7 +19038,7 @@
             <w:pPr>
               <w:spacing w:after="20" w:before="0"/>
             </w:pPr>
-            <w:hyperlink w:history="1" r:id="rIddd9t12ks0llr-jppn5ljg">
+            <w:hyperlink w:history="1" r:id="rId9ctrtbjbcutspeur7cmxo">
               <w:r>
                 <w:rPr>
                   <w:rFonts w:ascii="Arial" w:cs="Arial" w:eastAsia="Arial" w:hAnsi="Arial"/>
@@ -19071,7 +19071,7 @@
               <w:spacing w:after="10" w:before="0"/>
               <w:ind w:left="120"/>
             </w:pPr>
-            <w:hyperlink w:history="1" r:id="rIdrbvym_wro-_cccjczrsc7">
+            <w:hyperlink w:history="1" r:id="rIdahcesrapb94uca3nts0n0">
               <w:r>
                 <w:rPr>
                   <w:rFonts w:ascii="Arial" w:cs="Arial" w:eastAsia="Arial" w:hAnsi="Arial"/>
@@ -19116,7 +19116,7 @@
             <w:pPr>
               <w:spacing w:after="20" w:before="0"/>
             </w:pPr>
-            <w:hyperlink w:history="1" r:id="rIdfprl5a3urybyovsqwixqe">
+            <w:hyperlink w:history="1" r:id="rIdoqxubfjxzzkvau3ls7yjg">
               <w:r>
                 <w:rPr>
                   <w:rFonts w:ascii="Arial" w:cs="Arial" w:eastAsia="Arial" w:hAnsi="Arial"/>
@@ -19149,7 +19149,7 @@
               <w:spacing w:after="10" w:before="0"/>
               <w:ind w:left="120"/>
             </w:pPr>
-            <w:hyperlink w:history="1" r:id="rId9otqnprwznthmj0esfb9-">
+            <w:hyperlink w:history="1" r:id="rIdnq15pzsqfgwfjx8mh1hpx">
               <w:r>
                 <w:rPr>
                   <w:rFonts w:ascii="Arial" w:cs="Arial" w:eastAsia="Arial" w:hAnsi="Arial"/>
@@ -19344,7 +19344,7 @@
             <w:pPr>
               <w:spacing w:after="20" w:before="0"/>
             </w:pPr>
-            <w:hyperlink w:history="1" r:id="rIdyswr-a3bfjl2-fwr0n1mz">
+            <w:hyperlink w:history="1" r:id="rIdjgq9lru2lxpv7p-s78mdz">
               <w:r>
                 <w:rPr>
                   <w:rFonts w:ascii="Arial" w:cs="Arial" w:eastAsia="Arial" w:hAnsi="Arial"/>
@@ -19377,7 +19377,7 @@
               <w:spacing w:after="10" w:before="0"/>
               <w:ind w:left="120"/>
             </w:pPr>
-            <w:hyperlink w:history="1" r:id="rIdosphzbv1v3gckqyrnycwp">
+            <w:hyperlink w:history="1" r:id="rIdetkmhy3ea6_3y6vmhvz--">
               <w:r>
                 <w:rPr>
                   <w:rFonts w:ascii="Arial" w:cs="Arial" w:eastAsia="Arial" w:hAnsi="Arial"/>
@@ -19422,7 +19422,7 @@
             <w:pPr>
               <w:spacing w:after="20" w:before="0"/>
             </w:pPr>
-            <w:hyperlink w:history="1" r:id="rId3h2w_k182ob3-vlqsyvm5">
+            <w:hyperlink w:history="1" r:id="rIdd9wn7oiw7mg4xe3gvpmlz">
               <w:r>
                 <w:rPr>
                   <w:rFonts w:ascii="Arial" w:cs="Arial" w:eastAsia="Arial" w:hAnsi="Arial"/>
@@ -19455,7 +19455,7 @@
               <w:spacing w:after="10" w:before="0"/>
               <w:ind w:left="120"/>
             </w:pPr>
-            <w:hyperlink w:history="1" r:id="rIdsmokdw-n_ux08htmfxtwm">
+            <w:hyperlink w:history="1" r:id="rId1a50c2oqvwtc60ctdwowc">
               <w:r>
                 <w:rPr>
                   <w:rFonts w:ascii="Arial" w:cs="Arial" w:eastAsia="Arial" w:hAnsi="Arial"/>
@@ -19967,7 +19967,7 @@
         </w:rPr>
         <w:t xml:space="preserve">© 2026 SeaVuria and ARES. Aligned with KICD objectives. Developed by SeaVuria; technical implementation by ARES (with AI assistance from Claude). Licensed under </w:t>
       </w:r>
-      <w:hyperlink w:history="1" r:id="rIducmj8xtkl1xzdbpcjatkx">
+      <w:hyperlink w:history="1" r:id="rIdmxd3jazyqts1b0gu0tznp">
         <w:r>
           <w:rPr>
             <w:rFonts w:ascii="Arial" w:cs="Arial" w:eastAsia="Arial" w:hAnsi="Arial"/>
@@ -19988,7 +19988,7 @@
         </w:rPr>
         <w:t xml:space="preserve"> (</w:t>
       </w:r>
-      <w:hyperlink w:history="1" r:id="rIdlcrruftavbygw-davp7z6">
+      <w:hyperlink w:history="1" r:id="rIdko_n6dyfglbbzdhwszexl">
         <w:r>
           <w:rPr>
             <w:rFonts w:ascii="Arial" w:cs="Arial" w:eastAsia="Arial" w:hAnsi="Arial"/>
@@ -21002,7 +21002,7 @@
             <w:pPr>
               <w:spacing w:after="20" w:before="0"/>
             </w:pPr>
-            <w:hyperlink w:history="1" r:id="rIditm8-plbmna6-8u_6xwoy">
+            <w:hyperlink w:history="1" r:id="rIdb7ipba92cpvhksczdqyid">
               <w:r>
                 <w:rPr>
                   <w:rFonts w:ascii="Arial" w:cs="Arial" w:eastAsia="Arial" w:hAnsi="Arial"/>
@@ -21035,7 +21035,7 @@
               <w:spacing w:after="10" w:before="0"/>
               <w:ind w:left="120"/>
             </w:pPr>
-            <w:hyperlink w:history="1" r:id="rIduz7nnt07yzq8e4vuwf23r">
+            <w:hyperlink w:history="1" r:id="rId74kq2jy_pcudr8cftccth">
               <w:r>
                 <w:rPr>
                   <w:rFonts w:ascii="Arial" w:cs="Arial" w:eastAsia="Arial" w:hAnsi="Arial"/>
@@ -21080,7 +21080,7 @@
             <w:pPr>
               <w:spacing w:after="20" w:before="0"/>
             </w:pPr>
-            <w:hyperlink w:history="1" r:id="rIdkvbgvorcxgl5uxq90dbcr">
+            <w:hyperlink w:history="1" r:id="rIdm-zwwrex-ikgkfo9qx2z6">
               <w:r>
                 <w:rPr>
                   <w:rFonts w:ascii="Arial" w:cs="Arial" w:eastAsia="Arial" w:hAnsi="Arial"/>
@@ -21113,7 +21113,7 @@
               <w:spacing w:after="10" w:before="0"/>
               <w:ind w:left="120"/>
             </w:pPr>
-            <w:hyperlink w:history="1" r:id="rId6a6ieklrejqexqsd7sbgd">
+            <w:hyperlink w:history="1" r:id="rIdyuightrcriu2ituohikdz">
               <w:r>
                 <w:rPr>
                   <w:rFonts w:ascii="Arial" w:cs="Arial" w:eastAsia="Arial" w:hAnsi="Arial"/>
@@ -21384,7 +21384,7 @@
             <w:pPr>
               <w:spacing w:after="20" w:before="0"/>
             </w:pPr>
-            <w:hyperlink w:history="1" r:id="rIdvxpmixkbowzxddhmw-ist">
+            <w:hyperlink w:history="1" r:id="rIdqvti4vrlkbo62f5bhotqs">
               <w:r>
                 <w:rPr>
                   <w:rFonts w:ascii="Arial" w:cs="Arial" w:eastAsia="Arial" w:hAnsi="Arial"/>
@@ -21417,7 +21417,7 @@
               <w:spacing w:after="10" w:before="0"/>
               <w:ind w:left="120"/>
             </w:pPr>
-            <w:hyperlink w:history="1" r:id="rId7djq8pjbgnmgpnjxdcjti">
+            <w:hyperlink w:history="1" r:id="rIdfto8t-mm4mo-gwetrywl4">
               <w:r>
                 <w:rPr>
                   <w:rFonts w:ascii="Arial" w:cs="Arial" w:eastAsia="Arial" w:hAnsi="Arial"/>
@@ -21462,7 +21462,7 @@
             <w:pPr>
               <w:spacing w:after="20" w:before="0"/>
             </w:pPr>
-            <w:hyperlink w:history="1" r:id="rIdab2kaactztp2vaakdbvae">
+            <w:hyperlink w:history="1" r:id="rIdyhrippd5aa4tousunvpqs">
               <w:r>
                 <w:rPr>
                   <w:rFonts w:ascii="Arial" w:cs="Arial" w:eastAsia="Arial" w:hAnsi="Arial"/>
@@ -21495,7 +21495,7 @@
               <w:spacing w:after="10" w:before="0"/>
               <w:ind w:left="120"/>
             </w:pPr>
-            <w:hyperlink w:history="1" r:id="rIdumfr2_1le8duunijesg1l">
+            <w:hyperlink w:history="1" r:id="rIdxjn1zj7nfr4zawzlpcqjj">
               <w:r>
                 <w:rPr>
                   <w:rFonts w:ascii="Arial" w:cs="Arial" w:eastAsia="Arial" w:hAnsi="Arial"/>
@@ -21994,7 +21994,7 @@
             <w:pPr>
               <w:spacing w:after="20" w:before="0"/>
             </w:pPr>
-            <w:hyperlink w:history="1" r:id="rIdgwr1oy5_fnskqsyeaytxp">
+            <w:hyperlink w:history="1" r:id="rIdvwaxe4j4slrjv5bih0_gd">
               <w:r>
                 <w:rPr>
                   <w:rFonts w:ascii="Arial" w:cs="Arial" w:eastAsia="Arial" w:hAnsi="Arial"/>
@@ -22027,7 +22027,7 @@
               <w:spacing w:after="10" w:before="0"/>
               <w:ind w:left="120"/>
             </w:pPr>
-            <w:hyperlink w:history="1" r:id="rIduyuzdf3yl97ikcq3mrqep">
+            <w:hyperlink w:history="1" r:id="rIdoz83vuxhl3doovny7tck6">
               <w:r>
                 <w:rPr>
                   <w:rFonts w:ascii="Arial" w:cs="Arial" w:eastAsia="Arial" w:hAnsi="Arial"/>
@@ -22072,7 +22072,7 @@
             <w:pPr>
               <w:spacing w:after="20" w:before="0"/>
             </w:pPr>
-            <w:hyperlink w:history="1" r:id="rIdnood4uxjqt4zcuqyokh6s">
+            <w:hyperlink w:history="1" r:id="rIdhsjndt69eceszyhqjq4rm">
               <w:r>
                 <w:rPr>
                   <w:rFonts w:ascii="Arial" w:cs="Arial" w:eastAsia="Arial" w:hAnsi="Arial"/>
@@ -22105,7 +22105,7 @@
               <w:spacing w:after="10" w:before="0"/>
               <w:ind w:left="120"/>
             </w:pPr>
-            <w:hyperlink w:history="1" r:id="rIdwzezlppp-_zbtcpzmr5na">
+            <w:hyperlink w:history="1" r:id="rIdxx2jaqpqyiygydwon10y5">
               <w:r>
                 <w:rPr>
                   <w:rFonts w:ascii="Arial" w:cs="Arial" w:eastAsia="Arial" w:hAnsi="Arial"/>
@@ -22376,7 +22376,7 @@
             <w:pPr>
               <w:spacing w:after="20" w:before="0"/>
             </w:pPr>
-            <w:hyperlink w:history="1" r:id="rId1ujfovocjq9rtxk1b3vea">
+            <w:hyperlink w:history="1" r:id="rIdxkseljz3d1woseybdksma">
               <w:r>
                 <w:rPr>
                   <w:rFonts w:ascii="Arial" w:cs="Arial" w:eastAsia="Arial" w:hAnsi="Arial"/>
@@ -22409,7 +22409,7 @@
               <w:spacing w:after="10" w:before="0"/>
               <w:ind w:left="120"/>
             </w:pPr>
-            <w:hyperlink w:history="1" r:id="rIduohxovmjfoxlq5fsgn0kz">
+            <w:hyperlink w:history="1" r:id="rId7qqzm5tmqk37dfx2zhu5q">
               <w:r>
                 <w:rPr>
                   <w:rFonts w:ascii="Arial" w:cs="Arial" w:eastAsia="Arial" w:hAnsi="Arial"/>
@@ -22454,7 +22454,7 @@
             <w:pPr>
               <w:spacing w:after="20" w:before="0"/>
             </w:pPr>
-            <w:hyperlink w:history="1" r:id="rIduvr5rqnwqoshucl-et5rp">
+            <w:hyperlink w:history="1" r:id="rId21barfs5d71w2x1udgy2f">
               <w:r>
                 <w:rPr>
                   <w:rFonts w:ascii="Arial" w:cs="Arial" w:eastAsia="Arial" w:hAnsi="Arial"/>
@@ -22487,7 +22487,7 @@
               <w:spacing w:after="10" w:before="0"/>
               <w:ind w:left="120"/>
             </w:pPr>
-            <w:hyperlink w:history="1" r:id="rIdpbwecmjpmbdtrr7cwhtzw">
+            <w:hyperlink w:history="1" r:id="rIdtwa63os1x74a2uac0-vln">
               <w:r>
                 <w:rPr>
                   <w:rFonts w:ascii="Arial" w:cs="Arial" w:eastAsia="Arial" w:hAnsi="Arial"/>
@@ -22758,7 +22758,7 @@
             <w:pPr>
               <w:spacing w:after="20" w:before="0"/>
             </w:pPr>
-            <w:hyperlink w:history="1" r:id="rIdm9yfizmw2l5vieezlrpk1">
+            <w:hyperlink w:history="1" r:id="rIdmnl8g-1r2vwutp03xo9h3">
               <w:r>
                 <w:rPr>
                   <w:rFonts w:ascii="Arial" w:cs="Arial" w:eastAsia="Arial" w:hAnsi="Arial"/>
@@ -22791,7 +22791,7 @@
               <w:spacing w:after="10" w:before="0"/>
               <w:ind w:left="120"/>
             </w:pPr>
-            <w:hyperlink w:history="1" r:id="rIdmuuigc_0zcjdzbyqpbqan">
+            <w:hyperlink w:history="1" r:id="rId9ivxcbmh8ghxef_zddxq_">
               <w:r>
                 <w:rPr>
                   <w:rFonts w:ascii="Arial" w:cs="Arial" w:eastAsia="Arial" w:hAnsi="Arial"/>
@@ -22836,7 +22836,7 @@
             <w:pPr>
               <w:spacing w:after="20" w:before="0"/>
             </w:pPr>
-            <w:hyperlink w:history="1" r:id="rIdgtipa1gvvkf-rsttowby4">
+            <w:hyperlink w:history="1" r:id="rId98a_sprf1cdizmlv2txug">
               <w:r>
                 <w:rPr>
                   <w:rFonts w:ascii="Arial" w:cs="Arial" w:eastAsia="Arial" w:hAnsi="Arial"/>
@@ -22869,7 +22869,7 @@
               <w:spacing w:after="10" w:before="0"/>
               <w:ind w:left="120"/>
             </w:pPr>
-            <w:hyperlink w:history="1" r:id="rIdhcv_7xrxk23icbbugf9qu">
+            <w:hyperlink w:history="1" r:id="rId2qphhchzeckmmmfdh7u8f">
               <w:r>
                 <w:rPr>
                   <w:rFonts w:ascii="Arial" w:cs="Arial" w:eastAsia="Arial" w:hAnsi="Arial"/>
@@ -23495,7 +23495,7 @@
         </w:rPr>
         <w:t xml:space="preserve">© 2026 SeaVuria and ARES. Aligned with KICD objectives. Developed by SeaVuria; technical implementation by ARES (with AI assistance from Claude). Licensed under </w:t>
       </w:r>
-      <w:hyperlink w:history="1" r:id="rIdvxs9xuadr_195j1iyk6a1">
+      <w:hyperlink w:history="1" r:id="rIdeshnca_etp3szc_rlffjw">
         <w:r>
           <w:rPr>
             <w:rFonts w:ascii="Arial" w:cs="Arial" w:eastAsia="Arial" w:hAnsi="Arial"/>
@@ -23516,7 +23516,7 @@
         </w:rPr>
         <w:t xml:space="preserve"> (</w:t>
       </w:r>
-      <w:hyperlink w:history="1" r:id="rIdtb-ebz88dfzgvhhwzc3kc">
+      <w:hyperlink w:history="1" r:id="rIdfknbrossa3_cgrcvafvfn">
         <w:r>
           <w:rPr>
             <w:rFonts w:ascii="Arial" w:cs="Arial" w:eastAsia="Arial" w:hAnsi="Arial"/>
@@ -24529,7 +24529,7 @@
             <w:pPr>
               <w:spacing w:after="20" w:before="0"/>
             </w:pPr>
-            <w:hyperlink w:history="1" r:id="rIddzyazpsajtjcfdgws_qoy">
+            <w:hyperlink w:history="1" r:id="rIdqhk2zpsglib9n73uq7spc">
               <w:r>
                 <w:rPr>
                   <w:rFonts w:ascii="Arial" w:cs="Arial" w:eastAsia="Arial" w:hAnsi="Arial"/>
@@ -24562,7 +24562,7 @@
               <w:spacing w:after="10" w:before="0"/>
               <w:ind w:left="120"/>
             </w:pPr>
-            <w:hyperlink w:history="1" r:id="rIdgg2wnzaeih5mghsk1rfv4">
+            <w:hyperlink w:history="1" r:id="rIdvvk1icaoteiusrfk5qlca">
               <w:r>
                 <w:rPr>
                   <w:rFonts w:ascii="Arial" w:cs="Arial" w:eastAsia="Arial" w:hAnsi="Arial"/>
@@ -24607,7 +24607,7 @@
             <w:pPr>
               <w:spacing w:after="20" w:before="0"/>
             </w:pPr>
-            <w:hyperlink w:history="1" r:id="rIdcjfooxjw-i_jwwyb3f1d4">
+            <w:hyperlink w:history="1" r:id="rId9x1rqgra287fro4wddng2">
               <w:r>
                 <w:rPr>
                   <w:rFonts w:ascii="Arial" w:cs="Arial" w:eastAsia="Arial" w:hAnsi="Arial"/>
@@ -24640,7 +24640,7 @@
               <w:spacing w:after="10" w:before="0"/>
               <w:ind w:left="120"/>
             </w:pPr>
-            <w:hyperlink w:history="1" r:id="rId-r1paixldtn7ikaduqatk">
+            <w:hyperlink w:history="1" r:id="rIdwqhvcijduch-8ux5-mnie">
               <w:r>
                 <w:rPr>
                   <w:rFonts w:ascii="Arial" w:cs="Arial" w:eastAsia="Arial" w:hAnsi="Arial"/>
@@ -24835,7 +24835,7 @@
             <w:pPr>
               <w:spacing w:after="20" w:before="0"/>
             </w:pPr>
-            <w:hyperlink w:history="1" r:id="rIdmvy78kvosyf663iwea0at">
+            <w:hyperlink w:history="1" r:id="rIdpai9_votuii67xsa6phhj">
               <w:r>
                 <w:rPr>
                   <w:rFonts w:ascii="Arial" w:cs="Arial" w:eastAsia="Arial" w:hAnsi="Arial"/>
@@ -24868,7 +24868,7 @@
               <w:spacing w:after="10" w:before="0"/>
               <w:ind w:left="120"/>
             </w:pPr>
-            <w:hyperlink w:history="1" r:id="rIdqqjrdgp_d3qtkqk4daesg">
+            <w:hyperlink w:history="1" r:id="rIdigzj-ixsy4v-l0vxdbsrw">
               <w:r>
                 <w:rPr>
                   <w:rFonts w:ascii="Arial" w:cs="Arial" w:eastAsia="Arial" w:hAnsi="Arial"/>
@@ -24913,7 +24913,7 @@
             <w:pPr>
               <w:spacing w:after="20" w:before="0"/>
             </w:pPr>
-            <w:hyperlink w:history="1" r:id="rIdysvb_lxjmvghu2cdaxx_g">
+            <w:hyperlink w:history="1" r:id="rIdtwia8b4sernpvkx4ntfyr">
               <w:r>
                 <w:rPr>
                   <w:rFonts w:ascii="Arial" w:cs="Arial" w:eastAsia="Arial" w:hAnsi="Arial"/>
@@ -24946,7 +24946,7 @@
               <w:spacing w:after="10" w:before="0"/>
               <w:ind w:left="120"/>
             </w:pPr>
-            <w:hyperlink w:history="1" r:id="rIdkdcyydgrlabn-lstjw29b">
+            <w:hyperlink w:history="1" r:id="rIdcvpyk04y47lwikvj5fpx2">
               <w:r>
                 <w:rPr>
                   <w:rFonts w:ascii="Arial" w:cs="Arial" w:eastAsia="Arial" w:hAnsi="Arial"/>
@@ -25141,7 +25141,7 @@
             <w:pPr>
               <w:spacing w:after="20" w:before="0"/>
             </w:pPr>
-            <w:hyperlink w:history="1" r:id="rIdbxryk2vuuz0e3vgx9fyo-">
+            <w:hyperlink w:history="1" r:id="rId68g1jito58bwlsym146dx">
               <w:r>
                 <w:rPr>
                   <w:rFonts w:ascii="Arial" w:cs="Arial" w:eastAsia="Arial" w:hAnsi="Arial"/>
@@ -25174,7 +25174,7 @@
               <w:spacing w:after="10" w:before="0"/>
               <w:ind w:left="120"/>
             </w:pPr>
-            <w:hyperlink w:history="1" r:id="rIddfxypwliq7kmxpewwawm_">
+            <w:hyperlink w:history="1" r:id="rId7dlk5_szrddilsckph2ld">
               <w:r>
                 <w:rPr>
                   <w:rFonts w:ascii="Arial" w:cs="Arial" w:eastAsia="Arial" w:hAnsi="Arial"/>
@@ -25219,7 +25219,7 @@
             <w:pPr>
               <w:spacing w:after="20" w:before="0"/>
             </w:pPr>
-            <w:hyperlink w:history="1" r:id="rIdbw62hqfmzfc37qjtexepq">
+            <w:hyperlink w:history="1" r:id="rIdxieeyi8heclil7z_ioz5u">
               <w:r>
                 <w:rPr>
                   <w:rFonts w:ascii="Arial" w:cs="Arial" w:eastAsia="Arial" w:hAnsi="Arial"/>
@@ -25252,7 +25252,7 @@
               <w:spacing w:after="10" w:before="0"/>
               <w:ind w:left="120"/>
             </w:pPr>
-            <w:hyperlink w:history="1" r:id="rIdhjmvj_5uyqzhvdggohje8">
+            <w:hyperlink w:history="1" r:id="rIdy24juzhfas73bk27r6bxx">
               <w:r>
                 <w:rPr>
                   <w:rFonts w:ascii="Arial" w:cs="Arial" w:eastAsia="Arial" w:hAnsi="Arial"/>
@@ -25447,7 +25447,7 @@
             <w:pPr>
               <w:spacing w:after="20" w:before="0"/>
             </w:pPr>
-            <w:hyperlink w:history="1" r:id="rIdpoheapzzpmyyverinare9">
+            <w:hyperlink w:history="1" r:id="rIdbyt5hqrvdghywd2oivxso">
               <w:r>
                 <w:rPr>
                   <w:rFonts w:ascii="Arial" w:cs="Arial" w:eastAsia="Arial" w:hAnsi="Arial"/>
@@ -25480,7 +25480,7 @@
               <w:spacing w:after="10" w:before="0"/>
               <w:ind w:left="120"/>
             </w:pPr>
-            <w:hyperlink w:history="1" r:id="rId2i8zsr93wptob2cmld_1l">
+            <w:hyperlink w:history="1" r:id="rIdjwdonpmce3uv932jgwrjp">
               <w:r>
                 <w:rPr>
                   <w:rFonts w:ascii="Arial" w:cs="Arial" w:eastAsia="Arial" w:hAnsi="Arial"/>
@@ -25525,7 +25525,7 @@
             <w:pPr>
               <w:spacing w:after="20" w:before="0"/>
             </w:pPr>
-            <w:hyperlink w:history="1" r:id="rIdgteafegelszhcct3jdzmv">
+            <w:hyperlink w:history="1" r:id="rIdhcp3ggdf_2ksc58nqqrkt">
               <w:r>
                 <w:rPr>
                   <w:rFonts w:ascii="Arial" w:cs="Arial" w:eastAsia="Arial" w:hAnsi="Arial"/>
@@ -25558,7 +25558,7 @@
               <w:spacing w:after="10" w:before="0"/>
               <w:ind w:left="120"/>
             </w:pPr>
-            <w:hyperlink w:history="1" r:id="rIds_ezxvgaeycd-3wpstjtr">
+            <w:hyperlink w:history="1" r:id="rId9cilex5tpdxrmq8emlgwk">
               <w:r>
                 <w:rPr>
                   <w:rFonts w:ascii="Arial" w:cs="Arial" w:eastAsia="Arial" w:hAnsi="Arial"/>
@@ -25753,7 +25753,7 @@
             <w:pPr>
               <w:spacing w:after="20" w:before="0"/>
             </w:pPr>
-            <w:hyperlink w:history="1" r:id="rId12cs3bmyfmviv-g7jhn45">
+            <w:hyperlink w:history="1" r:id="rIdd-6unib_a071dh3txpjq2">
               <w:r>
                 <w:rPr>
                   <w:rFonts w:ascii="Arial" w:cs="Arial" w:eastAsia="Arial" w:hAnsi="Arial"/>
@@ -25786,7 +25786,7 @@
               <w:spacing w:after="10" w:before="0"/>
               <w:ind w:left="120"/>
             </w:pPr>
-            <w:hyperlink w:history="1" r:id="rId8oum02cg5b7olrrcw4ine">
+            <w:hyperlink w:history="1" r:id="rIdpqzn-ek5sd4d3zb-wuqsn">
               <w:r>
                 <w:rPr>
                   <w:rFonts w:ascii="Arial" w:cs="Arial" w:eastAsia="Arial" w:hAnsi="Arial"/>
@@ -25831,7 +25831,7 @@
             <w:pPr>
               <w:spacing w:after="20" w:before="0"/>
             </w:pPr>
-            <w:hyperlink w:history="1" r:id="rIdkwlqn19a00uy03-sqdwf4">
+            <w:hyperlink w:history="1" r:id="rIdbii60exuzsrj5h32x-9ag">
               <w:r>
                 <w:rPr>
                   <w:rFonts w:ascii="Arial" w:cs="Arial" w:eastAsia="Arial" w:hAnsi="Arial"/>
@@ -25864,7 +25864,7 @@
               <w:spacing w:after="10" w:before="0"/>
               <w:ind w:left="120"/>
             </w:pPr>
-            <w:hyperlink w:history="1" r:id="rIdm8g0b0wp6wdablkl6i8k2">
+            <w:hyperlink w:history="1" r:id="rIdvygjc1abvmw7ihgp8auly">
               <w:r>
                 <w:rPr>
                   <w:rFonts w:ascii="Arial" w:cs="Arial" w:eastAsia="Arial" w:hAnsi="Arial"/>
@@ -26376,7 +26376,7 @@
         </w:rPr>
         <w:t xml:space="preserve">© 2026 SeaVuria and ARES. Aligned with KICD objectives. Developed by SeaVuria; technical implementation by ARES (with AI assistance from Claude). Licensed under </w:t>
       </w:r>
-      <w:hyperlink w:history="1" r:id="rIds1jk9riwu8zjbtk_s8tnm">
+      <w:hyperlink w:history="1" r:id="rId8asce0ein9evf52rfavlx">
         <w:r>
           <w:rPr>
             <w:rFonts w:ascii="Arial" w:cs="Arial" w:eastAsia="Arial" w:hAnsi="Arial"/>
@@ -26397,7 +26397,7 @@
         </w:rPr>
         <w:t xml:space="preserve"> (</w:t>
       </w:r>
-      <w:hyperlink w:history="1" r:id="rIdm_hdtlmuwmky1i2umbutl">
+      <w:hyperlink w:history="1" r:id="rIdlw1_yzr2ngp5rbj1yrnzw">
         <w:r>
           <w:rPr>
             <w:rFonts w:ascii="Arial" w:cs="Arial" w:eastAsia="Arial" w:hAnsi="Arial"/>
@@ -27427,7 +27427,7 @@
               <w:spacing w:after="10" w:before="0"/>
               <w:ind w:left="120"/>
             </w:pPr>
-            <w:hyperlink w:history="1" r:id="rIdwalqpzvoj2jnc8l_7aqo0">
+            <w:hyperlink w:history="1" r:id="rId4byshbl_fohp81jeyog3k">
               <w:r>
                 <w:rPr>
                   <w:rFonts w:ascii="Arial" w:cs="Arial" w:eastAsia="Arial" w:hAnsi="Arial"/>
@@ -27504,7 +27504,7 @@
               <w:spacing w:after="10" w:before="0"/>
               <w:ind w:left="120"/>
             </w:pPr>
-            <w:hyperlink w:history="1" r:id="rId0ndz9v7jnojrl4abx-dsd">
+            <w:hyperlink w:history="1" r:id="rIdoeg5txuofen0p-wg8r0wz">
               <w:r>
                 <w:rPr>
                   <w:rFonts w:ascii="Arial" w:cs="Arial" w:eastAsia="Arial" w:hAnsi="Arial"/>
@@ -27731,7 +27731,7 @@
               <w:spacing w:after="10" w:before="0"/>
               <w:ind w:left="120"/>
             </w:pPr>
-            <w:hyperlink w:history="1" r:id="rIdudmlftdtydb8geg4oyks3">
+            <w:hyperlink w:history="1" r:id="rIdymq4sdpmmhoupdhwiauy0">
               <w:r>
                 <w:rPr>
                   <w:rFonts w:ascii="Arial" w:cs="Arial" w:eastAsia="Arial" w:hAnsi="Arial"/>
@@ -27808,7 +27808,7 @@
               <w:spacing w:after="10" w:before="0"/>
               <w:ind w:left="120"/>
             </w:pPr>
-            <w:hyperlink w:history="1" r:id="rIdgghblyvjk3vxt_s10lncu">
+            <w:hyperlink w:history="1" r:id="rIdqhenjmpyxv72x8ceeuw-n">
               <w:r>
                 <w:rPr>
                   <w:rFonts w:ascii="Arial" w:cs="Arial" w:eastAsia="Arial" w:hAnsi="Arial"/>
@@ -28035,7 +28035,7 @@
               <w:spacing w:after="10" w:before="0"/>
               <w:ind w:left="120"/>
             </w:pPr>
-            <w:hyperlink w:history="1" r:id="rIdv7zcbljf6xgtvfbdlgvsg">
+            <w:hyperlink w:history="1" r:id="rId8rw1hoou_te67d7kinrn9">
               <w:r>
                 <w:rPr>
                   <w:rFonts w:ascii="Arial" w:cs="Arial" w:eastAsia="Arial" w:hAnsi="Arial"/>
@@ -28112,7 +28112,7 @@
               <w:spacing w:after="10" w:before="0"/>
               <w:ind w:left="120"/>
             </w:pPr>
-            <w:hyperlink w:history="1" r:id="rIdqd6bvngufif4dzznjwbiw">
+            <w:hyperlink w:history="1" r:id="rIdj5iblrmficrxx38yfxkaz">
               <w:r>
                 <w:rPr>
                   <w:rFonts w:ascii="Arial" w:cs="Arial" w:eastAsia="Arial" w:hAnsi="Arial"/>
@@ -28339,7 +28339,7 @@
               <w:spacing w:after="10" w:before="0"/>
               <w:ind w:left="120"/>
             </w:pPr>
-            <w:hyperlink w:history="1" r:id="rIdhfns-bnqyyscvpknnnreh">
+            <w:hyperlink w:history="1" r:id="rIdehzprhzbuogztdubrx3rg">
               <w:r>
                 <w:rPr>
                   <w:rFonts w:ascii="Arial" w:cs="Arial" w:eastAsia="Arial" w:hAnsi="Arial"/>
@@ -28416,7 +28416,7 @@
               <w:spacing w:after="10" w:before="0"/>
               <w:ind w:left="120"/>
             </w:pPr>
-            <w:hyperlink w:history="1" r:id="rIdaboozawy8-lknpy7na1wr">
+            <w:hyperlink w:history="1" r:id="rId101dx_d6yd5lfxn6bacaz">
               <w:r>
                 <w:rPr>
                   <w:rFonts w:ascii="Arial" w:cs="Arial" w:eastAsia="Arial" w:hAnsi="Arial"/>
@@ -28643,7 +28643,7 @@
               <w:spacing w:after="10" w:before="0"/>
               <w:ind w:left="120"/>
             </w:pPr>
-            <w:hyperlink w:history="1" r:id="rId2jonazscnbhjp2-ukiw35">
+            <w:hyperlink w:history="1" r:id="rIdmxpazf_zgajjv8z4yb7kr">
               <w:r>
                 <w:rPr>
                   <w:rFonts w:ascii="Arial" w:cs="Arial" w:eastAsia="Arial" w:hAnsi="Arial"/>
@@ -28720,7 +28720,7 @@
               <w:spacing w:after="10" w:before="0"/>
               <w:ind w:left="120"/>
             </w:pPr>
-            <w:hyperlink w:history="1" r:id="rIdc-mzg2ifrn2jzpnkcp5ih">
+            <w:hyperlink w:history="1" r:id="rId60honwizczgy8aeeeeoev">
               <w:r>
                 <w:rPr>
                   <w:rFonts w:ascii="Arial" w:cs="Arial" w:eastAsia="Arial" w:hAnsi="Arial"/>
@@ -29247,7 +29247,7 @@
         </w:rPr>
         <w:t xml:space="preserve">© 2026 SeaVuria and ARES. Aligned with KICD objectives. Developed by SeaVuria; technical implementation by ARES (with AI assistance from Claude). Licensed under </w:t>
       </w:r>
-      <w:hyperlink w:history="1" r:id="rIdpqrbfpi7f3ld9bbjhcjky">
+      <w:hyperlink w:history="1" r:id="rIdkprtbnv-awszra5kkj-lm">
         <w:r>
           <w:rPr>
             <w:rFonts w:ascii="Arial" w:cs="Arial" w:eastAsia="Arial" w:hAnsi="Arial"/>
@@ -29268,7 +29268,7 @@
         </w:rPr>
         <w:t xml:space="preserve"> (</w:t>
       </w:r>
-      <w:hyperlink w:history="1" r:id="rIdzeemyoyiefggcdwdgnrch">
+      <w:hyperlink w:history="1" r:id="rIdguo118e46j9zmcww8c5sy">
         <w:r>
           <w:rPr>
             <w:rFonts w:ascii="Arial" w:cs="Arial" w:eastAsia="Arial" w:hAnsi="Arial"/>
@@ -30281,7 +30281,7 @@
             <w:pPr>
               <w:spacing w:after="20" w:before="0"/>
             </w:pPr>
-            <w:hyperlink w:history="1" r:id="rIdeow4xazb9f0aetgmzubq4">
+            <w:hyperlink w:history="1" r:id="rIdy0o66wx19xq4akrupr2v8">
               <w:r>
                 <w:rPr>
                   <w:rFonts w:ascii="Arial" w:cs="Arial" w:eastAsia="Arial" w:hAnsi="Arial"/>
@@ -30314,7 +30314,7 @@
               <w:spacing w:after="10" w:before="0"/>
               <w:ind w:left="120"/>
             </w:pPr>
-            <w:hyperlink w:history="1" r:id="rId1ufbh5jiysx_zuv_wniel">
+            <w:hyperlink w:history="1" r:id="rIddayrsghl7iplj3b8jbvzy">
               <w:r>
                 <w:rPr>
                   <w:rFonts w:ascii="Arial" w:cs="Arial" w:eastAsia="Arial" w:hAnsi="Arial"/>
@@ -30359,7 +30359,7 @@
             <w:pPr>
               <w:spacing w:after="20" w:before="0"/>
             </w:pPr>
-            <w:hyperlink w:history="1" r:id="rIdbw4chy3qu2gn8f1e-4-s7">
+            <w:hyperlink w:history="1" r:id="rIdmtzhgikdawu7htuii79yd">
               <w:r>
                 <w:rPr>
                   <w:rFonts w:ascii="Arial" w:cs="Arial" w:eastAsia="Arial" w:hAnsi="Arial"/>
@@ -30392,7 +30392,7 @@
               <w:spacing w:after="10" w:before="0"/>
               <w:ind w:left="120"/>
             </w:pPr>
-            <w:hyperlink w:history="1" r:id="rIdbofgg0sa-fmrmyzc9soay">
+            <w:hyperlink w:history="1" r:id="rId4zxbacwn03hyr0vaduequ">
               <w:r>
                 <w:rPr>
                   <w:rFonts w:ascii="Arial" w:cs="Arial" w:eastAsia="Arial" w:hAnsi="Arial"/>
@@ -30587,7 +30587,7 @@
             <w:pPr>
               <w:spacing w:after="20" w:before="0"/>
             </w:pPr>
-            <w:hyperlink w:history="1" r:id="rIdykxrr3-2jf0uxuv9-grxc">
+            <w:hyperlink w:history="1" r:id="rIdlwcllo5kjd2sxr2v3ig_x">
               <w:r>
                 <w:rPr>
                   <w:rFonts w:ascii="Arial" w:cs="Arial" w:eastAsia="Arial" w:hAnsi="Arial"/>
@@ -30620,7 +30620,7 @@
               <w:spacing w:after="10" w:before="0"/>
               <w:ind w:left="120"/>
             </w:pPr>
-            <w:hyperlink w:history="1" r:id="rIdnviuijf15agh5j51ziaxb">
+            <w:hyperlink w:history="1" r:id="rIddew1d_-btjmvxurof8fep">
               <w:r>
                 <w:rPr>
                   <w:rFonts w:ascii="Arial" w:cs="Arial" w:eastAsia="Arial" w:hAnsi="Arial"/>
@@ -30665,7 +30665,7 @@
             <w:pPr>
               <w:spacing w:after="20" w:before="0"/>
             </w:pPr>
-            <w:hyperlink w:history="1" r:id="rId6yhdwx0ocm8orbebh28qh">
+            <w:hyperlink w:history="1" r:id="rIdj_06sfes_ynd9wipfbw8k">
               <w:r>
                 <w:rPr>
                   <w:rFonts w:ascii="Arial" w:cs="Arial" w:eastAsia="Arial" w:hAnsi="Arial"/>
@@ -30698,7 +30698,7 @@
               <w:spacing w:after="10" w:before="0"/>
               <w:ind w:left="120"/>
             </w:pPr>
-            <w:hyperlink w:history="1" r:id="rId3yrqdjzr7yvspsry7vudq">
+            <w:hyperlink w:history="1" r:id="rIdg_pawyomrsyfz-ijjsq_a">
               <w:r>
                 <w:rPr>
                   <w:rFonts w:ascii="Arial" w:cs="Arial" w:eastAsia="Arial" w:hAnsi="Arial"/>
@@ -30893,7 +30893,7 @@
             <w:pPr>
               <w:spacing w:after="20" w:before="0"/>
             </w:pPr>
-            <w:hyperlink w:history="1" r:id="rIdshqqiwaltff4w-t4shbzz">
+            <w:hyperlink w:history="1" r:id="rIdyvpmdrieji0ydphemfmgv">
               <w:r>
                 <w:rPr>
                   <w:rFonts w:ascii="Arial" w:cs="Arial" w:eastAsia="Arial" w:hAnsi="Arial"/>
@@ -30926,7 +30926,7 @@
               <w:spacing w:after="10" w:before="0"/>
               <w:ind w:left="120"/>
             </w:pPr>
-            <w:hyperlink w:history="1" r:id="rIdlghg0ytelu8zspvrky19v">
+            <w:hyperlink w:history="1" r:id="rIdertbjkua8oxjnqayhbyiv">
               <w:r>
                 <w:rPr>
                   <w:rFonts w:ascii="Arial" w:cs="Arial" w:eastAsia="Arial" w:hAnsi="Arial"/>
@@ -30971,7 +30971,7 @@
             <w:pPr>
               <w:spacing w:after="20" w:before="0"/>
             </w:pPr>
-            <w:hyperlink w:history="1" r:id="rIdeaneplzcfkq5qaq2t-d7h">
+            <w:hyperlink w:history="1" r:id="rIdblo3u3xmvp21d23_5i-ny">
               <w:r>
                 <w:rPr>
                   <w:rFonts w:ascii="Arial" w:cs="Arial" w:eastAsia="Arial" w:hAnsi="Arial"/>
@@ -31004,7 +31004,7 @@
               <w:spacing w:after="10" w:before="0"/>
               <w:ind w:left="120"/>
             </w:pPr>
-            <w:hyperlink w:history="1" r:id="rIdj3ncewwrwmmdznezsxp7a">
+            <w:hyperlink w:history="1" r:id="rIdq-f01pmwkla2vongl3dwj">
               <w:r>
                 <w:rPr>
                   <w:rFonts w:ascii="Arial" w:cs="Arial" w:eastAsia="Arial" w:hAnsi="Arial"/>
@@ -31199,7 +31199,7 @@
             <w:pPr>
               <w:spacing w:after="20" w:before="0"/>
             </w:pPr>
-            <w:hyperlink w:history="1" r:id="rIdepmhvtiuwslsmtdvze3bq">
+            <w:hyperlink w:history="1" r:id="rId9gsksz1fe4dlh55pr-faz">
               <w:r>
                 <w:rPr>
                   <w:rFonts w:ascii="Arial" w:cs="Arial" w:eastAsia="Arial" w:hAnsi="Arial"/>
@@ -31232,7 +31232,7 @@
               <w:spacing w:after="10" w:before="0"/>
               <w:ind w:left="120"/>
             </w:pPr>
-            <w:hyperlink w:history="1" r:id="rId6r1-w1tntrq1oh9ilwbks">
+            <w:hyperlink w:history="1" r:id="rIdx0qlna3tpzrukqxszacl_">
               <w:r>
                 <w:rPr>
                   <w:rFonts w:ascii="Arial" w:cs="Arial" w:eastAsia="Arial" w:hAnsi="Arial"/>
@@ -31277,7 +31277,7 @@
             <w:pPr>
               <w:spacing w:after="20" w:before="0"/>
             </w:pPr>
-            <w:hyperlink w:history="1" r:id="rId5bq96ssoz5hyyzosgn24e">
+            <w:hyperlink w:history="1" r:id="rIdenebur-qdu3er3vf-vlyu">
               <w:r>
                 <w:rPr>
                   <w:rFonts w:ascii="Arial" w:cs="Arial" w:eastAsia="Arial" w:hAnsi="Arial"/>
@@ -31310,7 +31310,7 @@
               <w:spacing w:after="10" w:before="0"/>
               <w:ind w:left="120"/>
             </w:pPr>
-            <w:hyperlink w:history="1" r:id="rIdfqcmzvtgpbyqlx-fj_chq">
+            <w:hyperlink w:history="1" r:id="rIdcoptqcepx7eveax3cdkmc">
               <w:r>
                 <w:rPr>
                   <w:rFonts w:ascii="Arial" w:cs="Arial" w:eastAsia="Arial" w:hAnsi="Arial"/>
@@ -31505,7 +31505,7 @@
             <w:pPr>
               <w:spacing w:after="20" w:before="0"/>
             </w:pPr>
-            <w:hyperlink w:history="1" r:id="rIdkkokat3fwy1i9w0-3qitt">
+            <w:hyperlink w:history="1" r:id="rIdaljf7s8xqatxobd9mizhw">
               <w:r>
                 <w:rPr>
                   <w:rFonts w:ascii="Arial" w:cs="Arial" w:eastAsia="Arial" w:hAnsi="Arial"/>
@@ -31538,7 +31538,7 @@
               <w:spacing w:after="10" w:before="0"/>
               <w:ind w:left="120"/>
             </w:pPr>
-            <w:hyperlink w:history="1" r:id="rIdxmbl4sgbdrtni9psks9mq">
+            <w:hyperlink w:history="1" r:id="rIds9ne9so29uydjx8h8kxo2">
               <w:r>
                 <w:rPr>
                   <w:rFonts w:ascii="Arial" w:cs="Arial" w:eastAsia="Arial" w:hAnsi="Arial"/>
@@ -31583,7 +31583,7 @@
             <w:pPr>
               <w:spacing w:after="20" w:before="0"/>
             </w:pPr>
-            <w:hyperlink w:history="1" r:id="rIdrafbdqxgkhiipc95zwaw2">
+            <w:hyperlink w:history="1" r:id="rIda_l5rmlnhceolxbbd14gt">
               <w:r>
                 <w:rPr>
                   <w:rFonts w:ascii="Arial" w:cs="Arial" w:eastAsia="Arial" w:hAnsi="Arial"/>
@@ -31616,7 +31616,7 @@
               <w:spacing w:after="10" w:before="0"/>
               <w:ind w:left="120"/>
             </w:pPr>
-            <w:hyperlink w:history="1" r:id="rIduconuvygyl1dkysnobwtk">
+            <w:hyperlink w:history="1" r:id="rIdfacum4ybuf0pmwx8n29hs">
               <w:r>
                 <w:rPr>
                   <w:rFonts w:ascii="Arial" w:cs="Arial" w:eastAsia="Arial" w:hAnsi="Arial"/>
@@ -32128,7 +32128,7 @@
         </w:rPr>
         <w:t xml:space="preserve">© 2026 SeaVuria and ARES. Aligned with KICD objectives. Developed by SeaVuria; technical implementation by ARES (with AI assistance from Claude). Licensed under </w:t>
       </w:r>
-      <w:hyperlink w:history="1" r:id="rId7jznkp8pv0lm2euuekxjv">
+      <w:hyperlink w:history="1" r:id="rIdervmakaugyr2j6z56btfn">
         <w:r>
           <w:rPr>
             <w:rFonts w:ascii="Arial" w:cs="Arial" w:eastAsia="Arial" w:hAnsi="Arial"/>
@@ -32149,7 +32149,7 @@
         </w:rPr>
         <w:t xml:space="preserve"> (</w:t>
       </w:r>
-      <w:hyperlink w:history="1" r:id="rIdaueeatd_blfpo1_epn-sq">
+      <w:hyperlink w:history="1" r:id="rIdn7dros8myc3cwosuu6rtj">
         <w:r>
           <w:rPr>
             <w:rFonts w:ascii="Arial" w:cs="Arial" w:eastAsia="Arial" w:hAnsi="Arial"/>

--- a/data/outputs/v2/Biology/SS2.1_Plant_Nutrition/Biology_Plant_Nutrition_CBE_LessonSequence.docx
+++ b/data/outputs/v2/Biology/SS2.1_Plant_Nutrition/Biology_Plant_Nutrition_CBE_LessonSequence.docx
@@ -38,6 +38,2415 @@
           <w:szCs w:val="22"/>
         </w:rPr>
         <w:t xml:space="preserve">CBE Phenomenon-Driven Lesson Sequence — Sub-Strand 2.1 (10 Lessons)</w:t>
+      </w:r>
+    </w:p>
+    <w:p>
+      <w:pPr>
+        <w:spacing w:after="120"/>
+      </w:pPr>
+      <w:r>
+        <w:t xml:space="preserve"/>
+      </w:r>
+    </w:p>
+    <w:tbl>
+      <w:tblPr>
+        <w:tblW w:type="dxa" w:w="13680"/>
+        <w:tblBorders>
+          <w:top w:val="single" w:color="AAAAAA" w:sz="4"/>
+          <w:left w:val="single" w:color="AAAAAA" w:sz="4"/>
+          <w:bottom w:val="single" w:color="AAAAAA" w:sz="4"/>
+          <w:right w:val="single" w:color="AAAAAA" w:sz="4"/>
+          <w:insideH w:val="single" w:color="auto" w:sz="4"/>
+          <w:insideV w:val="single" w:color="auto" w:sz="4"/>
+        </w:tblBorders>
+        <w:tblLayout w:type="fixed"/>
+      </w:tblPr>
+      <w:tblGrid>
+        <w:gridCol w:w="3000"/>
+        <w:gridCol w:w="10680"/>
+      </w:tblGrid>
+      <w:tr>
+        <w:tc>
+          <w:tcPr>
+            <w:tcW w:type="dxa" w:w="13680"/>
+            <w:gridSpan w:val="2"/>
+            <w:shd w:fill="1F3864" w:color="auto" w:val="clear"/>
+            <w:tcMar>
+              <w:top w:type="dxa" w:w="60"/>
+              <w:left w:type="dxa" w:w="120"/>
+              <w:bottom w:type="dxa" w:w="60"/>
+              <w:right w:type="dxa" w:w="120"/>
+            </w:tcMar>
+            <w:vAlign w:val="top"/>
+          </w:tcPr>
+          <w:p>
+            <w:pPr>
+              <w:spacing w:after="40" w:before="0"/>
+              <w:jc w:val="center"/>
+            </w:pPr>
+            <w:r>
+              <w:rPr>
+                <w:rFonts w:ascii="Arial" w:cs="Arial" w:eastAsia="Arial" w:hAnsi="Arial"/>
+                <w:b/>
+                <w:bCs/>
+                <w:i w:val="false"/>
+                <w:iCs w:val="false"/>
+                <w:color w:val="FFFFFF"/>
+                <w:sz w:val="22"/>
+                <w:szCs w:val="22"/>
+              </w:rPr>
+              <w:t xml:space="preserve">SUB-STRAND OVERVIEW</w:t>
+            </w:r>
+          </w:p>
+        </w:tc>
+      </w:tr>
+      <w:tr>
+        <w:tc>
+          <w:tcPr>
+            <w:tcW w:type="dxa" w:w="3000"/>
+            <w:shd w:fill="D5E8F0" w:color="auto" w:val="clear"/>
+            <w:tcMar>
+              <w:top w:type="dxa" w:w="60"/>
+              <w:left w:type="dxa" w:w="120"/>
+              <w:bottom w:type="dxa" w:w="60"/>
+              <w:right w:type="dxa" w:w="120"/>
+            </w:tcMar>
+            <w:vAlign w:val="top"/>
+          </w:tcPr>
+          <w:p>
+            <w:pPr>
+              <w:spacing w:after="40" w:before="0"/>
+              <w:jc w:val="left"/>
+            </w:pPr>
+            <w:r>
+              <w:rPr>
+                <w:rFonts w:ascii="Arial" w:cs="Arial" w:eastAsia="Arial" w:hAnsi="Arial"/>
+                <w:b/>
+                <w:bCs/>
+                <w:i w:val="false"/>
+                <w:iCs w:val="false"/>
+                <w:color w:val="000000"/>
+                <w:sz w:val="18"/>
+                <w:szCs w:val="18"/>
+              </w:rPr>
+              <w:t xml:space="preserve">Grade Level</w:t>
+            </w:r>
+          </w:p>
+        </w:tc>
+        <w:tc>
+          <w:tcPr>
+            <w:tcW w:type="dxa" w:w="10680"/>
+            <w:shd w:fill="FFFFFF" w:color="auto" w:val="clear"/>
+            <w:tcMar>
+              <w:top w:type="dxa" w:w="60"/>
+              <w:left w:type="dxa" w:w="120"/>
+              <w:bottom w:type="dxa" w:w="60"/>
+              <w:right w:type="dxa" w:w="120"/>
+            </w:tcMar>
+            <w:vAlign w:val="top"/>
+          </w:tcPr>
+          <w:p>
+            <w:pPr>
+              <w:spacing w:after="40" w:before="0"/>
+              <w:jc w:val="left"/>
+            </w:pPr>
+            <w:r>
+              <w:rPr>
+                <w:rFonts w:ascii="Arial" w:cs="Arial" w:eastAsia="Arial" w:hAnsi="Arial"/>
+                <w:b w:val="false"/>
+                <w:bCs w:val="false"/>
+                <w:i w:val="false"/>
+                <w:iCs w:val="false"/>
+                <w:color w:val="000000"/>
+                <w:sz w:val="18"/>
+                <w:szCs w:val="18"/>
+              </w:rPr>
+              <w:t xml:space="preserve">10</w:t>
+            </w:r>
+          </w:p>
+        </w:tc>
+      </w:tr>
+      <w:tr>
+        <w:tc>
+          <w:tcPr>
+            <w:tcW w:type="dxa" w:w="3000"/>
+            <w:shd w:fill="D5E8F0" w:color="auto" w:val="clear"/>
+            <w:tcMar>
+              <w:top w:type="dxa" w:w="60"/>
+              <w:left w:type="dxa" w:w="120"/>
+              <w:bottom w:type="dxa" w:w="60"/>
+              <w:right w:type="dxa" w:w="120"/>
+            </w:tcMar>
+            <w:vAlign w:val="top"/>
+          </w:tcPr>
+          <w:p>
+            <w:pPr>
+              <w:spacing w:after="40" w:before="0"/>
+              <w:jc w:val="left"/>
+            </w:pPr>
+            <w:r>
+              <w:rPr>
+                <w:rFonts w:ascii="Arial" w:cs="Arial" w:eastAsia="Arial" w:hAnsi="Arial"/>
+                <w:b/>
+                <w:bCs/>
+                <w:i w:val="false"/>
+                <w:iCs w:val="false"/>
+                <w:color w:val="000000"/>
+                <w:sz w:val="18"/>
+                <w:szCs w:val="18"/>
+              </w:rPr>
+              <w:t xml:space="preserve">Subject</w:t>
+            </w:r>
+          </w:p>
+        </w:tc>
+        <w:tc>
+          <w:tcPr>
+            <w:tcW w:type="dxa" w:w="10680"/>
+            <w:shd w:fill="FFFFFF" w:color="auto" w:val="clear"/>
+            <w:tcMar>
+              <w:top w:type="dxa" w:w="60"/>
+              <w:left w:type="dxa" w:w="120"/>
+              <w:bottom w:type="dxa" w:w="60"/>
+              <w:right w:type="dxa" w:w="120"/>
+            </w:tcMar>
+            <w:vAlign w:val="top"/>
+          </w:tcPr>
+          <w:p>
+            <w:pPr>
+              <w:spacing w:after="40" w:before="0"/>
+              <w:jc w:val="left"/>
+            </w:pPr>
+            <w:r>
+              <w:rPr>
+                <w:rFonts w:ascii="Arial" w:cs="Arial" w:eastAsia="Arial" w:hAnsi="Arial"/>
+                <w:b w:val="false"/>
+                <w:bCs w:val="false"/>
+                <w:i w:val="false"/>
+                <w:iCs w:val="false"/>
+                <w:color w:val="000000"/>
+                <w:sz w:val="18"/>
+                <w:szCs w:val="18"/>
+              </w:rPr>
+              <w:t xml:space="preserve">Biology</w:t>
+            </w:r>
+          </w:p>
+        </w:tc>
+      </w:tr>
+      <w:tr>
+        <w:tc>
+          <w:tcPr>
+            <w:tcW w:type="dxa" w:w="3000"/>
+            <w:shd w:fill="D5E8F0" w:color="auto" w:val="clear"/>
+            <w:tcMar>
+              <w:top w:type="dxa" w:w="60"/>
+              <w:left w:type="dxa" w:w="120"/>
+              <w:bottom w:type="dxa" w:w="60"/>
+              <w:right w:type="dxa" w:w="120"/>
+            </w:tcMar>
+            <w:vAlign w:val="top"/>
+          </w:tcPr>
+          <w:p>
+            <w:pPr>
+              <w:spacing w:after="40" w:before="0"/>
+              <w:jc w:val="left"/>
+            </w:pPr>
+            <w:r>
+              <w:rPr>
+                <w:rFonts w:ascii="Arial" w:cs="Arial" w:eastAsia="Arial" w:hAnsi="Arial"/>
+                <w:b/>
+                <w:bCs/>
+                <w:i w:val="false"/>
+                <w:iCs w:val="false"/>
+                <w:color w:val="000000"/>
+                <w:sz w:val="18"/>
+                <w:szCs w:val="18"/>
+              </w:rPr>
+              <w:t xml:space="preserve">Strand</w:t>
+            </w:r>
+          </w:p>
+        </w:tc>
+        <w:tc>
+          <w:tcPr>
+            <w:tcW w:type="dxa" w:w="10680"/>
+            <w:shd w:fill="FFFFFF" w:color="auto" w:val="clear"/>
+            <w:tcMar>
+              <w:top w:type="dxa" w:w="60"/>
+              <w:left w:type="dxa" w:w="120"/>
+              <w:bottom w:type="dxa" w:w="60"/>
+              <w:right w:type="dxa" w:w="120"/>
+            </w:tcMar>
+            <w:vAlign w:val="top"/>
+          </w:tcPr>
+          <w:p>
+            <w:pPr>
+              <w:spacing w:after="40" w:before="0"/>
+              <w:jc w:val="left"/>
+            </w:pPr>
+            <w:r>
+              <w:rPr>
+                <w:rFonts w:ascii="Arial" w:cs="Arial" w:eastAsia="Arial" w:hAnsi="Arial"/>
+                <w:b w:val="false"/>
+                <w:bCs w:val="false"/>
+                <w:i w:val="false"/>
+                <w:iCs w:val="false"/>
+                <w:color w:val="000000"/>
+                <w:sz w:val="18"/>
+                <w:szCs w:val="18"/>
+              </w:rPr>
+              <w:t xml:space="preserve">Strand 2.0: Physiology of Plants and Animals</w:t>
+            </w:r>
+          </w:p>
+        </w:tc>
+      </w:tr>
+      <w:tr>
+        <w:tc>
+          <w:tcPr>
+            <w:tcW w:type="dxa" w:w="3000"/>
+            <w:shd w:fill="D5E8F0" w:color="auto" w:val="clear"/>
+            <w:tcMar>
+              <w:top w:type="dxa" w:w="60"/>
+              <w:left w:type="dxa" w:w="120"/>
+              <w:bottom w:type="dxa" w:w="60"/>
+              <w:right w:type="dxa" w:w="120"/>
+            </w:tcMar>
+            <w:vAlign w:val="top"/>
+          </w:tcPr>
+          <w:p>
+            <w:pPr>
+              <w:spacing w:after="40" w:before="0"/>
+              <w:jc w:val="left"/>
+            </w:pPr>
+            <w:r>
+              <w:rPr>
+                <w:rFonts w:ascii="Arial" w:cs="Arial" w:eastAsia="Arial" w:hAnsi="Arial"/>
+                <w:b/>
+                <w:bCs/>
+                <w:i w:val="false"/>
+                <w:iCs w:val="false"/>
+                <w:color w:val="000000"/>
+                <w:sz w:val="18"/>
+                <w:szCs w:val="18"/>
+              </w:rPr>
+              <w:t xml:space="preserve">Sub-Strand</w:t>
+            </w:r>
+          </w:p>
+        </w:tc>
+        <w:tc>
+          <w:tcPr>
+            <w:tcW w:type="dxa" w:w="10680"/>
+            <w:shd w:fill="FFFFFF" w:color="auto" w:val="clear"/>
+            <w:tcMar>
+              <w:top w:type="dxa" w:w="60"/>
+              <w:left w:type="dxa" w:w="120"/>
+              <w:bottom w:type="dxa" w:w="60"/>
+              <w:right w:type="dxa" w:w="120"/>
+            </w:tcMar>
+            <w:vAlign w:val="top"/>
+          </w:tcPr>
+          <w:p>
+            <w:pPr>
+              <w:spacing w:after="40" w:before="0"/>
+              <w:jc w:val="left"/>
+            </w:pPr>
+            <w:r>
+              <w:rPr>
+                <w:rFonts w:ascii="Arial" w:cs="Arial" w:eastAsia="Arial" w:hAnsi="Arial"/>
+                <w:b w:val="false"/>
+                <w:bCs w:val="false"/>
+                <w:i w:val="false"/>
+                <w:iCs w:val="false"/>
+                <w:color w:val="000000"/>
+                <w:sz w:val="18"/>
+                <w:szCs w:val="18"/>
+              </w:rPr>
+              <w:t xml:space="preserve">Sub-Strand 2.1: Plant Nutrition</w:t>
+            </w:r>
+          </w:p>
+        </w:tc>
+      </w:tr>
+      <w:tr>
+        <w:tc>
+          <w:tcPr>
+            <w:tcW w:type="dxa" w:w="3000"/>
+            <w:shd w:fill="D5E8F0" w:color="auto" w:val="clear"/>
+            <w:tcMar>
+              <w:top w:type="dxa" w:w="60"/>
+              <w:left w:type="dxa" w:w="120"/>
+              <w:bottom w:type="dxa" w:w="60"/>
+              <w:right w:type="dxa" w:w="120"/>
+            </w:tcMar>
+            <w:vAlign w:val="top"/>
+          </w:tcPr>
+          <w:p>
+            <w:pPr>
+              <w:spacing w:after="40" w:before="0"/>
+              <w:jc w:val="left"/>
+            </w:pPr>
+            <w:r>
+              <w:rPr>
+                <w:rFonts w:ascii="Arial" w:cs="Arial" w:eastAsia="Arial" w:hAnsi="Arial"/>
+                <w:b/>
+                <w:bCs/>
+                <w:i w:val="false"/>
+                <w:iCs w:val="false"/>
+                <w:color w:val="000000"/>
+                <w:sz w:val="18"/>
+                <w:szCs w:val="18"/>
+              </w:rPr>
+              <w:t xml:space="preserve">Total Duration</w:t>
+            </w:r>
+          </w:p>
+        </w:tc>
+        <w:tc>
+          <w:tcPr>
+            <w:tcW w:type="dxa" w:w="10680"/>
+            <w:shd w:fill="FFFFFF" w:color="auto" w:val="clear"/>
+            <w:tcMar>
+              <w:top w:type="dxa" w:w="60"/>
+              <w:left w:type="dxa" w:w="120"/>
+              <w:bottom w:type="dxa" w:w="60"/>
+              <w:right w:type="dxa" w:w="120"/>
+            </w:tcMar>
+            <w:vAlign w:val="top"/>
+          </w:tcPr>
+          <w:p>
+            <w:pPr>
+              <w:spacing w:after="40" w:before="0"/>
+              <w:jc w:val="left"/>
+            </w:pPr>
+            <w:r>
+              <w:rPr>
+                <w:rFonts w:ascii="Arial" w:cs="Arial" w:eastAsia="Arial" w:hAnsi="Arial"/>
+                <w:b w:val="false"/>
+                <w:bCs w:val="false"/>
+                <w:i w:val="false"/>
+                <w:iCs w:val="false"/>
+                <w:color w:val="000000"/>
+                <w:sz w:val="18"/>
+                <w:szCs w:val="18"/>
+              </w:rPr>
+              <w:t xml:space="preserve">10 lessons × 40 minutes = 400 minutes total</w:t>
+            </w:r>
+          </w:p>
+        </w:tc>
+      </w:tr>
+      <w:tr>
+        <w:tc>
+          <w:tcPr>
+            <w:tcW w:type="dxa" w:w="3000"/>
+            <w:shd w:fill="D5E8F0" w:color="auto" w:val="clear"/>
+            <w:tcMar>
+              <w:top w:type="dxa" w:w="60"/>
+              <w:left w:type="dxa" w:w="120"/>
+              <w:bottom w:type="dxa" w:w="60"/>
+              <w:right w:type="dxa" w:w="120"/>
+            </w:tcMar>
+            <w:vAlign w:val="top"/>
+          </w:tcPr>
+          <w:p>
+            <w:pPr>
+              <w:spacing w:after="40" w:before="0"/>
+              <w:jc w:val="left"/>
+            </w:pPr>
+            <w:r>
+              <w:rPr>
+                <w:rFonts w:ascii="Arial" w:cs="Arial" w:eastAsia="Arial" w:hAnsi="Arial"/>
+                <w:b/>
+                <w:bCs/>
+                <w:i w:val="false"/>
+                <w:iCs w:val="false"/>
+                <w:color w:val="000000"/>
+                <w:sz w:val="18"/>
+                <w:szCs w:val="18"/>
+              </w:rPr>
+              <w:t xml:space="preserve">Sub-Strand Content</w:t>
+            </w:r>
+          </w:p>
+        </w:tc>
+        <w:tc>
+          <w:tcPr>
+            <w:tcW w:type="dxa" w:w="10680"/>
+            <w:shd w:fill="FFFFFF" w:color="auto" w:val="clear"/>
+            <w:tcMar>
+              <w:top w:type="dxa" w:w="60"/>
+              <w:left w:type="dxa" w:w="120"/>
+              <w:bottom w:type="dxa" w:w="60"/>
+              <w:right w:type="dxa" w:w="120"/>
+            </w:tcMar>
+            <w:vAlign w:val="top"/>
+          </w:tcPr>
+          <w:p>
+            <w:pPr>
+              <w:spacing w:after="30" w:before="0"/>
+              <w:ind w:left="360" w:hanging="180"/>
+              <w:jc w:val="left"/>
+            </w:pPr>
+            <w:r>
+              <w:rPr>
+                <w:rFonts w:ascii="Arial" w:cs="Arial" w:eastAsia="Arial" w:hAnsi="Arial"/>
+                <w:b w:val="false"/>
+                <w:bCs w:val="false"/>
+                <w:i w:val="false"/>
+                <w:iCs w:val="false"/>
+                <w:color w:val="000000"/>
+                <w:sz w:val="18"/>
+                <w:szCs w:val="18"/>
+              </w:rPr>
+              <w:t xml:space="preserve">–  Autotrophic and heterotrophic nutrition in plants</w:t>
+            </w:r>
+          </w:p>
+          <w:p>
+            <w:pPr>
+              <w:spacing w:after="30" w:before="0"/>
+              <w:ind w:left="360" w:hanging="180"/>
+              <w:jc w:val="left"/>
+            </w:pPr>
+            <w:r>
+              <w:rPr>
+                <w:rFonts w:ascii="Arial" w:cs="Arial" w:eastAsia="Arial" w:hAnsi="Arial"/>
+                <w:b w:val="false"/>
+                <w:bCs w:val="false"/>
+                <w:i w:val="false"/>
+                <w:iCs w:val="false"/>
+                <w:color w:val="000000"/>
+                <w:sz w:val="18"/>
+                <w:szCs w:val="18"/>
+              </w:rPr>
+              <w:t xml:space="preserve">–  Structure and function of the leaf as an organ of photosynthesis</w:t>
+            </w:r>
+          </w:p>
+          <w:p>
+            <w:pPr>
+              <w:spacing w:after="30" w:before="0"/>
+              <w:ind w:left="360" w:hanging="180"/>
+              <w:jc w:val="left"/>
+            </w:pPr>
+            <w:r>
+              <w:rPr>
+                <w:rFonts w:ascii="Arial" w:cs="Arial" w:eastAsia="Arial" w:hAnsi="Arial"/>
+                <w:b w:val="false"/>
+                <w:bCs w:val="false"/>
+                <w:i w:val="false"/>
+                <w:iCs w:val="false"/>
+                <w:color w:val="000000"/>
+                <w:sz w:val="18"/>
+                <w:szCs w:val="18"/>
+              </w:rPr>
+              <w:t xml:space="preserve">–  Raw materials for photosynthesis: carbon dioxide, water, light energy, chlorophyll</w:t>
+            </w:r>
+          </w:p>
+          <w:p>
+            <w:pPr>
+              <w:spacing w:after="30" w:before="0"/>
+              <w:ind w:left="360" w:hanging="180"/>
+              <w:jc w:val="left"/>
+            </w:pPr>
+            <w:r>
+              <w:rPr>
+                <w:rFonts w:ascii="Arial" w:cs="Arial" w:eastAsia="Arial" w:hAnsi="Arial"/>
+                <w:b w:val="false"/>
+                <w:bCs w:val="false"/>
+                <w:i w:val="false"/>
+                <w:iCs w:val="false"/>
+                <w:color w:val="000000"/>
+                <w:sz w:val="18"/>
+                <w:szCs w:val="18"/>
+              </w:rPr>
+              <w:t xml:space="preserve">–  Light-dependent and light-independent (dark) reactions of photosynthesis</w:t>
+            </w:r>
+          </w:p>
+          <w:p>
+            <w:pPr>
+              <w:spacing w:after="30" w:before="0"/>
+              <w:ind w:left="360" w:hanging="180"/>
+              <w:jc w:val="left"/>
+            </w:pPr>
+            <w:r>
+              <w:rPr>
+                <w:rFonts w:ascii="Arial" w:cs="Arial" w:eastAsia="Arial" w:hAnsi="Arial"/>
+                <w:b w:val="false"/>
+                <w:bCs w:val="false"/>
+                <w:i w:val="false"/>
+                <w:iCs w:val="false"/>
+                <w:color w:val="000000"/>
+                <w:sz w:val="18"/>
+                <w:szCs w:val="18"/>
+              </w:rPr>
+              <w:t xml:space="preserve">–  Factors affecting the rate of photosynthesis: light intensity, carbon dioxide concentration, temperature, water availability</w:t>
+            </w:r>
+          </w:p>
+          <w:p>
+            <w:pPr>
+              <w:spacing w:after="30" w:before="0"/>
+              <w:ind w:left="360" w:hanging="180"/>
+              <w:jc w:val="left"/>
+            </w:pPr>
+            <w:r>
+              <w:rPr>
+                <w:rFonts w:ascii="Arial" w:cs="Arial" w:eastAsia="Arial" w:hAnsi="Arial"/>
+                <w:b w:val="false"/>
+                <w:bCs w:val="false"/>
+                <w:i w:val="false"/>
+                <w:iCs w:val="false"/>
+                <w:color w:val="000000"/>
+                <w:sz w:val="18"/>
+                <w:szCs w:val="18"/>
+              </w:rPr>
+              <w:t xml:space="preserve">–  Experiments to investigate factors affecting the rate of photosynthesis (e.g., DCPIP decolourisation, oxygen bubble counting in Elodea/aquatic plants)</w:t>
+            </w:r>
+          </w:p>
+          <w:p>
+            <w:pPr>
+              <w:spacing w:after="30" w:before="0"/>
+              <w:ind w:left="360" w:hanging="180"/>
+              <w:jc w:val="left"/>
+            </w:pPr>
+            <w:r>
+              <w:rPr>
+                <w:rFonts w:ascii="Arial" w:cs="Arial" w:eastAsia="Arial" w:hAnsi="Arial"/>
+                <w:b w:val="false"/>
+                <w:bCs w:val="false"/>
+                <w:i w:val="false"/>
+                <w:iCs w:val="false"/>
+                <w:color w:val="000000"/>
+                <w:sz w:val="18"/>
+                <w:szCs w:val="18"/>
+              </w:rPr>
+              <w:t xml:space="preserve">–  Leaf adaptations for photosynthesis (thin lamina, large surface area, stomata, chloroplasts, vascular bundles)</w:t>
+            </w:r>
+          </w:p>
+          <w:p>
+            <w:pPr>
+              <w:spacing w:after="30" w:before="0"/>
+              <w:ind w:left="360" w:hanging="180"/>
+              <w:jc w:val="left"/>
+            </w:pPr>
+            <w:r>
+              <w:rPr>
+                <w:rFonts w:ascii="Arial" w:cs="Arial" w:eastAsia="Arial" w:hAnsi="Arial"/>
+                <w:b w:val="false"/>
+                <w:bCs w:val="false"/>
+                <w:i w:val="false"/>
+                <w:iCs w:val="false"/>
+                <w:color w:val="000000"/>
+                <w:sz w:val="18"/>
+                <w:szCs w:val="18"/>
+              </w:rPr>
+              <w:t xml:space="preserve">–  Mineral nutrition in plants: macronutrients and micronutrients, deficiency symptoms</w:t>
+            </w:r>
+          </w:p>
+          <w:p>
+            <w:pPr>
+              <w:spacing w:after="30" w:before="0"/>
+              <w:ind w:left="360" w:hanging="180"/>
+              <w:jc w:val="left"/>
+            </w:pPr>
+            <w:r>
+              <w:rPr>
+                <w:rFonts w:ascii="Arial" w:cs="Arial" w:eastAsia="Arial" w:hAnsi="Arial"/>
+                <w:b w:val="false"/>
+                <w:bCs w:val="false"/>
+                <w:i w:val="false"/>
+                <w:iCs w:val="false"/>
+                <w:color w:val="000000"/>
+                <w:sz w:val="18"/>
+                <w:szCs w:val="18"/>
+              </w:rPr>
+              <w:t xml:space="preserve">–  Importance of photosynthesis to ecosystems and food chains (producer role)</w:t>
+            </w:r>
+          </w:p>
+          <w:p>
+            <w:pPr>
+              <w:spacing w:after="30" w:before="0"/>
+              <w:ind w:left="360" w:hanging="180"/>
+              <w:jc w:val="left"/>
+            </w:pPr>
+            <w:r>
+              <w:rPr>
+                <w:rFonts w:ascii="Arial" w:cs="Arial" w:eastAsia="Arial" w:hAnsi="Arial"/>
+                <w:b w:val="false"/>
+                <w:bCs w:val="false"/>
+                <w:i w:val="false"/>
+                <w:iCs w:val="false"/>
+                <w:color w:val="000000"/>
+                <w:sz w:val="18"/>
+                <w:szCs w:val="18"/>
+              </w:rPr>
+              <w:t xml:space="preserve">–  Applications of plant nutrition: greenhouse farming, hydroponics, fertiliser use in Kenyan agriculture</w:t>
+            </w:r>
+          </w:p>
+        </w:tc>
+      </w:tr>
+      <w:tr>
+        <w:tc>
+          <w:tcPr>
+            <w:tcW w:type="dxa" w:w="3000"/>
+            <w:shd w:fill="D5E8F0" w:color="auto" w:val="clear"/>
+            <w:tcMar>
+              <w:top w:type="dxa" w:w="60"/>
+              <w:left w:type="dxa" w:w="120"/>
+              <w:bottom w:type="dxa" w:w="60"/>
+              <w:right w:type="dxa" w:w="120"/>
+            </w:tcMar>
+            <w:vAlign w:val="top"/>
+          </w:tcPr>
+          <w:p>
+            <w:pPr>
+              <w:spacing w:after="40" w:before="0"/>
+              <w:jc w:val="left"/>
+            </w:pPr>
+            <w:r>
+              <w:rPr>
+                <w:rFonts w:ascii="Arial" w:cs="Arial" w:eastAsia="Arial" w:hAnsi="Arial"/>
+                <w:b/>
+                <w:bCs/>
+                <w:i w:val="false"/>
+                <w:iCs w:val="false"/>
+                <w:color w:val="000000"/>
+                <w:sz w:val="18"/>
+                <w:szCs w:val="18"/>
+              </w:rPr>
+              <w:t xml:space="preserve">Learning Outcomes</w:t>
+            </w:r>
+          </w:p>
+        </w:tc>
+        <w:tc>
+          <w:tcPr>
+            <w:tcW w:type="dxa" w:w="10680"/>
+            <w:shd w:fill="FFFFFF" w:color="auto" w:val="clear"/>
+            <w:tcMar>
+              <w:top w:type="dxa" w:w="60"/>
+              <w:left w:type="dxa" w:w="120"/>
+              <w:bottom w:type="dxa" w:w="60"/>
+              <w:right w:type="dxa" w:w="120"/>
+            </w:tcMar>
+            <w:vAlign w:val="top"/>
+          </w:tcPr>
+          <w:p>
+            <w:pPr>
+              <w:spacing w:after="40" w:before="0"/>
+              <w:jc w:val="left"/>
+            </w:pPr>
+            <w:r>
+              <w:rPr>
+                <w:rFonts w:ascii="Arial" w:cs="Arial" w:eastAsia="Arial" w:hAnsi="Arial"/>
+                <w:b w:val="false"/>
+                <w:bCs w:val="false"/>
+                <w:i w:val="false"/>
+                <w:iCs w:val="false"/>
+                <w:color w:val="000000"/>
+                <w:sz w:val="18"/>
+                <w:szCs w:val="18"/>
+              </w:rPr>
+              <w:t xml:space="preserve">By the end of the sub-strand, the learner should be able to:</w:t>
+            </w:r>
+          </w:p>
+          <w:p>
+            <w:pPr>
+              <w:spacing w:after="40" w:before="0"/>
+              <w:jc w:val="left"/>
+            </w:pPr>
+            <w:r>
+              <w:rPr>
+                <w:rFonts w:ascii="Arial" w:cs="Arial" w:eastAsia="Arial" w:hAnsi="Arial"/>
+                <w:b w:val="false"/>
+                <w:bCs w:val="false"/>
+                <w:i w:val="false"/>
+                <w:iCs w:val="false"/>
+                <w:color w:val="000000"/>
+                <w:sz w:val="18"/>
+                <w:szCs w:val="18"/>
+              </w:rPr>
+              <w:t xml:space="preserve">a) distinguish between autotrophic and heterotrophic nutrition in plants,</w:t>
+            </w:r>
+          </w:p>
+          <w:p>
+            <w:pPr>
+              <w:spacing w:after="40" w:before="0"/>
+              <w:jc w:val="left"/>
+            </w:pPr>
+            <w:r>
+              <w:rPr>
+                <w:rFonts w:ascii="Arial" w:cs="Arial" w:eastAsia="Arial" w:hAnsi="Arial"/>
+                <w:b w:val="false"/>
+                <w:bCs w:val="false"/>
+                <w:i w:val="false"/>
+                <w:iCs w:val="false"/>
+                <w:color w:val="000000"/>
+                <w:sz w:val="18"/>
+                <w:szCs w:val="18"/>
+              </w:rPr>
+              <w:t xml:space="preserve">b) describe the structure of the leaf and relate it to its role as the primary organ of photosynthesis,</w:t>
+            </w:r>
+          </w:p>
+          <w:p>
+            <w:pPr>
+              <w:spacing w:after="40" w:before="0"/>
+              <w:jc w:val="left"/>
+            </w:pPr>
+            <w:r>
+              <w:rPr>
+                <w:rFonts w:ascii="Arial" w:cs="Arial" w:eastAsia="Arial" w:hAnsi="Arial"/>
+                <w:b w:val="false"/>
+                <w:bCs w:val="false"/>
+                <w:i w:val="false"/>
+                <w:iCs w:val="false"/>
+                <w:color w:val="000000"/>
+                <w:sz w:val="18"/>
+                <w:szCs w:val="18"/>
+              </w:rPr>
+              <w:t xml:space="preserve">c) explain the process of photosynthesis, including the light-dependent and light-independent reactions and the role of each raw material,</w:t>
+            </w:r>
+          </w:p>
+          <w:p>
+            <w:pPr>
+              <w:spacing w:after="40" w:before="0"/>
+              <w:jc w:val="left"/>
+            </w:pPr>
+            <w:r>
+              <w:rPr>
+                <w:rFonts w:ascii="Arial" w:cs="Arial" w:eastAsia="Arial" w:hAnsi="Arial"/>
+                <w:b w:val="false"/>
+                <w:bCs w:val="false"/>
+                <w:i w:val="false"/>
+                <w:iCs w:val="false"/>
+                <w:color w:val="000000"/>
+                <w:sz w:val="18"/>
+                <w:szCs w:val="18"/>
+              </w:rPr>
+              <w:t xml:space="preserve">d) investigate and explain the factors that affect the rate of photosynthesis through experiments,</w:t>
+            </w:r>
+          </w:p>
+          <w:p>
+            <w:pPr>
+              <w:spacing w:after="40" w:before="0"/>
+              <w:jc w:val="left"/>
+            </w:pPr>
+            <w:r>
+              <w:rPr>
+                <w:rFonts w:ascii="Arial" w:cs="Arial" w:eastAsia="Arial" w:hAnsi="Arial"/>
+                <w:b w:val="false"/>
+                <w:bCs w:val="false"/>
+                <w:i w:val="false"/>
+                <w:iCs w:val="false"/>
+                <w:color w:val="000000"/>
+                <w:sz w:val="18"/>
+                <w:szCs w:val="18"/>
+              </w:rPr>
+              <w:t xml:space="preserve">e) describe the role of mineral nutrients in plant growth and identify deficiency symptoms,</w:t>
+            </w:r>
+          </w:p>
+          <w:p>
+            <w:pPr>
+              <w:spacing w:after="40" w:before="0"/>
+              <w:jc w:val="left"/>
+            </w:pPr>
+            <w:r>
+              <w:rPr>
+                <w:rFonts w:ascii="Arial" w:cs="Arial" w:eastAsia="Arial" w:hAnsi="Arial"/>
+                <w:b w:val="false"/>
+                <w:bCs w:val="false"/>
+                <w:i w:val="false"/>
+                <w:iCs w:val="false"/>
+                <w:color w:val="000000"/>
+                <w:sz w:val="18"/>
+                <w:szCs w:val="18"/>
+              </w:rPr>
+              <w:t xml:space="preserve">f) evaluate the significance of photosynthesis to ecosystems, agriculture, and food security in Kenya,</w:t>
+            </w:r>
+          </w:p>
+          <w:p>
+            <w:pPr>
+              <w:spacing w:after="40" w:before="0"/>
+              <w:jc w:val="left"/>
+            </w:pPr>
+            <w:r>
+              <w:rPr>
+                <w:rFonts w:ascii="Arial" w:cs="Arial" w:eastAsia="Arial" w:hAnsi="Arial"/>
+                <w:b w:val="false"/>
+                <w:bCs w:val="false"/>
+                <w:i w:val="false"/>
+                <w:iCs w:val="false"/>
+                <w:color w:val="000000"/>
+                <w:sz w:val="18"/>
+                <w:szCs w:val="18"/>
+              </w:rPr>
+              <w:t xml:space="preserve">g) appreciate the importance of plant nutrition in sustaining life on Earth.</w:t>
+            </w:r>
+          </w:p>
+        </w:tc>
+      </w:tr>
+      <w:tr>
+        <w:tc>
+          <w:tcPr>
+            <w:tcW w:type="dxa" w:w="3000"/>
+            <w:shd w:fill="D5E8F0" w:color="auto" w:val="clear"/>
+            <w:tcMar>
+              <w:top w:type="dxa" w:w="60"/>
+              <w:left w:type="dxa" w:w="120"/>
+              <w:bottom w:type="dxa" w:w="60"/>
+              <w:right w:type="dxa" w:w="120"/>
+            </w:tcMar>
+            <w:vAlign w:val="top"/>
+          </w:tcPr>
+          <w:p>
+            <w:pPr>
+              <w:spacing w:after="40" w:before="0"/>
+              <w:jc w:val="left"/>
+            </w:pPr>
+            <w:r>
+              <w:rPr>
+                <w:rFonts w:ascii="Arial" w:cs="Arial" w:eastAsia="Arial" w:hAnsi="Arial"/>
+                <w:b/>
+                <w:bCs/>
+                <w:i w:val="false"/>
+                <w:iCs w:val="false"/>
+                <w:color w:val="000000"/>
+                <w:sz w:val="18"/>
+                <w:szCs w:val="18"/>
+              </w:rPr>
+              <w:t xml:space="preserve">Core Competencies</w:t>
+            </w:r>
+          </w:p>
+        </w:tc>
+        <w:tc>
+          <w:tcPr>
+            <w:tcW w:type="dxa" w:w="10680"/>
+            <w:shd w:fill="FFFFFF" w:color="auto" w:val="clear"/>
+            <w:tcMar>
+              <w:top w:type="dxa" w:w="60"/>
+              <w:left w:type="dxa" w:w="120"/>
+              <w:bottom w:type="dxa" w:w="60"/>
+              <w:right w:type="dxa" w:w="120"/>
+            </w:tcMar>
+            <w:vAlign w:val="top"/>
+          </w:tcPr>
+          <w:p>
+            <w:pPr>
+              <w:spacing w:after="30" w:before="0"/>
+              <w:ind w:left="360" w:hanging="180"/>
+              <w:jc w:val="left"/>
+            </w:pPr>
+            <w:r>
+              <w:rPr>
+                <w:rFonts w:ascii="Arial" w:cs="Arial" w:eastAsia="Arial" w:hAnsi="Arial"/>
+                <w:b w:val="false"/>
+                <w:bCs w:val="false"/>
+                <w:i w:val="false"/>
+                <w:iCs w:val="false"/>
+                <w:color w:val="000000"/>
+                <w:sz w:val="18"/>
+                <w:szCs w:val="18"/>
+              </w:rPr>
+              <w:t xml:space="preserve">–  Communication and Collaboration: Learners collaboratively design and carry out experiments on photosynthesis (e.g., counting oxygen bubbles from aquatic plants in a Kisumu lake-water setup) and present findings to peers using annotated diagrams and data tables.</w:t>
+            </w:r>
+          </w:p>
+          <w:p>
+            <w:pPr>
+              <w:spacing w:after="30" w:before="0"/>
+              <w:ind w:left="360" w:hanging="180"/>
+              <w:jc w:val="left"/>
+            </w:pPr>
+            <w:r>
+              <w:rPr>
+                <w:rFonts w:ascii="Arial" w:cs="Arial" w:eastAsia="Arial" w:hAnsi="Arial"/>
+                <w:b w:val="false"/>
+                <w:bCs w:val="false"/>
+                <w:i w:val="false"/>
+                <w:iCs w:val="false"/>
+                <w:color w:val="000000"/>
+                <w:sz w:val="18"/>
+                <w:szCs w:val="18"/>
+              </w:rPr>
+              <w:t xml:space="preserve">–  Critical Thinking and Problem Solving: Learners analyse experimental results on factors affecting photosynthesis, identify anomalies in data, and propose explanations for why sukuma wiki grown in a shaded kitchen garden produces smaller leaves than those grown in full sunlight.</w:t>
+            </w:r>
+          </w:p>
+          <w:p>
+            <w:pPr>
+              <w:spacing w:after="30" w:before="0"/>
+              <w:ind w:left="360" w:hanging="180"/>
+              <w:jc w:val="left"/>
+            </w:pPr>
+            <w:r>
+              <w:rPr>
+                <w:rFonts w:ascii="Arial" w:cs="Arial" w:eastAsia="Arial" w:hAnsi="Arial"/>
+                <w:b w:val="false"/>
+                <w:bCs w:val="false"/>
+                <w:i w:val="false"/>
+                <w:iCs w:val="false"/>
+                <w:color w:val="000000"/>
+                <w:sz w:val="18"/>
+                <w:szCs w:val="18"/>
+              </w:rPr>
+              <w:t xml:space="preserve">–  Imagination and Creativity: Learners construct annotated 2D or 3D models of a leaf cross-section using locally available materials (cardboard, cellophane, drinking straws) to illustrate adaptations for photosynthesis.</w:t>
+            </w:r>
+          </w:p>
+          <w:p>
+            <w:pPr>
+              <w:spacing w:after="30" w:before="0"/>
+              <w:ind w:left="360" w:hanging="180"/>
+              <w:jc w:val="left"/>
+            </w:pPr>
+            <w:r>
+              <w:rPr>
+                <w:rFonts w:ascii="Arial" w:cs="Arial" w:eastAsia="Arial" w:hAnsi="Arial"/>
+                <w:b w:val="false"/>
+                <w:bCs w:val="false"/>
+                <w:i w:val="false"/>
+                <w:iCs w:val="false"/>
+                <w:color w:val="000000"/>
+                <w:sz w:val="18"/>
+                <w:szCs w:val="18"/>
+              </w:rPr>
+              <w:t xml:space="preserve">–  Digital Literacy: Where devices are available, learners use simulations or videos to visualise the light-dependent and light-independent reactions and record observations in digital or written logs.</w:t>
+            </w:r>
+          </w:p>
+          <w:p>
+            <w:pPr>
+              <w:spacing w:after="30" w:before="0"/>
+              <w:ind w:left="360" w:hanging="180"/>
+              <w:jc w:val="left"/>
+            </w:pPr>
+            <w:r>
+              <w:rPr>
+                <w:rFonts w:ascii="Arial" w:cs="Arial" w:eastAsia="Arial" w:hAnsi="Arial"/>
+                <w:b w:val="false"/>
+                <w:bCs w:val="false"/>
+                <w:i w:val="false"/>
+                <w:iCs w:val="false"/>
+                <w:color w:val="000000"/>
+                <w:sz w:val="18"/>
+                <w:szCs w:val="18"/>
+              </w:rPr>
+              <w:t xml:space="preserve">–  Self-efficacy: Learners develop confidence in scientific inquiry by designing fair-test investigations into one factor affecting the rate of photosynthesis and evaluating the reliability of their own results.</w:t>
+            </w:r>
+          </w:p>
+        </w:tc>
+      </w:tr>
+      <w:tr>
+        <w:tc>
+          <w:tcPr>
+            <w:tcW w:type="dxa" w:w="3000"/>
+            <w:shd w:fill="E2EFDA" w:color="auto" w:val="clear"/>
+            <w:tcMar>
+              <w:top w:type="dxa" w:w="60"/>
+              <w:left w:type="dxa" w:w="120"/>
+              <w:bottom w:type="dxa" w:w="60"/>
+              <w:right w:type="dxa" w:w="120"/>
+            </w:tcMar>
+            <w:vAlign w:val="top"/>
+          </w:tcPr>
+          <w:p>
+            <w:pPr>
+              <w:spacing w:after="40" w:before="0"/>
+              <w:jc w:val="left"/>
+            </w:pPr>
+            <w:r>
+              <w:rPr>
+                <w:rFonts w:ascii="Arial" w:cs="Arial" w:eastAsia="Arial" w:hAnsi="Arial"/>
+                <w:b/>
+                <w:bCs/>
+                <w:i w:val="false"/>
+                <w:iCs w:val="false"/>
+                <w:color w:val="000000"/>
+                <w:sz w:val="18"/>
+                <w:szCs w:val="18"/>
+              </w:rPr>
+              <w:t xml:space="preserve">Core Values</w:t>
+            </w:r>
+          </w:p>
+        </w:tc>
+        <w:tc>
+          <w:tcPr>
+            <w:tcW w:type="dxa" w:w="10680"/>
+            <w:shd w:fill="FFFFFF" w:color="auto" w:val="clear"/>
+            <w:tcMar>
+              <w:top w:type="dxa" w:w="60"/>
+              <w:left w:type="dxa" w:w="120"/>
+              <w:bottom w:type="dxa" w:w="60"/>
+              <w:right w:type="dxa" w:w="120"/>
+            </w:tcMar>
+            <w:vAlign w:val="top"/>
+          </w:tcPr>
+          <w:p>
+            <w:pPr>
+              <w:spacing w:after="30" w:before="0"/>
+              <w:ind w:left="360" w:hanging="180"/>
+              <w:jc w:val="left"/>
+            </w:pPr>
+            <w:r>
+              <w:rPr>
+                <w:rFonts w:ascii="Arial" w:cs="Arial" w:eastAsia="Arial" w:hAnsi="Arial"/>
+                <w:b w:val="false"/>
+                <w:bCs w:val="false"/>
+                <w:i w:val="false"/>
+                <w:iCs w:val="false"/>
+                <w:color w:val="000000"/>
+                <w:sz w:val="18"/>
+                <w:szCs w:val="18"/>
+              </w:rPr>
+              <w:t xml:space="preserve">–  Responsibility: Learners handle laboratory chemicals (iodine solution, ethanol) and living specimens (leaves, aquatic plants) safely and dispose of waste appropriately, reflecting responsible stewardship of school resources and the environment.</w:t>
+            </w:r>
+          </w:p>
+          <w:p>
+            <w:pPr>
+              <w:spacing w:after="30" w:before="0"/>
+              <w:ind w:left="360" w:hanging="180"/>
+              <w:jc w:val="left"/>
+            </w:pPr>
+            <w:r>
+              <w:rPr>
+                <w:rFonts w:ascii="Arial" w:cs="Arial" w:eastAsia="Arial" w:hAnsi="Arial"/>
+                <w:b w:val="false"/>
+                <w:bCs w:val="false"/>
+                <w:i w:val="false"/>
+                <w:iCs w:val="false"/>
+                <w:color w:val="000000"/>
+                <w:sz w:val="18"/>
+                <w:szCs w:val="18"/>
+              </w:rPr>
+              <w:t xml:space="preserve">–  Respect: Learners listen to and value peers' experimental observations and alternative explanations during group sensemaking discussions, appreciating diverse scientific thinking.</w:t>
+            </w:r>
+          </w:p>
+          <w:p>
+            <w:pPr>
+              <w:spacing w:after="30" w:before="0"/>
+              <w:ind w:left="360" w:hanging="180"/>
+              <w:jc w:val="left"/>
+            </w:pPr>
+            <w:r>
+              <w:rPr>
+                <w:rFonts w:ascii="Arial" w:cs="Arial" w:eastAsia="Arial" w:hAnsi="Arial"/>
+                <w:b w:val="false"/>
+                <w:bCs w:val="false"/>
+                <w:i w:val="false"/>
+                <w:iCs w:val="false"/>
+                <w:color w:val="000000"/>
+                <w:sz w:val="18"/>
+                <w:szCs w:val="18"/>
+              </w:rPr>
+              <w:t xml:space="preserve">–  Unity: Learners work in mixed-ability groups during practical investigations, sharing roles equitably and recognising that collaborative effort produces more reliable scientific conclusions.</w:t>
+            </w:r>
+          </w:p>
+          <w:p>
+            <w:pPr>
+              <w:spacing w:after="30" w:before="0"/>
+              <w:ind w:left="360" w:hanging="180"/>
+              <w:jc w:val="left"/>
+            </w:pPr>
+            <w:r>
+              <w:rPr>
+                <w:rFonts w:ascii="Arial" w:cs="Arial" w:eastAsia="Arial" w:hAnsi="Arial"/>
+                <w:b w:val="false"/>
+                <w:bCs w:val="false"/>
+                <w:i w:val="false"/>
+                <w:iCs w:val="false"/>
+                <w:color w:val="000000"/>
+                <w:sz w:val="18"/>
+                <w:szCs w:val="18"/>
+              </w:rPr>
+              <w:t xml:space="preserve">–  Social Justice: Learners connect plant nutrition to food security in Kenya, discussing how understanding photosynthesis and soil mineral nutrition can help smallholder farmers in the Rift Valley and Western Kenya improve crop yields.</w:t>
+            </w:r>
+          </w:p>
+        </w:tc>
+      </w:tr>
+      <w:tr>
+        <w:tc>
+          <w:tcPr>
+            <w:tcW w:type="dxa" w:w="3000"/>
+            <w:shd w:fill="D5E8F0" w:color="auto" w:val="clear"/>
+            <w:tcMar>
+              <w:top w:type="dxa" w:w="60"/>
+              <w:left w:type="dxa" w:w="120"/>
+              <w:bottom w:type="dxa" w:w="60"/>
+              <w:right w:type="dxa" w:w="120"/>
+            </w:tcMar>
+            <w:vAlign w:val="top"/>
+          </w:tcPr>
+          <w:p>
+            <w:pPr>
+              <w:spacing w:after="40" w:before="0"/>
+              <w:jc w:val="left"/>
+            </w:pPr>
+            <w:r>
+              <w:rPr>
+                <w:rFonts w:ascii="Arial" w:cs="Arial" w:eastAsia="Arial" w:hAnsi="Arial"/>
+                <w:b/>
+                <w:bCs/>
+                <w:i w:val="false"/>
+                <w:iCs w:val="false"/>
+                <w:color w:val="000000"/>
+                <w:sz w:val="18"/>
+                <w:szCs w:val="18"/>
+              </w:rPr>
+              <w:t xml:space="preserve">Science &amp; Engineering Practices</w:t>
+            </w:r>
+          </w:p>
+        </w:tc>
+        <w:tc>
+          <w:tcPr>
+            <w:tcW w:type="dxa" w:w="10680"/>
+            <w:shd w:fill="FFFFFF" w:color="auto" w:val="clear"/>
+            <w:tcMar>
+              <w:top w:type="dxa" w:w="60"/>
+              <w:left w:type="dxa" w:w="120"/>
+              <w:bottom w:type="dxa" w:w="60"/>
+              <w:right w:type="dxa" w:w="120"/>
+            </w:tcMar>
+            <w:vAlign w:val="top"/>
+          </w:tcPr>
+          <w:p>
+            <w:pPr>
+              <w:spacing w:after="30" w:before="0"/>
+              <w:ind w:left="360" w:hanging="180"/>
+              <w:jc w:val="left"/>
+            </w:pPr>
+            <w:r>
+              <w:rPr>
+                <w:rFonts w:ascii="Arial" w:cs="Arial" w:eastAsia="Arial" w:hAnsi="Arial"/>
+                <w:b w:val="false"/>
+                <w:bCs w:val="false"/>
+                <w:i w:val="false"/>
+                <w:iCs w:val="false"/>
+                <w:color w:val="000000"/>
+                <w:sz w:val="18"/>
+                <w:szCs w:val="18"/>
+              </w:rPr>
+              <w:t xml:space="preserve">–  Asking Questions and Defining Problems: Learners generate investigable questions from the anchoring phenomenon (e.g., "Why does the sukuma wiki wilt in the midday sun?") and refine them into testable hypotheses about water availability and photosynthesis rate.</w:t>
+            </w:r>
+          </w:p>
+          <w:p>
+            <w:pPr>
+              <w:spacing w:after="30" w:before="0"/>
+              <w:ind w:left="360" w:hanging="180"/>
+              <w:jc w:val="left"/>
+            </w:pPr>
+            <w:r>
+              <w:rPr>
+                <w:rFonts w:ascii="Arial" w:cs="Arial" w:eastAsia="Arial" w:hAnsi="Arial"/>
+                <w:b w:val="false"/>
+                <w:bCs w:val="false"/>
+                <w:i w:val="false"/>
+                <w:iCs w:val="false"/>
+                <w:color w:val="000000"/>
+                <w:sz w:val="18"/>
+                <w:szCs w:val="18"/>
+              </w:rPr>
+              <w:t xml:space="preserve">–  Planning and Carrying Out Investigations: Learners plan and conduct fair-test experiments — including the variegated leaf starch test and the aquatic-plant oxygen-bubble experiment — controlling variables and selecting appropriate equipment.</w:t>
+            </w:r>
+          </w:p>
+          <w:p>
+            <w:pPr>
+              <w:spacing w:after="30" w:before="0"/>
+              <w:ind w:left="360" w:hanging="180"/>
+              <w:jc w:val="left"/>
+            </w:pPr>
+            <w:r>
+              <w:rPr>
+                <w:rFonts w:ascii="Arial" w:cs="Arial" w:eastAsia="Arial" w:hAnsi="Arial"/>
+                <w:b w:val="false"/>
+                <w:bCs w:val="false"/>
+                <w:i w:val="false"/>
+                <w:iCs w:val="false"/>
+                <w:color w:val="000000"/>
+                <w:sz w:val="18"/>
+                <w:szCs w:val="18"/>
+              </w:rPr>
+              <w:t xml:space="preserve">–  Analysing and Interpreting Data: Learners tabulate, graph, and interpret data from photosynthesis rate experiments, identifying trends and explaining anomalous results using scientific reasoning.</w:t>
+            </w:r>
+          </w:p>
+          <w:p>
+            <w:pPr>
+              <w:spacing w:after="30" w:before="0"/>
+              <w:ind w:left="360" w:hanging="180"/>
+              <w:jc w:val="left"/>
+            </w:pPr>
+            <w:r>
+              <w:rPr>
+                <w:rFonts w:ascii="Arial" w:cs="Arial" w:eastAsia="Arial" w:hAnsi="Arial"/>
+                <w:b w:val="false"/>
+                <w:bCs w:val="false"/>
+                <w:i w:val="false"/>
+                <w:iCs w:val="false"/>
+                <w:color w:val="000000"/>
+                <w:sz w:val="18"/>
+                <w:szCs w:val="18"/>
+              </w:rPr>
+              <w:t xml:space="preserve">–  Constructing Explanations: Learners build written and oral explanations linking leaf structure, raw materials, and environmental conditions to observed rates of photosynthesis, returning to the anchoring phenomenon at each stage.</w:t>
+            </w:r>
+          </w:p>
+          <w:p>
+            <w:pPr>
+              <w:spacing w:after="30" w:before="0"/>
+              <w:ind w:left="360" w:hanging="180"/>
+              <w:jc w:val="left"/>
+            </w:pPr>
+            <w:r>
+              <w:rPr>
+                <w:rFonts w:ascii="Arial" w:cs="Arial" w:eastAsia="Arial" w:hAnsi="Arial"/>
+                <w:b w:val="false"/>
+                <w:bCs w:val="false"/>
+                <w:i w:val="false"/>
+                <w:iCs w:val="false"/>
+                <w:color w:val="000000"/>
+                <w:sz w:val="18"/>
+                <w:szCs w:val="18"/>
+              </w:rPr>
+              <w:t xml:space="preserve">–  Developing and Using Models: Learners iteratively revise a class model of the leaf and the photosynthesis process on the Driving Question Board, adding new mechanism layers after each lesson.</w:t>
+            </w:r>
+          </w:p>
+          <w:p>
+            <w:pPr>
+              <w:spacing w:after="30" w:before="0"/>
+              <w:ind w:left="360" w:hanging="180"/>
+              <w:jc w:val="left"/>
+            </w:pPr>
+            <w:r>
+              <w:rPr>
+                <w:rFonts w:ascii="Arial" w:cs="Arial" w:eastAsia="Arial" w:hAnsi="Arial"/>
+                <w:b w:val="false"/>
+                <w:bCs w:val="false"/>
+                <w:i w:val="false"/>
+                <w:iCs w:val="false"/>
+                <w:color w:val="000000"/>
+                <w:sz w:val="18"/>
+                <w:szCs w:val="18"/>
+              </w:rPr>
+              <w:t xml:space="preserve">–  Obtaining, Evaluating, and Communicating Information: Learners read secondary sources on Kenyan agricultural research (e.g., KALRO recommendations on fertiliser use) and evaluate the evidence for mineral nutrient deficiency symptoms in maize and beans.</w:t>
+            </w:r>
+          </w:p>
+        </w:tc>
+      </w:tr>
+      <w:tr>
+        <w:tc>
+          <w:tcPr>
+            <w:tcW w:type="dxa" w:w="3000"/>
+            <w:shd w:fill="FCE4D6" w:color="auto" w:val="clear"/>
+            <w:tcMar>
+              <w:top w:type="dxa" w:w="60"/>
+              <w:left w:type="dxa" w:w="120"/>
+              <w:bottom w:type="dxa" w:w="60"/>
+              <w:right w:type="dxa" w:w="120"/>
+            </w:tcMar>
+            <w:vAlign w:val="top"/>
+          </w:tcPr>
+          <w:p>
+            <w:pPr>
+              <w:spacing w:after="40" w:before="0"/>
+              <w:jc w:val="left"/>
+            </w:pPr>
+            <w:r>
+              <w:rPr>
+                <w:rFonts w:ascii="Arial" w:cs="Arial" w:eastAsia="Arial" w:hAnsi="Arial"/>
+                <w:b/>
+                <w:bCs/>
+                <w:i w:val="false"/>
+                <w:iCs w:val="false"/>
+                <w:color w:val="000000"/>
+                <w:sz w:val="18"/>
+                <w:szCs w:val="18"/>
+              </w:rPr>
+              <w:t xml:space="preserve">Pertinent &amp; Contemporary Issues (PCIs)</w:t>
+            </w:r>
+          </w:p>
+        </w:tc>
+        <w:tc>
+          <w:tcPr>
+            <w:tcW w:type="dxa" w:w="10680"/>
+            <w:shd w:fill="FFFFFF" w:color="auto" w:val="clear"/>
+            <w:tcMar>
+              <w:top w:type="dxa" w:w="60"/>
+              <w:left w:type="dxa" w:w="120"/>
+              <w:bottom w:type="dxa" w:w="60"/>
+              <w:right w:type="dxa" w:w="120"/>
+            </w:tcMar>
+            <w:vAlign w:val="top"/>
+          </w:tcPr>
+          <w:p>
+            <w:pPr>
+              <w:spacing w:after="30" w:before="0"/>
+              <w:ind w:left="360" w:hanging="180"/>
+              <w:jc w:val="left"/>
+            </w:pPr>
+            <w:r>
+              <w:rPr>
+                <w:rFonts w:ascii="Arial" w:cs="Arial" w:eastAsia="Arial" w:hAnsi="Arial"/>
+                <w:b w:val="false"/>
+                <w:bCs w:val="false"/>
+                <w:i w:val="false"/>
+                <w:iCs w:val="false"/>
+                <w:color w:val="000000"/>
+                <w:sz w:val="18"/>
+                <w:szCs w:val="18"/>
+              </w:rPr>
+              <w:t xml:space="preserve">–  Environmental Conservation: Learners examine how deforestation in the Mau Forest reduces the photosynthetic capacity of ecosystems and discuss the consequences for carbon cycling, rainfall patterns, and local food production.</w:t>
+            </w:r>
+          </w:p>
+          <w:p>
+            <w:pPr>
+              <w:spacing w:after="30" w:before="0"/>
+              <w:ind w:left="360" w:hanging="180"/>
+              <w:jc w:val="left"/>
+            </w:pPr>
+            <w:r>
+              <w:rPr>
+                <w:rFonts w:ascii="Arial" w:cs="Arial" w:eastAsia="Arial" w:hAnsi="Arial"/>
+                <w:b w:val="false"/>
+                <w:bCs w:val="false"/>
+                <w:i w:val="false"/>
+                <w:iCs w:val="false"/>
+                <w:color w:val="000000"/>
+                <w:sz w:val="18"/>
+                <w:szCs w:val="18"/>
+              </w:rPr>
+              <w:t xml:space="preserve">–  Food and Nutrition Education: Learners connect the productivity of photosynthesis in staple crops (maize, beans, sukuma wiki) to Kenya's national food security goals, linking plant biology to human dietary needs.</w:t>
+            </w:r>
+          </w:p>
+          <w:p>
+            <w:pPr>
+              <w:spacing w:after="30" w:before="0"/>
+              <w:ind w:left="360" w:hanging="180"/>
+              <w:jc w:val="left"/>
+            </w:pPr>
+            <w:r>
+              <w:rPr>
+                <w:rFonts w:ascii="Arial" w:cs="Arial" w:eastAsia="Arial" w:hAnsi="Arial"/>
+                <w:b w:val="false"/>
+                <w:bCs w:val="false"/>
+                <w:i w:val="false"/>
+                <w:iCs w:val="false"/>
+                <w:color w:val="000000"/>
+                <w:sz w:val="18"/>
+                <w:szCs w:val="18"/>
+              </w:rPr>
+              <w:t xml:space="preserve">–  Agriculture and Food Security: Learners investigate how the use of fertilisers supplying macronutrients (N, P, K) and micronutrients on small-scale farms in the Rift Valley can correct mineral deficiencies and increase crop photosynthetic output.</w:t>
+            </w:r>
+          </w:p>
+          <w:p>
+            <w:pPr>
+              <w:spacing w:after="30" w:before="0"/>
+              <w:ind w:left="360" w:hanging="180"/>
+              <w:jc w:val="left"/>
+            </w:pPr>
+            <w:r>
+              <w:rPr>
+                <w:rFonts w:ascii="Arial" w:cs="Arial" w:eastAsia="Arial" w:hAnsi="Arial"/>
+                <w:b w:val="false"/>
+                <w:bCs w:val="false"/>
+                <w:i w:val="false"/>
+                <w:iCs w:val="false"/>
+                <w:color w:val="000000"/>
+                <w:sz w:val="18"/>
+                <w:szCs w:val="18"/>
+              </w:rPr>
+              <w:t xml:space="preserve">–  Safety and Security: Learners follow laboratory safety protocols when using ethanol (flammable) during the starch test for photosynthesis experiment and when handling iodine solution, demonstrating responsible laboratory behaviour.</w:t>
+            </w:r>
+          </w:p>
+          <w:p>
+            <w:pPr>
+              <w:spacing w:after="30" w:before="0"/>
+              <w:ind w:left="360" w:hanging="180"/>
+              <w:jc w:val="left"/>
+            </w:pPr>
+            <w:r>
+              <w:rPr>
+                <w:rFonts w:ascii="Arial" w:cs="Arial" w:eastAsia="Arial" w:hAnsi="Arial"/>
+                <w:b w:val="false"/>
+                <w:bCs w:val="false"/>
+                <w:i w:val="false"/>
+                <w:iCs w:val="false"/>
+                <w:color w:val="000000"/>
+                <w:sz w:val="18"/>
+                <w:szCs w:val="18"/>
+              </w:rPr>
+              <w:t xml:space="preserve">–  Financial Literacy: Learners evaluate the cost-benefit of using inorganic fertilisers versus organic compost for a maize farmer in Nakuru, connecting understanding of mineral nutrition to practical economic decision-making.</w:t>
+            </w:r>
+          </w:p>
+        </w:tc>
+      </w:tr>
+      <w:tr>
+        <w:tc>
+          <w:tcPr>
+            <w:tcW w:type="dxa" w:w="3000"/>
+            <w:shd w:fill="D9EEF1" w:color="auto" w:val="clear"/>
+            <w:tcMar>
+              <w:top w:type="dxa" w:w="60"/>
+              <w:left w:type="dxa" w:w="120"/>
+              <w:bottom w:type="dxa" w:w="60"/>
+              <w:right w:type="dxa" w:w="120"/>
+            </w:tcMar>
+            <w:vAlign w:val="top"/>
+          </w:tcPr>
+          <w:p>
+            <w:pPr>
+              <w:spacing w:after="40" w:before="0"/>
+              <w:jc w:val="left"/>
+            </w:pPr>
+            <w:r>
+              <w:rPr>
+                <w:rFonts w:ascii="Arial" w:cs="Arial" w:eastAsia="Arial" w:hAnsi="Arial"/>
+                <w:b/>
+                <w:bCs/>
+                <w:i w:val="false"/>
+                <w:iCs w:val="false"/>
+                <w:color w:val="000000"/>
+                <w:sz w:val="18"/>
+                <w:szCs w:val="18"/>
+              </w:rPr>
+              <w:t xml:space="preserve">Career Connections</w:t>
+            </w:r>
+          </w:p>
+        </w:tc>
+        <w:tc>
+          <w:tcPr>
+            <w:tcW w:type="dxa" w:w="10680"/>
+            <w:shd w:fill="FFFFFF" w:color="auto" w:val="clear"/>
+            <w:tcMar>
+              <w:top w:type="dxa" w:w="60"/>
+              <w:left w:type="dxa" w:w="120"/>
+              <w:bottom w:type="dxa" w:w="60"/>
+              <w:right w:type="dxa" w:w="120"/>
+            </w:tcMar>
+            <w:vAlign w:val="top"/>
+          </w:tcPr>
+          <w:p>
+            <w:pPr>
+              <w:spacing w:after="30" w:before="0"/>
+              <w:ind w:left="360" w:hanging="180"/>
+              <w:jc w:val="left"/>
+            </w:pPr>
+            <w:r>
+              <w:rPr>
+                <w:rFonts w:ascii="Arial" w:cs="Arial" w:eastAsia="Arial" w:hAnsi="Arial"/>
+                <w:b w:val="false"/>
+                <w:bCs w:val="false"/>
+                <w:i w:val="false"/>
+                <w:iCs w:val="false"/>
+                <w:color w:val="000000"/>
+                <w:sz w:val="18"/>
+                <w:szCs w:val="18"/>
+              </w:rPr>
+              <w:t xml:space="preserve">–  Botanist: This sub-strand provides foundational knowledge of plant physiology and photosynthesis that underpins degree-level botanical research, including work at institutions such as the National Museums of Kenya.</w:t>
+            </w:r>
+          </w:p>
+          <w:p>
+            <w:pPr>
+              <w:spacing w:after="30" w:before="0"/>
+              <w:ind w:left="360" w:hanging="180"/>
+              <w:jc w:val="left"/>
+            </w:pPr>
+            <w:r>
+              <w:rPr>
+                <w:rFonts w:ascii="Arial" w:cs="Arial" w:eastAsia="Arial" w:hAnsi="Arial"/>
+                <w:b w:val="false"/>
+                <w:bCs w:val="false"/>
+                <w:i w:val="false"/>
+                <w:iCs w:val="false"/>
+                <w:color w:val="000000"/>
+                <w:sz w:val="18"/>
+                <w:szCs w:val="18"/>
+              </w:rPr>
+              <w:t xml:space="preserve">–  Agricultural Scientist / Agronomist: Understanding mineral nutrition, photosynthesis, and factors limiting plant growth is directly applied by agronomists advising Kenyan smallholder farmers on fertiliser use and crop management with organisations like KALRO.</w:t>
+            </w:r>
+          </w:p>
+          <w:p>
+            <w:pPr>
+              <w:spacing w:after="30" w:before="0"/>
+              <w:ind w:left="360" w:hanging="180"/>
+              <w:jc w:val="left"/>
+            </w:pPr>
+            <w:r>
+              <w:rPr>
+                <w:rFonts w:ascii="Arial" w:cs="Arial" w:eastAsia="Arial" w:hAnsi="Arial"/>
+                <w:b w:val="false"/>
+                <w:bCs w:val="false"/>
+                <w:i w:val="false"/>
+                <w:iCs w:val="false"/>
+                <w:color w:val="000000"/>
+                <w:sz w:val="18"/>
+                <w:szCs w:val="18"/>
+              </w:rPr>
+              <w:t xml:space="preserve">–  Horticulturist / Greenhouse Farmer: Knowledge of optimising light intensity, CO₂ concentration, and mineral nutrition is essential for running commercial greenhouse operations (e.g., flower and vegetable farms in Naivasha and Thika).</w:t>
+            </w:r>
+          </w:p>
+          <w:p>
+            <w:pPr>
+              <w:spacing w:after="30" w:before="0"/>
+              <w:ind w:left="360" w:hanging="180"/>
+              <w:jc w:val="left"/>
+            </w:pPr>
+            <w:r>
+              <w:rPr>
+                <w:rFonts w:ascii="Arial" w:cs="Arial" w:eastAsia="Arial" w:hAnsi="Arial"/>
+                <w:b w:val="false"/>
+                <w:bCs w:val="false"/>
+                <w:i w:val="false"/>
+                <w:iCs w:val="false"/>
+                <w:color w:val="000000"/>
+                <w:sz w:val="18"/>
+                <w:szCs w:val="18"/>
+              </w:rPr>
+              <w:t xml:space="preserve">–  Environmental Scientist: Understanding photosynthesis as the engine of primary production and carbon fixation connects to careers in climate science, carbon sequestration, and ecosystem monitoring in Kenya's forests and wetlands.</w:t>
+            </w:r>
+          </w:p>
+          <w:p>
+            <w:pPr>
+              <w:spacing w:after="30" w:before="0"/>
+              <w:ind w:left="360" w:hanging="180"/>
+              <w:jc w:val="left"/>
+            </w:pPr>
+            <w:r>
+              <w:rPr>
+                <w:rFonts w:ascii="Arial" w:cs="Arial" w:eastAsia="Arial" w:hAnsi="Arial"/>
+                <w:b w:val="false"/>
+                <w:bCs w:val="false"/>
+                <w:i w:val="false"/>
+                <w:iCs w:val="false"/>
+                <w:color w:val="000000"/>
+                <w:sz w:val="18"/>
+                <w:szCs w:val="18"/>
+              </w:rPr>
+              <w:t xml:space="preserve">–  Biochemist / Biotechnologist: The light-dependent and light-independent reactions introduce metabolic pathways (ATP synthesis, Calvin cycle) that form the basis of biochemistry and biotechnology careers, including development of drought-resistant crops at KARI/KALRO.</w:t>
+            </w:r>
+          </w:p>
+          <w:p>
+            <w:pPr>
+              <w:spacing w:after="30" w:before="0"/>
+              <w:ind w:left="360" w:hanging="180"/>
+              <w:jc w:val="left"/>
+            </w:pPr>
+            <w:r>
+              <w:rPr>
+                <w:rFonts w:ascii="Arial" w:cs="Arial" w:eastAsia="Arial" w:hAnsi="Arial"/>
+                <w:b w:val="false"/>
+                <w:bCs w:val="false"/>
+                <w:i w:val="false"/>
+                <w:iCs w:val="false"/>
+                <w:color w:val="000000"/>
+                <w:sz w:val="18"/>
+                <w:szCs w:val="18"/>
+              </w:rPr>
+              <w:t xml:space="preserve">–  Secondary School Biology Teacher: Mastery of plant nutrition and photosynthesis prepares learners to eventually communicate these concepts as educators, supporting Kenya's Vision 2030 science education goals.</w:t>
+            </w:r>
+          </w:p>
+        </w:tc>
+      </w:tr>
+      <w:tr>
+        <w:tc>
+          <w:tcPr>
+            <w:tcW w:type="dxa" w:w="3000"/>
+            <w:shd w:fill="D5E8F0" w:color="auto" w:val="clear"/>
+            <w:tcMar>
+              <w:top w:type="dxa" w:w="60"/>
+              <w:left w:type="dxa" w:w="120"/>
+              <w:bottom w:type="dxa" w:w="60"/>
+              <w:right w:type="dxa" w:w="120"/>
+            </w:tcMar>
+            <w:vAlign w:val="top"/>
+          </w:tcPr>
+          <w:p>
+            <w:pPr>
+              <w:spacing w:after="40" w:before="0"/>
+              <w:jc w:val="left"/>
+            </w:pPr>
+            <w:r>
+              <w:rPr>
+                <w:rFonts w:ascii="Arial" w:cs="Arial" w:eastAsia="Arial" w:hAnsi="Arial"/>
+                <w:b/>
+                <w:bCs/>
+                <w:i w:val="false"/>
+                <w:iCs w:val="false"/>
+                <w:color w:val="000000"/>
+                <w:sz w:val="18"/>
+                <w:szCs w:val="18"/>
+              </w:rPr>
+              <w:t xml:space="preserve">Focus for Lessons</w:t>
+            </w:r>
+          </w:p>
+        </w:tc>
+        <w:tc>
+          <w:tcPr>
+            <w:tcW w:type="dxa" w:w="10680"/>
+            <w:shd w:fill="FFFFFF" w:color="auto" w:val="clear"/>
+            <w:tcMar>
+              <w:top w:type="dxa" w:w="60"/>
+              <w:left w:type="dxa" w:w="120"/>
+              <w:bottom w:type="dxa" w:w="60"/>
+              <w:right w:type="dxa" w:w="120"/>
+            </w:tcMar>
+            <w:vAlign w:val="top"/>
+          </w:tcPr>
+          <w:p>
+            <w:pPr>
+              <w:spacing w:after="40" w:before="0"/>
+              <w:jc w:val="left"/>
+            </w:pPr>
+            <w:r>
+              <w:rPr>
+                <w:rFonts w:ascii="Arial" w:cs="Arial" w:eastAsia="Arial" w:hAnsi="Arial"/>
+                <w:b w:val="false"/>
+                <w:bCs w:val="false"/>
+                <w:i w:val="false"/>
+                <w:iCs w:val="false"/>
+                <w:color w:val="000000"/>
+                <w:sz w:val="18"/>
+                <w:szCs w:val="18"/>
+              </w:rPr>
+              <w:t xml:space="preserve">This unit anchors learning in a locally familiar, puzzling observation — sukuma wiki and spinach leaves wilting in the hot midday sun in a Nairobi kitchen garden — and uses it to drive a 10-lesson investigation into how plants make their own food through photosynthesis and how they obtain the mineral nutrients needed to grow. Learners move from initial predictions about why plants wilt and why leaves are green, through hands-on experiments and data analysis, toward a mechanistic understanding of photosynthesis (including light-dependent and light-independent reactions), the role of leaf structure, and the importance of mineral nutrition. Throughout the unit, every new concept is connected back to the anchoring phenomenon and to the real-world context of Kenyan agriculture, food security, and environmental conservation.</w:t>
+            </w:r>
+          </w:p>
+        </w:tc>
+      </w:tr>
+      <w:tr>
+        <w:tc>
+          <w:tcPr>
+            <w:tcW w:type="dxa" w:w="3000"/>
+            <w:shd w:fill="EAD1F5" w:color="auto" w:val="clear"/>
+            <w:tcMar>
+              <w:top w:type="dxa" w:w="60"/>
+              <w:left w:type="dxa" w:w="120"/>
+              <w:bottom w:type="dxa" w:w="60"/>
+              <w:right w:type="dxa" w:w="120"/>
+            </w:tcMar>
+            <w:vAlign w:val="top"/>
+          </w:tcPr>
+          <w:p>
+            <w:pPr>
+              <w:spacing w:after="40" w:before="0"/>
+              <w:jc w:val="left"/>
+            </w:pPr>
+            <w:r>
+              <w:rPr>
+                <w:rFonts w:ascii="Arial" w:cs="Arial" w:eastAsia="Arial" w:hAnsi="Arial"/>
+                <w:b/>
+                <w:bCs/>
+                <w:i w:val="false"/>
+                <w:iCs w:val="false"/>
+                <w:color w:val="000000"/>
+                <w:sz w:val="18"/>
+                <w:szCs w:val="18"/>
+              </w:rPr>
+              <w:t xml:space="preserve">Driving Question / Key Inquiry Questions</w:t>
+            </w:r>
+          </w:p>
+        </w:tc>
+        <w:tc>
+          <w:tcPr>
+            <w:tcW w:type="dxa" w:w="10680"/>
+            <w:shd w:fill="FFFFFF" w:color="auto" w:val="clear"/>
+            <w:tcMar>
+              <w:top w:type="dxa" w:w="60"/>
+              <w:left w:type="dxa" w:w="120"/>
+              <w:bottom w:type="dxa" w:w="60"/>
+              <w:right w:type="dxa" w:w="120"/>
+            </w:tcMar>
+            <w:vAlign w:val="top"/>
+          </w:tcPr>
+          <w:p>
+            <w:pPr>
+              <w:spacing w:after="40" w:before="0"/>
+              <w:jc w:val="left"/>
+            </w:pPr>
+            <w:r>
+              <w:rPr>
+                <w:rFonts w:ascii="Arial" w:cs="Arial" w:eastAsia="Arial" w:hAnsi="Arial"/>
+                <w:b w:val="false"/>
+                <w:bCs w:val="false"/>
+                <w:i w:val="false"/>
+                <w:iCs w:val="false"/>
+                <w:color w:val="000000"/>
+                <w:sz w:val="18"/>
+                <w:szCs w:val="18"/>
+              </w:rPr>
+              <w:t xml:space="preserve">DRIVING QUESTION: Why does our sukuma wiki wilt in the midday sun even when the soil is wet — and what does a plant actually need to stay green, grow, and make its own food?</w:t>
+            </w:r>
+          </w:p>
+          <w:p>
+            <w:pPr>
+              <w:spacing w:after="40" w:before="0"/>
+              <w:jc w:val="left"/>
+            </w:pPr>
+            <w:r>
+              <w:rPr>
+                <w:rFonts w:ascii="Arial" w:cs="Arial" w:eastAsia="Arial" w:hAnsi="Arial"/>
+                <w:b w:val="false"/>
+                <w:bCs w:val="false"/>
+                <w:i w:val="false"/>
+                <w:iCs w:val="false"/>
+                <w:color w:val="000000"/>
+                <w:sz w:val="18"/>
+                <w:szCs w:val="18"/>
+              </w:rPr>
+              <w:t xml:space="preserve"/>
+            </w:r>
+          </w:p>
+          <w:p>
+            <w:pPr>
+              <w:spacing w:after="40" w:before="0"/>
+              <w:jc w:val="left"/>
+            </w:pPr>
+            <w:r>
+              <w:rPr>
+                <w:rFonts w:ascii="Arial" w:cs="Arial" w:eastAsia="Arial" w:hAnsi="Arial"/>
+                <w:b w:val="false"/>
+                <w:bCs w:val="false"/>
+                <w:i w:val="false"/>
+                <w:iCs w:val="false"/>
+                <w:color w:val="000000"/>
+                <w:sz w:val="18"/>
+                <w:szCs w:val="18"/>
+              </w:rPr>
+              <w:t xml:space="preserve">KICD KEY INQUIRY QUESTIONS:</w:t>
+            </w:r>
+          </w:p>
+          <w:p>
+            <w:pPr>
+              <w:spacing w:after="40" w:before="0"/>
+              <w:jc w:val="left"/>
+            </w:pPr>
+            <w:r>
+              <w:rPr>
+                <w:rFonts w:ascii="Arial" w:cs="Arial" w:eastAsia="Arial" w:hAnsi="Arial"/>
+                <w:b w:val="false"/>
+                <w:bCs w:val="false"/>
+                <w:i w:val="false"/>
+                <w:iCs w:val="false"/>
+                <w:color w:val="000000"/>
+                <w:sz w:val="18"/>
+                <w:szCs w:val="18"/>
+              </w:rPr>
+              <w:t xml:space="preserve">1. How do plants make their own food?</w:t>
+            </w:r>
+          </w:p>
+          <w:p>
+            <w:pPr>
+              <w:spacing w:after="40" w:before="0"/>
+              <w:jc w:val="left"/>
+            </w:pPr>
+            <w:r>
+              <w:rPr>
+                <w:rFonts w:ascii="Arial" w:cs="Arial" w:eastAsia="Arial" w:hAnsi="Arial"/>
+                <w:b w:val="false"/>
+                <w:bCs w:val="false"/>
+                <w:i w:val="false"/>
+                <w:iCs w:val="false"/>
+                <w:color w:val="000000"/>
+                <w:sz w:val="18"/>
+                <w:szCs w:val="18"/>
+              </w:rPr>
+              <w:t xml:space="preserve">2. What factors affect the rate at which plants make food?</w:t>
+            </w:r>
+          </w:p>
+        </w:tc>
+      </w:tr>
+      <w:tr>
+        <w:tc>
+          <w:tcPr>
+            <w:tcW w:type="dxa" w:w="3000"/>
+            <w:shd w:fill="EAD1F5" w:color="auto" w:val="clear"/>
+            <w:tcMar>
+              <w:top w:type="dxa" w:w="60"/>
+              <w:left w:type="dxa" w:w="120"/>
+              <w:bottom w:type="dxa" w:w="60"/>
+              <w:right w:type="dxa" w:w="120"/>
+            </w:tcMar>
+            <w:vAlign w:val="top"/>
+          </w:tcPr>
+          <w:p>
+            <w:pPr>
+              <w:spacing w:after="40" w:before="0"/>
+              <w:jc w:val="left"/>
+            </w:pPr>
+            <w:r>
+              <w:rPr>
+                <w:rFonts w:ascii="Arial" w:cs="Arial" w:eastAsia="Arial" w:hAnsi="Arial"/>
+                <w:b/>
+                <w:bCs/>
+                <w:i w:val="false"/>
+                <w:iCs w:val="false"/>
+                <w:color w:val="000000"/>
+                <w:sz w:val="18"/>
+                <w:szCs w:val="18"/>
+              </w:rPr>
+              <w:t xml:space="preserve">Anchoring Phenomenon</w:t>
+            </w:r>
+          </w:p>
+        </w:tc>
+        <w:tc>
+          <w:tcPr>
+            <w:tcW w:type="dxa" w:w="10680"/>
+            <w:shd w:fill="FFFFFF" w:color="auto" w:val="clear"/>
+            <w:tcMar>
+              <w:top w:type="dxa" w:w="60"/>
+              <w:left w:type="dxa" w:w="120"/>
+              <w:bottom w:type="dxa" w:w="60"/>
+              <w:right w:type="dxa" w:w="120"/>
+            </w:tcMar>
+            <w:vAlign w:val="top"/>
+          </w:tcPr>
+          <w:p>
+            <w:pPr>
+              <w:spacing w:after="40" w:before="0"/>
+              <w:jc w:val="left"/>
+            </w:pPr>
+            <w:r>
+              <w:rPr>
+                <w:rFonts w:ascii="Arial" w:cs="Arial" w:eastAsia="Arial" w:hAnsi="Arial"/>
+                <w:b w:val="false"/>
+                <w:bCs w:val="false"/>
+                <w:i w:val="false"/>
+                <w:iCs w:val="false"/>
+                <w:color w:val="000000"/>
+                <w:sz w:val="18"/>
+                <w:szCs w:val="18"/>
+              </w:rPr>
+              <w:t xml:space="preserve">A form 4 student in Nairobi notices that the sukuma wiki (kale) plants in her family's kitchen garden look healthy and upright in the early morning, but by midday — when the sun is strongest — the leaves have wilted visibly, even though the soil appears moist. The following morning they have recovered. The student also notices that when the plants are moved under the shade of a mango tree, the wilting stops but the leaves gradually become pale yellowish-green over several weeks and the plant grows more slowly. This phenomenon is puzzling because: (1) wilting happens even when water seems available in the soil, suggesting something about the rate of water movement or use is changing; (2) shade prevents wilting but causes a new problem — pallor and slow growth — suggesting that light is essential for something the plant needs to do; and (3) the plant recovers overnight, implying a reversible process rather than permanent damage. These observations create genuine puzzlement that motivates questions about how plants get energy, what role light plays, why leaves are green, and what the plant needs from the soil and air to stay healthy and grow.</w:t>
+            </w:r>
+          </w:p>
+        </w:tc>
+      </w:tr>
+      <w:tr>
+        <w:tc>
+          <w:tcPr>
+            <w:tcW w:type="dxa" w:w="3000"/>
+            <w:shd w:fill="D9EEF1" w:color="auto" w:val="clear"/>
+            <w:tcMar>
+              <w:top w:type="dxa" w:w="60"/>
+              <w:left w:type="dxa" w:w="120"/>
+              <w:bottom w:type="dxa" w:w="60"/>
+              <w:right w:type="dxa" w:w="120"/>
+            </w:tcMar>
+            <w:vAlign w:val="top"/>
+          </w:tcPr>
+          <w:p>
+            <w:pPr>
+              <w:spacing w:after="40" w:before="0"/>
+              <w:jc w:val="left"/>
+            </w:pPr>
+            <w:r>
+              <w:rPr>
+                <w:rFonts w:ascii="Arial" w:cs="Arial" w:eastAsia="Arial" w:hAnsi="Arial"/>
+                <w:b/>
+                <w:bCs/>
+                <w:i w:val="false"/>
+                <w:iCs w:val="false"/>
+                <w:color w:val="000000"/>
+                <w:sz w:val="18"/>
+                <w:szCs w:val="18"/>
+              </w:rPr>
+              <w:t xml:space="preserve">Storyline Thread</w:t>
+            </w:r>
+          </w:p>
+        </w:tc>
+        <w:tc>
+          <w:tcPr>
+            <w:tcW w:type="dxa" w:w="10680"/>
+            <w:shd w:fill="FFFFFF" w:color="auto" w:val="clear"/>
+            <w:tcMar>
+              <w:top w:type="dxa" w:w="60"/>
+              <w:left w:type="dxa" w:w="120"/>
+              <w:bottom w:type="dxa" w:w="60"/>
+              <w:right w:type="dxa" w:w="120"/>
+            </w:tcMar>
+            <w:vAlign w:val="top"/>
+          </w:tcPr>
+          <w:p>
+            <w:pPr>
+              <w:spacing w:after="40" w:before="0"/>
+              <w:jc w:val="left"/>
+            </w:pPr>
+            <w:r>
+              <w:rPr>
+                <w:rFonts w:ascii="Arial" w:cs="Arial" w:eastAsia="Arial" w:hAnsi="Arial"/>
+                <w:b w:val="false"/>
+                <w:bCs w:val="false"/>
+                <w:i w:val="false"/>
+                <w:iCs w:val="false"/>
+                <w:color w:val="000000"/>
+                <w:sz w:val="18"/>
+                <w:szCs w:val="18"/>
+              </w:rPr>
+              <w:t xml:space="preserve">Lesson 1 — ANCHORING PHENOMENON &amp; PREDICT: Students observe photographs and a short description of the wilting sukuma wiki phenomenon. They write individual predictions about why it wilts and why shade causes pallor, and contribute opening questions to the class Driving Question Board (DQB). The teacher introduces autotrophic vs. heterotrophic nutrition to frame the unit question.</w:t>
+            </w:r>
+          </w:p>
+          <w:p>
+            <w:pPr>
+              <w:spacing w:after="40" w:before="0"/>
+              <w:jc w:val="left"/>
+            </w:pPr>
+            <w:r>
+              <w:rPr>
+                <w:rFonts w:ascii="Arial" w:cs="Arial" w:eastAsia="Arial" w:hAnsi="Arial"/>
+                <w:b w:val="false"/>
+                <w:bCs w:val="false"/>
+                <w:i w:val="false"/>
+                <w:iCs w:val="false"/>
+                <w:color w:val="000000"/>
+                <w:sz w:val="18"/>
+                <w:szCs w:val="18"/>
+              </w:rPr>
+              <w:t xml:space="preserve"/>
+            </w:r>
+          </w:p>
+          <w:p>
+            <w:pPr>
+              <w:spacing w:after="40" w:before="0"/>
+              <w:jc w:val="left"/>
+            </w:pPr>
+            <w:r>
+              <w:rPr>
+                <w:rFonts w:ascii="Arial" w:cs="Arial" w:eastAsia="Arial" w:hAnsi="Arial"/>
+                <w:b w:val="false"/>
+                <w:bCs w:val="false"/>
+                <w:i w:val="false"/>
+                <w:iCs w:val="false"/>
+                <w:color w:val="000000"/>
+                <w:sz w:val="18"/>
+                <w:szCs w:val="18"/>
+              </w:rPr>
+              <w:t xml:space="preserve">Lesson 2 — LEAF STRUCTURE &amp; OBSERVE: Students dissect or examine prepared cross-sections of a dicot leaf (e.g., from a locally available plant such as a mango or bean leaf) under a hand lens or microscope. They identify and annotate the epidermis, palisade mesophyll, spongy mesophyll, stomata, guard cells, and vascular bundles, linking each feature to its function in photosynthesis and water movement — beginning to explain the wilting phenomenon.</w:t>
+            </w:r>
+          </w:p>
+          <w:p>
+            <w:pPr>
+              <w:spacing w:after="40" w:before="0"/>
+              <w:jc w:val="left"/>
+            </w:pPr>
+            <w:r>
+              <w:rPr>
+                <w:rFonts w:ascii="Arial" w:cs="Arial" w:eastAsia="Arial" w:hAnsi="Arial"/>
+                <w:b w:val="false"/>
+                <w:bCs w:val="false"/>
+                <w:i w:val="false"/>
+                <w:iCs w:val="false"/>
+                <w:color w:val="000000"/>
+                <w:sz w:val="18"/>
+                <w:szCs w:val="18"/>
+              </w:rPr>
+              <w:t xml:space="preserve"/>
+            </w:r>
+          </w:p>
+          <w:p>
+            <w:pPr>
+              <w:spacing w:after="40" w:before="0"/>
+              <w:jc w:val="left"/>
+            </w:pPr>
+            <w:r>
+              <w:rPr>
+                <w:rFonts w:ascii="Arial" w:cs="Arial" w:eastAsia="Arial" w:hAnsi="Arial"/>
+                <w:b w:val="false"/>
+                <w:bCs w:val="false"/>
+                <w:i w:val="false"/>
+                <w:iCs w:val="false"/>
+                <w:color w:val="000000"/>
+                <w:sz w:val="18"/>
+                <w:szCs w:val="18"/>
+              </w:rPr>
+              <w:t xml:space="preserve">Lesson 3 — RAW MATERIALS &amp; EXPLAIN: Through a structured reading and guided discussion, learners identify the four raw materials for photosynthesis (CO₂, H₂O, light energy, chlorophyll) and write the word equation and chemical equation. They revisit the DQB: which raw materials could explain wilting (water/light) and pallor (light/chlorophyll)?</w:t>
+            </w:r>
+          </w:p>
+          <w:p>
+            <w:pPr>
+              <w:spacing w:after="40" w:before="0"/>
+              <w:jc w:val="left"/>
+            </w:pPr>
+            <w:r>
+              <w:rPr>
+                <w:rFonts w:ascii="Arial" w:cs="Arial" w:eastAsia="Arial" w:hAnsi="Arial"/>
+                <w:b w:val="false"/>
+                <w:bCs w:val="false"/>
+                <w:i w:val="false"/>
+                <w:iCs w:val="false"/>
+                <w:color w:val="000000"/>
+                <w:sz w:val="18"/>
+                <w:szCs w:val="18"/>
+              </w:rPr>
+              <w:t xml:space="preserve"/>
+            </w:r>
+          </w:p>
+          <w:p>
+            <w:pPr>
+              <w:spacing w:after="40" w:before="0"/>
+              <w:jc w:val="left"/>
+            </w:pPr>
+            <w:r>
+              <w:rPr>
+                <w:rFonts w:ascii="Arial" w:cs="Arial" w:eastAsia="Arial" w:hAnsi="Arial"/>
+                <w:b w:val="false"/>
+                <w:bCs w:val="false"/>
+                <w:i w:val="false"/>
+                <w:iCs w:val="false"/>
+                <w:color w:val="000000"/>
+                <w:sz w:val="18"/>
+                <w:szCs w:val="18"/>
+              </w:rPr>
+              <w:t xml:space="preserve">Lesson 4 — STARCH TEST PRACTICAL (OBSERVE): Learners carry out the standard starch test on a variegated leaf (or a leaf that has been partially covered with black paper) using ethanol decolourisation and iodine solution. They observe that only the green, illuminated sections turn blue-black, providing evidence that chlorophyll and light are both required for photosynthesis to produce starch. DQB is updated.</w:t>
+            </w:r>
+          </w:p>
+          <w:p>
+            <w:pPr>
+              <w:spacing w:after="40" w:before="0"/>
+              <w:jc w:val="left"/>
+            </w:pPr>
+            <w:r>
+              <w:rPr>
+                <w:rFonts w:ascii="Arial" w:cs="Arial" w:eastAsia="Arial" w:hAnsi="Arial"/>
+                <w:b w:val="false"/>
+                <w:bCs w:val="false"/>
+                <w:i w:val="false"/>
+                <w:iCs w:val="false"/>
+                <w:color w:val="000000"/>
+                <w:sz w:val="18"/>
+                <w:szCs w:val="18"/>
+              </w:rPr>
+              <w:t xml:space="preserve"/>
+            </w:r>
+          </w:p>
+          <w:p>
+            <w:pPr>
+              <w:spacing w:after="40" w:before="0"/>
+              <w:jc w:val="left"/>
+            </w:pPr>
+            <w:r>
+              <w:rPr>
+                <w:rFonts w:ascii="Arial" w:cs="Arial" w:eastAsia="Arial" w:hAnsi="Arial"/>
+                <w:b w:val="false"/>
+                <w:bCs w:val="false"/>
+                <w:i w:val="false"/>
+                <w:iCs w:val="false"/>
+                <w:color w:val="000000"/>
+                <w:sz w:val="18"/>
+                <w:szCs w:val="18"/>
+              </w:rPr>
+              <w:t xml:space="preserve">Lesson 5 — LIGHT-DEPENDENT REACTIONS (EXPLAIN): Using a diagram and guided notes, learners trace the light-dependent reactions: absorption of light by chlorophyll, photolysis of water, production of ATP and NADPH, and release of oxygen. They connect this to the oxygen bubbles observed in the supporting phenomenon and to the role of light in the sukuma wiki phenomenon.</w:t>
+            </w:r>
+          </w:p>
+          <w:p>
+            <w:pPr>
+              <w:spacing w:after="40" w:before="0"/>
+              <w:jc w:val="left"/>
+            </w:pPr>
+            <w:r>
+              <w:rPr>
+                <w:rFonts w:ascii="Arial" w:cs="Arial" w:eastAsia="Arial" w:hAnsi="Arial"/>
+                <w:b w:val="false"/>
+                <w:bCs w:val="false"/>
+                <w:i w:val="false"/>
+                <w:iCs w:val="false"/>
+                <w:color w:val="000000"/>
+                <w:sz w:val="18"/>
+                <w:szCs w:val="18"/>
+              </w:rPr>
+              <w:t xml:space="preserve"/>
+            </w:r>
+          </w:p>
+          <w:p>
+            <w:pPr>
+              <w:spacing w:after="40" w:before="0"/>
+              <w:jc w:val="left"/>
+            </w:pPr>
+            <w:r>
+              <w:rPr>
+                <w:rFonts w:ascii="Arial" w:cs="Arial" w:eastAsia="Arial" w:hAnsi="Arial"/>
+                <w:b w:val="false"/>
+                <w:bCs w:val="false"/>
+                <w:i w:val="false"/>
+                <w:iCs w:val="false"/>
+                <w:color w:val="000000"/>
+                <w:sz w:val="18"/>
+                <w:szCs w:val="18"/>
+              </w:rPr>
+              <w:t xml:space="preserve">Lesson 6 — LIGHT-INDEPENDENT REACTIONS / CALVIN CYCLE (EXPLAIN): Learners explore the light-independent reactions: fixation of CO₂ using ATP and NADPH from the light stage, production of glucose (G3P). They construct a simplified flow diagram linking both stages and return to the DQB to explain why shaded sukuma wiki grows slowly (less ATP and glucose produced).</w:t>
+            </w:r>
+          </w:p>
+          <w:p>
+            <w:pPr>
+              <w:spacing w:after="40" w:before="0"/>
+              <w:jc w:val="left"/>
+            </w:pPr>
+            <w:r>
+              <w:rPr>
+                <w:rFonts w:ascii="Arial" w:cs="Arial" w:eastAsia="Arial" w:hAnsi="Arial"/>
+                <w:b w:val="false"/>
+                <w:bCs w:val="false"/>
+                <w:i w:val="false"/>
+                <w:iCs w:val="false"/>
+                <w:color w:val="000000"/>
+                <w:sz w:val="18"/>
+                <w:szCs w:val="18"/>
+              </w:rPr>
+              <w:t xml:space="preserve"/>
+            </w:r>
+          </w:p>
+          <w:p>
+            <w:pPr>
+              <w:spacing w:after="40" w:before="0"/>
+              <w:jc w:val="left"/>
+            </w:pPr>
+            <w:r>
+              <w:rPr>
+                <w:rFonts w:ascii="Arial" w:cs="Arial" w:eastAsia="Arial" w:hAnsi="Arial"/>
+                <w:b w:val="false"/>
+                <w:bCs w:val="false"/>
+                <w:i w:val="false"/>
+                <w:iCs w:val="false"/>
+                <w:color w:val="000000"/>
+                <w:sz w:val="18"/>
+                <w:szCs w:val="18"/>
+              </w:rPr>
+              <w:t xml:space="preserve">Lesson 7 — FACTORS AFFECTING RATE OF PHOTOSYNTHESIS — INVESTIGATION (PLAN &amp; OBSERVE): Learners plan and carry out a quantitative investigation using an aquatic plant (or a simulated dataset if live plants are unavailable), counting oxygen bubbles per minute at different light intensities (covering the lamp with layers of muslin or changing distance). They record data in tables and plot line graphs, identifying the limiting factor concept.</w:t>
+            </w:r>
+          </w:p>
+          <w:p>
+            <w:pPr>
+              <w:spacing w:after="40" w:before="0"/>
+              <w:jc w:val="left"/>
+            </w:pPr>
+            <w:r>
+              <w:rPr>
+                <w:rFonts w:ascii="Arial" w:cs="Arial" w:eastAsia="Arial" w:hAnsi="Arial"/>
+                <w:b w:val="false"/>
+                <w:bCs w:val="false"/>
+                <w:i w:val="false"/>
+                <w:iCs w:val="false"/>
+                <w:color w:val="000000"/>
+                <w:sz w:val="18"/>
+                <w:szCs w:val="18"/>
+              </w:rPr>
+              <w:t xml:space="preserve"/>
+            </w:r>
+          </w:p>
+          <w:p>
+            <w:pPr>
+              <w:spacing w:after="40" w:before="0"/>
+              <w:jc w:val="left"/>
+            </w:pPr>
+            <w:r>
+              <w:rPr>
+                <w:rFonts w:ascii="Arial" w:cs="Arial" w:eastAsia="Arial" w:hAnsi="Arial"/>
+                <w:b w:val="false"/>
+                <w:bCs w:val="false"/>
+                <w:i w:val="false"/>
+                <w:iCs w:val="false"/>
+                <w:color w:val="000000"/>
+                <w:sz w:val="18"/>
+                <w:szCs w:val="18"/>
+              </w:rPr>
+              <w:t xml:space="preserve">Lesson 8 — FACTORS AFFECTING RATE — DATA ANALYSIS &amp; EXPLAIN: Learners analyse their graphs from Lesson 7 and examine provided datasets for the effects of CO₂ concentration and temperature on photosynthesis rate. They apply the concept of limiting factors to explain real agricultural scenarios (e.g., why greenhouse tomato farmers in Naivasha add CO₂ to boost yields).</w:t>
+            </w:r>
+          </w:p>
+          <w:p>
+            <w:pPr>
+              <w:spacing w:after="40" w:before="0"/>
+              <w:jc w:val="left"/>
+            </w:pPr>
+            <w:r>
+              <w:rPr>
+                <w:rFonts w:ascii="Arial" w:cs="Arial" w:eastAsia="Arial" w:hAnsi="Arial"/>
+                <w:b w:val="false"/>
+                <w:bCs w:val="false"/>
+                <w:i w:val="false"/>
+                <w:iCs w:val="false"/>
+                <w:color w:val="000000"/>
+                <w:sz w:val="18"/>
+                <w:szCs w:val="18"/>
+              </w:rPr>
+              <w:t xml:space="preserve"/>
+            </w:r>
+          </w:p>
+          <w:p>
+            <w:pPr>
+              <w:spacing w:after="40" w:before="0"/>
+              <w:jc w:val="left"/>
+            </w:pPr>
+            <w:r>
+              <w:rPr>
+                <w:rFonts w:ascii="Arial" w:cs="Arial" w:eastAsia="Arial" w:hAnsi="Arial"/>
+                <w:b w:val="false"/>
+                <w:bCs w:val="false"/>
+                <w:i w:val="false"/>
+                <w:iCs w:val="false"/>
+                <w:color w:val="000000"/>
+                <w:sz w:val="18"/>
+                <w:szCs w:val="18"/>
+              </w:rPr>
+              <w:t xml:space="preserve">Lesson 9 — MINERAL NUTRITION (OBSERVE &amp; EXPLAIN): Using photographs and secondary data from KALRO research, learners identify macronutrients (N, P, K, Ca, Mg, S) and micronutrients, describe their roles in plant growth, and match deficiency symptoms to specific minerals (e.g., yellowing of older leaves = nitrogen deficiency in the Nakuru maize farmer supporting phenomenon). They connect mineral uptake via roots to the overall nutrition of the sukuma wiki plant.</w:t>
+            </w:r>
+          </w:p>
+          <w:p>
+            <w:pPr>
+              <w:spacing w:after="40" w:before="0"/>
+              <w:jc w:val="left"/>
+            </w:pPr>
+            <w:r>
+              <w:rPr>
+                <w:rFonts w:ascii="Arial" w:cs="Arial" w:eastAsia="Arial" w:hAnsi="Arial"/>
+                <w:b w:val="false"/>
+                <w:bCs w:val="false"/>
+                <w:i w:val="false"/>
+                <w:iCs w:val="false"/>
+                <w:color w:val="000000"/>
+                <w:sz w:val="18"/>
+                <w:szCs w:val="18"/>
+              </w:rPr>
+              <w:t xml:space="preserve"/>
+            </w:r>
+          </w:p>
+          <w:p>
+            <w:pPr>
+              <w:spacing w:after="40" w:before="0"/>
+              <w:jc w:val="left"/>
+            </w:pPr>
+            <w:r>
+              <w:rPr>
+                <w:rFonts w:ascii="Arial" w:cs="Arial" w:eastAsia="Arial" w:hAnsi="Arial"/>
+                <w:b w:val="false"/>
+                <w:bCs w:val="false"/>
+                <w:i w:val="false"/>
+                <w:iCs w:val="false"/>
+                <w:color w:val="000000"/>
+                <w:sz w:val="18"/>
+                <w:szCs w:val="18"/>
+              </w:rPr>
+              <w:t xml:space="preserve">Lesson 10 — MODEL BUILDING, SYNTHESIS &amp; DQB RESOLUTION: Learners produce a final annotated model (poster or digital diagram) that integrates leaf structure, the two stages of photosynthesis, limiting factors, and mineral nutrition to fully explain the original anchoring phenomenon (why sukuma wiki wilts at midday and turns pale in shade). Groups present their models, the class resolves all remaining DQB questions, and learners write a final evidence-based explanation connecting plant nutrition to Kenyan agriculture and food security.</w:t>
+            </w:r>
+          </w:p>
+        </w:tc>
+      </w:tr>
+      <w:tr>
+        <w:tc>
+          <w:tcPr>
+            <w:tcW w:type="dxa" w:w="3000"/>
+            <w:shd w:fill="EAD1F5" w:color="auto" w:val="clear"/>
+            <w:tcMar>
+              <w:top w:type="dxa" w:w="60"/>
+              <w:left w:type="dxa" w:w="120"/>
+              <w:bottom w:type="dxa" w:w="60"/>
+              <w:right w:type="dxa" w:w="120"/>
+            </w:tcMar>
+            <w:vAlign w:val="top"/>
+          </w:tcPr>
+          <w:p>
+            <w:pPr>
+              <w:spacing w:after="40" w:before="0"/>
+              <w:jc w:val="left"/>
+            </w:pPr>
+            <w:r>
+              <w:rPr>
+                <w:rFonts w:ascii="Arial" w:cs="Arial" w:eastAsia="Arial" w:hAnsi="Arial"/>
+                <w:b/>
+                <w:bCs/>
+                <w:i w:val="false"/>
+                <w:iCs w:val="false"/>
+                <w:color w:val="000000"/>
+                <w:sz w:val="18"/>
+                <w:szCs w:val="18"/>
+              </w:rPr>
+              <w:t xml:space="preserve">Supporting Phenomena</w:t>
+            </w:r>
+          </w:p>
+        </w:tc>
+        <w:tc>
+          <w:tcPr>
+            <w:tcW w:type="dxa" w:w="10680"/>
+            <w:shd w:fill="FFFFFF" w:color="auto" w:val="clear"/>
+            <w:tcMar>
+              <w:top w:type="dxa" w:w="60"/>
+              <w:left w:type="dxa" w:w="120"/>
+              <w:bottom w:type="dxa" w:w="60"/>
+              <w:right w:type="dxa" w:w="120"/>
+            </w:tcMar>
+            <w:vAlign w:val="top"/>
+          </w:tcPr>
+          <w:p>
+            <w:pPr>
+              <w:spacing w:after="30" w:before="0"/>
+              <w:ind w:left="360" w:hanging="180"/>
+              <w:jc w:val="left"/>
+            </w:pPr>
+            <w:r>
+              <w:rPr>
+                <w:rFonts w:ascii="Arial" w:cs="Arial" w:eastAsia="Arial" w:hAnsi="Arial"/>
+                <w:b w:val="false"/>
+                <w:bCs w:val="false"/>
+                <w:i w:val="false"/>
+                <w:iCs w:val="false"/>
+                <w:color w:val="000000"/>
+                <w:sz w:val="18"/>
+                <w:szCs w:val="18"/>
+              </w:rPr>
+              <w:t xml:space="preserve">–  A maize farmer in Nakuru notices that one section of her shamba has stunted, yellow-leaved maize plants despite receiving the same rainfall as the healthy green section — prompting questions about what else plants need from their environment besides water and light (mineral nutrition / nitrogen deficiency).</w:t>
+            </w:r>
+          </w:p>
+          <w:p>
+            <w:pPr>
+              <w:spacing w:after="30" w:before="0"/>
+              <w:ind w:left="360" w:hanging="180"/>
+              <w:jc w:val="left"/>
+            </w:pPr>
+            <w:r>
+              <w:rPr>
+                <w:rFonts w:ascii="Arial" w:cs="Arial" w:eastAsia="Arial" w:hAnsi="Arial"/>
+                <w:b w:val="false"/>
+                <w:bCs w:val="false"/>
+                <w:i w:val="false"/>
+                <w:iCs w:val="false"/>
+                <w:color w:val="000000"/>
+                <w:sz w:val="18"/>
+                <w:szCs w:val="18"/>
+              </w:rPr>
+              <w:t xml:space="preserve">–  A student conducting a DCPIP decolourisation experiment in the school lab observes that the blue dye fades faster when a test tube of leaf extract is placed near a bright window than when kept in a dark cupboard — raising questions about the role of light energy in chemical reactions inside leaves.</w:t>
+            </w:r>
+          </w:p>
+          <w:p>
+            <w:pPr>
+              <w:spacing w:after="30" w:before="0"/>
+              <w:ind w:left="360" w:hanging="180"/>
+              <w:jc w:val="left"/>
+            </w:pPr>
+            <w:r>
+              <w:rPr>
+                <w:rFonts w:ascii="Arial" w:cs="Arial" w:eastAsia="Arial" w:hAnsi="Arial"/>
+                <w:b w:val="false"/>
+                <w:bCs w:val="false"/>
+                <w:i w:val="false"/>
+                <w:iCs w:val="false"/>
+                <w:color w:val="000000"/>
+                <w:sz w:val="18"/>
+                <w:szCs w:val="18"/>
+              </w:rPr>
+              <w:t xml:space="preserve">–  Aquatic plants (e.g., Elodea or locally available pond plants from Lake Victoria) visibly produce more oxygen bubbles per minute when placed under a bright lamp than under dim light or in the dark — providing a quantitative, observable proxy for the rate of photosynthesis.</w:t>
+            </w:r>
+          </w:p>
+          <w:p>
+            <w:pPr>
+              <w:spacing w:after="30" w:before="0"/>
+              <w:ind w:left="360" w:hanging="180"/>
+              <w:jc w:val="left"/>
+            </w:pPr>
+            <w:r>
+              <w:rPr>
+                <w:rFonts w:ascii="Arial" w:cs="Arial" w:eastAsia="Arial" w:hAnsi="Arial"/>
+                <w:b w:val="false"/>
+                <w:bCs w:val="false"/>
+                <w:i w:val="false"/>
+                <w:iCs w:val="false"/>
+                <w:color w:val="000000"/>
+                <w:sz w:val="18"/>
+                <w:szCs w:val="18"/>
+              </w:rPr>
+              <w:t xml:space="preserve">–  Variegated leaves (green and white sections) of a commonly available ornamental plant, when tested for starch with iodine solution after a period in the light, show blue-black colouration only in the green sections — demonstrating that chlorophyll is required for photosynthesis to produce starch.</w:t>
+            </w:r>
+          </w:p>
+        </w:tc>
+      </w:tr>
+    </w:tbl>
+    <w:p>
+      <w:pPr>
+        <w:spacing w:after="120"/>
+      </w:pPr>
+      <w:r>
+        <w:t xml:space="preserve"/>
       </w:r>
     </w:p>
     <w:p>
@@ -150,7 +2559,7 @@
         </w:rPr>
         <w:t xml:space="preserve">© 2026 SeaVuria and ARES. This work is licensed under a </w:t>
       </w:r>
-      <w:hyperlink w:history="1" r:id="rIdfizmtrr78j_teap9d0_dh">
+      <w:hyperlink w:history="1" r:id="rIdcxxi7aiuifyergrfmgcen">
         <w:r>
           <w:rPr>
             <w:rFonts w:ascii="Arial" w:cs="Arial" w:eastAsia="Arial" w:hAnsi="Arial"/>
@@ -170,7 +2579,7 @@
         </w:rPr>
         <w:t xml:space="preserve"> (</w:t>
       </w:r>
-      <w:hyperlink w:history="1" r:id="rIdnq11qnsf9h4npg--txfho">
+      <w:hyperlink w:history="1" r:id="rIdnsyweovcr8kqb9rma72kn">
         <w:r>
           <w:rPr>
             <w:rFonts w:ascii="Arial" w:cs="Arial" w:eastAsia="Arial" w:hAnsi="Arial"/>
@@ -190,7 +2599,7 @@
         </w:rPr>
         <w:t xml:space="preserve">). To view a copy of this license, visit </w:t>
       </w:r>
-      <w:hyperlink w:history="1" r:id="rIdmjvq9ksaucksxsviynoyd">
+      <w:hyperlink w:history="1" r:id="rId3yqryqdafholloh8uk-7x">
         <w:r>
           <w:rPr>
             <w:rFonts w:ascii="Arial" w:cs="Arial" w:eastAsia="Arial" w:hAnsi="Arial"/>
@@ -209,2415 +2618,6 @@
           <w:szCs w:val="17"/>
         </w:rPr>
         <w:t xml:space="preserve">. You are free to copy, redistribute, and adapt this material in any medium or format, provided appropriate credit is given and the material is not used for commercial purposes. KICD learning outcomes and curriculum designations reproduced here for alignment purposes remain the property of KICD and are not covered by this license. Linked external resources (e.g. CK-12, Khan Academy, PhET) are subject to their own licenses.</w:t>
-      </w:r>
-    </w:p>
-    <w:p>
-      <w:pPr>
-        <w:spacing w:after="120"/>
-      </w:pPr>
-      <w:r>
-        <w:t xml:space="preserve"/>
-      </w:r>
-    </w:p>
-    <w:tbl>
-      <w:tblPr>
-        <w:tblW w:type="dxa" w:w="13680"/>
-        <w:tblBorders>
-          <w:top w:val="single" w:color="AAAAAA" w:sz="4"/>
-          <w:left w:val="single" w:color="AAAAAA" w:sz="4"/>
-          <w:bottom w:val="single" w:color="AAAAAA" w:sz="4"/>
-          <w:right w:val="single" w:color="AAAAAA" w:sz="4"/>
-          <w:insideH w:val="single" w:color="auto" w:sz="4"/>
-          <w:insideV w:val="single" w:color="auto" w:sz="4"/>
-        </w:tblBorders>
-        <w:tblLayout w:type="fixed"/>
-      </w:tblPr>
-      <w:tblGrid>
-        <w:gridCol w:w="3000"/>
-        <w:gridCol w:w="10680"/>
-      </w:tblGrid>
-      <w:tr>
-        <w:tc>
-          <w:tcPr>
-            <w:tcW w:type="dxa" w:w="13680"/>
-            <w:gridSpan w:val="2"/>
-            <w:shd w:fill="1F3864" w:color="auto" w:val="clear"/>
-            <w:tcMar>
-              <w:top w:type="dxa" w:w="60"/>
-              <w:left w:type="dxa" w:w="120"/>
-              <w:bottom w:type="dxa" w:w="60"/>
-              <w:right w:type="dxa" w:w="120"/>
-            </w:tcMar>
-            <w:vAlign w:val="top"/>
-          </w:tcPr>
-          <w:p>
-            <w:pPr>
-              <w:spacing w:after="40" w:before="0"/>
-              <w:jc w:val="center"/>
-            </w:pPr>
-            <w:r>
-              <w:rPr>
-                <w:rFonts w:ascii="Arial" w:cs="Arial" w:eastAsia="Arial" w:hAnsi="Arial"/>
-                <w:b/>
-                <w:bCs/>
-                <w:i w:val="false"/>
-                <w:iCs w:val="false"/>
-                <w:color w:val="FFFFFF"/>
-                <w:sz w:val="22"/>
-                <w:szCs w:val="22"/>
-              </w:rPr>
-              <w:t xml:space="preserve">SUB-STRAND OVERVIEW</w:t>
-            </w:r>
-          </w:p>
-        </w:tc>
-      </w:tr>
-      <w:tr>
-        <w:tc>
-          <w:tcPr>
-            <w:tcW w:type="dxa" w:w="3000"/>
-            <w:shd w:fill="D5E8F0" w:color="auto" w:val="clear"/>
-            <w:tcMar>
-              <w:top w:type="dxa" w:w="60"/>
-              <w:left w:type="dxa" w:w="120"/>
-              <w:bottom w:type="dxa" w:w="60"/>
-              <w:right w:type="dxa" w:w="120"/>
-            </w:tcMar>
-            <w:vAlign w:val="top"/>
-          </w:tcPr>
-          <w:p>
-            <w:pPr>
-              <w:spacing w:after="40" w:before="0"/>
-              <w:jc w:val="left"/>
-            </w:pPr>
-            <w:r>
-              <w:rPr>
-                <w:rFonts w:ascii="Arial" w:cs="Arial" w:eastAsia="Arial" w:hAnsi="Arial"/>
-                <w:b/>
-                <w:bCs/>
-                <w:i w:val="false"/>
-                <w:iCs w:val="false"/>
-                <w:color w:val="000000"/>
-                <w:sz w:val="18"/>
-                <w:szCs w:val="18"/>
-              </w:rPr>
-              <w:t xml:space="preserve">Grade Level</w:t>
-            </w:r>
-          </w:p>
-        </w:tc>
-        <w:tc>
-          <w:tcPr>
-            <w:tcW w:type="dxa" w:w="10680"/>
-            <w:shd w:fill="FFFFFF" w:color="auto" w:val="clear"/>
-            <w:tcMar>
-              <w:top w:type="dxa" w:w="60"/>
-              <w:left w:type="dxa" w:w="120"/>
-              <w:bottom w:type="dxa" w:w="60"/>
-              <w:right w:type="dxa" w:w="120"/>
-            </w:tcMar>
-            <w:vAlign w:val="top"/>
-          </w:tcPr>
-          <w:p>
-            <w:pPr>
-              <w:spacing w:after="40" w:before="0"/>
-              <w:jc w:val="left"/>
-            </w:pPr>
-            <w:r>
-              <w:rPr>
-                <w:rFonts w:ascii="Arial" w:cs="Arial" w:eastAsia="Arial" w:hAnsi="Arial"/>
-                <w:b w:val="false"/>
-                <w:bCs w:val="false"/>
-                <w:i w:val="false"/>
-                <w:iCs w:val="false"/>
-                <w:color w:val="000000"/>
-                <w:sz w:val="18"/>
-                <w:szCs w:val="18"/>
-              </w:rPr>
-              <w:t xml:space="preserve">10</w:t>
-            </w:r>
-          </w:p>
-        </w:tc>
-      </w:tr>
-      <w:tr>
-        <w:tc>
-          <w:tcPr>
-            <w:tcW w:type="dxa" w:w="3000"/>
-            <w:shd w:fill="D5E8F0" w:color="auto" w:val="clear"/>
-            <w:tcMar>
-              <w:top w:type="dxa" w:w="60"/>
-              <w:left w:type="dxa" w:w="120"/>
-              <w:bottom w:type="dxa" w:w="60"/>
-              <w:right w:type="dxa" w:w="120"/>
-            </w:tcMar>
-            <w:vAlign w:val="top"/>
-          </w:tcPr>
-          <w:p>
-            <w:pPr>
-              <w:spacing w:after="40" w:before="0"/>
-              <w:jc w:val="left"/>
-            </w:pPr>
-            <w:r>
-              <w:rPr>
-                <w:rFonts w:ascii="Arial" w:cs="Arial" w:eastAsia="Arial" w:hAnsi="Arial"/>
-                <w:b/>
-                <w:bCs/>
-                <w:i w:val="false"/>
-                <w:iCs w:val="false"/>
-                <w:color w:val="000000"/>
-                <w:sz w:val="18"/>
-                <w:szCs w:val="18"/>
-              </w:rPr>
-              <w:t xml:space="preserve">Subject</w:t>
-            </w:r>
-          </w:p>
-        </w:tc>
-        <w:tc>
-          <w:tcPr>
-            <w:tcW w:type="dxa" w:w="10680"/>
-            <w:shd w:fill="FFFFFF" w:color="auto" w:val="clear"/>
-            <w:tcMar>
-              <w:top w:type="dxa" w:w="60"/>
-              <w:left w:type="dxa" w:w="120"/>
-              <w:bottom w:type="dxa" w:w="60"/>
-              <w:right w:type="dxa" w:w="120"/>
-            </w:tcMar>
-            <w:vAlign w:val="top"/>
-          </w:tcPr>
-          <w:p>
-            <w:pPr>
-              <w:spacing w:after="40" w:before="0"/>
-              <w:jc w:val="left"/>
-            </w:pPr>
-            <w:r>
-              <w:rPr>
-                <w:rFonts w:ascii="Arial" w:cs="Arial" w:eastAsia="Arial" w:hAnsi="Arial"/>
-                <w:b w:val="false"/>
-                <w:bCs w:val="false"/>
-                <w:i w:val="false"/>
-                <w:iCs w:val="false"/>
-                <w:color w:val="000000"/>
-                <w:sz w:val="18"/>
-                <w:szCs w:val="18"/>
-              </w:rPr>
-              <w:t xml:space="preserve">Biology</w:t>
-            </w:r>
-          </w:p>
-        </w:tc>
-      </w:tr>
-      <w:tr>
-        <w:tc>
-          <w:tcPr>
-            <w:tcW w:type="dxa" w:w="3000"/>
-            <w:shd w:fill="D5E8F0" w:color="auto" w:val="clear"/>
-            <w:tcMar>
-              <w:top w:type="dxa" w:w="60"/>
-              <w:left w:type="dxa" w:w="120"/>
-              <w:bottom w:type="dxa" w:w="60"/>
-              <w:right w:type="dxa" w:w="120"/>
-            </w:tcMar>
-            <w:vAlign w:val="top"/>
-          </w:tcPr>
-          <w:p>
-            <w:pPr>
-              <w:spacing w:after="40" w:before="0"/>
-              <w:jc w:val="left"/>
-            </w:pPr>
-            <w:r>
-              <w:rPr>
-                <w:rFonts w:ascii="Arial" w:cs="Arial" w:eastAsia="Arial" w:hAnsi="Arial"/>
-                <w:b/>
-                <w:bCs/>
-                <w:i w:val="false"/>
-                <w:iCs w:val="false"/>
-                <w:color w:val="000000"/>
-                <w:sz w:val="18"/>
-                <w:szCs w:val="18"/>
-              </w:rPr>
-              <w:t xml:space="preserve">Strand</w:t>
-            </w:r>
-          </w:p>
-        </w:tc>
-        <w:tc>
-          <w:tcPr>
-            <w:tcW w:type="dxa" w:w="10680"/>
-            <w:shd w:fill="FFFFFF" w:color="auto" w:val="clear"/>
-            <w:tcMar>
-              <w:top w:type="dxa" w:w="60"/>
-              <w:left w:type="dxa" w:w="120"/>
-              <w:bottom w:type="dxa" w:w="60"/>
-              <w:right w:type="dxa" w:w="120"/>
-            </w:tcMar>
-            <w:vAlign w:val="top"/>
-          </w:tcPr>
-          <w:p>
-            <w:pPr>
-              <w:spacing w:after="40" w:before="0"/>
-              <w:jc w:val="left"/>
-            </w:pPr>
-            <w:r>
-              <w:rPr>
-                <w:rFonts w:ascii="Arial" w:cs="Arial" w:eastAsia="Arial" w:hAnsi="Arial"/>
-                <w:b w:val="false"/>
-                <w:bCs w:val="false"/>
-                <w:i w:val="false"/>
-                <w:iCs w:val="false"/>
-                <w:color w:val="000000"/>
-                <w:sz w:val="18"/>
-                <w:szCs w:val="18"/>
-              </w:rPr>
-              <w:t xml:space="preserve">Strand 2.0: Physiology of Plants and Animals</w:t>
-            </w:r>
-          </w:p>
-        </w:tc>
-      </w:tr>
-      <w:tr>
-        <w:tc>
-          <w:tcPr>
-            <w:tcW w:type="dxa" w:w="3000"/>
-            <w:shd w:fill="D5E8F0" w:color="auto" w:val="clear"/>
-            <w:tcMar>
-              <w:top w:type="dxa" w:w="60"/>
-              <w:left w:type="dxa" w:w="120"/>
-              <w:bottom w:type="dxa" w:w="60"/>
-              <w:right w:type="dxa" w:w="120"/>
-            </w:tcMar>
-            <w:vAlign w:val="top"/>
-          </w:tcPr>
-          <w:p>
-            <w:pPr>
-              <w:spacing w:after="40" w:before="0"/>
-              <w:jc w:val="left"/>
-            </w:pPr>
-            <w:r>
-              <w:rPr>
-                <w:rFonts w:ascii="Arial" w:cs="Arial" w:eastAsia="Arial" w:hAnsi="Arial"/>
-                <w:b/>
-                <w:bCs/>
-                <w:i w:val="false"/>
-                <w:iCs w:val="false"/>
-                <w:color w:val="000000"/>
-                <w:sz w:val="18"/>
-                <w:szCs w:val="18"/>
-              </w:rPr>
-              <w:t xml:space="preserve">Sub-Strand</w:t>
-            </w:r>
-          </w:p>
-        </w:tc>
-        <w:tc>
-          <w:tcPr>
-            <w:tcW w:type="dxa" w:w="10680"/>
-            <w:shd w:fill="FFFFFF" w:color="auto" w:val="clear"/>
-            <w:tcMar>
-              <w:top w:type="dxa" w:w="60"/>
-              <w:left w:type="dxa" w:w="120"/>
-              <w:bottom w:type="dxa" w:w="60"/>
-              <w:right w:type="dxa" w:w="120"/>
-            </w:tcMar>
-            <w:vAlign w:val="top"/>
-          </w:tcPr>
-          <w:p>
-            <w:pPr>
-              <w:spacing w:after="40" w:before="0"/>
-              <w:jc w:val="left"/>
-            </w:pPr>
-            <w:r>
-              <w:rPr>
-                <w:rFonts w:ascii="Arial" w:cs="Arial" w:eastAsia="Arial" w:hAnsi="Arial"/>
-                <w:b w:val="false"/>
-                <w:bCs w:val="false"/>
-                <w:i w:val="false"/>
-                <w:iCs w:val="false"/>
-                <w:color w:val="000000"/>
-                <w:sz w:val="18"/>
-                <w:szCs w:val="18"/>
-              </w:rPr>
-              <w:t xml:space="preserve">Sub-Strand 2.1: Plant Nutrition</w:t>
-            </w:r>
-          </w:p>
-        </w:tc>
-      </w:tr>
-      <w:tr>
-        <w:tc>
-          <w:tcPr>
-            <w:tcW w:type="dxa" w:w="3000"/>
-            <w:shd w:fill="D5E8F0" w:color="auto" w:val="clear"/>
-            <w:tcMar>
-              <w:top w:type="dxa" w:w="60"/>
-              <w:left w:type="dxa" w:w="120"/>
-              <w:bottom w:type="dxa" w:w="60"/>
-              <w:right w:type="dxa" w:w="120"/>
-            </w:tcMar>
-            <w:vAlign w:val="top"/>
-          </w:tcPr>
-          <w:p>
-            <w:pPr>
-              <w:spacing w:after="40" w:before="0"/>
-              <w:jc w:val="left"/>
-            </w:pPr>
-            <w:r>
-              <w:rPr>
-                <w:rFonts w:ascii="Arial" w:cs="Arial" w:eastAsia="Arial" w:hAnsi="Arial"/>
-                <w:b/>
-                <w:bCs/>
-                <w:i w:val="false"/>
-                <w:iCs w:val="false"/>
-                <w:color w:val="000000"/>
-                <w:sz w:val="18"/>
-                <w:szCs w:val="18"/>
-              </w:rPr>
-              <w:t xml:space="preserve">Total Duration</w:t>
-            </w:r>
-          </w:p>
-        </w:tc>
-        <w:tc>
-          <w:tcPr>
-            <w:tcW w:type="dxa" w:w="10680"/>
-            <w:shd w:fill="FFFFFF" w:color="auto" w:val="clear"/>
-            <w:tcMar>
-              <w:top w:type="dxa" w:w="60"/>
-              <w:left w:type="dxa" w:w="120"/>
-              <w:bottom w:type="dxa" w:w="60"/>
-              <w:right w:type="dxa" w:w="120"/>
-            </w:tcMar>
-            <w:vAlign w:val="top"/>
-          </w:tcPr>
-          <w:p>
-            <w:pPr>
-              <w:spacing w:after="40" w:before="0"/>
-              <w:jc w:val="left"/>
-            </w:pPr>
-            <w:r>
-              <w:rPr>
-                <w:rFonts w:ascii="Arial" w:cs="Arial" w:eastAsia="Arial" w:hAnsi="Arial"/>
-                <w:b w:val="false"/>
-                <w:bCs w:val="false"/>
-                <w:i w:val="false"/>
-                <w:iCs w:val="false"/>
-                <w:color w:val="000000"/>
-                <w:sz w:val="18"/>
-                <w:szCs w:val="18"/>
-              </w:rPr>
-              <w:t xml:space="preserve">10 lessons × 40 minutes = 400 minutes total</w:t>
-            </w:r>
-          </w:p>
-        </w:tc>
-      </w:tr>
-      <w:tr>
-        <w:tc>
-          <w:tcPr>
-            <w:tcW w:type="dxa" w:w="3000"/>
-            <w:shd w:fill="D5E8F0" w:color="auto" w:val="clear"/>
-            <w:tcMar>
-              <w:top w:type="dxa" w:w="60"/>
-              <w:left w:type="dxa" w:w="120"/>
-              <w:bottom w:type="dxa" w:w="60"/>
-              <w:right w:type="dxa" w:w="120"/>
-            </w:tcMar>
-            <w:vAlign w:val="top"/>
-          </w:tcPr>
-          <w:p>
-            <w:pPr>
-              <w:spacing w:after="40" w:before="0"/>
-              <w:jc w:val="left"/>
-            </w:pPr>
-            <w:r>
-              <w:rPr>
-                <w:rFonts w:ascii="Arial" w:cs="Arial" w:eastAsia="Arial" w:hAnsi="Arial"/>
-                <w:b/>
-                <w:bCs/>
-                <w:i w:val="false"/>
-                <w:iCs w:val="false"/>
-                <w:color w:val="000000"/>
-                <w:sz w:val="18"/>
-                <w:szCs w:val="18"/>
-              </w:rPr>
-              <w:t xml:space="preserve">Sub-Strand Content</w:t>
-            </w:r>
-          </w:p>
-        </w:tc>
-        <w:tc>
-          <w:tcPr>
-            <w:tcW w:type="dxa" w:w="10680"/>
-            <w:shd w:fill="FFFFFF" w:color="auto" w:val="clear"/>
-            <w:tcMar>
-              <w:top w:type="dxa" w:w="60"/>
-              <w:left w:type="dxa" w:w="120"/>
-              <w:bottom w:type="dxa" w:w="60"/>
-              <w:right w:type="dxa" w:w="120"/>
-            </w:tcMar>
-            <w:vAlign w:val="top"/>
-          </w:tcPr>
-          <w:p>
-            <w:pPr>
-              <w:spacing w:after="30" w:before="0"/>
-              <w:ind w:left="360" w:hanging="180"/>
-              <w:jc w:val="left"/>
-            </w:pPr>
-            <w:r>
-              <w:rPr>
-                <w:rFonts w:ascii="Arial" w:cs="Arial" w:eastAsia="Arial" w:hAnsi="Arial"/>
-                <w:b w:val="false"/>
-                <w:bCs w:val="false"/>
-                <w:i w:val="false"/>
-                <w:iCs w:val="false"/>
-                <w:color w:val="000000"/>
-                <w:sz w:val="18"/>
-                <w:szCs w:val="18"/>
-              </w:rPr>
-              <w:t xml:space="preserve">–  Autotrophic and heterotrophic nutrition in plants</w:t>
-            </w:r>
-          </w:p>
-          <w:p>
-            <w:pPr>
-              <w:spacing w:after="30" w:before="0"/>
-              <w:ind w:left="360" w:hanging="180"/>
-              <w:jc w:val="left"/>
-            </w:pPr>
-            <w:r>
-              <w:rPr>
-                <w:rFonts w:ascii="Arial" w:cs="Arial" w:eastAsia="Arial" w:hAnsi="Arial"/>
-                <w:b w:val="false"/>
-                <w:bCs w:val="false"/>
-                <w:i w:val="false"/>
-                <w:iCs w:val="false"/>
-                <w:color w:val="000000"/>
-                <w:sz w:val="18"/>
-                <w:szCs w:val="18"/>
-              </w:rPr>
-              <w:t xml:space="preserve">–  Structure and function of the leaf as an organ of photosynthesis</w:t>
-            </w:r>
-          </w:p>
-          <w:p>
-            <w:pPr>
-              <w:spacing w:after="30" w:before="0"/>
-              <w:ind w:left="360" w:hanging="180"/>
-              <w:jc w:val="left"/>
-            </w:pPr>
-            <w:r>
-              <w:rPr>
-                <w:rFonts w:ascii="Arial" w:cs="Arial" w:eastAsia="Arial" w:hAnsi="Arial"/>
-                <w:b w:val="false"/>
-                <w:bCs w:val="false"/>
-                <w:i w:val="false"/>
-                <w:iCs w:val="false"/>
-                <w:color w:val="000000"/>
-                <w:sz w:val="18"/>
-                <w:szCs w:val="18"/>
-              </w:rPr>
-              <w:t xml:space="preserve">–  Raw materials for photosynthesis: carbon dioxide, water, light energy, chlorophyll</w:t>
-            </w:r>
-          </w:p>
-          <w:p>
-            <w:pPr>
-              <w:spacing w:after="30" w:before="0"/>
-              <w:ind w:left="360" w:hanging="180"/>
-              <w:jc w:val="left"/>
-            </w:pPr>
-            <w:r>
-              <w:rPr>
-                <w:rFonts w:ascii="Arial" w:cs="Arial" w:eastAsia="Arial" w:hAnsi="Arial"/>
-                <w:b w:val="false"/>
-                <w:bCs w:val="false"/>
-                <w:i w:val="false"/>
-                <w:iCs w:val="false"/>
-                <w:color w:val="000000"/>
-                <w:sz w:val="18"/>
-                <w:szCs w:val="18"/>
-              </w:rPr>
-              <w:t xml:space="preserve">–  Light-dependent and light-independent (dark) reactions of photosynthesis</w:t>
-            </w:r>
-          </w:p>
-          <w:p>
-            <w:pPr>
-              <w:spacing w:after="30" w:before="0"/>
-              <w:ind w:left="360" w:hanging="180"/>
-              <w:jc w:val="left"/>
-            </w:pPr>
-            <w:r>
-              <w:rPr>
-                <w:rFonts w:ascii="Arial" w:cs="Arial" w:eastAsia="Arial" w:hAnsi="Arial"/>
-                <w:b w:val="false"/>
-                <w:bCs w:val="false"/>
-                <w:i w:val="false"/>
-                <w:iCs w:val="false"/>
-                <w:color w:val="000000"/>
-                <w:sz w:val="18"/>
-                <w:szCs w:val="18"/>
-              </w:rPr>
-              <w:t xml:space="preserve">–  Factors affecting the rate of photosynthesis: light intensity, carbon dioxide concentration, temperature, water availability</w:t>
-            </w:r>
-          </w:p>
-          <w:p>
-            <w:pPr>
-              <w:spacing w:after="30" w:before="0"/>
-              <w:ind w:left="360" w:hanging="180"/>
-              <w:jc w:val="left"/>
-            </w:pPr>
-            <w:r>
-              <w:rPr>
-                <w:rFonts w:ascii="Arial" w:cs="Arial" w:eastAsia="Arial" w:hAnsi="Arial"/>
-                <w:b w:val="false"/>
-                <w:bCs w:val="false"/>
-                <w:i w:val="false"/>
-                <w:iCs w:val="false"/>
-                <w:color w:val="000000"/>
-                <w:sz w:val="18"/>
-                <w:szCs w:val="18"/>
-              </w:rPr>
-              <w:t xml:space="preserve">–  Experiments to investigate factors affecting the rate of photosynthesis (e.g., DCPIP decolourisation, oxygen bubble counting in Elodea/aquatic plants)</w:t>
-            </w:r>
-          </w:p>
-          <w:p>
-            <w:pPr>
-              <w:spacing w:after="30" w:before="0"/>
-              <w:ind w:left="360" w:hanging="180"/>
-              <w:jc w:val="left"/>
-            </w:pPr>
-            <w:r>
-              <w:rPr>
-                <w:rFonts w:ascii="Arial" w:cs="Arial" w:eastAsia="Arial" w:hAnsi="Arial"/>
-                <w:b w:val="false"/>
-                <w:bCs w:val="false"/>
-                <w:i w:val="false"/>
-                <w:iCs w:val="false"/>
-                <w:color w:val="000000"/>
-                <w:sz w:val="18"/>
-                <w:szCs w:val="18"/>
-              </w:rPr>
-              <w:t xml:space="preserve">–  Leaf adaptations for photosynthesis (thin lamina, large surface area, stomata, chloroplasts, vascular bundles)</w:t>
-            </w:r>
-          </w:p>
-          <w:p>
-            <w:pPr>
-              <w:spacing w:after="30" w:before="0"/>
-              <w:ind w:left="360" w:hanging="180"/>
-              <w:jc w:val="left"/>
-            </w:pPr>
-            <w:r>
-              <w:rPr>
-                <w:rFonts w:ascii="Arial" w:cs="Arial" w:eastAsia="Arial" w:hAnsi="Arial"/>
-                <w:b w:val="false"/>
-                <w:bCs w:val="false"/>
-                <w:i w:val="false"/>
-                <w:iCs w:val="false"/>
-                <w:color w:val="000000"/>
-                <w:sz w:val="18"/>
-                <w:szCs w:val="18"/>
-              </w:rPr>
-              <w:t xml:space="preserve">–  Mineral nutrition in plants: macronutrients and micronutrients, deficiency symptoms</w:t>
-            </w:r>
-          </w:p>
-          <w:p>
-            <w:pPr>
-              <w:spacing w:after="30" w:before="0"/>
-              <w:ind w:left="360" w:hanging="180"/>
-              <w:jc w:val="left"/>
-            </w:pPr>
-            <w:r>
-              <w:rPr>
-                <w:rFonts w:ascii="Arial" w:cs="Arial" w:eastAsia="Arial" w:hAnsi="Arial"/>
-                <w:b w:val="false"/>
-                <w:bCs w:val="false"/>
-                <w:i w:val="false"/>
-                <w:iCs w:val="false"/>
-                <w:color w:val="000000"/>
-                <w:sz w:val="18"/>
-                <w:szCs w:val="18"/>
-              </w:rPr>
-              <w:t xml:space="preserve">–  Importance of photosynthesis to ecosystems and food chains (producer role)</w:t>
-            </w:r>
-          </w:p>
-          <w:p>
-            <w:pPr>
-              <w:spacing w:after="30" w:before="0"/>
-              <w:ind w:left="360" w:hanging="180"/>
-              <w:jc w:val="left"/>
-            </w:pPr>
-            <w:r>
-              <w:rPr>
-                <w:rFonts w:ascii="Arial" w:cs="Arial" w:eastAsia="Arial" w:hAnsi="Arial"/>
-                <w:b w:val="false"/>
-                <w:bCs w:val="false"/>
-                <w:i w:val="false"/>
-                <w:iCs w:val="false"/>
-                <w:color w:val="000000"/>
-                <w:sz w:val="18"/>
-                <w:szCs w:val="18"/>
-              </w:rPr>
-              <w:t xml:space="preserve">–  Applications of plant nutrition: greenhouse farming, hydroponics, fertiliser use in Kenyan agriculture</w:t>
-            </w:r>
-          </w:p>
-        </w:tc>
-      </w:tr>
-      <w:tr>
-        <w:tc>
-          <w:tcPr>
-            <w:tcW w:type="dxa" w:w="3000"/>
-            <w:shd w:fill="D5E8F0" w:color="auto" w:val="clear"/>
-            <w:tcMar>
-              <w:top w:type="dxa" w:w="60"/>
-              <w:left w:type="dxa" w:w="120"/>
-              <w:bottom w:type="dxa" w:w="60"/>
-              <w:right w:type="dxa" w:w="120"/>
-            </w:tcMar>
-            <w:vAlign w:val="top"/>
-          </w:tcPr>
-          <w:p>
-            <w:pPr>
-              <w:spacing w:after="40" w:before="0"/>
-              <w:jc w:val="left"/>
-            </w:pPr>
-            <w:r>
-              <w:rPr>
-                <w:rFonts w:ascii="Arial" w:cs="Arial" w:eastAsia="Arial" w:hAnsi="Arial"/>
-                <w:b/>
-                <w:bCs/>
-                <w:i w:val="false"/>
-                <w:iCs w:val="false"/>
-                <w:color w:val="000000"/>
-                <w:sz w:val="18"/>
-                <w:szCs w:val="18"/>
-              </w:rPr>
-              <w:t xml:space="preserve">Learning Outcomes</w:t>
-            </w:r>
-          </w:p>
-        </w:tc>
-        <w:tc>
-          <w:tcPr>
-            <w:tcW w:type="dxa" w:w="10680"/>
-            <w:shd w:fill="FFFFFF" w:color="auto" w:val="clear"/>
-            <w:tcMar>
-              <w:top w:type="dxa" w:w="60"/>
-              <w:left w:type="dxa" w:w="120"/>
-              <w:bottom w:type="dxa" w:w="60"/>
-              <w:right w:type="dxa" w:w="120"/>
-            </w:tcMar>
-            <w:vAlign w:val="top"/>
-          </w:tcPr>
-          <w:p>
-            <w:pPr>
-              <w:spacing w:after="40" w:before="0"/>
-              <w:jc w:val="left"/>
-            </w:pPr>
-            <w:r>
-              <w:rPr>
-                <w:rFonts w:ascii="Arial" w:cs="Arial" w:eastAsia="Arial" w:hAnsi="Arial"/>
-                <w:b w:val="false"/>
-                <w:bCs w:val="false"/>
-                <w:i w:val="false"/>
-                <w:iCs w:val="false"/>
-                <w:color w:val="000000"/>
-                <w:sz w:val="18"/>
-                <w:szCs w:val="18"/>
-              </w:rPr>
-              <w:t xml:space="preserve">By the end of the sub-strand, the learner should be able to:</w:t>
-            </w:r>
-          </w:p>
-          <w:p>
-            <w:pPr>
-              <w:spacing w:after="40" w:before="0"/>
-              <w:jc w:val="left"/>
-            </w:pPr>
-            <w:r>
-              <w:rPr>
-                <w:rFonts w:ascii="Arial" w:cs="Arial" w:eastAsia="Arial" w:hAnsi="Arial"/>
-                <w:b w:val="false"/>
-                <w:bCs w:val="false"/>
-                <w:i w:val="false"/>
-                <w:iCs w:val="false"/>
-                <w:color w:val="000000"/>
-                <w:sz w:val="18"/>
-                <w:szCs w:val="18"/>
-              </w:rPr>
-              <w:t xml:space="preserve">a) distinguish between autotrophic and heterotrophic nutrition in plants,</w:t>
-            </w:r>
-          </w:p>
-          <w:p>
-            <w:pPr>
-              <w:spacing w:after="40" w:before="0"/>
-              <w:jc w:val="left"/>
-            </w:pPr>
-            <w:r>
-              <w:rPr>
-                <w:rFonts w:ascii="Arial" w:cs="Arial" w:eastAsia="Arial" w:hAnsi="Arial"/>
-                <w:b w:val="false"/>
-                <w:bCs w:val="false"/>
-                <w:i w:val="false"/>
-                <w:iCs w:val="false"/>
-                <w:color w:val="000000"/>
-                <w:sz w:val="18"/>
-                <w:szCs w:val="18"/>
-              </w:rPr>
-              <w:t xml:space="preserve">b) describe the structure of the leaf and relate it to its role as the primary organ of photosynthesis,</w:t>
-            </w:r>
-          </w:p>
-          <w:p>
-            <w:pPr>
-              <w:spacing w:after="40" w:before="0"/>
-              <w:jc w:val="left"/>
-            </w:pPr>
-            <w:r>
-              <w:rPr>
-                <w:rFonts w:ascii="Arial" w:cs="Arial" w:eastAsia="Arial" w:hAnsi="Arial"/>
-                <w:b w:val="false"/>
-                <w:bCs w:val="false"/>
-                <w:i w:val="false"/>
-                <w:iCs w:val="false"/>
-                <w:color w:val="000000"/>
-                <w:sz w:val="18"/>
-                <w:szCs w:val="18"/>
-              </w:rPr>
-              <w:t xml:space="preserve">c) explain the process of photosynthesis, including the light-dependent and light-independent reactions and the role of each raw material,</w:t>
-            </w:r>
-          </w:p>
-          <w:p>
-            <w:pPr>
-              <w:spacing w:after="40" w:before="0"/>
-              <w:jc w:val="left"/>
-            </w:pPr>
-            <w:r>
-              <w:rPr>
-                <w:rFonts w:ascii="Arial" w:cs="Arial" w:eastAsia="Arial" w:hAnsi="Arial"/>
-                <w:b w:val="false"/>
-                <w:bCs w:val="false"/>
-                <w:i w:val="false"/>
-                <w:iCs w:val="false"/>
-                <w:color w:val="000000"/>
-                <w:sz w:val="18"/>
-                <w:szCs w:val="18"/>
-              </w:rPr>
-              <w:t xml:space="preserve">d) investigate and explain the factors that affect the rate of photosynthesis through experiments,</w:t>
-            </w:r>
-          </w:p>
-          <w:p>
-            <w:pPr>
-              <w:spacing w:after="40" w:before="0"/>
-              <w:jc w:val="left"/>
-            </w:pPr>
-            <w:r>
-              <w:rPr>
-                <w:rFonts w:ascii="Arial" w:cs="Arial" w:eastAsia="Arial" w:hAnsi="Arial"/>
-                <w:b w:val="false"/>
-                <w:bCs w:val="false"/>
-                <w:i w:val="false"/>
-                <w:iCs w:val="false"/>
-                <w:color w:val="000000"/>
-                <w:sz w:val="18"/>
-                <w:szCs w:val="18"/>
-              </w:rPr>
-              <w:t xml:space="preserve">e) describe the role of mineral nutrients in plant growth and identify deficiency symptoms,</w:t>
-            </w:r>
-          </w:p>
-          <w:p>
-            <w:pPr>
-              <w:spacing w:after="40" w:before="0"/>
-              <w:jc w:val="left"/>
-            </w:pPr>
-            <w:r>
-              <w:rPr>
-                <w:rFonts w:ascii="Arial" w:cs="Arial" w:eastAsia="Arial" w:hAnsi="Arial"/>
-                <w:b w:val="false"/>
-                <w:bCs w:val="false"/>
-                <w:i w:val="false"/>
-                <w:iCs w:val="false"/>
-                <w:color w:val="000000"/>
-                <w:sz w:val="18"/>
-                <w:szCs w:val="18"/>
-              </w:rPr>
-              <w:t xml:space="preserve">f) evaluate the significance of photosynthesis to ecosystems, agriculture, and food security in Kenya,</w:t>
-            </w:r>
-          </w:p>
-          <w:p>
-            <w:pPr>
-              <w:spacing w:after="40" w:before="0"/>
-              <w:jc w:val="left"/>
-            </w:pPr>
-            <w:r>
-              <w:rPr>
-                <w:rFonts w:ascii="Arial" w:cs="Arial" w:eastAsia="Arial" w:hAnsi="Arial"/>
-                <w:b w:val="false"/>
-                <w:bCs w:val="false"/>
-                <w:i w:val="false"/>
-                <w:iCs w:val="false"/>
-                <w:color w:val="000000"/>
-                <w:sz w:val="18"/>
-                <w:szCs w:val="18"/>
-              </w:rPr>
-              <w:t xml:space="preserve">g) appreciate the importance of plant nutrition in sustaining life on Earth.</w:t>
-            </w:r>
-          </w:p>
-        </w:tc>
-      </w:tr>
-      <w:tr>
-        <w:tc>
-          <w:tcPr>
-            <w:tcW w:type="dxa" w:w="3000"/>
-            <w:shd w:fill="D5E8F0" w:color="auto" w:val="clear"/>
-            <w:tcMar>
-              <w:top w:type="dxa" w:w="60"/>
-              <w:left w:type="dxa" w:w="120"/>
-              <w:bottom w:type="dxa" w:w="60"/>
-              <w:right w:type="dxa" w:w="120"/>
-            </w:tcMar>
-            <w:vAlign w:val="top"/>
-          </w:tcPr>
-          <w:p>
-            <w:pPr>
-              <w:spacing w:after="40" w:before="0"/>
-              <w:jc w:val="left"/>
-            </w:pPr>
-            <w:r>
-              <w:rPr>
-                <w:rFonts w:ascii="Arial" w:cs="Arial" w:eastAsia="Arial" w:hAnsi="Arial"/>
-                <w:b/>
-                <w:bCs/>
-                <w:i w:val="false"/>
-                <w:iCs w:val="false"/>
-                <w:color w:val="000000"/>
-                <w:sz w:val="18"/>
-                <w:szCs w:val="18"/>
-              </w:rPr>
-              <w:t xml:space="preserve">Core Competencies</w:t>
-            </w:r>
-          </w:p>
-        </w:tc>
-        <w:tc>
-          <w:tcPr>
-            <w:tcW w:type="dxa" w:w="10680"/>
-            <w:shd w:fill="FFFFFF" w:color="auto" w:val="clear"/>
-            <w:tcMar>
-              <w:top w:type="dxa" w:w="60"/>
-              <w:left w:type="dxa" w:w="120"/>
-              <w:bottom w:type="dxa" w:w="60"/>
-              <w:right w:type="dxa" w:w="120"/>
-            </w:tcMar>
-            <w:vAlign w:val="top"/>
-          </w:tcPr>
-          <w:p>
-            <w:pPr>
-              <w:spacing w:after="30" w:before="0"/>
-              <w:ind w:left="360" w:hanging="180"/>
-              <w:jc w:val="left"/>
-            </w:pPr>
-            <w:r>
-              <w:rPr>
-                <w:rFonts w:ascii="Arial" w:cs="Arial" w:eastAsia="Arial" w:hAnsi="Arial"/>
-                <w:b w:val="false"/>
-                <w:bCs w:val="false"/>
-                <w:i w:val="false"/>
-                <w:iCs w:val="false"/>
-                <w:color w:val="000000"/>
-                <w:sz w:val="18"/>
-                <w:szCs w:val="18"/>
-              </w:rPr>
-              <w:t xml:space="preserve">–  Communication and Collaboration: Learners collaboratively design and carry out experiments on photosynthesis (e.g., counting oxygen bubbles from aquatic plants in a Kisumu lake-water setup) and present findings to peers using annotated diagrams and data tables.</w:t>
-            </w:r>
-          </w:p>
-          <w:p>
-            <w:pPr>
-              <w:spacing w:after="30" w:before="0"/>
-              <w:ind w:left="360" w:hanging="180"/>
-              <w:jc w:val="left"/>
-            </w:pPr>
-            <w:r>
-              <w:rPr>
-                <w:rFonts w:ascii="Arial" w:cs="Arial" w:eastAsia="Arial" w:hAnsi="Arial"/>
-                <w:b w:val="false"/>
-                <w:bCs w:val="false"/>
-                <w:i w:val="false"/>
-                <w:iCs w:val="false"/>
-                <w:color w:val="000000"/>
-                <w:sz w:val="18"/>
-                <w:szCs w:val="18"/>
-              </w:rPr>
-              <w:t xml:space="preserve">–  Critical Thinking and Problem Solving: Learners analyse experimental results on factors affecting photosynthesis, identify anomalies in data, and propose explanations for why sukuma wiki grown in a shaded kitchen garden produces smaller leaves than those grown in full sunlight.</w:t>
-            </w:r>
-          </w:p>
-          <w:p>
-            <w:pPr>
-              <w:spacing w:after="30" w:before="0"/>
-              <w:ind w:left="360" w:hanging="180"/>
-              <w:jc w:val="left"/>
-            </w:pPr>
-            <w:r>
-              <w:rPr>
-                <w:rFonts w:ascii="Arial" w:cs="Arial" w:eastAsia="Arial" w:hAnsi="Arial"/>
-                <w:b w:val="false"/>
-                <w:bCs w:val="false"/>
-                <w:i w:val="false"/>
-                <w:iCs w:val="false"/>
-                <w:color w:val="000000"/>
-                <w:sz w:val="18"/>
-                <w:szCs w:val="18"/>
-              </w:rPr>
-              <w:t xml:space="preserve">–  Imagination and Creativity: Learners construct annotated 2D or 3D models of a leaf cross-section using locally available materials (cardboard, cellophane, drinking straws) to illustrate adaptations for photosynthesis.</w:t>
-            </w:r>
-          </w:p>
-          <w:p>
-            <w:pPr>
-              <w:spacing w:after="30" w:before="0"/>
-              <w:ind w:left="360" w:hanging="180"/>
-              <w:jc w:val="left"/>
-            </w:pPr>
-            <w:r>
-              <w:rPr>
-                <w:rFonts w:ascii="Arial" w:cs="Arial" w:eastAsia="Arial" w:hAnsi="Arial"/>
-                <w:b w:val="false"/>
-                <w:bCs w:val="false"/>
-                <w:i w:val="false"/>
-                <w:iCs w:val="false"/>
-                <w:color w:val="000000"/>
-                <w:sz w:val="18"/>
-                <w:szCs w:val="18"/>
-              </w:rPr>
-              <w:t xml:space="preserve">–  Digital Literacy: Where devices are available, learners use simulations or videos to visualise the light-dependent and light-independent reactions and record observations in digital or written logs.</w:t>
-            </w:r>
-          </w:p>
-          <w:p>
-            <w:pPr>
-              <w:spacing w:after="30" w:before="0"/>
-              <w:ind w:left="360" w:hanging="180"/>
-              <w:jc w:val="left"/>
-            </w:pPr>
-            <w:r>
-              <w:rPr>
-                <w:rFonts w:ascii="Arial" w:cs="Arial" w:eastAsia="Arial" w:hAnsi="Arial"/>
-                <w:b w:val="false"/>
-                <w:bCs w:val="false"/>
-                <w:i w:val="false"/>
-                <w:iCs w:val="false"/>
-                <w:color w:val="000000"/>
-                <w:sz w:val="18"/>
-                <w:szCs w:val="18"/>
-              </w:rPr>
-              <w:t xml:space="preserve">–  Self-efficacy: Learners develop confidence in scientific inquiry by designing fair-test investigations into one factor affecting the rate of photosynthesis and evaluating the reliability of their own results.</w:t>
-            </w:r>
-          </w:p>
-        </w:tc>
-      </w:tr>
-      <w:tr>
-        <w:tc>
-          <w:tcPr>
-            <w:tcW w:type="dxa" w:w="3000"/>
-            <w:shd w:fill="E2EFDA" w:color="auto" w:val="clear"/>
-            <w:tcMar>
-              <w:top w:type="dxa" w:w="60"/>
-              <w:left w:type="dxa" w:w="120"/>
-              <w:bottom w:type="dxa" w:w="60"/>
-              <w:right w:type="dxa" w:w="120"/>
-            </w:tcMar>
-            <w:vAlign w:val="top"/>
-          </w:tcPr>
-          <w:p>
-            <w:pPr>
-              <w:spacing w:after="40" w:before="0"/>
-              <w:jc w:val="left"/>
-            </w:pPr>
-            <w:r>
-              <w:rPr>
-                <w:rFonts w:ascii="Arial" w:cs="Arial" w:eastAsia="Arial" w:hAnsi="Arial"/>
-                <w:b/>
-                <w:bCs/>
-                <w:i w:val="false"/>
-                <w:iCs w:val="false"/>
-                <w:color w:val="000000"/>
-                <w:sz w:val="18"/>
-                <w:szCs w:val="18"/>
-              </w:rPr>
-              <w:t xml:space="preserve">Core Values</w:t>
-            </w:r>
-          </w:p>
-        </w:tc>
-        <w:tc>
-          <w:tcPr>
-            <w:tcW w:type="dxa" w:w="10680"/>
-            <w:shd w:fill="FFFFFF" w:color="auto" w:val="clear"/>
-            <w:tcMar>
-              <w:top w:type="dxa" w:w="60"/>
-              <w:left w:type="dxa" w:w="120"/>
-              <w:bottom w:type="dxa" w:w="60"/>
-              <w:right w:type="dxa" w:w="120"/>
-            </w:tcMar>
-            <w:vAlign w:val="top"/>
-          </w:tcPr>
-          <w:p>
-            <w:pPr>
-              <w:spacing w:after="30" w:before="0"/>
-              <w:ind w:left="360" w:hanging="180"/>
-              <w:jc w:val="left"/>
-            </w:pPr>
-            <w:r>
-              <w:rPr>
-                <w:rFonts w:ascii="Arial" w:cs="Arial" w:eastAsia="Arial" w:hAnsi="Arial"/>
-                <w:b w:val="false"/>
-                <w:bCs w:val="false"/>
-                <w:i w:val="false"/>
-                <w:iCs w:val="false"/>
-                <w:color w:val="000000"/>
-                <w:sz w:val="18"/>
-                <w:szCs w:val="18"/>
-              </w:rPr>
-              <w:t xml:space="preserve">–  Responsibility: Learners handle laboratory chemicals (iodine solution, ethanol) and living specimens (leaves, aquatic plants) safely and dispose of waste appropriately, reflecting responsible stewardship of school resources and the environment.</w:t>
-            </w:r>
-          </w:p>
-          <w:p>
-            <w:pPr>
-              <w:spacing w:after="30" w:before="0"/>
-              <w:ind w:left="360" w:hanging="180"/>
-              <w:jc w:val="left"/>
-            </w:pPr>
-            <w:r>
-              <w:rPr>
-                <w:rFonts w:ascii="Arial" w:cs="Arial" w:eastAsia="Arial" w:hAnsi="Arial"/>
-                <w:b w:val="false"/>
-                <w:bCs w:val="false"/>
-                <w:i w:val="false"/>
-                <w:iCs w:val="false"/>
-                <w:color w:val="000000"/>
-                <w:sz w:val="18"/>
-                <w:szCs w:val="18"/>
-              </w:rPr>
-              <w:t xml:space="preserve">–  Respect: Learners listen to and value peers' experimental observations and alternative explanations during group sensemaking discussions, appreciating diverse scientific thinking.</w:t>
-            </w:r>
-          </w:p>
-          <w:p>
-            <w:pPr>
-              <w:spacing w:after="30" w:before="0"/>
-              <w:ind w:left="360" w:hanging="180"/>
-              <w:jc w:val="left"/>
-            </w:pPr>
-            <w:r>
-              <w:rPr>
-                <w:rFonts w:ascii="Arial" w:cs="Arial" w:eastAsia="Arial" w:hAnsi="Arial"/>
-                <w:b w:val="false"/>
-                <w:bCs w:val="false"/>
-                <w:i w:val="false"/>
-                <w:iCs w:val="false"/>
-                <w:color w:val="000000"/>
-                <w:sz w:val="18"/>
-                <w:szCs w:val="18"/>
-              </w:rPr>
-              <w:t xml:space="preserve">–  Unity: Learners work in mixed-ability groups during practical investigations, sharing roles equitably and recognising that collaborative effort produces more reliable scientific conclusions.</w:t>
-            </w:r>
-          </w:p>
-          <w:p>
-            <w:pPr>
-              <w:spacing w:after="30" w:before="0"/>
-              <w:ind w:left="360" w:hanging="180"/>
-              <w:jc w:val="left"/>
-            </w:pPr>
-            <w:r>
-              <w:rPr>
-                <w:rFonts w:ascii="Arial" w:cs="Arial" w:eastAsia="Arial" w:hAnsi="Arial"/>
-                <w:b w:val="false"/>
-                <w:bCs w:val="false"/>
-                <w:i w:val="false"/>
-                <w:iCs w:val="false"/>
-                <w:color w:val="000000"/>
-                <w:sz w:val="18"/>
-                <w:szCs w:val="18"/>
-              </w:rPr>
-              <w:t xml:space="preserve">–  Social Justice: Learners connect plant nutrition to food security in Kenya, discussing how understanding photosynthesis and soil mineral nutrition can help smallholder farmers in the Rift Valley and Western Kenya improve crop yields.</w:t>
-            </w:r>
-          </w:p>
-        </w:tc>
-      </w:tr>
-      <w:tr>
-        <w:tc>
-          <w:tcPr>
-            <w:tcW w:type="dxa" w:w="3000"/>
-            <w:shd w:fill="D5E8F0" w:color="auto" w:val="clear"/>
-            <w:tcMar>
-              <w:top w:type="dxa" w:w="60"/>
-              <w:left w:type="dxa" w:w="120"/>
-              <w:bottom w:type="dxa" w:w="60"/>
-              <w:right w:type="dxa" w:w="120"/>
-            </w:tcMar>
-            <w:vAlign w:val="top"/>
-          </w:tcPr>
-          <w:p>
-            <w:pPr>
-              <w:spacing w:after="40" w:before="0"/>
-              <w:jc w:val="left"/>
-            </w:pPr>
-            <w:r>
-              <w:rPr>
-                <w:rFonts w:ascii="Arial" w:cs="Arial" w:eastAsia="Arial" w:hAnsi="Arial"/>
-                <w:b/>
-                <w:bCs/>
-                <w:i w:val="false"/>
-                <w:iCs w:val="false"/>
-                <w:color w:val="000000"/>
-                <w:sz w:val="18"/>
-                <w:szCs w:val="18"/>
-              </w:rPr>
-              <w:t xml:space="preserve">Science &amp; Engineering Practices</w:t>
-            </w:r>
-          </w:p>
-        </w:tc>
-        <w:tc>
-          <w:tcPr>
-            <w:tcW w:type="dxa" w:w="10680"/>
-            <w:shd w:fill="FFFFFF" w:color="auto" w:val="clear"/>
-            <w:tcMar>
-              <w:top w:type="dxa" w:w="60"/>
-              <w:left w:type="dxa" w:w="120"/>
-              <w:bottom w:type="dxa" w:w="60"/>
-              <w:right w:type="dxa" w:w="120"/>
-            </w:tcMar>
-            <w:vAlign w:val="top"/>
-          </w:tcPr>
-          <w:p>
-            <w:pPr>
-              <w:spacing w:after="30" w:before="0"/>
-              <w:ind w:left="360" w:hanging="180"/>
-              <w:jc w:val="left"/>
-            </w:pPr>
-            <w:r>
-              <w:rPr>
-                <w:rFonts w:ascii="Arial" w:cs="Arial" w:eastAsia="Arial" w:hAnsi="Arial"/>
-                <w:b w:val="false"/>
-                <w:bCs w:val="false"/>
-                <w:i w:val="false"/>
-                <w:iCs w:val="false"/>
-                <w:color w:val="000000"/>
-                <w:sz w:val="18"/>
-                <w:szCs w:val="18"/>
-              </w:rPr>
-              <w:t xml:space="preserve">–  Asking Questions and Defining Problems: Learners generate investigable questions from the anchoring phenomenon (e.g., "Why does the sukuma wiki wilt in the midday sun?") and refine them into testable hypotheses about water availability and photosynthesis rate.</w:t>
-            </w:r>
-          </w:p>
-          <w:p>
-            <w:pPr>
-              <w:spacing w:after="30" w:before="0"/>
-              <w:ind w:left="360" w:hanging="180"/>
-              <w:jc w:val="left"/>
-            </w:pPr>
-            <w:r>
-              <w:rPr>
-                <w:rFonts w:ascii="Arial" w:cs="Arial" w:eastAsia="Arial" w:hAnsi="Arial"/>
-                <w:b w:val="false"/>
-                <w:bCs w:val="false"/>
-                <w:i w:val="false"/>
-                <w:iCs w:val="false"/>
-                <w:color w:val="000000"/>
-                <w:sz w:val="18"/>
-                <w:szCs w:val="18"/>
-              </w:rPr>
-              <w:t xml:space="preserve">–  Planning and Carrying Out Investigations: Learners plan and conduct fair-test experiments — including the variegated leaf starch test and the aquatic-plant oxygen-bubble experiment — controlling variables and selecting appropriate equipment.</w:t>
-            </w:r>
-          </w:p>
-          <w:p>
-            <w:pPr>
-              <w:spacing w:after="30" w:before="0"/>
-              <w:ind w:left="360" w:hanging="180"/>
-              <w:jc w:val="left"/>
-            </w:pPr>
-            <w:r>
-              <w:rPr>
-                <w:rFonts w:ascii="Arial" w:cs="Arial" w:eastAsia="Arial" w:hAnsi="Arial"/>
-                <w:b w:val="false"/>
-                <w:bCs w:val="false"/>
-                <w:i w:val="false"/>
-                <w:iCs w:val="false"/>
-                <w:color w:val="000000"/>
-                <w:sz w:val="18"/>
-                <w:szCs w:val="18"/>
-              </w:rPr>
-              <w:t xml:space="preserve">–  Analysing and Interpreting Data: Learners tabulate, graph, and interpret data from photosynthesis rate experiments, identifying trends and explaining anomalous results using scientific reasoning.</w:t>
-            </w:r>
-          </w:p>
-          <w:p>
-            <w:pPr>
-              <w:spacing w:after="30" w:before="0"/>
-              <w:ind w:left="360" w:hanging="180"/>
-              <w:jc w:val="left"/>
-            </w:pPr>
-            <w:r>
-              <w:rPr>
-                <w:rFonts w:ascii="Arial" w:cs="Arial" w:eastAsia="Arial" w:hAnsi="Arial"/>
-                <w:b w:val="false"/>
-                <w:bCs w:val="false"/>
-                <w:i w:val="false"/>
-                <w:iCs w:val="false"/>
-                <w:color w:val="000000"/>
-                <w:sz w:val="18"/>
-                <w:szCs w:val="18"/>
-              </w:rPr>
-              <w:t xml:space="preserve">–  Constructing Explanations: Learners build written and oral explanations linking leaf structure, raw materials, and environmental conditions to observed rates of photosynthesis, returning to the anchoring phenomenon at each stage.</w:t>
-            </w:r>
-          </w:p>
-          <w:p>
-            <w:pPr>
-              <w:spacing w:after="30" w:before="0"/>
-              <w:ind w:left="360" w:hanging="180"/>
-              <w:jc w:val="left"/>
-            </w:pPr>
-            <w:r>
-              <w:rPr>
-                <w:rFonts w:ascii="Arial" w:cs="Arial" w:eastAsia="Arial" w:hAnsi="Arial"/>
-                <w:b w:val="false"/>
-                <w:bCs w:val="false"/>
-                <w:i w:val="false"/>
-                <w:iCs w:val="false"/>
-                <w:color w:val="000000"/>
-                <w:sz w:val="18"/>
-                <w:szCs w:val="18"/>
-              </w:rPr>
-              <w:t xml:space="preserve">–  Developing and Using Models: Learners iteratively revise a class model of the leaf and the photosynthesis process on the Driving Question Board, adding new mechanism layers after each lesson.</w:t>
-            </w:r>
-          </w:p>
-          <w:p>
-            <w:pPr>
-              <w:spacing w:after="30" w:before="0"/>
-              <w:ind w:left="360" w:hanging="180"/>
-              <w:jc w:val="left"/>
-            </w:pPr>
-            <w:r>
-              <w:rPr>
-                <w:rFonts w:ascii="Arial" w:cs="Arial" w:eastAsia="Arial" w:hAnsi="Arial"/>
-                <w:b w:val="false"/>
-                <w:bCs w:val="false"/>
-                <w:i w:val="false"/>
-                <w:iCs w:val="false"/>
-                <w:color w:val="000000"/>
-                <w:sz w:val="18"/>
-                <w:szCs w:val="18"/>
-              </w:rPr>
-              <w:t xml:space="preserve">–  Obtaining, Evaluating, and Communicating Information: Learners read secondary sources on Kenyan agricultural research (e.g., KALRO recommendations on fertiliser use) and evaluate the evidence for mineral nutrient deficiency symptoms in maize and beans.</w:t>
-            </w:r>
-          </w:p>
-        </w:tc>
-      </w:tr>
-      <w:tr>
-        <w:tc>
-          <w:tcPr>
-            <w:tcW w:type="dxa" w:w="3000"/>
-            <w:shd w:fill="FCE4D6" w:color="auto" w:val="clear"/>
-            <w:tcMar>
-              <w:top w:type="dxa" w:w="60"/>
-              <w:left w:type="dxa" w:w="120"/>
-              <w:bottom w:type="dxa" w:w="60"/>
-              <w:right w:type="dxa" w:w="120"/>
-            </w:tcMar>
-            <w:vAlign w:val="top"/>
-          </w:tcPr>
-          <w:p>
-            <w:pPr>
-              <w:spacing w:after="40" w:before="0"/>
-              <w:jc w:val="left"/>
-            </w:pPr>
-            <w:r>
-              <w:rPr>
-                <w:rFonts w:ascii="Arial" w:cs="Arial" w:eastAsia="Arial" w:hAnsi="Arial"/>
-                <w:b/>
-                <w:bCs/>
-                <w:i w:val="false"/>
-                <w:iCs w:val="false"/>
-                <w:color w:val="000000"/>
-                <w:sz w:val="18"/>
-                <w:szCs w:val="18"/>
-              </w:rPr>
-              <w:t xml:space="preserve">Pertinent &amp; Contemporary Issues (PCIs)</w:t>
-            </w:r>
-          </w:p>
-        </w:tc>
-        <w:tc>
-          <w:tcPr>
-            <w:tcW w:type="dxa" w:w="10680"/>
-            <w:shd w:fill="FFFFFF" w:color="auto" w:val="clear"/>
-            <w:tcMar>
-              <w:top w:type="dxa" w:w="60"/>
-              <w:left w:type="dxa" w:w="120"/>
-              <w:bottom w:type="dxa" w:w="60"/>
-              <w:right w:type="dxa" w:w="120"/>
-            </w:tcMar>
-            <w:vAlign w:val="top"/>
-          </w:tcPr>
-          <w:p>
-            <w:pPr>
-              <w:spacing w:after="30" w:before="0"/>
-              <w:ind w:left="360" w:hanging="180"/>
-              <w:jc w:val="left"/>
-            </w:pPr>
-            <w:r>
-              <w:rPr>
-                <w:rFonts w:ascii="Arial" w:cs="Arial" w:eastAsia="Arial" w:hAnsi="Arial"/>
-                <w:b w:val="false"/>
-                <w:bCs w:val="false"/>
-                <w:i w:val="false"/>
-                <w:iCs w:val="false"/>
-                <w:color w:val="000000"/>
-                <w:sz w:val="18"/>
-                <w:szCs w:val="18"/>
-              </w:rPr>
-              <w:t xml:space="preserve">–  Environmental Conservation: Learners examine how deforestation in the Mau Forest reduces the photosynthetic capacity of ecosystems and discuss the consequences for carbon cycling, rainfall patterns, and local food production.</w:t>
-            </w:r>
-          </w:p>
-          <w:p>
-            <w:pPr>
-              <w:spacing w:after="30" w:before="0"/>
-              <w:ind w:left="360" w:hanging="180"/>
-              <w:jc w:val="left"/>
-            </w:pPr>
-            <w:r>
-              <w:rPr>
-                <w:rFonts w:ascii="Arial" w:cs="Arial" w:eastAsia="Arial" w:hAnsi="Arial"/>
-                <w:b w:val="false"/>
-                <w:bCs w:val="false"/>
-                <w:i w:val="false"/>
-                <w:iCs w:val="false"/>
-                <w:color w:val="000000"/>
-                <w:sz w:val="18"/>
-                <w:szCs w:val="18"/>
-              </w:rPr>
-              <w:t xml:space="preserve">–  Food and Nutrition Education: Learners connect the productivity of photosynthesis in staple crops (maize, beans, sukuma wiki) to Kenya's national food security goals, linking plant biology to human dietary needs.</w:t>
-            </w:r>
-          </w:p>
-          <w:p>
-            <w:pPr>
-              <w:spacing w:after="30" w:before="0"/>
-              <w:ind w:left="360" w:hanging="180"/>
-              <w:jc w:val="left"/>
-            </w:pPr>
-            <w:r>
-              <w:rPr>
-                <w:rFonts w:ascii="Arial" w:cs="Arial" w:eastAsia="Arial" w:hAnsi="Arial"/>
-                <w:b w:val="false"/>
-                <w:bCs w:val="false"/>
-                <w:i w:val="false"/>
-                <w:iCs w:val="false"/>
-                <w:color w:val="000000"/>
-                <w:sz w:val="18"/>
-                <w:szCs w:val="18"/>
-              </w:rPr>
-              <w:t xml:space="preserve">–  Agriculture and Food Security: Learners investigate how the use of fertilisers supplying macronutrients (N, P, K) and micronutrients on small-scale farms in the Rift Valley can correct mineral deficiencies and increase crop photosynthetic output.</w:t>
-            </w:r>
-          </w:p>
-          <w:p>
-            <w:pPr>
-              <w:spacing w:after="30" w:before="0"/>
-              <w:ind w:left="360" w:hanging="180"/>
-              <w:jc w:val="left"/>
-            </w:pPr>
-            <w:r>
-              <w:rPr>
-                <w:rFonts w:ascii="Arial" w:cs="Arial" w:eastAsia="Arial" w:hAnsi="Arial"/>
-                <w:b w:val="false"/>
-                <w:bCs w:val="false"/>
-                <w:i w:val="false"/>
-                <w:iCs w:val="false"/>
-                <w:color w:val="000000"/>
-                <w:sz w:val="18"/>
-                <w:szCs w:val="18"/>
-              </w:rPr>
-              <w:t xml:space="preserve">–  Safety and Security: Learners follow laboratory safety protocols when using ethanol (flammable) during the starch test for photosynthesis experiment and when handling iodine solution, demonstrating responsible laboratory behaviour.</w:t>
-            </w:r>
-          </w:p>
-          <w:p>
-            <w:pPr>
-              <w:spacing w:after="30" w:before="0"/>
-              <w:ind w:left="360" w:hanging="180"/>
-              <w:jc w:val="left"/>
-            </w:pPr>
-            <w:r>
-              <w:rPr>
-                <w:rFonts w:ascii="Arial" w:cs="Arial" w:eastAsia="Arial" w:hAnsi="Arial"/>
-                <w:b w:val="false"/>
-                <w:bCs w:val="false"/>
-                <w:i w:val="false"/>
-                <w:iCs w:val="false"/>
-                <w:color w:val="000000"/>
-                <w:sz w:val="18"/>
-                <w:szCs w:val="18"/>
-              </w:rPr>
-              <w:t xml:space="preserve">–  Financial Literacy: Learners evaluate the cost-benefit of using inorganic fertilisers versus organic compost for a maize farmer in Nakuru, connecting understanding of mineral nutrition to practical economic decision-making.</w:t>
-            </w:r>
-          </w:p>
-        </w:tc>
-      </w:tr>
-      <w:tr>
-        <w:tc>
-          <w:tcPr>
-            <w:tcW w:type="dxa" w:w="3000"/>
-            <w:shd w:fill="D9EEF1" w:color="auto" w:val="clear"/>
-            <w:tcMar>
-              <w:top w:type="dxa" w:w="60"/>
-              <w:left w:type="dxa" w:w="120"/>
-              <w:bottom w:type="dxa" w:w="60"/>
-              <w:right w:type="dxa" w:w="120"/>
-            </w:tcMar>
-            <w:vAlign w:val="top"/>
-          </w:tcPr>
-          <w:p>
-            <w:pPr>
-              <w:spacing w:after="40" w:before="0"/>
-              <w:jc w:val="left"/>
-            </w:pPr>
-            <w:r>
-              <w:rPr>
-                <w:rFonts w:ascii="Arial" w:cs="Arial" w:eastAsia="Arial" w:hAnsi="Arial"/>
-                <w:b/>
-                <w:bCs/>
-                <w:i w:val="false"/>
-                <w:iCs w:val="false"/>
-                <w:color w:val="000000"/>
-                <w:sz w:val="18"/>
-                <w:szCs w:val="18"/>
-              </w:rPr>
-              <w:t xml:space="preserve">Career Connections</w:t>
-            </w:r>
-          </w:p>
-        </w:tc>
-        <w:tc>
-          <w:tcPr>
-            <w:tcW w:type="dxa" w:w="10680"/>
-            <w:shd w:fill="FFFFFF" w:color="auto" w:val="clear"/>
-            <w:tcMar>
-              <w:top w:type="dxa" w:w="60"/>
-              <w:left w:type="dxa" w:w="120"/>
-              <w:bottom w:type="dxa" w:w="60"/>
-              <w:right w:type="dxa" w:w="120"/>
-            </w:tcMar>
-            <w:vAlign w:val="top"/>
-          </w:tcPr>
-          <w:p>
-            <w:pPr>
-              <w:spacing w:after="30" w:before="0"/>
-              <w:ind w:left="360" w:hanging="180"/>
-              <w:jc w:val="left"/>
-            </w:pPr>
-            <w:r>
-              <w:rPr>
-                <w:rFonts w:ascii="Arial" w:cs="Arial" w:eastAsia="Arial" w:hAnsi="Arial"/>
-                <w:b w:val="false"/>
-                <w:bCs w:val="false"/>
-                <w:i w:val="false"/>
-                <w:iCs w:val="false"/>
-                <w:color w:val="000000"/>
-                <w:sz w:val="18"/>
-                <w:szCs w:val="18"/>
-              </w:rPr>
-              <w:t xml:space="preserve">–  Botanist: This sub-strand provides foundational knowledge of plant physiology and photosynthesis that underpins degree-level botanical research, including work at institutions such as the National Museums of Kenya.</w:t>
-            </w:r>
-          </w:p>
-          <w:p>
-            <w:pPr>
-              <w:spacing w:after="30" w:before="0"/>
-              <w:ind w:left="360" w:hanging="180"/>
-              <w:jc w:val="left"/>
-            </w:pPr>
-            <w:r>
-              <w:rPr>
-                <w:rFonts w:ascii="Arial" w:cs="Arial" w:eastAsia="Arial" w:hAnsi="Arial"/>
-                <w:b w:val="false"/>
-                <w:bCs w:val="false"/>
-                <w:i w:val="false"/>
-                <w:iCs w:val="false"/>
-                <w:color w:val="000000"/>
-                <w:sz w:val="18"/>
-                <w:szCs w:val="18"/>
-              </w:rPr>
-              <w:t xml:space="preserve">–  Agricultural Scientist / Agronomist: Understanding mineral nutrition, photosynthesis, and factors limiting plant growth is directly applied by agronomists advising Kenyan smallholder farmers on fertiliser use and crop management with organisations like KALRO.</w:t>
-            </w:r>
-          </w:p>
-          <w:p>
-            <w:pPr>
-              <w:spacing w:after="30" w:before="0"/>
-              <w:ind w:left="360" w:hanging="180"/>
-              <w:jc w:val="left"/>
-            </w:pPr>
-            <w:r>
-              <w:rPr>
-                <w:rFonts w:ascii="Arial" w:cs="Arial" w:eastAsia="Arial" w:hAnsi="Arial"/>
-                <w:b w:val="false"/>
-                <w:bCs w:val="false"/>
-                <w:i w:val="false"/>
-                <w:iCs w:val="false"/>
-                <w:color w:val="000000"/>
-                <w:sz w:val="18"/>
-                <w:szCs w:val="18"/>
-              </w:rPr>
-              <w:t xml:space="preserve">–  Horticulturist / Greenhouse Farmer: Knowledge of optimising light intensity, CO₂ concentration, and mineral nutrition is essential for running commercial greenhouse operations (e.g., flower and vegetable farms in Naivasha and Thika).</w:t>
-            </w:r>
-          </w:p>
-          <w:p>
-            <w:pPr>
-              <w:spacing w:after="30" w:before="0"/>
-              <w:ind w:left="360" w:hanging="180"/>
-              <w:jc w:val="left"/>
-            </w:pPr>
-            <w:r>
-              <w:rPr>
-                <w:rFonts w:ascii="Arial" w:cs="Arial" w:eastAsia="Arial" w:hAnsi="Arial"/>
-                <w:b w:val="false"/>
-                <w:bCs w:val="false"/>
-                <w:i w:val="false"/>
-                <w:iCs w:val="false"/>
-                <w:color w:val="000000"/>
-                <w:sz w:val="18"/>
-                <w:szCs w:val="18"/>
-              </w:rPr>
-              <w:t xml:space="preserve">–  Environmental Scientist: Understanding photosynthesis as the engine of primary production and carbon fixation connects to careers in climate science, carbon sequestration, and ecosystem monitoring in Kenya's forests and wetlands.</w:t>
-            </w:r>
-          </w:p>
-          <w:p>
-            <w:pPr>
-              <w:spacing w:after="30" w:before="0"/>
-              <w:ind w:left="360" w:hanging="180"/>
-              <w:jc w:val="left"/>
-            </w:pPr>
-            <w:r>
-              <w:rPr>
-                <w:rFonts w:ascii="Arial" w:cs="Arial" w:eastAsia="Arial" w:hAnsi="Arial"/>
-                <w:b w:val="false"/>
-                <w:bCs w:val="false"/>
-                <w:i w:val="false"/>
-                <w:iCs w:val="false"/>
-                <w:color w:val="000000"/>
-                <w:sz w:val="18"/>
-                <w:szCs w:val="18"/>
-              </w:rPr>
-              <w:t xml:space="preserve">–  Biochemist / Biotechnologist: The light-dependent and light-independent reactions introduce metabolic pathways (ATP synthesis, Calvin cycle) that form the basis of biochemistry and biotechnology careers, including development of drought-resistant crops at KARI/KALRO.</w:t>
-            </w:r>
-          </w:p>
-          <w:p>
-            <w:pPr>
-              <w:spacing w:after="30" w:before="0"/>
-              <w:ind w:left="360" w:hanging="180"/>
-              <w:jc w:val="left"/>
-            </w:pPr>
-            <w:r>
-              <w:rPr>
-                <w:rFonts w:ascii="Arial" w:cs="Arial" w:eastAsia="Arial" w:hAnsi="Arial"/>
-                <w:b w:val="false"/>
-                <w:bCs w:val="false"/>
-                <w:i w:val="false"/>
-                <w:iCs w:val="false"/>
-                <w:color w:val="000000"/>
-                <w:sz w:val="18"/>
-                <w:szCs w:val="18"/>
-              </w:rPr>
-              <w:t xml:space="preserve">–  Secondary School Biology Teacher: Mastery of plant nutrition and photosynthesis prepares learners to eventually communicate these concepts as educators, supporting Kenya's Vision 2030 science education goals.</w:t>
-            </w:r>
-          </w:p>
-        </w:tc>
-      </w:tr>
-      <w:tr>
-        <w:tc>
-          <w:tcPr>
-            <w:tcW w:type="dxa" w:w="3000"/>
-            <w:shd w:fill="D5E8F0" w:color="auto" w:val="clear"/>
-            <w:tcMar>
-              <w:top w:type="dxa" w:w="60"/>
-              <w:left w:type="dxa" w:w="120"/>
-              <w:bottom w:type="dxa" w:w="60"/>
-              <w:right w:type="dxa" w:w="120"/>
-            </w:tcMar>
-            <w:vAlign w:val="top"/>
-          </w:tcPr>
-          <w:p>
-            <w:pPr>
-              <w:spacing w:after="40" w:before="0"/>
-              <w:jc w:val="left"/>
-            </w:pPr>
-            <w:r>
-              <w:rPr>
-                <w:rFonts w:ascii="Arial" w:cs="Arial" w:eastAsia="Arial" w:hAnsi="Arial"/>
-                <w:b/>
-                <w:bCs/>
-                <w:i w:val="false"/>
-                <w:iCs w:val="false"/>
-                <w:color w:val="000000"/>
-                <w:sz w:val="18"/>
-                <w:szCs w:val="18"/>
-              </w:rPr>
-              <w:t xml:space="preserve">Focus for Lessons</w:t>
-            </w:r>
-          </w:p>
-        </w:tc>
-        <w:tc>
-          <w:tcPr>
-            <w:tcW w:type="dxa" w:w="10680"/>
-            <w:shd w:fill="FFFFFF" w:color="auto" w:val="clear"/>
-            <w:tcMar>
-              <w:top w:type="dxa" w:w="60"/>
-              <w:left w:type="dxa" w:w="120"/>
-              <w:bottom w:type="dxa" w:w="60"/>
-              <w:right w:type="dxa" w:w="120"/>
-            </w:tcMar>
-            <w:vAlign w:val="top"/>
-          </w:tcPr>
-          <w:p>
-            <w:pPr>
-              <w:spacing w:after="40" w:before="0"/>
-              <w:jc w:val="left"/>
-            </w:pPr>
-            <w:r>
-              <w:rPr>
-                <w:rFonts w:ascii="Arial" w:cs="Arial" w:eastAsia="Arial" w:hAnsi="Arial"/>
-                <w:b w:val="false"/>
-                <w:bCs w:val="false"/>
-                <w:i w:val="false"/>
-                <w:iCs w:val="false"/>
-                <w:color w:val="000000"/>
-                <w:sz w:val="18"/>
-                <w:szCs w:val="18"/>
-              </w:rPr>
-              <w:t xml:space="preserve">This unit anchors learning in a locally familiar, puzzling observation — sukuma wiki and spinach leaves wilting in the hot midday sun in a Nairobi kitchen garden — and uses it to drive a 10-lesson investigation into how plants make their own food through photosynthesis and how they obtain the mineral nutrients needed to grow. Learners move from initial predictions about why plants wilt and why leaves are green, through hands-on experiments and data analysis, toward a mechanistic understanding of photosynthesis (including light-dependent and light-independent reactions), the role of leaf structure, and the importance of mineral nutrition. Throughout the unit, every new concept is connected back to the anchoring phenomenon and to the real-world context of Kenyan agriculture, food security, and environmental conservation.</w:t>
-            </w:r>
-          </w:p>
-        </w:tc>
-      </w:tr>
-      <w:tr>
-        <w:tc>
-          <w:tcPr>
-            <w:tcW w:type="dxa" w:w="3000"/>
-            <w:shd w:fill="EAD1F5" w:color="auto" w:val="clear"/>
-            <w:tcMar>
-              <w:top w:type="dxa" w:w="60"/>
-              <w:left w:type="dxa" w:w="120"/>
-              <w:bottom w:type="dxa" w:w="60"/>
-              <w:right w:type="dxa" w:w="120"/>
-            </w:tcMar>
-            <w:vAlign w:val="top"/>
-          </w:tcPr>
-          <w:p>
-            <w:pPr>
-              <w:spacing w:after="40" w:before="0"/>
-              <w:jc w:val="left"/>
-            </w:pPr>
-            <w:r>
-              <w:rPr>
-                <w:rFonts w:ascii="Arial" w:cs="Arial" w:eastAsia="Arial" w:hAnsi="Arial"/>
-                <w:b/>
-                <w:bCs/>
-                <w:i w:val="false"/>
-                <w:iCs w:val="false"/>
-                <w:color w:val="000000"/>
-                <w:sz w:val="18"/>
-                <w:szCs w:val="18"/>
-              </w:rPr>
-              <w:t xml:space="preserve">Driving Question / Key Inquiry Questions</w:t>
-            </w:r>
-          </w:p>
-        </w:tc>
-        <w:tc>
-          <w:tcPr>
-            <w:tcW w:type="dxa" w:w="10680"/>
-            <w:shd w:fill="FFFFFF" w:color="auto" w:val="clear"/>
-            <w:tcMar>
-              <w:top w:type="dxa" w:w="60"/>
-              <w:left w:type="dxa" w:w="120"/>
-              <w:bottom w:type="dxa" w:w="60"/>
-              <w:right w:type="dxa" w:w="120"/>
-            </w:tcMar>
-            <w:vAlign w:val="top"/>
-          </w:tcPr>
-          <w:p>
-            <w:pPr>
-              <w:spacing w:after="40" w:before="0"/>
-              <w:jc w:val="left"/>
-            </w:pPr>
-            <w:r>
-              <w:rPr>
-                <w:rFonts w:ascii="Arial" w:cs="Arial" w:eastAsia="Arial" w:hAnsi="Arial"/>
-                <w:b w:val="false"/>
-                <w:bCs w:val="false"/>
-                <w:i w:val="false"/>
-                <w:iCs w:val="false"/>
-                <w:color w:val="000000"/>
-                <w:sz w:val="18"/>
-                <w:szCs w:val="18"/>
-              </w:rPr>
-              <w:t xml:space="preserve">DRIVING QUESTION: Why does our sukuma wiki wilt in the midday sun even when the soil is wet — and what does a plant actually need to stay green, grow, and make its own food?</w:t>
-            </w:r>
-          </w:p>
-          <w:p>
-            <w:pPr>
-              <w:spacing w:after="40" w:before="0"/>
-              <w:jc w:val="left"/>
-            </w:pPr>
-            <w:r>
-              <w:rPr>
-                <w:rFonts w:ascii="Arial" w:cs="Arial" w:eastAsia="Arial" w:hAnsi="Arial"/>
-                <w:b w:val="false"/>
-                <w:bCs w:val="false"/>
-                <w:i w:val="false"/>
-                <w:iCs w:val="false"/>
-                <w:color w:val="000000"/>
-                <w:sz w:val="18"/>
-                <w:szCs w:val="18"/>
-              </w:rPr>
-              <w:t xml:space="preserve"/>
-            </w:r>
-          </w:p>
-          <w:p>
-            <w:pPr>
-              <w:spacing w:after="40" w:before="0"/>
-              <w:jc w:val="left"/>
-            </w:pPr>
-            <w:r>
-              <w:rPr>
-                <w:rFonts w:ascii="Arial" w:cs="Arial" w:eastAsia="Arial" w:hAnsi="Arial"/>
-                <w:b w:val="false"/>
-                <w:bCs w:val="false"/>
-                <w:i w:val="false"/>
-                <w:iCs w:val="false"/>
-                <w:color w:val="000000"/>
-                <w:sz w:val="18"/>
-                <w:szCs w:val="18"/>
-              </w:rPr>
-              <w:t xml:space="preserve">KICD KEY INQUIRY QUESTIONS:</w:t>
-            </w:r>
-          </w:p>
-          <w:p>
-            <w:pPr>
-              <w:spacing w:after="40" w:before="0"/>
-              <w:jc w:val="left"/>
-            </w:pPr>
-            <w:r>
-              <w:rPr>
-                <w:rFonts w:ascii="Arial" w:cs="Arial" w:eastAsia="Arial" w:hAnsi="Arial"/>
-                <w:b w:val="false"/>
-                <w:bCs w:val="false"/>
-                <w:i w:val="false"/>
-                <w:iCs w:val="false"/>
-                <w:color w:val="000000"/>
-                <w:sz w:val="18"/>
-                <w:szCs w:val="18"/>
-              </w:rPr>
-              <w:t xml:space="preserve">1. How do plants make their own food?</w:t>
-            </w:r>
-          </w:p>
-          <w:p>
-            <w:pPr>
-              <w:spacing w:after="40" w:before="0"/>
-              <w:jc w:val="left"/>
-            </w:pPr>
-            <w:r>
-              <w:rPr>
-                <w:rFonts w:ascii="Arial" w:cs="Arial" w:eastAsia="Arial" w:hAnsi="Arial"/>
-                <w:b w:val="false"/>
-                <w:bCs w:val="false"/>
-                <w:i w:val="false"/>
-                <w:iCs w:val="false"/>
-                <w:color w:val="000000"/>
-                <w:sz w:val="18"/>
-                <w:szCs w:val="18"/>
-              </w:rPr>
-              <w:t xml:space="preserve">2. What factors affect the rate at which plants make food?</w:t>
-            </w:r>
-          </w:p>
-        </w:tc>
-      </w:tr>
-      <w:tr>
-        <w:tc>
-          <w:tcPr>
-            <w:tcW w:type="dxa" w:w="3000"/>
-            <w:shd w:fill="EAD1F5" w:color="auto" w:val="clear"/>
-            <w:tcMar>
-              <w:top w:type="dxa" w:w="60"/>
-              <w:left w:type="dxa" w:w="120"/>
-              <w:bottom w:type="dxa" w:w="60"/>
-              <w:right w:type="dxa" w:w="120"/>
-            </w:tcMar>
-            <w:vAlign w:val="top"/>
-          </w:tcPr>
-          <w:p>
-            <w:pPr>
-              <w:spacing w:after="40" w:before="0"/>
-              <w:jc w:val="left"/>
-            </w:pPr>
-            <w:r>
-              <w:rPr>
-                <w:rFonts w:ascii="Arial" w:cs="Arial" w:eastAsia="Arial" w:hAnsi="Arial"/>
-                <w:b/>
-                <w:bCs/>
-                <w:i w:val="false"/>
-                <w:iCs w:val="false"/>
-                <w:color w:val="000000"/>
-                <w:sz w:val="18"/>
-                <w:szCs w:val="18"/>
-              </w:rPr>
-              <w:t xml:space="preserve">Anchoring Phenomenon</w:t>
-            </w:r>
-          </w:p>
-        </w:tc>
-        <w:tc>
-          <w:tcPr>
-            <w:tcW w:type="dxa" w:w="10680"/>
-            <w:shd w:fill="FFFFFF" w:color="auto" w:val="clear"/>
-            <w:tcMar>
-              <w:top w:type="dxa" w:w="60"/>
-              <w:left w:type="dxa" w:w="120"/>
-              <w:bottom w:type="dxa" w:w="60"/>
-              <w:right w:type="dxa" w:w="120"/>
-            </w:tcMar>
-            <w:vAlign w:val="top"/>
-          </w:tcPr>
-          <w:p>
-            <w:pPr>
-              <w:spacing w:after="40" w:before="0"/>
-              <w:jc w:val="left"/>
-            </w:pPr>
-            <w:r>
-              <w:rPr>
-                <w:rFonts w:ascii="Arial" w:cs="Arial" w:eastAsia="Arial" w:hAnsi="Arial"/>
-                <w:b w:val="false"/>
-                <w:bCs w:val="false"/>
-                <w:i w:val="false"/>
-                <w:iCs w:val="false"/>
-                <w:color w:val="000000"/>
-                <w:sz w:val="18"/>
-                <w:szCs w:val="18"/>
-              </w:rPr>
-              <w:t xml:space="preserve">A form 4 student in Nairobi notices that the sukuma wiki (kale) plants in her family's kitchen garden look healthy and upright in the early morning, but by midday — when the sun is strongest — the leaves have wilted visibly, even though the soil appears moist. The following morning they have recovered. The student also notices that when the plants are moved under the shade of a mango tree, the wilting stops but the leaves gradually become pale yellowish-green over several weeks and the plant grows more slowly. This phenomenon is puzzling because: (1) wilting happens even when water seems available in the soil, suggesting something about the rate of water movement or use is changing; (2) shade prevents wilting but causes a new problem — pallor and slow growth — suggesting that light is essential for something the plant needs to do; and (3) the plant recovers overnight, implying a reversible process rather than permanent damage. These observations create genuine puzzlement that motivates questions about how plants get energy, what role light plays, why leaves are green, and what the plant needs from the soil and air to stay healthy and grow.</w:t>
-            </w:r>
-          </w:p>
-        </w:tc>
-      </w:tr>
-      <w:tr>
-        <w:tc>
-          <w:tcPr>
-            <w:tcW w:type="dxa" w:w="3000"/>
-            <w:shd w:fill="D9EEF1" w:color="auto" w:val="clear"/>
-            <w:tcMar>
-              <w:top w:type="dxa" w:w="60"/>
-              <w:left w:type="dxa" w:w="120"/>
-              <w:bottom w:type="dxa" w:w="60"/>
-              <w:right w:type="dxa" w:w="120"/>
-            </w:tcMar>
-            <w:vAlign w:val="top"/>
-          </w:tcPr>
-          <w:p>
-            <w:pPr>
-              <w:spacing w:after="40" w:before="0"/>
-              <w:jc w:val="left"/>
-            </w:pPr>
-            <w:r>
-              <w:rPr>
-                <w:rFonts w:ascii="Arial" w:cs="Arial" w:eastAsia="Arial" w:hAnsi="Arial"/>
-                <w:b/>
-                <w:bCs/>
-                <w:i w:val="false"/>
-                <w:iCs w:val="false"/>
-                <w:color w:val="000000"/>
-                <w:sz w:val="18"/>
-                <w:szCs w:val="18"/>
-              </w:rPr>
-              <w:t xml:space="preserve">Storyline Thread</w:t>
-            </w:r>
-          </w:p>
-        </w:tc>
-        <w:tc>
-          <w:tcPr>
-            <w:tcW w:type="dxa" w:w="10680"/>
-            <w:shd w:fill="FFFFFF" w:color="auto" w:val="clear"/>
-            <w:tcMar>
-              <w:top w:type="dxa" w:w="60"/>
-              <w:left w:type="dxa" w:w="120"/>
-              <w:bottom w:type="dxa" w:w="60"/>
-              <w:right w:type="dxa" w:w="120"/>
-            </w:tcMar>
-            <w:vAlign w:val="top"/>
-          </w:tcPr>
-          <w:p>
-            <w:pPr>
-              <w:spacing w:after="40" w:before="0"/>
-              <w:jc w:val="left"/>
-            </w:pPr>
-            <w:r>
-              <w:rPr>
-                <w:rFonts w:ascii="Arial" w:cs="Arial" w:eastAsia="Arial" w:hAnsi="Arial"/>
-                <w:b w:val="false"/>
-                <w:bCs w:val="false"/>
-                <w:i w:val="false"/>
-                <w:iCs w:val="false"/>
-                <w:color w:val="000000"/>
-                <w:sz w:val="18"/>
-                <w:szCs w:val="18"/>
-              </w:rPr>
-              <w:t xml:space="preserve">Lesson 1 — ANCHORING PHENOMENON &amp; PREDICT: Students observe photographs and a short description of the wilting sukuma wiki phenomenon. They write individual predictions about why it wilts and why shade causes pallor, and contribute opening questions to the class Driving Question Board (DQB). The teacher introduces autotrophic vs. heterotrophic nutrition to frame the unit question.</w:t>
-            </w:r>
-          </w:p>
-          <w:p>
-            <w:pPr>
-              <w:spacing w:after="40" w:before="0"/>
-              <w:jc w:val="left"/>
-            </w:pPr>
-            <w:r>
-              <w:rPr>
-                <w:rFonts w:ascii="Arial" w:cs="Arial" w:eastAsia="Arial" w:hAnsi="Arial"/>
-                <w:b w:val="false"/>
-                <w:bCs w:val="false"/>
-                <w:i w:val="false"/>
-                <w:iCs w:val="false"/>
-                <w:color w:val="000000"/>
-                <w:sz w:val="18"/>
-                <w:szCs w:val="18"/>
-              </w:rPr>
-              <w:t xml:space="preserve"/>
-            </w:r>
-          </w:p>
-          <w:p>
-            <w:pPr>
-              <w:spacing w:after="40" w:before="0"/>
-              <w:jc w:val="left"/>
-            </w:pPr>
-            <w:r>
-              <w:rPr>
-                <w:rFonts w:ascii="Arial" w:cs="Arial" w:eastAsia="Arial" w:hAnsi="Arial"/>
-                <w:b w:val="false"/>
-                <w:bCs w:val="false"/>
-                <w:i w:val="false"/>
-                <w:iCs w:val="false"/>
-                <w:color w:val="000000"/>
-                <w:sz w:val="18"/>
-                <w:szCs w:val="18"/>
-              </w:rPr>
-              <w:t xml:space="preserve">Lesson 2 — LEAF STRUCTURE &amp; OBSERVE: Students dissect or examine prepared cross-sections of a dicot leaf (e.g., from a locally available plant such as a mango or bean leaf) under a hand lens or microscope. They identify and annotate the epidermis, palisade mesophyll, spongy mesophyll, stomata, guard cells, and vascular bundles, linking each feature to its function in photosynthesis and water movement — beginning to explain the wilting phenomenon.</w:t>
-            </w:r>
-          </w:p>
-          <w:p>
-            <w:pPr>
-              <w:spacing w:after="40" w:before="0"/>
-              <w:jc w:val="left"/>
-            </w:pPr>
-            <w:r>
-              <w:rPr>
-                <w:rFonts w:ascii="Arial" w:cs="Arial" w:eastAsia="Arial" w:hAnsi="Arial"/>
-                <w:b w:val="false"/>
-                <w:bCs w:val="false"/>
-                <w:i w:val="false"/>
-                <w:iCs w:val="false"/>
-                <w:color w:val="000000"/>
-                <w:sz w:val="18"/>
-                <w:szCs w:val="18"/>
-              </w:rPr>
-              <w:t xml:space="preserve"/>
-            </w:r>
-          </w:p>
-          <w:p>
-            <w:pPr>
-              <w:spacing w:after="40" w:before="0"/>
-              <w:jc w:val="left"/>
-            </w:pPr>
-            <w:r>
-              <w:rPr>
-                <w:rFonts w:ascii="Arial" w:cs="Arial" w:eastAsia="Arial" w:hAnsi="Arial"/>
-                <w:b w:val="false"/>
-                <w:bCs w:val="false"/>
-                <w:i w:val="false"/>
-                <w:iCs w:val="false"/>
-                <w:color w:val="000000"/>
-                <w:sz w:val="18"/>
-                <w:szCs w:val="18"/>
-              </w:rPr>
-              <w:t xml:space="preserve">Lesson 3 — RAW MATERIALS &amp; EXPLAIN: Through a structured reading and guided discussion, learners identify the four raw materials for photosynthesis (CO₂, H₂O, light energy, chlorophyll) and write the word equation and chemical equation. They revisit the DQB: which raw materials could explain wilting (water/light) and pallor (light/chlorophyll)?</w:t>
-            </w:r>
-          </w:p>
-          <w:p>
-            <w:pPr>
-              <w:spacing w:after="40" w:before="0"/>
-              <w:jc w:val="left"/>
-            </w:pPr>
-            <w:r>
-              <w:rPr>
-                <w:rFonts w:ascii="Arial" w:cs="Arial" w:eastAsia="Arial" w:hAnsi="Arial"/>
-                <w:b w:val="false"/>
-                <w:bCs w:val="false"/>
-                <w:i w:val="false"/>
-                <w:iCs w:val="false"/>
-                <w:color w:val="000000"/>
-                <w:sz w:val="18"/>
-                <w:szCs w:val="18"/>
-              </w:rPr>
-              <w:t xml:space="preserve"/>
-            </w:r>
-          </w:p>
-          <w:p>
-            <w:pPr>
-              <w:spacing w:after="40" w:before="0"/>
-              <w:jc w:val="left"/>
-            </w:pPr>
-            <w:r>
-              <w:rPr>
-                <w:rFonts w:ascii="Arial" w:cs="Arial" w:eastAsia="Arial" w:hAnsi="Arial"/>
-                <w:b w:val="false"/>
-                <w:bCs w:val="false"/>
-                <w:i w:val="false"/>
-                <w:iCs w:val="false"/>
-                <w:color w:val="000000"/>
-                <w:sz w:val="18"/>
-                <w:szCs w:val="18"/>
-              </w:rPr>
-              <w:t xml:space="preserve">Lesson 4 — STARCH TEST PRACTICAL (OBSERVE): Learners carry out the standard starch test on a variegated leaf (or a leaf that has been partially covered with black paper) using ethanol decolourisation and iodine solution. They observe that only the green, illuminated sections turn blue-black, providing evidence that chlorophyll and light are both required for photosynthesis to produce starch. DQB is updated.</w:t>
-            </w:r>
-          </w:p>
-          <w:p>
-            <w:pPr>
-              <w:spacing w:after="40" w:before="0"/>
-              <w:jc w:val="left"/>
-            </w:pPr>
-            <w:r>
-              <w:rPr>
-                <w:rFonts w:ascii="Arial" w:cs="Arial" w:eastAsia="Arial" w:hAnsi="Arial"/>
-                <w:b w:val="false"/>
-                <w:bCs w:val="false"/>
-                <w:i w:val="false"/>
-                <w:iCs w:val="false"/>
-                <w:color w:val="000000"/>
-                <w:sz w:val="18"/>
-                <w:szCs w:val="18"/>
-              </w:rPr>
-              <w:t xml:space="preserve"/>
-            </w:r>
-          </w:p>
-          <w:p>
-            <w:pPr>
-              <w:spacing w:after="40" w:before="0"/>
-              <w:jc w:val="left"/>
-            </w:pPr>
-            <w:r>
-              <w:rPr>
-                <w:rFonts w:ascii="Arial" w:cs="Arial" w:eastAsia="Arial" w:hAnsi="Arial"/>
-                <w:b w:val="false"/>
-                <w:bCs w:val="false"/>
-                <w:i w:val="false"/>
-                <w:iCs w:val="false"/>
-                <w:color w:val="000000"/>
-                <w:sz w:val="18"/>
-                <w:szCs w:val="18"/>
-              </w:rPr>
-              <w:t xml:space="preserve">Lesson 5 — LIGHT-DEPENDENT REACTIONS (EXPLAIN): Using a diagram and guided notes, learners trace the light-dependent reactions: absorption of light by chlorophyll, photolysis of water, production of ATP and NADPH, and release of oxygen. They connect this to the oxygen bubbles observed in the supporting phenomenon and to the role of light in the sukuma wiki phenomenon.</w:t>
-            </w:r>
-          </w:p>
-          <w:p>
-            <w:pPr>
-              <w:spacing w:after="40" w:before="0"/>
-              <w:jc w:val="left"/>
-            </w:pPr>
-            <w:r>
-              <w:rPr>
-                <w:rFonts w:ascii="Arial" w:cs="Arial" w:eastAsia="Arial" w:hAnsi="Arial"/>
-                <w:b w:val="false"/>
-                <w:bCs w:val="false"/>
-                <w:i w:val="false"/>
-                <w:iCs w:val="false"/>
-                <w:color w:val="000000"/>
-                <w:sz w:val="18"/>
-                <w:szCs w:val="18"/>
-              </w:rPr>
-              <w:t xml:space="preserve"/>
-            </w:r>
-          </w:p>
-          <w:p>
-            <w:pPr>
-              <w:spacing w:after="40" w:before="0"/>
-              <w:jc w:val="left"/>
-            </w:pPr>
-            <w:r>
-              <w:rPr>
-                <w:rFonts w:ascii="Arial" w:cs="Arial" w:eastAsia="Arial" w:hAnsi="Arial"/>
-                <w:b w:val="false"/>
-                <w:bCs w:val="false"/>
-                <w:i w:val="false"/>
-                <w:iCs w:val="false"/>
-                <w:color w:val="000000"/>
-                <w:sz w:val="18"/>
-                <w:szCs w:val="18"/>
-              </w:rPr>
-              <w:t xml:space="preserve">Lesson 6 — LIGHT-INDEPENDENT REACTIONS / CALVIN CYCLE (EXPLAIN): Learners explore the light-independent reactions: fixation of CO₂ using ATP and NADPH from the light stage, production of glucose (G3P). They construct a simplified flow diagram linking both stages and return to the DQB to explain why shaded sukuma wiki grows slowly (less ATP and glucose produced).</w:t>
-            </w:r>
-          </w:p>
-          <w:p>
-            <w:pPr>
-              <w:spacing w:after="40" w:before="0"/>
-              <w:jc w:val="left"/>
-            </w:pPr>
-            <w:r>
-              <w:rPr>
-                <w:rFonts w:ascii="Arial" w:cs="Arial" w:eastAsia="Arial" w:hAnsi="Arial"/>
-                <w:b w:val="false"/>
-                <w:bCs w:val="false"/>
-                <w:i w:val="false"/>
-                <w:iCs w:val="false"/>
-                <w:color w:val="000000"/>
-                <w:sz w:val="18"/>
-                <w:szCs w:val="18"/>
-              </w:rPr>
-              <w:t xml:space="preserve"/>
-            </w:r>
-          </w:p>
-          <w:p>
-            <w:pPr>
-              <w:spacing w:after="40" w:before="0"/>
-              <w:jc w:val="left"/>
-            </w:pPr>
-            <w:r>
-              <w:rPr>
-                <w:rFonts w:ascii="Arial" w:cs="Arial" w:eastAsia="Arial" w:hAnsi="Arial"/>
-                <w:b w:val="false"/>
-                <w:bCs w:val="false"/>
-                <w:i w:val="false"/>
-                <w:iCs w:val="false"/>
-                <w:color w:val="000000"/>
-                <w:sz w:val="18"/>
-                <w:szCs w:val="18"/>
-              </w:rPr>
-              <w:t xml:space="preserve">Lesson 7 — FACTORS AFFECTING RATE OF PHOTOSYNTHESIS — INVESTIGATION (PLAN &amp; OBSERVE): Learners plan and carry out a quantitative investigation using an aquatic plant (or a simulated dataset if live plants are unavailable), counting oxygen bubbles per minute at different light intensities (covering the lamp with layers of muslin or changing distance). They record data in tables and plot line graphs, identifying the limiting factor concept.</w:t>
-            </w:r>
-          </w:p>
-          <w:p>
-            <w:pPr>
-              <w:spacing w:after="40" w:before="0"/>
-              <w:jc w:val="left"/>
-            </w:pPr>
-            <w:r>
-              <w:rPr>
-                <w:rFonts w:ascii="Arial" w:cs="Arial" w:eastAsia="Arial" w:hAnsi="Arial"/>
-                <w:b w:val="false"/>
-                <w:bCs w:val="false"/>
-                <w:i w:val="false"/>
-                <w:iCs w:val="false"/>
-                <w:color w:val="000000"/>
-                <w:sz w:val="18"/>
-                <w:szCs w:val="18"/>
-              </w:rPr>
-              <w:t xml:space="preserve"/>
-            </w:r>
-          </w:p>
-          <w:p>
-            <w:pPr>
-              <w:spacing w:after="40" w:before="0"/>
-              <w:jc w:val="left"/>
-            </w:pPr>
-            <w:r>
-              <w:rPr>
-                <w:rFonts w:ascii="Arial" w:cs="Arial" w:eastAsia="Arial" w:hAnsi="Arial"/>
-                <w:b w:val="false"/>
-                <w:bCs w:val="false"/>
-                <w:i w:val="false"/>
-                <w:iCs w:val="false"/>
-                <w:color w:val="000000"/>
-                <w:sz w:val="18"/>
-                <w:szCs w:val="18"/>
-              </w:rPr>
-              <w:t xml:space="preserve">Lesson 8 — FACTORS AFFECTING RATE — DATA ANALYSIS &amp; EXPLAIN: Learners analyse their graphs from Lesson 7 and examine provided datasets for the effects of CO₂ concentration and temperature on photosynthesis rate. They apply the concept of limiting factors to explain real agricultural scenarios (e.g., why greenhouse tomato farmers in Naivasha add CO₂ to boost yields).</w:t>
-            </w:r>
-          </w:p>
-          <w:p>
-            <w:pPr>
-              <w:spacing w:after="40" w:before="0"/>
-              <w:jc w:val="left"/>
-            </w:pPr>
-            <w:r>
-              <w:rPr>
-                <w:rFonts w:ascii="Arial" w:cs="Arial" w:eastAsia="Arial" w:hAnsi="Arial"/>
-                <w:b w:val="false"/>
-                <w:bCs w:val="false"/>
-                <w:i w:val="false"/>
-                <w:iCs w:val="false"/>
-                <w:color w:val="000000"/>
-                <w:sz w:val="18"/>
-                <w:szCs w:val="18"/>
-              </w:rPr>
-              <w:t xml:space="preserve"/>
-            </w:r>
-          </w:p>
-          <w:p>
-            <w:pPr>
-              <w:spacing w:after="40" w:before="0"/>
-              <w:jc w:val="left"/>
-            </w:pPr>
-            <w:r>
-              <w:rPr>
-                <w:rFonts w:ascii="Arial" w:cs="Arial" w:eastAsia="Arial" w:hAnsi="Arial"/>
-                <w:b w:val="false"/>
-                <w:bCs w:val="false"/>
-                <w:i w:val="false"/>
-                <w:iCs w:val="false"/>
-                <w:color w:val="000000"/>
-                <w:sz w:val="18"/>
-                <w:szCs w:val="18"/>
-              </w:rPr>
-              <w:t xml:space="preserve">Lesson 9 — MINERAL NUTRITION (OBSERVE &amp; EXPLAIN): Using photographs and secondary data from KALRO research, learners identify macronutrients (N, P, K, Ca, Mg, S) and micronutrients, describe their roles in plant growth, and match deficiency symptoms to specific minerals (e.g., yellowing of older leaves = nitrogen deficiency in the Nakuru maize farmer supporting phenomenon). They connect mineral uptake via roots to the overall nutrition of the sukuma wiki plant.</w:t>
-            </w:r>
-          </w:p>
-          <w:p>
-            <w:pPr>
-              <w:spacing w:after="40" w:before="0"/>
-              <w:jc w:val="left"/>
-            </w:pPr>
-            <w:r>
-              <w:rPr>
-                <w:rFonts w:ascii="Arial" w:cs="Arial" w:eastAsia="Arial" w:hAnsi="Arial"/>
-                <w:b w:val="false"/>
-                <w:bCs w:val="false"/>
-                <w:i w:val="false"/>
-                <w:iCs w:val="false"/>
-                <w:color w:val="000000"/>
-                <w:sz w:val="18"/>
-                <w:szCs w:val="18"/>
-              </w:rPr>
-              <w:t xml:space="preserve"/>
-            </w:r>
-          </w:p>
-          <w:p>
-            <w:pPr>
-              <w:spacing w:after="40" w:before="0"/>
-              <w:jc w:val="left"/>
-            </w:pPr>
-            <w:r>
-              <w:rPr>
-                <w:rFonts w:ascii="Arial" w:cs="Arial" w:eastAsia="Arial" w:hAnsi="Arial"/>
-                <w:b w:val="false"/>
-                <w:bCs w:val="false"/>
-                <w:i w:val="false"/>
-                <w:iCs w:val="false"/>
-                <w:color w:val="000000"/>
-                <w:sz w:val="18"/>
-                <w:szCs w:val="18"/>
-              </w:rPr>
-              <w:t xml:space="preserve">Lesson 10 — MODEL BUILDING, SYNTHESIS &amp; DQB RESOLUTION: Learners produce a final annotated model (poster or digital diagram) that integrates leaf structure, the two stages of photosynthesis, limiting factors, and mineral nutrition to fully explain the original anchoring phenomenon (why sukuma wiki wilts at midday and turns pale in shade). Groups present their models, the class resolves all remaining DQB questions, and learners write a final evidence-based explanation connecting plant nutrition to Kenyan agriculture and food security.</w:t>
-            </w:r>
-          </w:p>
-        </w:tc>
-      </w:tr>
-      <w:tr>
-        <w:tc>
-          <w:tcPr>
-            <w:tcW w:type="dxa" w:w="3000"/>
-            <w:shd w:fill="EAD1F5" w:color="auto" w:val="clear"/>
-            <w:tcMar>
-              <w:top w:type="dxa" w:w="60"/>
-              <w:left w:type="dxa" w:w="120"/>
-              <w:bottom w:type="dxa" w:w="60"/>
-              <w:right w:type="dxa" w:w="120"/>
-            </w:tcMar>
-            <w:vAlign w:val="top"/>
-          </w:tcPr>
-          <w:p>
-            <w:pPr>
-              <w:spacing w:after="40" w:before="0"/>
-              <w:jc w:val="left"/>
-            </w:pPr>
-            <w:r>
-              <w:rPr>
-                <w:rFonts w:ascii="Arial" w:cs="Arial" w:eastAsia="Arial" w:hAnsi="Arial"/>
-                <w:b/>
-                <w:bCs/>
-                <w:i w:val="false"/>
-                <w:iCs w:val="false"/>
-                <w:color w:val="000000"/>
-                <w:sz w:val="18"/>
-                <w:szCs w:val="18"/>
-              </w:rPr>
-              <w:t xml:space="preserve">Supporting Phenomena</w:t>
-            </w:r>
-          </w:p>
-        </w:tc>
-        <w:tc>
-          <w:tcPr>
-            <w:tcW w:type="dxa" w:w="10680"/>
-            <w:shd w:fill="FFFFFF" w:color="auto" w:val="clear"/>
-            <w:tcMar>
-              <w:top w:type="dxa" w:w="60"/>
-              <w:left w:type="dxa" w:w="120"/>
-              <w:bottom w:type="dxa" w:w="60"/>
-              <w:right w:type="dxa" w:w="120"/>
-            </w:tcMar>
-            <w:vAlign w:val="top"/>
-          </w:tcPr>
-          <w:p>
-            <w:pPr>
-              <w:spacing w:after="30" w:before="0"/>
-              <w:ind w:left="360" w:hanging="180"/>
-              <w:jc w:val="left"/>
-            </w:pPr>
-            <w:r>
-              <w:rPr>
-                <w:rFonts w:ascii="Arial" w:cs="Arial" w:eastAsia="Arial" w:hAnsi="Arial"/>
-                <w:b w:val="false"/>
-                <w:bCs w:val="false"/>
-                <w:i w:val="false"/>
-                <w:iCs w:val="false"/>
-                <w:color w:val="000000"/>
-                <w:sz w:val="18"/>
-                <w:szCs w:val="18"/>
-              </w:rPr>
-              <w:t xml:space="preserve">–  A maize farmer in Nakuru notices that one section of her shamba has stunted, yellow-leaved maize plants despite receiving the same rainfall as the healthy green section — prompting questions about what else plants need from their environment besides water and light (mineral nutrition / nitrogen deficiency).</w:t>
-            </w:r>
-          </w:p>
-          <w:p>
-            <w:pPr>
-              <w:spacing w:after="30" w:before="0"/>
-              <w:ind w:left="360" w:hanging="180"/>
-              <w:jc w:val="left"/>
-            </w:pPr>
-            <w:r>
-              <w:rPr>
-                <w:rFonts w:ascii="Arial" w:cs="Arial" w:eastAsia="Arial" w:hAnsi="Arial"/>
-                <w:b w:val="false"/>
-                <w:bCs w:val="false"/>
-                <w:i w:val="false"/>
-                <w:iCs w:val="false"/>
-                <w:color w:val="000000"/>
-                <w:sz w:val="18"/>
-                <w:szCs w:val="18"/>
-              </w:rPr>
-              <w:t xml:space="preserve">–  A student conducting a DCPIP decolourisation experiment in the school lab observes that the blue dye fades faster when a test tube of leaf extract is placed near a bright window than when kept in a dark cupboard — raising questions about the role of light energy in chemical reactions inside leaves.</w:t>
-            </w:r>
-          </w:p>
-          <w:p>
-            <w:pPr>
-              <w:spacing w:after="30" w:before="0"/>
-              <w:ind w:left="360" w:hanging="180"/>
-              <w:jc w:val="left"/>
-            </w:pPr>
-            <w:r>
-              <w:rPr>
-                <w:rFonts w:ascii="Arial" w:cs="Arial" w:eastAsia="Arial" w:hAnsi="Arial"/>
-                <w:b w:val="false"/>
-                <w:bCs w:val="false"/>
-                <w:i w:val="false"/>
-                <w:iCs w:val="false"/>
-                <w:color w:val="000000"/>
-                <w:sz w:val="18"/>
-                <w:szCs w:val="18"/>
-              </w:rPr>
-              <w:t xml:space="preserve">–  Aquatic plants (e.g., Elodea or locally available pond plants from Lake Victoria) visibly produce more oxygen bubbles per minute when placed under a bright lamp than under dim light or in the dark — providing a quantitative, observable proxy for the rate of photosynthesis.</w:t>
-            </w:r>
-          </w:p>
-          <w:p>
-            <w:pPr>
-              <w:spacing w:after="30" w:before="0"/>
-              <w:ind w:left="360" w:hanging="180"/>
-              <w:jc w:val="left"/>
-            </w:pPr>
-            <w:r>
-              <w:rPr>
-                <w:rFonts w:ascii="Arial" w:cs="Arial" w:eastAsia="Arial" w:hAnsi="Arial"/>
-                <w:b w:val="false"/>
-                <w:bCs w:val="false"/>
-                <w:i w:val="false"/>
-                <w:iCs w:val="false"/>
-                <w:color w:val="000000"/>
-                <w:sz w:val="18"/>
-                <w:szCs w:val="18"/>
-              </w:rPr>
-              <w:t xml:space="preserve">–  Variegated leaves (green and white sections) of a commonly available ornamental plant, when tested for starch with iodine solution after a period in the light, show blue-black colouration only in the green sections — demonstrating that chlorophyll is required for photosynthesis to produce starch.</w:t>
-            </w:r>
-          </w:p>
-        </w:tc>
-      </w:tr>
-    </w:tbl>
-    <w:p>
-      <w:pPr>
-        <w:spacing w:after="120"/>
-      </w:pPr>
-      <w:r>
-        <w:t xml:space="preserve"/>
       </w:r>
     </w:p>
     <w:p>
@@ -3628,7 +3628,7 @@
               <w:spacing w:after="10" w:before="0"/>
               <w:ind w:left="120"/>
             </w:pPr>
-            <w:hyperlink w:history="1" r:id="rIdtb-amn0cok0bhi0qfs7du">
+            <w:hyperlink w:history="1" r:id="rIdrhjzlikrcolalcugjex1h">
               <w:r>
                 <w:rPr>
                   <w:rFonts w:ascii="Arial" w:cs="Arial" w:eastAsia="Arial" w:hAnsi="Arial"/>
@@ -3705,7 +3705,7 @@
               <w:spacing w:after="10" w:before="0"/>
               <w:ind w:left="120"/>
             </w:pPr>
-            <w:hyperlink w:history="1" r:id="rIdnz3vjanyamkjgq5n1esv4">
+            <w:hyperlink w:history="1" r:id="rIdwtcxegbgqhhwpfls1lidd">
               <w:r>
                 <w:rPr>
                   <w:rFonts w:ascii="Arial" w:cs="Arial" w:eastAsia="Arial" w:hAnsi="Arial"/>
@@ -3932,7 +3932,7 @@
               <w:spacing w:after="10" w:before="0"/>
               <w:ind w:left="120"/>
             </w:pPr>
-            <w:hyperlink w:history="1" r:id="rId_-0_t_phnu0exvj5pazyq">
+            <w:hyperlink w:history="1" r:id="rIdiqantchok-wqyl9-avffl">
               <w:r>
                 <w:rPr>
                   <w:rFonts w:ascii="Arial" w:cs="Arial" w:eastAsia="Arial" w:hAnsi="Arial"/>
@@ -4009,7 +4009,7 @@
               <w:spacing w:after="10" w:before="0"/>
               <w:ind w:left="120"/>
             </w:pPr>
-            <w:hyperlink w:history="1" r:id="rIdleh5fxvl-wmn-p7v0uyho">
+            <w:hyperlink w:history="1" r:id="rIdgfu4i0hmihx2ehkyk7eft">
               <w:r>
                 <w:rPr>
                   <w:rFonts w:ascii="Arial" w:cs="Arial" w:eastAsia="Arial" w:hAnsi="Arial"/>
@@ -4236,7 +4236,7 @@
               <w:spacing w:after="10" w:before="0"/>
               <w:ind w:left="120"/>
             </w:pPr>
-            <w:hyperlink w:history="1" r:id="rIduc80cpxwmkidbtmgybdhc">
+            <w:hyperlink w:history="1" r:id="rIdiispeom25lp1vxwns3ffw">
               <w:r>
                 <w:rPr>
                   <w:rFonts w:ascii="Arial" w:cs="Arial" w:eastAsia="Arial" w:hAnsi="Arial"/>
@@ -4313,7 +4313,7 @@
               <w:spacing w:after="10" w:before="0"/>
               <w:ind w:left="120"/>
             </w:pPr>
-            <w:hyperlink w:history="1" r:id="rIdkzwqbohga7c3gozoootvg">
+            <w:hyperlink w:history="1" r:id="rId1kj3y66s_jho8vtr8bqd2">
               <w:r>
                 <w:rPr>
                   <w:rFonts w:ascii="Arial" w:cs="Arial" w:eastAsia="Arial" w:hAnsi="Arial"/>
@@ -4540,7 +4540,7 @@
               <w:spacing w:after="10" w:before="0"/>
               <w:ind w:left="120"/>
             </w:pPr>
-            <w:hyperlink w:history="1" r:id="rId08jwmqon9xhb6kz4wuy9a">
+            <w:hyperlink w:history="1" r:id="rIdipmedbbc30i61cphxiyyw">
               <w:r>
                 <w:rPr>
                   <w:rFonts w:ascii="Arial" w:cs="Arial" w:eastAsia="Arial" w:hAnsi="Arial"/>
@@ -4617,7 +4617,7 @@
               <w:spacing w:after="10" w:before="0"/>
               <w:ind w:left="120"/>
             </w:pPr>
-            <w:hyperlink w:history="1" r:id="rIdowjymkwqnnwop8e4orncg">
+            <w:hyperlink w:history="1" r:id="rIdbf2zytazacf3fui6vgpvw">
               <w:r>
                 <w:rPr>
                   <w:rFonts w:ascii="Arial" w:cs="Arial" w:eastAsia="Arial" w:hAnsi="Arial"/>
@@ -4844,7 +4844,7 @@
               <w:spacing w:after="10" w:before="0"/>
               <w:ind w:left="120"/>
             </w:pPr>
-            <w:hyperlink w:history="1" r:id="rIdxwflzq-6oxlhmhggu2eq1">
+            <w:hyperlink w:history="1" r:id="rIdcp0mt2i_s78cep6uegl4r">
               <w:r>
                 <w:rPr>
                   <w:rFonts w:ascii="Arial" w:cs="Arial" w:eastAsia="Arial" w:hAnsi="Arial"/>
@@ -4921,7 +4921,7 @@
               <w:spacing w:after="10" w:before="0"/>
               <w:ind w:left="120"/>
             </w:pPr>
-            <w:hyperlink w:history="1" r:id="rIdzmrytaavzklh_6j08fsra">
+            <w:hyperlink w:history="1" r:id="rIdhnp5myww4q3ujclwrclpc">
               <w:r>
                 <w:rPr>
                   <w:rFonts w:ascii="Arial" w:cs="Arial" w:eastAsia="Arial" w:hAnsi="Arial"/>
@@ -5448,7 +5448,7 @@
         </w:rPr>
         <w:t xml:space="preserve">© 2026 SeaVuria and ARES. Aligned with KICD objectives. Developed by SeaVuria; technical implementation by ARES (with AI assistance from Claude). Licensed under </w:t>
       </w:r>
-      <w:hyperlink w:history="1" r:id="rIdn3gfhclv7-i-oq9rzagey">
+      <w:hyperlink w:history="1" r:id="rId8h9fsozc-8qkg3kvtsx7v">
         <w:r>
           <w:rPr>
             <w:rFonts w:ascii="Arial" w:cs="Arial" w:eastAsia="Arial" w:hAnsi="Arial"/>
@@ -5469,7 +5469,7 @@
         </w:rPr>
         <w:t xml:space="preserve"> (</w:t>
       </w:r>
-      <w:hyperlink w:history="1" r:id="rIdydgon_z019uwarbebhgzs">
+      <w:hyperlink w:history="1" r:id="rId3ilep-udegmaizjrl7jc6">
         <w:r>
           <w:rPr>
             <w:rFonts w:ascii="Arial" w:cs="Arial" w:eastAsia="Arial" w:hAnsi="Arial"/>
@@ -6482,7 +6482,7 @@
             <w:pPr>
               <w:spacing w:after="20" w:before="0"/>
             </w:pPr>
-            <w:hyperlink w:history="1" r:id="rIdzg08lkb6mzcvjyxj4agsz">
+            <w:hyperlink w:history="1" r:id="rIdqbojw69tzfataglo7xpnt">
               <w:r>
                 <w:rPr>
                   <w:rFonts w:ascii="Arial" w:cs="Arial" w:eastAsia="Arial" w:hAnsi="Arial"/>
@@ -6515,7 +6515,7 @@
               <w:spacing w:after="10" w:before="0"/>
               <w:ind w:left="120"/>
             </w:pPr>
-            <w:hyperlink w:history="1" r:id="rIdgfy9zikdr4oeraozr2q61">
+            <w:hyperlink w:history="1" r:id="rIdxn0w-ji2nxriithryldqj">
               <w:r>
                 <w:rPr>
                   <w:rFonts w:ascii="Arial" w:cs="Arial" w:eastAsia="Arial" w:hAnsi="Arial"/>
@@ -6560,7 +6560,7 @@
             <w:pPr>
               <w:spacing w:after="20" w:before="0"/>
             </w:pPr>
-            <w:hyperlink w:history="1" r:id="rId9hke5vqerzhqskjrmno7r">
+            <w:hyperlink w:history="1" r:id="rIdgy-obpe0igjlkcrlqj7w-">
               <w:r>
                 <w:rPr>
                   <w:rFonts w:ascii="Arial" w:cs="Arial" w:eastAsia="Arial" w:hAnsi="Arial"/>
@@ -6593,7 +6593,7 @@
               <w:spacing w:after="10" w:before="0"/>
               <w:ind w:left="120"/>
             </w:pPr>
-            <w:hyperlink w:history="1" r:id="rIdm23m48w2yntiy02lb_kvm">
+            <w:hyperlink w:history="1" r:id="rIdik06dpwyavlilrtab0xoc">
               <w:r>
                 <w:rPr>
                   <w:rFonts w:ascii="Arial" w:cs="Arial" w:eastAsia="Arial" w:hAnsi="Arial"/>
@@ -6788,7 +6788,7 @@
             <w:pPr>
               <w:spacing w:after="20" w:before="0"/>
             </w:pPr>
-            <w:hyperlink w:history="1" r:id="rId3y4y5-60fovvdfwqpouii">
+            <w:hyperlink w:history="1" r:id="rIdlpm5e2hhfza9d2pbpu01x">
               <w:r>
                 <w:rPr>
                   <w:rFonts w:ascii="Arial" w:cs="Arial" w:eastAsia="Arial" w:hAnsi="Arial"/>
@@ -6821,7 +6821,7 @@
               <w:spacing w:after="10" w:before="0"/>
               <w:ind w:left="120"/>
             </w:pPr>
-            <w:hyperlink w:history="1" r:id="rId4ymztgejdcjaey5ifk_py">
+            <w:hyperlink w:history="1" r:id="rIdv9snm8d74t6kyphlgh2tc">
               <w:r>
                 <w:rPr>
                   <w:rFonts w:ascii="Arial" w:cs="Arial" w:eastAsia="Arial" w:hAnsi="Arial"/>
@@ -6866,7 +6866,7 @@
             <w:pPr>
               <w:spacing w:after="20" w:before="0"/>
             </w:pPr>
-            <w:hyperlink w:history="1" r:id="rId64wsomshklxvw_wuhpndf">
+            <w:hyperlink w:history="1" r:id="rIddrmlomm6bdcudowixmgvu">
               <w:r>
                 <w:rPr>
                   <w:rFonts w:ascii="Arial" w:cs="Arial" w:eastAsia="Arial" w:hAnsi="Arial"/>
@@ -6899,7 +6899,7 @@
               <w:spacing w:after="10" w:before="0"/>
               <w:ind w:left="120"/>
             </w:pPr>
-            <w:hyperlink w:history="1" r:id="rIduv8c3vxjhekusudzlgk5t">
+            <w:hyperlink w:history="1" r:id="rIdsrmuwgpnmcidhdxgsvppy">
               <w:r>
                 <w:rPr>
                   <w:rFonts w:ascii="Arial" w:cs="Arial" w:eastAsia="Arial" w:hAnsi="Arial"/>
@@ -7094,7 +7094,7 @@
             <w:pPr>
               <w:spacing w:after="20" w:before="0"/>
             </w:pPr>
-            <w:hyperlink w:history="1" r:id="rIdjxrgox3gqyilkaa6r0ihg">
+            <w:hyperlink w:history="1" r:id="rIdfpb42vngggwpiomp_a1du">
               <w:r>
                 <w:rPr>
                   <w:rFonts w:ascii="Arial" w:cs="Arial" w:eastAsia="Arial" w:hAnsi="Arial"/>
@@ -7127,7 +7127,7 @@
               <w:spacing w:after="10" w:before="0"/>
               <w:ind w:left="120"/>
             </w:pPr>
-            <w:hyperlink w:history="1" r:id="rIdbw8vpfmb0dlqy_jazjkrl">
+            <w:hyperlink w:history="1" r:id="rIdl-qfmnylumcnv5yhdwaxx">
               <w:r>
                 <w:rPr>
                   <w:rFonts w:ascii="Arial" w:cs="Arial" w:eastAsia="Arial" w:hAnsi="Arial"/>
@@ -7172,7 +7172,7 @@
             <w:pPr>
               <w:spacing w:after="20" w:before="0"/>
             </w:pPr>
-            <w:hyperlink w:history="1" r:id="rIdy9kswctxdvapov0ipq9zu">
+            <w:hyperlink w:history="1" r:id="rId7puu9uxcjbffzrjv_r4s4">
               <w:r>
                 <w:rPr>
                   <w:rFonts w:ascii="Arial" w:cs="Arial" w:eastAsia="Arial" w:hAnsi="Arial"/>
@@ -7205,7 +7205,7 @@
               <w:spacing w:after="10" w:before="0"/>
               <w:ind w:left="120"/>
             </w:pPr>
-            <w:hyperlink w:history="1" r:id="rIdo21hr9lfpv9ivuan8i6ck">
+            <w:hyperlink w:history="1" r:id="rIdupoczhubwxbv-wznurbq_">
               <w:r>
                 <w:rPr>
                   <w:rFonts w:ascii="Arial" w:cs="Arial" w:eastAsia="Arial" w:hAnsi="Arial"/>
@@ -7400,7 +7400,7 @@
             <w:pPr>
               <w:spacing w:after="20" w:before="0"/>
             </w:pPr>
-            <w:hyperlink w:history="1" r:id="rId0ojwqgpxxaton9oc8y7mp">
+            <w:hyperlink w:history="1" r:id="rIdkxp3aajktfhyfqsfw0un1">
               <w:r>
                 <w:rPr>
                   <w:rFonts w:ascii="Arial" w:cs="Arial" w:eastAsia="Arial" w:hAnsi="Arial"/>
@@ -7433,7 +7433,7 @@
               <w:spacing w:after="10" w:before="0"/>
               <w:ind w:left="120"/>
             </w:pPr>
-            <w:hyperlink w:history="1" r:id="rIdaplqhvtwbc0s4ch9ltrxx">
+            <w:hyperlink w:history="1" r:id="rId9pp0x_0qsrq4wo9whqeud">
               <w:r>
                 <w:rPr>
                   <w:rFonts w:ascii="Arial" w:cs="Arial" w:eastAsia="Arial" w:hAnsi="Arial"/>
@@ -7478,7 +7478,7 @@
             <w:pPr>
               <w:spacing w:after="20" w:before="0"/>
             </w:pPr>
-            <w:hyperlink w:history="1" r:id="rIdzfku-bektw9bwoec7sfej">
+            <w:hyperlink w:history="1" r:id="rIdqdcq1t0ydyjvr-es0fmm3">
               <w:r>
                 <w:rPr>
                   <w:rFonts w:ascii="Arial" w:cs="Arial" w:eastAsia="Arial" w:hAnsi="Arial"/>
@@ -7511,7 +7511,7 @@
               <w:spacing w:after="10" w:before="0"/>
               <w:ind w:left="120"/>
             </w:pPr>
-            <w:hyperlink w:history="1" r:id="rIdz8k8wu76mnba6tco7yxih">
+            <w:hyperlink w:history="1" r:id="rIdyc0bswcsf5jtxnufcgwxh">
               <w:r>
                 <w:rPr>
                   <w:rFonts w:ascii="Arial" w:cs="Arial" w:eastAsia="Arial" w:hAnsi="Arial"/>
@@ -7706,7 +7706,7 @@
             <w:pPr>
               <w:spacing w:after="20" w:before="0"/>
             </w:pPr>
-            <w:hyperlink w:history="1" r:id="rIdmw_ifkq6vvsmubzaqjmz6">
+            <w:hyperlink w:history="1" r:id="rIdcgai6izj8_muwcte_hunu">
               <w:r>
                 <w:rPr>
                   <w:rFonts w:ascii="Arial" w:cs="Arial" w:eastAsia="Arial" w:hAnsi="Arial"/>
@@ -7739,7 +7739,7 @@
               <w:spacing w:after="10" w:before="0"/>
               <w:ind w:left="120"/>
             </w:pPr>
-            <w:hyperlink w:history="1" r:id="rIdykyarcuhy2rcevmefft-r">
+            <w:hyperlink w:history="1" r:id="rIdyqa4h78ovw_of7kn-z9iy">
               <w:r>
                 <w:rPr>
                   <w:rFonts w:ascii="Arial" w:cs="Arial" w:eastAsia="Arial" w:hAnsi="Arial"/>
@@ -7784,7 +7784,7 @@
             <w:pPr>
               <w:spacing w:after="20" w:before="0"/>
             </w:pPr>
-            <w:hyperlink w:history="1" r:id="rIdfipffqibxsxlrjljumz3s">
+            <w:hyperlink w:history="1" r:id="rIdvm0zj8qmgmqxdpu3ci3r4">
               <w:r>
                 <w:rPr>
                   <w:rFonts w:ascii="Arial" w:cs="Arial" w:eastAsia="Arial" w:hAnsi="Arial"/>
@@ -7817,7 +7817,7 @@
               <w:spacing w:after="10" w:before="0"/>
               <w:ind w:left="120"/>
             </w:pPr>
-            <w:hyperlink w:history="1" r:id="rIdl9ollgpgufph3fzjzhqtt">
+            <w:hyperlink w:history="1" r:id="rId-ls3ykwfqdagqhbe5omuu">
               <w:r>
                 <w:rPr>
                   <w:rFonts w:ascii="Arial" w:cs="Arial" w:eastAsia="Arial" w:hAnsi="Arial"/>
@@ -8329,7 +8329,7 @@
         </w:rPr>
         <w:t xml:space="preserve">© 2026 SeaVuria and ARES. Aligned with KICD objectives. Developed by SeaVuria; technical implementation by ARES (with AI assistance from Claude). Licensed under </w:t>
       </w:r>
-      <w:hyperlink w:history="1" r:id="rId7eiezwnp42cvlnkfsucnt">
+      <w:hyperlink w:history="1" r:id="rId9xap9cuntw0_etsa9s5lk">
         <w:r>
           <w:rPr>
             <w:rFonts w:ascii="Arial" w:cs="Arial" w:eastAsia="Arial" w:hAnsi="Arial"/>
@@ -8350,7 +8350,7 @@
         </w:rPr>
         <w:t xml:space="preserve"> (</w:t>
       </w:r>
-      <w:hyperlink w:history="1" r:id="rIdsgy3udygzf66zyf4ty5e2">
+      <w:hyperlink w:history="1" r:id="rIdc-mxwj7erq1np7qppq_pw">
         <w:r>
           <w:rPr>
             <w:rFonts w:ascii="Arial" w:cs="Arial" w:eastAsia="Arial" w:hAnsi="Arial"/>
@@ -9363,7 +9363,7 @@
             <w:pPr>
               <w:spacing w:after="20" w:before="0"/>
             </w:pPr>
-            <w:hyperlink w:history="1" r:id="rIdlewt4enqnl3-qg_bfy09y">
+            <w:hyperlink w:history="1" r:id="rIdb7nsrcwpjj8vsytumcmli">
               <w:r>
                 <w:rPr>
                   <w:rFonts w:ascii="Arial" w:cs="Arial" w:eastAsia="Arial" w:hAnsi="Arial"/>
@@ -9396,7 +9396,7 @@
               <w:spacing w:after="10" w:before="0"/>
               <w:ind w:left="120"/>
             </w:pPr>
-            <w:hyperlink w:history="1" r:id="rIdocgn2u1eu6fmtktmlwfjp">
+            <w:hyperlink w:history="1" r:id="rId_9zyha7ccg0byi61f90nm">
               <w:r>
                 <w:rPr>
                   <w:rFonts w:ascii="Arial" w:cs="Arial" w:eastAsia="Arial" w:hAnsi="Arial"/>
@@ -9441,7 +9441,7 @@
             <w:pPr>
               <w:spacing w:after="20" w:before="0"/>
             </w:pPr>
-            <w:hyperlink w:history="1" r:id="rIde2h_-ahzqrbhre6eaq11a">
+            <w:hyperlink w:history="1" r:id="rIdz7bqryvkutnoo4eu3iyiz">
               <w:r>
                 <w:rPr>
                   <w:rFonts w:ascii="Arial" w:cs="Arial" w:eastAsia="Arial" w:hAnsi="Arial"/>
@@ -9474,7 +9474,7 @@
               <w:spacing w:after="10" w:before="0"/>
               <w:ind w:left="120"/>
             </w:pPr>
-            <w:hyperlink w:history="1" r:id="rId7hpto-dpnvhe3iwmp5hhl">
+            <w:hyperlink w:history="1" r:id="rIdkasrwwlehxjaqn2iya1ie">
               <w:r>
                 <w:rPr>
                   <w:rFonts w:ascii="Arial" w:cs="Arial" w:eastAsia="Arial" w:hAnsi="Arial"/>
@@ -9669,7 +9669,7 @@
             <w:pPr>
               <w:spacing w:after="20" w:before="0"/>
             </w:pPr>
-            <w:hyperlink w:history="1" r:id="rIdxh_8scpeo6bxfxprts8d8">
+            <w:hyperlink w:history="1" r:id="rIdouoifwc1vyggiaqp2sszq">
               <w:r>
                 <w:rPr>
                   <w:rFonts w:ascii="Arial" w:cs="Arial" w:eastAsia="Arial" w:hAnsi="Arial"/>
@@ -9702,7 +9702,7 @@
               <w:spacing w:after="10" w:before="0"/>
               <w:ind w:left="120"/>
             </w:pPr>
-            <w:hyperlink w:history="1" r:id="rIdnrpmgdw_c6pxb4ozwzpom">
+            <w:hyperlink w:history="1" r:id="rIdap4oiyqfkj19gcbfsl012">
               <w:r>
                 <w:rPr>
                   <w:rFonts w:ascii="Arial" w:cs="Arial" w:eastAsia="Arial" w:hAnsi="Arial"/>
@@ -9747,7 +9747,7 @@
             <w:pPr>
               <w:spacing w:after="20" w:before="0"/>
             </w:pPr>
-            <w:hyperlink w:history="1" r:id="rIdqdloyxejeqgs2lunkugoc">
+            <w:hyperlink w:history="1" r:id="rIdkyo6hrrz5vuxrh_9e8f2n">
               <w:r>
                 <w:rPr>
                   <w:rFonts w:ascii="Arial" w:cs="Arial" w:eastAsia="Arial" w:hAnsi="Arial"/>
@@ -9780,7 +9780,7 @@
               <w:spacing w:after="10" w:before="0"/>
               <w:ind w:left="120"/>
             </w:pPr>
-            <w:hyperlink w:history="1" r:id="rIdym2vojmweiimtjotccyow">
+            <w:hyperlink w:history="1" r:id="rId93rqva9magqmjjrwwkikw">
               <w:r>
                 <w:rPr>
                   <w:rFonts w:ascii="Arial" w:cs="Arial" w:eastAsia="Arial" w:hAnsi="Arial"/>
@@ -9975,7 +9975,7 @@
             <w:pPr>
               <w:spacing w:after="20" w:before="0"/>
             </w:pPr>
-            <w:hyperlink w:history="1" r:id="rIdlwkycfiuitr5fqwnxmca1">
+            <w:hyperlink w:history="1" r:id="rId2qcfvh--n0-v45ioxwash">
               <w:r>
                 <w:rPr>
                   <w:rFonts w:ascii="Arial" w:cs="Arial" w:eastAsia="Arial" w:hAnsi="Arial"/>
@@ -10008,7 +10008,7 @@
               <w:spacing w:after="10" w:before="0"/>
               <w:ind w:left="120"/>
             </w:pPr>
-            <w:hyperlink w:history="1" r:id="rIdpfapbovctbmkzbsbh0ty3">
+            <w:hyperlink w:history="1" r:id="rId6c8sj0qbi9yfmjjkj9v_t">
               <w:r>
                 <w:rPr>
                   <w:rFonts w:ascii="Arial" w:cs="Arial" w:eastAsia="Arial" w:hAnsi="Arial"/>
@@ -10053,7 +10053,7 @@
             <w:pPr>
               <w:spacing w:after="20" w:before="0"/>
             </w:pPr>
-            <w:hyperlink w:history="1" r:id="rIdzkvfow8__wb5nll1ha8q3">
+            <w:hyperlink w:history="1" r:id="rIdpkmx11_4hfiznvqg3hck2">
               <w:r>
                 <w:rPr>
                   <w:rFonts w:ascii="Arial" w:cs="Arial" w:eastAsia="Arial" w:hAnsi="Arial"/>
@@ -10086,7 +10086,7 @@
               <w:spacing w:after="10" w:before="0"/>
               <w:ind w:left="120"/>
             </w:pPr>
-            <w:hyperlink w:history="1" r:id="rId94m_v0iyflsbdyik3u5e4">
+            <w:hyperlink w:history="1" r:id="rIds-njjz_tzfmlxgafsat0t">
               <w:r>
                 <w:rPr>
                   <w:rFonts w:ascii="Arial" w:cs="Arial" w:eastAsia="Arial" w:hAnsi="Arial"/>
@@ -10281,7 +10281,7 @@
             <w:pPr>
               <w:spacing w:after="20" w:before="0"/>
             </w:pPr>
-            <w:hyperlink w:history="1" r:id="rIdzg2zwpz5ripr26fhabknb">
+            <w:hyperlink w:history="1" r:id="rIdap56qmwvkjcgypxxoownr">
               <w:r>
                 <w:rPr>
                   <w:rFonts w:ascii="Arial" w:cs="Arial" w:eastAsia="Arial" w:hAnsi="Arial"/>
@@ -10314,7 +10314,7 @@
               <w:spacing w:after="10" w:before="0"/>
               <w:ind w:left="120"/>
             </w:pPr>
-            <w:hyperlink w:history="1" r:id="rIdfnmyatzbvjteltufimg_k">
+            <w:hyperlink w:history="1" r:id="rIds6fmpgqf3o3mvsup7pnq5">
               <w:r>
                 <w:rPr>
                   <w:rFonts w:ascii="Arial" w:cs="Arial" w:eastAsia="Arial" w:hAnsi="Arial"/>
@@ -10359,7 +10359,7 @@
             <w:pPr>
               <w:spacing w:after="20" w:before="0"/>
             </w:pPr>
-            <w:hyperlink w:history="1" r:id="rIdeae_bft5u71mhuvknkgqx">
+            <w:hyperlink w:history="1" r:id="rIdurt-edwvss8kmf7mjycmy">
               <w:r>
                 <w:rPr>
                   <w:rFonts w:ascii="Arial" w:cs="Arial" w:eastAsia="Arial" w:hAnsi="Arial"/>
@@ -10392,7 +10392,7 @@
               <w:spacing w:after="10" w:before="0"/>
               <w:ind w:left="120"/>
             </w:pPr>
-            <w:hyperlink w:history="1" r:id="rIdryrvpwijnyul7_dnouec1">
+            <w:hyperlink w:history="1" r:id="rIdbhtkybhv5-x0i4d2-oezt">
               <w:r>
                 <w:rPr>
                   <w:rFonts w:ascii="Arial" w:cs="Arial" w:eastAsia="Arial" w:hAnsi="Arial"/>
@@ -10587,7 +10587,7 @@
             <w:pPr>
               <w:spacing w:after="20" w:before="0"/>
             </w:pPr>
-            <w:hyperlink w:history="1" r:id="rIddwv95addsbyio7nfqgzeu">
+            <w:hyperlink w:history="1" r:id="rIdk3rjlpc5otpjyeme2zq7w">
               <w:r>
                 <w:rPr>
                   <w:rFonts w:ascii="Arial" w:cs="Arial" w:eastAsia="Arial" w:hAnsi="Arial"/>
@@ -10620,7 +10620,7 @@
               <w:spacing w:after="10" w:before="0"/>
               <w:ind w:left="120"/>
             </w:pPr>
-            <w:hyperlink w:history="1" r:id="rIdmwuplc4zxhfd6zorlupwf">
+            <w:hyperlink w:history="1" r:id="rIdtonlwltwnzo5x2ejvylq4">
               <w:r>
                 <w:rPr>
                   <w:rFonts w:ascii="Arial" w:cs="Arial" w:eastAsia="Arial" w:hAnsi="Arial"/>
@@ -10665,7 +10665,7 @@
             <w:pPr>
               <w:spacing w:after="20" w:before="0"/>
             </w:pPr>
-            <w:hyperlink w:history="1" r:id="rIdyht2bexbypeaxlgoynah9">
+            <w:hyperlink w:history="1" r:id="rIdsebxjbyh0kabu-fnyxqaw">
               <w:r>
                 <w:rPr>
                   <w:rFonts w:ascii="Arial" w:cs="Arial" w:eastAsia="Arial" w:hAnsi="Arial"/>
@@ -10698,7 +10698,7 @@
               <w:spacing w:after="10" w:before="0"/>
               <w:ind w:left="120"/>
             </w:pPr>
-            <w:hyperlink w:history="1" r:id="rId6ju4kn3k-00fejsrkq_ql">
+            <w:hyperlink w:history="1" r:id="rIddvbpwylj5h3hppxdrmjuc">
               <w:r>
                 <w:rPr>
                   <w:rFonts w:ascii="Arial" w:cs="Arial" w:eastAsia="Arial" w:hAnsi="Arial"/>
@@ -11210,7 +11210,7 @@
         </w:rPr>
         <w:t xml:space="preserve">© 2026 SeaVuria and ARES. Aligned with KICD objectives. Developed by SeaVuria; technical implementation by ARES (with AI assistance from Claude). Licensed under </w:t>
       </w:r>
-      <w:hyperlink w:history="1" r:id="rIdapj_hxngx8b0jcu73fe43">
+      <w:hyperlink w:history="1" r:id="rIdozqekorjbshuzedxhmm9m">
         <w:r>
           <w:rPr>
             <w:rFonts w:ascii="Arial" w:cs="Arial" w:eastAsia="Arial" w:hAnsi="Arial"/>
@@ -11231,7 +11231,7 @@
         </w:rPr>
         <w:t xml:space="preserve"> (</w:t>
       </w:r>
-      <w:hyperlink w:history="1" r:id="rIdwdt4t_v14hwq0-khpvvgj">
+      <w:hyperlink w:history="1" r:id="rIddvcgy6woj_-eplk5wpw6n">
         <w:r>
           <w:rPr>
             <w:rFonts w:ascii="Arial" w:cs="Arial" w:eastAsia="Arial" w:hAnsi="Arial"/>
@@ -12244,7 +12244,7 @@
             <w:pPr>
               <w:spacing w:after="20" w:before="0"/>
             </w:pPr>
-            <w:hyperlink w:history="1" r:id="rIds7c2pb-iblef7al58bj-x">
+            <w:hyperlink w:history="1" r:id="rIdx-uvggxcwdsgmjvqgj1eh">
               <w:r>
                 <w:rPr>
                   <w:rFonts w:ascii="Arial" w:cs="Arial" w:eastAsia="Arial" w:hAnsi="Arial"/>
@@ -12277,7 +12277,7 @@
               <w:spacing w:after="10" w:before="0"/>
               <w:ind w:left="120"/>
             </w:pPr>
-            <w:hyperlink w:history="1" r:id="rIdd0epoprlyztebchnqcavz">
+            <w:hyperlink w:history="1" r:id="rIdi7uehlomqjs9s4j-otqdt">
               <w:r>
                 <w:rPr>
                   <w:rFonts w:ascii="Arial" w:cs="Arial" w:eastAsia="Arial" w:hAnsi="Arial"/>
@@ -12322,7 +12322,7 @@
             <w:pPr>
               <w:spacing w:after="20" w:before="0"/>
             </w:pPr>
-            <w:hyperlink w:history="1" r:id="rId2nvezwgcfhkiohuog_nr1">
+            <w:hyperlink w:history="1" r:id="rIdmjzixrjt2l1grlgqug8ma">
               <w:r>
                 <w:rPr>
                   <w:rFonts w:ascii="Arial" w:cs="Arial" w:eastAsia="Arial" w:hAnsi="Arial"/>
@@ -12355,7 +12355,7 @@
               <w:spacing w:after="10" w:before="0"/>
               <w:ind w:left="120"/>
             </w:pPr>
-            <w:hyperlink w:history="1" r:id="rIdwzu1miwlxtgzv7qf-qwrc">
+            <w:hyperlink w:history="1" r:id="rIdsnjhw8qo4vrakxtrodhuf">
               <w:r>
                 <w:rPr>
                   <w:rFonts w:ascii="Arial" w:cs="Arial" w:eastAsia="Arial" w:hAnsi="Arial"/>
@@ -12550,7 +12550,7 @@
             <w:pPr>
               <w:spacing w:after="20" w:before="0"/>
             </w:pPr>
-            <w:hyperlink w:history="1" r:id="rId_gplxvfkvu0mn6qavji7w">
+            <w:hyperlink w:history="1" r:id="rIdyosszij3nxrtyhoytfwoe">
               <w:r>
                 <w:rPr>
                   <w:rFonts w:ascii="Arial" w:cs="Arial" w:eastAsia="Arial" w:hAnsi="Arial"/>
@@ -12583,7 +12583,7 @@
               <w:spacing w:after="10" w:before="0"/>
               <w:ind w:left="120"/>
             </w:pPr>
-            <w:hyperlink w:history="1" r:id="rIdkefhhcxaupvlr9duf0l3j">
+            <w:hyperlink w:history="1" r:id="rIdxyzlumvt-xio8my2s-gv5">
               <w:r>
                 <w:rPr>
                   <w:rFonts w:ascii="Arial" w:cs="Arial" w:eastAsia="Arial" w:hAnsi="Arial"/>
@@ -12628,7 +12628,7 @@
             <w:pPr>
               <w:spacing w:after="20" w:before="0"/>
             </w:pPr>
-            <w:hyperlink w:history="1" r:id="rIddqg8oc7etagqe5wtctbuw">
+            <w:hyperlink w:history="1" r:id="rIdulg2gikodgphzs541impu">
               <w:r>
                 <w:rPr>
                   <w:rFonts w:ascii="Arial" w:cs="Arial" w:eastAsia="Arial" w:hAnsi="Arial"/>
@@ -12661,7 +12661,7 @@
               <w:spacing w:after="10" w:before="0"/>
               <w:ind w:left="120"/>
             </w:pPr>
-            <w:hyperlink w:history="1" r:id="rIdwdyagl9ewv79svjztp6ga">
+            <w:hyperlink w:history="1" r:id="rIdpjtuyllefl0ya7pvxc91q">
               <w:r>
                 <w:rPr>
                   <w:rFonts w:ascii="Arial" w:cs="Arial" w:eastAsia="Arial" w:hAnsi="Arial"/>
@@ -12856,7 +12856,7 @@
             <w:pPr>
               <w:spacing w:after="20" w:before="0"/>
             </w:pPr>
-            <w:hyperlink w:history="1" r:id="rIds4fbjv2aymwtkh4vphayp">
+            <w:hyperlink w:history="1" r:id="rIdqx-a9gyl8ypfsbpgswzmx">
               <w:r>
                 <w:rPr>
                   <w:rFonts w:ascii="Arial" w:cs="Arial" w:eastAsia="Arial" w:hAnsi="Arial"/>
@@ -12889,7 +12889,7 @@
               <w:spacing w:after="10" w:before="0"/>
               <w:ind w:left="120"/>
             </w:pPr>
-            <w:hyperlink w:history="1" r:id="rIdrwpcoble7jz6ref5pyhfp">
+            <w:hyperlink w:history="1" r:id="rId5msytkzxn2yscysmn1tpk">
               <w:r>
                 <w:rPr>
                   <w:rFonts w:ascii="Arial" w:cs="Arial" w:eastAsia="Arial" w:hAnsi="Arial"/>
@@ -12934,7 +12934,7 @@
             <w:pPr>
               <w:spacing w:after="20" w:before="0"/>
             </w:pPr>
-            <w:hyperlink w:history="1" r:id="rIdhtz4crkqt57xwnynr6cyl">
+            <w:hyperlink w:history="1" r:id="rIdee0mi9btxrfwsx5kus2sq">
               <w:r>
                 <w:rPr>
                   <w:rFonts w:ascii="Arial" w:cs="Arial" w:eastAsia="Arial" w:hAnsi="Arial"/>
@@ -12967,7 +12967,7 @@
               <w:spacing w:after="10" w:before="0"/>
               <w:ind w:left="120"/>
             </w:pPr>
-            <w:hyperlink w:history="1" r:id="rIdeodc95hygjkhopkbgopij">
+            <w:hyperlink w:history="1" r:id="rIdeywg3s1anhx4djwwx86ea">
               <w:r>
                 <w:rPr>
                   <w:rFonts w:ascii="Arial" w:cs="Arial" w:eastAsia="Arial" w:hAnsi="Arial"/>
@@ -13162,7 +13162,7 @@
             <w:pPr>
               <w:spacing w:after="20" w:before="0"/>
             </w:pPr>
-            <w:hyperlink w:history="1" r:id="rId5gqla7flfr5ugkfaloipx">
+            <w:hyperlink w:history="1" r:id="rIdbqnecqjizcm2fhbidwpvq">
               <w:r>
                 <w:rPr>
                   <w:rFonts w:ascii="Arial" w:cs="Arial" w:eastAsia="Arial" w:hAnsi="Arial"/>
@@ -13195,7 +13195,7 @@
               <w:spacing w:after="10" w:before="0"/>
               <w:ind w:left="120"/>
             </w:pPr>
-            <w:hyperlink w:history="1" r:id="rIdyfq4cdshb6taazkl-d5x0">
+            <w:hyperlink w:history="1" r:id="rIdjrjfdxa4hof4rv6twschn">
               <w:r>
                 <w:rPr>
                   <w:rFonts w:ascii="Arial" w:cs="Arial" w:eastAsia="Arial" w:hAnsi="Arial"/>
@@ -13240,7 +13240,7 @@
             <w:pPr>
               <w:spacing w:after="20" w:before="0"/>
             </w:pPr>
-            <w:hyperlink w:history="1" r:id="rIdfr24pny0zf6lytlolj3lm">
+            <w:hyperlink w:history="1" r:id="rIdreswfjsbtbwcy6bl9xkmg">
               <w:r>
                 <w:rPr>
                   <w:rFonts w:ascii="Arial" w:cs="Arial" w:eastAsia="Arial" w:hAnsi="Arial"/>
@@ -13273,7 +13273,7 @@
               <w:spacing w:after="10" w:before="0"/>
               <w:ind w:left="120"/>
             </w:pPr>
-            <w:hyperlink w:history="1" r:id="rIdiln6z3jnyl_bvnap5ycrk">
+            <w:hyperlink w:history="1" r:id="rId53k2ds8uxcjftiwwvibc5">
               <w:r>
                 <w:rPr>
                   <w:rFonts w:ascii="Arial" w:cs="Arial" w:eastAsia="Arial" w:hAnsi="Arial"/>
@@ -13468,7 +13468,7 @@
             <w:pPr>
               <w:spacing w:after="20" w:before="0"/>
             </w:pPr>
-            <w:hyperlink w:history="1" r:id="rId3tq1xnuvbpwj6qchr5s4c">
+            <w:hyperlink w:history="1" r:id="rIdwzrx2fikdcoqqaer6e7nw">
               <w:r>
                 <w:rPr>
                   <w:rFonts w:ascii="Arial" w:cs="Arial" w:eastAsia="Arial" w:hAnsi="Arial"/>
@@ -13501,7 +13501,7 @@
               <w:spacing w:after="10" w:before="0"/>
               <w:ind w:left="120"/>
             </w:pPr>
-            <w:hyperlink w:history="1" r:id="rId4unmzwtsp_hysi5mqlkrr">
+            <w:hyperlink w:history="1" r:id="rIdebspmlhuzo4hnpr9iirhb">
               <w:r>
                 <w:rPr>
                   <w:rFonts w:ascii="Arial" w:cs="Arial" w:eastAsia="Arial" w:hAnsi="Arial"/>
@@ -13546,7 +13546,7 @@
             <w:pPr>
               <w:spacing w:after="20" w:before="0"/>
             </w:pPr>
-            <w:hyperlink w:history="1" r:id="rIdb7xaknnnnyjnivnik6mlc">
+            <w:hyperlink w:history="1" r:id="rIdceuou7mam15iewonuxjlv">
               <w:r>
                 <w:rPr>
                   <w:rFonts w:ascii="Arial" w:cs="Arial" w:eastAsia="Arial" w:hAnsi="Arial"/>
@@ -13579,7 +13579,7 @@
               <w:spacing w:after="10" w:before="0"/>
               <w:ind w:left="120"/>
             </w:pPr>
-            <w:hyperlink w:history="1" r:id="rIdogo1ukw9ic5eenfqqghfj">
+            <w:hyperlink w:history="1" r:id="rIdrjzrjcgodmxeg2fnb84w4">
               <w:r>
                 <w:rPr>
                   <w:rFonts w:ascii="Arial" w:cs="Arial" w:eastAsia="Arial" w:hAnsi="Arial"/>
@@ -14091,7 +14091,7 @@
         </w:rPr>
         <w:t xml:space="preserve">© 2026 SeaVuria and ARES. Aligned with KICD objectives. Developed by SeaVuria; technical implementation by ARES (with AI assistance from Claude). Licensed under </w:t>
       </w:r>
-      <w:hyperlink w:history="1" r:id="rIdmtka9ymxuvlbjdmaljlg_">
+      <w:hyperlink w:history="1" r:id="rIdf4k_g8raoxv4wvwfwzy78">
         <w:r>
           <w:rPr>
             <w:rFonts w:ascii="Arial" w:cs="Arial" w:eastAsia="Arial" w:hAnsi="Arial"/>
@@ -14112,7 +14112,7 @@
         </w:rPr>
         <w:t xml:space="preserve"> (</w:t>
       </w:r>
-      <w:hyperlink w:history="1" r:id="rIdnn3l-go5pgulzqwuiddmw">
+      <w:hyperlink w:history="1" r:id="rIdgyurxjubkmmxycnnxg0mu">
         <w:r>
           <w:rPr>
             <w:rFonts w:ascii="Arial" w:cs="Arial" w:eastAsia="Arial" w:hAnsi="Arial"/>
@@ -15125,7 +15125,7 @@
             <w:pPr>
               <w:spacing w:after="20" w:before="0"/>
             </w:pPr>
-            <w:hyperlink w:history="1" r:id="rIdjrfbmczrt6k_gluiccwov">
+            <w:hyperlink w:history="1" r:id="rIddti19viztckgs7kwboglg">
               <w:r>
                 <w:rPr>
                   <w:rFonts w:ascii="Arial" w:cs="Arial" w:eastAsia="Arial" w:hAnsi="Arial"/>
@@ -15158,7 +15158,7 @@
               <w:spacing w:after="10" w:before="0"/>
               <w:ind w:left="120"/>
             </w:pPr>
-            <w:hyperlink w:history="1" r:id="rId70_nt3_ai-yi0dozfda8w">
+            <w:hyperlink w:history="1" r:id="rIdhevibmyp5d3o7rdjbznla">
               <w:r>
                 <w:rPr>
                   <w:rFonts w:ascii="Arial" w:cs="Arial" w:eastAsia="Arial" w:hAnsi="Arial"/>
@@ -15203,7 +15203,7 @@
             <w:pPr>
               <w:spacing w:after="20" w:before="0"/>
             </w:pPr>
-            <w:hyperlink w:history="1" r:id="rId1pe4wdy_tjc6z9ixspash">
+            <w:hyperlink w:history="1" r:id="rIdkcavdwx_oyfensqnkbmkx">
               <w:r>
                 <w:rPr>
                   <w:rFonts w:ascii="Arial" w:cs="Arial" w:eastAsia="Arial" w:hAnsi="Arial"/>
@@ -15236,7 +15236,7 @@
               <w:spacing w:after="10" w:before="0"/>
               <w:ind w:left="120"/>
             </w:pPr>
-            <w:hyperlink w:history="1" r:id="rIdllqdbocm05qdkypc8_5xo">
+            <w:hyperlink w:history="1" r:id="rIdqze4k-3-fz9fdqvaixjqx">
               <w:r>
                 <w:rPr>
                   <w:rFonts w:ascii="Arial" w:cs="Arial" w:eastAsia="Arial" w:hAnsi="Arial"/>
@@ -15431,7 +15431,7 @@
             <w:pPr>
               <w:spacing w:after="20" w:before="0"/>
             </w:pPr>
-            <w:hyperlink w:history="1" r:id="rIdx2uwg3typsu_iqz9w5fol">
+            <w:hyperlink w:history="1" r:id="rIdf6sivp9wx4jnto7st9ndg">
               <w:r>
                 <w:rPr>
                   <w:rFonts w:ascii="Arial" w:cs="Arial" w:eastAsia="Arial" w:hAnsi="Arial"/>
@@ -15464,7 +15464,7 @@
               <w:spacing w:after="10" w:before="0"/>
               <w:ind w:left="120"/>
             </w:pPr>
-            <w:hyperlink w:history="1" r:id="rIdgohca9hthroc1ojypkb1b">
+            <w:hyperlink w:history="1" r:id="rIdt7o646cnxdh-w2tznfe6j">
               <w:r>
                 <w:rPr>
                   <w:rFonts w:ascii="Arial" w:cs="Arial" w:eastAsia="Arial" w:hAnsi="Arial"/>
@@ -15509,7 +15509,7 @@
             <w:pPr>
               <w:spacing w:after="20" w:before="0"/>
             </w:pPr>
-            <w:hyperlink w:history="1" r:id="rIdk50w_4wn_ru_io8ulas_9">
+            <w:hyperlink w:history="1" r:id="rIdqwsoidquhrvyq-e-dmyn-">
               <w:r>
                 <w:rPr>
                   <w:rFonts w:ascii="Arial" w:cs="Arial" w:eastAsia="Arial" w:hAnsi="Arial"/>
@@ -15542,7 +15542,7 @@
               <w:spacing w:after="10" w:before="0"/>
               <w:ind w:left="120"/>
             </w:pPr>
-            <w:hyperlink w:history="1" r:id="rIdxjewwi7fdchng_svrfbrt">
+            <w:hyperlink w:history="1" r:id="rIdnqmli4nfrjkkmf_yrsxg-">
               <w:r>
                 <w:rPr>
                   <w:rFonts w:ascii="Arial" w:cs="Arial" w:eastAsia="Arial" w:hAnsi="Arial"/>
@@ -15737,7 +15737,7 @@
             <w:pPr>
               <w:spacing w:after="20" w:before="0"/>
             </w:pPr>
-            <w:hyperlink w:history="1" r:id="rIdjzpwszdflps5qriidtgag">
+            <w:hyperlink w:history="1" r:id="rIdcwk_3lay1ag9_ol94obzt">
               <w:r>
                 <w:rPr>
                   <w:rFonts w:ascii="Arial" w:cs="Arial" w:eastAsia="Arial" w:hAnsi="Arial"/>
@@ -15770,7 +15770,7 @@
               <w:spacing w:after="10" w:before="0"/>
               <w:ind w:left="120"/>
             </w:pPr>
-            <w:hyperlink w:history="1" r:id="rIdw2r7vgimgi_p5cnippfya">
+            <w:hyperlink w:history="1" r:id="rId_f9jrg56dijpm7ki0kl2y">
               <w:r>
                 <w:rPr>
                   <w:rFonts w:ascii="Arial" w:cs="Arial" w:eastAsia="Arial" w:hAnsi="Arial"/>
@@ -15815,7 +15815,7 @@
             <w:pPr>
               <w:spacing w:after="20" w:before="0"/>
             </w:pPr>
-            <w:hyperlink w:history="1" r:id="rIdziyx545btdq3_nq2ciqvm">
+            <w:hyperlink w:history="1" r:id="rIdwu98ufpb6kkbjr9suzqn5">
               <w:r>
                 <w:rPr>
                   <w:rFonts w:ascii="Arial" w:cs="Arial" w:eastAsia="Arial" w:hAnsi="Arial"/>
@@ -15848,7 +15848,7 @@
               <w:spacing w:after="10" w:before="0"/>
               <w:ind w:left="120"/>
             </w:pPr>
-            <w:hyperlink w:history="1" r:id="rIdauptnfpe7fqodewxn7ign">
+            <w:hyperlink w:history="1" r:id="rIdizcmqghhv7byl8sn7jqc3">
               <w:r>
                 <w:rPr>
                   <w:rFonts w:ascii="Arial" w:cs="Arial" w:eastAsia="Arial" w:hAnsi="Arial"/>
@@ -16043,7 +16043,7 @@
             <w:pPr>
               <w:spacing w:after="20" w:before="0"/>
             </w:pPr>
-            <w:hyperlink w:history="1" r:id="rId3pofpyedpz2aqfij-r6_a">
+            <w:hyperlink w:history="1" r:id="rIdftvydwc4incddbnzlbo0w">
               <w:r>
                 <w:rPr>
                   <w:rFonts w:ascii="Arial" w:cs="Arial" w:eastAsia="Arial" w:hAnsi="Arial"/>
@@ -16076,7 +16076,7 @@
               <w:spacing w:after="10" w:before="0"/>
               <w:ind w:left="120"/>
             </w:pPr>
-            <w:hyperlink w:history="1" r:id="rId7p1ylkxuufirg3hj_n3fn">
+            <w:hyperlink w:history="1" r:id="rIdvnhnyr6za4dhbt1f9jpkt">
               <w:r>
                 <w:rPr>
                   <w:rFonts w:ascii="Arial" w:cs="Arial" w:eastAsia="Arial" w:hAnsi="Arial"/>
@@ -16121,7 +16121,7 @@
             <w:pPr>
               <w:spacing w:after="20" w:before="0"/>
             </w:pPr>
-            <w:hyperlink w:history="1" r:id="rId0yslzzisvgwetzoogf9q5">
+            <w:hyperlink w:history="1" r:id="rIdym-isrr3ubfnzmkbivgg0">
               <w:r>
                 <w:rPr>
                   <w:rFonts w:ascii="Arial" w:cs="Arial" w:eastAsia="Arial" w:hAnsi="Arial"/>
@@ -16154,7 +16154,7 @@
               <w:spacing w:after="10" w:before="0"/>
               <w:ind w:left="120"/>
             </w:pPr>
-            <w:hyperlink w:history="1" r:id="rId_oprxmuygngiwqozspvcs">
+            <w:hyperlink w:history="1" r:id="rIdlcakpvtvqayzfeidyr9jt">
               <w:r>
                 <w:rPr>
                   <w:rFonts w:ascii="Arial" w:cs="Arial" w:eastAsia="Arial" w:hAnsi="Arial"/>
@@ -16349,7 +16349,7 @@
             <w:pPr>
               <w:spacing w:after="20" w:before="0"/>
             </w:pPr>
-            <w:hyperlink w:history="1" r:id="rId_qqxejobzhokd3ruwfjjs">
+            <w:hyperlink w:history="1" r:id="rIdzcrqzhgrj1xtwwoeywyeu">
               <w:r>
                 <w:rPr>
                   <w:rFonts w:ascii="Arial" w:cs="Arial" w:eastAsia="Arial" w:hAnsi="Arial"/>
@@ -16382,7 +16382,7 @@
               <w:spacing w:after="10" w:before="0"/>
               <w:ind w:left="120"/>
             </w:pPr>
-            <w:hyperlink w:history="1" r:id="rIdbfmr8_yefzgwekthvoqmr">
+            <w:hyperlink w:history="1" r:id="rIdtwnhtvyvr6tfoel1fgrrw">
               <w:r>
                 <w:rPr>
                   <w:rFonts w:ascii="Arial" w:cs="Arial" w:eastAsia="Arial" w:hAnsi="Arial"/>
@@ -16427,7 +16427,7 @@
             <w:pPr>
               <w:spacing w:after="20" w:before="0"/>
             </w:pPr>
-            <w:hyperlink w:history="1" r:id="rIdgs-wdak4tdejmppjs7ryf">
+            <w:hyperlink w:history="1" r:id="rIdjsbg-zpxmsbca9dqfc9aa">
               <w:r>
                 <w:rPr>
                   <w:rFonts w:ascii="Arial" w:cs="Arial" w:eastAsia="Arial" w:hAnsi="Arial"/>
@@ -16460,7 +16460,7 @@
               <w:spacing w:after="10" w:before="0"/>
               <w:ind w:left="120"/>
             </w:pPr>
-            <w:hyperlink w:history="1" r:id="rIdz5mufdlmr9lwronizylcl">
+            <w:hyperlink w:history="1" r:id="rIdqun8guv-bhcy9g4zcwmqf">
               <w:r>
                 <w:rPr>
                   <w:rFonts w:ascii="Arial" w:cs="Arial" w:eastAsia="Arial" w:hAnsi="Arial"/>
@@ -17086,7 +17086,7 @@
         </w:rPr>
         <w:t xml:space="preserve">© 2026 SeaVuria and ARES. Aligned with KICD objectives. Developed by SeaVuria; technical implementation by ARES (with AI assistance from Claude). Licensed under </w:t>
       </w:r>
-      <w:hyperlink w:history="1" r:id="rIde21rdrqf90r28pedigf3k">
+      <w:hyperlink w:history="1" r:id="rIdaif-niavq7p43igyfdued">
         <w:r>
           <w:rPr>
             <w:rFonts w:ascii="Arial" w:cs="Arial" w:eastAsia="Arial" w:hAnsi="Arial"/>
@@ -17107,7 +17107,7 @@
         </w:rPr>
         <w:t xml:space="preserve"> (</w:t>
       </w:r>
-      <w:hyperlink w:history="1" r:id="rIdvy2ksbhrtfl9hmmbp-it5">
+      <w:hyperlink w:history="1" r:id="rIduc2wwffk9enmufm5kcddx">
         <w:r>
           <w:rPr>
             <w:rFonts w:ascii="Arial" w:cs="Arial" w:eastAsia="Arial" w:hAnsi="Arial"/>
@@ -18120,7 +18120,7 @@
             <w:pPr>
               <w:spacing w:after="20" w:before="0"/>
             </w:pPr>
-            <w:hyperlink w:history="1" r:id="rIdnqqhjit9kgeym9huhtwge">
+            <w:hyperlink w:history="1" r:id="rId6kjojako3qaavgr-ue893">
               <w:r>
                 <w:rPr>
                   <w:rFonts w:ascii="Arial" w:cs="Arial" w:eastAsia="Arial" w:hAnsi="Arial"/>
@@ -18153,7 +18153,7 @@
               <w:spacing w:after="10" w:before="0"/>
               <w:ind w:left="120"/>
             </w:pPr>
-            <w:hyperlink w:history="1" r:id="rIdcptvbjvfvzttuz_uvjmll">
+            <w:hyperlink w:history="1" r:id="rId3coifisuoytexwmyy1xl1">
               <w:r>
                 <w:rPr>
                   <w:rFonts w:ascii="Arial" w:cs="Arial" w:eastAsia="Arial" w:hAnsi="Arial"/>
@@ -18198,7 +18198,7 @@
             <w:pPr>
               <w:spacing w:after="20" w:before="0"/>
             </w:pPr>
-            <w:hyperlink w:history="1" r:id="rIdy_n-3fxduens_prcmcxpr">
+            <w:hyperlink w:history="1" r:id="rIdeu8mqll8e0ipdovsfn1fc">
               <w:r>
                 <w:rPr>
                   <w:rFonts w:ascii="Arial" w:cs="Arial" w:eastAsia="Arial" w:hAnsi="Arial"/>
@@ -18231,7 +18231,7 @@
               <w:spacing w:after="10" w:before="0"/>
               <w:ind w:left="120"/>
             </w:pPr>
-            <w:hyperlink w:history="1" r:id="rIdo-vukmd2dbukxtj3b3qfg">
+            <w:hyperlink w:history="1" r:id="rIdnr-h73csgfogu5gqrdjxd">
               <w:r>
                 <w:rPr>
                   <w:rFonts w:ascii="Arial" w:cs="Arial" w:eastAsia="Arial" w:hAnsi="Arial"/>
@@ -18426,7 +18426,7 @@
             <w:pPr>
               <w:spacing w:after="20" w:before="0"/>
             </w:pPr>
-            <w:hyperlink w:history="1" r:id="rId3vp2kfp19kzjuunrmzgsz">
+            <w:hyperlink w:history="1" r:id="rIdkb8sr9bclyaoyxwtvzwtb">
               <w:r>
                 <w:rPr>
                   <w:rFonts w:ascii="Arial" w:cs="Arial" w:eastAsia="Arial" w:hAnsi="Arial"/>
@@ -18459,7 +18459,7 @@
               <w:spacing w:after="10" w:before="0"/>
               <w:ind w:left="120"/>
             </w:pPr>
-            <w:hyperlink w:history="1" r:id="rIdlgxt8mcyvtae7y6ojxk9r">
+            <w:hyperlink w:history="1" r:id="rIdmqfc22p-bqzvhsjy3h4ne">
               <w:r>
                 <w:rPr>
                   <w:rFonts w:ascii="Arial" w:cs="Arial" w:eastAsia="Arial" w:hAnsi="Arial"/>
@@ -18504,7 +18504,7 @@
             <w:pPr>
               <w:spacing w:after="20" w:before="0"/>
             </w:pPr>
-            <w:hyperlink w:history="1" r:id="rIdn_bhoxw9-e9ced1nphzf9">
+            <w:hyperlink w:history="1" r:id="rIdhpuf6lzybin9lyhfwdo5e">
               <w:r>
                 <w:rPr>
                   <w:rFonts w:ascii="Arial" w:cs="Arial" w:eastAsia="Arial" w:hAnsi="Arial"/>
@@ -18537,7 +18537,7 @@
               <w:spacing w:after="10" w:before="0"/>
               <w:ind w:left="120"/>
             </w:pPr>
-            <w:hyperlink w:history="1" r:id="rId1aug3xheim-3dxojnqqnh">
+            <w:hyperlink w:history="1" r:id="rIdmtumbghdbeu-2cuaomegs">
               <w:r>
                 <w:rPr>
                   <w:rFonts w:ascii="Arial" w:cs="Arial" w:eastAsia="Arial" w:hAnsi="Arial"/>
@@ -18732,7 +18732,7 @@
             <w:pPr>
               <w:spacing w:after="20" w:before="0"/>
             </w:pPr>
-            <w:hyperlink w:history="1" r:id="rId21ket1vbewdr7y-2j8oee">
+            <w:hyperlink w:history="1" r:id="rIdgkolcj99i3xl85h2o9tyt">
               <w:r>
                 <w:rPr>
                   <w:rFonts w:ascii="Arial" w:cs="Arial" w:eastAsia="Arial" w:hAnsi="Arial"/>
@@ -18765,7 +18765,7 @@
               <w:spacing w:after="10" w:before="0"/>
               <w:ind w:left="120"/>
             </w:pPr>
-            <w:hyperlink w:history="1" r:id="rIdym984vztkiw3zkbelcco8">
+            <w:hyperlink w:history="1" r:id="rIdvlselatlsevh_ccji6u5n">
               <w:r>
                 <w:rPr>
                   <w:rFonts w:ascii="Arial" w:cs="Arial" w:eastAsia="Arial" w:hAnsi="Arial"/>
@@ -18810,7 +18810,7 @@
             <w:pPr>
               <w:spacing w:after="20" w:before="0"/>
             </w:pPr>
-            <w:hyperlink w:history="1" r:id="rIddkx06kcugopiv9fyta7fc">
+            <w:hyperlink w:history="1" r:id="rIdi6h8zz3zf5vpjlvpmhbiu">
               <w:r>
                 <w:rPr>
                   <w:rFonts w:ascii="Arial" w:cs="Arial" w:eastAsia="Arial" w:hAnsi="Arial"/>
@@ -18843,7 +18843,7 @@
               <w:spacing w:after="10" w:before="0"/>
               <w:ind w:left="120"/>
             </w:pPr>
-            <w:hyperlink w:history="1" r:id="rId0nn6obmbrt3hspmk6kvry">
+            <w:hyperlink w:history="1" r:id="rId2on2iezafwho6xy9m3udg">
               <w:r>
                 <w:rPr>
                   <w:rFonts w:ascii="Arial" w:cs="Arial" w:eastAsia="Arial" w:hAnsi="Arial"/>
@@ -19038,7 +19038,7 @@
             <w:pPr>
               <w:spacing w:after="20" w:before="0"/>
             </w:pPr>
-            <w:hyperlink w:history="1" r:id="rId9ctrtbjbcutspeur7cmxo">
+            <w:hyperlink w:history="1" r:id="rIdloouzolegwhmzm1akltoa">
               <w:r>
                 <w:rPr>
                   <w:rFonts w:ascii="Arial" w:cs="Arial" w:eastAsia="Arial" w:hAnsi="Arial"/>
@@ -19071,7 +19071,7 @@
               <w:spacing w:after="10" w:before="0"/>
               <w:ind w:left="120"/>
             </w:pPr>
-            <w:hyperlink w:history="1" r:id="rIdahcesrapb94uca3nts0n0">
+            <w:hyperlink w:history="1" r:id="rIdlfitvzrjvz2xyjcr40nas">
               <w:r>
                 <w:rPr>
                   <w:rFonts w:ascii="Arial" w:cs="Arial" w:eastAsia="Arial" w:hAnsi="Arial"/>
@@ -19116,7 +19116,7 @@
             <w:pPr>
               <w:spacing w:after="20" w:before="0"/>
             </w:pPr>
-            <w:hyperlink w:history="1" r:id="rIdoqxubfjxzzkvau3ls7yjg">
+            <w:hyperlink w:history="1" r:id="rIdfgzrgsiltwg5jfyhlo1ns">
               <w:r>
                 <w:rPr>
                   <w:rFonts w:ascii="Arial" w:cs="Arial" w:eastAsia="Arial" w:hAnsi="Arial"/>
@@ -19149,7 +19149,7 @@
               <w:spacing w:after="10" w:before="0"/>
               <w:ind w:left="120"/>
             </w:pPr>
-            <w:hyperlink w:history="1" r:id="rIdnq15pzsqfgwfjx8mh1hpx">
+            <w:hyperlink w:history="1" r:id="rIdzqxnffejw822fb40u09eu">
               <w:r>
                 <w:rPr>
                   <w:rFonts w:ascii="Arial" w:cs="Arial" w:eastAsia="Arial" w:hAnsi="Arial"/>
@@ -19344,7 +19344,7 @@
             <w:pPr>
               <w:spacing w:after="20" w:before="0"/>
             </w:pPr>
-            <w:hyperlink w:history="1" r:id="rIdjgq9lru2lxpv7p-s78mdz">
+            <w:hyperlink w:history="1" r:id="rId0uuqty8wpugkbrpqa1ozr">
               <w:r>
                 <w:rPr>
                   <w:rFonts w:ascii="Arial" w:cs="Arial" w:eastAsia="Arial" w:hAnsi="Arial"/>
@@ -19377,7 +19377,7 @@
               <w:spacing w:after="10" w:before="0"/>
               <w:ind w:left="120"/>
             </w:pPr>
-            <w:hyperlink w:history="1" r:id="rIdetkmhy3ea6_3y6vmhvz--">
+            <w:hyperlink w:history="1" r:id="rId7aexq_qr4o29qxnozggpm">
               <w:r>
                 <w:rPr>
                   <w:rFonts w:ascii="Arial" w:cs="Arial" w:eastAsia="Arial" w:hAnsi="Arial"/>
@@ -19422,7 +19422,7 @@
             <w:pPr>
               <w:spacing w:after="20" w:before="0"/>
             </w:pPr>
-            <w:hyperlink w:history="1" r:id="rIdd9wn7oiw7mg4xe3gvpmlz">
+            <w:hyperlink w:history="1" r:id="rId1dxci6vw91kw3da54ak_m">
               <w:r>
                 <w:rPr>
                   <w:rFonts w:ascii="Arial" w:cs="Arial" w:eastAsia="Arial" w:hAnsi="Arial"/>
@@ -19455,7 +19455,7 @@
               <w:spacing w:after="10" w:before="0"/>
               <w:ind w:left="120"/>
             </w:pPr>
-            <w:hyperlink w:history="1" r:id="rId1a50c2oqvwtc60ctdwowc">
+            <w:hyperlink w:history="1" r:id="rIdbd8m2dqr_2k3jszabgtju">
               <w:r>
                 <w:rPr>
                   <w:rFonts w:ascii="Arial" w:cs="Arial" w:eastAsia="Arial" w:hAnsi="Arial"/>
@@ -19967,7 +19967,7 @@
         </w:rPr>
         <w:t xml:space="preserve">© 2026 SeaVuria and ARES. Aligned with KICD objectives. Developed by SeaVuria; technical implementation by ARES (with AI assistance from Claude). Licensed under </w:t>
       </w:r>
-      <w:hyperlink w:history="1" r:id="rIdmxd3jazyqts1b0gu0tznp">
+      <w:hyperlink w:history="1" r:id="rIdiv-rkemgn7rkce_v0rj-t">
         <w:r>
           <w:rPr>
             <w:rFonts w:ascii="Arial" w:cs="Arial" w:eastAsia="Arial" w:hAnsi="Arial"/>
@@ -19988,7 +19988,7 @@
         </w:rPr>
         <w:t xml:space="preserve"> (</w:t>
       </w:r>
-      <w:hyperlink w:history="1" r:id="rIdko_n6dyfglbbzdhwszexl">
+      <w:hyperlink w:history="1" r:id="rId2qzfhtld0rkz2qllophbf">
         <w:r>
           <w:rPr>
             <w:rFonts w:ascii="Arial" w:cs="Arial" w:eastAsia="Arial" w:hAnsi="Arial"/>
@@ -21002,7 +21002,7 @@
             <w:pPr>
               <w:spacing w:after="20" w:before="0"/>
             </w:pPr>
-            <w:hyperlink w:history="1" r:id="rIdb7ipba92cpvhksczdqyid">
+            <w:hyperlink w:history="1" r:id="rIdfyu-ri0mhot9-7cxg1a96">
               <w:r>
                 <w:rPr>
                   <w:rFonts w:ascii="Arial" w:cs="Arial" w:eastAsia="Arial" w:hAnsi="Arial"/>
@@ -21035,7 +21035,7 @@
               <w:spacing w:after="10" w:before="0"/>
               <w:ind w:left="120"/>
             </w:pPr>
-            <w:hyperlink w:history="1" r:id="rId74kq2jy_pcudr8cftccth">
+            <w:hyperlink w:history="1" r:id="rIdqu6ktd1rtnyywcjpfwtun">
               <w:r>
                 <w:rPr>
                   <w:rFonts w:ascii="Arial" w:cs="Arial" w:eastAsia="Arial" w:hAnsi="Arial"/>
@@ -21080,7 +21080,7 @@
             <w:pPr>
               <w:spacing w:after="20" w:before="0"/>
             </w:pPr>
-            <w:hyperlink w:history="1" r:id="rIdm-zwwrex-ikgkfo9qx2z6">
+            <w:hyperlink w:history="1" r:id="rIdvi9pdwvah1ock--hcwiba">
               <w:r>
                 <w:rPr>
                   <w:rFonts w:ascii="Arial" w:cs="Arial" w:eastAsia="Arial" w:hAnsi="Arial"/>
@@ -21113,7 +21113,7 @@
               <w:spacing w:after="10" w:before="0"/>
               <w:ind w:left="120"/>
             </w:pPr>
-            <w:hyperlink w:history="1" r:id="rIdyuightrcriu2ituohikdz">
+            <w:hyperlink w:history="1" r:id="rIdtkzurwtpc_q6jsvtt30h_">
               <w:r>
                 <w:rPr>
                   <w:rFonts w:ascii="Arial" w:cs="Arial" w:eastAsia="Arial" w:hAnsi="Arial"/>
@@ -21384,7 +21384,7 @@
             <w:pPr>
               <w:spacing w:after="20" w:before="0"/>
             </w:pPr>
-            <w:hyperlink w:history="1" r:id="rIdqvti4vrlkbo62f5bhotqs">
+            <w:hyperlink w:history="1" r:id="rIdwtfcctcr181cbzdkxj7is">
               <w:r>
                 <w:rPr>
                   <w:rFonts w:ascii="Arial" w:cs="Arial" w:eastAsia="Arial" w:hAnsi="Arial"/>
@@ -21417,7 +21417,7 @@
               <w:spacing w:after="10" w:before="0"/>
               <w:ind w:left="120"/>
             </w:pPr>
-            <w:hyperlink w:history="1" r:id="rIdfto8t-mm4mo-gwetrywl4">
+            <w:hyperlink w:history="1" r:id="rIdusqscp8hfoccfyivfzku9">
               <w:r>
                 <w:rPr>
                   <w:rFonts w:ascii="Arial" w:cs="Arial" w:eastAsia="Arial" w:hAnsi="Arial"/>
@@ -21462,7 +21462,7 @@
             <w:pPr>
               <w:spacing w:after="20" w:before="0"/>
             </w:pPr>
-            <w:hyperlink w:history="1" r:id="rIdyhrippd5aa4tousunvpqs">
+            <w:hyperlink w:history="1" r:id="rIdrytshvi-vdgzu4rk38pig">
               <w:r>
                 <w:rPr>
                   <w:rFonts w:ascii="Arial" w:cs="Arial" w:eastAsia="Arial" w:hAnsi="Arial"/>
@@ -21495,7 +21495,7 @@
               <w:spacing w:after="10" w:before="0"/>
               <w:ind w:left="120"/>
             </w:pPr>
-            <w:hyperlink w:history="1" r:id="rIdxjn1zj7nfr4zawzlpcqjj">
+            <w:hyperlink w:history="1" r:id="rIdhpemitdintu7ukkxi3x5z">
               <w:r>
                 <w:rPr>
                   <w:rFonts w:ascii="Arial" w:cs="Arial" w:eastAsia="Arial" w:hAnsi="Arial"/>
@@ -21994,7 +21994,7 @@
             <w:pPr>
               <w:spacing w:after="20" w:before="0"/>
             </w:pPr>
-            <w:hyperlink w:history="1" r:id="rIdvwaxe4j4slrjv5bih0_gd">
+            <w:hyperlink w:history="1" r:id="rIdyljo4r5wyzpqsikxdhbkm">
               <w:r>
                 <w:rPr>
                   <w:rFonts w:ascii="Arial" w:cs="Arial" w:eastAsia="Arial" w:hAnsi="Arial"/>
@@ -22027,7 +22027,7 @@
               <w:spacing w:after="10" w:before="0"/>
               <w:ind w:left="120"/>
             </w:pPr>
-            <w:hyperlink w:history="1" r:id="rIdoz83vuxhl3doovny7tck6">
+            <w:hyperlink w:history="1" r:id="rId7u9pv4hmqcgpkuk1hszv8">
               <w:r>
                 <w:rPr>
                   <w:rFonts w:ascii="Arial" w:cs="Arial" w:eastAsia="Arial" w:hAnsi="Arial"/>
@@ -22072,7 +22072,7 @@
             <w:pPr>
               <w:spacing w:after="20" w:before="0"/>
             </w:pPr>
-            <w:hyperlink w:history="1" r:id="rIdhsjndt69eceszyhqjq4rm">
+            <w:hyperlink w:history="1" r:id="rIdk174rzv465vyra1xj_qsg">
               <w:r>
                 <w:rPr>
                   <w:rFonts w:ascii="Arial" w:cs="Arial" w:eastAsia="Arial" w:hAnsi="Arial"/>
@@ -22105,7 +22105,7 @@
               <w:spacing w:after="10" w:before="0"/>
               <w:ind w:left="120"/>
             </w:pPr>
-            <w:hyperlink w:history="1" r:id="rIdxx2jaqpqyiygydwon10y5">
+            <w:hyperlink w:history="1" r:id="rIdiogendnggdaquxx5pe0tj">
               <w:r>
                 <w:rPr>
                   <w:rFonts w:ascii="Arial" w:cs="Arial" w:eastAsia="Arial" w:hAnsi="Arial"/>
@@ -22376,7 +22376,7 @@
             <w:pPr>
               <w:spacing w:after="20" w:before="0"/>
             </w:pPr>
-            <w:hyperlink w:history="1" r:id="rIdxkseljz3d1woseybdksma">
+            <w:hyperlink w:history="1" r:id="rId-jclxj9uakflsl_funqo9">
               <w:r>
                 <w:rPr>
                   <w:rFonts w:ascii="Arial" w:cs="Arial" w:eastAsia="Arial" w:hAnsi="Arial"/>
@@ -22409,7 +22409,7 @@
               <w:spacing w:after="10" w:before="0"/>
               <w:ind w:left="120"/>
             </w:pPr>
-            <w:hyperlink w:history="1" r:id="rId7qqzm5tmqk37dfx2zhu5q">
+            <w:hyperlink w:history="1" r:id="rIdf-lvfcvc4md21nuyzpiwm">
               <w:r>
                 <w:rPr>
                   <w:rFonts w:ascii="Arial" w:cs="Arial" w:eastAsia="Arial" w:hAnsi="Arial"/>
@@ -22454,7 +22454,7 @@
             <w:pPr>
               <w:spacing w:after="20" w:before="0"/>
             </w:pPr>
-            <w:hyperlink w:history="1" r:id="rId21barfs5d71w2x1udgy2f">
+            <w:hyperlink w:history="1" r:id="rIdzkiluzvxg_nhed016jdpd">
               <w:r>
                 <w:rPr>
                   <w:rFonts w:ascii="Arial" w:cs="Arial" w:eastAsia="Arial" w:hAnsi="Arial"/>
@@ -22487,7 +22487,7 @@
               <w:spacing w:after="10" w:before="0"/>
               <w:ind w:left="120"/>
             </w:pPr>
-            <w:hyperlink w:history="1" r:id="rIdtwa63os1x74a2uac0-vln">
+            <w:hyperlink w:history="1" r:id="rIdrgl_-sryx1ib50qcbw0sq">
               <w:r>
                 <w:rPr>
                   <w:rFonts w:ascii="Arial" w:cs="Arial" w:eastAsia="Arial" w:hAnsi="Arial"/>
@@ -22758,7 +22758,7 @@
             <w:pPr>
               <w:spacing w:after="20" w:before="0"/>
             </w:pPr>
-            <w:hyperlink w:history="1" r:id="rIdmnl8g-1r2vwutp03xo9h3">
+            <w:hyperlink w:history="1" r:id="rIdb-hhyiqrwn1asas77utzg">
               <w:r>
                 <w:rPr>
                   <w:rFonts w:ascii="Arial" w:cs="Arial" w:eastAsia="Arial" w:hAnsi="Arial"/>
@@ -22791,7 +22791,7 @@
               <w:spacing w:after="10" w:before="0"/>
               <w:ind w:left="120"/>
             </w:pPr>
-            <w:hyperlink w:history="1" r:id="rId9ivxcbmh8ghxef_zddxq_">
+            <w:hyperlink w:history="1" r:id="rId9tr6928rwi4byjyeyqhbq">
               <w:r>
                 <w:rPr>
                   <w:rFonts w:ascii="Arial" w:cs="Arial" w:eastAsia="Arial" w:hAnsi="Arial"/>
@@ -22836,7 +22836,7 @@
             <w:pPr>
               <w:spacing w:after="20" w:before="0"/>
             </w:pPr>
-            <w:hyperlink w:history="1" r:id="rId98a_sprf1cdizmlv2txug">
+            <w:hyperlink w:history="1" r:id="rIdyvatkrfcdcebj52cg5dy6">
               <w:r>
                 <w:rPr>
                   <w:rFonts w:ascii="Arial" w:cs="Arial" w:eastAsia="Arial" w:hAnsi="Arial"/>
@@ -22869,7 +22869,7 @@
               <w:spacing w:after="10" w:before="0"/>
               <w:ind w:left="120"/>
             </w:pPr>
-            <w:hyperlink w:history="1" r:id="rId2qphhchzeckmmmfdh7u8f">
+            <w:hyperlink w:history="1" r:id="rIdvtnf8mx3gmilcq0rkjaiv">
               <w:r>
                 <w:rPr>
                   <w:rFonts w:ascii="Arial" w:cs="Arial" w:eastAsia="Arial" w:hAnsi="Arial"/>
@@ -23495,7 +23495,7 @@
         </w:rPr>
         <w:t xml:space="preserve">© 2026 SeaVuria and ARES. Aligned with KICD objectives. Developed by SeaVuria; technical implementation by ARES (with AI assistance from Claude). Licensed under </w:t>
       </w:r>
-      <w:hyperlink w:history="1" r:id="rIdeshnca_etp3szc_rlffjw">
+      <w:hyperlink w:history="1" r:id="rIdtrcbdef7bei0qeeho23u6">
         <w:r>
           <w:rPr>
             <w:rFonts w:ascii="Arial" w:cs="Arial" w:eastAsia="Arial" w:hAnsi="Arial"/>
@@ -23516,7 +23516,7 @@
         </w:rPr>
         <w:t xml:space="preserve"> (</w:t>
       </w:r>
-      <w:hyperlink w:history="1" r:id="rIdfknbrossa3_cgrcvafvfn">
+      <w:hyperlink w:history="1" r:id="rIdbm_3hfjuod8hoxe4b-ynz">
         <w:r>
           <w:rPr>
             <w:rFonts w:ascii="Arial" w:cs="Arial" w:eastAsia="Arial" w:hAnsi="Arial"/>
@@ -24529,7 +24529,7 @@
             <w:pPr>
               <w:spacing w:after="20" w:before="0"/>
             </w:pPr>
-            <w:hyperlink w:history="1" r:id="rIdqhk2zpsglib9n73uq7spc">
+            <w:hyperlink w:history="1" r:id="rId4uqdjnelvcxiu5tkzrdpy">
               <w:r>
                 <w:rPr>
                   <w:rFonts w:ascii="Arial" w:cs="Arial" w:eastAsia="Arial" w:hAnsi="Arial"/>
@@ -24562,7 +24562,7 @@
               <w:spacing w:after="10" w:before="0"/>
               <w:ind w:left="120"/>
             </w:pPr>
-            <w:hyperlink w:history="1" r:id="rIdvvk1icaoteiusrfk5qlca">
+            <w:hyperlink w:history="1" r:id="rIdchw95ciqx-ylg1dhyewj0">
               <w:r>
                 <w:rPr>
                   <w:rFonts w:ascii="Arial" w:cs="Arial" w:eastAsia="Arial" w:hAnsi="Arial"/>
@@ -24607,7 +24607,7 @@
             <w:pPr>
               <w:spacing w:after="20" w:before="0"/>
             </w:pPr>
-            <w:hyperlink w:history="1" r:id="rId9x1rqgra287fro4wddng2">
+            <w:hyperlink w:history="1" r:id="rIdxtv7gxhsf_4zzmghlbma1">
               <w:r>
                 <w:rPr>
                   <w:rFonts w:ascii="Arial" w:cs="Arial" w:eastAsia="Arial" w:hAnsi="Arial"/>
@@ -24640,7 +24640,7 @@
               <w:spacing w:after="10" w:before="0"/>
               <w:ind w:left="120"/>
             </w:pPr>
-            <w:hyperlink w:history="1" r:id="rIdwqhvcijduch-8ux5-mnie">
+            <w:hyperlink w:history="1" r:id="rId7gtmhftbzcdbp2hv2n3c4">
               <w:r>
                 <w:rPr>
                   <w:rFonts w:ascii="Arial" w:cs="Arial" w:eastAsia="Arial" w:hAnsi="Arial"/>
@@ -24835,7 +24835,7 @@
             <w:pPr>
               <w:spacing w:after="20" w:before="0"/>
             </w:pPr>
-            <w:hyperlink w:history="1" r:id="rIdpai9_votuii67xsa6phhj">
+            <w:hyperlink w:history="1" r:id="rId8qdhih1vz8n--ned6_cz0">
               <w:r>
                 <w:rPr>
                   <w:rFonts w:ascii="Arial" w:cs="Arial" w:eastAsia="Arial" w:hAnsi="Arial"/>
@@ -24868,7 +24868,7 @@
               <w:spacing w:after="10" w:before="0"/>
               <w:ind w:left="120"/>
             </w:pPr>
-            <w:hyperlink w:history="1" r:id="rIdigzj-ixsy4v-l0vxdbsrw">
+            <w:hyperlink w:history="1" r:id="rIdukoajywvu_2zexmgg2hcq">
               <w:r>
                 <w:rPr>
                   <w:rFonts w:ascii="Arial" w:cs="Arial" w:eastAsia="Arial" w:hAnsi="Arial"/>
@@ -24913,7 +24913,7 @@
             <w:pPr>
               <w:spacing w:after="20" w:before="0"/>
             </w:pPr>
-            <w:hyperlink w:history="1" r:id="rIdtwia8b4sernpvkx4ntfyr">
+            <w:hyperlink w:history="1" r:id="rIdbg5v8hb2zbfvzweaicrct">
               <w:r>
                 <w:rPr>
                   <w:rFonts w:ascii="Arial" w:cs="Arial" w:eastAsia="Arial" w:hAnsi="Arial"/>
@@ -24946,7 +24946,7 @@
               <w:spacing w:after="10" w:before="0"/>
               <w:ind w:left="120"/>
             </w:pPr>
-            <w:hyperlink w:history="1" r:id="rIdcvpyk04y47lwikvj5fpx2">
+            <w:hyperlink w:history="1" r:id="rIde1wexqhbozeybljlerdd2">
               <w:r>
                 <w:rPr>
                   <w:rFonts w:ascii="Arial" w:cs="Arial" w:eastAsia="Arial" w:hAnsi="Arial"/>
@@ -25141,7 +25141,7 @@
             <w:pPr>
               <w:spacing w:after="20" w:before="0"/>
             </w:pPr>
-            <w:hyperlink w:history="1" r:id="rId68g1jito58bwlsym146dx">
+            <w:hyperlink w:history="1" r:id="rId7ouwwzl4qnfpbbxyrx6u4">
               <w:r>
                 <w:rPr>
                   <w:rFonts w:ascii="Arial" w:cs="Arial" w:eastAsia="Arial" w:hAnsi="Arial"/>
@@ -25174,7 +25174,7 @@
               <w:spacing w:after="10" w:before="0"/>
               <w:ind w:left="120"/>
             </w:pPr>
-            <w:hyperlink w:history="1" r:id="rId7dlk5_szrddilsckph2ld">
+            <w:hyperlink w:history="1" r:id="rIdv9zd3fobhhi_s73lvo0ih">
               <w:r>
                 <w:rPr>
                   <w:rFonts w:ascii="Arial" w:cs="Arial" w:eastAsia="Arial" w:hAnsi="Arial"/>
@@ -25219,7 +25219,7 @@
             <w:pPr>
               <w:spacing w:after="20" w:before="0"/>
             </w:pPr>
-            <w:hyperlink w:history="1" r:id="rIdxieeyi8heclil7z_ioz5u">
+            <w:hyperlink w:history="1" r:id="rId02lodg2wyhl7yiqy0gswf">
               <w:r>
                 <w:rPr>
                   <w:rFonts w:ascii="Arial" w:cs="Arial" w:eastAsia="Arial" w:hAnsi="Arial"/>
@@ -25252,7 +25252,7 @@
               <w:spacing w:after="10" w:before="0"/>
               <w:ind w:left="120"/>
             </w:pPr>
-            <w:hyperlink w:history="1" r:id="rIdy24juzhfas73bk27r6bxx">
+            <w:hyperlink w:history="1" r:id="rIdjjbqhezahuezq-tqypnsm">
               <w:r>
                 <w:rPr>
                   <w:rFonts w:ascii="Arial" w:cs="Arial" w:eastAsia="Arial" w:hAnsi="Arial"/>
@@ -25447,7 +25447,7 @@
             <w:pPr>
               <w:spacing w:after="20" w:before="0"/>
             </w:pPr>
-            <w:hyperlink w:history="1" r:id="rIdbyt5hqrvdghywd2oivxso">
+            <w:hyperlink w:history="1" r:id="rIduwyftilt_kci-hcqmhznb">
               <w:r>
                 <w:rPr>
                   <w:rFonts w:ascii="Arial" w:cs="Arial" w:eastAsia="Arial" w:hAnsi="Arial"/>
@@ -25480,7 +25480,7 @@
               <w:spacing w:after="10" w:before="0"/>
               <w:ind w:left="120"/>
             </w:pPr>
-            <w:hyperlink w:history="1" r:id="rIdjwdonpmce3uv932jgwrjp">
+            <w:hyperlink w:history="1" r:id="rIdb2gmdimyeyztvthbkwo76">
               <w:r>
                 <w:rPr>
                   <w:rFonts w:ascii="Arial" w:cs="Arial" w:eastAsia="Arial" w:hAnsi="Arial"/>
@@ -25525,7 +25525,7 @@
             <w:pPr>
               <w:spacing w:after="20" w:before="0"/>
             </w:pPr>
-            <w:hyperlink w:history="1" r:id="rIdhcp3ggdf_2ksc58nqqrkt">
+            <w:hyperlink w:history="1" r:id="rIdvgpt26u7lmtbx5nlomk9d">
               <w:r>
                 <w:rPr>
                   <w:rFonts w:ascii="Arial" w:cs="Arial" w:eastAsia="Arial" w:hAnsi="Arial"/>
@@ -25558,7 +25558,7 @@
               <w:spacing w:after="10" w:before="0"/>
               <w:ind w:left="120"/>
             </w:pPr>
-            <w:hyperlink w:history="1" r:id="rId9cilex5tpdxrmq8emlgwk">
+            <w:hyperlink w:history="1" r:id="rId7flxrvqcbgydv38ewwqmh">
               <w:r>
                 <w:rPr>
                   <w:rFonts w:ascii="Arial" w:cs="Arial" w:eastAsia="Arial" w:hAnsi="Arial"/>
@@ -25753,7 +25753,7 @@
             <w:pPr>
               <w:spacing w:after="20" w:before="0"/>
             </w:pPr>
-            <w:hyperlink w:history="1" r:id="rIdd-6unib_a071dh3txpjq2">
+            <w:hyperlink w:history="1" r:id="rIdhvkkvsodl2jmindsxj-nz">
               <w:r>
                 <w:rPr>
                   <w:rFonts w:ascii="Arial" w:cs="Arial" w:eastAsia="Arial" w:hAnsi="Arial"/>
@@ -25786,7 +25786,7 @@
               <w:spacing w:after="10" w:before="0"/>
               <w:ind w:left="120"/>
             </w:pPr>
-            <w:hyperlink w:history="1" r:id="rIdpqzn-ek5sd4d3zb-wuqsn">
+            <w:hyperlink w:history="1" r:id="rIdz-n1l_01vnw-656fh9nj9">
               <w:r>
                 <w:rPr>
                   <w:rFonts w:ascii="Arial" w:cs="Arial" w:eastAsia="Arial" w:hAnsi="Arial"/>
@@ -25831,7 +25831,7 @@
             <w:pPr>
               <w:spacing w:after="20" w:before="0"/>
             </w:pPr>
-            <w:hyperlink w:history="1" r:id="rIdbii60exuzsrj5h32x-9ag">
+            <w:hyperlink w:history="1" r:id="rIdfijlb8ky1ty_ywrv4qaae">
               <w:r>
                 <w:rPr>
                   <w:rFonts w:ascii="Arial" w:cs="Arial" w:eastAsia="Arial" w:hAnsi="Arial"/>
@@ -25864,7 +25864,7 @@
               <w:spacing w:after="10" w:before="0"/>
               <w:ind w:left="120"/>
             </w:pPr>
-            <w:hyperlink w:history="1" r:id="rIdvygjc1abvmw7ihgp8auly">
+            <w:hyperlink w:history="1" r:id="rId3o9jf_vhm0_zpaqjwd80t">
               <w:r>
                 <w:rPr>
                   <w:rFonts w:ascii="Arial" w:cs="Arial" w:eastAsia="Arial" w:hAnsi="Arial"/>
@@ -26376,7 +26376,7 @@
         </w:rPr>
         <w:t xml:space="preserve">© 2026 SeaVuria and ARES. Aligned with KICD objectives. Developed by SeaVuria; technical implementation by ARES (with AI assistance from Claude). Licensed under </w:t>
       </w:r>
-      <w:hyperlink w:history="1" r:id="rId8asce0ein9evf52rfavlx">
+      <w:hyperlink w:history="1" r:id="rIdmomdblsinq_1hpusagnui">
         <w:r>
           <w:rPr>
             <w:rFonts w:ascii="Arial" w:cs="Arial" w:eastAsia="Arial" w:hAnsi="Arial"/>
@@ -26397,7 +26397,7 @@
         </w:rPr>
         <w:t xml:space="preserve"> (</w:t>
       </w:r>
-      <w:hyperlink w:history="1" r:id="rIdlw1_yzr2ngp5rbj1yrnzw">
+      <w:hyperlink w:history="1" r:id="rId7zaoan0s8-6y5g3ctb4rn">
         <w:r>
           <w:rPr>
             <w:rFonts w:ascii="Arial" w:cs="Arial" w:eastAsia="Arial" w:hAnsi="Arial"/>
@@ -27427,7 +27427,7 @@
               <w:spacing w:after="10" w:before="0"/>
               <w:ind w:left="120"/>
             </w:pPr>
-            <w:hyperlink w:history="1" r:id="rId4byshbl_fohp81jeyog3k">
+            <w:hyperlink w:history="1" r:id="rId7fdrnpacw2j5xabdp326u">
               <w:r>
                 <w:rPr>
                   <w:rFonts w:ascii="Arial" w:cs="Arial" w:eastAsia="Arial" w:hAnsi="Arial"/>
@@ -27504,7 +27504,7 @@
               <w:spacing w:after="10" w:before="0"/>
               <w:ind w:left="120"/>
             </w:pPr>
-            <w:hyperlink w:history="1" r:id="rIdoeg5txuofen0p-wg8r0wz">
+            <w:hyperlink w:history="1" r:id="rIdnlpvds-tfgnvsl2jzi9ga">
               <w:r>
                 <w:rPr>
                   <w:rFonts w:ascii="Arial" w:cs="Arial" w:eastAsia="Arial" w:hAnsi="Arial"/>
@@ -27731,7 +27731,7 @@
               <w:spacing w:after="10" w:before="0"/>
               <w:ind w:left="120"/>
             </w:pPr>
-            <w:hyperlink w:history="1" r:id="rIdymq4sdpmmhoupdhwiauy0">
+            <w:hyperlink w:history="1" r:id="rId8ybuejv8cjbwold8_kzyz">
               <w:r>
                 <w:rPr>
                   <w:rFonts w:ascii="Arial" w:cs="Arial" w:eastAsia="Arial" w:hAnsi="Arial"/>
@@ -27808,7 +27808,7 @@
               <w:spacing w:after="10" w:before="0"/>
               <w:ind w:left="120"/>
             </w:pPr>
-            <w:hyperlink w:history="1" r:id="rIdqhenjmpyxv72x8ceeuw-n">
+            <w:hyperlink w:history="1" r:id="rId3ggx9kh2wbf38pofbew4z">
               <w:r>
                 <w:rPr>
                   <w:rFonts w:ascii="Arial" w:cs="Arial" w:eastAsia="Arial" w:hAnsi="Arial"/>
@@ -28035,7 +28035,7 @@
               <w:spacing w:after="10" w:before="0"/>
               <w:ind w:left="120"/>
             </w:pPr>
-            <w:hyperlink w:history="1" r:id="rId8rw1hoou_te67d7kinrn9">
+            <w:hyperlink w:history="1" r:id="rIdayufqbqsd7py0va-5khoq">
               <w:r>
                 <w:rPr>
                   <w:rFonts w:ascii="Arial" w:cs="Arial" w:eastAsia="Arial" w:hAnsi="Arial"/>
@@ -28112,7 +28112,7 @@
               <w:spacing w:after="10" w:before="0"/>
               <w:ind w:left="120"/>
             </w:pPr>
-            <w:hyperlink w:history="1" r:id="rIdj5iblrmficrxx38yfxkaz">
+            <w:hyperlink w:history="1" r:id="rIdqhfcej4lfumwcivlxo4ym">
               <w:r>
                 <w:rPr>
                   <w:rFonts w:ascii="Arial" w:cs="Arial" w:eastAsia="Arial" w:hAnsi="Arial"/>
@@ -28339,7 +28339,7 @@
               <w:spacing w:after="10" w:before="0"/>
               <w:ind w:left="120"/>
             </w:pPr>
-            <w:hyperlink w:history="1" r:id="rIdehzprhzbuogztdubrx3rg">
+            <w:hyperlink w:history="1" r:id="rIdvdb00blyil2ecthrnoux1">
               <w:r>
                 <w:rPr>
                   <w:rFonts w:ascii="Arial" w:cs="Arial" w:eastAsia="Arial" w:hAnsi="Arial"/>
@@ -28416,7 +28416,7 @@
               <w:spacing w:after="10" w:before="0"/>
               <w:ind w:left="120"/>
             </w:pPr>
-            <w:hyperlink w:history="1" r:id="rId101dx_d6yd5lfxn6bacaz">
+            <w:hyperlink w:history="1" r:id="rIdcyw_ukqzu7ieqdjxfcpmr">
               <w:r>
                 <w:rPr>
                   <w:rFonts w:ascii="Arial" w:cs="Arial" w:eastAsia="Arial" w:hAnsi="Arial"/>
@@ -28643,7 +28643,7 @@
               <w:spacing w:after="10" w:before="0"/>
               <w:ind w:left="120"/>
             </w:pPr>
-            <w:hyperlink w:history="1" r:id="rIdmxpazf_zgajjv8z4yb7kr">
+            <w:hyperlink w:history="1" r:id="rIdzm-evivxvsdcm2n3a6ybv">
               <w:r>
                 <w:rPr>
                   <w:rFonts w:ascii="Arial" w:cs="Arial" w:eastAsia="Arial" w:hAnsi="Arial"/>
@@ -28720,7 +28720,7 @@
               <w:spacing w:after="10" w:before="0"/>
               <w:ind w:left="120"/>
             </w:pPr>
-            <w:hyperlink w:history="1" r:id="rId60honwizczgy8aeeeeoev">
+            <w:hyperlink w:history="1" r:id="rIdo0nhwpuftc5s8-szra6o-">
               <w:r>
                 <w:rPr>
                   <w:rFonts w:ascii="Arial" w:cs="Arial" w:eastAsia="Arial" w:hAnsi="Arial"/>
@@ -29247,7 +29247,7 @@
         </w:rPr>
         <w:t xml:space="preserve">© 2026 SeaVuria and ARES. Aligned with KICD objectives. Developed by SeaVuria; technical implementation by ARES (with AI assistance from Claude). Licensed under </w:t>
       </w:r>
-      <w:hyperlink w:history="1" r:id="rIdkprtbnv-awszra5kkj-lm">
+      <w:hyperlink w:history="1" r:id="rId1hh1uhbb3gxseqz2vtruh">
         <w:r>
           <w:rPr>
             <w:rFonts w:ascii="Arial" w:cs="Arial" w:eastAsia="Arial" w:hAnsi="Arial"/>
@@ -29268,7 +29268,7 @@
         </w:rPr>
         <w:t xml:space="preserve"> (</w:t>
       </w:r>
-      <w:hyperlink w:history="1" r:id="rIdguo118e46j9zmcww8c5sy">
+      <w:hyperlink w:history="1" r:id="rIdmskqnskzt6fifg-duzhal">
         <w:r>
           <w:rPr>
             <w:rFonts w:ascii="Arial" w:cs="Arial" w:eastAsia="Arial" w:hAnsi="Arial"/>
@@ -30281,7 +30281,7 @@
             <w:pPr>
               <w:spacing w:after="20" w:before="0"/>
             </w:pPr>
-            <w:hyperlink w:history="1" r:id="rIdy0o66wx19xq4akrupr2v8">
+            <w:hyperlink w:history="1" r:id="rIdj8rxwzozlqcxuahs2f1ru">
               <w:r>
                 <w:rPr>
                   <w:rFonts w:ascii="Arial" w:cs="Arial" w:eastAsia="Arial" w:hAnsi="Arial"/>
@@ -30314,7 +30314,7 @@
               <w:spacing w:after="10" w:before="0"/>
               <w:ind w:left="120"/>
             </w:pPr>
-            <w:hyperlink w:history="1" r:id="rIddayrsghl7iplj3b8jbvzy">
+            <w:hyperlink w:history="1" r:id="rIdjolanhgqmxypkfolbcjxg">
               <w:r>
                 <w:rPr>
                   <w:rFonts w:ascii="Arial" w:cs="Arial" w:eastAsia="Arial" w:hAnsi="Arial"/>
@@ -30359,7 +30359,7 @@
             <w:pPr>
               <w:spacing w:after="20" w:before="0"/>
             </w:pPr>
-            <w:hyperlink w:history="1" r:id="rIdmtzhgikdawu7htuii79yd">
+            <w:hyperlink w:history="1" r:id="rIdejw8i-_apz3gradwaqxrj">
               <w:r>
                 <w:rPr>
                   <w:rFonts w:ascii="Arial" w:cs="Arial" w:eastAsia="Arial" w:hAnsi="Arial"/>
@@ -30392,7 +30392,7 @@
               <w:spacing w:after="10" w:before="0"/>
               <w:ind w:left="120"/>
             </w:pPr>
-            <w:hyperlink w:history="1" r:id="rId4zxbacwn03hyr0vaduequ">
+            <w:hyperlink w:history="1" r:id="rIdskqbxx5anfamdekauihx7">
               <w:r>
                 <w:rPr>
                   <w:rFonts w:ascii="Arial" w:cs="Arial" w:eastAsia="Arial" w:hAnsi="Arial"/>
@@ -30587,7 +30587,7 @@
             <w:pPr>
               <w:spacing w:after="20" w:before="0"/>
             </w:pPr>
-            <w:hyperlink w:history="1" r:id="rIdlwcllo5kjd2sxr2v3ig_x">
+            <w:hyperlink w:history="1" r:id="rIdk-fbj-oexvdx2mbww0ldh">
               <w:r>
                 <w:rPr>
                   <w:rFonts w:ascii="Arial" w:cs="Arial" w:eastAsia="Arial" w:hAnsi="Arial"/>
@@ -30620,7 +30620,7 @@
               <w:spacing w:after="10" w:before="0"/>
               <w:ind w:left="120"/>
             </w:pPr>
-            <w:hyperlink w:history="1" r:id="rIddew1d_-btjmvxurof8fep">
+            <w:hyperlink w:history="1" r:id="rIduwcqlfnizdckttymn0mrx">
               <w:r>
                 <w:rPr>
                   <w:rFonts w:ascii="Arial" w:cs="Arial" w:eastAsia="Arial" w:hAnsi="Arial"/>
@@ -30665,7 +30665,7 @@
             <w:pPr>
               <w:spacing w:after="20" w:before="0"/>
             </w:pPr>
-            <w:hyperlink w:history="1" r:id="rIdj_06sfes_ynd9wipfbw8k">
+            <w:hyperlink w:history="1" r:id="rIdlulfwyteyqp-g_sbdyarn">
               <w:r>
                 <w:rPr>
                   <w:rFonts w:ascii="Arial" w:cs="Arial" w:eastAsia="Arial" w:hAnsi="Arial"/>
@@ -30698,7 +30698,7 @@
               <w:spacing w:after="10" w:before="0"/>
               <w:ind w:left="120"/>
             </w:pPr>
-            <w:hyperlink w:history="1" r:id="rIdg_pawyomrsyfz-ijjsq_a">
+            <w:hyperlink w:history="1" r:id="rIdmahtvenaejgboos3hgyv9">
               <w:r>
                 <w:rPr>
                   <w:rFonts w:ascii="Arial" w:cs="Arial" w:eastAsia="Arial" w:hAnsi="Arial"/>
@@ -30893,7 +30893,7 @@
             <w:pPr>
               <w:spacing w:after="20" w:before="0"/>
             </w:pPr>
-            <w:hyperlink w:history="1" r:id="rIdyvpmdrieji0ydphemfmgv">
+            <w:hyperlink w:history="1" r:id="rIdd-hr-2n7tu4pi945ajjw_">
               <w:r>
                 <w:rPr>
                   <w:rFonts w:ascii="Arial" w:cs="Arial" w:eastAsia="Arial" w:hAnsi="Arial"/>
@@ -30926,7 +30926,7 @@
               <w:spacing w:after="10" w:before="0"/>
               <w:ind w:left="120"/>
             </w:pPr>
-            <w:hyperlink w:history="1" r:id="rIdertbjkua8oxjnqayhbyiv">
+            <w:hyperlink w:history="1" r:id="rIdtj-rq6suyxxgw2ljn9taj">
               <w:r>
                 <w:rPr>
                   <w:rFonts w:ascii="Arial" w:cs="Arial" w:eastAsia="Arial" w:hAnsi="Arial"/>
@@ -30971,7 +30971,7 @@
             <w:pPr>
               <w:spacing w:after="20" w:before="0"/>
             </w:pPr>
-            <w:hyperlink w:history="1" r:id="rIdblo3u3xmvp21d23_5i-ny">
+            <w:hyperlink w:history="1" r:id="rId4k1ovxcxijznexa9kjmri">
               <w:r>
                 <w:rPr>
                   <w:rFonts w:ascii="Arial" w:cs="Arial" w:eastAsia="Arial" w:hAnsi="Arial"/>
@@ -31004,7 +31004,7 @@
               <w:spacing w:after="10" w:before="0"/>
               <w:ind w:left="120"/>
             </w:pPr>
-            <w:hyperlink w:history="1" r:id="rIdq-f01pmwkla2vongl3dwj">
+            <w:hyperlink w:history="1" r:id="rIdzsy6wryydd0zqd6zfvsoy">
               <w:r>
                 <w:rPr>
                   <w:rFonts w:ascii="Arial" w:cs="Arial" w:eastAsia="Arial" w:hAnsi="Arial"/>
@@ -31199,7 +31199,7 @@
             <w:pPr>
               <w:spacing w:after="20" w:before="0"/>
             </w:pPr>
-            <w:hyperlink w:history="1" r:id="rId9gsksz1fe4dlh55pr-faz">
+            <w:hyperlink w:history="1" r:id="rIdzxnulhgesu5yyqobdfuj6">
               <w:r>
                 <w:rPr>
                   <w:rFonts w:ascii="Arial" w:cs="Arial" w:eastAsia="Arial" w:hAnsi="Arial"/>
@@ -31232,7 +31232,7 @@
               <w:spacing w:after="10" w:before="0"/>
               <w:ind w:left="120"/>
             </w:pPr>
-            <w:hyperlink w:history="1" r:id="rIdx0qlna3tpzrukqxszacl_">
+            <w:hyperlink w:history="1" r:id="rId5ihzio5zblljiwgsa6sdd">
               <w:r>
                 <w:rPr>
                   <w:rFonts w:ascii="Arial" w:cs="Arial" w:eastAsia="Arial" w:hAnsi="Arial"/>
@@ -31277,7 +31277,7 @@
             <w:pPr>
               <w:spacing w:after="20" w:before="0"/>
             </w:pPr>
-            <w:hyperlink w:history="1" r:id="rIdenebur-qdu3er3vf-vlyu">
+            <w:hyperlink w:history="1" r:id="rIdv8o8ea9kdcujuec0m6nfv">
               <w:r>
                 <w:rPr>
                   <w:rFonts w:ascii="Arial" w:cs="Arial" w:eastAsia="Arial" w:hAnsi="Arial"/>
@@ -31310,7 +31310,7 @@
               <w:spacing w:after="10" w:before="0"/>
               <w:ind w:left="120"/>
             </w:pPr>
-            <w:hyperlink w:history="1" r:id="rIdcoptqcepx7eveax3cdkmc">
+            <w:hyperlink w:history="1" r:id="rIdbsdemntbbim6a3owkhup9">
               <w:r>
                 <w:rPr>
                   <w:rFonts w:ascii="Arial" w:cs="Arial" w:eastAsia="Arial" w:hAnsi="Arial"/>
@@ -31505,7 +31505,7 @@
             <w:pPr>
               <w:spacing w:after="20" w:before="0"/>
             </w:pPr>
-            <w:hyperlink w:history="1" r:id="rIdaljf7s8xqatxobd9mizhw">
+            <w:hyperlink w:history="1" r:id="rId0bsxlp3pkdwfd5rzsj61g">
               <w:r>
                 <w:rPr>
                   <w:rFonts w:ascii="Arial" w:cs="Arial" w:eastAsia="Arial" w:hAnsi="Arial"/>
@@ -31538,7 +31538,7 @@
               <w:spacing w:after="10" w:before="0"/>
               <w:ind w:left="120"/>
             </w:pPr>
-            <w:hyperlink w:history="1" r:id="rIds9ne9so29uydjx8h8kxo2">
+            <w:hyperlink w:history="1" r:id="rIdofprtr9smebotseru0t72">
               <w:r>
                 <w:rPr>
                   <w:rFonts w:ascii="Arial" w:cs="Arial" w:eastAsia="Arial" w:hAnsi="Arial"/>
@@ -31583,7 +31583,7 @@
             <w:pPr>
               <w:spacing w:after="20" w:before="0"/>
             </w:pPr>
-            <w:hyperlink w:history="1" r:id="rIda_l5rmlnhceolxbbd14gt">
+            <w:hyperlink w:history="1" r:id="rId_71_-uzojaosfkvsybfoc">
               <w:r>
                 <w:rPr>
                   <w:rFonts w:ascii="Arial" w:cs="Arial" w:eastAsia="Arial" w:hAnsi="Arial"/>
@@ -31616,7 +31616,7 @@
               <w:spacing w:after="10" w:before="0"/>
               <w:ind w:left="120"/>
             </w:pPr>
-            <w:hyperlink w:history="1" r:id="rIdfacum4ybuf0pmwx8n29hs">
+            <w:hyperlink w:history="1" r:id="rIdlh0oegkjkzd7lteabjikz">
               <w:r>
                 <w:rPr>
                   <w:rFonts w:ascii="Arial" w:cs="Arial" w:eastAsia="Arial" w:hAnsi="Arial"/>
@@ -32128,7 +32128,7 @@
         </w:rPr>
         <w:t xml:space="preserve">© 2026 SeaVuria and ARES. Aligned with KICD objectives. Developed by SeaVuria; technical implementation by ARES (with AI assistance from Claude). Licensed under </w:t>
       </w:r>
-      <w:hyperlink w:history="1" r:id="rIdervmakaugyr2j6z56btfn">
+      <w:hyperlink w:history="1" r:id="rId1ahjmr6o5ei_ajdur-tdb">
         <w:r>
           <w:rPr>
             <w:rFonts w:ascii="Arial" w:cs="Arial" w:eastAsia="Arial" w:hAnsi="Arial"/>
@@ -32149,7 +32149,7 @@
         </w:rPr>
         <w:t xml:space="preserve"> (</w:t>
       </w:r>
-      <w:hyperlink w:history="1" r:id="rIdn7dros8myc3cwosuu6rtj">
+      <w:hyperlink w:history="1" r:id="rIdsca7oevtb-x__jqkm9zkp">
         <w:r>
           <w:rPr>
             <w:rFonts w:ascii="Arial" w:cs="Arial" w:eastAsia="Arial" w:hAnsi="Arial"/>

--- a/data/outputs/v2/Biology/SS2.1_Plant_Nutrition/Biology_Plant_Nutrition_CBE_LessonSequence.docx
+++ b/data/outputs/v2/Biology/SS2.1_Plant_Nutrition/Biology_Plant_Nutrition_CBE_LessonSequence.docx
@@ -2559,7 +2559,7 @@
         </w:rPr>
         <w:t xml:space="preserve">© 2026 SeaVuria and ARES. This work is licensed under a </w:t>
       </w:r>
-      <w:hyperlink w:history="1" r:id="rIdcxxi7aiuifyergrfmgcen">
+      <w:hyperlink w:history="1" r:id="rIdbt8zd4ltttthsjpqyfosj">
         <w:r>
           <w:rPr>
             <w:rFonts w:ascii="Arial" w:cs="Arial" w:eastAsia="Arial" w:hAnsi="Arial"/>
@@ -2579,7 +2579,7 @@
         </w:rPr>
         <w:t xml:space="preserve"> (</w:t>
       </w:r>
-      <w:hyperlink w:history="1" r:id="rIdnsyweovcr8kqb9rma72kn">
+      <w:hyperlink w:history="1" r:id="rIdadh846xf9xt69qgz5aeon">
         <w:r>
           <w:rPr>
             <w:rFonts w:ascii="Arial" w:cs="Arial" w:eastAsia="Arial" w:hAnsi="Arial"/>
@@ -2599,7 +2599,7 @@
         </w:rPr>
         <w:t xml:space="preserve">). To view a copy of this license, visit </w:t>
       </w:r>
-      <w:hyperlink w:history="1" r:id="rId3yqryqdafholloh8uk-7x">
+      <w:hyperlink w:history="1" r:id="rIdlre1sal6_tzhpdppae_8q">
         <w:r>
           <w:rPr>
             <w:rFonts w:ascii="Arial" w:cs="Arial" w:eastAsia="Arial" w:hAnsi="Arial"/>
@@ -3611,6 +3611,23 @@
             <w:pPr>
               <w:spacing w:after="20" w:before="0"/>
             </w:pPr>
+            <w:hyperlink w:history="1" r:id="rIdefvzeamoegtv5kvgxrecc">
+              <w:r>
+                <w:rPr>
+                  <w:rFonts w:ascii="Arial" w:cs="Arial" w:eastAsia="Arial" w:hAnsi="Arial"/>
+                  <w:color w:val="2E75B6"/>
+                  <w:sz w:val="16"/>
+                  <w:szCs w:val="16"/>
+                  <w:u w:val="single" w:color="2E75B6"/>
+                </w:rPr>
+                <w:t xml:space="preserve">Photosynthesis in organisms</w:t>
+              </w:r>
+            </w:hyperlink>
+          </w:p>
+          <w:p>
+            <w:pPr>
+              <w:spacing w:after="20" w:before="0"/>
+            </w:pPr>
             <w:r>
               <w:rPr>
                 <w:rFonts w:ascii="Arial" w:cs="Arial" w:eastAsia="Arial" w:hAnsi="Arial"/>
@@ -3620,7 +3637,7 @@
                 <w:sz w:val="16"/>
                 <w:szCs w:val="16"/>
               </w:rPr>
-              <w:t xml:space="preserve">No closely matching video in the ARES library for this activity.</w:t>
+              <w:t xml:space="preserve">Related topic: not an exact match for this lesson.</w:t>
             </w:r>
           </w:p>
           <w:p>
@@ -3628,7 +3645,22 @@
               <w:spacing w:after="10" w:before="0"/>
               <w:ind w:left="120"/>
             </w:pPr>
-            <w:hyperlink w:history="1" r:id="rIdrhjzlikrcolalcugjex1h">
+            <w:r>
+              <w:rPr>
+                <w:rFonts w:ascii="Arial" w:cs="Arial" w:eastAsia="Arial" w:hAnsi="Arial"/>
+                <w:color w:val="595959"/>
+                <w:sz w:val="14"/>
+                <w:szCs w:val="14"/>
+              </w:rPr>
+              <w:t xml:space="preserve">Source: Khan Academy (English - US curriculum)</w:t>
+            </w:r>
+          </w:p>
+          <w:p>
+            <w:pPr>
+              <w:spacing w:after="10" w:before="0"/>
+              <w:ind w:left="120"/>
+            </w:pPr>
+            <w:hyperlink w:history="1" r:id="rIddrlyuca9ugclliujqf4sd">
               <w:r>
                 <w:rPr>
                   <w:rFonts w:ascii="Arial" w:cs="Arial" w:eastAsia="Arial" w:hAnsi="Arial"/>
@@ -3637,24 +3669,9 @@
                   <w:szCs w:val="14"/>
                   <w:u w:val="single" w:color="595959"/>
                 </w:rPr>
-                <w:t xml:space="preserve">🔍 Search ARES for videos</w:t>
+                <w:t xml:space="preserve">🔍 Search ARES for similar videos</w:t>
               </w:r>
             </w:hyperlink>
-          </w:p>
-          <w:p>
-            <w:pPr>
-              <w:spacing w:after="10" w:before="0"/>
-              <w:ind w:left="120"/>
-            </w:pPr>
-            <w:r>
-              <w:rPr>
-                <w:rFonts w:ascii="Arial" w:cs="Arial" w:eastAsia="Arial" w:hAnsi="Arial"/>
-                <w:color w:val="595959"/>
-                <w:sz w:val="14"/>
-                <w:szCs w:val="14"/>
-              </w:rPr>
-              <w:t xml:space="preserve">Search terms: plant nutrition autotrophic heterotrophic</w:t>
-            </w:r>
           </w:p>
           <w:p>
             <w:pPr>
@@ -3705,7 +3722,7 @@
               <w:spacing w:after="10" w:before="0"/>
               <w:ind w:left="120"/>
             </w:pPr>
-            <w:hyperlink w:history="1" r:id="rIdwtcxegbgqhhwpfls1lidd">
+            <w:hyperlink w:history="1" r:id="rIdux38vgcv8sovtnjmeclc1">
               <w:r>
                 <w:rPr>
                   <w:rFonts w:ascii="Arial" w:cs="Arial" w:eastAsia="Arial" w:hAnsi="Arial"/>
@@ -3915,6 +3932,23 @@
             <w:pPr>
               <w:spacing w:after="20" w:before="0"/>
             </w:pPr>
+            <w:hyperlink w:history="1" r:id="rIdv5alikbcxs5sbdwsu19rb">
+              <w:r>
+                <w:rPr>
+                  <w:rFonts w:ascii="Arial" w:cs="Arial" w:eastAsia="Arial" w:hAnsi="Arial"/>
+                  <w:color w:val="2E75B6"/>
+                  <w:sz w:val="16"/>
+                  <w:szCs w:val="16"/>
+                  <w:u w:val="single" w:color="2E75B6"/>
+                </w:rPr>
+                <w:t xml:space="preserve">Photosynthesis in organisms</w:t>
+              </w:r>
+            </w:hyperlink>
+          </w:p>
+          <w:p>
+            <w:pPr>
+              <w:spacing w:after="20" w:before="0"/>
+            </w:pPr>
             <w:r>
               <w:rPr>
                 <w:rFonts w:ascii="Arial" w:cs="Arial" w:eastAsia="Arial" w:hAnsi="Arial"/>
@@ -3924,7 +3958,7 @@
                 <w:sz w:val="16"/>
                 <w:szCs w:val="16"/>
               </w:rPr>
-              <w:t xml:space="preserve">No closely matching video in the ARES library for this activity.</w:t>
+              <w:t xml:space="preserve">Related topic: not an exact match for this lesson.</w:t>
             </w:r>
           </w:p>
           <w:p>
@@ -3932,7 +3966,22 @@
               <w:spacing w:after="10" w:before="0"/>
               <w:ind w:left="120"/>
             </w:pPr>
-            <w:hyperlink w:history="1" r:id="rIdiqantchok-wqyl9-avffl">
+            <w:r>
+              <w:rPr>
+                <w:rFonts w:ascii="Arial" w:cs="Arial" w:eastAsia="Arial" w:hAnsi="Arial"/>
+                <w:color w:val="595959"/>
+                <w:sz w:val="14"/>
+                <w:szCs w:val="14"/>
+              </w:rPr>
+              <w:t xml:space="preserve">Source: Khan Academy (English - US curriculum)</w:t>
+            </w:r>
+          </w:p>
+          <w:p>
+            <w:pPr>
+              <w:spacing w:after="10" w:before="0"/>
+              <w:ind w:left="120"/>
+            </w:pPr>
+            <w:hyperlink w:history="1" r:id="rIdm_odfzrmbk7wldh4zwsie">
               <w:r>
                 <w:rPr>
                   <w:rFonts w:ascii="Arial" w:cs="Arial" w:eastAsia="Arial" w:hAnsi="Arial"/>
@@ -3941,24 +3990,9 @@
                   <w:szCs w:val="14"/>
                   <w:u w:val="single" w:color="595959"/>
                 </w:rPr>
-                <w:t xml:space="preserve">🔍 Search ARES for videos</w:t>
+                <w:t xml:space="preserve">🔍 Search ARES for similar videos</w:t>
               </w:r>
             </w:hyperlink>
-          </w:p>
-          <w:p>
-            <w:pPr>
-              <w:spacing w:after="10" w:before="0"/>
-              <w:ind w:left="120"/>
-            </w:pPr>
-            <w:r>
-              <w:rPr>
-                <w:rFonts w:ascii="Arial" w:cs="Arial" w:eastAsia="Arial" w:hAnsi="Arial"/>
-                <w:color w:val="595959"/>
-                <w:sz w:val="14"/>
-                <w:szCs w:val="14"/>
-              </w:rPr>
-              <w:t xml:space="preserve">Search terms: plant nutrition autotrophic heterotrophic</w:t>
-            </w:r>
           </w:p>
           <w:p>
             <w:pPr>
@@ -4009,7 +4043,7 @@
               <w:spacing w:after="10" w:before="0"/>
               <w:ind w:left="120"/>
             </w:pPr>
-            <w:hyperlink w:history="1" r:id="rIdgfu4i0hmihx2ehkyk7eft">
+            <w:hyperlink w:history="1" r:id="rIdxp5aitgycdmydh7fpdgvt">
               <w:r>
                 <w:rPr>
                   <w:rFonts w:ascii="Arial" w:cs="Arial" w:eastAsia="Arial" w:hAnsi="Arial"/>
@@ -4219,6 +4253,23 @@
             <w:pPr>
               <w:spacing w:after="20" w:before="0"/>
             </w:pPr>
+            <w:hyperlink w:history="1" r:id="rIdqr2rjug15ty6dcqm7h1cj">
+              <w:r>
+                <w:rPr>
+                  <w:rFonts w:ascii="Arial" w:cs="Arial" w:eastAsia="Arial" w:hAnsi="Arial"/>
+                  <w:color w:val="2E75B6"/>
+                  <w:sz w:val="16"/>
+                  <w:szCs w:val="16"/>
+                  <w:u w:val="single" w:color="2E75B6"/>
+                </w:rPr>
+                <w:t xml:space="preserve">Photosynthesis in organisms</w:t>
+              </w:r>
+            </w:hyperlink>
+          </w:p>
+          <w:p>
+            <w:pPr>
+              <w:spacing w:after="20" w:before="0"/>
+            </w:pPr>
             <w:r>
               <w:rPr>
                 <w:rFonts w:ascii="Arial" w:cs="Arial" w:eastAsia="Arial" w:hAnsi="Arial"/>
@@ -4228,7 +4279,7 @@
                 <w:sz w:val="16"/>
                 <w:szCs w:val="16"/>
               </w:rPr>
-              <w:t xml:space="preserve">No closely matching video in the ARES library for this activity.</w:t>
+              <w:t xml:space="preserve">Related topic: not an exact match for this lesson.</w:t>
             </w:r>
           </w:p>
           <w:p>
@@ -4236,7 +4287,22 @@
               <w:spacing w:after="10" w:before="0"/>
               <w:ind w:left="120"/>
             </w:pPr>
-            <w:hyperlink w:history="1" r:id="rIdiispeom25lp1vxwns3ffw">
+            <w:r>
+              <w:rPr>
+                <w:rFonts w:ascii="Arial" w:cs="Arial" w:eastAsia="Arial" w:hAnsi="Arial"/>
+                <w:color w:val="595959"/>
+                <w:sz w:val="14"/>
+                <w:szCs w:val="14"/>
+              </w:rPr>
+              <w:t xml:space="preserve">Source: Khan Academy (English - US curriculum)</w:t>
+            </w:r>
+          </w:p>
+          <w:p>
+            <w:pPr>
+              <w:spacing w:after="10" w:before="0"/>
+              <w:ind w:left="120"/>
+            </w:pPr>
+            <w:hyperlink w:history="1" r:id="rIdv8p7k0s_bj_aupdodhjli">
               <w:r>
                 <w:rPr>
                   <w:rFonts w:ascii="Arial" w:cs="Arial" w:eastAsia="Arial" w:hAnsi="Arial"/>
@@ -4245,24 +4311,9 @@
                   <w:szCs w:val="14"/>
                   <w:u w:val="single" w:color="595959"/>
                 </w:rPr>
-                <w:t xml:space="preserve">🔍 Search ARES for videos</w:t>
+                <w:t xml:space="preserve">🔍 Search ARES for similar videos</w:t>
               </w:r>
             </w:hyperlink>
-          </w:p>
-          <w:p>
-            <w:pPr>
-              <w:spacing w:after="10" w:before="0"/>
-              <w:ind w:left="120"/>
-            </w:pPr>
-            <w:r>
-              <w:rPr>
-                <w:rFonts w:ascii="Arial" w:cs="Arial" w:eastAsia="Arial" w:hAnsi="Arial"/>
-                <w:color w:val="595959"/>
-                <w:sz w:val="14"/>
-                <w:szCs w:val="14"/>
-              </w:rPr>
-              <w:t xml:space="preserve">Search terms: plant nutrition autotrophic heterotrophic</w:t>
-            </w:r>
           </w:p>
           <w:p>
             <w:pPr>
@@ -4313,7 +4364,7 @@
               <w:spacing w:after="10" w:before="0"/>
               <w:ind w:left="120"/>
             </w:pPr>
-            <w:hyperlink w:history="1" r:id="rId1kj3y66s_jho8vtr8bqd2">
+            <w:hyperlink w:history="1" r:id="rIdbd3c2x0rb0kau6tibuc_9">
               <w:r>
                 <w:rPr>
                   <w:rFonts w:ascii="Arial" w:cs="Arial" w:eastAsia="Arial" w:hAnsi="Arial"/>
@@ -4523,6 +4574,23 @@
             <w:pPr>
               <w:spacing w:after="20" w:before="0"/>
             </w:pPr>
+            <w:hyperlink w:history="1" r:id="rIdzma890opl3hpaygzctbep">
+              <w:r>
+                <w:rPr>
+                  <w:rFonts w:ascii="Arial" w:cs="Arial" w:eastAsia="Arial" w:hAnsi="Arial"/>
+                  <w:color w:val="2E75B6"/>
+                  <w:sz w:val="16"/>
+                  <w:szCs w:val="16"/>
+                  <w:u w:val="single" w:color="2E75B6"/>
+                </w:rPr>
+                <w:t xml:space="preserve">Photosynthesis in organisms</w:t>
+              </w:r>
+            </w:hyperlink>
+          </w:p>
+          <w:p>
+            <w:pPr>
+              <w:spacing w:after="20" w:before="0"/>
+            </w:pPr>
             <w:r>
               <w:rPr>
                 <w:rFonts w:ascii="Arial" w:cs="Arial" w:eastAsia="Arial" w:hAnsi="Arial"/>
@@ -4532,7 +4600,7 @@
                 <w:sz w:val="16"/>
                 <w:szCs w:val="16"/>
               </w:rPr>
-              <w:t xml:space="preserve">No closely matching video in the ARES library for this activity.</w:t>
+              <w:t xml:space="preserve">Related topic: not an exact match for this lesson.</w:t>
             </w:r>
           </w:p>
           <w:p>
@@ -4540,7 +4608,22 @@
               <w:spacing w:after="10" w:before="0"/>
               <w:ind w:left="120"/>
             </w:pPr>
-            <w:hyperlink w:history="1" r:id="rIdipmedbbc30i61cphxiyyw">
+            <w:r>
+              <w:rPr>
+                <w:rFonts w:ascii="Arial" w:cs="Arial" w:eastAsia="Arial" w:hAnsi="Arial"/>
+                <w:color w:val="595959"/>
+                <w:sz w:val="14"/>
+                <w:szCs w:val="14"/>
+              </w:rPr>
+              <w:t xml:space="preserve">Source: Khan Academy (English - US curriculum)</w:t>
+            </w:r>
+          </w:p>
+          <w:p>
+            <w:pPr>
+              <w:spacing w:after="10" w:before="0"/>
+              <w:ind w:left="120"/>
+            </w:pPr>
+            <w:hyperlink w:history="1" r:id="rIdaxfgwlo7zc2xrunywrwm3">
               <w:r>
                 <w:rPr>
                   <w:rFonts w:ascii="Arial" w:cs="Arial" w:eastAsia="Arial" w:hAnsi="Arial"/>
@@ -4549,24 +4632,9 @@
                   <w:szCs w:val="14"/>
                   <w:u w:val="single" w:color="595959"/>
                 </w:rPr>
-                <w:t xml:space="preserve">🔍 Search ARES for videos</w:t>
+                <w:t xml:space="preserve">🔍 Search ARES for similar videos</w:t>
               </w:r>
             </w:hyperlink>
-          </w:p>
-          <w:p>
-            <w:pPr>
-              <w:spacing w:after="10" w:before="0"/>
-              <w:ind w:left="120"/>
-            </w:pPr>
-            <w:r>
-              <w:rPr>
-                <w:rFonts w:ascii="Arial" w:cs="Arial" w:eastAsia="Arial" w:hAnsi="Arial"/>
-                <w:color w:val="595959"/>
-                <w:sz w:val="14"/>
-                <w:szCs w:val="14"/>
-              </w:rPr>
-              <w:t xml:space="preserve">Search terms: plant nutrition autotrophic heterotrophic</w:t>
-            </w:r>
           </w:p>
           <w:p>
             <w:pPr>
@@ -4617,7 +4685,7 @@
               <w:spacing w:after="10" w:before="0"/>
               <w:ind w:left="120"/>
             </w:pPr>
-            <w:hyperlink w:history="1" r:id="rIdbf2zytazacf3fui6vgpvw">
+            <w:hyperlink w:history="1" r:id="rIda6oc85ywsoz1i95jzmmfy">
               <w:r>
                 <w:rPr>
                   <w:rFonts w:ascii="Arial" w:cs="Arial" w:eastAsia="Arial" w:hAnsi="Arial"/>
@@ -4827,6 +4895,23 @@
             <w:pPr>
               <w:spacing w:after="20" w:before="0"/>
             </w:pPr>
+            <w:hyperlink w:history="1" r:id="rIdjas2pr6u6wbdivjwdk3ev">
+              <w:r>
+                <w:rPr>
+                  <w:rFonts w:ascii="Arial" w:cs="Arial" w:eastAsia="Arial" w:hAnsi="Arial"/>
+                  <w:color w:val="2E75B6"/>
+                  <w:sz w:val="16"/>
+                  <w:szCs w:val="16"/>
+                  <w:u w:val="single" w:color="2E75B6"/>
+                </w:rPr>
+                <w:t xml:space="preserve">Photosynthesis in organisms</w:t>
+              </w:r>
+            </w:hyperlink>
+          </w:p>
+          <w:p>
+            <w:pPr>
+              <w:spacing w:after="20" w:before="0"/>
+            </w:pPr>
             <w:r>
               <w:rPr>
                 <w:rFonts w:ascii="Arial" w:cs="Arial" w:eastAsia="Arial" w:hAnsi="Arial"/>
@@ -4836,7 +4921,7 @@
                 <w:sz w:val="16"/>
                 <w:szCs w:val="16"/>
               </w:rPr>
-              <w:t xml:space="preserve">No closely matching video in the ARES library for this activity.</w:t>
+              <w:t xml:space="preserve">Related topic: not an exact match for this lesson.</w:t>
             </w:r>
           </w:p>
           <w:p>
@@ -4844,7 +4929,22 @@
               <w:spacing w:after="10" w:before="0"/>
               <w:ind w:left="120"/>
             </w:pPr>
-            <w:hyperlink w:history="1" r:id="rIdcp0mt2i_s78cep6uegl4r">
+            <w:r>
+              <w:rPr>
+                <w:rFonts w:ascii="Arial" w:cs="Arial" w:eastAsia="Arial" w:hAnsi="Arial"/>
+                <w:color w:val="595959"/>
+                <w:sz w:val="14"/>
+                <w:szCs w:val="14"/>
+              </w:rPr>
+              <w:t xml:space="preserve">Source: Khan Academy (English - US curriculum)</w:t>
+            </w:r>
+          </w:p>
+          <w:p>
+            <w:pPr>
+              <w:spacing w:after="10" w:before="0"/>
+              <w:ind w:left="120"/>
+            </w:pPr>
+            <w:hyperlink w:history="1" r:id="rIdpe05sfrboigdgkiqzi8vk">
               <w:r>
                 <w:rPr>
                   <w:rFonts w:ascii="Arial" w:cs="Arial" w:eastAsia="Arial" w:hAnsi="Arial"/>
@@ -4853,24 +4953,9 @@
                   <w:szCs w:val="14"/>
                   <w:u w:val="single" w:color="595959"/>
                 </w:rPr>
-                <w:t xml:space="preserve">🔍 Search ARES for videos</w:t>
+                <w:t xml:space="preserve">🔍 Search ARES for similar videos</w:t>
               </w:r>
             </w:hyperlink>
-          </w:p>
-          <w:p>
-            <w:pPr>
-              <w:spacing w:after="10" w:before="0"/>
-              <w:ind w:left="120"/>
-            </w:pPr>
-            <w:r>
-              <w:rPr>
-                <w:rFonts w:ascii="Arial" w:cs="Arial" w:eastAsia="Arial" w:hAnsi="Arial"/>
-                <w:color w:val="595959"/>
-                <w:sz w:val="14"/>
-                <w:szCs w:val="14"/>
-              </w:rPr>
-              <w:t xml:space="preserve">Search terms: plant nutrition autotrophic heterotrophic</w:t>
-            </w:r>
           </w:p>
           <w:p>
             <w:pPr>
@@ -4921,7 +5006,7 @@
               <w:spacing w:after="10" w:before="0"/>
               <w:ind w:left="120"/>
             </w:pPr>
-            <w:hyperlink w:history="1" r:id="rIdhnp5myww4q3ujclwrclpc">
+            <w:hyperlink w:history="1" r:id="rIdfxegvspzbdkdnwc0rxjyg">
               <w:r>
                 <w:rPr>
                   <w:rFonts w:ascii="Arial" w:cs="Arial" w:eastAsia="Arial" w:hAnsi="Arial"/>
@@ -5448,7 +5533,7 @@
         </w:rPr>
         <w:t xml:space="preserve">© 2026 SeaVuria and ARES. Aligned with KICD objectives. Developed by SeaVuria; technical implementation by ARES (with AI assistance from Claude). Licensed under </w:t>
       </w:r>
-      <w:hyperlink w:history="1" r:id="rId8h9fsozc-8qkg3kvtsx7v">
+      <w:hyperlink w:history="1" r:id="rIddwjyh2nmgoor-f4gs2gop">
         <w:r>
           <w:rPr>
             <w:rFonts w:ascii="Arial" w:cs="Arial" w:eastAsia="Arial" w:hAnsi="Arial"/>
@@ -5469,7 +5554,7 @@
         </w:rPr>
         <w:t xml:space="preserve"> (</w:t>
       </w:r>
-      <w:hyperlink w:history="1" r:id="rId3ilep-udegmaizjrl7jc6">
+      <w:hyperlink w:history="1" r:id="rIdmtci73b4-t6sg59tqrgah">
         <w:r>
           <w:rPr>
             <w:rFonts w:ascii="Arial" w:cs="Arial" w:eastAsia="Arial" w:hAnsi="Arial"/>
@@ -6482,7 +6567,7 @@
             <w:pPr>
               <w:spacing w:after="20" w:before="0"/>
             </w:pPr>
-            <w:hyperlink w:history="1" r:id="rIdqbojw69tzfataglo7xpnt">
+            <w:hyperlink w:history="1" r:id="rId-l6eee0jcdfeybr6mlcpr">
               <w:r>
                 <w:rPr>
                   <w:rFonts w:ascii="Arial" w:cs="Arial" w:eastAsia="Arial" w:hAnsi="Arial"/>
@@ -6497,6 +6582,22 @@
           </w:p>
           <w:p>
             <w:pPr>
+              <w:spacing w:after="20" w:before="0"/>
+            </w:pPr>
+            <w:r>
+              <w:rPr>
+                <w:rFonts w:ascii="Arial" w:cs="Arial" w:eastAsia="Arial" w:hAnsi="Arial"/>
+                <w:i/>
+                <w:iCs/>
+                <w:color w:val="595959"/>
+                <w:sz w:val="16"/>
+                <w:szCs w:val="16"/>
+              </w:rPr>
+              <w:t xml:space="preserve">Related topic: not an exact match for this lesson.</w:t>
+            </w:r>
+          </w:p>
+          <w:p>
+            <w:pPr>
               <w:spacing w:after="10" w:before="0"/>
               <w:ind w:left="120"/>
             </w:pPr>
@@ -6515,7 +6616,7 @@
               <w:spacing w:after="10" w:before="0"/>
               <w:ind w:left="120"/>
             </w:pPr>
-            <w:hyperlink w:history="1" r:id="rIdxn0w-ji2nxriithryldqj">
+            <w:hyperlink w:history="1" r:id="rId6kjqs8eylelkzldpmftf6">
               <w:r>
                 <w:rPr>
                   <w:rFonts w:ascii="Arial" w:cs="Arial" w:eastAsia="Arial" w:hAnsi="Arial"/>
@@ -6560,7 +6661,7 @@
             <w:pPr>
               <w:spacing w:after="20" w:before="0"/>
             </w:pPr>
-            <w:hyperlink w:history="1" r:id="rIdgy-obpe0igjlkcrlqj7w-">
+            <w:hyperlink w:history="1" r:id="rIdowf1gtkj83eirdwanhriu">
               <w:r>
                 <w:rPr>
                   <w:rFonts w:ascii="Arial" w:cs="Arial" w:eastAsia="Arial" w:hAnsi="Arial"/>
@@ -6593,7 +6694,7 @@
               <w:spacing w:after="10" w:before="0"/>
               <w:ind w:left="120"/>
             </w:pPr>
-            <w:hyperlink w:history="1" r:id="rIdik06dpwyavlilrtab0xoc">
+            <w:hyperlink w:history="1" r:id="rIdc-t6km1odsjoxrgaausu1">
               <w:r>
                 <w:rPr>
                   <w:rFonts w:ascii="Arial" w:cs="Arial" w:eastAsia="Arial" w:hAnsi="Arial"/>
@@ -6788,7 +6889,7 @@
             <w:pPr>
               <w:spacing w:after="20" w:before="0"/>
             </w:pPr>
-            <w:hyperlink w:history="1" r:id="rIdlpm5e2hhfza9d2pbpu01x">
+            <w:hyperlink w:history="1" r:id="rIdcenrl-ts9xad-wgysjoir">
               <w:r>
                 <w:rPr>
                   <w:rFonts w:ascii="Arial" w:cs="Arial" w:eastAsia="Arial" w:hAnsi="Arial"/>
@@ -6803,6 +6904,22 @@
           </w:p>
           <w:p>
             <w:pPr>
+              <w:spacing w:after="20" w:before="0"/>
+            </w:pPr>
+            <w:r>
+              <w:rPr>
+                <w:rFonts w:ascii="Arial" w:cs="Arial" w:eastAsia="Arial" w:hAnsi="Arial"/>
+                <w:i/>
+                <w:iCs/>
+                <w:color w:val="595959"/>
+                <w:sz w:val="16"/>
+                <w:szCs w:val="16"/>
+              </w:rPr>
+              <w:t xml:space="preserve">Related topic: not an exact match for this lesson.</w:t>
+            </w:r>
+          </w:p>
+          <w:p>
+            <w:pPr>
               <w:spacing w:after="10" w:before="0"/>
               <w:ind w:left="120"/>
             </w:pPr>
@@ -6821,7 +6938,7 @@
               <w:spacing w:after="10" w:before="0"/>
               <w:ind w:left="120"/>
             </w:pPr>
-            <w:hyperlink w:history="1" r:id="rIdv9snm8d74t6kyphlgh2tc">
+            <w:hyperlink w:history="1" r:id="rIdogsfgl1oc8cu7b1hfgprp">
               <w:r>
                 <w:rPr>
                   <w:rFonts w:ascii="Arial" w:cs="Arial" w:eastAsia="Arial" w:hAnsi="Arial"/>
@@ -6866,7 +6983,7 @@
             <w:pPr>
               <w:spacing w:after="20" w:before="0"/>
             </w:pPr>
-            <w:hyperlink w:history="1" r:id="rIddrmlomm6bdcudowixmgvu">
+            <w:hyperlink w:history="1" r:id="rIdyzqjponndvmxh12g0rb43">
               <w:r>
                 <w:rPr>
                   <w:rFonts w:ascii="Arial" w:cs="Arial" w:eastAsia="Arial" w:hAnsi="Arial"/>
@@ -6875,7 +6992,7 @@
                   <w:szCs w:val="16"/>
                   <w:u w:val="single" w:color="2E75B6"/>
                 </w:rPr>
-                <w:t xml:space="preserve">Seasonal Changes in Plants: Leaf Pigment (PLIX)</w:t>
+                <w:t xml:space="preserve">Leaf Structure and Function - Advanced (Flexbook)</w:t>
               </w:r>
             </w:hyperlink>
           </w:p>
@@ -6899,7 +7016,7 @@
               <w:spacing w:after="10" w:before="0"/>
               <w:ind w:left="120"/>
             </w:pPr>
-            <w:hyperlink w:history="1" r:id="rIdsrmuwgpnmcidhdxgsvppy">
+            <w:hyperlink w:history="1" r:id="rIddqki_e1lofw7dehvyklcj">
               <w:r>
                 <w:rPr>
                   <w:rFonts w:ascii="Arial" w:cs="Arial" w:eastAsia="Arial" w:hAnsi="Arial"/>
@@ -7094,7 +7211,7 @@
             <w:pPr>
               <w:spacing w:after="20" w:before="0"/>
             </w:pPr>
-            <w:hyperlink w:history="1" r:id="rIdfpb42vngggwpiomp_a1du">
+            <w:hyperlink w:history="1" r:id="rIdge0fik-y2zccmb5htfmt1">
               <w:r>
                 <w:rPr>
                   <w:rFonts w:ascii="Arial" w:cs="Arial" w:eastAsia="Arial" w:hAnsi="Arial"/>
@@ -7109,6 +7226,22 @@
           </w:p>
           <w:p>
             <w:pPr>
+              <w:spacing w:after="20" w:before="0"/>
+            </w:pPr>
+            <w:r>
+              <w:rPr>
+                <w:rFonts w:ascii="Arial" w:cs="Arial" w:eastAsia="Arial" w:hAnsi="Arial"/>
+                <w:i/>
+                <w:iCs/>
+                <w:color w:val="595959"/>
+                <w:sz w:val="16"/>
+                <w:szCs w:val="16"/>
+              </w:rPr>
+              <w:t xml:space="preserve">Related topic: not an exact match for this lesson.</w:t>
+            </w:r>
+          </w:p>
+          <w:p>
+            <w:pPr>
               <w:spacing w:after="10" w:before="0"/>
               <w:ind w:left="120"/>
             </w:pPr>
@@ -7127,7 +7260,7 @@
               <w:spacing w:after="10" w:before="0"/>
               <w:ind w:left="120"/>
             </w:pPr>
-            <w:hyperlink w:history="1" r:id="rIdl-qfmnylumcnv5yhdwaxx">
+            <w:hyperlink w:history="1" r:id="rIdtprxq91oqmckv1gmvnfut">
               <w:r>
                 <w:rPr>
                   <w:rFonts w:ascii="Arial" w:cs="Arial" w:eastAsia="Arial" w:hAnsi="Arial"/>
@@ -7172,7 +7305,7 @@
             <w:pPr>
               <w:spacing w:after="20" w:before="0"/>
             </w:pPr>
-            <w:hyperlink w:history="1" r:id="rId7puu9uxcjbffzrjv_r4s4">
+            <w:hyperlink w:history="1" r:id="rIdfqavlen6fkgfxis7lcj-4">
               <w:r>
                 <w:rPr>
                   <w:rFonts w:ascii="Arial" w:cs="Arial" w:eastAsia="Arial" w:hAnsi="Arial"/>
@@ -7205,7 +7338,7 @@
               <w:spacing w:after="10" w:before="0"/>
               <w:ind w:left="120"/>
             </w:pPr>
-            <w:hyperlink w:history="1" r:id="rIdupoczhubwxbv-wznurbq_">
+            <w:hyperlink w:history="1" r:id="rIdht-tgpvwotxp6rl3bnjxf">
               <w:r>
                 <w:rPr>
                   <w:rFonts w:ascii="Arial" w:cs="Arial" w:eastAsia="Arial" w:hAnsi="Arial"/>
@@ -7400,7 +7533,7 @@
             <w:pPr>
               <w:spacing w:after="20" w:before="0"/>
             </w:pPr>
-            <w:hyperlink w:history="1" r:id="rIdkxp3aajktfhyfqsfw0un1">
+            <w:hyperlink w:history="1" r:id="rIdzwpti42kwzowya8dx4nqx">
               <w:r>
                 <w:rPr>
                   <w:rFonts w:ascii="Arial" w:cs="Arial" w:eastAsia="Arial" w:hAnsi="Arial"/>
@@ -7415,6 +7548,22 @@
           </w:p>
           <w:p>
             <w:pPr>
+              <w:spacing w:after="20" w:before="0"/>
+            </w:pPr>
+            <w:r>
+              <w:rPr>
+                <w:rFonts w:ascii="Arial" w:cs="Arial" w:eastAsia="Arial" w:hAnsi="Arial"/>
+                <w:i/>
+                <w:iCs/>
+                <w:color w:val="595959"/>
+                <w:sz w:val="16"/>
+                <w:szCs w:val="16"/>
+              </w:rPr>
+              <w:t xml:space="preserve">Related topic: not an exact match for this lesson.</w:t>
+            </w:r>
+          </w:p>
+          <w:p>
+            <w:pPr>
               <w:spacing w:after="10" w:before="0"/>
               <w:ind w:left="120"/>
             </w:pPr>
@@ -7433,7 +7582,7 @@
               <w:spacing w:after="10" w:before="0"/>
               <w:ind w:left="120"/>
             </w:pPr>
-            <w:hyperlink w:history="1" r:id="rId9pp0x_0qsrq4wo9whqeud">
+            <w:hyperlink w:history="1" r:id="rId9lmkeyzkubtjfkitx7m7e">
               <w:r>
                 <w:rPr>
                   <w:rFonts w:ascii="Arial" w:cs="Arial" w:eastAsia="Arial" w:hAnsi="Arial"/>
@@ -7478,7 +7627,7 @@
             <w:pPr>
               <w:spacing w:after="20" w:before="0"/>
             </w:pPr>
-            <w:hyperlink w:history="1" r:id="rIdqdcq1t0ydyjvr-es0fmm3">
+            <w:hyperlink w:history="1" r:id="rId8zm2lnmqs5761fhfeacl4">
               <w:r>
                 <w:rPr>
                   <w:rFonts w:ascii="Arial" w:cs="Arial" w:eastAsia="Arial" w:hAnsi="Arial"/>
@@ -7511,7 +7660,7 @@
               <w:spacing w:after="10" w:before="0"/>
               <w:ind w:left="120"/>
             </w:pPr>
-            <w:hyperlink w:history="1" r:id="rIdyc0bswcsf5jtxnufcgwxh">
+            <w:hyperlink w:history="1" r:id="rIdv5vfkrtg2y2gtqjfwpnkx">
               <w:r>
                 <w:rPr>
                   <w:rFonts w:ascii="Arial" w:cs="Arial" w:eastAsia="Arial" w:hAnsi="Arial"/>
@@ -7706,7 +7855,7 @@
             <w:pPr>
               <w:spacing w:after="20" w:before="0"/>
             </w:pPr>
-            <w:hyperlink w:history="1" r:id="rIdcgai6izj8_muwcte_hunu">
+            <w:hyperlink w:history="1" r:id="rIdifejwcaiflrohjslwep6c">
               <w:r>
                 <w:rPr>
                   <w:rFonts w:ascii="Arial" w:cs="Arial" w:eastAsia="Arial" w:hAnsi="Arial"/>
@@ -7721,6 +7870,22 @@
           </w:p>
           <w:p>
             <w:pPr>
+              <w:spacing w:after="20" w:before="0"/>
+            </w:pPr>
+            <w:r>
+              <w:rPr>
+                <w:rFonts w:ascii="Arial" w:cs="Arial" w:eastAsia="Arial" w:hAnsi="Arial"/>
+                <w:i/>
+                <w:iCs/>
+                <w:color w:val="595959"/>
+                <w:sz w:val="16"/>
+                <w:szCs w:val="16"/>
+              </w:rPr>
+              <w:t xml:space="preserve">Related topic: not an exact match for this lesson.</w:t>
+            </w:r>
+          </w:p>
+          <w:p>
+            <w:pPr>
               <w:spacing w:after="10" w:before="0"/>
               <w:ind w:left="120"/>
             </w:pPr>
@@ -7739,7 +7904,7 @@
               <w:spacing w:after="10" w:before="0"/>
               <w:ind w:left="120"/>
             </w:pPr>
-            <w:hyperlink w:history="1" r:id="rIdyqa4h78ovw_of7kn-z9iy">
+            <w:hyperlink w:history="1" r:id="rIdu9qn_bbjjkbshwf8o1fsf">
               <w:r>
                 <w:rPr>
                   <w:rFonts w:ascii="Arial" w:cs="Arial" w:eastAsia="Arial" w:hAnsi="Arial"/>
@@ -7784,7 +7949,7 @@
             <w:pPr>
               <w:spacing w:after="20" w:before="0"/>
             </w:pPr>
-            <w:hyperlink w:history="1" r:id="rIdvm0zj8qmgmqxdpu3ci3r4">
+            <w:hyperlink w:history="1" r:id="rIdf_pbjpt-s_aqfapv7m9lx">
               <w:r>
                 <w:rPr>
                   <w:rFonts w:ascii="Arial" w:cs="Arial" w:eastAsia="Arial" w:hAnsi="Arial"/>
@@ -7817,7 +7982,7 @@
               <w:spacing w:after="10" w:before="0"/>
               <w:ind w:left="120"/>
             </w:pPr>
-            <w:hyperlink w:history="1" r:id="rId-ls3ykwfqdagqhbe5omuu">
+            <w:hyperlink w:history="1" r:id="rIduc6zqvpyjqdt2_lewncif">
               <w:r>
                 <w:rPr>
                   <w:rFonts w:ascii="Arial" w:cs="Arial" w:eastAsia="Arial" w:hAnsi="Arial"/>
@@ -8329,7 +8494,7 @@
         </w:rPr>
         <w:t xml:space="preserve">© 2026 SeaVuria and ARES. Aligned with KICD objectives. Developed by SeaVuria; technical implementation by ARES (with AI assistance from Claude). Licensed under </w:t>
       </w:r>
-      <w:hyperlink w:history="1" r:id="rId9xap9cuntw0_etsa9s5lk">
+      <w:hyperlink w:history="1" r:id="rIdj5vkaxtb1bljkkh5zmixk">
         <w:r>
           <w:rPr>
             <w:rFonts w:ascii="Arial" w:cs="Arial" w:eastAsia="Arial" w:hAnsi="Arial"/>
@@ -8350,7 +8515,7 @@
         </w:rPr>
         <w:t xml:space="preserve"> (</w:t>
       </w:r>
-      <w:hyperlink w:history="1" r:id="rIdc-mxwj7erq1np7qppq_pw">
+      <w:hyperlink w:history="1" r:id="rIdvglell0ja8okgco6u5udp">
         <w:r>
           <w:rPr>
             <w:rFonts w:ascii="Arial" w:cs="Arial" w:eastAsia="Arial" w:hAnsi="Arial"/>
@@ -9363,7 +9528,7 @@
             <w:pPr>
               <w:spacing w:after="20" w:before="0"/>
             </w:pPr>
-            <w:hyperlink w:history="1" r:id="rIdb7nsrcwpjj8vsytumcmli">
+            <w:hyperlink w:history="1" r:id="rIdzdp5yhnhs51h1kt1pzwh0">
               <w:r>
                 <w:rPr>
                   <w:rFonts w:ascii="Arial" w:cs="Arial" w:eastAsia="Arial" w:hAnsi="Arial"/>
@@ -9396,7 +9561,7 @@
               <w:spacing w:after="10" w:before="0"/>
               <w:ind w:left="120"/>
             </w:pPr>
-            <w:hyperlink w:history="1" r:id="rId_9zyha7ccg0byi61f90nm">
+            <w:hyperlink w:history="1" r:id="rIdcv3wrer8r4m11cza4mzay">
               <w:r>
                 <w:rPr>
                   <w:rFonts w:ascii="Arial" w:cs="Arial" w:eastAsia="Arial" w:hAnsi="Arial"/>
@@ -9441,7 +9606,7 @@
             <w:pPr>
               <w:spacing w:after="20" w:before="0"/>
             </w:pPr>
-            <w:hyperlink w:history="1" r:id="rIdz7bqryvkutnoo4eu3iyiz">
+            <w:hyperlink w:history="1" r:id="rIdsmzp-bwgiwco2c0jf8rb7">
               <w:r>
                 <w:rPr>
                   <w:rFonts w:ascii="Arial" w:cs="Arial" w:eastAsia="Arial" w:hAnsi="Arial"/>
@@ -9456,6 +9621,22 @@
           </w:p>
           <w:p>
             <w:pPr>
+              <w:spacing w:after="20" w:before="0"/>
+            </w:pPr>
+            <w:r>
+              <w:rPr>
+                <w:rFonts w:ascii="Arial" w:cs="Arial" w:eastAsia="Arial" w:hAnsi="Arial"/>
+                <w:i/>
+                <w:iCs/>
+                <w:color w:val="595959"/>
+                <w:sz w:val="16"/>
+                <w:szCs w:val="16"/>
+              </w:rPr>
+              <w:t xml:space="preserve">Related topic: not an exact match for this lesson.</w:t>
+            </w:r>
+          </w:p>
+          <w:p>
+            <w:pPr>
               <w:spacing w:after="10" w:before="0"/>
               <w:ind w:left="120"/>
             </w:pPr>
@@ -9474,7 +9655,7 @@
               <w:spacing w:after="10" w:before="0"/>
               <w:ind w:left="120"/>
             </w:pPr>
-            <w:hyperlink w:history="1" r:id="rIdkasrwwlehxjaqn2iya1ie">
+            <w:hyperlink w:history="1" r:id="rId_m76xxqvosa-bqajwb64u">
               <w:r>
                 <w:rPr>
                   <w:rFonts w:ascii="Arial" w:cs="Arial" w:eastAsia="Arial" w:hAnsi="Arial"/>
@@ -9669,7 +9850,7 @@
             <w:pPr>
               <w:spacing w:after="20" w:before="0"/>
             </w:pPr>
-            <w:hyperlink w:history="1" r:id="rIdouoifwc1vyggiaqp2sszq">
+            <w:hyperlink w:history="1" r:id="rId4pqgsb_ynkghdl4cqe3rv">
               <w:r>
                 <w:rPr>
                   <w:rFonts w:ascii="Arial" w:cs="Arial" w:eastAsia="Arial" w:hAnsi="Arial"/>
@@ -9702,7 +9883,7 @@
               <w:spacing w:after="10" w:before="0"/>
               <w:ind w:left="120"/>
             </w:pPr>
-            <w:hyperlink w:history="1" r:id="rIdap4oiyqfkj19gcbfsl012">
+            <w:hyperlink w:history="1" r:id="rIddh9pe6yllkgnlso3eondg">
               <w:r>
                 <w:rPr>
                   <w:rFonts w:ascii="Arial" w:cs="Arial" w:eastAsia="Arial" w:hAnsi="Arial"/>
@@ -9747,7 +9928,7 @@
             <w:pPr>
               <w:spacing w:after="20" w:before="0"/>
             </w:pPr>
-            <w:hyperlink w:history="1" r:id="rIdkyo6hrrz5vuxrh_9e8f2n">
+            <w:hyperlink w:history="1" r:id="rIdyp85gwjnx8srrxrymktdj">
               <w:r>
                 <w:rPr>
                   <w:rFonts w:ascii="Arial" w:cs="Arial" w:eastAsia="Arial" w:hAnsi="Arial"/>
@@ -9762,6 +9943,22 @@
           </w:p>
           <w:p>
             <w:pPr>
+              <w:spacing w:after="20" w:before="0"/>
+            </w:pPr>
+            <w:r>
+              <w:rPr>
+                <w:rFonts w:ascii="Arial" w:cs="Arial" w:eastAsia="Arial" w:hAnsi="Arial"/>
+                <w:i/>
+                <w:iCs/>
+                <w:color w:val="595959"/>
+                <w:sz w:val="16"/>
+                <w:szCs w:val="16"/>
+              </w:rPr>
+              <w:t xml:space="preserve">Related topic: not an exact match for this lesson.</w:t>
+            </w:r>
+          </w:p>
+          <w:p>
+            <w:pPr>
               <w:spacing w:after="10" w:before="0"/>
               <w:ind w:left="120"/>
             </w:pPr>
@@ -9780,7 +9977,7 @@
               <w:spacing w:after="10" w:before="0"/>
               <w:ind w:left="120"/>
             </w:pPr>
-            <w:hyperlink w:history="1" r:id="rId93rqva9magqmjjrwwkikw">
+            <w:hyperlink w:history="1" r:id="rIdj4p0rx7moeqkt90ukce0o">
               <w:r>
                 <w:rPr>
                   <w:rFonts w:ascii="Arial" w:cs="Arial" w:eastAsia="Arial" w:hAnsi="Arial"/>
@@ -9975,7 +10172,7 @@
             <w:pPr>
               <w:spacing w:after="20" w:before="0"/>
             </w:pPr>
-            <w:hyperlink w:history="1" r:id="rId2qcfvh--n0-v45ioxwash">
+            <w:hyperlink w:history="1" r:id="rId5ncsrqwchjwbg1je_anfg">
               <w:r>
                 <w:rPr>
                   <w:rFonts w:ascii="Arial" w:cs="Arial" w:eastAsia="Arial" w:hAnsi="Arial"/>
@@ -9984,9 +10181,25 @@
                   <w:szCs w:val="16"/>
                   <w:u w:val="single" w:color="2E75B6"/>
                 </w:rPr>
-                <w:t xml:space="preserve">Photosynthesis in organisms</w:t>
+                <w:t xml:space="preserve">Photosynthesis</w:t>
               </w:r>
             </w:hyperlink>
+          </w:p>
+          <w:p>
+            <w:pPr>
+              <w:spacing w:after="20" w:before="0"/>
+            </w:pPr>
+            <w:r>
+              <w:rPr>
+                <w:rFonts w:ascii="Arial" w:cs="Arial" w:eastAsia="Arial" w:hAnsi="Arial"/>
+                <w:i/>
+                <w:iCs/>
+                <w:color w:val="595959"/>
+                <w:sz w:val="16"/>
+                <w:szCs w:val="16"/>
+              </w:rPr>
+              <w:t xml:space="preserve">Related topic: not an exact match for this lesson.</w:t>
+            </w:r>
           </w:p>
           <w:p>
             <w:pPr>
@@ -10008,7 +10221,7 @@
               <w:spacing w:after="10" w:before="0"/>
               <w:ind w:left="120"/>
             </w:pPr>
-            <w:hyperlink w:history="1" r:id="rId6c8sj0qbi9yfmjjkj9v_t">
+            <w:hyperlink w:history="1" r:id="rIdcfez9rzamsxtfwk9o7pbe">
               <w:r>
                 <w:rPr>
                   <w:rFonts w:ascii="Arial" w:cs="Arial" w:eastAsia="Arial" w:hAnsi="Arial"/>
@@ -10053,7 +10266,7 @@
             <w:pPr>
               <w:spacing w:after="20" w:before="0"/>
             </w:pPr>
-            <w:hyperlink w:history="1" r:id="rIdpkmx11_4hfiznvqg3hck2">
+            <w:hyperlink w:history="1" r:id="rIdhqlxdrbtwgqjaebxzedoi">
               <w:r>
                 <w:rPr>
                   <w:rFonts w:ascii="Arial" w:cs="Arial" w:eastAsia="Arial" w:hAnsi="Arial"/>
@@ -10068,6 +10281,22 @@
           </w:p>
           <w:p>
             <w:pPr>
+              <w:spacing w:after="20" w:before="0"/>
+            </w:pPr>
+            <w:r>
+              <w:rPr>
+                <w:rFonts w:ascii="Arial" w:cs="Arial" w:eastAsia="Arial" w:hAnsi="Arial"/>
+                <w:i/>
+                <w:iCs/>
+                <w:color w:val="595959"/>
+                <w:sz w:val="16"/>
+                <w:szCs w:val="16"/>
+              </w:rPr>
+              <w:t xml:space="preserve">Related topic: not an exact match for this lesson.</w:t>
+            </w:r>
+          </w:p>
+          <w:p>
+            <w:pPr>
               <w:spacing w:after="10" w:before="0"/>
               <w:ind w:left="120"/>
             </w:pPr>
@@ -10086,7 +10315,7 @@
               <w:spacing w:after="10" w:before="0"/>
               <w:ind w:left="120"/>
             </w:pPr>
-            <w:hyperlink w:history="1" r:id="rIds-njjz_tzfmlxgafsat0t">
+            <w:hyperlink w:history="1" r:id="rId_cakt4usbp9yobnelgnec">
               <w:r>
                 <w:rPr>
                   <w:rFonts w:ascii="Arial" w:cs="Arial" w:eastAsia="Arial" w:hAnsi="Arial"/>
@@ -10281,7 +10510,7 @@
             <w:pPr>
               <w:spacing w:after="20" w:before="0"/>
             </w:pPr>
-            <w:hyperlink w:history="1" r:id="rIdap56qmwvkjcgypxxoownr">
+            <w:hyperlink w:history="1" r:id="rIdqqbynidnp0qljvklyyn4j">
               <w:r>
                 <w:rPr>
                   <w:rFonts w:ascii="Arial" w:cs="Arial" w:eastAsia="Arial" w:hAnsi="Arial"/>
@@ -10290,9 +10519,25 @@
                   <w:szCs w:val="16"/>
                   <w:u w:val="single" w:color="2E75B6"/>
                 </w:rPr>
-                <w:t xml:space="preserve">Photosynthesis in organisms</w:t>
+                <w:t xml:space="preserve">Photosynthesis in ecosystems</w:t>
               </w:r>
             </w:hyperlink>
+          </w:p>
+          <w:p>
+            <w:pPr>
+              <w:spacing w:after="20" w:before="0"/>
+            </w:pPr>
+            <w:r>
+              <w:rPr>
+                <w:rFonts w:ascii="Arial" w:cs="Arial" w:eastAsia="Arial" w:hAnsi="Arial"/>
+                <w:i/>
+                <w:iCs/>
+                <w:color w:val="595959"/>
+                <w:sz w:val="16"/>
+                <w:szCs w:val="16"/>
+              </w:rPr>
+              <w:t xml:space="preserve">Related topic: not an exact match for this lesson.</w:t>
+            </w:r>
           </w:p>
           <w:p>
             <w:pPr>
@@ -10314,7 +10559,7 @@
               <w:spacing w:after="10" w:before="0"/>
               <w:ind w:left="120"/>
             </w:pPr>
-            <w:hyperlink w:history="1" r:id="rIds6fmpgqf3o3mvsup7pnq5">
+            <w:hyperlink w:history="1" r:id="rIdcaypvcpedxaxald1lzxyh">
               <w:r>
                 <w:rPr>
                   <w:rFonts w:ascii="Arial" w:cs="Arial" w:eastAsia="Arial" w:hAnsi="Arial"/>
@@ -10359,7 +10604,7 @@
             <w:pPr>
               <w:spacing w:after="20" w:before="0"/>
             </w:pPr>
-            <w:hyperlink w:history="1" r:id="rIdurt-edwvss8kmf7mjycmy">
+            <w:hyperlink w:history="1" r:id="rIdbkdetulj4wweziqvyvhvq">
               <w:r>
                 <w:rPr>
                   <w:rFonts w:ascii="Arial" w:cs="Arial" w:eastAsia="Arial" w:hAnsi="Arial"/>
@@ -10374,6 +10619,22 @@
           </w:p>
           <w:p>
             <w:pPr>
+              <w:spacing w:after="20" w:before="0"/>
+            </w:pPr>
+            <w:r>
+              <w:rPr>
+                <w:rFonts w:ascii="Arial" w:cs="Arial" w:eastAsia="Arial" w:hAnsi="Arial"/>
+                <w:i/>
+                <w:iCs/>
+                <w:color w:val="595959"/>
+                <w:sz w:val="16"/>
+                <w:szCs w:val="16"/>
+              </w:rPr>
+              <w:t xml:space="preserve">Related topic: not an exact match for this lesson.</w:t>
+            </w:r>
+          </w:p>
+          <w:p>
+            <w:pPr>
               <w:spacing w:after="10" w:before="0"/>
               <w:ind w:left="120"/>
             </w:pPr>
@@ -10392,7 +10653,7 @@
               <w:spacing w:after="10" w:before="0"/>
               <w:ind w:left="120"/>
             </w:pPr>
-            <w:hyperlink w:history="1" r:id="rIdbhtkybhv5-x0i4d2-oezt">
+            <w:hyperlink w:history="1" r:id="rIdwwwrjdz4vxg77wndjl0as">
               <w:r>
                 <w:rPr>
                   <w:rFonts w:ascii="Arial" w:cs="Arial" w:eastAsia="Arial" w:hAnsi="Arial"/>
@@ -10587,7 +10848,7 @@
             <w:pPr>
               <w:spacing w:after="20" w:before="0"/>
             </w:pPr>
-            <w:hyperlink w:history="1" r:id="rIdk3rjlpc5otpjyeme2zq7w">
+            <w:hyperlink w:history="1" r:id="rId7oqjjtccvmim5pj7hpfw6">
               <w:r>
                 <w:rPr>
                   <w:rFonts w:ascii="Arial" w:cs="Arial" w:eastAsia="Arial" w:hAnsi="Arial"/>
@@ -10596,9 +10857,25 @@
                   <w:szCs w:val="16"/>
                   <w:u w:val="single" w:color="2E75B6"/>
                 </w:rPr>
-                <w:t xml:space="preserve">Photosynthesis in organisms</w:t>
+                <w:t xml:space="preserve">Comparing animal and plant cells</w:t>
               </w:r>
             </w:hyperlink>
+          </w:p>
+          <w:p>
+            <w:pPr>
+              <w:spacing w:after="20" w:before="0"/>
+            </w:pPr>
+            <w:r>
+              <w:rPr>
+                <w:rFonts w:ascii="Arial" w:cs="Arial" w:eastAsia="Arial" w:hAnsi="Arial"/>
+                <w:i/>
+                <w:iCs/>
+                <w:color w:val="595959"/>
+                <w:sz w:val="16"/>
+                <w:szCs w:val="16"/>
+              </w:rPr>
+              <w:t xml:space="preserve">Related topic: not an exact match for this lesson.</w:t>
+            </w:r>
           </w:p>
           <w:p>
             <w:pPr>
@@ -10620,7 +10897,7 @@
               <w:spacing w:after="10" w:before="0"/>
               <w:ind w:left="120"/>
             </w:pPr>
-            <w:hyperlink w:history="1" r:id="rIdtonlwltwnzo5x2ejvylq4">
+            <w:hyperlink w:history="1" r:id="rIdcbjccfwlajxzgtfdvdkdo">
               <w:r>
                 <w:rPr>
                   <w:rFonts w:ascii="Arial" w:cs="Arial" w:eastAsia="Arial" w:hAnsi="Arial"/>
@@ -10665,7 +10942,7 @@
             <w:pPr>
               <w:spacing w:after="20" w:before="0"/>
             </w:pPr>
-            <w:hyperlink w:history="1" r:id="rIdsebxjbyh0kabu-fnyxqaw">
+            <w:hyperlink w:history="1" r:id="rId3aooondxgpise6pilhzni">
               <w:r>
                 <w:rPr>
                   <w:rFonts w:ascii="Arial" w:cs="Arial" w:eastAsia="Arial" w:hAnsi="Arial"/>
@@ -10680,6 +10957,22 @@
           </w:p>
           <w:p>
             <w:pPr>
+              <w:spacing w:after="20" w:before="0"/>
+            </w:pPr>
+            <w:r>
+              <w:rPr>
+                <w:rFonts w:ascii="Arial" w:cs="Arial" w:eastAsia="Arial" w:hAnsi="Arial"/>
+                <w:i/>
+                <w:iCs/>
+                <w:color w:val="595959"/>
+                <w:sz w:val="16"/>
+                <w:szCs w:val="16"/>
+              </w:rPr>
+              <w:t xml:space="preserve">Related topic: not an exact match for this lesson.</w:t>
+            </w:r>
+          </w:p>
+          <w:p>
+            <w:pPr>
               <w:spacing w:after="10" w:before="0"/>
               <w:ind w:left="120"/>
             </w:pPr>
@@ -10698,7 +10991,7 @@
               <w:spacing w:after="10" w:before="0"/>
               <w:ind w:left="120"/>
             </w:pPr>
-            <w:hyperlink w:history="1" r:id="rIddvbpwylj5h3hppxdrmjuc">
+            <w:hyperlink w:history="1" r:id="rIdhtf2sspbxrdxliyurmrwe">
               <w:r>
                 <w:rPr>
                   <w:rFonts w:ascii="Arial" w:cs="Arial" w:eastAsia="Arial" w:hAnsi="Arial"/>
@@ -11210,7 +11503,7 @@
         </w:rPr>
         <w:t xml:space="preserve">© 2026 SeaVuria and ARES. Aligned with KICD objectives. Developed by SeaVuria; technical implementation by ARES (with AI assistance from Claude). Licensed under </w:t>
       </w:r>
-      <w:hyperlink w:history="1" r:id="rIdozqekorjbshuzedxhmm9m">
+      <w:hyperlink w:history="1" r:id="rIdh6ibde1qmtxp8yo19tjke">
         <w:r>
           <w:rPr>
             <w:rFonts w:ascii="Arial" w:cs="Arial" w:eastAsia="Arial" w:hAnsi="Arial"/>
@@ -11231,7 +11524,7 @@
         </w:rPr>
         <w:t xml:space="preserve"> (</w:t>
       </w:r>
-      <w:hyperlink w:history="1" r:id="rIddvcgy6woj_-eplk5wpw6n">
+      <w:hyperlink w:history="1" r:id="rIdez5kan85klpf31bifmvkp">
         <w:r>
           <w:rPr>
             <w:rFonts w:ascii="Arial" w:cs="Arial" w:eastAsia="Arial" w:hAnsi="Arial"/>
@@ -12244,7 +12537,7 @@
             <w:pPr>
               <w:spacing w:after="20" w:before="0"/>
             </w:pPr>
-            <w:hyperlink w:history="1" r:id="rIdx-uvggxcwdsgmjvqgj1eh">
+            <w:hyperlink w:history="1" r:id="rIdj_f8tzwbprfchq2mygnzt">
               <w:r>
                 <w:rPr>
                   <w:rFonts w:ascii="Arial" w:cs="Arial" w:eastAsia="Arial" w:hAnsi="Arial"/>
@@ -12259,6 +12552,22 @@
           </w:p>
           <w:p>
             <w:pPr>
+              <w:spacing w:after="20" w:before="0"/>
+            </w:pPr>
+            <w:r>
+              <w:rPr>
+                <w:rFonts w:ascii="Arial" w:cs="Arial" w:eastAsia="Arial" w:hAnsi="Arial"/>
+                <w:i/>
+                <w:iCs/>
+                <w:color w:val="595959"/>
+                <w:sz w:val="16"/>
+                <w:szCs w:val="16"/>
+              </w:rPr>
+              <w:t xml:space="preserve">Related topic: not an exact match for this lesson.</w:t>
+            </w:r>
+          </w:p>
+          <w:p>
+            <w:pPr>
               <w:spacing w:after="10" w:before="0"/>
               <w:ind w:left="120"/>
             </w:pPr>
@@ -12277,7 +12586,7 @@
               <w:spacing w:after="10" w:before="0"/>
               <w:ind w:left="120"/>
             </w:pPr>
-            <w:hyperlink w:history="1" r:id="rIdi7uehlomqjs9s4j-otqdt">
+            <w:hyperlink w:history="1" r:id="rIdw8uoiymixzmur0jh3kd8p">
               <w:r>
                 <w:rPr>
                   <w:rFonts w:ascii="Arial" w:cs="Arial" w:eastAsia="Arial" w:hAnsi="Arial"/>
@@ -12322,7 +12631,7 @@
             <w:pPr>
               <w:spacing w:after="20" w:before="0"/>
             </w:pPr>
-            <w:hyperlink w:history="1" r:id="rIdmjzixrjt2l1grlgqug8ma">
+            <w:hyperlink w:history="1" r:id="rId6mgbekqvbdudtcj8ucoob">
               <w:r>
                 <w:rPr>
                   <w:rFonts w:ascii="Arial" w:cs="Arial" w:eastAsia="Arial" w:hAnsi="Arial"/>
@@ -12337,6 +12646,22 @@
           </w:p>
           <w:p>
             <w:pPr>
+              <w:spacing w:after="20" w:before="0"/>
+            </w:pPr>
+            <w:r>
+              <w:rPr>
+                <w:rFonts w:ascii="Arial" w:cs="Arial" w:eastAsia="Arial" w:hAnsi="Arial"/>
+                <w:i/>
+                <w:iCs/>
+                <w:color w:val="595959"/>
+                <w:sz w:val="16"/>
+                <w:szCs w:val="16"/>
+              </w:rPr>
+              <w:t xml:space="preserve">Related topic: not an exact match for this lesson.</w:t>
+            </w:r>
+          </w:p>
+          <w:p>
+            <w:pPr>
               <w:spacing w:after="10" w:before="0"/>
               <w:ind w:left="120"/>
             </w:pPr>
@@ -12355,7 +12680,7 @@
               <w:spacing w:after="10" w:before="0"/>
               <w:ind w:left="120"/>
             </w:pPr>
-            <w:hyperlink w:history="1" r:id="rIdsnjhw8qo4vrakxtrodhuf">
+            <w:hyperlink w:history="1" r:id="rIdlrcwnj3mj4pue9jjegfdu">
               <w:r>
                 <w:rPr>
                   <w:rFonts w:ascii="Arial" w:cs="Arial" w:eastAsia="Arial" w:hAnsi="Arial"/>
@@ -12550,7 +12875,7 @@
             <w:pPr>
               <w:spacing w:after="20" w:before="0"/>
             </w:pPr>
-            <w:hyperlink w:history="1" r:id="rIdyosszij3nxrtyhoytfwoe">
+            <w:hyperlink w:history="1" r:id="rIdk-puiwcteheckan_f-d-u">
               <w:r>
                 <w:rPr>
                   <w:rFonts w:ascii="Arial" w:cs="Arial" w:eastAsia="Arial" w:hAnsi="Arial"/>
@@ -12565,6 +12890,22 @@
           </w:p>
           <w:p>
             <w:pPr>
+              <w:spacing w:after="20" w:before="0"/>
+            </w:pPr>
+            <w:r>
+              <w:rPr>
+                <w:rFonts w:ascii="Arial" w:cs="Arial" w:eastAsia="Arial" w:hAnsi="Arial"/>
+                <w:i/>
+                <w:iCs/>
+                <w:color w:val="595959"/>
+                <w:sz w:val="16"/>
+                <w:szCs w:val="16"/>
+              </w:rPr>
+              <w:t xml:space="preserve">Related topic: not an exact match for this lesson.</w:t>
+            </w:r>
+          </w:p>
+          <w:p>
+            <w:pPr>
               <w:spacing w:after="10" w:before="0"/>
               <w:ind w:left="120"/>
             </w:pPr>
@@ -12583,7 +12924,7 @@
               <w:spacing w:after="10" w:before="0"/>
               <w:ind w:left="120"/>
             </w:pPr>
-            <w:hyperlink w:history="1" r:id="rIdxyzlumvt-xio8my2s-gv5">
+            <w:hyperlink w:history="1" r:id="rIdvesar78v9iorfyrnzmnop">
               <w:r>
                 <w:rPr>
                   <w:rFonts w:ascii="Arial" w:cs="Arial" w:eastAsia="Arial" w:hAnsi="Arial"/>
@@ -12628,7 +12969,7 @@
             <w:pPr>
               <w:spacing w:after="20" w:before="0"/>
             </w:pPr>
-            <w:hyperlink w:history="1" r:id="rIdulg2gikodgphzs541impu">
+            <w:hyperlink w:history="1" r:id="rId8r1coiloffjaut_wdws1l">
               <w:r>
                 <w:rPr>
                   <w:rFonts w:ascii="Arial" w:cs="Arial" w:eastAsia="Arial" w:hAnsi="Arial"/>
@@ -12643,6 +12984,22 @@
           </w:p>
           <w:p>
             <w:pPr>
+              <w:spacing w:after="20" w:before="0"/>
+            </w:pPr>
+            <w:r>
+              <w:rPr>
+                <w:rFonts w:ascii="Arial" w:cs="Arial" w:eastAsia="Arial" w:hAnsi="Arial"/>
+                <w:i/>
+                <w:iCs/>
+                <w:color w:val="595959"/>
+                <w:sz w:val="16"/>
+                <w:szCs w:val="16"/>
+              </w:rPr>
+              <w:t xml:space="preserve">Related topic: not an exact match for this lesson.</w:t>
+            </w:r>
+          </w:p>
+          <w:p>
+            <w:pPr>
               <w:spacing w:after="10" w:before="0"/>
               <w:ind w:left="120"/>
             </w:pPr>
@@ -12661,7 +13018,7 @@
               <w:spacing w:after="10" w:before="0"/>
               <w:ind w:left="120"/>
             </w:pPr>
-            <w:hyperlink w:history="1" r:id="rIdpjtuyllefl0ya7pvxc91q">
+            <w:hyperlink w:history="1" r:id="rIdfd2f7bafzx9ss0_pndgrn">
               <w:r>
                 <w:rPr>
                   <w:rFonts w:ascii="Arial" w:cs="Arial" w:eastAsia="Arial" w:hAnsi="Arial"/>
@@ -12856,7 +13213,7 @@
             <w:pPr>
               <w:spacing w:after="20" w:before="0"/>
             </w:pPr>
-            <w:hyperlink w:history="1" r:id="rIdqx-a9gyl8ypfsbpgswzmx">
+            <w:hyperlink w:history="1" r:id="rIdsvi8e9upmhiyfkhsu5vzb">
               <w:r>
                 <w:rPr>
                   <w:rFonts w:ascii="Arial" w:cs="Arial" w:eastAsia="Arial" w:hAnsi="Arial"/>
@@ -12871,6 +13228,22 @@
           </w:p>
           <w:p>
             <w:pPr>
+              <w:spacing w:after="20" w:before="0"/>
+            </w:pPr>
+            <w:r>
+              <w:rPr>
+                <w:rFonts w:ascii="Arial" w:cs="Arial" w:eastAsia="Arial" w:hAnsi="Arial"/>
+                <w:i/>
+                <w:iCs/>
+                <w:color w:val="595959"/>
+                <w:sz w:val="16"/>
+                <w:szCs w:val="16"/>
+              </w:rPr>
+              <w:t xml:space="preserve">Related topic: not an exact match for this lesson.</w:t>
+            </w:r>
+          </w:p>
+          <w:p>
+            <w:pPr>
               <w:spacing w:after="10" w:before="0"/>
               <w:ind w:left="120"/>
             </w:pPr>
@@ -12889,7 +13262,7 @@
               <w:spacing w:after="10" w:before="0"/>
               <w:ind w:left="120"/>
             </w:pPr>
-            <w:hyperlink w:history="1" r:id="rId5msytkzxn2yscysmn1tpk">
+            <w:hyperlink w:history="1" r:id="rIdu5tp-ujkcawblutyunbcd">
               <w:r>
                 <w:rPr>
                   <w:rFonts w:ascii="Arial" w:cs="Arial" w:eastAsia="Arial" w:hAnsi="Arial"/>
@@ -12934,7 +13307,7 @@
             <w:pPr>
               <w:spacing w:after="20" w:before="0"/>
             </w:pPr>
-            <w:hyperlink w:history="1" r:id="rIdee0mi9btxrfwsx5kus2sq">
+            <w:hyperlink w:history="1" r:id="rIdznovhjlcdtctjwu-fzulf">
               <w:r>
                 <w:rPr>
                   <w:rFonts w:ascii="Arial" w:cs="Arial" w:eastAsia="Arial" w:hAnsi="Arial"/>
@@ -12943,9 +13316,25 @@
                   <w:szCs w:val="16"/>
                   <w:u w:val="single" w:color="2E75B6"/>
                 </w:rPr>
-                <w:t xml:space="preserve">Light Reactions of Photosynthesis Practice</w:t>
+                <w:t xml:space="preserve">Photosynthesis</w:t>
               </w:r>
             </w:hyperlink>
+          </w:p>
+          <w:p>
+            <w:pPr>
+              <w:spacing w:after="20" w:before="0"/>
+            </w:pPr>
+            <w:r>
+              <w:rPr>
+                <w:rFonts w:ascii="Arial" w:cs="Arial" w:eastAsia="Arial" w:hAnsi="Arial"/>
+                <w:i/>
+                <w:iCs/>
+                <w:color w:val="595959"/>
+                <w:sz w:val="16"/>
+                <w:szCs w:val="16"/>
+              </w:rPr>
+              <w:t xml:space="preserve">Related topic: not an exact match for this lesson.</w:t>
+            </w:r>
           </w:p>
           <w:p>
             <w:pPr>
@@ -12959,7 +13348,7 @@
                 <w:sz w:val="14"/>
                 <w:szCs w:val="14"/>
               </w:rPr>
-              <w:t xml:space="preserve">Source: CK-12</w:t>
+              <w:t xml:space="preserve">Source: Khan Academy (English - US curriculum)</w:t>
             </w:r>
           </w:p>
           <w:p>
@@ -12967,7 +13356,7 @@
               <w:spacing w:after="10" w:before="0"/>
               <w:ind w:left="120"/>
             </w:pPr>
-            <w:hyperlink w:history="1" r:id="rIdeywg3s1anhx4djwwx86ea">
+            <w:hyperlink w:history="1" r:id="rId28nnqiq_azoe6dx4jxlao">
               <w:r>
                 <w:rPr>
                   <w:rFonts w:ascii="Arial" w:cs="Arial" w:eastAsia="Arial" w:hAnsi="Arial"/>
@@ -13162,7 +13551,7 @@
             <w:pPr>
               <w:spacing w:after="20" w:before="0"/>
             </w:pPr>
-            <w:hyperlink w:history="1" r:id="rIdbqnecqjizcm2fhbidwpvq">
+            <w:hyperlink w:history="1" r:id="rIdqcey05e0vqsway3-b-m5v">
               <w:r>
                 <w:rPr>
                   <w:rFonts w:ascii="Arial" w:cs="Arial" w:eastAsia="Arial" w:hAnsi="Arial"/>
@@ -13171,9 +13560,25 @@
                   <w:szCs w:val="16"/>
                   <w:u w:val="single" w:color="2E75B6"/>
                 </w:rPr>
-                <w:t xml:space="preserve">C4 photosynthesis</w:t>
+                <w:t xml:space="preserve">Breaking down photosynthesis stages</w:t>
               </w:r>
             </w:hyperlink>
+          </w:p>
+          <w:p>
+            <w:pPr>
+              <w:spacing w:after="20" w:before="0"/>
+            </w:pPr>
+            <w:r>
+              <w:rPr>
+                <w:rFonts w:ascii="Arial" w:cs="Arial" w:eastAsia="Arial" w:hAnsi="Arial"/>
+                <w:i/>
+                <w:iCs/>
+                <w:color w:val="595959"/>
+                <w:sz w:val="16"/>
+                <w:szCs w:val="16"/>
+              </w:rPr>
+              <w:t xml:space="preserve">Related topic: not an exact match for this lesson.</w:t>
+            </w:r>
           </w:p>
           <w:p>
             <w:pPr>
@@ -13195,7 +13600,7 @@
               <w:spacing w:after="10" w:before="0"/>
               <w:ind w:left="120"/>
             </w:pPr>
-            <w:hyperlink w:history="1" r:id="rIdjrjfdxa4hof4rv6twschn">
+            <w:hyperlink w:history="1" r:id="rIdwxtmnzkcdjgpqezgids6o">
               <w:r>
                 <w:rPr>
                   <w:rFonts w:ascii="Arial" w:cs="Arial" w:eastAsia="Arial" w:hAnsi="Arial"/>
@@ -13240,7 +13645,7 @@
             <w:pPr>
               <w:spacing w:after="20" w:before="0"/>
             </w:pPr>
-            <w:hyperlink w:history="1" r:id="rIdreswfjsbtbwcy6bl9xkmg">
+            <w:hyperlink w:history="1" r:id="rIdnw8ry0tcmr9gkf5kiaq4z">
               <w:r>
                 <w:rPr>
                   <w:rFonts w:ascii="Arial" w:cs="Arial" w:eastAsia="Arial" w:hAnsi="Arial"/>
@@ -13249,9 +13654,25 @@
                   <w:szCs w:val="16"/>
                   <w:u w:val="single" w:color="2E75B6"/>
                 </w:rPr>
-                <w:t xml:space="preserve">Photosynthesis</w:t>
+                <w:t xml:space="preserve">The light-dependent reactions</w:t>
               </w:r>
             </w:hyperlink>
+          </w:p>
+          <w:p>
+            <w:pPr>
+              <w:spacing w:after="20" w:before="0"/>
+            </w:pPr>
+            <w:r>
+              <w:rPr>
+                <w:rFonts w:ascii="Arial" w:cs="Arial" w:eastAsia="Arial" w:hAnsi="Arial"/>
+                <w:i/>
+                <w:iCs/>
+                <w:color w:val="595959"/>
+                <w:sz w:val="16"/>
+                <w:szCs w:val="16"/>
+              </w:rPr>
+              <w:t xml:space="preserve">Related topic: not an exact match for this lesson.</w:t>
+            </w:r>
           </w:p>
           <w:p>
             <w:pPr>
@@ -13273,7 +13694,7 @@
               <w:spacing w:after="10" w:before="0"/>
               <w:ind w:left="120"/>
             </w:pPr>
-            <w:hyperlink w:history="1" r:id="rId53k2ds8uxcjftiwwvibc5">
+            <w:hyperlink w:history="1" r:id="rIdcgyvupftq4usasut3b4d9">
               <w:r>
                 <w:rPr>
                   <w:rFonts w:ascii="Arial" w:cs="Arial" w:eastAsia="Arial" w:hAnsi="Arial"/>
@@ -13468,7 +13889,7 @@
             <w:pPr>
               <w:spacing w:after="20" w:before="0"/>
             </w:pPr>
-            <w:hyperlink w:history="1" r:id="rIdwzrx2fikdcoqqaer6e7nw">
+            <w:hyperlink w:history="1" r:id="rIdl00kwlgvhljv6j9fjbwhn">
               <w:r>
                 <w:rPr>
                   <w:rFonts w:ascii="Arial" w:cs="Arial" w:eastAsia="Arial" w:hAnsi="Arial"/>
@@ -13477,9 +13898,25 @@
                   <w:szCs w:val="16"/>
                   <w:u w:val="single" w:color="2E75B6"/>
                 </w:rPr>
-                <w:t xml:space="preserve">Photosynthesis: Overview of the light-dependent reactions -dubbed(KY)</w:t>
+                <w:t xml:space="preserve">Photosynthesis: Overview of the light-dependent reactions</w:t>
               </w:r>
             </w:hyperlink>
+          </w:p>
+          <w:p>
+            <w:pPr>
+              <w:spacing w:after="20" w:before="0"/>
+            </w:pPr>
+            <w:r>
+              <w:rPr>
+                <w:rFonts w:ascii="Arial" w:cs="Arial" w:eastAsia="Arial" w:hAnsi="Arial"/>
+                <w:i/>
+                <w:iCs/>
+                <w:color w:val="595959"/>
+                <w:sz w:val="16"/>
+                <w:szCs w:val="16"/>
+              </w:rPr>
+              <w:t xml:space="preserve">Related topic: not an exact match for this lesson.</w:t>
+            </w:r>
           </w:p>
           <w:p>
             <w:pPr>
@@ -13493,7 +13930,7 @@
                 <w:sz w:val="14"/>
                 <w:szCs w:val="14"/>
               </w:rPr>
-              <w:t xml:space="preserve">Source: Khan Academy (Kiswahili)</w:t>
+              <w:t xml:space="preserve">Source: Khan Academy (English - US curriculum)</w:t>
             </w:r>
           </w:p>
           <w:p>
@@ -13501,7 +13938,7 @@
               <w:spacing w:after="10" w:before="0"/>
               <w:ind w:left="120"/>
             </w:pPr>
-            <w:hyperlink w:history="1" r:id="rIdebspmlhuzo4hnpr9iirhb">
+            <w:hyperlink w:history="1" r:id="rIds2_owyir-zb6nyiucrrgz">
               <w:r>
                 <w:rPr>
                   <w:rFonts w:ascii="Arial" w:cs="Arial" w:eastAsia="Arial" w:hAnsi="Arial"/>
@@ -13539,14 +13976,14 @@
                 <w:sz w:val="16"/>
                 <w:szCs w:val="16"/>
               </w:rPr>
-              <w:t xml:space="preserve">📖 EXERCISE:</w:t>
+              <w:t xml:space="preserve">📖 HTML:</w:t>
             </w:r>
           </w:p>
           <w:p>
             <w:pPr>
               <w:spacing w:after="20" w:before="0"/>
             </w:pPr>
-            <w:hyperlink w:history="1" r:id="rIdceuou7mam15iewonuxjlv">
+            <w:hyperlink w:history="1" r:id="rIda0y3wzmkax0-uiwkcaa63">
               <w:r>
                 <w:rPr>
                   <w:rFonts w:ascii="Arial" w:cs="Arial" w:eastAsia="Arial" w:hAnsi="Arial"/>
@@ -13555,9 +13992,25 @@
                   <w:szCs w:val="16"/>
                   <w:u w:val="single" w:color="2E75B6"/>
                 </w:rPr>
-                <w:t xml:space="preserve">The light-dependent reactions</w:t>
+                <w:t xml:space="preserve">Light Reactions of Photosynthesis (Flexbook)</w:t>
               </w:r>
             </w:hyperlink>
+          </w:p>
+          <w:p>
+            <w:pPr>
+              <w:spacing w:after="20" w:before="0"/>
+            </w:pPr>
+            <w:r>
+              <w:rPr>
+                <w:rFonts w:ascii="Arial" w:cs="Arial" w:eastAsia="Arial" w:hAnsi="Arial"/>
+                <w:i/>
+                <w:iCs/>
+                <w:color w:val="595959"/>
+                <w:sz w:val="16"/>
+                <w:szCs w:val="16"/>
+              </w:rPr>
+              <w:t xml:space="preserve">Related topic: not an exact match for this lesson.</w:t>
+            </w:r>
           </w:p>
           <w:p>
             <w:pPr>
@@ -13571,7 +14024,7 @@
                 <w:sz w:val="14"/>
                 <w:szCs w:val="14"/>
               </w:rPr>
-              <w:t xml:space="preserve">Source: Khan Academy (English - US curriculum)</w:t>
+              <w:t xml:space="preserve">Source: CK-12</w:t>
             </w:r>
           </w:p>
           <w:p>
@@ -13579,7 +14032,7 @@
               <w:spacing w:after="10" w:before="0"/>
               <w:ind w:left="120"/>
             </w:pPr>
-            <w:hyperlink w:history="1" r:id="rIdrjzrjcgodmxeg2fnb84w4">
+            <w:hyperlink w:history="1" r:id="rIdlztrdfdq0khwk29ahdmqq">
               <w:r>
                 <w:rPr>
                   <w:rFonts w:ascii="Arial" w:cs="Arial" w:eastAsia="Arial" w:hAnsi="Arial"/>
@@ -14091,7 +14544,7 @@
         </w:rPr>
         <w:t xml:space="preserve">© 2026 SeaVuria and ARES. Aligned with KICD objectives. Developed by SeaVuria; technical implementation by ARES (with AI assistance from Claude). Licensed under </w:t>
       </w:r>
-      <w:hyperlink w:history="1" r:id="rIdf4k_g8raoxv4wvwfwzy78">
+      <w:hyperlink w:history="1" r:id="rIdjrfnobxwzsdurpleum87h">
         <w:r>
           <w:rPr>
             <w:rFonts w:ascii="Arial" w:cs="Arial" w:eastAsia="Arial" w:hAnsi="Arial"/>
@@ -14112,7 +14565,7 @@
         </w:rPr>
         <w:t xml:space="preserve"> (</w:t>
       </w:r>
-      <w:hyperlink w:history="1" r:id="rIdgyurxjubkmmxycnnxg0mu">
+      <w:hyperlink w:history="1" r:id="rIdhdeuzj9kq7lrvy_mmwhhi">
         <w:r>
           <w:rPr>
             <w:rFonts w:ascii="Arial" w:cs="Arial" w:eastAsia="Arial" w:hAnsi="Arial"/>
@@ -15125,7 +15578,7 @@
             <w:pPr>
               <w:spacing w:after="20" w:before="0"/>
             </w:pPr>
-            <w:hyperlink w:history="1" r:id="rIddti19viztckgs7kwboglg">
+            <w:hyperlink w:history="1" r:id="rIdej4-yqco2c9mzctai5r28">
               <w:r>
                 <w:rPr>
                   <w:rFonts w:ascii="Arial" w:cs="Arial" w:eastAsia="Arial" w:hAnsi="Arial"/>
@@ -15158,7 +15611,7 @@
               <w:spacing w:after="10" w:before="0"/>
               <w:ind w:left="120"/>
             </w:pPr>
-            <w:hyperlink w:history="1" r:id="rIdhevibmyp5d3o7rdjbznla">
+            <w:hyperlink w:history="1" r:id="rId7blgkmf7u1xfpuugesg2a">
               <w:r>
                 <w:rPr>
                   <w:rFonts w:ascii="Arial" w:cs="Arial" w:eastAsia="Arial" w:hAnsi="Arial"/>
@@ -15203,7 +15656,7 @@
             <w:pPr>
               <w:spacing w:after="20" w:before="0"/>
             </w:pPr>
-            <w:hyperlink w:history="1" r:id="rIdkcavdwx_oyfensqnkbmkx">
+            <w:hyperlink w:history="1" r:id="rIdhxzjvw_8uch5bhwpvq10d">
               <w:r>
                 <w:rPr>
                   <w:rFonts w:ascii="Arial" w:cs="Arial" w:eastAsia="Arial" w:hAnsi="Arial"/>
@@ -15236,7 +15689,7 @@
               <w:spacing w:after="10" w:before="0"/>
               <w:ind w:left="120"/>
             </w:pPr>
-            <w:hyperlink w:history="1" r:id="rIdqze4k-3-fz9fdqvaixjqx">
+            <w:hyperlink w:history="1" r:id="rIdb3sk7igx72rfhnr__lbzp">
               <w:r>
                 <w:rPr>
                   <w:rFonts w:ascii="Arial" w:cs="Arial" w:eastAsia="Arial" w:hAnsi="Arial"/>
@@ -15431,7 +15884,7 @@
             <w:pPr>
               <w:spacing w:after="20" w:before="0"/>
             </w:pPr>
-            <w:hyperlink w:history="1" r:id="rIdf6sivp9wx4jnto7st9ndg">
+            <w:hyperlink w:history="1" r:id="rIdxvxn8879yddcpsor8r5l3">
               <w:r>
                 <w:rPr>
                   <w:rFonts w:ascii="Arial" w:cs="Arial" w:eastAsia="Arial" w:hAnsi="Arial"/>
@@ -15464,7 +15917,7 @@
               <w:spacing w:after="10" w:before="0"/>
               <w:ind w:left="120"/>
             </w:pPr>
-            <w:hyperlink w:history="1" r:id="rIdt7o646cnxdh-w2tznfe6j">
+            <w:hyperlink w:history="1" r:id="rIdgyw5ya_ixmksgc6vtpsds">
               <w:r>
                 <w:rPr>
                   <w:rFonts w:ascii="Arial" w:cs="Arial" w:eastAsia="Arial" w:hAnsi="Arial"/>
@@ -15509,7 +15962,7 @@
             <w:pPr>
               <w:spacing w:after="20" w:before="0"/>
             </w:pPr>
-            <w:hyperlink w:history="1" r:id="rIdqwsoidquhrvyq-e-dmyn-">
+            <w:hyperlink w:history="1" r:id="rIde8pwtewuvvtjjf7wcvpkx">
               <w:r>
                 <w:rPr>
                   <w:rFonts w:ascii="Arial" w:cs="Arial" w:eastAsia="Arial" w:hAnsi="Arial"/>
@@ -15542,7 +15995,7 @@
               <w:spacing w:after="10" w:before="0"/>
               <w:ind w:left="120"/>
             </w:pPr>
-            <w:hyperlink w:history="1" r:id="rIdnqmli4nfrjkkmf_yrsxg-">
+            <w:hyperlink w:history="1" r:id="rIdjcakrycgmis1fgno5ehs7">
               <w:r>
                 <w:rPr>
                   <w:rFonts w:ascii="Arial" w:cs="Arial" w:eastAsia="Arial" w:hAnsi="Arial"/>
@@ -15737,7 +16190,7 @@
             <w:pPr>
               <w:spacing w:after="20" w:before="0"/>
             </w:pPr>
-            <w:hyperlink w:history="1" r:id="rIdcwk_3lay1ag9_ol94obzt">
+            <w:hyperlink w:history="1" r:id="rId67e99z_wzyxtnu5jydrh4">
               <w:r>
                 <w:rPr>
                   <w:rFonts w:ascii="Arial" w:cs="Arial" w:eastAsia="Arial" w:hAnsi="Arial"/>
@@ -15770,7 +16223,7 @@
               <w:spacing w:after="10" w:before="0"/>
               <w:ind w:left="120"/>
             </w:pPr>
-            <w:hyperlink w:history="1" r:id="rId_f9jrg56dijpm7ki0kl2y">
+            <w:hyperlink w:history="1" r:id="rIdfae72xgit5bl_1tk1dqws">
               <w:r>
                 <w:rPr>
                   <w:rFonts w:ascii="Arial" w:cs="Arial" w:eastAsia="Arial" w:hAnsi="Arial"/>
@@ -15815,7 +16268,7 @@
             <w:pPr>
               <w:spacing w:after="20" w:before="0"/>
             </w:pPr>
-            <w:hyperlink w:history="1" r:id="rIdwu98ufpb6kkbjr9suzqn5">
+            <w:hyperlink w:history="1" r:id="rIdmz8upi6nrkoq4-hzup2rm">
               <w:r>
                 <w:rPr>
                   <w:rFonts w:ascii="Arial" w:cs="Arial" w:eastAsia="Arial" w:hAnsi="Arial"/>
@@ -15848,7 +16301,7 @@
               <w:spacing w:after="10" w:before="0"/>
               <w:ind w:left="120"/>
             </w:pPr>
-            <w:hyperlink w:history="1" r:id="rIdizcmqghhv7byl8sn7jqc3">
+            <w:hyperlink w:history="1" r:id="rIdzzff2vbnf7qxbgavqvddr">
               <w:r>
                 <w:rPr>
                   <w:rFonts w:ascii="Arial" w:cs="Arial" w:eastAsia="Arial" w:hAnsi="Arial"/>
@@ -16043,7 +16496,7 @@
             <w:pPr>
               <w:spacing w:after="20" w:before="0"/>
             </w:pPr>
-            <w:hyperlink w:history="1" r:id="rIdftvydwc4incddbnzlbo0w">
+            <w:hyperlink w:history="1" r:id="rId7xocwl_s3ebbjpgeu3xz5">
               <w:r>
                 <w:rPr>
                   <w:rFonts w:ascii="Arial" w:cs="Arial" w:eastAsia="Arial" w:hAnsi="Arial"/>
@@ -16052,7 +16505,7 @@
                   <w:szCs w:val="16"/>
                   <w:u w:val="single" w:color="2E75B6"/>
                 </w:rPr>
-                <w:t xml:space="preserve">Photosynthesis</w:t>
+                <w:t xml:space="preserve">Photosynthesis: Overview of the light-dependent reactions</w:t>
               </w:r>
             </w:hyperlink>
           </w:p>
@@ -16076,7 +16529,7 @@
               <w:spacing w:after="10" w:before="0"/>
               <w:ind w:left="120"/>
             </w:pPr>
-            <w:hyperlink w:history="1" r:id="rIdvnhnyr6za4dhbt1f9jpkt">
+            <w:hyperlink w:history="1" r:id="rIdudw0_vc_dalns7ia34x9-">
               <w:r>
                 <w:rPr>
                   <w:rFonts w:ascii="Arial" w:cs="Arial" w:eastAsia="Arial" w:hAnsi="Arial"/>
@@ -16121,7 +16574,7 @@
             <w:pPr>
               <w:spacing w:after="20" w:before="0"/>
             </w:pPr>
-            <w:hyperlink w:history="1" r:id="rIdym-isrr3ubfnzmkbivgg0">
+            <w:hyperlink w:history="1" r:id="rIdqu9zcfm1pfbzaohoe4pmf">
               <w:r>
                 <w:rPr>
                   <w:rFonts w:ascii="Arial" w:cs="Arial" w:eastAsia="Arial" w:hAnsi="Arial"/>
@@ -16154,7 +16607,7 @@
               <w:spacing w:after="10" w:before="0"/>
               <w:ind w:left="120"/>
             </w:pPr>
-            <w:hyperlink w:history="1" r:id="rIdlcakpvtvqayzfeidyr9jt">
+            <w:hyperlink w:history="1" r:id="rId0wazciimxx7jhsfcbpjet">
               <w:r>
                 <w:rPr>
                   <w:rFonts w:ascii="Arial" w:cs="Arial" w:eastAsia="Arial" w:hAnsi="Arial"/>
@@ -16349,7 +16802,7 @@
             <w:pPr>
               <w:spacing w:after="20" w:before="0"/>
             </w:pPr>
-            <w:hyperlink w:history="1" r:id="rIdzcrqzhgrj1xtwwoeywyeu">
+            <w:hyperlink w:history="1" r:id="rIdjofngwigrqshgv9ex5sdu">
               <w:r>
                 <w:rPr>
                   <w:rFonts w:ascii="Arial" w:cs="Arial" w:eastAsia="Arial" w:hAnsi="Arial"/>
@@ -16358,7 +16811,7 @@
                   <w:szCs w:val="16"/>
                   <w:u w:val="single" w:color="2E75B6"/>
                 </w:rPr>
-                <w:t xml:space="preserve">Photosynthesis: Overview of the light-dependent reactions</w:t>
+                <w:t xml:space="preserve">Photosynthesis: Overview of the light-dependent reactions -dubbed(KY)</w:t>
               </w:r>
             </w:hyperlink>
           </w:p>
@@ -16374,7 +16827,7 @@
                 <w:sz w:val="14"/>
                 <w:szCs w:val="14"/>
               </w:rPr>
-              <w:t xml:space="preserve">Source: Khan Academy (English - US curriculum)</w:t>
+              <w:t xml:space="preserve">Source: Khan Academy (Kiswahili)</w:t>
             </w:r>
           </w:p>
           <w:p>
@@ -16382,7 +16835,7 @@
               <w:spacing w:after="10" w:before="0"/>
               <w:ind w:left="120"/>
             </w:pPr>
-            <w:hyperlink w:history="1" r:id="rIdtwnhtvyvr6tfoel1fgrrw">
+            <w:hyperlink w:history="1" r:id="rIdzfza4fx8wmutsjwhbmbxw">
               <w:r>
                 <w:rPr>
                   <w:rFonts w:ascii="Arial" w:cs="Arial" w:eastAsia="Arial" w:hAnsi="Arial"/>
@@ -16427,7 +16880,7 @@
             <w:pPr>
               <w:spacing w:after="20" w:before="0"/>
             </w:pPr>
-            <w:hyperlink w:history="1" r:id="rIdjsbg-zpxmsbca9dqfc9aa">
+            <w:hyperlink w:history="1" r:id="rIdzylztndlucuaas1aslu4o">
               <w:r>
                 <w:rPr>
                   <w:rFonts w:ascii="Arial" w:cs="Arial" w:eastAsia="Arial" w:hAnsi="Arial"/>
@@ -16460,7 +16913,7 @@
               <w:spacing w:after="10" w:before="0"/>
               <w:ind w:left="120"/>
             </w:pPr>
-            <w:hyperlink w:history="1" r:id="rIdqun8guv-bhcy9g4zcwmqf">
+            <w:hyperlink w:history="1" r:id="rIdubhvitbl70zlgritrxmyr">
               <w:r>
                 <w:rPr>
                   <w:rFonts w:ascii="Arial" w:cs="Arial" w:eastAsia="Arial" w:hAnsi="Arial"/>
@@ -17086,7 +17539,7 @@
         </w:rPr>
         <w:t xml:space="preserve">© 2026 SeaVuria and ARES. Aligned with KICD objectives. Developed by SeaVuria; technical implementation by ARES (with AI assistance from Claude). Licensed under </w:t>
       </w:r>
-      <w:hyperlink w:history="1" r:id="rIdaif-niavq7p43igyfdued">
+      <w:hyperlink w:history="1" r:id="rIdhc7cmtqveactk_ujrcqc3">
         <w:r>
           <w:rPr>
             <w:rFonts w:ascii="Arial" w:cs="Arial" w:eastAsia="Arial" w:hAnsi="Arial"/>
@@ -17107,7 +17560,7 @@
         </w:rPr>
         <w:t xml:space="preserve"> (</w:t>
       </w:r>
-      <w:hyperlink w:history="1" r:id="rIduc2wwffk9enmufm5kcddx">
+      <w:hyperlink w:history="1" r:id="rIdc03gt-zhwvu3md48frrba">
         <w:r>
           <w:rPr>
             <w:rFonts w:ascii="Arial" w:cs="Arial" w:eastAsia="Arial" w:hAnsi="Arial"/>
@@ -18120,7 +18573,7 @@
             <w:pPr>
               <w:spacing w:after="20" w:before="0"/>
             </w:pPr>
-            <w:hyperlink w:history="1" r:id="rId6kjojako3qaavgr-ue893">
+            <w:hyperlink w:history="1" r:id="rIdu9caxqnyd2r2smacytdsg">
               <w:r>
                 <w:rPr>
                   <w:rFonts w:ascii="Arial" w:cs="Arial" w:eastAsia="Arial" w:hAnsi="Arial"/>
@@ -18153,7 +18606,7 @@
               <w:spacing w:after="10" w:before="0"/>
               <w:ind w:left="120"/>
             </w:pPr>
-            <w:hyperlink w:history="1" r:id="rId3coifisuoytexwmyy1xl1">
+            <w:hyperlink w:history="1" r:id="rIdtxhyr6llemolwrvii40fs">
               <w:r>
                 <w:rPr>
                   <w:rFonts w:ascii="Arial" w:cs="Arial" w:eastAsia="Arial" w:hAnsi="Arial"/>
@@ -18198,7 +18651,7 @@
             <w:pPr>
               <w:spacing w:after="20" w:before="0"/>
             </w:pPr>
-            <w:hyperlink w:history="1" r:id="rIdeu8mqll8e0ipdovsfn1fc">
+            <w:hyperlink w:history="1" r:id="rIdyt9pirjs31qwqt0ophxq9">
               <w:r>
                 <w:rPr>
                   <w:rFonts w:ascii="Arial" w:cs="Arial" w:eastAsia="Arial" w:hAnsi="Arial"/>
@@ -18231,7 +18684,7 @@
               <w:spacing w:after="10" w:before="0"/>
               <w:ind w:left="120"/>
             </w:pPr>
-            <w:hyperlink w:history="1" r:id="rIdnr-h73csgfogu5gqrdjxd">
+            <w:hyperlink w:history="1" r:id="rIdc04gnkpiaeunuieef7laz">
               <w:r>
                 <w:rPr>
                   <w:rFonts w:ascii="Arial" w:cs="Arial" w:eastAsia="Arial" w:hAnsi="Arial"/>
@@ -18426,7 +18879,313 @@
             <w:pPr>
               <w:spacing w:after="20" w:before="0"/>
             </w:pPr>
-            <w:hyperlink w:history="1" r:id="rIdkb8sr9bclyaoyxwtvzwtb">
+            <w:hyperlink w:history="1" r:id="rIddnaiq_gzwb76ewa14uw-q">
+              <w:r>
+                <w:rPr>
+                  <w:rFonts w:ascii="Arial" w:cs="Arial" w:eastAsia="Arial" w:hAnsi="Arial"/>
+                  <w:color w:val="2E75B6"/>
+                  <w:sz w:val="16"/>
+                  <w:szCs w:val="16"/>
+                  <w:u w:val="single" w:color="2E75B6"/>
+                </w:rPr>
+                <w:t xml:space="preserve">Photosynthesis:  Calvin cycle</w:t>
+              </w:r>
+            </w:hyperlink>
+          </w:p>
+          <w:p>
+            <w:pPr>
+              <w:spacing w:after="10" w:before="0"/>
+              <w:ind w:left="120"/>
+            </w:pPr>
+            <w:r>
+              <w:rPr>
+                <w:rFonts w:ascii="Arial" w:cs="Arial" w:eastAsia="Arial" w:hAnsi="Arial"/>
+                <w:color w:val="595959"/>
+                <w:sz w:val="14"/>
+                <w:szCs w:val="14"/>
+              </w:rPr>
+              <w:t xml:space="preserve">Source: Khan Academy (English - US curriculum)</w:t>
+            </w:r>
+          </w:p>
+          <w:p>
+            <w:pPr>
+              <w:spacing w:after="10" w:before="0"/>
+              <w:ind w:left="120"/>
+            </w:pPr>
+            <w:hyperlink w:history="1" r:id="rId7pmdk8sxr9z_2p5wcv8j5">
+              <w:r>
+                <w:rPr>
+                  <w:rFonts w:ascii="Arial" w:cs="Arial" w:eastAsia="Arial" w:hAnsi="Arial"/>
+                  <w:color w:val="595959"/>
+                  <w:sz w:val="14"/>
+                  <w:szCs w:val="14"/>
+                  <w:u w:val="single" w:color="595959"/>
+                </w:rPr>
+                <w:t xml:space="preserve">🔍 Search ARES for similar videos</w:t>
+              </w:r>
+            </w:hyperlink>
+          </w:p>
+          <w:p>
+            <w:pPr>
+              <w:spacing w:after="40" w:before="0"/>
+            </w:pPr>
+            <w:r>
+              <w:rPr>
+                <w:sz w:val="14"/>
+                <w:szCs w:val="14"/>
+              </w:rPr>
+              <w:t xml:space="preserve"/>
+            </w:r>
+          </w:p>
+          <w:p>
+            <w:pPr>
+              <w:spacing w:after="20" w:before="0"/>
+            </w:pPr>
+            <w:r>
+              <w:rPr>
+                <w:rFonts w:ascii="Arial" w:cs="Arial" w:eastAsia="Arial" w:hAnsi="Arial"/>
+                <w:b/>
+                <w:bCs/>
+                <w:color w:val="1F3864"/>
+                <w:sz w:val="16"/>
+                <w:szCs w:val="16"/>
+              </w:rPr>
+              <w:t xml:space="preserve">📖 EXERCISE:</w:t>
+            </w:r>
+          </w:p>
+          <w:p>
+            <w:pPr>
+              <w:spacing w:after="20" w:before="0"/>
+            </w:pPr>
+            <w:hyperlink w:history="1" r:id="rId05gu_bymmvsirg-now1in">
+              <w:r>
+                <w:rPr>
+                  <w:rFonts w:ascii="Arial" w:cs="Arial" w:eastAsia="Arial" w:hAnsi="Arial"/>
+                  <w:color w:val="2E75B6"/>
+                  <w:sz w:val="16"/>
+                  <w:szCs w:val="16"/>
+                  <w:u w:val="single" w:color="2E75B6"/>
+                </w:rPr>
+                <w:t xml:space="preserve">Calvin Cycle Practice</w:t>
+              </w:r>
+            </w:hyperlink>
+          </w:p>
+          <w:p>
+            <w:pPr>
+              <w:spacing w:after="10" w:before="0"/>
+              <w:ind w:left="120"/>
+            </w:pPr>
+            <w:r>
+              <w:rPr>
+                <w:rFonts w:ascii="Arial" w:cs="Arial" w:eastAsia="Arial" w:hAnsi="Arial"/>
+                <w:color w:val="595959"/>
+                <w:sz w:val="14"/>
+                <w:szCs w:val="14"/>
+              </w:rPr>
+              <w:t xml:space="preserve">Source: CK-12</w:t>
+            </w:r>
+          </w:p>
+          <w:p>
+            <w:pPr>
+              <w:spacing w:after="10" w:before="0"/>
+              <w:ind w:left="120"/>
+            </w:pPr>
+            <w:hyperlink w:history="1" r:id="rIdkdpwqg4g7fnenmojuhg3b">
+              <w:r>
+                <w:rPr>
+                  <w:rFonts w:ascii="Arial" w:cs="Arial" w:eastAsia="Arial" w:hAnsi="Arial"/>
+                  <w:color w:val="595959"/>
+                  <w:sz w:val="14"/>
+                  <w:szCs w:val="14"/>
+                  <w:u w:val="single" w:color="595959"/>
+                </w:rPr>
+                <w:t xml:space="preserve">🔍 Search ARES for similar readings</w:t>
+              </w:r>
+            </w:hyperlink>
+          </w:p>
+        </w:tc>
+        <w:tc>
+          <w:tcPr>
+            <w:tcW w:type="dxa" w:w="3040"/>
+            <w:shd w:fill="FFFFFF" w:color="auto" w:val="clear"/>
+            <w:tcMar>
+              <w:top w:type="dxa" w:w="60"/>
+              <w:left w:type="dxa" w:w="120"/>
+              <w:bottom w:type="dxa" w:w="60"/>
+              <w:right w:type="dxa" w:w="120"/>
+            </w:tcMar>
+            <w:vAlign w:val="top"/>
+          </w:tcPr>
+          <w:p>
+            <w:pPr>
+              <w:spacing w:after="40" w:before="0"/>
+              <w:jc w:val="left"/>
+            </w:pPr>
+            <w:r>
+              <w:rPr>
+                <w:rFonts w:ascii="Arial" w:cs="Arial" w:eastAsia="Arial" w:hAnsi="Arial"/>
+                <w:b w:val="false"/>
+                <w:bCs w:val="false"/>
+                <w:i w:val="false"/>
+                <w:iCs w:val="false"/>
+                <w:color w:val="000000"/>
+                <w:sz w:val="18"/>
+                <w:szCs w:val="18"/>
+              </w:rPr>
+              <w:t xml:space="preserve">Part A — Annotated Diagram Walk (10 min): Each learner receives (or views on screen) a simplified diagram of the Calvin cycle showing: RuBP (5C) + CO₂ → 6 × 3-PGA (3C) [RuBisCO] → 6 × G3P (3C) [uses ATP + NADPH] → 1 G3P exits to make glucose / 5 G3P regenerate RuBP [uses ATP]. Key labels are blanked out. Learners use a coloured pencil to trace the path of (i) carbon atoms — in red; (ii) ATP use — in blue; (iii) NADPH use — in green. They annotate where in the chloroplast (stroma) this occurs. Part B — Card-Sort Sequencing (12 min): In groups of 3–4, learners receive a set of 10 laminated cards. Cards include: 'CO₂ enters leaf stomata above Lake Naivasha farmland', 'CO₂ fixed onto RuBP by RuBisCO enzyme', '6 molecules of 3-PGA formed', 'ATP and NADPH from light reactions arrive in stroma', '6 molecules of G3P produced', '1 G3P used to build glucose → sukuma wiki leaf cell wall and sugars', '5 G3P used to regenerate RuBP', 'RuBP ready to fix another CO₂', 'Cycle repeats 6 times to net one glucose molecule', 'Less light → less ATP/NADPH → cycle slows → less glucose → slower growth'. Groups sequence the cards in a cycle layout on their desk and sketch the arrangement in their notebooks.</w:t>
+            </w:r>
+          </w:p>
+        </w:tc>
+        <w:tc>
+          <w:tcPr>
+            <w:tcW w:type="dxa" w:w="3040"/>
+            <w:shd w:fill="F2F2F2" w:color="auto" w:val="clear"/>
+            <w:tcMar>
+              <w:top w:type="dxa" w:w="60"/>
+              <w:left w:type="dxa" w:w="120"/>
+              <w:bottom w:type="dxa" w:w="60"/>
+              <w:right w:type="dxa" w:w="120"/>
+            </w:tcMar>
+            <w:vAlign w:val="top"/>
+          </w:tcPr>
+          <w:p>
+            <w:pPr>
+              <w:spacing w:after="40" w:before="0"/>
+              <w:jc w:val="left"/>
+            </w:pPr>
+            <w:r>
+              <w:rPr>
+                <w:rFonts w:ascii="Arial" w:cs="Arial" w:eastAsia="Arial" w:hAnsi="Arial"/>
+                <w:b w:val="false"/>
+                <w:bCs w:val="false"/>
+                <w:i w:val="false"/>
+                <w:iCs w:val="false"/>
+                <w:color w:val="000000"/>
+                <w:sz w:val="18"/>
+                <w:szCs w:val="18"/>
+              </w:rPr>
+              <w:t xml:space="preserve">Distribute diagram sheets and say: 'You have a blank Calvin cycle diagram. Using THREE colours, I want you to trace three different stories happening at the same time: the carbon story in RED, the ATP story in BLUE, the NADPH story in GREEN. You have 8 minutes. Go.' Set a visible timer. After 5 minutes, pause the class: 'Raise your hand if you have traced where ATP is used — look at your neighbour's diagram and see if you agree on the same step.' Allow 90 seconds of paired checking. Then introduce the card-sort: 'Now your group will build the Calvin cycle as a physical sequence. Every card must be placed — there are no trick cards. The last card is your most important one: connect it back to Amina's shaded sukuma wiki.' Circulate to each group — do NOT give answers; instead prompt with: 'Where does the CO₂ come from before it enters the leaf?' and 'If this step uses ATP, what lesson told us where that ATP was made?' Cold-call 2 groups to justify placement of the card 'Less light → less ATP/NADPH → cycle slows'. WAIT TIME: 12 seconds after each group prompt.</w:t>
+            </w:r>
+          </w:p>
+        </w:tc>
+        <w:tc>
+          <w:tcPr>
+            <w:tcW w:type="dxa" w:w="3040"/>
+            <w:shd w:fill="FFFFFF" w:color="auto" w:val="clear"/>
+            <w:tcMar>
+              <w:top w:type="dxa" w:w="60"/>
+              <w:left w:type="dxa" w:w="120"/>
+              <w:bottom w:type="dxa" w:w="60"/>
+              <w:right w:type="dxa" w:w="120"/>
+            </w:tcMar>
+            <w:vAlign w:val="top"/>
+          </w:tcPr>
+          <w:p>
+            <w:pPr>
+              <w:spacing w:after="40" w:before="0"/>
+              <w:jc w:val="left"/>
+            </w:pPr>
+            <w:r>
+              <w:rPr>
+                <w:rFonts w:ascii="Arial" w:cs="Arial" w:eastAsia="Arial" w:hAnsi="Arial"/>
+                <w:b w:val="false"/>
+                <w:bCs w:val="false"/>
+                <w:i w:val="false"/>
+                <w:iCs w:val="false"/>
+                <w:color w:val="000000"/>
+                <w:sz w:val="18"/>
+                <w:szCs w:val="18"/>
+              </w:rPr>
+              <w:t xml:space="preserve">Colour-Coded Tracing + Physical Card-Sort (Embodied Cognition + Sequential Reasoning): The colour-tracing makes abstract molecular flows visible and distinguishable, reducing cognitive overload. The physical manipulation of cards (embodied cognition) helps learners internalise the cyclic, regenerative nature of the Calvin cycle more durably than reading alone. Embedding a Kenya-specific card ('CO₂ enters leaf stomata above Lake Naivasha farmland') and the phenomenon-linked card ('less light → slower growth') anchors biochemistry in the lived context of the driving question.</w:t>
+            </w:r>
+          </w:p>
+        </w:tc>
+        <w:tc>
+          <w:tcPr>
+            <w:tcW w:type="dxa" w:w="3040"/>
+            <w:shd w:fill="F2F2F2" w:color="auto" w:val="clear"/>
+            <w:tcMar>
+              <w:top w:type="dxa" w:w="60"/>
+              <w:left w:type="dxa" w:w="120"/>
+              <w:bottom w:type="dxa" w:w="60"/>
+              <w:right w:type="dxa" w:w="120"/>
+            </w:tcMar>
+            <w:vAlign w:val="top"/>
+          </w:tcPr>
+          <w:p>
+            <w:pPr>
+              <w:spacing w:after="40" w:before="0"/>
+              <w:jc w:val="left"/>
+            </w:pPr>
+            <w:r>
+              <w:rPr>
+                <w:rFonts w:ascii="Arial" w:cs="Arial" w:eastAsia="Arial" w:hAnsi="Arial"/>
+                <w:b w:val="false"/>
+                <w:bCs w:val="false"/>
+                <w:i w:val="false"/>
+                <w:iCs w:val="false"/>
+                <w:color w:val="000000"/>
+                <w:sz w:val="18"/>
+                <w:szCs w:val="18"/>
+              </w:rPr>
+              <w:t xml:space="preserve">Teacher checks each group's card sequence for two critical placements: (1) 'ATP and NADPH from light reactions arrive in stroma' must precede 'G3P produced' — if groups place it after, this reveals a misconception that the Calvin cycle generates its own energy; (2) The last phenomenon-link card must be placed as a consequence of reduced ATP/NADPH, not as a separate standalone fact. Teacher notes groups with incorrect sequencing for targeted support in Explain phase. If &gt;50% of groups misplace the ATP/NADPH card, teacher pauses the class for a brief whole-group clarification before proceeding.</w:t>
+            </w:r>
+          </w:p>
+        </w:tc>
+      </w:tr>
+      <w:tr>
+        <w:tc>
+          <w:tcPr>
+            <w:tcW w:type="dxa" w:w="1520"/>
+            <w:shd w:fill="E2EFDA" w:color="auto" w:val="clear"/>
+            <w:tcMar>
+              <w:top w:type="dxa" w:w="60"/>
+              <w:left w:type="dxa" w:w="120"/>
+              <w:bottom w:type="dxa" w:w="60"/>
+              <w:right w:type="dxa" w:w="120"/>
+            </w:tcMar>
+            <w:vAlign w:val="top"/>
+          </w:tcPr>
+          <w:p>
+            <w:pPr>
+              <w:spacing w:after="40" w:before="0"/>
+              <w:jc w:val="left"/>
+            </w:pPr>
+            <w:r>
+              <w:rPr>
+                <w:rFonts w:ascii="Arial" w:cs="Arial" w:eastAsia="Arial" w:hAnsi="Arial"/>
+                <w:b/>
+                <w:bCs/>
+                <w:i w:val="false"/>
+                <w:iCs w:val="false"/>
+                <w:color w:val="000000"/>
+                <w:sz w:val="18"/>
+                <w:szCs w:val="18"/>
+              </w:rPr>
+              <w:t xml:space="preserve">Explain Phase</w:t>
+            </w:r>
+          </w:p>
+          <w:p>
+            <w:pPr>
+              <w:spacing w:after="20" w:before="0"/>
+            </w:pPr>
+            <w:r>
+              <w:rPr>
+                <w:rFonts w:ascii="Arial" w:cs="Arial" w:eastAsia="Arial" w:hAnsi="Arial"/>
+                <w:b/>
+                <w:bCs/>
+                <w:color w:val="1F3864"/>
+                <w:sz w:val="16"/>
+                <w:szCs w:val="16"/>
+              </w:rPr>
+              <w:t xml:space="preserve">📹 VIDEO:</w:t>
+            </w:r>
+          </w:p>
+          <w:p>
+            <w:pPr>
+              <w:spacing w:after="20" w:before="0"/>
+            </w:pPr>
+            <w:hyperlink w:history="1" r:id="rIdefpv58ywv0csgdo_4hv2t">
               <w:r>
                 <w:rPr>
                   <w:rFonts w:ascii="Arial" w:cs="Arial" w:eastAsia="Arial" w:hAnsi="Arial"/>
@@ -18441,6 +19200,22 @@
           </w:p>
           <w:p>
             <w:pPr>
+              <w:spacing w:after="20" w:before="0"/>
+            </w:pPr>
+            <w:r>
+              <w:rPr>
+                <w:rFonts w:ascii="Arial" w:cs="Arial" w:eastAsia="Arial" w:hAnsi="Arial"/>
+                <w:i/>
+                <w:iCs/>
+                <w:color w:val="595959"/>
+                <w:sz w:val="16"/>
+                <w:szCs w:val="16"/>
+              </w:rPr>
+              <w:t xml:space="preserve">Related topic: not an exact match for this lesson.</w:t>
+            </w:r>
+          </w:p>
+          <w:p>
+            <w:pPr>
               <w:spacing w:after="10" w:before="0"/>
               <w:ind w:left="120"/>
             </w:pPr>
@@ -18459,7 +19234,7 @@
               <w:spacing w:after="10" w:before="0"/>
               <w:ind w:left="120"/>
             </w:pPr>
-            <w:hyperlink w:history="1" r:id="rIdmqfc22p-bqzvhsjy3h4ne">
+            <w:hyperlink w:history="1" r:id="rIde7i7n-wjgkgq1a0kcrg53">
               <w:r>
                 <w:rPr>
                   <w:rFonts w:ascii="Arial" w:cs="Arial" w:eastAsia="Arial" w:hAnsi="Arial"/>
@@ -18504,7 +19279,651 @@
             <w:pPr>
               <w:spacing w:after="20" w:before="0"/>
             </w:pPr>
-            <w:hyperlink w:history="1" r:id="rIdhpuf6lzybin9lyhfwdo5e">
+            <w:hyperlink w:history="1" r:id="rIdhgieiv91bjy83nkx0j3sn">
+              <w:r>
+                <w:rPr>
+                  <w:rFonts w:ascii="Arial" w:cs="Arial" w:eastAsia="Arial" w:hAnsi="Arial"/>
+                  <w:color w:val="2E75B6"/>
+                  <w:sz w:val="16"/>
+                  <w:szCs w:val="16"/>
+                  <w:u w:val="single" w:color="2E75B6"/>
+                </w:rPr>
+                <w:t xml:space="preserve">The Calvin cycle</w:t>
+              </w:r>
+            </w:hyperlink>
+          </w:p>
+          <w:p>
+            <w:pPr>
+              <w:spacing w:after="10" w:before="0"/>
+              <w:ind w:left="120"/>
+            </w:pPr>
+            <w:r>
+              <w:rPr>
+                <w:rFonts w:ascii="Arial" w:cs="Arial" w:eastAsia="Arial" w:hAnsi="Arial"/>
+                <w:color w:val="595959"/>
+                <w:sz w:val="14"/>
+                <w:szCs w:val="14"/>
+              </w:rPr>
+              <w:t xml:space="preserve">Source: Khan Academy (English - US curriculum)</w:t>
+            </w:r>
+          </w:p>
+          <w:p>
+            <w:pPr>
+              <w:spacing w:after="10" w:before="0"/>
+              <w:ind w:left="120"/>
+            </w:pPr>
+            <w:hyperlink w:history="1" r:id="rIdww6hqrpr-3biqzpzghmdh">
+              <w:r>
+                <w:rPr>
+                  <w:rFonts w:ascii="Arial" w:cs="Arial" w:eastAsia="Arial" w:hAnsi="Arial"/>
+                  <w:color w:val="595959"/>
+                  <w:sz w:val="14"/>
+                  <w:szCs w:val="14"/>
+                  <w:u w:val="single" w:color="595959"/>
+                </w:rPr>
+                <w:t xml:space="preserve">🔍 Search ARES for similar readings</w:t>
+              </w:r>
+            </w:hyperlink>
+          </w:p>
+        </w:tc>
+        <w:tc>
+          <w:tcPr>
+            <w:tcW w:type="dxa" w:w="3040"/>
+            <w:shd w:fill="FFFFFF" w:color="auto" w:val="clear"/>
+            <w:tcMar>
+              <w:top w:type="dxa" w:w="60"/>
+              <w:left w:type="dxa" w:w="120"/>
+              <w:bottom w:type="dxa" w:w="60"/>
+              <w:right w:type="dxa" w:w="120"/>
+            </w:tcMar>
+            <w:vAlign w:val="top"/>
+          </w:tcPr>
+          <w:p>
+            <w:pPr>
+              <w:spacing w:after="40" w:before="0"/>
+              <w:jc w:val="left"/>
+            </w:pPr>
+            <w:r>
+              <w:rPr>
+                <w:rFonts w:ascii="Arial" w:cs="Arial" w:eastAsia="Arial" w:hAnsi="Arial"/>
+                <w:b w:val="false"/>
+                <w:bCs w:val="false"/>
+                <w:i w:val="false"/>
+                <w:iCs w:val="false"/>
+                <w:color w:val="000000"/>
+                <w:sz w:val="18"/>
+                <w:szCs w:val="18"/>
+              </w:rPr>
+              <w:t xml:space="preserve">Part A — Collaborative Diagram Construction (14 min): Whole class co-constructs a two-stage photosynthesis flow diagram on the board. Starting with an empty template (two large boxes labelled 'LIGHT-DEPENDENT REACTIONS — Thylakoid Membrane' and 'LIGHT-INDEPENDENT REACTIONS — Stroma'), learners are cold-called to come forward and add: inputs (light, water, CO₂, ADP+Pi, NADP⁺), outputs (O₂, ATP, NADPH, G3P, glucose), and connecting arrows labelled with molecule names. Each contributor must say one sentence explaining their addition. Part B — Think-Pair-Share Explanation (8 min): Learners answer in writing: 'Amina's sukuma wiki under the mango tree receives less light. Use the two-stage flow diagram to explain, step by step, why the plant grows more slowly. Your answer must mention: ATP, NADPH, Calvin cycle, G3P, glucose, and growth.' Pairs compare answers and refine. One pair is cold-called to read their explanation aloud.</w:t>
+            </w:r>
+          </w:p>
+        </w:tc>
+        <w:tc>
+          <w:tcPr>
+            <w:tcW w:type="dxa" w:w="3040"/>
+            <w:shd w:fill="F2F2F2" w:color="auto" w:val="clear"/>
+            <w:tcMar>
+              <w:top w:type="dxa" w:w="60"/>
+              <w:left w:type="dxa" w:w="120"/>
+              <w:bottom w:type="dxa" w:w="60"/>
+              <w:right w:type="dxa" w:w="120"/>
+            </w:tcMar>
+            <w:vAlign w:val="top"/>
+          </w:tcPr>
+          <w:p>
+            <w:pPr>
+              <w:spacing w:after="40" w:before="0"/>
+              <w:jc w:val="left"/>
+            </w:pPr>
+            <w:r>
+              <w:rPr>
+                <w:rFonts w:ascii="Arial" w:cs="Arial" w:eastAsia="Arial" w:hAnsi="Arial"/>
+                <w:b w:val="false"/>
+                <w:bCs w:val="false"/>
+                <w:i w:val="false"/>
+                <w:iCs w:val="false"/>
+                <w:color w:val="000000"/>
+                <w:sz w:val="18"/>
+                <w:szCs w:val="18"/>
+              </w:rPr>
+              <w:t xml:space="preserve">Begin by saying: 'We are now going to build the complete story of photosynthesis together — both stages — on the board. This diagram should explain everything we have observed about Amina's sukuma wiki.' Point to the empty two-box template and say: 'Who can tell me the first input into the light-dependent stage?' Cold-call (do not take volunteers first) — 10 seconds WAIT TIME. As learners add components, narrate connections: 'Notice — the ATP made HERE in the thylakoid travels THERE into the stroma. The Calvin cycle does not make its own energy; it borrows energy produced by light.' Use a red marker to draw a bold arrow from Box 1 to Box 2 labelled 'ATP + NADPH' and say: 'This arrow is the bridge. If light weakens, this arrow gets thinner. What happens downstream?' Cold-call 2 learners. For the Think-Pair-Share, circulate and read written responses — prompt weaker responses with: 'You said the plant grows slowly — but WHY? What molecule is missing that the plant needs to build new cells?' After pairs share, narrate the complete causal chain on the board: Less light → fewer electrons excited → less ATP + NADPH produced → Calvin cycle cannot reduce 3-PGA to G3P efficiently → less G3P → less glucose synthesised → less energy and fewer carbon skeletons for cell growth → sukuma wiki grows slowly and eventually loses chlorophyll. WAIT TIME: 12 seconds after every cold-call prompt.</w:t>
+            </w:r>
+          </w:p>
+        </w:tc>
+        <w:tc>
+          <w:tcPr>
+            <w:tcW w:type="dxa" w:w="3040"/>
+            <w:shd w:fill="FFFFFF" w:color="auto" w:val="clear"/>
+            <w:tcMar>
+              <w:top w:type="dxa" w:w="60"/>
+              <w:left w:type="dxa" w:w="120"/>
+              <w:bottom w:type="dxa" w:w="60"/>
+              <w:right w:type="dxa" w:w="120"/>
+            </w:tcMar>
+            <w:vAlign w:val="top"/>
+          </w:tcPr>
+          <w:p>
+            <w:pPr>
+              <w:spacing w:after="40" w:before="0"/>
+              <w:jc w:val="left"/>
+            </w:pPr>
+            <w:r>
+              <w:rPr>
+                <w:rFonts w:ascii="Arial" w:cs="Arial" w:eastAsia="Arial" w:hAnsi="Arial"/>
+                <w:b w:val="false"/>
+                <w:bCs w:val="false"/>
+                <w:i w:val="false"/>
+                <w:iCs w:val="false"/>
+                <w:color w:val="000000"/>
+                <w:sz w:val="18"/>
+                <w:szCs w:val="18"/>
+              </w:rPr>
+              <w:t xml:space="preserve">Collaborative Board Construction + Causal Chain Narration (Visible Thinking + Mechanistic Reasoning): Co-constructing the diagram makes the class's collective understanding visible and correctable in real time — errors are caught publicly and revised, modelling scientific practice. The explicit causal chain narration (using the connector 'therefore' between each step) trains learners in mechanistic explanation, a core NGSS Science and Engineering Practice (Constructing Explanations). Grounding every step in the sukuma wiki phenomenon ensures explanation remains purposeful rather than rote.</w:t>
+            </w:r>
+          </w:p>
+        </w:tc>
+        <w:tc>
+          <w:tcPr>
+            <w:tcW w:type="dxa" w:w="3040"/>
+            <w:shd w:fill="F2F2F2" w:color="auto" w:val="clear"/>
+            <w:tcMar>
+              <w:top w:type="dxa" w:w="60"/>
+              <w:left w:type="dxa" w:w="120"/>
+              <w:bottom w:type="dxa" w:w="60"/>
+              <w:right w:type="dxa" w:w="120"/>
+            </w:tcMar>
+            <w:vAlign w:val="top"/>
+          </w:tcPr>
+          <w:p>
+            <w:pPr>
+              <w:spacing w:after="40" w:before="0"/>
+              <w:jc w:val="left"/>
+            </w:pPr>
+            <w:r>
+              <w:rPr>
+                <w:rFonts w:ascii="Arial" w:cs="Arial" w:eastAsia="Arial" w:hAnsi="Arial"/>
+                <w:b w:val="false"/>
+                <w:bCs w:val="false"/>
+                <w:i w:val="false"/>
+                <w:iCs w:val="false"/>
+                <w:color w:val="000000"/>
+                <w:sz w:val="18"/>
+                <w:szCs w:val="18"/>
+              </w:rPr>
+              <w:t xml:space="preserve">Observable indicators: (1) During board construction — learner correctly places 'ATP + NADPH' as outputs of Box 1 AND inputs of Box 2 without prompting: strong understanding of inter-stage dependency; (2) Written Think-Pair-Share — learner's causal chain includes all six required terms in a logical sequence: meets learning outcome; (3) Learner conflates light reactions and Calvin cycle as happening in the same location (thylakoid): misconception flagged — teacher immediately clarifies using the diagram. Teacher collects 5 randomly selected written responses to review after class.</w:t>
+            </w:r>
+          </w:p>
+        </w:tc>
+      </w:tr>
+      <w:tr>
+        <w:tc>
+          <w:tcPr>
+            <w:tcW w:type="dxa" w:w="1520"/>
+            <w:shd w:fill="FCE4D6" w:color="auto" w:val="clear"/>
+            <w:tcMar>
+              <w:top w:type="dxa" w:w="60"/>
+              <w:left w:type="dxa" w:w="120"/>
+              <w:bottom w:type="dxa" w:w="60"/>
+              <w:right w:type="dxa" w:w="120"/>
+            </w:tcMar>
+            <w:vAlign w:val="top"/>
+          </w:tcPr>
+          <w:p>
+            <w:pPr>
+              <w:spacing w:after="40" w:before="0"/>
+              <w:jc w:val="left"/>
+            </w:pPr>
+            <w:r>
+              <w:rPr>
+                <w:rFonts w:ascii="Arial" w:cs="Arial" w:eastAsia="Arial" w:hAnsi="Arial"/>
+                <w:b/>
+                <w:bCs/>
+                <w:i w:val="false"/>
+                <w:iCs w:val="false"/>
+                <w:color w:val="000000"/>
+                <w:sz w:val="18"/>
+                <w:szCs w:val="18"/>
+              </w:rPr>
+              <w:t xml:space="preserve">Driving Question Board (DQB) Creation</w:t>
+            </w:r>
+          </w:p>
+          <w:p>
+            <w:pPr>
+              <w:spacing w:after="20" w:before="0"/>
+            </w:pPr>
+            <w:r>
+              <w:rPr>
+                <w:rFonts w:ascii="Arial" w:cs="Arial" w:eastAsia="Arial" w:hAnsi="Arial"/>
+                <w:b/>
+                <w:bCs/>
+                <w:color w:val="1F3864"/>
+                <w:sz w:val="16"/>
+                <w:szCs w:val="16"/>
+              </w:rPr>
+              <w:t xml:space="preserve">📹 VIDEO:</w:t>
+            </w:r>
+          </w:p>
+          <w:p>
+            <w:pPr>
+              <w:spacing w:after="20" w:before="0"/>
+            </w:pPr>
+            <w:hyperlink w:history="1" r:id="rIdj4afdznh_q7i9ruep2vm4">
+              <w:r>
+                <w:rPr>
+                  <w:rFonts w:ascii="Arial" w:cs="Arial" w:eastAsia="Arial" w:hAnsi="Arial"/>
+                  <w:color w:val="2E75B6"/>
+                  <w:sz w:val="16"/>
+                  <w:szCs w:val="16"/>
+                  <w:u w:val="single" w:color="2E75B6"/>
+                </w:rPr>
+                <w:t xml:space="preserve">Photosynthesis</w:t>
+              </w:r>
+            </w:hyperlink>
+          </w:p>
+          <w:p>
+            <w:pPr>
+              <w:spacing w:after="20" w:before="0"/>
+            </w:pPr>
+            <w:r>
+              <w:rPr>
+                <w:rFonts w:ascii="Arial" w:cs="Arial" w:eastAsia="Arial" w:hAnsi="Arial"/>
+                <w:i/>
+                <w:iCs/>
+                <w:color w:val="595959"/>
+                <w:sz w:val="16"/>
+                <w:szCs w:val="16"/>
+              </w:rPr>
+              <w:t xml:space="preserve">Related topic: not an exact match for this lesson.</w:t>
+            </w:r>
+          </w:p>
+          <w:p>
+            <w:pPr>
+              <w:spacing w:after="10" w:before="0"/>
+              <w:ind w:left="120"/>
+            </w:pPr>
+            <w:r>
+              <w:rPr>
+                <w:rFonts w:ascii="Arial" w:cs="Arial" w:eastAsia="Arial" w:hAnsi="Arial"/>
+                <w:color w:val="595959"/>
+                <w:sz w:val="14"/>
+                <w:szCs w:val="14"/>
+              </w:rPr>
+              <w:t xml:space="preserve">Source: Khan Academy (English - US curriculum)</w:t>
+            </w:r>
+          </w:p>
+          <w:p>
+            <w:pPr>
+              <w:spacing w:after="10" w:before="0"/>
+              <w:ind w:left="120"/>
+            </w:pPr>
+            <w:hyperlink w:history="1" r:id="rIdbc8a0kazqultgtpmcaxnj">
+              <w:r>
+                <w:rPr>
+                  <w:rFonts w:ascii="Arial" w:cs="Arial" w:eastAsia="Arial" w:hAnsi="Arial"/>
+                  <w:color w:val="595959"/>
+                  <w:sz w:val="14"/>
+                  <w:szCs w:val="14"/>
+                  <w:u w:val="single" w:color="595959"/>
+                </w:rPr>
+                <w:t xml:space="preserve">🔍 Search ARES for similar videos</w:t>
+              </w:r>
+            </w:hyperlink>
+          </w:p>
+          <w:p>
+            <w:pPr>
+              <w:spacing w:after="40" w:before="0"/>
+            </w:pPr>
+            <w:r>
+              <w:rPr>
+                <w:sz w:val="14"/>
+                <w:szCs w:val="14"/>
+              </w:rPr>
+              <w:t xml:space="preserve"/>
+            </w:r>
+          </w:p>
+          <w:p>
+            <w:pPr>
+              <w:spacing w:after="20" w:before="0"/>
+            </w:pPr>
+            <w:r>
+              <w:rPr>
+                <w:rFonts w:ascii="Arial" w:cs="Arial" w:eastAsia="Arial" w:hAnsi="Arial"/>
+                <w:b/>
+                <w:bCs/>
+                <w:color w:val="1F3864"/>
+                <w:sz w:val="16"/>
+                <w:szCs w:val="16"/>
+              </w:rPr>
+              <w:t xml:space="preserve">📖 HTML:</w:t>
+            </w:r>
+          </w:p>
+          <w:p>
+            <w:pPr>
+              <w:spacing w:after="20" w:before="0"/>
+            </w:pPr>
+            <w:hyperlink w:history="1" r:id="rId7vhpqh1km42zddy0v9ae_">
+              <w:r>
+                <w:rPr>
+                  <w:rFonts w:ascii="Arial" w:cs="Arial" w:eastAsia="Arial" w:hAnsi="Arial"/>
+                  <w:color w:val="2E75B6"/>
+                  <w:sz w:val="16"/>
+                  <w:szCs w:val="16"/>
+                  <w:u w:val="single" w:color="2E75B6"/>
+                </w:rPr>
+                <w:t xml:space="preserve">Calvin Cycle (Flexbook)</w:t>
+              </w:r>
+            </w:hyperlink>
+          </w:p>
+          <w:p>
+            <w:pPr>
+              <w:spacing w:after="10" w:before="0"/>
+              <w:ind w:left="120"/>
+            </w:pPr>
+            <w:r>
+              <w:rPr>
+                <w:rFonts w:ascii="Arial" w:cs="Arial" w:eastAsia="Arial" w:hAnsi="Arial"/>
+                <w:color w:val="595959"/>
+                <w:sz w:val="14"/>
+                <w:szCs w:val="14"/>
+              </w:rPr>
+              <w:t xml:space="preserve">Source: CK-12</w:t>
+            </w:r>
+          </w:p>
+          <w:p>
+            <w:pPr>
+              <w:spacing w:after="10" w:before="0"/>
+              <w:ind w:left="120"/>
+            </w:pPr>
+            <w:hyperlink w:history="1" r:id="rId2r-ub7eivsheljysrt_sc">
+              <w:r>
+                <w:rPr>
+                  <w:rFonts w:ascii="Arial" w:cs="Arial" w:eastAsia="Arial" w:hAnsi="Arial"/>
+                  <w:color w:val="595959"/>
+                  <w:sz w:val="14"/>
+                  <w:szCs w:val="14"/>
+                  <w:u w:val="single" w:color="595959"/>
+                </w:rPr>
+                <w:t xml:space="preserve">🔍 Search ARES for similar readings</w:t>
+              </w:r>
+            </w:hyperlink>
+          </w:p>
+        </w:tc>
+        <w:tc>
+          <w:tcPr>
+            <w:tcW w:type="dxa" w:w="3040"/>
+            <w:shd w:fill="FFFFFF" w:color="auto" w:val="clear"/>
+            <w:tcMar>
+              <w:top w:type="dxa" w:w="60"/>
+              <w:left w:type="dxa" w:w="120"/>
+              <w:bottom w:type="dxa" w:w="60"/>
+              <w:right w:type="dxa" w:w="120"/>
+            </w:tcMar>
+            <w:vAlign w:val="top"/>
+          </w:tcPr>
+          <w:p>
+            <w:pPr>
+              <w:spacing w:after="40" w:before="0"/>
+              <w:jc w:val="left"/>
+            </w:pPr>
+            <w:r>
+              <w:rPr>
+                <w:rFonts w:ascii="Arial" w:cs="Arial" w:eastAsia="Arial" w:hAnsi="Arial"/>
+                <w:b w:val="false"/>
+                <w:bCs w:val="false"/>
+                <w:i w:val="false"/>
+                <w:iCs w:val="false"/>
+                <w:color w:val="000000"/>
+                <w:sz w:val="18"/>
+                <w:szCs w:val="18"/>
+              </w:rPr>
+              <w:t xml:space="preserve">Learners return to the class Driving Question Board. Each learner reviews the sticky notes posted in Lessons 1–5. They identify at least TWO questions on the board that they can now answer using knowledge from Lessons 4–6 (light-dependent and light-independent reactions). They write a 2–3 sentence answer on a differently coloured sticky note and attach it below the original question. They also add ONE new question prompted by today's lesson (e.g., 'If the plant makes G3P, how exactly is G3P turned into the cellulose of the sukuma wiki leaf?' or 'Does the Calvin cycle stop completely at night, or just slow down?'). Whole class briefly shares two answered questions and one new question.</w:t>
+            </w:r>
+          </w:p>
+        </w:tc>
+        <w:tc>
+          <w:tcPr>
+            <w:tcW w:type="dxa" w:w="3040"/>
+            <w:shd w:fill="F2F2F2" w:color="auto" w:val="clear"/>
+            <w:tcMar>
+              <w:top w:type="dxa" w:w="60"/>
+              <w:left w:type="dxa" w:w="120"/>
+              <w:bottom w:type="dxa" w:w="60"/>
+              <w:right w:type="dxa" w:w="120"/>
+            </w:tcMar>
+            <w:vAlign w:val="top"/>
+          </w:tcPr>
+          <w:p>
+            <w:pPr>
+              <w:spacing w:after="40" w:before="0"/>
+              <w:jc w:val="left"/>
+            </w:pPr>
+            <w:r>
+              <w:rPr>
+                <w:rFonts w:ascii="Arial" w:cs="Arial" w:eastAsia="Arial" w:hAnsi="Arial"/>
+                <w:b w:val="false"/>
+                <w:bCs w:val="false"/>
+                <w:i w:val="false"/>
+                <w:iCs w:val="false"/>
+                <w:color w:val="000000"/>
+                <w:sz w:val="18"/>
+                <w:szCs w:val="18"/>
+              </w:rPr>
+              <w:t xml:space="preserve">Direct learners to the DQB: 'Look at the questions we have built up over six lessons. You now know about both stages of photosynthesis. Pick any two questions you can answer today — not questions about transport or wilting yet, those are coming. Write your answer on a GREEN sticky note and pin it below the question.' Allow 5 minutes. Then say: 'Before we leave the DQB, add one new question the Calvin cycle has raised for you — something you are still curious about. Pink sticky note, top right cluster.' After posting, cold-call 2 learners to read an answered question and their evidence. Say: 'Notice how our board is filling up with answers — we are building a scientific explanation together, piece by piece, just like researchers at KEMRI or the University of Nairobi would do.' WAIT TIME: 10 seconds when asking for new questions.</w:t>
+            </w:r>
+          </w:p>
+        </w:tc>
+        <w:tc>
+          <w:tcPr>
+            <w:tcW w:type="dxa" w:w="3040"/>
+            <w:shd w:fill="FFFFFF" w:color="auto" w:val="clear"/>
+            <w:tcMar>
+              <w:top w:type="dxa" w:w="60"/>
+              <w:left w:type="dxa" w:w="120"/>
+              <w:bottom w:type="dxa" w:w="60"/>
+              <w:right w:type="dxa" w:w="120"/>
+            </w:tcMar>
+            <w:vAlign w:val="top"/>
+          </w:tcPr>
+          <w:p>
+            <w:pPr>
+              <w:spacing w:after="40" w:before="0"/>
+              <w:jc w:val="left"/>
+            </w:pPr>
+            <w:r>
+              <w:rPr>
+                <w:rFonts w:ascii="Arial" w:cs="Arial" w:eastAsia="Arial" w:hAnsi="Arial"/>
+                <w:b w:val="false"/>
+                <w:bCs w:val="false"/>
+                <w:i w:val="false"/>
+                <w:iCs w:val="false"/>
+                <w:color w:val="000000"/>
+                <w:sz w:val="18"/>
+                <w:szCs w:val="18"/>
+              </w:rPr>
+              <w:t xml:space="preserve">Driving Question Board Revisit (Metacognitive Monitoring + Collaborative Knowledge Building): Returning to the DQB makes learning progress visible — learners literally see their questions being answered, which builds epistemic confidence. Adding new questions models the scientific disposition that answering one question generates further inquiry. Referencing Kenyan research institutions (KEMRI, University of Nairobi) contextualises the practice as authentically scientific and locally relevant.</w:t>
+            </w:r>
+          </w:p>
+        </w:tc>
+        <w:tc>
+          <w:tcPr>
+            <w:tcW w:type="dxa" w:w="3040"/>
+            <w:shd w:fill="F2F2F2" w:color="auto" w:val="clear"/>
+            <w:tcMar>
+              <w:top w:type="dxa" w:w="60"/>
+              <w:left w:type="dxa" w:w="120"/>
+              <w:bottom w:type="dxa" w:w="60"/>
+              <w:right w:type="dxa" w:w="120"/>
+            </w:tcMar>
+            <w:vAlign w:val="top"/>
+          </w:tcPr>
+          <w:p>
+            <w:pPr>
+              <w:spacing w:after="40" w:before="0"/>
+              <w:jc w:val="left"/>
+            </w:pPr>
+            <w:r>
+              <w:rPr>
+                <w:rFonts w:ascii="Arial" w:cs="Arial" w:eastAsia="Arial" w:hAnsi="Arial"/>
+                <w:b w:val="false"/>
+                <w:bCs w:val="false"/>
+                <w:i w:val="false"/>
+                <w:iCs w:val="false"/>
+                <w:color w:val="000000"/>
+                <w:sz w:val="18"/>
+                <w:szCs w:val="18"/>
+              </w:rPr>
+              <w:t xml:space="preserve">Teacher scans green sticky-note answers for accuracy and causal depth. Observable indicators: (1) Learner answers 'Why does shade cause slow growth?' with a complete causal chain mentioning ATP/NADPH and glucose: demonstrates integration of Lessons 5–6; (2) Learner's answer is limited to 'less light = less food': indicates surface-level understanding — teacher makes a note to probe this learner during model-building; (3) Quality of new questions: questions about the biochemical fate of G3P or the role of enzymes indicate higher-order curiosity beyond curriculum floor; questions about unrelated topics indicate the learner may be confused about lesson boundaries.</w:t>
+            </w:r>
+          </w:p>
+        </w:tc>
+      </w:tr>
+      <w:tr>
+        <w:tc>
+          <w:tcPr>
+            <w:tcW w:type="dxa" w:w="1520"/>
+            <w:shd w:fill="D5E8F0" w:color="auto" w:val="clear"/>
+            <w:tcMar>
+              <w:top w:type="dxa" w:w="60"/>
+              <w:left w:type="dxa" w:w="120"/>
+              <w:bottom w:type="dxa" w:w="60"/>
+              <w:right w:type="dxa" w:w="120"/>
+            </w:tcMar>
+            <w:vAlign w:val="top"/>
+          </w:tcPr>
+          <w:p>
+            <w:pPr>
+              <w:spacing w:after="40" w:before="0"/>
+              <w:jc w:val="left"/>
+            </w:pPr>
+            <w:r>
+              <w:rPr>
+                <w:rFonts w:ascii="Arial" w:cs="Arial" w:eastAsia="Arial" w:hAnsi="Arial"/>
+                <w:b/>
+                <w:bCs/>
+                <w:i w:val="false"/>
+                <w:iCs w:val="false"/>
+                <w:color w:val="000000"/>
+                <w:sz w:val="18"/>
+                <w:szCs w:val="18"/>
+              </w:rPr>
+              <w:t xml:space="preserve">Model Building Phase</w:t>
+            </w:r>
+          </w:p>
+          <w:p>
+            <w:pPr>
+              <w:spacing w:after="20" w:before="0"/>
+            </w:pPr>
+            <w:r>
+              <w:rPr>
+                <w:rFonts w:ascii="Arial" w:cs="Arial" w:eastAsia="Arial" w:hAnsi="Arial"/>
+                <w:b/>
+                <w:bCs/>
+                <w:color w:val="1F3864"/>
+                <w:sz w:val="16"/>
+                <w:szCs w:val="16"/>
+              </w:rPr>
+              <w:t xml:space="preserve">📹 VIDEO:</w:t>
+            </w:r>
+          </w:p>
+          <w:p>
+            <w:pPr>
+              <w:spacing w:after="20" w:before="0"/>
+            </w:pPr>
+            <w:hyperlink w:history="1" r:id="rIdxpvxgfi1jw56uvfzkpnmx">
+              <w:r>
+                <w:rPr>
+                  <w:rFonts w:ascii="Arial" w:cs="Arial" w:eastAsia="Arial" w:hAnsi="Arial"/>
+                  <w:color w:val="2E75B6"/>
+                  <w:sz w:val="16"/>
+                  <w:szCs w:val="16"/>
+                  <w:u w:val="single" w:color="2E75B6"/>
+                </w:rPr>
+                <w:t xml:space="preserve">Breaking down photosynthesis stages</w:t>
+              </w:r>
+            </w:hyperlink>
+          </w:p>
+          <w:p>
+            <w:pPr>
+              <w:spacing w:after="20" w:before="0"/>
+            </w:pPr>
+            <w:r>
+              <w:rPr>
+                <w:rFonts w:ascii="Arial" w:cs="Arial" w:eastAsia="Arial" w:hAnsi="Arial"/>
+                <w:i/>
+                <w:iCs/>
+                <w:color w:val="595959"/>
+                <w:sz w:val="16"/>
+                <w:szCs w:val="16"/>
+              </w:rPr>
+              <w:t xml:space="preserve">Related topic: not an exact match for this lesson.</w:t>
+            </w:r>
+          </w:p>
+          <w:p>
+            <w:pPr>
+              <w:spacing w:after="10" w:before="0"/>
+              <w:ind w:left="120"/>
+            </w:pPr>
+            <w:r>
+              <w:rPr>
+                <w:rFonts w:ascii="Arial" w:cs="Arial" w:eastAsia="Arial" w:hAnsi="Arial"/>
+                <w:color w:val="595959"/>
+                <w:sz w:val="14"/>
+                <w:szCs w:val="14"/>
+              </w:rPr>
+              <w:t xml:space="preserve">Source: Khan Academy (English - US curriculum)</w:t>
+            </w:r>
+          </w:p>
+          <w:p>
+            <w:pPr>
+              <w:spacing w:after="10" w:before="0"/>
+              <w:ind w:left="120"/>
+            </w:pPr>
+            <w:hyperlink w:history="1" r:id="rIdidp9sjkiuvmofl8yr9s9k">
+              <w:r>
+                <w:rPr>
+                  <w:rFonts w:ascii="Arial" w:cs="Arial" w:eastAsia="Arial" w:hAnsi="Arial"/>
+                  <w:color w:val="595959"/>
+                  <w:sz w:val="14"/>
+                  <w:szCs w:val="14"/>
+                  <w:u w:val="single" w:color="595959"/>
+                </w:rPr>
+                <w:t xml:space="preserve">🔍 Search ARES for similar videos</w:t>
+              </w:r>
+            </w:hyperlink>
+          </w:p>
+          <w:p>
+            <w:pPr>
+              <w:spacing w:after="40" w:before="0"/>
+            </w:pPr>
+            <w:r>
+              <w:rPr>
+                <w:sz w:val="14"/>
+                <w:szCs w:val="14"/>
+              </w:rPr>
+              <w:t xml:space="preserve"/>
+            </w:r>
+          </w:p>
+          <w:p>
+            <w:pPr>
+              <w:spacing w:after="20" w:before="0"/>
+            </w:pPr>
+            <w:r>
+              <w:rPr>
+                <w:rFonts w:ascii="Arial" w:cs="Arial" w:eastAsia="Arial" w:hAnsi="Arial"/>
+                <w:b/>
+                <w:bCs/>
+                <w:color w:val="1F3864"/>
+                <w:sz w:val="16"/>
+                <w:szCs w:val="16"/>
+              </w:rPr>
+              <w:t xml:space="preserve">📖 EXERCISE:</w:t>
+            </w:r>
+          </w:p>
+          <w:p>
+            <w:pPr>
+              <w:spacing w:after="20" w:before="0"/>
+            </w:pPr>
+            <w:hyperlink w:history="1" r:id="rIdxs9nfqkdmuslnggfmn0ie">
               <w:r>
                 <w:rPr>
                   <w:rFonts w:ascii="Arial" w:cs="Arial" w:eastAsia="Arial" w:hAnsi="Arial"/>
@@ -18537,925 +19956,7 @@
               <w:spacing w:after="10" w:before="0"/>
               <w:ind w:left="120"/>
             </w:pPr>
-            <w:hyperlink w:history="1" r:id="rIdmtumbghdbeu-2cuaomegs">
-              <w:r>
-                <w:rPr>
-                  <w:rFonts w:ascii="Arial" w:cs="Arial" w:eastAsia="Arial" w:hAnsi="Arial"/>
-                  <w:color w:val="595959"/>
-                  <w:sz w:val="14"/>
-                  <w:szCs w:val="14"/>
-                  <w:u w:val="single" w:color="595959"/>
-                </w:rPr>
-                <w:t xml:space="preserve">🔍 Search ARES for similar readings</w:t>
-              </w:r>
-            </w:hyperlink>
-          </w:p>
-        </w:tc>
-        <w:tc>
-          <w:tcPr>
-            <w:tcW w:type="dxa" w:w="3040"/>
-            <w:shd w:fill="FFFFFF" w:color="auto" w:val="clear"/>
-            <w:tcMar>
-              <w:top w:type="dxa" w:w="60"/>
-              <w:left w:type="dxa" w:w="120"/>
-              <w:bottom w:type="dxa" w:w="60"/>
-              <w:right w:type="dxa" w:w="120"/>
-            </w:tcMar>
-            <w:vAlign w:val="top"/>
-          </w:tcPr>
-          <w:p>
-            <w:pPr>
-              <w:spacing w:after="40" w:before="0"/>
-              <w:jc w:val="left"/>
-            </w:pPr>
-            <w:r>
-              <w:rPr>
-                <w:rFonts w:ascii="Arial" w:cs="Arial" w:eastAsia="Arial" w:hAnsi="Arial"/>
-                <w:b w:val="false"/>
-                <w:bCs w:val="false"/>
-                <w:i w:val="false"/>
-                <w:iCs w:val="false"/>
-                <w:color w:val="000000"/>
-                <w:sz w:val="18"/>
-                <w:szCs w:val="18"/>
-              </w:rPr>
-              <w:t xml:space="preserve">Part A — Annotated Diagram Walk (10 min): Each learner receives (or views on screen) a simplified diagram of the Calvin cycle showing: RuBP (5C) + CO₂ → 6 × 3-PGA (3C) [RuBisCO] → 6 × G3P (3C) [uses ATP + NADPH] → 1 G3P exits to make glucose / 5 G3P regenerate RuBP [uses ATP]. Key labels are blanked out. Learners use a coloured pencil to trace the path of (i) carbon atoms — in red; (ii) ATP use — in blue; (iii) NADPH use — in green. They annotate where in the chloroplast (stroma) this occurs. Part B — Card-Sort Sequencing (12 min): In groups of 3–4, learners receive a set of 10 laminated cards. Cards include: 'CO₂ enters leaf stomata above Lake Naivasha farmland', 'CO₂ fixed onto RuBP by RuBisCO enzyme', '6 molecules of 3-PGA formed', 'ATP and NADPH from light reactions arrive in stroma', '6 molecules of G3P produced', '1 G3P used to build glucose → sukuma wiki leaf cell wall and sugars', '5 G3P used to regenerate RuBP', 'RuBP ready to fix another CO₂', 'Cycle repeats 6 times to net one glucose molecule', 'Less light → less ATP/NADPH → cycle slows → less glucose → slower growth'. Groups sequence the cards in a cycle layout on their desk and sketch the arrangement in their notebooks.</w:t>
-            </w:r>
-          </w:p>
-        </w:tc>
-        <w:tc>
-          <w:tcPr>
-            <w:tcW w:type="dxa" w:w="3040"/>
-            <w:shd w:fill="F2F2F2" w:color="auto" w:val="clear"/>
-            <w:tcMar>
-              <w:top w:type="dxa" w:w="60"/>
-              <w:left w:type="dxa" w:w="120"/>
-              <w:bottom w:type="dxa" w:w="60"/>
-              <w:right w:type="dxa" w:w="120"/>
-            </w:tcMar>
-            <w:vAlign w:val="top"/>
-          </w:tcPr>
-          <w:p>
-            <w:pPr>
-              <w:spacing w:after="40" w:before="0"/>
-              <w:jc w:val="left"/>
-            </w:pPr>
-            <w:r>
-              <w:rPr>
-                <w:rFonts w:ascii="Arial" w:cs="Arial" w:eastAsia="Arial" w:hAnsi="Arial"/>
-                <w:b w:val="false"/>
-                <w:bCs w:val="false"/>
-                <w:i w:val="false"/>
-                <w:iCs w:val="false"/>
-                <w:color w:val="000000"/>
-                <w:sz w:val="18"/>
-                <w:szCs w:val="18"/>
-              </w:rPr>
-              <w:t xml:space="preserve">Distribute diagram sheets and say: 'You have a blank Calvin cycle diagram. Using THREE colours, I want you to trace three different stories happening at the same time: the carbon story in RED, the ATP story in BLUE, the NADPH story in GREEN. You have 8 minutes. Go.' Set a visible timer. After 5 minutes, pause the class: 'Raise your hand if you have traced where ATP is used — look at your neighbour's diagram and see if you agree on the same step.' Allow 90 seconds of paired checking. Then introduce the card-sort: 'Now your group will build the Calvin cycle as a physical sequence. Every card must be placed — there are no trick cards. The last card is your most important one: connect it back to Amina's shaded sukuma wiki.' Circulate to each group — do NOT give answers; instead prompt with: 'Where does the CO₂ come from before it enters the leaf?' and 'If this step uses ATP, what lesson told us where that ATP was made?' Cold-call 2 groups to justify placement of the card 'Less light → less ATP/NADPH → cycle slows'. WAIT TIME: 12 seconds after each group prompt.</w:t>
-            </w:r>
-          </w:p>
-        </w:tc>
-        <w:tc>
-          <w:tcPr>
-            <w:tcW w:type="dxa" w:w="3040"/>
-            <w:shd w:fill="FFFFFF" w:color="auto" w:val="clear"/>
-            <w:tcMar>
-              <w:top w:type="dxa" w:w="60"/>
-              <w:left w:type="dxa" w:w="120"/>
-              <w:bottom w:type="dxa" w:w="60"/>
-              <w:right w:type="dxa" w:w="120"/>
-            </w:tcMar>
-            <w:vAlign w:val="top"/>
-          </w:tcPr>
-          <w:p>
-            <w:pPr>
-              <w:spacing w:after="40" w:before="0"/>
-              <w:jc w:val="left"/>
-            </w:pPr>
-            <w:r>
-              <w:rPr>
-                <w:rFonts w:ascii="Arial" w:cs="Arial" w:eastAsia="Arial" w:hAnsi="Arial"/>
-                <w:b w:val="false"/>
-                <w:bCs w:val="false"/>
-                <w:i w:val="false"/>
-                <w:iCs w:val="false"/>
-                <w:color w:val="000000"/>
-                <w:sz w:val="18"/>
-                <w:szCs w:val="18"/>
-              </w:rPr>
-              <w:t xml:space="preserve">Colour-Coded Tracing + Physical Card-Sort (Embodied Cognition + Sequential Reasoning): The colour-tracing makes abstract molecular flows visible and distinguishable, reducing cognitive overload. The physical manipulation of cards (embodied cognition) helps learners internalise the cyclic, regenerative nature of the Calvin cycle more durably than reading alone. Embedding a Kenya-specific card ('CO₂ enters leaf stomata above Lake Naivasha farmland') and the phenomenon-linked card ('less light → slower growth') anchors biochemistry in the lived context of the driving question.</w:t>
-            </w:r>
-          </w:p>
-        </w:tc>
-        <w:tc>
-          <w:tcPr>
-            <w:tcW w:type="dxa" w:w="3040"/>
-            <w:shd w:fill="F2F2F2" w:color="auto" w:val="clear"/>
-            <w:tcMar>
-              <w:top w:type="dxa" w:w="60"/>
-              <w:left w:type="dxa" w:w="120"/>
-              <w:bottom w:type="dxa" w:w="60"/>
-              <w:right w:type="dxa" w:w="120"/>
-            </w:tcMar>
-            <w:vAlign w:val="top"/>
-          </w:tcPr>
-          <w:p>
-            <w:pPr>
-              <w:spacing w:after="40" w:before="0"/>
-              <w:jc w:val="left"/>
-            </w:pPr>
-            <w:r>
-              <w:rPr>
-                <w:rFonts w:ascii="Arial" w:cs="Arial" w:eastAsia="Arial" w:hAnsi="Arial"/>
-                <w:b w:val="false"/>
-                <w:bCs w:val="false"/>
-                <w:i w:val="false"/>
-                <w:iCs w:val="false"/>
-                <w:color w:val="000000"/>
-                <w:sz w:val="18"/>
-                <w:szCs w:val="18"/>
-              </w:rPr>
-              <w:t xml:space="preserve">Teacher checks each group's card sequence for two critical placements: (1) 'ATP and NADPH from light reactions arrive in stroma' must precede 'G3P produced' — if groups place it after, this reveals a misconception that the Calvin cycle generates its own energy; (2) The last phenomenon-link card must be placed as a consequence of reduced ATP/NADPH, not as a separate standalone fact. Teacher notes groups with incorrect sequencing for targeted support in Explain phase. If &gt;50% of groups misplace the ATP/NADPH card, teacher pauses the class for a brief whole-group clarification before proceeding.</w:t>
-            </w:r>
-          </w:p>
-        </w:tc>
-      </w:tr>
-      <w:tr>
-        <w:tc>
-          <w:tcPr>
-            <w:tcW w:type="dxa" w:w="1520"/>
-            <w:shd w:fill="E2EFDA" w:color="auto" w:val="clear"/>
-            <w:tcMar>
-              <w:top w:type="dxa" w:w="60"/>
-              <w:left w:type="dxa" w:w="120"/>
-              <w:bottom w:type="dxa" w:w="60"/>
-              <w:right w:type="dxa" w:w="120"/>
-            </w:tcMar>
-            <w:vAlign w:val="top"/>
-          </w:tcPr>
-          <w:p>
-            <w:pPr>
-              <w:spacing w:after="40" w:before="0"/>
-              <w:jc w:val="left"/>
-            </w:pPr>
-            <w:r>
-              <w:rPr>
-                <w:rFonts w:ascii="Arial" w:cs="Arial" w:eastAsia="Arial" w:hAnsi="Arial"/>
-                <w:b/>
-                <w:bCs/>
-                <w:i w:val="false"/>
-                <w:iCs w:val="false"/>
-                <w:color w:val="000000"/>
-                <w:sz w:val="18"/>
-                <w:szCs w:val="18"/>
-              </w:rPr>
-              <w:t xml:space="preserve">Explain Phase</w:t>
-            </w:r>
-          </w:p>
-          <w:p>
-            <w:pPr>
-              <w:spacing w:after="20" w:before="0"/>
-            </w:pPr>
-            <w:r>
-              <w:rPr>
-                <w:rFonts w:ascii="Arial" w:cs="Arial" w:eastAsia="Arial" w:hAnsi="Arial"/>
-                <w:b/>
-                <w:bCs/>
-                <w:color w:val="1F3864"/>
-                <w:sz w:val="16"/>
-                <w:szCs w:val="16"/>
-              </w:rPr>
-              <w:t xml:space="preserve">📹 VIDEO:</w:t>
-            </w:r>
-          </w:p>
-          <w:p>
-            <w:pPr>
-              <w:spacing w:after="20" w:before="0"/>
-            </w:pPr>
-            <w:hyperlink w:history="1" r:id="rIdgkolcj99i3xl85h2o9tyt">
-              <w:r>
-                <w:rPr>
-                  <w:rFonts w:ascii="Arial" w:cs="Arial" w:eastAsia="Arial" w:hAnsi="Arial"/>
-                  <w:color w:val="2E75B6"/>
-                  <w:sz w:val="16"/>
-                  <w:szCs w:val="16"/>
-                  <w:u w:val="single" w:color="2E75B6"/>
-                </w:rPr>
-                <w:t xml:space="preserve">Breaking down photosynthesis stages</w:t>
-              </w:r>
-            </w:hyperlink>
-          </w:p>
-          <w:p>
-            <w:pPr>
-              <w:spacing w:after="10" w:before="0"/>
-              <w:ind w:left="120"/>
-            </w:pPr>
-            <w:r>
-              <w:rPr>
-                <w:rFonts w:ascii="Arial" w:cs="Arial" w:eastAsia="Arial" w:hAnsi="Arial"/>
-                <w:color w:val="595959"/>
-                <w:sz w:val="14"/>
-                <w:szCs w:val="14"/>
-              </w:rPr>
-              <w:t xml:space="preserve">Source: Khan Academy (English - US curriculum)</w:t>
-            </w:r>
-          </w:p>
-          <w:p>
-            <w:pPr>
-              <w:spacing w:after="10" w:before="0"/>
-              <w:ind w:left="120"/>
-            </w:pPr>
-            <w:hyperlink w:history="1" r:id="rIdvlselatlsevh_ccji6u5n">
-              <w:r>
-                <w:rPr>
-                  <w:rFonts w:ascii="Arial" w:cs="Arial" w:eastAsia="Arial" w:hAnsi="Arial"/>
-                  <w:color w:val="595959"/>
-                  <w:sz w:val="14"/>
-                  <w:szCs w:val="14"/>
-                  <w:u w:val="single" w:color="595959"/>
-                </w:rPr>
-                <w:t xml:space="preserve">🔍 Search ARES for similar videos</w:t>
-              </w:r>
-            </w:hyperlink>
-          </w:p>
-          <w:p>
-            <w:pPr>
-              <w:spacing w:after="40" w:before="0"/>
-            </w:pPr>
-            <w:r>
-              <w:rPr>
-                <w:sz w:val="14"/>
-                <w:szCs w:val="14"/>
-              </w:rPr>
-              <w:t xml:space="preserve"/>
-            </w:r>
-          </w:p>
-          <w:p>
-            <w:pPr>
-              <w:spacing w:after="20" w:before="0"/>
-            </w:pPr>
-            <w:r>
-              <w:rPr>
-                <w:rFonts w:ascii="Arial" w:cs="Arial" w:eastAsia="Arial" w:hAnsi="Arial"/>
-                <w:b/>
-                <w:bCs/>
-                <w:color w:val="1F3864"/>
-                <w:sz w:val="16"/>
-                <w:szCs w:val="16"/>
-              </w:rPr>
-              <w:t xml:space="preserve">📖 EXERCISE:</w:t>
-            </w:r>
-          </w:p>
-          <w:p>
-            <w:pPr>
-              <w:spacing w:after="20" w:before="0"/>
-            </w:pPr>
-            <w:hyperlink w:history="1" r:id="rIdi6h8zz3zf5vpjlvpmhbiu">
-              <w:r>
-                <w:rPr>
-                  <w:rFonts w:ascii="Arial" w:cs="Arial" w:eastAsia="Arial" w:hAnsi="Arial"/>
-                  <w:color w:val="2E75B6"/>
-                  <w:sz w:val="16"/>
-                  <w:szCs w:val="16"/>
-                  <w:u w:val="single" w:color="2E75B6"/>
-                </w:rPr>
-                <w:t xml:space="preserve">The Calvin cycle</w:t>
-              </w:r>
-            </w:hyperlink>
-          </w:p>
-          <w:p>
-            <w:pPr>
-              <w:spacing w:after="10" w:before="0"/>
-              <w:ind w:left="120"/>
-            </w:pPr>
-            <w:r>
-              <w:rPr>
-                <w:rFonts w:ascii="Arial" w:cs="Arial" w:eastAsia="Arial" w:hAnsi="Arial"/>
-                <w:color w:val="595959"/>
-                <w:sz w:val="14"/>
-                <w:szCs w:val="14"/>
-              </w:rPr>
-              <w:t xml:space="preserve">Source: Khan Academy (English - US curriculum)</w:t>
-            </w:r>
-          </w:p>
-          <w:p>
-            <w:pPr>
-              <w:spacing w:after="10" w:before="0"/>
-              <w:ind w:left="120"/>
-            </w:pPr>
-            <w:hyperlink w:history="1" r:id="rId2on2iezafwho6xy9m3udg">
-              <w:r>
-                <w:rPr>
-                  <w:rFonts w:ascii="Arial" w:cs="Arial" w:eastAsia="Arial" w:hAnsi="Arial"/>
-                  <w:color w:val="595959"/>
-                  <w:sz w:val="14"/>
-                  <w:szCs w:val="14"/>
-                  <w:u w:val="single" w:color="595959"/>
-                </w:rPr>
-                <w:t xml:space="preserve">🔍 Search ARES for similar readings</w:t>
-              </w:r>
-            </w:hyperlink>
-          </w:p>
-        </w:tc>
-        <w:tc>
-          <w:tcPr>
-            <w:tcW w:type="dxa" w:w="3040"/>
-            <w:shd w:fill="FFFFFF" w:color="auto" w:val="clear"/>
-            <w:tcMar>
-              <w:top w:type="dxa" w:w="60"/>
-              <w:left w:type="dxa" w:w="120"/>
-              <w:bottom w:type="dxa" w:w="60"/>
-              <w:right w:type="dxa" w:w="120"/>
-            </w:tcMar>
-            <w:vAlign w:val="top"/>
-          </w:tcPr>
-          <w:p>
-            <w:pPr>
-              <w:spacing w:after="40" w:before="0"/>
-              <w:jc w:val="left"/>
-            </w:pPr>
-            <w:r>
-              <w:rPr>
-                <w:rFonts w:ascii="Arial" w:cs="Arial" w:eastAsia="Arial" w:hAnsi="Arial"/>
-                <w:b w:val="false"/>
-                <w:bCs w:val="false"/>
-                <w:i w:val="false"/>
-                <w:iCs w:val="false"/>
-                <w:color w:val="000000"/>
-                <w:sz w:val="18"/>
-                <w:szCs w:val="18"/>
-              </w:rPr>
-              <w:t xml:space="preserve">Part A — Collaborative Diagram Construction (14 min): Whole class co-constructs a two-stage photosynthesis flow diagram on the board. Starting with an empty template (two large boxes labelled 'LIGHT-DEPENDENT REACTIONS — Thylakoid Membrane' and 'LIGHT-INDEPENDENT REACTIONS — Stroma'), learners are cold-called to come forward and add: inputs (light, water, CO₂, ADP+Pi, NADP⁺), outputs (O₂, ATP, NADPH, G3P, glucose), and connecting arrows labelled with molecule names. Each contributor must say one sentence explaining their addition. Part B — Think-Pair-Share Explanation (8 min): Learners answer in writing: 'Amina's sukuma wiki under the mango tree receives less light. Use the two-stage flow diagram to explain, step by step, why the plant grows more slowly. Your answer must mention: ATP, NADPH, Calvin cycle, G3P, glucose, and growth.' Pairs compare answers and refine. One pair is cold-called to read their explanation aloud.</w:t>
-            </w:r>
-          </w:p>
-        </w:tc>
-        <w:tc>
-          <w:tcPr>
-            <w:tcW w:type="dxa" w:w="3040"/>
-            <w:shd w:fill="F2F2F2" w:color="auto" w:val="clear"/>
-            <w:tcMar>
-              <w:top w:type="dxa" w:w="60"/>
-              <w:left w:type="dxa" w:w="120"/>
-              <w:bottom w:type="dxa" w:w="60"/>
-              <w:right w:type="dxa" w:w="120"/>
-            </w:tcMar>
-            <w:vAlign w:val="top"/>
-          </w:tcPr>
-          <w:p>
-            <w:pPr>
-              <w:spacing w:after="40" w:before="0"/>
-              <w:jc w:val="left"/>
-            </w:pPr>
-            <w:r>
-              <w:rPr>
-                <w:rFonts w:ascii="Arial" w:cs="Arial" w:eastAsia="Arial" w:hAnsi="Arial"/>
-                <w:b w:val="false"/>
-                <w:bCs w:val="false"/>
-                <w:i w:val="false"/>
-                <w:iCs w:val="false"/>
-                <w:color w:val="000000"/>
-                <w:sz w:val="18"/>
-                <w:szCs w:val="18"/>
-              </w:rPr>
-              <w:t xml:space="preserve">Begin by saying: 'We are now going to build the complete story of photosynthesis together — both stages — on the board. This diagram should explain everything we have observed about Amina's sukuma wiki.' Point to the empty two-box template and say: 'Who can tell me the first input into the light-dependent stage?' Cold-call (do not take volunteers first) — 10 seconds WAIT TIME. As learners add components, narrate connections: 'Notice — the ATP made HERE in the thylakoid travels THERE into the stroma. The Calvin cycle does not make its own energy; it borrows energy produced by light.' Use a red marker to draw a bold arrow from Box 1 to Box 2 labelled 'ATP + NADPH' and say: 'This arrow is the bridge. If light weakens, this arrow gets thinner. What happens downstream?' Cold-call 2 learners. For the Think-Pair-Share, circulate and read written responses — prompt weaker responses with: 'You said the plant grows slowly — but WHY? What molecule is missing that the plant needs to build new cells?' After pairs share, narrate the complete causal chain on the board: Less light → fewer electrons excited → less ATP + NADPH produced → Calvin cycle cannot reduce 3-PGA to G3P efficiently → less G3P → less glucose synthesised → less energy and fewer carbon skeletons for cell growth → sukuma wiki grows slowly and eventually loses chlorophyll. WAIT TIME: 12 seconds after every cold-call prompt.</w:t>
-            </w:r>
-          </w:p>
-        </w:tc>
-        <w:tc>
-          <w:tcPr>
-            <w:tcW w:type="dxa" w:w="3040"/>
-            <w:shd w:fill="FFFFFF" w:color="auto" w:val="clear"/>
-            <w:tcMar>
-              <w:top w:type="dxa" w:w="60"/>
-              <w:left w:type="dxa" w:w="120"/>
-              <w:bottom w:type="dxa" w:w="60"/>
-              <w:right w:type="dxa" w:w="120"/>
-            </w:tcMar>
-            <w:vAlign w:val="top"/>
-          </w:tcPr>
-          <w:p>
-            <w:pPr>
-              <w:spacing w:after="40" w:before="0"/>
-              <w:jc w:val="left"/>
-            </w:pPr>
-            <w:r>
-              <w:rPr>
-                <w:rFonts w:ascii="Arial" w:cs="Arial" w:eastAsia="Arial" w:hAnsi="Arial"/>
-                <w:b w:val="false"/>
-                <w:bCs w:val="false"/>
-                <w:i w:val="false"/>
-                <w:iCs w:val="false"/>
-                <w:color w:val="000000"/>
-                <w:sz w:val="18"/>
-                <w:szCs w:val="18"/>
-              </w:rPr>
-              <w:t xml:space="preserve">Collaborative Board Construction + Causal Chain Narration (Visible Thinking + Mechanistic Reasoning): Co-constructing the diagram makes the class's collective understanding visible and correctable in real time — errors are caught publicly and revised, modelling scientific practice. The explicit causal chain narration (using the connector 'therefore' between each step) trains learners in mechanistic explanation, a core NGSS Science and Engineering Practice (Constructing Explanations). Grounding every step in the sukuma wiki phenomenon ensures explanation remains purposeful rather than rote.</w:t>
-            </w:r>
-          </w:p>
-        </w:tc>
-        <w:tc>
-          <w:tcPr>
-            <w:tcW w:type="dxa" w:w="3040"/>
-            <w:shd w:fill="F2F2F2" w:color="auto" w:val="clear"/>
-            <w:tcMar>
-              <w:top w:type="dxa" w:w="60"/>
-              <w:left w:type="dxa" w:w="120"/>
-              <w:bottom w:type="dxa" w:w="60"/>
-              <w:right w:type="dxa" w:w="120"/>
-            </w:tcMar>
-            <w:vAlign w:val="top"/>
-          </w:tcPr>
-          <w:p>
-            <w:pPr>
-              <w:spacing w:after="40" w:before="0"/>
-              <w:jc w:val="left"/>
-            </w:pPr>
-            <w:r>
-              <w:rPr>
-                <w:rFonts w:ascii="Arial" w:cs="Arial" w:eastAsia="Arial" w:hAnsi="Arial"/>
-                <w:b w:val="false"/>
-                <w:bCs w:val="false"/>
-                <w:i w:val="false"/>
-                <w:iCs w:val="false"/>
-                <w:color w:val="000000"/>
-                <w:sz w:val="18"/>
-                <w:szCs w:val="18"/>
-              </w:rPr>
-              <w:t xml:space="preserve">Observable indicators: (1) During board construction — learner correctly places 'ATP + NADPH' as outputs of Box 1 AND inputs of Box 2 without prompting: strong understanding of inter-stage dependency; (2) Written Think-Pair-Share — learner's causal chain includes all six required terms in a logical sequence: meets learning outcome; (3) Learner conflates light reactions and Calvin cycle as happening in the same location (thylakoid): misconception flagged — teacher immediately clarifies using the diagram. Teacher collects 5 randomly selected written responses to review after class.</w:t>
-            </w:r>
-          </w:p>
-        </w:tc>
-      </w:tr>
-      <w:tr>
-        <w:tc>
-          <w:tcPr>
-            <w:tcW w:type="dxa" w:w="1520"/>
-            <w:shd w:fill="FCE4D6" w:color="auto" w:val="clear"/>
-            <w:tcMar>
-              <w:top w:type="dxa" w:w="60"/>
-              <w:left w:type="dxa" w:w="120"/>
-              <w:bottom w:type="dxa" w:w="60"/>
-              <w:right w:type="dxa" w:w="120"/>
-            </w:tcMar>
-            <w:vAlign w:val="top"/>
-          </w:tcPr>
-          <w:p>
-            <w:pPr>
-              <w:spacing w:after="40" w:before="0"/>
-              <w:jc w:val="left"/>
-            </w:pPr>
-            <w:r>
-              <w:rPr>
-                <w:rFonts w:ascii="Arial" w:cs="Arial" w:eastAsia="Arial" w:hAnsi="Arial"/>
-                <w:b/>
-                <w:bCs/>
-                <w:i w:val="false"/>
-                <w:iCs w:val="false"/>
-                <w:color w:val="000000"/>
-                <w:sz w:val="18"/>
-                <w:szCs w:val="18"/>
-              </w:rPr>
-              <w:t xml:space="preserve">Driving Question Board (DQB) Creation</w:t>
-            </w:r>
-          </w:p>
-          <w:p>
-            <w:pPr>
-              <w:spacing w:after="20" w:before="0"/>
-            </w:pPr>
-            <w:r>
-              <w:rPr>
-                <w:rFonts w:ascii="Arial" w:cs="Arial" w:eastAsia="Arial" w:hAnsi="Arial"/>
-                <w:b/>
-                <w:bCs/>
-                <w:color w:val="1F3864"/>
-                <w:sz w:val="16"/>
-                <w:szCs w:val="16"/>
-              </w:rPr>
-              <w:t xml:space="preserve">📹 VIDEO:</w:t>
-            </w:r>
-          </w:p>
-          <w:p>
-            <w:pPr>
-              <w:spacing w:after="20" w:before="0"/>
-            </w:pPr>
-            <w:hyperlink w:history="1" r:id="rIdloouzolegwhmzm1akltoa">
-              <w:r>
-                <w:rPr>
-                  <w:rFonts w:ascii="Arial" w:cs="Arial" w:eastAsia="Arial" w:hAnsi="Arial"/>
-                  <w:color w:val="2E75B6"/>
-                  <w:sz w:val="16"/>
-                  <w:szCs w:val="16"/>
-                  <w:u w:val="single" w:color="2E75B6"/>
-                </w:rPr>
-                <w:t xml:space="preserve">Photosynthesis</w:t>
-              </w:r>
-            </w:hyperlink>
-          </w:p>
-          <w:p>
-            <w:pPr>
-              <w:spacing w:after="10" w:before="0"/>
-              <w:ind w:left="120"/>
-            </w:pPr>
-            <w:r>
-              <w:rPr>
-                <w:rFonts w:ascii="Arial" w:cs="Arial" w:eastAsia="Arial" w:hAnsi="Arial"/>
-                <w:color w:val="595959"/>
-                <w:sz w:val="14"/>
-                <w:szCs w:val="14"/>
-              </w:rPr>
-              <w:t xml:space="preserve">Source: Khan Academy (English - US curriculum)</w:t>
-            </w:r>
-          </w:p>
-          <w:p>
-            <w:pPr>
-              <w:spacing w:after="10" w:before="0"/>
-              <w:ind w:left="120"/>
-            </w:pPr>
-            <w:hyperlink w:history="1" r:id="rIdlfitvzrjvz2xyjcr40nas">
-              <w:r>
-                <w:rPr>
-                  <w:rFonts w:ascii="Arial" w:cs="Arial" w:eastAsia="Arial" w:hAnsi="Arial"/>
-                  <w:color w:val="595959"/>
-                  <w:sz w:val="14"/>
-                  <w:szCs w:val="14"/>
-                  <w:u w:val="single" w:color="595959"/>
-                </w:rPr>
-                <w:t xml:space="preserve">🔍 Search ARES for similar videos</w:t>
-              </w:r>
-            </w:hyperlink>
-          </w:p>
-          <w:p>
-            <w:pPr>
-              <w:spacing w:after="40" w:before="0"/>
-            </w:pPr>
-            <w:r>
-              <w:rPr>
-                <w:sz w:val="14"/>
-                <w:szCs w:val="14"/>
-              </w:rPr>
-              <w:t xml:space="preserve"/>
-            </w:r>
-          </w:p>
-          <w:p>
-            <w:pPr>
-              <w:spacing w:after="20" w:before="0"/>
-            </w:pPr>
-            <w:r>
-              <w:rPr>
-                <w:rFonts w:ascii="Arial" w:cs="Arial" w:eastAsia="Arial" w:hAnsi="Arial"/>
-                <w:b/>
-                <w:bCs/>
-                <w:color w:val="1F3864"/>
-                <w:sz w:val="16"/>
-                <w:szCs w:val="16"/>
-              </w:rPr>
-              <w:t xml:space="preserve">📖 HTML:</w:t>
-            </w:r>
-          </w:p>
-          <w:p>
-            <w:pPr>
-              <w:spacing w:after="20" w:before="0"/>
-            </w:pPr>
-            <w:hyperlink w:history="1" r:id="rIdfgzrgsiltwg5jfyhlo1ns">
-              <w:r>
-                <w:rPr>
-                  <w:rFonts w:ascii="Arial" w:cs="Arial" w:eastAsia="Arial" w:hAnsi="Arial"/>
-                  <w:color w:val="2E75B6"/>
-                  <w:sz w:val="16"/>
-                  <w:szCs w:val="16"/>
-                  <w:u w:val="single" w:color="2E75B6"/>
-                </w:rPr>
-                <w:t xml:space="preserve">Calvin Cycle (Flexbook)</w:t>
-              </w:r>
-            </w:hyperlink>
-          </w:p>
-          <w:p>
-            <w:pPr>
-              <w:spacing w:after="10" w:before="0"/>
-              <w:ind w:left="120"/>
-            </w:pPr>
-            <w:r>
-              <w:rPr>
-                <w:rFonts w:ascii="Arial" w:cs="Arial" w:eastAsia="Arial" w:hAnsi="Arial"/>
-                <w:color w:val="595959"/>
-                <w:sz w:val="14"/>
-                <w:szCs w:val="14"/>
-              </w:rPr>
-              <w:t xml:space="preserve">Source: CK-12</w:t>
-            </w:r>
-          </w:p>
-          <w:p>
-            <w:pPr>
-              <w:spacing w:after="10" w:before="0"/>
-              <w:ind w:left="120"/>
-            </w:pPr>
-            <w:hyperlink w:history="1" r:id="rIdzqxnffejw822fb40u09eu">
-              <w:r>
-                <w:rPr>
-                  <w:rFonts w:ascii="Arial" w:cs="Arial" w:eastAsia="Arial" w:hAnsi="Arial"/>
-                  <w:color w:val="595959"/>
-                  <w:sz w:val="14"/>
-                  <w:szCs w:val="14"/>
-                  <w:u w:val="single" w:color="595959"/>
-                </w:rPr>
-                <w:t xml:space="preserve">🔍 Search ARES for similar readings</w:t>
-              </w:r>
-            </w:hyperlink>
-          </w:p>
-        </w:tc>
-        <w:tc>
-          <w:tcPr>
-            <w:tcW w:type="dxa" w:w="3040"/>
-            <w:shd w:fill="FFFFFF" w:color="auto" w:val="clear"/>
-            <w:tcMar>
-              <w:top w:type="dxa" w:w="60"/>
-              <w:left w:type="dxa" w:w="120"/>
-              <w:bottom w:type="dxa" w:w="60"/>
-              <w:right w:type="dxa" w:w="120"/>
-            </w:tcMar>
-            <w:vAlign w:val="top"/>
-          </w:tcPr>
-          <w:p>
-            <w:pPr>
-              <w:spacing w:after="40" w:before="0"/>
-              <w:jc w:val="left"/>
-            </w:pPr>
-            <w:r>
-              <w:rPr>
-                <w:rFonts w:ascii="Arial" w:cs="Arial" w:eastAsia="Arial" w:hAnsi="Arial"/>
-                <w:b w:val="false"/>
-                <w:bCs w:val="false"/>
-                <w:i w:val="false"/>
-                <w:iCs w:val="false"/>
-                <w:color w:val="000000"/>
-                <w:sz w:val="18"/>
-                <w:szCs w:val="18"/>
-              </w:rPr>
-              <w:t xml:space="preserve">Learners return to the class Driving Question Board. Each learner reviews the sticky notes posted in Lessons 1–5. They identify at least TWO questions on the board that they can now answer using knowledge from Lessons 4–6 (light-dependent and light-independent reactions). They write a 2–3 sentence answer on a differently coloured sticky note and attach it below the original question. They also add ONE new question prompted by today's lesson (e.g., 'If the plant makes G3P, how exactly is G3P turned into the cellulose of the sukuma wiki leaf?' or 'Does the Calvin cycle stop completely at night, or just slow down?'). Whole class briefly shares two answered questions and one new question.</w:t>
-            </w:r>
-          </w:p>
-        </w:tc>
-        <w:tc>
-          <w:tcPr>
-            <w:tcW w:type="dxa" w:w="3040"/>
-            <w:shd w:fill="F2F2F2" w:color="auto" w:val="clear"/>
-            <w:tcMar>
-              <w:top w:type="dxa" w:w="60"/>
-              <w:left w:type="dxa" w:w="120"/>
-              <w:bottom w:type="dxa" w:w="60"/>
-              <w:right w:type="dxa" w:w="120"/>
-            </w:tcMar>
-            <w:vAlign w:val="top"/>
-          </w:tcPr>
-          <w:p>
-            <w:pPr>
-              <w:spacing w:after="40" w:before="0"/>
-              <w:jc w:val="left"/>
-            </w:pPr>
-            <w:r>
-              <w:rPr>
-                <w:rFonts w:ascii="Arial" w:cs="Arial" w:eastAsia="Arial" w:hAnsi="Arial"/>
-                <w:b w:val="false"/>
-                <w:bCs w:val="false"/>
-                <w:i w:val="false"/>
-                <w:iCs w:val="false"/>
-                <w:color w:val="000000"/>
-                <w:sz w:val="18"/>
-                <w:szCs w:val="18"/>
-              </w:rPr>
-              <w:t xml:space="preserve">Direct learners to the DQB: 'Look at the questions we have built up over six lessons. You now know about both stages of photosynthesis. Pick any two questions you can answer today — not questions about transport or wilting yet, those are coming. Write your answer on a GREEN sticky note and pin it below the question.' Allow 5 minutes. Then say: 'Before we leave the DQB, add one new question the Calvin cycle has raised for you — something you are still curious about. Pink sticky note, top right cluster.' After posting, cold-call 2 learners to read an answered question and their evidence. Say: 'Notice how our board is filling up with answers — we are building a scientific explanation together, piece by piece, just like researchers at KEMRI or the University of Nairobi would do.' WAIT TIME: 10 seconds when asking for new questions.</w:t>
-            </w:r>
-          </w:p>
-        </w:tc>
-        <w:tc>
-          <w:tcPr>
-            <w:tcW w:type="dxa" w:w="3040"/>
-            <w:shd w:fill="FFFFFF" w:color="auto" w:val="clear"/>
-            <w:tcMar>
-              <w:top w:type="dxa" w:w="60"/>
-              <w:left w:type="dxa" w:w="120"/>
-              <w:bottom w:type="dxa" w:w="60"/>
-              <w:right w:type="dxa" w:w="120"/>
-            </w:tcMar>
-            <w:vAlign w:val="top"/>
-          </w:tcPr>
-          <w:p>
-            <w:pPr>
-              <w:spacing w:after="40" w:before="0"/>
-              <w:jc w:val="left"/>
-            </w:pPr>
-            <w:r>
-              <w:rPr>
-                <w:rFonts w:ascii="Arial" w:cs="Arial" w:eastAsia="Arial" w:hAnsi="Arial"/>
-                <w:b w:val="false"/>
-                <w:bCs w:val="false"/>
-                <w:i w:val="false"/>
-                <w:iCs w:val="false"/>
-                <w:color w:val="000000"/>
-                <w:sz w:val="18"/>
-                <w:szCs w:val="18"/>
-              </w:rPr>
-              <w:t xml:space="preserve">Driving Question Board Revisit (Metacognitive Monitoring + Collaborative Knowledge Building): Returning to the DQB makes learning progress visible — learners literally see their questions being answered, which builds epistemic confidence. Adding new questions models the scientific disposition that answering one question generates further inquiry. Referencing Kenyan research institutions (KEMRI, University of Nairobi) contextualises the practice as authentically scientific and locally relevant.</w:t>
-            </w:r>
-          </w:p>
-        </w:tc>
-        <w:tc>
-          <w:tcPr>
-            <w:tcW w:type="dxa" w:w="3040"/>
-            <w:shd w:fill="F2F2F2" w:color="auto" w:val="clear"/>
-            <w:tcMar>
-              <w:top w:type="dxa" w:w="60"/>
-              <w:left w:type="dxa" w:w="120"/>
-              <w:bottom w:type="dxa" w:w="60"/>
-              <w:right w:type="dxa" w:w="120"/>
-            </w:tcMar>
-            <w:vAlign w:val="top"/>
-          </w:tcPr>
-          <w:p>
-            <w:pPr>
-              <w:spacing w:after="40" w:before="0"/>
-              <w:jc w:val="left"/>
-            </w:pPr>
-            <w:r>
-              <w:rPr>
-                <w:rFonts w:ascii="Arial" w:cs="Arial" w:eastAsia="Arial" w:hAnsi="Arial"/>
-                <w:b w:val="false"/>
-                <w:bCs w:val="false"/>
-                <w:i w:val="false"/>
-                <w:iCs w:val="false"/>
-                <w:color w:val="000000"/>
-                <w:sz w:val="18"/>
-                <w:szCs w:val="18"/>
-              </w:rPr>
-              <w:t xml:space="preserve">Teacher scans green sticky-note answers for accuracy and causal depth. Observable indicators: (1) Learner answers 'Why does shade cause slow growth?' with a complete causal chain mentioning ATP/NADPH and glucose: demonstrates integration of Lessons 5–6; (2) Learner's answer is limited to 'less light = less food': indicates surface-level understanding — teacher makes a note to probe this learner during model-building; (3) Quality of new questions: questions about the biochemical fate of G3P or the role of enzymes indicate higher-order curiosity beyond curriculum floor; questions about unrelated topics indicate the learner may be confused about lesson boundaries.</w:t>
-            </w:r>
-          </w:p>
-        </w:tc>
-      </w:tr>
-      <w:tr>
-        <w:tc>
-          <w:tcPr>
-            <w:tcW w:type="dxa" w:w="1520"/>
-            <w:shd w:fill="D5E8F0" w:color="auto" w:val="clear"/>
-            <w:tcMar>
-              <w:top w:type="dxa" w:w="60"/>
-              <w:left w:type="dxa" w:w="120"/>
-              <w:bottom w:type="dxa" w:w="60"/>
-              <w:right w:type="dxa" w:w="120"/>
-            </w:tcMar>
-            <w:vAlign w:val="top"/>
-          </w:tcPr>
-          <w:p>
-            <w:pPr>
-              <w:spacing w:after="40" w:before="0"/>
-              <w:jc w:val="left"/>
-            </w:pPr>
-            <w:r>
-              <w:rPr>
-                <w:rFonts w:ascii="Arial" w:cs="Arial" w:eastAsia="Arial" w:hAnsi="Arial"/>
-                <w:b/>
-                <w:bCs/>
-                <w:i w:val="false"/>
-                <w:iCs w:val="false"/>
-                <w:color w:val="000000"/>
-                <w:sz w:val="18"/>
-                <w:szCs w:val="18"/>
-              </w:rPr>
-              <w:t xml:space="preserve">Model Building Phase</w:t>
-            </w:r>
-          </w:p>
-          <w:p>
-            <w:pPr>
-              <w:spacing w:after="20" w:before="0"/>
-            </w:pPr>
-            <w:r>
-              <w:rPr>
-                <w:rFonts w:ascii="Arial" w:cs="Arial" w:eastAsia="Arial" w:hAnsi="Arial"/>
-                <w:b/>
-                <w:bCs/>
-                <w:color w:val="1F3864"/>
-                <w:sz w:val="16"/>
-                <w:szCs w:val="16"/>
-              </w:rPr>
-              <w:t xml:space="preserve">📹 VIDEO:</w:t>
-            </w:r>
-          </w:p>
-          <w:p>
-            <w:pPr>
-              <w:spacing w:after="20" w:before="0"/>
-            </w:pPr>
-            <w:hyperlink w:history="1" r:id="rId0uuqty8wpugkbrpqa1ozr">
-              <w:r>
-                <w:rPr>
-                  <w:rFonts w:ascii="Arial" w:cs="Arial" w:eastAsia="Arial" w:hAnsi="Arial"/>
-                  <w:color w:val="2E75B6"/>
-                  <w:sz w:val="16"/>
-                  <w:szCs w:val="16"/>
-                  <w:u w:val="single" w:color="2E75B6"/>
-                </w:rPr>
-                <w:t xml:space="preserve">Photosynthesis:  Calvin cycle</w:t>
-              </w:r>
-            </w:hyperlink>
-          </w:p>
-          <w:p>
-            <w:pPr>
-              <w:spacing w:after="10" w:before="0"/>
-              <w:ind w:left="120"/>
-            </w:pPr>
-            <w:r>
-              <w:rPr>
-                <w:rFonts w:ascii="Arial" w:cs="Arial" w:eastAsia="Arial" w:hAnsi="Arial"/>
-                <w:color w:val="595959"/>
-                <w:sz w:val="14"/>
-                <w:szCs w:val="14"/>
-              </w:rPr>
-              <w:t xml:space="preserve">Source: Khan Academy (English - US curriculum)</w:t>
-            </w:r>
-          </w:p>
-          <w:p>
-            <w:pPr>
-              <w:spacing w:after="10" w:before="0"/>
-              <w:ind w:left="120"/>
-            </w:pPr>
-            <w:hyperlink w:history="1" r:id="rId7aexq_qr4o29qxnozggpm">
-              <w:r>
-                <w:rPr>
-                  <w:rFonts w:ascii="Arial" w:cs="Arial" w:eastAsia="Arial" w:hAnsi="Arial"/>
-                  <w:color w:val="595959"/>
-                  <w:sz w:val="14"/>
-                  <w:szCs w:val="14"/>
-                  <w:u w:val="single" w:color="595959"/>
-                </w:rPr>
-                <w:t xml:space="preserve">🔍 Search ARES for similar videos</w:t>
-              </w:r>
-            </w:hyperlink>
-          </w:p>
-          <w:p>
-            <w:pPr>
-              <w:spacing w:after="40" w:before="0"/>
-            </w:pPr>
-            <w:r>
-              <w:rPr>
-                <w:sz w:val="14"/>
-                <w:szCs w:val="14"/>
-              </w:rPr>
-              <w:t xml:space="preserve"/>
-            </w:r>
-          </w:p>
-          <w:p>
-            <w:pPr>
-              <w:spacing w:after="20" w:before="0"/>
-            </w:pPr>
-            <w:r>
-              <w:rPr>
-                <w:rFonts w:ascii="Arial" w:cs="Arial" w:eastAsia="Arial" w:hAnsi="Arial"/>
-                <w:b/>
-                <w:bCs/>
-                <w:color w:val="1F3864"/>
-                <w:sz w:val="16"/>
-                <w:szCs w:val="16"/>
-              </w:rPr>
-              <w:t xml:space="preserve">📖 HTML:</w:t>
-            </w:r>
-          </w:p>
-          <w:p>
-            <w:pPr>
-              <w:spacing w:after="20" w:before="0"/>
-            </w:pPr>
-            <w:hyperlink w:history="1" r:id="rId1dxci6vw91kw3da54ak_m">
-              <w:r>
-                <w:rPr>
-                  <w:rFonts w:ascii="Arial" w:cs="Arial" w:eastAsia="Arial" w:hAnsi="Arial"/>
-                  <w:color w:val="2E75B6"/>
-                  <w:sz w:val="16"/>
-                  <w:szCs w:val="16"/>
-                  <w:u w:val="single" w:color="2E75B6"/>
-                </w:rPr>
-                <w:t xml:space="preserve">Calvin Cycle (Flexbook)</w:t>
-              </w:r>
-            </w:hyperlink>
-          </w:p>
-          <w:p>
-            <w:pPr>
-              <w:spacing w:after="10" w:before="0"/>
-              <w:ind w:left="120"/>
-            </w:pPr>
-            <w:r>
-              <w:rPr>
-                <w:rFonts w:ascii="Arial" w:cs="Arial" w:eastAsia="Arial" w:hAnsi="Arial"/>
-                <w:color w:val="595959"/>
-                <w:sz w:val="14"/>
-                <w:szCs w:val="14"/>
-              </w:rPr>
-              <w:t xml:space="preserve">Source: CK-12</w:t>
-            </w:r>
-          </w:p>
-          <w:p>
-            <w:pPr>
-              <w:spacing w:after="10" w:before="0"/>
-              <w:ind w:left="120"/>
-            </w:pPr>
-            <w:hyperlink w:history="1" r:id="rIdbd8m2dqr_2k3jszabgtju">
+            <w:hyperlink w:history="1" r:id="rIddrivo_zx2-cu0hhjjz3nn">
               <w:r>
                 <w:rPr>
                   <w:rFonts w:ascii="Arial" w:cs="Arial" w:eastAsia="Arial" w:hAnsi="Arial"/>
@@ -19967,7 +20468,7 @@
         </w:rPr>
         <w:t xml:space="preserve">© 2026 SeaVuria and ARES. Aligned with KICD objectives. Developed by SeaVuria; technical implementation by ARES (with AI assistance from Claude). Licensed under </w:t>
       </w:r>
-      <w:hyperlink w:history="1" r:id="rIdiv-rkemgn7rkce_v0rj-t">
+      <w:hyperlink w:history="1" r:id="rIdy4ivvjoaosevddnr4unrg">
         <w:r>
           <w:rPr>
             <w:rFonts w:ascii="Arial" w:cs="Arial" w:eastAsia="Arial" w:hAnsi="Arial"/>
@@ -19988,7 +20489,7 @@
         </w:rPr>
         <w:t xml:space="preserve"> (</w:t>
       </w:r>
-      <w:hyperlink w:history="1" r:id="rId2qzfhtld0rkz2qllophbf">
+      <w:hyperlink w:history="1" r:id="rId1kqrjgovnh2kuetvcrubc">
         <w:r>
           <w:rPr>
             <w:rFonts w:ascii="Arial" w:cs="Arial" w:eastAsia="Arial" w:hAnsi="Arial"/>
@@ -21002,7 +21503,7 @@
             <w:pPr>
               <w:spacing w:after="20" w:before="0"/>
             </w:pPr>
-            <w:hyperlink w:history="1" r:id="rIdfyu-ri0mhot9-7cxg1a96">
+            <w:hyperlink w:history="1" r:id="rIdxdylijxlkn-ltcmcooxer">
               <w:r>
                 <w:rPr>
                   <w:rFonts w:ascii="Arial" w:cs="Arial" w:eastAsia="Arial" w:hAnsi="Arial"/>
@@ -21035,7 +21536,7 @@
               <w:spacing w:after="10" w:before="0"/>
               <w:ind w:left="120"/>
             </w:pPr>
-            <w:hyperlink w:history="1" r:id="rIdqu6ktd1rtnyywcjpfwtun">
+            <w:hyperlink w:history="1" r:id="rIdwmlrzcwkid-p6ttltrcow">
               <w:r>
                 <w:rPr>
                   <w:rFonts w:ascii="Arial" w:cs="Arial" w:eastAsia="Arial" w:hAnsi="Arial"/>
@@ -21080,7 +21581,7 @@
             <w:pPr>
               <w:spacing w:after="20" w:before="0"/>
             </w:pPr>
-            <w:hyperlink w:history="1" r:id="rIdvi9pdwvah1ock--hcwiba">
+            <w:hyperlink w:history="1" r:id="rIdmkjbffx0xg43bmbn60bdi">
               <w:r>
                 <w:rPr>
                   <w:rFonts w:ascii="Arial" w:cs="Arial" w:eastAsia="Arial" w:hAnsi="Arial"/>
@@ -21113,7 +21614,7 @@
               <w:spacing w:after="10" w:before="0"/>
               <w:ind w:left="120"/>
             </w:pPr>
-            <w:hyperlink w:history="1" r:id="rIdtkzurwtpc_q6jsvtt30h_">
+            <w:hyperlink w:history="1" r:id="rIdj54z7nsea3h2rmbnivrhe">
               <w:r>
                 <w:rPr>
                   <w:rFonts w:ascii="Arial" w:cs="Arial" w:eastAsia="Arial" w:hAnsi="Arial"/>
@@ -21384,7 +21885,7 @@
             <w:pPr>
               <w:spacing w:after="20" w:before="0"/>
             </w:pPr>
-            <w:hyperlink w:history="1" r:id="rIdwtfcctcr181cbzdkxj7is">
+            <w:hyperlink w:history="1" r:id="rIdqpgtwssj7qscwdbmhejxh">
               <w:r>
                 <w:rPr>
                   <w:rFonts w:ascii="Arial" w:cs="Arial" w:eastAsia="Arial" w:hAnsi="Arial"/>
@@ -21417,7 +21918,7 @@
               <w:spacing w:after="10" w:before="0"/>
               <w:ind w:left="120"/>
             </w:pPr>
-            <w:hyperlink w:history="1" r:id="rIdusqscp8hfoccfyivfzku9">
+            <w:hyperlink w:history="1" r:id="rIdx0sy6t4kzqnpunyggxb6y">
               <w:r>
                 <w:rPr>
                   <w:rFonts w:ascii="Arial" w:cs="Arial" w:eastAsia="Arial" w:hAnsi="Arial"/>
@@ -21462,7 +21963,7 @@
             <w:pPr>
               <w:spacing w:after="20" w:before="0"/>
             </w:pPr>
-            <w:hyperlink w:history="1" r:id="rIdrytshvi-vdgzu4rk38pig">
+            <w:hyperlink w:history="1" r:id="rIdrpiks_tihtilvdnqm2fji">
               <w:r>
                 <w:rPr>
                   <w:rFonts w:ascii="Arial" w:cs="Arial" w:eastAsia="Arial" w:hAnsi="Arial"/>
@@ -21471,7 +21972,7 @@
                   <w:szCs w:val="16"/>
                   <w:u w:val="single" w:color="2E75B6"/>
                 </w:rPr>
-                <w:t xml:space="preserve">Secant lines &amp; average rate of change</w:t>
+                <w:t xml:space="preserve">Independent versus dependent variables</w:t>
               </w:r>
             </w:hyperlink>
           </w:p>
@@ -21495,7 +21996,7 @@
               <w:spacing w:after="10" w:before="0"/>
               <w:ind w:left="120"/>
             </w:pPr>
-            <w:hyperlink w:history="1" r:id="rIdhpemitdintu7ukkxi3x5z">
+            <w:hyperlink w:history="1" r:id="rIdsoruy0x-csuxtqqnznuue">
               <w:r>
                 <w:rPr>
                   <w:rFonts w:ascii="Arial" w:cs="Arial" w:eastAsia="Arial" w:hAnsi="Arial"/>
@@ -21994,7 +22495,7 @@
             <w:pPr>
               <w:spacing w:after="20" w:before="0"/>
             </w:pPr>
-            <w:hyperlink w:history="1" r:id="rIdyljo4r5wyzpqsikxdhbkm">
+            <w:hyperlink w:history="1" r:id="rIduc66hjc8gcmvbod2yt5lb">
               <w:r>
                 <w:rPr>
                   <w:rFonts w:ascii="Arial" w:cs="Arial" w:eastAsia="Arial" w:hAnsi="Arial"/>
@@ -22027,7 +22528,7 @@
               <w:spacing w:after="10" w:before="0"/>
               <w:ind w:left="120"/>
             </w:pPr>
-            <w:hyperlink w:history="1" r:id="rId7u9pv4hmqcgpkuk1hszv8">
+            <w:hyperlink w:history="1" r:id="rIdxxsoszmito8xpjm9w1_r7">
               <w:r>
                 <w:rPr>
                   <w:rFonts w:ascii="Arial" w:cs="Arial" w:eastAsia="Arial" w:hAnsi="Arial"/>
@@ -22072,7 +22573,7 @@
             <w:pPr>
               <w:spacing w:after="20" w:before="0"/>
             </w:pPr>
-            <w:hyperlink w:history="1" r:id="rIdk174rzv465vyra1xj_qsg">
+            <w:hyperlink w:history="1" r:id="rIdfi9uinxqnmafkpk8m63xz">
               <w:r>
                 <w:rPr>
                   <w:rFonts w:ascii="Arial" w:cs="Arial" w:eastAsia="Arial" w:hAnsi="Arial"/>
@@ -22087,6 +22588,22 @@
           </w:p>
           <w:p>
             <w:pPr>
+              <w:spacing w:after="20" w:before="0"/>
+            </w:pPr>
+            <w:r>
+              <w:rPr>
+                <w:rFonts w:ascii="Arial" w:cs="Arial" w:eastAsia="Arial" w:hAnsi="Arial"/>
+                <w:i/>
+                <w:iCs/>
+                <w:color w:val="595959"/>
+                <w:sz w:val="16"/>
+                <w:szCs w:val="16"/>
+              </w:rPr>
+              <w:t xml:space="preserve">Related topic: not an exact match for this lesson.</w:t>
+            </w:r>
+          </w:p>
+          <w:p>
+            <w:pPr>
               <w:spacing w:after="10" w:before="0"/>
               <w:ind w:left="120"/>
             </w:pPr>
@@ -22105,7 +22622,7 @@
               <w:spacing w:after="10" w:before="0"/>
               <w:ind w:left="120"/>
             </w:pPr>
-            <w:hyperlink w:history="1" r:id="rIdiogendnggdaquxx5pe0tj">
+            <w:hyperlink w:history="1" r:id="rIdbadqdc6lq4fqat5leznms">
               <w:r>
                 <w:rPr>
                   <w:rFonts w:ascii="Arial" w:cs="Arial" w:eastAsia="Arial" w:hAnsi="Arial"/>
@@ -22376,7 +22893,7 @@
             <w:pPr>
               <w:spacing w:after="20" w:before="0"/>
             </w:pPr>
-            <w:hyperlink w:history="1" r:id="rId-jclxj9uakflsl_funqo9">
+            <w:hyperlink w:history="1" r:id="rIdwr4u7znrm3xogaylmkqh_">
               <w:r>
                 <w:rPr>
                   <w:rFonts w:ascii="Arial" w:cs="Arial" w:eastAsia="Arial" w:hAnsi="Arial"/>
@@ -22385,7 +22902,7 @@
                   <w:szCs w:val="16"/>
                   <w:u w:val="single" w:color="2E75B6"/>
                 </w:rPr>
-                <w:t xml:space="preserve">Dependent &amp; independent variables</w:t>
+                <w:t xml:space="preserve">Dependent &amp; independent variables: graphing</w:t>
               </w:r>
             </w:hyperlink>
           </w:p>
@@ -22409,7 +22926,7 @@
               <w:spacing w:after="10" w:before="0"/>
               <w:ind w:left="120"/>
             </w:pPr>
-            <w:hyperlink w:history="1" r:id="rIdf-lvfcvc4md21nuyzpiwm">
+            <w:hyperlink w:history="1" r:id="rIdbaqz7qbwm514y6vy9czh7">
               <w:r>
                 <w:rPr>
                   <w:rFonts w:ascii="Arial" w:cs="Arial" w:eastAsia="Arial" w:hAnsi="Arial"/>
@@ -22454,7 +22971,7 @@
             <w:pPr>
               <w:spacing w:after="20" w:before="0"/>
             </w:pPr>
-            <w:hyperlink w:history="1" r:id="rIdzkiluzvxg_nhed016jdpd">
+            <w:hyperlink w:history="1" r:id="rIdhob4coumnswnnfhkxhw4f">
               <w:r>
                 <w:rPr>
                   <w:rFonts w:ascii="Arial" w:cs="Arial" w:eastAsia="Arial" w:hAnsi="Arial"/>
@@ -22469,6 +22986,22 @@
           </w:p>
           <w:p>
             <w:pPr>
+              <w:spacing w:after="20" w:before="0"/>
+            </w:pPr>
+            <w:r>
+              <w:rPr>
+                <w:rFonts w:ascii="Arial" w:cs="Arial" w:eastAsia="Arial" w:hAnsi="Arial"/>
+                <w:i/>
+                <w:iCs/>
+                <w:color w:val="595959"/>
+                <w:sz w:val="16"/>
+                <w:szCs w:val="16"/>
+              </w:rPr>
+              <w:t xml:space="preserve">Related topic: not an exact match for this lesson.</w:t>
+            </w:r>
+          </w:p>
+          <w:p>
+            <w:pPr>
               <w:spacing w:after="10" w:before="0"/>
               <w:ind w:left="120"/>
             </w:pPr>
@@ -22487,7 +23020,7 @@
               <w:spacing w:after="10" w:before="0"/>
               <w:ind w:left="120"/>
             </w:pPr>
-            <w:hyperlink w:history="1" r:id="rIdrgl_-sryx1ib50qcbw0sq">
+            <w:hyperlink w:history="1" r:id="rIdy-ymsirwxyjnn0z_uderu">
               <w:r>
                 <w:rPr>
                   <w:rFonts w:ascii="Arial" w:cs="Arial" w:eastAsia="Arial" w:hAnsi="Arial"/>
@@ -22758,7 +23291,7 @@
             <w:pPr>
               <w:spacing w:after="20" w:before="0"/>
             </w:pPr>
-            <w:hyperlink w:history="1" r:id="rIdb-hhyiqrwn1asas77utzg">
+            <w:hyperlink w:history="1" r:id="rIdrnngwbenmfja_c3-lbbi5">
               <w:r>
                 <w:rPr>
                   <w:rFonts w:ascii="Arial" w:cs="Arial" w:eastAsia="Arial" w:hAnsi="Arial"/>
@@ -22767,9 +23300,25 @@
                   <w:szCs w:val="16"/>
                   <w:u w:val="single" w:color="2E75B6"/>
                 </w:rPr>
-                <w:t xml:space="preserve">Dependent &amp; independent variables</w:t>
+                <w:t xml:space="preserve">Cell size</w:t>
               </w:r>
             </w:hyperlink>
+          </w:p>
+          <w:p>
+            <w:pPr>
+              <w:spacing w:after="20" w:before="0"/>
+            </w:pPr>
+            <w:r>
+              <w:rPr>
+                <w:rFonts w:ascii="Arial" w:cs="Arial" w:eastAsia="Arial" w:hAnsi="Arial"/>
+                <w:i/>
+                <w:iCs/>
+                <w:color w:val="595959"/>
+                <w:sz w:val="16"/>
+                <w:szCs w:val="16"/>
+              </w:rPr>
+              <w:t xml:space="preserve">Related topic: not an exact match for this lesson.</w:t>
+            </w:r>
           </w:p>
           <w:p>
             <w:pPr>
@@ -22791,7 +23340,7 @@
               <w:spacing w:after="10" w:before="0"/>
               <w:ind w:left="120"/>
             </w:pPr>
-            <w:hyperlink w:history="1" r:id="rId9tr6928rwi4byjyeyqhbq">
+            <w:hyperlink w:history="1" r:id="rIdozayayocglegmv64fmixb">
               <w:r>
                 <w:rPr>
                   <w:rFonts w:ascii="Arial" w:cs="Arial" w:eastAsia="Arial" w:hAnsi="Arial"/>
@@ -22829,14 +23378,14 @@
                 <w:sz w:val="16"/>
                 <w:szCs w:val="16"/>
               </w:rPr>
-              <w:t xml:space="preserve">📖 EXERCISE:</w:t>
+              <w:t xml:space="preserve">📖 HTML:</w:t>
             </w:r>
           </w:p>
           <w:p>
             <w:pPr>
               <w:spacing w:after="20" w:before="0"/>
             </w:pPr>
-            <w:hyperlink w:history="1" r:id="rIdyvatkrfcdcebj52cg5dy6">
+            <w:hyperlink w:history="1" r:id="rIdhraii04o_aqbcbdrvziqs">
               <w:r>
                 <w:rPr>
                   <w:rFonts w:ascii="Arial" w:cs="Arial" w:eastAsia="Arial" w:hAnsi="Arial"/>
@@ -22845,9 +23394,25 @@
                   <w:szCs w:val="16"/>
                   <w:u w:val="single" w:color="2E75B6"/>
                 </w:rPr>
-                <w:t xml:space="preserve">Independent versus dependent variables</w:t>
+                <w:t xml:space="preserve">Limiting Factors to Population Growth (Flexbook)</w:t>
               </w:r>
             </w:hyperlink>
+          </w:p>
+          <w:p>
+            <w:pPr>
+              <w:spacing w:after="20" w:before="0"/>
+            </w:pPr>
+            <w:r>
+              <w:rPr>
+                <w:rFonts w:ascii="Arial" w:cs="Arial" w:eastAsia="Arial" w:hAnsi="Arial"/>
+                <w:i/>
+                <w:iCs/>
+                <w:color w:val="595959"/>
+                <w:sz w:val="16"/>
+                <w:szCs w:val="16"/>
+              </w:rPr>
+              <w:t xml:space="preserve">Related topic: not an exact match for this lesson.</w:t>
+            </w:r>
           </w:p>
           <w:p>
             <w:pPr>
@@ -22861,7 +23426,7 @@
                 <w:sz w:val="14"/>
                 <w:szCs w:val="14"/>
               </w:rPr>
-              <w:t xml:space="preserve">Source: Khan Academy (English - US curriculum)</w:t>
+              <w:t xml:space="preserve">Source: CK-12</w:t>
             </w:r>
           </w:p>
           <w:p>
@@ -22869,7 +23434,7 @@
               <w:spacing w:after="10" w:before="0"/>
               <w:ind w:left="120"/>
             </w:pPr>
-            <w:hyperlink w:history="1" r:id="rIdvtnf8mx3gmilcq0rkjaiv">
+            <w:hyperlink w:history="1" r:id="rId_xt9pfgju3uzsysaaiiv2">
               <w:r>
                 <w:rPr>
                   <w:rFonts w:ascii="Arial" w:cs="Arial" w:eastAsia="Arial" w:hAnsi="Arial"/>
@@ -23495,7 +24060,7 @@
         </w:rPr>
         <w:t xml:space="preserve">© 2026 SeaVuria and ARES. Aligned with KICD objectives. Developed by SeaVuria; technical implementation by ARES (with AI assistance from Claude). Licensed under </w:t>
       </w:r>
-      <w:hyperlink w:history="1" r:id="rIdtrcbdef7bei0qeeho23u6">
+      <w:hyperlink w:history="1" r:id="rIdmqbbkbzlyfrt86nahz6b8">
         <w:r>
           <w:rPr>
             <w:rFonts w:ascii="Arial" w:cs="Arial" w:eastAsia="Arial" w:hAnsi="Arial"/>
@@ -23516,7 +24081,7 @@
         </w:rPr>
         <w:t xml:space="preserve"> (</w:t>
       </w:r>
-      <w:hyperlink w:history="1" r:id="rIdbm_3hfjuod8hoxe4b-ynz">
+      <w:hyperlink w:history="1" r:id="rIdj8qomp44vqbyatpkiwanh">
         <w:r>
           <w:rPr>
             <w:rFonts w:ascii="Arial" w:cs="Arial" w:eastAsia="Arial" w:hAnsi="Arial"/>
@@ -24529,7 +25094,7 @@
             <w:pPr>
               <w:spacing w:after="20" w:before="0"/>
             </w:pPr>
-            <w:hyperlink w:history="1" r:id="rId4uqdjnelvcxiu5tkzrdpy">
+            <w:hyperlink w:history="1" r:id="rId4ewyh91sfcs9puxgdycmi">
               <w:r>
                 <w:rPr>
                   <w:rFonts w:ascii="Arial" w:cs="Arial" w:eastAsia="Arial" w:hAnsi="Arial"/>
@@ -24538,9 +25103,25 @@
                   <w:szCs w:val="16"/>
                   <w:u w:val="single" w:color="2E75B6"/>
                 </w:rPr>
-                <w:t xml:space="preserve">Introduction to kinetics</w:t>
+                <w:t xml:space="preserve">Photosynthesis:  Calvin cycle</w:t>
               </w:r>
             </w:hyperlink>
+          </w:p>
+          <w:p>
+            <w:pPr>
+              <w:spacing w:after="20" w:before="0"/>
+            </w:pPr>
+            <w:r>
+              <w:rPr>
+                <w:rFonts w:ascii="Arial" w:cs="Arial" w:eastAsia="Arial" w:hAnsi="Arial"/>
+                <w:i/>
+                <w:iCs/>
+                <w:color w:val="595959"/>
+                <w:sz w:val="16"/>
+                <w:szCs w:val="16"/>
+              </w:rPr>
+              <w:t xml:space="preserve">Related topic: not an exact match for this lesson.</w:t>
+            </w:r>
           </w:p>
           <w:p>
             <w:pPr>
@@ -24562,7 +25143,7 @@
               <w:spacing w:after="10" w:before="0"/>
               <w:ind w:left="120"/>
             </w:pPr>
-            <w:hyperlink w:history="1" r:id="rIdchw95ciqx-ylg1dhyewj0">
+            <w:hyperlink w:history="1" r:id="rIdi7iv4gadbgu1el8shrhgs">
               <w:r>
                 <w:rPr>
                   <w:rFonts w:ascii="Arial" w:cs="Arial" w:eastAsia="Arial" w:hAnsi="Arial"/>
@@ -24607,7 +25188,7 @@
             <w:pPr>
               <w:spacing w:after="20" w:before="0"/>
             </w:pPr>
-            <w:hyperlink w:history="1" r:id="rIdxtv7gxhsf_4zzmghlbma1">
+            <w:hyperlink w:history="1" r:id="rIdcqsqcaqskxtj1vr8wozb2">
               <w:r>
                 <w:rPr>
                   <w:rFonts w:ascii="Arial" w:cs="Arial" w:eastAsia="Arial" w:hAnsi="Arial"/>
@@ -24622,6 +25203,22 @@
           </w:p>
           <w:p>
             <w:pPr>
+              <w:spacing w:after="20" w:before="0"/>
+            </w:pPr>
+            <w:r>
+              <w:rPr>
+                <w:rFonts w:ascii="Arial" w:cs="Arial" w:eastAsia="Arial" w:hAnsi="Arial"/>
+                <w:i/>
+                <w:iCs/>
+                <w:color w:val="595959"/>
+                <w:sz w:val="16"/>
+                <w:szCs w:val="16"/>
+              </w:rPr>
+              <w:t xml:space="preserve">Related topic: not an exact match for this lesson.</w:t>
+            </w:r>
+          </w:p>
+          <w:p>
+            <w:pPr>
               <w:spacing w:after="10" w:before="0"/>
               <w:ind w:left="120"/>
             </w:pPr>
@@ -24640,7 +25237,7 @@
               <w:spacing w:after="10" w:before="0"/>
               <w:ind w:left="120"/>
             </w:pPr>
-            <w:hyperlink w:history="1" r:id="rId7gtmhftbzcdbp2hv2n3c4">
+            <w:hyperlink w:history="1" r:id="rIdxhhrdtsleg1c6yjo9za7q">
               <w:r>
                 <w:rPr>
                   <w:rFonts w:ascii="Arial" w:cs="Arial" w:eastAsia="Arial" w:hAnsi="Arial"/>
@@ -24835,7 +25432,7 @@
             <w:pPr>
               <w:spacing w:after="20" w:before="0"/>
             </w:pPr>
-            <w:hyperlink w:history="1" r:id="rId8qdhih1vz8n--ned6_cz0">
+            <w:hyperlink w:history="1" r:id="rIdg9tl6dqehj5v5nl5r721i">
               <w:r>
                 <w:rPr>
                   <w:rFonts w:ascii="Arial" w:cs="Arial" w:eastAsia="Arial" w:hAnsi="Arial"/>
@@ -24844,9 +25441,25 @@
                   <w:szCs w:val="16"/>
                   <w:u w:val="single" w:color="2E75B6"/>
                 </w:rPr>
-                <w:t xml:space="preserve">Cell size</w:t>
+                <w:t xml:space="preserve">Photosynthesis:  Calvin cycle -dubbed(KY)</w:t>
               </w:r>
             </w:hyperlink>
+          </w:p>
+          <w:p>
+            <w:pPr>
+              <w:spacing w:after="20" w:before="0"/>
+            </w:pPr>
+            <w:r>
+              <w:rPr>
+                <w:rFonts w:ascii="Arial" w:cs="Arial" w:eastAsia="Arial" w:hAnsi="Arial"/>
+                <w:i/>
+                <w:iCs/>
+                <w:color w:val="595959"/>
+                <w:sz w:val="16"/>
+                <w:szCs w:val="16"/>
+              </w:rPr>
+              <w:t xml:space="preserve">Related topic: not an exact match for this lesson.</w:t>
+            </w:r>
           </w:p>
           <w:p>
             <w:pPr>
@@ -24860,7 +25473,7 @@
                 <w:sz w:val="14"/>
                 <w:szCs w:val="14"/>
               </w:rPr>
-              <w:t xml:space="preserve">Source: Khan Academy (English - US curriculum)</w:t>
+              <w:t xml:space="preserve">Source: Khan Academy (Kiswahili)</w:t>
             </w:r>
           </w:p>
           <w:p>
@@ -24868,7 +25481,7 @@
               <w:spacing w:after="10" w:before="0"/>
               <w:ind w:left="120"/>
             </w:pPr>
-            <w:hyperlink w:history="1" r:id="rIdukoajywvu_2zexmgg2hcq">
+            <w:hyperlink w:history="1" r:id="rId36-cfedr1dttkkyq16ung">
               <w:r>
                 <w:rPr>
                   <w:rFonts w:ascii="Arial" w:cs="Arial" w:eastAsia="Arial" w:hAnsi="Arial"/>
@@ -24913,7 +25526,7 @@
             <w:pPr>
               <w:spacing w:after="20" w:before="0"/>
             </w:pPr>
-            <w:hyperlink w:history="1" r:id="rIdbg5v8hb2zbfvzweaicrct">
+            <w:hyperlink w:history="1" r:id="rIdshqrxqljpv1d9u6ssv9ct">
               <w:r>
                 <w:rPr>
                   <w:rFonts w:ascii="Arial" w:cs="Arial" w:eastAsia="Arial" w:hAnsi="Arial"/>
@@ -24928,6 +25541,22 @@
           </w:p>
           <w:p>
             <w:pPr>
+              <w:spacing w:after="20" w:before="0"/>
+            </w:pPr>
+            <w:r>
+              <w:rPr>
+                <w:rFonts w:ascii="Arial" w:cs="Arial" w:eastAsia="Arial" w:hAnsi="Arial"/>
+                <w:i/>
+                <w:iCs/>
+                <w:color w:val="595959"/>
+                <w:sz w:val="16"/>
+                <w:szCs w:val="16"/>
+              </w:rPr>
+              <w:t xml:space="preserve">Related topic: not an exact match for this lesson.</w:t>
+            </w:r>
+          </w:p>
+          <w:p>
+            <w:pPr>
               <w:spacing w:after="10" w:before="0"/>
               <w:ind w:left="120"/>
             </w:pPr>
@@ -24946,7 +25575,7 @@
               <w:spacing w:after="10" w:before="0"/>
               <w:ind w:left="120"/>
             </w:pPr>
-            <w:hyperlink w:history="1" r:id="rIde1wexqhbozeybljlerdd2">
+            <w:hyperlink w:history="1" r:id="rId64jmti8xuw_zetk9i0wkc">
               <w:r>
                 <w:rPr>
                   <w:rFonts w:ascii="Arial" w:cs="Arial" w:eastAsia="Arial" w:hAnsi="Arial"/>
@@ -25141,7 +25770,7 @@
             <w:pPr>
               <w:spacing w:after="20" w:before="0"/>
             </w:pPr>
-            <w:hyperlink w:history="1" r:id="rId7ouwwzl4qnfpbbxyrx6u4">
+            <w:hyperlink w:history="1" r:id="rIddiyqn3ajsbfwnegqbdisq">
               <w:r>
                 <w:rPr>
                   <w:rFonts w:ascii="Arial" w:cs="Arial" w:eastAsia="Arial" w:hAnsi="Arial"/>
@@ -25150,9 +25779,25 @@
                   <w:szCs w:val="16"/>
                   <w:u w:val="single" w:color="2E75B6"/>
                 </w:rPr>
-                <w:t xml:space="preserve">Introduction to kinetics -dubbed(KY)</w:t>
+                <w:t xml:space="preserve">Breaking down photosynthesis stages</w:t>
               </w:r>
             </w:hyperlink>
+          </w:p>
+          <w:p>
+            <w:pPr>
+              <w:spacing w:after="20" w:before="0"/>
+            </w:pPr>
+            <w:r>
+              <w:rPr>
+                <w:rFonts w:ascii="Arial" w:cs="Arial" w:eastAsia="Arial" w:hAnsi="Arial"/>
+                <w:i/>
+                <w:iCs/>
+                <w:color w:val="595959"/>
+                <w:sz w:val="16"/>
+                <w:szCs w:val="16"/>
+              </w:rPr>
+              <w:t xml:space="preserve">Related topic: not an exact match for this lesson.</w:t>
+            </w:r>
           </w:p>
           <w:p>
             <w:pPr>
@@ -25166,7 +25811,7 @@
                 <w:sz w:val="14"/>
                 <w:szCs w:val="14"/>
               </w:rPr>
-              <w:t xml:space="preserve">Source: Khan Academy (Kiswahili)</w:t>
+              <w:t xml:space="preserve">Source: Khan Academy (English - US curriculum)</w:t>
             </w:r>
           </w:p>
           <w:p>
@@ -25174,7 +25819,7 @@
               <w:spacing w:after="10" w:before="0"/>
               <w:ind w:left="120"/>
             </w:pPr>
-            <w:hyperlink w:history="1" r:id="rIdv9zd3fobhhi_s73lvo0ih">
+            <w:hyperlink w:history="1" r:id="rIdso2dyqmiwkfl7l71qmxgt">
               <w:r>
                 <w:rPr>
                   <w:rFonts w:ascii="Arial" w:cs="Arial" w:eastAsia="Arial" w:hAnsi="Arial"/>
@@ -25219,7 +25864,7 @@
             <w:pPr>
               <w:spacing w:after="20" w:before="0"/>
             </w:pPr>
-            <w:hyperlink w:history="1" r:id="rId02lodg2wyhl7yiqy0gswf">
+            <w:hyperlink w:history="1" r:id="rIdu9jzv1ml8fny9k-vpkirp">
               <w:r>
                 <w:rPr>
                   <w:rFonts w:ascii="Arial" w:cs="Arial" w:eastAsia="Arial" w:hAnsi="Arial"/>
@@ -25234,6 +25879,22 @@
           </w:p>
           <w:p>
             <w:pPr>
+              <w:spacing w:after="20" w:before="0"/>
+            </w:pPr>
+            <w:r>
+              <w:rPr>
+                <w:rFonts w:ascii="Arial" w:cs="Arial" w:eastAsia="Arial" w:hAnsi="Arial"/>
+                <w:i/>
+                <w:iCs/>
+                <w:color w:val="595959"/>
+                <w:sz w:val="16"/>
+                <w:szCs w:val="16"/>
+              </w:rPr>
+              <w:t xml:space="preserve">Related topic: not an exact match for this lesson.</w:t>
+            </w:r>
+          </w:p>
+          <w:p>
+            <w:pPr>
               <w:spacing w:after="10" w:before="0"/>
               <w:ind w:left="120"/>
             </w:pPr>
@@ -25252,7 +25913,7 @@
               <w:spacing w:after="10" w:before="0"/>
               <w:ind w:left="120"/>
             </w:pPr>
-            <w:hyperlink w:history="1" r:id="rIdjjbqhezahuezq-tqypnsm">
+            <w:hyperlink w:history="1" r:id="rIdygj4ip_vthzexnexhbyrd">
               <w:r>
                 <w:rPr>
                   <w:rFonts w:ascii="Arial" w:cs="Arial" w:eastAsia="Arial" w:hAnsi="Arial"/>
@@ -25447,7 +26108,7 @@
             <w:pPr>
               <w:spacing w:after="20" w:before="0"/>
             </w:pPr>
-            <w:hyperlink w:history="1" r:id="rIduwyftilt_kci-hcqmhznb">
+            <w:hyperlink w:history="1" r:id="rIdneap2fvza8ji1_m_b71nw">
               <w:r>
                 <w:rPr>
                   <w:rFonts w:ascii="Arial" w:cs="Arial" w:eastAsia="Arial" w:hAnsi="Arial"/>
@@ -25456,9 +26117,25 @@
                   <w:szCs w:val="16"/>
                   <w:u w:val="single" w:color="2E75B6"/>
                 </w:rPr>
-                <w:t xml:space="preserve">Graph interpretation word problem: temperature</w:t>
+                <w:t xml:space="preserve">Photosynthesis:  Calvin cycle</w:t>
               </w:r>
             </w:hyperlink>
+          </w:p>
+          <w:p>
+            <w:pPr>
+              <w:spacing w:after="20" w:before="0"/>
+            </w:pPr>
+            <w:r>
+              <w:rPr>
+                <w:rFonts w:ascii="Arial" w:cs="Arial" w:eastAsia="Arial" w:hAnsi="Arial"/>
+                <w:i/>
+                <w:iCs/>
+                <w:color w:val="595959"/>
+                <w:sz w:val="16"/>
+                <w:szCs w:val="16"/>
+              </w:rPr>
+              <w:t xml:space="preserve">Related topic: not an exact match for this lesson.</w:t>
+            </w:r>
           </w:p>
           <w:p>
             <w:pPr>
@@ -25480,7 +26157,7 @@
               <w:spacing w:after="10" w:before="0"/>
               <w:ind w:left="120"/>
             </w:pPr>
-            <w:hyperlink w:history="1" r:id="rIdb2gmdimyeyztvthbkwo76">
+            <w:hyperlink w:history="1" r:id="rId1vqnrnufe8qqw2iniaxba">
               <w:r>
                 <w:rPr>
                   <w:rFonts w:ascii="Arial" w:cs="Arial" w:eastAsia="Arial" w:hAnsi="Arial"/>
@@ -25525,7 +26202,7 @@
             <w:pPr>
               <w:spacing w:after="20" w:before="0"/>
             </w:pPr>
-            <w:hyperlink w:history="1" r:id="rIdvgpt26u7lmtbx5nlomk9d">
+            <w:hyperlink w:history="1" r:id="rId6qucudx2ebuwe_qb5k7lx">
               <w:r>
                 <w:rPr>
                   <w:rFonts w:ascii="Arial" w:cs="Arial" w:eastAsia="Arial" w:hAnsi="Arial"/>
@@ -25534,9 +26211,25 @@
                   <w:szCs w:val="16"/>
                   <w:u w:val="single" w:color="2E75B6"/>
                 </w:rPr>
-                <w:t xml:space="preserve">Diffusion</w:t>
+                <w:t xml:space="preserve">Limiting Factors to Population Growth (Flexbook)</w:t>
               </w:r>
             </w:hyperlink>
+          </w:p>
+          <w:p>
+            <w:pPr>
+              <w:spacing w:after="20" w:before="0"/>
+            </w:pPr>
+            <w:r>
+              <w:rPr>
+                <w:rFonts w:ascii="Arial" w:cs="Arial" w:eastAsia="Arial" w:hAnsi="Arial"/>
+                <w:i/>
+                <w:iCs/>
+                <w:color w:val="595959"/>
+                <w:sz w:val="16"/>
+                <w:szCs w:val="16"/>
+              </w:rPr>
+              <w:t xml:space="preserve">Related topic: not an exact match for this lesson.</w:t>
+            </w:r>
           </w:p>
           <w:p>
             <w:pPr>
@@ -25550,7 +26243,7 @@
                 <w:sz w:val="14"/>
                 <w:szCs w:val="14"/>
               </w:rPr>
-              <w:t xml:space="preserve">Source: PhET Interactive Simulations (English)</w:t>
+              <w:t xml:space="preserve">Source: CK-12</w:t>
             </w:r>
           </w:p>
           <w:p>
@@ -25558,7 +26251,7 @@
               <w:spacing w:after="10" w:before="0"/>
               <w:ind w:left="120"/>
             </w:pPr>
-            <w:hyperlink w:history="1" r:id="rId7flxrvqcbgydv38ewwqmh">
+            <w:hyperlink w:history="1" r:id="rIddm0cfftihmymj9slxtoba">
               <w:r>
                 <w:rPr>
                   <w:rFonts w:ascii="Arial" w:cs="Arial" w:eastAsia="Arial" w:hAnsi="Arial"/>
@@ -25753,7 +26446,7 @@
             <w:pPr>
               <w:spacing w:after="20" w:before="0"/>
             </w:pPr>
-            <w:hyperlink w:history="1" r:id="rIdhvkkvsodl2jmindsxj-nz">
+            <w:hyperlink w:history="1" r:id="rIdlw5f_o5lefgy3zonxkigq">
               <w:r>
                 <w:rPr>
                   <w:rFonts w:ascii="Arial" w:cs="Arial" w:eastAsia="Arial" w:hAnsi="Arial"/>
@@ -25762,9 +26455,25 @@
                   <w:szCs w:val="16"/>
                   <w:u w:val="single" w:color="2E75B6"/>
                 </w:rPr>
-                <w:t xml:space="preserve">Cell size</w:t>
+                <w:t xml:space="preserve">Photosynthesis:  Calvin cycle -dubbed(KY)</w:t>
               </w:r>
             </w:hyperlink>
+          </w:p>
+          <w:p>
+            <w:pPr>
+              <w:spacing w:after="20" w:before="0"/>
+            </w:pPr>
+            <w:r>
+              <w:rPr>
+                <w:rFonts w:ascii="Arial" w:cs="Arial" w:eastAsia="Arial" w:hAnsi="Arial"/>
+                <w:i/>
+                <w:iCs/>
+                <w:color w:val="595959"/>
+                <w:sz w:val="16"/>
+                <w:szCs w:val="16"/>
+              </w:rPr>
+              <w:t xml:space="preserve">Related topic: not an exact match for this lesson.</w:t>
+            </w:r>
           </w:p>
           <w:p>
             <w:pPr>
@@ -25778,7 +26487,7 @@
                 <w:sz w:val="14"/>
                 <w:szCs w:val="14"/>
               </w:rPr>
-              <w:t xml:space="preserve">Source: Khan Academy (English - US curriculum)</w:t>
+              <w:t xml:space="preserve">Source: Khan Academy (Kiswahili)</w:t>
             </w:r>
           </w:p>
           <w:p>
@@ -25786,7 +26495,7 @@
               <w:spacing w:after="10" w:before="0"/>
               <w:ind w:left="120"/>
             </w:pPr>
-            <w:hyperlink w:history="1" r:id="rIdz-n1l_01vnw-656fh9nj9">
+            <w:hyperlink w:history="1" r:id="rIdxs9pwkfybqytbp8kgjy__">
               <w:r>
                 <w:rPr>
                   <w:rFonts w:ascii="Arial" w:cs="Arial" w:eastAsia="Arial" w:hAnsi="Arial"/>
@@ -25824,14 +26533,14 @@
                 <w:sz w:val="16"/>
                 <w:szCs w:val="16"/>
               </w:rPr>
-              <w:t xml:space="preserve">📖 HTML:</w:t>
+              <w:t xml:space="preserve">📖 EXERCISE:</w:t>
             </w:r>
           </w:p>
           <w:p>
             <w:pPr>
               <w:spacing w:after="20" w:before="0"/>
             </w:pPr>
-            <w:hyperlink w:history="1" r:id="rIdfijlb8ky1ty_ywrv4qaae">
+            <w:hyperlink w:history="1" r:id="rIdiv_agreepofdsnxaktbq0">
               <w:r>
                 <w:rPr>
                   <w:rFonts w:ascii="Arial" w:cs="Arial" w:eastAsia="Arial" w:hAnsi="Arial"/>
@@ -25840,9 +26549,25 @@
                   <w:szCs w:val="16"/>
                   <w:u w:val="single" w:color="2E75B6"/>
                 </w:rPr>
-                <w:t xml:space="preserve">Limiting Factors to Population Growth (Flexbook)</w:t>
+                <w:t xml:space="preserve">Limiting Factors to Population Growth Practice</w:t>
               </w:r>
             </w:hyperlink>
+          </w:p>
+          <w:p>
+            <w:pPr>
+              <w:spacing w:after="20" w:before="0"/>
+            </w:pPr>
+            <w:r>
+              <w:rPr>
+                <w:rFonts w:ascii="Arial" w:cs="Arial" w:eastAsia="Arial" w:hAnsi="Arial"/>
+                <w:i/>
+                <w:iCs/>
+                <w:color w:val="595959"/>
+                <w:sz w:val="16"/>
+                <w:szCs w:val="16"/>
+              </w:rPr>
+              <w:t xml:space="preserve">Related topic: not an exact match for this lesson.</w:t>
+            </w:r>
           </w:p>
           <w:p>
             <w:pPr>
@@ -25864,7 +26589,7 @@
               <w:spacing w:after="10" w:before="0"/>
               <w:ind w:left="120"/>
             </w:pPr>
-            <w:hyperlink w:history="1" r:id="rId3o9jf_vhm0_zpaqjwd80t">
+            <w:hyperlink w:history="1" r:id="rIdzynqrhqwk8tutkesfdmgc">
               <w:r>
                 <w:rPr>
                   <w:rFonts w:ascii="Arial" w:cs="Arial" w:eastAsia="Arial" w:hAnsi="Arial"/>
@@ -26376,7 +27101,7 @@
         </w:rPr>
         <w:t xml:space="preserve">© 2026 SeaVuria and ARES. Aligned with KICD objectives. Developed by SeaVuria; technical implementation by ARES (with AI assistance from Claude). Licensed under </w:t>
       </w:r>
-      <w:hyperlink w:history="1" r:id="rIdmomdblsinq_1hpusagnui">
+      <w:hyperlink w:history="1" r:id="rIddrjxdnep7u0_zckhcl4iy">
         <w:r>
           <w:rPr>
             <w:rFonts w:ascii="Arial" w:cs="Arial" w:eastAsia="Arial" w:hAnsi="Arial"/>
@@ -26397,7 +27122,7 @@
         </w:rPr>
         <w:t xml:space="preserve"> (</w:t>
       </w:r>
-      <w:hyperlink w:history="1" r:id="rId7zaoan0s8-6y5g3ctb4rn">
+      <w:hyperlink w:history="1" r:id="rIdqmrh3s4dd7i3qkljeml9f">
         <w:r>
           <w:rPr>
             <w:rFonts w:ascii="Arial" w:cs="Arial" w:eastAsia="Arial" w:hAnsi="Arial"/>
@@ -27427,7 +28152,7 @@
               <w:spacing w:after="10" w:before="0"/>
               <w:ind w:left="120"/>
             </w:pPr>
-            <w:hyperlink w:history="1" r:id="rId7fdrnpacw2j5xabdp326u">
+            <w:hyperlink w:history="1" r:id="rIdmikxjtmhie00myigp9r5i">
               <w:r>
                 <w:rPr>
                   <w:rFonts w:ascii="Arial" w:cs="Arial" w:eastAsia="Arial" w:hAnsi="Arial"/>
@@ -27504,7 +28229,7 @@
               <w:spacing w:after="10" w:before="0"/>
               <w:ind w:left="120"/>
             </w:pPr>
-            <w:hyperlink w:history="1" r:id="rIdnlpvds-tfgnvsl2jzi9ga">
+            <w:hyperlink w:history="1" r:id="rIdqwph8adhxnjy7nddaiv_y">
               <w:r>
                 <w:rPr>
                   <w:rFonts w:ascii="Arial" w:cs="Arial" w:eastAsia="Arial" w:hAnsi="Arial"/>
@@ -27731,7 +28456,7 @@
               <w:spacing w:after="10" w:before="0"/>
               <w:ind w:left="120"/>
             </w:pPr>
-            <w:hyperlink w:history="1" r:id="rId8ybuejv8cjbwold8_kzyz">
+            <w:hyperlink w:history="1" r:id="rIdeqsjmm1h4jw964whqusb3">
               <w:r>
                 <w:rPr>
                   <w:rFonts w:ascii="Arial" w:cs="Arial" w:eastAsia="Arial" w:hAnsi="Arial"/>
@@ -27808,7 +28533,7 @@
               <w:spacing w:after="10" w:before="0"/>
               <w:ind w:left="120"/>
             </w:pPr>
-            <w:hyperlink w:history="1" r:id="rId3ggx9kh2wbf38pofbew4z">
+            <w:hyperlink w:history="1" r:id="rIdudoxeww02hmduqb5h5y_m">
               <w:r>
                 <w:rPr>
                   <w:rFonts w:ascii="Arial" w:cs="Arial" w:eastAsia="Arial" w:hAnsi="Arial"/>
@@ -28035,7 +28760,7 @@
               <w:spacing w:after="10" w:before="0"/>
               <w:ind w:left="120"/>
             </w:pPr>
-            <w:hyperlink w:history="1" r:id="rIdayufqbqsd7py0va-5khoq">
+            <w:hyperlink w:history="1" r:id="rIdiv90-3a23vv8jfsdjgwmc">
               <w:r>
                 <w:rPr>
                   <w:rFonts w:ascii="Arial" w:cs="Arial" w:eastAsia="Arial" w:hAnsi="Arial"/>
@@ -28112,7 +28837,7 @@
               <w:spacing w:after="10" w:before="0"/>
               <w:ind w:left="120"/>
             </w:pPr>
-            <w:hyperlink w:history="1" r:id="rIdqhfcej4lfumwcivlxo4ym">
+            <w:hyperlink w:history="1" r:id="rId01siujxpffoc-t22dlwkm">
               <w:r>
                 <w:rPr>
                   <w:rFonts w:ascii="Arial" w:cs="Arial" w:eastAsia="Arial" w:hAnsi="Arial"/>
@@ -28339,7 +29064,7 @@
               <w:spacing w:after="10" w:before="0"/>
               <w:ind w:left="120"/>
             </w:pPr>
-            <w:hyperlink w:history="1" r:id="rIdvdb00blyil2ecthrnoux1">
+            <w:hyperlink w:history="1" r:id="rIdnsnxetbehycdqlmhs2asp">
               <w:r>
                 <w:rPr>
                   <w:rFonts w:ascii="Arial" w:cs="Arial" w:eastAsia="Arial" w:hAnsi="Arial"/>
@@ -28416,7 +29141,7 @@
               <w:spacing w:after="10" w:before="0"/>
               <w:ind w:left="120"/>
             </w:pPr>
-            <w:hyperlink w:history="1" r:id="rIdcyw_ukqzu7ieqdjxfcpmr">
+            <w:hyperlink w:history="1" r:id="rId4cchiwwenb0mz6rrdudnh">
               <w:r>
                 <w:rPr>
                   <w:rFonts w:ascii="Arial" w:cs="Arial" w:eastAsia="Arial" w:hAnsi="Arial"/>
@@ -28643,7 +29368,7 @@
               <w:spacing w:after="10" w:before="0"/>
               <w:ind w:left="120"/>
             </w:pPr>
-            <w:hyperlink w:history="1" r:id="rIdzm-evivxvsdcm2n3a6ybv">
+            <w:hyperlink w:history="1" r:id="rIdcq8--lpn3kjjdh4ve6hku">
               <w:r>
                 <w:rPr>
                   <w:rFonts w:ascii="Arial" w:cs="Arial" w:eastAsia="Arial" w:hAnsi="Arial"/>
@@ -28720,7 +29445,7 @@
               <w:spacing w:after="10" w:before="0"/>
               <w:ind w:left="120"/>
             </w:pPr>
-            <w:hyperlink w:history="1" r:id="rIdo0nhwpuftc5s8-szra6o-">
+            <w:hyperlink w:history="1" r:id="rIdw1mlelf3kkcy3bbtdt1di">
               <w:r>
                 <w:rPr>
                   <w:rFonts w:ascii="Arial" w:cs="Arial" w:eastAsia="Arial" w:hAnsi="Arial"/>
@@ -29247,7 +29972,7 @@
         </w:rPr>
         <w:t xml:space="preserve">© 2026 SeaVuria and ARES. Aligned with KICD objectives. Developed by SeaVuria; technical implementation by ARES (with AI assistance from Claude). Licensed under </w:t>
       </w:r>
-      <w:hyperlink w:history="1" r:id="rId1hh1uhbb3gxseqz2vtruh">
+      <w:hyperlink w:history="1" r:id="rIdgwn-mwmqkewuksgaifklo">
         <w:r>
           <w:rPr>
             <w:rFonts w:ascii="Arial" w:cs="Arial" w:eastAsia="Arial" w:hAnsi="Arial"/>
@@ -29268,7 +29993,7 @@
         </w:rPr>
         <w:t xml:space="preserve"> (</w:t>
       </w:r>
-      <w:hyperlink w:history="1" r:id="rIdmskqnskzt6fifg-duzhal">
+      <w:hyperlink w:history="1" r:id="rIdenloiugltr0toblnzokcy">
         <w:r>
           <w:rPr>
             <w:rFonts w:ascii="Arial" w:cs="Arial" w:eastAsia="Arial" w:hAnsi="Arial"/>
@@ -30281,7 +31006,7 @@
             <w:pPr>
               <w:spacing w:after="20" w:before="0"/>
             </w:pPr>
-            <w:hyperlink w:history="1" r:id="rIdj8rxwzozlqcxuahs2f1ru">
+            <w:hyperlink w:history="1" r:id="rIdnm7hdfrz7njacm12kwa-s">
               <w:r>
                 <w:rPr>
                   <w:rFonts w:ascii="Arial" w:cs="Arial" w:eastAsia="Arial" w:hAnsi="Arial"/>
@@ -30314,7 +31039,7 @@
               <w:spacing w:after="10" w:before="0"/>
               <w:ind w:left="120"/>
             </w:pPr>
-            <w:hyperlink w:history="1" r:id="rIdjolanhgqmxypkfolbcjxg">
+            <w:hyperlink w:history="1" r:id="rIdk8mle0up5qjgyxbqijhdv">
               <w:r>
                 <w:rPr>
                   <w:rFonts w:ascii="Arial" w:cs="Arial" w:eastAsia="Arial" w:hAnsi="Arial"/>
@@ -30352,6 +31077,1278 @@
                 <w:sz w:val="16"/>
                 <w:szCs w:val="16"/>
               </w:rPr>
+              <w:t xml:space="preserve">📖 HTML:</w:t>
+            </w:r>
+          </w:p>
+          <w:p>
+            <w:pPr>
+              <w:spacing w:after="20" w:before="0"/>
+            </w:pPr>
+            <w:hyperlink w:history="1" r:id="rIdgsurnarofzo9kffo7w5ib">
+              <w:r>
+                <w:rPr>
+                  <w:rFonts w:ascii="Arial" w:cs="Arial" w:eastAsia="Arial" w:hAnsi="Arial"/>
+                  <w:color w:val="2E75B6"/>
+                  <w:sz w:val="16"/>
+                  <w:szCs w:val="16"/>
+                  <w:u w:val="single" w:color="2E75B6"/>
+                </w:rPr>
+                <w:t xml:space="preserve">Photosynthesis And Transpiration</w:t>
+              </w:r>
+            </w:hyperlink>
+          </w:p>
+          <w:p>
+            <w:pPr>
+              <w:spacing w:after="10" w:before="0"/>
+              <w:ind w:left="120"/>
+            </w:pPr>
+            <w:r>
+              <w:rPr>
+                <w:rFonts w:ascii="Arial" w:cs="Arial" w:eastAsia="Arial" w:hAnsi="Arial"/>
+                <w:color w:val="595959"/>
+                <w:sz w:val="14"/>
+                <w:szCs w:val="14"/>
+              </w:rPr>
+              <w:t xml:space="preserve">Source: iicba</w:t>
+            </w:r>
+          </w:p>
+          <w:p>
+            <w:pPr>
+              <w:spacing w:after="10" w:before="0"/>
+              <w:ind w:left="120"/>
+            </w:pPr>
+            <w:hyperlink w:history="1" r:id="rIdwzzzmlqvsn_kp4oe04wdw">
+              <w:r>
+                <w:rPr>
+                  <w:rFonts w:ascii="Arial" w:cs="Arial" w:eastAsia="Arial" w:hAnsi="Arial"/>
+                  <w:color w:val="595959"/>
+                  <w:sz w:val="14"/>
+                  <w:szCs w:val="14"/>
+                  <w:u w:val="single" w:color="595959"/>
+                </w:rPr>
+                <w:t xml:space="preserve">🔍 Search ARES for similar readings</w:t>
+              </w:r>
+            </w:hyperlink>
+          </w:p>
+        </w:tc>
+        <w:tc>
+          <w:tcPr>
+            <w:tcW w:type="dxa" w:w="3040"/>
+            <w:shd w:fill="FFFFFF" w:color="auto" w:val="clear"/>
+            <w:tcMar>
+              <w:top w:type="dxa" w:w="60"/>
+              <w:left w:type="dxa" w:w="120"/>
+              <w:bottom w:type="dxa" w:w="60"/>
+              <w:right w:type="dxa" w:w="120"/>
+            </w:tcMar>
+            <w:vAlign w:val="top"/>
+          </w:tcPr>
+          <w:p>
+            <w:pPr>
+              <w:spacing w:after="40" w:before="0"/>
+              <w:jc w:val="left"/>
+            </w:pPr>
+            <w:r>
+              <w:rPr>
+                <w:rFonts w:ascii="Arial" w:cs="Arial" w:eastAsia="Arial" w:hAnsi="Arial"/>
+                <w:b w:val="false"/>
+                <w:bCs w:val="false"/>
+                <w:i w:val="false"/>
+                <w:iCs w:val="false"/>
+                <w:color w:val="000000"/>
+                <w:sz w:val="18"/>
+                <w:szCs w:val="18"/>
+              </w:rPr>
+              <w:t xml:space="preserve">Learners open their exercise books to the prediction they wrote in Lesson 1 about why the sukuma wiki wilts and turns pale. Working individually for 3 minutes, they annotate their original prediction using a different colour pen, crossing out ideas they now know are incorrect and adding brief notes about what they now understand instead. They then share one changed idea with a shoulder partner. Two or three volunteers share with the class. The teacher writes on the board two columns: THEN WE THOUGHT and NOW WE KNOW, and begins populating them from learner contributions.</w:t>
+            </w:r>
+          </w:p>
+        </w:tc>
+        <w:tc>
+          <w:tcPr>
+            <w:tcW w:type="dxa" w:w="3040"/>
+            <w:shd w:fill="F2F2F2" w:color="auto" w:val="clear"/>
+            <w:tcMar>
+              <w:top w:type="dxa" w:w="60"/>
+              <w:left w:type="dxa" w:w="120"/>
+              <w:bottom w:type="dxa" w:w="60"/>
+              <w:right w:type="dxa" w:w="120"/>
+            </w:tcMar>
+            <w:vAlign w:val="top"/>
+          </w:tcPr>
+          <w:p>
+            <w:pPr>
+              <w:spacing w:after="40" w:before="0"/>
+              <w:jc w:val="left"/>
+            </w:pPr>
+            <w:r>
+              <w:rPr>
+                <w:rFonts w:ascii="Arial" w:cs="Arial" w:eastAsia="Arial" w:hAnsi="Arial"/>
+                <w:b w:val="false"/>
+                <w:bCs w:val="false"/>
+                <w:i w:val="false"/>
+                <w:iCs w:val="false"/>
+                <w:color w:val="000000"/>
+                <w:sz w:val="18"/>
+                <w:szCs w:val="18"/>
+              </w:rPr>
+              <w:t xml:space="preserve">Display the original anchoring phenomenon photograph or description on the board. Say: 'Go back to your very first prediction from Lesson 1. Read it carefully. Using a red pen or pencil, annotate it — what were you right about? What did you not yet understand? You have three minutes working in silence.' Set a timer. After 3 minutes say: 'Turn to your partner. Tell them one idea you held in Lesson 1 that the evidence from our lessons has changed. You have 90 seconds.' After sharing, cold-call three pairs using name cards. As learners respond, populate the THEN and NOW columns on the board. Do not correct or affirm yet — say: 'We will test these NOW ideas against our models in a few minutes.' WAIT TIME: After asking each learner to share, wait a full 5 seconds before accepting the response, modelling that reflection takes time.</w:t>
+            </w:r>
+          </w:p>
+        </w:tc>
+        <w:tc>
+          <w:tcPr>
+            <w:tcW w:type="dxa" w:w="3040"/>
+            <w:shd w:fill="FFFFFF" w:color="auto" w:val="clear"/>
+            <w:tcMar>
+              <w:top w:type="dxa" w:w="60"/>
+              <w:left w:type="dxa" w:w="120"/>
+              <w:bottom w:type="dxa" w:w="60"/>
+              <w:right w:type="dxa" w:w="120"/>
+            </w:tcMar>
+            <w:vAlign w:val="top"/>
+          </w:tcPr>
+          <w:p>
+            <w:pPr>
+              <w:spacing w:after="40" w:before="0"/>
+              <w:jc w:val="left"/>
+            </w:pPr>
+            <w:r>
+              <w:rPr>
+                <w:rFonts w:ascii="Arial" w:cs="Arial" w:eastAsia="Arial" w:hAnsi="Arial"/>
+                <w:b w:val="false"/>
+                <w:bCs w:val="false"/>
+                <w:i w:val="false"/>
+                <w:iCs w:val="false"/>
+                <w:color w:val="000000"/>
+                <w:sz w:val="18"/>
+                <w:szCs w:val="18"/>
+              </w:rPr>
+              <w:t xml:space="preserve">Elicitation of prior reasoning and metacognitive reflection — learners externalise conceptual change, making their learning trajectory visible to themselves and peers. The THEN / NOW board creates a shared record of intellectual growth that the class can reference during model building.</w:t>
+            </w:r>
+          </w:p>
+        </w:tc>
+        <w:tc>
+          <w:tcPr>
+            <w:tcW w:type="dxa" w:w="3040"/>
+            <w:shd w:fill="F2F2F2" w:color="auto" w:val="clear"/>
+            <w:tcMar>
+              <w:top w:type="dxa" w:w="60"/>
+              <w:left w:type="dxa" w:w="120"/>
+              <w:bottom w:type="dxa" w:w="60"/>
+              <w:right w:type="dxa" w:w="120"/>
+            </w:tcMar>
+            <w:vAlign w:val="top"/>
+          </w:tcPr>
+          <w:p>
+            <w:pPr>
+              <w:spacing w:after="40" w:before="0"/>
+              <w:jc w:val="left"/>
+            </w:pPr>
+            <w:r>
+              <w:rPr>
+                <w:rFonts w:ascii="Arial" w:cs="Arial" w:eastAsia="Arial" w:hAnsi="Arial"/>
+                <w:b w:val="false"/>
+                <w:bCs w:val="false"/>
+                <w:i w:val="false"/>
+                <w:iCs w:val="false"/>
+                <w:color w:val="000000"/>
+                <w:sz w:val="18"/>
+                <w:szCs w:val="18"/>
+              </w:rPr>
+              <w:t xml:space="preserve">Teacher scans annotated predictions during the 3-minute silent phase, noting which learners still hold misconceptions (e.g., attributing wilting solely to lack of soil water, or failing to link pallor to reduced photosynthesis). These learners are strategically placed in mixed groups for the model-building phase. The THEN / NOW board reveals class-wide gaps that the Explain phase must address.</w:t>
+            </w:r>
+          </w:p>
+        </w:tc>
+      </w:tr>
+      <w:tr>
+        <w:tc>
+          <w:tcPr>
+            <w:tcW w:type="dxa" w:w="1520"/>
+            <w:shd w:fill="D9EEF1" w:color="auto" w:val="clear"/>
+            <w:tcMar>
+              <w:top w:type="dxa" w:w="60"/>
+              <w:left w:type="dxa" w:w="120"/>
+              <w:bottom w:type="dxa" w:w="60"/>
+              <w:right w:type="dxa" w:w="120"/>
+            </w:tcMar>
+            <w:vAlign w:val="top"/>
+          </w:tcPr>
+          <w:p>
+            <w:pPr>
+              <w:spacing w:after="40" w:before="0"/>
+              <w:jc w:val="left"/>
+            </w:pPr>
+            <w:r>
+              <w:rPr>
+                <w:rFonts w:ascii="Arial" w:cs="Arial" w:eastAsia="Arial" w:hAnsi="Arial"/>
+                <w:b/>
+                <w:bCs/>
+                <w:i w:val="false"/>
+                <w:iCs w:val="false"/>
+                <w:color w:val="000000"/>
+                <w:sz w:val="18"/>
+                <w:szCs w:val="18"/>
+              </w:rPr>
+              <w:t xml:space="preserve">Observe Phase</w:t>
+            </w:r>
+          </w:p>
+          <w:p>
+            <w:pPr>
+              <w:spacing w:after="20" w:before="0"/>
+            </w:pPr>
+            <w:r>
+              <w:rPr>
+                <w:rFonts w:ascii="Arial" w:cs="Arial" w:eastAsia="Arial" w:hAnsi="Arial"/>
+                <w:b/>
+                <w:bCs/>
+                <w:color w:val="1F3864"/>
+                <w:sz w:val="16"/>
+                <w:szCs w:val="16"/>
+              </w:rPr>
+              <w:t xml:space="preserve">📹 VIDEO:</w:t>
+            </w:r>
+          </w:p>
+          <w:p>
+            <w:pPr>
+              <w:spacing w:after="20" w:before="0"/>
+            </w:pPr>
+            <w:hyperlink w:history="1" r:id="rIdk5igxu1jcjhhfakvedxqp">
+              <w:r>
+                <w:rPr>
+                  <w:rFonts w:ascii="Arial" w:cs="Arial" w:eastAsia="Arial" w:hAnsi="Arial"/>
+                  <w:color w:val="2E75B6"/>
+                  <w:sz w:val="16"/>
+                  <w:szCs w:val="16"/>
+                  <w:u w:val="single" w:color="2E75B6"/>
+                </w:rPr>
+                <w:t xml:space="preserve">Breaking down photosynthesis stages</w:t>
+              </w:r>
+            </w:hyperlink>
+          </w:p>
+          <w:p>
+            <w:pPr>
+              <w:spacing w:after="10" w:before="0"/>
+              <w:ind w:left="120"/>
+            </w:pPr>
+            <w:r>
+              <w:rPr>
+                <w:rFonts w:ascii="Arial" w:cs="Arial" w:eastAsia="Arial" w:hAnsi="Arial"/>
+                <w:color w:val="595959"/>
+                <w:sz w:val="14"/>
+                <w:szCs w:val="14"/>
+              </w:rPr>
+              <w:t xml:space="preserve">Source: Khan Academy (English - US curriculum)</w:t>
+            </w:r>
+          </w:p>
+          <w:p>
+            <w:pPr>
+              <w:spacing w:after="10" w:before="0"/>
+              <w:ind w:left="120"/>
+            </w:pPr>
+            <w:hyperlink w:history="1" r:id="rIdfhmk295s1e750z-s7pshd">
+              <w:r>
+                <w:rPr>
+                  <w:rFonts w:ascii="Arial" w:cs="Arial" w:eastAsia="Arial" w:hAnsi="Arial"/>
+                  <w:color w:val="595959"/>
+                  <w:sz w:val="14"/>
+                  <w:szCs w:val="14"/>
+                  <w:u w:val="single" w:color="595959"/>
+                </w:rPr>
+                <w:t xml:space="preserve">🔍 Search ARES for similar videos</w:t>
+              </w:r>
+            </w:hyperlink>
+          </w:p>
+          <w:p>
+            <w:pPr>
+              <w:spacing w:after="40" w:before="0"/>
+            </w:pPr>
+            <w:r>
+              <w:rPr>
+                <w:sz w:val="14"/>
+                <w:szCs w:val="14"/>
+              </w:rPr>
+              <w:t xml:space="preserve"/>
+            </w:r>
+          </w:p>
+          <w:p>
+            <w:pPr>
+              <w:spacing w:after="20" w:before="0"/>
+            </w:pPr>
+            <w:r>
+              <w:rPr>
+                <w:rFonts w:ascii="Arial" w:cs="Arial" w:eastAsia="Arial" w:hAnsi="Arial"/>
+                <w:b/>
+                <w:bCs/>
+                <w:color w:val="1F3864"/>
+                <w:sz w:val="16"/>
+                <w:szCs w:val="16"/>
+              </w:rPr>
+              <w:t xml:space="preserve">📖 HTML:</w:t>
+            </w:r>
+          </w:p>
+          <w:p>
+            <w:pPr>
+              <w:spacing w:after="20" w:before="0"/>
+            </w:pPr>
+            <w:hyperlink w:history="1" r:id="rIde-tsxfuvignboqkvzcxgm">
+              <w:r>
+                <w:rPr>
+                  <w:rFonts w:ascii="Arial" w:cs="Arial" w:eastAsia="Arial" w:hAnsi="Arial"/>
+                  <w:color w:val="2E75B6"/>
+                  <w:sz w:val="16"/>
+                  <w:szCs w:val="16"/>
+                  <w:u w:val="single" w:color="2E75B6"/>
+                </w:rPr>
+                <w:t xml:space="preserve">Photosynthesis Reactions (Flexbook)</w:t>
+              </w:r>
+            </w:hyperlink>
+          </w:p>
+          <w:p>
+            <w:pPr>
+              <w:spacing w:after="10" w:before="0"/>
+              <w:ind w:left="120"/>
+            </w:pPr>
+            <w:r>
+              <w:rPr>
+                <w:rFonts w:ascii="Arial" w:cs="Arial" w:eastAsia="Arial" w:hAnsi="Arial"/>
+                <w:color w:val="595959"/>
+                <w:sz w:val="14"/>
+                <w:szCs w:val="14"/>
+              </w:rPr>
+              <w:t xml:space="preserve">Source: CK-12</w:t>
+            </w:r>
+          </w:p>
+          <w:p>
+            <w:pPr>
+              <w:spacing w:after="10" w:before="0"/>
+              <w:ind w:left="120"/>
+            </w:pPr>
+            <w:hyperlink w:history="1" r:id="rIdtdls4kv2zuo8-egg5qgsn">
+              <w:r>
+                <w:rPr>
+                  <w:rFonts w:ascii="Arial" w:cs="Arial" w:eastAsia="Arial" w:hAnsi="Arial"/>
+                  <w:color w:val="595959"/>
+                  <w:sz w:val="14"/>
+                  <w:szCs w:val="14"/>
+                  <w:u w:val="single" w:color="595959"/>
+                </w:rPr>
+                <w:t xml:space="preserve">🔍 Search ARES for similar readings</w:t>
+              </w:r>
+            </w:hyperlink>
+          </w:p>
+        </w:tc>
+        <w:tc>
+          <w:tcPr>
+            <w:tcW w:type="dxa" w:w="3040"/>
+            <w:shd w:fill="FFFFFF" w:color="auto" w:val="clear"/>
+            <w:tcMar>
+              <w:top w:type="dxa" w:w="60"/>
+              <w:left w:type="dxa" w:w="120"/>
+              <w:bottom w:type="dxa" w:w="60"/>
+              <w:right w:type="dxa" w:w="120"/>
+            </w:tcMar>
+            <w:vAlign w:val="top"/>
+          </w:tcPr>
+          <w:p>
+            <w:pPr>
+              <w:spacing w:after="40" w:before="0"/>
+              <w:jc w:val="left"/>
+            </w:pPr>
+            <w:r>
+              <w:rPr>
+                <w:rFonts w:ascii="Arial" w:cs="Arial" w:eastAsia="Arial" w:hAnsi="Arial"/>
+                <w:b w:val="false"/>
+                <w:bCs w:val="false"/>
+                <w:i w:val="false"/>
+                <w:iCs w:val="false"/>
+                <w:color w:val="000000"/>
+                <w:sz w:val="18"/>
+                <w:szCs w:val="18"/>
+              </w:rPr>
+              <w:t xml:space="preserve">Five stations are set up around the room, each displaying a single A3 summary card compiled from lessons 2 to 9. Station 1: an annotated leaf cross-section diagram (Lesson 2). Station 2: the word and chemical equations for photosynthesis and a list of raw materials (Lesson 3). Station 3: a photograph of the iodine-stained variegated leaf from the starch test practical (Lesson 4). Station 4: a simplified two-stage flow diagram of photosynthesis — light-dependent and light-independent stages — with key molecules labelled (Lessons 5 and 6). Station 5: a graph of photosynthesis rate against light intensity and a mineral deficiency symptom table (Lessons 7, 8, and 9). Groups of four spend 2 minutes at each station. At each station they complete one row of a Evidence Harvest table in their books with three columns: WHAT IT SHOWS, HOW IT LINKS TO WILTING, HOW IT LINKS TO PALLOR. The teacher rings a small bell or claps twice to signal rotation. Total time: approximately 10 minutes including transitions.</w:t>
+            </w:r>
+          </w:p>
+        </w:tc>
+        <w:tc>
+          <w:tcPr>
+            <w:tcW w:type="dxa" w:w="3040"/>
+            <w:shd w:fill="F2F2F2" w:color="auto" w:val="clear"/>
+            <w:tcMar>
+              <w:top w:type="dxa" w:w="60"/>
+              <w:left w:type="dxa" w:w="120"/>
+              <w:bottom w:type="dxa" w:w="60"/>
+              <w:right w:type="dxa" w:w="120"/>
+            </w:tcMar>
+            <w:vAlign w:val="top"/>
+          </w:tcPr>
+          <w:p>
+            <w:pPr>
+              <w:spacing w:after="40" w:before="0"/>
+              <w:jc w:val="left"/>
+            </w:pPr>
+            <w:r>
+              <w:rPr>
+                <w:rFonts w:ascii="Arial" w:cs="Arial" w:eastAsia="Arial" w:hAnsi="Arial"/>
+                <w:b w:val="false"/>
+                <w:bCs w:val="false"/>
+                <w:i w:val="false"/>
+                <w:iCs w:val="false"/>
+                <w:color w:val="000000"/>
+                <w:sz w:val="18"/>
+                <w:szCs w:val="18"/>
+              </w:rPr>
+              <w:t xml:space="preserve">Before the gallery walk say: 'Each station holds evidence we have gathered over nine lessons. Your job is not to re-learn it — you already know it. Your job is to harvest it: ask yourself, how does this piece of evidence help explain why the sukuma wiki wilts or turns pale? Fill one row of your Evidence Harvest table at each station.' During the gallery walk, circulate and pose probing questions at each station rather than explaining: At Station 1 ask: 'Which cell layer loses water first when transpiration outpaces absorption — and where do stomata sit?' At Station 3 ask: 'What does the uncoloured section of the leaf tell us about what chlorophyll does?' At Station 5 ask: 'If a plant is nitrogen-deficient, how does that affect its chlorophyll and therefore its photosynthesis rate?' WAIT TIME: Pose each station question, step back, and wait 8 seconds before offering any scaffold — this signals that the question is genuinely open and expects learner reasoning.</w:t>
+            </w:r>
+          </w:p>
+        </w:tc>
+        <w:tc>
+          <w:tcPr>
+            <w:tcW w:type="dxa" w:w="3040"/>
+            <w:shd w:fill="FFFFFF" w:color="auto" w:val="clear"/>
+            <w:tcMar>
+              <w:top w:type="dxa" w:w="60"/>
+              <w:left w:type="dxa" w:w="120"/>
+              <w:bottom w:type="dxa" w:w="60"/>
+              <w:right w:type="dxa" w:w="120"/>
+            </w:tcMar>
+            <w:vAlign w:val="top"/>
+          </w:tcPr>
+          <w:p>
+            <w:pPr>
+              <w:spacing w:after="40" w:before="0"/>
+              <w:jc w:val="left"/>
+            </w:pPr>
+            <w:r>
+              <w:rPr>
+                <w:rFonts w:ascii="Arial" w:cs="Arial" w:eastAsia="Arial" w:hAnsi="Arial"/>
+                <w:b w:val="false"/>
+                <w:bCs w:val="false"/>
+                <w:i w:val="false"/>
+                <w:iCs w:val="false"/>
+                <w:color w:val="000000"/>
+                <w:sz w:val="18"/>
+                <w:szCs w:val="18"/>
+              </w:rPr>
+              <w:t xml:space="preserve">Structured gallery walk with an Evidence Harvest table — learners actively retrieve and connect distributed knowledge rather than passively reviewing. The two-column analytical frame (wilting and pallor) keeps attention anchored to the driving question phenomenon throughout observation.</w:t>
+            </w:r>
+          </w:p>
+        </w:tc>
+        <w:tc>
+          <w:tcPr>
+            <w:tcW w:type="dxa" w:w="3040"/>
+            <w:shd w:fill="F2F2F2" w:color="auto" w:val="clear"/>
+            <w:tcMar>
+              <w:top w:type="dxa" w:w="60"/>
+              <w:left w:type="dxa" w:w="120"/>
+              <w:bottom w:type="dxa" w:w="60"/>
+              <w:right w:type="dxa" w:w="120"/>
+            </w:tcMar>
+            <w:vAlign w:val="top"/>
+          </w:tcPr>
+          <w:p>
+            <w:pPr>
+              <w:spacing w:after="40" w:before="0"/>
+              <w:jc w:val="left"/>
+            </w:pPr>
+            <w:r>
+              <w:rPr>
+                <w:rFonts w:ascii="Arial" w:cs="Arial" w:eastAsia="Arial" w:hAnsi="Arial"/>
+                <w:b w:val="false"/>
+                <w:bCs w:val="false"/>
+                <w:i w:val="false"/>
+                <w:iCs w:val="false"/>
+                <w:color w:val="000000"/>
+                <w:sz w:val="18"/>
+                <w:szCs w:val="18"/>
+              </w:rPr>
+              <w:t xml:space="preserve">Teacher reviews Evidence Harvest tables during and immediately after the gallery walk to check whether learners are making causal links (e.g., high light intensity increases transpiration rate, stomata open, water loss exceeds uptake, turgor falls, wilting occurs) rather than listing facts in isolation. Persistent surface-level responses signal the need for guided questioning during the Explain phase.</w:t>
+            </w:r>
+          </w:p>
+        </w:tc>
+      </w:tr>
+      <w:tr>
+        <w:tc>
+          <w:tcPr>
+            <w:tcW w:type="dxa" w:w="1520"/>
+            <w:shd w:fill="E2EFDA" w:color="auto" w:val="clear"/>
+            <w:tcMar>
+              <w:top w:type="dxa" w:w="60"/>
+              <w:left w:type="dxa" w:w="120"/>
+              <w:bottom w:type="dxa" w:w="60"/>
+              <w:right w:type="dxa" w:w="120"/>
+            </w:tcMar>
+            <w:vAlign w:val="top"/>
+          </w:tcPr>
+          <w:p>
+            <w:pPr>
+              <w:spacing w:after="40" w:before="0"/>
+              <w:jc w:val="left"/>
+            </w:pPr>
+            <w:r>
+              <w:rPr>
+                <w:rFonts w:ascii="Arial" w:cs="Arial" w:eastAsia="Arial" w:hAnsi="Arial"/>
+                <w:b/>
+                <w:bCs/>
+                <w:i w:val="false"/>
+                <w:iCs w:val="false"/>
+                <w:color w:val="000000"/>
+                <w:sz w:val="18"/>
+                <w:szCs w:val="18"/>
+              </w:rPr>
+              <w:t xml:space="preserve">Explain Phase</w:t>
+            </w:r>
+          </w:p>
+          <w:p>
+            <w:pPr>
+              <w:spacing w:after="20" w:before="0"/>
+            </w:pPr>
+            <w:r>
+              <w:rPr>
+                <w:rFonts w:ascii="Arial" w:cs="Arial" w:eastAsia="Arial" w:hAnsi="Arial"/>
+                <w:b/>
+                <w:bCs/>
+                <w:color w:val="1F3864"/>
+                <w:sz w:val="16"/>
+                <w:szCs w:val="16"/>
+              </w:rPr>
+              <w:t xml:space="preserve">📹 VIDEO:</w:t>
+            </w:r>
+          </w:p>
+          <w:p>
+            <w:pPr>
+              <w:spacing w:after="20" w:before="0"/>
+            </w:pPr>
+            <w:hyperlink w:history="1" r:id="rIdbg_c8aej278e1csw_bhqn">
+              <w:r>
+                <w:rPr>
+                  <w:rFonts w:ascii="Arial" w:cs="Arial" w:eastAsia="Arial" w:hAnsi="Arial"/>
+                  <w:color w:val="2E75B6"/>
+                  <w:sz w:val="16"/>
+                  <w:szCs w:val="16"/>
+                  <w:u w:val="single" w:color="2E75B6"/>
+                </w:rPr>
+                <w:t xml:space="preserve">Photosynthesis:  Calvin cycle</w:t>
+              </w:r>
+            </w:hyperlink>
+          </w:p>
+          <w:p>
+            <w:pPr>
+              <w:spacing w:after="20" w:before="0"/>
+            </w:pPr>
+            <w:r>
+              <w:rPr>
+                <w:rFonts w:ascii="Arial" w:cs="Arial" w:eastAsia="Arial" w:hAnsi="Arial"/>
+                <w:i/>
+                <w:iCs/>
+                <w:color w:val="595959"/>
+                <w:sz w:val="16"/>
+                <w:szCs w:val="16"/>
+              </w:rPr>
+              <w:t xml:space="preserve">Related topic: not an exact match for this lesson.</w:t>
+            </w:r>
+          </w:p>
+          <w:p>
+            <w:pPr>
+              <w:spacing w:after="10" w:before="0"/>
+              <w:ind w:left="120"/>
+            </w:pPr>
+            <w:r>
+              <w:rPr>
+                <w:rFonts w:ascii="Arial" w:cs="Arial" w:eastAsia="Arial" w:hAnsi="Arial"/>
+                <w:color w:val="595959"/>
+                <w:sz w:val="14"/>
+                <w:szCs w:val="14"/>
+              </w:rPr>
+              <w:t xml:space="preserve">Source: Khan Academy (English - US curriculum)</w:t>
+            </w:r>
+          </w:p>
+          <w:p>
+            <w:pPr>
+              <w:spacing w:after="10" w:before="0"/>
+              <w:ind w:left="120"/>
+            </w:pPr>
+            <w:hyperlink w:history="1" r:id="rId3lc4nxaynpstmyhpayqgx">
+              <w:r>
+                <w:rPr>
+                  <w:rFonts w:ascii="Arial" w:cs="Arial" w:eastAsia="Arial" w:hAnsi="Arial"/>
+                  <w:color w:val="595959"/>
+                  <w:sz w:val="14"/>
+                  <w:szCs w:val="14"/>
+                  <w:u w:val="single" w:color="595959"/>
+                </w:rPr>
+                <w:t xml:space="preserve">🔍 Search ARES for similar videos</w:t>
+              </w:r>
+            </w:hyperlink>
+          </w:p>
+          <w:p>
+            <w:pPr>
+              <w:spacing w:after="40" w:before="0"/>
+            </w:pPr>
+            <w:r>
+              <w:rPr>
+                <w:sz w:val="14"/>
+                <w:szCs w:val="14"/>
+              </w:rPr>
+              <w:t xml:space="preserve"/>
+            </w:r>
+          </w:p>
+          <w:p>
+            <w:pPr>
+              <w:spacing w:after="20" w:before="0"/>
+            </w:pPr>
+            <w:r>
+              <w:rPr>
+                <w:rFonts w:ascii="Arial" w:cs="Arial" w:eastAsia="Arial" w:hAnsi="Arial"/>
+                <w:b/>
+                <w:bCs/>
+                <w:color w:val="1F3864"/>
+                <w:sz w:val="16"/>
+                <w:szCs w:val="16"/>
+              </w:rPr>
+              <w:t xml:space="preserve">📖 HTML:</w:t>
+            </w:r>
+          </w:p>
+          <w:p>
+            <w:pPr>
+              <w:spacing w:after="20" w:before="0"/>
+            </w:pPr>
+            <w:hyperlink w:history="1" r:id="rIdyxulmoucluicxsplc9afm">
+              <w:r>
+                <w:rPr>
+                  <w:rFonts w:ascii="Arial" w:cs="Arial" w:eastAsia="Arial" w:hAnsi="Arial"/>
+                  <w:color w:val="2E75B6"/>
+                  <w:sz w:val="16"/>
+                  <w:szCs w:val="16"/>
+                  <w:u w:val="single" w:color="2E75B6"/>
+                </w:rPr>
+                <w:t xml:space="preserve">Photosynthesis And Transpiration</w:t>
+              </w:r>
+            </w:hyperlink>
+          </w:p>
+          <w:p>
+            <w:pPr>
+              <w:spacing w:after="10" w:before="0"/>
+              <w:ind w:left="120"/>
+            </w:pPr>
+            <w:r>
+              <w:rPr>
+                <w:rFonts w:ascii="Arial" w:cs="Arial" w:eastAsia="Arial" w:hAnsi="Arial"/>
+                <w:color w:val="595959"/>
+                <w:sz w:val="14"/>
+                <w:szCs w:val="14"/>
+              </w:rPr>
+              <w:t xml:space="preserve">Source: iicba</w:t>
+            </w:r>
+          </w:p>
+          <w:p>
+            <w:pPr>
+              <w:spacing w:after="10" w:before="0"/>
+              <w:ind w:left="120"/>
+            </w:pPr>
+            <w:hyperlink w:history="1" r:id="rIdqieyxe0wqbtjb1byh1whu">
+              <w:r>
+                <w:rPr>
+                  <w:rFonts w:ascii="Arial" w:cs="Arial" w:eastAsia="Arial" w:hAnsi="Arial"/>
+                  <w:color w:val="595959"/>
+                  <w:sz w:val="14"/>
+                  <w:szCs w:val="14"/>
+                  <w:u w:val="single" w:color="595959"/>
+                </w:rPr>
+                <w:t xml:space="preserve">🔍 Search ARES for similar readings</w:t>
+              </w:r>
+            </w:hyperlink>
+          </w:p>
+        </w:tc>
+        <w:tc>
+          <w:tcPr>
+            <w:tcW w:type="dxa" w:w="3040"/>
+            <w:shd w:fill="FFFFFF" w:color="auto" w:val="clear"/>
+            <w:tcMar>
+              <w:top w:type="dxa" w:w="60"/>
+              <w:left w:type="dxa" w:w="120"/>
+              <w:bottom w:type="dxa" w:w="60"/>
+              <w:right w:type="dxa" w:w="120"/>
+            </w:tcMar>
+            <w:vAlign w:val="top"/>
+          </w:tcPr>
+          <w:p>
+            <w:pPr>
+              <w:spacing w:after="40" w:before="0"/>
+              <w:jc w:val="left"/>
+            </w:pPr>
+            <w:r>
+              <w:rPr>
+                <w:rFonts w:ascii="Arial" w:cs="Arial" w:eastAsia="Arial" w:hAnsi="Arial"/>
+                <w:b w:val="false"/>
+                <w:bCs w:val="false"/>
+                <w:i w:val="false"/>
+                <w:iCs w:val="false"/>
+                <w:color w:val="000000"/>
+                <w:sz w:val="18"/>
+                <w:szCs w:val="18"/>
+              </w:rPr>
+              <w:t xml:space="preserve">Groups of four receive one sheet of A2 paper (or access to a shared digital whiteboard) and the following brief: 'Build an annotated model that explains BOTH observations: (1) Why does sukuma wiki wilt at midday when the soil is wet? (2) Why does it turn pale and grow slowly in shade? Your model must include at minimum: a labelled diagram of the leaf cross-section showing stomata and vascular bundles; a summary of the light-dependent and light-independent reactions showing inputs and outputs; arrows showing how limiting factors (light, CO2, temperature) change the rate; and a section on at least TWO minerals and what happens when they are deficient. You have 12 minutes to build your model. Every member of the group must be able to explain any part of it.' After 12 minutes, groups conduct a 90-second standing presentation of their model to the adjacent group (a paired gallery format), then groups swap and repeat. After both presentations, each group receives one written sticky note of peer feedback using the sentence frame: 'Your model clearly shows... One thing that would make it stronger is...' Groups have 2 minutes to revise their model in response to the feedback.</w:t>
+            </w:r>
+          </w:p>
+        </w:tc>
+        <w:tc>
+          <w:tcPr>
+            <w:tcW w:type="dxa" w:w="3040"/>
+            <w:shd w:fill="F2F2F2" w:color="auto" w:val="clear"/>
+            <w:tcMar>
+              <w:top w:type="dxa" w:w="60"/>
+              <w:left w:type="dxa" w:w="120"/>
+              <w:bottom w:type="dxa" w:w="60"/>
+              <w:right w:type="dxa" w:w="120"/>
+            </w:tcMar>
+            <w:vAlign w:val="top"/>
+          </w:tcPr>
+          <w:p>
+            <w:pPr>
+              <w:spacing w:after="40" w:before="0"/>
+              <w:jc w:val="left"/>
+            </w:pPr>
+            <w:r>
+              <w:rPr>
+                <w:rFonts w:ascii="Arial" w:cs="Arial" w:eastAsia="Arial" w:hAnsi="Arial"/>
+                <w:b w:val="false"/>
+                <w:bCs w:val="false"/>
+                <w:i w:val="false"/>
+                <w:iCs w:val="false"/>
+                <w:color w:val="000000"/>
+                <w:sz w:val="18"/>
+                <w:szCs w:val="18"/>
+              </w:rPr>
+              <w:t xml:space="preserve">Distribute materials and read the brief aloud. Say: 'Your model is not a beautiful drawing — it is a scientific argument. Every arrow, every label, every word should be doing explanatory work. If you write a word and cannot say what it explains, remove it.' During the 12 minutes of model building, rotate among groups and use targeted prompts: If a group omits the stomata-transpiration link say: 'Your model explains pallor well. But walk me through exactly how the water gets from the wet soil to — and then out of — the leaf on a hot midday. Where does the balance tip?' If a group omits minerals say: 'Your model shows what light does. What does the soil contribute that light cannot replace? Think about what nitrogen and magnesium do inside the chloroplast.' If a group makes an error (e.g., stating glucose is made in the thylakoid) say: 'Interesting — where exactly does CO2 fixation happen, and what molecules from the light stage make it possible?' During presentations, stand at the back and listen. After peer feedback, say: 'You have two minutes. Use the feedback. Make your model stronger.' WAIT TIME: When a group is stuck during model building, ask a question and then physically move away for 10 seconds to prevent immediate rescue — returning only if the group is genuinely unable to proceed.</w:t>
+            </w:r>
+          </w:p>
+        </w:tc>
+        <w:tc>
+          <w:tcPr>
+            <w:tcW w:type="dxa" w:w="3040"/>
+            <w:shd w:fill="FFFFFF" w:color="auto" w:val="clear"/>
+            <w:tcMar>
+              <w:top w:type="dxa" w:w="60"/>
+              <w:left w:type="dxa" w:w="120"/>
+              <w:bottom w:type="dxa" w:w="60"/>
+              <w:right w:type="dxa" w:w="120"/>
+            </w:tcMar>
+            <w:vAlign w:val="top"/>
+          </w:tcPr>
+          <w:p>
+            <w:pPr>
+              <w:spacing w:after="40" w:before="0"/>
+              <w:jc w:val="left"/>
+            </w:pPr>
+            <w:r>
+              <w:rPr>
+                <w:rFonts w:ascii="Arial" w:cs="Arial" w:eastAsia="Arial" w:hAnsi="Arial"/>
+                <w:b w:val="false"/>
+                <w:bCs w:val="false"/>
+                <w:i w:val="false"/>
+                <w:iCs w:val="false"/>
+                <w:color w:val="000000"/>
+                <w:sz w:val="18"/>
+                <w:szCs w:val="18"/>
+              </w:rPr>
+              <w:t xml:space="preserve">Integrated model construction — the highest-order synthesis task in the lesson. The paired gallery presentation creates authentic audience and accountability. Peer feedback using the structured sentence frame trains learners to evaluate scientific models against criteria (completeness, causal accuracy, explanatory power) rather than aesthetics. Revision in response to feedback models the iterative nature of scientific model-building.</w:t>
+            </w:r>
+          </w:p>
+        </w:tc>
+        <w:tc>
+          <w:tcPr>
+            <w:tcW w:type="dxa" w:w="3040"/>
+            <w:shd w:fill="F2F2F2" w:color="auto" w:val="clear"/>
+            <w:tcMar>
+              <w:top w:type="dxa" w:w="60"/>
+              <w:left w:type="dxa" w:w="120"/>
+              <w:bottom w:type="dxa" w:w="60"/>
+              <w:right w:type="dxa" w:w="120"/>
+            </w:tcMar>
+            <w:vAlign w:val="top"/>
+          </w:tcPr>
+          <w:p>
+            <w:pPr>
+              <w:spacing w:after="40" w:before="0"/>
+              <w:jc w:val="left"/>
+            </w:pPr>
+            <w:r>
+              <w:rPr>
+                <w:rFonts w:ascii="Arial" w:cs="Arial" w:eastAsia="Arial" w:hAnsi="Arial"/>
+                <w:b w:val="false"/>
+                <w:bCs w:val="false"/>
+                <w:i w:val="false"/>
+                <w:iCs w:val="false"/>
+                <w:color w:val="000000"/>
+                <w:sz w:val="18"/>
+                <w:szCs w:val="18"/>
+              </w:rPr>
+              <w:t xml:space="preserve">Teacher uses a rapid 4-point rubric (held mentally or on a clipboard) during rotation: 1 = model lists facts without causal links; 2 = model links some elements to wilting OR pallor but not both; 3 = model explains both phenomena with correct causal chains and includes limiting factors and minerals; 4 = model integrates all elements into a single coherent explanatory narrative with accurate science. Groups scoring 1 or 2 receive an additional targeted prompt before presentations. Peer feedback sticky notes are collected at the end of the lesson as secondary formative evidence.</w:t>
+            </w:r>
+          </w:p>
+        </w:tc>
+      </w:tr>
+      <w:tr>
+        <w:tc>
+          <w:tcPr>
+            <w:tcW w:type="dxa" w:w="1520"/>
+            <w:shd w:fill="FCE4D6" w:color="auto" w:val="clear"/>
+            <w:tcMar>
+              <w:top w:type="dxa" w:w="60"/>
+              <w:left w:type="dxa" w:w="120"/>
+              <w:bottom w:type="dxa" w:w="60"/>
+              <w:right w:type="dxa" w:w="120"/>
+            </w:tcMar>
+            <w:vAlign w:val="top"/>
+          </w:tcPr>
+          <w:p>
+            <w:pPr>
+              <w:spacing w:after="40" w:before="0"/>
+              <w:jc w:val="left"/>
+            </w:pPr>
+            <w:r>
+              <w:rPr>
+                <w:rFonts w:ascii="Arial" w:cs="Arial" w:eastAsia="Arial" w:hAnsi="Arial"/>
+                <w:b/>
+                <w:bCs/>
+                <w:i w:val="false"/>
+                <w:iCs w:val="false"/>
+                <w:color w:val="000000"/>
+                <w:sz w:val="18"/>
+                <w:szCs w:val="18"/>
+              </w:rPr>
+              <w:t xml:space="preserve">Driving Question Board (DQB) Creation</w:t>
+            </w:r>
+          </w:p>
+          <w:p>
+            <w:pPr>
+              <w:spacing w:after="20" w:before="0"/>
+            </w:pPr>
+            <w:r>
+              <w:rPr>
+                <w:rFonts w:ascii="Arial" w:cs="Arial" w:eastAsia="Arial" w:hAnsi="Arial"/>
+                <w:b/>
+                <w:bCs/>
+                <w:color w:val="1F3864"/>
+                <w:sz w:val="16"/>
+                <w:szCs w:val="16"/>
+              </w:rPr>
+              <w:t xml:space="preserve">📹 VIDEO:</w:t>
+            </w:r>
+          </w:p>
+          <w:p>
+            <w:pPr>
+              <w:spacing w:after="20" w:before="0"/>
+            </w:pPr>
+            <w:hyperlink w:history="1" r:id="rId0dgwegknjl2ylexthsbdr">
+              <w:r>
+                <w:rPr>
+                  <w:rFonts w:ascii="Arial" w:cs="Arial" w:eastAsia="Arial" w:hAnsi="Arial"/>
+                  <w:color w:val="2E75B6"/>
+                  <w:sz w:val="16"/>
+                  <w:szCs w:val="16"/>
+                  <w:u w:val="single" w:color="2E75B6"/>
+                </w:rPr>
+                <w:t xml:space="preserve">Photosynthesis:  Calvin cycle -dubbed(KY)</w:t>
+              </w:r>
+            </w:hyperlink>
+          </w:p>
+          <w:p>
+            <w:pPr>
+              <w:spacing w:after="20" w:before="0"/>
+            </w:pPr>
+            <w:r>
+              <w:rPr>
+                <w:rFonts w:ascii="Arial" w:cs="Arial" w:eastAsia="Arial" w:hAnsi="Arial"/>
+                <w:i/>
+                <w:iCs/>
+                <w:color w:val="595959"/>
+                <w:sz w:val="16"/>
+                <w:szCs w:val="16"/>
+              </w:rPr>
+              <w:t xml:space="preserve">Related topic: not an exact match for this lesson.</w:t>
+            </w:r>
+          </w:p>
+          <w:p>
+            <w:pPr>
+              <w:spacing w:after="10" w:before="0"/>
+              <w:ind w:left="120"/>
+            </w:pPr>
+            <w:r>
+              <w:rPr>
+                <w:rFonts w:ascii="Arial" w:cs="Arial" w:eastAsia="Arial" w:hAnsi="Arial"/>
+                <w:color w:val="595959"/>
+                <w:sz w:val="14"/>
+                <w:szCs w:val="14"/>
+              </w:rPr>
+              <w:t xml:space="preserve">Source: Khan Academy (Kiswahili)</w:t>
+            </w:r>
+          </w:p>
+          <w:p>
+            <w:pPr>
+              <w:spacing w:after="10" w:before="0"/>
+              <w:ind w:left="120"/>
+            </w:pPr>
+            <w:hyperlink w:history="1" r:id="rIdlmqa-sdzvfbmvzenwrpxo">
+              <w:r>
+                <w:rPr>
+                  <w:rFonts w:ascii="Arial" w:cs="Arial" w:eastAsia="Arial" w:hAnsi="Arial"/>
+                  <w:color w:val="595959"/>
+                  <w:sz w:val="14"/>
+                  <w:szCs w:val="14"/>
+                  <w:u w:val="single" w:color="595959"/>
+                </w:rPr>
+                <w:t xml:space="preserve">🔍 Search ARES for similar videos</w:t>
+              </w:r>
+            </w:hyperlink>
+          </w:p>
+          <w:p>
+            <w:pPr>
+              <w:spacing w:after="40" w:before="0"/>
+            </w:pPr>
+            <w:r>
+              <w:rPr>
+                <w:sz w:val="14"/>
+                <w:szCs w:val="14"/>
+              </w:rPr>
+              <w:t xml:space="preserve"/>
+            </w:r>
+          </w:p>
+          <w:p>
+            <w:pPr>
+              <w:spacing w:after="20" w:before="0"/>
+            </w:pPr>
+            <w:r>
+              <w:rPr>
+                <w:rFonts w:ascii="Arial" w:cs="Arial" w:eastAsia="Arial" w:hAnsi="Arial"/>
+                <w:b/>
+                <w:bCs/>
+                <w:color w:val="1F3864"/>
+                <w:sz w:val="16"/>
+                <w:szCs w:val="16"/>
+              </w:rPr>
+              <w:t xml:space="preserve">📖 HTML:</w:t>
+            </w:r>
+          </w:p>
+          <w:p>
+            <w:pPr>
+              <w:spacing w:after="20" w:before="0"/>
+            </w:pPr>
+            <w:hyperlink w:history="1" r:id="rIdo9tqx9avpcaq5exxjyspg">
+              <w:r>
+                <w:rPr>
+                  <w:rFonts w:ascii="Arial" w:cs="Arial" w:eastAsia="Arial" w:hAnsi="Arial"/>
+                  <w:color w:val="2E75B6"/>
+                  <w:sz w:val="16"/>
+                  <w:szCs w:val="16"/>
+                  <w:u w:val="single" w:color="2E75B6"/>
+                </w:rPr>
+                <w:t xml:space="preserve">Photosynthesis Reactions (Flexbook)</w:t>
+              </w:r>
+            </w:hyperlink>
+          </w:p>
+          <w:p>
+            <w:pPr>
+              <w:spacing w:after="10" w:before="0"/>
+              <w:ind w:left="120"/>
+            </w:pPr>
+            <w:r>
+              <w:rPr>
+                <w:rFonts w:ascii="Arial" w:cs="Arial" w:eastAsia="Arial" w:hAnsi="Arial"/>
+                <w:color w:val="595959"/>
+                <w:sz w:val="14"/>
+                <w:szCs w:val="14"/>
+              </w:rPr>
+              <w:t xml:space="preserve">Source: CK-12</w:t>
+            </w:r>
+          </w:p>
+          <w:p>
+            <w:pPr>
+              <w:spacing w:after="10" w:before="0"/>
+              <w:ind w:left="120"/>
+            </w:pPr>
+            <w:hyperlink w:history="1" r:id="rIdqx-fqkby5-pc51wyrgi6x">
+              <w:r>
+                <w:rPr>
+                  <w:rFonts w:ascii="Arial" w:cs="Arial" w:eastAsia="Arial" w:hAnsi="Arial"/>
+                  <w:color w:val="595959"/>
+                  <w:sz w:val="14"/>
+                  <w:szCs w:val="14"/>
+                  <w:u w:val="single" w:color="595959"/>
+                </w:rPr>
+                <w:t xml:space="preserve">🔍 Search ARES for similar readings</w:t>
+              </w:r>
+            </w:hyperlink>
+          </w:p>
+        </w:tc>
+        <w:tc>
+          <w:tcPr>
+            <w:tcW w:type="dxa" w:w="3040"/>
+            <w:shd w:fill="FFFFFF" w:color="auto" w:val="clear"/>
+            <w:tcMar>
+              <w:top w:type="dxa" w:w="60"/>
+              <w:left w:type="dxa" w:w="120"/>
+              <w:bottom w:type="dxa" w:w="60"/>
+              <w:right w:type="dxa" w:w="120"/>
+            </w:tcMar>
+            <w:vAlign w:val="top"/>
+          </w:tcPr>
+          <w:p>
+            <w:pPr>
+              <w:spacing w:after="40" w:before="0"/>
+              <w:jc w:val="left"/>
+            </w:pPr>
+            <w:r>
+              <w:rPr>
+                <w:rFonts w:ascii="Arial" w:cs="Arial" w:eastAsia="Arial" w:hAnsi="Arial"/>
+                <w:b w:val="false"/>
+                <w:bCs w:val="false"/>
+                <w:i w:val="false"/>
+                <w:iCs w:val="false"/>
+                <w:color w:val="000000"/>
+                <w:sz w:val="18"/>
+                <w:szCs w:val="18"/>
+              </w:rPr>
+              <w:t xml:space="preserve">The class reassembles facing the Driving Question Board, which has been displayed since Lesson 1. The teacher reads each remaining question card aloud. For each question, a volunteer — or the group whose model best addresses it — provides a one-sentence evidence-based answer. The class votes with thumbs up (fully answered), thumbs sideways (partially answered), or thumbs down (not yet answered) for each response. Questions that receive partial or thumbs-down votes are briefly discussed until a satisfactory answer is reached. Each answered question card is turned over or moved to a RESOLVED column. The driving question itself — Why does sukuma wiki wilt in the midday sun even when the soil is wet, and what does a plant actually need to stay green, grow, and make its own food? — is addressed last, answered collectively by the class in a think-pair-share before the teacher synthesises the class answer on the board.</w:t>
+            </w:r>
+          </w:p>
+        </w:tc>
+        <w:tc>
+          <w:tcPr>
+            <w:tcW w:type="dxa" w:w="3040"/>
+            <w:shd w:fill="F2F2F2" w:color="auto" w:val="clear"/>
+            <w:tcMar>
+              <w:top w:type="dxa" w:w="60"/>
+              <w:left w:type="dxa" w:w="120"/>
+              <w:bottom w:type="dxa" w:w="60"/>
+              <w:right w:type="dxa" w:w="120"/>
+            </w:tcMar>
+            <w:vAlign w:val="top"/>
+          </w:tcPr>
+          <w:p>
+            <w:pPr>
+              <w:spacing w:after="40" w:before="0"/>
+              <w:jc w:val="left"/>
+            </w:pPr>
+            <w:r>
+              <w:rPr>
+                <w:rFonts w:ascii="Arial" w:cs="Arial" w:eastAsia="Arial" w:hAnsi="Arial"/>
+                <w:b w:val="false"/>
+                <w:bCs w:val="false"/>
+                <w:i w:val="false"/>
+                <w:iCs w:val="false"/>
+                <w:color w:val="000000"/>
+                <w:sz w:val="18"/>
+                <w:szCs w:val="18"/>
+              </w:rPr>
+              <w:t xml:space="preserve">Stand beside the DQB and say: 'This board has carried our questions since Lesson 1. Today we close it — but only if we can answer every question with evidence. I am going to read each question. If your group model answers it, stand up and give us one sentence — one sentence with evidence, not just a word.' Read each question card slowly. After each volunteer response, facilitate the thumb vote: 'Thumbs: is this question fully answered by science? Up, sideways, or down.' For questions that receive sideways or down votes, say: 'What is still missing from that answer? What evidence from our lessons would strengthen it?' For the driving question itself, say: 'This is the question we started with nine lessons ago. Before I say anything, I want you to think for 30 seconds — what is your best, fullest, most evidence-rich answer to this question right now?' WAIT TIME: Allow 30 full seconds of silence for the driving question think time. Then say: 'Now discuss with your partner for one minute.' Cold-call two pairs, then synthesise on the board. After writing the class synthesis answer, say: 'Amina noticed something in her kitchen garden. Nine lessons later, we can explain it completely. That is what science does.' WAIT TIME: After the synthesis, pause for 5 seconds of silence before moving on — to allow the moment of intellectual closure to register.</w:t>
+            </w:r>
+          </w:p>
+        </w:tc>
+        <w:tc>
+          <w:tcPr>
+            <w:tcW w:type="dxa" w:w="3040"/>
+            <w:shd w:fill="FFFFFF" w:color="auto" w:val="clear"/>
+            <w:tcMar>
+              <w:top w:type="dxa" w:w="60"/>
+              <w:left w:type="dxa" w:w="120"/>
+              <w:bottom w:type="dxa" w:w="60"/>
+              <w:right w:type="dxa" w:w="120"/>
+            </w:tcMar>
+            <w:vAlign w:val="top"/>
+          </w:tcPr>
+          <w:p>
+            <w:pPr>
+              <w:spacing w:after="40" w:before="0"/>
+              <w:jc w:val="left"/>
+            </w:pPr>
+            <w:r>
+              <w:rPr>
+                <w:rFonts w:ascii="Arial" w:cs="Arial" w:eastAsia="Arial" w:hAnsi="Arial"/>
+                <w:b w:val="false"/>
+                <w:bCs w:val="false"/>
+                <w:i w:val="false"/>
+                <w:iCs w:val="false"/>
+                <w:color w:val="000000"/>
+                <w:sz w:val="18"/>
+                <w:szCs w:val="18"/>
+              </w:rPr>
+              <w:t xml:space="preserve">Public DQB resolution — learners experience genuine intellectual closure by returning to questions they themselves generated. The thumb-vote protocol distributes epistemic authority to the class rather than the teacher. Addressing the driving question last, after all sub-questions are resolved, creates a culminating sense-making moment that is earned rather than given.</w:t>
+            </w:r>
+          </w:p>
+        </w:tc>
+        <w:tc>
+          <w:tcPr>
+            <w:tcW w:type="dxa" w:w="3040"/>
+            <w:shd w:fill="F2F2F2" w:color="auto" w:val="clear"/>
+            <w:tcMar>
+              <w:top w:type="dxa" w:w="60"/>
+              <w:left w:type="dxa" w:w="120"/>
+              <w:bottom w:type="dxa" w:w="60"/>
+              <w:right w:type="dxa" w:w="120"/>
+            </w:tcMar>
+            <w:vAlign w:val="top"/>
+          </w:tcPr>
+          <w:p>
+            <w:pPr>
+              <w:spacing w:after="40" w:before="0"/>
+              <w:jc w:val="left"/>
+            </w:pPr>
+            <w:r>
+              <w:rPr>
+                <w:rFonts w:ascii="Arial" w:cs="Arial" w:eastAsia="Arial" w:hAnsi="Arial"/>
+                <w:b w:val="false"/>
+                <w:bCs w:val="false"/>
+                <w:i w:val="false"/>
+                <w:iCs w:val="false"/>
+                <w:color w:val="000000"/>
+                <w:sz w:val="18"/>
+                <w:szCs w:val="18"/>
+              </w:rPr>
+              <w:t xml:space="preserve">The quality of one-sentence evidence-based answers reveals whether learners can retrieve and apply integrated knowledge under mild social pressure. The teacher notes which question types remain difficult (e.g., questions about the Calvin cycle intermediates or specific mineral-enzyme relationships) and records these as topics for future review or homework. The thumb-vote distribution across the class provides a quick whole-class comprehension check.</w:t>
+            </w:r>
+          </w:p>
+        </w:tc>
+      </w:tr>
+      <w:tr>
+        <w:tc>
+          <w:tcPr>
+            <w:tcW w:type="dxa" w:w="1520"/>
+            <w:shd w:fill="D5E8F0" w:color="auto" w:val="clear"/>
+            <w:tcMar>
+              <w:top w:type="dxa" w:w="60"/>
+              <w:left w:type="dxa" w:w="120"/>
+              <w:bottom w:type="dxa" w:w="60"/>
+              <w:right w:type="dxa" w:w="120"/>
+            </w:tcMar>
+            <w:vAlign w:val="top"/>
+          </w:tcPr>
+          <w:p>
+            <w:pPr>
+              <w:spacing w:after="40" w:before="0"/>
+              <w:jc w:val="left"/>
+            </w:pPr>
+            <w:r>
+              <w:rPr>
+                <w:rFonts w:ascii="Arial" w:cs="Arial" w:eastAsia="Arial" w:hAnsi="Arial"/>
+                <w:b/>
+                <w:bCs/>
+                <w:i w:val="false"/>
+                <w:iCs w:val="false"/>
+                <w:color w:val="000000"/>
+                <w:sz w:val="18"/>
+                <w:szCs w:val="18"/>
+              </w:rPr>
+              <w:t xml:space="preserve">Model Building Phase</w:t>
+            </w:r>
+          </w:p>
+          <w:p>
+            <w:pPr>
+              <w:spacing w:after="20" w:before="0"/>
+            </w:pPr>
+            <w:r>
+              <w:rPr>
+                <w:rFonts w:ascii="Arial" w:cs="Arial" w:eastAsia="Arial" w:hAnsi="Arial"/>
+                <w:b/>
+                <w:bCs/>
+                <w:color w:val="1F3864"/>
+                <w:sz w:val="16"/>
+                <w:szCs w:val="16"/>
+              </w:rPr>
+              <w:t xml:space="preserve">📹 VIDEO:</w:t>
+            </w:r>
+          </w:p>
+          <w:p>
+            <w:pPr>
+              <w:spacing w:after="20" w:before="0"/>
+            </w:pPr>
+            <w:hyperlink w:history="1" r:id="rIdbceqkf6-ucsaxqcdj3o8a">
+              <w:r>
+                <w:rPr>
+                  <w:rFonts w:ascii="Arial" w:cs="Arial" w:eastAsia="Arial" w:hAnsi="Arial"/>
+                  <w:color w:val="2E75B6"/>
+                  <w:sz w:val="16"/>
+                  <w:szCs w:val="16"/>
+                  <w:u w:val="single" w:color="2E75B6"/>
+                </w:rPr>
+                <w:t xml:space="preserve">Photosynthesis: Overview of the light-dependent reactions</w:t>
+              </w:r>
+            </w:hyperlink>
+          </w:p>
+          <w:p>
+            <w:pPr>
+              <w:spacing w:after="20" w:before="0"/>
+            </w:pPr>
+            <w:r>
+              <w:rPr>
+                <w:rFonts w:ascii="Arial" w:cs="Arial" w:eastAsia="Arial" w:hAnsi="Arial"/>
+                <w:i/>
+                <w:iCs/>
+                <w:color w:val="595959"/>
+                <w:sz w:val="16"/>
+                <w:szCs w:val="16"/>
+              </w:rPr>
+              <w:t xml:space="preserve">Related topic: not an exact match for this lesson.</w:t>
+            </w:r>
+          </w:p>
+          <w:p>
+            <w:pPr>
+              <w:spacing w:after="10" w:before="0"/>
+              <w:ind w:left="120"/>
+            </w:pPr>
+            <w:r>
+              <w:rPr>
+                <w:rFonts w:ascii="Arial" w:cs="Arial" w:eastAsia="Arial" w:hAnsi="Arial"/>
+                <w:color w:val="595959"/>
+                <w:sz w:val="14"/>
+                <w:szCs w:val="14"/>
+              </w:rPr>
+              <w:t xml:space="preserve">Source: Khan Academy (English - US curriculum)</w:t>
+            </w:r>
+          </w:p>
+          <w:p>
+            <w:pPr>
+              <w:spacing w:after="10" w:before="0"/>
+              <w:ind w:left="120"/>
+            </w:pPr>
+            <w:hyperlink w:history="1" r:id="rIdbi6upgrdrww9gkw1d3hc0">
+              <w:r>
+                <w:rPr>
+                  <w:rFonts w:ascii="Arial" w:cs="Arial" w:eastAsia="Arial" w:hAnsi="Arial"/>
+                  <w:color w:val="595959"/>
+                  <w:sz w:val="14"/>
+                  <w:szCs w:val="14"/>
+                  <w:u w:val="single" w:color="595959"/>
+                </w:rPr>
+                <w:t xml:space="preserve">🔍 Search ARES for similar videos</w:t>
+              </w:r>
+            </w:hyperlink>
+          </w:p>
+          <w:p>
+            <w:pPr>
+              <w:spacing w:after="40" w:before="0"/>
+            </w:pPr>
+            <w:r>
+              <w:rPr>
+                <w:sz w:val="14"/>
+                <w:szCs w:val="14"/>
+              </w:rPr>
+              <w:t xml:space="preserve"/>
+            </w:r>
+          </w:p>
+          <w:p>
+            <w:pPr>
+              <w:spacing w:after="20" w:before="0"/>
+            </w:pPr>
+            <w:r>
+              <w:rPr>
+                <w:rFonts w:ascii="Arial" w:cs="Arial" w:eastAsia="Arial" w:hAnsi="Arial"/>
+                <w:b/>
+                <w:bCs/>
+                <w:color w:val="1F3864"/>
+                <w:sz w:val="16"/>
+                <w:szCs w:val="16"/>
+              </w:rPr>
               <w:t xml:space="preserve">📖 EXERCISE:</w:t>
             </w:r>
           </w:p>
@@ -30359,7 +32356,7 @@
             <w:pPr>
               <w:spacing w:after="20" w:before="0"/>
             </w:pPr>
-            <w:hyperlink w:history="1" r:id="rIdejw8i-_apz3gradwaqxrj">
+            <w:hyperlink w:history="1" r:id="rIdja0ygckyuu-hhihctvsro">
               <w:r>
                 <w:rPr>
                   <w:rFonts w:ascii="Arial" w:cs="Arial" w:eastAsia="Arial" w:hAnsi="Arial"/>
@@ -30374,6 +32371,22 @@
           </w:p>
           <w:p>
             <w:pPr>
+              <w:spacing w:after="20" w:before="0"/>
+            </w:pPr>
+            <w:r>
+              <w:rPr>
+                <w:rFonts w:ascii="Arial" w:cs="Arial" w:eastAsia="Arial" w:hAnsi="Arial"/>
+                <w:i/>
+                <w:iCs/>
+                <w:color w:val="595959"/>
+                <w:sz w:val="16"/>
+                <w:szCs w:val="16"/>
+              </w:rPr>
+              <w:t xml:space="preserve">Related topic: not an exact match for this lesson.</w:t>
+            </w:r>
+          </w:p>
+          <w:p>
+            <w:pPr>
               <w:spacing w:after="10" w:before="0"/>
               <w:ind w:left="120"/>
             </w:pPr>
@@ -30392,1231 +32405,7 @@
               <w:spacing w:after="10" w:before="0"/>
               <w:ind w:left="120"/>
             </w:pPr>
-            <w:hyperlink w:history="1" r:id="rIdskqbxx5anfamdekauihx7">
-              <w:r>
-                <w:rPr>
-                  <w:rFonts w:ascii="Arial" w:cs="Arial" w:eastAsia="Arial" w:hAnsi="Arial"/>
-                  <w:color w:val="595959"/>
-                  <w:sz w:val="14"/>
-                  <w:szCs w:val="14"/>
-                  <w:u w:val="single" w:color="595959"/>
-                </w:rPr>
-                <w:t xml:space="preserve">🔍 Search ARES for similar readings</w:t>
-              </w:r>
-            </w:hyperlink>
-          </w:p>
-        </w:tc>
-        <w:tc>
-          <w:tcPr>
-            <w:tcW w:type="dxa" w:w="3040"/>
-            <w:shd w:fill="FFFFFF" w:color="auto" w:val="clear"/>
-            <w:tcMar>
-              <w:top w:type="dxa" w:w="60"/>
-              <w:left w:type="dxa" w:w="120"/>
-              <w:bottom w:type="dxa" w:w="60"/>
-              <w:right w:type="dxa" w:w="120"/>
-            </w:tcMar>
-            <w:vAlign w:val="top"/>
-          </w:tcPr>
-          <w:p>
-            <w:pPr>
-              <w:spacing w:after="40" w:before="0"/>
-              <w:jc w:val="left"/>
-            </w:pPr>
-            <w:r>
-              <w:rPr>
-                <w:rFonts w:ascii="Arial" w:cs="Arial" w:eastAsia="Arial" w:hAnsi="Arial"/>
-                <w:b w:val="false"/>
-                <w:bCs w:val="false"/>
-                <w:i w:val="false"/>
-                <w:iCs w:val="false"/>
-                <w:color w:val="000000"/>
-                <w:sz w:val="18"/>
-                <w:szCs w:val="18"/>
-              </w:rPr>
-              <w:t xml:space="preserve">Learners open their exercise books to the prediction they wrote in Lesson 1 about why the sukuma wiki wilts and turns pale. Working individually for 3 minutes, they annotate their original prediction using a different colour pen, crossing out ideas they now know are incorrect and adding brief notes about what they now understand instead. They then share one changed idea with a shoulder partner. Two or three volunteers share with the class. The teacher writes on the board two columns: THEN WE THOUGHT and NOW WE KNOW, and begins populating them from learner contributions.</w:t>
-            </w:r>
-          </w:p>
-        </w:tc>
-        <w:tc>
-          <w:tcPr>
-            <w:tcW w:type="dxa" w:w="3040"/>
-            <w:shd w:fill="F2F2F2" w:color="auto" w:val="clear"/>
-            <w:tcMar>
-              <w:top w:type="dxa" w:w="60"/>
-              <w:left w:type="dxa" w:w="120"/>
-              <w:bottom w:type="dxa" w:w="60"/>
-              <w:right w:type="dxa" w:w="120"/>
-            </w:tcMar>
-            <w:vAlign w:val="top"/>
-          </w:tcPr>
-          <w:p>
-            <w:pPr>
-              <w:spacing w:after="40" w:before="0"/>
-              <w:jc w:val="left"/>
-            </w:pPr>
-            <w:r>
-              <w:rPr>
-                <w:rFonts w:ascii="Arial" w:cs="Arial" w:eastAsia="Arial" w:hAnsi="Arial"/>
-                <w:b w:val="false"/>
-                <w:bCs w:val="false"/>
-                <w:i w:val="false"/>
-                <w:iCs w:val="false"/>
-                <w:color w:val="000000"/>
-                <w:sz w:val="18"/>
-                <w:szCs w:val="18"/>
-              </w:rPr>
-              <w:t xml:space="preserve">Display the original anchoring phenomenon photograph or description on the board. Say: 'Go back to your very first prediction from Lesson 1. Read it carefully. Using a red pen or pencil, annotate it — what were you right about? What did you not yet understand? You have three minutes working in silence.' Set a timer. After 3 minutes say: 'Turn to your partner. Tell them one idea you held in Lesson 1 that the evidence from our lessons has changed. You have 90 seconds.' After sharing, cold-call three pairs using name cards. As learners respond, populate the THEN and NOW columns on the board. Do not correct or affirm yet — say: 'We will test these NOW ideas against our models in a few minutes.' WAIT TIME: After asking each learner to share, wait a full 5 seconds before accepting the response, modelling that reflection takes time.</w:t>
-            </w:r>
-          </w:p>
-        </w:tc>
-        <w:tc>
-          <w:tcPr>
-            <w:tcW w:type="dxa" w:w="3040"/>
-            <w:shd w:fill="FFFFFF" w:color="auto" w:val="clear"/>
-            <w:tcMar>
-              <w:top w:type="dxa" w:w="60"/>
-              <w:left w:type="dxa" w:w="120"/>
-              <w:bottom w:type="dxa" w:w="60"/>
-              <w:right w:type="dxa" w:w="120"/>
-            </w:tcMar>
-            <w:vAlign w:val="top"/>
-          </w:tcPr>
-          <w:p>
-            <w:pPr>
-              <w:spacing w:after="40" w:before="0"/>
-              <w:jc w:val="left"/>
-            </w:pPr>
-            <w:r>
-              <w:rPr>
-                <w:rFonts w:ascii="Arial" w:cs="Arial" w:eastAsia="Arial" w:hAnsi="Arial"/>
-                <w:b w:val="false"/>
-                <w:bCs w:val="false"/>
-                <w:i w:val="false"/>
-                <w:iCs w:val="false"/>
-                <w:color w:val="000000"/>
-                <w:sz w:val="18"/>
-                <w:szCs w:val="18"/>
-              </w:rPr>
-              <w:t xml:space="preserve">Elicitation of prior reasoning and metacognitive reflection — learners externalise conceptual change, making their learning trajectory visible to themselves and peers. The THEN / NOW board creates a shared record of intellectual growth that the class can reference during model building.</w:t>
-            </w:r>
-          </w:p>
-        </w:tc>
-        <w:tc>
-          <w:tcPr>
-            <w:tcW w:type="dxa" w:w="3040"/>
-            <w:shd w:fill="F2F2F2" w:color="auto" w:val="clear"/>
-            <w:tcMar>
-              <w:top w:type="dxa" w:w="60"/>
-              <w:left w:type="dxa" w:w="120"/>
-              <w:bottom w:type="dxa" w:w="60"/>
-              <w:right w:type="dxa" w:w="120"/>
-            </w:tcMar>
-            <w:vAlign w:val="top"/>
-          </w:tcPr>
-          <w:p>
-            <w:pPr>
-              <w:spacing w:after="40" w:before="0"/>
-              <w:jc w:val="left"/>
-            </w:pPr>
-            <w:r>
-              <w:rPr>
-                <w:rFonts w:ascii="Arial" w:cs="Arial" w:eastAsia="Arial" w:hAnsi="Arial"/>
-                <w:b w:val="false"/>
-                <w:bCs w:val="false"/>
-                <w:i w:val="false"/>
-                <w:iCs w:val="false"/>
-                <w:color w:val="000000"/>
-                <w:sz w:val="18"/>
-                <w:szCs w:val="18"/>
-              </w:rPr>
-              <w:t xml:space="preserve">Teacher scans annotated predictions during the 3-minute silent phase, noting which learners still hold misconceptions (e.g., attributing wilting solely to lack of soil water, or failing to link pallor to reduced photosynthesis). These learners are strategically placed in mixed groups for the model-building phase. The THEN / NOW board reveals class-wide gaps that the Explain phase must address.</w:t>
-            </w:r>
-          </w:p>
-        </w:tc>
-      </w:tr>
-      <w:tr>
-        <w:tc>
-          <w:tcPr>
-            <w:tcW w:type="dxa" w:w="1520"/>
-            <w:shd w:fill="D9EEF1" w:color="auto" w:val="clear"/>
-            <w:tcMar>
-              <w:top w:type="dxa" w:w="60"/>
-              <w:left w:type="dxa" w:w="120"/>
-              <w:bottom w:type="dxa" w:w="60"/>
-              <w:right w:type="dxa" w:w="120"/>
-            </w:tcMar>
-            <w:vAlign w:val="top"/>
-          </w:tcPr>
-          <w:p>
-            <w:pPr>
-              <w:spacing w:after="40" w:before="0"/>
-              <w:jc w:val="left"/>
-            </w:pPr>
-            <w:r>
-              <w:rPr>
-                <w:rFonts w:ascii="Arial" w:cs="Arial" w:eastAsia="Arial" w:hAnsi="Arial"/>
-                <w:b/>
-                <w:bCs/>
-                <w:i w:val="false"/>
-                <w:iCs w:val="false"/>
-                <w:color w:val="000000"/>
-                <w:sz w:val="18"/>
-                <w:szCs w:val="18"/>
-              </w:rPr>
-              <w:t xml:space="preserve">Observe Phase</w:t>
-            </w:r>
-          </w:p>
-          <w:p>
-            <w:pPr>
-              <w:spacing w:after="20" w:before="0"/>
-            </w:pPr>
-            <w:r>
-              <w:rPr>
-                <w:rFonts w:ascii="Arial" w:cs="Arial" w:eastAsia="Arial" w:hAnsi="Arial"/>
-                <w:b/>
-                <w:bCs/>
-                <w:color w:val="1F3864"/>
-                <w:sz w:val="16"/>
-                <w:szCs w:val="16"/>
-              </w:rPr>
-              <w:t xml:space="preserve">📹 VIDEO:</w:t>
-            </w:r>
-          </w:p>
-          <w:p>
-            <w:pPr>
-              <w:spacing w:after="20" w:before="0"/>
-            </w:pPr>
-            <w:hyperlink w:history="1" r:id="rIdk-fbj-oexvdx2mbww0ldh">
-              <w:r>
-                <w:rPr>
-                  <w:rFonts w:ascii="Arial" w:cs="Arial" w:eastAsia="Arial" w:hAnsi="Arial"/>
-                  <w:color w:val="2E75B6"/>
-                  <w:sz w:val="16"/>
-                  <w:szCs w:val="16"/>
-                  <w:u w:val="single" w:color="2E75B6"/>
-                </w:rPr>
-                <w:t xml:space="preserve">Photosynthesis:  Calvin cycle</w:t>
-              </w:r>
-            </w:hyperlink>
-          </w:p>
-          <w:p>
-            <w:pPr>
-              <w:spacing w:after="10" w:before="0"/>
-              <w:ind w:left="120"/>
-            </w:pPr>
-            <w:r>
-              <w:rPr>
-                <w:rFonts w:ascii="Arial" w:cs="Arial" w:eastAsia="Arial" w:hAnsi="Arial"/>
-                <w:color w:val="595959"/>
-                <w:sz w:val="14"/>
-                <w:szCs w:val="14"/>
-              </w:rPr>
-              <w:t xml:space="preserve">Source: Khan Academy (English - US curriculum)</w:t>
-            </w:r>
-          </w:p>
-          <w:p>
-            <w:pPr>
-              <w:spacing w:after="10" w:before="0"/>
-              <w:ind w:left="120"/>
-            </w:pPr>
-            <w:hyperlink w:history="1" r:id="rIduwcqlfnizdckttymn0mrx">
-              <w:r>
-                <w:rPr>
-                  <w:rFonts w:ascii="Arial" w:cs="Arial" w:eastAsia="Arial" w:hAnsi="Arial"/>
-                  <w:color w:val="595959"/>
-                  <w:sz w:val="14"/>
-                  <w:szCs w:val="14"/>
-                  <w:u w:val="single" w:color="595959"/>
-                </w:rPr>
-                <w:t xml:space="preserve">🔍 Search ARES for similar videos</w:t>
-              </w:r>
-            </w:hyperlink>
-          </w:p>
-          <w:p>
-            <w:pPr>
-              <w:spacing w:after="40" w:before="0"/>
-            </w:pPr>
-            <w:r>
-              <w:rPr>
-                <w:sz w:val="14"/>
-                <w:szCs w:val="14"/>
-              </w:rPr>
-              <w:t xml:space="preserve"/>
-            </w:r>
-          </w:p>
-          <w:p>
-            <w:pPr>
-              <w:spacing w:after="20" w:before="0"/>
-            </w:pPr>
-            <w:r>
-              <w:rPr>
-                <w:rFonts w:ascii="Arial" w:cs="Arial" w:eastAsia="Arial" w:hAnsi="Arial"/>
-                <w:b/>
-                <w:bCs/>
-                <w:color w:val="1F3864"/>
-                <w:sz w:val="16"/>
-                <w:szCs w:val="16"/>
-              </w:rPr>
-              <w:t xml:space="preserve">📖 EXERCISE:</w:t>
-            </w:r>
-          </w:p>
-          <w:p>
-            <w:pPr>
-              <w:spacing w:after="20" w:before="0"/>
-            </w:pPr>
-            <w:hyperlink w:history="1" r:id="rIdlulfwyteyqp-g_sbdyarn">
-              <w:r>
-                <w:rPr>
-                  <w:rFonts w:ascii="Arial" w:cs="Arial" w:eastAsia="Arial" w:hAnsi="Arial"/>
-                  <w:color w:val="2E75B6"/>
-                  <w:sz w:val="16"/>
-                  <w:szCs w:val="16"/>
-                  <w:u w:val="single" w:color="2E75B6"/>
-                </w:rPr>
-                <w:t xml:space="preserve">The light-dependent reactions</w:t>
-              </w:r>
-            </w:hyperlink>
-          </w:p>
-          <w:p>
-            <w:pPr>
-              <w:spacing w:after="10" w:before="0"/>
-              <w:ind w:left="120"/>
-            </w:pPr>
-            <w:r>
-              <w:rPr>
-                <w:rFonts w:ascii="Arial" w:cs="Arial" w:eastAsia="Arial" w:hAnsi="Arial"/>
-                <w:color w:val="595959"/>
-                <w:sz w:val="14"/>
-                <w:szCs w:val="14"/>
-              </w:rPr>
-              <w:t xml:space="preserve">Source: Khan Academy (English - US curriculum)</w:t>
-            </w:r>
-          </w:p>
-          <w:p>
-            <w:pPr>
-              <w:spacing w:after="10" w:before="0"/>
-              <w:ind w:left="120"/>
-            </w:pPr>
-            <w:hyperlink w:history="1" r:id="rIdmahtvenaejgboos3hgyv9">
-              <w:r>
-                <w:rPr>
-                  <w:rFonts w:ascii="Arial" w:cs="Arial" w:eastAsia="Arial" w:hAnsi="Arial"/>
-                  <w:color w:val="595959"/>
-                  <w:sz w:val="14"/>
-                  <w:szCs w:val="14"/>
-                  <w:u w:val="single" w:color="595959"/>
-                </w:rPr>
-                <w:t xml:space="preserve">🔍 Search ARES for similar readings</w:t>
-              </w:r>
-            </w:hyperlink>
-          </w:p>
-        </w:tc>
-        <w:tc>
-          <w:tcPr>
-            <w:tcW w:type="dxa" w:w="3040"/>
-            <w:shd w:fill="FFFFFF" w:color="auto" w:val="clear"/>
-            <w:tcMar>
-              <w:top w:type="dxa" w:w="60"/>
-              <w:left w:type="dxa" w:w="120"/>
-              <w:bottom w:type="dxa" w:w="60"/>
-              <w:right w:type="dxa" w:w="120"/>
-            </w:tcMar>
-            <w:vAlign w:val="top"/>
-          </w:tcPr>
-          <w:p>
-            <w:pPr>
-              <w:spacing w:after="40" w:before="0"/>
-              <w:jc w:val="left"/>
-            </w:pPr>
-            <w:r>
-              <w:rPr>
-                <w:rFonts w:ascii="Arial" w:cs="Arial" w:eastAsia="Arial" w:hAnsi="Arial"/>
-                <w:b w:val="false"/>
-                <w:bCs w:val="false"/>
-                <w:i w:val="false"/>
-                <w:iCs w:val="false"/>
-                <w:color w:val="000000"/>
-                <w:sz w:val="18"/>
-                <w:szCs w:val="18"/>
-              </w:rPr>
-              <w:t xml:space="preserve">Five stations are set up around the room, each displaying a single A3 summary card compiled from lessons 2 to 9. Station 1: an annotated leaf cross-section diagram (Lesson 2). Station 2: the word and chemical equations for photosynthesis and a list of raw materials (Lesson 3). Station 3: a photograph of the iodine-stained variegated leaf from the starch test practical (Lesson 4). Station 4: a simplified two-stage flow diagram of photosynthesis — light-dependent and light-independent stages — with key molecules labelled (Lessons 5 and 6). Station 5: a graph of photosynthesis rate against light intensity and a mineral deficiency symptom table (Lessons 7, 8, and 9). Groups of four spend 2 minutes at each station. At each station they complete one row of a Evidence Harvest table in their books with three columns: WHAT IT SHOWS, HOW IT LINKS TO WILTING, HOW IT LINKS TO PALLOR. The teacher rings a small bell or claps twice to signal rotation. Total time: approximately 10 minutes including transitions.</w:t>
-            </w:r>
-          </w:p>
-        </w:tc>
-        <w:tc>
-          <w:tcPr>
-            <w:tcW w:type="dxa" w:w="3040"/>
-            <w:shd w:fill="F2F2F2" w:color="auto" w:val="clear"/>
-            <w:tcMar>
-              <w:top w:type="dxa" w:w="60"/>
-              <w:left w:type="dxa" w:w="120"/>
-              <w:bottom w:type="dxa" w:w="60"/>
-              <w:right w:type="dxa" w:w="120"/>
-            </w:tcMar>
-            <w:vAlign w:val="top"/>
-          </w:tcPr>
-          <w:p>
-            <w:pPr>
-              <w:spacing w:after="40" w:before="0"/>
-              <w:jc w:val="left"/>
-            </w:pPr>
-            <w:r>
-              <w:rPr>
-                <w:rFonts w:ascii="Arial" w:cs="Arial" w:eastAsia="Arial" w:hAnsi="Arial"/>
-                <w:b w:val="false"/>
-                <w:bCs w:val="false"/>
-                <w:i w:val="false"/>
-                <w:iCs w:val="false"/>
-                <w:color w:val="000000"/>
-                <w:sz w:val="18"/>
-                <w:szCs w:val="18"/>
-              </w:rPr>
-              <w:t xml:space="preserve">Before the gallery walk say: 'Each station holds evidence we have gathered over nine lessons. Your job is not to re-learn it — you already know it. Your job is to harvest it: ask yourself, how does this piece of evidence help explain why the sukuma wiki wilts or turns pale? Fill one row of your Evidence Harvest table at each station.' During the gallery walk, circulate and pose probing questions at each station rather than explaining: At Station 1 ask: 'Which cell layer loses water first when transpiration outpaces absorption — and where do stomata sit?' At Station 3 ask: 'What does the uncoloured section of the leaf tell us about what chlorophyll does?' At Station 5 ask: 'If a plant is nitrogen-deficient, how does that affect its chlorophyll and therefore its photosynthesis rate?' WAIT TIME: Pose each station question, step back, and wait 8 seconds before offering any scaffold — this signals that the question is genuinely open and expects learner reasoning.</w:t>
-            </w:r>
-          </w:p>
-        </w:tc>
-        <w:tc>
-          <w:tcPr>
-            <w:tcW w:type="dxa" w:w="3040"/>
-            <w:shd w:fill="FFFFFF" w:color="auto" w:val="clear"/>
-            <w:tcMar>
-              <w:top w:type="dxa" w:w="60"/>
-              <w:left w:type="dxa" w:w="120"/>
-              <w:bottom w:type="dxa" w:w="60"/>
-              <w:right w:type="dxa" w:w="120"/>
-            </w:tcMar>
-            <w:vAlign w:val="top"/>
-          </w:tcPr>
-          <w:p>
-            <w:pPr>
-              <w:spacing w:after="40" w:before="0"/>
-              <w:jc w:val="left"/>
-            </w:pPr>
-            <w:r>
-              <w:rPr>
-                <w:rFonts w:ascii="Arial" w:cs="Arial" w:eastAsia="Arial" w:hAnsi="Arial"/>
-                <w:b w:val="false"/>
-                <w:bCs w:val="false"/>
-                <w:i w:val="false"/>
-                <w:iCs w:val="false"/>
-                <w:color w:val="000000"/>
-                <w:sz w:val="18"/>
-                <w:szCs w:val="18"/>
-              </w:rPr>
-              <w:t xml:space="preserve">Structured gallery walk with an Evidence Harvest table — learners actively retrieve and connect distributed knowledge rather than passively reviewing. The two-column analytical frame (wilting and pallor) keeps attention anchored to the driving question phenomenon throughout observation.</w:t>
-            </w:r>
-          </w:p>
-        </w:tc>
-        <w:tc>
-          <w:tcPr>
-            <w:tcW w:type="dxa" w:w="3040"/>
-            <w:shd w:fill="F2F2F2" w:color="auto" w:val="clear"/>
-            <w:tcMar>
-              <w:top w:type="dxa" w:w="60"/>
-              <w:left w:type="dxa" w:w="120"/>
-              <w:bottom w:type="dxa" w:w="60"/>
-              <w:right w:type="dxa" w:w="120"/>
-            </w:tcMar>
-            <w:vAlign w:val="top"/>
-          </w:tcPr>
-          <w:p>
-            <w:pPr>
-              <w:spacing w:after="40" w:before="0"/>
-              <w:jc w:val="left"/>
-            </w:pPr>
-            <w:r>
-              <w:rPr>
-                <w:rFonts w:ascii="Arial" w:cs="Arial" w:eastAsia="Arial" w:hAnsi="Arial"/>
-                <w:b w:val="false"/>
-                <w:bCs w:val="false"/>
-                <w:i w:val="false"/>
-                <w:iCs w:val="false"/>
-                <w:color w:val="000000"/>
-                <w:sz w:val="18"/>
-                <w:szCs w:val="18"/>
-              </w:rPr>
-              <w:t xml:space="preserve">Teacher reviews Evidence Harvest tables during and immediately after the gallery walk to check whether learners are making causal links (e.g., high light intensity increases transpiration rate, stomata open, water loss exceeds uptake, turgor falls, wilting occurs) rather than listing facts in isolation. Persistent surface-level responses signal the need for guided questioning during the Explain phase.</w:t>
-            </w:r>
-          </w:p>
-        </w:tc>
-      </w:tr>
-      <w:tr>
-        <w:tc>
-          <w:tcPr>
-            <w:tcW w:type="dxa" w:w="1520"/>
-            <w:shd w:fill="E2EFDA" w:color="auto" w:val="clear"/>
-            <w:tcMar>
-              <w:top w:type="dxa" w:w="60"/>
-              <w:left w:type="dxa" w:w="120"/>
-              <w:bottom w:type="dxa" w:w="60"/>
-              <w:right w:type="dxa" w:w="120"/>
-            </w:tcMar>
-            <w:vAlign w:val="top"/>
-          </w:tcPr>
-          <w:p>
-            <w:pPr>
-              <w:spacing w:after="40" w:before="0"/>
-              <w:jc w:val="left"/>
-            </w:pPr>
-            <w:r>
-              <w:rPr>
-                <w:rFonts w:ascii="Arial" w:cs="Arial" w:eastAsia="Arial" w:hAnsi="Arial"/>
-                <w:b/>
-                <w:bCs/>
-                <w:i w:val="false"/>
-                <w:iCs w:val="false"/>
-                <w:color w:val="000000"/>
-                <w:sz w:val="18"/>
-                <w:szCs w:val="18"/>
-              </w:rPr>
-              <w:t xml:space="preserve">Explain Phase</w:t>
-            </w:r>
-          </w:p>
-          <w:p>
-            <w:pPr>
-              <w:spacing w:after="20" w:before="0"/>
-            </w:pPr>
-            <w:r>
-              <w:rPr>
-                <w:rFonts w:ascii="Arial" w:cs="Arial" w:eastAsia="Arial" w:hAnsi="Arial"/>
-                <w:b/>
-                <w:bCs/>
-                <w:color w:val="1F3864"/>
-                <w:sz w:val="16"/>
-                <w:szCs w:val="16"/>
-              </w:rPr>
-              <w:t xml:space="preserve">📹 VIDEO:</w:t>
-            </w:r>
-          </w:p>
-          <w:p>
-            <w:pPr>
-              <w:spacing w:after="20" w:before="0"/>
-            </w:pPr>
-            <w:hyperlink w:history="1" r:id="rIdd-hr-2n7tu4pi945ajjw_">
-              <w:r>
-                <w:rPr>
-                  <w:rFonts w:ascii="Arial" w:cs="Arial" w:eastAsia="Arial" w:hAnsi="Arial"/>
-                  <w:color w:val="2E75B6"/>
-                  <w:sz w:val="16"/>
-                  <w:szCs w:val="16"/>
-                  <w:u w:val="single" w:color="2E75B6"/>
-                </w:rPr>
-                <w:t xml:space="preserve">Photosynthesis:  Calvin cycle -dubbed(KY)</w:t>
-              </w:r>
-            </w:hyperlink>
-          </w:p>
-          <w:p>
-            <w:pPr>
-              <w:spacing w:after="10" w:before="0"/>
-              <w:ind w:left="120"/>
-            </w:pPr>
-            <w:r>
-              <w:rPr>
-                <w:rFonts w:ascii="Arial" w:cs="Arial" w:eastAsia="Arial" w:hAnsi="Arial"/>
-                <w:color w:val="595959"/>
-                <w:sz w:val="14"/>
-                <w:szCs w:val="14"/>
-              </w:rPr>
-              <w:t xml:space="preserve">Source: Khan Academy (Kiswahili)</w:t>
-            </w:r>
-          </w:p>
-          <w:p>
-            <w:pPr>
-              <w:spacing w:after="10" w:before="0"/>
-              <w:ind w:left="120"/>
-            </w:pPr>
-            <w:hyperlink w:history="1" r:id="rIdtj-rq6suyxxgw2ljn9taj">
-              <w:r>
-                <w:rPr>
-                  <w:rFonts w:ascii="Arial" w:cs="Arial" w:eastAsia="Arial" w:hAnsi="Arial"/>
-                  <w:color w:val="595959"/>
-                  <w:sz w:val="14"/>
-                  <w:szCs w:val="14"/>
-                  <w:u w:val="single" w:color="595959"/>
-                </w:rPr>
-                <w:t xml:space="preserve">🔍 Search ARES for similar videos</w:t>
-              </w:r>
-            </w:hyperlink>
-          </w:p>
-          <w:p>
-            <w:pPr>
-              <w:spacing w:after="40" w:before="0"/>
-            </w:pPr>
-            <w:r>
-              <w:rPr>
-                <w:sz w:val="14"/>
-                <w:szCs w:val="14"/>
-              </w:rPr>
-              <w:t xml:space="preserve"/>
-            </w:r>
-          </w:p>
-          <w:p>
-            <w:pPr>
-              <w:spacing w:after="20" w:before="0"/>
-            </w:pPr>
-            <w:r>
-              <w:rPr>
-                <w:rFonts w:ascii="Arial" w:cs="Arial" w:eastAsia="Arial" w:hAnsi="Arial"/>
-                <w:b/>
-                <w:bCs/>
-                <w:color w:val="1F3864"/>
-                <w:sz w:val="16"/>
-                <w:szCs w:val="16"/>
-              </w:rPr>
-              <w:t xml:space="preserve">📖 EXERCISE:</w:t>
-            </w:r>
-          </w:p>
-          <w:p>
-            <w:pPr>
-              <w:spacing w:after="20" w:before="0"/>
-            </w:pPr>
-            <w:hyperlink w:history="1" r:id="rId4k1ovxcxijznexa9kjmri">
-              <w:r>
-                <w:rPr>
-                  <w:rFonts w:ascii="Arial" w:cs="Arial" w:eastAsia="Arial" w:hAnsi="Arial"/>
-                  <w:color w:val="2E75B6"/>
-                  <w:sz w:val="16"/>
-                  <w:szCs w:val="16"/>
-                  <w:u w:val="single" w:color="2E75B6"/>
-                </w:rPr>
-                <w:t xml:space="preserve">The light-dependent reactions</w:t>
-              </w:r>
-            </w:hyperlink>
-          </w:p>
-          <w:p>
-            <w:pPr>
-              <w:spacing w:after="10" w:before="0"/>
-              <w:ind w:left="120"/>
-            </w:pPr>
-            <w:r>
-              <w:rPr>
-                <w:rFonts w:ascii="Arial" w:cs="Arial" w:eastAsia="Arial" w:hAnsi="Arial"/>
-                <w:color w:val="595959"/>
-                <w:sz w:val="14"/>
-                <w:szCs w:val="14"/>
-              </w:rPr>
-              <w:t xml:space="preserve">Source: Khan Academy (English - US curriculum)</w:t>
-            </w:r>
-          </w:p>
-          <w:p>
-            <w:pPr>
-              <w:spacing w:after="10" w:before="0"/>
-              <w:ind w:left="120"/>
-            </w:pPr>
-            <w:hyperlink w:history="1" r:id="rIdzsy6wryydd0zqd6zfvsoy">
-              <w:r>
-                <w:rPr>
-                  <w:rFonts w:ascii="Arial" w:cs="Arial" w:eastAsia="Arial" w:hAnsi="Arial"/>
-                  <w:color w:val="595959"/>
-                  <w:sz w:val="14"/>
-                  <w:szCs w:val="14"/>
-                  <w:u w:val="single" w:color="595959"/>
-                </w:rPr>
-                <w:t xml:space="preserve">🔍 Search ARES for similar readings</w:t>
-              </w:r>
-            </w:hyperlink>
-          </w:p>
-        </w:tc>
-        <w:tc>
-          <w:tcPr>
-            <w:tcW w:type="dxa" w:w="3040"/>
-            <w:shd w:fill="FFFFFF" w:color="auto" w:val="clear"/>
-            <w:tcMar>
-              <w:top w:type="dxa" w:w="60"/>
-              <w:left w:type="dxa" w:w="120"/>
-              <w:bottom w:type="dxa" w:w="60"/>
-              <w:right w:type="dxa" w:w="120"/>
-            </w:tcMar>
-            <w:vAlign w:val="top"/>
-          </w:tcPr>
-          <w:p>
-            <w:pPr>
-              <w:spacing w:after="40" w:before="0"/>
-              <w:jc w:val="left"/>
-            </w:pPr>
-            <w:r>
-              <w:rPr>
-                <w:rFonts w:ascii="Arial" w:cs="Arial" w:eastAsia="Arial" w:hAnsi="Arial"/>
-                <w:b w:val="false"/>
-                <w:bCs w:val="false"/>
-                <w:i w:val="false"/>
-                <w:iCs w:val="false"/>
-                <w:color w:val="000000"/>
-                <w:sz w:val="18"/>
-                <w:szCs w:val="18"/>
-              </w:rPr>
-              <w:t xml:space="preserve">Groups of four receive one sheet of A2 paper (or access to a shared digital whiteboard) and the following brief: 'Build an annotated model that explains BOTH observations: (1) Why does sukuma wiki wilt at midday when the soil is wet? (2) Why does it turn pale and grow slowly in shade? Your model must include at minimum: a labelled diagram of the leaf cross-section showing stomata and vascular bundles; a summary of the light-dependent and light-independent reactions showing inputs and outputs; arrows showing how limiting factors (light, CO2, temperature) change the rate; and a section on at least TWO minerals and what happens when they are deficient. You have 12 minutes to build your model. Every member of the group must be able to explain any part of it.' After 12 minutes, groups conduct a 90-second standing presentation of their model to the adjacent group (a paired gallery format), then groups swap and repeat. After both presentations, each group receives one written sticky note of peer feedback using the sentence frame: 'Your model clearly shows... One thing that would make it stronger is...' Groups have 2 minutes to revise their model in response to the feedback.</w:t>
-            </w:r>
-          </w:p>
-        </w:tc>
-        <w:tc>
-          <w:tcPr>
-            <w:tcW w:type="dxa" w:w="3040"/>
-            <w:shd w:fill="F2F2F2" w:color="auto" w:val="clear"/>
-            <w:tcMar>
-              <w:top w:type="dxa" w:w="60"/>
-              <w:left w:type="dxa" w:w="120"/>
-              <w:bottom w:type="dxa" w:w="60"/>
-              <w:right w:type="dxa" w:w="120"/>
-            </w:tcMar>
-            <w:vAlign w:val="top"/>
-          </w:tcPr>
-          <w:p>
-            <w:pPr>
-              <w:spacing w:after="40" w:before="0"/>
-              <w:jc w:val="left"/>
-            </w:pPr>
-            <w:r>
-              <w:rPr>
-                <w:rFonts w:ascii="Arial" w:cs="Arial" w:eastAsia="Arial" w:hAnsi="Arial"/>
-                <w:b w:val="false"/>
-                <w:bCs w:val="false"/>
-                <w:i w:val="false"/>
-                <w:iCs w:val="false"/>
-                <w:color w:val="000000"/>
-                <w:sz w:val="18"/>
-                <w:szCs w:val="18"/>
-              </w:rPr>
-              <w:t xml:space="preserve">Distribute materials and read the brief aloud. Say: 'Your model is not a beautiful drawing — it is a scientific argument. Every arrow, every label, every word should be doing explanatory work. If you write a word and cannot say what it explains, remove it.' During the 12 minutes of model building, rotate among groups and use targeted prompts: If a group omits the stomata-transpiration link say: 'Your model explains pallor well. But walk me through exactly how the water gets from the wet soil to — and then out of — the leaf on a hot midday. Where does the balance tip?' If a group omits minerals say: 'Your model shows what light does. What does the soil contribute that light cannot replace? Think about what nitrogen and magnesium do inside the chloroplast.' If a group makes an error (e.g., stating glucose is made in the thylakoid) say: 'Interesting — where exactly does CO2 fixation happen, and what molecules from the light stage make it possible?' During presentations, stand at the back and listen. After peer feedback, say: 'You have two minutes. Use the feedback. Make your model stronger.' WAIT TIME: When a group is stuck during model building, ask a question and then physically move away for 10 seconds to prevent immediate rescue — returning only if the group is genuinely unable to proceed.</w:t>
-            </w:r>
-          </w:p>
-        </w:tc>
-        <w:tc>
-          <w:tcPr>
-            <w:tcW w:type="dxa" w:w="3040"/>
-            <w:shd w:fill="FFFFFF" w:color="auto" w:val="clear"/>
-            <w:tcMar>
-              <w:top w:type="dxa" w:w="60"/>
-              <w:left w:type="dxa" w:w="120"/>
-              <w:bottom w:type="dxa" w:w="60"/>
-              <w:right w:type="dxa" w:w="120"/>
-            </w:tcMar>
-            <w:vAlign w:val="top"/>
-          </w:tcPr>
-          <w:p>
-            <w:pPr>
-              <w:spacing w:after="40" w:before="0"/>
-              <w:jc w:val="left"/>
-            </w:pPr>
-            <w:r>
-              <w:rPr>
-                <w:rFonts w:ascii="Arial" w:cs="Arial" w:eastAsia="Arial" w:hAnsi="Arial"/>
-                <w:b w:val="false"/>
-                <w:bCs w:val="false"/>
-                <w:i w:val="false"/>
-                <w:iCs w:val="false"/>
-                <w:color w:val="000000"/>
-                <w:sz w:val="18"/>
-                <w:szCs w:val="18"/>
-              </w:rPr>
-              <w:t xml:space="preserve">Integrated model construction — the highest-order synthesis task in the lesson. The paired gallery presentation creates authentic audience and accountability. Peer feedback using the structured sentence frame trains learners to evaluate scientific models against criteria (completeness, causal accuracy, explanatory power) rather than aesthetics. Revision in response to feedback models the iterative nature of scientific model-building.</w:t>
-            </w:r>
-          </w:p>
-        </w:tc>
-        <w:tc>
-          <w:tcPr>
-            <w:tcW w:type="dxa" w:w="3040"/>
-            <w:shd w:fill="F2F2F2" w:color="auto" w:val="clear"/>
-            <w:tcMar>
-              <w:top w:type="dxa" w:w="60"/>
-              <w:left w:type="dxa" w:w="120"/>
-              <w:bottom w:type="dxa" w:w="60"/>
-              <w:right w:type="dxa" w:w="120"/>
-            </w:tcMar>
-            <w:vAlign w:val="top"/>
-          </w:tcPr>
-          <w:p>
-            <w:pPr>
-              <w:spacing w:after="40" w:before="0"/>
-              <w:jc w:val="left"/>
-            </w:pPr>
-            <w:r>
-              <w:rPr>
-                <w:rFonts w:ascii="Arial" w:cs="Arial" w:eastAsia="Arial" w:hAnsi="Arial"/>
-                <w:b w:val="false"/>
-                <w:bCs w:val="false"/>
-                <w:i w:val="false"/>
-                <w:iCs w:val="false"/>
-                <w:color w:val="000000"/>
-                <w:sz w:val="18"/>
-                <w:szCs w:val="18"/>
-              </w:rPr>
-              <w:t xml:space="preserve">Teacher uses a rapid 4-point rubric (held mentally or on a clipboard) during rotation: 1 = model lists facts without causal links; 2 = model links some elements to wilting OR pallor but not both; 3 = model explains both phenomena with correct causal chains and includes limiting factors and minerals; 4 = model integrates all elements into a single coherent explanatory narrative with accurate science. Groups scoring 1 or 2 receive an additional targeted prompt before presentations. Peer feedback sticky notes are collected at the end of the lesson as secondary formative evidence.</w:t>
-            </w:r>
-          </w:p>
-        </w:tc>
-      </w:tr>
-      <w:tr>
-        <w:tc>
-          <w:tcPr>
-            <w:tcW w:type="dxa" w:w="1520"/>
-            <w:shd w:fill="FCE4D6" w:color="auto" w:val="clear"/>
-            <w:tcMar>
-              <w:top w:type="dxa" w:w="60"/>
-              <w:left w:type="dxa" w:w="120"/>
-              <w:bottom w:type="dxa" w:w="60"/>
-              <w:right w:type="dxa" w:w="120"/>
-            </w:tcMar>
-            <w:vAlign w:val="top"/>
-          </w:tcPr>
-          <w:p>
-            <w:pPr>
-              <w:spacing w:after="40" w:before="0"/>
-              <w:jc w:val="left"/>
-            </w:pPr>
-            <w:r>
-              <w:rPr>
-                <w:rFonts w:ascii="Arial" w:cs="Arial" w:eastAsia="Arial" w:hAnsi="Arial"/>
-                <w:b/>
-                <w:bCs/>
-                <w:i w:val="false"/>
-                <w:iCs w:val="false"/>
-                <w:color w:val="000000"/>
-                <w:sz w:val="18"/>
-                <w:szCs w:val="18"/>
-              </w:rPr>
-              <w:t xml:space="preserve">Driving Question Board (DQB) Creation</w:t>
-            </w:r>
-          </w:p>
-          <w:p>
-            <w:pPr>
-              <w:spacing w:after="20" w:before="0"/>
-            </w:pPr>
-            <w:r>
-              <w:rPr>
-                <w:rFonts w:ascii="Arial" w:cs="Arial" w:eastAsia="Arial" w:hAnsi="Arial"/>
-                <w:b/>
-                <w:bCs/>
-                <w:color w:val="1F3864"/>
-                <w:sz w:val="16"/>
-                <w:szCs w:val="16"/>
-              </w:rPr>
-              <w:t xml:space="preserve">📹 VIDEO:</w:t>
-            </w:r>
-          </w:p>
-          <w:p>
-            <w:pPr>
-              <w:spacing w:after="20" w:before="0"/>
-            </w:pPr>
-            <w:hyperlink w:history="1" r:id="rIdzxnulhgesu5yyqobdfuj6">
-              <w:r>
-                <w:rPr>
-                  <w:rFonts w:ascii="Arial" w:cs="Arial" w:eastAsia="Arial" w:hAnsi="Arial"/>
-                  <w:color w:val="2E75B6"/>
-                  <w:sz w:val="16"/>
-                  <w:szCs w:val="16"/>
-                  <w:u w:val="single" w:color="2E75B6"/>
-                </w:rPr>
-                <w:t xml:space="preserve">Photosynthesis: Overview of the light-dependent reactions</w:t>
-              </w:r>
-            </w:hyperlink>
-          </w:p>
-          <w:p>
-            <w:pPr>
-              <w:spacing w:after="10" w:before="0"/>
-              <w:ind w:left="120"/>
-            </w:pPr>
-            <w:r>
-              <w:rPr>
-                <w:rFonts w:ascii="Arial" w:cs="Arial" w:eastAsia="Arial" w:hAnsi="Arial"/>
-                <w:color w:val="595959"/>
-                <w:sz w:val="14"/>
-                <w:szCs w:val="14"/>
-              </w:rPr>
-              <w:t xml:space="preserve">Source: Khan Academy (English - US curriculum)</w:t>
-            </w:r>
-          </w:p>
-          <w:p>
-            <w:pPr>
-              <w:spacing w:after="10" w:before="0"/>
-              <w:ind w:left="120"/>
-            </w:pPr>
-            <w:hyperlink w:history="1" r:id="rId5ihzio5zblljiwgsa6sdd">
-              <w:r>
-                <w:rPr>
-                  <w:rFonts w:ascii="Arial" w:cs="Arial" w:eastAsia="Arial" w:hAnsi="Arial"/>
-                  <w:color w:val="595959"/>
-                  <w:sz w:val="14"/>
-                  <w:szCs w:val="14"/>
-                  <w:u w:val="single" w:color="595959"/>
-                </w:rPr>
-                <w:t xml:space="preserve">🔍 Search ARES for similar videos</w:t>
-              </w:r>
-            </w:hyperlink>
-          </w:p>
-          <w:p>
-            <w:pPr>
-              <w:spacing w:after="40" w:before="0"/>
-            </w:pPr>
-            <w:r>
-              <w:rPr>
-                <w:sz w:val="14"/>
-                <w:szCs w:val="14"/>
-              </w:rPr>
-              <w:t xml:space="preserve"/>
-            </w:r>
-          </w:p>
-          <w:p>
-            <w:pPr>
-              <w:spacing w:after="20" w:before="0"/>
-            </w:pPr>
-            <w:r>
-              <w:rPr>
-                <w:rFonts w:ascii="Arial" w:cs="Arial" w:eastAsia="Arial" w:hAnsi="Arial"/>
-                <w:b/>
-                <w:bCs/>
-                <w:color w:val="1F3864"/>
-                <w:sz w:val="16"/>
-                <w:szCs w:val="16"/>
-              </w:rPr>
-              <w:t xml:space="preserve">📖 EXERCISE:</w:t>
-            </w:r>
-          </w:p>
-          <w:p>
-            <w:pPr>
-              <w:spacing w:after="20" w:before="0"/>
-            </w:pPr>
-            <w:hyperlink w:history="1" r:id="rIdv8o8ea9kdcujuec0m6nfv">
-              <w:r>
-                <w:rPr>
-                  <w:rFonts w:ascii="Arial" w:cs="Arial" w:eastAsia="Arial" w:hAnsi="Arial"/>
-                  <w:color w:val="2E75B6"/>
-                  <w:sz w:val="16"/>
-                  <w:szCs w:val="16"/>
-                  <w:u w:val="single" w:color="2E75B6"/>
-                </w:rPr>
-                <w:t xml:space="preserve">The light-dependent reactions</w:t>
-              </w:r>
-            </w:hyperlink>
-          </w:p>
-          <w:p>
-            <w:pPr>
-              <w:spacing w:after="10" w:before="0"/>
-              <w:ind w:left="120"/>
-            </w:pPr>
-            <w:r>
-              <w:rPr>
-                <w:rFonts w:ascii="Arial" w:cs="Arial" w:eastAsia="Arial" w:hAnsi="Arial"/>
-                <w:color w:val="595959"/>
-                <w:sz w:val="14"/>
-                <w:szCs w:val="14"/>
-              </w:rPr>
-              <w:t xml:space="preserve">Source: Khan Academy (English - US curriculum)</w:t>
-            </w:r>
-          </w:p>
-          <w:p>
-            <w:pPr>
-              <w:spacing w:after="10" w:before="0"/>
-              <w:ind w:left="120"/>
-            </w:pPr>
-            <w:hyperlink w:history="1" r:id="rIdbsdemntbbim6a3owkhup9">
-              <w:r>
-                <w:rPr>
-                  <w:rFonts w:ascii="Arial" w:cs="Arial" w:eastAsia="Arial" w:hAnsi="Arial"/>
-                  <w:color w:val="595959"/>
-                  <w:sz w:val="14"/>
-                  <w:szCs w:val="14"/>
-                  <w:u w:val="single" w:color="595959"/>
-                </w:rPr>
-                <w:t xml:space="preserve">🔍 Search ARES for similar readings</w:t>
-              </w:r>
-            </w:hyperlink>
-          </w:p>
-        </w:tc>
-        <w:tc>
-          <w:tcPr>
-            <w:tcW w:type="dxa" w:w="3040"/>
-            <w:shd w:fill="FFFFFF" w:color="auto" w:val="clear"/>
-            <w:tcMar>
-              <w:top w:type="dxa" w:w="60"/>
-              <w:left w:type="dxa" w:w="120"/>
-              <w:bottom w:type="dxa" w:w="60"/>
-              <w:right w:type="dxa" w:w="120"/>
-            </w:tcMar>
-            <w:vAlign w:val="top"/>
-          </w:tcPr>
-          <w:p>
-            <w:pPr>
-              <w:spacing w:after="40" w:before="0"/>
-              <w:jc w:val="left"/>
-            </w:pPr>
-            <w:r>
-              <w:rPr>
-                <w:rFonts w:ascii="Arial" w:cs="Arial" w:eastAsia="Arial" w:hAnsi="Arial"/>
-                <w:b w:val="false"/>
-                <w:bCs w:val="false"/>
-                <w:i w:val="false"/>
-                <w:iCs w:val="false"/>
-                <w:color w:val="000000"/>
-                <w:sz w:val="18"/>
-                <w:szCs w:val="18"/>
-              </w:rPr>
-              <w:t xml:space="preserve">The class reassembles facing the Driving Question Board, which has been displayed since Lesson 1. The teacher reads each remaining question card aloud. For each question, a volunteer — or the group whose model best addresses it — provides a one-sentence evidence-based answer. The class votes with thumbs up (fully answered), thumbs sideways (partially answered), or thumbs down (not yet answered) for each response. Questions that receive partial or thumbs-down votes are briefly discussed until a satisfactory answer is reached. Each answered question card is turned over or moved to a RESOLVED column. The driving question itself — Why does sukuma wiki wilt in the midday sun even when the soil is wet, and what does a plant actually need to stay green, grow, and make its own food? — is addressed last, answered collectively by the class in a think-pair-share before the teacher synthesises the class answer on the board.</w:t>
-            </w:r>
-          </w:p>
-        </w:tc>
-        <w:tc>
-          <w:tcPr>
-            <w:tcW w:type="dxa" w:w="3040"/>
-            <w:shd w:fill="F2F2F2" w:color="auto" w:val="clear"/>
-            <w:tcMar>
-              <w:top w:type="dxa" w:w="60"/>
-              <w:left w:type="dxa" w:w="120"/>
-              <w:bottom w:type="dxa" w:w="60"/>
-              <w:right w:type="dxa" w:w="120"/>
-            </w:tcMar>
-            <w:vAlign w:val="top"/>
-          </w:tcPr>
-          <w:p>
-            <w:pPr>
-              <w:spacing w:after="40" w:before="0"/>
-              <w:jc w:val="left"/>
-            </w:pPr>
-            <w:r>
-              <w:rPr>
-                <w:rFonts w:ascii="Arial" w:cs="Arial" w:eastAsia="Arial" w:hAnsi="Arial"/>
-                <w:b w:val="false"/>
-                <w:bCs w:val="false"/>
-                <w:i w:val="false"/>
-                <w:iCs w:val="false"/>
-                <w:color w:val="000000"/>
-                <w:sz w:val="18"/>
-                <w:szCs w:val="18"/>
-              </w:rPr>
-              <w:t xml:space="preserve">Stand beside the DQB and say: 'This board has carried our questions since Lesson 1. Today we close it — but only if we can answer every question with evidence. I am going to read each question. If your group model answers it, stand up and give us one sentence — one sentence with evidence, not just a word.' Read each question card slowly. After each volunteer response, facilitate the thumb vote: 'Thumbs: is this question fully answered by science? Up, sideways, or down.' For questions that receive sideways or down votes, say: 'What is still missing from that answer? What evidence from our lessons would strengthen it?' For the driving question itself, say: 'This is the question we started with nine lessons ago. Before I say anything, I want you to think for 30 seconds — what is your best, fullest, most evidence-rich answer to this question right now?' WAIT TIME: Allow 30 full seconds of silence for the driving question think time. Then say: 'Now discuss with your partner for one minute.' Cold-call two pairs, then synthesise on the board. After writing the class synthesis answer, say: 'Amina noticed something in her kitchen garden. Nine lessons later, we can explain it completely. That is what science does.' WAIT TIME: After the synthesis, pause for 5 seconds of silence before moving on — to allow the moment of intellectual closure to register.</w:t>
-            </w:r>
-          </w:p>
-        </w:tc>
-        <w:tc>
-          <w:tcPr>
-            <w:tcW w:type="dxa" w:w="3040"/>
-            <w:shd w:fill="FFFFFF" w:color="auto" w:val="clear"/>
-            <w:tcMar>
-              <w:top w:type="dxa" w:w="60"/>
-              <w:left w:type="dxa" w:w="120"/>
-              <w:bottom w:type="dxa" w:w="60"/>
-              <w:right w:type="dxa" w:w="120"/>
-            </w:tcMar>
-            <w:vAlign w:val="top"/>
-          </w:tcPr>
-          <w:p>
-            <w:pPr>
-              <w:spacing w:after="40" w:before="0"/>
-              <w:jc w:val="left"/>
-            </w:pPr>
-            <w:r>
-              <w:rPr>
-                <w:rFonts w:ascii="Arial" w:cs="Arial" w:eastAsia="Arial" w:hAnsi="Arial"/>
-                <w:b w:val="false"/>
-                <w:bCs w:val="false"/>
-                <w:i w:val="false"/>
-                <w:iCs w:val="false"/>
-                <w:color w:val="000000"/>
-                <w:sz w:val="18"/>
-                <w:szCs w:val="18"/>
-              </w:rPr>
-              <w:t xml:space="preserve">Public DQB resolution — learners experience genuine intellectual closure by returning to questions they themselves generated. The thumb-vote protocol distributes epistemic authority to the class rather than the teacher. Addressing the driving question last, after all sub-questions are resolved, creates a culminating sense-making moment that is earned rather than given.</w:t>
-            </w:r>
-          </w:p>
-        </w:tc>
-        <w:tc>
-          <w:tcPr>
-            <w:tcW w:type="dxa" w:w="3040"/>
-            <w:shd w:fill="F2F2F2" w:color="auto" w:val="clear"/>
-            <w:tcMar>
-              <w:top w:type="dxa" w:w="60"/>
-              <w:left w:type="dxa" w:w="120"/>
-              <w:bottom w:type="dxa" w:w="60"/>
-              <w:right w:type="dxa" w:w="120"/>
-            </w:tcMar>
-            <w:vAlign w:val="top"/>
-          </w:tcPr>
-          <w:p>
-            <w:pPr>
-              <w:spacing w:after="40" w:before="0"/>
-              <w:jc w:val="left"/>
-            </w:pPr>
-            <w:r>
-              <w:rPr>
-                <w:rFonts w:ascii="Arial" w:cs="Arial" w:eastAsia="Arial" w:hAnsi="Arial"/>
-                <w:b w:val="false"/>
-                <w:bCs w:val="false"/>
-                <w:i w:val="false"/>
-                <w:iCs w:val="false"/>
-                <w:color w:val="000000"/>
-                <w:sz w:val="18"/>
-                <w:szCs w:val="18"/>
-              </w:rPr>
-              <w:t xml:space="preserve">The quality of one-sentence evidence-based answers reveals whether learners can retrieve and apply integrated knowledge under mild social pressure. The teacher notes which question types remain difficult (e.g., questions about the Calvin cycle intermediates or specific mineral-enzyme relationships) and records these as topics for future review or homework. The thumb-vote distribution across the class provides a quick whole-class comprehension check.</w:t>
-            </w:r>
-          </w:p>
-        </w:tc>
-      </w:tr>
-      <w:tr>
-        <w:tc>
-          <w:tcPr>
-            <w:tcW w:type="dxa" w:w="1520"/>
-            <w:shd w:fill="D5E8F0" w:color="auto" w:val="clear"/>
-            <w:tcMar>
-              <w:top w:type="dxa" w:w="60"/>
-              <w:left w:type="dxa" w:w="120"/>
-              <w:bottom w:type="dxa" w:w="60"/>
-              <w:right w:type="dxa" w:w="120"/>
-            </w:tcMar>
-            <w:vAlign w:val="top"/>
-          </w:tcPr>
-          <w:p>
-            <w:pPr>
-              <w:spacing w:after="40" w:before="0"/>
-              <w:jc w:val="left"/>
-            </w:pPr>
-            <w:r>
-              <w:rPr>
-                <w:rFonts w:ascii="Arial" w:cs="Arial" w:eastAsia="Arial" w:hAnsi="Arial"/>
-                <w:b/>
-                <w:bCs/>
-                <w:i w:val="false"/>
-                <w:iCs w:val="false"/>
-                <w:color w:val="000000"/>
-                <w:sz w:val="18"/>
-                <w:szCs w:val="18"/>
-              </w:rPr>
-              <w:t xml:space="preserve">Model Building Phase</w:t>
-            </w:r>
-          </w:p>
-          <w:p>
-            <w:pPr>
-              <w:spacing w:after="20" w:before="0"/>
-            </w:pPr>
-            <w:r>
-              <w:rPr>
-                <w:rFonts w:ascii="Arial" w:cs="Arial" w:eastAsia="Arial" w:hAnsi="Arial"/>
-                <w:b/>
-                <w:bCs/>
-                <w:color w:val="1F3864"/>
-                <w:sz w:val="16"/>
-                <w:szCs w:val="16"/>
-              </w:rPr>
-              <w:t xml:space="preserve">📹 VIDEO:</w:t>
-            </w:r>
-          </w:p>
-          <w:p>
-            <w:pPr>
-              <w:spacing w:after="20" w:before="0"/>
-            </w:pPr>
-            <w:hyperlink w:history="1" r:id="rId0bsxlp3pkdwfd5rzsj61g">
-              <w:r>
-                <w:rPr>
-                  <w:rFonts w:ascii="Arial" w:cs="Arial" w:eastAsia="Arial" w:hAnsi="Arial"/>
-                  <w:color w:val="2E75B6"/>
-                  <w:sz w:val="16"/>
-                  <w:szCs w:val="16"/>
-                  <w:u w:val="single" w:color="2E75B6"/>
-                </w:rPr>
-                <w:t xml:space="preserve">Breaking down photosynthesis stages</w:t>
-              </w:r>
-            </w:hyperlink>
-          </w:p>
-          <w:p>
-            <w:pPr>
-              <w:spacing w:after="10" w:before="0"/>
-              <w:ind w:left="120"/>
-            </w:pPr>
-            <w:r>
-              <w:rPr>
-                <w:rFonts w:ascii="Arial" w:cs="Arial" w:eastAsia="Arial" w:hAnsi="Arial"/>
-                <w:color w:val="595959"/>
-                <w:sz w:val="14"/>
-                <w:szCs w:val="14"/>
-              </w:rPr>
-              <w:t xml:space="preserve">Source: Khan Academy (English - US curriculum)</w:t>
-            </w:r>
-          </w:p>
-          <w:p>
-            <w:pPr>
-              <w:spacing w:after="10" w:before="0"/>
-              <w:ind w:left="120"/>
-            </w:pPr>
-            <w:hyperlink w:history="1" r:id="rIdofprtr9smebotseru0t72">
-              <w:r>
-                <w:rPr>
-                  <w:rFonts w:ascii="Arial" w:cs="Arial" w:eastAsia="Arial" w:hAnsi="Arial"/>
-                  <w:color w:val="595959"/>
-                  <w:sz w:val="14"/>
-                  <w:szCs w:val="14"/>
-                  <w:u w:val="single" w:color="595959"/>
-                </w:rPr>
-                <w:t xml:space="preserve">🔍 Search ARES for similar videos</w:t>
-              </w:r>
-            </w:hyperlink>
-          </w:p>
-          <w:p>
-            <w:pPr>
-              <w:spacing w:after="40" w:before="0"/>
-            </w:pPr>
-            <w:r>
-              <w:rPr>
-                <w:sz w:val="14"/>
-                <w:szCs w:val="14"/>
-              </w:rPr>
-              <w:t xml:space="preserve"/>
-            </w:r>
-          </w:p>
-          <w:p>
-            <w:pPr>
-              <w:spacing w:after="20" w:before="0"/>
-            </w:pPr>
-            <w:r>
-              <w:rPr>
-                <w:rFonts w:ascii="Arial" w:cs="Arial" w:eastAsia="Arial" w:hAnsi="Arial"/>
-                <w:b/>
-                <w:bCs/>
-                <w:color w:val="1F3864"/>
-                <w:sz w:val="16"/>
-                <w:szCs w:val="16"/>
-              </w:rPr>
-              <w:t xml:space="preserve">📖 EXERCISE:</w:t>
-            </w:r>
-          </w:p>
-          <w:p>
-            <w:pPr>
-              <w:spacing w:after="20" w:before="0"/>
-            </w:pPr>
-            <w:hyperlink w:history="1" r:id="rId_71_-uzojaosfkvsybfoc">
-              <w:r>
-                <w:rPr>
-                  <w:rFonts w:ascii="Arial" w:cs="Arial" w:eastAsia="Arial" w:hAnsi="Arial"/>
-                  <w:color w:val="2E75B6"/>
-                  <w:sz w:val="16"/>
-                  <w:szCs w:val="16"/>
-                  <w:u w:val="single" w:color="2E75B6"/>
-                </w:rPr>
-                <w:t xml:space="preserve">The light-dependent reactions</w:t>
-              </w:r>
-            </w:hyperlink>
-          </w:p>
-          <w:p>
-            <w:pPr>
-              <w:spacing w:after="10" w:before="0"/>
-              <w:ind w:left="120"/>
-            </w:pPr>
-            <w:r>
-              <w:rPr>
-                <w:rFonts w:ascii="Arial" w:cs="Arial" w:eastAsia="Arial" w:hAnsi="Arial"/>
-                <w:color w:val="595959"/>
-                <w:sz w:val="14"/>
-                <w:szCs w:val="14"/>
-              </w:rPr>
-              <w:t xml:space="preserve">Source: Khan Academy (English - US curriculum)</w:t>
-            </w:r>
-          </w:p>
-          <w:p>
-            <w:pPr>
-              <w:spacing w:after="10" w:before="0"/>
-              <w:ind w:left="120"/>
-            </w:pPr>
-            <w:hyperlink w:history="1" r:id="rIdlh0oegkjkzd7lteabjikz">
+            <w:hyperlink w:history="1" r:id="rId66vvpgdusgt7iwhaynfaq">
               <w:r>
                 <w:rPr>
                   <w:rFonts w:ascii="Arial" w:cs="Arial" w:eastAsia="Arial" w:hAnsi="Arial"/>
@@ -32128,7 +32917,7 @@
         </w:rPr>
         <w:t xml:space="preserve">© 2026 SeaVuria and ARES. Aligned with KICD objectives. Developed by SeaVuria; technical implementation by ARES (with AI assistance from Claude). Licensed under </w:t>
       </w:r>
-      <w:hyperlink w:history="1" r:id="rId1ahjmr6o5ei_ajdur-tdb">
+      <w:hyperlink w:history="1" r:id="rIddjabl5-mevhuwgns7-apv">
         <w:r>
           <w:rPr>
             <w:rFonts w:ascii="Arial" w:cs="Arial" w:eastAsia="Arial" w:hAnsi="Arial"/>
@@ -32149,7 +32938,7 @@
         </w:rPr>
         <w:t xml:space="preserve"> (</w:t>
       </w:r>
-      <w:hyperlink w:history="1" r:id="rIdsca7oevtb-x__jqkm9zkp">
+      <w:hyperlink w:history="1" r:id="rIdszppynlcy48g733ynvm2l">
         <w:r>
           <w:rPr>
             <w:rFonts w:ascii="Arial" w:cs="Arial" w:eastAsia="Arial" w:hAnsi="Arial"/>

--- a/data/outputs/v2/Biology/SS2.1_Plant_Nutrition/Biology_Plant_Nutrition_CBE_LessonSequence.docx
+++ b/data/outputs/v2/Biology/SS2.1_Plant_Nutrition/Biology_Plant_Nutrition_CBE_LessonSequence.docx
@@ -2559,7 +2559,7 @@
         </w:rPr>
         <w:t xml:space="preserve">© 2026 SeaVuria and ARES. This work is licensed under a </w:t>
       </w:r>
-      <w:hyperlink w:history="1" r:id="rIdbt8zd4ltttthsjpqyfosj">
+      <w:hyperlink w:history="1" r:id="rIdkgxg_qk5ym1reo0usbnes">
         <w:r>
           <w:rPr>
             <w:rFonts w:ascii="Arial" w:cs="Arial" w:eastAsia="Arial" w:hAnsi="Arial"/>
@@ -2579,7 +2579,7 @@
         </w:rPr>
         <w:t xml:space="preserve"> (</w:t>
       </w:r>
-      <w:hyperlink w:history="1" r:id="rIdadh846xf9xt69qgz5aeon">
+      <w:hyperlink w:history="1" r:id="rId1zlhrdxyeggsvwum57ubq">
         <w:r>
           <w:rPr>
             <w:rFonts w:ascii="Arial" w:cs="Arial" w:eastAsia="Arial" w:hAnsi="Arial"/>
@@ -2599,7 +2599,7 @@
         </w:rPr>
         <w:t xml:space="preserve">). To view a copy of this license, visit </w:t>
       </w:r>
-      <w:hyperlink w:history="1" r:id="rIdlre1sal6_tzhpdppae_8q">
+      <w:hyperlink w:history="1" r:id="rIdmb1one-xys1aip_z2sbfh">
         <w:r>
           <w:rPr>
             <w:rFonts w:ascii="Arial" w:cs="Arial" w:eastAsia="Arial" w:hAnsi="Arial"/>
@@ -3611,7 +3611,7 @@
             <w:pPr>
               <w:spacing w:after="20" w:before="0"/>
             </w:pPr>
-            <w:hyperlink w:history="1" r:id="rIdefvzeamoegtv5kvgxrecc">
+            <w:hyperlink w:history="1" r:id="rIdwddicy14d_2qngidmb_gw">
               <w:r>
                 <w:rPr>
                   <w:rFonts w:ascii="Arial" w:cs="Arial" w:eastAsia="Arial" w:hAnsi="Arial"/>
@@ -3660,7 +3660,7 @@
               <w:spacing w:after="10" w:before="0"/>
               <w:ind w:left="120"/>
             </w:pPr>
-            <w:hyperlink w:history="1" r:id="rIddrlyuca9ugclliujqf4sd">
+            <w:hyperlink w:history="1" r:id="rIdxvbgktmy1d3rhnr040tes">
               <w:r>
                 <w:rPr>
                   <w:rFonts w:ascii="Arial" w:cs="Arial" w:eastAsia="Arial" w:hAnsi="Arial"/>
@@ -3722,7 +3722,7 @@
               <w:spacing w:after="10" w:before="0"/>
               <w:ind w:left="120"/>
             </w:pPr>
-            <w:hyperlink w:history="1" r:id="rIdux38vgcv8sovtnjmeclc1">
+            <w:hyperlink w:history="1" r:id="rIdq4fvrm70l5vymiblt5o_g">
               <w:r>
                 <w:rPr>
                   <w:rFonts w:ascii="Arial" w:cs="Arial" w:eastAsia="Arial" w:hAnsi="Arial"/>
@@ -3932,7 +3932,7 @@
             <w:pPr>
               <w:spacing w:after="20" w:before="0"/>
             </w:pPr>
-            <w:hyperlink w:history="1" r:id="rIdv5alikbcxs5sbdwsu19rb">
+            <w:hyperlink w:history="1" r:id="rIda4lnvmhuxneln5-pyogwr">
               <w:r>
                 <w:rPr>
                   <w:rFonts w:ascii="Arial" w:cs="Arial" w:eastAsia="Arial" w:hAnsi="Arial"/>
@@ -3981,7 +3981,7 @@
               <w:spacing w:after="10" w:before="0"/>
               <w:ind w:left="120"/>
             </w:pPr>
-            <w:hyperlink w:history="1" r:id="rIdm_odfzrmbk7wldh4zwsie">
+            <w:hyperlink w:history="1" r:id="rId2gfsay_rzozeotygaghsd">
               <w:r>
                 <w:rPr>
                   <w:rFonts w:ascii="Arial" w:cs="Arial" w:eastAsia="Arial" w:hAnsi="Arial"/>
@@ -4043,7 +4043,7 @@
               <w:spacing w:after="10" w:before="0"/>
               <w:ind w:left="120"/>
             </w:pPr>
-            <w:hyperlink w:history="1" r:id="rIdxp5aitgycdmydh7fpdgvt">
+            <w:hyperlink w:history="1" r:id="rId6w0n49uhuflz4xqkcank3">
               <w:r>
                 <w:rPr>
                   <w:rFonts w:ascii="Arial" w:cs="Arial" w:eastAsia="Arial" w:hAnsi="Arial"/>
@@ -4253,7 +4253,7 @@
             <w:pPr>
               <w:spacing w:after="20" w:before="0"/>
             </w:pPr>
-            <w:hyperlink w:history="1" r:id="rIdqr2rjug15ty6dcqm7h1cj">
+            <w:hyperlink w:history="1" r:id="rId8qa1-9bbuufxys2-6dyw6">
               <w:r>
                 <w:rPr>
                   <w:rFonts w:ascii="Arial" w:cs="Arial" w:eastAsia="Arial" w:hAnsi="Arial"/>
@@ -4302,7 +4302,7 @@
               <w:spacing w:after="10" w:before="0"/>
               <w:ind w:left="120"/>
             </w:pPr>
-            <w:hyperlink w:history="1" r:id="rIdv8p7k0s_bj_aupdodhjli">
+            <w:hyperlink w:history="1" r:id="rIdzkkthd8_odqhgqk5mmn9r">
               <w:r>
                 <w:rPr>
                   <w:rFonts w:ascii="Arial" w:cs="Arial" w:eastAsia="Arial" w:hAnsi="Arial"/>
@@ -4364,7 +4364,7 @@
               <w:spacing w:after="10" w:before="0"/>
               <w:ind w:left="120"/>
             </w:pPr>
-            <w:hyperlink w:history="1" r:id="rIdbd3c2x0rb0kau6tibuc_9">
+            <w:hyperlink w:history="1" r:id="rIdtn4ycnjcre5qyai3_coku">
               <w:r>
                 <w:rPr>
                   <w:rFonts w:ascii="Arial" w:cs="Arial" w:eastAsia="Arial" w:hAnsi="Arial"/>
@@ -4574,7 +4574,7 @@
             <w:pPr>
               <w:spacing w:after="20" w:before="0"/>
             </w:pPr>
-            <w:hyperlink w:history="1" r:id="rIdzma890opl3hpaygzctbep">
+            <w:hyperlink w:history="1" r:id="rIdhqztrsabjbsxugiu9bahm">
               <w:r>
                 <w:rPr>
                   <w:rFonts w:ascii="Arial" w:cs="Arial" w:eastAsia="Arial" w:hAnsi="Arial"/>
@@ -4623,7 +4623,7 @@
               <w:spacing w:after="10" w:before="0"/>
               <w:ind w:left="120"/>
             </w:pPr>
-            <w:hyperlink w:history="1" r:id="rIdaxfgwlo7zc2xrunywrwm3">
+            <w:hyperlink w:history="1" r:id="rId97yjxotc0wh_6hrfcpgyf">
               <w:r>
                 <w:rPr>
                   <w:rFonts w:ascii="Arial" w:cs="Arial" w:eastAsia="Arial" w:hAnsi="Arial"/>
@@ -4685,7 +4685,7 @@
               <w:spacing w:after="10" w:before="0"/>
               <w:ind w:left="120"/>
             </w:pPr>
-            <w:hyperlink w:history="1" r:id="rIda6oc85ywsoz1i95jzmmfy">
+            <w:hyperlink w:history="1" r:id="rId89xiahj3zeqhnpkgwrmnt">
               <w:r>
                 <w:rPr>
                   <w:rFonts w:ascii="Arial" w:cs="Arial" w:eastAsia="Arial" w:hAnsi="Arial"/>
@@ -4895,7 +4895,7 @@
             <w:pPr>
               <w:spacing w:after="20" w:before="0"/>
             </w:pPr>
-            <w:hyperlink w:history="1" r:id="rIdjas2pr6u6wbdivjwdk3ev">
+            <w:hyperlink w:history="1" r:id="rIdiumcizudlewj1jregqzdl">
               <w:r>
                 <w:rPr>
                   <w:rFonts w:ascii="Arial" w:cs="Arial" w:eastAsia="Arial" w:hAnsi="Arial"/>
@@ -4944,7 +4944,7 @@
               <w:spacing w:after="10" w:before="0"/>
               <w:ind w:left="120"/>
             </w:pPr>
-            <w:hyperlink w:history="1" r:id="rIdpe05sfrboigdgkiqzi8vk">
+            <w:hyperlink w:history="1" r:id="rIdabfi7_rknn9lfectup4fu">
               <w:r>
                 <w:rPr>
                   <w:rFonts w:ascii="Arial" w:cs="Arial" w:eastAsia="Arial" w:hAnsi="Arial"/>
@@ -5006,7 +5006,7 @@
               <w:spacing w:after="10" w:before="0"/>
               <w:ind w:left="120"/>
             </w:pPr>
-            <w:hyperlink w:history="1" r:id="rIdfxegvspzbdkdnwc0rxjyg">
+            <w:hyperlink w:history="1" r:id="rId7axqpfkt-unwtue93oe1b">
               <w:r>
                 <w:rPr>
                   <w:rFonts w:ascii="Arial" w:cs="Arial" w:eastAsia="Arial" w:hAnsi="Arial"/>
@@ -5533,7 +5533,7 @@
         </w:rPr>
         <w:t xml:space="preserve">© 2026 SeaVuria and ARES. Aligned with KICD objectives. Developed by SeaVuria; technical implementation by ARES (with AI assistance from Claude). Licensed under </w:t>
       </w:r>
-      <w:hyperlink w:history="1" r:id="rIddwjyh2nmgoor-f4gs2gop">
+      <w:hyperlink w:history="1" r:id="rIdyr3l2mdi0bwqo-au8ifwn">
         <w:r>
           <w:rPr>
             <w:rFonts w:ascii="Arial" w:cs="Arial" w:eastAsia="Arial" w:hAnsi="Arial"/>
@@ -5554,7 +5554,7 @@
         </w:rPr>
         <w:t xml:space="preserve"> (</w:t>
       </w:r>
-      <w:hyperlink w:history="1" r:id="rIdmtci73b4-t6sg59tqrgah">
+      <w:hyperlink w:history="1" r:id="rId0w0sh4upcktujkvpehwic">
         <w:r>
           <w:rPr>
             <w:rFonts w:ascii="Arial" w:cs="Arial" w:eastAsia="Arial" w:hAnsi="Arial"/>
@@ -6567,7 +6567,7 @@
             <w:pPr>
               <w:spacing w:after="20" w:before="0"/>
             </w:pPr>
-            <w:hyperlink w:history="1" r:id="rId-l6eee0jcdfeybr6mlcpr">
+            <w:hyperlink w:history="1" r:id="rIdk10spmrbizgjrdyn05d35">
               <w:r>
                 <w:rPr>
                   <w:rFonts w:ascii="Arial" w:cs="Arial" w:eastAsia="Arial" w:hAnsi="Arial"/>
@@ -6616,7 +6616,7 @@
               <w:spacing w:after="10" w:before="0"/>
               <w:ind w:left="120"/>
             </w:pPr>
-            <w:hyperlink w:history="1" r:id="rId6kjqs8eylelkzldpmftf6">
+            <w:hyperlink w:history="1" r:id="rId17andfsckmombdsik1wbr">
               <w:r>
                 <w:rPr>
                   <w:rFonts w:ascii="Arial" w:cs="Arial" w:eastAsia="Arial" w:hAnsi="Arial"/>
@@ -6661,7 +6661,7 @@
             <w:pPr>
               <w:spacing w:after="20" w:before="0"/>
             </w:pPr>
-            <w:hyperlink w:history="1" r:id="rIdowf1gtkj83eirdwanhriu">
+            <w:hyperlink w:history="1" r:id="rIdciz-2vck4mdb-cmv4zba6">
               <w:r>
                 <w:rPr>
                   <w:rFonts w:ascii="Arial" w:cs="Arial" w:eastAsia="Arial" w:hAnsi="Arial"/>
@@ -6694,7 +6694,7 @@
               <w:spacing w:after="10" w:before="0"/>
               <w:ind w:left="120"/>
             </w:pPr>
-            <w:hyperlink w:history="1" r:id="rIdc-t6km1odsjoxrgaausu1">
+            <w:hyperlink w:history="1" r:id="rIdjptfg8tvdoi61vnqw2kcm">
               <w:r>
                 <w:rPr>
                   <w:rFonts w:ascii="Arial" w:cs="Arial" w:eastAsia="Arial" w:hAnsi="Arial"/>
@@ -6889,7 +6889,7 @@
             <w:pPr>
               <w:spacing w:after="20" w:before="0"/>
             </w:pPr>
-            <w:hyperlink w:history="1" r:id="rIdcenrl-ts9xad-wgysjoir">
+            <w:hyperlink w:history="1" r:id="rIddonlxstbt_rhv39wlrc1q">
               <w:r>
                 <w:rPr>
                   <w:rFonts w:ascii="Arial" w:cs="Arial" w:eastAsia="Arial" w:hAnsi="Arial"/>
@@ -6938,7 +6938,7 @@
               <w:spacing w:after="10" w:before="0"/>
               <w:ind w:left="120"/>
             </w:pPr>
-            <w:hyperlink w:history="1" r:id="rIdogsfgl1oc8cu7b1hfgprp">
+            <w:hyperlink w:history="1" r:id="rIdrfjj_vrdhxswun9v8p66p">
               <w:r>
                 <w:rPr>
                   <w:rFonts w:ascii="Arial" w:cs="Arial" w:eastAsia="Arial" w:hAnsi="Arial"/>
@@ -6983,7 +6983,7 @@
             <w:pPr>
               <w:spacing w:after="20" w:before="0"/>
             </w:pPr>
-            <w:hyperlink w:history="1" r:id="rIdyzqjponndvmxh12g0rb43">
+            <w:hyperlink w:history="1" r:id="rId2dyz1a0piznydvjfmbzuz">
               <w:r>
                 <w:rPr>
                   <w:rFonts w:ascii="Arial" w:cs="Arial" w:eastAsia="Arial" w:hAnsi="Arial"/>
@@ -7016,7 +7016,7 @@
               <w:spacing w:after="10" w:before="0"/>
               <w:ind w:left="120"/>
             </w:pPr>
-            <w:hyperlink w:history="1" r:id="rIddqki_e1lofw7dehvyklcj">
+            <w:hyperlink w:history="1" r:id="rIdvknrnbaoip0pu0qm38ufd">
               <w:r>
                 <w:rPr>
                   <w:rFonts w:ascii="Arial" w:cs="Arial" w:eastAsia="Arial" w:hAnsi="Arial"/>
@@ -7211,7 +7211,7 @@
             <w:pPr>
               <w:spacing w:after="20" w:before="0"/>
             </w:pPr>
-            <w:hyperlink w:history="1" r:id="rIdge0fik-y2zccmb5htfmt1">
+            <w:hyperlink w:history="1" r:id="rIdfsj3mj0xbavuzgspm-ctu">
               <w:r>
                 <w:rPr>
                   <w:rFonts w:ascii="Arial" w:cs="Arial" w:eastAsia="Arial" w:hAnsi="Arial"/>
@@ -7260,7 +7260,7 @@
               <w:spacing w:after="10" w:before="0"/>
               <w:ind w:left="120"/>
             </w:pPr>
-            <w:hyperlink w:history="1" r:id="rIdtprxq91oqmckv1gmvnfut">
+            <w:hyperlink w:history="1" r:id="rIdjypklrw9emkqhxpz_ijvs">
               <w:r>
                 <w:rPr>
                   <w:rFonts w:ascii="Arial" w:cs="Arial" w:eastAsia="Arial" w:hAnsi="Arial"/>
@@ -7305,7 +7305,7 @@
             <w:pPr>
               <w:spacing w:after="20" w:before="0"/>
             </w:pPr>
-            <w:hyperlink w:history="1" r:id="rIdfqavlen6fkgfxis7lcj-4">
+            <w:hyperlink w:history="1" r:id="rIdew7u_hvnubxra1bw8o3x4">
               <w:r>
                 <w:rPr>
                   <w:rFonts w:ascii="Arial" w:cs="Arial" w:eastAsia="Arial" w:hAnsi="Arial"/>
@@ -7338,7 +7338,7 @@
               <w:spacing w:after="10" w:before="0"/>
               <w:ind w:left="120"/>
             </w:pPr>
-            <w:hyperlink w:history="1" r:id="rIdht-tgpvwotxp6rl3bnjxf">
+            <w:hyperlink w:history="1" r:id="rIdes2uqag3b7x3auzjqs68y">
               <w:r>
                 <w:rPr>
                   <w:rFonts w:ascii="Arial" w:cs="Arial" w:eastAsia="Arial" w:hAnsi="Arial"/>
@@ -7533,7 +7533,7 @@
             <w:pPr>
               <w:spacing w:after="20" w:before="0"/>
             </w:pPr>
-            <w:hyperlink w:history="1" r:id="rIdzwpti42kwzowya8dx4nqx">
+            <w:hyperlink w:history="1" r:id="rIdee6pcom8o7hp6jy3ji04w">
               <w:r>
                 <w:rPr>
                   <w:rFonts w:ascii="Arial" w:cs="Arial" w:eastAsia="Arial" w:hAnsi="Arial"/>
@@ -7582,7 +7582,7 @@
               <w:spacing w:after="10" w:before="0"/>
               <w:ind w:left="120"/>
             </w:pPr>
-            <w:hyperlink w:history="1" r:id="rId9lmkeyzkubtjfkitx7m7e">
+            <w:hyperlink w:history="1" r:id="rIdcvxspeodvt8mke7-f8ts9">
               <w:r>
                 <w:rPr>
                   <w:rFonts w:ascii="Arial" w:cs="Arial" w:eastAsia="Arial" w:hAnsi="Arial"/>
@@ -7627,7 +7627,7 @@
             <w:pPr>
               <w:spacing w:after="20" w:before="0"/>
             </w:pPr>
-            <w:hyperlink w:history="1" r:id="rId8zm2lnmqs5761fhfeacl4">
+            <w:hyperlink w:history="1" r:id="rIdb2b7q1uuaz1csgep1n3h5">
               <w:r>
                 <w:rPr>
                   <w:rFonts w:ascii="Arial" w:cs="Arial" w:eastAsia="Arial" w:hAnsi="Arial"/>
@@ -7660,7 +7660,7 @@
               <w:spacing w:after="10" w:before="0"/>
               <w:ind w:left="120"/>
             </w:pPr>
-            <w:hyperlink w:history="1" r:id="rIdv5vfkrtg2y2gtqjfwpnkx">
+            <w:hyperlink w:history="1" r:id="rIdnuj-7e7xzhgjyukpjc30w">
               <w:r>
                 <w:rPr>
                   <w:rFonts w:ascii="Arial" w:cs="Arial" w:eastAsia="Arial" w:hAnsi="Arial"/>
@@ -7855,7 +7855,7 @@
             <w:pPr>
               <w:spacing w:after="20" w:before="0"/>
             </w:pPr>
-            <w:hyperlink w:history="1" r:id="rIdifejwcaiflrohjslwep6c">
+            <w:hyperlink w:history="1" r:id="rIdeajznfy7geud0mivi6sgw">
               <w:r>
                 <w:rPr>
                   <w:rFonts w:ascii="Arial" w:cs="Arial" w:eastAsia="Arial" w:hAnsi="Arial"/>
@@ -7904,7 +7904,7 @@
               <w:spacing w:after="10" w:before="0"/>
               <w:ind w:left="120"/>
             </w:pPr>
-            <w:hyperlink w:history="1" r:id="rIdu9qn_bbjjkbshwf8o1fsf">
+            <w:hyperlink w:history="1" r:id="rIda9glbg1moicv3g62zdkjv">
               <w:r>
                 <w:rPr>
                   <w:rFonts w:ascii="Arial" w:cs="Arial" w:eastAsia="Arial" w:hAnsi="Arial"/>
@@ -7949,7 +7949,7 @@
             <w:pPr>
               <w:spacing w:after="20" w:before="0"/>
             </w:pPr>
-            <w:hyperlink w:history="1" r:id="rIdf_pbjpt-s_aqfapv7m9lx">
+            <w:hyperlink w:history="1" r:id="rIdtr2iqloea2dkpnvptvyac">
               <w:r>
                 <w:rPr>
                   <w:rFonts w:ascii="Arial" w:cs="Arial" w:eastAsia="Arial" w:hAnsi="Arial"/>
@@ -7982,7 +7982,7 @@
               <w:spacing w:after="10" w:before="0"/>
               <w:ind w:left="120"/>
             </w:pPr>
-            <w:hyperlink w:history="1" r:id="rIduc6zqvpyjqdt2_lewncif">
+            <w:hyperlink w:history="1" r:id="rId3vyiia0ujryn8zit2f9ap">
               <w:r>
                 <w:rPr>
                   <w:rFonts w:ascii="Arial" w:cs="Arial" w:eastAsia="Arial" w:hAnsi="Arial"/>
@@ -8494,7 +8494,7 @@
         </w:rPr>
         <w:t xml:space="preserve">© 2026 SeaVuria and ARES. Aligned with KICD objectives. Developed by SeaVuria; technical implementation by ARES (with AI assistance from Claude). Licensed under </w:t>
       </w:r>
-      <w:hyperlink w:history="1" r:id="rIdj5vkaxtb1bljkkh5zmixk">
+      <w:hyperlink w:history="1" r:id="rId2jkaxjepyb89c82klguez">
         <w:r>
           <w:rPr>
             <w:rFonts w:ascii="Arial" w:cs="Arial" w:eastAsia="Arial" w:hAnsi="Arial"/>
@@ -8515,7 +8515,7 @@
         </w:rPr>
         <w:t xml:space="preserve"> (</w:t>
       </w:r>
-      <w:hyperlink w:history="1" r:id="rIdvglell0ja8okgco6u5udp">
+      <w:hyperlink w:history="1" r:id="rId6m6440skzzhqwokzw81x7">
         <w:r>
           <w:rPr>
             <w:rFonts w:ascii="Arial" w:cs="Arial" w:eastAsia="Arial" w:hAnsi="Arial"/>
@@ -9528,7 +9528,7 @@
             <w:pPr>
               <w:spacing w:after="20" w:before="0"/>
             </w:pPr>
-            <w:hyperlink w:history="1" r:id="rIdzdp5yhnhs51h1kt1pzwh0">
+            <w:hyperlink w:history="1" r:id="rIdzzog8ofitmastwxgvwyao">
               <w:r>
                 <w:rPr>
                   <w:rFonts w:ascii="Arial" w:cs="Arial" w:eastAsia="Arial" w:hAnsi="Arial"/>
@@ -9561,7 +9561,7 @@
               <w:spacing w:after="10" w:before="0"/>
               <w:ind w:left="120"/>
             </w:pPr>
-            <w:hyperlink w:history="1" r:id="rIdcv3wrer8r4m11cza4mzay">
+            <w:hyperlink w:history="1" r:id="rIdgucp4p8p-6-ufjzuhdqx7">
               <w:r>
                 <w:rPr>
                   <w:rFonts w:ascii="Arial" w:cs="Arial" w:eastAsia="Arial" w:hAnsi="Arial"/>
@@ -9606,7 +9606,7 @@
             <w:pPr>
               <w:spacing w:after="20" w:before="0"/>
             </w:pPr>
-            <w:hyperlink w:history="1" r:id="rIdsmzp-bwgiwco2c0jf8rb7">
+            <w:hyperlink w:history="1" r:id="rIdbqjysprk9wmcz1uwmuwid">
               <w:r>
                 <w:rPr>
                   <w:rFonts w:ascii="Arial" w:cs="Arial" w:eastAsia="Arial" w:hAnsi="Arial"/>
@@ -9655,7 +9655,7 @@
               <w:spacing w:after="10" w:before="0"/>
               <w:ind w:left="120"/>
             </w:pPr>
-            <w:hyperlink w:history="1" r:id="rId_m76xxqvosa-bqajwb64u">
+            <w:hyperlink w:history="1" r:id="rIdqlcjz4l63q-vtwkl3stps">
               <w:r>
                 <w:rPr>
                   <w:rFonts w:ascii="Arial" w:cs="Arial" w:eastAsia="Arial" w:hAnsi="Arial"/>
@@ -9850,7 +9850,7 @@
             <w:pPr>
               <w:spacing w:after="20" w:before="0"/>
             </w:pPr>
-            <w:hyperlink w:history="1" r:id="rId4pqgsb_ynkghdl4cqe3rv">
+            <w:hyperlink w:history="1" r:id="rIdfyicod1xke9awppw-flu5">
               <w:r>
                 <w:rPr>
                   <w:rFonts w:ascii="Arial" w:cs="Arial" w:eastAsia="Arial" w:hAnsi="Arial"/>
@@ -9883,7 +9883,7 @@
               <w:spacing w:after="10" w:before="0"/>
               <w:ind w:left="120"/>
             </w:pPr>
-            <w:hyperlink w:history="1" r:id="rIddh9pe6yllkgnlso3eondg">
+            <w:hyperlink w:history="1" r:id="rIdwltqqwgh9tqglzjgnosug">
               <w:r>
                 <w:rPr>
                   <w:rFonts w:ascii="Arial" w:cs="Arial" w:eastAsia="Arial" w:hAnsi="Arial"/>
@@ -9928,7 +9928,7 @@
             <w:pPr>
               <w:spacing w:after="20" w:before="0"/>
             </w:pPr>
-            <w:hyperlink w:history="1" r:id="rIdyp85gwjnx8srrxrymktdj">
+            <w:hyperlink w:history="1" r:id="rIdnejrfkq_qkd7unevffzdt">
               <w:r>
                 <w:rPr>
                   <w:rFonts w:ascii="Arial" w:cs="Arial" w:eastAsia="Arial" w:hAnsi="Arial"/>
@@ -9977,7 +9977,7 @@
               <w:spacing w:after="10" w:before="0"/>
               <w:ind w:left="120"/>
             </w:pPr>
-            <w:hyperlink w:history="1" r:id="rIdj4p0rx7moeqkt90ukce0o">
+            <w:hyperlink w:history="1" r:id="rIddr52jzb7ujg1csihdfnex">
               <w:r>
                 <w:rPr>
                   <w:rFonts w:ascii="Arial" w:cs="Arial" w:eastAsia="Arial" w:hAnsi="Arial"/>
@@ -10172,7 +10172,7 @@
             <w:pPr>
               <w:spacing w:after="20" w:before="0"/>
             </w:pPr>
-            <w:hyperlink w:history="1" r:id="rId5ncsrqwchjwbg1je_anfg">
+            <w:hyperlink w:history="1" r:id="rId8ltkkbs2gm3nrk0_00ynu">
               <w:r>
                 <w:rPr>
                   <w:rFonts w:ascii="Arial" w:cs="Arial" w:eastAsia="Arial" w:hAnsi="Arial"/>
@@ -10221,7 +10221,7 @@
               <w:spacing w:after="10" w:before="0"/>
               <w:ind w:left="120"/>
             </w:pPr>
-            <w:hyperlink w:history="1" r:id="rIdcfez9rzamsxtfwk9o7pbe">
+            <w:hyperlink w:history="1" r:id="rIdzvsrw5mufbzrip2c16ijh">
               <w:r>
                 <w:rPr>
                   <w:rFonts w:ascii="Arial" w:cs="Arial" w:eastAsia="Arial" w:hAnsi="Arial"/>
@@ -10266,7 +10266,7 @@
             <w:pPr>
               <w:spacing w:after="20" w:before="0"/>
             </w:pPr>
-            <w:hyperlink w:history="1" r:id="rIdhqlxdrbtwgqjaebxzedoi">
+            <w:hyperlink w:history="1" r:id="rIddmwiwxz1tqrsnd0gx0ud5">
               <w:r>
                 <w:rPr>
                   <w:rFonts w:ascii="Arial" w:cs="Arial" w:eastAsia="Arial" w:hAnsi="Arial"/>
@@ -10315,7 +10315,7 @@
               <w:spacing w:after="10" w:before="0"/>
               <w:ind w:left="120"/>
             </w:pPr>
-            <w:hyperlink w:history="1" r:id="rId_cakt4usbp9yobnelgnec">
+            <w:hyperlink w:history="1" r:id="rIdku2uetbno1ex1ocht3o41">
               <w:r>
                 <w:rPr>
                   <w:rFonts w:ascii="Arial" w:cs="Arial" w:eastAsia="Arial" w:hAnsi="Arial"/>
@@ -10510,7 +10510,7 @@
             <w:pPr>
               <w:spacing w:after="20" w:before="0"/>
             </w:pPr>
-            <w:hyperlink w:history="1" r:id="rIdqqbynidnp0qljvklyyn4j">
+            <w:hyperlink w:history="1" r:id="rIdtkieplh1emqcjmwowdkdq">
               <w:r>
                 <w:rPr>
                   <w:rFonts w:ascii="Arial" w:cs="Arial" w:eastAsia="Arial" w:hAnsi="Arial"/>
@@ -10559,7 +10559,7 @@
               <w:spacing w:after="10" w:before="0"/>
               <w:ind w:left="120"/>
             </w:pPr>
-            <w:hyperlink w:history="1" r:id="rIdcaypvcpedxaxald1lzxyh">
+            <w:hyperlink w:history="1" r:id="rId7urb68rianfojscb3r-xq">
               <w:r>
                 <w:rPr>
                   <w:rFonts w:ascii="Arial" w:cs="Arial" w:eastAsia="Arial" w:hAnsi="Arial"/>
@@ -10604,7 +10604,7 @@
             <w:pPr>
               <w:spacing w:after="20" w:before="0"/>
             </w:pPr>
-            <w:hyperlink w:history="1" r:id="rIdbkdetulj4wweziqvyvhvq">
+            <w:hyperlink w:history="1" r:id="rIdng8f-bknt9zm4scyvitu3">
               <w:r>
                 <w:rPr>
                   <w:rFonts w:ascii="Arial" w:cs="Arial" w:eastAsia="Arial" w:hAnsi="Arial"/>
@@ -10653,7 +10653,7 @@
               <w:spacing w:after="10" w:before="0"/>
               <w:ind w:left="120"/>
             </w:pPr>
-            <w:hyperlink w:history="1" r:id="rIdwwwrjdz4vxg77wndjl0as">
+            <w:hyperlink w:history="1" r:id="rId5tn-fwqpf11cugqbeka6w">
               <w:r>
                 <w:rPr>
                   <w:rFonts w:ascii="Arial" w:cs="Arial" w:eastAsia="Arial" w:hAnsi="Arial"/>
@@ -10848,7 +10848,7 @@
             <w:pPr>
               <w:spacing w:after="20" w:before="0"/>
             </w:pPr>
-            <w:hyperlink w:history="1" r:id="rId7oqjjtccvmim5pj7hpfw6">
+            <w:hyperlink w:history="1" r:id="rId4vd7hrkmfgeff5f63rqzg">
               <w:r>
                 <w:rPr>
                   <w:rFonts w:ascii="Arial" w:cs="Arial" w:eastAsia="Arial" w:hAnsi="Arial"/>
@@ -10897,7 +10897,7 @@
               <w:spacing w:after="10" w:before="0"/>
               <w:ind w:left="120"/>
             </w:pPr>
-            <w:hyperlink w:history="1" r:id="rIdcbjccfwlajxzgtfdvdkdo">
+            <w:hyperlink w:history="1" r:id="rIdgmmxxwnn1d7lemei7itak">
               <w:r>
                 <w:rPr>
                   <w:rFonts w:ascii="Arial" w:cs="Arial" w:eastAsia="Arial" w:hAnsi="Arial"/>
@@ -10942,7 +10942,7 @@
             <w:pPr>
               <w:spacing w:after="20" w:before="0"/>
             </w:pPr>
-            <w:hyperlink w:history="1" r:id="rId3aooondxgpise6pilhzni">
+            <w:hyperlink w:history="1" r:id="rIdgstynl9vf4ylumbjzrulf">
               <w:r>
                 <w:rPr>
                   <w:rFonts w:ascii="Arial" w:cs="Arial" w:eastAsia="Arial" w:hAnsi="Arial"/>
@@ -10991,7 +10991,7 @@
               <w:spacing w:after="10" w:before="0"/>
               <w:ind w:left="120"/>
             </w:pPr>
-            <w:hyperlink w:history="1" r:id="rIdhtf2sspbxrdxliyurmrwe">
+            <w:hyperlink w:history="1" r:id="rId_oaqsksqzbwb5xjstwwjz">
               <w:r>
                 <w:rPr>
                   <w:rFonts w:ascii="Arial" w:cs="Arial" w:eastAsia="Arial" w:hAnsi="Arial"/>
@@ -11503,7 +11503,7 @@
         </w:rPr>
         <w:t xml:space="preserve">© 2026 SeaVuria and ARES. Aligned with KICD objectives. Developed by SeaVuria; technical implementation by ARES (with AI assistance from Claude). Licensed under </w:t>
       </w:r>
-      <w:hyperlink w:history="1" r:id="rIdh6ibde1qmtxp8yo19tjke">
+      <w:hyperlink w:history="1" r:id="rIduh1gcoaw9tufbn1venuqb">
         <w:r>
           <w:rPr>
             <w:rFonts w:ascii="Arial" w:cs="Arial" w:eastAsia="Arial" w:hAnsi="Arial"/>
@@ -11524,7 +11524,7 @@
         </w:rPr>
         <w:t xml:space="preserve"> (</w:t>
       </w:r>
-      <w:hyperlink w:history="1" r:id="rIdez5kan85klpf31bifmvkp">
+      <w:hyperlink w:history="1" r:id="rIdha-cmfon3p8bxhkpxzy3u">
         <w:r>
           <w:rPr>
             <w:rFonts w:ascii="Arial" w:cs="Arial" w:eastAsia="Arial" w:hAnsi="Arial"/>
@@ -12537,7 +12537,7 @@
             <w:pPr>
               <w:spacing w:after="20" w:before="0"/>
             </w:pPr>
-            <w:hyperlink w:history="1" r:id="rIdj_f8tzwbprfchq2mygnzt">
+            <w:hyperlink w:history="1" r:id="rIdpqirkdglbi_wcabhcomjc">
               <w:r>
                 <w:rPr>
                   <w:rFonts w:ascii="Arial" w:cs="Arial" w:eastAsia="Arial" w:hAnsi="Arial"/>
@@ -12586,7 +12586,7 @@
               <w:spacing w:after="10" w:before="0"/>
               <w:ind w:left="120"/>
             </w:pPr>
-            <w:hyperlink w:history="1" r:id="rIdw8uoiymixzmur0jh3kd8p">
+            <w:hyperlink w:history="1" r:id="rId_p1dpq9mtpgi-mzxg6z7l">
               <w:r>
                 <w:rPr>
                   <w:rFonts w:ascii="Arial" w:cs="Arial" w:eastAsia="Arial" w:hAnsi="Arial"/>
@@ -12631,7 +12631,7 @@
             <w:pPr>
               <w:spacing w:after="20" w:before="0"/>
             </w:pPr>
-            <w:hyperlink w:history="1" r:id="rId6mgbekqvbdudtcj8ucoob">
+            <w:hyperlink w:history="1" r:id="rIdxxhem1iqmn-taziz30x4o">
               <w:r>
                 <w:rPr>
                   <w:rFonts w:ascii="Arial" w:cs="Arial" w:eastAsia="Arial" w:hAnsi="Arial"/>
@@ -12680,7 +12680,7 @@
               <w:spacing w:after="10" w:before="0"/>
               <w:ind w:left="120"/>
             </w:pPr>
-            <w:hyperlink w:history="1" r:id="rIdlrcwnj3mj4pue9jjegfdu">
+            <w:hyperlink w:history="1" r:id="rIdciv-_tn8gimdxfzt6v8vn">
               <w:r>
                 <w:rPr>
                   <w:rFonts w:ascii="Arial" w:cs="Arial" w:eastAsia="Arial" w:hAnsi="Arial"/>
@@ -12875,7 +12875,7 @@
             <w:pPr>
               <w:spacing w:after="20" w:before="0"/>
             </w:pPr>
-            <w:hyperlink w:history="1" r:id="rIdk-puiwcteheckan_f-d-u">
+            <w:hyperlink w:history="1" r:id="rIdkepe3ott8dxwehvd-xgks">
               <w:r>
                 <w:rPr>
                   <w:rFonts w:ascii="Arial" w:cs="Arial" w:eastAsia="Arial" w:hAnsi="Arial"/>
@@ -12924,7 +12924,7 @@
               <w:spacing w:after="10" w:before="0"/>
               <w:ind w:left="120"/>
             </w:pPr>
-            <w:hyperlink w:history="1" r:id="rIdvesar78v9iorfyrnzmnop">
+            <w:hyperlink w:history="1" r:id="rId19nhu1h7rse_lkse4mv4i">
               <w:r>
                 <w:rPr>
                   <w:rFonts w:ascii="Arial" w:cs="Arial" w:eastAsia="Arial" w:hAnsi="Arial"/>
@@ -12969,7 +12969,7 @@
             <w:pPr>
               <w:spacing w:after="20" w:before="0"/>
             </w:pPr>
-            <w:hyperlink w:history="1" r:id="rId8r1coiloffjaut_wdws1l">
+            <w:hyperlink w:history="1" r:id="rIdz54sazef2vg30wktdjtld">
               <w:r>
                 <w:rPr>
                   <w:rFonts w:ascii="Arial" w:cs="Arial" w:eastAsia="Arial" w:hAnsi="Arial"/>
@@ -13018,7 +13018,7 @@
               <w:spacing w:after="10" w:before="0"/>
               <w:ind w:left="120"/>
             </w:pPr>
-            <w:hyperlink w:history="1" r:id="rIdfd2f7bafzx9ss0_pndgrn">
+            <w:hyperlink w:history="1" r:id="rIdjzhljjbrsdffojwhl6o3m">
               <w:r>
                 <w:rPr>
                   <w:rFonts w:ascii="Arial" w:cs="Arial" w:eastAsia="Arial" w:hAnsi="Arial"/>
@@ -13213,7 +13213,7 @@
             <w:pPr>
               <w:spacing w:after="20" w:before="0"/>
             </w:pPr>
-            <w:hyperlink w:history="1" r:id="rIdsvi8e9upmhiyfkhsu5vzb">
+            <w:hyperlink w:history="1" r:id="rIdvgilo3yybptuutbw2iwiq">
               <w:r>
                 <w:rPr>
                   <w:rFonts w:ascii="Arial" w:cs="Arial" w:eastAsia="Arial" w:hAnsi="Arial"/>
@@ -13262,7 +13262,7 @@
               <w:spacing w:after="10" w:before="0"/>
               <w:ind w:left="120"/>
             </w:pPr>
-            <w:hyperlink w:history="1" r:id="rIdu5tp-ujkcawblutyunbcd">
+            <w:hyperlink w:history="1" r:id="rIdk_wfbps-tw3cae6loic9c">
               <w:r>
                 <w:rPr>
                   <w:rFonts w:ascii="Arial" w:cs="Arial" w:eastAsia="Arial" w:hAnsi="Arial"/>
@@ -13307,7 +13307,7 @@
             <w:pPr>
               <w:spacing w:after="20" w:before="0"/>
             </w:pPr>
-            <w:hyperlink w:history="1" r:id="rIdznovhjlcdtctjwu-fzulf">
+            <w:hyperlink w:history="1" r:id="rId1xdbmbiwwh_oxawaebyef">
               <w:r>
                 <w:rPr>
                   <w:rFonts w:ascii="Arial" w:cs="Arial" w:eastAsia="Arial" w:hAnsi="Arial"/>
@@ -13356,7 +13356,7 @@
               <w:spacing w:after="10" w:before="0"/>
               <w:ind w:left="120"/>
             </w:pPr>
-            <w:hyperlink w:history="1" r:id="rId28nnqiq_azoe6dx4jxlao">
+            <w:hyperlink w:history="1" r:id="rIdfwf_ntucfwqslasvdmumo">
               <w:r>
                 <w:rPr>
                   <w:rFonts w:ascii="Arial" w:cs="Arial" w:eastAsia="Arial" w:hAnsi="Arial"/>
@@ -13551,7 +13551,7 @@
             <w:pPr>
               <w:spacing w:after="20" w:before="0"/>
             </w:pPr>
-            <w:hyperlink w:history="1" r:id="rIdqcey05e0vqsway3-b-m5v">
+            <w:hyperlink w:history="1" r:id="rId1cscg7hfo9fbg9gltvyzb">
               <w:r>
                 <w:rPr>
                   <w:rFonts w:ascii="Arial" w:cs="Arial" w:eastAsia="Arial" w:hAnsi="Arial"/>
@@ -13600,7 +13600,7 @@
               <w:spacing w:after="10" w:before="0"/>
               <w:ind w:left="120"/>
             </w:pPr>
-            <w:hyperlink w:history="1" r:id="rIdwxtmnzkcdjgpqezgids6o">
+            <w:hyperlink w:history="1" r:id="rIdd2ksg0m0rxkiehg6pwdwh">
               <w:r>
                 <w:rPr>
                   <w:rFonts w:ascii="Arial" w:cs="Arial" w:eastAsia="Arial" w:hAnsi="Arial"/>
@@ -13645,7 +13645,7 @@
             <w:pPr>
               <w:spacing w:after="20" w:before="0"/>
             </w:pPr>
-            <w:hyperlink w:history="1" r:id="rIdnw8ry0tcmr9gkf5kiaq4z">
+            <w:hyperlink w:history="1" r:id="rIda1j_ov-5mvxiug6ilzkd9">
               <w:r>
                 <w:rPr>
                   <w:rFonts w:ascii="Arial" w:cs="Arial" w:eastAsia="Arial" w:hAnsi="Arial"/>
@@ -13694,7 +13694,7 @@
               <w:spacing w:after="10" w:before="0"/>
               <w:ind w:left="120"/>
             </w:pPr>
-            <w:hyperlink w:history="1" r:id="rIdcgyvupftq4usasut3b4d9">
+            <w:hyperlink w:history="1" r:id="rIds4o5lkiiz8hqelsw7gn-e">
               <w:r>
                 <w:rPr>
                   <w:rFonts w:ascii="Arial" w:cs="Arial" w:eastAsia="Arial" w:hAnsi="Arial"/>
@@ -13889,7 +13889,7 @@
             <w:pPr>
               <w:spacing w:after="20" w:before="0"/>
             </w:pPr>
-            <w:hyperlink w:history="1" r:id="rIdl00kwlgvhljv6j9fjbwhn">
+            <w:hyperlink w:history="1" r:id="rId9zkzpinjnnq1tuxy45_wr">
               <w:r>
                 <w:rPr>
                   <w:rFonts w:ascii="Arial" w:cs="Arial" w:eastAsia="Arial" w:hAnsi="Arial"/>
@@ -13938,7 +13938,7 @@
               <w:spacing w:after="10" w:before="0"/>
               <w:ind w:left="120"/>
             </w:pPr>
-            <w:hyperlink w:history="1" r:id="rIds2_owyir-zb6nyiucrrgz">
+            <w:hyperlink w:history="1" r:id="rIdfnsprwz-cqo5-zd5eevbz">
               <w:r>
                 <w:rPr>
                   <w:rFonts w:ascii="Arial" w:cs="Arial" w:eastAsia="Arial" w:hAnsi="Arial"/>
@@ -13983,7 +13983,7 @@
             <w:pPr>
               <w:spacing w:after="20" w:before="0"/>
             </w:pPr>
-            <w:hyperlink w:history="1" r:id="rIda0y3wzmkax0-uiwkcaa63">
+            <w:hyperlink w:history="1" r:id="rIdr2lfx1hzb14nyrd3ozjad">
               <w:r>
                 <w:rPr>
                   <w:rFonts w:ascii="Arial" w:cs="Arial" w:eastAsia="Arial" w:hAnsi="Arial"/>
@@ -14032,7 +14032,7 @@
               <w:spacing w:after="10" w:before="0"/>
               <w:ind w:left="120"/>
             </w:pPr>
-            <w:hyperlink w:history="1" r:id="rIdlztrdfdq0khwk29ahdmqq">
+            <w:hyperlink w:history="1" r:id="rId8tlo9r59hssnyoltwcxg-">
               <w:r>
                 <w:rPr>
                   <w:rFonts w:ascii="Arial" w:cs="Arial" w:eastAsia="Arial" w:hAnsi="Arial"/>
@@ -14544,7 +14544,7 @@
         </w:rPr>
         <w:t xml:space="preserve">© 2026 SeaVuria and ARES. Aligned with KICD objectives. Developed by SeaVuria; technical implementation by ARES (with AI assistance from Claude). Licensed under </w:t>
       </w:r>
-      <w:hyperlink w:history="1" r:id="rIdjrfnobxwzsdurpleum87h">
+      <w:hyperlink w:history="1" r:id="rIdmehcvktkizwvuc5k5swgf">
         <w:r>
           <w:rPr>
             <w:rFonts w:ascii="Arial" w:cs="Arial" w:eastAsia="Arial" w:hAnsi="Arial"/>
@@ -14565,7 +14565,7 @@
         </w:rPr>
         <w:t xml:space="preserve"> (</w:t>
       </w:r>
-      <w:hyperlink w:history="1" r:id="rIdhdeuzj9kq7lrvy_mmwhhi">
+      <w:hyperlink w:history="1" r:id="rId3h2xpk8i0jaydoncbccgf">
         <w:r>
           <w:rPr>
             <w:rFonts w:ascii="Arial" w:cs="Arial" w:eastAsia="Arial" w:hAnsi="Arial"/>
@@ -15578,7 +15578,7 @@
             <w:pPr>
               <w:spacing w:after="20" w:before="0"/>
             </w:pPr>
-            <w:hyperlink w:history="1" r:id="rIdej4-yqco2c9mzctai5r28">
+            <w:hyperlink w:history="1" r:id="rIdmf5kvw-2o-blo6nv_4bv1">
               <w:r>
                 <w:rPr>
                   <w:rFonts w:ascii="Arial" w:cs="Arial" w:eastAsia="Arial" w:hAnsi="Arial"/>
@@ -15611,7 +15611,7 @@
               <w:spacing w:after="10" w:before="0"/>
               <w:ind w:left="120"/>
             </w:pPr>
-            <w:hyperlink w:history="1" r:id="rId7blgkmf7u1xfpuugesg2a">
+            <w:hyperlink w:history="1" r:id="rIdh8l2dgnnkvjo-lr0mabd3">
               <w:r>
                 <w:rPr>
                   <w:rFonts w:ascii="Arial" w:cs="Arial" w:eastAsia="Arial" w:hAnsi="Arial"/>
@@ -15656,7 +15656,7 @@
             <w:pPr>
               <w:spacing w:after="20" w:before="0"/>
             </w:pPr>
-            <w:hyperlink w:history="1" r:id="rIdhxzjvw_8uch5bhwpvq10d">
+            <w:hyperlink w:history="1" r:id="rIdalizbhuejpfjcdfcapbav">
               <w:r>
                 <w:rPr>
                   <w:rFonts w:ascii="Arial" w:cs="Arial" w:eastAsia="Arial" w:hAnsi="Arial"/>
@@ -15689,7 +15689,7 @@
               <w:spacing w:after="10" w:before="0"/>
               <w:ind w:left="120"/>
             </w:pPr>
-            <w:hyperlink w:history="1" r:id="rIdb3sk7igx72rfhnr__lbzp">
+            <w:hyperlink w:history="1" r:id="rIdzmbwc_g6nyccrpdnqca2d">
               <w:r>
                 <w:rPr>
                   <w:rFonts w:ascii="Arial" w:cs="Arial" w:eastAsia="Arial" w:hAnsi="Arial"/>
@@ -15884,7 +15884,7 @@
             <w:pPr>
               <w:spacing w:after="20" w:before="0"/>
             </w:pPr>
-            <w:hyperlink w:history="1" r:id="rIdxvxn8879yddcpsor8r5l3">
+            <w:hyperlink w:history="1" r:id="rIdefu6tcr-aa1zottbe2fzj">
               <w:r>
                 <w:rPr>
                   <w:rFonts w:ascii="Arial" w:cs="Arial" w:eastAsia="Arial" w:hAnsi="Arial"/>
@@ -15917,7 +15917,7 @@
               <w:spacing w:after="10" w:before="0"/>
               <w:ind w:left="120"/>
             </w:pPr>
-            <w:hyperlink w:history="1" r:id="rIdgyw5ya_ixmksgc6vtpsds">
+            <w:hyperlink w:history="1" r:id="rIdsdleafsqazmrdbpvxdabc">
               <w:r>
                 <w:rPr>
                   <w:rFonts w:ascii="Arial" w:cs="Arial" w:eastAsia="Arial" w:hAnsi="Arial"/>
@@ -15962,7 +15962,7 @@
             <w:pPr>
               <w:spacing w:after="20" w:before="0"/>
             </w:pPr>
-            <w:hyperlink w:history="1" r:id="rIde8pwtewuvvtjjf7wcvpkx">
+            <w:hyperlink w:history="1" r:id="rIdxhbnskwvxcjvlehpifyxe">
               <w:r>
                 <w:rPr>
                   <w:rFonts w:ascii="Arial" w:cs="Arial" w:eastAsia="Arial" w:hAnsi="Arial"/>
@@ -15995,7 +15995,7 @@
               <w:spacing w:after="10" w:before="0"/>
               <w:ind w:left="120"/>
             </w:pPr>
-            <w:hyperlink w:history="1" r:id="rIdjcakrycgmis1fgno5ehs7">
+            <w:hyperlink w:history="1" r:id="rIdmvej1bg89v1-lzhfoykgs">
               <w:r>
                 <w:rPr>
                   <w:rFonts w:ascii="Arial" w:cs="Arial" w:eastAsia="Arial" w:hAnsi="Arial"/>
@@ -16190,7 +16190,7 @@
             <w:pPr>
               <w:spacing w:after="20" w:before="0"/>
             </w:pPr>
-            <w:hyperlink w:history="1" r:id="rId67e99z_wzyxtnu5jydrh4">
+            <w:hyperlink w:history="1" r:id="rIdcevz8qmwn8bz2e1-bymyu">
               <w:r>
                 <w:rPr>
                   <w:rFonts w:ascii="Arial" w:cs="Arial" w:eastAsia="Arial" w:hAnsi="Arial"/>
@@ -16223,7 +16223,7 @@
               <w:spacing w:after="10" w:before="0"/>
               <w:ind w:left="120"/>
             </w:pPr>
-            <w:hyperlink w:history="1" r:id="rIdfae72xgit5bl_1tk1dqws">
+            <w:hyperlink w:history="1" r:id="rIdugmga_djhaxfdhdfc2vv3">
               <w:r>
                 <w:rPr>
                   <w:rFonts w:ascii="Arial" w:cs="Arial" w:eastAsia="Arial" w:hAnsi="Arial"/>
@@ -16268,7 +16268,7 @@
             <w:pPr>
               <w:spacing w:after="20" w:before="0"/>
             </w:pPr>
-            <w:hyperlink w:history="1" r:id="rIdmz8upi6nrkoq4-hzup2rm">
+            <w:hyperlink w:history="1" r:id="rIdvbx5yuqbjkyr9bmd9xci8">
               <w:r>
                 <w:rPr>
                   <w:rFonts w:ascii="Arial" w:cs="Arial" w:eastAsia="Arial" w:hAnsi="Arial"/>
@@ -16301,7 +16301,7 @@
               <w:spacing w:after="10" w:before="0"/>
               <w:ind w:left="120"/>
             </w:pPr>
-            <w:hyperlink w:history="1" r:id="rIdzzff2vbnf7qxbgavqvddr">
+            <w:hyperlink w:history="1" r:id="rIdhd4l-ddxaj4gzne4jtwdi">
               <w:r>
                 <w:rPr>
                   <w:rFonts w:ascii="Arial" w:cs="Arial" w:eastAsia="Arial" w:hAnsi="Arial"/>
@@ -16496,7 +16496,7 @@
             <w:pPr>
               <w:spacing w:after="20" w:before="0"/>
             </w:pPr>
-            <w:hyperlink w:history="1" r:id="rId7xocwl_s3ebbjpgeu3xz5">
+            <w:hyperlink w:history="1" r:id="rId_31eexgg-c3dgt9ety_s3">
               <w:r>
                 <w:rPr>
                   <w:rFonts w:ascii="Arial" w:cs="Arial" w:eastAsia="Arial" w:hAnsi="Arial"/>
@@ -16529,7 +16529,7 @@
               <w:spacing w:after="10" w:before="0"/>
               <w:ind w:left="120"/>
             </w:pPr>
-            <w:hyperlink w:history="1" r:id="rIdudw0_vc_dalns7ia34x9-">
+            <w:hyperlink w:history="1" r:id="rIdeqtawvxshgiglg11u2vnv">
               <w:r>
                 <w:rPr>
                   <w:rFonts w:ascii="Arial" w:cs="Arial" w:eastAsia="Arial" w:hAnsi="Arial"/>
@@ -16574,7 +16574,7 @@
             <w:pPr>
               <w:spacing w:after="20" w:before="0"/>
             </w:pPr>
-            <w:hyperlink w:history="1" r:id="rIdqu9zcfm1pfbzaohoe4pmf">
+            <w:hyperlink w:history="1" r:id="rIdlfbx2kuyt4jh9gq4her5c">
               <w:r>
                 <w:rPr>
                   <w:rFonts w:ascii="Arial" w:cs="Arial" w:eastAsia="Arial" w:hAnsi="Arial"/>
@@ -16607,7 +16607,7 @@
               <w:spacing w:after="10" w:before="0"/>
               <w:ind w:left="120"/>
             </w:pPr>
-            <w:hyperlink w:history="1" r:id="rId0wazciimxx7jhsfcbpjet">
+            <w:hyperlink w:history="1" r:id="rIdy-k2psamozysnzn-tises">
               <w:r>
                 <w:rPr>
                   <w:rFonts w:ascii="Arial" w:cs="Arial" w:eastAsia="Arial" w:hAnsi="Arial"/>
@@ -16802,7 +16802,7 @@
             <w:pPr>
               <w:spacing w:after="20" w:before="0"/>
             </w:pPr>
-            <w:hyperlink w:history="1" r:id="rIdjofngwigrqshgv9ex5sdu">
+            <w:hyperlink w:history="1" r:id="rIdgsy7afaomq7qudtevuzo8">
               <w:r>
                 <w:rPr>
                   <w:rFonts w:ascii="Arial" w:cs="Arial" w:eastAsia="Arial" w:hAnsi="Arial"/>
@@ -16835,7 +16835,7 @@
               <w:spacing w:after="10" w:before="0"/>
               <w:ind w:left="120"/>
             </w:pPr>
-            <w:hyperlink w:history="1" r:id="rIdzfza4fx8wmutsjwhbmbxw">
+            <w:hyperlink w:history="1" r:id="rIdnou5g-_dgbm8mn52qon1f">
               <w:r>
                 <w:rPr>
                   <w:rFonts w:ascii="Arial" w:cs="Arial" w:eastAsia="Arial" w:hAnsi="Arial"/>
@@ -16880,7 +16880,7 @@
             <w:pPr>
               <w:spacing w:after="20" w:before="0"/>
             </w:pPr>
-            <w:hyperlink w:history="1" r:id="rIdzylztndlucuaas1aslu4o">
+            <w:hyperlink w:history="1" r:id="rId1ujrucwqrk9n3jnjyonmb">
               <w:r>
                 <w:rPr>
                   <w:rFonts w:ascii="Arial" w:cs="Arial" w:eastAsia="Arial" w:hAnsi="Arial"/>
@@ -16913,7 +16913,7 @@
               <w:spacing w:after="10" w:before="0"/>
               <w:ind w:left="120"/>
             </w:pPr>
-            <w:hyperlink w:history="1" r:id="rIdubhvitbl70zlgritrxmyr">
+            <w:hyperlink w:history="1" r:id="rIdh86hv5lhayhg9yigekgao">
               <w:r>
                 <w:rPr>
                   <w:rFonts w:ascii="Arial" w:cs="Arial" w:eastAsia="Arial" w:hAnsi="Arial"/>
@@ -16955,7 +16955,7 @@
                 <w:sz w:val="18"/>
                 <w:szCs w:val="18"/>
               </w:rPr>
-              <w:t xml:space="preserve">Learners retrieve their cumulative photosynthesis model begun in Lesson 1 (a hand-drawn diagram of the chloroplast that has been revised after each lesson). In Lesson 4, their models showed the chloroplast as a 'black box' with light and water entering and oxygen and 'energy' leaving. Today, learners open the black box by adding internal thylakoid structure to their model. Using their annotated diagram from Phase 2, they add: (a) a thylakoid stack (granum) with labelled PSII and PSI; (b) arrows showing the electron flow from water → PSII → ETC → PSI → NADP⁺/NADPH; (c) ATP synthase with a curved arrow showing H⁺ flow; (d) oxygen leaving the thylakoid; (e) ATP and NADPH arrows pointing toward the stroma (labelled 'to be used in the next stage'). Learners annotate their model with a key that includes: 'INPUTS to this stage: light energy, water, ADP+Pi, NADP⁺' and 'OUTPUTS of this stage: ATP, NADPH, O₂.' They write a 2-sentence 'model update note' at the bottom: 'I added ___ to my model today because ___. This helps explain the sukuma wiki phenomenon because ___.'</w:t>
+              <w:t xml:space="preserve">Learners retrieve their cumulative photosynthesis model begun in Lesson 3 (a hand-drawn diagram of the chloroplast that has been revised after each lesson). In Lesson 4, their models showed the chloroplast as a 'black box' with light and water entering and oxygen and 'energy' leaving. Today, learners open the black box by adding internal thylakoid structure to their model. Using their annotated diagram from Phase 2, they add: (a) a thylakoid stack (granum) with labelled PSII and PSI; (b) arrows showing the electron flow from water → PSII → ETC → PSI → NADP⁺/NADPH; (c) ATP synthase with a curved arrow showing H⁺ flow; (d) oxygen leaving the thylakoid; (e) ATP and NADPH arrows pointing toward the stroma (labelled 'to be used in the next stage'). Learners annotate their model with a key that includes: 'INPUTS to this stage: light energy, water, ADP+Pi, NADP⁺' and 'OUTPUTS of this stage: ATP, NADPH, O₂.' They write a 2-sentence 'model update note' at the bottom: 'I added ___ to my model today because ___. This helps explain the sukuma wiki phenomenon because ___.'</w:t>
             </w:r>
           </w:p>
         </w:tc>
@@ -16987,7 +16987,7 @@
                 <w:sz w:val="18"/>
                 <w:szCs w:val="18"/>
               </w:rPr>
-              <w:t xml:space="preserve">Say: 'Get out your chloroplast model from Lesson 1. Look at it — you drew the chloroplast as a box. You wrote light and water going in, and oxygen and energy coming out. Today you are going to show WHAT IS HAPPENING INSIDE that box.' Display your own model (teacher's reference copy, projected) showing the Lesson 1–4 version with the thylakoid still unlabelled. Say: 'I want you to add the internal machinery we traced today. Use your annotated diagram as a reference — do not copy from a textbook, use YOUR diagram.' Give 8 minutes for model revision. Circulate and ask 3 targeted questions to individual learners: 'Show me on your model where the oxygen is produced — can you point to the exact step?' 'Your model shows ATP being made — can you write next to it why ATP is needed? What will the plant use it for?' 'Looking at your model, if chlorophyll is destroyed by a disease that bleaches leaves — like what happened to the shaded sukuma wiki — which step would stop first?' After 8 minutes, pairs do a 'model swap': each learner reviews their partner's model and writes one specific 'star' (something correct and precise) and one 'question' (something unclear or missing). Partners discuss for 2 minutes. Close by saying: 'Your model is not finished — it will never be finished, because science is never finished. In Lesson 6 we will add the Calvin cycle to the stroma section. By the end of this unit your model will explain everything we see in Amina's kitchen garden.'</w:t>
+              <w:t xml:space="preserve">Say: 'Get out your photosynthesis model from Lesson 3. Look at it — you drew the chloroplast as a box. You wrote light and water going in, and oxygen and energy coming out. Today you are going to show WHAT IS HAPPENING INSIDE that box.' Display your own model (teacher's reference copy, projected) showing the Lesson 3–4 version with the thylakoid still unlabelled. Say: 'I want you to add the internal machinery we traced today. Use your annotated diagram as a reference — do not copy from a textbook, use YOUR diagram.' Give 8 minutes for model revision. Circulate and ask 3 targeted questions to individual learners: 'Show me on your model where the oxygen is produced — can you point to the exact step?' 'Your model shows ATP being made — can you write next to it why ATP is needed? What will the plant use it for?' 'Looking at your model, if chlorophyll is destroyed by a disease that bleaches leaves — like what happened to the shaded sukuma wiki — which step would stop first?' After 8 minutes, pairs do a 'model swap': each learner reviews their partner's model and writes one specific 'star' (something correct and precise) and one 'question' (something unclear or missing). Partners discuss for 2 minutes. Close by saying: 'Your model is not finished — it will never be finished, because science is never finished. In Lesson 6 we will add the Calvin cycle to the stroma section. By the end of this unit your model will explain everything we see in Amina's kitchen garden.'</w:t>
             </w:r>
           </w:p>
         </w:tc>
@@ -17539,7 +17539,7 @@
         </w:rPr>
         <w:t xml:space="preserve">© 2026 SeaVuria and ARES. Aligned with KICD objectives. Developed by SeaVuria; technical implementation by ARES (with AI assistance from Claude). Licensed under </w:t>
       </w:r>
-      <w:hyperlink w:history="1" r:id="rIdhc7cmtqveactk_ujrcqc3">
+      <w:hyperlink w:history="1" r:id="rIdz6srrimc-fpckak-h_s4m">
         <w:r>
           <w:rPr>
             <w:rFonts w:ascii="Arial" w:cs="Arial" w:eastAsia="Arial" w:hAnsi="Arial"/>
@@ -17560,7 +17560,7 @@
         </w:rPr>
         <w:t xml:space="preserve"> (</w:t>
       </w:r>
-      <w:hyperlink w:history="1" r:id="rIdc03gt-zhwvu3md48frrba">
+      <w:hyperlink w:history="1" r:id="rIdota5zzzftlackd4alxmyx">
         <w:r>
           <w:rPr>
             <w:rFonts w:ascii="Arial" w:cs="Arial" w:eastAsia="Arial" w:hAnsi="Arial"/>
@@ -18290,7 +18290,7 @@
                 <w:sz w:val="18"/>
                 <w:szCs w:val="18"/>
               </w:rPr>
-              <w:t xml:space="preserve">In Lesson 6, learners shift from the light-dependent reactions (covered in Lessons 4–5) to the light-independent reactions — the Calvin cycle. The lesson opens with a Predict phase in which learners hypothesise what happens to the ATP and NADPH produced in the light stage, grounding their thinking in the sukuma wiki phenomenon. The Observe phase uses an annotated diagram walkthrough combined with a structured card-sort activity in which learners physically sequence the steps of the Calvin cycle using locally labelled cards (CO₂ from Nairobi air, RuBP, 3-PGA, G3P, glucose → ugali/sukuma wiki biomass). The Explain phase uses a Think-Pair-Share and guided Socratic questioning to build a two-stage flow diagram on the board collaboratively. In the DQB phase, learners revisit their posted questions and answer at least two with new evidence. The Model-Building phase asks learners to revise their personal photosynthesis models to include both stages, with arrows showing how reduced light supply in shade throttles the whole system. Formative assessment is embedded throughout via cold-calling, whiteboards, and an exit card.</w:t>
+              <w:t xml:space="preserve">In Lesson 6, learners shift from the light-dependent reactions (covered in Lesson 5) to the light-independent reactions — the Calvin cycle. The lesson opens with a Predict phase in which learners hypothesise what happens to the ATP and NADPH produced in the light stage, grounding their thinking in the sukuma wiki phenomenon. The Observe phase uses an annotated diagram walkthrough combined with a structured card-sort activity in which learners physically sequence the steps of the Calvin cycle using locally labelled cards (CO₂ from Nairobi air, RuBP, 3-PGA, G3P, glucose → ugali/sukuma wiki biomass). The Explain phase uses a Think-Pair-Share and guided Socratic questioning to build a two-stage flow diagram on the board collaboratively. In the DQB phase, learners revisit their posted questions and answer at least two with new evidence. The Model-Building phase asks learners to revise their personal photosynthesis models to include both stages, with arrows showing how reduced light supply in shade throttles the whole system. Formative assessment is embedded throughout via cold-calling, whiteboards, and an exit card.</w:t>
             </w:r>
           </w:p>
         </w:tc>
@@ -18573,7 +18573,7 @@
             <w:pPr>
               <w:spacing w:after="20" w:before="0"/>
             </w:pPr>
-            <w:hyperlink w:history="1" r:id="rIdu9caxqnyd2r2smacytdsg">
+            <w:hyperlink w:history="1" r:id="rIdtwues20d6pr3j3uknwfpf">
               <w:r>
                 <w:rPr>
                   <w:rFonts w:ascii="Arial" w:cs="Arial" w:eastAsia="Arial" w:hAnsi="Arial"/>
@@ -18606,7 +18606,7 @@
               <w:spacing w:after="10" w:before="0"/>
               <w:ind w:left="120"/>
             </w:pPr>
-            <w:hyperlink w:history="1" r:id="rIdtxhyr6llemolwrvii40fs">
+            <w:hyperlink w:history="1" r:id="rIdc5s3xyptdtl5zor8ppoj0">
               <w:r>
                 <w:rPr>
                   <w:rFonts w:ascii="Arial" w:cs="Arial" w:eastAsia="Arial" w:hAnsi="Arial"/>
@@ -18651,7 +18651,7 @@
             <w:pPr>
               <w:spacing w:after="20" w:before="0"/>
             </w:pPr>
-            <w:hyperlink w:history="1" r:id="rIdyt9pirjs31qwqt0ophxq9">
+            <w:hyperlink w:history="1" r:id="rId9dddpvxhaw80ldjifa9gq">
               <w:r>
                 <w:rPr>
                   <w:rFonts w:ascii="Arial" w:cs="Arial" w:eastAsia="Arial" w:hAnsi="Arial"/>
@@ -18684,7 +18684,7 @@
               <w:spacing w:after="10" w:before="0"/>
               <w:ind w:left="120"/>
             </w:pPr>
-            <w:hyperlink w:history="1" r:id="rIdc04gnkpiaeunuieef7laz">
+            <w:hyperlink w:history="1" r:id="rIdqllm6ftw0hprhxswvdfqy">
               <w:r>
                 <w:rPr>
                   <w:rFonts w:ascii="Arial" w:cs="Arial" w:eastAsia="Arial" w:hAnsi="Arial"/>
@@ -18879,7 +18879,7 @@
             <w:pPr>
               <w:spacing w:after="20" w:before="0"/>
             </w:pPr>
-            <w:hyperlink w:history="1" r:id="rIddnaiq_gzwb76ewa14uw-q">
+            <w:hyperlink w:history="1" r:id="rIdxrqeq1fydi7ii6gga0tov">
               <w:r>
                 <w:rPr>
                   <w:rFonts w:ascii="Arial" w:cs="Arial" w:eastAsia="Arial" w:hAnsi="Arial"/>
@@ -18912,7 +18912,7 @@
               <w:spacing w:after="10" w:before="0"/>
               <w:ind w:left="120"/>
             </w:pPr>
-            <w:hyperlink w:history="1" r:id="rId7pmdk8sxr9z_2p5wcv8j5">
+            <w:hyperlink w:history="1" r:id="rIdoplu6ve6wyulzg665yoyp">
               <w:r>
                 <w:rPr>
                   <w:rFonts w:ascii="Arial" w:cs="Arial" w:eastAsia="Arial" w:hAnsi="Arial"/>
@@ -18957,7 +18957,7 @@
             <w:pPr>
               <w:spacing w:after="20" w:before="0"/>
             </w:pPr>
-            <w:hyperlink w:history="1" r:id="rId05gu_bymmvsirg-now1in">
+            <w:hyperlink w:history="1" r:id="rIdmayrmsgmzfdakunib5wdu">
               <w:r>
                 <w:rPr>
                   <w:rFonts w:ascii="Arial" w:cs="Arial" w:eastAsia="Arial" w:hAnsi="Arial"/>
@@ -18990,7 +18990,7 @@
               <w:spacing w:after="10" w:before="0"/>
               <w:ind w:left="120"/>
             </w:pPr>
-            <w:hyperlink w:history="1" r:id="rIdkdpwqg4g7fnenmojuhg3b">
+            <w:hyperlink w:history="1" r:id="rIdvievsfmd155c7tqrxuoqc">
               <w:r>
                 <w:rPr>
                   <w:rFonts w:ascii="Arial" w:cs="Arial" w:eastAsia="Arial" w:hAnsi="Arial"/>
@@ -19185,7 +19185,7 @@
             <w:pPr>
               <w:spacing w:after="20" w:before="0"/>
             </w:pPr>
-            <w:hyperlink w:history="1" r:id="rIdefpv58ywv0csgdo_4hv2t">
+            <w:hyperlink w:history="1" r:id="rIdllrtd8hw4hxu8vdzdau0j">
               <w:r>
                 <w:rPr>
                   <w:rFonts w:ascii="Arial" w:cs="Arial" w:eastAsia="Arial" w:hAnsi="Arial"/>
@@ -19234,7 +19234,7 @@
               <w:spacing w:after="10" w:before="0"/>
               <w:ind w:left="120"/>
             </w:pPr>
-            <w:hyperlink w:history="1" r:id="rIde7i7n-wjgkgq1a0kcrg53">
+            <w:hyperlink w:history="1" r:id="rIdue0vzl9k2rgrbq7kaie-1">
               <w:r>
                 <w:rPr>
                   <w:rFonts w:ascii="Arial" w:cs="Arial" w:eastAsia="Arial" w:hAnsi="Arial"/>
@@ -19279,7 +19279,7 @@
             <w:pPr>
               <w:spacing w:after="20" w:before="0"/>
             </w:pPr>
-            <w:hyperlink w:history="1" r:id="rIdhgieiv91bjy83nkx0j3sn">
+            <w:hyperlink w:history="1" r:id="rIdflp7pw3a0cvga_77neagf">
               <w:r>
                 <w:rPr>
                   <w:rFonts w:ascii="Arial" w:cs="Arial" w:eastAsia="Arial" w:hAnsi="Arial"/>
@@ -19312,7 +19312,7 @@
               <w:spacing w:after="10" w:before="0"/>
               <w:ind w:left="120"/>
             </w:pPr>
-            <w:hyperlink w:history="1" r:id="rIdww6hqrpr-3biqzpzghmdh">
+            <w:hyperlink w:history="1" r:id="rIdaafy4svfjlmxs1yzbyske">
               <w:r>
                 <w:rPr>
                   <w:rFonts w:ascii="Arial" w:cs="Arial" w:eastAsia="Arial" w:hAnsi="Arial"/>
@@ -19507,7 +19507,7 @@
             <w:pPr>
               <w:spacing w:after="20" w:before="0"/>
             </w:pPr>
-            <w:hyperlink w:history="1" r:id="rIdj4afdznh_q7i9ruep2vm4">
+            <w:hyperlink w:history="1" r:id="rIdid-8ljabg7sn4zs161kjk">
               <w:r>
                 <w:rPr>
                   <w:rFonts w:ascii="Arial" w:cs="Arial" w:eastAsia="Arial" w:hAnsi="Arial"/>
@@ -19556,7 +19556,7 @@
               <w:spacing w:after="10" w:before="0"/>
               <w:ind w:left="120"/>
             </w:pPr>
-            <w:hyperlink w:history="1" r:id="rIdbc8a0kazqultgtpmcaxnj">
+            <w:hyperlink w:history="1" r:id="rIdrlw_jsa1iu_8hdrsjb_3f">
               <w:r>
                 <w:rPr>
                   <w:rFonts w:ascii="Arial" w:cs="Arial" w:eastAsia="Arial" w:hAnsi="Arial"/>
@@ -19601,7 +19601,7 @@
             <w:pPr>
               <w:spacing w:after="20" w:before="0"/>
             </w:pPr>
-            <w:hyperlink w:history="1" r:id="rId7vhpqh1km42zddy0v9ae_">
+            <w:hyperlink w:history="1" r:id="rIdupxxafbqwzuk7iwamzibk">
               <w:r>
                 <w:rPr>
                   <w:rFonts w:ascii="Arial" w:cs="Arial" w:eastAsia="Arial" w:hAnsi="Arial"/>
@@ -19634,7 +19634,7 @@
               <w:spacing w:after="10" w:before="0"/>
               <w:ind w:left="120"/>
             </w:pPr>
-            <w:hyperlink w:history="1" r:id="rId2r-ub7eivsheljysrt_sc">
+            <w:hyperlink w:history="1" r:id="rIdd_6vvotdjyaky5tem1qly">
               <w:r>
                 <w:rPr>
                   <w:rFonts w:ascii="Arial" w:cs="Arial" w:eastAsia="Arial" w:hAnsi="Arial"/>
@@ -19676,7 +19676,7 @@
                 <w:sz w:val="18"/>
                 <w:szCs w:val="18"/>
               </w:rPr>
-              <w:t xml:space="preserve">Learners return to the class Driving Question Board. Each learner reviews the sticky notes posted in Lessons 1–5. They identify at least TWO questions on the board that they can now answer using knowledge from Lessons 4–6 (light-dependent and light-independent reactions). They write a 2–3 sentence answer on a differently coloured sticky note and attach it below the original question. They also add ONE new question prompted by today's lesson (e.g., 'If the plant makes G3P, how exactly is G3P turned into the cellulose of the sukuma wiki leaf?' or 'Does the Calvin cycle stop completely at night, or just slow down?'). Whole class briefly shares two answered questions and one new question.</w:t>
+              <w:t xml:space="preserve">Learners return to the class Driving Question Board. Each learner reviews the sticky notes posted in Lessons 1–5. They identify at least TWO questions on the board that they can now answer using knowledge from Lessons 5–6 (light-dependent and light-independent reactions). They write a 2–3 sentence answer on a differently coloured sticky note and attach it below the original question. They also add ONE new question prompted by today's lesson (e.g., 'If the plant makes G3P, how exactly is G3P turned into the cellulose of the sukuma wiki leaf?' or 'Does the Calvin cycle stop completely at night, or just slow down?'). Whole class briefly shares two answered questions and one new question.</w:t>
             </w:r>
           </w:p>
         </w:tc>
@@ -19829,7 +19829,7 @@
             <w:pPr>
               <w:spacing w:after="20" w:before="0"/>
             </w:pPr>
-            <w:hyperlink w:history="1" r:id="rIdxpvxgfi1jw56uvfzkpnmx">
+            <w:hyperlink w:history="1" r:id="rId11kn3hxxpvft-tunbuzq8">
               <w:r>
                 <w:rPr>
                   <w:rFonts w:ascii="Arial" w:cs="Arial" w:eastAsia="Arial" w:hAnsi="Arial"/>
@@ -19878,7 +19878,7 @@
               <w:spacing w:after="10" w:before="0"/>
               <w:ind w:left="120"/>
             </w:pPr>
-            <w:hyperlink w:history="1" r:id="rIdidp9sjkiuvmofl8yr9s9k">
+            <w:hyperlink w:history="1" r:id="rIdd5zyhc7vd7ej8hckiglap">
               <w:r>
                 <w:rPr>
                   <w:rFonts w:ascii="Arial" w:cs="Arial" w:eastAsia="Arial" w:hAnsi="Arial"/>
@@ -19923,7 +19923,7 @@
             <w:pPr>
               <w:spacing w:after="20" w:before="0"/>
             </w:pPr>
-            <w:hyperlink w:history="1" r:id="rIdxs9nfqkdmuslnggfmn0ie">
+            <w:hyperlink w:history="1" r:id="rIdz2vq4gfpyn4lvn8n2qcra">
               <w:r>
                 <w:rPr>
                   <w:rFonts w:ascii="Arial" w:cs="Arial" w:eastAsia="Arial" w:hAnsi="Arial"/>
@@ -19956,7 +19956,7 @@
               <w:spacing w:after="10" w:before="0"/>
               <w:ind w:left="120"/>
             </w:pPr>
-            <w:hyperlink w:history="1" r:id="rIddrivo_zx2-cu0hhjjz3nn">
+            <w:hyperlink w:history="1" r:id="rIdd1notiex15v5gvrkgkpwp">
               <w:r>
                 <w:rPr>
                   <w:rFonts w:ascii="Arial" w:cs="Arial" w:eastAsia="Arial" w:hAnsi="Arial"/>
@@ -20468,7 +20468,7 @@
         </w:rPr>
         <w:t xml:space="preserve">© 2026 SeaVuria and ARES. Aligned with KICD objectives. Developed by SeaVuria; technical implementation by ARES (with AI assistance from Claude). Licensed under </w:t>
       </w:r>
-      <w:hyperlink w:history="1" r:id="rIdy4ivvjoaosevddnr4unrg">
+      <w:hyperlink w:history="1" r:id="rId3sytdpwaa7hbms0aulopy">
         <w:r>
           <w:rPr>
             <w:rFonts w:ascii="Arial" w:cs="Arial" w:eastAsia="Arial" w:hAnsi="Arial"/>
@@ -20489,7 +20489,7 @@
         </w:rPr>
         <w:t xml:space="preserve"> (</w:t>
       </w:r>
-      <w:hyperlink w:history="1" r:id="rId1kqrjgovnh2kuetvcrubc">
+      <w:hyperlink w:history="1" r:id="rIdn5usehc5z77kdgriwwnz6">
         <w:r>
           <w:rPr>
             <w:rFonts w:ascii="Arial" w:cs="Arial" w:eastAsia="Arial" w:hAnsi="Arial"/>
@@ -21060,7 +21060,7 @@
                 <w:sz w:val="18"/>
                 <w:szCs w:val="18"/>
               </w:rPr>
-              <w:t xml:space="preserve">In Lesson 6, learners established that light is a raw material/energy source for photosynthesis and began to explain why the shaded sukuma wiki turned pale. Lesson 7 now moves from qualitative explanation to quantitative evidence: learners directly measure HOW MUCH light intensity matters by generating and analysing their own data. This advances the driving question — the wilting sukuma wiki recovers at night partly because metabolic demand drops, but the shade problem is fundamentally about insufficient light intensity for adequate photosynthesis. By the end of this lesson, learners will have experimental data showing a rate–intensity relationship, bringing them closer to explaining both the pallor (low light → low photosynthesis rate → less glucose, less chlorophyll synthesis) and the wilting (high light → high transpiration rate — a connection to flag for the next lesson).</w:t>
+              <w:t xml:space="preserve">In Lesson 6, learners established that light is a raw material/energy source for photosynthesis and began to explain why the shaded sukuma wiki turned pale. Lesson 7 now moves from qualitative explanation to quantitative evidence: learners directly measure HOW MUCH light intensity matters by generating and analysing their own data. This advances the driving question — the wilting sukuma wiki recovers at night partly because metabolic demand drops, but the shade problem is fundamentally about insufficient light intensity for adequate photosynthesis. By the end of this lesson, learners will have experimental data showing a rate–intensity relationship, bringing them closer to explaining both the pallor (low light → low photosynthesis rate → less glucose, less chlorophyll synthesis) and the wilting (high light → high transpiration rate — a connection to flag for Lesson 10).</w:t>
             </w:r>
           </w:p>
         </w:tc>
@@ -21503,7 +21503,7 @@
             <w:pPr>
               <w:spacing w:after="20" w:before="0"/>
             </w:pPr>
-            <w:hyperlink w:history="1" r:id="rIdxdylijxlkn-ltcmcooxer">
+            <w:hyperlink w:history="1" r:id="rIdabdcwhrfaevmvcxjpirk6">
               <w:r>
                 <w:rPr>
                   <w:rFonts w:ascii="Arial" w:cs="Arial" w:eastAsia="Arial" w:hAnsi="Arial"/>
@@ -21536,7 +21536,7 @@
               <w:spacing w:after="10" w:before="0"/>
               <w:ind w:left="120"/>
             </w:pPr>
-            <w:hyperlink w:history="1" r:id="rIdwmlrzcwkid-p6ttltrcow">
+            <w:hyperlink w:history="1" r:id="rIdt3q2hvr9ivv9sc3ju3d1i">
               <w:r>
                 <w:rPr>
                   <w:rFonts w:ascii="Arial" w:cs="Arial" w:eastAsia="Arial" w:hAnsi="Arial"/>
@@ -21581,7 +21581,7 @@
             <w:pPr>
               <w:spacing w:after="20" w:before="0"/>
             </w:pPr>
-            <w:hyperlink w:history="1" r:id="rIdmkjbffx0xg43bmbn60bdi">
+            <w:hyperlink w:history="1" r:id="rIdg-i5ario9nijzxabi5klo">
               <w:r>
                 <w:rPr>
                   <w:rFonts w:ascii="Arial" w:cs="Arial" w:eastAsia="Arial" w:hAnsi="Arial"/>
@@ -21614,7 +21614,7 @@
               <w:spacing w:after="10" w:before="0"/>
               <w:ind w:left="120"/>
             </w:pPr>
-            <w:hyperlink w:history="1" r:id="rIdj54z7nsea3h2rmbnivrhe">
+            <w:hyperlink w:history="1" r:id="rIdfuaednmdl8d9p0qxq4ylx">
               <w:r>
                 <w:rPr>
                   <w:rFonts w:ascii="Arial" w:cs="Arial" w:eastAsia="Arial" w:hAnsi="Arial"/>
@@ -21885,7 +21885,7 @@
             <w:pPr>
               <w:spacing w:after="20" w:before="0"/>
             </w:pPr>
-            <w:hyperlink w:history="1" r:id="rIdqpgtwssj7qscwdbmhejxh">
+            <w:hyperlink w:history="1" r:id="rIdtn1521pzcinv4gzwe_pjt">
               <w:r>
                 <w:rPr>
                   <w:rFonts w:ascii="Arial" w:cs="Arial" w:eastAsia="Arial" w:hAnsi="Arial"/>
@@ -21918,7 +21918,7 @@
               <w:spacing w:after="10" w:before="0"/>
               <w:ind w:left="120"/>
             </w:pPr>
-            <w:hyperlink w:history="1" r:id="rIdx0sy6t4kzqnpunyggxb6y">
+            <w:hyperlink w:history="1" r:id="rIdqmoo4vf0scndmacxcwjcv">
               <w:r>
                 <w:rPr>
                   <w:rFonts w:ascii="Arial" w:cs="Arial" w:eastAsia="Arial" w:hAnsi="Arial"/>
@@ -21963,7 +21963,7 @@
             <w:pPr>
               <w:spacing w:after="20" w:before="0"/>
             </w:pPr>
-            <w:hyperlink w:history="1" r:id="rIdrpiks_tihtilvdnqm2fji">
+            <w:hyperlink w:history="1" r:id="rIdirpy7rcj0okhx-1qcksdn">
               <w:r>
                 <w:rPr>
                   <w:rFonts w:ascii="Arial" w:cs="Arial" w:eastAsia="Arial" w:hAnsi="Arial"/>
@@ -21996,7 +21996,7 @@
               <w:spacing w:after="10" w:before="0"/>
               <w:ind w:left="120"/>
             </w:pPr>
-            <w:hyperlink w:history="1" r:id="rIdsoruy0x-csuxtqqnznuue">
+            <w:hyperlink w:history="1" r:id="rIdf0rkvv_pki11rzhp-xxpp">
               <w:r>
                 <w:rPr>
                   <w:rFonts w:ascii="Arial" w:cs="Arial" w:eastAsia="Arial" w:hAnsi="Arial"/>
@@ -22495,7 +22495,7 @@
             <w:pPr>
               <w:spacing w:after="20" w:before="0"/>
             </w:pPr>
-            <w:hyperlink w:history="1" r:id="rIduc66hjc8gcmvbod2yt5lb">
+            <w:hyperlink w:history="1" r:id="rIdw4mxxot_5bhhu-2s6glsg">
               <w:r>
                 <w:rPr>
                   <w:rFonts w:ascii="Arial" w:cs="Arial" w:eastAsia="Arial" w:hAnsi="Arial"/>
@@ -22528,7 +22528,7 @@
               <w:spacing w:after="10" w:before="0"/>
               <w:ind w:left="120"/>
             </w:pPr>
-            <w:hyperlink w:history="1" r:id="rIdxxsoszmito8xpjm9w1_r7">
+            <w:hyperlink w:history="1" r:id="rIdxkivegt2bbe2cbygemngq">
               <w:r>
                 <w:rPr>
                   <w:rFonts w:ascii="Arial" w:cs="Arial" w:eastAsia="Arial" w:hAnsi="Arial"/>
@@ -22573,7 +22573,7 @@
             <w:pPr>
               <w:spacing w:after="20" w:before="0"/>
             </w:pPr>
-            <w:hyperlink w:history="1" r:id="rIdfi9uinxqnmafkpk8m63xz">
+            <w:hyperlink w:history="1" r:id="rId0zpi3ixq74c1h0re93rln">
               <w:r>
                 <w:rPr>
                   <w:rFonts w:ascii="Arial" w:cs="Arial" w:eastAsia="Arial" w:hAnsi="Arial"/>
@@ -22622,7 +22622,7 @@
               <w:spacing w:after="10" w:before="0"/>
               <w:ind w:left="120"/>
             </w:pPr>
-            <w:hyperlink w:history="1" r:id="rIdbadqdc6lq4fqat5leznms">
+            <w:hyperlink w:history="1" r:id="rIdtr6zjskpsd1y-93msozbc">
               <w:r>
                 <w:rPr>
                   <w:rFonts w:ascii="Arial" w:cs="Arial" w:eastAsia="Arial" w:hAnsi="Arial"/>
@@ -22772,7 +22772,7 @@
                 <w:sz w:val="18"/>
                 <w:szCs w:val="18"/>
               </w:rPr>
-              <w:t xml:space="preserve">5. Phenomenon reconnection: 'Point to the region of your graph that represents the sukuma wiki under the mango tree. What is happening there? Now point to the region representing the sukuma wiki in full midday sun. What is happening there — and does your graph tell you anything about WHY it might wilt?' (Plant flag for Lesson 8: high light = high photosynthesis rate, but also high temperature = high transpiration — the graph cannot explain wilting alone.)</w:t>
+              <w:t xml:space="preserve">5. Phenomenon reconnection: 'Point to the region of your graph that represents the sukuma wiki under the mango tree. What is happening there? Now point to the region representing the sukuma wiki in full midday sun. What is happening there — and does your graph tell you anything about WHY it might wilt?' (Plant flag for Lesson 10: high light = high photosynthesis rate, but also high temperature = high transpiration — the graph cannot explain wilting alone.)</w:t>
             </w:r>
           </w:p>
         </w:tc>
@@ -22893,7 +22893,7 @@
             <w:pPr>
               <w:spacing w:after="20" w:before="0"/>
             </w:pPr>
-            <w:hyperlink w:history="1" r:id="rIdwr4u7znrm3xogaylmkqh_">
+            <w:hyperlink w:history="1" r:id="rId-afohhlwtllwt8-pou3lz">
               <w:r>
                 <w:rPr>
                   <w:rFonts w:ascii="Arial" w:cs="Arial" w:eastAsia="Arial" w:hAnsi="Arial"/>
@@ -22926,7 +22926,7 @@
               <w:spacing w:after="10" w:before="0"/>
               <w:ind w:left="120"/>
             </w:pPr>
-            <w:hyperlink w:history="1" r:id="rIdbaqz7qbwm514y6vy9czh7">
+            <w:hyperlink w:history="1" r:id="rId2xbxumqzzdqqhetxu-ms_">
               <w:r>
                 <w:rPr>
                   <w:rFonts w:ascii="Arial" w:cs="Arial" w:eastAsia="Arial" w:hAnsi="Arial"/>
@@ -22971,7 +22971,7 @@
             <w:pPr>
               <w:spacing w:after="20" w:before="0"/>
             </w:pPr>
-            <w:hyperlink w:history="1" r:id="rIdhob4coumnswnnfhkxhw4f">
+            <w:hyperlink w:history="1" r:id="rIdie3vbvtjamsvwd9auf-yl">
               <w:r>
                 <w:rPr>
                   <w:rFonts w:ascii="Arial" w:cs="Arial" w:eastAsia="Arial" w:hAnsi="Arial"/>
@@ -23020,7 +23020,7 @@
               <w:spacing w:after="10" w:before="0"/>
               <w:ind w:left="120"/>
             </w:pPr>
-            <w:hyperlink w:history="1" r:id="rIdy-ymsirwxyjnn0z_uderu">
+            <w:hyperlink w:history="1" r:id="rIdb-io8ev4xpgp4vltkywv_">
               <w:r>
                 <w:rPr>
                   <w:rFonts w:ascii="Arial" w:cs="Arial" w:eastAsia="Arial" w:hAnsi="Arial"/>
@@ -23132,7 +23132,7 @@
                 <w:sz w:val="18"/>
                 <w:szCs w:val="18"/>
               </w:rPr>
-              <w:t xml:space="preserve">3. Explicitly point to any notes about wilting or water and say: 'This is our unfinished business. Our experiment today measured light intensity — but the sukuma wiki phenomenon includes wilting in wet soil. What process involves water leaving the plant? We will tackle that in our next lesson.' </w:t>
+              <w:t xml:space="preserve">3. Explicitly point to any notes about wilting or water and say: 'This is our unfinished business. Our experiment today measured light intensity — but the sukuma wiki phenomenon includes wilting in wet soil. What process involves water leaving the plant? We will tackle that later in the unit.' </w:t>
             </w:r>
           </w:p>
           <w:p>
@@ -23291,7 +23291,7 @@
             <w:pPr>
               <w:spacing w:after="20" w:before="0"/>
             </w:pPr>
-            <w:hyperlink w:history="1" r:id="rIdrnngwbenmfja_c3-lbbi5">
+            <w:hyperlink w:history="1" r:id="rIdafimduakwtdwxu5-vaxag">
               <w:r>
                 <w:rPr>
                   <w:rFonts w:ascii="Arial" w:cs="Arial" w:eastAsia="Arial" w:hAnsi="Arial"/>
@@ -23340,7 +23340,7 @@
               <w:spacing w:after="10" w:before="0"/>
               <w:ind w:left="120"/>
             </w:pPr>
-            <w:hyperlink w:history="1" r:id="rIdozayayocglegmv64fmixb">
+            <w:hyperlink w:history="1" r:id="rIdj3go2rmqii8kjojbfytsn">
               <w:r>
                 <w:rPr>
                   <w:rFonts w:ascii="Arial" w:cs="Arial" w:eastAsia="Arial" w:hAnsi="Arial"/>
@@ -23385,7 +23385,7 @@
             <w:pPr>
               <w:spacing w:after="20" w:before="0"/>
             </w:pPr>
-            <w:hyperlink w:history="1" r:id="rIdhraii04o_aqbcbdrvziqs">
+            <w:hyperlink w:history="1" r:id="rId-48r4178pqnqj0vtm8goq">
               <w:r>
                 <w:rPr>
                   <w:rFonts w:ascii="Arial" w:cs="Arial" w:eastAsia="Arial" w:hAnsi="Arial"/>
@@ -23434,7 +23434,7 @@
               <w:spacing w:after="10" w:before="0"/>
               <w:ind w:left="120"/>
             </w:pPr>
-            <w:hyperlink w:history="1" r:id="rId_xt9pfgju3uzsysaaiiv2">
+            <w:hyperlink w:history="1" r:id="rIdecjnnwadyahl05x5-etku">
               <w:r>
                 <w:rPr>
                   <w:rFonts w:ascii="Arial" w:cs="Arial" w:eastAsia="Arial" w:hAnsi="Arial"/>
@@ -23476,7 +23476,7 @@
                 <w:sz w:val="18"/>
                 <w:szCs w:val="18"/>
               </w:rPr>
-              <w:t xml:space="preserve">Learners retrieve their cumulative photosynthesis model (begun in earlier lessons). They are asked to add TWO new features to the model based on today's evidence: (1) An ARROW or DIAL labelled 'Light Intensity' that can be shown at different levels — learners annotate that a higher dial setting produces more O₂ and glucose (faster rate), while a low dial setting (shade) produces less — connecting directly to the pale sukuma wiki. (2) A 'RATE CEILING' annotation or a small embedded graph sketch showing that above a certain light intensity, something else (CO₂, temperature) becomes the limiting factor. Groups then conduct a 2-minute Gallery Walk to view two other groups' models. Each group leaves one sticky note with a 'GLOW' (something the model shows clearly) and one 'GROW' (something missing or that could be clearer). Learners return to their model and make one final revision based on the feedback received. The lesson closes with the teacher asking the whole class: 'Our model is getting more and more detailed. What is it still missing to fully explain why sukuma wiki wilts at midday even when the soil is wet?' (Expected answer: the model shows photosynthesis inputs/outputs but does not yet show water leaving the leaf — transpiration. This seeds Lesson 8.)</w:t>
+              <w:t xml:space="preserve">Learners retrieve their cumulative photosynthesis model (begun in earlier lessons). They are asked to add TWO new features to the model based on today's evidence: (1) An ARROW or DIAL labelled 'Light Intensity' that can be shown at different levels — learners annotate that a higher dial setting produces more O₂ and glucose (faster rate), while a low dial setting (shade) produces less — connecting directly to the pale sukuma wiki. (2) A 'RATE CEILING' annotation or a small embedded graph sketch showing that above a certain light intensity, something else (CO₂, temperature) becomes the limiting factor. Groups then conduct a 2-minute Gallery Walk to view two other groups' models. Each group leaves one sticky note with a 'GLOW' (something the model shows clearly) and one 'GROW' (something missing or that could be clearer). Learners return to their model and make one final revision based on the feedback received. The lesson closes with the teacher asking the whole class: 'Our model is getting more and more detailed. What is it still missing to fully explain why sukuma wiki wilts at midday even when the soil is wet?' (Expected answer: the model shows photosynthesis inputs/outputs but does not yet show water leaving the leaf — transpiration. This seeds Lesson 10.)</w:t>
             </w:r>
           </w:p>
         </w:tc>
@@ -23635,7 +23635,7 @@
                 <w:sz w:val="18"/>
                 <w:szCs w:val="18"/>
               </w:rPr>
-              <w:t xml:space="preserve">Cumulative Model Revision with Gallery Walk Feedback — iterative model building (NGSS SEP 2: Developing and Using Models) makes thinking visible and tracks conceptual growth across the lesson sequence. The Gallery Walk introduces peer critique as a scientific norm. Deliberately leaving a gap in the model (transpiration) maintains the driving question as an unresolved, generative puzzle, ensuring learners arrive at Lesson 8 with genuine intellectual need to know.</w:t>
+              <w:t xml:space="preserve">Cumulative Model Revision with Gallery Walk Feedback — iterative model building (NGSS SEP 2: Developing and Using Models) makes thinking visible and tracks conceptual growth across the lesson sequence. The Gallery Walk introduces peer critique as a scientific norm. Deliberately leaving a gap in the model (transpiration) maintains the driving question as an unresolved, generative puzzle, ensuring learners arrive at Lesson 10 with genuine intellectual need to know.</w:t>
             </w:r>
           </w:p>
         </w:tc>
@@ -24038,7 +24038,7 @@
                 <w:sz w:val="18"/>
                 <w:szCs w:val="18"/>
               </w:rPr>
-              <w:t xml:space="preserve">Why the sukuma wiki under the mango tree grows slowly and turns pale: the shade reduces light intensity, placing the plant in the region of the rate–intensity graph where photosynthesis rate is low. Insufficient glucose is produced for growth, and insufficient energy is available for chlorophyll synthesis, causing pallor. However, the wilting puzzle remains unexplained by this graph — water movement out of the leaf is a missing piece that will be addressed in the next lesson.</w:t>
+              <w:t xml:space="preserve">Why the sukuma wiki under the mango tree grows slowly and turns pale: the shade reduces light intensity, placing the plant in the region of the rate–intensity graph where photosynthesis rate is low. Insufficient glucose is produced for growth, and insufficient energy is available for chlorophyll synthesis, causing pallor. However, the wilting puzzle remains unexplained by this graph — water movement out of the leaf is a missing piece that will be addressed in Lesson 10.</w:t>
             </w:r>
           </w:p>
         </w:tc>
@@ -24060,7 +24060,7 @@
         </w:rPr>
         <w:t xml:space="preserve">© 2026 SeaVuria and ARES. Aligned with KICD objectives. Developed by SeaVuria; technical implementation by ARES (with AI assistance from Claude). Licensed under </w:t>
       </w:r>
-      <w:hyperlink w:history="1" r:id="rIdmqbbkbzlyfrt86nahz6b8">
+      <w:hyperlink w:history="1" r:id="rId8e8sgezlmixuowihlpqlg">
         <w:r>
           <w:rPr>
             <w:rFonts w:ascii="Arial" w:cs="Arial" w:eastAsia="Arial" w:hAnsi="Arial"/>
@@ -24081,7 +24081,7 @@
         </w:rPr>
         <w:t xml:space="preserve"> (</w:t>
       </w:r>
-      <w:hyperlink w:history="1" r:id="rIdj8qomp44vqbyatpkiwanh">
+      <w:hyperlink w:history="1" r:id="rIdhbehrcytbd8ot5hfq7lkh">
         <w:r>
           <w:rPr>
             <w:rFonts w:ascii="Arial" w:cs="Arial" w:eastAsia="Arial" w:hAnsi="Arial"/>
@@ -25094,7 +25094,7 @@
             <w:pPr>
               <w:spacing w:after="20" w:before="0"/>
             </w:pPr>
-            <w:hyperlink w:history="1" r:id="rId4ewyh91sfcs9puxgdycmi">
+            <w:hyperlink w:history="1" r:id="rIdsdytcrpu-o-vur3r9zdwl">
               <w:r>
                 <w:rPr>
                   <w:rFonts w:ascii="Arial" w:cs="Arial" w:eastAsia="Arial" w:hAnsi="Arial"/>
@@ -25143,7 +25143,7 @@
               <w:spacing w:after="10" w:before="0"/>
               <w:ind w:left="120"/>
             </w:pPr>
-            <w:hyperlink w:history="1" r:id="rIdi7iv4gadbgu1el8shrhgs">
+            <w:hyperlink w:history="1" r:id="rId_uuk_hjifwemrojpluw7s">
               <w:r>
                 <w:rPr>
                   <w:rFonts w:ascii="Arial" w:cs="Arial" w:eastAsia="Arial" w:hAnsi="Arial"/>
@@ -25188,7 +25188,7 @@
             <w:pPr>
               <w:spacing w:after="20" w:before="0"/>
             </w:pPr>
-            <w:hyperlink w:history="1" r:id="rIdcqsqcaqskxtj1vr8wozb2">
+            <w:hyperlink w:history="1" r:id="rIdex9ebj_nk0ahwmalrjq2g">
               <w:r>
                 <w:rPr>
                   <w:rFonts w:ascii="Arial" w:cs="Arial" w:eastAsia="Arial" w:hAnsi="Arial"/>
@@ -25237,7 +25237,7 @@
               <w:spacing w:after="10" w:before="0"/>
               <w:ind w:left="120"/>
             </w:pPr>
-            <w:hyperlink w:history="1" r:id="rIdxhhrdtsleg1c6yjo9za7q">
+            <w:hyperlink w:history="1" r:id="rIdcebzadm7_i6xpqq9ayaet">
               <w:r>
                 <w:rPr>
                   <w:rFonts w:ascii="Arial" w:cs="Arial" w:eastAsia="Arial" w:hAnsi="Arial"/>
@@ -25432,7 +25432,7 @@
             <w:pPr>
               <w:spacing w:after="20" w:before="0"/>
             </w:pPr>
-            <w:hyperlink w:history="1" r:id="rIdg9tl6dqehj5v5nl5r721i">
+            <w:hyperlink w:history="1" r:id="rIdpavwfkz3khjmt4omyv9yp">
               <w:r>
                 <w:rPr>
                   <w:rFonts w:ascii="Arial" w:cs="Arial" w:eastAsia="Arial" w:hAnsi="Arial"/>
@@ -25481,7 +25481,7 @@
               <w:spacing w:after="10" w:before="0"/>
               <w:ind w:left="120"/>
             </w:pPr>
-            <w:hyperlink w:history="1" r:id="rId36-cfedr1dttkkyq16ung">
+            <w:hyperlink w:history="1" r:id="rId8fei0ivhukh2jiypbpeo3">
               <w:r>
                 <w:rPr>
                   <w:rFonts w:ascii="Arial" w:cs="Arial" w:eastAsia="Arial" w:hAnsi="Arial"/>
@@ -25526,7 +25526,7 @@
             <w:pPr>
               <w:spacing w:after="20" w:before="0"/>
             </w:pPr>
-            <w:hyperlink w:history="1" r:id="rIdshqrxqljpv1d9u6ssv9ct">
+            <w:hyperlink w:history="1" r:id="rId3ddmg_4wbihk7nlamkred">
               <w:r>
                 <w:rPr>
                   <w:rFonts w:ascii="Arial" w:cs="Arial" w:eastAsia="Arial" w:hAnsi="Arial"/>
@@ -25575,7 +25575,7 @@
               <w:spacing w:after="10" w:before="0"/>
               <w:ind w:left="120"/>
             </w:pPr>
-            <w:hyperlink w:history="1" r:id="rId64jmti8xuw_zetk9i0wkc">
+            <w:hyperlink w:history="1" r:id="rIdl-qqfa5nez5jhy0f4crls">
               <w:r>
                 <w:rPr>
                   <w:rFonts w:ascii="Arial" w:cs="Arial" w:eastAsia="Arial" w:hAnsi="Arial"/>
@@ -25770,7 +25770,7 @@
             <w:pPr>
               <w:spacing w:after="20" w:before="0"/>
             </w:pPr>
-            <w:hyperlink w:history="1" r:id="rIddiyqn3ajsbfwnegqbdisq">
+            <w:hyperlink w:history="1" r:id="rId3tgy0dylyr9gscelfgqua">
               <w:r>
                 <w:rPr>
                   <w:rFonts w:ascii="Arial" w:cs="Arial" w:eastAsia="Arial" w:hAnsi="Arial"/>
@@ -25819,7 +25819,7 @@
               <w:spacing w:after="10" w:before="0"/>
               <w:ind w:left="120"/>
             </w:pPr>
-            <w:hyperlink w:history="1" r:id="rIdso2dyqmiwkfl7l71qmxgt">
+            <w:hyperlink w:history="1" r:id="rIdvgsx8btzj_p83k2bfbclb">
               <w:r>
                 <w:rPr>
                   <w:rFonts w:ascii="Arial" w:cs="Arial" w:eastAsia="Arial" w:hAnsi="Arial"/>
@@ -25864,7 +25864,7 @@
             <w:pPr>
               <w:spacing w:after="20" w:before="0"/>
             </w:pPr>
-            <w:hyperlink w:history="1" r:id="rIdu9jzv1ml8fny9k-vpkirp">
+            <w:hyperlink w:history="1" r:id="rId61atnegodquvinick9jq5">
               <w:r>
                 <w:rPr>
                   <w:rFonts w:ascii="Arial" w:cs="Arial" w:eastAsia="Arial" w:hAnsi="Arial"/>
@@ -25913,7 +25913,7 @@
               <w:spacing w:after="10" w:before="0"/>
               <w:ind w:left="120"/>
             </w:pPr>
-            <w:hyperlink w:history="1" r:id="rIdygj4ip_vthzexnexhbyrd">
+            <w:hyperlink w:history="1" r:id="rIdrf0fawxiipgywr9xng603">
               <w:r>
                 <w:rPr>
                   <w:rFonts w:ascii="Arial" w:cs="Arial" w:eastAsia="Arial" w:hAnsi="Arial"/>
@@ -26108,7 +26108,7 @@
             <w:pPr>
               <w:spacing w:after="20" w:before="0"/>
             </w:pPr>
-            <w:hyperlink w:history="1" r:id="rIdneap2fvza8ji1_m_b71nw">
+            <w:hyperlink w:history="1" r:id="rId1czfd_mzyvzjmsmktuwrv">
               <w:r>
                 <w:rPr>
                   <w:rFonts w:ascii="Arial" w:cs="Arial" w:eastAsia="Arial" w:hAnsi="Arial"/>
@@ -26157,7 +26157,7 @@
               <w:spacing w:after="10" w:before="0"/>
               <w:ind w:left="120"/>
             </w:pPr>
-            <w:hyperlink w:history="1" r:id="rId1vqnrnufe8qqw2iniaxba">
+            <w:hyperlink w:history="1" r:id="rIdakhniq5tr-bu1lsu-kkfb">
               <w:r>
                 <w:rPr>
                   <w:rFonts w:ascii="Arial" w:cs="Arial" w:eastAsia="Arial" w:hAnsi="Arial"/>
@@ -26202,7 +26202,7 @@
             <w:pPr>
               <w:spacing w:after="20" w:before="0"/>
             </w:pPr>
-            <w:hyperlink w:history="1" r:id="rId6qucudx2ebuwe_qb5k7lx">
+            <w:hyperlink w:history="1" r:id="rIdqjdi9ooa1403iucrrdzrv">
               <w:r>
                 <w:rPr>
                   <w:rFonts w:ascii="Arial" w:cs="Arial" w:eastAsia="Arial" w:hAnsi="Arial"/>
@@ -26251,7 +26251,7 @@
               <w:spacing w:after="10" w:before="0"/>
               <w:ind w:left="120"/>
             </w:pPr>
-            <w:hyperlink w:history="1" r:id="rIddm0cfftihmymj9slxtoba">
+            <w:hyperlink w:history="1" r:id="rId2kzfotdjaix4zk_la3kny">
               <w:r>
                 <w:rPr>
                   <w:rFonts w:ascii="Arial" w:cs="Arial" w:eastAsia="Arial" w:hAnsi="Arial"/>
@@ -26446,7 +26446,7 @@
             <w:pPr>
               <w:spacing w:after="20" w:before="0"/>
             </w:pPr>
-            <w:hyperlink w:history="1" r:id="rIdlw5f_o5lefgy3zonxkigq">
+            <w:hyperlink w:history="1" r:id="rId_dkgi-8qyyu5ujopbm7xz">
               <w:r>
                 <w:rPr>
                   <w:rFonts w:ascii="Arial" w:cs="Arial" w:eastAsia="Arial" w:hAnsi="Arial"/>
@@ -26495,7 +26495,7 @@
               <w:spacing w:after="10" w:before="0"/>
               <w:ind w:left="120"/>
             </w:pPr>
-            <w:hyperlink w:history="1" r:id="rIdxs9pwkfybqytbp8kgjy__">
+            <w:hyperlink w:history="1" r:id="rIdqyauuxiar6ethexel0aol">
               <w:r>
                 <w:rPr>
                   <w:rFonts w:ascii="Arial" w:cs="Arial" w:eastAsia="Arial" w:hAnsi="Arial"/>
@@ -26540,7 +26540,7 @@
             <w:pPr>
               <w:spacing w:after="20" w:before="0"/>
             </w:pPr>
-            <w:hyperlink w:history="1" r:id="rIdiv_agreepofdsnxaktbq0">
+            <w:hyperlink w:history="1" r:id="rIdfyqlunruxrgbdgshdluyy">
               <w:r>
                 <w:rPr>
                   <w:rFonts w:ascii="Arial" w:cs="Arial" w:eastAsia="Arial" w:hAnsi="Arial"/>
@@ -26589,7 +26589,7 @@
               <w:spacing w:after="10" w:before="0"/>
               <w:ind w:left="120"/>
             </w:pPr>
-            <w:hyperlink w:history="1" r:id="rIdzynqrhqwk8tutkesfdmgc">
+            <w:hyperlink w:history="1" r:id="rIdjit0kopfmutzuvsj_naob">
               <w:r>
                 <w:rPr>
                   <w:rFonts w:ascii="Arial" w:cs="Arial" w:eastAsia="Arial" w:hAnsi="Arial"/>
@@ -26631,7 +26631,7 @@
                 <w:sz w:val="18"/>
                 <w:szCs w:val="18"/>
               </w:rPr>
-              <w:t xml:space="preserve">Learners retrieve their cumulative photosynthesis model (built across Lessons 4–7) and add a new 'Limiting Factors Layer' using a different colour pen. They annotate the model to show: (1) where in the photosynthesis process each limiting factor acts (e.g., temperature affects enzyme activity in the stroma; CO₂ availability affects the Calvin cycle; light affects the light reactions); (2) an arrow labelled 'rate bottleneck' pointing to the step controlled by whichever factor is most limiting. Pairs compare models and discuss one difference between their annotations. The lesson closes with a 3-2-1 exit ticket.</w:t>
+              <w:t xml:space="preserve">Learners retrieve their cumulative photosynthesis model (built across Lessons 3–7) and add a new 'Limiting Factors Layer' using a different colour pen. They annotate the model to show: (1) where in the photosynthesis process each limiting factor acts (e.g., temperature affects enzyme activity in the stroma; CO₂ availability affects the Calvin cycle; light affects the light reactions); (2) an arrow labelled 'rate bottleneck' pointing to the step controlled by whichever factor is most limiting. Pairs compare models and discuss one difference between their annotations. The lesson closes with a 3-2-1 exit ticket.</w:t>
             </w:r>
           </w:p>
         </w:tc>
@@ -27101,7 +27101,7 @@
         </w:rPr>
         <w:t xml:space="preserve">© 2026 SeaVuria and ARES. Aligned with KICD objectives. Developed by SeaVuria; technical implementation by ARES (with AI assistance from Claude). Licensed under </w:t>
       </w:r>
-      <w:hyperlink w:history="1" r:id="rIddrjxdnep7u0_zckhcl4iy">
+      <w:hyperlink w:history="1" r:id="rId15rct9uy6_ns5vql-jgho">
         <w:r>
           <w:rPr>
             <w:rFonts w:ascii="Arial" w:cs="Arial" w:eastAsia="Arial" w:hAnsi="Arial"/>
@@ -27122,7 +27122,7 @@
         </w:rPr>
         <w:t xml:space="preserve"> (</w:t>
       </w:r>
-      <w:hyperlink w:history="1" r:id="rIdqmrh3s4dd7i3qkljeml9f">
+      <w:hyperlink w:history="1" r:id="rIdhszso0hyx1ff6fnzajt1l">
         <w:r>
           <w:rPr>
             <w:rFonts w:ascii="Arial" w:cs="Arial" w:eastAsia="Arial" w:hAnsi="Arial"/>
@@ -28152,7 +28152,7 @@
               <w:spacing w:after="10" w:before="0"/>
               <w:ind w:left="120"/>
             </w:pPr>
-            <w:hyperlink w:history="1" r:id="rIdmikxjtmhie00myigp9r5i">
+            <w:hyperlink w:history="1" r:id="rIdajgxzbzzpsx3tqpuo-0uk">
               <w:r>
                 <w:rPr>
                   <w:rFonts w:ascii="Arial" w:cs="Arial" w:eastAsia="Arial" w:hAnsi="Arial"/>
@@ -28229,7 +28229,7 @@
               <w:spacing w:after="10" w:before="0"/>
               <w:ind w:left="120"/>
             </w:pPr>
-            <w:hyperlink w:history="1" r:id="rIdqwph8adhxnjy7nddaiv_y">
+            <w:hyperlink w:history="1" r:id="rIdetfvlrcymble5ekexa4k6">
               <w:r>
                 <w:rPr>
                   <w:rFonts w:ascii="Arial" w:cs="Arial" w:eastAsia="Arial" w:hAnsi="Arial"/>
@@ -28456,7 +28456,7 @@
               <w:spacing w:after="10" w:before="0"/>
               <w:ind w:left="120"/>
             </w:pPr>
-            <w:hyperlink w:history="1" r:id="rIdeqsjmm1h4jw964whqusb3">
+            <w:hyperlink w:history="1" r:id="rIdg9l_qwdn-lljvbjfjayey">
               <w:r>
                 <w:rPr>
                   <w:rFonts w:ascii="Arial" w:cs="Arial" w:eastAsia="Arial" w:hAnsi="Arial"/>
@@ -28533,7 +28533,7 @@
               <w:spacing w:after="10" w:before="0"/>
               <w:ind w:left="120"/>
             </w:pPr>
-            <w:hyperlink w:history="1" r:id="rIdudoxeww02hmduqb5h5y_m">
+            <w:hyperlink w:history="1" r:id="rId_v3jifdwi3c_8k5shajg0">
               <w:r>
                 <w:rPr>
                   <w:rFonts w:ascii="Arial" w:cs="Arial" w:eastAsia="Arial" w:hAnsi="Arial"/>
@@ -28760,7 +28760,7 @@
               <w:spacing w:after="10" w:before="0"/>
               <w:ind w:left="120"/>
             </w:pPr>
-            <w:hyperlink w:history="1" r:id="rIdiv90-3a23vv8jfsdjgwmc">
+            <w:hyperlink w:history="1" r:id="rIdj_nsvdsvpdqyebxuwkjwf">
               <w:r>
                 <w:rPr>
                   <w:rFonts w:ascii="Arial" w:cs="Arial" w:eastAsia="Arial" w:hAnsi="Arial"/>
@@ -28837,7 +28837,7 @@
               <w:spacing w:after="10" w:before="0"/>
               <w:ind w:left="120"/>
             </w:pPr>
-            <w:hyperlink w:history="1" r:id="rId01siujxpffoc-t22dlwkm">
+            <w:hyperlink w:history="1" r:id="rIdoz6f6kelcwld8wkmrt2is">
               <w:r>
                 <w:rPr>
                   <w:rFonts w:ascii="Arial" w:cs="Arial" w:eastAsia="Arial" w:hAnsi="Arial"/>
@@ -29064,7 +29064,7 @@
               <w:spacing w:after="10" w:before="0"/>
               <w:ind w:left="120"/>
             </w:pPr>
-            <w:hyperlink w:history="1" r:id="rIdnsnxetbehycdqlmhs2asp">
+            <w:hyperlink w:history="1" r:id="rIdy8qshtw3w7hv5ckeymmq2">
               <w:r>
                 <w:rPr>
                   <w:rFonts w:ascii="Arial" w:cs="Arial" w:eastAsia="Arial" w:hAnsi="Arial"/>
@@ -29141,7 +29141,7 @@
               <w:spacing w:after="10" w:before="0"/>
               <w:ind w:left="120"/>
             </w:pPr>
-            <w:hyperlink w:history="1" r:id="rId4cchiwwenb0mz6rrdudnh">
+            <w:hyperlink w:history="1" r:id="rIdvfdjr1x22yc3eon58txox">
               <w:r>
                 <w:rPr>
                   <w:rFonts w:ascii="Arial" w:cs="Arial" w:eastAsia="Arial" w:hAnsi="Arial"/>
@@ -29368,7 +29368,7 @@
               <w:spacing w:after="10" w:before="0"/>
               <w:ind w:left="120"/>
             </w:pPr>
-            <w:hyperlink w:history="1" r:id="rIdcq8--lpn3kjjdh4ve6hku">
+            <w:hyperlink w:history="1" r:id="rIdocdtrjxzvcua2lz5nxy76">
               <w:r>
                 <w:rPr>
                   <w:rFonts w:ascii="Arial" w:cs="Arial" w:eastAsia="Arial" w:hAnsi="Arial"/>
@@ -29445,7 +29445,7 @@
               <w:spacing w:after="10" w:before="0"/>
               <w:ind w:left="120"/>
             </w:pPr>
-            <w:hyperlink w:history="1" r:id="rIdw1mlelf3kkcy3bbtdt1di">
+            <w:hyperlink w:history="1" r:id="rIdrfj2iw_ak2zk8rirax4jy">
               <w:r>
                 <w:rPr>
                   <w:rFonts w:ascii="Arial" w:cs="Arial" w:eastAsia="Arial" w:hAnsi="Arial"/>
@@ -29972,7 +29972,7 @@
         </w:rPr>
         <w:t xml:space="preserve">© 2026 SeaVuria and ARES. Aligned with KICD objectives. Developed by SeaVuria; technical implementation by ARES (with AI assistance from Claude). Licensed under </w:t>
       </w:r>
-      <w:hyperlink w:history="1" r:id="rIdgwn-mwmqkewuksgaifklo">
+      <w:hyperlink w:history="1" r:id="rIdpt-dvuihkhkkrjhj2mize">
         <w:r>
           <w:rPr>
             <w:rFonts w:ascii="Arial" w:cs="Arial" w:eastAsia="Arial" w:hAnsi="Arial"/>
@@ -29993,7 +29993,7 @@
         </w:rPr>
         <w:t xml:space="preserve"> (</w:t>
       </w:r>
-      <w:hyperlink w:history="1" r:id="rIdenloiugltr0toblnzokcy">
+      <w:hyperlink w:history="1" r:id="rIdoq3y4evkj7rgcagp2inf9">
         <w:r>
           <w:rPr>
             <w:rFonts w:ascii="Arial" w:cs="Arial" w:eastAsia="Arial" w:hAnsi="Arial"/>
@@ -31006,7 +31006,7 @@
             <w:pPr>
               <w:spacing w:after="20" w:before="0"/>
             </w:pPr>
-            <w:hyperlink w:history="1" r:id="rIdnm7hdfrz7njacm12kwa-s">
+            <w:hyperlink w:history="1" r:id="rIdrodm5eygd_w5zqcszzlht">
               <w:r>
                 <w:rPr>
                   <w:rFonts w:ascii="Arial" w:cs="Arial" w:eastAsia="Arial" w:hAnsi="Arial"/>
@@ -31039,7 +31039,7 @@
               <w:spacing w:after="10" w:before="0"/>
               <w:ind w:left="120"/>
             </w:pPr>
-            <w:hyperlink w:history="1" r:id="rIdk8mle0up5qjgyxbqijhdv">
+            <w:hyperlink w:history="1" r:id="rIdq49-bicyhkrnxyzcorygo">
               <w:r>
                 <w:rPr>
                   <w:rFonts w:ascii="Arial" w:cs="Arial" w:eastAsia="Arial" w:hAnsi="Arial"/>
@@ -31084,7 +31084,7 @@
             <w:pPr>
               <w:spacing w:after="20" w:before="0"/>
             </w:pPr>
-            <w:hyperlink w:history="1" r:id="rIdgsurnarofzo9kffo7w5ib">
+            <w:hyperlink w:history="1" r:id="rIdvstuftlo41m4e0dwbxorq">
               <w:r>
                 <w:rPr>
                   <w:rFonts w:ascii="Arial" w:cs="Arial" w:eastAsia="Arial" w:hAnsi="Arial"/>
@@ -31117,7 +31117,7 @@
               <w:spacing w:after="10" w:before="0"/>
               <w:ind w:left="120"/>
             </w:pPr>
-            <w:hyperlink w:history="1" r:id="rIdwzzzmlqvsn_kp4oe04wdw">
+            <w:hyperlink w:history="1" r:id="rIdd5zmfl7mdqqw0av1b6ym8">
               <w:r>
                 <w:rPr>
                   <w:rFonts w:ascii="Arial" w:cs="Arial" w:eastAsia="Arial" w:hAnsi="Arial"/>
@@ -31312,7 +31312,7 @@
             <w:pPr>
               <w:spacing w:after="20" w:before="0"/>
             </w:pPr>
-            <w:hyperlink w:history="1" r:id="rIdk5igxu1jcjhhfakvedxqp">
+            <w:hyperlink w:history="1" r:id="rIdcho-wx6v3rskofxm_j1oa">
               <w:r>
                 <w:rPr>
                   <w:rFonts w:ascii="Arial" w:cs="Arial" w:eastAsia="Arial" w:hAnsi="Arial"/>
@@ -31345,7 +31345,7 @@
               <w:spacing w:after="10" w:before="0"/>
               <w:ind w:left="120"/>
             </w:pPr>
-            <w:hyperlink w:history="1" r:id="rIdfhmk295s1e750z-s7pshd">
+            <w:hyperlink w:history="1" r:id="rIdoyxokj3vtaiatagflebin">
               <w:r>
                 <w:rPr>
                   <w:rFonts w:ascii="Arial" w:cs="Arial" w:eastAsia="Arial" w:hAnsi="Arial"/>
@@ -31390,7 +31390,7 @@
             <w:pPr>
               <w:spacing w:after="20" w:before="0"/>
             </w:pPr>
-            <w:hyperlink w:history="1" r:id="rIde-tsxfuvignboqkvzcxgm">
+            <w:hyperlink w:history="1" r:id="rIdx09hzwlc2iqj43u24v3bn">
               <w:r>
                 <w:rPr>
                   <w:rFonts w:ascii="Arial" w:cs="Arial" w:eastAsia="Arial" w:hAnsi="Arial"/>
@@ -31423,7 +31423,7 @@
               <w:spacing w:after="10" w:before="0"/>
               <w:ind w:left="120"/>
             </w:pPr>
-            <w:hyperlink w:history="1" r:id="rIdtdls4kv2zuo8-egg5qgsn">
+            <w:hyperlink w:history="1" r:id="rIdljzj5qzqkq6qdygq5a5af">
               <w:r>
                 <w:rPr>
                   <w:rFonts w:ascii="Arial" w:cs="Arial" w:eastAsia="Arial" w:hAnsi="Arial"/>
@@ -31618,7 +31618,7 @@
             <w:pPr>
               <w:spacing w:after="20" w:before="0"/>
             </w:pPr>
-            <w:hyperlink w:history="1" r:id="rIdbg_c8aej278e1csw_bhqn">
+            <w:hyperlink w:history="1" r:id="rIdpod90eeup0ymqmg1n-zwj">
               <w:r>
                 <w:rPr>
                   <w:rFonts w:ascii="Arial" w:cs="Arial" w:eastAsia="Arial" w:hAnsi="Arial"/>
@@ -31667,7 +31667,7 @@
               <w:spacing w:after="10" w:before="0"/>
               <w:ind w:left="120"/>
             </w:pPr>
-            <w:hyperlink w:history="1" r:id="rId3lc4nxaynpstmyhpayqgx">
+            <w:hyperlink w:history="1" r:id="rIddeudox6ocnl1rgwy25liu">
               <w:r>
                 <w:rPr>
                   <w:rFonts w:ascii="Arial" w:cs="Arial" w:eastAsia="Arial" w:hAnsi="Arial"/>
@@ -31712,7 +31712,7 @@
             <w:pPr>
               <w:spacing w:after="20" w:before="0"/>
             </w:pPr>
-            <w:hyperlink w:history="1" r:id="rIdyxulmoucluicxsplc9afm">
+            <w:hyperlink w:history="1" r:id="rId2aiflyr25i7lgaph_nk-b">
               <w:r>
                 <w:rPr>
                   <w:rFonts w:ascii="Arial" w:cs="Arial" w:eastAsia="Arial" w:hAnsi="Arial"/>
@@ -31745,7 +31745,7 @@
               <w:spacing w:after="10" w:before="0"/>
               <w:ind w:left="120"/>
             </w:pPr>
-            <w:hyperlink w:history="1" r:id="rIdqieyxe0wqbtjb1byh1whu">
+            <w:hyperlink w:history="1" r:id="rId1u4oa6lfbmdjf4ib-hss1">
               <w:r>
                 <w:rPr>
                   <w:rFonts w:ascii="Arial" w:cs="Arial" w:eastAsia="Arial" w:hAnsi="Arial"/>
@@ -31940,7 +31940,7 @@
             <w:pPr>
               <w:spacing w:after="20" w:before="0"/>
             </w:pPr>
-            <w:hyperlink w:history="1" r:id="rId0dgwegknjl2ylexthsbdr">
+            <w:hyperlink w:history="1" r:id="rIdzc3pkjglqwshtf0deo0hg">
               <w:r>
                 <w:rPr>
                   <w:rFonts w:ascii="Arial" w:cs="Arial" w:eastAsia="Arial" w:hAnsi="Arial"/>
@@ -31989,7 +31989,7 @@
               <w:spacing w:after="10" w:before="0"/>
               <w:ind w:left="120"/>
             </w:pPr>
-            <w:hyperlink w:history="1" r:id="rIdlmqa-sdzvfbmvzenwrpxo">
+            <w:hyperlink w:history="1" r:id="rIdfdoxoxwmoxrgokz1mqu58">
               <w:r>
                 <w:rPr>
                   <w:rFonts w:ascii="Arial" w:cs="Arial" w:eastAsia="Arial" w:hAnsi="Arial"/>
@@ -32034,7 +32034,7 @@
             <w:pPr>
               <w:spacing w:after="20" w:before="0"/>
             </w:pPr>
-            <w:hyperlink w:history="1" r:id="rIdo9tqx9avpcaq5exxjyspg">
+            <w:hyperlink w:history="1" r:id="rIdv-wackmt7jabudqn3a956">
               <w:r>
                 <w:rPr>
                   <w:rFonts w:ascii="Arial" w:cs="Arial" w:eastAsia="Arial" w:hAnsi="Arial"/>
@@ -32067,7 +32067,7 @@
               <w:spacing w:after="10" w:before="0"/>
               <w:ind w:left="120"/>
             </w:pPr>
-            <w:hyperlink w:history="1" r:id="rIdqx-fqkby5-pc51wyrgi6x">
+            <w:hyperlink w:history="1" r:id="rIdqdiuldghftl26jq8s11xu">
               <w:r>
                 <w:rPr>
                   <w:rFonts w:ascii="Arial" w:cs="Arial" w:eastAsia="Arial" w:hAnsi="Arial"/>
@@ -32262,7 +32262,7 @@
             <w:pPr>
               <w:spacing w:after="20" w:before="0"/>
             </w:pPr>
-            <w:hyperlink w:history="1" r:id="rIdbceqkf6-ucsaxqcdj3o8a">
+            <w:hyperlink w:history="1" r:id="rIdeubleog8abkaaxul1o_yt">
               <w:r>
                 <w:rPr>
                   <w:rFonts w:ascii="Arial" w:cs="Arial" w:eastAsia="Arial" w:hAnsi="Arial"/>
@@ -32311,7 +32311,7 @@
               <w:spacing w:after="10" w:before="0"/>
               <w:ind w:left="120"/>
             </w:pPr>
-            <w:hyperlink w:history="1" r:id="rIdbi6upgrdrww9gkw1d3hc0">
+            <w:hyperlink w:history="1" r:id="rId9jyzior8y9toswpc19fag">
               <w:r>
                 <w:rPr>
                   <w:rFonts w:ascii="Arial" w:cs="Arial" w:eastAsia="Arial" w:hAnsi="Arial"/>
@@ -32356,7 +32356,7 @@
             <w:pPr>
               <w:spacing w:after="20" w:before="0"/>
             </w:pPr>
-            <w:hyperlink w:history="1" r:id="rIdja0ygckyuu-hhihctvsro">
+            <w:hyperlink w:history="1" r:id="rId96x6xzy3zcvedappy7kc0">
               <w:r>
                 <w:rPr>
                   <w:rFonts w:ascii="Arial" w:cs="Arial" w:eastAsia="Arial" w:hAnsi="Arial"/>
@@ -32405,7 +32405,7 @@
               <w:spacing w:after="10" w:before="0"/>
               <w:ind w:left="120"/>
             </w:pPr>
-            <w:hyperlink w:history="1" r:id="rId66vvpgdusgt7iwhaynfaq">
+            <w:hyperlink w:history="1" r:id="rIdxdodbxpmuzqqtoit8kwyf">
               <w:r>
                 <w:rPr>
                   <w:rFonts w:ascii="Arial" w:cs="Arial" w:eastAsia="Arial" w:hAnsi="Arial"/>
@@ -32917,7 +32917,7 @@
         </w:rPr>
         <w:t xml:space="preserve">© 2026 SeaVuria and ARES. Aligned with KICD objectives. Developed by SeaVuria; technical implementation by ARES (with AI assistance from Claude). Licensed under </w:t>
       </w:r>
-      <w:hyperlink w:history="1" r:id="rIddjabl5-mevhuwgns7-apv">
+      <w:hyperlink w:history="1" r:id="rIdrvavm2x4tn2incvkk8-ij">
         <w:r>
           <w:rPr>
             <w:rFonts w:ascii="Arial" w:cs="Arial" w:eastAsia="Arial" w:hAnsi="Arial"/>
@@ -32938,7 +32938,7 @@
         </w:rPr>
         <w:t xml:space="preserve"> (</w:t>
       </w:r>
-      <w:hyperlink w:history="1" r:id="rIdszppynlcy48g733ynvm2l">
+      <w:hyperlink w:history="1" r:id="rIdecdh0tmgicyr9fyjqsnpf">
         <w:r>
           <w:rPr>
             <w:rFonts w:ascii="Arial" w:cs="Arial" w:eastAsia="Arial" w:hAnsi="Arial"/>

--- a/data/outputs/v2/Biology/SS2.1_Plant_Nutrition/Biology_Plant_Nutrition_CBE_LessonSequence.docx
+++ b/data/outputs/v2/Biology/SS2.1_Plant_Nutrition/Biology_Plant_Nutrition_CBE_LessonSequence.docx
@@ -2559,7 +2559,7 @@
         </w:rPr>
         <w:t xml:space="preserve">© 2026 SeaVuria and ARES. This work is licensed under a </w:t>
       </w:r>
-      <w:hyperlink w:history="1" r:id="rIdkgxg_qk5ym1reo0usbnes">
+      <w:hyperlink w:history="1" r:id="rIdkvniiybww00rmcensjvpq">
         <w:r>
           <w:rPr>
             <w:rFonts w:ascii="Arial" w:cs="Arial" w:eastAsia="Arial" w:hAnsi="Arial"/>
@@ -2579,7 +2579,7 @@
         </w:rPr>
         <w:t xml:space="preserve"> (</w:t>
       </w:r>
-      <w:hyperlink w:history="1" r:id="rId1zlhrdxyeggsvwum57ubq">
+      <w:hyperlink w:history="1" r:id="rIdfjutlbxv1lm7ya_hrbzx_">
         <w:r>
           <w:rPr>
             <w:rFonts w:ascii="Arial" w:cs="Arial" w:eastAsia="Arial" w:hAnsi="Arial"/>
@@ -2599,7 +2599,7 @@
         </w:rPr>
         <w:t xml:space="preserve">). To view a copy of this license, visit </w:t>
       </w:r>
-      <w:hyperlink w:history="1" r:id="rIdmb1one-xys1aip_z2sbfh">
+      <w:hyperlink w:history="1" r:id="rIdrrsgns62tqulciaysjmtj">
         <w:r>
           <w:rPr>
             <w:rFonts w:ascii="Arial" w:cs="Arial" w:eastAsia="Arial" w:hAnsi="Arial"/>
@@ -3611,7 +3611,7 @@
             <w:pPr>
               <w:spacing w:after="20" w:before="0"/>
             </w:pPr>
-            <w:hyperlink w:history="1" r:id="rIdwddicy14d_2qngidmb_gw">
+            <w:hyperlink w:history="1" r:id="rIdlwhqjhl9ev8xsofv1uyab">
               <w:r>
                 <w:rPr>
                   <w:rFonts w:ascii="Arial" w:cs="Arial" w:eastAsia="Arial" w:hAnsi="Arial"/>
@@ -3660,7 +3660,7 @@
               <w:spacing w:after="10" w:before="0"/>
               <w:ind w:left="120"/>
             </w:pPr>
-            <w:hyperlink w:history="1" r:id="rIdxvbgktmy1d3rhnr040tes">
+            <w:hyperlink w:history="1" r:id="rIdqa-dc_ge5urmqzucafnj7">
               <w:r>
                 <w:rPr>
                   <w:rFonts w:ascii="Arial" w:cs="Arial" w:eastAsia="Arial" w:hAnsi="Arial"/>
@@ -3722,7 +3722,7 @@
               <w:spacing w:after="10" w:before="0"/>
               <w:ind w:left="120"/>
             </w:pPr>
-            <w:hyperlink w:history="1" r:id="rIdq4fvrm70l5vymiblt5o_g">
+            <w:hyperlink w:history="1" r:id="rIdg1dv22fktduih84y0oz6s">
               <w:r>
                 <w:rPr>
                   <w:rFonts w:ascii="Arial" w:cs="Arial" w:eastAsia="Arial" w:hAnsi="Arial"/>
@@ -3932,7 +3932,7 @@
             <w:pPr>
               <w:spacing w:after="20" w:before="0"/>
             </w:pPr>
-            <w:hyperlink w:history="1" r:id="rIda4lnvmhuxneln5-pyogwr">
+            <w:hyperlink w:history="1" r:id="rIdsq94glr-vbsyneylsl7te">
               <w:r>
                 <w:rPr>
                   <w:rFonts w:ascii="Arial" w:cs="Arial" w:eastAsia="Arial" w:hAnsi="Arial"/>
@@ -3981,7 +3981,7 @@
               <w:spacing w:after="10" w:before="0"/>
               <w:ind w:left="120"/>
             </w:pPr>
-            <w:hyperlink w:history="1" r:id="rId2gfsay_rzozeotygaghsd">
+            <w:hyperlink w:history="1" r:id="rIdojzwqnhindkc7dh1gn9rt">
               <w:r>
                 <w:rPr>
                   <w:rFonts w:ascii="Arial" w:cs="Arial" w:eastAsia="Arial" w:hAnsi="Arial"/>
@@ -4043,7 +4043,7 @@
               <w:spacing w:after="10" w:before="0"/>
               <w:ind w:left="120"/>
             </w:pPr>
-            <w:hyperlink w:history="1" r:id="rId6w0n49uhuflz4xqkcank3">
+            <w:hyperlink w:history="1" r:id="rIdkynmcc7r_p6zakr_y8lmq">
               <w:r>
                 <w:rPr>
                   <w:rFonts w:ascii="Arial" w:cs="Arial" w:eastAsia="Arial" w:hAnsi="Arial"/>
@@ -4253,7 +4253,7 @@
             <w:pPr>
               <w:spacing w:after="20" w:before="0"/>
             </w:pPr>
-            <w:hyperlink w:history="1" r:id="rId8qa1-9bbuufxys2-6dyw6">
+            <w:hyperlink w:history="1" r:id="rIdozhsqklgp8n6qaqy3j7v5">
               <w:r>
                 <w:rPr>
                   <w:rFonts w:ascii="Arial" w:cs="Arial" w:eastAsia="Arial" w:hAnsi="Arial"/>
@@ -4302,7 +4302,7 @@
               <w:spacing w:after="10" w:before="0"/>
               <w:ind w:left="120"/>
             </w:pPr>
-            <w:hyperlink w:history="1" r:id="rIdzkkthd8_odqhgqk5mmn9r">
+            <w:hyperlink w:history="1" r:id="rIdzfomcl8ljxcgbcelg70a5">
               <w:r>
                 <w:rPr>
                   <w:rFonts w:ascii="Arial" w:cs="Arial" w:eastAsia="Arial" w:hAnsi="Arial"/>
@@ -4364,7 +4364,7 @@
               <w:spacing w:after="10" w:before="0"/>
               <w:ind w:left="120"/>
             </w:pPr>
-            <w:hyperlink w:history="1" r:id="rIdtn4ycnjcre5qyai3_coku">
+            <w:hyperlink w:history="1" r:id="rIdqumpv-zzn3wiifgh6brgg">
               <w:r>
                 <w:rPr>
                   <w:rFonts w:ascii="Arial" w:cs="Arial" w:eastAsia="Arial" w:hAnsi="Arial"/>
@@ -4574,7 +4574,7 @@
             <w:pPr>
               <w:spacing w:after="20" w:before="0"/>
             </w:pPr>
-            <w:hyperlink w:history="1" r:id="rIdhqztrsabjbsxugiu9bahm">
+            <w:hyperlink w:history="1" r:id="rIdbwfuxtj8en5fq5oxqdma0">
               <w:r>
                 <w:rPr>
                   <w:rFonts w:ascii="Arial" w:cs="Arial" w:eastAsia="Arial" w:hAnsi="Arial"/>
@@ -4623,7 +4623,7 @@
               <w:spacing w:after="10" w:before="0"/>
               <w:ind w:left="120"/>
             </w:pPr>
-            <w:hyperlink w:history="1" r:id="rId97yjxotc0wh_6hrfcpgyf">
+            <w:hyperlink w:history="1" r:id="rIdl7nb2gy-pcpjpzf-nf-dl">
               <w:r>
                 <w:rPr>
                   <w:rFonts w:ascii="Arial" w:cs="Arial" w:eastAsia="Arial" w:hAnsi="Arial"/>
@@ -4685,7 +4685,7 @@
               <w:spacing w:after="10" w:before="0"/>
               <w:ind w:left="120"/>
             </w:pPr>
-            <w:hyperlink w:history="1" r:id="rId89xiahj3zeqhnpkgwrmnt">
+            <w:hyperlink w:history="1" r:id="rIdp6dpxcii-cygr1ye9mm9-">
               <w:r>
                 <w:rPr>
                   <w:rFonts w:ascii="Arial" w:cs="Arial" w:eastAsia="Arial" w:hAnsi="Arial"/>
@@ -4895,7 +4895,7 @@
             <w:pPr>
               <w:spacing w:after="20" w:before="0"/>
             </w:pPr>
-            <w:hyperlink w:history="1" r:id="rIdiumcizudlewj1jregqzdl">
+            <w:hyperlink w:history="1" r:id="rIdw5tay73ft3t7qwqryebnn">
               <w:r>
                 <w:rPr>
                   <w:rFonts w:ascii="Arial" w:cs="Arial" w:eastAsia="Arial" w:hAnsi="Arial"/>
@@ -4944,7 +4944,7 @@
               <w:spacing w:after="10" w:before="0"/>
               <w:ind w:left="120"/>
             </w:pPr>
-            <w:hyperlink w:history="1" r:id="rIdabfi7_rknn9lfectup4fu">
+            <w:hyperlink w:history="1" r:id="rIdfuow2yhc7xelv7pfbxwmm">
               <w:r>
                 <w:rPr>
                   <w:rFonts w:ascii="Arial" w:cs="Arial" w:eastAsia="Arial" w:hAnsi="Arial"/>
@@ -5006,7 +5006,7 @@
               <w:spacing w:after="10" w:before="0"/>
               <w:ind w:left="120"/>
             </w:pPr>
-            <w:hyperlink w:history="1" r:id="rId7axqpfkt-unwtue93oe1b">
+            <w:hyperlink w:history="1" r:id="rIdy-i1fgjcdo2ahia9qgild">
               <w:r>
                 <w:rPr>
                   <w:rFonts w:ascii="Arial" w:cs="Arial" w:eastAsia="Arial" w:hAnsi="Arial"/>
@@ -5533,7 +5533,7 @@
         </w:rPr>
         <w:t xml:space="preserve">© 2026 SeaVuria and ARES. Aligned with KICD objectives. Developed by SeaVuria; technical implementation by ARES (with AI assistance from Claude). Licensed under </w:t>
       </w:r>
-      <w:hyperlink w:history="1" r:id="rIdyr3l2mdi0bwqo-au8ifwn">
+      <w:hyperlink w:history="1" r:id="rIdvigwfkur0acvys80gvzxd">
         <w:r>
           <w:rPr>
             <w:rFonts w:ascii="Arial" w:cs="Arial" w:eastAsia="Arial" w:hAnsi="Arial"/>
@@ -5554,7 +5554,7 @@
         </w:rPr>
         <w:t xml:space="preserve"> (</w:t>
       </w:r>
-      <w:hyperlink w:history="1" r:id="rId0w0sh4upcktujkvpehwic">
+      <w:hyperlink w:history="1" r:id="rIdfep4k9t8-ftldehbasaed">
         <w:r>
           <w:rPr>
             <w:rFonts w:ascii="Arial" w:cs="Arial" w:eastAsia="Arial" w:hAnsi="Arial"/>
@@ -6567,7 +6567,7 @@
             <w:pPr>
               <w:spacing w:after="20" w:before="0"/>
             </w:pPr>
-            <w:hyperlink w:history="1" r:id="rIdk10spmrbizgjrdyn05d35">
+            <w:hyperlink w:history="1" r:id="rIdjud5ild5hzcwj9nsvk8l_">
               <w:r>
                 <w:rPr>
                   <w:rFonts w:ascii="Arial" w:cs="Arial" w:eastAsia="Arial" w:hAnsi="Arial"/>
@@ -6616,7 +6616,7 @@
               <w:spacing w:after="10" w:before="0"/>
               <w:ind w:left="120"/>
             </w:pPr>
-            <w:hyperlink w:history="1" r:id="rId17andfsckmombdsik1wbr">
+            <w:hyperlink w:history="1" r:id="rId0ge72hviixqv7yznxf365">
               <w:r>
                 <w:rPr>
                   <w:rFonts w:ascii="Arial" w:cs="Arial" w:eastAsia="Arial" w:hAnsi="Arial"/>
@@ -6661,7 +6661,7 @@
             <w:pPr>
               <w:spacing w:after="20" w:before="0"/>
             </w:pPr>
-            <w:hyperlink w:history="1" r:id="rIdciz-2vck4mdb-cmv4zba6">
+            <w:hyperlink w:history="1" r:id="rIdxxholei2dute7liwd98fg">
               <w:r>
                 <w:rPr>
                   <w:rFonts w:ascii="Arial" w:cs="Arial" w:eastAsia="Arial" w:hAnsi="Arial"/>
@@ -6694,7 +6694,7 @@
               <w:spacing w:after="10" w:before="0"/>
               <w:ind w:left="120"/>
             </w:pPr>
-            <w:hyperlink w:history="1" r:id="rIdjptfg8tvdoi61vnqw2kcm">
+            <w:hyperlink w:history="1" r:id="rIde9diacirns4i85wnlxqd0">
               <w:r>
                 <w:rPr>
                   <w:rFonts w:ascii="Arial" w:cs="Arial" w:eastAsia="Arial" w:hAnsi="Arial"/>
@@ -6889,7 +6889,7 @@
             <w:pPr>
               <w:spacing w:after="20" w:before="0"/>
             </w:pPr>
-            <w:hyperlink w:history="1" r:id="rIddonlxstbt_rhv39wlrc1q">
+            <w:hyperlink w:history="1" r:id="rIdjgdn9bn_v2q4g9rtg1rn8">
               <w:r>
                 <w:rPr>
                   <w:rFonts w:ascii="Arial" w:cs="Arial" w:eastAsia="Arial" w:hAnsi="Arial"/>
@@ -6938,7 +6938,7 @@
               <w:spacing w:after="10" w:before="0"/>
               <w:ind w:left="120"/>
             </w:pPr>
-            <w:hyperlink w:history="1" r:id="rIdrfjj_vrdhxswun9v8p66p">
+            <w:hyperlink w:history="1" r:id="rIdfnzdfud4g6agjekwn-bg8">
               <w:r>
                 <w:rPr>
                   <w:rFonts w:ascii="Arial" w:cs="Arial" w:eastAsia="Arial" w:hAnsi="Arial"/>
@@ -6983,7 +6983,7 @@
             <w:pPr>
               <w:spacing w:after="20" w:before="0"/>
             </w:pPr>
-            <w:hyperlink w:history="1" r:id="rId2dyz1a0piznydvjfmbzuz">
+            <w:hyperlink w:history="1" r:id="rIdcosbkmy61wyiigtb4w4_t">
               <w:r>
                 <w:rPr>
                   <w:rFonts w:ascii="Arial" w:cs="Arial" w:eastAsia="Arial" w:hAnsi="Arial"/>
@@ -7016,7 +7016,7 @@
               <w:spacing w:after="10" w:before="0"/>
               <w:ind w:left="120"/>
             </w:pPr>
-            <w:hyperlink w:history="1" r:id="rIdvknrnbaoip0pu0qm38ufd">
+            <w:hyperlink w:history="1" r:id="rIdalglqn2axpeftvvlwly_o">
               <w:r>
                 <w:rPr>
                   <w:rFonts w:ascii="Arial" w:cs="Arial" w:eastAsia="Arial" w:hAnsi="Arial"/>
@@ -7211,7 +7211,7 @@
             <w:pPr>
               <w:spacing w:after="20" w:before="0"/>
             </w:pPr>
-            <w:hyperlink w:history="1" r:id="rIdfsj3mj0xbavuzgspm-ctu">
+            <w:hyperlink w:history="1" r:id="rIddhi6f4az8llwo1zzwu5ab">
               <w:r>
                 <w:rPr>
                   <w:rFonts w:ascii="Arial" w:cs="Arial" w:eastAsia="Arial" w:hAnsi="Arial"/>
@@ -7260,7 +7260,7 @@
               <w:spacing w:after="10" w:before="0"/>
               <w:ind w:left="120"/>
             </w:pPr>
-            <w:hyperlink w:history="1" r:id="rIdjypklrw9emkqhxpz_ijvs">
+            <w:hyperlink w:history="1" r:id="rId8t72pnbj6gm5at1ptb8pq">
               <w:r>
                 <w:rPr>
                   <w:rFonts w:ascii="Arial" w:cs="Arial" w:eastAsia="Arial" w:hAnsi="Arial"/>
@@ -7305,7 +7305,7 @@
             <w:pPr>
               <w:spacing w:after="20" w:before="0"/>
             </w:pPr>
-            <w:hyperlink w:history="1" r:id="rIdew7u_hvnubxra1bw8o3x4">
+            <w:hyperlink w:history="1" r:id="rId2w7vx5lazrkmwz502crkn">
               <w:r>
                 <w:rPr>
                   <w:rFonts w:ascii="Arial" w:cs="Arial" w:eastAsia="Arial" w:hAnsi="Arial"/>
@@ -7338,7 +7338,7 @@
               <w:spacing w:after="10" w:before="0"/>
               <w:ind w:left="120"/>
             </w:pPr>
-            <w:hyperlink w:history="1" r:id="rIdes2uqag3b7x3auzjqs68y">
+            <w:hyperlink w:history="1" r:id="rIdmbd_jwdxjv-ji8afjlmym">
               <w:r>
                 <w:rPr>
                   <w:rFonts w:ascii="Arial" w:cs="Arial" w:eastAsia="Arial" w:hAnsi="Arial"/>
@@ -7533,7 +7533,7 @@
             <w:pPr>
               <w:spacing w:after="20" w:before="0"/>
             </w:pPr>
-            <w:hyperlink w:history="1" r:id="rIdee6pcom8o7hp6jy3ji04w">
+            <w:hyperlink w:history="1" r:id="rIde0e9m7ds00iiypmk4qgjl">
               <w:r>
                 <w:rPr>
                   <w:rFonts w:ascii="Arial" w:cs="Arial" w:eastAsia="Arial" w:hAnsi="Arial"/>
@@ -7582,7 +7582,7 @@
               <w:spacing w:after="10" w:before="0"/>
               <w:ind w:left="120"/>
             </w:pPr>
-            <w:hyperlink w:history="1" r:id="rIdcvxspeodvt8mke7-f8ts9">
+            <w:hyperlink w:history="1" r:id="rIdhlupkhdhuajf4nmzjkgor">
               <w:r>
                 <w:rPr>
                   <w:rFonts w:ascii="Arial" w:cs="Arial" w:eastAsia="Arial" w:hAnsi="Arial"/>
@@ -7627,7 +7627,7 @@
             <w:pPr>
               <w:spacing w:after="20" w:before="0"/>
             </w:pPr>
-            <w:hyperlink w:history="1" r:id="rIdb2b7q1uuaz1csgep1n3h5">
+            <w:hyperlink w:history="1" r:id="rIdhtjys3bl30shwjkroe1um">
               <w:r>
                 <w:rPr>
                   <w:rFonts w:ascii="Arial" w:cs="Arial" w:eastAsia="Arial" w:hAnsi="Arial"/>
@@ -7660,7 +7660,7 @@
               <w:spacing w:after="10" w:before="0"/>
               <w:ind w:left="120"/>
             </w:pPr>
-            <w:hyperlink w:history="1" r:id="rIdnuj-7e7xzhgjyukpjc30w">
+            <w:hyperlink w:history="1" r:id="rIdp5rxppavs40rdnomtyaem">
               <w:r>
                 <w:rPr>
                   <w:rFonts w:ascii="Arial" w:cs="Arial" w:eastAsia="Arial" w:hAnsi="Arial"/>
@@ -7855,7 +7855,7 @@
             <w:pPr>
               <w:spacing w:after="20" w:before="0"/>
             </w:pPr>
-            <w:hyperlink w:history="1" r:id="rIdeajznfy7geud0mivi6sgw">
+            <w:hyperlink w:history="1" r:id="rIdth8r2api8l0o_varc5je5">
               <w:r>
                 <w:rPr>
                   <w:rFonts w:ascii="Arial" w:cs="Arial" w:eastAsia="Arial" w:hAnsi="Arial"/>
@@ -7904,7 +7904,7 @@
               <w:spacing w:after="10" w:before="0"/>
               <w:ind w:left="120"/>
             </w:pPr>
-            <w:hyperlink w:history="1" r:id="rIda9glbg1moicv3g62zdkjv">
+            <w:hyperlink w:history="1" r:id="rIdn0ydb1wehgve6ngkgaorw">
               <w:r>
                 <w:rPr>
                   <w:rFonts w:ascii="Arial" w:cs="Arial" w:eastAsia="Arial" w:hAnsi="Arial"/>
@@ -7949,7 +7949,7 @@
             <w:pPr>
               <w:spacing w:after="20" w:before="0"/>
             </w:pPr>
-            <w:hyperlink w:history="1" r:id="rIdtr2iqloea2dkpnvptvyac">
+            <w:hyperlink w:history="1" r:id="rId7pwavwbdpz27w7hxtamdp">
               <w:r>
                 <w:rPr>
                   <w:rFonts w:ascii="Arial" w:cs="Arial" w:eastAsia="Arial" w:hAnsi="Arial"/>
@@ -7982,7 +7982,7 @@
               <w:spacing w:after="10" w:before="0"/>
               <w:ind w:left="120"/>
             </w:pPr>
-            <w:hyperlink w:history="1" r:id="rId3vyiia0ujryn8zit2f9ap">
+            <w:hyperlink w:history="1" r:id="rIdmfyujz9_rkovhi0vufowi">
               <w:r>
                 <w:rPr>
                   <w:rFonts w:ascii="Arial" w:cs="Arial" w:eastAsia="Arial" w:hAnsi="Arial"/>
@@ -8494,7 +8494,7 @@
         </w:rPr>
         <w:t xml:space="preserve">© 2026 SeaVuria and ARES. Aligned with KICD objectives. Developed by SeaVuria; technical implementation by ARES (with AI assistance from Claude). Licensed under </w:t>
       </w:r>
-      <w:hyperlink w:history="1" r:id="rId2jkaxjepyb89c82klguez">
+      <w:hyperlink w:history="1" r:id="rIdoefew_bcrtslgoagtyxtb">
         <w:r>
           <w:rPr>
             <w:rFonts w:ascii="Arial" w:cs="Arial" w:eastAsia="Arial" w:hAnsi="Arial"/>
@@ -8515,7 +8515,7 @@
         </w:rPr>
         <w:t xml:space="preserve"> (</w:t>
       </w:r>
-      <w:hyperlink w:history="1" r:id="rId6m6440skzzhqwokzw81x7">
+      <w:hyperlink w:history="1" r:id="rIdbxv4aijz25cly-hrlha7d">
         <w:r>
           <w:rPr>
             <w:rFonts w:ascii="Arial" w:cs="Arial" w:eastAsia="Arial" w:hAnsi="Arial"/>
@@ -9528,7 +9528,7 @@
             <w:pPr>
               <w:spacing w:after="20" w:before="0"/>
             </w:pPr>
-            <w:hyperlink w:history="1" r:id="rIdzzog8ofitmastwxgvwyao">
+            <w:hyperlink w:history="1" r:id="rIdfeqnpsw1svnz00tn2vibf">
               <w:r>
                 <w:rPr>
                   <w:rFonts w:ascii="Arial" w:cs="Arial" w:eastAsia="Arial" w:hAnsi="Arial"/>
@@ -9561,7 +9561,7 @@
               <w:spacing w:after="10" w:before="0"/>
               <w:ind w:left="120"/>
             </w:pPr>
-            <w:hyperlink w:history="1" r:id="rIdgucp4p8p-6-ufjzuhdqx7">
+            <w:hyperlink w:history="1" r:id="rId0u2em03kafof1xwi10y5g">
               <w:r>
                 <w:rPr>
                   <w:rFonts w:ascii="Arial" w:cs="Arial" w:eastAsia="Arial" w:hAnsi="Arial"/>
@@ -9606,7 +9606,7 @@
             <w:pPr>
               <w:spacing w:after="20" w:before="0"/>
             </w:pPr>
-            <w:hyperlink w:history="1" r:id="rIdbqjysprk9wmcz1uwmuwid">
+            <w:hyperlink w:history="1" r:id="rIdgs4yprbe18ystps5mffy7">
               <w:r>
                 <w:rPr>
                   <w:rFonts w:ascii="Arial" w:cs="Arial" w:eastAsia="Arial" w:hAnsi="Arial"/>
@@ -9655,7 +9655,7 @@
               <w:spacing w:after="10" w:before="0"/>
               <w:ind w:left="120"/>
             </w:pPr>
-            <w:hyperlink w:history="1" r:id="rIdqlcjz4l63q-vtwkl3stps">
+            <w:hyperlink w:history="1" r:id="rIdgndhnceejduciu35ndsyn">
               <w:r>
                 <w:rPr>
                   <w:rFonts w:ascii="Arial" w:cs="Arial" w:eastAsia="Arial" w:hAnsi="Arial"/>
@@ -9850,7 +9850,7 @@
             <w:pPr>
               <w:spacing w:after="20" w:before="0"/>
             </w:pPr>
-            <w:hyperlink w:history="1" r:id="rIdfyicod1xke9awppw-flu5">
+            <w:hyperlink w:history="1" r:id="rIdpk_urf1bt9g8s5r2ddra2">
               <w:r>
                 <w:rPr>
                   <w:rFonts w:ascii="Arial" w:cs="Arial" w:eastAsia="Arial" w:hAnsi="Arial"/>
@@ -9883,7 +9883,7 @@
               <w:spacing w:after="10" w:before="0"/>
               <w:ind w:left="120"/>
             </w:pPr>
-            <w:hyperlink w:history="1" r:id="rIdwltqqwgh9tqglzjgnosug">
+            <w:hyperlink w:history="1" r:id="rIdluc5gtlj4nbwird2copjk">
               <w:r>
                 <w:rPr>
                   <w:rFonts w:ascii="Arial" w:cs="Arial" w:eastAsia="Arial" w:hAnsi="Arial"/>
@@ -9928,7 +9928,7 @@
             <w:pPr>
               <w:spacing w:after="20" w:before="0"/>
             </w:pPr>
-            <w:hyperlink w:history="1" r:id="rIdnejrfkq_qkd7unevffzdt">
+            <w:hyperlink w:history="1" r:id="rId5_0l20op7oj3tchzkcmvz">
               <w:r>
                 <w:rPr>
                   <w:rFonts w:ascii="Arial" w:cs="Arial" w:eastAsia="Arial" w:hAnsi="Arial"/>
@@ -9977,7 +9977,7 @@
               <w:spacing w:after="10" w:before="0"/>
               <w:ind w:left="120"/>
             </w:pPr>
-            <w:hyperlink w:history="1" r:id="rIddr52jzb7ujg1csihdfnex">
+            <w:hyperlink w:history="1" r:id="rIdknnf56bdocwfq7hjaeofi">
               <w:r>
                 <w:rPr>
                   <w:rFonts w:ascii="Arial" w:cs="Arial" w:eastAsia="Arial" w:hAnsi="Arial"/>
@@ -10172,7 +10172,7 @@
             <w:pPr>
               <w:spacing w:after="20" w:before="0"/>
             </w:pPr>
-            <w:hyperlink w:history="1" r:id="rId8ltkkbs2gm3nrk0_00ynu">
+            <w:hyperlink w:history="1" r:id="rIdt77dhr54_bops8vjhlqhm">
               <w:r>
                 <w:rPr>
                   <w:rFonts w:ascii="Arial" w:cs="Arial" w:eastAsia="Arial" w:hAnsi="Arial"/>
@@ -10221,7 +10221,7 @@
               <w:spacing w:after="10" w:before="0"/>
               <w:ind w:left="120"/>
             </w:pPr>
-            <w:hyperlink w:history="1" r:id="rIdzvsrw5mufbzrip2c16ijh">
+            <w:hyperlink w:history="1" r:id="rIdvl2w7bz39-jyjgtzzwtzu">
               <w:r>
                 <w:rPr>
                   <w:rFonts w:ascii="Arial" w:cs="Arial" w:eastAsia="Arial" w:hAnsi="Arial"/>
@@ -10266,7 +10266,7 @@
             <w:pPr>
               <w:spacing w:after="20" w:before="0"/>
             </w:pPr>
-            <w:hyperlink w:history="1" r:id="rIddmwiwxz1tqrsnd0gx0ud5">
+            <w:hyperlink w:history="1" r:id="rIdt2ecuud3gfo1gqs-y-po2">
               <w:r>
                 <w:rPr>
                   <w:rFonts w:ascii="Arial" w:cs="Arial" w:eastAsia="Arial" w:hAnsi="Arial"/>
@@ -10315,7 +10315,7 @@
               <w:spacing w:after="10" w:before="0"/>
               <w:ind w:left="120"/>
             </w:pPr>
-            <w:hyperlink w:history="1" r:id="rIdku2uetbno1ex1ocht3o41">
+            <w:hyperlink w:history="1" r:id="rIdckb6dcnsfbmhr5jmlepxf">
               <w:r>
                 <w:rPr>
                   <w:rFonts w:ascii="Arial" w:cs="Arial" w:eastAsia="Arial" w:hAnsi="Arial"/>
@@ -10510,7 +10510,7 @@
             <w:pPr>
               <w:spacing w:after="20" w:before="0"/>
             </w:pPr>
-            <w:hyperlink w:history="1" r:id="rIdtkieplh1emqcjmwowdkdq">
+            <w:hyperlink w:history="1" r:id="rIdclmnc-4exrho0_nskgbsz">
               <w:r>
                 <w:rPr>
                   <w:rFonts w:ascii="Arial" w:cs="Arial" w:eastAsia="Arial" w:hAnsi="Arial"/>
@@ -10559,7 +10559,7 @@
               <w:spacing w:after="10" w:before="0"/>
               <w:ind w:left="120"/>
             </w:pPr>
-            <w:hyperlink w:history="1" r:id="rId7urb68rianfojscb3r-xq">
+            <w:hyperlink w:history="1" r:id="rIdvvszlwjns2w9zbmhocu4e">
               <w:r>
                 <w:rPr>
                   <w:rFonts w:ascii="Arial" w:cs="Arial" w:eastAsia="Arial" w:hAnsi="Arial"/>
@@ -10604,7 +10604,7 @@
             <w:pPr>
               <w:spacing w:after="20" w:before="0"/>
             </w:pPr>
-            <w:hyperlink w:history="1" r:id="rIdng8f-bknt9zm4scyvitu3">
+            <w:hyperlink w:history="1" r:id="rIdvmjdtne0pbaoct-7no2br">
               <w:r>
                 <w:rPr>
                   <w:rFonts w:ascii="Arial" w:cs="Arial" w:eastAsia="Arial" w:hAnsi="Arial"/>
@@ -10653,7 +10653,7 @@
               <w:spacing w:after="10" w:before="0"/>
               <w:ind w:left="120"/>
             </w:pPr>
-            <w:hyperlink w:history="1" r:id="rId5tn-fwqpf11cugqbeka6w">
+            <w:hyperlink w:history="1" r:id="rId6zuzrmhxsy0rfqict3two">
               <w:r>
                 <w:rPr>
                   <w:rFonts w:ascii="Arial" w:cs="Arial" w:eastAsia="Arial" w:hAnsi="Arial"/>
@@ -10848,7 +10848,7 @@
             <w:pPr>
               <w:spacing w:after="20" w:before="0"/>
             </w:pPr>
-            <w:hyperlink w:history="1" r:id="rId4vd7hrkmfgeff5f63rqzg">
+            <w:hyperlink w:history="1" r:id="rIdurmtifliasdsm2vwv7qef">
               <w:r>
                 <w:rPr>
                   <w:rFonts w:ascii="Arial" w:cs="Arial" w:eastAsia="Arial" w:hAnsi="Arial"/>
@@ -10897,7 +10897,7 @@
               <w:spacing w:after="10" w:before="0"/>
               <w:ind w:left="120"/>
             </w:pPr>
-            <w:hyperlink w:history="1" r:id="rIdgmmxxwnn1d7lemei7itak">
+            <w:hyperlink w:history="1" r:id="rIdp39hsrdkgb04rwavkqhy4">
               <w:r>
                 <w:rPr>
                   <w:rFonts w:ascii="Arial" w:cs="Arial" w:eastAsia="Arial" w:hAnsi="Arial"/>
@@ -10942,7 +10942,7 @@
             <w:pPr>
               <w:spacing w:after="20" w:before="0"/>
             </w:pPr>
-            <w:hyperlink w:history="1" r:id="rIdgstynl9vf4ylumbjzrulf">
+            <w:hyperlink w:history="1" r:id="rIdl1-6etputgdk1tkduapkb">
               <w:r>
                 <w:rPr>
                   <w:rFonts w:ascii="Arial" w:cs="Arial" w:eastAsia="Arial" w:hAnsi="Arial"/>
@@ -10991,7 +10991,7 @@
               <w:spacing w:after="10" w:before="0"/>
               <w:ind w:left="120"/>
             </w:pPr>
-            <w:hyperlink w:history="1" r:id="rId_oaqsksqzbwb5xjstwwjz">
+            <w:hyperlink w:history="1" r:id="rIdyaiiollpouznnhrrxhmks">
               <w:r>
                 <w:rPr>
                   <w:rFonts w:ascii="Arial" w:cs="Arial" w:eastAsia="Arial" w:hAnsi="Arial"/>
@@ -11503,7 +11503,7 @@
         </w:rPr>
         <w:t xml:space="preserve">© 2026 SeaVuria and ARES. Aligned with KICD objectives. Developed by SeaVuria; technical implementation by ARES (with AI assistance from Claude). Licensed under </w:t>
       </w:r>
-      <w:hyperlink w:history="1" r:id="rIduh1gcoaw9tufbn1venuqb">
+      <w:hyperlink w:history="1" r:id="rIdqe0olk-gcxkwv6j0wnemw">
         <w:r>
           <w:rPr>
             <w:rFonts w:ascii="Arial" w:cs="Arial" w:eastAsia="Arial" w:hAnsi="Arial"/>
@@ -11524,7 +11524,7 @@
         </w:rPr>
         <w:t xml:space="preserve"> (</w:t>
       </w:r>
-      <w:hyperlink w:history="1" r:id="rIdha-cmfon3p8bxhkpxzy3u">
+      <w:hyperlink w:history="1" r:id="rIdadf0po972ej_hnhgvrjb4">
         <w:r>
           <w:rPr>
             <w:rFonts w:ascii="Arial" w:cs="Arial" w:eastAsia="Arial" w:hAnsi="Arial"/>
@@ -12537,7 +12537,7 @@
             <w:pPr>
               <w:spacing w:after="20" w:before="0"/>
             </w:pPr>
-            <w:hyperlink w:history="1" r:id="rIdpqirkdglbi_wcabhcomjc">
+            <w:hyperlink w:history="1" r:id="rIddikq5chmvejl14vjid7-v">
               <w:r>
                 <w:rPr>
                   <w:rFonts w:ascii="Arial" w:cs="Arial" w:eastAsia="Arial" w:hAnsi="Arial"/>
@@ -12586,7 +12586,7 @@
               <w:spacing w:after="10" w:before="0"/>
               <w:ind w:left="120"/>
             </w:pPr>
-            <w:hyperlink w:history="1" r:id="rId_p1dpq9mtpgi-mzxg6z7l">
+            <w:hyperlink w:history="1" r:id="rIdpazmahcd5vuqid1btwhok">
               <w:r>
                 <w:rPr>
                   <w:rFonts w:ascii="Arial" w:cs="Arial" w:eastAsia="Arial" w:hAnsi="Arial"/>
@@ -12631,7 +12631,7 @@
             <w:pPr>
               <w:spacing w:after="20" w:before="0"/>
             </w:pPr>
-            <w:hyperlink w:history="1" r:id="rIdxxhem1iqmn-taziz30x4o">
+            <w:hyperlink w:history="1" r:id="rIdvgbnwu_zfykrvkpjlihj9">
               <w:r>
                 <w:rPr>
                   <w:rFonts w:ascii="Arial" w:cs="Arial" w:eastAsia="Arial" w:hAnsi="Arial"/>
@@ -12680,7 +12680,7 @@
               <w:spacing w:after="10" w:before="0"/>
               <w:ind w:left="120"/>
             </w:pPr>
-            <w:hyperlink w:history="1" r:id="rIdciv-_tn8gimdxfzt6v8vn">
+            <w:hyperlink w:history="1" r:id="rIdprox6uis3yus4iutcuvpm">
               <w:r>
                 <w:rPr>
                   <w:rFonts w:ascii="Arial" w:cs="Arial" w:eastAsia="Arial" w:hAnsi="Arial"/>
@@ -12875,7 +12875,7 @@
             <w:pPr>
               <w:spacing w:after="20" w:before="0"/>
             </w:pPr>
-            <w:hyperlink w:history="1" r:id="rIdkepe3ott8dxwehvd-xgks">
+            <w:hyperlink w:history="1" r:id="rId9tmbhovwbgnhemuzgrsgo">
               <w:r>
                 <w:rPr>
                   <w:rFonts w:ascii="Arial" w:cs="Arial" w:eastAsia="Arial" w:hAnsi="Arial"/>
@@ -12924,7 +12924,7 @@
               <w:spacing w:after="10" w:before="0"/>
               <w:ind w:left="120"/>
             </w:pPr>
-            <w:hyperlink w:history="1" r:id="rId19nhu1h7rse_lkse4mv4i">
+            <w:hyperlink w:history="1" r:id="rId_i0sqtrutnpr4hoxojrx1">
               <w:r>
                 <w:rPr>
                   <w:rFonts w:ascii="Arial" w:cs="Arial" w:eastAsia="Arial" w:hAnsi="Arial"/>
@@ -12969,7 +12969,7 @@
             <w:pPr>
               <w:spacing w:after="20" w:before="0"/>
             </w:pPr>
-            <w:hyperlink w:history="1" r:id="rIdz54sazef2vg30wktdjtld">
+            <w:hyperlink w:history="1" r:id="rIdfmz54gtbymzjdec1pqzte">
               <w:r>
                 <w:rPr>
                   <w:rFonts w:ascii="Arial" w:cs="Arial" w:eastAsia="Arial" w:hAnsi="Arial"/>
@@ -13018,7 +13018,7 @@
               <w:spacing w:after="10" w:before="0"/>
               <w:ind w:left="120"/>
             </w:pPr>
-            <w:hyperlink w:history="1" r:id="rIdjzhljjbrsdffojwhl6o3m">
+            <w:hyperlink w:history="1" r:id="rIdqvij0zjsdxbha-ikfngu4">
               <w:r>
                 <w:rPr>
                   <w:rFonts w:ascii="Arial" w:cs="Arial" w:eastAsia="Arial" w:hAnsi="Arial"/>
@@ -13213,7 +13213,7 @@
             <w:pPr>
               <w:spacing w:after="20" w:before="0"/>
             </w:pPr>
-            <w:hyperlink w:history="1" r:id="rIdvgilo3yybptuutbw2iwiq">
+            <w:hyperlink w:history="1" r:id="rIdyhsgpccg6rhjlidlump7x">
               <w:r>
                 <w:rPr>
                   <w:rFonts w:ascii="Arial" w:cs="Arial" w:eastAsia="Arial" w:hAnsi="Arial"/>
@@ -13262,7 +13262,7 @@
               <w:spacing w:after="10" w:before="0"/>
               <w:ind w:left="120"/>
             </w:pPr>
-            <w:hyperlink w:history="1" r:id="rIdk_wfbps-tw3cae6loic9c">
+            <w:hyperlink w:history="1" r:id="rIddymgtbrlsopupofrobap2">
               <w:r>
                 <w:rPr>
                   <w:rFonts w:ascii="Arial" w:cs="Arial" w:eastAsia="Arial" w:hAnsi="Arial"/>
@@ -13307,7 +13307,7 @@
             <w:pPr>
               <w:spacing w:after="20" w:before="0"/>
             </w:pPr>
-            <w:hyperlink w:history="1" r:id="rId1xdbmbiwwh_oxawaebyef">
+            <w:hyperlink w:history="1" r:id="rIdwgjd44j8luv7ob0sc4_b3">
               <w:r>
                 <w:rPr>
                   <w:rFonts w:ascii="Arial" w:cs="Arial" w:eastAsia="Arial" w:hAnsi="Arial"/>
@@ -13356,7 +13356,7 @@
               <w:spacing w:after="10" w:before="0"/>
               <w:ind w:left="120"/>
             </w:pPr>
-            <w:hyperlink w:history="1" r:id="rIdfwf_ntucfwqslasvdmumo">
+            <w:hyperlink w:history="1" r:id="rIdza6m1sj58794my6ahzlr8">
               <w:r>
                 <w:rPr>
                   <w:rFonts w:ascii="Arial" w:cs="Arial" w:eastAsia="Arial" w:hAnsi="Arial"/>
@@ -13551,7 +13551,7 @@
             <w:pPr>
               <w:spacing w:after="20" w:before="0"/>
             </w:pPr>
-            <w:hyperlink w:history="1" r:id="rId1cscg7hfo9fbg9gltvyzb">
+            <w:hyperlink w:history="1" r:id="rIdkdnxnan3kdibdotvjdbei">
               <w:r>
                 <w:rPr>
                   <w:rFonts w:ascii="Arial" w:cs="Arial" w:eastAsia="Arial" w:hAnsi="Arial"/>
@@ -13600,7 +13600,7 @@
               <w:spacing w:after="10" w:before="0"/>
               <w:ind w:left="120"/>
             </w:pPr>
-            <w:hyperlink w:history="1" r:id="rIdd2ksg0m0rxkiehg6pwdwh">
+            <w:hyperlink w:history="1" r:id="rIdip2rkhyog5x3utvo5dpls">
               <w:r>
                 <w:rPr>
                   <w:rFonts w:ascii="Arial" w:cs="Arial" w:eastAsia="Arial" w:hAnsi="Arial"/>
@@ -13645,7 +13645,7 @@
             <w:pPr>
               <w:spacing w:after="20" w:before="0"/>
             </w:pPr>
-            <w:hyperlink w:history="1" r:id="rIda1j_ov-5mvxiug6ilzkd9">
+            <w:hyperlink w:history="1" r:id="rIdt_gbhowxokc_bcmbyku9f">
               <w:r>
                 <w:rPr>
                   <w:rFonts w:ascii="Arial" w:cs="Arial" w:eastAsia="Arial" w:hAnsi="Arial"/>
@@ -13694,7 +13694,7 @@
               <w:spacing w:after="10" w:before="0"/>
               <w:ind w:left="120"/>
             </w:pPr>
-            <w:hyperlink w:history="1" r:id="rIds4o5lkiiz8hqelsw7gn-e">
+            <w:hyperlink w:history="1" r:id="rIdtdghelyk8-1dvfds7zkj-">
               <w:r>
                 <w:rPr>
                   <w:rFonts w:ascii="Arial" w:cs="Arial" w:eastAsia="Arial" w:hAnsi="Arial"/>
@@ -13889,7 +13889,7 @@
             <w:pPr>
               <w:spacing w:after="20" w:before="0"/>
             </w:pPr>
-            <w:hyperlink w:history="1" r:id="rId9zkzpinjnnq1tuxy45_wr">
+            <w:hyperlink w:history="1" r:id="rIdhamkhwyljqi-krm8l0qad">
               <w:r>
                 <w:rPr>
                   <w:rFonts w:ascii="Arial" w:cs="Arial" w:eastAsia="Arial" w:hAnsi="Arial"/>
@@ -13938,7 +13938,7 @@
               <w:spacing w:after="10" w:before="0"/>
               <w:ind w:left="120"/>
             </w:pPr>
-            <w:hyperlink w:history="1" r:id="rIdfnsprwz-cqo5-zd5eevbz">
+            <w:hyperlink w:history="1" r:id="rIdfgynmfuv9nvqnrayjydbi">
               <w:r>
                 <w:rPr>
                   <w:rFonts w:ascii="Arial" w:cs="Arial" w:eastAsia="Arial" w:hAnsi="Arial"/>
@@ -13983,7 +13983,7 @@
             <w:pPr>
               <w:spacing w:after="20" w:before="0"/>
             </w:pPr>
-            <w:hyperlink w:history="1" r:id="rIdr2lfx1hzb14nyrd3ozjad">
+            <w:hyperlink w:history="1" r:id="rId7_mhf3zut-54xnvmhyspv">
               <w:r>
                 <w:rPr>
                   <w:rFonts w:ascii="Arial" w:cs="Arial" w:eastAsia="Arial" w:hAnsi="Arial"/>
@@ -14032,7 +14032,7 @@
               <w:spacing w:after="10" w:before="0"/>
               <w:ind w:left="120"/>
             </w:pPr>
-            <w:hyperlink w:history="1" r:id="rId8tlo9r59hssnyoltwcxg-">
+            <w:hyperlink w:history="1" r:id="rId1erj-o5qep8yhowhddtkc">
               <w:r>
                 <w:rPr>
                   <w:rFonts w:ascii="Arial" w:cs="Arial" w:eastAsia="Arial" w:hAnsi="Arial"/>
@@ -14544,7 +14544,7 @@
         </w:rPr>
         <w:t xml:space="preserve">© 2026 SeaVuria and ARES. Aligned with KICD objectives. Developed by SeaVuria; technical implementation by ARES (with AI assistance from Claude). Licensed under </w:t>
       </w:r>
-      <w:hyperlink w:history="1" r:id="rIdmehcvktkizwvuc5k5swgf">
+      <w:hyperlink w:history="1" r:id="rIdw_t2z6mi9mq0bx3ygtdh6">
         <w:r>
           <w:rPr>
             <w:rFonts w:ascii="Arial" w:cs="Arial" w:eastAsia="Arial" w:hAnsi="Arial"/>
@@ -14565,7 +14565,7 @@
         </w:rPr>
         <w:t xml:space="preserve"> (</w:t>
       </w:r>
-      <w:hyperlink w:history="1" r:id="rId3h2xpk8i0jaydoncbccgf">
+      <w:hyperlink w:history="1" r:id="rIdtzbrqvxqa4-xnfhc4r22c">
         <w:r>
           <w:rPr>
             <w:rFonts w:ascii="Arial" w:cs="Arial" w:eastAsia="Arial" w:hAnsi="Arial"/>
@@ -15578,7 +15578,7 @@
             <w:pPr>
               <w:spacing w:after="20" w:before="0"/>
             </w:pPr>
-            <w:hyperlink w:history="1" r:id="rIdmf5kvw-2o-blo6nv_4bv1">
+            <w:hyperlink w:history="1" r:id="rIduognpf3drtafocsduqk_l">
               <w:r>
                 <w:rPr>
                   <w:rFonts w:ascii="Arial" w:cs="Arial" w:eastAsia="Arial" w:hAnsi="Arial"/>
@@ -15611,7 +15611,7 @@
               <w:spacing w:after="10" w:before="0"/>
               <w:ind w:left="120"/>
             </w:pPr>
-            <w:hyperlink w:history="1" r:id="rIdh8l2dgnnkvjo-lr0mabd3">
+            <w:hyperlink w:history="1" r:id="rIdupkigaeah4jktdlesht-s">
               <w:r>
                 <w:rPr>
                   <w:rFonts w:ascii="Arial" w:cs="Arial" w:eastAsia="Arial" w:hAnsi="Arial"/>
@@ -15656,7 +15656,7 @@
             <w:pPr>
               <w:spacing w:after="20" w:before="0"/>
             </w:pPr>
-            <w:hyperlink w:history="1" r:id="rIdalizbhuejpfjcdfcapbav">
+            <w:hyperlink w:history="1" r:id="rIdx_apbdjtpaspl3i1codbm">
               <w:r>
                 <w:rPr>
                   <w:rFonts w:ascii="Arial" w:cs="Arial" w:eastAsia="Arial" w:hAnsi="Arial"/>
@@ -15689,7 +15689,7 @@
               <w:spacing w:after="10" w:before="0"/>
               <w:ind w:left="120"/>
             </w:pPr>
-            <w:hyperlink w:history="1" r:id="rIdzmbwc_g6nyccrpdnqca2d">
+            <w:hyperlink w:history="1" r:id="rIdq8rg9fqwovsb8-c5lhrub">
               <w:r>
                 <w:rPr>
                   <w:rFonts w:ascii="Arial" w:cs="Arial" w:eastAsia="Arial" w:hAnsi="Arial"/>
@@ -15884,7 +15884,7 @@
             <w:pPr>
               <w:spacing w:after="20" w:before="0"/>
             </w:pPr>
-            <w:hyperlink w:history="1" r:id="rIdefu6tcr-aa1zottbe2fzj">
+            <w:hyperlink w:history="1" r:id="rIdrkhmjuiydpjxh6yppl95a">
               <w:r>
                 <w:rPr>
                   <w:rFonts w:ascii="Arial" w:cs="Arial" w:eastAsia="Arial" w:hAnsi="Arial"/>
@@ -15917,7 +15917,7 @@
               <w:spacing w:after="10" w:before="0"/>
               <w:ind w:left="120"/>
             </w:pPr>
-            <w:hyperlink w:history="1" r:id="rIdsdleafsqazmrdbpvxdabc">
+            <w:hyperlink w:history="1" r:id="rId5hgvxh8iu3v0fwwglrfc-">
               <w:r>
                 <w:rPr>
                   <w:rFonts w:ascii="Arial" w:cs="Arial" w:eastAsia="Arial" w:hAnsi="Arial"/>
@@ -15962,7 +15962,7 @@
             <w:pPr>
               <w:spacing w:after="20" w:before="0"/>
             </w:pPr>
-            <w:hyperlink w:history="1" r:id="rIdxhbnskwvxcjvlehpifyxe">
+            <w:hyperlink w:history="1" r:id="rIdpur7x402opmqlt_2hhfqm">
               <w:r>
                 <w:rPr>
                   <w:rFonts w:ascii="Arial" w:cs="Arial" w:eastAsia="Arial" w:hAnsi="Arial"/>
@@ -15995,7 +15995,7 @@
               <w:spacing w:after="10" w:before="0"/>
               <w:ind w:left="120"/>
             </w:pPr>
-            <w:hyperlink w:history="1" r:id="rIdmvej1bg89v1-lzhfoykgs">
+            <w:hyperlink w:history="1" r:id="rIdea9ynr0mvlwkdezvqtckp">
               <w:r>
                 <w:rPr>
                   <w:rFonts w:ascii="Arial" w:cs="Arial" w:eastAsia="Arial" w:hAnsi="Arial"/>
@@ -16190,7 +16190,7 @@
             <w:pPr>
               <w:spacing w:after="20" w:before="0"/>
             </w:pPr>
-            <w:hyperlink w:history="1" r:id="rIdcevz8qmwn8bz2e1-bymyu">
+            <w:hyperlink w:history="1" r:id="rIdh3480eelm07ppjvv2dfpi">
               <w:r>
                 <w:rPr>
                   <w:rFonts w:ascii="Arial" w:cs="Arial" w:eastAsia="Arial" w:hAnsi="Arial"/>
@@ -16223,7 +16223,7 @@
               <w:spacing w:after="10" w:before="0"/>
               <w:ind w:left="120"/>
             </w:pPr>
-            <w:hyperlink w:history="1" r:id="rIdugmga_djhaxfdhdfc2vv3">
+            <w:hyperlink w:history="1" r:id="rIdvdfhgv1qxn3xptcpzdq1y">
               <w:r>
                 <w:rPr>
                   <w:rFonts w:ascii="Arial" w:cs="Arial" w:eastAsia="Arial" w:hAnsi="Arial"/>
@@ -16268,7 +16268,7 @@
             <w:pPr>
               <w:spacing w:after="20" w:before="0"/>
             </w:pPr>
-            <w:hyperlink w:history="1" r:id="rIdvbx5yuqbjkyr9bmd9xci8">
+            <w:hyperlink w:history="1" r:id="rIdraurypvimrliyqvesaoan">
               <w:r>
                 <w:rPr>
                   <w:rFonts w:ascii="Arial" w:cs="Arial" w:eastAsia="Arial" w:hAnsi="Arial"/>
@@ -16301,7 +16301,7 @@
               <w:spacing w:after="10" w:before="0"/>
               <w:ind w:left="120"/>
             </w:pPr>
-            <w:hyperlink w:history="1" r:id="rIdhd4l-ddxaj4gzne4jtwdi">
+            <w:hyperlink w:history="1" r:id="rId1axcgue6ylrmmjllf_g7u">
               <w:r>
                 <w:rPr>
                   <w:rFonts w:ascii="Arial" w:cs="Arial" w:eastAsia="Arial" w:hAnsi="Arial"/>
@@ -16496,7 +16496,7 @@
             <w:pPr>
               <w:spacing w:after="20" w:before="0"/>
             </w:pPr>
-            <w:hyperlink w:history="1" r:id="rId_31eexgg-c3dgt9ety_s3">
+            <w:hyperlink w:history="1" r:id="rIdbifn9uvn1-xxiqmr3guaa">
               <w:r>
                 <w:rPr>
                   <w:rFonts w:ascii="Arial" w:cs="Arial" w:eastAsia="Arial" w:hAnsi="Arial"/>
@@ -16529,7 +16529,7 @@
               <w:spacing w:after="10" w:before="0"/>
               <w:ind w:left="120"/>
             </w:pPr>
-            <w:hyperlink w:history="1" r:id="rIdeqtawvxshgiglg11u2vnv">
+            <w:hyperlink w:history="1" r:id="rIdcsoe7snxq7-3hklgqyxd3">
               <w:r>
                 <w:rPr>
                   <w:rFonts w:ascii="Arial" w:cs="Arial" w:eastAsia="Arial" w:hAnsi="Arial"/>
@@ -16574,7 +16574,7 @@
             <w:pPr>
               <w:spacing w:after="20" w:before="0"/>
             </w:pPr>
-            <w:hyperlink w:history="1" r:id="rIdlfbx2kuyt4jh9gq4her5c">
+            <w:hyperlink w:history="1" r:id="rIdnvq9tigr9seykkbj0o0he">
               <w:r>
                 <w:rPr>
                   <w:rFonts w:ascii="Arial" w:cs="Arial" w:eastAsia="Arial" w:hAnsi="Arial"/>
@@ -16607,7 +16607,7 @@
               <w:spacing w:after="10" w:before="0"/>
               <w:ind w:left="120"/>
             </w:pPr>
-            <w:hyperlink w:history="1" r:id="rIdy-k2psamozysnzn-tises">
+            <w:hyperlink w:history="1" r:id="rIdg6qqg1oky-idvo6jkmdgi">
               <w:r>
                 <w:rPr>
                   <w:rFonts w:ascii="Arial" w:cs="Arial" w:eastAsia="Arial" w:hAnsi="Arial"/>
@@ -16802,7 +16802,7 @@
             <w:pPr>
               <w:spacing w:after="20" w:before="0"/>
             </w:pPr>
-            <w:hyperlink w:history="1" r:id="rIdgsy7afaomq7qudtevuzo8">
+            <w:hyperlink w:history="1" r:id="rIdujhlocf8b78pkpqyryrq0">
               <w:r>
                 <w:rPr>
                   <w:rFonts w:ascii="Arial" w:cs="Arial" w:eastAsia="Arial" w:hAnsi="Arial"/>
@@ -16835,7 +16835,7 @@
               <w:spacing w:after="10" w:before="0"/>
               <w:ind w:left="120"/>
             </w:pPr>
-            <w:hyperlink w:history="1" r:id="rIdnou5g-_dgbm8mn52qon1f">
+            <w:hyperlink w:history="1" r:id="rIddyx2brb3vqxcwhutknecv">
               <w:r>
                 <w:rPr>
                   <w:rFonts w:ascii="Arial" w:cs="Arial" w:eastAsia="Arial" w:hAnsi="Arial"/>
@@ -16880,7 +16880,7 @@
             <w:pPr>
               <w:spacing w:after="20" w:before="0"/>
             </w:pPr>
-            <w:hyperlink w:history="1" r:id="rId1ujrucwqrk9n3jnjyonmb">
+            <w:hyperlink w:history="1" r:id="rIdl0ctbfpu_lvjlnc-a2qpb">
               <w:r>
                 <w:rPr>
                   <w:rFonts w:ascii="Arial" w:cs="Arial" w:eastAsia="Arial" w:hAnsi="Arial"/>
@@ -16913,7 +16913,7 @@
               <w:spacing w:after="10" w:before="0"/>
               <w:ind w:left="120"/>
             </w:pPr>
-            <w:hyperlink w:history="1" r:id="rIdh86hv5lhayhg9yigekgao">
+            <w:hyperlink w:history="1" r:id="rIddwf7jgebcbgnigvl56snw">
               <w:r>
                 <w:rPr>
                   <w:rFonts w:ascii="Arial" w:cs="Arial" w:eastAsia="Arial" w:hAnsi="Arial"/>
@@ -17539,7 +17539,7 @@
         </w:rPr>
         <w:t xml:space="preserve">© 2026 SeaVuria and ARES. Aligned with KICD objectives. Developed by SeaVuria; technical implementation by ARES (with AI assistance from Claude). Licensed under </w:t>
       </w:r>
-      <w:hyperlink w:history="1" r:id="rIdz6srrimc-fpckak-h_s4m">
+      <w:hyperlink w:history="1" r:id="rId9kcusdhvfsxird_fdy0if">
         <w:r>
           <w:rPr>
             <w:rFonts w:ascii="Arial" w:cs="Arial" w:eastAsia="Arial" w:hAnsi="Arial"/>
@@ -17560,7 +17560,7 @@
         </w:rPr>
         <w:t xml:space="preserve"> (</w:t>
       </w:r>
-      <w:hyperlink w:history="1" r:id="rIdota5zzzftlackd4alxmyx">
+      <w:hyperlink w:history="1" r:id="rId-cvju51ia6swoa7wkbls5">
         <w:r>
           <w:rPr>
             <w:rFonts w:ascii="Arial" w:cs="Arial" w:eastAsia="Arial" w:hAnsi="Arial"/>
@@ -18573,7 +18573,7 @@
             <w:pPr>
               <w:spacing w:after="20" w:before="0"/>
             </w:pPr>
-            <w:hyperlink w:history="1" r:id="rIdtwues20d6pr3j3uknwfpf">
+            <w:hyperlink w:history="1" r:id="rId8cdbknu-hfd5ud0hm4vot">
               <w:r>
                 <w:rPr>
                   <w:rFonts w:ascii="Arial" w:cs="Arial" w:eastAsia="Arial" w:hAnsi="Arial"/>
@@ -18606,7 +18606,7 @@
               <w:spacing w:after="10" w:before="0"/>
               <w:ind w:left="120"/>
             </w:pPr>
-            <w:hyperlink w:history="1" r:id="rIdc5s3xyptdtl5zor8ppoj0">
+            <w:hyperlink w:history="1" r:id="rIduhyhxzauzjsyta8lvci_j">
               <w:r>
                 <w:rPr>
                   <w:rFonts w:ascii="Arial" w:cs="Arial" w:eastAsia="Arial" w:hAnsi="Arial"/>
@@ -18651,7 +18651,7 @@
             <w:pPr>
               <w:spacing w:after="20" w:before="0"/>
             </w:pPr>
-            <w:hyperlink w:history="1" r:id="rId9dddpvxhaw80ldjifa9gq">
+            <w:hyperlink w:history="1" r:id="rIdovhuiw8nzzohmbqawl8uy">
               <w:r>
                 <w:rPr>
                   <w:rFonts w:ascii="Arial" w:cs="Arial" w:eastAsia="Arial" w:hAnsi="Arial"/>
@@ -18684,7 +18684,7 @@
               <w:spacing w:after="10" w:before="0"/>
               <w:ind w:left="120"/>
             </w:pPr>
-            <w:hyperlink w:history="1" r:id="rIdqllm6ftw0hprhxswvdfqy">
+            <w:hyperlink w:history="1" r:id="rIdu9xmxg0-ssjeujy4osuxd">
               <w:r>
                 <w:rPr>
                   <w:rFonts w:ascii="Arial" w:cs="Arial" w:eastAsia="Arial" w:hAnsi="Arial"/>
@@ -18879,7 +18879,7 @@
             <w:pPr>
               <w:spacing w:after="20" w:before="0"/>
             </w:pPr>
-            <w:hyperlink w:history="1" r:id="rIdxrqeq1fydi7ii6gga0tov">
+            <w:hyperlink w:history="1" r:id="rIdmfxurstbwfvnotgvs8xiu">
               <w:r>
                 <w:rPr>
                   <w:rFonts w:ascii="Arial" w:cs="Arial" w:eastAsia="Arial" w:hAnsi="Arial"/>
@@ -18912,7 +18912,7 @@
               <w:spacing w:after="10" w:before="0"/>
               <w:ind w:left="120"/>
             </w:pPr>
-            <w:hyperlink w:history="1" r:id="rIdoplu6ve6wyulzg665yoyp">
+            <w:hyperlink w:history="1" r:id="rIdeyopzeg_gdyvzuh6hu6qu">
               <w:r>
                 <w:rPr>
                   <w:rFonts w:ascii="Arial" w:cs="Arial" w:eastAsia="Arial" w:hAnsi="Arial"/>
@@ -18957,7 +18957,7 @@
             <w:pPr>
               <w:spacing w:after="20" w:before="0"/>
             </w:pPr>
-            <w:hyperlink w:history="1" r:id="rIdmayrmsgmzfdakunib5wdu">
+            <w:hyperlink w:history="1" r:id="rIdbtbsh4jneng-nkf05ntzg">
               <w:r>
                 <w:rPr>
                   <w:rFonts w:ascii="Arial" w:cs="Arial" w:eastAsia="Arial" w:hAnsi="Arial"/>
@@ -18990,7 +18990,7 @@
               <w:spacing w:after="10" w:before="0"/>
               <w:ind w:left="120"/>
             </w:pPr>
-            <w:hyperlink w:history="1" r:id="rIdvievsfmd155c7tqrxuoqc">
+            <w:hyperlink w:history="1" r:id="rIdfmutvah53qgcihljrc2nd">
               <w:r>
                 <w:rPr>
                   <w:rFonts w:ascii="Arial" w:cs="Arial" w:eastAsia="Arial" w:hAnsi="Arial"/>
@@ -19185,7 +19185,7 @@
             <w:pPr>
               <w:spacing w:after="20" w:before="0"/>
             </w:pPr>
-            <w:hyperlink w:history="1" r:id="rIdllrtd8hw4hxu8vdzdau0j">
+            <w:hyperlink w:history="1" r:id="rIdtvjwjz-rnii6_2h9etukj">
               <w:r>
                 <w:rPr>
                   <w:rFonts w:ascii="Arial" w:cs="Arial" w:eastAsia="Arial" w:hAnsi="Arial"/>
@@ -19234,7 +19234,7 @@
               <w:spacing w:after="10" w:before="0"/>
               <w:ind w:left="120"/>
             </w:pPr>
-            <w:hyperlink w:history="1" r:id="rIdue0vzl9k2rgrbq7kaie-1">
+            <w:hyperlink w:history="1" r:id="rIdjkhx0hx_rylunya7anodz">
               <w:r>
                 <w:rPr>
                   <w:rFonts w:ascii="Arial" w:cs="Arial" w:eastAsia="Arial" w:hAnsi="Arial"/>
@@ -19279,7 +19279,7 @@
             <w:pPr>
               <w:spacing w:after="20" w:before="0"/>
             </w:pPr>
-            <w:hyperlink w:history="1" r:id="rIdflp7pw3a0cvga_77neagf">
+            <w:hyperlink w:history="1" r:id="rIdfqowbs8dnayd76ziq1uyw">
               <w:r>
                 <w:rPr>
                   <w:rFonts w:ascii="Arial" w:cs="Arial" w:eastAsia="Arial" w:hAnsi="Arial"/>
@@ -19312,7 +19312,7 @@
               <w:spacing w:after="10" w:before="0"/>
               <w:ind w:left="120"/>
             </w:pPr>
-            <w:hyperlink w:history="1" r:id="rIdaafy4svfjlmxs1yzbyske">
+            <w:hyperlink w:history="1" r:id="rIdqo2mv_8lxk-fgjv7oxwo2">
               <w:r>
                 <w:rPr>
                   <w:rFonts w:ascii="Arial" w:cs="Arial" w:eastAsia="Arial" w:hAnsi="Arial"/>
@@ -19507,7 +19507,7 @@
             <w:pPr>
               <w:spacing w:after="20" w:before="0"/>
             </w:pPr>
-            <w:hyperlink w:history="1" r:id="rIdid-8ljabg7sn4zs161kjk">
+            <w:hyperlink w:history="1" r:id="rIdftvk6phje060gguyl_arb">
               <w:r>
                 <w:rPr>
                   <w:rFonts w:ascii="Arial" w:cs="Arial" w:eastAsia="Arial" w:hAnsi="Arial"/>
@@ -19556,7 +19556,7 @@
               <w:spacing w:after="10" w:before="0"/>
               <w:ind w:left="120"/>
             </w:pPr>
-            <w:hyperlink w:history="1" r:id="rIdrlw_jsa1iu_8hdrsjb_3f">
+            <w:hyperlink w:history="1" r:id="rId3yt4xkxu_qnhj1tk5fm6j">
               <w:r>
                 <w:rPr>
                   <w:rFonts w:ascii="Arial" w:cs="Arial" w:eastAsia="Arial" w:hAnsi="Arial"/>
@@ -19601,7 +19601,7 @@
             <w:pPr>
               <w:spacing w:after="20" w:before="0"/>
             </w:pPr>
-            <w:hyperlink w:history="1" r:id="rIdupxxafbqwzuk7iwamzibk">
+            <w:hyperlink w:history="1" r:id="rIda31tb6w8ligcdjuausrbo">
               <w:r>
                 <w:rPr>
                   <w:rFonts w:ascii="Arial" w:cs="Arial" w:eastAsia="Arial" w:hAnsi="Arial"/>
@@ -19634,7 +19634,7 @@
               <w:spacing w:after="10" w:before="0"/>
               <w:ind w:left="120"/>
             </w:pPr>
-            <w:hyperlink w:history="1" r:id="rIdd_6vvotdjyaky5tem1qly">
+            <w:hyperlink w:history="1" r:id="rIdsqptnvfvutaygqkhqd5er">
               <w:r>
                 <w:rPr>
                   <w:rFonts w:ascii="Arial" w:cs="Arial" w:eastAsia="Arial" w:hAnsi="Arial"/>
@@ -19829,7 +19829,7 @@
             <w:pPr>
               <w:spacing w:after="20" w:before="0"/>
             </w:pPr>
-            <w:hyperlink w:history="1" r:id="rId11kn3hxxpvft-tunbuzq8">
+            <w:hyperlink w:history="1" r:id="rIdsqjx4euxl-4fd_xhllifh">
               <w:r>
                 <w:rPr>
                   <w:rFonts w:ascii="Arial" w:cs="Arial" w:eastAsia="Arial" w:hAnsi="Arial"/>
@@ -19878,7 +19878,7 @@
               <w:spacing w:after="10" w:before="0"/>
               <w:ind w:left="120"/>
             </w:pPr>
-            <w:hyperlink w:history="1" r:id="rIdd5zyhc7vd7ej8hckiglap">
+            <w:hyperlink w:history="1" r:id="rIdntt67a_8iv5nmyqv2qkxj">
               <w:r>
                 <w:rPr>
                   <w:rFonts w:ascii="Arial" w:cs="Arial" w:eastAsia="Arial" w:hAnsi="Arial"/>
@@ -19923,7 +19923,7 @@
             <w:pPr>
               <w:spacing w:after="20" w:before="0"/>
             </w:pPr>
-            <w:hyperlink w:history="1" r:id="rIdz2vq4gfpyn4lvn8n2qcra">
+            <w:hyperlink w:history="1" r:id="rIdd4yjklg-qn5fyhjcfx6h2">
               <w:r>
                 <w:rPr>
                   <w:rFonts w:ascii="Arial" w:cs="Arial" w:eastAsia="Arial" w:hAnsi="Arial"/>
@@ -19956,7 +19956,7 @@
               <w:spacing w:after="10" w:before="0"/>
               <w:ind w:left="120"/>
             </w:pPr>
-            <w:hyperlink w:history="1" r:id="rIdd1notiex15v5gvrkgkpwp">
+            <w:hyperlink w:history="1" r:id="rIdb5thlavd5kgnma8ny_jt0">
               <w:r>
                 <w:rPr>
                   <w:rFonts w:ascii="Arial" w:cs="Arial" w:eastAsia="Arial" w:hAnsi="Arial"/>
@@ -20468,7 +20468,7 @@
         </w:rPr>
         <w:t xml:space="preserve">© 2026 SeaVuria and ARES. Aligned with KICD objectives. Developed by SeaVuria; technical implementation by ARES (with AI assistance from Claude). Licensed under </w:t>
       </w:r>
-      <w:hyperlink w:history="1" r:id="rId3sytdpwaa7hbms0aulopy">
+      <w:hyperlink w:history="1" r:id="rIdhhwlobpv_l8ln4ierc3nh">
         <w:r>
           <w:rPr>
             <w:rFonts w:ascii="Arial" w:cs="Arial" w:eastAsia="Arial" w:hAnsi="Arial"/>
@@ -20489,7 +20489,7 @@
         </w:rPr>
         <w:t xml:space="preserve"> (</w:t>
       </w:r>
-      <w:hyperlink w:history="1" r:id="rIdn5usehc5z77kdgriwwnz6">
+      <w:hyperlink w:history="1" r:id="rIdyyksfgwo_wisjdhupqpm7">
         <w:r>
           <w:rPr>
             <w:rFonts w:ascii="Arial" w:cs="Arial" w:eastAsia="Arial" w:hAnsi="Arial"/>
@@ -21503,7 +21503,7 @@
             <w:pPr>
               <w:spacing w:after="20" w:before="0"/>
             </w:pPr>
-            <w:hyperlink w:history="1" r:id="rIdabdcwhrfaevmvcxjpirk6">
+            <w:hyperlink w:history="1" r:id="rId0kfggkwlwtvkie1d7yzvo">
               <w:r>
                 <w:rPr>
                   <w:rFonts w:ascii="Arial" w:cs="Arial" w:eastAsia="Arial" w:hAnsi="Arial"/>
@@ -21536,7 +21536,7 @@
               <w:spacing w:after="10" w:before="0"/>
               <w:ind w:left="120"/>
             </w:pPr>
-            <w:hyperlink w:history="1" r:id="rIdt3q2hvr9ivv9sc3ju3d1i">
+            <w:hyperlink w:history="1" r:id="rId_mpj2ngydc3pg7brayun8">
               <w:r>
                 <w:rPr>
                   <w:rFonts w:ascii="Arial" w:cs="Arial" w:eastAsia="Arial" w:hAnsi="Arial"/>
@@ -21581,7 +21581,7 @@
             <w:pPr>
               <w:spacing w:after="20" w:before="0"/>
             </w:pPr>
-            <w:hyperlink w:history="1" r:id="rIdg-i5ario9nijzxabi5klo">
+            <w:hyperlink w:history="1" r:id="rId5aw6mt5dd8ul4ciypbqwt">
               <w:r>
                 <w:rPr>
                   <w:rFonts w:ascii="Arial" w:cs="Arial" w:eastAsia="Arial" w:hAnsi="Arial"/>
@@ -21614,7 +21614,7 @@
               <w:spacing w:after="10" w:before="0"/>
               <w:ind w:left="120"/>
             </w:pPr>
-            <w:hyperlink w:history="1" r:id="rIdfuaednmdl8d9p0qxq4ylx">
+            <w:hyperlink w:history="1" r:id="rIdv6-idis3ujsowl1uvr_tq">
               <w:r>
                 <w:rPr>
                   <w:rFonts w:ascii="Arial" w:cs="Arial" w:eastAsia="Arial" w:hAnsi="Arial"/>
@@ -21885,7 +21885,7 @@
             <w:pPr>
               <w:spacing w:after="20" w:before="0"/>
             </w:pPr>
-            <w:hyperlink w:history="1" r:id="rIdtn1521pzcinv4gzwe_pjt">
+            <w:hyperlink w:history="1" r:id="rIdk-_ixrs1kemm7qn0v6hcf">
               <w:r>
                 <w:rPr>
                   <w:rFonts w:ascii="Arial" w:cs="Arial" w:eastAsia="Arial" w:hAnsi="Arial"/>
@@ -21918,7 +21918,7 @@
               <w:spacing w:after="10" w:before="0"/>
               <w:ind w:left="120"/>
             </w:pPr>
-            <w:hyperlink w:history="1" r:id="rIdqmoo4vf0scndmacxcwjcv">
+            <w:hyperlink w:history="1" r:id="rId6jjsrmny9ycfxxt_vwwjj">
               <w:r>
                 <w:rPr>
                   <w:rFonts w:ascii="Arial" w:cs="Arial" w:eastAsia="Arial" w:hAnsi="Arial"/>
@@ -21963,7 +21963,7 @@
             <w:pPr>
               <w:spacing w:after="20" w:before="0"/>
             </w:pPr>
-            <w:hyperlink w:history="1" r:id="rIdirpy7rcj0okhx-1qcksdn">
+            <w:hyperlink w:history="1" r:id="rIdzrvw4n3tp9o6deggyo_fz">
               <w:r>
                 <w:rPr>
                   <w:rFonts w:ascii="Arial" w:cs="Arial" w:eastAsia="Arial" w:hAnsi="Arial"/>
@@ -21996,7 +21996,7 @@
               <w:spacing w:after="10" w:before="0"/>
               <w:ind w:left="120"/>
             </w:pPr>
-            <w:hyperlink w:history="1" r:id="rIdf0rkvv_pki11rzhp-xxpp">
+            <w:hyperlink w:history="1" r:id="rId9aop0mftrhvwnb9ziynko">
               <w:r>
                 <w:rPr>
                   <w:rFonts w:ascii="Arial" w:cs="Arial" w:eastAsia="Arial" w:hAnsi="Arial"/>
@@ -22495,7 +22495,7 @@
             <w:pPr>
               <w:spacing w:after="20" w:before="0"/>
             </w:pPr>
-            <w:hyperlink w:history="1" r:id="rIdw4mxxot_5bhhu-2s6glsg">
+            <w:hyperlink w:history="1" r:id="rId31dw3fwemz6jzcdrdjaqf">
               <w:r>
                 <w:rPr>
                   <w:rFonts w:ascii="Arial" w:cs="Arial" w:eastAsia="Arial" w:hAnsi="Arial"/>
@@ -22528,7 +22528,7 @@
               <w:spacing w:after="10" w:before="0"/>
               <w:ind w:left="120"/>
             </w:pPr>
-            <w:hyperlink w:history="1" r:id="rIdxkivegt2bbe2cbygemngq">
+            <w:hyperlink w:history="1" r:id="rIdonb_38zc3-ayf8hrv1s3e">
               <w:r>
                 <w:rPr>
                   <w:rFonts w:ascii="Arial" w:cs="Arial" w:eastAsia="Arial" w:hAnsi="Arial"/>
@@ -22573,7 +22573,7 @@
             <w:pPr>
               <w:spacing w:after="20" w:before="0"/>
             </w:pPr>
-            <w:hyperlink w:history="1" r:id="rId0zpi3ixq74c1h0re93rln">
+            <w:hyperlink w:history="1" r:id="rIdc1w7rsqlb_gz7kfqzxzj9">
               <w:r>
                 <w:rPr>
                   <w:rFonts w:ascii="Arial" w:cs="Arial" w:eastAsia="Arial" w:hAnsi="Arial"/>
@@ -22622,7 +22622,7 @@
               <w:spacing w:after="10" w:before="0"/>
               <w:ind w:left="120"/>
             </w:pPr>
-            <w:hyperlink w:history="1" r:id="rIdtr6zjskpsd1y-93msozbc">
+            <w:hyperlink w:history="1" r:id="rIdat4k0l0vldvmuzt01-n99">
               <w:r>
                 <w:rPr>
                   <w:rFonts w:ascii="Arial" w:cs="Arial" w:eastAsia="Arial" w:hAnsi="Arial"/>
@@ -22893,7 +22893,7 @@
             <w:pPr>
               <w:spacing w:after="20" w:before="0"/>
             </w:pPr>
-            <w:hyperlink w:history="1" r:id="rId-afohhlwtllwt8-pou3lz">
+            <w:hyperlink w:history="1" r:id="rIdbkelsxake5bt9p-3zhun0">
               <w:r>
                 <w:rPr>
                   <w:rFonts w:ascii="Arial" w:cs="Arial" w:eastAsia="Arial" w:hAnsi="Arial"/>
@@ -22926,7 +22926,7 @@
               <w:spacing w:after="10" w:before="0"/>
               <w:ind w:left="120"/>
             </w:pPr>
-            <w:hyperlink w:history="1" r:id="rId2xbxumqzzdqqhetxu-ms_">
+            <w:hyperlink w:history="1" r:id="rIdc6yd9ydafbcgdafuokrmf">
               <w:r>
                 <w:rPr>
                   <w:rFonts w:ascii="Arial" w:cs="Arial" w:eastAsia="Arial" w:hAnsi="Arial"/>
@@ -22971,7 +22971,7 @@
             <w:pPr>
               <w:spacing w:after="20" w:before="0"/>
             </w:pPr>
-            <w:hyperlink w:history="1" r:id="rIdie3vbvtjamsvwd9auf-yl">
+            <w:hyperlink w:history="1" r:id="rIdhbbsm8x9dkzuney98umzq">
               <w:r>
                 <w:rPr>
                   <w:rFonts w:ascii="Arial" w:cs="Arial" w:eastAsia="Arial" w:hAnsi="Arial"/>
@@ -23020,7 +23020,7 @@
               <w:spacing w:after="10" w:before="0"/>
               <w:ind w:left="120"/>
             </w:pPr>
-            <w:hyperlink w:history="1" r:id="rIdb-io8ev4xpgp4vltkywv_">
+            <w:hyperlink w:history="1" r:id="rIdfdwytn44t_sm7k5jehhro">
               <w:r>
                 <w:rPr>
                   <w:rFonts w:ascii="Arial" w:cs="Arial" w:eastAsia="Arial" w:hAnsi="Arial"/>
@@ -23291,7 +23291,7 @@
             <w:pPr>
               <w:spacing w:after="20" w:before="0"/>
             </w:pPr>
-            <w:hyperlink w:history="1" r:id="rIdafimduakwtdwxu5-vaxag">
+            <w:hyperlink w:history="1" r:id="rIdnq0eaowiuwcvuxdkhlcu8">
               <w:r>
                 <w:rPr>
                   <w:rFonts w:ascii="Arial" w:cs="Arial" w:eastAsia="Arial" w:hAnsi="Arial"/>
@@ -23340,7 +23340,7 @@
               <w:spacing w:after="10" w:before="0"/>
               <w:ind w:left="120"/>
             </w:pPr>
-            <w:hyperlink w:history="1" r:id="rIdj3go2rmqii8kjojbfytsn">
+            <w:hyperlink w:history="1" r:id="rIdhcbz0hpkd_krjxufwm3u4">
               <w:r>
                 <w:rPr>
                   <w:rFonts w:ascii="Arial" w:cs="Arial" w:eastAsia="Arial" w:hAnsi="Arial"/>
@@ -23385,7 +23385,7 @@
             <w:pPr>
               <w:spacing w:after="20" w:before="0"/>
             </w:pPr>
-            <w:hyperlink w:history="1" r:id="rId-48r4178pqnqj0vtm8goq">
+            <w:hyperlink w:history="1" r:id="rIdwpgfmmejhxasnodtjtjnu">
               <w:r>
                 <w:rPr>
                   <w:rFonts w:ascii="Arial" w:cs="Arial" w:eastAsia="Arial" w:hAnsi="Arial"/>
@@ -23434,7 +23434,7 @@
               <w:spacing w:after="10" w:before="0"/>
               <w:ind w:left="120"/>
             </w:pPr>
-            <w:hyperlink w:history="1" r:id="rIdecjnnwadyahl05x5-etku">
+            <w:hyperlink w:history="1" r:id="rIdzg9j3w3lw9x4rw0-nl2da">
               <w:r>
                 <w:rPr>
                   <w:rFonts w:ascii="Arial" w:cs="Arial" w:eastAsia="Arial" w:hAnsi="Arial"/>
@@ -24060,7 +24060,7 @@
         </w:rPr>
         <w:t xml:space="preserve">© 2026 SeaVuria and ARES. Aligned with KICD objectives. Developed by SeaVuria; technical implementation by ARES (with AI assistance from Claude). Licensed under </w:t>
       </w:r>
-      <w:hyperlink w:history="1" r:id="rId8e8sgezlmixuowihlpqlg">
+      <w:hyperlink w:history="1" r:id="rIdyjtfcgm6lfbzytynruu8a">
         <w:r>
           <w:rPr>
             <w:rFonts w:ascii="Arial" w:cs="Arial" w:eastAsia="Arial" w:hAnsi="Arial"/>
@@ -24081,7 +24081,7 @@
         </w:rPr>
         <w:t xml:space="preserve"> (</w:t>
       </w:r>
-      <w:hyperlink w:history="1" r:id="rIdhbehrcytbd8ot5hfq7lkh">
+      <w:hyperlink w:history="1" r:id="rIdyax78vqz16vjdkzymvjyk">
         <w:r>
           <w:rPr>
             <w:rFonts w:ascii="Arial" w:cs="Arial" w:eastAsia="Arial" w:hAnsi="Arial"/>
@@ -25094,7 +25094,7 @@
             <w:pPr>
               <w:spacing w:after="20" w:before="0"/>
             </w:pPr>
-            <w:hyperlink w:history="1" r:id="rIdsdytcrpu-o-vur3r9zdwl">
+            <w:hyperlink w:history="1" r:id="rIdfa9pmlehuau0th44ddnzv">
               <w:r>
                 <w:rPr>
                   <w:rFonts w:ascii="Arial" w:cs="Arial" w:eastAsia="Arial" w:hAnsi="Arial"/>
@@ -25143,7 +25143,7 @@
               <w:spacing w:after="10" w:before="0"/>
               <w:ind w:left="120"/>
             </w:pPr>
-            <w:hyperlink w:history="1" r:id="rId_uuk_hjifwemrojpluw7s">
+            <w:hyperlink w:history="1" r:id="rIdgh_hscelmdzk9z22dgalm">
               <w:r>
                 <w:rPr>
                   <w:rFonts w:ascii="Arial" w:cs="Arial" w:eastAsia="Arial" w:hAnsi="Arial"/>
@@ -25188,7 +25188,7 @@
             <w:pPr>
               <w:spacing w:after="20" w:before="0"/>
             </w:pPr>
-            <w:hyperlink w:history="1" r:id="rIdex9ebj_nk0ahwmalrjq2g">
+            <w:hyperlink w:history="1" r:id="rIdeonzcgfqaplv-ow0bybbn">
               <w:r>
                 <w:rPr>
                   <w:rFonts w:ascii="Arial" w:cs="Arial" w:eastAsia="Arial" w:hAnsi="Arial"/>
@@ -25237,7 +25237,7 @@
               <w:spacing w:after="10" w:before="0"/>
               <w:ind w:left="120"/>
             </w:pPr>
-            <w:hyperlink w:history="1" r:id="rIdcebzadm7_i6xpqq9ayaet">
+            <w:hyperlink w:history="1" r:id="rId8mp6vh38v0rsh2kvtwhzt">
               <w:r>
                 <w:rPr>
                   <w:rFonts w:ascii="Arial" w:cs="Arial" w:eastAsia="Arial" w:hAnsi="Arial"/>
@@ -25432,7 +25432,7 @@
             <w:pPr>
               <w:spacing w:after="20" w:before="0"/>
             </w:pPr>
-            <w:hyperlink w:history="1" r:id="rIdpavwfkz3khjmt4omyv9yp">
+            <w:hyperlink w:history="1" r:id="rIdpiugpohhxviy1tctc3k7o">
               <w:r>
                 <w:rPr>
                   <w:rFonts w:ascii="Arial" w:cs="Arial" w:eastAsia="Arial" w:hAnsi="Arial"/>
@@ -25481,7 +25481,7 @@
               <w:spacing w:after="10" w:before="0"/>
               <w:ind w:left="120"/>
             </w:pPr>
-            <w:hyperlink w:history="1" r:id="rId8fei0ivhukh2jiypbpeo3">
+            <w:hyperlink w:history="1" r:id="rId38zyoldz4k78kiicuvgv7">
               <w:r>
                 <w:rPr>
                   <w:rFonts w:ascii="Arial" w:cs="Arial" w:eastAsia="Arial" w:hAnsi="Arial"/>
@@ -25526,7 +25526,7 @@
             <w:pPr>
               <w:spacing w:after="20" w:before="0"/>
             </w:pPr>
-            <w:hyperlink w:history="1" r:id="rId3ddmg_4wbihk7nlamkred">
+            <w:hyperlink w:history="1" r:id="rIdrlgqwekxmlghrjyn1oglv">
               <w:r>
                 <w:rPr>
                   <w:rFonts w:ascii="Arial" w:cs="Arial" w:eastAsia="Arial" w:hAnsi="Arial"/>
@@ -25575,7 +25575,7 @@
               <w:spacing w:after="10" w:before="0"/>
               <w:ind w:left="120"/>
             </w:pPr>
-            <w:hyperlink w:history="1" r:id="rIdl-qqfa5nez5jhy0f4crls">
+            <w:hyperlink w:history="1" r:id="rIdunkjulx7mjajzf804zy9d">
               <w:r>
                 <w:rPr>
                   <w:rFonts w:ascii="Arial" w:cs="Arial" w:eastAsia="Arial" w:hAnsi="Arial"/>
@@ -25770,7 +25770,7 @@
             <w:pPr>
               <w:spacing w:after="20" w:before="0"/>
             </w:pPr>
-            <w:hyperlink w:history="1" r:id="rId3tgy0dylyr9gscelfgqua">
+            <w:hyperlink w:history="1" r:id="rIduffeyaw8qqf4bq0riegks">
               <w:r>
                 <w:rPr>
                   <w:rFonts w:ascii="Arial" w:cs="Arial" w:eastAsia="Arial" w:hAnsi="Arial"/>
@@ -25819,7 +25819,7 @@
               <w:spacing w:after="10" w:before="0"/>
               <w:ind w:left="120"/>
             </w:pPr>
-            <w:hyperlink w:history="1" r:id="rIdvgsx8btzj_p83k2bfbclb">
+            <w:hyperlink w:history="1" r:id="rId_pe01dkawxl8bjscws4z3">
               <w:r>
                 <w:rPr>
                   <w:rFonts w:ascii="Arial" w:cs="Arial" w:eastAsia="Arial" w:hAnsi="Arial"/>
@@ -25864,7 +25864,7 @@
             <w:pPr>
               <w:spacing w:after="20" w:before="0"/>
             </w:pPr>
-            <w:hyperlink w:history="1" r:id="rId61atnegodquvinick9jq5">
+            <w:hyperlink w:history="1" r:id="rIdfzkevb-snbmhdwkwbpire">
               <w:r>
                 <w:rPr>
                   <w:rFonts w:ascii="Arial" w:cs="Arial" w:eastAsia="Arial" w:hAnsi="Arial"/>
@@ -25913,7 +25913,7 @@
               <w:spacing w:after="10" w:before="0"/>
               <w:ind w:left="120"/>
             </w:pPr>
-            <w:hyperlink w:history="1" r:id="rIdrf0fawxiipgywr9xng603">
+            <w:hyperlink w:history="1" r:id="rIdli0xcgsgwke3dpwsf_ryu">
               <w:r>
                 <w:rPr>
                   <w:rFonts w:ascii="Arial" w:cs="Arial" w:eastAsia="Arial" w:hAnsi="Arial"/>
@@ -26108,7 +26108,7 @@
             <w:pPr>
               <w:spacing w:after="20" w:before="0"/>
             </w:pPr>
-            <w:hyperlink w:history="1" r:id="rId1czfd_mzyvzjmsmktuwrv">
+            <w:hyperlink w:history="1" r:id="rIdw4tv2c0kxxataqifkjbp6">
               <w:r>
                 <w:rPr>
                   <w:rFonts w:ascii="Arial" w:cs="Arial" w:eastAsia="Arial" w:hAnsi="Arial"/>
@@ -26157,7 +26157,7 @@
               <w:spacing w:after="10" w:before="0"/>
               <w:ind w:left="120"/>
             </w:pPr>
-            <w:hyperlink w:history="1" r:id="rIdakhniq5tr-bu1lsu-kkfb">
+            <w:hyperlink w:history="1" r:id="rIddvorcr_4rs0aerq0q1kxa">
               <w:r>
                 <w:rPr>
                   <w:rFonts w:ascii="Arial" w:cs="Arial" w:eastAsia="Arial" w:hAnsi="Arial"/>
@@ -26202,7 +26202,7 @@
             <w:pPr>
               <w:spacing w:after="20" w:before="0"/>
             </w:pPr>
-            <w:hyperlink w:history="1" r:id="rIdqjdi9ooa1403iucrrdzrv">
+            <w:hyperlink w:history="1" r:id="rIdeyl4w2fpmaryj0ewhban0">
               <w:r>
                 <w:rPr>
                   <w:rFonts w:ascii="Arial" w:cs="Arial" w:eastAsia="Arial" w:hAnsi="Arial"/>
@@ -26251,7 +26251,7 @@
               <w:spacing w:after="10" w:before="0"/>
               <w:ind w:left="120"/>
             </w:pPr>
-            <w:hyperlink w:history="1" r:id="rId2kzfotdjaix4zk_la3kny">
+            <w:hyperlink w:history="1" r:id="rIdy34cnzqbhek9k96lucymk">
               <w:r>
                 <w:rPr>
                   <w:rFonts w:ascii="Arial" w:cs="Arial" w:eastAsia="Arial" w:hAnsi="Arial"/>
@@ -26446,7 +26446,7 @@
             <w:pPr>
               <w:spacing w:after="20" w:before="0"/>
             </w:pPr>
-            <w:hyperlink w:history="1" r:id="rId_dkgi-8qyyu5ujopbm7xz">
+            <w:hyperlink w:history="1" r:id="rIdpdhm9ovtgx5vd7jtwhxah">
               <w:r>
                 <w:rPr>
                   <w:rFonts w:ascii="Arial" w:cs="Arial" w:eastAsia="Arial" w:hAnsi="Arial"/>
@@ -26495,7 +26495,7 @@
               <w:spacing w:after="10" w:before="0"/>
               <w:ind w:left="120"/>
             </w:pPr>
-            <w:hyperlink w:history="1" r:id="rIdqyauuxiar6ethexel0aol">
+            <w:hyperlink w:history="1" r:id="rIdhdlelxbvxiebwt2uc4ou1">
               <w:r>
                 <w:rPr>
                   <w:rFonts w:ascii="Arial" w:cs="Arial" w:eastAsia="Arial" w:hAnsi="Arial"/>
@@ -26540,7 +26540,7 @@
             <w:pPr>
               <w:spacing w:after="20" w:before="0"/>
             </w:pPr>
-            <w:hyperlink w:history="1" r:id="rIdfyqlunruxrgbdgshdluyy">
+            <w:hyperlink w:history="1" r:id="rIdichk22mtdavnb2yvc90gc">
               <w:r>
                 <w:rPr>
                   <w:rFonts w:ascii="Arial" w:cs="Arial" w:eastAsia="Arial" w:hAnsi="Arial"/>
@@ -26589,7 +26589,7 @@
               <w:spacing w:after="10" w:before="0"/>
               <w:ind w:left="120"/>
             </w:pPr>
-            <w:hyperlink w:history="1" r:id="rIdjit0kopfmutzuvsj_naob">
+            <w:hyperlink w:history="1" r:id="rIdlisaqj-zgv6odba8gbwvj">
               <w:r>
                 <w:rPr>
                   <w:rFonts w:ascii="Arial" w:cs="Arial" w:eastAsia="Arial" w:hAnsi="Arial"/>
@@ -27101,7 +27101,7 @@
         </w:rPr>
         <w:t xml:space="preserve">© 2026 SeaVuria and ARES. Aligned with KICD objectives. Developed by SeaVuria; technical implementation by ARES (with AI assistance from Claude). Licensed under </w:t>
       </w:r>
-      <w:hyperlink w:history="1" r:id="rId15rct9uy6_ns5vql-jgho">
+      <w:hyperlink w:history="1" r:id="rIdq6f56xdsb5b4yronzbxqa">
         <w:r>
           <w:rPr>
             <w:rFonts w:ascii="Arial" w:cs="Arial" w:eastAsia="Arial" w:hAnsi="Arial"/>
@@ -27122,7 +27122,7 @@
         </w:rPr>
         <w:t xml:space="preserve"> (</w:t>
       </w:r>
-      <w:hyperlink w:history="1" r:id="rIdhszso0hyx1ff6fnzajt1l">
+      <w:hyperlink w:history="1" r:id="rIda4tnzil_4cq0kvigmzkk8">
         <w:r>
           <w:rPr>
             <w:rFonts w:ascii="Arial" w:cs="Arial" w:eastAsia="Arial" w:hAnsi="Arial"/>
@@ -28152,7 +28152,7 @@
               <w:spacing w:after="10" w:before="0"/>
               <w:ind w:left="120"/>
             </w:pPr>
-            <w:hyperlink w:history="1" r:id="rIdajgxzbzzpsx3tqpuo-0uk">
+            <w:hyperlink w:history="1" r:id="rIdgqltvgom4q2gl89ymioc2">
               <w:r>
                 <w:rPr>
                   <w:rFonts w:ascii="Arial" w:cs="Arial" w:eastAsia="Arial" w:hAnsi="Arial"/>
@@ -28229,7 +28229,7 @@
               <w:spacing w:after="10" w:before="0"/>
               <w:ind w:left="120"/>
             </w:pPr>
-            <w:hyperlink w:history="1" r:id="rIdetfvlrcymble5ekexa4k6">
+            <w:hyperlink w:history="1" r:id="rIdiz8ksvanefn_ppz7r91lh">
               <w:r>
                 <w:rPr>
                   <w:rFonts w:ascii="Arial" w:cs="Arial" w:eastAsia="Arial" w:hAnsi="Arial"/>
@@ -28456,7 +28456,7 @@
               <w:spacing w:after="10" w:before="0"/>
               <w:ind w:left="120"/>
             </w:pPr>
-            <w:hyperlink w:history="1" r:id="rIdg9l_qwdn-lljvbjfjayey">
+            <w:hyperlink w:history="1" r:id="rIdbmsqsuhbeysfs1qkka8j0">
               <w:r>
                 <w:rPr>
                   <w:rFonts w:ascii="Arial" w:cs="Arial" w:eastAsia="Arial" w:hAnsi="Arial"/>
@@ -28533,7 +28533,7 @@
               <w:spacing w:after="10" w:before="0"/>
               <w:ind w:left="120"/>
             </w:pPr>
-            <w:hyperlink w:history="1" r:id="rId_v3jifdwi3c_8k5shajg0">
+            <w:hyperlink w:history="1" r:id="rIdj_swpse_pjtftoj-rshb4">
               <w:r>
                 <w:rPr>
                   <w:rFonts w:ascii="Arial" w:cs="Arial" w:eastAsia="Arial" w:hAnsi="Arial"/>
@@ -28760,7 +28760,7 @@
               <w:spacing w:after="10" w:before="0"/>
               <w:ind w:left="120"/>
             </w:pPr>
-            <w:hyperlink w:history="1" r:id="rIdj_nsvdsvpdqyebxuwkjwf">
+            <w:hyperlink w:history="1" r:id="rIdigqrz_bgy7obc9xsyq_9j">
               <w:r>
                 <w:rPr>
                   <w:rFonts w:ascii="Arial" w:cs="Arial" w:eastAsia="Arial" w:hAnsi="Arial"/>
@@ -28837,7 +28837,7 @@
               <w:spacing w:after="10" w:before="0"/>
               <w:ind w:left="120"/>
             </w:pPr>
-            <w:hyperlink w:history="1" r:id="rIdoz6f6kelcwld8wkmrt2is">
+            <w:hyperlink w:history="1" r:id="rIdkjoochuots_49cvbmeqfb">
               <w:r>
                 <w:rPr>
                   <w:rFonts w:ascii="Arial" w:cs="Arial" w:eastAsia="Arial" w:hAnsi="Arial"/>
@@ -29064,7 +29064,7 @@
               <w:spacing w:after="10" w:before="0"/>
               <w:ind w:left="120"/>
             </w:pPr>
-            <w:hyperlink w:history="1" r:id="rIdy8qshtw3w7hv5ckeymmq2">
+            <w:hyperlink w:history="1" r:id="rIdkyykkkzoeuexsfj9yyfjo">
               <w:r>
                 <w:rPr>
                   <w:rFonts w:ascii="Arial" w:cs="Arial" w:eastAsia="Arial" w:hAnsi="Arial"/>
@@ -29141,7 +29141,7 @@
               <w:spacing w:after="10" w:before="0"/>
               <w:ind w:left="120"/>
             </w:pPr>
-            <w:hyperlink w:history="1" r:id="rIdvfdjr1x22yc3eon58txox">
+            <w:hyperlink w:history="1" r:id="rIdlpr-myymflj30gv7zsdsg">
               <w:r>
                 <w:rPr>
                   <w:rFonts w:ascii="Arial" w:cs="Arial" w:eastAsia="Arial" w:hAnsi="Arial"/>
@@ -29368,7 +29368,7 @@
               <w:spacing w:after="10" w:before="0"/>
               <w:ind w:left="120"/>
             </w:pPr>
-            <w:hyperlink w:history="1" r:id="rIdocdtrjxzvcua2lz5nxy76">
+            <w:hyperlink w:history="1" r:id="rIdk-tefquknfl0scxi58vye">
               <w:r>
                 <w:rPr>
                   <w:rFonts w:ascii="Arial" w:cs="Arial" w:eastAsia="Arial" w:hAnsi="Arial"/>
@@ -29445,7 +29445,7 @@
               <w:spacing w:after="10" w:before="0"/>
               <w:ind w:left="120"/>
             </w:pPr>
-            <w:hyperlink w:history="1" r:id="rIdrfj2iw_ak2zk8rirax4jy">
+            <w:hyperlink w:history="1" r:id="rIdcaobzid_gtphgkitvarxj">
               <w:r>
                 <w:rPr>
                   <w:rFonts w:ascii="Arial" w:cs="Arial" w:eastAsia="Arial" w:hAnsi="Arial"/>
@@ -29972,7 +29972,7 @@
         </w:rPr>
         <w:t xml:space="preserve">© 2026 SeaVuria and ARES. Aligned with KICD objectives. Developed by SeaVuria; technical implementation by ARES (with AI assistance from Claude). Licensed under </w:t>
       </w:r>
-      <w:hyperlink w:history="1" r:id="rIdpt-dvuihkhkkrjhj2mize">
+      <w:hyperlink w:history="1" r:id="rIdgurirdt5vzkgj7efbuxyj">
         <w:r>
           <w:rPr>
             <w:rFonts w:ascii="Arial" w:cs="Arial" w:eastAsia="Arial" w:hAnsi="Arial"/>
@@ -29993,7 +29993,7 @@
         </w:rPr>
         <w:t xml:space="preserve"> (</w:t>
       </w:r>
-      <w:hyperlink w:history="1" r:id="rIdoq3y4evkj7rgcagp2inf9">
+      <w:hyperlink w:history="1" r:id="rIdj-wx3xggrqk3jfxel4xdf">
         <w:r>
           <w:rPr>
             <w:rFonts w:ascii="Arial" w:cs="Arial" w:eastAsia="Arial" w:hAnsi="Arial"/>
@@ -31006,7 +31006,7 @@
             <w:pPr>
               <w:spacing w:after="20" w:before="0"/>
             </w:pPr>
-            <w:hyperlink w:history="1" r:id="rIdrodm5eygd_w5zqcszzlht">
+            <w:hyperlink w:history="1" r:id="rId5olrtbokzq5q0rr9tsj7e">
               <w:r>
                 <w:rPr>
                   <w:rFonts w:ascii="Arial" w:cs="Arial" w:eastAsia="Arial" w:hAnsi="Arial"/>
@@ -31039,7 +31039,7 @@
               <w:spacing w:after="10" w:before="0"/>
               <w:ind w:left="120"/>
             </w:pPr>
-            <w:hyperlink w:history="1" r:id="rIdq49-bicyhkrnxyzcorygo">
+            <w:hyperlink w:history="1" r:id="rIdlz9dtr-q15qc5maopaeje">
               <w:r>
                 <w:rPr>
                   <w:rFonts w:ascii="Arial" w:cs="Arial" w:eastAsia="Arial" w:hAnsi="Arial"/>
@@ -31084,7 +31084,7 @@
             <w:pPr>
               <w:spacing w:after="20" w:before="0"/>
             </w:pPr>
-            <w:hyperlink w:history="1" r:id="rIdvstuftlo41m4e0dwbxorq">
+            <w:hyperlink w:history="1" r:id="rIdiu-jt71xhidu_a1ft1cj7">
               <w:r>
                 <w:rPr>
                   <w:rFonts w:ascii="Arial" w:cs="Arial" w:eastAsia="Arial" w:hAnsi="Arial"/>
@@ -31117,7 +31117,7 @@
               <w:spacing w:after="10" w:before="0"/>
               <w:ind w:left="120"/>
             </w:pPr>
-            <w:hyperlink w:history="1" r:id="rIdd5zmfl7mdqqw0av1b6ym8">
+            <w:hyperlink w:history="1" r:id="rIdrnckwkn3arg5m85zvq6id">
               <w:r>
                 <w:rPr>
                   <w:rFonts w:ascii="Arial" w:cs="Arial" w:eastAsia="Arial" w:hAnsi="Arial"/>
@@ -31312,7 +31312,7 @@
             <w:pPr>
               <w:spacing w:after="20" w:before="0"/>
             </w:pPr>
-            <w:hyperlink w:history="1" r:id="rIdcho-wx6v3rskofxm_j1oa">
+            <w:hyperlink w:history="1" r:id="rIdrdl3avor5vhx9orly1vza">
               <w:r>
                 <w:rPr>
                   <w:rFonts w:ascii="Arial" w:cs="Arial" w:eastAsia="Arial" w:hAnsi="Arial"/>
@@ -31345,7 +31345,7 @@
               <w:spacing w:after="10" w:before="0"/>
               <w:ind w:left="120"/>
             </w:pPr>
-            <w:hyperlink w:history="1" r:id="rIdoyxokj3vtaiatagflebin">
+            <w:hyperlink w:history="1" r:id="rIdcgzw0v29yik5yjlx7imit">
               <w:r>
                 <w:rPr>
                   <w:rFonts w:ascii="Arial" w:cs="Arial" w:eastAsia="Arial" w:hAnsi="Arial"/>
@@ -31390,7 +31390,7 @@
             <w:pPr>
               <w:spacing w:after="20" w:before="0"/>
             </w:pPr>
-            <w:hyperlink w:history="1" r:id="rIdx09hzwlc2iqj43u24v3bn">
+            <w:hyperlink w:history="1" r:id="rId_-gofjxguitwknojcyotx">
               <w:r>
                 <w:rPr>
                   <w:rFonts w:ascii="Arial" w:cs="Arial" w:eastAsia="Arial" w:hAnsi="Arial"/>
@@ -31423,7 +31423,7 @@
               <w:spacing w:after="10" w:before="0"/>
               <w:ind w:left="120"/>
             </w:pPr>
-            <w:hyperlink w:history="1" r:id="rIdljzj5qzqkq6qdygq5a5af">
+            <w:hyperlink w:history="1" r:id="rId3ogv5uoibpb4w1ohts7vt">
               <w:r>
                 <w:rPr>
                   <w:rFonts w:ascii="Arial" w:cs="Arial" w:eastAsia="Arial" w:hAnsi="Arial"/>
@@ -31618,7 +31618,7 @@
             <w:pPr>
               <w:spacing w:after="20" w:before="0"/>
             </w:pPr>
-            <w:hyperlink w:history="1" r:id="rIdpod90eeup0ymqmg1n-zwj">
+            <w:hyperlink w:history="1" r:id="rId30wgdhv1q6qnqgtvw5mn1">
               <w:r>
                 <w:rPr>
                   <w:rFonts w:ascii="Arial" w:cs="Arial" w:eastAsia="Arial" w:hAnsi="Arial"/>
@@ -31667,7 +31667,7 @@
               <w:spacing w:after="10" w:before="0"/>
               <w:ind w:left="120"/>
             </w:pPr>
-            <w:hyperlink w:history="1" r:id="rIddeudox6ocnl1rgwy25liu">
+            <w:hyperlink w:history="1" r:id="rId-2nw4n7s40lkvgnsdiepk">
               <w:r>
                 <w:rPr>
                   <w:rFonts w:ascii="Arial" w:cs="Arial" w:eastAsia="Arial" w:hAnsi="Arial"/>
@@ -31712,7 +31712,7 @@
             <w:pPr>
               <w:spacing w:after="20" w:before="0"/>
             </w:pPr>
-            <w:hyperlink w:history="1" r:id="rId2aiflyr25i7lgaph_nk-b">
+            <w:hyperlink w:history="1" r:id="rIdkcnbb_yxumwojo7srprjn">
               <w:r>
                 <w:rPr>
                   <w:rFonts w:ascii="Arial" w:cs="Arial" w:eastAsia="Arial" w:hAnsi="Arial"/>
@@ -31745,7 +31745,7 @@
               <w:spacing w:after="10" w:before="0"/>
               <w:ind w:left="120"/>
             </w:pPr>
-            <w:hyperlink w:history="1" r:id="rId1u4oa6lfbmdjf4ib-hss1">
+            <w:hyperlink w:history="1" r:id="rId6xnm-4hyxl_y59it15mb9">
               <w:r>
                 <w:rPr>
                   <w:rFonts w:ascii="Arial" w:cs="Arial" w:eastAsia="Arial" w:hAnsi="Arial"/>
@@ -31940,7 +31940,7 @@
             <w:pPr>
               <w:spacing w:after="20" w:before="0"/>
             </w:pPr>
-            <w:hyperlink w:history="1" r:id="rIdzc3pkjglqwshtf0deo0hg">
+            <w:hyperlink w:history="1" r:id="rIdm7_mglzjs1wvmi-ziwblz">
               <w:r>
                 <w:rPr>
                   <w:rFonts w:ascii="Arial" w:cs="Arial" w:eastAsia="Arial" w:hAnsi="Arial"/>
@@ -31989,7 +31989,7 @@
               <w:spacing w:after="10" w:before="0"/>
               <w:ind w:left="120"/>
             </w:pPr>
-            <w:hyperlink w:history="1" r:id="rIdfdoxoxwmoxrgokz1mqu58">
+            <w:hyperlink w:history="1" r:id="rIdb8dkymsdlxbaafjk1qqwx">
               <w:r>
                 <w:rPr>
                   <w:rFonts w:ascii="Arial" w:cs="Arial" w:eastAsia="Arial" w:hAnsi="Arial"/>
@@ -32034,7 +32034,7 @@
             <w:pPr>
               <w:spacing w:after="20" w:before="0"/>
             </w:pPr>
-            <w:hyperlink w:history="1" r:id="rIdv-wackmt7jabudqn3a956">
+            <w:hyperlink w:history="1" r:id="rIdlixjpkr9fdkthvs6qrcan">
               <w:r>
                 <w:rPr>
                   <w:rFonts w:ascii="Arial" w:cs="Arial" w:eastAsia="Arial" w:hAnsi="Arial"/>
@@ -32067,7 +32067,7 @@
               <w:spacing w:after="10" w:before="0"/>
               <w:ind w:left="120"/>
             </w:pPr>
-            <w:hyperlink w:history="1" r:id="rIdqdiuldghftl26jq8s11xu">
+            <w:hyperlink w:history="1" r:id="rIdvpi5m77sv4nhtnygpqh-k">
               <w:r>
                 <w:rPr>
                   <w:rFonts w:ascii="Arial" w:cs="Arial" w:eastAsia="Arial" w:hAnsi="Arial"/>
@@ -32262,7 +32262,7 @@
             <w:pPr>
               <w:spacing w:after="20" w:before="0"/>
             </w:pPr>
-            <w:hyperlink w:history="1" r:id="rIdeubleog8abkaaxul1o_yt">
+            <w:hyperlink w:history="1" r:id="rIdeezln_jvjtwwke_i0pg7h">
               <w:r>
                 <w:rPr>
                   <w:rFonts w:ascii="Arial" w:cs="Arial" w:eastAsia="Arial" w:hAnsi="Arial"/>
@@ -32311,7 +32311,7 @@
               <w:spacing w:after="10" w:before="0"/>
               <w:ind w:left="120"/>
             </w:pPr>
-            <w:hyperlink w:history="1" r:id="rId9jyzior8y9toswpc19fag">
+            <w:hyperlink w:history="1" r:id="rIds7nd_dgdjdzmvilrz77zj">
               <w:r>
                 <w:rPr>
                   <w:rFonts w:ascii="Arial" w:cs="Arial" w:eastAsia="Arial" w:hAnsi="Arial"/>
@@ -32356,7 +32356,7 @@
             <w:pPr>
               <w:spacing w:after="20" w:before="0"/>
             </w:pPr>
-            <w:hyperlink w:history="1" r:id="rId96x6xzy3zcvedappy7kc0">
+            <w:hyperlink w:history="1" r:id="rId-cpgszvnc0nqlg27bwrg_">
               <w:r>
                 <w:rPr>
                   <w:rFonts w:ascii="Arial" w:cs="Arial" w:eastAsia="Arial" w:hAnsi="Arial"/>
@@ -32405,7 +32405,7 @@
               <w:spacing w:after="10" w:before="0"/>
               <w:ind w:left="120"/>
             </w:pPr>
-            <w:hyperlink w:history="1" r:id="rIdxdodbxpmuzqqtoit8kwyf">
+            <w:hyperlink w:history="1" r:id="rIdd1r3_7rikrd2cyvgdwldi">
               <w:r>
                 <w:rPr>
                   <w:rFonts w:ascii="Arial" w:cs="Arial" w:eastAsia="Arial" w:hAnsi="Arial"/>
@@ -32917,7 +32917,7 @@
         </w:rPr>
         <w:t xml:space="preserve">© 2026 SeaVuria and ARES. Aligned with KICD objectives. Developed by SeaVuria; technical implementation by ARES (with AI assistance from Claude). Licensed under </w:t>
       </w:r>
-      <w:hyperlink w:history="1" r:id="rIdrvavm2x4tn2incvkk8-ij">
+      <w:hyperlink w:history="1" r:id="rId8wgwcrfj8ug4trvannlac">
         <w:r>
           <w:rPr>
             <w:rFonts w:ascii="Arial" w:cs="Arial" w:eastAsia="Arial" w:hAnsi="Arial"/>
@@ -32938,7 +32938,7 @@
         </w:rPr>
         <w:t xml:space="preserve"> (</w:t>
       </w:r>
-      <w:hyperlink w:history="1" r:id="rIdecdh0tmgicyr9fyjqsnpf">
+      <w:hyperlink w:history="1" r:id="rIdanxw3ahysefambmlaoykf">
         <w:r>
           <w:rPr>
             <w:rFonts w:ascii="Arial" w:cs="Arial" w:eastAsia="Arial" w:hAnsi="Arial"/>

--- a/data/outputs/v2/Biology/SS2.1_Plant_Nutrition/Biology_Plant_Nutrition_CBE_LessonSequence.docx
+++ b/data/outputs/v2/Biology/SS2.1_Plant_Nutrition/Biology_Plant_Nutrition_CBE_LessonSequence.docx
@@ -2559,7 +2559,7 @@
         </w:rPr>
         <w:t xml:space="preserve">© 2026 SeaVuria and ARES. This work is licensed under a </w:t>
       </w:r>
-      <w:hyperlink w:history="1" r:id="rIdkvniiybww00rmcensjvpq">
+      <w:hyperlink w:history="1" r:id="rIdzr4tjq1dy3vk_dhqxzd1a">
         <w:r>
           <w:rPr>
             <w:rFonts w:ascii="Arial" w:cs="Arial" w:eastAsia="Arial" w:hAnsi="Arial"/>
@@ -2579,7 +2579,7 @@
         </w:rPr>
         <w:t xml:space="preserve"> (</w:t>
       </w:r>
-      <w:hyperlink w:history="1" r:id="rIdfjutlbxv1lm7ya_hrbzx_">
+      <w:hyperlink w:history="1" r:id="rIdapgdwjmchyijjb0fj1pt4">
         <w:r>
           <w:rPr>
             <w:rFonts w:ascii="Arial" w:cs="Arial" w:eastAsia="Arial" w:hAnsi="Arial"/>
@@ -2599,7 +2599,7 @@
         </w:rPr>
         <w:t xml:space="preserve">). To view a copy of this license, visit </w:t>
       </w:r>
-      <w:hyperlink w:history="1" r:id="rIdrrsgns62tqulciaysjmtj">
+      <w:hyperlink w:history="1" r:id="rId_8zi52uiclqtb1jnyqbfd">
         <w:r>
           <w:rPr>
             <w:rFonts w:ascii="Arial" w:cs="Arial" w:eastAsia="Arial" w:hAnsi="Arial"/>
@@ -3611,7 +3611,7 @@
             <w:pPr>
               <w:spacing w:after="20" w:before="0"/>
             </w:pPr>
-            <w:hyperlink w:history="1" r:id="rIdlwhqjhl9ev8xsofv1uyab">
+            <w:hyperlink w:history="1" r:id="rId0wv4mnaekv0fqeu0cbju7">
               <w:r>
                 <w:rPr>
                   <w:rFonts w:ascii="Arial" w:cs="Arial" w:eastAsia="Arial" w:hAnsi="Arial"/>
@@ -3660,7 +3660,7 @@
               <w:spacing w:after="10" w:before="0"/>
               <w:ind w:left="120"/>
             </w:pPr>
-            <w:hyperlink w:history="1" r:id="rIdqa-dc_ge5urmqzucafnj7">
+            <w:hyperlink w:history="1" r:id="rIdbik00djnpcds7__yxwlfu">
               <w:r>
                 <w:rPr>
                   <w:rFonts w:ascii="Arial" w:cs="Arial" w:eastAsia="Arial" w:hAnsi="Arial"/>
@@ -3722,7 +3722,7 @@
               <w:spacing w:after="10" w:before="0"/>
               <w:ind w:left="120"/>
             </w:pPr>
-            <w:hyperlink w:history="1" r:id="rIdg1dv22fktduih84y0oz6s">
+            <w:hyperlink w:history="1" r:id="rIdj8kg1vr7h12m259uc3vfw">
               <w:r>
                 <w:rPr>
                   <w:rFonts w:ascii="Arial" w:cs="Arial" w:eastAsia="Arial" w:hAnsi="Arial"/>
@@ -3932,7 +3932,7 @@
             <w:pPr>
               <w:spacing w:after="20" w:before="0"/>
             </w:pPr>
-            <w:hyperlink w:history="1" r:id="rIdsq94glr-vbsyneylsl7te">
+            <w:hyperlink w:history="1" r:id="rIdzlvcdoxu-e0ktqz5raqlf">
               <w:r>
                 <w:rPr>
                   <w:rFonts w:ascii="Arial" w:cs="Arial" w:eastAsia="Arial" w:hAnsi="Arial"/>
@@ -3981,7 +3981,7 @@
               <w:spacing w:after="10" w:before="0"/>
               <w:ind w:left="120"/>
             </w:pPr>
-            <w:hyperlink w:history="1" r:id="rIdojzwqnhindkc7dh1gn9rt">
+            <w:hyperlink w:history="1" r:id="rIdix7arsntax6s-otohixrt">
               <w:r>
                 <w:rPr>
                   <w:rFonts w:ascii="Arial" w:cs="Arial" w:eastAsia="Arial" w:hAnsi="Arial"/>
@@ -4043,7 +4043,7 @@
               <w:spacing w:after="10" w:before="0"/>
               <w:ind w:left="120"/>
             </w:pPr>
-            <w:hyperlink w:history="1" r:id="rIdkynmcc7r_p6zakr_y8lmq">
+            <w:hyperlink w:history="1" r:id="rId29sursggpzsrfdsrv2bcm">
               <w:r>
                 <w:rPr>
                   <w:rFonts w:ascii="Arial" w:cs="Arial" w:eastAsia="Arial" w:hAnsi="Arial"/>
@@ -4253,7 +4253,7 @@
             <w:pPr>
               <w:spacing w:after="20" w:before="0"/>
             </w:pPr>
-            <w:hyperlink w:history="1" r:id="rIdozhsqklgp8n6qaqy3j7v5">
+            <w:hyperlink w:history="1" r:id="rIdprqw0tmn0fnwldcwgpwe2">
               <w:r>
                 <w:rPr>
                   <w:rFonts w:ascii="Arial" w:cs="Arial" w:eastAsia="Arial" w:hAnsi="Arial"/>
@@ -4302,7 +4302,7 @@
               <w:spacing w:after="10" w:before="0"/>
               <w:ind w:left="120"/>
             </w:pPr>
-            <w:hyperlink w:history="1" r:id="rIdzfomcl8ljxcgbcelg70a5">
+            <w:hyperlink w:history="1" r:id="rId0mtrkngfzlhohqzefhtk1">
               <w:r>
                 <w:rPr>
                   <w:rFonts w:ascii="Arial" w:cs="Arial" w:eastAsia="Arial" w:hAnsi="Arial"/>
@@ -4364,7 +4364,7 @@
               <w:spacing w:after="10" w:before="0"/>
               <w:ind w:left="120"/>
             </w:pPr>
-            <w:hyperlink w:history="1" r:id="rIdqumpv-zzn3wiifgh6brgg">
+            <w:hyperlink w:history="1" r:id="rId1kpo4yvozi-didilswxsb">
               <w:r>
                 <w:rPr>
                   <w:rFonts w:ascii="Arial" w:cs="Arial" w:eastAsia="Arial" w:hAnsi="Arial"/>
@@ -4574,7 +4574,7 @@
             <w:pPr>
               <w:spacing w:after="20" w:before="0"/>
             </w:pPr>
-            <w:hyperlink w:history="1" r:id="rIdbwfuxtj8en5fq5oxqdma0">
+            <w:hyperlink w:history="1" r:id="rId6elkd2s7al7pjy5et17b9">
               <w:r>
                 <w:rPr>
                   <w:rFonts w:ascii="Arial" w:cs="Arial" w:eastAsia="Arial" w:hAnsi="Arial"/>
@@ -4623,7 +4623,7 @@
               <w:spacing w:after="10" w:before="0"/>
               <w:ind w:left="120"/>
             </w:pPr>
-            <w:hyperlink w:history="1" r:id="rIdl7nb2gy-pcpjpzf-nf-dl">
+            <w:hyperlink w:history="1" r:id="rIdyyeqsrfkf2scatut181g4">
               <w:r>
                 <w:rPr>
                   <w:rFonts w:ascii="Arial" w:cs="Arial" w:eastAsia="Arial" w:hAnsi="Arial"/>
@@ -4685,7 +4685,7 @@
               <w:spacing w:after="10" w:before="0"/>
               <w:ind w:left="120"/>
             </w:pPr>
-            <w:hyperlink w:history="1" r:id="rIdp6dpxcii-cygr1ye9mm9-">
+            <w:hyperlink w:history="1" r:id="rIdztkp4zggg04jxk_jz_ip8">
               <w:r>
                 <w:rPr>
                   <w:rFonts w:ascii="Arial" w:cs="Arial" w:eastAsia="Arial" w:hAnsi="Arial"/>
@@ -4895,7 +4895,7 @@
             <w:pPr>
               <w:spacing w:after="20" w:before="0"/>
             </w:pPr>
-            <w:hyperlink w:history="1" r:id="rIdw5tay73ft3t7qwqryebnn">
+            <w:hyperlink w:history="1" r:id="rIdvhimgiovrxh12tfn8uztc">
               <w:r>
                 <w:rPr>
                   <w:rFonts w:ascii="Arial" w:cs="Arial" w:eastAsia="Arial" w:hAnsi="Arial"/>
@@ -4944,7 +4944,7 @@
               <w:spacing w:after="10" w:before="0"/>
               <w:ind w:left="120"/>
             </w:pPr>
-            <w:hyperlink w:history="1" r:id="rIdfuow2yhc7xelv7pfbxwmm">
+            <w:hyperlink w:history="1" r:id="rId6u1qbjpq-czs3ofr02t5s">
               <w:r>
                 <w:rPr>
                   <w:rFonts w:ascii="Arial" w:cs="Arial" w:eastAsia="Arial" w:hAnsi="Arial"/>
@@ -5006,7 +5006,7 @@
               <w:spacing w:after="10" w:before="0"/>
               <w:ind w:left="120"/>
             </w:pPr>
-            <w:hyperlink w:history="1" r:id="rIdy-i1fgjcdo2ahia9qgild">
+            <w:hyperlink w:history="1" r:id="rId7kn9jz4eu2saxwxd9z5ct">
               <w:r>
                 <w:rPr>
                   <w:rFonts w:ascii="Arial" w:cs="Arial" w:eastAsia="Arial" w:hAnsi="Arial"/>
@@ -5533,7 +5533,7 @@
         </w:rPr>
         <w:t xml:space="preserve">© 2026 SeaVuria and ARES. Aligned with KICD objectives. Developed by SeaVuria; technical implementation by ARES (with AI assistance from Claude). Licensed under </w:t>
       </w:r>
-      <w:hyperlink w:history="1" r:id="rIdvigwfkur0acvys80gvzxd">
+      <w:hyperlink w:history="1" r:id="rIdera07kcrwlopynysasbed">
         <w:r>
           <w:rPr>
             <w:rFonts w:ascii="Arial" w:cs="Arial" w:eastAsia="Arial" w:hAnsi="Arial"/>
@@ -5554,7 +5554,7 @@
         </w:rPr>
         <w:t xml:space="preserve"> (</w:t>
       </w:r>
-      <w:hyperlink w:history="1" r:id="rIdfep4k9t8-ftldehbasaed">
+      <w:hyperlink w:history="1" r:id="rId_k4r1dl5zt6l5jmohb-ty">
         <w:r>
           <w:rPr>
             <w:rFonts w:ascii="Arial" w:cs="Arial" w:eastAsia="Arial" w:hAnsi="Arial"/>
@@ -6567,7 +6567,7 @@
             <w:pPr>
               <w:spacing w:after="20" w:before="0"/>
             </w:pPr>
-            <w:hyperlink w:history="1" r:id="rIdjud5ild5hzcwj9nsvk8l_">
+            <w:hyperlink w:history="1" r:id="rIdm26mfqkwmjfnff2-o9smr">
               <w:r>
                 <w:rPr>
                   <w:rFonts w:ascii="Arial" w:cs="Arial" w:eastAsia="Arial" w:hAnsi="Arial"/>
@@ -6616,7 +6616,7 @@
               <w:spacing w:after="10" w:before="0"/>
               <w:ind w:left="120"/>
             </w:pPr>
-            <w:hyperlink w:history="1" r:id="rId0ge72hviixqv7yznxf365">
+            <w:hyperlink w:history="1" r:id="rIdwxh84rzhozhdsdmqw_uz1">
               <w:r>
                 <w:rPr>
                   <w:rFonts w:ascii="Arial" w:cs="Arial" w:eastAsia="Arial" w:hAnsi="Arial"/>
@@ -6661,7 +6661,7 @@
             <w:pPr>
               <w:spacing w:after="20" w:before="0"/>
             </w:pPr>
-            <w:hyperlink w:history="1" r:id="rIdxxholei2dute7liwd98fg">
+            <w:hyperlink w:history="1" r:id="rIddvucdbbkquoivdr2r1q3d">
               <w:r>
                 <w:rPr>
                   <w:rFonts w:ascii="Arial" w:cs="Arial" w:eastAsia="Arial" w:hAnsi="Arial"/>
@@ -6694,7 +6694,7 @@
               <w:spacing w:after="10" w:before="0"/>
               <w:ind w:left="120"/>
             </w:pPr>
-            <w:hyperlink w:history="1" r:id="rIde9diacirns4i85wnlxqd0">
+            <w:hyperlink w:history="1" r:id="rIdhcjbmh6qnrgwfn9fq1yha">
               <w:r>
                 <w:rPr>
                   <w:rFonts w:ascii="Arial" w:cs="Arial" w:eastAsia="Arial" w:hAnsi="Arial"/>
@@ -6889,7 +6889,7 @@
             <w:pPr>
               <w:spacing w:after="20" w:before="0"/>
             </w:pPr>
-            <w:hyperlink w:history="1" r:id="rIdjgdn9bn_v2q4g9rtg1rn8">
+            <w:hyperlink w:history="1" r:id="rIdhnakao1oj7u8ec_lhe4hv">
               <w:r>
                 <w:rPr>
                   <w:rFonts w:ascii="Arial" w:cs="Arial" w:eastAsia="Arial" w:hAnsi="Arial"/>
@@ -6938,7 +6938,7 @@
               <w:spacing w:after="10" w:before="0"/>
               <w:ind w:left="120"/>
             </w:pPr>
-            <w:hyperlink w:history="1" r:id="rIdfnzdfud4g6agjekwn-bg8">
+            <w:hyperlink w:history="1" r:id="rIdkficqfavxm30gjqtqr6mu">
               <w:r>
                 <w:rPr>
                   <w:rFonts w:ascii="Arial" w:cs="Arial" w:eastAsia="Arial" w:hAnsi="Arial"/>
@@ -6983,7 +6983,7 @@
             <w:pPr>
               <w:spacing w:after="20" w:before="0"/>
             </w:pPr>
-            <w:hyperlink w:history="1" r:id="rIdcosbkmy61wyiigtb4w4_t">
+            <w:hyperlink w:history="1" r:id="rIdg7dtvo_53xlyzmy00ho4s">
               <w:r>
                 <w:rPr>
                   <w:rFonts w:ascii="Arial" w:cs="Arial" w:eastAsia="Arial" w:hAnsi="Arial"/>
@@ -7016,7 +7016,7 @@
               <w:spacing w:after="10" w:before="0"/>
               <w:ind w:left="120"/>
             </w:pPr>
-            <w:hyperlink w:history="1" r:id="rIdalglqn2axpeftvvlwly_o">
+            <w:hyperlink w:history="1" r:id="rIddbrjwv9xktphnofwvpjpd">
               <w:r>
                 <w:rPr>
                   <w:rFonts w:ascii="Arial" w:cs="Arial" w:eastAsia="Arial" w:hAnsi="Arial"/>
@@ -7211,7 +7211,7 @@
             <w:pPr>
               <w:spacing w:after="20" w:before="0"/>
             </w:pPr>
-            <w:hyperlink w:history="1" r:id="rIddhi6f4az8llwo1zzwu5ab">
+            <w:hyperlink w:history="1" r:id="rIdn4xslzhbx4jzio6wcosr4">
               <w:r>
                 <w:rPr>
                   <w:rFonts w:ascii="Arial" w:cs="Arial" w:eastAsia="Arial" w:hAnsi="Arial"/>
@@ -7260,7 +7260,7 @@
               <w:spacing w:after="10" w:before="0"/>
               <w:ind w:left="120"/>
             </w:pPr>
-            <w:hyperlink w:history="1" r:id="rId8t72pnbj6gm5at1ptb8pq">
+            <w:hyperlink w:history="1" r:id="rIdo51nr-vxkibgowuw0c3yt">
               <w:r>
                 <w:rPr>
                   <w:rFonts w:ascii="Arial" w:cs="Arial" w:eastAsia="Arial" w:hAnsi="Arial"/>
@@ -7305,7 +7305,7 @@
             <w:pPr>
               <w:spacing w:after="20" w:before="0"/>
             </w:pPr>
-            <w:hyperlink w:history="1" r:id="rId2w7vx5lazrkmwz502crkn">
+            <w:hyperlink w:history="1" r:id="rId7cul3iwfa0lsgiasswzpc">
               <w:r>
                 <w:rPr>
                   <w:rFonts w:ascii="Arial" w:cs="Arial" w:eastAsia="Arial" w:hAnsi="Arial"/>
@@ -7338,7 +7338,7 @@
               <w:spacing w:after="10" w:before="0"/>
               <w:ind w:left="120"/>
             </w:pPr>
-            <w:hyperlink w:history="1" r:id="rIdmbd_jwdxjv-ji8afjlmym">
+            <w:hyperlink w:history="1" r:id="rId9vxu2s-fkcgbqtduiqslj">
               <w:r>
                 <w:rPr>
                   <w:rFonts w:ascii="Arial" w:cs="Arial" w:eastAsia="Arial" w:hAnsi="Arial"/>
@@ -7533,7 +7533,7 @@
             <w:pPr>
               <w:spacing w:after="20" w:before="0"/>
             </w:pPr>
-            <w:hyperlink w:history="1" r:id="rIde0e9m7ds00iiypmk4qgjl">
+            <w:hyperlink w:history="1" r:id="rId8mzlsauibn358u7uhyn5g">
               <w:r>
                 <w:rPr>
                   <w:rFonts w:ascii="Arial" w:cs="Arial" w:eastAsia="Arial" w:hAnsi="Arial"/>
@@ -7582,7 +7582,7 @@
               <w:spacing w:after="10" w:before="0"/>
               <w:ind w:left="120"/>
             </w:pPr>
-            <w:hyperlink w:history="1" r:id="rIdhlupkhdhuajf4nmzjkgor">
+            <w:hyperlink w:history="1" r:id="rIdvkvjb-icpihcf0mxlc9v1">
               <w:r>
                 <w:rPr>
                   <w:rFonts w:ascii="Arial" w:cs="Arial" w:eastAsia="Arial" w:hAnsi="Arial"/>
@@ -7627,7 +7627,7 @@
             <w:pPr>
               <w:spacing w:after="20" w:before="0"/>
             </w:pPr>
-            <w:hyperlink w:history="1" r:id="rIdhtjys3bl30shwjkroe1um">
+            <w:hyperlink w:history="1" r:id="rIdeuxs4cukljzkmjiarzwos">
               <w:r>
                 <w:rPr>
                   <w:rFonts w:ascii="Arial" w:cs="Arial" w:eastAsia="Arial" w:hAnsi="Arial"/>
@@ -7660,7 +7660,7 @@
               <w:spacing w:after="10" w:before="0"/>
               <w:ind w:left="120"/>
             </w:pPr>
-            <w:hyperlink w:history="1" r:id="rIdp5rxppavs40rdnomtyaem">
+            <w:hyperlink w:history="1" r:id="rIdfzywvkqy1y95se96_ykjw">
               <w:r>
                 <w:rPr>
                   <w:rFonts w:ascii="Arial" w:cs="Arial" w:eastAsia="Arial" w:hAnsi="Arial"/>
@@ -7855,7 +7855,7 @@
             <w:pPr>
               <w:spacing w:after="20" w:before="0"/>
             </w:pPr>
-            <w:hyperlink w:history="1" r:id="rIdth8r2api8l0o_varc5je5">
+            <w:hyperlink w:history="1" r:id="rIdco4ljaifr8b-u1xjigvsi">
               <w:r>
                 <w:rPr>
                   <w:rFonts w:ascii="Arial" w:cs="Arial" w:eastAsia="Arial" w:hAnsi="Arial"/>
@@ -7904,7 +7904,7 @@
               <w:spacing w:after="10" w:before="0"/>
               <w:ind w:left="120"/>
             </w:pPr>
-            <w:hyperlink w:history="1" r:id="rIdn0ydb1wehgve6ngkgaorw">
+            <w:hyperlink w:history="1" r:id="rIdtnd-3sdy4hc1zaa1fa4nj">
               <w:r>
                 <w:rPr>
                   <w:rFonts w:ascii="Arial" w:cs="Arial" w:eastAsia="Arial" w:hAnsi="Arial"/>
@@ -7949,7 +7949,7 @@
             <w:pPr>
               <w:spacing w:after="20" w:before="0"/>
             </w:pPr>
-            <w:hyperlink w:history="1" r:id="rId7pwavwbdpz27w7hxtamdp">
+            <w:hyperlink w:history="1" r:id="rId0r6chfdxqgayhlmczehab">
               <w:r>
                 <w:rPr>
                   <w:rFonts w:ascii="Arial" w:cs="Arial" w:eastAsia="Arial" w:hAnsi="Arial"/>
@@ -7982,7 +7982,7 @@
               <w:spacing w:after="10" w:before="0"/>
               <w:ind w:left="120"/>
             </w:pPr>
-            <w:hyperlink w:history="1" r:id="rIdmfyujz9_rkovhi0vufowi">
+            <w:hyperlink w:history="1" r:id="rIdv3ijy6bndbud00hx-ggdx">
               <w:r>
                 <w:rPr>
                   <w:rFonts w:ascii="Arial" w:cs="Arial" w:eastAsia="Arial" w:hAnsi="Arial"/>
@@ -8494,7 +8494,7 @@
         </w:rPr>
         <w:t xml:space="preserve">© 2026 SeaVuria and ARES. Aligned with KICD objectives. Developed by SeaVuria; technical implementation by ARES (with AI assistance from Claude). Licensed under </w:t>
       </w:r>
-      <w:hyperlink w:history="1" r:id="rIdoefew_bcrtslgoagtyxtb">
+      <w:hyperlink w:history="1" r:id="rIdnbeqznhfdgd2k1dmxxt-0">
         <w:r>
           <w:rPr>
             <w:rFonts w:ascii="Arial" w:cs="Arial" w:eastAsia="Arial" w:hAnsi="Arial"/>
@@ -8515,7 +8515,7 @@
         </w:rPr>
         <w:t xml:space="preserve"> (</w:t>
       </w:r>
-      <w:hyperlink w:history="1" r:id="rIdbxv4aijz25cly-hrlha7d">
+      <w:hyperlink w:history="1" r:id="rIder9gck5rak1qscbaf4zwq">
         <w:r>
           <w:rPr>
             <w:rFonts w:ascii="Arial" w:cs="Arial" w:eastAsia="Arial" w:hAnsi="Arial"/>
@@ -9528,7 +9528,7 @@
             <w:pPr>
               <w:spacing w:after="20" w:before="0"/>
             </w:pPr>
-            <w:hyperlink w:history="1" r:id="rIdfeqnpsw1svnz00tn2vibf">
+            <w:hyperlink w:history="1" r:id="rIdboxaeqsabbs2lehs3xi00">
               <w:r>
                 <w:rPr>
                   <w:rFonts w:ascii="Arial" w:cs="Arial" w:eastAsia="Arial" w:hAnsi="Arial"/>
@@ -9561,7 +9561,7 @@
               <w:spacing w:after="10" w:before="0"/>
               <w:ind w:left="120"/>
             </w:pPr>
-            <w:hyperlink w:history="1" r:id="rId0u2em03kafof1xwi10y5g">
+            <w:hyperlink w:history="1" r:id="rIdwz7v2a2wikmddxdnwnpjk">
               <w:r>
                 <w:rPr>
                   <w:rFonts w:ascii="Arial" w:cs="Arial" w:eastAsia="Arial" w:hAnsi="Arial"/>
@@ -9606,7 +9606,7 @@
             <w:pPr>
               <w:spacing w:after="20" w:before="0"/>
             </w:pPr>
-            <w:hyperlink w:history="1" r:id="rIdgs4yprbe18ystps5mffy7">
+            <w:hyperlink w:history="1" r:id="rIdoc52d0ky_kbnyp8rvwumd">
               <w:r>
                 <w:rPr>
                   <w:rFonts w:ascii="Arial" w:cs="Arial" w:eastAsia="Arial" w:hAnsi="Arial"/>
@@ -9655,7 +9655,7 @@
               <w:spacing w:after="10" w:before="0"/>
               <w:ind w:left="120"/>
             </w:pPr>
-            <w:hyperlink w:history="1" r:id="rIdgndhnceejduciu35ndsyn">
+            <w:hyperlink w:history="1" r:id="rId_vhimrcpymcf9qmwx7t5g">
               <w:r>
                 <w:rPr>
                   <w:rFonts w:ascii="Arial" w:cs="Arial" w:eastAsia="Arial" w:hAnsi="Arial"/>
@@ -9850,7 +9850,7 @@
             <w:pPr>
               <w:spacing w:after="20" w:before="0"/>
             </w:pPr>
-            <w:hyperlink w:history="1" r:id="rIdpk_urf1bt9g8s5r2ddra2">
+            <w:hyperlink w:history="1" r:id="rIdcls2ido9esmmy1dgd1cex">
               <w:r>
                 <w:rPr>
                   <w:rFonts w:ascii="Arial" w:cs="Arial" w:eastAsia="Arial" w:hAnsi="Arial"/>
@@ -9883,7 +9883,7 @@
               <w:spacing w:after="10" w:before="0"/>
               <w:ind w:left="120"/>
             </w:pPr>
-            <w:hyperlink w:history="1" r:id="rIdluc5gtlj4nbwird2copjk">
+            <w:hyperlink w:history="1" r:id="rId58nk-tbszajjxw-nplhou">
               <w:r>
                 <w:rPr>
                   <w:rFonts w:ascii="Arial" w:cs="Arial" w:eastAsia="Arial" w:hAnsi="Arial"/>
@@ -9928,7 +9928,7 @@
             <w:pPr>
               <w:spacing w:after="20" w:before="0"/>
             </w:pPr>
-            <w:hyperlink w:history="1" r:id="rId5_0l20op7oj3tchzkcmvz">
+            <w:hyperlink w:history="1" r:id="rIdhjk4k5rphekl_m9zhlpba">
               <w:r>
                 <w:rPr>
                   <w:rFonts w:ascii="Arial" w:cs="Arial" w:eastAsia="Arial" w:hAnsi="Arial"/>
@@ -9977,7 +9977,7 @@
               <w:spacing w:after="10" w:before="0"/>
               <w:ind w:left="120"/>
             </w:pPr>
-            <w:hyperlink w:history="1" r:id="rIdknnf56bdocwfq7hjaeofi">
+            <w:hyperlink w:history="1" r:id="rIddbxqiagx7gp3m0zcpxfco">
               <w:r>
                 <w:rPr>
                   <w:rFonts w:ascii="Arial" w:cs="Arial" w:eastAsia="Arial" w:hAnsi="Arial"/>
@@ -10172,7 +10172,7 @@
             <w:pPr>
               <w:spacing w:after="20" w:before="0"/>
             </w:pPr>
-            <w:hyperlink w:history="1" r:id="rIdt77dhr54_bops8vjhlqhm">
+            <w:hyperlink w:history="1" r:id="rIdhbduqolftsdhn33wux75l">
               <w:r>
                 <w:rPr>
                   <w:rFonts w:ascii="Arial" w:cs="Arial" w:eastAsia="Arial" w:hAnsi="Arial"/>
@@ -10221,7 +10221,7 @@
               <w:spacing w:after="10" w:before="0"/>
               <w:ind w:left="120"/>
             </w:pPr>
-            <w:hyperlink w:history="1" r:id="rIdvl2w7bz39-jyjgtzzwtzu">
+            <w:hyperlink w:history="1" r:id="rIdzwi1obm5pkw2rzb3fdekm">
               <w:r>
                 <w:rPr>
                   <w:rFonts w:ascii="Arial" w:cs="Arial" w:eastAsia="Arial" w:hAnsi="Arial"/>
@@ -10266,7 +10266,7 @@
             <w:pPr>
               <w:spacing w:after="20" w:before="0"/>
             </w:pPr>
-            <w:hyperlink w:history="1" r:id="rIdt2ecuud3gfo1gqs-y-po2">
+            <w:hyperlink w:history="1" r:id="rId8u0vst6hwtzndevvkylvf">
               <w:r>
                 <w:rPr>
                   <w:rFonts w:ascii="Arial" w:cs="Arial" w:eastAsia="Arial" w:hAnsi="Arial"/>
@@ -10315,7 +10315,7 @@
               <w:spacing w:after="10" w:before="0"/>
               <w:ind w:left="120"/>
             </w:pPr>
-            <w:hyperlink w:history="1" r:id="rIdckb6dcnsfbmhr5jmlepxf">
+            <w:hyperlink w:history="1" r:id="rIdnkymum1a8legximz3mas7">
               <w:r>
                 <w:rPr>
                   <w:rFonts w:ascii="Arial" w:cs="Arial" w:eastAsia="Arial" w:hAnsi="Arial"/>
@@ -10510,7 +10510,7 @@
             <w:pPr>
               <w:spacing w:after="20" w:before="0"/>
             </w:pPr>
-            <w:hyperlink w:history="1" r:id="rIdclmnc-4exrho0_nskgbsz">
+            <w:hyperlink w:history="1" r:id="rIdyi3hmuahcta6o9qc23mz0">
               <w:r>
                 <w:rPr>
                   <w:rFonts w:ascii="Arial" w:cs="Arial" w:eastAsia="Arial" w:hAnsi="Arial"/>
@@ -10559,7 +10559,7 @@
               <w:spacing w:after="10" w:before="0"/>
               <w:ind w:left="120"/>
             </w:pPr>
-            <w:hyperlink w:history="1" r:id="rIdvvszlwjns2w9zbmhocu4e">
+            <w:hyperlink w:history="1" r:id="rIdwc-qk5b3zbgfwymg6mihl">
               <w:r>
                 <w:rPr>
                   <w:rFonts w:ascii="Arial" w:cs="Arial" w:eastAsia="Arial" w:hAnsi="Arial"/>
@@ -10604,7 +10604,7 @@
             <w:pPr>
               <w:spacing w:after="20" w:before="0"/>
             </w:pPr>
-            <w:hyperlink w:history="1" r:id="rIdvmjdtne0pbaoct-7no2br">
+            <w:hyperlink w:history="1" r:id="rIdf3leovoss_tfri7nup4z0">
               <w:r>
                 <w:rPr>
                   <w:rFonts w:ascii="Arial" w:cs="Arial" w:eastAsia="Arial" w:hAnsi="Arial"/>
@@ -10653,7 +10653,7 @@
               <w:spacing w:after="10" w:before="0"/>
               <w:ind w:left="120"/>
             </w:pPr>
-            <w:hyperlink w:history="1" r:id="rId6zuzrmhxsy0rfqict3two">
+            <w:hyperlink w:history="1" r:id="rIdv0lp8qlaohlm53netvswd">
               <w:r>
                 <w:rPr>
                   <w:rFonts w:ascii="Arial" w:cs="Arial" w:eastAsia="Arial" w:hAnsi="Arial"/>
@@ -10848,7 +10848,7 @@
             <w:pPr>
               <w:spacing w:after="20" w:before="0"/>
             </w:pPr>
-            <w:hyperlink w:history="1" r:id="rIdurmtifliasdsm2vwv7qef">
+            <w:hyperlink w:history="1" r:id="rIdxc0me8tk0y2rwvnogzylw">
               <w:r>
                 <w:rPr>
                   <w:rFonts w:ascii="Arial" w:cs="Arial" w:eastAsia="Arial" w:hAnsi="Arial"/>
@@ -10897,7 +10897,7 @@
               <w:spacing w:after="10" w:before="0"/>
               <w:ind w:left="120"/>
             </w:pPr>
-            <w:hyperlink w:history="1" r:id="rIdp39hsrdkgb04rwavkqhy4">
+            <w:hyperlink w:history="1" r:id="rIdoo57d8hz_ixqrcyupjtd0">
               <w:r>
                 <w:rPr>
                   <w:rFonts w:ascii="Arial" w:cs="Arial" w:eastAsia="Arial" w:hAnsi="Arial"/>
@@ -10942,7 +10942,7 @@
             <w:pPr>
               <w:spacing w:after="20" w:before="0"/>
             </w:pPr>
-            <w:hyperlink w:history="1" r:id="rIdl1-6etputgdk1tkduapkb">
+            <w:hyperlink w:history="1" r:id="rIdyeqbpz1qyehchth8jmxdj">
               <w:r>
                 <w:rPr>
                   <w:rFonts w:ascii="Arial" w:cs="Arial" w:eastAsia="Arial" w:hAnsi="Arial"/>
@@ -10991,7 +10991,7 @@
               <w:spacing w:after="10" w:before="0"/>
               <w:ind w:left="120"/>
             </w:pPr>
-            <w:hyperlink w:history="1" r:id="rIdyaiiollpouznnhrrxhmks">
+            <w:hyperlink w:history="1" r:id="rIdiqfvif7ncjtipj90kaoma">
               <w:r>
                 <w:rPr>
                   <w:rFonts w:ascii="Arial" w:cs="Arial" w:eastAsia="Arial" w:hAnsi="Arial"/>
@@ -11503,7 +11503,7 @@
         </w:rPr>
         <w:t xml:space="preserve">© 2026 SeaVuria and ARES. Aligned with KICD objectives. Developed by SeaVuria; technical implementation by ARES (with AI assistance from Claude). Licensed under </w:t>
       </w:r>
-      <w:hyperlink w:history="1" r:id="rIdqe0olk-gcxkwv6j0wnemw">
+      <w:hyperlink w:history="1" r:id="rIdzlwztoloxvuwoslgalf02">
         <w:r>
           <w:rPr>
             <w:rFonts w:ascii="Arial" w:cs="Arial" w:eastAsia="Arial" w:hAnsi="Arial"/>
@@ -11524,7 +11524,7 @@
         </w:rPr>
         <w:t xml:space="preserve"> (</w:t>
       </w:r>
-      <w:hyperlink w:history="1" r:id="rIdadf0po972ej_hnhgvrjb4">
+      <w:hyperlink w:history="1" r:id="rIdltmuvyobvsmaqtj89cq2o">
         <w:r>
           <w:rPr>
             <w:rFonts w:ascii="Arial" w:cs="Arial" w:eastAsia="Arial" w:hAnsi="Arial"/>
@@ -12537,7 +12537,7 @@
             <w:pPr>
               <w:spacing w:after="20" w:before="0"/>
             </w:pPr>
-            <w:hyperlink w:history="1" r:id="rIddikq5chmvejl14vjid7-v">
+            <w:hyperlink w:history="1" r:id="rIdjkzcrnv5mlpkzibl2hkcx">
               <w:r>
                 <w:rPr>
                   <w:rFonts w:ascii="Arial" w:cs="Arial" w:eastAsia="Arial" w:hAnsi="Arial"/>
@@ -12586,7 +12586,7 @@
               <w:spacing w:after="10" w:before="0"/>
               <w:ind w:left="120"/>
             </w:pPr>
-            <w:hyperlink w:history="1" r:id="rIdpazmahcd5vuqid1btwhok">
+            <w:hyperlink w:history="1" r:id="rIdsin_u8g6h43iepoizsj3e">
               <w:r>
                 <w:rPr>
                   <w:rFonts w:ascii="Arial" w:cs="Arial" w:eastAsia="Arial" w:hAnsi="Arial"/>
@@ -12631,7 +12631,7 @@
             <w:pPr>
               <w:spacing w:after="20" w:before="0"/>
             </w:pPr>
-            <w:hyperlink w:history="1" r:id="rIdvgbnwu_zfykrvkpjlihj9">
+            <w:hyperlink w:history="1" r:id="rIdf7x3cgdsdlbkegks0ampp">
               <w:r>
                 <w:rPr>
                   <w:rFonts w:ascii="Arial" w:cs="Arial" w:eastAsia="Arial" w:hAnsi="Arial"/>
@@ -12680,7 +12680,7 @@
               <w:spacing w:after="10" w:before="0"/>
               <w:ind w:left="120"/>
             </w:pPr>
-            <w:hyperlink w:history="1" r:id="rIdprox6uis3yus4iutcuvpm">
+            <w:hyperlink w:history="1" r:id="rIdya-rdrc4xrutbjdo44bdp">
               <w:r>
                 <w:rPr>
                   <w:rFonts w:ascii="Arial" w:cs="Arial" w:eastAsia="Arial" w:hAnsi="Arial"/>
@@ -12875,7 +12875,7 @@
             <w:pPr>
               <w:spacing w:after="20" w:before="0"/>
             </w:pPr>
-            <w:hyperlink w:history="1" r:id="rId9tmbhovwbgnhemuzgrsgo">
+            <w:hyperlink w:history="1" r:id="rIdipkq-alo5k-6goc8gpzkq">
               <w:r>
                 <w:rPr>
                   <w:rFonts w:ascii="Arial" w:cs="Arial" w:eastAsia="Arial" w:hAnsi="Arial"/>
@@ -12924,7 +12924,7 @@
               <w:spacing w:after="10" w:before="0"/>
               <w:ind w:left="120"/>
             </w:pPr>
-            <w:hyperlink w:history="1" r:id="rId_i0sqtrutnpr4hoxojrx1">
+            <w:hyperlink w:history="1" r:id="rIdctvg1i0gsiwyl-byza6o2">
               <w:r>
                 <w:rPr>
                   <w:rFonts w:ascii="Arial" w:cs="Arial" w:eastAsia="Arial" w:hAnsi="Arial"/>
@@ -12969,7 +12969,7 @@
             <w:pPr>
               <w:spacing w:after="20" w:before="0"/>
             </w:pPr>
-            <w:hyperlink w:history="1" r:id="rIdfmz54gtbymzjdec1pqzte">
+            <w:hyperlink w:history="1" r:id="rIdbjfl2fdpro52ymsusr-8w">
               <w:r>
                 <w:rPr>
                   <w:rFonts w:ascii="Arial" w:cs="Arial" w:eastAsia="Arial" w:hAnsi="Arial"/>
@@ -13018,7 +13018,7 @@
               <w:spacing w:after="10" w:before="0"/>
               <w:ind w:left="120"/>
             </w:pPr>
-            <w:hyperlink w:history="1" r:id="rIdqvij0zjsdxbha-ikfngu4">
+            <w:hyperlink w:history="1" r:id="rIdzy9bwxwhhsfoxkqjzomlt">
               <w:r>
                 <w:rPr>
                   <w:rFonts w:ascii="Arial" w:cs="Arial" w:eastAsia="Arial" w:hAnsi="Arial"/>
@@ -13213,7 +13213,7 @@
             <w:pPr>
               <w:spacing w:after="20" w:before="0"/>
             </w:pPr>
-            <w:hyperlink w:history="1" r:id="rIdyhsgpccg6rhjlidlump7x">
+            <w:hyperlink w:history="1" r:id="rId_r3tqu_8novagrjhb81ek">
               <w:r>
                 <w:rPr>
                   <w:rFonts w:ascii="Arial" w:cs="Arial" w:eastAsia="Arial" w:hAnsi="Arial"/>
@@ -13262,7 +13262,7 @@
               <w:spacing w:after="10" w:before="0"/>
               <w:ind w:left="120"/>
             </w:pPr>
-            <w:hyperlink w:history="1" r:id="rIddymgtbrlsopupofrobap2">
+            <w:hyperlink w:history="1" r:id="rIdkjrcf_yytq7c6hgor9pql">
               <w:r>
                 <w:rPr>
                   <w:rFonts w:ascii="Arial" w:cs="Arial" w:eastAsia="Arial" w:hAnsi="Arial"/>
@@ -13307,7 +13307,7 @@
             <w:pPr>
               <w:spacing w:after="20" w:before="0"/>
             </w:pPr>
-            <w:hyperlink w:history="1" r:id="rIdwgjd44j8luv7ob0sc4_b3">
+            <w:hyperlink w:history="1" r:id="rIdjbyhlftvpt12xt6hsp2ls">
               <w:r>
                 <w:rPr>
                   <w:rFonts w:ascii="Arial" w:cs="Arial" w:eastAsia="Arial" w:hAnsi="Arial"/>
@@ -13356,7 +13356,7 @@
               <w:spacing w:after="10" w:before="0"/>
               <w:ind w:left="120"/>
             </w:pPr>
-            <w:hyperlink w:history="1" r:id="rIdza6m1sj58794my6ahzlr8">
+            <w:hyperlink w:history="1" r:id="rId9f-c7qqmege0tr3ebj_vz">
               <w:r>
                 <w:rPr>
                   <w:rFonts w:ascii="Arial" w:cs="Arial" w:eastAsia="Arial" w:hAnsi="Arial"/>
@@ -13551,7 +13551,7 @@
             <w:pPr>
               <w:spacing w:after="20" w:before="0"/>
             </w:pPr>
-            <w:hyperlink w:history="1" r:id="rIdkdnxnan3kdibdotvjdbei">
+            <w:hyperlink w:history="1" r:id="rIdoyeuiou81zmopkeq_8vmu">
               <w:r>
                 <w:rPr>
                   <w:rFonts w:ascii="Arial" w:cs="Arial" w:eastAsia="Arial" w:hAnsi="Arial"/>
@@ -13600,7 +13600,7 @@
               <w:spacing w:after="10" w:before="0"/>
               <w:ind w:left="120"/>
             </w:pPr>
-            <w:hyperlink w:history="1" r:id="rIdip2rkhyog5x3utvo5dpls">
+            <w:hyperlink w:history="1" r:id="rIdxv1r3l1icv5cb28c-zczh">
               <w:r>
                 <w:rPr>
                   <w:rFonts w:ascii="Arial" w:cs="Arial" w:eastAsia="Arial" w:hAnsi="Arial"/>
@@ -13645,7 +13645,7 @@
             <w:pPr>
               <w:spacing w:after="20" w:before="0"/>
             </w:pPr>
-            <w:hyperlink w:history="1" r:id="rIdt_gbhowxokc_bcmbyku9f">
+            <w:hyperlink w:history="1" r:id="rIdf_nub88yv2vtum6cr81xn">
               <w:r>
                 <w:rPr>
                   <w:rFonts w:ascii="Arial" w:cs="Arial" w:eastAsia="Arial" w:hAnsi="Arial"/>
@@ -13694,7 +13694,7 @@
               <w:spacing w:after="10" w:before="0"/>
               <w:ind w:left="120"/>
             </w:pPr>
-            <w:hyperlink w:history="1" r:id="rIdtdghelyk8-1dvfds7zkj-">
+            <w:hyperlink w:history="1" r:id="rIdwx4q73g9y3r7ic59ajkdi">
               <w:r>
                 <w:rPr>
                   <w:rFonts w:ascii="Arial" w:cs="Arial" w:eastAsia="Arial" w:hAnsi="Arial"/>
@@ -13889,7 +13889,7 @@
             <w:pPr>
               <w:spacing w:after="20" w:before="0"/>
             </w:pPr>
-            <w:hyperlink w:history="1" r:id="rIdhamkhwyljqi-krm8l0qad">
+            <w:hyperlink w:history="1" r:id="rIdyubokumdzvixravhc6q73">
               <w:r>
                 <w:rPr>
                   <w:rFonts w:ascii="Arial" w:cs="Arial" w:eastAsia="Arial" w:hAnsi="Arial"/>
@@ -13938,7 +13938,7 @@
               <w:spacing w:after="10" w:before="0"/>
               <w:ind w:left="120"/>
             </w:pPr>
-            <w:hyperlink w:history="1" r:id="rIdfgynmfuv9nvqnrayjydbi">
+            <w:hyperlink w:history="1" r:id="rIdysndsqnkt7uwk47dwlhtt">
               <w:r>
                 <w:rPr>
                   <w:rFonts w:ascii="Arial" w:cs="Arial" w:eastAsia="Arial" w:hAnsi="Arial"/>
@@ -13983,7 +13983,7 @@
             <w:pPr>
               <w:spacing w:after="20" w:before="0"/>
             </w:pPr>
-            <w:hyperlink w:history="1" r:id="rId7_mhf3zut-54xnvmhyspv">
+            <w:hyperlink w:history="1" r:id="rIdj2k8qv8t399huxgw-5eqh">
               <w:r>
                 <w:rPr>
                   <w:rFonts w:ascii="Arial" w:cs="Arial" w:eastAsia="Arial" w:hAnsi="Arial"/>
@@ -14032,7 +14032,7 @@
               <w:spacing w:after="10" w:before="0"/>
               <w:ind w:left="120"/>
             </w:pPr>
-            <w:hyperlink w:history="1" r:id="rId1erj-o5qep8yhowhddtkc">
+            <w:hyperlink w:history="1" r:id="rIdckeimwuzw040bmfbyhlan">
               <w:r>
                 <w:rPr>
                   <w:rFonts w:ascii="Arial" w:cs="Arial" w:eastAsia="Arial" w:hAnsi="Arial"/>
@@ -14544,7 +14544,7 @@
         </w:rPr>
         <w:t xml:space="preserve">© 2026 SeaVuria and ARES. Aligned with KICD objectives. Developed by SeaVuria; technical implementation by ARES (with AI assistance from Claude). Licensed under </w:t>
       </w:r>
-      <w:hyperlink w:history="1" r:id="rIdw_t2z6mi9mq0bx3ygtdh6">
+      <w:hyperlink w:history="1" r:id="rIdvu6udg92iyqsmy5oqz76l">
         <w:r>
           <w:rPr>
             <w:rFonts w:ascii="Arial" w:cs="Arial" w:eastAsia="Arial" w:hAnsi="Arial"/>
@@ -14565,7 +14565,7 @@
         </w:rPr>
         <w:t xml:space="preserve"> (</w:t>
       </w:r>
-      <w:hyperlink w:history="1" r:id="rIdtzbrqvxqa4-xnfhc4r22c">
+      <w:hyperlink w:history="1" r:id="rIdbzuuxlcki_85cqjjvraeu">
         <w:r>
           <w:rPr>
             <w:rFonts w:ascii="Arial" w:cs="Arial" w:eastAsia="Arial" w:hAnsi="Arial"/>
@@ -15578,7 +15578,7 @@
             <w:pPr>
               <w:spacing w:after="20" w:before="0"/>
             </w:pPr>
-            <w:hyperlink w:history="1" r:id="rIduognpf3drtafocsduqk_l">
+            <w:hyperlink w:history="1" r:id="rId5_guwdyl8cv2zuy1k3xkp">
               <w:r>
                 <w:rPr>
                   <w:rFonts w:ascii="Arial" w:cs="Arial" w:eastAsia="Arial" w:hAnsi="Arial"/>
@@ -15611,7 +15611,7 @@
               <w:spacing w:after="10" w:before="0"/>
               <w:ind w:left="120"/>
             </w:pPr>
-            <w:hyperlink w:history="1" r:id="rIdupkigaeah4jktdlesht-s">
+            <w:hyperlink w:history="1" r:id="rIdi1__dkf-jyul8rfqnaitn">
               <w:r>
                 <w:rPr>
                   <w:rFonts w:ascii="Arial" w:cs="Arial" w:eastAsia="Arial" w:hAnsi="Arial"/>
@@ -15656,7 +15656,7 @@
             <w:pPr>
               <w:spacing w:after="20" w:before="0"/>
             </w:pPr>
-            <w:hyperlink w:history="1" r:id="rIdx_apbdjtpaspl3i1codbm">
+            <w:hyperlink w:history="1" r:id="rIdnrxnaxugvidkfkyiuq1pk">
               <w:r>
                 <w:rPr>
                   <w:rFonts w:ascii="Arial" w:cs="Arial" w:eastAsia="Arial" w:hAnsi="Arial"/>
@@ -15689,7 +15689,7 @@
               <w:spacing w:after="10" w:before="0"/>
               <w:ind w:left="120"/>
             </w:pPr>
-            <w:hyperlink w:history="1" r:id="rIdq8rg9fqwovsb8-c5lhrub">
+            <w:hyperlink w:history="1" r:id="rIdzgrtndg-b7ckgn61hqvne">
               <w:r>
                 <w:rPr>
                   <w:rFonts w:ascii="Arial" w:cs="Arial" w:eastAsia="Arial" w:hAnsi="Arial"/>
@@ -15884,7 +15884,7 @@
             <w:pPr>
               <w:spacing w:after="20" w:before="0"/>
             </w:pPr>
-            <w:hyperlink w:history="1" r:id="rIdrkhmjuiydpjxh6yppl95a">
+            <w:hyperlink w:history="1" r:id="rIdsoklqjx0gvq6nfrb0w2nt">
               <w:r>
                 <w:rPr>
                   <w:rFonts w:ascii="Arial" w:cs="Arial" w:eastAsia="Arial" w:hAnsi="Arial"/>
@@ -15917,7 +15917,7 @@
               <w:spacing w:after="10" w:before="0"/>
               <w:ind w:left="120"/>
             </w:pPr>
-            <w:hyperlink w:history="1" r:id="rId5hgvxh8iu3v0fwwglrfc-">
+            <w:hyperlink w:history="1" r:id="rIdegwxwm1fj69ip_sj4bxy6">
               <w:r>
                 <w:rPr>
                   <w:rFonts w:ascii="Arial" w:cs="Arial" w:eastAsia="Arial" w:hAnsi="Arial"/>
@@ -15962,7 +15962,7 @@
             <w:pPr>
               <w:spacing w:after="20" w:before="0"/>
             </w:pPr>
-            <w:hyperlink w:history="1" r:id="rIdpur7x402opmqlt_2hhfqm">
+            <w:hyperlink w:history="1" r:id="rIdmi9s456ugtuxfam6igjol">
               <w:r>
                 <w:rPr>
                   <w:rFonts w:ascii="Arial" w:cs="Arial" w:eastAsia="Arial" w:hAnsi="Arial"/>
@@ -15995,7 +15995,7 @@
               <w:spacing w:after="10" w:before="0"/>
               <w:ind w:left="120"/>
             </w:pPr>
-            <w:hyperlink w:history="1" r:id="rIdea9ynr0mvlwkdezvqtckp">
+            <w:hyperlink w:history="1" r:id="rIdeopuy4iegqaranck9ptnm">
               <w:r>
                 <w:rPr>
                   <w:rFonts w:ascii="Arial" w:cs="Arial" w:eastAsia="Arial" w:hAnsi="Arial"/>
@@ -16190,7 +16190,7 @@
             <w:pPr>
               <w:spacing w:after="20" w:before="0"/>
             </w:pPr>
-            <w:hyperlink w:history="1" r:id="rIdh3480eelm07ppjvv2dfpi">
+            <w:hyperlink w:history="1" r:id="rIdufpefnmbfjqhievfsjmmb">
               <w:r>
                 <w:rPr>
                   <w:rFonts w:ascii="Arial" w:cs="Arial" w:eastAsia="Arial" w:hAnsi="Arial"/>
@@ -16223,7 +16223,7 @@
               <w:spacing w:after="10" w:before="0"/>
               <w:ind w:left="120"/>
             </w:pPr>
-            <w:hyperlink w:history="1" r:id="rIdvdfhgv1qxn3xptcpzdq1y">
+            <w:hyperlink w:history="1" r:id="rIdzs7wibljxtnt8ix_al9ly">
               <w:r>
                 <w:rPr>
                   <w:rFonts w:ascii="Arial" w:cs="Arial" w:eastAsia="Arial" w:hAnsi="Arial"/>
@@ -16268,7 +16268,7 @@
             <w:pPr>
               <w:spacing w:after="20" w:before="0"/>
             </w:pPr>
-            <w:hyperlink w:history="1" r:id="rIdraurypvimrliyqvesaoan">
+            <w:hyperlink w:history="1" r:id="rIdxtc_qlpy9xch5hwcvw-pe">
               <w:r>
                 <w:rPr>
                   <w:rFonts w:ascii="Arial" w:cs="Arial" w:eastAsia="Arial" w:hAnsi="Arial"/>
@@ -16301,7 +16301,7 @@
               <w:spacing w:after="10" w:before="0"/>
               <w:ind w:left="120"/>
             </w:pPr>
-            <w:hyperlink w:history="1" r:id="rId1axcgue6ylrmmjllf_g7u">
+            <w:hyperlink w:history="1" r:id="rIdywjbxdc1ph69vkw0qq9bf">
               <w:r>
                 <w:rPr>
                   <w:rFonts w:ascii="Arial" w:cs="Arial" w:eastAsia="Arial" w:hAnsi="Arial"/>
@@ -16496,7 +16496,7 @@
             <w:pPr>
               <w:spacing w:after="20" w:before="0"/>
             </w:pPr>
-            <w:hyperlink w:history="1" r:id="rIdbifn9uvn1-xxiqmr3guaa">
+            <w:hyperlink w:history="1" r:id="rIdctnv1zgannk3etv6ynwhj">
               <w:r>
                 <w:rPr>
                   <w:rFonts w:ascii="Arial" w:cs="Arial" w:eastAsia="Arial" w:hAnsi="Arial"/>
@@ -16529,7 +16529,7 @@
               <w:spacing w:after="10" w:before="0"/>
               <w:ind w:left="120"/>
             </w:pPr>
-            <w:hyperlink w:history="1" r:id="rIdcsoe7snxq7-3hklgqyxd3">
+            <w:hyperlink w:history="1" r:id="rIdsryybp_li7g4yet5_nt-a">
               <w:r>
                 <w:rPr>
                   <w:rFonts w:ascii="Arial" w:cs="Arial" w:eastAsia="Arial" w:hAnsi="Arial"/>
@@ -16574,7 +16574,7 @@
             <w:pPr>
               <w:spacing w:after="20" w:before="0"/>
             </w:pPr>
-            <w:hyperlink w:history="1" r:id="rIdnvq9tigr9seykkbj0o0he">
+            <w:hyperlink w:history="1" r:id="rIdhdb4hf4lv0rm_-bdjgdy9">
               <w:r>
                 <w:rPr>
                   <w:rFonts w:ascii="Arial" w:cs="Arial" w:eastAsia="Arial" w:hAnsi="Arial"/>
@@ -16607,7 +16607,7 @@
               <w:spacing w:after="10" w:before="0"/>
               <w:ind w:left="120"/>
             </w:pPr>
-            <w:hyperlink w:history="1" r:id="rIdg6qqg1oky-idvo6jkmdgi">
+            <w:hyperlink w:history="1" r:id="rIdvqe5jq-nlnwt0rtunkn6y">
               <w:r>
                 <w:rPr>
                   <w:rFonts w:ascii="Arial" w:cs="Arial" w:eastAsia="Arial" w:hAnsi="Arial"/>
@@ -16802,7 +16802,7 @@
             <w:pPr>
               <w:spacing w:after="20" w:before="0"/>
             </w:pPr>
-            <w:hyperlink w:history="1" r:id="rIdujhlocf8b78pkpqyryrq0">
+            <w:hyperlink w:history="1" r:id="rId5ukefuuwmgk3kguu3bf39">
               <w:r>
                 <w:rPr>
                   <w:rFonts w:ascii="Arial" w:cs="Arial" w:eastAsia="Arial" w:hAnsi="Arial"/>
@@ -16835,7 +16835,7 @@
               <w:spacing w:after="10" w:before="0"/>
               <w:ind w:left="120"/>
             </w:pPr>
-            <w:hyperlink w:history="1" r:id="rIddyx2brb3vqxcwhutknecv">
+            <w:hyperlink w:history="1" r:id="rIdf0um3d71r9ragnnbl5nkw">
               <w:r>
                 <w:rPr>
                   <w:rFonts w:ascii="Arial" w:cs="Arial" w:eastAsia="Arial" w:hAnsi="Arial"/>
@@ -16880,7 +16880,7 @@
             <w:pPr>
               <w:spacing w:after="20" w:before="0"/>
             </w:pPr>
-            <w:hyperlink w:history="1" r:id="rIdl0ctbfpu_lvjlnc-a2qpb">
+            <w:hyperlink w:history="1" r:id="rIdvaxg3wjinghbueoeihez6">
               <w:r>
                 <w:rPr>
                   <w:rFonts w:ascii="Arial" w:cs="Arial" w:eastAsia="Arial" w:hAnsi="Arial"/>
@@ -16913,7 +16913,7 @@
               <w:spacing w:after="10" w:before="0"/>
               <w:ind w:left="120"/>
             </w:pPr>
-            <w:hyperlink w:history="1" r:id="rIddwf7jgebcbgnigvl56snw">
+            <w:hyperlink w:history="1" r:id="rIdgunov1o2qcryp5q9mo6g4">
               <w:r>
                 <w:rPr>
                   <w:rFonts w:ascii="Arial" w:cs="Arial" w:eastAsia="Arial" w:hAnsi="Arial"/>
@@ -17539,7 +17539,7 @@
         </w:rPr>
         <w:t xml:space="preserve">© 2026 SeaVuria and ARES. Aligned with KICD objectives. Developed by SeaVuria; technical implementation by ARES (with AI assistance from Claude). Licensed under </w:t>
       </w:r>
-      <w:hyperlink w:history="1" r:id="rId9kcusdhvfsxird_fdy0if">
+      <w:hyperlink w:history="1" r:id="rIdi_iaw_lxsdddp0erhsd3g">
         <w:r>
           <w:rPr>
             <w:rFonts w:ascii="Arial" w:cs="Arial" w:eastAsia="Arial" w:hAnsi="Arial"/>
@@ -17560,7 +17560,7 @@
         </w:rPr>
         <w:t xml:space="preserve"> (</w:t>
       </w:r>
-      <w:hyperlink w:history="1" r:id="rId-cvju51ia6swoa7wkbls5">
+      <w:hyperlink w:history="1" r:id="rId0scs6y6glatdqxpie8spf">
         <w:r>
           <w:rPr>
             <w:rFonts w:ascii="Arial" w:cs="Arial" w:eastAsia="Arial" w:hAnsi="Arial"/>
@@ -18573,7 +18573,7 @@
             <w:pPr>
               <w:spacing w:after="20" w:before="0"/>
             </w:pPr>
-            <w:hyperlink w:history="1" r:id="rId8cdbknu-hfd5ud0hm4vot">
+            <w:hyperlink w:history="1" r:id="rIdfiwppu1a-ib7fvzeqlhe_">
               <w:r>
                 <w:rPr>
                   <w:rFonts w:ascii="Arial" w:cs="Arial" w:eastAsia="Arial" w:hAnsi="Arial"/>
@@ -18606,7 +18606,7 @@
               <w:spacing w:after="10" w:before="0"/>
               <w:ind w:left="120"/>
             </w:pPr>
-            <w:hyperlink w:history="1" r:id="rIduhyhxzauzjsyta8lvci_j">
+            <w:hyperlink w:history="1" r:id="rId-2h4os4e9mm3qa1sxfmfi">
               <w:r>
                 <w:rPr>
                   <w:rFonts w:ascii="Arial" w:cs="Arial" w:eastAsia="Arial" w:hAnsi="Arial"/>
@@ -18651,7 +18651,7 @@
             <w:pPr>
               <w:spacing w:after="20" w:before="0"/>
             </w:pPr>
-            <w:hyperlink w:history="1" r:id="rIdovhuiw8nzzohmbqawl8uy">
+            <w:hyperlink w:history="1" r:id="rIdufusndff7ckdywiaulkmg">
               <w:r>
                 <w:rPr>
                   <w:rFonts w:ascii="Arial" w:cs="Arial" w:eastAsia="Arial" w:hAnsi="Arial"/>
@@ -18684,7 +18684,7 @@
               <w:spacing w:after="10" w:before="0"/>
               <w:ind w:left="120"/>
             </w:pPr>
-            <w:hyperlink w:history="1" r:id="rIdu9xmxg0-ssjeujy4osuxd">
+            <w:hyperlink w:history="1" r:id="rIdgkshxzfqvsbu21ndvsfcd">
               <w:r>
                 <w:rPr>
                   <w:rFonts w:ascii="Arial" w:cs="Arial" w:eastAsia="Arial" w:hAnsi="Arial"/>
@@ -18879,7 +18879,7 @@
             <w:pPr>
               <w:spacing w:after="20" w:before="0"/>
             </w:pPr>
-            <w:hyperlink w:history="1" r:id="rIdmfxurstbwfvnotgvs8xiu">
+            <w:hyperlink w:history="1" r:id="rId7msuo-t_tx3b6bs2rghr4">
               <w:r>
                 <w:rPr>
                   <w:rFonts w:ascii="Arial" w:cs="Arial" w:eastAsia="Arial" w:hAnsi="Arial"/>
@@ -18912,7 +18912,7 @@
               <w:spacing w:after="10" w:before="0"/>
               <w:ind w:left="120"/>
             </w:pPr>
-            <w:hyperlink w:history="1" r:id="rIdeyopzeg_gdyvzuh6hu6qu">
+            <w:hyperlink w:history="1" r:id="rIdh-g0nhj31wtee19hqxfkn">
               <w:r>
                 <w:rPr>
                   <w:rFonts w:ascii="Arial" w:cs="Arial" w:eastAsia="Arial" w:hAnsi="Arial"/>
@@ -18957,7 +18957,7 @@
             <w:pPr>
               <w:spacing w:after="20" w:before="0"/>
             </w:pPr>
-            <w:hyperlink w:history="1" r:id="rIdbtbsh4jneng-nkf05ntzg">
+            <w:hyperlink w:history="1" r:id="rIdl5xssfgpxs3mlzowgzvow">
               <w:r>
                 <w:rPr>
                   <w:rFonts w:ascii="Arial" w:cs="Arial" w:eastAsia="Arial" w:hAnsi="Arial"/>
@@ -18990,7 +18990,7 @@
               <w:spacing w:after="10" w:before="0"/>
               <w:ind w:left="120"/>
             </w:pPr>
-            <w:hyperlink w:history="1" r:id="rIdfmutvah53qgcihljrc2nd">
+            <w:hyperlink w:history="1" r:id="rIdtyoovz4o4--2hbv4bfqc8">
               <w:r>
                 <w:rPr>
                   <w:rFonts w:ascii="Arial" w:cs="Arial" w:eastAsia="Arial" w:hAnsi="Arial"/>
@@ -19185,7 +19185,7 @@
             <w:pPr>
               <w:spacing w:after="20" w:before="0"/>
             </w:pPr>
-            <w:hyperlink w:history="1" r:id="rIdtvjwjz-rnii6_2h9etukj">
+            <w:hyperlink w:history="1" r:id="rIdmljnvtxz-m-mqae4szxd8">
               <w:r>
                 <w:rPr>
                   <w:rFonts w:ascii="Arial" w:cs="Arial" w:eastAsia="Arial" w:hAnsi="Arial"/>
@@ -19234,7 +19234,7 @@
               <w:spacing w:after="10" w:before="0"/>
               <w:ind w:left="120"/>
             </w:pPr>
-            <w:hyperlink w:history="1" r:id="rIdjkhx0hx_rylunya7anodz">
+            <w:hyperlink w:history="1" r:id="rIdjwpkpe-biybsmr-csed3m">
               <w:r>
                 <w:rPr>
                   <w:rFonts w:ascii="Arial" w:cs="Arial" w:eastAsia="Arial" w:hAnsi="Arial"/>
@@ -19279,7 +19279,7 @@
             <w:pPr>
               <w:spacing w:after="20" w:before="0"/>
             </w:pPr>
-            <w:hyperlink w:history="1" r:id="rIdfqowbs8dnayd76ziq1uyw">
+            <w:hyperlink w:history="1" r:id="rIduoaqvj2yf8nlnqb-sohge">
               <w:r>
                 <w:rPr>
                   <w:rFonts w:ascii="Arial" w:cs="Arial" w:eastAsia="Arial" w:hAnsi="Arial"/>
@@ -19312,7 +19312,7 @@
               <w:spacing w:after="10" w:before="0"/>
               <w:ind w:left="120"/>
             </w:pPr>
-            <w:hyperlink w:history="1" r:id="rIdqo2mv_8lxk-fgjv7oxwo2">
+            <w:hyperlink w:history="1" r:id="rIdaptrihj7nfosfurvncw11">
               <w:r>
                 <w:rPr>
                   <w:rFonts w:ascii="Arial" w:cs="Arial" w:eastAsia="Arial" w:hAnsi="Arial"/>
@@ -19507,7 +19507,7 @@
             <w:pPr>
               <w:spacing w:after="20" w:before="0"/>
             </w:pPr>
-            <w:hyperlink w:history="1" r:id="rIdftvk6phje060gguyl_arb">
+            <w:hyperlink w:history="1" r:id="rIdsxf0kutbcyksxdgurxlah">
               <w:r>
                 <w:rPr>
                   <w:rFonts w:ascii="Arial" w:cs="Arial" w:eastAsia="Arial" w:hAnsi="Arial"/>
@@ -19556,7 +19556,7 @@
               <w:spacing w:after="10" w:before="0"/>
               <w:ind w:left="120"/>
             </w:pPr>
-            <w:hyperlink w:history="1" r:id="rId3yt4xkxu_qnhj1tk5fm6j">
+            <w:hyperlink w:history="1" r:id="rIdsjkvrtoogh2ycqyjredtn">
               <w:r>
                 <w:rPr>
                   <w:rFonts w:ascii="Arial" w:cs="Arial" w:eastAsia="Arial" w:hAnsi="Arial"/>
@@ -19601,7 +19601,7 @@
             <w:pPr>
               <w:spacing w:after="20" w:before="0"/>
             </w:pPr>
-            <w:hyperlink w:history="1" r:id="rIda31tb6w8ligcdjuausrbo">
+            <w:hyperlink w:history="1" r:id="rId_97ayjxg5zzinds_c3iwp">
               <w:r>
                 <w:rPr>
                   <w:rFonts w:ascii="Arial" w:cs="Arial" w:eastAsia="Arial" w:hAnsi="Arial"/>
@@ -19634,7 +19634,7 @@
               <w:spacing w:after="10" w:before="0"/>
               <w:ind w:left="120"/>
             </w:pPr>
-            <w:hyperlink w:history="1" r:id="rIdsqptnvfvutaygqkhqd5er">
+            <w:hyperlink w:history="1" r:id="rIdwqt_c8k5cpa5xlcd6fyfv">
               <w:r>
                 <w:rPr>
                   <w:rFonts w:ascii="Arial" w:cs="Arial" w:eastAsia="Arial" w:hAnsi="Arial"/>
@@ -19829,7 +19829,7 @@
             <w:pPr>
               <w:spacing w:after="20" w:before="0"/>
             </w:pPr>
-            <w:hyperlink w:history="1" r:id="rIdsqjx4euxl-4fd_xhllifh">
+            <w:hyperlink w:history="1" r:id="rIdjyf2azty8uztfmlqy1k8d">
               <w:r>
                 <w:rPr>
                   <w:rFonts w:ascii="Arial" w:cs="Arial" w:eastAsia="Arial" w:hAnsi="Arial"/>
@@ -19878,7 +19878,7 @@
               <w:spacing w:after="10" w:before="0"/>
               <w:ind w:left="120"/>
             </w:pPr>
-            <w:hyperlink w:history="1" r:id="rIdntt67a_8iv5nmyqv2qkxj">
+            <w:hyperlink w:history="1" r:id="rIdwbgmkn6svtew9d9tj3ynq">
               <w:r>
                 <w:rPr>
                   <w:rFonts w:ascii="Arial" w:cs="Arial" w:eastAsia="Arial" w:hAnsi="Arial"/>
@@ -19923,7 +19923,7 @@
             <w:pPr>
               <w:spacing w:after="20" w:before="0"/>
             </w:pPr>
-            <w:hyperlink w:history="1" r:id="rIdd4yjklg-qn5fyhjcfx6h2">
+            <w:hyperlink w:history="1" r:id="rIdpabbcrgpamkhqgry9zorg">
               <w:r>
                 <w:rPr>
                   <w:rFonts w:ascii="Arial" w:cs="Arial" w:eastAsia="Arial" w:hAnsi="Arial"/>
@@ -19956,7 +19956,7 @@
               <w:spacing w:after="10" w:before="0"/>
               <w:ind w:left="120"/>
             </w:pPr>
-            <w:hyperlink w:history="1" r:id="rIdb5thlavd5kgnma8ny_jt0">
+            <w:hyperlink w:history="1" r:id="rIdddsw1aijemvk6zjwimznd">
               <w:r>
                 <w:rPr>
                   <w:rFonts w:ascii="Arial" w:cs="Arial" w:eastAsia="Arial" w:hAnsi="Arial"/>
@@ -20468,7 +20468,7 @@
         </w:rPr>
         <w:t xml:space="preserve">© 2026 SeaVuria and ARES. Aligned with KICD objectives. Developed by SeaVuria; technical implementation by ARES (with AI assistance from Claude). Licensed under </w:t>
       </w:r>
-      <w:hyperlink w:history="1" r:id="rIdhhwlobpv_l8ln4ierc3nh">
+      <w:hyperlink w:history="1" r:id="rIdvgg5stuixykbahrfbjij5">
         <w:r>
           <w:rPr>
             <w:rFonts w:ascii="Arial" w:cs="Arial" w:eastAsia="Arial" w:hAnsi="Arial"/>
@@ -20489,7 +20489,7 @@
         </w:rPr>
         <w:t xml:space="preserve"> (</w:t>
       </w:r>
-      <w:hyperlink w:history="1" r:id="rIdyyksfgwo_wisjdhupqpm7">
+      <w:hyperlink w:history="1" r:id="rIdexhf5-9qglcmxjfmlxpdj">
         <w:r>
           <w:rPr>
             <w:rFonts w:ascii="Arial" w:cs="Arial" w:eastAsia="Arial" w:hAnsi="Arial"/>
@@ -21503,7 +21503,7 @@
             <w:pPr>
               <w:spacing w:after="20" w:before="0"/>
             </w:pPr>
-            <w:hyperlink w:history="1" r:id="rId0kfggkwlwtvkie1d7yzvo">
+            <w:hyperlink w:history="1" r:id="rIdus2qpa_cvvcepz-clcgvg">
               <w:r>
                 <w:rPr>
                   <w:rFonts w:ascii="Arial" w:cs="Arial" w:eastAsia="Arial" w:hAnsi="Arial"/>
@@ -21536,7 +21536,7 @@
               <w:spacing w:after="10" w:before="0"/>
               <w:ind w:left="120"/>
             </w:pPr>
-            <w:hyperlink w:history="1" r:id="rId_mpj2ngydc3pg7brayun8">
+            <w:hyperlink w:history="1" r:id="rIdpcdngata_sqx5lxdxzmiw">
               <w:r>
                 <w:rPr>
                   <w:rFonts w:ascii="Arial" w:cs="Arial" w:eastAsia="Arial" w:hAnsi="Arial"/>
@@ -21581,7 +21581,7 @@
             <w:pPr>
               <w:spacing w:after="20" w:before="0"/>
             </w:pPr>
-            <w:hyperlink w:history="1" r:id="rId5aw6mt5dd8ul4ciypbqwt">
+            <w:hyperlink w:history="1" r:id="rIdipqbkgpmdmdensdl08n8z">
               <w:r>
                 <w:rPr>
                   <w:rFonts w:ascii="Arial" w:cs="Arial" w:eastAsia="Arial" w:hAnsi="Arial"/>
@@ -21614,7 +21614,7 @@
               <w:spacing w:after="10" w:before="0"/>
               <w:ind w:left="120"/>
             </w:pPr>
-            <w:hyperlink w:history="1" r:id="rIdv6-idis3ujsowl1uvr_tq">
+            <w:hyperlink w:history="1" r:id="rIdtiddxpzglmn0z1nxgubf1">
               <w:r>
                 <w:rPr>
                   <w:rFonts w:ascii="Arial" w:cs="Arial" w:eastAsia="Arial" w:hAnsi="Arial"/>
@@ -21885,7 +21885,7 @@
             <w:pPr>
               <w:spacing w:after="20" w:before="0"/>
             </w:pPr>
-            <w:hyperlink w:history="1" r:id="rIdk-_ixrs1kemm7qn0v6hcf">
+            <w:hyperlink w:history="1" r:id="rIdgkmuw55l0_apl76wgyauk">
               <w:r>
                 <w:rPr>
                   <w:rFonts w:ascii="Arial" w:cs="Arial" w:eastAsia="Arial" w:hAnsi="Arial"/>
@@ -21918,7 +21918,7 @@
               <w:spacing w:after="10" w:before="0"/>
               <w:ind w:left="120"/>
             </w:pPr>
-            <w:hyperlink w:history="1" r:id="rId6jjsrmny9ycfxxt_vwwjj">
+            <w:hyperlink w:history="1" r:id="rIdx9cizo4oadeolzp99elvk">
               <w:r>
                 <w:rPr>
                   <w:rFonts w:ascii="Arial" w:cs="Arial" w:eastAsia="Arial" w:hAnsi="Arial"/>
@@ -21963,7 +21963,7 @@
             <w:pPr>
               <w:spacing w:after="20" w:before="0"/>
             </w:pPr>
-            <w:hyperlink w:history="1" r:id="rIdzrvw4n3tp9o6deggyo_fz">
+            <w:hyperlink w:history="1" r:id="rIdxslh9naemexjqpewunuhm">
               <w:r>
                 <w:rPr>
                   <w:rFonts w:ascii="Arial" w:cs="Arial" w:eastAsia="Arial" w:hAnsi="Arial"/>
@@ -21996,7 +21996,7 @@
               <w:spacing w:after="10" w:before="0"/>
               <w:ind w:left="120"/>
             </w:pPr>
-            <w:hyperlink w:history="1" r:id="rId9aop0mftrhvwnb9ziynko">
+            <w:hyperlink w:history="1" r:id="rIdhquzgdfyssanmxzbsyatj">
               <w:r>
                 <w:rPr>
                   <w:rFonts w:ascii="Arial" w:cs="Arial" w:eastAsia="Arial" w:hAnsi="Arial"/>
@@ -22495,7 +22495,7 @@
             <w:pPr>
               <w:spacing w:after="20" w:before="0"/>
             </w:pPr>
-            <w:hyperlink w:history="1" r:id="rId31dw3fwemz6jzcdrdjaqf">
+            <w:hyperlink w:history="1" r:id="rIds9cozr-nqrnoi1nygdciu">
               <w:r>
                 <w:rPr>
                   <w:rFonts w:ascii="Arial" w:cs="Arial" w:eastAsia="Arial" w:hAnsi="Arial"/>
@@ -22528,7 +22528,7 @@
               <w:spacing w:after="10" w:before="0"/>
               <w:ind w:left="120"/>
             </w:pPr>
-            <w:hyperlink w:history="1" r:id="rIdonb_38zc3-ayf8hrv1s3e">
+            <w:hyperlink w:history="1" r:id="rIdiipvicgfoscniz0h047sa">
               <w:r>
                 <w:rPr>
                   <w:rFonts w:ascii="Arial" w:cs="Arial" w:eastAsia="Arial" w:hAnsi="Arial"/>
@@ -22573,7 +22573,7 @@
             <w:pPr>
               <w:spacing w:after="20" w:before="0"/>
             </w:pPr>
-            <w:hyperlink w:history="1" r:id="rIdc1w7rsqlb_gz7kfqzxzj9">
+            <w:hyperlink w:history="1" r:id="rIdxvvsg-zi_lmlkcmljvu7w">
               <w:r>
                 <w:rPr>
                   <w:rFonts w:ascii="Arial" w:cs="Arial" w:eastAsia="Arial" w:hAnsi="Arial"/>
@@ -22622,7 +22622,7 @@
               <w:spacing w:after="10" w:before="0"/>
               <w:ind w:left="120"/>
             </w:pPr>
-            <w:hyperlink w:history="1" r:id="rIdat4k0l0vldvmuzt01-n99">
+            <w:hyperlink w:history="1" r:id="rIdi10lkoz2uuvyshrwyu40f">
               <w:r>
                 <w:rPr>
                   <w:rFonts w:ascii="Arial" w:cs="Arial" w:eastAsia="Arial" w:hAnsi="Arial"/>
@@ -22893,7 +22893,7 @@
             <w:pPr>
               <w:spacing w:after="20" w:before="0"/>
             </w:pPr>
-            <w:hyperlink w:history="1" r:id="rIdbkelsxake5bt9p-3zhun0">
+            <w:hyperlink w:history="1" r:id="rIdb0pd4pad_cylffvul25zl">
               <w:r>
                 <w:rPr>
                   <w:rFonts w:ascii="Arial" w:cs="Arial" w:eastAsia="Arial" w:hAnsi="Arial"/>
@@ -22926,7 +22926,7 @@
               <w:spacing w:after="10" w:before="0"/>
               <w:ind w:left="120"/>
             </w:pPr>
-            <w:hyperlink w:history="1" r:id="rIdc6yd9ydafbcgdafuokrmf">
+            <w:hyperlink w:history="1" r:id="rIdkluawts4g_0ckjd3wf_p7">
               <w:r>
                 <w:rPr>
                   <w:rFonts w:ascii="Arial" w:cs="Arial" w:eastAsia="Arial" w:hAnsi="Arial"/>
@@ -22971,7 +22971,7 @@
             <w:pPr>
               <w:spacing w:after="20" w:before="0"/>
             </w:pPr>
-            <w:hyperlink w:history="1" r:id="rIdhbbsm8x9dkzuney98umzq">
+            <w:hyperlink w:history="1" r:id="rIdydo1uqrqm97tnrnd5ag3o">
               <w:r>
                 <w:rPr>
                   <w:rFonts w:ascii="Arial" w:cs="Arial" w:eastAsia="Arial" w:hAnsi="Arial"/>
@@ -23020,7 +23020,7 @@
               <w:spacing w:after="10" w:before="0"/>
               <w:ind w:left="120"/>
             </w:pPr>
-            <w:hyperlink w:history="1" r:id="rIdfdwytn44t_sm7k5jehhro">
+            <w:hyperlink w:history="1" r:id="rIdud9oucmyfbhthf6xeda97">
               <w:r>
                 <w:rPr>
                   <w:rFonts w:ascii="Arial" w:cs="Arial" w:eastAsia="Arial" w:hAnsi="Arial"/>
@@ -23291,7 +23291,7 @@
             <w:pPr>
               <w:spacing w:after="20" w:before="0"/>
             </w:pPr>
-            <w:hyperlink w:history="1" r:id="rIdnq0eaowiuwcvuxdkhlcu8">
+            <w:hyperlink w:history="1" r:id="rIdygqahrbqvjjv-uykbrzc0">
               <w:r>
                 <w:rPr>
                   <w:rFonts w:ascii="Arial" w:cs="Arial" w:eastAsia="Arial" w:hAnsi="Arial"/>
@@ -23340,7 +23340,7 @@
               <w:spacing w:after="10" w:before="0"/>
               <w:ind w:left="120"/>
             </w:pPr>
-            <w:hyperlink w:history="1" r:id="rIdhcbz0hpkd_krjxufwm3u4">
+            <w:hyperlink w:history="1" r:id="rId23gogj6pzihkx6hw7zzdc">
               <w:r>
                 <w:rPr>
                   <w:rFonts w:ascii="Arial" w:cs="Arial" w:eastAsia="Arial" w:hAnsi="Arial"/>
@@ -23385,7 +23385,7 @@
             <w:pPr>
               <w:spacing w:after="20" w:before="0"/>
             </w:pPr>
-            <w:hyperlink w:history="1" r:id="rIdwpgfmmejhxasnodtjtjnu">
+            <w:hyperlink w:history="1" r:id="rIdge4uuur4vednjs70on7bw">
               <w:r>
                 <w:rPr>
                   <w:rFonts w:ascii="Arial" w:cs="Arial" w:eastAsia="Arial" w:hAnsi="Arial"/>
@@ -23434,7 +23434,7 @@
               <w:spacing w:after="10" w:before="0"/>
               <w:ind w:left="120"/>
             </w:pPr>
-            <w:hyperlink w:history="1" r:id="rIdzg9j3w3lw9x4rw0-nl2da">
+            <w:hyperlink w:history="1" r:id="rId8ampumbuwi9b0q9eyczc7">
               <w:r>
                 <w:rPr>
                   <w:rFonts w:ascii="Arial" w:cs="Arial" w:eastAsia="Arial" w:hAnsi="Arial"/>
@@ -24060,7 +24060,7 @@
         </w:rPr>
         <w:t xml:space="preserve">© 2026 SeaVuria and ARES. Aligned with KICD objectives. Developed by SeaVuria; technical implementation by ARES (with AI assistance from Claude). Licensed under </w:t>
       </w:r>
-      <w:hyperlink w:history="1" r:id="rIdyjtfcgm6lfbzytynruu8a">
+      <w:hyperlink w:history="1" r:id="rIdegwlmqpjaufcjg7jsrixq">
         <w:r>
           <w:rPr>
             <w:rFonts w:ascii="Arial" w:cs="Arial" w:eastAsia="Arial" w:hAnsi="Arial"/>
@@ -24081,7 +24081,7 @@
         </w:rPr>
         <w:t xml:space="preserve"> (</w:t>
       </w:r>
-      <w:hyperlink w:history="1" r:id="rIdyax78vqz16vjdkzymvjyk">
+      <w:hyperlink w:history="1" r:id="rIdnzvyxsact3uh8r9nsszbv">
         <w:r>
           <w:rPr>
             <w:rFonts w:ascii="Arial" w:cs="Arial" w:eastAsia="Arial" w:hAnsi="Arial"/>
@@ -25094,7 +25094,7 @@
             <w:pPr>
               <w:spacing w:after="20" w:before="0"/>
             </w:pPr>
-            <w:hyperlink w:history="1" r:id="rIdfa9pmlehuau0th44ddnzv">
+            <w:hyperlink w:history="1" r:id="rIdoqwoxi_qmijysrqxoa8zr">
               <w:r>
                 <w:rPr>
                   <w:rFonts w:ascii="Arial" w:cs="Arial" w:eastAsia="Arial" w:hAnsi="Arial"/>
@@ -25143,7 +25143,7 @@
               <w:spacing w:after="10" w:before="0"/>
               <w:ind w:left="120"/>
             </w:pPr>
-            <w:hyperlink w:history="1" r:id="rIdgh_hscelmdzk9z22dgalm">
+            <w:hyperlink w:history="1" r:id="rIdvpe7i6aqtmiegujsosrfr">
               <w:r>
                 <w:rPr>
                   <w:rFonts w:ascii="Arial" w:cs="Arial" w:eastAsia="Arial" w:hAnsi="Arial"/>
@@ -25188,7 +25188,7 @@
             <w:pPr>
               <w:spacing w:after="20" w:before="0"/>
             </w:pPr>
-            <w:hyperlink w:history="1" r:id="rIdeonzcgfqaplv-ow0bybbn">
+            <w:hyperlink w:history="1" r:id="rIdgwgjmcy8hkj6fidgso9jm">
               <w:r>
                 <w:rPr>
                   <w:rFonts w:ascii="Arial" w:cs="Arial" w:eastAsia="Arial" w:hAnsi="Arial"/>
@@ -25237,7 +25237,7 @@
               <w:spacing w:after="10" w:before="0"/>
               <w:ind w:left="120"/>
             </w:pPr>
-            <w:hyperlink w:history="1" r:id="rId8mp6vh38v0rsh2kvtwhzt">
+            <w:hyperlink w:history="1" r:id="rId5zrrsffi77sxkxr_wwibt">
               <w:r>
                 <w:rPr>
                   <w:rFonts w:ascii="Arial" w:cs="Arial" w:eastAsia="Arial" w:hAnsi="Arial"/>
@@ -25432,7 +25432,7 @@
             <w:pPr>
               <w:spacing w:after="20" w:before="0"/>
             </w:pPr>
-            <w:hyperlink w:history="1" r:id="rIdpiugpohhxviy1tctc3k7o">
+            <w:hyperlink w:history="1" r:id="rIdr27l9rybm29oylnkmtsp4">
               <w:r>
                 <w:rPr>
                   <w:rFonts w:ascii="Arial" w:cs="Arial" w:eastAsia="Arial" w:hAnsi="Arial"/>
@@ -25481,7 +25481,7 @@
               <w:spacing w:after="10" w:before="0"/>
               <w:ind w:left="120"/>
             </w:pPr>
-            <w:hyperlink w:history="1" r:id="rId38zyoldz4k78kiicuvgv7">
+            <w:hyperlink w:history="1" r:id="rIdpp46upbgxf2vhxo_m6uks">
               <w:r>
                 <w:rPr>
                   <w:rFonts w:ascii="Arial" w:cs="Arial" w:eastAsia="Arial" w:hAnsi="Arial"/>
@@ -25526,7 +25526,7 @@
             <w:pPr>
               <w:spacing w:after="20" w:before="0"/>
             </w:pPr>
-            <w:hyperlink w:history="1" r:id="rIdrlgqwekxmlghrjyn1oglv">
+            <w:hyperlink w:history="1" r:id="rIdri51o8-mth0vjuqh-ouy8">
               <w:r>
                 <w:rPr>
                   <w:rFonts w:ascii="Arial" w:cs="Arial" w:eastAsia="Arial" w:hAnsi="Arial"/>
@@ -25575,7 +25575,7 @@
               <w:spacing w:after="10" w:before="0"/>
               <w:ind w:left="120"/>
             </w:pPr>
-            <w:hyperlink w:history="1" r:id="rIdunkjulx7mjajzf804zy9d">
+            <w:hyperlink w:history="1" r:id="rId7sixsy9ncnx-jukyxr_ni">
               <w:r>
                 <w:rPr>
                   <w:rFonts w:ascii="Arial" w:cs="Arial" w:eastAsia="Arial" w:hAnsi="Arial"/>
@@ -25770,7 +25770,7 @@
             <w:pPr>
               <w:spacing w:after="20" w:before="0"/>
             </w:pPr>
-            <w:hyperlink w:history="1" r:id="rIduffeyaw8qqf4bq0riegks">
+            <w:hyperlink w:history="1" r:id="rId9xitl0t7fpd90rswazp2-">
               <w:r>
                 <w:rPr>
                   <w:rFonts w:ascii="Arial" w:cs="Arial" w:eastAsia="Arial" w:hAnsi="Arial"/>
@@ -25819,7 +25819,7 @@
               <w:spacing w:after="10" w:before="0"/>
               <w:ind w:left="120"/>
             </w:pPr>
-            <w:hyperlink w:history="1" r:id="rId_pe01dkawxl8bjscws4z3">
+            <w:hyperlink w:history="1" r:id="rId_cbstgtdhfeqenpek67io">
               <w:r>
                 <w:rPr>
                   <w:rFonts w:ascii="Arial" w:cs="Arial" w:eastAsia="Arial" w:hAnsi="Arial"/>
@@ -25864,7 +25864,7 @@
             <w:pPr>
               <w:spacing w:after="20" w:before="0"/>
             </w:pPr>
-            <w:hyperlink w:history="1" r:id="rIdfzkevb-snbmhdwkwbpire">
+            <w:hyperlink w:history="1" r:id="rIdwnmh_o0fndmufsvr3hu8e">
               <w:r>
                 <w:rPr>
                   <w:rFonts w:ascii="Arial" w:cs="Arial" w:eastAsia="Arial" w:hAnsi="Arial"/>
@@ -25913,7 +25913,7 @@
               <w:spacing w:after="10" w:before="0"/>
               <w:ind w:left="120"/>
             </w:pPr>
-            <w:hyperlink w:history="1" r:id="rIdli0xcgsgwke3dpwsf_ryu">
+            <w:hyperlink w:history="1" r:id="rIdkh_4_trw4_x30uzxqctu4">
               <w:r>
                 <w:rPr>
                   <w:rFonts w:ascii="Arial" w:cs="Arial" w:eastAsia="Arial" w:hAnsi="Arial"/>
@@ -26108,7 +26108,7 @@
             <w:pPr>
               <w:spacing w:after="20" w:before="0"/>
             </w:pPr>
-            <w:hyperlink w:history="1" r:id="rIdw4tv2c0kxxataqifkjbp6">
+            <w:hyperlink w:history="1" r:id="rIdzmfhl4evlmz2vhj6kijs8">
               <w:r>
                 <w:rPr>
                   <w:rFonts w:ascii="Arial" w:cs="Arial" w:eastAsia="Arial" w:hAnsi="Arial"/>
@@ -26157,7 +26157,7 @@
               <w:spacing w:after="10" w:before="0"/>
               <w:ind w:left="120"/>
             </w:pPr>
-            <w:hyperlink w:history="1" r:id="rIddvorcr_4rs0aerq0q1kxa">
+            <w:hyperlink w:history="1" r:id="rIdbf03nkgtrghejpp-y7b8l">
               <w:r>
                 <w:rPr>
                   <w:rFonts w:ascii="Arial" w:cs="Arial" w:eastAsia="Arial" w:hAnsi="Arial"/>
@@ -26202,7 +26202,7 @@
             <w:pPr>
               <w:spacing w:after="20" w:before="0"/>
             </w:pPr>
-            <w:hyperlink w:history="1" r:id="rIdeyl4w2fpmaryj0ewhban0">
+            <w:hyperlink w:history="1" r:id="rIdrqzts3ipam0qdowyknjdi">
               <w:r>
                 <w:rPr>
                   <w:rFonts w:ascii="Arial" w:cs="Arial" w:eastAsia="Arial" w:hAnsi="Arial"/>
@@ -26251,7 +26251,7 @@
               <w:spacing w:after="10" w:before="0"/>
               <w:ind w:left="120"/>
             </w:pPr>
-            <w:hyperlink w:history="1" r:id="rIdy34cnzqbhek9k96lucymk">
+            <w:hyperlink w:history="1" r:id="rIduawu1s7o9eglgnkehxjou">
               <w:r>
                 <w:rPr>
                   <w:rFonts w:ascii="Arial" w:cs="Arial" w:eastAsia="Arial" w:hAnsi="Arial"/>
@@ -26446,7 +26446,7 @@
             <w:pPr>
               <w:spacing w:after="20" w:before="0"/>
             </w:pPr>
-            <w:hyperlink w:history="1" r:id="rIdpdhm9ovtgx5vd7jtwhxah">
+            <w:hyperlink w:history="1" r:id="rIdz3_ygwqs_usbakulffvys">
               <w:r>
                 <w:rPr>
                   <w:rFonts w:ascii="Arial" w:cs="Arial" w:eastAsia="Arial" w:hAnsi="Arial"/>
@@ -26495,7 +26495,7 @@
               <w:spacing w:after="10" w:before="0"/>
               <w:ind w:left="120"/>
             </w:pPr>
-            <w:hyperlink w:history="1" r:id="rIdhdlelxbvxiebwt2uc4ou1">
+            <w:hyperlink w:history="1" r:id="rIdfas77lvtvi-g_uloo-fin">
               <w:r>
                 <w:rPr>
                   <w:rFonts w:ascii="Arial" w:cs="Arial" w:eastAsia="Arial" w:hAnsi="Arial"/>
@@ -26540,7 +26540,7 @@
             <w:pPr>
               <w:spacing w:after="20" w:before="0"/>
             </w:pPr>
-            <w:hyperlink w:history="1" r:id="rIdichk22mtdavnb2yvc90gc">
+            <w:hyperlink w:history="1" r:id="rIda20qlbmrhiv-kswimg9zs">
               <w:r>
                 <w:rPr>
                   <w:rFonts w:ascii="Arial" w:cs="Arial" w:eastAsia="Arial" w:hAnsi="Arial"/>
@@ -26589,7 +26589,7 @@
               <w:spacing w:after="10" w:before="0"/>
               <w:ind w:left="120"/>
             </w:pPr>
-            <w:hyperlink w:history="1" r:id="rIdlisaqj-zgv6odba8gbwvj">
+            <w:hyperlink w:history="1" r:id="rIdmid3o59uumdtliji0rbqr">
               <w:r>
                 <w:rPr>
                   <w:rFonts w:ascii="Arial" w:cs="Arial" w:eastAsia="Arial" w:hAnsi="Arial"/>
@@ -27101,7 +27101,7 @@
         </w:rPr>
         <w:t xml:space="preserve">© 2026 SeaVuria and ARES. Aligned with KICD objectives. Developed by SeaVuria; technical implementation by ARES (with AI assistance from Claude). Licensed under </w:t>
       </w:r>
-      <w:hyperlink w:history="1" r:id="rIdq6f56xdsb5b4yronzbxqa">
+      <w:hyperlink w:history="1" r:id="rId7rh-rnnwno2d6rnut0spx">
         <w:r>
           <w:rPr>
             <w:rFonts w:ascii="Arial" w:cs="Arial" w:eastAsia="Arial" w:hAnsi="Arial"/>
@@ -27122,7 +27122,7 @@
         </w:rPr>
         <w:t xml:space="preserve"> (</w:t>
       </w:r>
-      <w:hyperlink w:history="1" r:id="rIda4tnzil_4cq0kvigmzkk8">
+      <w:hyperlink w:history="1" r:id="rIdpsuwzwozkhnr7_k5hnzcp">
         <w:r>
           <w:rPr>
             <w:rFonts w:ascii="Arial" w:cs="Arial" w:eastAsia="Arial" w:hAnsi="Arial"/>
@@ -28152,7 +28152,7 @@
               <w:spacing w:after="10" w:before="0"/>
               <w:ind w:left="120"/>
             </w:pPr>
-            <w:hyperlink w:history="1" r:id="rIdgqltvgom4q2gl89ymioc2">
+            <w:hyperlink w:history="1" r:id="rIdae2u35ufqnmpwxhjyqt10">
               <w:r>
                 <w:rPr>
                   <w:rFonts w:ascii="Arial" w:cs="Arial" w:eastAsia="Arial" w:hAnsi="Arial"/>
@@ -28229,7 +28229,7 @@
               <w:spacing w:after="10" w:before="0"/>
               <w:ind w:left="120"/>
             </w:pPr>
-            <w:hyperlink w:history="1" r:id="rIdiz8ksvanefn_ppz7r91lh">
+            <w:hyperlink w:history="1" r:id="rIdpqaxlog9ore8tjjtfsiix">
               <w:r>
                 <w:rPr>
                   <w:rFonts w:ascii="Arial" w:cs="Arial" w:eastAsia="Arial" w:hAnsi="Arial"/>
@@ -28456,7 +28456,7 @@
               <w:spacing w:after="10" w:before="0"/>
               <w:ind w:left="120"/>
             </w:pPr>
-            <w:hyperlink w:history="1" r:id="rIdbmsqsuhbeysfs1qkka8j0">
+            <w:hyperlink w:history="1" r:id="rIdimecktqfx4uqlywfogzxc">
               <w:r>
                 <w:rPr>
                   <w:rFonts w:ascii="Arial" w:cs="Arial" w:eastAsia="Arial" w:hAnsi="Arial"/>
@@ -28533,7 +28533,7 @@
               <w:spacing w:after="10" w:before="0"/>
               <w:ind w:left="120"/>
             </w:pPr>
-            <w:hyperlink w:history="1" r:id="rIdj_swpse_pjtftoj-rshb4">
+            <w:hyperlink w:history="1" r:id="rIdaysuuuog-vh-9crskxlda">
               <w:r>
                 <w:rPr>
                   <w:rFonts w:ascii="Arial" w:cs="Arial" w:eastAsia="Arial" w:hAnsi="Arial"/>
@@ -28760,7 +28760,7 @@
               <w:spacing w:after="10" w:before="0"/>
               <w:ind w:left="120"/>
             </w:pPr>
-            <w:hyperlink w:history="1" r:id="rIdigqrz_bgy7obc9xsyq_9j">
+            <w:hyperlink w:history="1" r:id="rIdwey75qirs7u9dn-fsrcmh">
               <w:r>
                 <w:rPr>
                   <w:rFonts w:ascii="Arial" w:cs="Arial" w:eastAsia="Arial" w:hAnsi="Arial"/>
@@ -28837,7 +28837,7 @@
               <w:spacing w:after="10" w:before="0"/>
               <w:ind w:left="120"/>
             </w:pPr>
-            <w:hyperlink w:history="1" r:id="rIdkjoochuots_49cvbmeqfb">
+            <w:hyperlink w:history="1" r:id="rIdxqmyw2anse5hwg0vgcecw">
               <w:r>
                 <w:rPr>
                   <w:rFonts w:ascii="Arial" w:cs="Arial" w:eastAsia="Arial" w:hAnsi="Arial"/>
@@ -29064,7 +29064,7 @@
               <w:spacing w:after="10" w:before="0"/>
               <w:ind w:left="120"/>
             </w:pPr>
-            <w:hyperlink w:history="1" r:id="rIdkyykkkzoeuexsfj9yyfjo">
+            <w:hyperlink w:history="1" r:id="rIdilmnqg0c5qgkceggib_ih">
               <w:r>
                 <w:rPr>
                   <w:rFonts w:ascii="Arial" w:cs="Arial" w:eastAsia="Arial" w:hAnsi="Arial"/>
@@ -29141,7 +29141,7 @@
               <w:spacing w:after="10" w:before="0"/>
               <w:ind w:left="120"/>
             </w:pPr>
-            <w:hyperlink w:history="1" r:id="rIdlpr-myymflj30gv7zsdsg">
+            <w:hyperlink w:history="1" r:id="rIdgwdzznhtbbm9wxsr8gqe0">
               <w:r>
                 <w:rPr>
                   <w:rFonts w:ascii="Arial" w:cs="Arial" w:eastAsia="Arial" w:hAnsi="Arial"/>
@@ -29368,7 +29368,7 @@
               <w:spacing w:after="10" w:before="0"/>
               <w:ind w:left="120"/>
             </w:pPr>
-            <w:hyperlink w:history="1" r:id="rIdk-tefquknfl0scxi58vye">
+            <w:hyperlink w:history="1" r:id="rIdc040xsjlxexn9dlsi9_ol">
               <w:r>
                 <w:rPr>
                   <w:rFonts w:ascii="Arial" w:cs="Arial" w:eastAsia="Arial" w:hAnsi="Arial"/>
@@ -29445,7 +29445,7 @@
               <w:spacing w:after="10" w:before="0"/>
               <w:ind w:left="120"/>
             </w:pPr>
-            <w:hyperlink w:history="1" r:id="rIdcaobzid_gtphgkitvarxj">
+            <w:hyperlink w:history="1" r:id="rIdfzljrwentnpwltca3ahl-">
               <w:r>
                 <w:rPr>
                   <w:rFonts w:ascii="Arial" w:cs="Arial" w:eastAsia="Arial" w:hAnsi="Arial"/>
@@ -29972,7 +29972,7 @@
         </w:rPr>
         <w:t xml:space="preserve">© 2026 SeaVuria and ARES. Aligned with KICD objectives. Developed by SeaVuria; technical implementation by ARES (with AI assistance from Claude). Licensed under </w:t>
       </w:r>
-      <w:hyperlink w:history="1" r:id="rIdgurirdt5vzkgj7efbuxyj">
+      <w:hyperlink w:history="1" r:id="rIdj1qp7zjz6aqsmxyqzsavw">
         <w:r>
           <w:rPr>
             <w:rFonts w:ascii="Arial" w:cs="Arial" w:eastAsia="Arial" w:hAnsi="Arial"/>
@@ -29993,7 +29993,7 @@
         </w:rPr>
         <w:t xml:space="preserve"> (</w:t>
       </w:r>
-      <w:hyperlink w:history="1" r:id="rIdj-wx3xggrqk3jfxel4xdf">
+      <w:hyperlink w:history="1" r:id="rIdbem2sg7qfzt2wdabyte7t">
         <w:r>
           <w:rPr>
             <w:rFonts w:ascii="Arial" w:cs="Arial" w:eastAsia="Arial" w:hAnsi="Arial"/>
@@ -31006,7 +31006,7 @@
             <w:pPr>
               <w:spacing w:after="20" w:before="0"/>
             </w:pPr>
-            <w:hyperlink w:history="1" r:id="rId5olrtbokzq5q0rr9tsj7e">
+            <w:hyperlink w:history="1" r:id="rIdgxjs0gnbtb5t9eb3yki9y">
               <w:r>
                 <w:rPr>
                   <w:rFonts w:ascii="Arial" w:cs="Arial" w:eastAsia="Arial" w:hAnsi="Arial"/>
@@ -31039,7 +31039,7 @@
               <w:spacing w:after="10" w:before="0"/>
               <w:ind w:left="120"/>
             </w:pPr>
-            <w:hyperlink w:history="1" r:id="rIdlz9dtr-q15qc5maopaeje">
+            <w:hyperlink w:history="1" r:id="rIdg5_o0pzwqydiaxcqyy5hm">
               <w:r>
                 <w:rPr>
                   <w:rFonts w:ascii="Arial" w:cs="Arial" w:eastAsia="Arial" w:hAnsi="Arial"/>
@@ -31084,7 +31084,7 @@
             <w:pPr>
               <w:spacing w:after="20" w:before="0"/>
             </w:pPr>
-            <w:hyperlink w:history="1" r:id="rIdiu-jt71xhidu_a1ft1cj7">
+            <w:hyperlink w:history="1" r:id="rIdokb-sgqylqu0zfmfzpo9l">
               <w:r>
                 <w:rPr>
                   <w:rFonts w:ascii="Arial" w:cs="Arial" w:eastAsia="Arial" w:hAnsi="Arial"/>
@@ -31117,7 +31117,7 @@
               <w:spacing w:after="10" w:before="0"/>
               <w:ind w:left="120"/>
             </w:pPr>
-            <w:hyperlink w:history="1" r:id="rIdrnckwkn3arg5m85zvq6id">
+            <w:hyperlink w:history="1" r:id="rIddk6xv2mswasqda391ca48">
               <w:r>
                 <w:rPr>
                   <w:rFonts w:ascii="Arial" w:cs="Arial" w:eastAsia="Arial" w:hAnsi="Arial"/>
@@ -31312,7 +31312,7 @@
             <w:pPr>
               <w:spacing w:after="20" w:before="0"/>
             </w:pPr>
-            <w:hyperlink w:history="1" r:id="rIdrdl3avor5vhx9orly1vza">
+            <w:hyperlink w:history="1" r:id="rIdb7h-uhcvmt0wcb_vdozqx">
               <w:r>
                 <w:rPr>
                   <w:rFonts w:ascii="Arial" w:cs="Arial" w:eastAsia="Arial" w:hAnsi="Arial"/>
@@ -31345,7 +31345,7 @@
               <w:spacing w:after="10" w:before="0"/>
               <w:ind w:left="120"/>
             </w:pPr>
-            <w:hyperlink w:history="1" r:id="rIdcgzw0v29yik5yjlx7imit">
+            <w:hyperlink w:history="1" r:id="rIdsqcppnhzdwxg9yc8tuk_n">
               <w:r>
                 <w:rPr>
                   <w:rFonts w:ascii="Arial" w:cs="Arial" w:eastAsia="Arial" w:hAnsi="Arial"/>
@@ -31390,7 +31390,7 @@
             <w:pPr>
               <w:spacing w:after="20" w:before="0"/>
             </w:pPr>
-            <w:hyperlink w:history="1" r:id="rId_-gofjxguitwknojcyotx">
+            <w:hyperlink w:history="1" r:id="rIdm39lyxr-kupbcyvqi8ak_">
               <w:r>
                 <w:rPr>
                   <w:rFonts w:ascii="Arial" w:cs="Arial" w:eastAsia="Arial" w:hAnsi="Arial"/>
@@ -31423,7 +31423,7 @@
               <w:spacing w:after="10" w:before="0"/>
               <w:ind w:left="120"/>
             </w:pPr>
-            <w:hyperlink w:history="1" r:id="rId3ogv5uoibpb4w1ohts7vt">
+            <w:hyperlink w:history="1" r:id="rIdxqmg5hq6tfpg9polov5oc">
               <w:r>
                 <w:rPr>
                   <w:rFonts w:ascii="Arial" w:cs="Arial" w:eastAsia="Arial" w:hAnsi="Arial"/>
@@ -31618,7 +31618,7 @@
             <w:pPr>
               <w:spacing w:after="20" w:before="0"/>
             </w:pPr>
-            <w:hyperlink w:history="1" r:id="rId30wgdhv1q6qnqgtvw5mn1">
+            <w:hyperlink w:history="1" r:id="rIdkp-qhpobsyvk9gl56knxf">
               <w:r>
                 <w:rPr>
                   <w:rFonts w:ascii="Arial" w:cs="Arial" w:eastAsia="Arial" w:hAnsi="Arial"/>
@@ -31667,7 +31667,7 @@
               <w:spacing w:after="10" w:before="0"/>
               <w:ind w:left="120"/>
             </w:pPr>
-            <w:hyperlink w:history="1" r:id="rId-2nw4n7s40lkvgnsdiepk">
+            <w:hyperlink w:history="1" r:id="rId6d_wdin8rcgvcrgz_d8n2">
               <w:r>
                 <w:rPr>
                   <w:rFonts w:ascii="Arial" w:cs="Arial" w:eastAsia="Arial" w:hAnsi="Arial"/>
@@ -31712,7 +31712,7 @@
             <w:pPr>
               <w:spacing w:after="20" w:before="0"/>
             </w:pPr>
-            <w:hyperlink w:history="1" r:id="rIdkcnbb_yxumwojo7srprjn">
+            <w:hyperlink w:history="1" r:id="rIdhtcvqghc9fev0awayhhz0">
               <w:r>
                 <w:rPr>
                   <w:rFonts w:ascii="Arial" w:cs="Arial" w:eastAsia="Arial" w:hAnsi="Arial"/>
@@ -31745,7 +31745,7 @@
               <w:spacing w:after="10" w:before="0"/>
               <w:ind w:left="120"/>
             </w:pPr>
-            <w:hyperlink w:history="1" r:id="rId6xnm-4hyxl_y59it15mb9">
+            <w:hyperlink w:history="1" r:id="rIdup9ej_c-_ekdmvmzgknaj">
               <w:r>
                 <w:rPr>
                   <w:rFonts w:ascii="Arial" w:cs="Arial" w:eastAsia="Arial" w:hAnsi="Arial"/>
@@ -31940,7 +31940,7 @@
             <w:pPr>
               <w:spacing w:after="20" w:before="0"/>
             </w:pPr>
-            <w:hyperlink w:history="1" r:id="rIdm7_mglzjs1wvmi-ziwblz">
+            <w:hyperlink w:history="1" r:id="rIdm0mwrbyjhuviohptz_od2">
               <w:r>
                 <w:rPr>
                   <w:rFonts w:ascii="Arial" w:cs="Arial" w:eastAsia="Arial" w:hAnsi="Arial"/>
@@ -31989,7 +31989,7 @@
               <w:spacing w:after="10" w:before="0"/>
               <w:ind w:left="120"/>
             </w:pPr>
-            <w:hyperlink w:history="1" r:id="rIdb8dkymsdlxbaafjk1qqwx">
+            <w:hyperlink w:history="1" r:id="rIdgxqv--cmeqmxggut1dkzt">
               <w:r>
                 <w:rPr>
                   <w:rFonts w:ascii="Arial" w:cs="Arial" w:eastAsia="Arial" w:hAnsi="Arial"/>
@@ -32034,7 +32034,7 @@
             <w:pPr>
               <w:spacing w:after="20" w:before="0"/>
             </w:pPr>
-            <w:hyperlink w:history="1" r:id="rIdlixjpkr9fdkthvs6qrcan">
+            <w:hyperlink w:history="1" r:id="rIdalfqgu38dvfmqqqq5gu9n">
               <w:r>
                 <w:rPr>
                   <w:rFonts w:ascii="Arial" w:cs="Arial" w:eastAsia="Arial" w:hAnsi="Arial"/>
@@ -32067,7 +32067,7 @@
               <w:spacing w:after="10" w:before="0"/>
               <w:ind w:left="120"/>
             </w:pPr>
-            <w:hyperlink w:history="1" r:id="rIdvpi5m77sv4nhtnygpqh-k">
+            <w:hyperlink w:history="1" r:id="rId0mwymq5b3yoomklprhuqb">
               <w:r>
                 <w:rPr>
                   <w:rFonts w:ascii="Arial" w:cs="Arial" w:eastAsia="Arial" w:hAnsi="Arial"/>
@@ -32262,7 +32262,7 @@
             <w:pPr>
               <w:spacing w:after="20" w:before="0"/>
             </w:pPr>
-            <w:hyperlink w:history="1" r:id="rIdeezln_jvjtwwke_i0pg7h">
+            <w:hyperlink w:history="1" r:id="rIdx-87ezz7kuuztyploehl3">
               <w:r>
                 <w:rPr>
                   <w:rFonts w:ascii="Arial" w:cs="Arial" w:eastAsia="Arial" w:hAnsi="Arial"/>
@@ -32311,7 +32311,7 @@
               <w:spacing w:after="10" w:before="0"/>
               <w:ind w:left="120"/>
             </w:pPr>
-            <w:hyperlink w:history="1" r:id="rIds7nd_dgdjdzmvilrz77zj">
+            <w:hyperlink w:history="1" r:id="rIdfpzcupbyttbk7gdesy2z8">
               <w:r>
                 <w:rPr>
                   <w:rFonts w:ascii="Arial" w:cs="Arial" w:eastAsia="Arial" w:hAnsi="Arial"/>
@@ -32356,7 +32356,7 @@
             <w:pPr>
               <w:spacing w:after="20" w:before="0"/>
             </w:pPr>
-            <w:hyperlink w:history="1" r:id="rId-cpgszvnc0nqlg27bwrg_">
+            <w:hyperlink w:history="1" r:id="rIdi5c3skoze0pwsuvvckmvh">
               <w:r>
                 <w:rPr>
                   <w:rFonts w:ascii="Arial" w:cs="Arial" w:eastAsia="Arial" w:hAnsi="Arial"/>
@@ -32405,7 +32405,7 @@
               <w:spacing w:after="10" w:before="0"/>
               <w:ind w:left="120"/>
             </w:pPr>
-            <w:hyperlink w:history="1" r:id="rIdd1r3_7rikrd2cyvgdwldi">
+            <w:hyperlink w:history="1" r:id="rIdl20uqxccwouxnsqgpdwmf">
               <w:r>
                 <w:rPr>
                   <w:rFonts w:ascii="Arial" w:cs="Arial" w:eastAsia="Arial" w:hAnsi="Arial"/>
@@ -32917,7 +32917,7 @@
         </w:rPr>
         <w:t xml:space="preserve">© 2026 SeaVuria and ARES. Aligned with KICD objectives. Developed by SeaVuria; technical implementation by ARES (with AI assistance from Claude). Licensed under </w:t>
       </w:r>
-      <w:hyperlink w:history="1" r:id="rId8wgwcrfj8ug4trvannlac">
+      <w:hyperlink w:history="1" r:id="rIdn--khsy5dr_f38tns4zb-">
         <w:r>
           <w:rPr>
             <w:rFonts w:ascii="Arial" w:cs="Arial" w:eastAsia="Arial" w:hAnsi="Arial"/>
@@ -32938,7 +32938,7 @@
         </w:rPr>
         <w:t xml:space="preserve"> (</w:t>
       </w:r>
-      <w:hyperlink w:history="1" r:id="rIdanxw3ahysefambmlaoykf">
+      <w:hyperlink w:history="1" r:id="rId_w_uvn8bz977n3knt_uwr">
         <w:r>
           <w:rPr>
             <w:rFonts w:ascii="Arial" w:cs="Arial" w:eastAsia="Arial" w:hAnsi="Arial"/>

--- a/data/outputs/v2/Biology/SS2.1_Plant_Nutrition/Biology_Plant_Nutrition_CBE_LessonSequence.docx
+++ b/data/outputs/v2/Biology/SS2.1_Plant_Nutrition/Biology_Plant_Nutrition_CBE_LessonSequence.docx
@@ -2559,7 +2559,7 @@
         </w:rPr>
         <w:t xml:space="preserve">© 2026 SeaVuria and ARES. This work is licensed under a </w:t>
       </w:r>
-      <w:hyperlink w:history="1" r:id="rIdzr4tjq1dy3vk_dhqxzd1a">
+      <w:hyperlink w:history="1" r:id="rIdpyjdytbvo_ecxz5r-uucx">
         <w:r>
           <w:rPr>
             <w:rFonts w:ascii="Arial" w:cs="Arial" w:eastAsia="Arial" w:hAnsi="Arial"/>
@@ -2579,7 +2579,7 @@
         </w:rPr>
         <w:t xml:space="preserve"> (</w:t>
       </w:r>
-      <w:hyperlink w:history="1" r:id="rIdapgdwjmchyijjb0fj1pt4">
+      <w:hyperlink w:history="1" r:id="rId6_xurpnfcy2vv36twvyyf">
         <w:r>
           <w:rPr>
             <w:rFonts w:ascii="Arial" w:cs="Arial" w:eastAsia="Arial" w:hAnsi="Arial"/>
@@ -2599,7 +2599,7 @@
         </w:rPr>
         <w:t xml:space="preserve">). To view a copy of this license, visit </w:t>
       </w:r>
-      <w:hyperlink w:history="1" r:id="rId_8zi52uiclqtb1jnyqbfd">
+      <w:hyperlink w:history="1" r:id="rIdfmu_qiv8hou03yyativhh">
         <w:r>
           <w:rPr>
             <w:rFonts w:ascii="Arial" w:cs="Arial" w:eastAsia="Arial" w:hAnsi="Arial"/>
@@ -3611,7 +3611,7 @@
             <w:pPr>
               <w:spacing w:after="20" w:before="0"/>
             </w:pPr>
-            <w:hyperlink w:history="1" r:id="rId0wv4mnaekv0fqeu0cbju7">
+            <w:hyperlink w:history="1" r:id="rId4v_odfvtqijwlxz0lrng7">
               <w:r>
                 <w:rPr>
                   <w:rFonts w:ascii="Arial" w:cs="Arial" w:eastAsia="Arial" w:hAnsi="Arial"/>
@@ -3660,7 +3660,7 @@
               <w:spacing w:after="10" w:before="0"/>
               <w:ind w:left="120"/>
             </w:pPr>
-            <w:hyperlink w:history="1" r:id="rIdbik00djnpcds7__yxwlfu">
+            <w:hyperlink w:history="1" r:id="rIdy3msb4fvll1ntpevdf417">
               <w:r>
                 <w:rPr>
                   <w:rFonts w:ascii="Arial" w:cs="Arial" w:eastAsia="Arial" w:hAnsi="Arial"/>
@@ -3722,7 +3722,7 @@
               <w:spacing w:after="10" w:before="0"/>
               <w:ind w:left="120"/>
             </w:pPr>
-            <w:hyperlink w:history="1" r:id="rIdj8kg1vr7h12m259uc3vfw">
+            <w:hyperlink w:history="1" r:id="rIdfotm8laimqbrnzbczkyq_">
               <w:r>
                 <w:rPr>
                   <w:rFonts w:ascii="Arial" w:cs="Arial" w:eastAsia="Arial" w:hAnsi="Arial"/>
@@ -3932,7 +3932,7 @@
             <w:pPr>
               <w:spacing w:after="20" w:before="0"/>
             </w:pPr>
-            <w:hyperlink w:history="1" r:id="rIdzlvcdoxu-e0ktqz5raqlf">
+            <w:hyperlink w:history="1" r:id="rIdncfak7qhe1xwplakx-9xt">
               <w:r>
                 <w:rPr>
                   <w:rFonts w:ascii="Arial" w:cs="Arial" w:eastAsia="Arial" w:hAnsi="Arial"/>
@@ -3981,7 +3981,7 @@
               <w:spacing w:after="10" w:before="0"/>
               <w:ind w:left="120"/>
             </w:pPr>
-            <w:hyperlink w:history="1" r:id="rIdix7arsntax6s-otohixrt">
+            <w:hyperlink w:history="1" r:id="rIdq98npj0xcfverc35sdvud">
               <w:r>
                 <w:rPr>
                   <w:rFonts w:ascii="Arial" w:cs="Arial" w:eastAsia="Arial" w:hAnsi="Arial"/>
@@ -4043,7 +4043,7 @@
               <w:spacing w:after="10" w:before="0"/>
               <w:ind w:left="120"/>
             </w:pPr>
-            <w:hyperlink w:history="1" r:id="rId29sursggpzsrfdsrv2bcm">
+            <w:hyperlink w:history="1" r:id="rIddup__bmxif1hbxwbttjba">
               <w:r>
                 <w:rPr>
                   <w:rFonts w:ascii="Arial" w:cs="Arial" w:eastAsia="Arial" w:hAnsi="Arial"/>
@@ -4253,7 +4253,7 @@
             <w:pPr>
               <w:spacing w:after="20" w:before="0"/>
             </w:pPr>
-            <w:hyperlink w:history="1" r:id="rIdprqw0tmn0fnwldcwgpwe2">
+            <w:hyperlink w:history="1" r:id="rIdjqmxf30czqcrozbzs6wcr">
               <w:r>
                 <w:rPr>
                   <w:rFonts w:ascii="Arial" w:cs="Arial" w:eastAsia="Arial" w:hAnsi="Arial"/>
@@ -4302,7 +4302,7 @@
               <w:spacing w:after="10" w:before="0"/>
               <w:ind w:left="120"/>
             </w:pPr>
-            <w:hyperlink w:history="1" r:id="rId0mtrkngfzlhohqzefhtk1">
+            <w:hyperlink w:history="1" r:id="rIdzape2phm9nmoug9z6lexk">
               <w:r>
                 <w:rPr>
                   <w:rFonts w:ascii="Arial" w:cs="Arial" w:eastAsia="Arial" w:hAnsi="Arial"/>
@@ -4364,7 +4364,7 @@
               <w:spacing w:after="10" w:before="0"/>
               <w:ind w:left="120"/>
             </w:pPr>
-            <w:hyperlink w:history="1" r:id="rId1kpo4yvozi-didilswxsb">
+            <w:hyperlink w:history="1" r:id="rIdwvvv0u0fuavqevfl9nom3">
               <w:r>
                 <w:rPr>
                   <w:rFonts w:ascii="Arial" w:cs="Arial" w:eastAsia="Arial" w:hAnsi="Arial"/>
@@ -4574,7 +4574,7 @@
             <w:pPr>
               <w:spacing w:after="20" w:before="0"/>
             </w:pPr>
-            <w:hyperlink w:history="1" r:id="rId6elkd2s7al7pjy5et17b9">
+            <w:hyperlink w:history="1" r:id="rId111lhuxhvdcubuonmn8ds">
               <w:r>
                 <w:rPr>
                   <w:rFonts w:ascii="Arial" w:cs="Arial" w:eastAsia="Arial" w:hAnsi="Arial"/>
@@ -4623,7 +4623,7 @@
               <w:spacing w:after="10" w:before="0"/>
               <w:ind w:left="120"/>
             </w:pPr>
-            <w:hyperlink w:history="1" r:id="rIdyyeqsrfkf2scatut181g4">
+            <w:hyperlink w:history="1" r:id="rId_js5b_nsqk5ckrpug7kxm">
               <w:r>
                 <w:rPr>
                   <w:rFonts w:ascii="Arial" w:cs="Arial" w:eastAsia="Arial" w:hAnsi="Arial"/>
@@ -4685,7 +4685,7 @@
               <w:spacing w:after="10" w:before="0"/>
               <w:ind w:left="120"/>
             </w:pPr>
-            <w:hyperlink w:history="1" r:id="rIdztkp4zggg04jxk_jz_ip8">
+            <w:hyperlink w:history="1" r:id="rIdtvbc3n1f0h9wpdodpdwch">
               <w:r>
                 <w:rPr>
                   <w:rFonts w:ascii="Arial" w:cs="Arial" w:eastAsia="Arial" w:hAnsi="Arial"/>
@@ -4895,7 +4895,7 @@
             <w:pPr>
               <w:spacing w:after="20" w:before="0"/>
             </w:pPr>
-            <w:hyperlink w:history="1" r:id="rIdvhimgiovrxh12tfn8uztc">
+            <w:hyperlink w:history="1" r:id="rIdhnpadyggtgjajyofpd-u2">
               <w:r>
                 <w:rPr>
                   <w:rFonts w:ascii="Arial" w:cs="Arial" w:eastAsia="Arial" w:hAnsi="Arial"/>
@@ -4944,7 +4944,7 @@
               <w:spacing w:after="10" w:before="0"/>
               <w:ind w:left="120"/>
             </w:pPr>
-            <w:hyperlink w:history="1" r:id="rId6u1qbjpq-czs3ofr02t5s">
+            <w:hyperlink w:history="1" r:id="rIdltmltvbgnpk_qv2m1g5hi">
               <w:r>
                 <w:rPr>
                   <w:rFonts w:ascii="Arial" w:cs="Arial" w:eastAsia="Arial" w:hAnsi="Arial"/>
@@ -5006,7 +5006,7 @@
               <w:spacing w:after="10" w:before="0"/>
               <w:ind w:left="120"/>
             </w:pPr>
-            <w:hyperlink w:history="1" r:id="rId7kn9jz4eu2saxwxd9z5ct">
+            <w:hyperlink w:history="1" r:id="rIdszr2wqo4jgesdhfedldfn">
               <w:r>
                 <w:rPr>
                   <w:rFonts w:ascii="Arial" w:cs="Arial" w:eastAsia="Arial" w:hAnsi="Arial"/>
@@ -5533,7 +5533,7 @@
         </w:rPr>
         <w:t xml:space="preserve">© 2026 SeaVuria and ARES. Aligned with KICD objectives. Developed by SeaVuria; technical implementation by ARES (with AI assistance from Claude). Licensed under </w:t>
       </w:r>
-      <w:hyperlink w:history="1" r:id="rIdera07kcrwlopynysasbed">
+      <w:hyperlink w:history="1" r:id="rIdid9z4xucscqbuxk_f7ht-">
         <w:r>
           <w:rPr>
             <w:rFonts w:ascii="Arial" w:cs="Arial" w:eastAsia="Arial" w:hAnsi="Arial"/>
@@ -5554,7 +5554,7 @@
         </w:rPr>
         <w:t xml:space="preserve"> (</w:t>
       </w:r>
-      <w:hyperlink w:history="1" r:id="rId_k4r1dl5zt6l5jmohb-ty">
+      <w:hyperlink w:history="1" r:id="rIdshchif4lbmcrkpkuaez32">
         <w:r>
           <w:rPr>
             <w:rFonts w:ascii="Arial" w:cs="Arial" w:eastAsia="Arial" w:hAnsi="Arial"/>
@@ -6567,7 +6567,7 @@
             <w:pPr>
               <w:spacing w:after="20" w:before="0"/>
             </w:pPr>
-            <w:hyperlink w:history="1" r:id="rIdm26mfqkwmjfnff2-o9smr">
+            <w:hyperlink w:history="1" r:id="rIdtrnwj-n9vvmp-b0cqy186">
               <w:r>
                 <w:rPr>
                   <w:rFonts w:ascii="Arial" w:cs="Arial" w:eastAsia="Arial" w:hAnsi="Arial"/>
@@ -6616,7 +6616,7 @@
               <w:spacing w:after="10" w:before="0"/>
               <w:ind w:left="120"/>
             </w:pPr>
-            <w:hyperlink w:history="1" r:id="rIdwxh84rzhozhdsdmqw_uz1">
+            <w:hyperlink w:history="1" r:id="rIdedikvxff6g3_xadj7ejy4">
               <w:r>
                 <w:rPr>
                   <w:rFonts w:ascii="Arial" w:cs="Arial" w:eastAsia="Arial" w:hAnsi="Arial"/>
@@ -6661,7 +6661,7 @@
             <w:pPr>
               <w:spacing w:after="20" w:before="0"/>
             </w:pPr>
-            <w:hyperlink w:history="1" r:id="rIddvucdbbkquoivdr2r1q3d">
+            <w:hyperlink w:history="1" r:id="rIdkikk1a5xwkqa7a8cdioae">
               <w:r>
                 <w:rPr>
                   <w:rFonts w:ascii="Arial" w:cs="Arial" w:eastAsia="Arial" w:hAnsi="Arial"/>
@@ -6694,7 +6694,7 @@
               <w:spacing w:after="10" w:before="0"/>
               <w:ind w:left="120"/>
             </w:pPr>
-            <w:hyperlink w:history="1" r:id="rIdhcjbmh6qnrgwfn9fq1yha">
+            <w:hyperlink w:history="1" r:id="rIdda7sx86dhnu0jjgvrvjmv">
               <w:r>
                 <w:rPr>
                   <w:rFonts w:ascii="Arial" w:cs="Arial" w:eastAsia="Arial" w:hAnsi="Arial"/>
@@ -6889,7 +6889,7 @@
             <w:pPr>
               <w:spacing w:after="20" w:before="0"/>
             </w:pPr>
-            <w:hyperlink w:history="1" r:id="rIdhnakao1oj7u8ec_lhe4hv">
+            <w:hyperlink w:history="1" r:id="rIdl6-kmmsolwfh5px5p3i22">
               <w:r>
                 <w:rPr>
                   <w:rFonts w:ascii="Arial" w:cs="Arial" w:eastAsia="Arial" w:hAnsi="Arial"/>
@@ -6938,7 +6938,7 @@
               <w:spacing w:after="10" w:before="0"/>
               <w:ind w:left="120"/>
             </w:pPr>
-            <w:hyperlink w:history="1" r:id="rIdkficqfavxm30gjqtqr6mu">
+            <w:hyperlink w:history="1" r:id="rIdtx1f9vl4-vjsgmgb7p5pf">
               <w:r>
                 <w:rPr>
                   <w:rFonts w:ascii="Arial" w:cs="Arial" w:eastAsia="Arial" w:hAnsi="Arial"/>
@@ -6983,7 +6983,7 @@
             <w:pPr>
               <w:spacing w:after="20" w:before="0"/>
             </w:pPr>
-            <w:hyperlink w:history="1" r:id="rIdg7dtvo_53xlyzmy00ho4s">
+            <w:hyperlink w:history="1" r:id="rIdqwvzvshdke-o8fvytd8g4">
               <w:r>
                 <w:rPr>
                   <w:rFonts w:ascii="Arial" w:cs="Arial" w:eastAsia="Arial" w:hAnsi="Arial"/>
@@ -7016,7 +7016,7 @@
               <w:spacing w:after="10" w:before="0"/>
               <w:ind w:left="120"/>
             </w:pPr>
-            <w:hyperlink w:history="1" r:id="rIddbrjwv9xktphnofwvpjpd">
+            <w:hyperlink w:history="1" r:id="rIddrzzse8lwbwgnhrayd-yj">
               <w:r>
                 <w:rPr>
                   <w:rFonts w:ascii="Arial" w:cs="Arial" w:eastAsia="Arial" w:hAnsi="Arial"/>
@@ -7211,7 +7211,7 @@
             <w:pPr>
               <w:spacing w:after="20" w:before="0"/>
             </w:pPr>
-            <w:hyperlink w:history="1" r:id="rIdn4xslzhbx4jzio6wcosr4">
+            <w:hyperlink w:history="1" r:id="rIdotgrt_69eonzd7kfcjzxf">
               <w:r>
                 <w:rPr>
                   <w:rFonts w:ascii="Arial" w:cs="Arial" w:eastAsia="Arial" w:hAnsi="Arial"/>
@@ -7260,7 +7260,7 @@
               <w:spacing w:after="10" w:before="0"/>
               <w:ind w:left="120"/>
             </w:pPr>
-            <w:hyperlink w:history="1" r:id="rIdo51nr-vxkibgowuw0c3yt">
+            <w:hyperlink w:history="1" r:id="rId-avqyvys9blwne39u7pz8">
               <w:r>
                 <w:rPr>
                   <w:rFonts w:ascii="Arial" w:cs="Arial" w:eastAsia="Arial" w:hAnsi="Arial"/>
@@ -7305,7 +7305,7 @@
             <w:pPr>
               <w:spacing w:after="20" w:before="0"/>
             </w:pPr>
-            <w:hyperlink w:history="1" r:id="rId7cul3iwfa0lsgiasswzpc">
+            <w:hyperlink w:history="1" r:id="rIdil_z3w3q2prwedf4sobqm">
               <w:r>
                 <w:rPr>
                   <w:rFonts w:ascii="Arial" w:cs="Arial" w:eastAsia="Arial" w:hAnsi="Arial"/>
@@ -7338,7 +7338,7 @@
               <w:spacing w:after="10" w:before="0"/>
               <w:ind w:left="120"/>
             </w:pPr>
-            <w:hyperlink w:history="1" r:id="rId9vxu2s-fkcgbqtduiqslj">
+            <w:hyperlink w:history="1" r:id="rIdtm1jsb0btf_q9s6ovc4gz">
               <w:r>
                 <w:rPr>
                   <w:rFonts w:ascii="Arial" w:cs="Arial" w:eastAsia="Arial" w:hAnsi="Arial"/>
@@ -7533,7 +7533,7 @@
             <w:pPr>
               <w:spacing w:after="20" w:before="0"/>
             </w:pPr>
-            <w:hyperlink w:history="1" r:id="rId8mzlsauibn358u7uhyn5g">
+            <w:hyperlink w:history="1" r:id="rIdqw7-vsgourd_xflxoyr4g">
               <w:r>
                 <w:rPr>
                   <w:rFonts w:ascii="Arial" w:cs="Arial" w:eastAsia="Arial" w:hAnsi="Arial"/>
@@ -7582,7 +7582,7 @@
               <w:spacing w:after="10" w:before="0"/>
               <w:ind w:left="120"/>
             </w:pPr>
-            <w:hyperlink w:history="1" r:id="rIdvkvjb-icpihcf0mxlc9v1">
+            <w:hyperlink w:history="1" r:id="rIdq5qfhlr6ixcsugyr1zsam">
               <w:r>
                 <w:rPr>
                   <w:rFonts w:ascii="Arial" w:cs="Arial" w:eastAsia="Arial" w:hAnsi="Arial"/>
@@ -7627,7 +7627,7 @@
             <w:pPr>
               <w:spacing w:after="20" w:before="0"/>
             </w:pPr>
-            <w:hyperlink w:history="1" r:id="rIdeuxs4cukljzkmjiarzwos">
+            <w:hyperlink w:history="1" r:id="rId0wxqzeh9hbyk5lkq8zdgf">
               <w:r>
                 <w:rPr>
                   <w:rFonts w:ascii="Arial" w:cs="Arial" w:eastAsia="Arial" w:hAnsi="Arial"/>
@@ -7660,7 +7660,7 @@
               <w:spacing w:after="10" w:before="0"/>
               <w:ind w:left="120"/>
             </w:pPr>
-            <w:hyperlink w:history="1" r:id="rIdfzywvkqy1y95se96_ykjw">
+            <w:hyperlink w:history="1" r:id="rIda4blhrujgltbaz3lmj-jk">
               <w:r>
                 <w:rPr>
                   <w:rFonts w:ascii="Arial" w:cs="Arial" w:eastAsia="Arial" w:hAnsi="Arial"/>
@@ -7855,7 +7855,7 @@
             <w:pPr>
               <w:spacing w:after="20" w:before="0"/>
             </w:pPr>
-            <w:hyperlink w:history="1" r:id="rIdco4ljaifr8b-u1xjigvsi">
+            <w:hyperlink w:history="1" r:id="rIdj_oyfbwvsg-ouqyrc7l2i">
               <w:r>
                 <w:rPr>
                   <w:rFonts w:ascii="Arial" w:cs="Arial" w:eastAsia="Arial" w:hAnsi="Arial"/>
@@ -7904,7 +7904,7 @@
               <w:spacing w:after="10" w:before="0"/>
               <w:ind w:left="120"/>
             </w:pPr>
-            <w:hyperlink w:history="1" r:id="rIdtnd-3sdy4hc1zaa1fa4nj">
+            <w:hyperlink w:history="1" r:id="rIds6abinte3teehs5iuupta">
               <w:r>
                 <w:rPr>
                   <w:rFonts w:ascii="Arial" w:cs="Arial" w:eastAsia="Arial" w:hAnsi="Arial"/>
@@ -7949,7 +7949,7 @@
             <w:pPr>
               <w:spacing w:after="20" w:before="0"/>
             </w:pPr>
-            <w:hyperlink w:history="1" r:id="rId0r6chfdxqgayhlmczehab">
+            <w:hyperlink w:history="1" r:id="rIdz4ux-7h_bsgolrpyq4rch">
               <w:r>
                 <w:rPr>
                   <w:rFonts w:ascii="Arial" w:cs="Arial" w:eastAsia="Arial" w:hAnsi="Arial"/>
@@ -7982,7 +7982,7 @@
               <w:spacing w:after="10" w:before="0"/>
               <w:ind w:left="120"/>
             </w:pPr>
-            <w:hyperlink w:history="1" r:id="rIdv3ijy6bndbud00hx-ggdx">
+            <w:hyperlink w:history="1" r:id="rIdewuwdw0_b63w5h9cddmky">
               <w:r>
                 <w:rPr>
                   <w:rFonts w:ascii="Arial" w:cs="Arial" w:eastAsia="Arial" w:hAnsi="Arial"/>
@@ -8494,7 +8494,7 @@
         </w:rPr>
         <w:t xml:space="preserve">© 2026 SeaVuria and ARES. Aligned with KICD objectives. Developed by SeaVuria; technical implementation by ARES (with AI assistance from Claude). Licensed under </w:t>
       </w:r>
-      <w:hyperlink w:history="1" r:id="rIdnbeqznhfdgd2k1dmxxt-0">
+      <w:hyperlink w:history="1" r:id="rIdmm5qfhbbvrkkvee60fthm">
         <w:r>
           <w:rPr>
             <w:rFonts w:ascii="Arial" w:cs="Arial" w:eastAsia="Arial" w:hAnsi="Arial"/>
@@ -8515,7 +8515,7 @@
         </w:rPr>
         <w:t xml:space="preserve"> (</w:t>
       </w:r>
-      <w:hyperlink w:history="1" r:id="rIder9gck5rak1qscbaf4zwq">
+      <w:hyperlink w:history="1" r:id="rId1c177qgz3_hxg72l9yldv">
         <w:r>
           <w:rPr>
             <w:rFonts w:ascii="Arial" w:cs="Arial" w:eastAsia="Arial" w:hAnsi="Arial"/>
@@ -9528,7 +9528,7 @@
             <w:pPr>
               <w:spacing w:after="20" w:before="0"/>
             </w:pPr>
-            <w:hyperlink w:history="1" r:id="rIdboxaeqsabbs2lehs3xi00">
+            <w:hyperlink w:history="1" r:id="rIdq8hspis2fqnpgug1h_hno">
               <w:r>
                 <w:rPr>
                   <w:rFonts w:ascii="Arial" w:cs="Arial" w:eastAsia="Arial" w:hAnsi="Arial"/>
@@ -9561,7 +9561,7 @@
               <w:spacing w:after="10" w:before="0"/>
               <w:ind w:left="120"/>
             </w:pPr>
-            <w:hyperlink w:history="1" r:id="rIdwz7v2a2wikmddxdnwnpjk">
+            <w:hyperlink w:history="1" r:id="rIdfvy0g6ngjetu9ux-xoeoo">
               <w:r>
                 <w:rPr>
                   <w:rFonts w:ascii="Arial" w:cs="Arial" w:eastAsia="Arial" w:hAnsi="Arial"/>
@@ -9606,7 +9606,7 @@
             <w:pPr>
               <w:spacing w:after="20" w:before="0"/>
             </w:pPr>
-            <w:hyperlink w:history="1" r:id="rIdoc52d0ky_kbnyp8rvwumd">
+            <w:hyperlink w:history="1" r:id="rIdb3628ydqnuxati2tysg7q">
               <w:r>
                 <w:rPr>
                   <w:rFonts w:ascii="Arial" w:cs="Arial" w:eastAsia="Arial" w:hAnsi="Arial"/>
@@ -9655,7 +9655,7 @@
               <w:spacing w:after="10" w:before="0"/>
               <w:ind w:left="120"/>
             </w:pPr>
-            <w:hyperlink w:history="1" r:id="rId_vhimrcpymcf9qmwx7t5g">
+            <w:hyperlink w:history="1" r:id="rIdxw1zjvalrwfn-o2nlmmth">
               <w:r>
                 <w:rPr>
                   <w:rFonts w:ascii="Arial" w:cs="Arial" w:eastAsia="Arial" w:hAnsi="Arial"/>
@@ -9850,7 +9850,7 @@
             <w:pPr>
               <w:spacing w:after="20" w:before="0"/>
             </w:pPr>
-            <w:hyperlink w:history="1" r:id="rIdcls2ido9esmmy1dgd1cex">
+            <w:hyperlink w:history="1" r:id="rId3bqrxfvz-job8_2tlreoe">
               <w:r>
                 <w:rPr>
                   <w:rFonts w:ascii="Arial" w:cs="Arial" w:eastAsia="Arial" w:hAnsi="Arial"/>
@@ -9883,7 +9883,7 @@
               <w:spacing w:after="10" w:before="0"/>
               <w:ind w:left="120"/>
             </w:pPr>
-            <w:hyperlink w:history="1" r:id="rId58nk-tbszajjxw-nplhou">
+            <w:hyperlink w:history="1" r:id="rIdytkun6e_lmqnd6omgvf7m">
               <w:r>
                 <w:rPr>
                   <w:rFonts w:ascii="Arial" w:cs="Arial" w:eastAsia="Arial" w:hAnsi="Arial"/>
@@ -9928,7 +9928,7 @@
             <w:pPr>
               <w:spacing w:after="20" w:before="0"/>
             </w:pPr>
-            <w:hyperlink w:history="1" r:id="rIdhjk4k5rphekl_m9zhlpba">
+            <w:hyperlink w:history="1" r:id="rId1rf7he9ggei6prg7lre3a">
               <w:r>
                 <w:rPr>
                   <w:rFonts w:ascii="Arial" w:cs="Arial" w:eastAsia="Arial" w:hAnsi="Arial"/>
@@ -9977,7 +9977,7 @@
               <w:spacing w:after="10" w:before="0"/>
               <w:ind w:left="120"/>
             </w:pPr>
-            <w:hyperlink w:history="1" r:id="rIddbxqiagx7gp3m0zcpxfco">
+            <w:hyperlink w:history="1" r:id="rIdeawjikgs5ay8-8ediou0b">
               <w:r>
                 <w:rPr>
                   <w:rFonts w:ascii="Arial" w:cs="Arial" w:eastAsia="Arial" w:hAnsi="Arial"/>
@@ -10172,7 +10172,7 @@
             <w:pPr>
               <w:spacing w:after="20" w:before="0"/>
             </w:pPr>
-            <w:hyperlink w:history="1" r:id="rIdhbduqolftsdhn33wux75l">
+            <w:hyperlink w:history="1" r:id="rId4pfh-psqas0jrt9pmfsos">
               <w:r>
                 <w:rPr>
                   <w:rFonts w:ascii="Arial" w:cs="Arial" w:eastAsia="Arial" w:hAnsi="Arial"/>
@@ -10221,7 +10221,7 @@
               <w:spacing w:after="10" w:before="0"/>
               <w:ind w:left="120"/>
             </w:pPr>
-            <w:hyperlink w:history="1" r:id="rIdzwi1obm5pkw2rzb3fdekm">
+            <w:hyperlink w:history="1" r:id="rId-yhdhaya4ers4pt69bvku">
               <w:r>
                 <w:rPr>
                   <w:rFonts w:ascii="Arial" w:cs="Arial" w:eastAsia="Arial" w:hAnsi="Arial"/>
@@ -10266,7 +10266,7 @@
             <w:pPr>
               <w:spacing w:after="20" w:before="0"/>
             </w:pPr>
-            <w:hyperlink w:history="1" r:id="rId8u0vst6hwtzndevvkylvf">
+            <w:hyperlink w:history="1" r:id="rIdr3cdtpm_27uink-puul2u">
               <w:r>
                 <w:rPr>
                   <w:rFonts w:ascii="Arial" w:cs="Arial" w:eastAsia="Arial" w:hAnsi="Arial"/>
@@ -10315,7 +10315,7 @@
               <w:spacing w:after="10" w:before="0"/>
               <w:ind w:left="120"/>
             </w:pPr>
-            <w:hyperlink w:history="1" r:id="rIdnkymum1a8legximz3mas7">
+            <w:hyperlink w:history="1" r:id="rIduivbr3emjseteuoihqg3y">
               <w:r>
                 <w:rPr>
                   <w:rFonts w:ascii="Arial" w:cs="Arial" w:eastAsia="Arial" w:hAnsi="Arial"/>
@@ -10510,7 +10510,7 @@
             <w:pPr>
               <w:spacing w:after="20" w:before="0"/>
             </w:pPr>
-            <w:hyperlink w:history="1" r:id="rIdyi3hmuahcta6o9qc23mz0">
+            <w:hyperlink w:history="1" r:id="rIddhdyvomnsvnufgbzmskbn">
               <w:r>
                 <w:rPr>
                   <w:rFonts w:ascii="Arial" w:cs="Arial" w:eastAsia="Arial" w:hAnsi="Arial"/>
@@ -10559,7 +10559,7 @@
               <w:spacing w:after="10" w:before="0"/>
               <w:ind w:left="120"/>
             </w:pPr>
-            <w:hyperlink w:history="1" r:id="rIdwc-qk5b3zbgfwymg6mihl">
+            <w:hyperlink w:history="1" r:id="rIdg55_3asokvbbmvibh5ttn">
               <w:r>
                 <w:rPr>
                   <w:rFonts w:ascii="Arial" w:cs="Arial" w:eastAsia="Arial" w:hAnsi="Arial"/>
@@ -10604,7 +10604,7 @@
             <w:pPr>
               <w:spacing w:after="20" w:before="0"/>
             </w:pPr>
-            <w:hyperlink w:history="1" r:id="rIdf3leovoss_tfri7nup4z0">
+            <w:hyperlink w:history="1" r:id="rIdt92upgygpewsqqcx2sihr">
               <w:r>
                 <w:rPr>
                   <w:rFonts w:ascii="Arial" w:cs="Arial" w:eastAsia="Arial" w:hAnsi="Arial"/>
@@ -10653,7 +10653,7 @@
               <w:spacing w:after="10" w:before="0"/>
               <w:ind w:left="120"/>
             </w:pPr>
-            <w:hyperlink w:history="1" r:id="rIdv0lp8qlaohlm53netvswd">
+            <w:hyperlink w:history="1" r:id="rId3-lfyggeejlputyts8t54">
               <w:r>
                 <w:rPr>
                   <w:rFonts w:ascii="Arial" w:cs="Arial" w:eastAsia="Arial" w:hAnsi="Arial"/>
@@ -10848,7 +10848,7 @@
             <w:pPr>
               <w:spacing w:after="20" w:before="0"/>
             </w:pPr>
-            <w:hyperlink w:history="1" r:id="rIdxc0me8tk0y2rwvnogzylw">
+            <w:hyperlink w:history="1" r:id="rIdn5d5yo2fwrzdmqanqhedp">
               <w:r>
                 <w:rPr>
                   <w:rFonts w:ascii="Arial" w:cs="Arial" w:eastAsia="Arial" w:hAnsi="Arial"/>
@@ -10897,7 +10897,7 @@
               <w:spacing w:after="10" w:before="0"/>
               <w:ind w:left="120"/>
             </w:pPr>
-            <w:hyperlink w:history="1" r:id="rIdoo57d8hz_ixqrcyupjtd0">
+            <w:hyperlink w:history="1" r:id="rIdhlcwgvxwq63qokihppivi">
               <w:r>
                 <w:rPr>
                   <w:rFonts w:ascii="Arial" w:cs="Arial" w:eastAsia="Arial" w:hAnsi="Arial"/>
@@ -10942,7 +10942,7 @@
             <w:pPr>
               <w:spacing w:after="20" w:before="0"/>
             </w:pPr>
-            <w:hyperlink w:history="1" r:id="rIdyeqbpz1qyehchth8jmxdj">
+            <w:hyperlink w:history="1" r:id="rIdnu0kw_5afbg_lkbvd1fnp">
               <w:r>
                 <w:rPr>
                   <w:rFonts w:ascii="Arial" w:cs="Arial" w:eastAsia="Arial" w:hAnsi="Arial"/>
@@ -10991,7 +10991,7 @@
               <w:spacing w:after="10" w:before="0"/>
               <w:ind w:left="120"/>
             </w:pPr>
-            <w:hyperlink w:history="1" r:id="rIdiqfvif7ncjtipj90kaoma">
+            <w:hyperlink w:history="1" r:id="rIdtj8wgnswqgtd732amgzgz">
               <w:r>
                 <w:rPr>
                   <w:rFonts w:ascii="Arial" w:cs="Arial" w:eastAsia="Arial" w:hAnsi="Arial"/>
@@ -11503,7 +11503,7 @@
         </w:rPr>
         <w:t xml:space="preserve">© 2026 SeaVuria and ARES. Aligned with KICD objectives. Developed by SeaVuria; technical implementation by ARES (with AI assistance from Claude). Licensed under </w:t>
       </w:r>
-      <w:hyperlink w:history="1" r:id="rIdzlwztoloxvuwoslgalf02">
+      <w:hyperlink w:history="1" r:id="rIdfhoftakepf36pxxaczhuu">
         <w:r>
           <w:rPr>
             <w:rFonts w:ascii="Arial" w:cs="Arial" w:eastAsia="Arial" w:hAnsi="Arial"/>
@@ -11524,7 +11524,7 @@
         </w:rPr>
         <w:t xml:space="preserve"> (</w:t>
       </w:r>
-      <w:hyperlink w:history="1" r:id="rIdltmuvyobvsmaqtj89cq2o">
+      <w:hyperlink w:history="1" r:id="rIddnfvtn_sxhcjmhbjkwjoy">
         <w:r>
           <w:rPr>
             <w:rFonts w:ascii="Arial" w:cs="Arial" w:eastAsia="Arial" w:hAnsi="Arial"/>
@@ -12537,7 +12537,7 @@
             <w:pPr>
               <w:spacing w:after="20" w:before="0"/>
             </w:pPr>
-            <w:hyperlink w:history="1" r:id="rIdjkzcrnv5mlpkzibl2hkcx">
+            <w:hyperlink w:history="1" r:id="rId_qvoirsho7cvelxtcav3b">
               <w:r>
                 <w:rPr>
                   <w:rFonts w:ascii="Arial" w:cs="Arial" w:eastAsia="Arial" w:hAnsi="Arial"/>
@@ -12586,7 +12586,7 @@
               <w:spacing w:after="10" w:before="0"/>
               <w:ind w:left="120"/>
             </w:pPr>
-            <w:hyperlink w:history="1" r:id="rIdsin_u8g6h43iepoizsj3e">
+            <w:hyperlink w:history="1" r:id="rIddhqoigd8grnrgjg8sbief">
               <w:r>
                 <w:rPr>
                   <w:rFonts w:ascii="Arial" w:cs="Arial" w:eastAsia="Arial" w:hAnsi="Arial"/>
@@ -12631,7 +12631,7 @@
             <w:pPr>
               <w:spacing w:after="20" w:before="0"/>
             </w:pPr>
-            <w:hyperlink w:history="1" r:id="rIdf7x3cgdsdlbkegks0ampp">
+            <w:hyperlink w:history="1" r:id="rIdlfu1xkhsev4opzngrcsa7">
               <w:r>
                 <w:rPr>
                   <w:rFonts w:ascii="Arial" w:cs="Arial" w:eastAsia="Arial" w:hAnsi="Arial"/>
@@ -12680,7 +12680,7 @@
               <w:spacing w:after="10" w:before="0"/>
               <w:ind w:left="120"/>
             </w:pPr>
-            <w:hyperlink w:history="1" r:id="rIdya-rdrc4xrutbjdo44bdp">
+            <w:hyperlink w:history="1" r:id="rIdez3kszc2w1djktl3wm771">
               <w:r>
                 <w:rPr>
                   <w:rFonts w:ascii="Arial" w:cs="Arial" w:eastAsia="Arial" w:hAnsi="Arial"/>
@@ -12875,7 +12875,7 @@
             <w:pPr>
               <w:spacing w:after="20" w:before="0"/>
             </w:pPr>
-            <w:hyperlink w:history="1" r:id="rIdipkq-alo5k-6goc8gpzkq">
+            <w:hyperlink w:history="1" r:id="rIdm8pvpe5h7s--cuegffool">
               <w:r>
                 <w:rPr>
                   <w:rFonts w:ascii="Arial" w:cs="Arial" w:eastAsia="Arial" w:hAnsi="Arial"/>
@@ -12924,7 +12924,7 @@
               <w:spacing w:after="10" w:before="0"/>
               <w:ind w:left="120"/>
             </w:pPr>
-            <w:hyperlink w:history="1" r:id="rIdctvg1i0gsiwyl-byza6o2">
+            <w:hyperlink w:history="1" r:id="rId0ty-0hh1g03qjbklzcfxc">
               <w:r>
                 <w:rPr>
                   <w:rFonts w:ascii="Arial" w:cs="Arial" w:eastAsia="Arial" w:hAnsi="Arial"/>
@@ -12969,7 +12969,7 @@
             <w:pPr>
               <w:spacing w:after="20" w:before="0"/>
             </w:pPr>
-            <w:hyperlink w:history="1" r:id="rIdbjfl2fdpro52ymsusr-8w">
+            <w:hyperlink w:history="1" r:id="rIdzgmv_ubnsoovwdklzfmef">
               <w:r>
                 <w:rPr>
                   <w:rFonts w:ascii="Arial" w:cs="Arial" w:eastAsia="Arial" w:hAnsi="Arial"/>
@@ -13018,7 +13018,7 @@
               <w:spacing w:after="10" w:before="0"/>
               <w:ind w:left="120"/>
             </w:pPr>
-            <w:hyperlink w:history="1" r:id="rIdzy9bwxwhhsfoxkqjzomlt">
+            <w:hyperlink w:history="1" r:id="rId5ohfmxt0kqopwgbtbf1f_">
               <w:r>
                 <w:rPr>
                   <w:rFonts w:ascii="Arial" w:cs="Arial" w:eastAsia="Arial" w:hAnsi="Arial"/>
@@ -13213,7 +13213,7 @@
             <w:pPr>
               <w:spacing w:after="20" w:before="0"/>
             </w:pPr>
-            <w:hyperlink w:history="1" r:id="rId_r3tqu_8novagrjhb81ek">
+            <w:hyperlink w:history="1" r:id="rIdg8luxervzyonr4usmxru8">
               <w:r>
                 <w:rPr>
                   <w:rFonts w:ascii="Arial" w:cs="Arial" w:eastAsia="Arial" w:hAnsi="Arial"/>
@@ -13262,7 +13262,7 @@
               <w:spacing w:after="10" w:before="0"/>
               <w:ind w:left="120"/>
             </w:pPr>
-            <w:hyperlink w:history="1" r:id="rIdkjrcf_yytq7c6hgor9pql">
+            <w:hyperlink w:history="1" r:id="rIdrdrh-_dmi838vdssmtswa">
               <w:r>
                 <w:rPr>
                   <w:rFonts w:ascii="Arial" w:cs="Arial" w:eastAsia="Arial" w:hAnsi="Arial"/>
@@ -13307,7 +13307,7 @@
             <w:pPr>
               <w:spacing w:after="20" w:before="0"/>
             </w:pPr>
-            <w:hyperlink w:history="1" r:id="rIdjbyhlftvpt12xt6hsp2ls">
+            <w:hyperlink w:history="1" r:id="rIdbmvq073gmwd43piylv08q">
               <w:r>
                 <w:rPr>
                   <w:rFonts w:ascii="Arial" w:cs="Arial" w:eastAsia="Arial" w:hAnsi="Arial"/>
@@ -13356,7 +13356,7 @@
               <w:spacing w:after="10" w:before="0"/>
               <w:ind w:left="120"/>
             </w:pPr>
-            <w:hyperlink w:history="1" r:id="rId9f-c7qqmege0tr3ebj_vz">
+            <w:hyperlink w:history="1" r:id="rIdt6u377s8kepvmzt4abgl5">
               <w:r>
                 <w:rPr>
                   <w:rFonts w:ascii="Arial" w:cs="Arial" w:eastAsia="Arial" w:hAnsi="Arial"/>
@@ -13551,7 +13551,7 @@
             <w:pPr>
               <w:spacing w:after="20" w:before="0"/>
             </w:pPr>
-            <w:hyperlink w:history="1" r:id="rIdoyeuiou81zmopkeq_8vmu">
+            <w:hyperlink w:history="1" r:id="rIdfspwepc46tlrocbrq3pxv">
               <w:r>
                 <w:rPr>
                   <w:rFonts w:ascii="Arial" w:cs="Arial" w:eastAsia="Arial" w:hAnsi="Arial"/>
@@ -13600,7 +13600,7 @@
               <w:spacing w:after="10" w:before="0"/>
               <w:ind w:left="120"/>
             </w:pPr>
-            <w:hyperlink w:history="1" r:id="rIdxv1r3l1icv5cb28c-zczh">
+            <w:hyperlink w:history="1" r:id="rIdg_pfpeapxybmm5tykqc0m">
               <w:r>
                 <w:rPr>
                   <w:rFonts w:ascii="Arial" w:cs="Arial" w:eastAsia="Arial" w:hAnsi="Arial"/>
@@ -13645,7 +13645,7 @@
             <w:pPr>
               <w:spacing w:after="20" w:before="0"/>
             </w:pPr>
-            <w:hyperlink w:history="1" r:id="rIdf_nub88yv2vtum6cr81xn">
+            <w:hyperlink w:history="1" r:id="rId8yy-zyjpaopgg91ax9b45">
               <w:r>
                 <w:rPr>
                   <w:rFonts w:ascii="Arial" w:cs="Arial" w:eastAsia="Arial" w:hAnsi="Arial"/>
@@ -13694,7 +13694,7 @@
               <w:spacing w:after="10" w:before="0"/>
               <w:ind w:left="120"/>
             </w:pPr>
-            <w:hyperlink w:history="1" r:id="rIdwx4q73g9y3r7ic59ajkdi">
+            <w:hyperlink w:history="1" r:id="rIdt9bnh4srpwgpvyhsinddj">
               <w:r>
                 <w:rPr>
                   <w:rFonts w:ascii="Arial" w:cs="Arial" w:eastAsia="Arial" w:hAnsi="Arial"/>
@@ -13889,7 +13889,7 @@
             <w:pPr>
               <w:spacing w:after="20" w:before="0"/>
             </w:pPr>
-            <w:hyperlink w:history="1" r:id="rIdyubokumdzvixravhc6q73">
+            <w:hyperlink w:history="1" r:id="rIdyqawot1wkidrgiuh_ehwh">
               <w:r>
                 <w:rPr>
                   <w:rFonts w:ascii="Arial" w:cs="Arial" w:eastAsia="Arial" w:hAnsi="Arial"/>
@@ -13938,7 +13938,7 @@
               <w:spacing w:after="10" w:before="0"/>
               <w:ind w:left="120"/>
             </w:pPr>
-            <w:hyperlink w:history="1" r:id="rIdysndsqnkt7uwk47dwlhtt">
+            <w:hyperlink w:history="1" r:id="rIdoabkxlaz13dzgoq_woyeb">
               <w:r>
                 <w:rPr>
                   <w:rFonts w:ascii="Arial" w:cs="Arial" w:eastAsia="Arial" w:hAnsi="Arial"/>
@@ -13983,7 +13983,7 @@
             <w:pPr>
               <w:spacing w:after="20" w:before="0"/>
             </w:pPr>
-            <w:hyperlink w:history="1" r:id="rIdj2k8qv8t399huxgw-5eqh">
+            <w:hyperlink w:history="1" r:id="rIdzdmxje21irfxm7wlgsv7e">
               <w:r>
                 <w:rPr>
                   <w:rFonts w:ascii="Arial" w:cs="Arial" w:eastAsia="Arial" w:hAnsi="Arial"/>
@@ -14032,7 +14032,7 @@
               <w:spacing w:after="10" w:before="0"/>
               <w:ind w:left="120"/>
             </w:pPr>
-            <w:hyperlink w:history="1" r:id="rIdckeimwuzw040bmfbyhlan">
+            <w:hyperlink w:history="1" r:id="rId8jcwgoiktyk3qvqhkhdhz">
               <w:r>
                 <w:rPr>
                   <w:rFonts w:ascii="Arial" w:cs="Arial" w:eastAsia="Arial" w:hAnsi="Arial"/>
@@ -14544,7 +14544,7 @@
         </w:rPr>
         <w:t xml:space="preserve">© 2026 SeaVuria and ARES. Aligned with KICD objectives. Developed by SeaVuria; technical implementation by ARES (with AI assistance from Claude). Licensed under </w:t>
       </w:r>
-      <w:hyperlink w:history="1" r:id="rIdvu6udg92iyqsmy5oqz76l">
+      <w:hyperlink w:history="1" r:id="rIdzvovpt13zga6qz-txsegs">
         <w:r>
           <w:rPr>
             <w:rFonts w:ascii="Arial" w:cs="Arial" w:eastAsia="Arial" w:hAnsi="Arial"/>
@@ -14565,7 +14565,7 @@
         </w:rPr>
         <w:t xml:space="preserve"> (</w:t>
       </w:r>
-      <w:hyperlink w:history="1" r:id="rIdbzuuxlcki_85cqjjvraeu">
+      <w:hyperlink w:history="1" r:id="rId5ihzkswc6ffsng9c-5sex">
         <w:r>
           <w:rPr>
             <w:rFonts w:ascii="Arial" w:cs="Arial" w:eastAsia="Arial" w:hAnsi="Arial"/>
@@ -15578,7 +15578,7 @@
             <w:pPr>
               <w:spacing w:after="20" w:before="0"/>
             </w:pPr>
-            <w:hyperlink w:history="1" r:id="rId5_guwdyl8cv2zuy1k3xkp">
+            <w:hyperlink w:history="1" r:id="rId2sn8pnyht8bbdhpfmxbso">
               <w:r>
                 <w:rPr>
                   <w:rFonts w:ascii="Arial" w:cs="Arial" w:eastAsia="Arial" w:hAnsi="Arial"/>
@@ -15611,7 +15611,7 @@
               <w:spacing w:after="10" w:before="0"/>
               <w:ind w:left="120"/>
             </w:pPr>
-            <w:hyperlink w:history="1" r:id="rIdi1__dkf-jyul8rfqnaitn">
+            <w:hyperlink w:history="1" r:id="rIdlb52hpxvj7jpfwkjszruy">
               <w:r>
                 <w:rPr>
                   <w:rFonts w:ascii="Arial" w:cs="Arial" w:eastAsia="Arial" w:hAnsi="Arial"/>
@@ -15656,7 +15656,7 @@
             <w:pPr>
               <w:spacing w:after="20" w:before="0"/>
             </w:pPr>
-            <w:hyperlink w:history="1" r:id="rIdnrxnaxugvidkfkyiuq1pk">
+            <w:hyperlink w:history="1" r:id="rId4z-8eimmbuxkty7ntqvts">
               <w:r>
                 <w:rPr>
                   <w:rFonts w:ascii="Arial" w:cs="Arial" w:eastAsia="Arial" w:hAnsi="Arial"/>
@@ -15689,7 +15689,7 @@
               <w:spacing w:after="10" w:before="0"/>
               <w:ind w:left="120"/>
             </w:pPr>
-            <w:hyperlink w:history="1" r:id="rIdzgrtndg-b7ckgn61hqvne">
+            <w:hyperlink w:history="1" r:id="rId7flukxo5tco4lpvcm828p">
               <w:r>
                 <w:rPr>
                   <w:rFonts w:ascii="Arial" w:cs="Arial" w:eastAsia="Arial" w:hAnsi="Arial"/>
@@ -15884,7 +15884,7 @@
             <w:pPr>
               <w:spacing w:after="20" w:before="0"/>
             </w:pPr>
-            <w:hyperlink w:history="1" r:id="rIdsoklqjx0gvq6nfrb0w2nt">
+            <w:hyperlink w:history="1" r:id="rIdk8tmrianyf-xqh4evtaif">
               <w:r>
                 <w:rPr>
                   <w:rFonts w:ascii="Arial" w:cs="Arial" w:eastAsia="Arial" w:hAnsi="Arial"/>
@@ -15917,7 +15917,7 @@
               <w:spacing w:after="10" w:before="0"/>
               <w:ind w:left="120"/>
             </w:pPr>
-            <w:hyperlink w:history="1" r:id="rIdegwxwm1fj69ip_sj4bxy6">
+            <w:hyperlink w:history="1" r:id="rIdvx8dbuoegpuaexlywly8g">
               <w:r>
                 <w:rPr>
                   <w:rFonts w:ascii="Arial" w:cs="Arial" w:eastAsia="Arial" w:hAnsi="Arial"/>
@@ -15962,7 +15962,7 @@
             <w:pPr>
               <w:spacing w:after="20" w:before="0"/>
             </w:pPr>
-            <w:hyperlink w:history="1" r:id="rIdmi9s456ugtuxfam6igjol">
+            <w:hyperlink w:history="1" r:id="rIdagisgsm_kggupbslcdghb">
               <w:r>
                 <w:rPr>
                   <w:rFonts w:ascii="Arial" w:cs="Arial" w:eastAsia="Arial" w:hAnsi="Arial"/>
@@ -15995,7 +15995,7 @@
               <w:spacing w:after="10" w:before="0"/>
               <w:ind w:left="120"/>
             </w:pPr>
-            <w:hyperlink w:history="1" r:id="rIdeopuy4iegqaranck9ptnm">
+            <w:hyperlink w:history="1" r:id="rIdni9ppdnw8ftg9_cvcnulw">
               <w:r>
                 <w:rPr>
                   <w:rFonts w:ascii="Arial" w:cs="Arial" w:eastAsia="Arial" w:hAnsi="Arial"/>
@@ -16190,7 +16190,7 @@
             <w:pPr>
               <w:spacing w:after="20" w:before="0"/>
             </w:pPr>
-            <w:hyperlink w:history="1" r:id="rIdufpefnmbfjqhievfsjmmb">
+            <w:hyperlink w:history="1" r:id="rIdsxxhghmzz85af6zfgqath">
               <w:r>
                 <w:rPr>
                   <w:rFonts w:ascii="Arial" w:cs="Arial" w:eastAsia="Arial" w:hAnsi="Arial"/>
@@ -16223,7 +16223,7 @@
               <w:spacing w:after="10" w:before="0"/>
               <w:ind w:left="120"/>
             </w:pPr>
-            <w:hyperlink w:history="1" r:id="rIdzs7wibljxtnt8ix_al9ly">
+            <w:hyperlink w:history="1" r:id="rIdh0_wvqkr7bpgaa0h7a1lm">
               <w:r>
                 <w:rPr>
                   <w:rFonts w:ascii="Arial" w:cs="Arial" w:eastAsia="Arial" w:hAnsi="Arial"/>
@@ -16268,7 +16268,7 @@
             <w:pPr>
               <w:spacing w:after="20" w:before="0"/>
             </w:pPr>
-            <w:hyperlink w:history="1" r:id="rIdxtc_qlpy9xch5hwcvw-pe">
+            <w:hyperlink w:history="1" r:id="rIdoki7cekqnyf2jw5bdoqmw">
               <w:r>
                 <w:rPr>
                   <w:rFonts w:ascii="Arial" w:cs="Arial" w:eastAsia="Arial" w:hAnsi="Arial"/>
@@ -16301,7 +16301,7 @@
               <w:spacing w:after="10" w:before="0"/>
               <w:ind w:left="120"/>
             </w:pPr>
-            <w:hyperlink w:history="1" r:id="rIdywjbxdc1ph69vkw0qq9bf">
+            <w:hyperlink w:history="1" r:id="rIdaikizzejpcih7jtlmptlf">
               <w:r>
                 <w:rPr>
                   <w:rFonts w:ascii="Arial" w:cs="Arial" w:eastAsia="Arial" w:hAnsi="Arial"/>
@@ -16496,7 +16496,7 @@
             <w:pPr>
               <w:spacing w:after="20" w:before="0"/>
             </w:pPr>
-            <w:hyperlink w:history="1" r:id="rIdctnv1zgannk3etv6ynwhj">
+            <w:hyperlink w:history="1" r:id="rIdyttxdsv2bn-hapuxpglfq">
               <w:r>
                 <w:rPr>
                   <w:rFonts w:ascii="Arial" w:cs="Arial" w:eastAsia="Arial" w:hAnsi="Arial"/>
@@ -16529,7 +16529,7 @@
               <w:spacing w:after="10" w:before="0"/>
               <w:ind w:left="120"/>
             </w:pPr>
-            <w:hyperlink w:history="1" r:id="rIdsryybp_li7g4yet5_nt-a">
+            <w:hyperlink w:history="1" r:id="rIdgzhotszd5qpgdempn7ioo">
               <w:r>
                 <w:rPr>
                   <w:rFonts w:ascii="Arial" w:cs="Arial" w:eastAsia="Arial" w:hAnsi="Arial"/>
@@ -16574,7 +16574,7 @@
             <w:pPr>
               <w:spacing w:after="20" w:before="0"/>
             </w:pPr>
-            <w:hyperlink w:history="1" r:id="rIdhdb4hf4lv0rm_-bdjgdy9">
+            <w:hyperlink w:history="1" r:id="rIdvsaluqvdtswqevvti23z4">
               <w:r>
                 <w:rPr>
                   <w:rFonts w:ascii="Arial" w:cs="Arial" w:eastAsia="Arial" w:hAnsi="Arial"/>
@@ -16607,7 +16607,7 @@
               <w:spacing w:after="10" w:before="0"/>
               <w:ind w:left="120"/>
             </w:pPr>
-            <w:hyperlink w:history="1" r:id="rIdvqe5jq-nlnwt0rtunkn6y">
+            <w:hyperlink w:history="1" r:id="rId2t5qtfsykl0uffrobbmr2">
               <w:r>
                 <w:rPr>
                   <w:rFonts w:ascii="Arial" w:cs="Arial" w:eastAsia="Arial" w:hAnsi="Arial"/>
@@ -16802,7 +16802,7 @@
             <w:pPr>
               <w:spacing w:after="20" w:before="0"/>
             </w:pPr>
-            <w:hyperlink w:history="1" r:id="rId5ukefuuwmgk3kguu3bf39">
+            <w:hyperlink w:history="1" r:id="rIdbmgnptr-c0qbb3ptckstz">
               <w:r>
                 <w:rPr>
                   <w:rFonts w:ascii="Arial" w:cs="Arial" w:eastAsia="Arial" w:hAnsi="Arial"/>
@@ -16835,7 +16835,7 @@
               <w:spacing w:after="10" w:before="0"/>
               <w:ind w:left="120"/>
             </w:pPr>
-            <w:hyperlink w:history="1" r:id="rIdf0um3d71r9ragnnbl5nkw">
+            <w:hyperlink w:history="1" r:id="rIda_mgrgig3sg6jhswhfcpg">
               <w:r>
                 <w:rPr>
                   <w:rFonts w:ascii="Arial" w:cs="Arial" w:eastAsia="Arial" w:hAnsi="Arial"/>
@@ -16880,7 +16880,7 @@
             <w:pPr>
               <w:spacing w:after="20" w:before="0"/>
             </w:pPr>
-            <w:hyperlink w:history="1" r:id="rIdvaxg3wjinghbueoeihez6">
+            <w:hyperlink w:history="1" r:id="rIde2jqdwgxmj_plbp3u3-u0">
               <w:r>
                 <w:rPr>
                   <w:rFonts w:ascii="Arial" w:cs="Arial" w:eastAsia="Arial" w:hAnsi="Arial"/>
@@ -16913,7 +16913,7 @@
               <w:spacing w:after="10" w:before="0"/>
               <w:ind w:left="120"/>
             </w:pPr>
-            <w:hyperlink w:history="1" r:id="rIdgunov1o2qcryp5q9mo6g4">
+            <w:hyperlink w:history="1" r:id="rIdusnhzmwivrkt_z3kegggy">
               <w:r>
                 <w:rPr>
                   <w:rFonts w:ascii="Arial" w:cs="Arial" w:eastAsia="Arial" w:hAnsi="Arial"/>
@@ -17539,7 +17539,7 @@
         </w:rPr>
         <w:t xml:space="preserve">© 2026 SeaVuria and ARES. Aligned with KICD objectives. Developed by SeaVuria; technical implementation by ARES (with AI assistance from Claude). Licensed under </w:t>
       </w:r>
-      <w:hyperlink w:history="1" r:id="rIdi_iaw_lxsdddp0erhsd3g">
+      <w:hyperlink w:history="1" r:id="rIdqnmallb2qwhgmu-tpr7qc">
         <w:r>
           <w:rPr>
             <w:rFonts w:ascii="Arial" w:cs="Arial" w:eastAsia="Arial" w:hAnsi="Arial"/>
@@ -17560,7 +17560,7 @@
         </w:rPr>
         <w:t xml:space="preserve"> (</w:t>
       </w:r>
-      <w:hyperlink w:history="1" r:id="rId0scs6y6glatdqxpie8spf">
+      <w:hyperlink w:history="1" r:id="rIdaqmjvmdqstlu5mmda3pjx">
         <w:r>
           <w:rPr>
             <w:rFonts w:ascii="Arial" w:cs="Arial" w:eastAsia="Arial" w:hAnsi="Arial"/>
@@ -18573,7 +18573,7 @@
             <w:pPr>
               <w:spacing w:after="20" w:before="0"/>
             </w:pPr>
-            <w:hyperlink w:history="1" r:id="rIdfiwppu1a-ib7fvzeqlhe_">
+            <w:hyperlink w:history="1" r:id="rIdwfzhwo6ukhsf4adexuuzb">
               <w:r>
                 <w:rPr>
                   <w:rFonts w:ascii="Arial" w:cs="Arial" w:eastAsia="Arial" w:hAnsi="Arial"/>
@@ -18606,7 +18606,7 @@
               <w:spacing w:after="10" w:before="0"/>
               <w:ind w:left="120"/>
             </w:pPr>
-            <w:hyperlink w:history="1" r:id="rId-2h4os4e9mm3qa1sxfmfi">
+            <w:hyperlink w:history="1" r:id="rIdyawtxyxpnzclycufzrdyp">
               <w:r>
                 <w:rPr>
                   <w:rFonts w:ascii="Arial" w:cs="Arial" w:eastAsia="Arial" w:hAnsi="Arial"/>
@@ -18651,7 +18651,7 @@
             <w:pPr>
               <w:spacing w:after="20" w:before="0"/>
             </w:pPr>
-            <w:hyperlink w:history="1" r:id="rIdufusndff7ckdywiaulkmg">
+            <w:hyperlink w:history="1" r:id="rIdxrhxwb8ms7n9apfmevhkq">
               <w:r>
                 <w:rPr>
                   <w:rFonts w:ascii="Arial" w:cs="Arial" w:eastAsia="Arial" w:hAnsi="Arial"/>
@@ -18684,7 +18684,7 @@
               <w:spacing w:after="10" w:before="0"/>
               <w:ind w:left="120"/>
             </w:pPr>
-            <w:hyperlink w:history="1" r:id="rIdgkshxzfqvsbu21ndvsfcd">
+            <w:hyperlink w:history="1" r:id="rIdnidxispiqgrsueaxezzye">
               <w:r>
                 <w:rPr>
                   <w:rFonts w:ascii="Arial" w:cs="Arial" w:eastAsia="Arial" w:hAnsi="Arial"/>
@@ -18879,7 +18879,7 @@
             <w:pPr>
               <w:spacing w:after="20" w:before="0"/>
             </w:pPr>
-            <w:hyperlink w:history="1" r:id="rId7msuo-t_tx3b6bs2rghr4">
+            <w:hyperlink w:history="1" r:id="rIduet-ipavwsbjgltlc_exl">
               <w:r>
                 <w:rPr>
                   <w:rFonts w:ascii="Arial" w:cs="Arial" w:eastAsia="Arial" w:hAnsi="Arial"/>
@@ -18912,7 +18912,7 @@
               <w:spacing w:after="10" w:before="0"/>
               <w:ind w:left="120"/>
             </w:pPr>
-            <w:hyperlink w:history="1" r:id="rIdh-g0nhj31wtee19hqxfkn">
+            <w:hyperlink w:history="1" r:id="rId_avn8wo1heugtaoaddm9s">
               <w:r>
                 <w:rPr>
                   <w:rFonts w:ascii="Arial" w:cs="Arial" w:eastAsia="Arial" w:hAnsi="Arial"/>
@@ -18957,7 +18957,7 @@
             <w:pPr>
               <w:spacing w:after="20" w:before="0"/>
             </w:pPr>
-            <w:hyperlink w:history="1" r:id="rIdl5xssfgpxs3mlzowgzvow">
+            <w:hyperlink w:history="1" r:id="rIdpksrdpysms-mp_e9_0dsg">
               <w:r>
                 <w:rPr>
                   <w:rFonts w:ascii="Arial" w:cs="Arial" w:eastAsia="Arial" w:hAnsi="Arial"/>
@@ -18990,7 +18990,7 @@
               <w:spacing w:after="10" w:before="0"/>
               <w:ind w:left="120"/>
             </w:pPr>
-            <w:hyperlink w:history="1" r:id="rIdtyoovz4o4--2hbv4bfqc8">
+            <w:hyperlink w:history="1" r:id="rIdgwqaxik5f0mramedrtm6k">
               <w:r>
                 <w:rPr>
                   <w:rFonts w:ascii="Arial" w:cs="Arial" w:eastAsia="Arial" w:hAnsi="Arial"/>
@@ -19185,7 +19185,7 @@
             <w:pPr>
               <w:spacing w:after="20" w:before="0"/>
             </w:pPr>
-            <w:hyperlink w:history="1" r:id="rIdmljnvtxz-m-mqae4szxd8">
+            <w:hyperlink w:history="1" r:id="rIdvsijynie_805lhwbfjpfu">
               <w:r>
                 <w:rPr>
                   <w:rFonts w:ascii="Arial" w:cs="Arial" w:eastAsia="Arial" w:hAnsi="Arial"/>
@@ -19234,7 +19234,7 @@
               <w:spacing w:after="10" w:before="0"/>
               <w:ind w:left="120"/>
             </w:pPr>
-            <w:hyperlink w:history="1" r:id="rIdjwpkpe-biybsmr-csed3m">
+            <w:hyperlink w:history="1" r:id="rIdr7fluynak-kbdhukfkfpd">
               <w:r>
                 <w:rPr>
                   <w:rFonts w:ascii="Arial" w:cs="Arial" w:eastAsia="Arial" w:hAnsi="Arial"/>
@@ -19279,7 +19279,7 @@
             <w:pPr>
               <w:spacing w:after="20" w:before="0"/>
             </w:pPr>
-            <w:hyperlink w:history="1" r:id="rIduoaqvj2yf8nlnqb-sohge">
+            <w:hyperlink w:history="1" r:id="rIdzyhzfzvrvimcqtbmpoek8">
               <w:r>
                 <w:rPr>
                   <w:rFonts w:ascii="Arial" w:cs="Arial" w:eastAsia="Arial" w:hAnsi="Arial"/>
@@ -19312,7 +19312,7 @@
               <w:spacing w:after="10" w:before="0"/>
               <w:ind w:left="120"/>
             </w:pPr>
-            <w:hyperlink w:history="1" r:id="rIdaptrihj7nfosfurvncw11">
+            <w:hyperlink w:history="1" r:id="rIdn91xwbmzgdmgym5ybvol1">
               <w:r>
                 <w:rPr>
                   <w:rFonts w:ascii="Arial" w:cs="Arial" w:eastAsia="Arial" w:hAnsi="Arial"/>
@@ -19507,7 +19507,7 @@
             <w:pPr>
               <w:spacing w:after="20" w:before="0"/>
             </w:pPr>
-            <w:hyperlink w:history="1" r:id="rIdsxf0kutbcyksxdgurxlah">
+            <w:hyperlink w:history="1" r:id="rIddx-0a27m0guyvaq9vdvvv">
               <w:r>
                 <w:rPr>
                   <w:rFonts w:ascii="Arial" w:cs="Arial" w:eastAsia="Arial" w:hAnsi="Arial"/>
@@ -19556,7 +19556,7 @@
               <w:spacing w:after="10" w:before="0"/>
               <w:ind w:left="120"/>
             </w:pPr>
-            <w:hyperlink w:history="1" r:id="rIdsjkvrtoogh2ycqyjredtn">
+            <w:hyperlink w:history="1" r:id="rIdimebmffgte5gsftj5ljwj">
               <w:r>
                 <w:rPr>
                   <w:rFonts w:ascii="Arial" w:cs="Arial" w:eastAsia="Arial" w:hAnsi="Arial"/>
@@ -19601,7 +19601,7 @@
             <w:pPr>
               <w:spacing w:after="20" w:before="0"/>
             </w:pPr>
-            <w:hyperlink w:history="1" r:id="rId_97ayjxg5zzinds_c3iwp">
+            <w:hyperlink w:history="1" r:id="rIdackfsfyqdenpc4l3kzieo">
               <w:r>
                 <w:rPr>
                   <w:rFonts w:ascii="Arial" w:cs="Arial" w:eastAsia="Arial" w:hAnsi="Arial"/>
@@ -19634,7 +19634,7 @@
               <w:spacing w:after="10" w:before="0"/>
               <w:ind w:left="120"/>
             </w:pPr>
-            <w:hyperlink w:history="1" r:id="rIdwqt_c8k5cpa5xlcd6fyfv">
+            <w:hyperlink w:history="1" r:id="rIdmkhnkyu_y9gfpymmmpglm">
               <w:r>
                 <w:rPr>
                   <w:rFonts w:ascii="Arial" w:cs="Arial" w:eastAsia="Arial" w:hAnsi="Arial"/>
@@ -19829,7 +19829,7 @@
             <w:pPr>
               <w:spacing w:after="20" w:before="0"/>
             </w:pPr>
-            <w:hyperlink w:history="1" r:id="rIdjyf2azty8uztfmlqy1k8d">
+            <w:hyperlink w:history="1" r:id="rIdhmxd4jkmqodzoc1o9kj94">
               <w:r>
                 <w:rPr>
                   <w:rFonts w:ascii="Arial" w:cs="Arial" w:eastAsia="Arial" w:hAnsi="Arial"/>
@@ -19878,7 +19878,7 @@
               <w:spacing w:after="10" w:before="0"/>
               <w:ind w:left="120"/>
             </w:pPr>
-            <w:hyperlink w:history="1" r:id="rIdwbgmkn6svtew9d9tj3ynq">
+            <w:hyperlink w:history="1" r:id="rIdzz0lbvx48k0szenoohwkj">
               <w:r>
                 <w:rPr>
                   <w:rFonts w:ascii="Arial" w:cs="Arial" w:eastAsia="Arial" w:hAnsi="Arial"/>
@@ -19923,7 +19923,7 @@
             <w:pPr>
               <w:spacing w:after="20" w:before="0"/>
             </w:pPr>
-            <w:hyperlink w:history="1" r:id="rIdpabbcrgpamkhqgry9zorg">
+            <w:hyperlink w:history="1" r:id="rIdjs1-jjegyrhxmml1q84pl">
               <w:r>
                 <w:rPr>
                   <w:rFonts w:ascii="Arial" w:cs="Arial" w:eastAsia="Arial" w:hAnsi="Arial"/>
@@ -19956,7 +19956,7 @@
               <w:spacing w:after="10" w:before="0"/>
               <w:ind w:left="120"/>
             </w:pPr>
-            <w:hyperlink w:history="1" r:id="rIdddsw1aijemvk6zjwimznd">
+            <w:hyperlink w:history="1" r:id="rId6i5no8mrewmfybrozeoqx">
               <w:r>
                 <w:rPr>
                   <w:rFonts w:ascii="Arial" w:cs="Arial" w:eastAsia="Arial" w:hAnsi="Arial"/>
@@ -20468,7 +20468,7 @@
         </w:rPr>
         <w:t xml:space="preserve">© 2026 SeaVuria and ARES. Aligned with KICD objectives. Developed by SeaVuria; technical implementation by ARES (with AI assistance from Claude). Licensed under </w:t>
       </w:r>
-      <w:hyperlink w:history="1" r:id="rIdvgg5stuixykbahrfbjij5">
+      <w:hyperlink w:history="1" r:id="rIdsyf7eaywxxwd9lhu0blam">
         <w:r>
           <w:rPr>
             <w:rFonts w:ascii="Arial" w:cs="Arial" w:eastAsia="Arial" w:hAnsi="Arial"/>
@@ -20489,7 +20489,7 @@
         </w:rPr>
         <w:t xml:space="preserve"> (</w:t>
       </w:r>
-      <w:hyperlink w:history="1" r:id="rIdexhf5-9qglcmxjfmlxpdj">
+      <w:hyperlink w:history="1" r:id="rIdqvrj-bj_r6vbxhyc7l6jp">
         <w:r>
           <w:rPr>
             <w:rFonts w:ascii="Arial" w:cs="Arial" w:eastAsia="Arial" w:hAnsi="Arial"/>
@@ -21503,7 +21503,7 @@
             <w:pPr>
               <w:spacing w:after="20" w:before="0"/>
             </w:pPr>
-            <w:hyperlink w:history="1" r:id="rIdus2qpa_cvvcepz-clcgvg">
+            <w:hyperlink w:history="1" r:id="rId4w51pvodrod1_l1ddfplh">
               <w:r>
                 <w:rPr>
                   <w:rFonts w:ascii="Arial" w:cs="Arial" w:eastAsia="Arial" w:hAnsi="Arial"/>
@@ -21536,7 +21536,7 @@
               <w:spacing w:after="10" w:before="0"/>
               <w:ind w:left="120"/>
             </w:pPr>
-            <w:hyperlink w:history="1" r:id="rIdpcdngata_sqx5lxdxzmiw">
+            <w:hyperlink w:history="1" r:id="rId-0qukjyjoxq1o0k0hmgpx">
               <w:r>
                 <w:rPr>
                   <w:rFonts w:ascii="Arial" w:cs="Arial" w:eastAsia="Arial" w:hAnsi="Arial"/>
@@ -21581,7 +21581,7 @@
             <w:pPr>
               <w:spacing w:after="20" w:before="0"/>
             </w:pPr>
-            <w:hyperlink w:history="1" r:id="rIdipqbkgpmdmdensdl08n8z">
+            <w:hyperlink w:history="1" r:id="rId2sspr3bvhx-xv2qf7aqog">
               <w:r>
                 <w:rPr>
                   <w:rFonts w:ascii="Arial" w:cs="Arial" w:eastAsia="Arial" w:hAnsi="Arial"/>
@@ -21614,7 +21614,7 @@
               <w:spacing w:after="10" w:before="0"/>
               <w:ind w:left="120"/>
             </w:pPr>
-            <w:hyperlink w:history="1" r:id="rIdtiddxpzglmn0z1nxgubf1">
+            <w:hyperlink w:history="1" r:id="rId9r91l726gy2qvmfdshmc9">
               <w:r>
                 <w:rPr>
                   <w:rFonts w:ascii="Arial" w:cs="Arial" w:eastAsia="Arial" w:hAnsi="Arial"/>
@@ -21885,7 +21885,7 @@
             <w:pPr>
               <w:spacing w:after="20" w:before="0"/>
             </w:pPr>
-            <w:hyperlink w:history="1" r:id="rIdgkmuw55l0_apl76wgyauk">
+            <w:hyperlink w:history="1" r:id="rIdinhrvhzwarelqkdfmbzfz">
               <w:r>
                 <w:rPr>
                   <w:rFonts w:ascii="Arial" w:cs="Arial" w:eastAsia="Arial" w:hAnsi="Arial"/>
@@ -21918,7 +21918,7 @@
               <w:spacing w:after="10" w:before="0"/>
               <w:ind w:left="120"/>
             </w:pPr>
-            <w:hyperlink w:history="1" r:id="rIdx9cizo4oadeolzp99elvk">
+            <w:hyperlink w:history="1" r:id="rIddm6xgebk7u0dxt8eczor8">
               <w:r>
                 <w:rPr>
                   <w:rFonts w:ascii="Arial" w:cs="Arial" w:eastAsia="Arial" w:hAnsi="Arial"/>
@@ -21963,7 +21963,7 @@
             <w:pPr>
               <w:spacing w:after="20" w:before="0"/>
             </w:pPr>
-            <w:hyperlink w:history="1" r:id="rIdxslh9naemexjqpewunuhm">
+            <w:hyperlink w:history="1" r:id="rIdzv-hawsbhsn_ftf2h9bbp">
               <w:r>
                 <w:rPr>
                   <w:rFonts w:ascii="Arial" w:cs="Arial" w:eastAsia="Arial" w:hAnsi="Arial"/>
@@ -21996,7 +21996,7 @@
               <w:spacing w:after="10" w:before="0"/>
               <w:ind w:left="120"/>
             </w:pPr>
-            <w:hyperlink w:history="1" r:id="rIdhquzgdfyssanmxzbsyatj">
+            <w:hyperlink w:history="1" r:id="rIdjomwjvgtgofund0qcb-o-">
               <w:r>
                 <w:rPr>
                   <w:rFonts w:ascii="Arial" w:cs="Arial" w:eastAsia="Arial" w:hAnsi="Arial"/>
@@ -22495,7 +22495,7 @@
             <w:pPr>
               <w:spacing w:after="20" w:before="0"/>
             </w:pPr>
-            <w:hyperlink w:history="1" r:id="rIds9cozr-nqrnoi1nygdciu">
+            <w:hyperlink w:history="1" r:id="rIdux-qsfyn_id91nh--rxgi">
               <w:r>
                 <w:rPr>
                   <w:rFonts w:ascii="Arial" w:cs="Arial" w:eastAsia="Arial" w:hAnsi="Arial"/>
@@ -22528,7 +22528,7 @@
               <w:spacing w:after="10" w:before="0"/>
               <w:ind w:left="120"/>
             </w:pPr>
-            <w:hyperlink w:history="1" r:id="rIdiipvicgfoscniz0h047sa">
+            <w:hyperlink w:history="1" r:id="rIdvcq5ldxvququwovleltc8">
               <w:r>
                 <w:rPr>
                   <w:rFonts w:ascii="Arial" w:cs="Arial" w:eastAsia="Arial" w:hAnsi="Arial"/>
@@ -22573,7 +22573,7 @@
             <w:pPr>
               <w:spacing w:after="20" w:before="0"/>
             </w:pPr>
-            <w:hyperlink w:history="1" r:id="rIdxvvsg-zi_lmlkcmljvu7w">
+            <w:hyperlink w:history="1" r:id="rIdr_pjnfunn4ol5wyrgw0c9">
               <w:r>
                 <w:rPr>
                   <w:rFonts w:ascii="Arial" w:cs="Arial" w:eastAsia="Arial" w:hAnsi="Arial"/>
@@ -22622,7 +22622,7 @@
               <w:spacing w:after="10" w:before="0"/>
               <w:ind w:left="120"/>
             </w:pPr>
-            <w:hyperlink w:history="1" r:id="rIdi10lkoz2uuvyshrwyu40f">
+            <w:hyperlink w:history="1" r:id="rIdg-znthdc4ugxrcrta_hvr">
               <w:r>
                 <w:rPr>
                   <w:rFonts w:ascii="Arial" w:cs="Arial" w:eastAsia="Arial" w:hAnsi="Arial"/>
@@ -22893,7 +22893,7 @@
             <w:pPr>
               <w:spacing w:after="20" w:before="0"/>
             </w:pPr>
-            <w:hyperlink w:history="1" r:id="rIdb0pd4pad_cylffvul25zl">
+            <w:hyperlink w:history="1" r:id="rIdvcmbwjzfzwdr0p22wvil8">
               <w:r>
                 <w:rPr>
                   <w:rFonts w:ascii="Arial" w:cs="Arial" w:eastAsia="Arial" w:hAnsi="Arial"/>
@@ -22926,7 +22926,7 @@
               <w:spacing w:after="10" w:before="0"/>
               <w:ind w:left="120"/>
             </w:pPr>
-            <w:hyperlink w:history="1" r:id="rIdkluawts4g_0ckjd3wf_p7">
+            <w:hyperlink w:history="1" r:id="rId7nopnicjxu-xqcsj0qtsy">
               <w:r>
                 <w:rPr>
                   <w:rFonts w:ascii="Arial" w:cs="Arial" w:eastAsia="Arial" w:hAnsi="Arial"/>
@@ -22971,7 +22971,7 @@
             <w:pPr>
               <w:spacing w:after="20" w:before="0"/>
             </w:pPr>
-            <w:hyperlink w:history="1" r:id="rIdydo1uqrqm97tnrnd5ag3o">
+            <w:hyperlink w:history="1" r:id="rIdf0vml0knd8uvdcp30yq5g">
               <w:r>
                 <w:rPr>
                   <w:rFonts w:ascii="Arial" w:cs="Arial" w:eastAsia="Arial" w:hAnsi="Arial"/>
@@ -23020,7 +23020,7 @@
               <w:spacing w:after="10" w:before="0"/>
               <w:ind w:left="120"/>
             </w:pPr>
-            <w:hyperlink w:history="1" r:id="rIdud9oucmyfbhthf6xeda97">
+            <w:hyperlink w:history="1" r:id="rIdoorjk3ng_xqxtp6rn1kvj">
               <w:r>
                 <w:rPr>
                   <w:rFonts w:ascii="Arial" w:cs="Arial" w:eastAsia="Arial" w:hAnsi="Arial"/>
@@ -23291,7 +23291,7 @@
             <w:pPr>
               <w:spacing w:after="20" w:before="0"/>
             </w:pPr>
-            <w:hyperlink w:history="1" r:id="rIdygqahrbqvjjv-uykbrzc0">
+            <w:hyperlink w:history="1" r:id="rIdzigka-qcyodwqkgopadao">
               <w:r>
                 <w:rPr>
                   <w:rFonts w:ascii="Arial" w:cs="Arial" w:eastAsia="Arial" w:hAnsi="Arial"/>
@@ -23340,7 +23340,7 @@
               <w:spacing w:after="10" w:before="0"/>
               <w:ind w:left="120"/>
             </w:pPr>
-            <w:hyperlink w:history="1" r:id="rId23gogj6pzihkx6hw7zzdc">
+            <w:hyperlink w:history="1" r:id="rIdxwmc4xjxbu8kjqjea9dnr">
               <w:r>
                 <w:rPr>
                   <w:rFonts w:ascii="Arial" w:cs="Arial" w:eastAsia="Arial" w:hAnsi="Arial"/>
@@ -23385,7 +23385,7 @@
             <w:pPr>
               <w:spacing w:after="20" w:before="0"/>
             </w:pPr>
-            <w:hyperlink w:history="1" r:id="rIdge4uuur4vednjs70on7bw">
+            <w:hyperlink w:history="1" r:id="rIdxv4bopen9swc_ydzerbe4">
               <w:r>
                 <w:rPr>
                   <w:rFonts w:ascii="Arial" w:cs="Arial" w:eastAsia="Arial" w:hAnsi="Arial"/>
@@ -23434,7 +23434,7 @@
               <w:spacing w:after="10" w:before="0"/>
               <w:ind w:left="120"/>
             </w:pPr>
-            <w:hyperlink w:history="1" r:id="rId8ampumbuwi9b0q9eyczc7">
+            <w:hyperlink w:history="1" r:id="rId1fursynvfn4fuace5sxxm">
               <w:r>
                 <w:rPr>
                   <w:rFonts w:ascii="Arial" w:cs="Arial" w:eastAsia="Arial" w:hAnsi="Arial"/>
@@ -24060,7 +24060,7 @@
         </w:rPr>
         <w:t xml:space="preserve">© 2026 SeaVuria and ARES. Aligned with KICD objectives. Developed by SeaVuria; technical implementation by ARES (with AI assistance from Claude). Licensed under </w:t>
       </w:r>
-      <w:hyperlink w:history="1" r:id="rIdegwlmqpjaufcjg7jsrixq">
+      <w:hyperlink w:history="1" r:id="rIduumpeqz-pinreqsj9n9pe">
         <w:r>
           <w:rPr>
             <w:rFonts w:ascii="Arial" w:cs="Arial" w:eastAsia="Arial" w:hAnsi="Arial"/>
@@ -24081,7 +24081,7 @@
         </w:rPr>
         <w:t xml:space="preserve"> (</w:t>
       </w:r>
-      <w:hyperlink w:history="1" r:id="rIdnzvyxsact3uh8r9nsszbv">
+      <w:hyperlink w:history="1" r:id="rIdlfdxnfklcv5umi3gqfeqb">
         <w:r>
           <w:rPr>
             <w:rFonts w:ascii="Arial" w:cs="Arial" w:eastAsia="Arial" w:hAnsi="Arial"/>
@@ -25094,7 +25094,7 @@
             <w:pPr>
               <w:spacing w:after="20" w:before="0"/>
             </w:pPr>
-            <w:hyperlink w:history="1" r:id="rIdoqwoxi_qmijysrqxoa8zr">
+            <w:hyperlink w:history="1" r:id="rIdknmf-dwm0lncs37i01ysc">
               <w:r>
                 <w:rPr>
                   <w:rFonts w:ascii="Arial" w:cs="Arial" w:eastAsia="Arial" w:hAnsi="Arial"/>
@@ -25143,7 +25143,7 @@
               <w:spacing w:after="10" w:before="0"/>
               <w:ind w:left="120"/>
             </w:pPr>
-            <w:hyperlink w:history="1" r:id="rIdvpe7i6aqtmiegujsosrfr">
+            <w:hyperlink w:history="1" r:id="rIdgmzybtplkhzs7apciwkou">
               <w:r>
                 <w:rPr>
                   <w:rFonts w:ascii="Arial" w:cs="Arial" w:eastAsia="Arial" w:hAnsi="Arial"/>
@@ -25188,7 +25188,7 @@
             <w:pPr>
               <w:spacing w:after="20" w:before="0"/>
             </w:pPr>
-            <w:hyperlink w:history="1" r:id="rIdgwgjmcy8hkj6fidgso9jm">
+            <w:hyperlink w:history="1" r:id="rId32x72uuriiufolcucirv9">
               <w:r>
                 <w:rPr>
                   <w:rFonts w:ascii="Arial" w:cs="Arial" w:eastAsia="Arial" w:hAnsi="Arial"/>
@@ -25237,7 +25237,7 @@
               <w:spacing w:after="10" w:before="0"/>
               <w:ind w:left="120"/>
             </w:pPr>
-            <w:hyperlink w:history="1" r:id="rId5zrrsffi77sxkxr_wwibt">
+            <w:hyperlink w:history="1" r:id="rIdg6eswt75d7cph4f6wdneo">
               <w:r>
                 <w:rPr>
                   <w:rFonts w:ascii="Arial" w:cs="Arial" w:eastAsia="Arial" w:hAnsi="Arial"/>
@@ -25432,7 +25432,7 @@
             <w:pPr>
               <w:spacing w:after="20" w:before="0"/>
             </w:pPr>
-            <w:hyperlink w:history="1" r:id="rIdr27l9rybm29oylnkmtsp4">
+            <w:hyperlink w:history="1" r:id="rIdnskg43layxnhwwocg8hmf">
               <w:r>
                 <w:rPr>
                   <w:rFonts w:ascii="Arial" w:cs="Arial" w:eastAsia="Arial" w:hAnsi="Arial"/>
@@ -25481,7 +25481,7 @@
               <w:spacing w:after="10" w:before="0"/>
               <w:ind w:left="120"/>
             </w:pPr>
-            <w:hyperlink w:history="1" r:id="rIdpp46upbgxf2vhxo_m6uks">
+            <w:hyperlink w:history="1" r:id="rIdhzni1_1bzfl6pkmwdivnb">
               <w:r>
                 <w:rPr>
                   <w:rFonts w:ascii="Arial" w:cs="Arial" w:eastAsia="Arial" w:hAnsi="Arial"/>
@@ -25526,7 +25526,7 @@
             <w:pPr>
               <w:spacing w:after="20" w:before="0"/>
             </w:pPr>
-            <w:hyperlink w:history="1" r:id="rIdri51o8-mth0vjuqh-ouy8">
+            <w:hyperlink w:history="1" r:id="rId_iaxyplzug2pcn3wfrflw">
               <w:r>
                 <w:rPr>
                   <w:rFonts w:ascii="Arial" w:cs="Arial" w:eastAsia="Arial" w:hAnsi="Arial"/>
@@ -25575,7 +25575,7 @@
               <w:spacing w:after="10" w:before="0"/>
               <w:ind w:left="120"/>
             </w:pPr>
-            <w:hyperlink w:history="1" r:id="rId7sixsy9ncnx-jukyxr_ni">
+            <w:hyperlink w:history="1" r:id="rIdp3o6yyt07a-ynepxprd-z">
               <w:r>
                 <w:rPr>
                   <w:rFonts w:ascii="Arial" w:cs="Arial" w:eastAsia="Arial" w:hAnsi="Arial"/>
@@ -25770,7 +25770,7 @@
             <w:pPr>
               <w:spacing w:after="20" w:before="0"/>
             </w:pPr>
-            <w:hyperlink w:history="1" r:id="rId9xitl0t7fpd90rswazp2-">
+            <w:hyperlink w:history="1" r:id="rIdm5dwdqrnm4roibhefhtqi">
               <w:r>
                 <w:rPr>
                   <w:rFonts w:ascii="Arial" w:cs="Arial" w:eastAsia="Arial" w:hAnsi="Arial"/>
@@ -25819,7 +25819,7 @@
               <w:spacing w:after="10" w:before="0"/>
               <w:ind w:left="120"/>
             </w:pPr>
-            <w:hyperlink w:history="1" r:id="rId_cbstgtdhfeqenpek67io">
+            <w:hyperlink w:history="1" r:id="rIdgxrs6ieqz6gezt-cuzegs">
               <w:r>
                 <w:rPr>
                   <w:rFonts w:ascii="Arial" w:cs="Arial" w:eastAsia="Arial" w:hAnsi="Arial"/>
@@ -25864,7 +25864,7 @@
             <w:pPr>
               <w:spacing w:after="20" w:before="0"/>
             </w:pPr>
-            <w:hyperlink w:history="1" r:id="rIdwnmh_o0fndmufsvr3hu8e">
+            <w:hyperlink w:history="1" r:id="rIdaf3tvba2sfu_aq0zbt07k">
               <w:r>
                 <w:rPr>
                   <w:rFonts w:ascii="Arial" w:cs="Arial" w:eastAsia="Arial" w:hAnsi="Arial"/>
@@ -25913,7 +25913,7 @@
               <w:spacing w:after="10" w:before="0"/>
               <w:ind w:left="120"/>
             </w:pPr>
-            <w:hyperlink w:history="1" r:id="rIdkh_4_trw4_x30uzxqctu4">
+            <w:hyperlink w:history="1" r:id="rId08xb9su5l1zmdwwrxjzx_">
               <w:r>
                 <w:rPr>
                   <w:rFonts w:ascii="Arial" w:cs="Arial" w:eastAsia="Arial" w:hAnsi="Arial"/>
@@ -26108,7 +26108,7 @@
             <w:pPr>
               <w:spacing w:after="20" w:before="0"/>
             </w:pPr>
-            <w:hyperlink w:history="1" r:id="rIdzmfhl4evlmz2vhj6kijs8">
+            <w:hyperlink w:history="1" r:id="rIdxw79zlbmtnbyzz0-dyopm">
               <w:r>
                 <w:rPr>
                   <w:rFonts w:ascii="Arial" w:cs="Arial" w:eastAsia="Arial" w:hAnsi="Arial"/>
@@ -26157,7 +26157,7 @@
               <w:spacing w:after="10" w:before="0"/>
               <w:ind w:left="120"/>
             </w:pPr>
-            <w:hyperlink w:history="1" r:id="rIdbf03nkgtrghejpp-y7b8l">
+            <w:hyperlink w:history="1" r:id="rId6y110q5bn4kz-fwdkb5_1">
               <w:r>
                 <w:rPr>
                   <w:rFonts w:ascii="Arial" w:cs="Arial" w:eastAsia="Arial" w:hAnsi="Arial"/>
@@ -26202,7 +26202,7 @@
             <w:pPr>
               <w:spacing w:after="20" w:before="0"/>
             </w:pPr>
-            <w:hyperlink w:history="1" r:id="rIdrqzts3ipam0qdowyknjdi">
+            <w:hyperlink w:history="1" r:id="rIdnhwsazbn2rzabugq1wsfj">
               <w:r>
                 <w:rPr>
                   <w:rFonts w:ascii="Arial" w:cs="Arial" w:eastAsia="Arial" w:hAnsi="Arial"/>
@@ -26251,7 +26251,7 @@
               <w:spacing w:after="10" w:before="0"/>
               <w:ind w:left="120"/>
             </w:pPr>
-            <w:hyperlink w:history="1" r:id="rIduawu1s7o9eglgnkehxjou">
+            <w:hyperlink w:history="1" r:id="rIdt3y1dgf88nzisjpvuyokq">
               <w:r>
                 <w:rPr>
                   <w:rFonts w:ascii="Arial" w:cs="Arial" w:eastAsia="Arial" w:hAnsi="Arial"/>
@@ -26446,7 +26446,7 @@
             <w:pPr>
               <w:spacing w:after="20" w:before="0"/>
             </w:pPr>
-            <w:hyperlink w:history="1" r:id="rIdz3_ygwqs_usbakulffvys">
+            <w:hyperlink w:history="1" r:id="rIdxfbomdi-cfvmyl5szzfdl">
               <w:r>
                 <w:rPr>
                   <w:rFonts w:ascii="Arial" w:cs="Arial" w:eastAsia="Arial" w:hAnsi="Arial"/>
@@ -26495,7 +26495,7 @@
               <w:spacing w:after="10" w:before="0"/>
               <w:ind w:left="120"/>
             </w:pPr>
-            <w:hyperlink w:history="1" r:id="rIdfas77lvtvi-g_uloo-fin">
+            <w:hyperlink w:history="1" r:id="rIdqe9gb9kvd6bdqfscnfgll">
               <w:r>
                 <w:rPr>
                   <w:rFonts w:ascii="Arial" w:cs="Arial" w:eastAsia="Arial" w:hAnsi="Arial"/>
@@ -26540,7 +26540,7 @@
             <w:pPr>
               <w:spacing w:after="20" w:before="0"/>
             </w:pPr>
-            <w:hyperlink w:history="1" r:id="rIda20qlbmrhiv-kswimg9zs">
+            <w:hyperlink w:history="1" r:id="rIdp62n09nr0qtq78l_e9lmv">
               <w:r>
                 <w:rPr>
                   <w:rFonts w:ascii="Arial" w:cs="Arial" w:eastAsia="Arial" w:hAnsi="Arial"/>
@@ -26589,7 +26589,7 @@
               <w:spacing w:after="10" w:before="0"/>
               <w:ind w:left="120"/>
             </w:pPr>
-            <w:hyperlink w:history="1" r:id="rIdmid3o59uumdtliji0rbqr">
+            <w:hyperlink w:history="1" r:id="rIdbigq_s6heyb2dionkua_i">
               <w:r>
                 <w:rPr>
                   <w:rFonts w:ascii="Arial" w:cs="Arial" w:eastAsia="Arial" w:hAnsi="Arial"/>
@@ -27101,7 +27101,7 @@
         </w:rPr>
         <w:t xml:space="preserve">© 2026 SeaVuria and ARES. Aligned with KICD objectives. Developed by SeaVuria; technical implementation by ARES (with AI assistance from Claude). Licensed under </w:t>
       </w:r>
-      <w:hyperlink w:history="1" r:id="rId7rh-rnnwno2d6rnut0spx">
+      <w:hyperlink w:history="1" r:id="rIdckmkxdod9vwzsxvcp9zww">
         <w:r>
           <w:rPr>
             <w:rFonts w:ascii="Arial" w:cs="Arial" w:eastAsia="Arial" w:hAnsi="Arial"/>
@@ -27122,7 +27122,7 @@
         </w:rPr>
         <w:t xml:space="preserve"> (</w:t>
       </w:r>
-      <w:hyperlink w:history="1" r:id="rIdpsuwzwozkhnr7_k5hnzcp">
+      <w:hyperlink w:history="1" r:id="rIdgmxp6hdhngpxkyy31scaj">
         <w:r>
           <w:rPr>
             <w:rFonts w:ascii="Arial" w:cs="Arial" w:eastAsia="Arial" w:hAnsi="Arial"/>
@@ -28152,7 +28152,7 @@
               <w:spacing w:after="10" w:before="0"/>
               <w:ind w:left="120"/>
             </w:pPr>
-            <w:hyperlink w:history="1" r:id="rIdae2u35ufqnmpwxhjyqt10">
+            <w:hyperlink w:history="1" r:id="rIdui5bapazibyt4ezzbzqax">
               <w:r>
                 <w:rPr>
                   <w:rFonts w:ascii="Arial" w:cs="Arial" w:eastAsia="Arial" w:hAnsi="Arial"/>
@@ -28229,7 +28229,7 @@
               <w:spacing w:after="10" w:before="0"/>
               <w:ind w:left="120"/>
             </w:pPr>
-            <w:hyperlink w:history="1" r:id="rIdpqaxlog9ore8tjjtfsiix">
+            <w:hyperlink w:history="1" r:id="rIdcswxwe35nvkd_pijsestf">
               <w:r>
                 <w:rPr>
                   <w:rFonts w:ascii="Arial" w:cs="Arial" w:eastAsia="Arial" w:hAnsi="Arial"/>
@@ -28456,7 +28456,7 @@
               <w:spacing w:after="10" w:before="0"/>
               <w:ind w:left="120"/>
             </w:pPr>
-            <w:hyperlink w:history="1" r:id="rIdimecktqfx4uqlywfogzxc">
+            <w:hyperlink w:history="1" r:id="rIdzbru0r2tz0qjc_-vyvgf8">
               <w:r>
                 <w:rPr>
                   <w:rFonts w:ascii="Arial" w:cs="Arial" w:eastAsia="Arial" w:hAnsi="Arial"/>
@@ -28533,7 +28533,7 @@
               <w:spacing w:after="10" w:before="0"/>
               <w:ind w:left="120"/>
             </w:pPr>
-            <w:hyperlink w:history="1" r:id="rIdaysuuuog-vh-9crskxlda">
+            <w:hyperlink w:history="1" r:id="rIdkz0j4voxlttsdv9z7f3ac">
               <w:r>
                 <w:rPr>
                   <w:rFonts w:ascii="Arial" w:cs="Arial" w:eastAsia="Arial" w:hAnsi="Arial"/>
@@ -28760,7 +28760,7 @@
               <w:spacing w:after="10" w:before="0"/>
               <w:ind w:left="120"/>
             </w:pPr>
-            <w:hyperlink w:history="1" r:id="rIdwey75qirs7u9dn-fsrcmh">
+            <w:hyperlink w:history="1" r:id="rId4-byrwyotmxo6ymr3nbjb">
               <w:r>
                 <w:rPr>
                   <w:rFonts w:ascii="Arial" w:cs="Arial" w:eastAsia="Arial" w:hAnsi="Arial"/>
@@ -28837,7 +28837,7 @@
               <w:spacing w:after="10" w:before="0"/>
               <w:ind w:left="120"/>
             </w:pPr>
-            <w:hyperlink w:history="1" r:id="rIdxqmyw2anse5hwg0vgcecw">
+            <w:hyperlink w:history="1" r:id="rIdn_hocx7vo1orcvsp-mble">
               <w:r>
                 <w:rPr>
                   <w:rFonts w:ascii="Arial" w:cs="Arial" w:eastAsia="Arial" w:hAnsi="Arial"/>
@@ -29064,7 +29064,7 @@
               <w:spacing w:after="10" w:before="0"/>
               <w:ind w:left="120"/>
             </w:pPr>
-            <w:hyperlink w:history="1" r:id="rIdilmnqg0c5qgkceggib_ih">
+            <w:hyperlink w:history="1" r:id="rId1bkmgloqmzw6wamjwxo2a">
               <w:r>
                 <w:rPr>
                   <w:rFonts w:ascii="Arial" w:cs="Arial" w:eastAsia="Arial" w:hAnsi="Arial"/>
@@ -29141,7 +29141,7 @@
               <w:spacing w:after="10" w:before="0"/>
               <w:ind w:left="120"/>
             </w:pPr>
-            <w:hyperlink w:history="1" r:id="rIdgwdzznhtbbm9wxsr8gqe0">
+            <w:hyperlink w:history="1" r:id="rIdjadztiggyilhbmqzfmqt2">
               <w:r>
                 <w:rPr>
                   <w:rFonts w:ascii="Arial" w:cs="Arial" w:eastAsia="Arial" w:hAnsi="Arial"/>
@@ -29368,7 +29368,7 @@
               <w:spacing w:after="10" w:before="0"/>
               <w:ind w:left="120"/>
             </w:pPr>
-            <w:hyperlink w:history="1" r:id="rIdc040xsjlxexn9dlsi9_ol">
+            <w:hyperlink w:history="1" r:id="rId5pmzg89axacbwat16uwoa">
               <w:r>
                 <w:rPr>
                   <w:rFonts w:ascii="Arial" w:cs="Arial" w:eastAsia="Arial" w:hAnsi="Arial"/>
@@ -29445,7 +29445,7 @@
               <w:spacing w:after="10" w:before="0"/>
               <w:ind w:left="120"/>
             </w:pPr>
-            <w:hyperlink w:history="1" r:id="rIdfzljrwentnpwltca3ahl-">
+            <w:hyperlink w:history="1" r:id="rIdpodbu6k1akknk1fnfavo1">
               <w:r>
                 <w:rPr>
                   <w:rFonts w:ascii="Arial" w:cs="Arial" w:eastAsia="Arial" w:hAnsi="Arial"/>
@@ -29972,7 +29972,7 @@
         </w:rPr>
         <w:t xml:space="preserve">© 2026 SeaVuria and ARES. Aligned with KICD objectives. Developed by SeaVuria; technical implementation by ARES (with AI assistance from Claude). Licensed under </w:t>
       </w:r>
-      <w:hyperlink w:history="1" r:id="rIdj1qp7zjz6aqsmxyqzsavw">
+      <w:hyperlink w:history="1" r:id="rIdrqpzo15p2k4yqqus6_vdr">
         <w:r>
           <w:rPr>
             <w:rFonts w:ascii="Arial" w:cs="Arial" w:eastAsia="Arial" w:hAnsi="Arial"/>
@@ -29993,7 +29993,7 @@
         </w:rPr>
         <w:t xml:space="preserve"> (</w:t>
       </w:r>
-      <w:hyperlink w:history="1" r:id="rIdbem2sg7qfzt2wdabyte7t">
+      <w:hyperlink w:history="1" r:id="rIdzkh1o5qjuo5ugkfgmhgta">
         <w:r>
           <w:rPr>
             <w:rFonts w:ascii="Arial" w:cs="Arial" w:eastAsia="Arial" w:hAnsi="Arial"/>
@@ -31006,7 +31006,7 @@
             <w:pPr>
               <w:spacing w:after="20" w:before="0"/>
             </w:pPr>
-            <w:hyperlink w:history="1" r:id="rIdgxjs0gnbtb5t9eb3yki9y">
+            <w:hyperlink w:history="1" r:id="rIdhsh2fmn5ekb-itdujqoe4">
               <w:r>
                 <w:rPr>
                   <w:rFonts w:ascii="Arial" w:cs="Arial" w:eastAsia="Arial" w:hAnsi="Arial"/>
@@ -31039,7 +31039,7 @@
               <w:spacing w:after="10" w:before="0"/>
               <w:ind w:left="120"/>
             </w:pPr>
-            <w:hyperlink w:history="1" r:id="rIdg5_o0pzwqydiaxcqyy5hm">
+            <w:hyperlink w:history="1" r:id="rIdsq6ghbywyk16jzi6p6wxp">
               <w:r>
                 <w:rPr>
                   <w:rFonts w:ascii="Arial" w:cs="Arial" w:eastAsia="Arial" w:hAnsi="Arial"/>
@@ -31084,7 +31084,7 @@
             <w:pPr>
               <w:spacing w:after="20" w:before="0"/>
             </w:pPr>
-            <w:hyperlink w:history="1" r:id="rIdokb-sgqylqu0zfmfzpo9l">
+            <w:hyperlink w:history="1" r:id="rIdzkz4mmgglklke0lxnmx0o">
               <w:r>
                 <w:rPr>
                   <w:rFonts w:ascii="Arial" w:cs="Arial" w:eastAsia="Arial" w:hAnsi="Arial"/>
@@ -31117,7 +31117,7 @@
               <w:spacing w:after="10" w:before="0"/>
               <w:ind w:left="120"/>
             </w:pPr>
-            <w:hyperlink w:history="1" r:id="rIddk6xv2mswasqda391ca48">
+            <w:hyperlink w:history="1" r:id="rIdsj6ja-cve69bdgs1x6gqv">
               <w:r>
                 <w:rPr>
                   <w:rFonts w:ascii="Arial" w:cs="Arial" w:eastAsia="Arial" w:hAnsi="Arial"/>
@@ -31312,7 +31312,7 @@
             <w:pPr>
               <w:spacing w:after="20" w:before="0"/>
             </w:pPr>
-            <w:hyperlink w:history="1" r:id="rIdb7h-uhcvmt0wcb_vdozqx">
+            <w:hyperlink w:history="1" r:id="rIdst5cu8l9eaiqcy8fgdk6z">
               <w:r>
                 <w:rPr>
                   <w:rFonts w:ascii="Arial" w:cs="Arial" w:eastAsia="Arial" w:hAnsi="Arial"/>
@@ -31345,7 +31345,7 @@
               <w:spacing w:after="10" w:before="0"/>
               <w:ind w:left="120"/>
             </w:pPr>
-            <w:hyperlink w:history="1" r:id="rIdsqcppnhzdwxg9yc8tuk_n">
+            <w:hyperlink w:history="1" r:id="rIdhmqvtott6rpsafug7dpmc">
               <w:r>
                 <w:rPr>
                   <w:rFonts w:ascii="Arial" w:cs="Arial" w:eastAsia="Arial" w:hAnsi="Arial"/>
@@ -31390,7 +31390,7 @@
             <w:pPr>
               <w:spacing w:after="20" w:before="0"/>
             </w:pPr>
-            <w:hyperlink w:history="1" r:id="rIdm39lyxr-kupbcyvqi8ak_">
+            <w:hyperlink w:history="1" r:id="rIdoabbhk4k_jdcnhyn-nxdp">
               <w:r>
                 <w:rPr>
                   <w:rFonts w:ascii="Arial" w:cs="Arial" w:eastAsia="Arial" w:hAnsi="Arial"/>
@@ -31423,7 +31423,7 @@
               <w:spacing w:after="10" w:before="0"/>
               <w:ind w:left="120"/>
             </w:pPr>
-            <w:hyperlink w:history="1" r:id="rIdxqmg5hq6tfpg9polov5oc">
+            <w:hyperlink w:history="1" r:id="rIduuewpjftya9bq5gavo-xu">
               <w:r>
                 <w:rPr>
                   <w:rFonts w:ascii="Arial" w:cs="Arial" w:eastAsia="Arial" w:hAnsi="Arial"/>
@@ -31618,7 +31618,7 @@
             <w:pPr>
               <w:spacing w:after="20" w:before="0"/>
             </w:pPr>
-            <w:hyperlink w:history="1" r:id="rIdkp-qhpobsyvk9gl56knxf">
+            <w:hyperlink w:history="1" r:id="rIdrpcftusha9u3dkpscaxxr">
               <w:r>
                 <w:rPr>
                   <w:rFonts w:ascii="Arial" w:cs="Arial" w:eastAsia="Arial" w:hAnsi="Arial"/>
@@ -31667,7 +31667,7 @@
               <w:spacing w:after="10" w:before="0"/>
               <w:ind w:left="120"/>
             </w:pPr>
-            <w:hyperlink w:history="1" r:id="rId6d_wdin8rcgvcrgz_d8n2">
+            <w:hyperlink w:history="1" r:id="rIdqx7ztfb2fx5svqxrmjhkk">
               <w:r>
                 <w:rPr>
                   <w:rFonts w:ascii="Arial" w:cs="Arial" w:eastAsia="Arial" w:hAnsi="Arial"/>
@@ -31712,7 +31712,7 @@
             <w:pPr>
               <w:spacing w:after="20" w:before="0"/>
             </w:pPr>
-            <w:hyperlink w:history="1" r:id="rIdhtcvqghc9fev0awayhhz0">
+            <w:hyperlink w:history="1" r:id="rIdatc4-mi1j-lo2hu4x-jqf">
               <w:r>
                 <w:rPr>
                   <w:rFonts w:ascii="Arial" w:cs="Arial" w:eastAsia="Arial" w:hAnsi="Arial"/>
@@ -31745,7 +31745,7 @@
               <w:spacing w:after="10" w:before="0"/>
               <w:ind w:left="120"/>
             </w:pPr>
-            <w:hyperlink w:history="1" r:id="rIdup9ej_c-_ekdmvmzgknaj">
+            <w:hyperlink w:history="1" r:id="rIdzejzallogvqczgja22y8f">
               <w:r>
                 <w:rPr>
                   <w:rFonts w:ascii="Arial" w:cs="Arial" w:eastAsia="Arial" w:hAnsi="Arial"/>
@@ -31940,7 +31940,7 @@
             <w:pPr>
               <w:spacing w:after="20" w:before="0"/>
             </w:pPr>
-            <w:hyperlink w:history="1" r:id="rIdm0mwrbyjhuviohptz_od2">
+            <w:hyperlink w:history="1" r:id="rId54ts-suzg9ifiy3ly3vzv">
               <w:r>
                 <w:rPr>
                   <w:rFonts w:ascii="Arial" w:cs="Arial" w:eastAsia="Arial" w:hAnsi="Arial"/>
@@ -31989,7 +31989,7 @@
               <w:spacing w:after="10" w:before="0"/>
               <w:ind w:left="120"/>
             </w:pPr>
-            <w:hyperlink w:history="1" r:id="rIdgxqv--cmeqmxggut1dkzt">
+            <w:hyperlink w:history="1" r:id="rId2nm8nm20mvrfslhcnttdj">
               <w:r>
                 <w:rPr>
                   <w:rFonts w:ascii="Arial" w:cs="Arial" w:eastAsia="Arial" w:hAnsi="Arial"/>
@@ -32034,7 +32034,7 @@
             <w:pPr>
               <w:spacing w:after="20" w:before="0"/>
             </w:pPr>
-            <w:hyperlink w:history="1" r:id="rIdalfqgu38dvfmqqqq5gu9n">
+            <w:hyperlink w:history="1" r:id="rIdokwraro4rbfgiqlp7zd7h">
               <w:r>
                 <w:rPr>
                   <w:rFonts w:ascii="Arial" w:cs="Arial" w:eastAsia="Arial" w:hAnsi="Arial"/>
@@ -32067,7 +32067,7 @@
               <w:spacing w:after="10" w:before="0"/>
               <w:ind w:left="120"/>
             </w:pPr>
-            <w:hyperlink w:history="1" r:id="rId0mwymq5b3yoomklprhuqb">
+            <w:hyperlink w:history="1" r:id="rIdhm8obgkzp5bfj4l-x9i3j">
               <w:r>
                 <w:rPr>
                   <w:rFonts w:ascii="Arial" w:cs="Arial" w:eastAsia="Arial" w:hAnsi="Arial"/>
@@ -32262,7 +32262,7 @@
             <w:pPr>
               <w:spacing w:after="20" w:before="0"/>
             </w:pPr>
-            <w:hyperlink w:history="1" r:id="rIdx-87ezz7kuuztyploehl3">
+            <w:hyperlink w:history="1" r:id="rIdxw1vuxloyq9wy8df-tzdl">
               <w:r>
                 <w:rPr>
                   <w:rFonts w:ascii="Arial" w:cs="Arial" w:eastAsia="Arial" w:hAnsi="Arial"/>
@@ -32311,7 +32311,7 @@
               <w:spacing w:after="10" w:before="0"/>
               <w:ind w:left="120"/>
             </w:pPr>
-            <w:hyperlink w:history="1" r:id="rIdfpzcupbyttbk7gdesy2z8">
+            <w:hyperlink w:history="1" r:id="rIdwo1zlojmcd3bvpkbftkfm">
               <w:r>
                 <w:rPr>
                   <w:rFonts w:ascii="Arial" w:cs="Arial" w:eastAsia="Arial" w:hAnsi="Arial"/>
@@ -32356,7 +32356,7 @@
             <w:pPr>
               <w:spacing w:after="20" w:before="0"/>
             </w:pPr>
-            <w:hyperlink w:history="1" r:id="rIdi5c3skoze0pwsuvvckmvh">
+            <w:hyperlink w:history="1" r:id="rIddmjua-3uc0enlrse7ciev">
               <w:r>
                 <w:rPr>
                   <w:rFonts w:ascii="Arial" w:cs="Arial" w:eastAsia="Arial" w:hAnsi="Arial"/>
@@ -32405,7 +32405,7 @@
               <w:spacing w:after="10" w:before="0"/>
               <w:ind w:left="120"/>
             </w:pPr>
-            <w:hyperlink w:history="1" r:id="rIdl20uqxccwouxnsqgpdwmf">
+            <w:hyperlink w:history="1" r:id="rIdcroeb7it78td5g0jrf5k6">
               <w:r>
                 <w:rPr>
                   <w:rFonts w:ascii="Arial" w:cs="Arial" w:eastAsia="Arial" w:hAnsi="Arial"/>
@@ -32917,7 +32917,7 @@
         </w:rPr>
         <w:t xml:space="preserve">© 2026 SeaVuria and ARES. Aligned with KICD objectives. Developed by SeaVuria; technical implementation by ARES (with AI assistance from Claude). Licensed under </w:t>
       </w:r>
-      <w:hyperlink w:history="1" r:id="rIdn--khsy5dr_f38tns4zb-">
+      <w:hyperlink w:history="1" r:id="rId_knx9chivi-8b1o9bpqe5">
         <w:r>
           <w:rPr>
             <w:rFonts w:ascii="Arial" w:cs="Arial" w:eastAsia="Arial" w:hAnsi="Arial"/>
@@ -32938,7 +32938,7 @@
         </w:rPr>
         <w:t xml:space="preserve"> (</w:t>
       </w:r>
-      <w:hyperlink w:history="1" r:id="rId_w_uvn8bz977n3knt_uwr">
+      <w:hyperlink w:history="1" r:id="rIdrqagezb20_ghymsrc_xcy">
         <w:r>
           <w:rPr>
             <w:rFonts w:ascii="Arial" w:cs="Arial" w:eastAsia="Arial" w:hAnsi="Arial"/>

--- a/data/outputs/v2/Biology/SS2.1_Plant_Nutrition/Biology_Plant_Nutrition_CBE_LessonSequence.docx
+++ b/data/outputs/v2/Biology/SS2.1_Plant_Nutrition/Biology_Plant_Nutrition_CBE_LessonSequence.docx
@@ -4,6 +4,7 @@
   <w:body>
     <w:p>
       <w:pPr>
+        <w:keepNext w:val="false"/>
         <w:spacing w:after="30" w:before="0"/>
         <w:jc w:val="center"/>
       </w:pPr>
@@ -23,6 +24,7 @@
     </w:p>
     <w:p>
       <w:pPr>
+        <w:keepNext w:val="false"/>
         <w:spacing w:after="60" w:before="0"/>
         <w:jc w:val="center"/>
       </w:pPr>
@@ -81,6 +83,7 @@
           </w:tcPr>
           <w:p>
             <w:pPr>
+              <w:keepNext w:val="false"/>
               <w:spacing w:after="40" w:before="0"/>
               <w:jc w:val="center"/>
             </w:pPr>
@@ -115,6 +118,7 @@
           </w:tcPr>
           <w:p>
             <w:pPr>
+              <w:keepNext w:val="false"/>
               <w:spacing w:after="40" w:before="0"/>
               <w:jc w:val="left"/>
             </w:pPr>
@@ -147,6 +151,7 @@
           </w:tcPr>
           <w:p>
             <w:pPr>
+              <w:keepNext w:val="false"/>
               <w:spacing w:after="40" w:before="0"/>
               <w:jc w:val="left"/>
             </w:pPr>
@@ -181,6 +186,7 @@
           </w:tcPr>
           <w:p>
             <w:pPr>
+              <w:keepNext w:val="false"/>
               <w:spacing w:after="40" w:before="0"/>
               <w:jc w:val="left"/>
             </w:pPr>
@@ -213,6 +219,7 @@
           </w:tcPr>
           <w:p>
             <w:pPr>
+              <w:keepNext w:val="false"/>
               <w:spacing w:after="40" w:before="0"/>
               <w:jc w:val="left"/>
             </w:pPr>
@@ -247,6 +254,7 @@
           </w:tcPr>
           <w:p>
             <w:pPr>
+              <w:keepNext w:val="false"/>
               <w:spacing w:after="40" w:before="0"/>
               <w:jc w:val="left"/>
             </w:pPr>
@@ -279,6 +287,7 @@
           </w:tcPr>
           <w:p>
             <w:pPr>
+              <w:keepNext w:val="false"/>
               <w:spacing w:after="40" w:before="0"/>
               <w:jc w:val="left"/>
             </w:pPr>
@@ -313,6 +322,7 @@
           </w:tcPr>
           <w:p>
             <w:pPr>
+              <w:keepNext w:val="false"/>
               <w:spacing w:after="40" w:before="0"/>
               <w:jc w:val="left"/>
             </w:pPr>
@@ -345,6 +355,7 @@
           </w:tcPr>
           <w:p>
             <w:pPr>
+              <w:keepNext w:val="false"/>
               <w:spacing w:after="40" w:before="0"/>
               <w:jc w:val="left"/>
             </w:pPr>
@@ -379,6 +390,7 @@
           </w:tcPr>
           <w:p>
             <w:pPr>
+              <w:keepNext w:val="false"/>
               <w:spacing w:after="40" w:before="0"/>
               <w:jc w:val="left"/>
             </w:pPr>
@@ -411,6 +423,7 @@
           </w:tcPr>
           <w:p>
             <w:pPr>
+              <w:keepNext w:val="false"/>
               <w:spacing w:after="40" w:before="0"/>
               <w:jc w:val="left"/>
             </w:pPr>
@@ -445,6 +458,7 @@
           </w:tcPr>
           <w:p>
             <w:pPr>
+              <w:keepNext w:val="false"/>
               <w:spacing w:after="40" w:before="0"/>
               <w:jc w:val="left"/>
             </w:pPr>
@@ -692,6 +706,7 @@
           </w:tcPr>
           <w:p>
             <w:pPr>
+              <w:keepNext w:val="false"/>
               <w:spacing w:after="40" w:before="0"/>
               <w:jc w:val="left"/>
             </w:pPr>
@@ -724,6 +739,7 @@
           </w:tcPr>
           <w:p>
             <w:pPr>
+              <w:keepNext w:val="false"/>
               <w:spacing w:after="40" w:before="0"/>
               <w:jc w:val="left"/>
             </w:pPr>
@@ -743,6 +759,7 @@
           </w:p>
           <w:p>
             <w:pPr>
+              <w:keepNext w:val="false"/>
               <w:spacing w:after="40" w:before="0"/>
               <w:jc w:val="left"/>
             </w:pPr>
@@ -762,6 +779,7 @@
           </w:p>
           <w:p>
             <w:pPr>
+              <w:keepNext w:val="false"/>
               <w:spacing w:after="40" w:before="0"/>
               <w:jc w:val="left"/>
             </w:pPr>
@@ -781,6 +799,7 @@
           </w:p>
           <w:p>
             <w:pPr>
+              <w:keepNext w:val="false"/>
               <w:spacing w:after="40" w:before="0"/>
               <w:jc w:val="left"/>
             </w:pPr>
@@ -800,6 +819,7 @@
           </w:p>
           <w:p>
             <w:pPr>
+              <w:keepNext w:val="false"/>
               <w:spacing w:after="40" w:before="0"/>
               <w:jc w:val="left"/>
             </w:pPr>
@@ -819,6 +839,7 @@
           </w:p>
           <w:p>
             <w:pPr>
+              <w:keepNext w:val="false"/>
               <w:spacing w:after="40" w:before="0"/>
               <w:jc w:val="left"/>
             </w:pPr>
@@ -838,6 +859,7 @@
           </w:p>
           <w:p>
             <w:pPr>
+              <w:keepNext w:val="false"/>
               <w:spacing w:after="40" w:before="0"/>
               <w:jc w:val="left"/>
             </w:pPr>
@@ -857,6 +879,7 @@
           </w:p>
           <w:p>
             <w:pPr>
+              <w:keepNext w:val="false"/>
               <w:spacing w:after="40" w:before="0"/>
               <w:jc w:val="left"/>
             </w:pPr>
@@ -891,6 +914,7 @@
           </w:tcPr>
           <w:p>
             <w:pPr>
+              <w:keepNext w:val="false"/>
               <w:spacing w:after="40" w:before="0"/>
               <w:jc w:val="left"/>
             </w:pPr>
@@ -1038,6 +1062,7 @@
           </w:tcPr>
           <w:p>
             <w:pPr>
+              <w:keepNext w:val="false"/>
               <w:spacing w:after="40" w:before="0"/>
               <w:jc w:val="left"/>
             </w:pPr>
@@ -1165,6 +1190,7 @@
           </w:tcPr>
           <w:p>
             <w:pPr>
+              <w:keepNext w:val="false"/>
               <w:spacing w:after="40" w:before="0"/>
               <w:jc w:val="left"/>
             </w:pPr>
@@ -1332,6 +1358,7 @@
           </w:tcPr>
           <w:p>
             <w:pPr>
+              <w:keepNext w:val="false"/>
               <w:spacing w:after="40" w:before="0"/>
               <w:jc w:val="left"/>
             </w:pPr>
@@ -1479,6 +1506,7 @@
           </w:tcPr>
           <w:p>
             <w:pPr>
+              <w:keepNext w:val="false"/>
               <w:spacing w:after="40" w:before="0"/>
               <w:jc w:val="left"/>
             </w:pPr>
@@ -1646,6 +1674,7 @@
           </w:tcPr>
           <w:p>
             <w:pPr>
+              <w:keepNext w:val="false"/>
               <w:spacing w:after="40" w:before="0"/>
               <w:jc w:val="left"/>
             </w:pPr>
@@ -1678,6 +1707,7 @@
           </w:tcPr>
           <w:p>
             <w:pPr>
+              <w:keepNext w:val="false"/>
               <w:spacing w:after="40" w:before="0"/>
               <w:jc w:val="left"/>
             </w:pPr>
@@ -1712,6 +1742,7 @@
           </w:tcPr>
           <w:p>
             <w:pPr>
+              <w:keepNext w:val="false"/>
               <w:spacing w:after="40" w:before="0"/>
               <w:jc w:val="left"/>
             </w:pPr>
@@ -1744,6 +1775,7 @@
           </w:tcPr>
           <w:p>
             <w:pPr>
+              <w:keepNext w:val="false"/>
               <w:spacing w:after="40" w:before="0"/>
               <w:jc w:val="left"/>
             </w:pPr>
@@ -1763,6 +1795,7 @@
           </w:p>
           <w:p>
             <w:pPr>
+              <w:keepNext w:val="false"/>
               <w:spacing w:after="40" w:before="0"/>
               <w:jc w:val="left"/>
             </w:pPr>
@@ -1782,6 +1815,7 @@
           </w:p>
           <w:p>
             <w:pPr>
+              <w:keepNext w:val="false"/>
               <w:spacing w:after="40" w:before="0"/>
               <w:jc w:val="left"/>
             </w:pPr>
@@ -1801,6 +1835,7 @@
           </w:p>
           <w:p>
             <w:pPr>
+              <w:keepNext w:val="false"/>
               <w:spacing w:after="40" w:before="0"/>
               <w:jc w:val="left"/>
             </w:pPr>
@@ -1820,6 +1855,7 @@
           </w:p>
           <w:p>
             <w:pPr>
+              <w:keepNext w:val="false"/>
               <w:spacing w:after="40" w:before="0"/>
               <w:jc w:val="left"/>
             </w:pPr>
@@ -1854,6 +1890,7 @@
           </w:tcPr>
           <w:p>
             <w:pPr>
+              <w:keepNext w:val="false"/>
               <w:spacing w:after="40" w:before="0"/>
               <w:jc w:val="left"/>
             </w:pPr>
@@ -1886,6 +1923,7 @@
           </w:tcPr>
           <w:p>
             <w:pPr>
+              <w:keepNext w:val="false"/>
               <w:spacing w:after="40" w:before="0"/>
               <w:jc w:val="left"/>
             </w:pPr>
@@ -1920,6 +1958,7 @@
           </w:tcPr>
           <w:p>
             <w:pPr>
+              <w:keepNext w:val="false"/>
               <w:spacing w:after="40" w:before="0"/>
               <w:jc w:val="left"/>
             </w:pPr>
@@ -1952,6 +1991,7 @@
           </w:tcPr>
           <w:p>
             <w:pPr>
+              <w:keepNext w:val="false"/>
               <w:spacing w:after="40" w:before="0"/>
               <w:jc w:val="left"/>
             </w:pPr>
@@ -1971,6 +2011,7 @@
           </w:p>
           <w:p>
             <w:pPr>
+              <w:keepNext w:val="false"/>
               <w:spacing w:after="40" w:before="0"/>
               <w:jc w:val="left"/>
             </w:pPr>
@@ -1990,6 +2031,7 @@
           </w:p>
           <w:p>
             <w:pPr>
+              <w:keepNext w:val="false"/>
               <w:spacing w:after="40" w:before="0"/>
               <w:jc w:val="left"/>
             </w:pPr>
@@ -2009,6 +2051,7 @@
           </w:p>
           <w:p>
             <w:pPr>
+              <w:keepNext w:val="false"/>
               <w:spacing w:after="40" w:before="0"/>
               <w:jc w:val="left"/>
             </w:pPr>
@@ -2028,6 +2071,7 @@
           </w:p>
           <w:p>
             <w:pPr>
+              <w:keepNext w:val="false"/>
               <w:spacing w:after="40" w:before="0"/>
               <w:jc w:val="left"/>
             </w:pPr>
@@ -2047,6 +2091,7 @@
           </w:p>
           <w:p>
             <w:pPr>
+              <w:keepNext w:val="false"/>
               <w:spacing w:after="40" w:before="0"/>
               <w:jc w:val="left"/>
             </w:pPr>
@@ -2066,6 +2111,7 @@
           </w:p>
           <w:p>
             <w:pPr>
+              <w:keepNext w:val="false"/>
               <w:spacing w:after="40" w:before="0"/>
               <w:jc w:val="left"/>
             </w:pPr>
@@ -2085,6 +2131,7 @@
           </w:p>
           <w:p>
             <w:pPr>
+              <w:keepNext w:val="false"/>
               <w:spacing w:after="40" w:before="0"/>
               <w:jc w:val="left"/>
             </w:pPr>
@@ -2104,6 +2151,7 @@
           </w:p>
           <w:p>
             <w:pPr>
+              <w:keepNext w:val="false"/>
               <w:spacing w:after="40" w:before="0"/>
               <w:jc w:val="left"/>
             </w:pPr>
@@ -2123,6 +2171,7 @@
           </w:p>
           <w:p>
             <w:pPr>
+              <w:keepNext w:val="false"/>
               <w:spacing w:after="40" w:before="0"/>
               <w:jc w:val="left"/>
             </w:pPr>
@@ -2142,6 +2191,7 @@
           </w:p>
           <w:p>
             <w:pPr>
+              <w:keepNext w:val="false"/>
               <w:spacing w:after="40" w:before="0"/>
               <w:jc w:val="left"/>
             </w:pPr>
@@ -2161,6 +2211,7 @@
           </w:p>
           <w:p>
             <w:pPr>
+              <w:keepNext w:val="false"/>
               <w:spacing w:after="40" w:before="0"/>
               <w:jc w:val="left"/>
             </w:pPr>
@@ -2180,6 +2231,7 @@
           </w:p>
           <w:p>
             <w:pPr>
+              <w:keepNext w:val="false"/>
               <w:spacing w:after="40" w:before="0"/>
               <w:jc w:val="left"/>
             </w:pPr>
@@ -2199,6 +2251,7 @@
           </w:p>
           <w:p>
             <w:pPr>
+              <w:keepNext w:val="false"/>
               <w:spacing w:after="40" w:before="0"/>
               <w:jc w:val="left"/>
             </w:pPr>
@@ -2218,6 +2271,7 @@
           </w:p>
           <w:p>
             <w:pPr>
+              <w:keepNext w:val="false"/>
               <w:spacing w:after="40" w:before="0"/>
               <w:jc w:val="left"/>
             </w:pPr>
@@ -2237,6 +2291,7 @@
           </w:p>
           <w:p>
             <w:pPr>
+              <w:keepNext w:val="false"/>
               <w:spacing w:after="40" w:before="0"/>
               <w:jc w:val="left"/>
             </w:pPr>
@@ -2256,6 +2311,7 @@
           </w:p>
           <w:p>
             <w:pPr>
+              <w:keepNext w:val="false"/>
               <w:spacing w:after="40" w:before="0"/>
               <w:jc w:val="left"/>
             </w:pPr>
@@ -2275,6 +2331,7 @@
           </w:p>
           <w:p>
             <w:pPr>
+              <w:keepNext w:val="false"/>
               <w:spacing w:after="40" w:before="0"/>
               <w:jc w:val="left"/>
             </w:pPr>
@@ -2294,6 +2351,7 @@
           </w:p>
           <w:p>
             <w:pPr>
+              <w:keepNext w:val="false"/>
               <w:spacing w:after="40" w:before="0"/>
               <w:jc w:val="left"/>
             </w:pPr>
@@ -2328,6 +2386,7 @@
           </w:tcPr>
           <w:p>
             <w:pPr>
+              <w:keepNext w:val="false"/>
               <w:spacing w:after="40" w:before="0"/>
               <w:jc w:val="left"/>
             </w:pPr>
@@ -2559,7 +2618,7 @@
         </w:rPr>
         <w:t xml:space="preserve">© 2026 SeaVuria and ARES. This work is licensed under a </w:t>
       </w:r>
-      <w:hyperlink w:history="1" r:id="rIdpyjdytbvo_ecxz5r-uucx">
+      <w:hyperlink w:history="1" r:id="rIdnvwdgtowbvjr-uion7udh">
         <w:r>
           <w:rPr>
             <w:rFonts w:ascii="Arial" w:cs="Arial" w:eastAsia="Arial" w:hAnsi="Arial"/>
@@ -2579,7 +2638,7 @@
         </w:rPr>
         <w:t xml:space="preserve"> (</w:t>
       </w:r>
-      <w:hyperlink w:history="1" r:id="rId6_xurpnfcy2vv36twvyyf">
+      <w:hyperlink w:history="1" r:id="rIdalv3ye-kkbhfwnvllwdwp">
         <w:r>
           <w:rPr>
             <w:rFonts w:ascii="Arial" w:cs="Arial" w:eastAsia="Arial" w:hAnsi="Arial"/>
@@ -2599,7 +2658,7 @@
         </w:rPr>
         <w:t xml:space="preserve">). To view a copy of this license, visit </w:t>
       </w:r>
-      <w:hyperlink w:history="1" r:id="rIdfmu_qiv8hou03yyativhh">
+      <w:hyperlink w:history="1" r:id="rId1vzickbvsatqbpblovd7l">
         <w:r>
           <w:rPr>
             <w:rFonts w:ascii="Arial" w:cs="Arial" w:eastAsia="Arial" w:hAnsi="Arial"/>
@@ -2658,6 +2717,7 @@
           </w:tcPr>
           <w:p>
             <w:pPr>
+              <w:keepNext w:val="false"/>
               <w:spacing w:after="40" w:before="0"/>
               <w:jc w:val="center"/>
             </w:pPr>
@@ -2693,6 +2753,7 @@
           </w:tcPr>
           <w:p>
             <w:pPr>
+              <w:keepNext w:val="false"/>
               <w:spacing w:after="40" w:before="0"/>
               <w:jc w:val="center"/>
             </w:pPr>
@@ -2727,6 +2788,7 @@
           </w:tcPr>
           <w:p>
             <w:pPr>
+              <w:keepNext w:val="false"/>
               <w:spacing w:after="40" w:before="0"/>
               <w:jc w:val="left"/>
             </w:pPr>
@@ -2759,6 +2821,7 @@
           </w:tcPr>
           <w:p>
             <w:pPr>
+              <w:keepNext w:val="false"/>
               <w:spacing w:after="40" w:before="0"/>
               <w:jc w:val="left"/>
             </w:pPr>
@@ -2793,6 +2856,7 @@
           </w:tcPr>
           <w:p>
             <w:pPr>
+              <w:keepNext w:val="false"/>
               <w:spacing w:after="40" w:before="0"/>
               <w:jc w:val="left"/>
             </w:pPr>
@@ -2825,6 +2889,7 @@
           </w:tcPr>
           <w:p>
             <w:pPr>
+              <w:keepNext w:val="false"/>
               <w:spacing w:after="40" w:before="0"/>
               <w:jc w:val="left"/>
             </w:pPr>
@@ -2859,6 +2924,7 @@
           </w:tcPr>
           <w:p>
             <w:pPr>
+              <w:keepNext w:val="false"/>
               <w:spacing w:after="40" w:before="0"/>
               <w:jc w:val="left"/>
             </w:pPr>
@@ -2891,6 +2957,7 @@
           </w:tcPr>
           <w:p>
             <w:pPr>
+              <w:keepNext w:val="false"/>
               <w:spacing w:after="40" w:before="0"/>
               <w:jc w:val="left"/>
             </w:pPr>
@@ -2925,6 +2992,7 @@
           </w:tcPr>
           <w:p>
             <w:pPr>
+              <w:keepNext w:val="false"/>
               <w:spacing w:after="40" w:before="0"/>
               <w:jc w:val="left"/>
             </w:pPr>
@@ -2957,6 +3025,7 @@
           </w:tcPr>
           <w:p>
             <w:pPr>
+              <w:keepNext w:val="false"/>
               <w:spacing w:after="40" w:before="0"/>
               <w:jc w:val="left"/>
             </w:pPr>
@@ -2991,6 +3060,7 @@
           </w:tcPr>
           <w:p>
             <w:pPr>
+              <w:keepNext w:val="false"/>
               <w:spacing w:after="40" w:before="0"/>
               <w:jc w:val="left"/>
             </w:pPr>
@@ -3023,6 +3093,7 @@
           </w:tcPr>
           <w:p>
             <w:pPr>
+              <w:keepNext w:val="false"/>
               <w:spacing w:after="40" w:before="0"/>
               <w:jc w:val="left"/>
             </w:pPr>
@@ -3057,6 +3128,7 @@
           </w:tcPr>
           <w:p>
             <w:pPr>
+              <w:keepNext w:val="false"/>
               <w:spacing w:after="40" w:before="0"/>
               <w:jc w:val="left"/>
             </w:pPr>
@@ -3089,6 +3161,7 @@
           </w:tcPr>
           <w:p>
             <w:pPr>
+              <w:keepNext w:val="false"/>
               <w:spacing w:after="40" w:before="0"/>
               <w:jc w:val="left"/>
             </w:pPr>
@@ -3123,6 +3196,7 @@
           </w:tcPr>
           <w:p>
             <w:pPr>
+              <w:keepNext w:val="false"/>
               <w:spacing w:after="40" w:before="0"/>
               <w:jc w:val="left"/>
             </w:pPr>
@@ -3155,6 +3229,7 @@
           </w:tcPr>
           <w:p>
             <w:pPr>
+              <w:keepNext w:val="false"/>
               <w:spacing w:after="40" w:before="0"/>
               <w:jc w:val="left"/>
             </w:pPr>
@@ -3189,6 +3264,7 @@
           </w:tcPr>
           <w:p>
             <w:pPr>
+              <w:keepNext w:val="false"/>
               <w:spacing w:after="40" w:before="0"/>
               <w:jc w:val="left"/>
             </w:pPr>
@@ -3221,6 +3297,7 @@
           </w:tcPr>
           <w:p>
             <w:pPr>
+              <w:keepNext w:val="false"/>
               <w:spacing w:after="40" w:before="0"/>
               <w:jc w:val="left"/>
             </w:pPr>
@@ -3280,6 +3357,7 @@
           </w:tcPr>
           <w:p>
             <w:pPr>
+              <w:keepNext w:val="false"/>
               <w:spacing w:after="40" w:before="0"/>
               <w:jc w:val="center"/>
             </w:pPr>
@@ -3314,6 +3392,7 @@
           </w:tcPr>
           <w:p>
             <w:pPr>
+              <w:keepNext w:val="false"/>
               <w:spacing w:after="40" w:before="0"/>
               <w:jc w:val="left"/>
             </w:pPr>
@@ -3378,6 +3457,7 @@
           </w:tcPr>
           <w:p>
             <w:pPr>
+              <w:keepNext w:val="false"/>
               <w:spacing w:after="40" w:before="0"/>
               <w:jc w:val="center"/>
             </w:pPr>
@@ -3412,6 +3492,7 @@
           </w:tcPr>
           <w:p>
             <w:pPr>
+              <w:keepNext w:val="false"/>
               <w:spacing w:after="40" w:before="0"/>
               <w:jc w:val="left"/>
             </w:pPr>
@@ -3444,6 +3525,7 @@
           </w:tcPr>
           <w:p>
             <w:pPr>
+              <w:keepNext w:val="false"/>
               <w:spacing w:after="40" w:before="0"/>
               <w:jc w:val="left"/>
             </w:pPr>
@@ -3476,6 +3558,7 @@
           </w:tcPr>
           <w:p>
             <w:pPr>
+              <w:keepNext w:val="false"/>
               <w:spacing w:after="40" w:before="0"/>
               <w:jc w:val="left"/>
             </w:pPr>
@@ -3508,6 +3591,7 @@
           </w:tcPr>
           <w:p>
             <w:pPr>
+              <w:keepNext w:val="false"/>
               <w:spacing w:after="40" w:before="0"/>
               <w:jc w:val="left"/>
             </w:pPr>
@@ -3540,6 +3624,7 @@
           </w:tcPr>
           <w:p>
             <w:pPr>
+              <w:keepNext w:val="false"/>
               <w:spacing w:after="40" w:before="0"/>
               <w:jc w:val="left"/>
             </w:pPr>
@@ -3574,6 +3659,7 @@
           </w:tcPr>
           <w:p>
             <w:pPr>
+              <w:keepNext w:val="false"/>
               <w:spacing w:after="40" w:before="0"/>
               <w:jc w:val="left"/>
             </w:pPr>
@@ -3611,7 +3697,7 @@
             <w:pPr>
               <w:spacing w:after="20" w:before="0"/>
             </w:pPr>
-            <w:hyperlink w:history="1" r:id="rId4v_odfvtqijwlxz0lrng7">
+            <w:hyperlink w:history="1" r:id="rIdjbgcmbvazvqt6umuhjjp3">
               <w:r>
                 <w:rPr>
                   <w:rFonts w:ascii="Arial" w:cs="Arial" w:eastAsia="Arial" w:hAnsi="Arial"/>
@@ -3660,7 +3746,7 @@
               <w:spacing w:after="10" w:before="0"/>
               <w:ind w:left="120"/>
             </w:pPr>
-            <w:hyperlink w:history="1" r:id="rIdy3msb4fvll1ntpevdf417">
+            <w:hyperlink w:history="1" r:id="rIdo_usuerg2wj9c9-nrsziy">
               <w:r>
                 <w:rPr>
                   <w:rFonts w:ascii="Arial" w:cs="Arial" w:eastAsia="Arial" w:hAnsi="Arial"/>
@@ -3722,7 +3808,7 @@
               <w:spacing w:after="10" w:before="0"/>
               <w:ind w:left="120"/>
             </w:pPr>
-            <w:hyperlink w:history="1" r:id="rIdfotm8laimqbrnzbczkyq_">
+            <w:hyperlink w:history="1" r:id="rId5x6-6dtf8tlrvjjjgtw91">
               <w:r>
                 <w:rPr>
                   <w:rFonts w:ascii="Arial" w:cs="Arial" w:eastAsia="Arial" w:hAnsi="Arial"/>
@@ -3765,6 +3851,7 @@
           </w:tcPr>
           <w:p>
             <w:pPr>
+              <w:keepNext w:val="false"/>
               <w:spacing w:after="40" w:before="0"/>
               <w:jc w:val="left"/>
             </w:pPr>
@@ -3797,6 +3884,7 @@
           </w:tcPr>
           <w:p>
             <w:pPr>
+              <w:keepNext w:val="false"/>
               <w:spacing w:after="40" w:before="0"/>
               <w:jc w:val="left"/>
             </w:pPr>
@@ -3829,6 +3917,7 @@
           </w:tcPr>
           <w:p>
             <w:pPr>
+              <w:keepNext w:val="false"/>
               <w:spacing w:after="40" w:before="0"/>
               <w:jc w:val="left"/>
             </w:pPr>
@@ -3861,6 +3950,7 @@
           </w:tcPr>
           <w:p>
             <w:pPr>
+              <w:keepNext w:val="false"/>
               <w:spacing w:after="40" w:before="0"/>
               <w:jc w:val="left"/>
             </w:pPr>
@@ -3895,6 +3985,7 @@
           </w:tcPr>
           <w:p>
             <w:pPr>
+              <w:keepNext w:val="false"/>
               <w:spacing w:after="40" w:before="0"/>
               <w:jc w:val="left"/>
             </w:pPr>
@@ -3932,7 +4023,7 @@
             <w:pPr>
               <w:spacing w:after="20" w:before="0"/>
             </w:pPr>
-            <w:hyperlink w:history="1" r:id="rIdncfak7qhe1xwplakx-9xt">
+            <w:hyperlink w:history="1" r:id="rId-jfbzkinaicrgncsgovwo">
               <w:r>
                 <w:rPr>
                   <w:rFonts w:ascii="Arial" w:cs="Arial" w:eastAsia="Arial" w:hAnsi="Arial"/>
@@ -3981,7 +4072,7 @@
               <w:spacing w:after="10" w:before="0"/>
               <w:ind w:left="120"/>
             </w:pPr>
-            <w:hyperlink w:history="1" r:id="rIdq98npj0xcfverc35sdvud">
+            <w:hyperlink w:history="1" r:id="rIdcyuoqoix4btqdwk72c7cg">
               <w:r>
                 <w:rPr>
                   <w:rFonts w:ascii="Arial" w:cs="Arial" w:eastAsia="Arial" w:hAnsi="Arial"/>
@@ -4043,7 +4134,7 @@
               <w:spacing w:after="10" w:before="0"/>
               <w:ind w:left="120"/>
             </w:pPr>
-            <w:hyperlink w:history="1" r:id="rIddup__bmxif1hbxwbttjba">
+            <w:hyperlink w:history="1" r:id="rIdcclzn2bevamxsp24g15o1">
               <w:r>
                 <w:rPr>
                   <w:rFonts w:ascii="Arial" w:cs="Arial" w:eastAsia="Arial" w:hAnsi="Arial"/>
@@ -4086,6 +4177,7 @@
           </w:tcPr>
           <w:p>
             <w:pPr>
+              <w:keepNext w:val="false"/>
               <w:spacing w:after="40" w:before="0"/>
               <w:jc w:val="left"/>
             </w:pPr>
@@ -4118,6 +4210,7 @@
           </w:tcPr>
           <w:p>
             <w:pPr>
+              <w:keepNext w:val="false"/>
               <w:spacing w:after="40" w:before="0"/>
               <w:jc w:val="left"/>
             </w:pPr>
@@ -4150,6 +4243,7 @@
           </w:tcPr>
           <w:p>
             <w:pPr>
+              <w:keepNext w:val="false"/>
               <w:spacing w:after="40" w:before="0"/>
               <w:jc w:val="left"/>
             </w:pPr>
@@ -4182,6 +4276,7 @@
           </w:tcPr>
           <w:p>
             <w:pPr>
+              <w:keepNext w:val="false"/>
               <w:spacing w:after="40" w:before="0"/>
               <w:jc w:val="left"/>
             </w:pPr>
@@ -4216,6 +4311,7 @@
           </w:tcPr>
           <w:p>
             <w:pPr>
+              <w:keepNext w:val="false"/>
               <w:spacing w:after="40" w:before="0"/>
               <w:jc w:val="left"/>
             </w:pPr>
@@ -4253,7 +4349,7 @@
             <w:pPr>
               <w:spacing w:after="20" w:before="0"/>
             </w:pPr>
-            <w:hyperlink w:history="1" r:id="rIdjqmxf30czqcrozbzs6wcr">
+            <w:hyperlink w:history="1" r:id="rId-_obunc6lyn02newxbtif">
               <w:r>
                 <w:rPr>
                   <w:rFonts w:ascii="Arial" w:cs="Arial" w:eastAsia="Arial" w:hAnsi="Arial"/>
@@ -4302,7 +4398,7 @@
               <w:spacing w:after="10" w:before="0"/>
               <w:ind w:left="120"/>
             </w:pPr>
-            <w:hyperlink w:history="1" r:id="rIdzape2phm9nmoug9z6lexk">
+            <w:hyperlink w:history="1" r:id="rIdy9hdvnkflh8kd3-qxhz9s">
               <w:r>
                 <w:rPr>
                   <w:rFonts w:ascii="Arial" w:cs="Arial" w:eastAsia="Arial" w:hAnsi="Arial"/>
@@ -4364,7 +4460,7 @@
               <w:spacing w:after="10" w:before="0"/>
               <w:ind w:left="120"/>
             </w:pPr>
-            <w:hyperlink w:history="1" r:id="rIdwvvv0u0fuavqevfl9nom3">
+            <w:hyperlink w:history="1" r:id="rIdw0tqiycey4trqwsgv7fwc">
               <w:r>
                 <w:rPr>
                   <w:rFonts w:ascii="Arial" w:cs="Arial" w:eastAsia="Arial" w:hAnsi="Arial"/>
@@ -4407,6 +4503,7 @@
           </w:tcPr>
           <w:p>
             <w:pPr>
+              <w:keepNext w:val="false"/>
               <w:spacing w:after="40" w:before="0"/>
               <w:jc w:val="left"/>
             </w:pPr>
@@ -4439,6 +4536,7 @@
           </w:tcPr>
           <w:p>
             <w:pPr>
+              <w:keepNext w:val="false"/>
               <w:spacing w:after="40" w:before="0"/>
               <w:jc w:val="left"/>
             </w:pPr>
@@ -4471,6 +4569,7 @@
           </w:tcPr>
           <w:p>
             <w:pPr>
+              <w:keepNext w:val="false"/>
               <w:spacing w:after="40" w:before="0"/>
               <w:jc w:val="left"/>
             </w:pPr>
@@ -4503,6 +4602,7 @@
           </w:tcPr>
           <w:p>
             <w:pPr>
+              <w:keepNext w:val="false"/>
               <w:spacing w:after="40" w:before="0"/>
               <w:jc w:val="left"/>
             </w:pPr>
@@ -4537,6 +4637,7 @@
           </w:tcPr>
           <w:p>
             <w:pPr>
+              <w:keepNext w:val="false"/>
               <w:spacing w:after="40" w:before="0"/>
               <w:jc w:val="left"/>
             </w:pPr>
@@ -4574,7 +4675,7 @@
             <w:pPr>
               <w:spacing w:after="20" w:before="0"/>
             </w:pPr>
-            <w:hyperlink w:history="1" r:id="rId111lhuxhvdcubuonmn8ds">
+            <w:hyperlink w:history="1" r:id="rId8erstz_qfg1ts4p3k6wm3">
               <w:r>
                 <w:rPr>
                   <w:rFonts w:ascii="Arial" w:cs="Arial" w:eastAsia="Arial" w:hAnsi="Arial"/>
@@ -4623,7 +4724,7 @@
               <w:spacing w:after="10" w:before="0"/>
               <w:ind w:left="120"/>
             </w:pPr>
-            <w:hyperlink w:history="1" r:id="rId_js5b_nsqk5ckrpug7kxm">
+            <w:hyperlink w:history="1" r:id="rIdykwbckgsdc1xostojgqpt">
               <w:r>
                 <w:rPr>
                   <w:rFonts w:ascii="Arial" w:cs="Arial" w:eastAsia="Arial" w:hAnsi="Arial"/>
@@ -4685,7 +4786,7 @@
               <w:spacing w:after="10" w:before="0"/>
               <w:ind w:left="120"/>
             </w:pPr>
-            <w:hyperlink w:history="1" r:id="rIdtvbc3n1f0h9wpdodpdwch">
+            <w:hyperlink w:history="1" r:id="rIdkm-xho-mepb-1l97ezbeu">
               <w:r>
                 <w:rPr>
                   <w:rFonts w:ascii="Arial" w:cs="Arial" w:eastAsia="Arial" w:hAnsi="Arial"/>
@@ -4728,6 +4829,7 @@
           </w:tcPr>
           <w:p>
             <w:pPr>
+              <w:keepNext w:val="false"/>
               <w:spacing w:after="40" w:before="0"/>
               <w:jc w:val="left"/>
             </w:pPr>
@@ -4760,6 +4862,7 @@
           </w:tcPr>
           <w:p>
             <w:pPr>
+              <w:keepNext w:val="false"/>
               <w:spacing w:after="40" w:before="0"/>
               <w:jc w:val="left"/>
             </w:pPr>
@@ -4792,6 +4895,7 @@
           </w:tcPr>
           <w:p>
             <w:pPr>
+              <w:keepNext w:val="false"/>
               <w:spacing w:after="40" w:before="0"/>
               <w:jc w:val="left"/>
             </w:pPr>
@@ -4824,6 +4928,7 @@
           </w:tcPr>
           <w:p>
             <w:pPr>
+              <w:keepNext w:val="false"/>
               <w:spacing w:after="40" w:before="0"/>
               <w:jc w:val="left"/>
             </w:pPr>
@@ -4858,6 +4963,7 @@
           </w:tcPr>
           <w:p>
             <w:pPr>
+              <w:keepNext w:val="false"/>
               <w:spacing w:after="40" w:before="0"/>
               <w:jc w:val="left"/>
             </w:pPr>
@@ -4895,7 +5001,7 @@
             <w:pPr>
               <w:spacing w:after="20" w:before="0"/>
             </w:pPr>
-            <w:hyperlink w:history="1" r:id="rIdhnpadyggtgjajyofpd-u2">
+            <w:hyperlink w:history="1" r:id="rIdzjpai5xf4ij6dfsaotveh">
               <w:r>
                 <w:rPr>
                   <w:rFonts w:ascii="Arial" w:cs="Arial" w:eastAsia="Arial" w:hAnsi="Arial"/>
@@ -4944,7 +5050,7 @@
               <w:spacing w:after="10" w:before="0"/>
               <w:ind w:left="120"/>
             </w:pPr>
-            <w:hyperlink w:history="1" r:id="rIdltmltvbgnpk_qv2m1g5hi">
+            <w:hyperlink w:history="1" r:id="rId1zvqddvtzeajrgcfipbn3">
               <w:r>
                 <w:rPr>
                   <w:rFonts w:ascii="Arial" w:cs="Arial" w:eastAsia="Arial" w:hAnsi="Arial"/>
@@ -5006,7 +5112,7 @@
               <w:spacing w:after="10" w:before="0"/>
               <w:ind w:left="120"/>
             </w:pPr>
-            <w:hyperlink w:history="1" r:id="rIdszr2wqo4jgesdhfedldfn">
+            <w:hyperlink w:history="1" r:id="rId_fgjw-rqgfoopcgn5hqmk">
               <w:r>
                 <w:rPr>
                   <w:rFonts w:ascii="Arial" w:cs="Arial" w:eastAsia="Arial" w:hAnsi="Arial"/>
@@ -5049,6 +5155,7 @@
           </w:tcPr>
           <w:p>
             <w:pPr>
+              <w:keepNext w:val="false"/>
               <w:spacing w:after="40" w:before="0"/>
               <w:jc w:val="left"/>
             </w:pPr>
@@ -5081,6 +5188,7 @@
           </w:tcPr>
           <w:p>
             <w:pPr>
+              <w:keepNext w:val="false"/>
               <w:spacing w:after="40" w:before="0"/>
               <w:jc w:val="left"/>
             </w:pPr>
@@ -5113,6 +5221,7 @@
           </w:tcPr>
           <w:p>
             <w:pPr>
+              <w:keepNext w:val="false"/>
               <w:spacing w:after="40" w:before="0"/>
               <w:jc w:val="left"/>
             </w:pPr>
@@ -5145,6 +5254,7 @@
           </w:tcPr>
           <w:p>
             <w:pPr>
+              <w:keepNext w:val="false"/>
               <w:spacing w:after="40" w:before="0"/>
               <w:jc w:val="left"/>
             </w:pPr>
@@ -5204,6 +5314,7 @@
           </w:tcPr>
           <w:p>
             <w:pPr>
+              <w:keepNext w:val="false"/>
               <w:spacing w:after="40" w:before="0"/>
               <w:jc w:val="center"/>
             </w:pPr>
@@ -5238,6 +5349,7 @@
           </w:tcPr>
           <w:p>
             <w:pPr>
+              <w:keepNext w:val="false"/>
               <w:spacing w:after="40" w:before="0"/>
               <w:jc w:val="left"/>
             </w:pPr>
@@ -5299,6 +5411,7 @@
           </w:tcPr>
           <w:p>
             <w:pPr>
+              <w:keepNext w:val="false"/>
               <w:spacing w:after="40" w:before="0"/>
               <w:jc w:val="center"/>
             </w:pPr>
@@ -5333,6 +5446,7 @@
           </w:tcPr>
           <w:p>
             <w:pPr>
+              <w:keepNext w:val="false"/>
               <w:spacing w:after="40" w:before="0"/>
               <w:jc w:val="left"/>
             </w:pPr>
@@ -5365,6 +5479,7 @@
           </w:tcPr>
           <w:p>
             <w:pPr>
+              <w:keepNext w:val="false"/>
               <w:spacing w:after="40" w:before="0"/>
               <w:jc w:val="left"/>
             </w:pPr>
@@ -5399,6 +5514,7 @@
           </w:tcPr>
           <w:p>
             <w:pPr>
+              <w:keepNext w:val="false"/>
               <w:spacing w:after="40" w:before="0"/>
               <w:jc w:val="left"/>
             </w:pPr>
@@ -5431,6 +5547,7 @@
           </w:tcPr>
           <w:p>
             <w:pPr>
+              <w:keepNext w:val="false"/>
               <w:spacing w:after="40" w:before="0"/>
               <w:jc w:val="left"/>
             </w:pPr>
@@ -5465,6 +5582,7 @@
           </w:tcPr>
           <w:p>
             <w:pPr>
+              <w:keepNext w:val="false"/>
               <w:spacing w:after="40" w:before="0"/>
               <w:jc w:val="left"/>
             </w:pPr>
@@ -5497,6 +5615,7 @@
           </w:tcPr>
           <w:p>
             <w:pPr>
+              <w:keepNext w:val="false"/>
               <w:spacing w:after="40" w:before="0"/>
               <w:jc w:val="left"/>
             </w:pPr>
@@ -5533,7 +5652,7 @@
         </w:rPr>
         <w:t xml:space="preserve">© 2026 SeaVuria and ARES. Aligned with KICD objectives. Developed by SeaVuria; technical implementation by ARES (with AI assistance from Claude). Licensed under </w:t>
       </w:r>
-      <w:hyperlink w:history="1" r:id="rIdid9z4xucscqbuxk_f7ht-">
+      <w:hyperlink w:history="1" r:id="rIdgrdz11ayjbug7nyzwvzlc">
         <w:r>
           <w:rPr>
             <w:rFonts w:ascii="Arial" w:cs="Arial" w:eastAsia="Arial" w:hAnsi="Arial"/>
@@ -5554,7 +5673,7 @@
         </w:rPr>
         <w:t xml:space="preserve"> (</w:t>
       </w:r>
-      <w:hyperlink w:history="1" r:id="rIdshchif4lbmcrkpkuaez32">
+      <w:hyperlink w:history="1" r:id="rIdosglhi-2xaqvadcb2csds">
         <w:r>
           <w:rPr>
             <w:rFonts w:ascii="Arial" w:cs="Arial" w:eastAsia="Arial" w:hAnsi="Arial"/>
@@ -5614,6 +5733,7 @@
           </w:tcPr>
           <w:p>
             <w:pPr>
+              <w:keepNext w:val="false"/>
               <w:spacing w:after="40" w:before="0"/>
               <w:jc w:val="center"/>
             </w:pPr>
@@ -5649,6 +5769,7 @@
           </w:tcPr>
           <w:p>
             <w:pPr>
+              <w:keepNext w:val="false"/>
               <w:spacing w:after="40" w:before="0"/>
               <w:jc w:val="center"/>
             </w:pPr>
@@ -5683,6 +5804,7 @@
           </w:tcPr>
           <w:p>
             <w:pPr>
+              <w:keepNext w:val="false"/>
               <w:spacing w:after="40" w:before="0"/>
               <w:jc w:val="left"/>
             </w:pPr>
@@ -5715,6 +5837,7 @@
           </w:tcPr>
           <w:p>
             <w:pPr>
+              <w:keepNext w:val="false"/>
               <w:spacing w:after="40" w:before="0"/>
               <w:jc w:val="left"/>
             </w:pPr>
@@ -5749,6 +5872,7 @@
           </w:tcPr>
           <w:p>
             <w:pPr>
+              <w:keepNext w:val="false"/>
               <w:spacing w:after="40" w:before="0"/>
               <w:jc w:val="left"/>
             </w:pPr>
@@ -5781,6 +5905,7 @@
           </w:tcPr>
           <w:p>
             <w:pPr>
+              <w:keepNext w:val="false"/>
               <w:spacing w:after="40" w:before="0"/>
               <w:jc w:val="left"/>
             </w:pPr>
@@ -5815,6 +5940,7 @@
           </w:tcPr>
           <w:p>
             <w:pPr>
+              <w:keepNext w:val="false"/>
               <w:spacing w:after="40" w:before="0"/>
               <w:jc w:val="left"/>
             </w:pPr>
@@ -5847,6 +5973,7 @@
           </w:tcPr>
           <w:p>
             <w:pPr>
+              <w:keepNext w:val="false"/>
               <w:spacing w:after="40" w:before="0"/>
               <w:jc w:val="left"/>
             </w:pPr>
@@ -5881,6 +6008,7 @@
           </w:tcPr>
           <w:p>
             <w:pPr>
+              <w:keepNext w:val="false"/>
               <w:spacing w:after="40" w:before="0"/>
               <w:jc w:val="left"/>
             </w:pPr>
@@ -5913,6 +6041,7 @@
           </w:tcPr>
           <w:p>
             <w:pPr>
+              <w:keepNext w:val="false"/>
               <w:spacing w:after="40" w:before="0"/>
               <w:jc w:val="left"/>
             </w:pPr>
@@ -5947,6 +6076,7 @@
           </w:tcPr>
           <w:p>
             <w:pPr>
+              <w:keepNext w:val="false"/>
               <w:spacing w:after="40" w:before="0"/>
               <w:jc w:val="left"/>
             </w:pPr>
@@ -5979,6 +6109,7 @@
           </w:tcPr>
           <w:p>
             <w:pPr>
+              <w:keepNext w:val="false"/>
               <w:spacing w:after="40" w:before="0"/>
               <w:jc w:val="left"/>
             </w:pPr>
@@ -6013,6 +6144,7 @@
           </w:tcPr>
           <w:p>
             <w:pPr>
+              <w:keepNext w:val="false"/>
               <w:spacing w:after="40" w:before="0"/>
               <w:jc w:val="left"/>
             </w:pPr>
@@ -6045,6 +6177,7 @@
           </w:tcPr>
           <w:p>
             <w:pPr>
+              <w:keepNext w:val="false"/>
               <w:spacing w:after="40" w:before="0"/>
               <w:jc w:val="left"/>
             </w:pPr>
@@ -6079,6 +6212,7 @@
           </w:tcPr>
           <w:p>
             <w:pPr>
+              <w:keepNext w:val="false"/>
               <w:spacing w:after="40" w:before="0"/>
               <w:jc w:val="left"/>
             </w:pPr>
@@ -6111,6 +6245,7 @@
           </w:tcPr>
           <w:p>
             <w:pPr>
+              <w:keepNext w:val="false"/>
               <w:spacing w:after="40" w:before="0"/>
               <w:jc w:val="left"/>
             </w:pPr>
@@ -6145,6 +6280,7 @@
           </w:tcPr>
           <w:p>
             <w:pPr>
+              <w:keepNext w:val="false"/>
               <w:spacing w:after="40" w:before="0"/>
               <w:jc w:val="left"/>
             </w:pPr>
@@ -6177,6 +6313,7 @@
           </w:tcPr>
           <w:p>
             <w:pPr>
+              <w:keepNext w:val="false"/>
               <w:spacing w:after="40" w:before="0"/>
               <w:jc w:val="left"/>
             </w:pPr>
@@ -6236,6 +6373,7 @@
           </w:tcPr>
           <w:p>
             <w:pPr>
+              <w:keepNext w:val="false"/>
               <w:spacing w:after="40" w:before="0"/>
               <w:jc w:val="center"/>
             </w:pPr>
@@ -6270,6 +6408,7 @@
           </w:tcPr>
           <w:p>
             <w:pPr>
+              <w:keepNext w:val="false"/>
               <w:spacing w:after="40" w:before="0"/>
               <w:jc w:val="left"/>
             </w:pPr>
@@ -6334,6 +6473,7 @@
           </w:tcPr>
           <w:p>
             <w:pPr>
+              <w:keepNext w:val="false"/>
               <w:spacing w:after="40" w:before="0"/>
               <w:jc w:val="center"/>
             </w:pPr>
@@ -6368,6 +6508,7 @@
           </w:tcPr>
           <w:p>
             <w:pPr>
+              <w:keepNext w:val="false"/>
               <w:spacing w:after="40" w:before="0"/>
               <w:jc w:val="left"/>
             </w:pPr>
@@ -6400,6 +6541,7 @@
           </w:tcPr>
           <w:p>
             <w:pPr>
+              <w:keepNext w:val="false"/>
               <w:spacing w:after="40" w:before="0"/>
               <w:jc w:val="left"/>
             </w:pPr>
@@ -6432,6 +6574,7 @@
           </w:tcPr>
           <w:p>
             <w:pPr>
+              <w:keepNext w:val="false"/>
               <w:spacing w:after="40" w:before="0"/>
               <w:jc w:val="left"/>
             </w:pPr>
@@ -6464,6 +6607,7 @@
           </w:tcPr>
           <w:p>
             <w:pPr>
+              <w:keepNext w:val="false"/>
               <w:spacing w:after="40" w:before="0"/>
               <w:jc w:val="left"/>
             </w:pPr>
@@ -6496,6 +6640,7 @@
           </w:tcPr>
           <w:p>
             <w:pPr>
+              <w:keepNext w:val="false"/>
               <w:spacing w:after="40" w:before="0"/>
               <w:jc w:val="left"/>
             </w:pPr>
@@ -6530,6 +6675,7 @@
           </w:tcPr>
           <w:p>
             <w:pPr>
+              <w:keepNext w:val="false"/>
               <w:spacing w:after="40" w:before="0"/>
               <w:jc w:val="left"/>
             </w:pPr>
@@ -6567,7 +6713,7 @@
             <w:pPr>
               <w:spacing w:after="20" w:before="0"/>
             </w:pPr>
-            <w:hyperlink w:history="1" r:id="rIdtrnwj-n9vvmp-b0cqy186">
+            <w:hyperlink w:history="1" r:id="rId8k5rwdldzpsmup3huplla">
               <w:r>
                 <w:rPr>
                   <w:rFonts w:ascii="Arial" w:cs="Arial" w:eastAsia="Arial" w:hAnsi="Arial"/>
@@ -6616,7 +6762,7 @@
               <w:spacing w:after="10" w:before="0"/>
               <w:ind w:left="120"/>
             </w:pPr>
-            <w:hyperlink w:history="1" r:id="rIdedikvxff6g3_xadj7ejy4">
+            <w:hyperlink w:history="1" r:id="rId_l6ydrweqcgcmzbi1bcdj">
               <w:r>
                 <w:rPr>
                   <w:rFonts w:ascii="Arial" w:cs="Arial" w:eastAsia="Arial" w:hAnsi="Arial"/>
@@ -6661,7 +6807,7 @@
             <w:pPr>
               <w:spacing w:after="20" w:before="0"/>
             </w:pPr>
-            <w:hyperlink w:history="1" r:id="rIdkikk1a5xwkqa7a8cdioae">
+            <w:hyperlink w:history="1" r:id="rIdm2tkhvdlbps5oerge9e_w">
               <w:r>
                 <w:rPr>
                   <w:rFonts w:ascii="Arial" w:cs="Arial" w:eastAsia="Arial" w:hAnsi="Arial"/>
@@ -6694,7 +6840,7 @@
               <w:spacing w:after="10" w:before="0"/>
               <w:ind w:left="120"/>
             </w:pPr>
-            <w:hyperlink w:history="1" r:id="rIdda7sx86dhnu0jjgvrvjmv">
+            <w:hyperlink w:history="1" r:id="rIdqme6broqun3zyaemt4_2f">
               <w:r>
                 <w:rPr>
                   <w:rFonts w:ascii="Arial" w:cs="Arial" w:eastAsia="Arial" w:hAnsi="Arial"/>
@@ -6722,6 +6868,7 @@
           </w:tcPr>
           <w:p>
             <w:pPr>
+              <w:keepNext w:val="false"/>
               <w:spacing w:after="40" w:before="0"/>
               <w:jc w:val="left"/>
             </w:pPr>
@@ -6754,6 +6901,7 @@
           </w:tcPr>
           <w:p>
             <w:pPr>
+              <w:keepNext w:val="false"/>
               <w:spacing w:after="40" w:before="0"/>
               <w:jc w:val="left"/>
             </w:pPr>
@@ -6786,6 +6934,7 @@
           </w:tcPr>
           <w:p>
             <w:pPr>
+              <w:keepNext w:val="false"/>
               <w:spacing w:after="40" w:before="0"/>
               <w:jc w:val="left"/>
             </w:pPr>
@@ -6818,6 +6967,7 @@
           </w:tcPr>
           <w:p>
             <w:pPr>
+              <w:keepNext w:val="false"/>
               <w:spacing w:after="40" w:before="0"/>
               <w:jc w:val="left"/>
             </w:pPr>
@@ -6852,6 +7002,7 @@
           </w:tcPr>
           <w:p>
             <w:pPr>
+              <w:keepNext w:val="false"/>
               <w:spacing w:after="40" w:before="0"/>
               <w:jc w:val="left"/>
             </w:pPr>
@@ -6889,7 +7040,7 @@
             <w:pPr>
               <w:spacing w:after="20" w:before="0"/>
             </w:pPr>
-            <w:hyperlink w:history="1" r:id="rIdl6-kmmsolwfh5px5p3i22">
+            <w:hyperlink w:history="1" r:id="rId57i0s_j0kfqmrixrewppq">
               <w:r>
                 <w:rPr>
                   <w:rFonts w:ascii="Arial" w:cs="Arial" w:eastAsia="Arial" w:hAnsi="Arial"/>
@@ -6938,7 +7089,7 @@
               <w:spacing w:after="10" w:before="0"/>
               <w:ind w:left="120"/>
             </w:pPr>
-            <w:hyperlink w:history="1" r:id="rIdtx1f9vl4-vjsgmgb7p5pf">
+            <w:hyperlink w:history="1" r:id="rIddjlowrhaom0zlrfkbn1z_">
               <w:r>
                 <w:rPr>
                   <w:rFonts w:ascii="Arial" w:cs="Arial" w:eastAsia="Arial" w:hAnsi="Arial"/>
@@ -6983,7 +7134,7 @@
             <w:pPr>
               <w:spacing w:after="20" w:before="0"/>
             </w:pPr>
-            <w:hyperlink w:history="1" r:id="rIdqwvzvshdke-o8fvytd8g4">
+            <w:hyperlink w:history="1" r:id="rIdz_rdv6nz5ejzsqmcyl9vr">
               <w:r>
                 <w:rPr>
                   <w:rFonts w:ascii="Arial" w:cs="Arial" w:eastAsia="Arial" w:hAnsi="Arial"/>
@@ -7016,7 +7167,7 @@
               <w:spacing w:after="10" w:before="0"/>
               <w:ind w:left="120"/>
             </w:pPr>
-            <w:hyperlink w:history="1" r:id="rIddrzzse8lwbwgnhrayd-yj">
+            <w:hyperlink w:history="1" r:id="rIdxhdxofv4j-ujcf1ghyis2">
               <w:r>
                 <w:rPr>
                   <w:rFonts w:ascii="Arial" w:cs="Arial" w:eastAsia="Arial" w:hAnsi="Arial"/>
@@ -7044,6 +7195,7 @@
           </w:tcPr>
           <w:p>
             <w:pPr>
+              <w:keepNext w:val="false"/>
               <w:spacing w:after="40" w:before="0"/>
               <w:jc w:val="left"/>
             </w:pPr>
@@ -7076,6 +7228,7 @@
           </w:tcPr>
           <w:p>
             <w:pPr>
+              <w:keepNext w:val="false"/>
               <w:spacing w:after="40" w:before="0"/>
               <w:jc w:val="left"/>
             </w:pPr>
@@ -7108,6 +7261,7 @@
           </w:tcPr>
           <w:p>
             <w:pPr>
+              <w:keepNext w:val="false"/>
               <w:spacing w:after="40" w:before="0"/>
               <w:jc w:val="left"/>
             </w:pPr>
@@ -7140,6 +7294,7 @@
           </w:tcPr>
           <w:p>
             <w:pPr>
+              <w:keepNext w:val="false"/>
               <w:spacing w:after="40" w:before="0"/>
               <w:jc w:val="left"/>
             </w:pPr>
@@ -7174,6 +7329,7 @@
           </w:tcPr>
           <w:p>
             <w:pPr>
+              <w:keepNext w:val="false"/>
               <w:spacing w:after="40" w:before="0"/>
               <w:jc w:val="left"/>
             </w:pPr>
@@ -7211,7 +7367,7 @@
             <w:pPr>
               <w:spacing w:after="20" w:before="0"/>
             </w:pPr>
-            <w:hyperlink w:history="1" r:id="rIdotgrt_69eonzd7kfcjzxf">
+            <w:hyperlink w:history="1" r:id="rIdomtozxn4wvvpo5evbviyg">
               <w:r>
                 <w:rPr>
                   <w:rFonts w:ascii="Arial" w:cs="Arial" w:eastAsia="Arial